--- a/Documentation/Requirements Document - Artist Land.docx
+++ b/Documentation/Requirements Document - Artist Land.docx
@@ -3869,12 +3869,12 @@
           <wp:inline distB="0" distT="0" distL="0" distR="0">
             <wp:extent cx="5943600" cy="3937000"/>
             <wp:effectExtent b="0" l="0" r="0" t="0"/>
-            <wp:docPr id="31" name="image6.png"/>
+            <wp:docPr id="32" name="image3.png"/>
             <a:graphic>
               <a:graphicData uri="http://schemas.openxmlformats.org/drawingml/2006/picture">
                 <pic:pic>
                   <pic:nvPicPr>
-                    <pic:cNvPr id="0" name="image6.png"/>
+                    <pic:cNvPr id="0" name="image3.png"/>
                     <pic:cNvPicPr preferRelativeResize="0"/>
                   </pic:nvPicPr>
                   <pic:blipFill>
@@ -4049,12 +4049,12 @@
           <wp:inline distB="114300" distT="114300" distL="114300" distR="114300">
             <wp:extent cx="5943600" cy="3556000"/>
             <wp:effectExtent b="0" l="0" r="0" t="0"/>
-            <wp:docPr id="26" name="image12.png"/>
+            <wp:docPr id="27" name="image6.png"/>
             <a:graphic>
               <a:graphicData uri="http://schemas.openxmlformats.org/drawingml/2006/picture">
                 <pic:pic>
                   <pic:nvPicPr>
-                    <pic:cNvPr id="0" name="image12.png"/>
+                    <pic:cNvPr id="0" name="image6.png"/>
                     <pic:cNvPicPr preferRelativeResize="0"/>
                   </pic:nvPicPr>
                   <pic:blipFill>
@@ -4129,12 +4129,12 @@
           <wp:inline distB="114300" distT="114300" distL="114300" distR="114300">
             <wp:extent cx="5943600" cy="3352800"/>
             <wp:effectExtent b="0" l="0" r="0" t="0"/>
-            <wp:docPr id="47" name="image22.png"/>
+            <wp:docPr id="48" name="image30.png"/>
             <a:graphic>
               <a:graphicData uri="http://schemas.openxmlformats.org/drawingml/2006/picture">
                 <pic:pic>
                   <pic:nvPicPr>
-                    <pic:cNvPr id="0" name="image22.png"/>
+                    <pic:cNvPr id="0" name="image30.png"/>
                     <pic:cNvPicPr preferRelativeResize="0"/>
                   </pic:nvPicPr>
                   <pic:blipFill>
@@ -6762,12 +6762,12 @@
           <wp:inline distB="114300" distT="114300" distL="114300" distR="114300">
             <wp:extent cx="4343400" cy="2466975"/>
             <wp:effectExtent b="0" l="0" r="0" t="0"/>
-            <wp:docPr id="34" name="image10.png"/>
+            <wp:docPr id="35" name="image7.png"/>
             <a:graphic>
               <a:graphicData uri="http://schemas.openxmlformats.org/drawingml/2006/picture">
                 <pic:pic>
                   <pic:nvPicPr>
-                    <pic:cNvPr id="0" name="image10.png"/>
+                    <pic:cNvPr id="0" name="image7.png"/>
                     <pic:cNvPicPr preferRelativeResize="0"/>
                   </pic:nvPicPr>
                   <pic:blipFill>
@@ -6817,12 +6817,12 @@
           <wp:inline distB="114300" distT="114300" distL="114300" distR="114300">
             <wp:extent cx="4376738" cy="3364431"/>
             <wp:effectExtent b="0" l="0" r="0" t="0"/>
-            <wp:docPr id="70" name="image55.png"/>
+            <wp:docPr id="71" name="image49.png"/>
             <a:graphic>
               <a:graphicData uri="http://schemas.openxmlformats.org/drawingml/2006/picture">
                 <pic:pic>
                   <pic:nvPicPr>
-                    <pic:cNvPr id="0" name="image55.png"/>
+                    <pic:cNvPr id="0" name="image49.png"/>
                     <pic:cNvPicPr preferRelativeResize="0"/>
                   </pic:nvPicPr>
                   <pic:blipFill>
@@ -6872,12 +6872,12 @@
           <wp:inline distB="114300" distT="114300" distL="114300" distR="114300">
             <wp:extent cx="5033374" cy="3671888"/>
             <wp:effectExtent b="0" l="0" r="0" t="0"/>
-            <wp:docPr id="83" name="image73.png"/>
+            <wp:docPr id="84" name="image79.png"/>
             <a:graphic>
               <a:graphicData uri="http://schemas.openxmlformats.org/drawingml/2006/picture">
                 <pic:pic>
                   <pic:nvPicPr>
-                    <pic:cNvPr id="0" name="image73.png"/>
+                    <pic:cNvPr id="0" name="image79.png"/>
                     <pic:cNvPicPr preferRelativeResize="0"/>
                   </pic:nvPicPr>
                   <pic:blipFill>
@@ -6927,12 +6927,12 @@
           <wp:inline distB="114300" distT="114300" distL="114300" distR="114300">
             <wp:extent cx="5186363" cy="3790034"/>
             <wp:effectExtent b="0" l="0" r="0" t="0"/>
-            <wp:docPr id="76" name="image65.png"/>
+            <wp:docPr id="77" name="image75.png"/>
             <a:graphic>
               <a:graphicData uri="http://schemas.openxmlformats.org/drawingml/2006/picture">
                 <pic:pic>
                   <pic:nvPicPr>
-                    <pic:cNvPr id="0" name="image65.png"/>
+                    <pic:cNvPr id="0" name="image75.png"/>
                     <pic:cNvPicPr preferRelativeResize="0"/>
                   </pic:nvPicPr>
                   <pic:blipFill>
@@ -6982,12 +6982,12 @@
           <wp:inline distB="114300" distT="114300" distL="114300" distR="114300">
             <wp:extent cx="4667250" cy="3208088"/>
             <wp:effectExtent b="0" l="0" r="0" t="0"/>
-            <wp:docPr id="43" name="image24.png"/>
+            <wp:docPr id="44" name="image28.png"/>
             <a:graphic>
               <a:graphicData uri="http://schemas.openxmlformats.org/drawingml/2006/picture">
                 <pic:pic>
                   <pic:nvPicPr>
-                    <pic:cNvPr id="0" name="image24.png"/>
+                    <pic:cNvPr id="0" name="image28.png"/>
                     <pic:cNvPicPr preferRelativeResize="0"/>
                   </pic:nvPicPr>
                   <pic:blipFill>
@@ -7037,12 +7037,12 @@
           <wp:inline distB="114300" distT="114300" distL="114300" distR="114300">
             <wp:extent cx="5943600" cy="4279900"/>
             <wp:effectExtent b="0" l="0" r="0" t="0"/>
-            <wp:docPr id="44" name="image23.png"/>
+            <wp:docPr id="45" name="image27.png"/>
             <a:graphic>
               <a:graphicData uri="http://schemas.openxmlformats.org/drawingml/2006/picture">
                 <pic:pic>
                   <pic:nvPicPr>
-                    <pic:cNvPr id="0" name="image23.png"/>
+                    <pic:cNvPr id="0" name="image27.png"/>
                     <pic:cNvPicPr preferRelativeResize="0"/>
                   </pic:nvPicPr>
                   <pic:blipFill>
@@ -7108,12 +7108,12 @@
           <wp:inline distB="114300" distT="114300" distL="114300" distR="114300">
             <wp:extent cx="5588000" cy="2959100"/>
             <wp:effectExtent b="0" l="0" r="0" t="0"/>
-            <wp:docPr id="74" name="image67.png"/>
+            <wp:docPr id="75" name="image57.png"/>
             <a:graphic>
               <a:graphicData uri="http://schemas.openxmlformats.org/drawingml/2006/picture">
                 <pic:pic>
                   <pic:nvPicPr>
-                    <pic:cNvPr id="0" name="image67.png"/>
+                    <pic:cNvPr id="0" name="image57.png"/>
                     <pic:cNvPicPr preferRelativeResize="0"/>
                   </pic:nvPicPr>
                   <pic:blipFill>
@@ -7163,12 +7163,12 @@
           <wp:inline distB="114300" distT="114300" distL="114300" distR="114300">
             <wp:extent cx="5943600" cy="4394200"/>
             <wp:effectExtent b="0" l="0" r="0" t="0"/>
-            <wp:docPr id="68" name="image48.png"/>
+            <wp:docPr id="69" name="image53.png"/>
             <a:graphic>
               <a:graphicData uri="http://schemas.openxmlformats.org/drawingml/2006/picture">
                 <pic:pic>
                   <pic:nvPicPr>
-                    <pic:cNvPr id="0" name="image48.png"/>
+                    <pic:cNvPr id="0" name="image53.png"/>
                     <pic:cNvPicPr preferRelativeResize="0"/>
                   </pic:nvPicPr>
                   <pic:blipFill>
@@ -7218,12 +7218,12 @@
           <wp:inline distB="114300" distT="114300" distL="114300" distR="114300">
             <wp:extent cx="5511800" cy="3606800"/>
             <wp:effectExtent b="0" l="0" r="0" t="0"/>
-            <wp:docPr id="73" name="image61.png"/>
+            <wp:docPr id="74" name="image52.png"/>
             <a:graphic>
               <a:graphicData uri="http://schemas.openxmlformats.org/drawingml/2006/picture">
                 <pic:pic>
                   <pic:nvPicPr>
-                    <pic:cNvPr id="0" name="image61.png"/>
+                    <pic:cNvPr id="0" name="image52.png"/>
                     <pic:cNvPicPr preferRelativeResize="0"/>
                   </pic:nvPicPr>
                   <pic:blipFill>
@@ -7273,12 +7273,12 @@
           <wp:inline distB="114300" distT="114300" distL="114300" distR="114300">
             <wp:extent cx="5943600" cy="4343400"/>
             <wp:effectExtent b="0" l="0" r="0" t="0"/>
-            <wp:docPr id="35" name="image16.png"/>
+            <wp:docPr id="36" name="image12.png"/>
             <a:graphic>
               <a:graphicData uri="http://schemas.openxmlformats.org/drawingml/2006/picture">
                 <pic:pic>
                   <pic:nvPicPr>
-                    <pic:cNvPr id="0" name="image16.png"/>
+                    <pic:cNvPr id="0" name="image12.png"/>
                     <pic:cNvPicPr preferRelativeResize="0"/>
                   </pic:nvPicPr>
                   <pic:blipFill>
@@ -7328,12 +7328,12 @@
           <wp:inline distB="114300" distT="114300" distL="114300" distR="114300">
             <wp:extent cx="5397500" cy="3492500"/>
             <wp:effectExtent b="0" l="0" r="0" t="0"/>
-            <wp:docPr id="38" name="image11.png"/>
+            <wp:docPr id="39" name="image10.png"/>
             <a:graphic>
               <a:graphicData uri="http://schemas.openxmlformats.org/drawingml/2006/picture">
                 <pic:pic>
                   <pic:nvPicPr>
-                    <pic:cNvPr id="0" name="image11.png"/>
+                    <pic:cNvPr id="0" name="image10.png"/>
                     <pic:cNvPicPr preferRelativeResize="0"/>
                   </pic:nvPicPr>
                   <pic:blipFill>
@@ -7383,12 +7383,12 @@
           <wp:inline distB="114300" distT="114300" distL="114300" distR="114300">
             <wp:extent cx="5410200" cy="4000500"/>
             <wp:effectExtent b="0" l="0" r="0" t="0"/>
-            <wp:docPr id="59" name="image38.png"/>
+            <wp:docPr id="60" name="image45.png"/>
             <a:graphic>
               <a:graphicData uri="http://schemas.openxmlformats.org/drawingml/2006/picture">
                 <pic:pic>
                   <pic:nvPicPr>
-                    <pic:cNvPr id="0" name="image38.png"/>
+                    <pic:cNvPr id="0" name="image45.png"/>
                     <pic:cNvPicPr preferRelativeResize="0"/>
                   </pic:nvPicPr>
                   <pic:blipFill>
@@ -7438,12 +7438,12 @@
           <wp:inline distB="114300" distT="114300" distL="114300" distR="114300">
             <wp:extent cx="5588000" cy="3619500"/>
             <wp:effectExtent b="0" l="0" r="0" t="0"/>
-            <wp:docPr id="75" name="image64.png"/>
+            <wp:docPr id="76" name="image76.png"/>
             <a:graphic>
               <a:graphicData uri="http://schemas.openxmlformats.org/drawingml/2006/picture">
                 <pic:pic>
                   <pic:nvPicPr>
-                    <pic:cNvPr id="0" name="image64.png"/>
+                    <pic:cNvPr id="0" name="image76.png"/>
                     <pic:cNvPicPr preferRelativeResize="0"/>
                   </pic:nvPicPr>
                   <pic:blipFill>
@@ -7493,12 +7493,12 @@
           <wp:inline distB="114300" distT="114300" distL="114300" distR="114300">
             <wp:extent cx="5943600" cy="4254500"/>
             <wp:effectExtent b="0" l="0" r="0" t="0"/>
-            <wp:docPr id="29" name="image4.png"/>
+            <wp:docPr id="30" name="image2.png"/>
             <a:graphic>
               <a:graphicData uri="http://schemas.openxmlformats.org/drawingml/2006/picture">
                 <pic:pic>
                   <pic:nvPicPr>
-                    <pic:cNvPr id="0" name="image4.png"/>
+                    <pic:cNvPr id="0" name="image2.png"/>
                     <pic:cNvPicPr preferRelativeResize="0"/>
                   </pic:nvPicPr>
                   <pic:blipFill>
@@ -7548,12 +7548,12 @@
           <wp:inline distB="114300" distT="114300" distL="114300" distR="114300">
             <wp:extent cx="4978400" cy="2540000"/>
             <wp:effectExtent b="0" l="0" r="0" t="0"/>
-            <wp:docPr id="77" name="image60.png"/>
+            <wp:docPr id="78" name="image55.png"/>
             <a:graphic>
               <a:graphicData uri="http://schemas.openxmlformats.org/drawingml/2006/picture">
                 <pic:pic>
                   <pic:nvPicPr>
-                    <pic:cNvPr id="0" name="image60.png"/>
+                    <pic:cNvPr id="0" name="image55.png"/>
                     <pic:cNvPicPr preferRelativeResize="0"/>
                   </pic:nvPicPr>
                   <pic:blipFill>
@@ -7603,12 +7603,12 @@
           <wp:inline distB="114300" distT="114300" distL="114300" distR="114300">
             <wp:extent cx="5943600" cy="4216400"/>
             <wp:effectExtent b="0" l="0" r="0" t="0"/>
-            <wp:docPr id="25" name="image7.png"/>
+            <wp:docPr id="26" name="image5.png"/>
             <a:graphic>
               <a:graphicData uri="http://schemas.openxmlformats.org/drawingml/2006/picture">
                 <pic:pic>
                   <pic:nvPicPr>
-                    <pic:cNvPr id="0" name="image7.png"/>
+                    <pic:cNvPr id="0" name="image5.png"/>
                     <pic:cNvPicPr preferRelativeResize="0"/>
                   </pic:nvPicPr>
                   <pic:blipFill>
@@ -7658,12 +7658,12 @@
           <wp:inline distB="114300" distT="114300" distL="114300" distR="114300">
             <wp:extent cx="5130800" cy="2540000"/>
             <wp:effectExtent b="0" l="0" r="0" t="0"/>
-            <wp:docPr id="40" name="image21.png"/>
+            <wp:docPr id="41" name="image23.png"/>
             <a:graphic>
               <a:graphicData uri="http://schemas.openxmlformats.org/drawingml/2006/picture">
                 <pic:pic>
                   <pic:nvPicPr>
-                    <pic:cNvPr id="0" name="image21.png"/>
+                    <pic:cNvPr id="0" name="image23.png"/>
                     <pic:cNvPicPr preferRelativeResize="0"/>
                   </pic:nvPicPr>
                   <pic:blipFill>
@@ -7713,7 +7713,7 @@
           <wp:inline distB="114300" distT="114300" distL="114300" distR="114300">
             <wp:extent cx="5943600" cy="4254500"/>
             <wp:effectExtent b="0" l="0" r="0" t="0"/>
-            <wp:docPr id="65" name="image44.png"/>
+            <wp:docPr id="66" name="image44.png"/>
             <a:graphic>
               <a:graphicData uri="http://schemas.openxmlformats.org/drawingml/2006/picture">
                 <pic:pic>
@@ -7768,12 +7768,12 @@
           <wp:inline distB="114300" distT="114300" distL="114300" distR="114300">
             <wp:extent cx="4343400" cy="2730500"/>
             <wp:effectExtent b="0" l="0" r="0" t="0"/>
-            <wp:docPr id="41" name="image17.png"/>
+            <wp:docPr id="42" name="image18.png"/>
             <a:graphic>
               <a:graphicData uri="http://schemas.openxmlformats.org/drawingml/2006/picture">
                 <pic:pic>
                   <pic:nvPicPr>
-                    <pic:cNvPr id="0" name="image17.png"/>
+                    <pic:cNvPr id="0" name="image18.png"/>
                     <pic:cNvPicPr preferRelativeResize="0"/>
                   </pic:nvPicPr>
                   <pic:blipFill>
@@ -7823,12 +7823,12 @@
           <wp:inline distB="114300" distT="114300" distL="114300" distR="114300">
             <wp:extent cx="5943600" cy="4254500"/>
             <wp:effectExtent b="0" l="0" r="0" t="0"/>
-            <wp:docPr id="45" name="image28.png"/>
+            <wp:docPr id="46" name="image26.png"/>
             <a:graphic>
               <a:graphicData uri="http://schemas.openxmlformats.org/drawingml/2006/picture">
                 <pic:pic>
                   <pic:nvPicPr>
-                    <pic:cNvPr id="0" name="image28.png"/>
+                    <pic:cNvPr id="0" name="image26.png"/>
                     <pic:cNvPicPr preferRelativeResize="0"/>
                   </pic:nvPicPr>
                   <pic:blipFill>
@@ -7878,12 +7878,12 @@
           <wp:inline distB="114300" distT="114300" distL="114300" distR="114300">
             <wp:extent cx="5524500" cy="2705100"/>
             <wp:effectExtent b="0" l="0" r="0" t="0"/>
-            <wp:docPr id="48" name="image25.png"/>
+            <wp:docPr id="49" name="image32.png"/>
             <a:graphic>
               <a:graphicData uri="http://schemas.openxmlformats.org/drawingml/2006/picture">
                 <pic:pic>
                   <pic:nvPicPr>
-                    <pic:cNvPr id="0" name="image25.png"/>
+                    <pic:cNvPr id="0" name="image32.png"/>
                     <pic:cNvPicPr preferRelativeResize="0"/>
                   </pic:nvPicPr>
                   <pic:blipFill>
@@ -7933,12 +7933,12 @@
           <wp:inline distB="114300" distT="114300" distL="114300" distR="114300">
             <wp:extent cx="5943600" cy="4533900"/>
             <wp:effectExtent b="0" l="0" r="0" t="0"/>
-            <wp:docPr id="32" name="image13.png"/>
+            <wp:docPr id="33" name="image16.png"/>
             <a:graphic>
               <a:graphicData uri="http://schemas.openxmlformats.org/drawingml/2006/picture">
                 <pic:pic>
                   <pic:nvPicPr>
-                    <pic:cNvPr id="0" name="image13.png"/>
+                    <pic:cNvPr id="0" name="image16.png"/>
                     <pic:cNvPicPr preferRelativeResize="0"/>
                   </pic:nvPicPr>
                   <pic:blipFill>
@@ -7988,12 +7988,12 @@
           <wp:inline distB="114300" distT="114300" distL="114300" distR="114300">
             <wp:extent cx="4219575" cy="3571966"/>
             <wp:effectExtent b="0" l="0" r="0" t="0"/>
-            <wp:docPr id="56" name="image32.png"/>
+            <wp:docPr id="57" name="image35.png"/>
             <a:graphic>
               <a:graphicData uri="http://schemas.openxmlformats.org/drawingml/2006/picture">
                 <pic:pic>
                   <pic:nvPicPr>
-                    <pic:cNvPr id="0" name="image32.png"/>
+                    <pic:cNvPr id="0" name="image35.png"/>
                     <pic:cNvPicPr preferRelativeResize="0"/>
                   </pic:nvPicPr>
                   <pic:blipFill>
@@ -8043,12 +8043,12 @@
           <wp:inline distB="114300" distT="114300" distL="114300" distR="114300">
             <wp:extent cx="4595813" cy="3351113"/>
             <wp:effectExtent b="0" l="0" r="0" t="0"/>
-            <wp:docPr id="66" name="image43.png"/>
+            <wp:docPr id="67" name="image47.png"/>
             <a:graphic>
               <a:graphicData uri="http://schemas.openxmlformats.org/drawingml/2006/picture">
                 <pic:pic>
                   <pic:nvPicPr>
-                    <pic:cNvPr id="0" name="image43.png"/>
+                    <pic:cNvPr id="0" name="image47.png"/>
                     <pic:cNvPicPr preferRelativeResize="0"/>
                   </pic:nvPicPr>
                   <pic:blipFill>
@@ -8114,12 +8114,12 @@
           <wp:inline distB="114300" distT="114300" distL="114300" distR="114300">
             <wp:extent cx="5943600" cy="1955800"/>
             <wp:effectExtent b="0" l="0" r="0" t="0"/>
-            <wp:docPr id="30" name="image14.png"/>
+            <wp:docPr id="31" name="image15.png"/>
             <a:graphic>
               <a:graphicData uri="http://schemas.openxmlformats.org/drawingml/2006/picture">
                 <pic:pic>
                   <pic:nvPicPr>
-                    <pic:cNvPr id="0" name="image14.png"/>
+                    <pic:cNvPr id="0" name="image15.png"/>
                     <pic:cNvPicPr preferRelativeResize="0"/>
                   </pic:nvPicPr>
                   <pic:blipFill>
@@ -8169,12 +8169,12 @@
           <wp:inline distB="114300" distT="114300" distL="114300" distR="114300">
             <wp:extent cx="5943600" cy="4356100"/>
             <wp:effectExtent b="0" l="0" r="0" t="0"/>
-            <wp:docPr id="37" name="image15.png"/>
+            <wp:docPr id="38" name="image9.png"/>
             <a:graphic>
               <a:graphicData uri="http://schemas.openxmlformats.org/drawingml/2006/picture">
                 <pic:pic>
                   <pic:nvPicPr>
-                    <pic:cNvPr id="0" name="image15.png"/>
+                    <pic:cNvPr id="0" name="image9.png"/>
                     <pic:cNvPicPr preferRelativeResize="0"/>
                   </pic:nvPicPr>
                   <pic:blipFill>
@@ -8224,12 +8224,12 @@
           <wp:inline distB="114300" distT="114300" distL="114300" distR="114300">
             <wp:extent cx="5092700" cy="2768600"/>
             <wp:effectExtent b="0" l="0" r="0" t="0"/>
-            <wp:docPr id="80" name="image66.png"/>
+            <wp:docPr id="81" name="image81.png"/>
             <a:graphic>
               <a:graphicData uri="http://schemas.openxmlformats.org/drawingml/2006/picture">
                 <pic:pic>
                   <pic:nvPicPr>
-                    <pic:cNvPr id="0" name="image66.png"/>
+                    <pic:cNvPr id="0" name="image81.png"/>
                     <pic:cNvPicPr preferRelativeResize="0"/>
                   </pic:nvPicPr>
                   <pic:blipFill>
@@ -8279,12 +8279,12 @@
           <wp:inline distB="114300" distT="114300" distL="114300" distR="114300">
             <wp:extent cx="5943600" cy="4368800"/>
             <wp:effectExtent b="0" l="0" r="0" t="0"/>
-            <wp:docPr id="39" name="image26.png"/>
+            <wp:docPr id="40" name="image14.png"/>
             <a:graphic>
               <a:graphicData uri="http://schemas.openxmlformats.org/drawingml/2006/picture">
                 <pic:pic>
                   <pic:nvPicPr>
-                    <pic:cNvPr id="0" name="image26.png"/>
+                    <pic:cNvPr id="0" name="image14.png"/>
                     <pic:cNvPicPr preferRelativeResize="0"/>
                   </pic:nvPicPr>
                   <pic:blipFill>
@@ -8334,12 +8334,12 @@
           <wp:inline distB="114300" distT="114300" distL="114300" distR="114300">
             <wp:extent cx="3759200" cy="3733800"/>
             <wp:effectExtent b="0" l="0" r="0" t="0"/>
-            <wp:docPr id="27" name="image9.png"/>
+            <wp:docPr id="28" name="image8.png"/>
             <a:graphic>
               <a:graphicData uri="http://schemas.openxmlformats.org/drawingml/2006/picture">
                 <pic:pic>
                   <pic:nvPicPr>
-                    <pic:cNvPr id="0" name="image9.png"/>
+                    <pic:cNvPr id="0" name="image8.png"/>
                     <pic:cNvPicPr preferRelativeResize="0"/>
                   </pic:nvPicPr>
                   <pic:blipFill>
@@ -8389,12 +8389,12 @@
           <wp:inline distB="114300" distT="114300" distL="114300" distR="114300">
             <wp:extent cx="5943600" cy="3949700"/>
             <wp:effectExtent b="0" l="0" r="0" t="0"/>
-            <wp:docPr id="53" name="image31.png"/>
+            <wp:docPr id="54" name="image33.png"/>
             <a:graphic>
               <a:graphicData uri="http://schemas.openxmlformats.org/drawingml/2006/picture">
                 <pic:pic>
                   <pic:nvPicPr>
-                    <pic:cNvPr id="0" name="image31.png"/>
+                    <pic:cNvPr id="0" name="image33.png"/>
                     <pic:cNvPicPr preferRelativeResize="0"/>
                   </pic:nvPicPr>
                   <pic:blipFill>
@@ -8444,12 +8444,12 @@
           <wp:inline distB="114300" distT="114300" distL="114300" distR="114300">
             <wp:extent cx="4864100" cy="3873500"/>
             <wp:effectExtent b="0" l="0" r="0" t="0"/>
-            <wp:docPr id="33" name="image1.png"/>
+            <wp:docPr id="34" name="image11.png"/>
             <a:graphic>
               <a:graphicData uri="http://schemas.openxmlformats.org/drawingml/2006/picture">
                 <pic:pic>
                   <pic:nvPicPr>
-                    <pic:cNvPr id="0" name="image1.png"/>
+                    <pic:cNvPr id="0" name="image11.png"/>
                     <pic:cNvPicPr preferRelativeResize="0"/>
                   </pic:nvPicPr>
                   <pic:blipFill>
@@ -8499,12 +8499,12 @@
           <wp:inline distB="114300" distT="114300" distL="114300" distR="114300">
             <wp:extent cx="5943600" cy="3683000"/>
             <wp:effectExtent b="0" l="0" r="0" t="0"/>
-            <wp:docPr id="55" name="image29.png"/>
+            <wp:docPr id="56" name="image37.png"/>
             <a:graphic>
               <a:graphicData uri="http://schemas.openxmlformats.org/drawingml/2006/picture">
                 <pic:pic>
                   <pic:nvPicPr>
-                    <pic:cNvPr id="0" name="image29.png"/>
+                    <pic:cNvPr id="0" name="image37.png"/>
                     <pic:cNvPicPr preferRelativeResize="0"/>
                   </pic:nvPicPr>
                   <pic:blipFill>
@@ -8554,12 +8554,12 @@
           <wp:inline distB="114300" distT="114300" distL="114300" distR="114300">
             <wp:extent cx="4254500" cy="3314700"/>
             <wp:effectExtent b="0" l="0" r="0" t="0"/>
-            <wp:docPr id="58" name="image39.png"/>
+            <wp:docPr id="59" name="image36.png"/>
             <a:graphic>
               <a:graphicData uri="http://schemas.openxmlformats.org/drawingml/2006/picture">
                 <pic:pic>
                   <pic:nvPicPr>
-                    <pic:cNvPr id="0" name="image39.png"/>
+                    <pic:cNvPr id="0" name="image36.png"/>
                     <pic:cNvPicPr preferRelativeResize="0"/>
                   </pic:nvPicPr>
                   <pic:blipFill>
@@ -8609,12 +8609,12 @@
           <wp:inline distB="114300" distT="114300" distL="114300" distR="114300">
             <wp:extent cx="5943600" cy="3695700"/>
             <wp:effectExtent b="0" l="0" r="0" t="0"/>
-            <wp:docPr id="81" name="image69.png"/>
+            <wp:docPr id="82" name="image78.png"/>
             <a:graphic>
               <a:graphicData uri="http://schemas.openxmlformats.org/drawingml/2006/picture">
                 <pic:pic>
                   <pic:nvPicPr>
-                    <pic:cNvPr id="0" name="image69.png"/>
+                    <pic:cNvPr id="0" name="image78.png"/>
                     <pic:cNvPicPr preferRelativeResize="0"/>
                   </pic:nvPicPr>
                   <pic:blipFill>
@@ -8664,12 +8664,12 @@
           <wp:inline distB="114300" distT="114300" distL="114300" distR="114300">
             <wp:extent cx="4406900" cy="2921000"/>
             <wp:effectExtent b="0" l="0" r="0" t="0"/>
-            <wp:docPr id="28" name="image3.png"/>
+            <wp:docPr id="29" name="image13.png"/>
             <a:graphic>
               <a:graphicData uri="http://schemas.openxmlformats.org/drawingml/2006/picture">
                 <pic:pic>
                   <pic:nvPicPr>
-                    <pic:cNvPr id="0" name="image3.png"/>
+                    <pic:cNvPr id="0" name="image13.png"/>
                     <pic:cNvPicPr preferRelativeResize="0"/>
                   </pic:nvPicPr>
                   <pic:blipFill>
@@ -8719,12 +8719,12 @@
           <wp:inline distB="114300" distT="114300" distL="114300" distR="114300">
             <wp:extent cx="5943600" cy="3949700"/>
             <wp:effectExtent b="0" l="0" r="0" t="0"/>
-            <wp:docPr id="51" name="image27.png"/>
+            <wp:docPr id="52" name="image41.png"/>
             <a:graphic>
               <a:graphicData uri="http://schemas.openxmlformats.org/drawingml/2006/picture">
                 <pic:pic>
                   <pic:nvPicPr>
-                    <pic:cNvPr id="0" name="image27.png"/>
+                    <pic:cNvPr id="0" name="image41.png"/>
                     <pic:cNvPicPr preferRelativeResize="0"/>
                   </pic:nvPicPr>
                   <pic:blipFill>
@@ -8774,12 +8774,12 @@
           <wp:inline distB="114300" distT="114300" distL="114300" distR="114300">
             <wp:extent cx="4178300" cy="2895600"/>
             <wp:effectExtent b="0" l="0" r="0" t="0"/>
-            <wp:docPr id="36" name="image5.png"/>
+            <wp:docPr id="37" name="image20.png"/>
             <a:graphic>
               <a:graphicData uri="http://schemas.openxmlformats.org/drawingml/2006/picture">
                 <pic:pic>
                   <pic:nvPicPr>
-                    <pic:cNvPr id="0" name="image5.png"/>
+                    <pic:cNvPr id="0" name="image20.png"/>
                     <pic:cNvPicPr preferRelativeResize="0"/>
                   </pic:nvPicPr>
                   <pic:blipFill>
@@ -8829,12 +8829,12 @@
           <wp:inline distB="114300" distT="114300" distL="114300" distR="114300">
             <wp:extent cx="5943600" cy="4305300"/>
             <wp:effectExtent b="0" l="0" r="0" t="0"/>
-            <wp:docPr id="72" name="image57.png"/>
+            <wp:docPr id="73" name="image64.png"/>
             <a:graphic>
               <a:graphicData uri="http://schemas.openxmlformats.org/drawingml/2006/picture">
                 <pic:pic>
                   <pic:nvPicPr>
-                    <pic:cNvPr id="0" name="image57.png"/>
+                    <pic:cNvPr id="0" name="image64.png"/>
                     <pic:cNvPicPr preferRelativeResize="0"/>
                   </pic:nvPicPr>
                   <pic:blipFill>
@@ -8947,12 +8947,12 @@
           <wp:inline distB="114300" distT="114300" distL="114300" distR="114300">
             <wp:extent cx="5943600" cy="3683000"/>
             <wp:effectExtent b="0" l="0" r="0" t="0"/>
-            <wp:docPr id="71" name="image63.png"/>
+            <wp:docPr id="72" name="image56.png"/>
             <a:graphic>
               <a:graphicData uri="http://schemas.openxmlformats.org/drawingml/2006/picture">
                 <pic:pic>
                   <pic:nvPicPr>
-                    <pic:cNvPr id="0" name="image63.png"/>
+                    <pic:cNvPr id="0" name="image56.png"/>
                     <pic:cNvPicPr preferRelativeResize="0"/>
                   </pic:nvPicPr>
                   <pic:blipFill>
@@ -9002,12 +9002,12 @@
           <wp:inline distB="114300" distT="114300" distL="114300" distR="114300">
             <wp:extent cx="5943600" cy="3860800"/>
             <wp:effectExtent b="0" l="0" r="0" t="0"/>
-            <wp:docPr id="62" name="image37.png"/>
+            <wp:docPr id="63" name="image46.png"/>
             <a:graphic>
               <a:graphicData uri="http://schemas.openxmlformats.org/drawingml/2006/picture">
                 <pic:pic>
                   <pic:nvPicPr>
-                    <pic:cNvPr id="0" name="image37.png"/>
+                    <pic:cNvPr id="0" name="image46.png"/>
                     <pic:cNvPicPr preferRelativeResize="0"/>
                   </pic:nvPicPr>
                   <pic:blipFill>
@@ -9057,12 +9057,12 @@
           <wp:inline distB="114300" distT="114300" distL="114300" distR="114300">
             <wp:extent cx="5943600" cy="2743200"/>
             <wp:effectExtent b="0" l="0" r="0" t="0"/>
-            <wp:docPr id="67" name="image49.png"/>
+            <wp:docPr id="68" name="image43.png"/>
             <a:graphic>
               <a:graphicData uri="http://schemas.openxmlformats.org/drawingml/2006/picture">
                 <pic:pic>
                   <pic:nvPicPr>
-                    <pic:cNvPr id="0" name="image49.png"/>
+                    <pic:cNvPr id="0" name="image43.png"/>
                     <pic:cNvPicPr preferRelativeResize="0"/>
                   </pic:nvPicPr>
                   <pic:blipFill>
@@ -9112,12 +9112,12 @@
           <wp:inline distB="114300" distT="114300" distL="114300" distR="114300">
             <wp:extent cx="5943600" cy="4343400"/>
             <wp:effectExtent b="0" l="0" r="0" t="0"/>
-            <wp:docPr id="78" name="image62.png"/>
+            <wp:docPr id="79" name="image65.png"/>
             <a:graphic>
               <a:graphicData uri="http://schemas.openxmlformats.org/drawingml/2006/picture">
                 <pic:pic>
                   <pic:nvPicPr>
-                    <pic:cNvPr id="0" name="image62.png"/>
+                    <pic:cNvPr id="0" name="image65.png"/>
                     <pic:cNvPicPr preferRelativeResize="0"/>
                   </pic:nvPicPr>
                   <pic:blipFill>
@@ -9167,12 +9167,12 @@
           <wp:inline distB="114300" distT="114300" distL="114300" distR="114300">
             <wp:extent cx="5943600" cy="3162300"/>
             <wp:effectExtent b="0" l="0" r="0" t="0"/>
-            <wp:docPr id="69" name="image56.png"/>
+            <wp:docPr id="70" name="image54.png"/>
             <a:graphic>
               <a:graphicData uri="http://schemas.openxmlformats.org/drawingml/2006/picture">
                 <pic:pic>
                   <pic:nvPicPr>
-                    <pic:cNvPr id="0" name="image56.png"/>
+                    <pic:cNvPr id="0" name="image54.png"/>
                     <pic:cNvPicPr preferRelativeResize="0"/>
                   </pic:nvPicPr>
                   <pic:blipFill>
@@ -9222,12 +9222,12 @@
           <wp:inline distB="114300" distT="114300" distL="114300" distR="114300">
             <wp:extent cx="5943600" cy="4368800"/>
             <wp:effectExtent b="0" l="0" r="0" t="0"/>
-            <wp:docPr id="50" name="image33.png"/>
+            <wp:docPr id="51" name="image31.png"/>
             <a:graphic>
               <a:graphicData uri="http://schemas.openxmlformats.org/drawingml/2006/picture">
                 <pic:pic>
                   <pic:nvPicPr>
-                    <pic:cNvPr id="0" name="image33.png"/>
+                    <pic:cNvPr id="0" name="image31.png"/>
                     <pic:cNvPicPr preferRelativeResize="0"/>
                   </pic:nvPicPr>
                   <pic:blipFill>
@@ -9277,12 +9277,12 @@
           <wp:inline distB="114300" distT="114300" distL="114300" distR="114300">
             <wp:extent cx="5486400" cy="3505200"/>
             <wp:effectExtent b="0" l="0" r="0" t="0"/>
-            <wp:docPr id="79" name="image70.png"/>
+            <wp:docPr id="80" name="image66.png"/>
             <a:graphic>
               <a:graphicData uri="http://schemas.openxmlformats.org/drawingml/2006/picture">
                 <pic:pic>
                   <pic:nvPicPr>
-                    <pic:cNvPr id="0" name="image70.png"/>
+                    <pic:cNvPr id="0" name="image66.png"/>
                     <pic:cNvPicPr preferRelativeResize="0"/>
                   </pic:nvPicPr>
                   <pic:blipFill>
@@ -9332,12 +9332,12 @@
           <wp:inline distB="114300" distT="114300" distL="114300" distR="114300">
             <wp:extent cx="5943600" cy="3784600"/>
             <wp:effectExtent b="0" l="0" r="0" t="0"/>
-            <wp:docPr id="24" name="image2.png"/>
+            <wp:docPr id="25" name="image1.png"/>
             <a:graphic>
               <a:graphicData uri="http://schemas.openxmlformats.org/drawingml/2006/picture">
                 <pic:pic>
                   <pic:nvPicPr>
-                    <pic:cNvPr id="0" name="image2.png"/>
+                    <pic:cNvPr id="0" name="image1.png"/>
                     <pic:cNvPicPr preferRelativeResize="0"/>
                   </pic:nvPicPr>
                   <pic:blipFill>
@@ -9387,12 +9387,12 @@
           <wp:inline distB="114300" distT="114300" distL="114300" distR="114300">
             <wp:extent cx="5486400" cy="3048000"/>
             <wp:effectExtent b="0" l="0" r="0" t="0"/>
-            <wp:docPr id="57" name="image34.png"/>
+            <wp:docPr id="58" name="image38.png"/>
             <a:graphic>
               <a:graphicData uri="http://schemas.openxmlformats.org/drawingml/2006/picture">
                 <pic:pic>
                   <pic:nvPicPr>
-                    <pic:cNvPr id="0" name="image34.png"/>
+                    <pic:cNvPr id="0" name="image38.png"/>
                     <pic:cNvPicPr preferRelativeResize="0"/>
                   </pic:nvPicPr>
                   <pic:blipFill>
@@ -9442,12 +9442,12 @@
           <wp:inline distB="114300" distT="114300" distL="114300" distR="114300">
             <wp:extent cx="5943600" cy="3924300"/>
             <wp:effectExtent b="0" l="0" r="0" t="0"/>
-            <wp:docPr id="52" name="image30.png"/>
+            <wp:docPr id="53" name="image34.png"/>
             <a:graphic>
               <a:graphicData uri="http://schemas.openxmlformats.org/drawingml/2006/picture">
                 <pic:pic>
                   <pic:nvPicPr>
-                    <pic:cNvPr id="0" name="image30.png"/>
+                    <pic:cNvPr id="0" name="image34.png"/>
                     <pic:cNvPicPr preferRelativeResize="0"/>
                   </pic:nvPicPr>
                   <pic:blipFill>
@@ -9497,7 +9497,7 @@
           <wp:inline distB="114300" distT="114300" distL="114300" distR="114300">
             <wp:extent cx="5321300" cy="3505200"/>
             <wp:effectExtent b="0" l="0" r="0" t="0"/>
-            <wp:docPr id="64" name="image42.png"/>
+            <wp:docPr id="65" name="image42.png"/>
             <a:graphic>
               <a:graphicData uri="http://schemas.openxmlformats.org/drawingml/2006/picture">
                 <pic:pic>
@@ -9552,12 +9552,12 @@
           <wp:inline distB="114300" distT="114300" distL="114300" distR="114300">
             <wp:extent cx="5943600" cy="3911600"/>
             <wp:effectExtent b="0" l="0" r="0" t="0"/>
-            <wp:docPr id="42" name="image18.png"/>
+            <wp:docPr id="43" name="image17.png"/>
             <a:graphic>
               <a:graphicData uri="http://schemas.openxmlformats.org/drawingml/2006/picture">
                 <pic:pic>
                   <pic:nvPicPr>
-                    <pic:cNvPr id="0" name="image18.png"/>
+                    <pic:cNvPr id="0" name="image17.png"/>
                     <pic:cNvPicPr preferRelativeResize="0"/>
                   </pic:nvPicPr>
                   <pic:blipFill>
@@ -9607,12 +9607,12 @@
           <wp:inline distB="114300" distT="114300" distL="114300" distR="114300">
             <wp:extent cx="5943600" cy="3187700"/>
             <wp:effectExtent b="0" l="0" r="0" t="0"/>
-            <wp:docPr id="82" name="image74.png"/>
+            <wp:docPr id="83" name="image80.png"/>
             <a:graphic>
               <a:graphicData uri="http://schemas.openxmlformats.org/drawingml/2006/picture">
                 <pic:pic>
                   <pic:nvPicPr>
-                    <pic:cNvPr id="0" name="image74.png"/>
+                    <pic:cNvPr id="0" name="image80.png"/>
                     <pic:cNvPicPr preferRelativeResize="0"/>
                   </pic:nvPicPr>
                   <pic:blipFill>
@@ -9662,12 +9662,12 @@
           <wp:inline distB="114300" distT="114300" distL="114300" distR="114300">
             <wp:extent cx="5943600" cy="3835400"/>
             <wp:effectExtent b="0" l="0" r="0" t="0"/>
-            <wp:docPr id="61" name="image41.png"/>
+            <wp:docPr id="62" name="image39.png"/>
             <a:graphic>
               <a:graphicData uri="http://schemas.openxmlformats.org/drawingml/2006/picture">
                 <pic:pic>
                   <pic:nvPicPr>
-                    <pic:cNvPr id="0" name="image41.png"/>
+                    <pic:cNvPr id="0" name="image39.png"/>
                     <pic:cNvPicPr preferRelativeResize="0"/>
                   </pic:nvPicPr>
                   <pic:blipFill>
@@ -9717,7 +9717,7 @@
           <wp:inline distB="114300" distT="114300" distL="114300" distR="114300">
             <wp:extent cx="5943600" cy="2578100"/>
             <wp:effectExtent b="0" l="0" r="0" t="0"/>
-            <wp:docPr id="46" name="image19.png"/>
+            <wp:docPr id="47" name="image19.png"/>
             <a:graphic>
               <a:graphicData uri="http://schemas.openxmlformats.org/drawingml/2006/picture">
                 <pic:pic>
@@ -9772,12 +9772,12 @@
           <wp:inline distB="114300" distT="114300" distL="114300" distR="114300">
             <wp:extent cx="5943600" cy="3619500"/>
             <wp:effectExtent b="0" l="0" r="0" t="0"/>
-            <wp:docPr id="60" name="image35.png"/>
+            <wp:docPr id="61" name="image48.png"/>
             <a:graphic>
               <a:graphicData uri="http://schemas.openxmlformats.org/drawingml/2006/picture">
                 <pic:pic>
                   <pic:nvPicPr>
-                    <pic:cNvPr id="0" name="image35.png"/>
+                    <pic:cNvPr id="0" name="image48.png"/>
                     <pic:cNvPicPr preferRelativeResize="0"/>
                   </pic:nvPicPr>
                   <pic:blipFill>
@@ -9827,12 +9827,12 @@
           <wp:inline distB="114300" distT="114300" distL="114300" distR="114300">
             <wp:extent cx="4673600" cy="3352800"/>
             <wp:effectExtent b="0" l="0" r="0" t="0"/>
-            <wp:docPr id="54" name="image36.png"/>
+            <wp:docPr id="55" name="image29.png"/>
             <a:graphic>
               <a:graphicData uri="http://schemas.openxmlformats.org/drawingml/2006/picture">
                 <pic:pic>
                   <pic:nvPicPr>
-                    <pic:cNvPr id="0" name="image36.png"/>
+                    <pic:cNvPr id="0" name="image29.png"/>
                     <pic:cNvPicPr preferRelativeResize="0"/>
                   </pic:nvPicPr>
                   <pic:blipFill>
@@ -9882,12 +9882,12 @@
           <wp:inline distB="114300" distT="114300" distL="114300" distR="114300">
             <wp:extent cx="5943600" cy="3987800"/>
             <wp:effectExtent b="0" l="0" r="0" t="0"/>
-            <wp:docPr id="49" name="image20.png"/>
+            <wp:docPr id="50" name="image40.png"/>
             <a:graphic>
               <a:graphicData uri="http://schemas.openxmlformats.org/drawingml/2006/picture">
                 <pic:pic>
                   <pic:nvPicPr>
-                    <pic:cNvPr id="0" name="image20.png"/>
+                    <pic:cNvPr id="0" name="image40.png"/>
                     <pic:cNvPicPr preferRelativeResize="0"/>
                   </pic:nvPicPr>
                   <pic:blipFill>
@@ -9937,12 +9937,12 @@
           <wp:inline distB="114300" distT="114300" distL="114300" distR="114300">
             <wp:extent cx="5943600" cy="4216400"/>
             <wp:effectExtent b="0" l="0" r="0" t="0"/>
-            <wp:docPr id="84" name="image68.png"/>
+            <wp:docPr id="85" name="image67.png"/>
             <a:graphic>
               <a:graphicData uri="http://schemas.openxmlformats.org/drawingml/2006/picture">
                 <pic:pic>
                   <pic:nvPicPr>
-                    <pic:cNvPr id="0" name="image68.png"/>
+                    <pic:cNvPr id="0" name="image67.png"/>
                     <pic:cNvPicPr preferRelativeResize="0"/>
                   </pic:nvPicPr>
                   <pic:blipFill>
@@ -9992,12 +9992,12 @@
           <wp:inline distB="114300" distT="114300" distL="114300" distR="114300">
             <wp:extent cx="5943600" cy="3784600"/>
             <wp:effectExtent b="0" l="0" r="0" t="0"/>
-            <wp:docPr id="23" name="image8.png"/>
+            <wp:docPr id="24" name="image4.png"/>
             <a:graphic>
               <a:graphicData uri="http://schemas.openxmlformats.org/drawingml/2006/picture">
                 <pic:pic>
                   <pic:nvPicPr>
-                    <pic:cNvPr id="0" name="image8.png"/>
+                    <pic:cNvPr id="0" name="image4.png"/>
                     <pic:cNvPicPr preferRelativeResize="0"/>
                   </pic:nvPicPr>
                   <pic:blipFill>
@@ -10075,14 +10075,14 @@
         </w:rPr>
         <w:drawing>
           <wp:inline distB="114300" distT="114300" distL="114300" distR="114300">
-            <wp:extent cx="3797300" cy="2654300"/>
+            <wp:extent cx="5943600" cy="3390900"/>
             <wp:effectExtent b="0" l="0" r="0" t="0"/>
-            <wp:docPr id="63" name="image40.png"/>
+            <wp:docPr id="64" name="image51.png"/>
             <a:graphic>
               <a:graphicData uri="http://schemas.openxmlformats.org/drawingml/2006/picture">
                 <pic:pic>
                   <pic:nvPicPr>
-                    <pic:cNvPr id="0" name="image40.png"/>
+                    <pic:cNvPr id="0" name="image51.png"/>
                     <pic:cNvPicPr preferRelativeResize="0"/>
                   </pic:nvPicPr>
                   <pic:blipFill>
@@ -10095,7 +10095,7 @@
                   <pic:spPr>
                     <a:xfrm>
                       <a:off x="0" y="0"/>
-                      <a:ext cx="3797300" cy="2654300"/>
+                      <a:ext cx="5943600" cy="3390900"/>
                     </a:xfrm>
                     <a:prstGeom prst="rect"/>
                     <a:ln/>
@@ -10355,55 +10355,7 @@
     <w:p>
       <w:pPr>
         <w:spacing w:after="0" w:line="360" w:lineRule="auto"/>
-        <w:jc w:val="center"/>
-        <w:rPr>
-          <w:rFonts w:ascii="Times New Roman" w:cs="Times New Roman" w:eastAsia="Times New Roman" w:hAnsi="Times New Roman"/>
-          <w:sz w:val="24"/>
-          <w:szCs w:val="24"/>
-        </w:rPr>
-      </w:pPr>
-      <w:r>
-        <w:rPr>
-          <w:rtl w:val="0"/>
-        </w:rPr>
-      </w:r>
-    </w:p>
-    <w:p>
-      <w:pPr>
-        <w:spacing w:after="0" w:line="360" w:lineRule="auto"/>
-        <w:jc w:val="center"/>
-        <w:rPr>
-          <w:rFonts w:ascii="Times New Roman" w:cs="Times New Roman" w:eastAsia="Times New Roman" w:hAnsi="Times New Roman"/>
-          <w:sz w:val="24"/>
-          <w:szCs w:val="24"/>
-        </w:rPr>
-      </w:pPr>
-      <w:r>
-        <w:rPr>
-          <w:rtl w:val="0"/>
-        </w:rPr>
-      </w:r>
-    </w:p>
-    <w:p>
-      <w:pPr>
-        <w:spacing w:after="0" w:line="360" w:lineRule="auto"/>
-        <w:jc w:val="center"/>
-        <w:rPr>
-          <w:rFonts w:ascii="Times New Roman" w:cs="Times New Roman" w:eastAsia="Times New Roman" w:hAnsi="Times New Roman"/>
-          <w:sz w:val="24"/>
-          <w:szCs w:val="24"/>
-        </w:rPr>
-      </w:pPr>
-      <w:r>
-        <w:rPr>
-          <w:rtl w:val="0"/>
-        </w:rPr>
-      </w:r>
-    </w:p>
-    <w:p>
-      <w:pPr>
-        <w:spacing w:after="0" w:line="360" w:lineRule="auto"/>
-        <w:jc w:val="center"/>
+        <w:jc w:val="left"/>
         <w:rPr>
           <w:rFonts w:ascii="Times New Roman" w:cs="Times New Roman" w:eastAsia="Times New Roman" w:hAnsi="Times New Roman"/>
           <w:sz w:val="24"/>
@@ -13335,12 +13287,12 @@
                 <wp:extent cx="2309813" cy="190500"/>
                 <wp:effectExtent b="0" l="0" r="0" t="0"/>
                 <wp:wrapNone/>
-                <wp:docPr id="8" name="image54.png"/>
+                <wp:docPr id="8" name="image60.png"/>
                 <a:graphic>
                   <a:graphicData uri="http://schemas.openxmlformats.org/drawingml/2006/picture">
                     <pic:pic>
                       <pic:nvPicPr>
-                        <pic:cNvPr id="0" name="image54.png"/>
+                        <pic:cNvPr id="0" name="image60.png"/>
                         <pic:cNvPicPr preferRelativeResize="0"/>
                       </pic:nvPicPr>
                       <pic:blipFill>
@@ -13427,12 +13379,12 @@
                 <wp:extent cx="2309813" cy="190500"/>
                 <wp:effectExtent b="0" l="0" r="0" t="0"/>
                 <wp:wrapNone/>
-                <wp:docPr id="10" name="image59.png"/>
+                <wp:docPr id="10" name="image62.png"/>
                 <a:graphic>
                   <a:graphicData uri="http://schemas.openxmlformats.org/drawingml/2006/picture">
                     <pic:pic>
                       <pic:nvPicPr>
-                        <pic:cNvPr id="0" name="image59.png"/>
+                        <pic:cNvPr id="0" name="image62.png"/>
                         <pic:cNvPicPr preferRelativeResize="0"/>
                       </pic:nvPicPr>
                       <pic:blipFill>
@@ -13519,12 +13471,12 @@
                 <wp:extent cx="2314575" cy="190500"/>
                 <wp:effectExtent b="0" l="0" r="0" t="0"/>
                 <wp:wrapNone/>
-                <wp:docPr id="19" name="image81.png"/>
+                <wp:docPr id="19" name="image77.png"/>
                 <a:graphic>
                   <a:graphicData uri="http://schemas.openxmlformats.org/drawingml/2006/picture">
                     <pic:pic>
                       <pic:nvPicPr>
-                        <pic:cNvPr id="0" name="image81.png"/>
+                        <pic:cNvPr id="0" name="image77.png"/>
                         <pic:cNvPicPr preferRelativeResize="0"/>
                       </pic:nvPicPr>
                       <pic:blipFill>
@@ -13611,12 +13563,12 @@
                 <wp:extent cx="3143250" cy="190500"/>
                 <wp:effectExtent b="0" l="0" r="0" t="0"/>
                 <wp:wrapNone/>
-                <wp:docPr id="15" name="image77.png"/>
+                <wp:docPr id="15" name="image71.png"/>
                 <a:graphic>
                   <a:graphicData uri="http://schemas.openxmlformats.org/drawingml/2006/picture">
                     <pic:pic>
                       <pic:nvPicPr>
-                        <pic:cNvPr id="0" name="image77.png"/>
+                        <pic:cNvPr id="0" name="image71.png"/>
                         <pic:cNvPicPr preferRelativeResize="0"/>
                       </pic:nvPicPr>
                       <pic:blipFill>
@@ -13703,12 +13655,12 @@
                 <wp:extent cx="2314575" cy="190500"/>
                 <wp:effectExtent b="0" l="0" r="0" t="0"/>
                 <wp:wrapNone/>
-                <wp:docPr id="11" name="image71.png"/>
+                <wp:docPr id="11" name="image63.png"/>
                 <a:graphic>
                   <a:graphicData uri="http://schemas.openxmlformats.org/drawingml/2006/picture">
                     <pic:pic>
                       <pic:nvPicPr>
-                        <pic:cNvPr id="0" name="image71.png"/>
+                        <pic:cNvPr id="0" name="image63.png"/>
                         <pic:cNvPicPr preferRelativeResize="0"/>
                       </pic:nvPicPr>
                       <pic:blipFill>
@@ -13795,12 +13747,12 @@
                 <wp:extent cx="3138488" cy="190500"/>
                 <wp:effectExtent b="0" l="0" r="0" t="0"/>
                 <wp:wrapNone/>
-                <wp:docPr id="7" name="image53.png"/>
+                <wp:docPr id="7" name="image59.png"/>
                 <a:graphic>
                   <a:graphicData uri="http://schemas.openxmlformats.org/drawingml/2006/picture">
                     <pic:pic>
                       <pic:nvPicPr>
-                        <pic:cNvPr id="0" name="image53.png"/>
+                        <pic:cNvPr id="0" name="image59.png"/>
                         <pic:cNvPicPr preferRelativeResize="0"/>
                       </pic:nvPicPr>
                       <pic:blipFill>
@@ -13979,12 +13931,12 @@
                 <wp:extent cx="3143250" cy="190500"/>
                 <wp:effectExtent b="0" l="0" r="0" t="0"/>
                 <wp:wrapNone/>
-                <wp:docPr id="18" name="image80.png"/>
+                <wp:docPr id="18" name="image74.png"/>
                 <a:graphic>
                   <a:graphicData uri="http://schemas.openxmlformats.org/drawingml/2006/picture">
                     <pic:pic>
                       <pic:nvPicPr>
-                        <pic:cNvPr id="0" name="image80.png"/>
+                        <pic:cNvPr id="0" name="image74.png"/>
                         <pic:cNvPicPr preferRelativeResize="0"/>
                       </pic:nvPicPr>
                       <pic:blipFill>
@@ -14071,12 +14023,12 @@
                 <wp:extent cx="2309813" cy="190500"/>
                 <wp:effectExtent b="0" l="0" r="0" t="0"/>
                 <wp:wrapNone/>
-                <wp:docPr id="17" name="image79.png"/>
+                <wp:docPr id="17" name="image73.png"/>
                 <a:graphic>
                   <a:graphicData uri="http://schemas.openxmlformats.org/drawingml/2006/picture">
                     <pic:pic>
                       <pic:nvPicPr>
-                        <pic:cNvPr id="0" name="image79.png"/>
+                        <pic:cNvPr id="0" name="image73.png"/>
                         <pic:cNvPicPr preferRelativeResize="0"/>
                       </pic:nvPicPr>
                       <pic:blipFill>
@@ -14163,12 +14115,12 @@
                 <wp:extent cx="3138488" cy="190500"/>
                 <wp:effectExtent b="0" l="0" r="0" t="0"/>
                 <wp:wrapNone/>
-                <wp:docPr id="1" name="image45.png"/>
+                <wp:docPr id="1" name="image21.png"/>
                 <a:graphic>
                   <a:graphicData uri="http://schemas.openxmlformats.org/drawingml/2006/picture">
                     <pic:pic>
                       <pic:nvPicPr>
-                        <pic:cNvPr id="0" name="image45.png"/>
+                        <pic:cNvPr id="0" name="image21.png"/>
                         <pic:cNvPicPr preferRelativeResize="0"/>
                       </pic:nvPicPr>
                       <pic:blipFill>
@@ -14182,6 +14134,98 @@
                         <a:xfrm>
                           <a:off x="0" y="0"/>
                           <a:ext cx="3138488" cy="190500"/>
+                        </a:xfrm>
+                        <a:prstGeom prst="rect"/>
+                        <a:ln/>
+                      </pic:spPr>
+                    </pic:pic>
+                  </a:graphicData>
+                </a:graphic>
+              </wp:anchor>
+            </w:drawing>
+          </mc:Fallback>
+        </mc:AlternateContent>
+      </w:r>
+      <w:r>
+        <mc:AlternateContent>
+          <mc:Choice Requires="wpg">
+            <w:drawing>
+              <wp:anchor allowOverlap="1" behindDoc="0" distB="114300" distT="114300" distL="114300" distR="114300" hidden="0" layoutInCell="1" locked="0" relativeHeight="0" simplePos="0">
+                <wp:simplePos x="0" y="0"/>
+                <wp:positionH relativeFrom="column">
+                  <wp:posOffset>885825</wp:posOffset>
+                </wp:positionH>
+                <wp:positionV relativeFrom="paragraph">
+                  <wp:posOffset>695325</wp:posOffset>
+                </wp:positionV>
+                <wp:extent cx="3143250" cy="190500"/>
+                <wp:effectExtent b="0" l="0" r="0" t="0"/>
+                <wp:wrapNone/>
+                <wp:docPr id="23" name=""/>
+                <a:graphic>
+                  <a:graphicData uri="http://schemas.microsoft.com/office/word/2010/wordprocessingShape">
+                    <wps:wsp>
+                      <wps:cNvCnPr/>
+                      <wps:spPr>
+                        <a:xfrm>
+                          <a:off x="1083925" y="1114600"/>
+                          <a:ext cx="2617800" cy="300"/>
+                        </a:xfrm>
+                        <a:prstGeom prst="straightConnector1">
+                          <a:avLst/>
+                        </a:prstGeom>
+                        <a:noFill/>
+                        <a:ln cap="flat" cmpd="sng" w="114300">
+                          <a:solidFill>
+                            <a:srgbClr val="3D85C6"/>
+                          </a:solidFill>
+                          <a:prstDash val="solid"/>
+                          <a:round/>
+                          <a:headEnd len="med" w="med" type="none"/>
+                          <a:tailEnd len="med" w="med" type="none"/>
+                        </a:ln>
+                      </wps:spPr>
+                      <wps:bodyPr anchorCtr="0" anchor="ctr" bIns="91425" lIns="91425" spcFirstLastPara="1" rIns="91425" wrap="square" tIns="91425">
+                        <a:noAutofit/>
+                      </wps:bodyPr>
+                    </wps:wsp>
+                  </a:graphicData>
+                </a:graphic>
+              </wp:anchor>
+            </w:drawing>
+          </mc:Choice>
+          <mc:Fallback>
+            <w:drawing>
+              <wp:anchor allowOverlap="1" behindDoc="0" distB="114300" distT="114300" distL="114300" distR="114300" hidden="0" layoutInCell="1" locked="0" relativeHeight="0" simplePos="0">
+                <wp:simplePos x="0" y="0"/>
+                <wp:positionH relativeFrom="column">
+                  <wp:posOffset>885825</wp:posOffset>
+                </wp:positionH>
+                <wp:positionV relativeFrom="paragraph">
+                  <wp:posOffset>695325</wp:posOffset>
+                </wp:positionV>
+                <wp:extent cx="3143250" cy="190500"/>
+                <wp:effectExtent b="0" l="0" r="0" t="0"/>
+                <wp:wrapNone/>
+                <wp:docPr id="23" name="image85.png"/>
+                <a:graphic>
+                  <a:graphicData uri="http://schemas.openxmlformats.org/drawingml/2006/picture">
+                    <pic:pic>
+                      <pic:nvPicPr>
+                        <pic:cNvPr id="0" name="image85.png"/>
+                        <pic:cNvPicPr preferRelativeResize="0"/>
+                      </pic:nvPicPr>
+                      <pic:blipFill>
+                        <a:blip r:embed="rId79"/>
+                        <a:srcRect/>
+                        <a:stretch>
+                          <a:fillRect/>
+                        </a:stretch>
+                      </pic:blipFill>
+                      <pic:spPr>
+                        <a:xfrm>
+                          <a:off x="0" y="0"/>
+                          <a:ext cx="3143250" cy="190500"/>
                         </a:xfrm>
                         <a:prstGeom prst="rect"/>
                         <a:ln/>
@@ -14264,7 +14308,7 @@
                         <pic:cNvPicPr preferRelativeResize="0"/>
                       </pic:nvPicPr>
                       <pic:blipFill>
-                        <a:blip r:embed="rId79"/>
+                        <a:blip r:embed="rId80"/>
                         <a:srcRect/>
                         <a:stretch>
                           <a:fillRect/>
@@ -14347,16 +14391,16 @@
                 <wp:extent cx="1347788" cy="190500"/>
                 <wp:effectExtent b="0" l="0" r="0" t="0"/>
                 <wp:wrapNone/>
-                <wp:docPr id="13" name="image75.png"/>
+                <wp:docPr id="13" name="image69.png"/>
                 <a:graphic>
                   <a:graphicData uri="http://schemas.openxmlformats.org/drawingml/2006/picture">
                     <pic:pic>
                       <pic:nvPicPr>
-                        <pic:cNvPr id="0" name="image75.png"/>
+                        <pic:cNvPr id="0" name="image69.png"/>
                         <pic:cNvPicPr preferRelativeResize="0"/>
                       </pic:nvPicPr>
                       <pic:blipFill>
-                        <a:blip r:embed="rId80"/>
+                        <a:blip r:embed="rId81"/>
                         <a:srcRect/>
                         <a:stretch>
                           <a:fillRect/>
@@ -14439,16 +14483,16 @@
                 <wp:extent cx="2314575" cy="190500"/>
                 <wp:effectExtent b="0" l="0" r="0" t="0"/>
                 <wp:wrapNone/>
-                <wp:docPr id="14" name="image76.png"/>
+                <wp:docPr id="14" name="image70.png"/>
                 <a:graphic>
                   <a:graphicData uri="http://schemas.openxmlformats.org/drawingml/2006/picture">
                     <pic:pic>
                       <pic:nvPicPr>
-                        <pic:cNvPr id="0" name="image76.png"/>
+                        <pic:cNvPr id="0" name="image70.png"/>
                         <pic:cNvPicPr preferRelativeResize="0"/>
                       </pic:nvPicPr>
                       <pic:blipFill>
-                        <a:blip r:embed="rId81"/>
+                        <a:blip r:embed="rId82"/>
                         <a:srcRect/>
                         <a:stretch>
                           <a:fillRect/>
@@ -14531,16 +14575,16 @@
                 <wp:extent cx="3138488" cy="190500"/>
                 <wp:effectExtent b="0" l="0" r="0" t="0"/>
                 <wp:wrapNone/>
-                <wp:docPr id="4" name="image50.png"/>
+                <wp:docPr id="4" name="image25.png"/>
                 <a:graphic>
                   <a:graphicData uri="http://schemas.openxmlformats.org/drawingml/2006/picture">
                     <pic:pic>
                       <pic:nvPicPr>
-                        <pic:cNvPr id="0" name="image50.png"/>
+                        <pic:cNvPr id="0" name="image25.png"/>
                         <pic:cNvPicPr preferRelativeResize="0"/>
                       </pic:nvPicPr>
                       <pic:blipFill>
-                        <a:blip r:embed="rId82"/>
+                        <a:blip r:embed="rId83"/>
                         <a:srcRect/>
                         <a:stretch>
                           <a:fillRect/>
@@ -14623,16 +14667,16 @@
                 <wp:extent cx="3138488" cy="190500"/>
                 <wp:effectExtent b="0" l="0" r="0" t="0"/>
                 <wp:wrapNone/>
-                <wp:docPr id="3" name="image47.png"/>
+                <wp:docPr id="3" name="image24.png"/>
                 <a:graphic>
                   <a:graphicData uri="http://schemas.openxmlformats.org/drawingml/2006/picture">
                     <pic:pic>
                       <pic:nvPicPr>
-                        <pic:cNvPr id="0" name="image47.png"/>
+                        <pic:cNvPr id="0" name="image24.png"/>
                         <pic:cNvPicPr preferRelativeResize="0"/>
                       </pic:nvPicPr>
                       <pic:blipFill>
-                        <a:blip r:embed="rId83"/>
+                        <a:blip r:embed="rId84"/>
                         <a:srcRect/>
                         <a:stretch>
                           <a:fillRect/>
@@ -14715,16 +14759,16 @@
                 <wp:extent cx="3138488" cy="190500"/>
                 <wp:effectExtent b="0" l="0" r="0" t="0"/>
                 <wp:wrapNone/>
-                <wp:docPr id="16" name="image78.png"/>
+                <wp:docPr id="16" name="image72.png"/>
                 <a:graphic>
                   <a:graphicData uri="http://schemas.openxmlformats.org/drawingml/2006/picture">
                     <pic:pic>
                       <pic:nvPicPr>
-                        <pic:cNvPr id="0" name="image78.png"/>
+                        <pic:cNvPr id="0" name="image72.png"/>
                         <pic:cNvPicPr preferRelativeResize="0"/>
                       </pic:nvPicPr>
                       <pic:blipFill>
-                        <a:blip r:embed="rId84"/>
+                        <a:blip r:embed="rId85"/>
                         <a:srcRect/>
                         <a:stretch>
                           <a:fillRect/>
@@ -14845,16 +14889,16 @@
                 <wp:extent cx="2309813" cy="190500"/>
                 <wp:effectExtent b="0" l="0" r="0" t="0"/>
                 <wp:wrapNone/>
-                <wp:docPr id="12" name="image72.png"/>
+                <wp:docPr id="12" name="image68.png"/>
                 <a:graphic>
                   <a:graphicData uri="http://schemas.openxmlformats.org/drawingml/2006/picture">
                     <pic:pic>
                       <pic:nvPicPr>
-                        <pic:cNvPr id="0" name="image72.png"/>
+                        <pic:cNvPr id="0" name="image68.png"/>
                         <pic:cNvPicPr preferRelativeResize="0"/>
                       </pic:nvPicPr>
                       <pic:blipFill>
-                        <a:blip r:embed="rId85"/>
+                        <a:blip r:embed="rId86"/>
                         <a:srcRect/>
                         <a:stretch>
                           <a:fillRect/>
@@ -14937,16 +14981,16 @@
                 <wp:extent cx="3138488" cy="190500"/>
                 <wp:effectExtent b="0" l="0" r="0" t="0"/>
                 <wp:wrapNone/>
-                <wp:docPr id="6" name="image52.png"/>
+                <wp:docPr id="6" name="image58.png"/>
                 <a:graphic>
                   <a:graphicData uri="http://schemas.openxmlformats.org/drawingml/2006/picture">
                     <pic:pic>
                       <pic:nvPicPr>
-                        <pic:cNvPr id="0" name="image52.png"/>
+                        <pic:cNvPr id="0" name="image58.png"/>
                         <pic:cNvPicPr preferRelativeResize="0"/>
                       </pic:nvPicPr>
                       <pic:blipFill>
-                        <a:blip r:embed="rId86"/>
+                        <a:blip r:embed="rId87"/>
                         <a:srcRect/>
                         <a:stretch>
                           <a:fillRect/>
@@ -15038,7 +15082,7 @@
                         <pic:cNvPicPr preferRelativeResize="0"/>
                       </pic:nvPicPr>
                       <pic:blipFill>
-                        <a:blip r:embed="rId87"/>
+                        <a:blip r:embed="rId88"/>
                         <a:srcRect/>
                         <a:stretch>
                           <a:fillRect/>
@@ -15121,16 +15165,16 @@
                 <wp:extent cx="1352550" cy="190500"/>
                 <wp:effectExtent b="0" l="0" r="0" t="0"/>
                 <wp:wrapNone/>
-                <wp:docPr id="9" name="image58.png"/>
+                <wp:docPr id="9" name="image61.png"/>
                 <a:graphic>
                   <a:graphicData uri="http://schemas.openxmlformats.org/drawingml/2006/picture">
                     <pic:pic>
                       <pic:nvPicPr>
-                        <pic:cNvPr id="0" name="image58.png"/>
+                        <pic:cNvPr id="0" name="image61.png"/>
                         <pic:cNvPicPr preferRelativeResize="0"/>
                       </pic:nvPicPr>
                       <pic:blipFill>
-                        <a:blip r:embed="rId88"/>
+                        <a:blip r:embed="rId89"/>
                         <a:srcRect/>
                         <a:stretch>
                           <a:fillRect/>
@@ -15213,16 +15257,16 @@
                 <wp:extent cx="3143250" cy="190500"/>
                 <wp:effectExtent b="0" l="0" r="0" t="0"/>
                 <wp:wrapNone/>
-                <wp:docPr id="5" name="image51.png"/>
+                <wp:docPr id="5" name="image50.png"/>
                 <a:graphic>
                   <a:graphicData uri="http://schemas.openxmlformats.org/drawingml/2006/picture">
                     <pic:pic>
                       <pic:nvPicPr>
-                        <pic:cNvPr id="0" name="image51.png"/>
+                        <pic:cNvPr id="0" name="image50.png"/>
                         <pic:cNvPicPr preferRelativeResize="0"/>
                       </pic:nvPicPr>
                       <pic:blipFill>
-                        <a:blip r:embed="rId89"/>
+                        <a:blip r:embed="rId90"/>
                         <a:srcRect/>
                         <a:stretch>
                           <a:fillRect/>
@@ -15343,16 +15387,16 @@
                 <wp:extent cx="1352550" cy="190500"/>
                 <wp:effectExtent b="0" l="0" r="0" t="0"/>
                 <wp:wrapNone/>
-                <wp:docPr id="2" name="image46.png"/>
+                <wp:docPr id="2" name="image22.png"/>
                 <a:graphic>
                   <a:graphicData uri="http://schemas.openxmlformats.org/drawingml/2006/picture">
                     <pic:pic>
                       <pic:nvPicPr>
-                        <pic:cNvPr id="0" name="image46.png"/>
+                        <pic:cNvPr id="0" name="image22.png"/>
                         <pic:cNvPicPr preferRelativeResize="0"/>
                       </pic:nvPicPr>
                       <pic:blipFill>
-                        <a:blip r:embed="rId90"/>
+                        <a:blip r:embed="rId91"/>
                         <a:srcRect/>
                         <a:stretch>
                           <a:fillRect/>

--- a/Documentation/Requirements Document - Artist Land.docx
+++ b/Documentation/Requirements Document - Artist Land.docx
@@ -3869,7 +3869,7 @@
           <wp:inline distB="0" distT="0" distL="0" distR="0">
             <wp:extent cx="5943600" cy="3937000"/>
             <wp:effectExtent b="0" l="0" r="0" t="0"/>
-            <wp:docPr id="32" name="image3.png"/>
+            <wp:docPr id="28" name="image3.png"/>
             <a:graphic>
               <a:graphicData uri="http://schemas.openxmlformats.org/drawingml/2006/picture">
                 <pic:pic>
@@ -4049,12 +4049,12 @@
           <wp:inline distB="114300" distT="114300" distL="114300" distR="114300">
             <wp:extent cx="5943600" cy="3556000"/>
             <wp:effectExtent b="0" l="0" r="0" t="0"/>
-            <wp:docPr id="27" name="image6.png"/>
+            <wp:docPr id="23" name="image14.png"/>
             <a:graphic>
               <a:graphicData uri="http://schemas.openxmlformats.org/drawingml/2006/picture">
                 <pic:pic>
                   <pic:nvPicPr>
-                    <pic:cNvPr id="0" name="image6.png"/>
+                    <pic:cNvPr id="0" name="image14.png"/>
                     <pic:cNvPicPr preferRelativeResize="0"/>
                   </pic:nvPicPr>
                   <pic:blipFill>
@@ -4129,12 +4129,12 @@
           <wp:inline distB="114300" distT="114300" distL="114300" distR="114300">
             <wp:extent cx="5943600" cy="3352800"/>
             <wp:effectExtent b="0" l="0" r="0" t="0"/>
-            <wp:docPr id="48" name="image30.png"/>
+            <wp:docPr id="44" name="image29.png"/>
             <a:graphic>
               <a:graphicData uri="http://schemas.openxmlformats.org/drawingml/2006/picture">
                 <pic:pic>
                   <pic:nvPicPr>
-                    <pic:cNvPr id="0" name="image30.png"/>
+                    <pic:cNvPr id="0" name="image29.png"/>
                     <pic:cNvPicPr preferRelativeResize="0"/>
                   </pic:nvPicPr>
                   <pic:blipFill>
@@ -6762,12 +6762,12 @@
           <wp:inline distB="114300" distT="114300" distL="114300" distR="114300">
             <wp:extent cx="4343400" cy="2466975"/>
             <wp:effectExtent b="0" l="0" r="0" t="0"/>
-            <wp:docPr id="35" name="image7.png"/>
+            <wp:docPr id="31" name="image5.png"/>
             <a:graphic>
               <a:graphicData uri="http://schemas.openxmlformats.org/drawingml/2006/picture">
                 <pic:pic>
                   <pic:nvPicPr>
-                    <pic:cNvPr id="0" name="image7.png"/>
+                    <pic:cNvPr id="0" name="image5.png"/>
                     <pic:cNvPicPr preferRelativeResize="0"/>
                   </pic:nvPicPr>
                   <pic:blipFill>
@@ -6817,12 +6817,12 @@
           <wp:inline distB="114300" distT="114300" distL="114300" distR="114300">
             <wp:extent cx="4376738" cy="3364431"/>
             <wp:effectExtent b="0" l="0" r="0" t="0"/>
-            <wp:docPr id="71" name="image49.png"/>
+            <wp:docPr id="67" name="image56.png"/>
             <a:graphic>
               <a:graphicData uri="http://schemas.openxmlformats.org/drawingml/2006/picture">
                 <pic:pic>
                   <pic:nvPicPr>
-                    <pic:cNvPr id="0" name="image49.png"/>
+                    <pic:cNvPr id="0" name="image56.png"/>
                     <pic:cNvPicPr preferRelativeResize="0"/>
                   </pic:nvPicPr>
                   <pic:blipFill>
@@ -6872,12 +6872,12 @@
           <wp:inline distB="114300" distT="114300" distL="114300" distR="114300">
             <wp:extent cx="5033374" cy="3671888"/>
             <wp:effectExtent b="0" l="0" r="0" t="0"/>
-            <wp:docPr id="84" name="image79.png"/>
+            <wp:docPr id="80" name="image72.png"/>
             <a:graphic>
               <a:graphicData uri="http://schemas.openxmlformats.org/drawingml/2006/picture">
                 <pic:pic>
                   <pic:nvPicPr>
-                    <pic:cNvPr id="0" name="image79.png"/>
+                    <pic:cNvPr id="0" name="image72.png"/>
                     <pic:cNvPicPr preferRelativeResize="0"/>
                   </pic:nvPicPr>
                   <pic:blipFill>
@@ -6927,12 +6927,12 @@
           <wp:inline distB="114300" distT="114300" distL="114300" distR="114300">
             <wp:extent cx="5186363" cy="3790034"/>
             <wp:effectExtent b="0" l="0" r="0" t="0"/>
-            <wp:docPr id="77" name="image75.png"/>
+            <wp:docPr id="73" name="image65.png"/>
             <a:graphic>
               <a:graphicData uri="http://schemas.openxmlformats.org/drawingml/2006/picture">
                 <pic:pic>
                   <pic:nvPicPr>
-                    <pic:cNvPr id="0" name="image75.png"/>
+                    <pic:cNvPr id="0" name="image65.png"/>
                     <pic:cNvPicPr preferRelativeResize="0"/>
                   </pic:nvPicPr>
                   <pic:blipFill>
@@ -6982,12 +6982,12 @@
           <wp:inline distB="114300" distT="114300" distL="114300" distR="114300">
             <wp:extent cx="4667250" cy="3208088"/>
             <wp:effectExtent b="0" l="0" r="0" t="0"/>
-            <wp:docPr id="44" name="image28.png"/>
+            <wp:docPr id="40" name="image18.png"/>
             <a:graphic>
               <a:graphicData uri="http://schemas.openxmlformats.org/drawingml/2006/picture">
                 <pic:pic>
                   <pic:nvPicPr>
-                    <pic:cNvPr id="0" name="image28.png"/>
+                    <pic:cNvPr id="0" name="image18.png"/>
                     <pic:cNvPicPr preferRelativeResize="0"/>
                   </pic:nvPicPr>
                   <pic:blipFill>
@@ -7037,12 +7037,12 @@
           <wp:inline distB="114300" distT="114300" distL="114300" distR="114300">
             <wp:extent cx="5943600" cy="4279900"/>
             <wp:effectExtent b="0" l="0" r="0" t="0"/>
-            <wp:docPr id="45" name="image27.png"/>
+            <wp:docPr id="41" name="image21.png"/>
             <a:graphic>
               <a:graphicData uri="http://schemas.openxmlformats.org/drawingml/2006/picture">
                 <pic:pic>
                   <pic:nvPicPr>
-                    <pic:cNvPr id="0" name="image27.png"/>
+                    <pic:cNvPr id="0" name="image21.png"/>
                     <pic:cNvPicPr preferRelativeResize="0"/>
                   </pic:nvPicPr>
                   <pic:blipFill>
@@ -7108,12 +7108,12 @@
           <wp:inline distB="114300" distT="114300" distL="114300" distR="114300">
             <wp:extent cx="5588000" cy="2959100"/>
             <wp:effectExtent b="0" l="0" r="0" t="0"/>
-            <wp:docPr id="75" name="image57.png"/>
+            <wp:docPr id="71" name="image54.png"/>
             <a:graphic>
               <a:graphicData uri="http://schemas.openxmlformats.org/drawingml/2006/picture">
                 <pic:pic>
                   <pic:nvPicPr>
-                    <pic:cNvPr id="0" name="image57.png"/>
+                    <pic:cNvPr id="0" name="image54.png"/>
                     <pic:cNvPicPr preferRelativeResize="0"/>
                   </pic:nvPicPr>
                   <pic:blipFill>
@@ -7163,12 +7163,12 @@
           <wp:inline distB="114300" distT="114300" distL="114300" distR="114300">
             <wp:extent cx="5943600" cy="4394200"/>
             <wp:effectExtent b="0" l="0" r="0" t="0"/>
-            <wp:docPr id="69" name="image53.png"/>
+            <wp:docPr id="65" name="image47.png"/>
             <a:graphic>
               <a:graphicData uri="http://schemas.openxmlformats.org/drawingml/2006/picture">
                 <pic:pic>
                   <pic:nvPicPr>
-                    <pic:cNvPr id="0" name="image53.png"/>
+                    <pic:cNvPr id="0" name="image47.png"/>
                     <pic:cNvPicPr preferRelativeResize="0"/>
                   </pic:nvPicPr>
                   <pic:blipFill>
@@ -7218,12 +7218,12 @@
           <wp:inline distB="114300" distT="114300" distL="114300" distR="114300">
             <wp:extent cx="5511800" cy="3606800"/>
             <wp:effectExtent b="0" l="0" r="0" t="0"/>
-            <wp:docPr id="74" name="image52.png"/>
+            <wp:docPr id="70" name="image61.png"/>
             <a:graphic>
               <a:graphicData uri="http://schemas.openxmlformats.org/drawingml/2006/picture">
                 <pic:pic>
                   <pic:nvPicPr>
-                    <pic:cNvPr id="0" name="image52.png"/>
+                    <pic:cNvPr id="0" name="image61.png"/>
                     <pic:cNvPicPr preferRelativeResize="0"/>
                   </pic:nvPicPr>
                   <pic:blipFill>
@@ -7273,12 +7273,12 @@
           <wp:inline distB="114300" distT="114300" distL="114300" distR="114300">
             <wp:extent cx="5943600" cy="4343400"/>
             <wp:effectExtent b="0" l="0" r="0" t="0"/>
-            <wp:docPr id="36" name="image12.png"/>
+            <wp:docPr id="32" name="image10.png"/>
             <a:graphic>
               <a:graphicData uri="http://schemas.openxmlformats.org/drawingml/2006/picture">
                 <pic:pic>
                   <pic:nvPicPr>
-                    <pic:cNvPr id="0" name="image12.png"/>
+                    <pic:cNvPr id="0" name="image10.png"/>
                     <pic:cNvPicPr preferRelativeResize="0"/>
                   </pic:nvPicPr>
                   <pic:blipFill>
@@ -7328,12 +7328,12 @@
           <wp:inline distB="114300" distT="114300" distL="114300" distR="114300">
             <wp:extent cx="5397500" cy="3492500"/>
             <wp:effectExtent b="0" l="0" r="0" t="0"/>
-            <wp:docPr id="39" name="image10.png"/>
+            <wp:docPr id="35" name="image13.png"/>
             <a:graphic>
               <a:graphicData uri="http://schemas.openxmlformats.org/drawingml/2006/picture">
                 <pic:pic>
                   <pic:nvPicPr>
-                    <pic:cNvPr id="0" name="image10.png"/>
+                    <pic:cNvPr id="0" name="image13.png"/>
                     <pic:cNvPicPr preferRelativeResize="0"/>
                   </pic:nvPicPr>
                   <pic:blipFill>
@@ -7383,12 +7383,12 @@
           <wp:inline distB="114300" distT="114300" distL="114300" distR="114300">
             <wp:extent cx="5410200" cy="4000500"/>
             <wp:effectExtent b="0" l="0" r="0" t="0"/>
-            <wp:docPr id="60" name="image45.png"/>
+            <wp:docPr id="56" name="image35.png"/>
             <a:graphic>
               <a:graphicData uri="http://schemas.openxmlformats.org/drawingml/2006/picture">
                 <pic:pic>
                   <pic:nvPicPr>
-                    <pic:cNvPr id="0" name="image45.png"/>
+                    <pic:cNvPr id="0" name="image35.png"/>
                     <pic:cNvPicPr preferRelativeResize="0"/>
                   </pic:nvPicPr>
                   <pic:blipFill>
@@ -7438,12 +7438,12 @@
           <wp:inline distB="114300" distT="114300" distL="114300" distR="114300">
             <wp:extent cx="5588000" cy="3619500"/>
             <wp:effectExtent b="0" l="0" r="0" t="0"/>
-            <wp:docPr id="76" name="image76.png"/>
+            <wp:docPr id="72" name="image73.png"/>
             <a:graphic>
               <a:graphicData uri="http://schemas.openxmlformats.org/drawingml/2006/picture">
                 <pic:pic>
                   <pic:nvPicPr>
-                    <pic:cNvPr id="0" name="image76.png"/>
+                    <pic:cNvPr id="0" name="image73.png"/>
                     <pic:cNvPicPr preferRelativeResize="0"/>
                   </pic:nvPicPr>
                   <pic:blipFill>
@@ -7493,12 +7493,12 @@
           <wp:inline distB="114300" distT="114300" distL="114300" distR="114300">
             <wp:extent cx="5943600" cy="4254500"/>
             <wp:effectExtent b="0" l="0" r="0" t="0"/>
-            <wp:docPr id="30" name="image2.png"/>
+            <wp:docPr id="26" name="image11.png"/>
             <a:graphic>
               <a:graphicData uri="http://schemas.openxmlformats.org/drawingml/2006/picture">
                 <pic:pic>
                   <pic:nvPicPr>
-                    <pic:cNvPr id="0" name="image2.png"/>
+                    <pic:cNvPr id="0" name="image11.png"/>
                     <pic:cNvPicPr preferRelativeResize="0"/>
                   </pic:nvPicPr>
                   <pic:blipFill>
@@ -7548,12 +7548,12 @@
           <wp:inline distB="114300" distT="114300" distL="114300" distR="114300">
             <wp:extent cx="4978400" cy="2540000"/>
             <wp:effectExtent b="0" l="0" r="0" t="0"/>
-            <wp:docPr id="78" name="image55.png"/>
+            <wp:docPr id="74" name="image57.png"/>
             <a:graphic>
               <a:graphicData uri="http://schemas.openxmlformats.org/drawingml/2006/picture">
                 <pic:pic>
                   <pic:nvPicPr>
-                    <pic:cNvPr id="0" name="image55.png"/>
+                    <pic:cNvPr id="0" name="image57.png"/>
                     <pic:cNvPicPr preferRelativeResize="0"/>
                   </pic:nvPicPr>
                   <pic:blipFill>
@@ -7603,12 +7603,12 @@
           <wp:inline distB="114300" distT="114300" distL="114300" distR="114300">
             <wp:extent cx="5943600" cy="4216400"/>
             <wp:effectExtent b="0" l="0" r="0" t="0"/>
-            <wp:docPr id="26" name="image5.png"/>
+            <wp:docPr id="22" name="image16.png"/>
             <a:graphic>
               <a:graphicData uri="http://schemas.openxmlformats.org/drawingml/2006/picture">
                 <pic:pic>
                   <pic:nvPicPr>
-                    <pic:cNvPr id="0" name="image5.png"/>
+                    <pic:cNvPr id="0" name="image16.png"/>
                     <pic:cNvPicPr preferRelativeResize="0"/>
                   </pic:nvPicPr>
                   <pic:blipFill>
@@ -7658,12 +7658,12 @@
           <wp:inline distB="114300" distT="114300" distL="114300" distR="114300">
             <wp:extent cx="5130800" cy="2540000"/>
             <wp:effectExtent b="0" l="0" r="0" t="0"/>
-            <wp:docPr id="41" name="image23.png"/>
+            <wp:docPr id="37" name="image22.png"/>
             <a:graphic>
               <a:graphicData uri="http://schemas.openxmlformats.org/drawingml/2006/picture">
                 <pic:pic>
                   <pic:nvPicPr>
-                    <pic:cNvPr id="0" name="image23.png"/>
+                    <pic:cNvPr id="0" name="image22.png"/>
                     <pic:cNvPicPr preferRelativeResize="0"/>
                   </pic:nvPicPr>
                   <pic:blipFill>
@@ -7713,7 +7713,7 @@
           <wp:inline distB="114300" distT="114300" distL="114300" distR="114300">
             <wp:extent cx="5943600" cy="4254500"/>
             <wp:effectExtent b="0" l="0" r="0" t="0"/>
-            <wp:docPr id="66" name="image44.png"/>
+            <wp:docPr id="62" name="image44.png"/>
             <a:graphic>
               <a:graphicData uri="http://schemas.openxmlformats.org/drawingml/2006/picture">
                 <pic:pic>
@@ -7768,12 +7768,12 @@
           <wp:inline distB="114300" distT="114300" distL="114300" distR="114300">
             <wp:extent cx="4343400" cy="2730500"/>
             <wp:effectExtent b="0" l="0" r="0" t="0"/>
-            <wp:docPr id="42" name="image18.png"/>
+            <wp:docPr id="38" name="image19.png"/>
             <a:graphic>
               <a:graphicData uri="http://schemas.openxmlformats.org/drawingml/2006/picture">
                 <pic:pic>
                   <pic:nvPicPr>
-                    <pic:cNvPr id="0" name="image18.png"/>
+                    <pic:cNvPr id="0" name="image19.png"/>
                     <pic:cNvPicPr preferRelativeResize="0"/>
                   </pic:nvPicPr>
                   <pic:blipFill>
@@ -7823,12 +7823,12 @@
           <wp:inline distB="114300" distT="114300" distL="114300" distR="114300">
             <wp:extent cx="5943600" cy="4254500"/>
             <wp:effectExtent b="0" l="0" r="0" t="0"/>
-            <wp:docPr id="46" name="image26.png"/>
+            <wp:docPr id="42" name="image25.png"/>
             <a:graphic>
               <a:graphicData uri="http://schemas.openxmlformats.org/drawingml/2006/picture">
                 <pic:pic>
                   <pic:nvPicPr>
-                    <pic:cNvPr id="0" name="image26.png"/>
+                    <pic:cNvPr id="0" name="image25.png"/>
                     <pic:cNvPicPr preferRelativeResize="0"/>
                   </pic:nvPicPr>
                   <pic:blipFill>
@@ -7878,12 +7878,12 @@
           <wp:inline distB="114300" distT="114300" distL="114300" distR="114300">
             <wp:extent cx="5524500" cy="2705100"/>
             <wp:effectExtent b="0" l="0" r="0" t="0"/>
-            <wp:docPr id="49" name="image32.png"/>
+            <wp:docPr id="45" name="image24.png"/>
             <a:graphic>
               <a:graphicData uri="http://schemas.openxmlformats.org/drawingml/2006/picture">
                 <pic:pic>
                   <pic:nvPicPr>
-                    <pic:cNvPr id="0" name="image32.png"/>
+                    <pic:cNvPr id="0" name="image24.png"/>
                     <pic:cNvPicPr preferRelativeResize="0"/>
                   </pic:nvPicPr>
                   <pic:blipFill>
@@ -7933,12 +7933,12 @@
           <wp:inline distB="114300" distT="114300" distL="114300" distR="114300">
             <wp:extent cx="5943600" cy="4533900"/>
             <wp:effectExtent b="0" l="0" r="0" t="0"/>
-            <wp:docPr id="33" name="image16.png"/>
+            <wp:docPr id="29" name="image15.png"/>
             <a:graphic>
               <a:graphicData uri="http://schemas.openxmlformats.org/drawingml/2006/picture">
                 <pic:pic>
                   <pic:nvPicPr>
-                    <pic:cNvPr id="0" name="image16.png"/>
+                    <pic:cNvPr id="0" name="image15.png"/>
                     <pic:cNvPicPr preferRelativeResize="0"/>
                   </pic:nvPicPr>
                   <pic:blipFill>
@@ -7988,12 +7988,12 @@
           <wp:inline distB="114300" distT="114300" distL="114300" distR="114300">
             <wp:extent cx="4219575" cy="3571966"/>
             <wp:effectExtent b="0" l="0" r="0" t="0"/>
-            <wp:docPr id="57" name="image35.png"/>
+            <wp:docPr id="53" name="image36.png"/>
             <a:graphic>
               <a:graphicData uri="http://schemas.openxmlformats.org/drawingml/2006/picture">
                 <pic:pic>
                   <pic:nvPicPr>
-                    <pic:cNvPr id="0" name="image35.png"/>
+                    <pic:cNvPr id="0" name="image36.png"/>
                     <pic:cNvPicPr preferRelativeResize="0"/>
                   </pic:nvPicPr>
                   <pic:blipFill>
@@ -8043,12 +8043,12 @@
           <wp:inline distB="114300" distT="114300" distL="114300" distR="114300">
             <wp:extent cx="4595813" cy="3351113"/>
             <wp:effectExtent b="0" l="0" r="0" t="0"/>
-            <wp:docPr id="67" name="image47.png"/>
+            <wp:docPr id="63" name="image51.png"/>
             <a:graphic>
               <a:graphicData uri="http://schemas.openxmlformats.org/drawingml/2006/picture">
                 <pic:pic>
                   <pic:nvPicPr>
-                    <pic:cNvPr id="0" name="image47.png"/>
+                    <pic:cNvPr id="0" name="image51.png"/>
                     <pic:cNvPicPr preferRelativeResize="0"/>
                   </pic:nvPicPr>
                   <pic:blipFill>
@@ -8114,12 +8114,12 @@
           <wp:inline distB="114300" distT="114300" distL="114300" distR="114300">
             <wp:extent cx="5943600" cy="1955800"/>
             <wp:effectExtent b="0" l="0" r="0" t="0"/>
-            <wp:docPr id="31" name="image15.png"/>
+            <wp:docPr id="27" name="image9.png"/>
             <a:graphic>
               <a:graphicData uri="http://schemas.openxmlformats.org/drawingml/2006/picture">
                 <pic:pic>
                   <pic:nvPicPr>
-                    <pic:cNvPr id="0" name="image15.png"/>
+                    <pic:cNvPr id="0" name="image9.png"/>
                     <pic:cNvPicPr preferRelativeResize="0"/>
                   </pic:nvPicPr>
                   <pic:blipFill>
@@ -8169,12 +8169,12 @@
           <wp:inline distB="114300" distT="114300" distL="114300" distR="114300">
             <wp:extent cx="5943600" cy="4356100"/>
             <wp:effectExtent b="0" l="0" r="0" t="0"/>
-            <wp:docPr id="38" name="image9.png"/>
+            <wp:docPr id="34" name="image12.png"/>
             <a:graphic>
               <a:graphicData uri="http://schemas.openxmlformats.org/drawingml/2006/picture">
                 <pic:pic>
                   <pic:nvPicPr>
-                    <pic:cNvPr id="0" name="image9.png"/>
+                    <pic:cNvPr id="0" name="image12.png"/>
                     <pic:cNvPicPr preferRelativeResize="0"/>
                   </pic:nvPicPr>
                   <pic:blipFill>
@@ -8224,12 +8224,12 @@
           <wp:inline distB="114300" distT="114300" distL="114300" distR="114300">
             <wp:extent cx="5092700" cy="2768600"/>
             <wp:effectExtent b="0" l="0" r="0" t="0"/>
-            <wp:docPr id="81" name="image81.png"/>
+            <wp:docPr id="77" name="image62.png"/>
             <a:graphic>
               <a:graphicData uri="http://schemas.openxmlformats.org/drawingml/2006/picture">
                 <pic:pic>
                   <pic:nvPicPr>
-                    <pic:cNvPr id="0" name="image81.png"/>
+                    <pic:cNvPr id="0" name="image62.png"/>
                     <pic:cNvPicPr preferRelativeResize="0"/>
                   </pic:nvPicPr>
                   <pic:blipFill>
@@ -8279,12 +8279,12 @@
           <wp:inline distB="114300" distT="114300" distL="114300" distR="114300">
             <wp:extent cx="5943600" cy="4368800"/>
             <wp:effectExtent b="0" l="0" r="0" t="0"/>
-            <wp:docPr id="40" name="image14.png"/>
+            <wp:docPr id="36" name="image6.png"/>
             <a:graphic>
               <a:graphicData uri="http://schemas.openxmlformats.org/drawingml/2006/picture">
                 <pic:pic>
                   <pic:nvPicPr>
-                    <pic:cNvPr id="0" name="image14.png"/>
+                    <pic:cNvPr id="0" name="image6.png"/>
                     <pic:cNvPicPr preferRelativeResize="0"/>
                   </pic:nvPicPr>
                   <pic:blipFill>
@@ -8334,12 +8334,12 @@
           <wp:inline distB="114300" distT="114300" distL="114300" distR="114300">
             <wp:extent cx="3759200" cy="3733800"/>
             <wp:effectExtent b="0" l="0" r="0" t="0"/>
-            <wp:docPr id="28" name="image8.png"/>
+            <wp:docPr id="24" name="image4.png"/>
             <a:graphic>
               <a:graphicData uri="http://schemas.openxmlformats.org/drawingml/2006/picture">
                 <pic:pic>
                   <pic:nvPicPr>
-                    <pic:cNvPr id="0" name="image8.png"/>
+                    <pic:cNvPr id="0" name="image4.png"/>
                     <pic:cNvPicPr preferRelativeResize="0"/>
                   </pic:nvPicPr>
                   <pic:blipFill>
@@ -8389,12 +8389,12 @@
           <wp:inline distB="114300" distT="114300" distL="114300" distR="114300">
             <wp:extent cx="5943600" cy="3949700"/>
             <wp:effectExtent b="0" l="0" r="0" t="0"/>
-            <wp:docPr id="54" name="image33.png"/>
+            <wp:docPr id="50" name="image28.png"/>
             <a:graphic>
               <a:graphicData uri="http://schemas.openxmlformats.org/drawingml/2006/picture">
                 <pic:pic>
                   <pic:nvPicPr>
-                    <pic:cNvPr id="0" name="image33.png"/>
+                    <pic:cNvPr id="0" name="image28.png"/>
                     <pic:cNvPicPr preferRelativeResize="0"/>
                   </pic:nvPicPr>
                   <pic:blipFill>
@@ -8444,12 +8444,12 @@
           <wp:inline distB="114300" distT="114300" distL="114300" distR="114300">
             <wp:extent cx="4864100" cy="3873500"/>
             <wp:effectExtent b="0" l="0" r="0" t="0"/>
-            <wp:docPr id="34" name="image11.png"/>
+            <wp:docPr id="30" name="image17.png"/>
             <a:graphic>
               <a:graphicData uri="http://schemas.openxmlformats.org/drawingml/2006/picture">
                 <pic:pic>
                   <pic:nvPicPr>
-                    <pic:cNvPr id="0" name="image11.png"/>
+                    <pic:cNvPr id="0" name="image17.png"/>
                     <pic:cNvPicPr preferRelativeResize="0"/>
                   </pic:nvPicPr>
                   <pic:blipFill>
@@ -8499,12 +8499,12 @@
           <wp:inline distB="114300" distT="114300" distL="114300" distR="114300">
             <wp:extent cx="5943600" cy="3683000"/>
             <wp:effectExtent b="0" l="0" r="0" t="0"/>
-            <wp:docPr id="56" name="image37.png"/>
+            <wp:docPr id="52" name="image31.png"/>
             <a:graphic>
               <a:graphicData uri="http://schemas.openxmlformats.org/drawingml/2006/picture">
                 <pic:pic>
                   <pic:nvPicPr>
-                    <pic:cNvPr id="0" name="image37.png"/>
+                    <pic:cNvPr id="0" name="image31.png"/>
                     <pic:cNvPicPr preferRelativeResize="0"/>
                   </pic:nvPicPr>
                   <pic:blipFill>
@@ -8554,12 +8554,12 @@
           <wp:inline distB="114300" distT="114300" distL="114300" distR="114300">
             <wp:extent cx="4254500" cy="3314700"/>
             <wp:effectExtent b="0" l="0" r="0" t="0"/>
-            <wp:docPr id="59" name="image36.png"/>
+            <wp:docPr id="55" name="image46.png"/>
             <a:graphic>
               <a:graphicData uri="http://schemas.openxmlformats.org/drawingml/2006/picture">
                 <pic:pic>
                   <pic:nvPicPr>
-                    <pic:cNvPr id="0" name="image36.png"/>
+                    <pic:cNvPr id="0" name="image46.png"/>
                     <pic:cNvPicPr preferRelativeResize="0"/>
                   </pic:nvPicPr>
                   <pic:blipFill>
@@ -8609,12 +8609,12 @@
           <wp:inline distB="114300" distT="114300" distL="114300" distR="114300">
             <wp:extent cx="5943600" cy="3695700"/>
             <wp:effectExtent b="0" l="0" r="0" t="0"/>
-            <wp:docPr id="82" name="image78.png"/>
+            <wp:docPr id="78" name="image66.png"/>
             <a:graphic>
               <a:graphicData uri="http://schemas.openxmlformats.org/drawingml/2006/picture">
                 <pic:pic>
                   <pic:nvPicPr>
-                    <pic:cNvPr id="0" name="image78.png"/>
+                    <pic:cNvPr id="0" name="image66.png"/>
                     <pic:cNvPicPr preferRelativeResize="0"/>
                   </pic:nvPicPr>
                   <pic:blipFill>
@@ -8664,12 +8664,12 @@
           <wp:inline distB="114300" distT="114300" distL="114300" distR="114300">
             <wp:extent cx="4406900" cy="2921000"/>
             <wp:effectExtent b="0" l="0" r="0" t="0"/>
-            <wp:docPr id="29" name="image13.png"/>
+            <wp:docPr id="25" name="image2.png"/>
             <a:graphic>
               <a:graphicData uri="http://schemas.openxmlformats.org/drawingml/2006/picture">
                 <pic:pic>
                   <pic:nvPicPr>
-                    <pic:cNvPr id="0" name="image13.png"/>
+                    <pic:cNvPr id="0" name="image2.png"/>
                     <pic:cNvPicPr preferRelativeResize="0"/>
                   </pic:nvPicPr>
                   <pic:blipFill>
@@ -8719,12 +8719,12 @@
           <wp:inline distB="114300" distT="114300" distL="114300" distR="114300">
             <wp:extent cx="5943600" cy="3949700"/>
             <wp:effectExtent b="0" l="0" r="0" t="0"/>
-            <wp:docPr id="52" name="image41.png"/>
+            <wp:docPr id="48" name="image26.png"/>
             <a:graphic>
               <a:graphicData uri="http://schemas.openxmlformats.org/drawingml/2006/picture">
                 <pic:pic>
                   <pic:nvPicPr>
-                    <pic:cNvPr id="0" name="image41.png"/>
+                    <pic:cNvPr id="0" name="image26.png"/>
                     <pic:cNvPicPr preferRelativeResize="0"/>
                   </pic:nvPicPr>
                   <pic:blipFill>
@@ -8774,12 +8774,12 @@
           <wp:inline distB="114300" distT="114300" distL="114300" distR="114300">
             <wp:extent cx="4178300" cy="2895600"/>
             <wp:effectExtent b="0" l="0" r="0" t="0"/>
-            <wp:docPr id="37" name="image20.png"/>
+            <wp:docPr id="33" name="image1.png"/>
             <a:graphic>
               <a:graphicData uri="http://schemas.openxmlformats.org/drawingml/2006/picture">
                 <pic:pic>
                   <pic:nvPicPr>
-                    <pic:cNvPr id="0" name="image20.png"/>
+                    <pic:cNvPr id="0" name="image1.png"/>
                     <pic:cNvPicPr preferRelativeResize="0"/>
                   </pic:nvPicPr>
                   <pic:blipFill>
@@ -8829,12 +8829,12 @@
           <wp:inline distB="114300" distT="114300" distL="114300" distR="114300">
             <wp:extent cx="5943600" cy="4305300"/>
             <wp:effectExtent b="0" l="0" r="0" t="0"/>
-            <wp:docPr id="73" name="image64.png"/>
+            <wp:docPr id="69" name="image58.png"/>
             <a:graphic>
               <a:graphicData uri="http://schemas.openxmlformats.org/drawingml/2006/picture">
                 <pic:pic>
                   <pic:nvPicPr>
-                    <pic:cNvPr id="0" name="image64.png"/>
+                    <pic:cNvPr id="0" name="image58.png"/>
                     <pic:cNvPicPr preferRelativeResize="0"/>
                   </pic:nvPicPr>
                   <pic:blipFill>
@@ -8947,12 +8947,12 @@
           <wp:inline distB="114300" distT="114300" distL="114300" distR="114300">
             <wp:extent cx="5943600" cy="3683000"/>
             <wp:effectExtent b="0" l="0" r="0" t="0"/>
-            <wp:docPr id="72" name="image56.png"/>
+            <wp:docPr id="68" name="image60.png"/>
             <a:graphic>
               <a:graphicData uri="http://schemas.openxmlformats.org/drawingml/2006/picture">
                 <pic:pic>
                   <pic:nvPicPr>
-                    <pic:cNvPr id="0" name="image56.png"/>
+                    <pic:cNvPr id="0" name="image60.png"/>
                     <pic:cNvPicPr preferRelativeResize="0"/>
                   </pic:nvPicPr>
                   <pic:blipFill>
@@ -9002,12 +9002,12 @@
           <wp:inline distB="114300" distT="114300" distL="114300" distR="114300">
             <wp:extent cx="5943600" cy="3860800"/>
             <wp:effectExtent b="0" l="0" r="0" t="0"/>
-            <wp:docPr id="63" name="image46.png"/>
+            <wp:docPr id="59" name="image39.png"/>
             <a:graphic>
               <a:graphicData uri="http://schemas.openxmlformats.org/drawingml/2006/picture">
                 <pic:pic>
                   <pic:nvPicPr>
-                    <pic:cNvPr id="0" name="image46.png"/>
+                    <pic:cNvPr id="0" name="image39.png"/>
                     <pic:cNvPicPr preferRelativeResize="0"/>
                   </pic:nvPicPr>
                   <pic:blipFill>
@@ -9057,12 +9057,12 @@
           <wp:inline distB="114300" distT="114300" distL="114300" distR="114300">
             <wp:extent cx="5943600" cy="2743200"/>
             <wp:effectExtent b="0" l="0" r="0" t="0"/>
-            <wp:docPr id="68" name="image43.png"/>
+            <wp:docPr id="64" name="image52.png"/>
             <a:graphic>
               <a:graphicData uri="http://schemas.openxmlformats.org/drawingml/2006/picture">
                 <pic:pic>
                   <pic:nvPicPr>
-                    <pic:cNvPr id="0" name="image43.png"/>
+                    <pic:cNvPr id="0" name="image52.png"/>
                     <pic:cNvPicPr preferRelativeResize="0"/>
                   </pic:nvPicPr>
                   <pic:blipFill>
@@ -9112,12 +9112,12 @@
           <wp:inline distB="114300" distT="114300" distL="114300" distR="114300">
             <wp:extent cx="5943600" cy="4343400"/>
             <wp:effectExtent b="0" l="0" r="0" t="0"/>
-            <wp:docPr id="79" name="image65.png"/>
+            <wp:docPr id="75" name="image59.png"/>
             <a:graphic>
               <a:graphicData uri="http://schemas.openxmlformats.org/drawingml/2006/picture">
                 <pic:pic>
                   <pic:nvPicPr>
-                    <pic:cNvPr id="0" name="image65.png"/>
+                    <pic:cNvPr id="0" name="image59.png"/>
                     <pic:cNvPicPr preferRelativeResize="0"/>
                   </pic:nvPicPr>
                   <pic:blipFill>
@@ -9167,12 +9167,12 @@
           <wp:inline distB="114300" distT="114300" distL="114300" distR="114300">
             <wp:extent cx="5943600" cy="3162300"/>
             <wp:effectExtent b="0" l="0" r="0" t="0"/>
-            <wp:docPr id="70" name="image54.png"/>
+            <wp:docPr id="66" name="image53.png"/>
             <a:graphic>
               <a:graphicData uri="http://schemas.openxmlformats.org/drawingml/2006/picture">
                 <pic:pic>
                   <pic:nvPicPr>
-                    <pic:cNvPr id="0" name="image54.png"/>
+                    <pic:cNvPr id="0" name="image53.png"/>
                     <pic:cNvPicPr preferRelativeResize="0"/>
                   </pic:nvPicPr>
                   <pic:blipFill>
@@ -9222,12 +9222,12 @@
           <wp:inline distB="114300" distT="114300" distL="114300" distR="114300">
             <wp:extent cx="5943600" cy="4368800"/>
             <wp:effectExtent b="0" l="0" r="0" t="0"/>
-            <wp:docPr id="51" name="image31.png"/>
+            <wp:docPr id="47" name="image32.png"/>
             <a:graphic>
               <a:graphicData uri="http://schemas.openxmlformats.org/drawingml/2006/picture">
                 <pic:pic>
                   <pic:nvPicPr>
-                    <pic:cNvPr id="0" name="image31.png"/>
+                    <pic:cNvPr id="0" name="image32.png"/>
                     <pic:cNvPicPr preferRelativeResize="0"/>
                   </pic:nvPicPr>
                   <pic:blipFill>
@@ -9277,12 +9277,12 @@
           <wp:inline distB="114300" distT="114300" distL="114300" distR="114300">
             <wp:extent cx="5486400" cy="3505200"/>
             <wp:effectExtent b="0" l="0" r="0" t="0"/>
-            <wp:docPr id="80" name="image66.png"/>
+            <wp:docPr id="76" name="image63.png"/>
             <a:graphic>
               <a:graphicData uri="http://schemas.openxmlformats.org/drawingml/2006/picture">
                 <pic:pic>
                   <pic:nvPicPr>
-                    <pic:cNvPr id="0" name="image66.png"/>
+                    <pic:cNvPr id="0" name="image63.png"/>
                     <pic:cNvPicPr preferRelativeResize="0"/>
                   </pic:nvPicPr>
                   <pic:blipFill>
@@ -9332,12 +9332,12 @@
           <wp:inline distB="114300" distT="114300" distL="114300" distR="114300">
             <wp:extent cx="5943600" cy="3784600"/>
             <wp:effectExtent b="0" l="0" r="0" t="0"/>
-            <wp:docPr id="25" name="image1.png"/>
+            <wp:docPr id="21" name="image7.png"/>
             <a:graphic>
               <a:graphicData uri="http://schemas.openxmlformats.org/drawingml/2006/picture">
                 <pic:pic>
                   <pic:nvPicPr>
-                    <pic:cNvPr id="0" name="image1.png"/>
+                    <pic:cNvPr id="0" name="image7.png"/>
                     <pic:cNvPicPr preferRelativeResize="0"/>
                   </pic:nvPicPr>
                   <pic:blipFill>
@@ -9387,12 +9387,12 @@
           <wp:inline distB="114300" distT="114300" distL="114300" distR="114300">
             <wp:extent cx="5486400" cy="3048000"/>
             <wp:effectExtent b="0" l="0" r="0" t="0"/>
-            <wp:docPr id="58" name="image38.png"/>
+            <wp:docPr id="54" name="image30.png"/>
             <a:graphic>
               <a:graphicData uri="http://schemas.openxmlformats.org/drawingml/2006/picture">
                 <pic:pic>
                   <pic:nvPicPr>
-                    <pic:cNvPr id="0" name="image38.png"/>
+                    <pic:cNvPr id="0" name="image30.png"/>
                     <pic:cNvPicPr preferRelativeResize="0"/>
                   </pic:nvPicPr>
                   <pic:blipFill>
@@ -9442,12 +9442,12 @@
           <wp:inline distB="114300" distT="114300" distL="114300" distR="114300">
             <wp:extent cx="5943600" cy="3924300"/>
             <wp:effectExtent b="0" l="0" r="0" t="0"/>
-            <wp:docPr id="53" name="image34.png"/>
+            <wp:docPr id="49" name="image27.png"/>
             <a:graphic>
               <a:graphicData uri="http://schemas.openxmlformats.org/drawingml/2006/picture">
                 <pic:pic>
                   <pic:nvPicPr>
-                    <pic:cNvPr id="0" name="image34.png"/>
+                    <pic:cNvPr id="0" name="image27.png"/>
                     <pic:cNvPicPr preferRelativeResize="0"/>
                   </pic:nvPicPr>
                   <pic:blipFill>
@@ -9497,12 +9497,12 @@
           <wp:inline distB="114300" distT="114300" distL="114300" distR="114300">
             <wp:extent cx="5321300" cy="3505200"/>
             <wp:effectExtent b="0" l="0" r="0" t="0"/>
-            <wp:docPr id="65" name="image42.png"/>
+            <wp:docPr id="61" name="image38.png"/>
             <a:graphic>
               <a:graphicData uri="http://schemas.openxmlformats.org/drawingml/2006/picture">
                 <pic:pic>
                   <pic:nvPicPr>
-                    <pic:cNvPr id="0" name="image42.png"/>
+                    <pic:cNvPr id="0" name="image38.png"/>
                     <pic:cNvPicPr preferRelativeResize="0"/>
                   </pic:nvPicPr>
                   <pic:blipFill>
@@ -9552,12 +9552,12 @@
           <wp:inline distB="114300" distT="114300" distL="114300" distR="114300">
             <wp:extent cx="5943600" cy="3911600"/>
             <wp:effectExtent b="0" l="0" r="0" t="0"/>
-            <wp:docPr id="43" name="image17.png"/>
+            <wp:docPr id="39" name="image20.png"/>
             <a:graphic>
               <a:graphicData uri="http://schemas.openxmlformats.org/drawingml/2006/picture">
                 <pic:pic>
                   <pic:nvPicPr>
-                    <pic:cNvPr id="0" name="image17.png"/>
+                    <pic:cNvPr id="0" name="image20.png"/>
                     <pic:cNvPicPr preferRelativeResize="0"/>
                   </pic:nvPicPr>
                   <pic:blipFill>
@@ -9607,12 +9607,12 @@
           <wp:inline distB="114300" distT="114300" distL="114300" distR="114300">
             <wp:extent cx="5943600" cy="3187700"/>
             <wp:effectExtent b="0" l="0" r="0" t="0"/>
-            <wp:docPr id="83" name="image80.png"/>
+            <wp:docPr id="79" name="image64.png"/>
             <a:graphic>
               <a:graphicData uri="http://schemas.openxmlformats.org/drawingml/2006/picture">
                 <pic:pic>
                   <pic:nvPicPr>
-                    <pic:cNvPr id="0" name="image80.png"/>
+                    <pic:cNvPr id="0" name="image64.png"/>
                     <pic:cNvPicPr preferRelativeResize="0"/>
                   </pic:nvPicPr>
                   <pic:blipFill>
@@ -9662,12 +9662,12 @@
           <wp:inline distB="114300" distT="114300" distL="114300" distR="114300">
             <wp:extent cx="5943600" cy="3835400"/>
             <wp:effectExtent b="0" l="0" r="0" t="0"/>
-            <wp:docPr id="62" name="image39.png"/>
+            <wp:docPr id="58" name="image34.png"/>
             <a:graphic>
               <a:graphicData uri="http://schemas.openxmlformats.org/drawingml/2006/picture">
                 <pic:pic>
                   <pic:nvPicPr>
-                    <pic:cNvPr id="0" name="image39.png"/>
+                    <pic:cNvPr id="0" name="image34.png"/>
                     <pic:cNvPicPr preferRelativeResize="0"/>
                   </pic:nvPicPr>
                   <pic:blipFill>
@@ -9717,12 +9717,12 @@
           <wp:inline distB="114300" distT="114300" distL="114300" distR="114300">
             <wp:extent cx="5943600" cy="2578100"/>
             <wp:effectExtent b="0" l="0" r="0" t="0"/>
-            <wp:docPr id="47" name="image19.png"/>
+            <wp:docPr id="43" name="image23.png"/>
             <a:graphic>
               <a:graphicData uri="http://schemas.openxmlformats.org/drawingml/2006/picture">
                 <pic:pic>
                   <pic:nvPicPr>
-                    <pic:cNvPr id="0" name="image19.png"/>
+                    <pic:cNvPr id="0" name="image23.png"/>
                     <pic:cNvPicPr preferRelativeResize="0"/>
                   </pic:nvPicPr>
                   <pic:blipFill>
@@ -9772,12 +9772,12 @@
           <wp:inline distB="114300" distT="114300" distL="114300" distR="114300">
             <wp:extent cx="5943600" cy="3619500"/>
             <wp:effectExtent b="0" l="0" r="0" t="0"/>
-            <wp:docPr id="61" name="image48.png"/>
+            <wp:docPr id="57" name="image55.png"/>
             <a:graphic>
               <a:graphicData uri="http://schemas.openxmlformats.org/drawingml/2006/picture">
                 <pic:pic>
                   <pic:nvPicPr>
-                    <pic:cNvPr id="0" name="image48.png"/>
+                    <pic:cNvPr id="0" name="image55.png"/>
                     <pic:cNvPicPr preferRelativeResize="0"/>
                   </pic:nvPicPr>
                   <pic:blipFill>
@@ -9827,12 +9827,12 @@
           <wp:inline distB="114300" distT="114300" distL="114300" distR="114300">
             <wp:extent cx="4673600" cy="3352800"/>
             <wp:effectExtent b="0" l="0" r="0" t="0"/>
-            <wp:docPr id="55" name="image29.png"/>
+            <wp:docPr id="51" name="image33.png"/>
             <a:graphic>
               <a:graphicData uri="http://schemas.openxmlformats.org/drawingml/2006/picture">
                 <pic:pic>
                   <pic:nvPicPr>
-                    <pic:cNvPr id="0" name="image29.png"/>
+                    <pic:cNvPr id="0" name="image33.png"/>
                     <pic:cNvPicPr preferRelativeResize="0"/>
                   </pic:nvPicPr>
                   <pic:blipFill>
@@ -9882,12 +9882,12 @@
           <wp:inline distB="114300" distT="114300" distL="114300" distR="114300">
             <wp:extent cx="5943600" cy="3987800"/>
             <wp:effectExtent b="0" l="0" r="0" t="0"/>
-            <wp:docPr id="50" name="image40.png"/>
+            <wp:docPr id="46" name="image37.png"/>
             <a:graphic>
               <a:graphicData uri="http://schemas.openxmlformats.org/drawingml/2006/picture">
                 <pic:pic>
                   <pic:nvPicPr>
-                    <pic:cNvPr id="0" name="image40.png"/>
+                    <pic:cNvPr id="0" name="image37.png"/>
                     <pic:cNvPicPr preferRelativeResize="0"/>
                   </pic:nvPicPr>
                   <pic:blipFill>
@@ -9937,7 +9937,7 @@
           <wp:inline distB="114300" distT="114300" distL="114300" distR="114300">
             <wp:extent cx="5943600" cy="4216400"/>
             <wp:effectExtent b="0" l="0" r="0" t="0"/>
-            <wp:docPr id="85" name="image67.png"/>
+            <wp:docPr id="81" name="image67.png"/>
             <a:graphic>
               <a:graphicData uri="http://schemas.openxmlformats.org/drawingml/2006/picture">
                 <pic:pic>
@@ -9992,12 +9992,12 @@
           <wp:inline distB="114300" distT="114300" distL="114300" distR="114300">
             <wp:extent cx="5943600" cy="3784600"/>
             <wp:effectExtent b="0" l="0" r="0" t="0"/>
-            <wp:docPr id="24" name="image4.png"/>
+            <wp:docPr id="20" name="image8.png"/>
             <a:graphic>
               <a:graphicData uri="http://schemas.openxmlformats.org/drawingml/2006/picture">
                 <pic:pic>
                   <pic:nvPicPr>
-                    <pic:cNvPr id="0" name="image4.png"/>
+                    <pic:cNvPr id="0" name="image8.png"/>
                     <pic:cNvPicPr preferRelativeResize="0"/>
                   </pic:nvPicPr>
                   <pic:blipFill>
@@ -10077,12 +10077,12 @@
           <wp:inline distB="114300" distT="114300" distL="114300" distR="114300">
             <wp:extent cx="5943600" cy="3390900"/>
             <wp:effectExtent b="0" l="0" r="0" t="0"/>
-            <wp:docPr id="64" name="image51.png"/>
+            <wp:docPr id="60" name="image45.png"/>
             <a:graphic>
               <a:graphicData uri="http://schemas.openxmlformats.org/drawingml/2006/picture">
                 <pic:pic>
                   <pic:nvPicPr>
-                    <pic:cNvPr id="0" name="image51.png"/>
+                    <pic:cNvPr id="0" name="image45.png"/>
                     <pic:cNvPicPr preferRelativeResize="0"/>
                   </pic:nvPicPr>
                   <pic:blipFill>
@@ -13241,7 +13241,7 @@
                 <wp:extent cx="2309813" cy="190500"/>
                 <wp:effectExtent b="0" l="0" r="0" t="0"/>
                 <wp:wrapNone/>
-                <wp:docPr id="8" name=""/>
+                <wp:docPr id="7" name=""/>
                 <a:graphic>
                   <a:graphicData uri="http://schemas.microsoft.com/office/word/2010/wordprocessingShape">
                     <wps:wsp>
@@ -13287,12 +13287,12 @@
                 <wp:extent cx="2309813" cy="190500"/>
                 <wp:effectExtent b="0" l="0" r="0" t="0"/>
                 <wp:wrapNone/>
-                <wp:docPr id="8" name="image60.png"/>
+                <wp:docPr id="7" name="image50.png"/>
                 <a:graphic>
                   <a:graphicData uri="http://schemas.openxmlformats.org/drawingml/2006/picture">
                     <pic:pic>
                       <pic:nvPicPr>
-                        <pic:cNvPr id="0" name="image60.png"/>
+                        <pic:cNvPr id="0" name="image50.png"/>
                         <pic:cNvPicPr preferRelativeResize="0"/>
                       </pic:nvPicPr>
                       <pic:blipFill>
@@ -13333,7 +13333,7 @@
                 <wp:extent cx="2309813" cy="190500"/>
                 <wp:effectExtent b="0" l="0" r="0" t="0"/>
                 <wp:wrapNone/>
-                <wp:docPr id="10" name=""/>
+                <wp:docPr id="9" name=""/>
                 <a:graphic>
                   <a:graphicData uri="http://schemas.microsoft.com/office/word/2010/wordprocessingShape">
                     <wps:wsp>
@@ -13379,12 +13379,12 @@
                 <wp:extent cx="2309813" cy="190500"/>
                 <wp:effectExtent b="0" l="0" r="0" t="0"/>
                 <wp:wrapNone/>
-                <wp:docPr id="10" name="image62.png"/>
+                <wp:docPr id="9" name="image69.png"/>
                 <a:graphic>
                   <a:graphicData uri="http://schemas.openxmlformats.org/drawingml/2006/picture">
                     <pic:pic>
                       <pic:nvPicPr>
-                        <pic:cNvPr id="0" name="image62.png"/>
+                        <pic:cNvPr id="0" name="image69.png"/>
                         <pic:cNvPicPr preferRelativeResize="0"/>
                       </pic:nvPicPr>
                       <pic:blipFill>
@@ -13417,15 +13417,15 @@
               <wp:anchor allowOverlap="1" behindDoc="0" distB="114300" distT="114300" distL="114300" distR="114300" hidden="0" layoutInCell="1" locked="0" relativeHeight="0" simplePos="0">
                 <wp:simplePos x="0" y="0"/>
                 <wp:positionH relativeFrom="column">
-                  <wp:posOffset>4438650</wp:posOffset>
+                  <wp:posOffset>885825</wp:posOffset>
                 </wp:positionH>
                 <wp:positionV relativeFrom="paragraph">
-                  <wp:posOffset>4124325</wp:posOffset>
+                  <wp:posOffset>2486025</wp:posOffset>
                 </wp:positionV>
-                <wp:extent cx="2314575" cy="190500"/>
+                <wp:extent cx="3143250" cy="190500"/>
                 <wp:effectExtent b="0" l="0" r="0" t="0"/>
                 <wp:wrapNone/>
-                <wp:docPr id="19" name=""/>
+                <wp:docPr id="12" name=""/>
                 <a:graphic>
                   <a:graphicData uri="http://schemas.microsoft.com/office/word/2010/wordprocessingShape">
                     <wps:wsp>
@@ -13441,7 +13441,7 @@
                         <a:noFill/>
                         <a:ln cap="flat" cmpd="sng" w="114300">
                           <a:solidFill>
-                            <a:srgbClr val="E69138"/>
+                            <a:srgbClr val="3D85C6"/>
                           </a:solidFill>
                           <a:prstDash val="solid"/>
                           <a:round/>
@@ -13463,20 +13463,20 @@
               <wp:anchor allowOverlap="1" behindDoc="0" distB="114300" distT="114300" distL="114300" distR="114300" hidden="0" layoutInCell="1" locked="0" relativeHeight="0" simplePos="0">
                 <wp:simplePos x="0" y="0"/>
                 <wp:positionH relativeFrom="column">
-                  <wp:posOffset>4438650</wp:posOffset>
+                  <wp:posOffset>885825</wp:posOffset>
                 </wp:positionH>
                 <wp:positionV relativeFrom="paragraph">
-                  <wp:posOffset>4124325</wp:posOffset>
+                  <wp:posOffset>2486025</wp:posOffset>
                 </wp:positionV>
-                <wp:extent cx="2314575" cy="190500"/>
+                <wp:extent cx="3143250" cy="190500"/>
                 <wp:effectExtent b="0" l="0" r="0" t="0"/>
                 <wp:wrapNone/>
-                <wp:docPr id="19" name="image77.png"/>
+                <wp:docPr id="12" name="image74.png"/>
                 <a:graphic>
                   <a:graphicData uri="http://schemas.openxmlformats.org/drawingml/2006/picture">
                     <pic:pic>
                       <pic:nvPicPr>
-                        <pic:cNvPr id="0" name="image77.png"/>
+                        <pic:cNvPr id="0" name="image74.png"/>
                         <pic:cNvPicPr preferRelativeResize="0"/>
                       </pic:nvPicPr>
                       <pic:blipFill>
@@ -13489,7 +13489,7 @@
                       <pic:spPr>
                         <a:xfrm>
                           <a:off x="0" y="0"/>
-                          <a:ext cx="2314575" cy="190500"/>
+                          <a:ext cx="3143250" cy="190500"/>
                         </a:xfrm>
                         <a:prstGeom prst="rect"/>
                         <a:ln/>
@@ -13512,7 +13512,191 @@
                   <wp:posOffset>885825</wp:posOffset>
                 </wp:positionH>
                 <wp:positionV relativeFrom="paragraph">
-                  <wp:posOffset>2486025</wp:posOffset>
+                  <wp:posOffset>2743147</wp:posOffset>
+                </wp:positionV>
+                <wp:extent cx="3138488" cy="190500"/>
+                <wp:effectExtent b="0" l="0" r="0" t="0"/>
+                <wp:wrapNone/>
+                <wp:docPr id="6" name=""/>
+                <a:graphic>
+                  <a:graphicData uri="http://schemas.microsoft.com/office/word/2010/wordprocessingShape">
+                    <wps:wsp>
+                      <wps:cNvCnPr/>
+                      <wps:spPr>
+                        <a:xfrm>
+                          <a:off x="1083925" y="1114600"/>
+                          <a:ext cx="2617800" cy="300"/>
+                        </a:xfrm>
+                        <a:prstGeom prst="straightConnector1">
+                          <a:avLst/>
+                        </a:prstGeom>
+                        <a:noFill/>
+                        <a:ln cap="flat" cmpd="sng" w="114300">
+                          <a:solidFill>
+                            <a:srgbClr val="A64D79"/>
+                          </a:solidFill>
+                          <a:prstDash val="solid"/>
+                          <a:round/>
+                          <a:headEnd len="med" w="med" type="none"/>
+                          <a:tailEnd len="med" w="med" type="none"/>
+                        </a:ln>
+                      </wps:spPr>
+                      <wps:bodyPr anchorCtr="0" anchor="ctr" bIns="91425" lIns="91425" spcFirstLastPara="1" rIns="91425" wrap="square" tIns="91425">
+                        <a:noAutofit/>
+                      </wps:bodyPr>
+                    </wps:wsp>
+                  </a:graphicData>
+                </a:graphic>
+              </wp:anchor>
+            </w:drawing>
+          </mc:Choice>
+          <mc:Fallback>
+            <w:drawing>
+              <wp:anchor allowOverlap="1" behindDoc="0" distB="114300" distT="114300" distL="114300" distR="114300" hidden="0" layoutInCell="1" locked="0" relativeHeight="0" simplePos="0">
+                <wp:simplePos x="0" y="0"/>
+                <wp:positionH relativeFrom="column">
+                  <wp:posOffset>885825</wp:posOffset>
+                </wp:positionH>
+                <wp:positionV relativeFrom="paragraph">
+                  <wp:posOffset>2743147</wp:posOffset>
+                </wp:positionV>
+                <wp:extent cx="3138488" cy="190500"/>
+                <wp:effectExtent b="0" l="0" r="0" t="0"/>
+                <wp:wrapNone/>
+                <wp:docPr id="6" name="image49.png"/>
+                <a:graphic>
+                  <a:graphicData uri="http://schemas.openxmlformats.org/drawingml/2006/picture">
+                    <pic:pic>
+                      <pic:nvPicPr>
+                        <pic:cNvPr id="0" name="image49.png"/>
+                        <pic:cNvPicPr preferRelativeResize="0"/>
+                      </pic:nvPicPr>
+                      <pic:blipFill>
+                        <a:blip r:embed="rId72"/>
+                        <a:srcRect/>
+                        <a:stretch>
+                          <a:fillRect/>
+                        </a:stretch>
+                      </pic:blipFill>
+                      <pic:spPr>
+                        <a:xfrm>
+                          <a:off x="0" y="0"/>
+                          <a:ext cx="3138488" cy="190500"/>
+                        </a:xfrm>
+                        <a:prstGeom prst="rect"/>
+                        <a:ln/>
+                      </pic:spPr>
+                    </pic:pic>
+                  </a:graphicData>
+                </a:graphic>
+              </wp:anchor>
+            </w:drawing>
+          </mc:Fallback>
+        </mc:AlternateContent>
+      </w:r>
+      <w:r>
+        <mc:AlternateContent>
+          <mc:Choice Requires="wpg">
+            <w:drawing>
+              <wp:anchor allowOverlap="1" behindDoc="0" distB="114300" distT="114300" distL="114300" distR="114300" hidden="0" layoutInCell="1" locked="0" relativeHeight="0" simplePos="0">
+                <wp:simplePos x="0" y="0"/>
+                <wp:positionH relativeFrom="column">
+                  <wp:posOffset>885825</wp:posOffset>
+                </wp:positionH>
+                <wp:positionV relativeFrom="paragraph">
+                  <wp:posOffset>3514725</wp:posOffset>
+                </wp:positionV>
+                <wp:extent cx="3143250" cy="190500"/>
+                <wp:effectExtent b="0" l="0" r="0" t="0"/>
+                <wp:wrapNone/>
+                <wp:docPr id="18" name=""/>
+                <a:graphic>
+                  <a:graphicData uri="http://schemas.microsoft.com/office/word/2010/wordprocessingShape">
+                    <wps:wsp>
+                      <wps:cNvCnPr/>
+                      <wps:spPr>
+                        <a:xfrm>
+                          <a:off x="1083925" y="1114600"/>
+                          <a:ext cx="2617800" cy="300"/>
+                        </a:xfrm>
+                        <a:prstGeom prst="straightConnector1">
+                          <a:avLst/>
+                        </a:prstGeom>
+                        <a:noFill/>
+                        <a:ln cap="flat" cmpd="sng" w="114300">
+                          <a:solidFill>
+                            <a:srgbClr val="3D85C6"/>
+                          </a:solidFill>
+                          <a:prstDash val="solid"/>
+                          <a:round/>
+                          <a:headEnd len="med" w="med" type="none"/>
+                          <a:tailEnd len="med" w="med" type="none"/>
+                        </a:ln>
+                      </wps:spPr>
+                      <wps:bodyPr anchorCtr="0" anchor="ctr" bIns="91425" lIns="91425" spcFirstLastPara="1" rIns="91425" wrap="square" tIns="91425">
+                        <a:noAutofit/>
+                      </wps:bodyPr>
+                    </wps:wsp>
+                  </a:graphicData>
+                </a:graphic>
+              </wp:anchor>
+            </w:drawing>
+          </mc:Choice>
+          <mc:Fallback>
+            <w:drawing>
+              <wp:anchor allowOverlap="1" behindDoc="0" distB="114300" distT="114300" distL="114300" distR="114300" hidden="0" layoutInCell="1" locked="0" relativeHeight="0" simplePos="0">
+                <wp:simplePos x="0" y="0"/>
+                <wp:positionH relativeFrom="column">
+                  <wp:posOffset>885825</wp:posOffset>
+                </wp:positionH>
+                <wp:positionV relativeFrom="paragraph">
+                  <wp:posOffset>3514725</wp:posOffset>
+                </wp:positionV>
+                <wp:extent cx="3143250" cy="190500"/>
+                <wp:effectExtent b="0" l="0" r="0" t="0"/>
+                <wp:wrapNone/>
+                <wp:docPr id="18" name="image80.png"/>
+                <a:graphic>
+                  <a:graphicData uri="http://schemas.openxmlformats.org/drawingml/2006/picture">
+                    <pic:pic>
+                      <pic:nvPicPr>
+                        <pic:cNvPr id="0" name="image80.png"/>
+                        <pic:cNvPicPr preferRelativeResize="0"/>
+                      </pic:nvPicPr>
+                      <pic:blipFill>
+                        <a:blip r:embed="rId73"/>
+                        <a:srcRect/>
+                        <a:stretch>
+                          <a:fillRect/>
+                        </a:stretch>
+                      </pic:blipFill>
+                      <pic:spPr>
+                        <a:xfrm>
+                          <a:off x="0" y="0"/>
+                          <a:ext cx="3143250" cy="190500"/>
+                        </a:xfrm>
+                        <a:prstGeom prst="rect"/>
+                        <a:ln/>
+                      </pic:spPr>
+                    </pic:pic>
+                  </a:graphicData>
+                </a:graphic>
+              </wp:anchor>
+            </w:drawing>
+          </mc:Fallback>
+        </mc:AlternateContent>
+      </w:r>
+      <w:r>
+        <mc:AlternateContent>
+          <mc:Choice Requires="wpg">
+            <w:drawing>
+              <wp:anchor allowOverlap="1" behindDoc="0" distB="114300" distT="114300" distL="114300" distR="114300" hidden="0" layoutInCell="1" locked="0" relativeHeight="0" simplePos="0">
+                <wp:simplePos x="0" y="0"/>
+                <wp:positionH relativeFrom="column">
+                  <wp:posOffset>885825</wp:posOffset>
+                </wp:positionH>
+                <wp:positionV relativeFrom="paragraph">
+                  <wp:posOffset>1685925</wp:posOffset>
                 </wp:positionV>
                 <wp:extent cx="3143250" cy="190500"/>
                 <wp:effectExtent b="0" l="0" r="0" t="0"/>
@@ -13558,21 +13742,21 @@
                   <wp:posOffset>885825</wp:posOffset>
                 </wp:positionH>
                 <wp:positionV relativeFrom="paragraph">
-                  <wp:posOffset>2486025</wp:posOffset>
+                  <wp:posOffset>1685925</wp:posOffset>
                 </wp:positionV>
                 <wp:extent cx="3143250" cy="190500"/>
                 <wp:effectExtent b="0" l="0" r="0" t="0"/>
                 <wp:wrapNone/>
-                <wp:docPr id="15" name="image71.png"/>
+                <wp:docPr id="15" name="image77.png"/>
                 <a:graphic>
                   <a:graphicData uri="http://schemas.openxmlformats.org/drawingml/2006/picture">
                     <pic:pic>
                       <pic:nvPicPr>
-                        <pic:cNvPr id="0" name="image71.png"/>
+                        <pic:cNvPr id="0" name="image77.png"/>
                         <pic:cNvPicPr preferRelativeResize="0"/>
                       </pic:nvPicPr>
                       <pic:blipFill>
-                        <a:blip r:embed="rId72"/>
+                        <a:blip r:embed="rId74"/>
                         <a:srcRect/>
                         <a:stretch>
                           <a:fillRect/>
@@ -13601,374 +13785,6 @@
               <wp:anchor allowOverlap="1" behindDoc="0" distB="114300" distT="114300" distL="114300" distR="114300" hidden="0" layoutInCell="1" locked="0" relativeHeight="0" simplePos="0">
                 <wp:simplePos x="0" y="0"/>
                 <wp:positionH relativeFrom="column">
-                  <wp:posOffset>4438650</wp:posOffset>
-                </wp:positionH>
-                <wp:positionV relativeFrom="paragraph">
-                  <wp:posOffset>4676775</wp:posOffset>
-                </wp:positionV>
-                <wp:extent cx="2314575" cy="190500"/>
-                <wp:effectExtent b="0" l="0" r="0" t="0"/>
-                <wp:wrapNone/>
-                <wp:docPr id="11" name=""/>
-                <a:graphic>
-                  <a:graphicData uri="http://schemas.microsoft.com/office/word/2010/wordprocessingShape">
-                    <wps:wsp>
-                      <wps:cNvCnPr/>
-                      <wps:spPr>
-                        <a:xfrm>
-                          <a:off x="1083925" y="1114600"/>
-                          <a:ext cx="2617800" cy="300"/>
-                        </a:xfrm>
-                        <a:prstGeom prst="straightConnector1">
-                          <a:avLst/>
-                        </a:prstGeom>
-                        <a:noFill/>
-                        <a:ln cap="flat" cmpd="sng" w="114300">
-                          <a:solidFill>
-                            <a:srgbClr val="E69138"/>
-                          </a:solidFill>
-                          <a:prstDash val="solid"/>
-                          <a:round/>
-                          <a:headEnd len="med" w="med" type="none"/>
-                          <a:tailEnd len="med" w="med" type="none"/>
-                        </a:ln>
-                      </wps:spPr>
-                      <wps:bodyPr anchorCtr="0" anchor="ctr" bIns="91425" lIns="91425" spcFirstLastPara="1" rIns="91425" wrap="square" tIns="91425">
-                        <a:noAutofit/>
-                      </wps:bodyPr>
-                    </wps:wsp>
-                  </a:graphicData>
-                </a:graphic>
-              </wp:anchor>
-            </w:drawing>
-          </mc:Choice>
-          <mc:Fallback>
-            <w:drawing>
-              <wp:anchor allowOverlap="1" behindDoc="0" distB="114300" distT="114300" distL="114300" distR="114300" hidden="0" layoutInCell="1" locked="0" relativeHeight="0" simplePos="0">
-                <wp:simplePos x="0" y="0"/>
-                <wp:positionH relativeFrom="column">
-                  <wp:posOffset>4438650</wp:posOffset>
-                </wp:positionH>
-                <wp:positionV relativeFrom="paragraph">
-                  <wp:posOffset>4676775</wp:posOffset>
-                </wp:positionV>
-                <wp:extent cx="2314575" cy="190500"/>
-                <wp:effectExtent b="0" l="0" r="0" t="0"/>
-                <wp:wrapNone/>
-                <wp:docPr id="11" name="image63.png"/>
-                <a:graphic>
-                  <a:graphicData uri="http://schemas.openxmlformats.org/drawingml/2006/picture">
-                    <pic:pic>
-                      <pic:nvPicPr>
-                        <pic:cNvPr id="0" name="image63.png"/>
-                        <pic:cNvPicPr preferRelativeResize="0"/>
-                      </pic:nvPicPr>
-                      <pic:blipFill>
-                        <a:blip r:embed="rId73"/>
-                        <a:srcRect/>
-                        <a:stretch>
-                          <a:fillRect/>
-                        </a:stretch>
-                      </pic:blipFill>
-                      <pic:spPr>
-                        <a:xfrm>
-                          <a:off x="0" y="0"/>
-                          <a:ext cx="2314575" cy="190500"/>
-                        </a:xfrm>
-                        <a:prstGeom prst="rect"/>
-                        <a:ln/>
-                      </pic:spPr>
-                    </pic:pic>
-                  </a:graphicData>
-                </a:graphic>
-              </wp:anchor>
-            </w:drawing>
-          </mc:Fallback>
-        </mc:AlternateContent>
-      </w:r>
-      <w:r>
-        <mc:AlternateContent>
-          <mc:Choice Requires="wpg">
-            <w:drawing>
-              <wp:anchor allowOverlap="1" behindDoc="0" distB="114300" distT="114300" distL="114300" distR="114300" hidden="0" layoutInCell="1" locked="0" relativeHeight="0" simplePos="0">
-                <wp:simplePos x="0" y="0"/>
-                <wp:positionH relativeFrom="column">
-                  <wp:posOffset>885825</wp:posOffset>
-                </wp:positionH>
-                <wp:positionV relativeFrom="paragraph">
-                  <wp:posOffset>2743147</wp:posOffset>
-                </wp:positionV>
-                <wp:extent cx="3138488" cy="190500"/>
-                <wp:effectExtent b="0" l="0" r="0" t="0"/>
-                <wp:wrapNone/>
-                <wp:docPr id="7" name=""/>
-                <a:graphic>
-                  <a:graphicData uri="http://schemas.microsoft.com/office/word/2010/wordprocessingShape">
-                    <wps:wsp>
-                      <wps:cNvCnPr/>
-                      <wps:spPr>
-                        <a:xfrm>
-                          <a:off x="1083925" y="1114600"/>
-                          <a:ext cx="2617800" cy="300"/>
-                        </a:xfrm>
-                        <a:prstGeom prst="straightConnector1">
-                          <a:avLst/>
-                        </a:prstGeom>
-                        <a:noFill/>
-                        <a:ln cap="flat" cmpd="sng" w="114300">
-                          <a:solidFill>
-                            <a:srgbClr val="A64D79"/>
-                          </a:solidFill>
-                          <a:prstDash val="solid"/>
-                          <a:round/>
-                          <a:headEnd len="med" w="med" type="none"/>
-                          <a:tailEnd len="med" w="med" type="none"/>
-                        </a:ln>
-                      </wps:spPr>
-                      <wps:bodyPr anchorCtr="0" anchor="ctr" bIns="91425" lIns="91425" spcFirstLastPara="1" rIns="91425" wrap="square" tIns="91425">
-                        <a:noAutofit/>
-                      </wps:bodyPr>
-                    </wps:wsp>
-                  </a:graphicData>
-                </a:graphic>
-              </wp:anchor>
-            </w:drawing>
-          </mc:Choice>
-          <mc:Fallback>
-            <w:drawing>
-              <wp:anchor allowOverlap="1" behindDoc="0" distB="114300" distT="114300" distL="114300" distR="114300" hidden="0" layoutInCell="1" locked="0" relativeHeight="0" simplePos="0">
-                <wp:simplePos x="0" y="0"/>
-                <wp:positionH relativeFrom="column">
-                  <wp:posOffset>885825</wp:posOffset>
-                </wp:positionH>
-                <wp:positionV relativeFrom="paragraph">
-                  <wp:posOffset>2743147</wp:posOffset>
-                </wp:positionV>
-                <wp:extent cx="3138488" cy="190500"/>
-                <wp:effectExtent b="0" l="0" r="0" t="0"/>
-                <wp:wrapNone/>
-                <wp:docPr id="7" name="image59.png"/>
-                <a:graphic>
-                  <a:graphicData uri="http://schemas.openxmlformats.org/drawingml/2006/picture">
-                    <pic:pic>
-                      <pic:nvPicPr>
-                        <pic:cNvPr id="0" name="image59.png"/>
-                        <pic:cNvPicPr preferRelativeResize="0"/>
-                      </pic:nvPicPr>
-                      <pic:blipFill>
-                        <a:blip r:embed="rId74"/>
-                        <a:srcRect/>
-                        <a:stretch>
-                          <a:fillRect/>
-                        </a:stretch>
-                      </pic:blipFill>
-                      <pic:spPr>
-                        <a:xfrm>
-                          <a:off x="0" y="0"/>
-                          <a:ext cx="3138488" cy="190500"/>
-                        </a:xfrm>
-                        <a:prstGeom prst="rect"/>
-                        <a:ln/>
-                      </pic:spPr>
-                    </pic:pic>
-                  </a:graphicData>
-                </a:graphic>
-              </wp:anchor>
-            </w:drawing>
-          </mc:Fallback>
-        </mc:AlternateContent>
-      </w:r>
-      <w:r>
-        <mc:AlternateContent>
-          <mc:Choice Requires="wpg">
-            <w:drawing>
-              <wp:anchor allowOverlap="1" behindDoc="0" distB="114300" distT="114300" distL="114300" distR="114300" hidden="0" layoutInCell="1" locked="0" relativeHeight="0" simplePos="0">
-                <wp:simplePos x="0" y="0"/>
-                <wp:positionH relativeFrom="column">
-                  <wp:posOffset>885825</wp:posOffset>
-                </wp:positionH>
-                <wp:positionV relativeFrom="paragraph">
-                  <wp:posOffset>3514725</wp:posOffset>
-                </wp:positionV>
-                <wp:extent cx="3143250" cy="190500"/>
-                <wp:effectExtent b="0" l="0" r="0" t="0"/>
-                <wp:wrapNone/>
-                <wp:docPr id="22" name=""/>
-                <a:graphic>
-                  <a:graphicData uri="http://schemas.microsoft.com/office/word/2010/wordprocessingShape">
-                    <wps:wsp>
-                      <wps:cNvCnPr/>
-                      <wps:spPr>
-                        <a:xfrm>
-                          <a:off x="1083925" y="1114600"/>
-                          <a:ext cx="2617800" cy="300"/>
-                        </a:xfrm>
-                        <a:prstGeom prst="straightConnector1">
-                          <a:avLst/>
-                        </a:prstGeom>
-                        <a:noFill/>
-                        <a:ln cap="flat" cmpd="sng" w="114300">
-                          <a:solidFill>
-                            <a:srgbClr val="3D85C6"/>
-                          </a:solidFill>
-                          <a:prstDash val="solid"/>
-                          <a:round/>
-                          <a:headEnd len="med" w="med" type="none"/>
-                          <a:tailEnd len="med" w="med" type="none"/>
-                        </a:ln>
-                      </wps:spPr>
-                      <wps:bodyPr anchorCtr="0" anchor="ctr" bIns="91425" lIns="91425" spcFirstLastPara="1" rIns="91425" wrap="square" tIns="91425">
-                        <a:noAutofit/>
-                      </wps:bodyPr>
-                    </wps:wsp>
-                  </a:graphicData>
-                </a:graphic>
-              </wp:anchor>
-            </w:drawing>
-          </mc:Choice>
-          <mc:Fallback>
-            <w:drawing>
-              <wp:anchor allowOverlap="1" behindDoc="0" distB="114300" distT="114300" distL="114300" distR="114300" hidden="0" layoutInCell="1" locked="0" relativeHeight="0" simplePos="0">
-                <wp:simplePos x="0" y="0"/>
-                <wp:positionH relativeFrom="column">
-                  <wp:posOffset>885825</wp:posOffset>
-                </wp:positionH>
-                <wp:positionV relativeFrom="paragraph">
-                  <wp:posOffset>3514725</wp:posOffset>
-                </wp:positionV>
-                <wp:extent cx="3143250" cy="190500"/>
-                <wp:effectExtent b="0" l="0" r="0" t="0"/>
-                <wp:wrapNone/>
-                <wp:docPr id="22" name="image84.png"/>
-                <a:graphic>
-                  <a:graphicData uri="http://schemas.openxmlformats.org/drawingml/2006/picture">
-                    <pic:pic>
-                      <pic:nvPicPr>
-                        <pic:cNvPr id="0" name="image84.png"/>
-                        <pic:cNvPicPr preferRelativeResize="0"/>
-                      </pic:nvPicPr>
-                      <pic:blipFill>
-                        <a:blip r:embed="rId75"/>
-                        <a:srcRect/>
-                        <a:stretch>
-                          <a:fillRect/>
-                        </a:stretch>
-                      </pic:blipFill>
-                      <pic:spPr>
-                        <a:xfrm>
-                          <a:off x="0" y="0"/>
-                          <a:ext cx="3143250" cy="190500"/>
-                        </a:xfrm>
-                        <a:prstGeom prst="rect"/>
-                        <a:ln/>
-                      </pic:spPr>
-                    </pic:pic>
-                  </a:graphicData>
-                </a:graphic>
-              </wp:anchor>
-            </w:drawing>
-          </mc:Fallback>
-        </mc:AlternateContent>
-      </w:r>
-      <w:r>
-        <mc:AlternateContent>
-          <mc:Choice Requires="wpg">
-            <w:drawing>
-              <wp:anchor allowOverlap="1" behindDoc="0" distB="114300" distT="114300" distL="114300" distR="114300" hidden="0" layoutInCell="1" locked="0" relativeHeight="0" simplePos="0">
-                <wp:simplePos x="0" y="0"/>
-                <wp:positionH relativeFrom="column">
-                  <wp:posOffset>885825</wp:posOffset>
-                </wp:positionH>
-                <wp:positionV relativeFrom="paragraph">
-                  <wp:posOffset>1685925</wp:posOffset>
-                </wp:positionV>
-                <wp:extent cx="3143250" cy="190500"/>
-                <wp:effectExtent b="0" l="0" r="0" t="0"/>
-                <wp:wrapNone/>
-                <wp:docPr id="18" name=""/>
-                <a:graphic>
-                  <a:graphicData uri="http://schemas.microsoft.com/office/word/2010/wordprocessingShape">
-                    <wps:wsp>
-                      <wps:cNvCnPr/>
-                      <wps:spPr>
-                        <a:xfrm>
-                          <a:off x="1083925" y="1114600"/>
-                          <a:ext cx="2617800" cy="300"/>
-                        </a:xfrm>
-                        <a:prstGeom prst="straightConnector1">
-                          <a:avLst/>
-                        </a:prstGeom>
-                        <a:noFill/>
-                        <a:ln cap="flat" cmpd="sng" w="114300">
-                          <a:solidFill>
-                            <a:srgbClr val="3D85C6"/>
-                          </a:solidFill>
-                          <a:prstDash val="solid"/>
-                          <a:round/>
-                          <a:headEnd len="med" w="med" type="none"/>
-                          <a:tailEnd len="med" w="med" type="none"/>
-                        </a:ln>
-                      </wps:spPr>
-                      <wps:bodyPr anchorCtr="0" anchor="ctr" bIns="91425" lIns="91425" spcFirstLastPara="1" rIns="91425" wrap="square" tIns="91425">
-                        <a:noAutofit/>
-                      </wps:bodyPr>
-                    </wps:wsp>
-                  </a:graphicData>
-                </a:graphic>
-              </wp:anchor>
-            </w:drawing>
-          </mc:Choice>
-          <mc:Fallback>
-            <w:drawing>
-              <wp:anchor allowOverlap="1" behindDoc="0" distB="114300" distT="114300" distL="114300" distR="114300" hidden="0" layoutInCell="1" locked="0" relativeHeight="0" simplePos="0">
-                <wp:simplePos x="0" y="0"/>
-                <wp:positionH relativeFrom="column">
-                  <wp:posOffset>885825</wp:posOffset>
-                </wp:positionH>
-                <wp:positionV relativeFrom="paragraph">
-                  <wp:posOffset>1685925</wp:posOffset>
-                </wp:positionV>
-                <wp:extent cx="3143250" cy="190500"/>
-                <wp:effectExtent b="0" l="0" r="0" t="0"/>
-                <wp:wrapNone/>
-                <wp:docPr id="18" name="image74.png"/>
-                <a:graphic>
-                  <a:graphicData uri="http://schemas.openxmlformats.org/drawingml/2006/picture">
-                    <pic:pic>
-                      <pic:nvPicPr>
-                        <pic:cNvPr id="0" name="image74.png"/>
-                        <pic:cNvPicPr preferRelativeResize="0"/>
-                      </pic:nvPicPr>
-                      <pic:blipFill>
-                        <a:blip r:embed="rId76"/>
-                        <a:srcRect/>
-                        <a:stretch>
-                          <a:fillRect/>
-                        </a:stretch>
-                      </pic:blipFill>
-                      <pic:spPr>
-                        <a:xfrm>
-                          <a:off x="0" y="0"/>
-                          <a:ext cx="3143250" cy="190500"/>
-                        </a:xfrm>
-                        <a:prstGeom prst="rect"/>
-                        <a:ln/>
-                      </pic:spPr>
-                    </pic:pic>
-                  </a:graphicData>
-                </a:graphic>
-              </wp:anchor>
-            </w:drawing>
-          </mc:Fallback>
-        </mc:AlternateContent>
-      </w:r>
-      <w:r>
-        <mc:AlternateContent>
-          <mc:Choice Requires="wpg">
-            <w:drawing>
-              <wp:anchor allowOverlap="1" behindDoc="0" distB="114300" distT="114300" distL="114300" distR="114300" hidden="0" layoutInCell="1" locked="0" relativeHeight="0" simplePos="0">
-                <wp:simplePos x="0" y="0"/>
-                <wp:positionH relativeFrom="column">
                   <wp:posOffset>4433888</wp:posOffset>
                 </wp:positionH>
                 <wp:positionV relativeFrom="paragraph">
@@ -13977,7 +13793,7 @@
                 <wp:extent cx="2309813" cy="190500"/>
                 <wp:effectExtent b="0" l="0" r="0" t="0"/>
                 <wp:wrapNone/>
-                <wp:docPr id="17" name=""/>
+                <wp:docPr id="14" name=""/>
                 <a:graphic>
                   <a:graphicData uri="http://schemas.microsoft.com/office/word/2010/wordprocessingShape">
                     <wps:wsp>
@@ -14023,16 +13839,16 @@
                 <wp:extent cx="2309813" cy="190500"/>
                 <wp:effectExtent b="0" l="0" r="0" t="0"/>
                 <wp:wrapNone/>
-                <wp:docPr id="17" name="image73.png"/>
+                <wp:docPr id="14" name="image76.png"/>
                 <a:graphic>
                   <a:graphicData uri="http://schemas.openxmlformats.org/drawingml/2006/picture">
                     <pic:pic>
                       <pic:nvPicPr>
-                        <pic:cNvPr id="0" name="image73.png"/>
+                        <pic:cNvPr id="0" name="image76.png"/>
                         <pic:cNvPicPr preferRelativeResize="0"/>
                       </pic:nvPicPr>
                       <pic:blipFill>
-                        <a:blip r:embed="rId77"/>
+                        <a:blip r:embed="rId75"/>
                         <a:srcRect/>
                         <a:stretch>
                           <a:fillRect/>
@@ -14115,16 +13931,16 @@
                 <wp:extent cx="3138488" cy="190500"/>
                 <wp:effectExtent b="0" l="0" r="0" t="0"/>
                 <wp:wrapNone/>
-                <wp:docPr id="1" name="image21.png"/>
+                <wp:docPr id="1" name="image40.png"/>
                 <a:graphic>
                   <a:graphicData uri="http://schemas.openxmlformats.org/drawingml/2006/picture">
                     <pic:pic>
                       <pic:nvPicPr>
-                        <pic:cNvPr id="0" name="image21.png"/>
+                        <pic:cNvPr id="0" name="image40.png"/>
                         <pic:cNvPicPr preferRelativeResize="0"/>
                       </pic:nvPicPr>
                       <pic:blipFill>
-                        <a:blip r:embed="rId78"/>
+                        <a:blip r:embed="rId76"/>
                         <a:srcRect/>
                         <a:stretch>
                           <a:fillRect/>
@@ -14161,7 +13977,7 @@
                 <wp:extent cx="3143250" cy="190500"/>
                 <wp:effectExtent b="0" l="0" r="0" t="0"/>
                 <wp:wrapNone/>
-                <wp:docPr id="23" name=""/>
+                <wp:docPr id="19" name=""/>
                 <a:graphic>
                   <a:graphicData uri="http://schemas.microsoft.com/office/word/2010/wordprocessingShape">
                     <wps:wsp>
@@ -14207,16 +14023,16 @@
                 <wp:extent cx="3143250" cy="190500"/>
                 <wp:effectExtent b="0" l="0" r="0" t="0"/>
                 <wp:wrapNone/>
-                <wp:docPr id="23" name="image85.png"/>
+                <wp:docPr id="19" name="image81.png"/>
                 <a:graphic>
                   <a:graphicData uri="http://schemas.openxmlformats.org/drawingml/2006/picture">
                     <pic:pic>
                       <pic:nvPicPr>
-                        <pic:cNvPr id="0" name="image85.png"/>
+                        <pic:cNvPr id="0" name="image81.png"/>
                         <pic:cNvPicPr preferRelativeResize="0"/>
                       </pic:nvPicPr>
                       <pic:blipFill>
-                        <a:blip r:embed="rId79"/>
+                        <a:blip r:embed="rId77"/>
                         <a:srcRect/>
                         <a:stretch>
                           <a:fillRect/>
@@ -14253,7 +14069,7 @@
                 <wp:extent cx="3143250" cy="190500"/>
                 <wp:effectExtent b="0" l="0" r="0" t="0"/>
                 <wp:wrapNone/>
-                <wp:docPr id="20" name=""/>
+                <wp:docPr id="16" name=""/>
                 <a:graphic>
                   <a:graphicData uri="http://schemas.microsoft.com/office/word/2010/wordprocessingShape">
                     <wps:wsp>
@@ -14299,16 +14115,16 @@
                 <wp:extent cx="3143250" cy="190500"/>
                 <wp:effectExtent b="0" l="0" r="0" t="0"/>
                 <wp:wrapNone/>
-                <wp:docPr id="20" name="image82.png"/>
+                <wp:docPr id="16" name="image78.png"/>
                 <a:graphic>
                   <a:graphicData uri="http://schemas.openxmlformats.org/drawingml/2006/picture">
                     <pic:pic>
                       <pic:nvPicPr>
-                        <pic:cNvPr id="0" name="image82.png"/>
+                        <pic:cNvPr id="0" name="image78.png"/>
                         <pic:cNvPicPr preferRelativeResize="0"/>
                       </pic:nvPicPr>
                       <pic:blipFill>
-                        <a:blip r:embed="rId80"/>
+                        <a:blip r:embed="rId78"/>
                         <a:srcRect/>
                         <a:stretch>
                           <a:fillRect/>
@@ -14345,7 +14161,7 @@
                 <wp:extent cx="1347788" cy="190500"/>
                 <wp:effectExtent b="0" l="0" r="0" t="0"/>
                 <wp:wrapNone/>
-                <wp:docPr id="13" name=""/>
+                <wp:docPr id="11" name=""/>
                 <a:graphic>
                   <a:graphicData uri="http://schemas.microsoft.com/office/word/2010/wordprocessingShape">
                     <wps:wsp>
@@ -14391,16 +14207,16 @@
                 <wp:extent cx="1347788" cy="190500"/>
                 <wp:effectExtent b="0" l="0" r="0" t="0"/>
                 <wp:wrapNone/>
-                <wp:docPr id="13" name="image69.png"/>
+                <wp:docPr id="11" name="image71.png"/>
                 <a:graphic>
                   <a:graphicData uri="http://schemas.openxmlformats.org/drawingml/2006/picture">
                     <pic:pic>
                       <pic:nvPicPr>
-                        <pic:cNvPr id="0" name="image69.png"/>
+                        <pic:cNvPr id="0" name="image71.png"/>
                         <pic:cNvPicPr preferRelativeResize="0"/>
                       </pic:nvPicPr>
                       <pic:blipFill>
-                        <a:blip r:embed="rId81"/>
+                        <a:blip r:embed="rId79"/>
                         <a:srcRect/>
                         <a:stretch>
                           <a:fillRect/>
@@ -14429,98 +14245,6 @@
               <wp:anchor allowOverlap="1" behindDoc="0" distB="114300" distT="114300" distL="114300" distR="114300" hidden="0" layoutInCell="1" locked="0" relativeHeight="0" simplePos="0">
                 <wp:simplePos x="0" y="0"/>
                 <wp:positionH relativeFrom="column">
-                  <wp:posOffset>4438650</wp:posOffset>
-                </wp:positionH>
-                <wp:positionV relativeFrom="paragraph">
-                  <wp:posOffset>5172075</wp:posOffset>
-                </wp:positionV>
-                <wp:extent cx="2314575" cy="190500"/>
-                <wp:effectExtent b="0" l="0" r="0" t="0"/>
-                <wp:wrapNone/>
-                <wp:docPr id="14" name=""/>
-                <a:graphic>
-                  <a:graphicData uri="http://schemas.microsoft.com/office/word/2010/wordprocessingShape">
-                    <wps:wsp>
-                      <wps:cNvCnPr/>
-                      <wps:spPr>
-                        <a:xfrm>
-                          <a:off x="1083925" y="1114600"/>
-                          <a:ext cx="2617800" cy="300"/>
-                        </a:xfrm>
-                        <a:prstGeom prst="straightConnector1">
-                          <a:avLst/>
-                        </a:prstGeom>
-                        <a:noFill/>
-                        <a:ln cap="flat" cmpd="sng" w="114300">
-                          <a:solidFill>
-                            <a:srgbClr val="E69138"/>
-                          </a:solidFill>
-                          <a:prstDash val="solid"/>
-                          <a:round/>
-                          <a:headEnd len="med" w="med" type="none"/>
-                          <a:tailEnd len="med" w="med" type="none"/>
-                        </a:ln>
-                      </wps:spPr>
-                      <wps:bodyPr anchorCtr="0" anchor="ctr" bIns="91425" lIns="91425" spcFirstLastPara="1" rIns="91425" wrap="square" tIns="91425">
-                        <a:noAutofit/>
-                      </wps:bodyPr>
-                    </wps:wsp>
-                  </a:graphicData>
-                </a:graphic>
-              </wp:anchor>
-            </w:drawing>
-          </mc:Choice>
-          <mc:Fallback>
-            <w:drawing>
-              <wp:anchor allowOverlap="1" behindDoc="0" distB="114300" distT="114300" distL="114300" distR="114300" hidden="0" layoutInCell="1" locked="0" relativeHeight="0" simplePos="0">
-                <wp:simplePos x="0" y="0"/>
-                <wp:positionH relativeFrom="column">
-                  <wp:posOffset>4438650</wp:posOffset>
-                </wp:positionH>
-                <wp:positionV relativeFrom="paragraph">
-                  <wp:posOffset>5172075</wp:posOffset>
-                </wp:positionV>
-                <wp:extent cx="2314575" cy="190500"/>
-                <wp:effectExtent b="0" l="0" r="0" t="0"/>
-                <wp:wrapNone/>
-                <wp:docPr id="14" name="image70.png"/>
-                <a:graphic>
-                  <a:graphicData uri="http://schemas.openxmlformats.org/drawingml/2006/picture">
-                    <pic:pic>
-                      <pic:nvPicPr>
-                        <pic:cNvPr id="0" name="image70.png"/>
-                        <pic:cNvPicPr preferRelativeResize="0"/>
-                      </pic:nvPicPr>
-                      <pic:blipFill>
-                        <a:blip r:embed="rId82"/>
-                        <a:srcRect/>
-                        <a:stretch>
-                          <a:fillRect/>
-                        </a:stretch>
-                      </pic:blipFill>
-                      <pic:spPr>
-                        <a:xfrm>
-                          <a:off x="0" y="0"/>
-                          <a:ext cx="2314575" cy="190500"/>
-                        </a:xfrm>
-                        <a:prstGeom prst="rect"/>
-                        <a:ln/>
-                      </pic:spPr>
-                    </pic:pic>
-                  </a:graphicData>
-                </a:graphic>
-              </wp:anchor>
-            </w:drawing>
-          </mc:Fallback>
-        </mc:AlternateContent>
-      </w:r>
-      <w:r>
-        <mc:AlternateContent>
-          <mc:Choice Requires="wpg">
-            <w:drawing>
-              <wp:anchor allowOverlap="1" behindDoc="0" distB="114300" distT="114300" distL="114300" distR="114300" hidden="0" layoutInCell="1" locked="0" relativeHeight="0" simplePos="0">
-                <wp:simplePos x="0" y="0"/>
-                <wp:positionH relativeFrom="column">
                   <wp:posOffset>885825</wp:posOffset>
                 </wp:positionH>
                 <wp:positionV relativeFrom="paragraph">
@@ -14529,7 +14253,7 @@
                 <wp:extent cx="3138488" cy="190500"/>
                 <wp:effectExtent b="0" l="0" r="0" t="0"/>
                 <wp:wrapNone/>
-                <wp:docPr id="4" name=""/>
+                <wp:docPr id="3" name=""/>
                 <a:graphic>
                   <a:graphicData uri="http://schemas.microsoft.com/office/word/2010/wordprocessingShape">
                     <wps:wsp>
@@ -14575,16 +14299,16 @@
                 <wp:extent cx="3138488" cy="190500"/>
                 <wp:effectExtent b="0" l="0" r="0" t="0"/>
                 <wp:wrapNone/>
-                <wp:docPr id="4" name="image25.png"/>
+                <wp:docPr id="3" name="image42.png"/>
                 <a:graphic>
                   <a:graphicData uri="http://schemas.openxmlformats.org/drawingml/2006/picture">
                     <pic:pic>
                       <pic:nvPicPr>
-                        <pic:cNvPr id="0" name="image25.png"/>
+                        <pic:cNvPr id="0" name="image42.png"/>
                         <pic:cNvPicPr preferRelativeResize="0"/>
                       </pic:nvPicPr>
                       <pic:blipFill>
-                        <a:blip r:embed="rId83"/>
+                        <a:blip r:embed="rId80"/>
                         <a:srcRect/>
                         <a:stretch>
                           <a:fillRect/>
@@ -14621,7 +14345,7 @@
                 <wp:extent cx="3138488" cy="190500"/>
                 <wp:effectExtent b="0" l="0" r="0" t="0"/>
                 <wp:wrapNone/>
-                <wp:docPr id="3" name=""/>
+                <wp:docPr id="2" name=""/>
                 <a:graphic>
                   <a:graphicData uri="http://schemas.microsoft.com/office/word/2010/wordprocessingShape">
                     <wps:wsp>
@@ -14667,16 +14391,16 @@
                 <wp:extent cx="3138488" cy="190500"/>
                 <wp:effectExtent b="0" l="0" r="0" t="0"/>
                 <wp:wrapNone/>
-                <wp:docPr id="3" name="image24.png"/>
+                <wp:docPr id="2" name="image41.png"/>
                 <a:graphic>
                   <a:graphicData uri="http://schemas.openxmlformats.org/drawingml/2006/picture">
                     <pic:pic>
                       <pic:nvPicPr>
-                        <pic:cNvPr id="0" name="image24.png"/>
+                        <pic:cNvPr id="0" name="image41.png"/>
                         <pic:cNvPicPr preferRelativeResize="0"/>
                       </pic:nvPicPr>
                       <pic:blipFill>
-                        <a:blip r:embed="rId84"/>
+                        <a:blip r:embed="rId81"/>
                         <a:srcRect/>
                         <a:stretch>
                           <a:fillRect/>
@@ -14713,7 +14437,7 @@
                 <wp:extent cx="3138488" cy="190500"/>
                 <wp:effectExtent b="0" l="0" r="0" t="0"/>
                 <wp:wrapNone/>
-                <wp:docPr id="16" name=""/>
+                <wp:docPr id="13" name=""/>
                 <a:graphic>
                   <a:graphicData uri="http://schemas.microsoft.com/office/word/2010/wordprocessingShape">
                     <wps:wsp>
@@ -14759,16 +14483,16 @@
                 <wp:extent cx="3138488" cy="190500"/>
                 <wp:effectExtent b="0" l="0" r="0" t="0"/>
                 <wp:wrapNone/>
-                <wp:docPr id="16" name="image72.png"/>
+                <wp:docPr id="13" name="image75.png"/>
                 <a:graphic>
                   <a:graphicData uri="http://schemas.openxmlformats.org/drawingml/2006/picture">
                     <pic:pic>
                       <pic:nvPicPr>
-                        <pic:cNvPr id="0" name="image72.png"/>
+                        <pic:cNvPr id="0" name="image75.png"/>
                         <pic:cNvPicPr preferRelativeResize="0"/>
                       </pic:nvPicPr>
                       <pic:blipFill>
-                        <a:blip r:embed="rId85"/>
+                        <a:blip r:embed="rId82"/>
                         <a:srcRect/>
                         <a:stretch>
                           <a:fillRect/>
@@ -14843,7 +14567,7 @@
                 <wp:extent cx="2309813" cy="190500"/>
                 <wp:effectExtent b="0" l="0" r="0" t="0"/>
                 <wp:wrapNone/>
-                <wp:docPr id="12" name=""/>
+                <wp:docPr id="10" name=""/>
                 <a:graphic>
                   <a:graphicData uri="http://schemas.microsoft.com/office/word/2010/wordprocessingShape">
                     <wps:wsp>
@@ -14889,16 +14613,16 @@
                 <wp:extent cx="2309813" cy="190500"/>
                 <wp:effectExtent b="0" l="0" r="0" t="0"/>
                 <wp:wrapNone/>
-                <wp:docPr id="12" name="image68.png"/>
+                <wp:docPr id="10" name="image70.png"/>
                 <a:graphic>
                   <a:graphicData uri="http://schemas.openxmlformats.org/drawingml/2006/picture">
                     <pic:pic>
                       <pic:nvPicPr>
-                        <pic:cNvPr id="0" name="image68.png"/>
+                        <pic:cNvPr id="0" name="image70.png"/>
                         <pic:cNvPicPr preferRelativeResize="0"/>
                       </pic:nvPicPr>
                       <pic:blipFill>
-                        <a:blip r:embed="rId86"/>
+                        <a:blip r:embed="rId83"/>
                         <a:srcRect/>
                         <a:stretch>
                           <a:fillRect/>
@@ -14935,7 +14659,7 @@
                 <wp:extent cx="3138488" cy="190500"/>
                 <wp:effectExtent b="0" l="0" r="0" t="0"/>
                 <wp:wrapNone/>
-                <wp:docPr id="6" name=""/>
+                <wp:docPr id="5" name=""/>
                 <a:graphic>
                   <a:graphicData uri="http://schemas.microsoft.com/office/word/2010/wordprocessingShape">
                     <wps:wsp>
@@ -14981,16 +14705,16 @@
                 <wp:extent cx="3138488" cy="190500"/>
                 <wp:effectExtent b="0" l="0" r="0" t="0"/>
                 <wp:wrapNone/>
-                <wp:docPr id="6" name="image58.png"/>
+                <wp:docPr id="5" name="image48.png"/>
                 <a:graphic>
                   <a:graphicData uri="http://schemas.openxmlformats.org/drawingml/2006/picture">
                     <pic:pic>
                       <pic:nvPicPr>
-                        <pic:cNvPr id="0" name="image58.png"/>
+                        <pic:cNvPr id="0" name="image48.png"/>
                         <pic:cNvPicPr preferRelativeResize="0"/>
                       </pic:nvPicPr>
                       <pic:blipFill>
-                        <a:blip r:embed="rId87"/>
+                        <a:blip r:embed="rId84"/>
                         <a:srcRect/>
                         <a:stretch>
                           <a:fillRect/>
@@ -15027,7 +14751,7 @@
                 <wp:extent cx="2314575" cy="190500"/>
                 <wp:effectExtent b="0" l="0" r="0" t="0"/>
                 <wp:wrapNone/>
-                <wp:docPr id="21" name=""/>
+                <wp:docPr id="17" name=""/>
                 <a:graphic>
                   <a:graphicData uri="http://schemas.microsoft.com/office/word/2010/wordprocessingShape">
                     <wps:wsp>
@@ -15073,16 +14797,16 @@
                 <wp:extent cx="2314575" cy="190500"/>
                 <wp:effectExtent b="0" l="0" r="0" t="0"/>
                 <wp:wrapNone/>
-                <wp:docPr id="21" name="image83.png"/>
+                <wp:docPr id="17" name="image79.png"/>
                 <a:graphic>
                   <a:graphicData uri="http://schemas.openxmlformats.org/drawingml/2006/picture">
                     <pic:pic>
                       <pic:nvPicPr>
-                        <pic:cNvPr id="0" name="image83.png"/>
+                        <pic:cNvPr id="0" name="image79.png"/>
                         <pic:cNvPicPr preferRelativeResize="0"/>
                       </pic:nvPicPr>
                       <pic:blipFill>
-                        <a:blip r:embed="rId88"/>
+                        <a:blip r:embed="rId85"/>
                         <a:srcRect/>
                         <a:stretch>
                           <a:fillRect/>
@@ -15119,7 +14843,7 @@
                 <wp:extent cx="1352550" cy="190500"/>
                 <wp:effectExtent b="0" l="0" r="0" t="0"/>
                 <wp:wrapNone/>
-                <wp:docPr id="9" name=""/>
+                <wp:docPr id="8" name=""/>
                 <a:graphic>
                   <a:graphicData uri="http://schemas.microsoft.com/office/word/2010/wordprocessingShape">
                     <wps:wsp>
@@ -15165,16 +14889,16 @@
                 <wp:extent cx="1352550" cy="190500"/>
                 <wp:effectExtent b="0" l="0" r="0" t="0"/>
                 <wp:wrapNone/>
-                <wp:docPr id="9" name="image61.png"/>
+                <wp:docPr id="8" name="image68.png"/>
                 <a:graphic>
                   <a:graphicData uri="http://schemas.openxmlformats.org/drawingml/2006/picture">
                     <pic:pic>
                       <pic:nvPicPr>
-                        <pic:cNvPr id="0" name="image61.png"/>
+                        <pic:cNvPr id="0" name="image68.png"/>
                         <pic:cNvPicPr preferRelativeResize="0"/>
                       </pic:nvPicPr>
                       <pic:blipFill>
-                        <a:blip r:embed="rId89"/>
+                        <a:blip r:embed="rId86"/>
                         <a:srcRect/>
                         <a:stretch>
                           <a:fillRect/>
@@ -15211,7 +14935,7 @@
                 <wp:extent cx="3143250" cy="190500"/>
                 <wp:effectExtent b="0" l="0" r="0" t="0"/>
                 <wp:wrapNone/>
-                <wp:docPr id="5" name=""/>
+                <wp:docPr id="4" name=""/>
                 <a:graphic>
                   <a:graphicData uri="http://schemas.microsoft.com/office/word/2010/wordprocessingShape">
                     <wps:wsp>
@@ -15257,16 +14981,16 @@
                 <wp:extent cx="3143250" cy="190500"/>
                 <wp:effectExtent b="0" l="0" r="0" t="0"/>
                 <wp:wrapNone/>
-                <wp:docPr id="5" name="image50.png"/>
+                <wp:docPr id="4" name="image43.png"/>
                 <a:graphic>
                   <a:graphicData uri="http://schemas.openxmlformats.org/drawingml/2006/picture">
                     <pic:pic>
                       <pic:nvPicPr>
-                        <pic:cNvPr id="0" name="image50.png"/>
+                        <pic:cNvPr id="0" name="image43.png"/>
                         <pic:cNvPicPr preferRelativeResize="0"/>
                       </pic:nvPicPr>
                       <pic:blipFill>
-                        <a:blip r:embed="rId90"/>
+                        <a:blip r:embed="rId87"/>
                         <a:srcRect/>
                         <a:stretch>
                           <a:fillRect/>
@@ -15326,98 +15050,6 @@
         </w:rPr>
         <w:t xml:space="preserve"> </w:t>
       </w:r>
-      <w:r>
-        <mc:AlternateContent>
-          <mc:Choice Requires="wpg">
-            <w:drawing>
-              <wp:anchor allowOverlap="1" behindDoc="0" distB="114300" distT="114300" distL="114300" distR="114300" hidden="0" layoutInCell="1" locked="0" relativeHeight="0" simplePos="0">
-                <wp:simplePos x="0" y="0"/>
-                <wp:positionH relativeFrom="column">
-                  <wp:posOffset>2924175</wp:posOffset>
-                </wp:positionH>
-                <wp:positionV relativeFrom="paragraph">
-                  <wp:posOffset>371475</wp:posOffset>
-                </wp:positionV>
-                <wp:extent cx="1352550" cy="190500"/>
-                <wp:effectExtent b="0" l="0" r="0" t="0"/>
-                <wp:wrapNone/>
-                <wp:docPr id="2" name=""/>
-                <a:graphic>
-                  <a:graphicData uri="http://schemas.microsoft.com/office/word/2010/wordprocessingShape">
-                    <wps:wsp>
-                      <wps:cNvCnPr/>
-                      <wps:spPr>
-                        <a:xfrm>
-                          <a:off x="1083925" y="1114600"/>
-                          <a:ext cx="2617800" cy="300"/>
-                        </a:xfrm>
-                        <a:prstGeom prst="straightConnector1">
-                          <a:avLst/>
-                        </a:prstGeom>
-                        <a:noFill/>
-                        <a:ln cap="flat" cmpd="sng" w="114300">
-                          <a:solidFill>
-                            <a:srgbClr val="E69138"/>
-                          </a:solidFill>
-                          <a:prstDash val="solid"/>
-                          <a:round/>
-                          <a:headEnd len="med" w="med" type="none"/>
-                          <a:tailEnd len="med" w="med" type="none"/>
-                        </a:ln>
-                      </wps:spPr>
-                      <wps:bodyPr anchorCtr="0" anchor="ctr" bIns="91425" lIns="91425" spcFirstLastPara="1" rIns="91425" wrap="square" tIns="91425">
-                        <a:noAutofit/>
-                      </wps:bodyPr>
-                    </wps:wsp>
-                  </a:graphicData>
-                </a:graphic>
-              </wp:anchor>
-            </w:drawing>
-          </mc:Choice>
-          <mc:Fallback>
-            <w:drawing>
-              <wp:anchor allowOverlap="1" behindDoc="0" distB="114300" distT="114300" distL="114300" distR="114300" hidden="0" layoutInCell="1" locked="0" relativeHeight="0" simplePos="0">
-                <wp:simplePos x="0" y="0"/>
-                <wp:positionH relativeFrom="column">
-                  <wp:posOffset>2924175</wp:posOffset>
-                </wp:positionH>
-                <wp:positionV relativeFrom="paragraph">
-                  <wp:posOffset>371475</wp:posOffset>
-                </wp:positionV>
-                <wp:extent cx="1352550" cy="190500"/>
-                <wp:effectExtent b="0" l="0" r="0" t="0"/>
-                <wp:wrapNone/>
-                <wp:docPr id="2" name="image22.png"/>
-                <a:graphic>
-                  <a:graphicData uri="http://schemas.openxmlformats.org/drawingml/2006/picture">
-                    <pic:pic>
-                      <pic:nvPicPr>
-                        <pic:cNvPr id="0" name="image22.png"/>
-                        <pic:cNvPicPr preferRelativeResize="0"/>
-                      </pic:nvPicPr>
-                      <pic:blipFill>
-                        <a:blip r:embed="rId91"/>
-                        <a:srcRect/>
-                        <a:stretch>
-                          <a:fillRect/>
-                        </a:stretch>
-                      </pic:blipFill>
-                      <pic:spPr>
-                        <a:xfrm>
-                          <a:off x="0" y="0"/>
-                          <a:ext cx="1352550" cy="190500"/>
-                        </a:xfrm>
-                        <a:prstGeom prst="rect"/>
-                        <a:ln/>
-                      </pic:spPr>
-                    </pic:pic>
-                  </a:graphicData>
-                </a:graphic>
-              </wp:anchor>
-            </w:drawing>
-          </mc:Fallback>
-        </mc:AlternateContent>
-      </w:r>
     </w:p>
     <w:p>
       <w:pPr>
@@ -16053,7 +15685,7 @@
           <w:highlight w:val="white"/>
           <w:rtl w:val="0"/>
         </w:rPr>
-        <w:t xml:space="preserve">În timpul primului Sprint, am întâmpinat probleme de organizare, deoarece cerințele proiectului nu au fost clare pentru toți membrii echipei de la început sau au fost modificate ulterior. De asemenea, au apărut dependențe între membrii echipei, deoarece task-urile includeau cerințe atât de backend, cât și de frontend, iar inițial ne-am organizat cu o persoană pentru frontend și două pentru backend (task-urile nu pot fi validate ca fiind DONE, dacă doar Frontend-ul sau Backend-ul este finalizat).  </w:t>
+        <w:t xml:space="preserve">În timpul primului Sprint, am întâmpinat probleme de organizare, deoarece cerințele proiectului nu au fost clare pentru toți membrii echipei de la început sau au fost modificate ulterior. De asemenea, au apărut dependențe între membrii echipei, deoarece task-urile includeau cerințe atât de backend, cât și de mobile, iar inițial ne-am organizat cu o persoană pentru frontend și două pentru backend (task-urile nu pot fi validate ca fiind DONE, dacă doar Mobile-ul sau Backend-ul este finalizat).  </w:t>
       </w:r>
     </w:p>
     <w:p>

--- a/Documentation/Requirements Document - Artist Land.docx
+++ b/Documentation/Requirements Document - Artist Land.docx
@@ -341,7 +341,7 @@
       <w:pPr>
         <w:numPr>
           <w:ilvl w:val="0"/>
-          <w:numId w:val="13"/>
+          <w:numId w:val="14"/>
         </w:numPr>
         <w:spacing w:after="0" w:afterAutospacing="0"/>
         <w:ind w:left="1440" w:hanging="360"/>
@@ -375,7 +375,7 @@
       <w:pPr>
         <w:numPr>
           <w:ilvl w:val="1"/>
-          <w:numId w:val="13"/>
+          <w:numId w:val="14"/>
         </w:numPr>
         <w:spacing w:after="0" w:afterAutospacing="0"/>
         <w:ind w:left="2160" w:hanging="360"/>
@@ -407,7 +407,7 @@
       <w:pPr>
         <w:numPr>
           <w:ilvl w:val="1"/>
-          <w:numId w:val="13"/>
+          <w:numId w:val="14"/>
         </w:numPr>
         <w:spacing w:after="0" w:afterAutospacing="0"/>
         <w:ind w:left="2160" w:hanging="360"/>
@@ -439,7 +439,7 @@
       <w:pPr>
         <w:numPr>
           <w:ilvl w:val="0"/>
-          <w:numId w:val="13"/>
+          <w:numId w:val="14"/>
         </w:numPr>
         <w:spacing w:after="0" w:afterAutospacing="0"/>
         <w:ind w:left="1440" w:hanging="360"/>
@@ -473,7 +473,7 @@
       <w:pPr>
         <w:numPr>
           <w:ilvl w:val="1"/>
-          <w:numId w:val="13"/>
+          <w:numId w:val="14"/>
         </w:numPr>
         <w:spacing w:after="0" w:afterAutospacing="0"/>
         <w:ind w:left="2160" w:hanging="360"/>
@@ -517,7 +517,7 @@
       <w:pPr>
         <w:numPr>
           <w:ilvl w:val="1"/>
-          <w:numId w:val="13"/>
+          <w:numId w:val="14"/>
         </w:numPr>
         <w:spacing w:after="0" w:afterAutospacing="0"/>
         <w:ind w:left="2160" w:hanging="360"/>
@@ -561,7 +561,7 @@
       <w:pPr>
         <w:numPr>
           <w:ilvl w:val="1"/>
-          <w:numId w:val="13"/>
+          <w:numId w:val="14"/>
         </w:numPr>
         <w:spacing w:after="0" w:afterAutospacing="0"/>
         <w:ind w:left="2160" w:hanging="360"/>
@@ -605,7 +605,7 @@
       <w:pPr>
         <w:numPr>
           <w:ilvl w:val="0"/>
-          <w:numId w:val="13"/>
+          <w:numId w:val="14"/>
         </w:numPr>
         <w:spacing w:after="0" w:afterAutospacing="0"/>
         <w:ind w:left="1440" w:hanging="360"/>
@@ -639,7 +639,7 @@
       <w:pPr>
         <w:numPr>
           <w:ilvl w:val="1"/>
-          <w:numId w:val="13"/>
+          <w:numId w:val="14"/>
         </w:numPr>
         <w:spacing w:after="0" w:afterAutospacing="0"/>
         <w:ind w:left="2160" w:hanging="360"/>
@@ -671,7 +671,7 @@
       <w:pPr>
         <w:numPr>
           <w:ilvl w:val="1"/>
-          <w:numId w:val="13"/>
+          <w:numId w:val="14"/>
         </w:numPr>
         <w:spacing w:after="0" w:afterAutospacing="0"/>
         <w:ind w:left="2160" w:hanging="360"/>
@@ -703,7 +703,7 @@
       <w:pPr>
         <w:numPr>
           <w:ilvl w:val="1"/>
-          <w:numId w:val="13"/>
+          <w:numId w:val="14"/>
         </w:numPr>
         <w:spacing w:after="0" w:afterAutospacing="0"/>
         <w:ind w:left="2160" w:hanging="360"/>
@@ -735,7 +735,7 @@
       <w:pPr>
         <w:numPr>
           <w:ilvl w:val="0"/>
-          <w:numId w:val="13"/>
+          <w:numId w:val="14"/>
         </w:numPr>
         <w:spacing w:after="0" w:afterAutospacing="0"/>
         <w:ind w:left="1440" w:hanging="360"/>
@@ -769,7 +769,7 @@
       <w:pPr>
         <w:numPr>
           <w:ilvl w:val="1"/>
-          <w:numId w:val="13"/>
+          <w:numId w:val="14"/>
         </w:numPr>
         <w:spacing w:after="0" w:afterAutospacing="0"/>
         <w:ind w:left="2160" w:hanging="360"/>
@@ -801,7 +801,7 @@
       <w:pPr>
         <w:numPr>
           <w:ilvl w:val="1"/>
-          <w:numId w:val="13"/>
+          <w:numId w:val="14"/>
         </w:numPr>
         <w:spacing w:after="0" w:afterAutospacing="0"/>
         <w:ind w:left="2160" w:hanging="360"/>
@@ -833,7 +833,7 @@
       <w:pPr>
         <w:numPr>
           <w:ilvl w:val="1"/>
-          <w:numId w:val="13"/>
+          <w:numId w:val="14"/>
         </w:numPr>
         <w:spacing w:after="0" w:afterAutospacing="0"/>
         <w:ind w:left="2160" w:hanging="360"/>
@@ -865,7 +865,7 @@
       <w:pPr>
         <w:numPr>
           <w:ilvl w:val="0"/>
-          <w:numId w:val="13"/>
+          <w:numId w:val="14"/>
         </w:numPr>
         <w:spacing w:after="0" w:afterAutospacing="0"/>
         <w:ind w:left="1440" w:hanging="360"/>
@@ -899,7 +899,7 @@
       <w:pPr>
         <w:numPr>
           <w:ilvl w:val="1"/>
-          <w:numId w:val="13"/>
+          <w:numId w:val="14"/>
         </w:numPr>
         <w:spacing w:after="0" w:afterAutospacing="0"/>
         <w:ind w:left="2160" w:hanging="360"/>
@@ -931,7 +931,7 @@
       <w:pPr>
         <w:numPr>
           <w:ilvl w:val="1"/>
-          <w:numId w:val="13"/>
+          <w:numId w:val="14"/>
         </w:numPr>
         <w:spacing w:after="0" w:afterAutospacing="0"/>
         <w:ind w:left="2160" w:hanging="360"/>
@@ -963,7 +963,7 @@
       <w:pPr>
         <w:numPr>
           <w:ilvl w:val="1"/>
-          <w:numId w:val="13"/>
+          <w:numId w:val="14"/>
         </w:numPr>
         <w:spacing w:after="0" w:afterAutospacing="0"/>
         <w:ind w:left="2160" w:hanging="360"/>
@@ -995,7 +995,7 @@
       <w:pPr>
         <w:numPr>
           <w:ilvl w:val="0"/>
-          <w:numId w:val="13"/>
+          <w:numId w:val="14"/>
         </w:numPr>
         <w:spacing w:after="0" w:afterAutospacing="0"/>
         <w:ind w:left="1440" w:hanging="360"/>
@@ -1029,7 +1029,7 @@
       <w:pPr>
         <w:numPr>
           <w:ilvl w:val="1"/>
-          <w:numId w:val="13"/>
+          <w:numId w:val="14"/>
         </w:numPr>
         <w:spacing w:after="0" w:afterAutospacing="0"/>
         <w:ind w:left="2160" w:hanging="360"/>
@@ -1061,7 +1061,7 @@
       <w:pPr>
         <w:numPr>
           <w:ilvl w:val="1"/>
-          <w:numId w:val="13"/>
+          <w:numId w:val="14"/>
         </w:numPr>
         <w:spacing w:after="0" w:afterAutospacing="0"/>
         <w:ind w:left="2160" w:hanging="360"/>
@@ -1093,7 +1093,7 @@
       <w:pPr>
         <w:numPr>
           <w:ilvl w:val="0"/>
-          <w:numId w:val="13"/>
+          <w:numId w:val="14"/>
         </w:numPr>
         <w:spacing w:after="0" w:afterAutospacing="0"/>
         <w:ind w:left="1440" w:hanging="360"/>
@@ -1127,7 +1127,7 @@
       <w:pPr>
         <w:numPr>
           <w:ilvl w:val="0"/>
-          <w:numId w:val="13"/>
+          <w:numId w:val="14"/>
         </w:numPr>
         <w:spacing w:after="0" w:afterAutospacing="0"/>
         <w:ind w:left="1440" w:hanging="360"/>
@@ -1161,7 +1161,7 @@
       <w:pPr>
         <w:numPr>
           <w:ilvl w:val="0"/>
-          <w:numId w:val="13"/>
+          <w:numId w:val="14"/>
         </w:numPr>
         <w:spacing w:after="0" w:afterAutospacing="0"/>
         <w:ind w:left="1440" w:hanging="360"/>
@@ -1195,7 +1195,7 @@
       <w:pPr>
         <w:numPr>
           <w:ilvl w:val="1"/>
-          <w:numId w:val="13"/>
+          <w:numId w:val="14"/>
         </w:numPr>
         <w:spacing w:after="0" w:afterAutospacing="0"/>
         <w:ind w:left="2160" w:hanging="360"/>
@@ -1227,7 +1227,7 @@
       <w:pPr>
         <w:numPr>
           <w:ilvl w:val="1"/>
-          <w:numId w:val="13"/>
+          <w:numId w:val="14"/>
         </w:numPr>
         <w:spacing w:after="0" w:afterAutospacing="0"/>
         <w:ind w:left="2160" w:hanging="360"/>
@@ -1259,7 +1259,7 @@
       <w:pPr>
         <w:numPr>
           <w:ilvl w:val="0"/>
-          <w:numId w:val="13"/>
+          <w:numId w:val="14"/>
         </w:numPr>
         <w:spacing w:after="0" w:afterAutospacing="0"/>
         <w:ind w:left="1440" w:hanging="360"/>
@@ -1293,7 +1293,7 @@
       <w:pPr>
         <w:numPr>
           <w:ilvl w:val="1"/>
-          <w:numId w:val="13"/>
+          <w:numId w:val="14"/>
         </w:numPr>
         <w:spacing w:after="0" w:afterAutospacing="0"/>
         <w:ind w:left="2160" w:hanging="360"/>
@@ -1325,7 +1325,7 @@
       <w:pPr>
         <w:numPr>
           <w:ilvl w:val="1"/>
-          <w:numId w:val="13"/>
+          <w:numId w:val="14"/>
         </w:numPr>
         <w:ind w:left="2160" w:hanging="360"/>
         <w:jc w:val="both"/>
@@ -1974,7 +1974,7 @@
       <w:pPr>
         <w:numPr>
           <w:ilvl w:val="0"/>
-          <w:numId w:val="11"/>
+          <w:numId w:val="12"/>
         </w:numPr>
         <w:spacing w:after="0" w:line="360" w:lineRule="auto"/>
         <w:ind w:left="720" w:hanging="360"/>
@@ -2009,7 +2009,7 @@
       <w:pPr>
         <w:numPr>
           <w:ilvl w:val="0"/>
-          <w:numId w:val="11"/>
+          <w:numId w:val="12"/>
         </w:numPr>
         <w:spacing w:after="0" w:line="360" w:lineRule="auto"/>
         <w:ind w:left="720" w:hanging="360"/>
@@ -2044,7 +2044,7 @@
       <w:pPr>
         <w:numPr>
           <w:ilvl w:val="0"/>
-          <w:numId w:val="11"/>
+          <w:numId w:val="12"/>
         </w:numPr>
         <w:spacing w:after="0" w:line="360" w:lineRule="auto"/>
         <w:ind w:left="720" w:hanging="360"/>
@@ -2115,7 +2115,7 @@
       <w:pPr>
         <w:numPr>
           <w:ilvl w:val="0"/>
-          <w:numId w:val="18"/>
+          <w:numId w:val="19"/>
         </w:numPr>
         <w:spacing w:after="0" w:line="360" w:lineRule="auto"/>
         <w:ind w:left="720" w:hanging="360"/>
@@ -2140,7 +2140,7 @@
       <w:pPr>
         <w:numPr>
           <w:ilvl w:val="0"/>
-          <w:numId w:val="18"/>
+          <w:numId w:val="19"/>
         </w:numPr>
         <w:spacing w:after="0" w:line="360" w:lineRule="auto"/>
         <w:ind w:left="720" w:hanging="360"/>
@@ -2396,7 +2396,7 @@
       <w:pPr>
         <w:numPr>
           <w:ilvl w:val="0"/>
-          <w:numId w:val="10"/>
+          <w:numId w:val="11"/>
         </w:numPr>
         <w:spacing w:after="0" w:afterAutospacing="0" w:before="240" w:lineRule="auto"/>
         <w:ind w:left="720" w:hanging="360"/>
@@ -2422,7 +2422,7 @@
       <w:pPr>
         <w:numPr>
           <w:ilvl w:val="0"/>
-          <w:numId w:val="10"/>
+          <w:numId w:val="11"/>
         </w:numPr>
         <w:spacing w:after="0" w:afterAutospacing="0" w:before="0" w:beforeAutospacing="0" w:lineRule="auto"/>
         <w:ind w:left="720" w:hanging="360"/>
@@ -2448,7 +2448,7 @@
       <w:pPr>
         <w:numPr>
           <w:ilvl w:val="0"/>
-          <w:numId w:val="10"/>
+          <w:numId w:val="11"/>
         </w:numPr>
         <w:spacing w:after="240" w:before="0" w:beforeAutospacing="0" w:lineRule="auto"/>
         <w:ind w:left="720" w:hanging="360"/>
@@ -2925,7 +2925,7 @@
       <w:pPr>
         <w:numPr>
           <w:ilvl w:val="0"/>
-          <w:numId w:val="20"/>
+          <w:numId w:val="21"/>
         </w:numPr>
         <w:spacing w:after="0" w:afterAutospacing="0" w:before="240" w:lineRule="auto"/>
         <w:ind w:left="720" w:hanging="360"/>
@@ -2951,7 +2951,7 @@
       <w:pPr>
         <w:numPr>
           <w:ilvl w:val="0"/>
-          <w:numId w:val="20"/>
+          <w:numId w:val="21"/>
         </w:numPr>
         <w:spacing w:after="0" w:afterAutospacing="0" w:before="0" w:beforeAutospacing="0" w:lineRule="auto"/>
         <w:ind w:left="720" w:hanging="360"/>
@@ -2977,7 +2977,7 @@
       <w:pPr>
         <w:numPr>
           <w:ilvl w:val="0"/>
-          <w:numId w:val="20"/>
+          <w:numId w:val="21"/>
         </w:numPr>
         <w:spacing w:after="240" w:before="0" w:beforeAutospacing="0" w:lineRule="auto"/>
         <w:ind w:left="720" w:hanging="360"/>
@@ -3065,7 +3065,7 @@
       <w:pPr>
         <w:numPr>
           <w:ilvl w:val="0"/>
-          <w:numId w:val="19"/>
+          <w:numId w:val="20"/>
         </w:numPr>
         <w:spacing w:after="0" w:afterAutospacing="0" w:line="360" w:lineRule="auto"/>
         <w:ind w:left="720" w:hanging="360"/>
@@ -3091,7 +3091,7 @@
       <w:pPr>
         <w:numPr>
           <w:ilvl w:val="1"/>
-          <w:numId w:val="19"/>
+          <w:numId w:val="20"/>
         </w:numPr>
         <w:spacing w:after="0" w:afterAutospacing="0" w:line="360" w:lineRule="auto"/>
         <w:ind w:left="1440" w:hanging="360"/>
@@ -3117,7 +3117,7 @@
       <w:pPr>
         <w:numPr>
           <w:ilvl w:val="1"/>
-          <w:numId w:val="19"/>
+          <w:numId w:val="20"/>
         </w:numPr>
         <w:spacing w:after="0" w:afterAutospacing="0" w:line="360" w:lineRule="auto"/>
         <w:ind w:left="1440" w:hanging="360"/>
@@ -3143,7 +3143,7 @@
       <w:pPr>
         <w:numPr>
           <w:ilvl w:val="1"/>
-          <w:numId w:val="19"/>
+          <w:numId w:val="20"/>
         </w:numPr>
         <w:spacing w:after="0" w:afterAutospacing="0" w:line="360" w:lineRule="auto"/>
         <w:ind w:left="1440" w:hanging="360"/>
@@ -3169,7 +3169,7 @@
       <w:pPr>
         <w:numPr>
           <w:ilvl w:val="0"/>
-          <w:numId w:val="19"/>
+          <w:numId w:val="20"/>
         </w:numPr>
         <w:spacing w:after="0" w:afterAutospacing="0" w:line="360" w:lineRule="auto"/>
         <w:ind w:left="720" w:hanging="360"/>
@@ -3195,7 +3195,7 @@
       <w:pPr>
         <w:numPr>
           <w:ilvl w:val="1"/>
-          <w:numId w:val="19"/>
+          <w:numId w:val="20"/>
         </w:numPr>
         <w:spacing w:after="0" w:afterAutospacing="0" w:line="360" w:lineRule="auto"/>
         <w:ind w:left="1440" w:hanging="360"/>
@@ -3221,7 +3221,7 @@
       <w:pPr>
         <w:numPr>
           <w:ilvl w:val="1"/>
-          <w:numId w:val="19"/>
+          <w:numId w:val="20"/>
         </w:numPr>
         <w:spacing w:after="0" w:afterAutospacing="0" w:line="360" w:lineRule="auto"/>
         <w:ind w:left="1440" w:hanging="360"/>
@@ -3247,7 +3247,7 @@
       <w:pPr>
         <w:numPr>
           <w:ilvl w:val="0"/>
-          <w:numId w:val="19"/>
+          <w:numId w:val="20"/>
         </w:numPr>
         <w:spacing w:after="0" w:afterAutospacing="0" w:line="360" w:lineRule="auto"/>
         <w:ind w:left="720" w:hanging="360"/>
@@ -3273,7 +3273,7 @@
       <w:pPr>
         <w:numPr>
           <w:ilvl w:val="1"/>
-          <w:numId w:val="19"/>
+          <w:numId w:val="20"/>
         </w:numPr>
         <w:spacing w:after="0" w:afterAutospacing="0" w:line="360" w:lineRule="auto"/>
         <w:ind w:left="1440" w:hanging="360"/>
@@ -3299,7 +3299,7 @@
       <w:pPr>
         <w:numPr>
           <w:ilvl w:val="1"/>
-          <w:numId w:val="19"/>
+          <w:numId w:val="20"/>
         </w:numPr>
         <w:spacing w:after="0" w:afterAutospacing="0" w:line="360" w:lineRule="auto"/>
         <w:ind w:left="1440" w:hanging="360"/>
@@ -3325,7 +3325,7 @@
       <w:pPr>
         <w:numPr>
           <w:ilvl w:val="0"/>
-          <w:numId w:val="19"/>
+          <w:numId w:val="20"/>
         </w:numPr>
         <w:spacing w:after="0" w:afterAutospacing="0" w:line="360" w:lineRule="auto"/>
         <w:ind w:left="720" w:hanging="360"/>
@@ -3351,7 +3351,7 @@
       <w:pPr>
         <w:numPr>
           <w:ilvl w:val="1"/>
-          <w:numId w:val="19"/>
+          <w:numId w:val="20"/>
         </w:numPr>
         <w:spacing w:after="0" w:afterAutospacing="0" w:line="360" w:lineRule="auto"/>
         <w:ind w:left="1440" w:hanging="360"/>
@@ -3377,7 +3377,7 @@
       <w:pPr>
         <w:numPr>
           <w:ilvl w:val="1"/>
-          <w:numId w:val="19"/>
+          <w:numId w:val="20"/>
         </w:numPr>
         <w:spacing w:after="0" w:afterAutospacing="0" w:line="360" w:lineRule="auto"/>
         <w:ind w:left="1440" w:hanging="360"/>
@@ -3403,7 +3403,7 @@
       <w:pPr>
         <w:numPr>
           <w:ilvl w:val="0"/>
-          <w:numId w:val="19"/>
+          <w:numId w:val="20"/>
         </w:numPr>
         <w:spacing w:after="0" w:afterAutospacing="0" w:line="360" w:lineRule="auto"/>
         <w:ind w:left="720" w:hanging="360"/>
@@ -3429,7 +3429,7 @@
       <w:pPr>
         <w:numPr>
           <w:ilvl w:val="1"/>
-          <w:numId w:val="19"/>
+          <w:numId w:val="20"/>
         </w:numPr>
         <w:spacing w:after="0" w:afterAutospacing="0" w:line="360" w:lineRule="auto"/>
         <w:ind w:left="1440" w:hanging="360"/>
@@ -3455,7 +3455,7 @@
       <w:pPr>
         <w:numPr>
           <w:ilvl w:val="1"/>
-          <w:numId w:val="19"/>
+          <w:numId w:val="20"/>
         </w:numPr>
         <w:spacing w:after="0" w:afterAutospacing="0" w:line="360" w:lineRule="auto"/>
         <w:ind w:left="1440" w:hanging="360"/>
@@ -3481,7 +3481,7 @@
       <w:pPr>
         <w:numPr>
           <w:ilvl w:val="0"/>
-          <w:numId w:val="19"/>
+          <w:numId w:val="20"/>
         </w:numPr>
         <w:spacing w:after="0" w:afterAutospacing="0" w:line="360" w:lineRule="auto"/>
         <w:ind w:left="720" w:hanging="360"/>
@@ -3507,7 +3507,7 @@
       <w:pPr>
         <w:numPr>
           <w:ilvl w:val="1"/>
-          <w:numId w:val="19"/>
+          <w:numId w:val="20"/>
         </w:numPr>
         <w:spacing w:after="0" w:afterAutospacing="0" w:line="360" w:lineRule="auto"/>
         <w:ind w:left="1440" w:hanging="360"/>
@@ -3533,7 +3533,7 @@
       <w:pPr>
         <w:numPr>
           <w:ilvl w:val="1"/>
-          <w:numId w:val="19"/>
+          <w:numId w:val="20"/>
         </w:numPr>
         <w:spacing w:after="0" w:afterAutospacing="0" w:line="360" w:lineRule="auto"/>
         <w:ind w:left="1440" w:hanging="360"/>
@@ -3578,7 +3578,7 @@
       <w:pPr>
         <w:numPr>
           <w:ilvl w:val="0"/>
-          <w:numId w:val="19"/>
+          <w:numId w:val="20"/>
         </w:numPr>
         <w:spacing w:after="0" w:afterAutospacing="0" w:line="360" w:lineRule="auto"/>
         <w:ind w:left="720" w:hanging="360"/>
@@ -3604,7 +3604,7 @@
       <w:pPr>
         <w:numPr>
           <w:ilvl w:val="1"/>
-          <w:numId w:val="19"/>
+          <w:numId w:val="20"/>
         </w:numPr>
         <w:spacing w:after="0" w:afterAutospacing="0" w:line="360" w:lineRule="auto"/>
         <w:ind w:left="1440" w:hanging="360"/>
@@ -3630,7 +3630,7 @@
       <w:pPr>
         <w:numPr>
           <w:ilvl w:val="0"/>
-          <w:numId w:val="19"/>
+          <w:numId w:val="20"/>
         </w:numPr>
         <w:spacing w:after="0" w:afterAutospacing="0" w:line="360" w:lineRule="auto"/>
         <w:ind w:left="720" w:hanging="360"/>
@@ -3656,7 +3656,7 @@
       <w:pPr>
         <w:numPr>
           <w:ilvl w:val="1"/>
-          <w:numId w:val="19"/>
+          <w:numId w:val="20"/>
         </w:numPr>
         <w:spacing w:after="0" w:afterAutospacing="0" w:line="360" w:lineRule="auto"/>
         <w:ind w:left="1440" w:hanging="360"/>
@@ -3682,7 +3682,7 @@
       <w:pPr>
         <w:numPr>
           <w:ilvl w:val="0"/>
-          <w:numId w:val="19"/>
+          <w:numId w:val="20"/>
         </w:numPr>
         <w:spacing w:after="0" w:afterAutospacing="0" w:line="360" w:lineRule="auto"/>
         <w:ind w:left="720" w:hanging="360"/>
@@ -3708,7 +3708,7 @@
       <w:pPr>
         <w:numPr>
           <w:ilvl w:val="1"/>
-          <w:numId w:val="19"/>
+          <w:numId w:val="20"/>
         </w:numPr>
         <w:spacing w:after="0" w:afterAutospacing="0" w:line="360" w:lineRule="auto"/>
         <w:ind w:left="1440" w:hanging="360"/>
@@ -3734,7 +3734,7 @@
       <w:pPr>
         <w:numPr>
           <w:ilvl w:val="1"/>
-          <w:numId w:val="19"/>
+          <w:numId w:val="20"/>
         </w:numPr>
         <w:spacing w:after="0" w:afterAutospacing="0" w:line="360" w:lineRule="auto"/>
         <w:ind w:left="1440" w:hanging="360"/>
@@ -3760,7 +3760,7 @@
       <w:pPr>
         <w:numPr>
           <w:ilvl w:val="0"/>
-          <w:numId w:val="19"/>
+          <w:numId w:val="20"/>
         </w:numPr>
         <w:spacing w:after="0" w:afterAutospacing="0" w:line="360" w:lineRule="auto"/>
         <w:ind w:left="720" w:hanging="360"/>
@@ -3786,7 +3786,7 @@
       <w:pPr>
         <w:numPr>
           <w:ilvl w:val="1"/>
-          <w:numId w:val="19"/>
+          <w:numId w:val="20"/>
         </w:numPr>
         <w:spacing w:line="360" w:lineRule="auto"/>
         <w:ind w:left="1440" w:hanging="360"/>
@@ -3869,12 +3869,12 @@
           <wp:inline distB="0" distT="0" distL="0" distR="0">
             <wp:extent cx="5943600" cy="3937000"/>
             <wp:effectExtent b="0" l="0" r="0" t="0"/>
-            <wp:docPr id="28" name="image3.png"/>
+            <wp:docPr id="28" name="image10.png"/>
             <a:graphic>
               <a:graphicData uri="http://schemas.openxmlformats.org/drawingml/2006/picture">
                 <pic:pic>
                   <pic:nvPicPr>
-                    <pic:cNvPr id="0" name="image3.png"/>
+                    <pic:cNvPr id="0" name="image10.png"/>
                     <pic:cNvPicPr preferRelativeResize="0"/>
                   </pic:nvPicPr>
                   <pic:blipFill>
@@ -4007,7 +4007,7 @@
       <w:pPr>
         <w:numPr>
           <w:ilvl w:val="0"/>
-          <w:numId w:val="16"/>
+          <w:numId w:val="17"/>
         </w:numPr>
         <w:ind w:left="720" w:hanging="360"/>
         <w:rPr>
@@ -4049,12 +4049,12 @@
           <wp:inline distB="114300" distT="114300" distL="114300" distR="114300">
             <wp:extent cx="5943600" cy="3556000"/>
             <wp:effectExtent b="0" l="0" r="0" t="0"/>
-            <wp:docPr id="23" name="image14.png"/>
+            <wp:docPr id="23" name="image1.png"/>
             <a:graphic>
               <a:graphicData uri="http://schemas.openxmlformats.org/drawingml/2006/picture">
                 <pic:pic>
                   <pic:nvPicPr>
-                    <pic:cNvPr id="0" name="image14.png"/>
+                    <pic:cNvPr id="0" name="image1.png"/>
                     <pic:cNvPicPr preferRelativeResize="0"/>
                   </pic:nvPicPr>
                   <pic:blipFill>
@@ -4088,7 +4088,7 @@
       <w:pPr>
         <w:numPr>
           <w:ilvl w:val="0"/>
-          <w:numId w:val="21"/>
+          <w:numId w:val="22"/>
         </w:numPr>
         <w:ind w:left="720" w:hanging="360"/>
         <w:rPr>
@@ -4129,12 +4129,12 @@
           <wp:inline distB="114300" distT="114300" distL="114300" distR="114300">
             <wp:extent cx="5943600" cy="3352800"/>
             <wp:effectExtent b="0" l="0" r="0" t="0"/>
-            <wp:docPr id="44" name="image29.png"/>
+            <wp:docPr id="44" name="image19.png"/>
             <a:graphic>
               <a:graphicData uri="http://schemas.openxmlformats.org/drawingml/2006/picture">
                 <pic:pic>
                   <pic:nvPicPr>
-                    <pic:cNvPr id="0" name="image29.png"/>
+                    <pic:cNvPr id="0" name="image19.png"/>
                     <pic:cNvPicPr preferRelativeResize="0"/>
                   </pic:nvPicPr>
                   <pic:blipFill>
@@ -4238,7 +4238,7 @@
       <w:pPr>
         <w:numPr>
           <w:ilvl w:val="0"/>
-          <w:numId w:val="22"/>
+          <w:numId w:val="23"/>
         </w:numPr>
         <w:spacing w:after="0" w:afterAutospacing="0" w:line="360" w:lineRule="auto"/>
         <w:ind w:left="720" w:hanging="360"/>
@@ -4264,7 +4264,7 @@
       <w:pPr>
         <w:numPr>
           <w:ilvl w:val="1"/>
-          <w:numId w:val="22"/>
+          <w:numId w:val="23"/>
         </w:numPr>
         <w:spacing w:after="0" w:afterAutospacing="0" w:line="360" w:lineRule="auto"/>
         <w:ind w:left="1440" w:hanging="360"/>
@@ -4289,7 +4289,7 @@
       <w:pPr>
         <w:numPr>
           <w:ilvl w:val="0"/>
-          <w:numId w:val="22"/>
+          <w:numId w:val="23"/>
         </w:numPr>
         <w:spacing w:after="0" w:afterAutospacing="0" w:line="360" w:lineRule="auto"/>
         <w:ind w:left="720" w:hanging="360"/>
@@ -4314,7 +4314,7 @@
       <w:pPr>
         <w:numPr>
           <w:ilvl w:val="1"/>
-          <w:numId w:val="22"/>
+          <w:numId w:val="23"/>
         </w:numPr>
         <w:spacing w:line="360" w:lineRule="auto"/>
         <w:ind w:left="1440" w:hanging="360"/>
@@ -4339,7 +4339,7 @@
       <w:pPr>
         <w:numPr>
           <w:ilvl w:val="1"/>
-          <w:numId w:val="22"/>
+          <w:numId w:val="23"/>
         </w:numPr>
         <w:spacing w:line="360" w:lineRule="auto"/>
         <w:ind w:left="1440" w:hanging="360"/>
@@ -4364,7 +4364,7 @@
       <w:pPr>
         <w:numPr>
           <w:ilvl w:val="0"/>
-          <w:numId w:val="22"/>
+          <w:numId w:val="23"/>
         </w:numPr>
         <w:spacing w:line="360" w:lineRule="auto"/>
         <w:ind w:left="720" w:hanging="360"/>
@@ -4389,7 +4389,7 @@
       <w:pPr>
         <w:numPr>
           <w:ilvl w:val="1"/>
-          <w:numId w:val="22"/>
+          <w:numId w:val="23"/>
         </w:numPr>
         <w:spacing w:line="360" w:lineRule="auto"/>
         <w:ind w:left="1440" w:hanging="360"/>
@@ -4448,7 +4448,7 @@
       <w:pPr>
         <w:numPr>
           <w:ilvl w:val="0"/>
-          <w:numId w:val="23"/>
+          <w:numId w:val="24"/>
         </w:numPr>
         <w:spacing w:after="0" w:afterAutospacing="0" w:line="360" w:lineRule="auto"/>
         <w:ind w:left="720" w:hanging="360"/>
@@ -4474,7 +4474,7 @@
       <w:pPr>
         <w:numPr>
           <w:ilvl w:val="1"/>
-          <w:numId w:val="23"/>
+          <w:numId w:val="24"/>
         </w:numPr>
         <w:spacing w:after="0" w:afterAutospacing="0" w:line="360" w:lineRule="auto"/>
         <w:ind w:left="1440" w:hanging="360"/>
@@ -4500,7 +4500,7 @@
       <w:pPr>
         <w:numPr>
           <w:ilvl w:val="1"/>
-          <w:numId w:val="23"/>
+          <w:numId w:val="24"/>
         </w:numPr>
         <w:spacing w:after="0" w:afterAutospacing="0" w:line="360" w:lineRule="auto"/>
         <w:ind w:left="1440" w:hanging="360"/>
@@ -4526,7 +4526,7 @@
       <w:pPr>
         <w:numPr>
           <w:ilvl w:val="0"/>
-          <w:numId w:val="23"/>
+          <w:numId w:val="24"/>
         </w:numPr>
         <w:spacing w:after="0" w:afterAutospacing="0" w:line="360" w:lineRule="auto"/>
         <w:ind w:left="720" w:hanging="360"/>
@@ -4552,7 +4552,7 @@
       <w:pPr>
         <w:numPr>
           <w:ilvl w:val="1"/>
-          <w:numId w:val="23"/>
+          <w:numId w:val="24"/>
         </w:numPr>
         <w:spacing w:after="0" w:afterAutospacing="0" w:line="360" w:lineRule="auto"/>
         <w:ind w:left="1440" w:hanging="360"/>
@@ -4578,7 +4578,7 @@
       <w:pPr>
         <w:numPr>
           <w:ilvl w:val="1"/>
-          <w:numId w:val="23"/>
+          <w:numId w:val="24"/>
         </w:numPr>
         <w:spacing w:after="0" w:afterAutospacing="0" w:line="360" w:lineRule="auto"/>
         <w:ind w:left="1440" w:hanging="360"/>
@@ -4604,7 +4604,7 @@
       <w:pPr>
         <w:numPr>
           <w:ilvl w:val="0"/>
-          <w:numId w:val="23"/>
+          <w:numId w:val="24"/>
         </w:numPr>
         <w:spacing w:after="0" w:afterAutospacing="0" w:line="360" w:lineRule="auto"/>
         <w:ind w:left="720" w:hanging="360"/>
@@ -4630,7 +4630,7 @@
       <w:pPr>
         <w:numPr>
           <w:ilvl w:val="1"/>
-          <w:numId w:val="23"/>
+          <w:numId w:val="24"/>
         </w:numPr>
         <w:spacing w:line="360" w:lineRule="auto"/>
         <w:ind w:left="1440" w:hanging="360"/>
@@ -5047,7 +5047,7 @@
       <w:pPr>
         <w:numPr>
           <w:ilvl w:val="0"/>
-          <w:numId w:val="14"/>
+          <w:numId w:val="15"/>
         </w:numPr>
         <w:spacing w:after="0" w:afterAutospacing="0" w:line="360" w:lineRule="auto"/>
         <w:ind w:left="720" w:hanging="360"/>
@@ -5073,7 +5073,7 @@
       <w:pPr>
         <w:numPr>
           <w:ilvl w:val="1"/>
-          <w:numId w:val="14"/>
+          <w:numId w:val="15"/>
         </w:numPr>
         <w:spacing w:after="0" w:afterAutospacing="0" w:line="360" w:lineRule="auto"/>
         <w:ind w:left="1440" w:hanging="360"/>
@@ -5108,7 +5108,7 @@
       <w:pPr>
         <w:numPr>
           <w:ilvl w:val="1"/>
-          <w:numId w:val="14"/>
+          <w:numId w:val="15"/>
         </w:numPr>
         <w:spacing w:after="0" w:afterAutospacing="0" w:line="360" w:lineRule="auto"/>
         <w:ind w:left="1440" w:hanging="360"/>
@@ -5143,7 +5143,7 @@
       <w:pPr>
         <w:numPr>
           <w:ilvl w:val="1"/>
-          <w:numId w:val="14"/>
+          <w:numId w:val="15"/>
         </w:numPr>
         <w:spacing w:after="0" w:afterAutospacing="0" w:line="360" w:lineRule="auto"/>
         <w:ind w:left="1440" w:hanging="360"/>
@@ -5178,7 +5178,7 @@
       <w:pPr>
         <w:numPr>
           <w:ilvl w:val="0"/>
-          <w:numId w:val="14"/>
+          <w:numId w:val="15"/>
         </w:numPr>
         <w:spacing w:line="360" w:lineRule="auto"/>
         <w:ind w:left="720" w:hanging="360"/>
@@ -5203,7 +5203,7 @@
       <w:pPr>
         <w:numPr>
           <w:ilvl w:val="1"/>
-          <w:numId w:val="14"/>
+          <w:numId w:val="15"/>
         </w:numPr>
         <w:spacing w:line="360" w:lineRule="auto"/>
         <w:ind w:left="1440" w:hanging="360"/>
@@ -5228,7 +5228,7 @@
       <w:pPr>
         <w:numPr>
           <w:ilvl w:val="1"/>
-          <w:numId w:val="14"/>
+          <w:numId w:val="15"/>
         </w:numPr>
         <w:spacing w:line="360" w:lineRule="auto"/>
         <w:ind w:left="1440" w:hanging="360"/>
@@ -5253,7 +5253,7 @@
       <w:pPr>
         <w:numPr>
           <w:ilvl w:val="1"/>
-          <w:numId w:val="14"/>
+          <w:numId w:val="15"/>
         </w:numPr>
         <w:spacing w:line="360" w:lineRule="auto"/>
         <w:ind w:left="1440" w:hanging="360"/>
@@ -6639,7 +6639,7 @@
       <w:pPr>
         <w:numPr>
           <w:ilvl w:val="0"/>
-          <w:numId w:val="17"/>
+          <w:numId w:val="18"/>
         </w:numPr>
         <w:spacing w:after="0" w:afterAutospacing="0" w:line="360" w:lineRule="auto"/>
         <w:ind w:left="720" w:hanging="360"/>
@@ -6665,7 +6665,7 @@
       <w:pPr>
         <w:numPr>
           <w:ilvl w:val="0"/>
-          <w:numId w:val="17"/>
+          <w:numId w:val="18"/>
         </w:numPr>
         <w:pBdr>
           <w:top w:color="auto" w:space="0" w:sz="0" w:val="none"/>
@@ -6762,12 +6762,12 @@
           <wp:inline distB="114300" distT="114300" distL="114300" distR="114300">
             <wp:extent cx="4343400" cy="2466975"/>
             <wp:effectExtent b="0" l="0" r="0" t="0"/>
-            <wp:docPr id="31" name="image5.png"/>
+            <wp:docPr id="31" name="image4.png"/>
             <a:graphic>
               <a:graphicData uri="http://schemas.openxmlformats.org/drawingml/2006/picture">
                 <pic:pic>
                   <pic:nvPicPr>
-                    <pic:cNvPr id="0" name="image5.png"/>
+                    <pic:cNvPr id="0" name="image4.png"/>
                     <pic:cNvPicPr preferRelativeResize="0"/>
                   </pic:nvPicPr>
                   <pic:blipFill>
@@ -6817,12 +6817,12 @@
           <wp:inline distB="114300" distT="114300" distL="114300" distR="114300">
             <wp:extent cx="4376738" cy="3364431"/>
             <wp:effectExtent b="0" l="0" r="0" t="0"/>
-            <wp:docPr id="67" name="image56.png"/>
+            <wp:docPr id="67" name="image59.png"/>
             <a:graphic>
               <a:graphicData uri="http://schemas.openxmlformats.org/drawingml/2006/picture">
                 <pic:pic>
                   <pic:nvPicPr>
-                    <pic:cNvPr id="0" name="image56.png"/>
+                    <pic:cNvPr id="0" name="image59.png"/>
                     <pic:cNvPicPr preferRelativeResize="0"/>
                   </pic:nvPicPr>
                   <pic:blipFill>
@@ -6872,12 +6872,12 @@
           <wp:inline distB="114300" distT="114300" distL="114300" distR="114300">
             <wp:extent cx="5033374" cy="3671888"/>
             <wp:effectExtent b="0" l="0" r="0" t="0"/>
-            <wp:docPr id="80" name="image72.png"/>
+            <wp:docPr id="80" name="image70.png"/>
             <a:graphic>
               <a:graphicData uri="http://schemas.openxmlformats.org/drawingml/2006/picture">
                 <pic:pic>
                   <pic:nvPicPr>
-                    <pic:cNvPr id="0" name="image72.png"/>
+                    <pic:cNvPr id="0" name="image70.png"/>
                     <pic:cNvPicPr preferRelativeResize="0"/>
                   </pic:nvPicPr>
                   <pic:blipFill>
@@ -6927,12 +6927,12 @@
           <wp:inline distB="114300" distT="114300" distL="114300" distR="114300">
             <wp:extent cx="5186363" cy="3790034"/>
             <wp:effectExtent b="0" l="0" r="0" t="0"/>
-            <wp:docPr id="73" name="image65.png"/>
+            <wp:docPr id="73" name="image68.png"/>
             <a:graphic>
               <a:graphicData uri="http://schemas.openxmlformats.org/drawingml/2006/picture">
                 <pic:pic>
                   <pic:nvPicPr>
-                    <pic:cNvPr id="0" name="image65.png"/>
+                    <pic:cNvPr id="0" name="image68.png"/>
                     <pic:cNvPicPr preferRelativeResize="0"/>
                   </pic:nvPicPr>
                   <pic:blipFill>
@@ -7037,12 +7037,12 @@
           <wp:inline distB="114300" distT="114300" distL="114300" distR="114300">
             <wp:extent cx="5943600" cy="4279900"/>
             <wp:effectExtent b="0" l="0" r="0" t="0"/>
-            <wp:docPr id="41" name="image21.png"/>
+            <wp:docPr id="41" name="image15.png"/>
             <a:graphic>
               <a:graphicData uri="http://schemas.openxmlformats.org/drawingml/2006/picture">
                 <pic:pic>
                   <pic:nvPicPr>
-                    <pic:cNvPr id="0" name="image21.png"/>
+                    <pic:cNvPr id="0" name="image15.png"/>
                     <pic:cNvPicPr preferRelativeResize="0"/>
                   </pic:nvPicPr>
                   <pic:blipFill>
@@ -7163,12 +7163,12 @@
           <wp:inline distB="114300" distT="114300" distL="114300" distR="114300">
             <wp:extent cx="5943600" cy="4394200"/>
             <wp:effectExtent b="0" l="0" r="0" t="0"/>
-            <wp:docPr id="65" name="image47.png"/>
+            <wp:docPr id="65" name="image53.png"/>
             <a:graphic>
               <a:graphicData uri="http://schemas.openxmlformats.org/drawingml/2006/picture">
                 <pic:pic>
                   <pic:nvPicPr>
-                    <pic:cNvPr id="0" name="image47.png"/>
+                    <pic:cNvPr id="0" name="image53.png"/>
                     <pic:cNvPicPr preferRelativeResize="0"/>
                   </pic:nvPicPr>
                   <pic:blipFill>
@@ -7218,12 +7218,12 @@
           <wp:inline distB="114300" distT="114300" distL="114300" distR="114300">
             <wp:extent cx="5511800" cy="3606800"/>
             <wp:effectExtent b="0" l="0" r="0" t="0"/>
-            <wp:docPr id="70" name="image61.png"/>
+            <wp:docPr id="70" name="image55.png"/>
             <a:graphic>
               <a:graphicData uri="http://schemas.openxmlformats.org/drawingml/2006/picture">
                 <pic:pic>
                   <pic:nvPicPr>
-                    <pic:cNvPr id="0" name="image61.png"/>
+                    <pic:cNvPr id="0" name="image55.png"/>
                     <pic:cNvPicPr preferRelativeResize="0"/>
                   </pic:nvPicPr>
                   <pic:blipFill>
@@ -7273,12 +7273,12 @@
           <wp:inline distB="114300" distT="114300" distL="114300" distR="114300">
             <wp:extent cx="5943600" cy="4343400"/>
             <wp:effectExtent b="0" l="0" r="0" t="0"/>
-            <wp:docPr id="32" name="image10.png"/>
+            <wp:docPr id="32" name="image11.png"/>
             <a:graphic>
               <a:graphicData uri="http://schemas.openxmlformats.org/drawingml/2006/picture">
                 <pic:pic>
                   <pic:nvPicPr>
-                    <pic:cNvPr id="0" name="image10.png"/>
+                    <pic:cNvPr id="0" name="image11.png"/>
                     <pic:cNvPicPr preferRelativeResize="0"/>
                   </pic:nvPicPr>
                   <pic:blipFill>
@@ -7328,12 +7328,12 @@
           <wp:inline distB="114300" distT="114300" distL="114300" distR="114300">
             <wp:extent cx="5397500" cy="3492500"/>
             <wp:effectExtent b="0" l="0" r="0" t="0"/>
-            <wp:docPr id="35" name="image13.png"/>
+            <wp:docPr id="35" name="image8.png"/>
             <a:graphic>
               <a:graphicData uri="http://schemas.openxmlformats.org/drawingml/2006/picture">
                 <pic:pic>
                   <pic:nvPicPr>
-                    <pic:cNvPr id="0" name="image13.png"/>
+                    <pic:cNvPr id="0" name="image8.png"/>
                     <pic:cNvPicPr preferRelativeResize="0"/>
                   </pic:nvPicPr>
                   <pic:blipFill>
@@ -7438,12 +7438,12 @@
           <wp:inline distB="114300" distT="114300" distL="114300" distR="114300">
             <wp:extent cx="5588000" cy="3619500"/>
             <wp:effectExtent b="0" l="0" r="0" t="0"/>
-            <wp:docPr id="72" name="image73.png"/>
+            <wp:docPr id="72" name="image69.png"/>
             <a:graphic>
               <a:graphicData uri="http://schemas.openxmlformats.org/drawingml/2006/picture">
                 <pic:pic>
                   <pic:nvPicPr>
-                    <pic:cNvPr id="0" name="image73.png"/>
+                    <pic:cNvPr id="0" name="image69.png"/>
                     <pic:cNvPicPr preferRelativeResize="0"/>
                   </pic:nvPicPr>
                   <pic:blipFill>
@@ -7493,12 +7493,12 @@
           <wp:inline distB="114300" distT="114300" distL="114300" distR="114300">
             <wp:extent cx="5943600" cy="4254500"/>
             <wp:effectExtent b="0" l="0" r="0" t="0"/>
-            <wp:docPr id="26" name="image11.png"/>
+            <wp:docPr id="26" name="image5.png"/>
             <a:graphic>
               <a:graphicData uri="http://schemas.openxmlformats.org/drawingml/2006/picture">
                 <pic:pic>
                   <pic:nvPicPr>
-                    <pic:cNvPr id="0" name="image11.png"/>
+                    <pic:cNvPr id="0" name="image5.png"/>
                     <pic:cNvPicPr preferRelativeResize="0"/>
                   </pic:nvPicPr>
                   <pic:blipFill>
@@ -7548,12 +7548,12 @@
           <wp:inline distB="114300" distT="114300" distL="114300" distR="114300">
             <wp:extent cx="4978400" cy="2540000"/>
             <wp:effectExtent b="0" l="0" r="0" t="0"/>
-            <wp:docPr id="74" name="image57.png"/>
+            <wp:docPr id="74" name="image60.png"/>
             <a:graphic>
               <a:graphicData uri="http://schemas.openxmlformats.org/drawingml/2006/picture">
                 <pic:pic>
                   <pic:nvPicPr>
-                    <pic:cNvPr id="0" name="image57.png"/>
+                    <pic:cNvPr id="0" name="image60.png"/>
                     <pic:cNvPicPr preferRelativeResize="0"/>
                   </pic:nvPicPr>
                   <pic:blipFill>
@@ -7603,12 +7603,12 @@
           <wp:inline distB="114300" distT="114300" distL="114300" distR="114300">
             <wp:extent cx="5943600" cy="4216400"/>
             <wp:effectExtent b="0" l="0" r="0" t="0"/>
-            <wp:docPr id="22" name="image16.png"/>
+            <wp:docPr id="22" name="image17.png"/>
             <a:graphic>
               <a:graphicData uri="http://schemas.openxmlformats.org/drawingml/2006/picture">
                 <pic:pic>
                   <pic:nvPicPr>
-                    <pic:cNvPr id="0" name="image16.png"/>
+                    <pic:cNvPr id="0" name="image17.png"/>
                     <pic:cNvPicPr preferRelativeResize="0"/>
                   </pic:nvPicPr>
                   <pic:blipFill>
@@ -7658,12 +7658,12 @@
           <wp:inline distB="114300" distT="114300" distL="114300" distR="114300">
             <wp:extent cx="5130800" cy="2540000"/>
             <wp:effectExtent b="0" l="0" r="0" t="0"/>
-            <wp:docPr id="37" name="image22.png"/>
+            <wp:docPr id="37" name="image27.png"/>
             <a:graphic>
               <a:graphicData uri="http://schemas.openxmlformats.org/drawingml/2006/picture">
                 <pic:pic>
                   <pic:nvPicPr>
-                    <pic:cNvPr id="0" name="image22.png"/>
+                    <pic:cNvPr id="0" name="image27.png"/>
                     <pic:cNvPicPr preferRelativeResize="0"/>
                   </pic:nvPicPr>
                   <pic:blipFill>
@@ -7713,12 +7713,12 @@
           <wp:inline distB="114300" distT="114300" distL="114300" distR="114300">
             <wp:extent cx="5943600" cy="4254500"/>
             <wp:effectExtent b="0" l="0" r="0" t="0"/>
-            <wp:docPr id="62" name="image44.png"/>
+            <wp:docPr id="62" name="image50.png"/>
             <a:graphic>
               <a:graphicData uri="http://schemas.openxmlformats.org/drawingml/2006/picture">
                 <pic:pic>
                   <pic:nvPicPr>
-                    <pic:cNvPr id="0" name="image44.png"/>
+                    <pic:cNvPr id="0" name="image50.png"/>
                     <pic:cNvPicPr preferRelativeResize="0"/>
                   </pic:nvPicPr>
                   <pic:blipFill>
@@ -7768,12 +7768,12 @@
           <wp:inline distB="114300" distT="114300" distL="114300" distR="114300">
             <wp:extent cx="4343400" cy="2730500"/>
             <wp:effectExtent b="0" l="0" r="0" t="0"/>
-            <wp:docPr id="38" name="image19.png"/>
+            <wp:docPr id="38" name="image20.png"/>
             <a:graphic>
               <a:graphicData uri="http://schemas.openxmlformats.org/drawingml/2006/picture">
                 <pic:pic>
                   <pic:nvPicPr>
-                    <pic:cNvPr id="0" name="image19.png"/>
+                    <pic:cNvPr id="0" name="image20.png"/>
                     <pic:cNvPicPr preferRelativeResize="0"/>
                   </pic:nvPicPr>
                   <pic:blipFill>
@@ -7823,12 +7823,12 @@
           <wp:inline distB="114300" distT="114300" distL="114300" distR="114300">
             <wp:extent cx="5943600" cy="4254500"/>
             <wp:effectExtent b="0" l="0" r="0" t="0"/>
-            <wp:docPr id="42" name="image25.png"/>
+            <wp:docPr id="42" name="image23.png"/>
             <a:graphic>
               <a:graphicData uri="http://schemas.openxmlformats.org/drawingml/2006/picture">
                 <pic:pic>
                   <pic:nvPicPr>
-                    <pic:cNvPr id="0" name="image25.png"/>
+                    <pic:cNvPr id="0" name="image23.png"/>
                     <pic:cNvPicPr preferRelativeResize="0"/>
                   </pic:nvPicPr>
                   <pic:blipFill>
@@ -7878,12 +7878,12 @@
           <wp:inline distB="114300" distT="114300" distL="114300" distR="114300">
             <wp:extent cx="5524500" cy="2705100"/>
             <wp:effectExtent b="0" l="0" r="0" t="0"/>
-            <wp:docPr id="45" name="image24.png"/>
+            <wp:docPr id="45" name="image22.png"/>
             <a:graphic>
               <a:graphicData uri="http://schemas.openxmlformats.org/drawingml/2006/picture">
                 <pic:pic>
                   <pic:nvPicPr>
-                    <pic:cNvPr id="0" name="image24.png"/>
+                    <pic:cNvPr id="0" name="image22.png"/>
                     <pic:cNvPicPr preferRelativeResize="0"/>
                   </pic:nvPicPr>
                   <pic:blipFill>
@@ -7933,12 +7933,12 @@
           <wp:inline distB="114300" distT="114300" distL="114300" distR="114300">
             <wp:extent cx="5943600" cy="4533900"/>
             <wp:effectExtent b="0" l="0" r="0" t="0"/>
-            <wp:docPr id="29" name="image15.png"/>
+            <wp:docPr id="29" name="image16.png"/>
             <a:graphic>
               <a:graphicData uri="http://schemas.openxmlformats.org/drawingml/2006/picture">
                 <pic:pic>
                   <pic:nvPicPr>
-                    <pic:cNvPr id="0" name="image15.png"/>
+                    <pic:cNvPr id="0" name="image16.png"/>
                     <pic:cNvPicPr preferRelativeResize="0"/>
                   </pic:nvPicPr>
                   <pic:blipFill>
@@ -7988,12 +7988,12 @@
           <wp:inline distB="114300" distT="114300" distL="114300" distR="114300">
             <wp:extent cx="4219575" cy="3571966"/>
             <wp:effectExtent b="0" l="0" r="0" t="0"/>
-            <wp:docPr id="53" name="image36.png"/>
+            <wp:docPr id="53" name="image33.png"/>
             <a:graphic>
               <a:graphicData uri="http://schemas.openxmlformats.org/drawingml/2006/picture">
                 <pic:pic>
                   <pic:nvPicPr>
-                    <pic:cNvPr id="0" name="image36.png"/>
+                    <pic:cNvPr id="0" name="image33.png"/>
                     <pic:cNvPicPr preferRelativeResize="0"/>
                   </pic:nvPicPr>
                   <pic:blipFill>
@@ -8043,12 +8043,12 @@
           <wp:inline distB="114300" distT="114300" distL="114300" distR="114300">
             <wp:extent cx="4595813" cy="3351113"/>
             <wp:effectExtent b="0" l="0" r="0" t="0"/>
-            <wp:docPr id="63" name="image51.png"/>
+            <wp:docPr id="63" name="image61.png"/>
             <a:graphic>
               <a:graphicData uri="http://schemas.openxmlformats.org/drawingml/2006/picture">
                 <pic:pic>
                   <pic:nvPicPr>
-                    <pic:cNvPr id="0" name="image51.png"/>
+                    <pic:cNvPr id="0" name="image61.png"/>
                     <pic:cNvPicPr preferRelativeResize="0"/>
                   </pic:nvPicPr>
                   <pic:blipFill>
@@ -8169,12 +8169,12 @@
           <wp:inline distB="114300" distT="114300" distL="114300" distR="114300">
             <wp:extent cx="5943600" cy="4356100"/>
             <wp:effectExtent b="0" l="0" r="0" t="0"/>
-            <wp:docPr id="34" name="image12.png"/>
+            <wp:docPr id="34" name="image14.png"/>
             <a:graphic>
               <a:graphicData uri="http://schemas.openxmlformats.org/drawingml/2006/picture">
                 <pic:pic>
                   <pic:nvPicPr>
-                    <pic:cNvPr id="0" name="image12.png"/>
+                    <pic:cNvPr id="0" name="image14.png"/>
                     <pic:cNvPicPr preferRelativeResize="0"/>
                   </pic:nvPicPr>
                   <pic:blipFill>
@@ -8224,12 +8224,12 @@
           <wp:inline distB="114300" distT="114300" distL="114300" distR="114300">
             <wp:extent cx="5092700" cy="2768600"/>
             <wp:effectExtent b="0" l="0" r="0" t="0"/>
-            <wp:docPr id="77" name="image62.png"/>
+            <wp:docPr id="77" name="image71.png"/>
             <a:graphic>
               <a:graphicData uri="http://schemas.openxmlformats.org/drawingml/2006/picture">
                 <pic:pic>
                   <pic:nvPicPr>
-                    <pic:cNvPr id="0" name="image62.png"/>
+                    <pic:cNvPr id="0" name="image71.png"/>
                     <pic:cNvPicPr preferRelativeResize="0"/>
                   </pic:nvPicPr>
                   <pic:blipFill>
@@ -8279,12 +8279,12 @@
           <wp:inline distB="114300" distT="114300" distL="114300" distR="114300">
             <wp:extent cx="5943600" cy="4368800"/>
             <wp:effectExtent b="0" l="0" r="0" t="0"/>
-            <wp:docPr id="36" name="image6.png"/>
+            <wp:docPr id="36" name="image12.png"/>
             <a:graphic>
               <a:graphicData uri="http://schemas.openxmlformats.org/drawingml/2006/picture">
                 <pic:pic>
                   <pic:nvPicPr>
-                    <pic:cNvPr id="0" name="image6.png"/>
+                    <pic:cNvPr id="0" name="image12.png"/>
                     <pic:cNvPicPr preferRelativeResize="0"/>
                   </pic:nvPicPr>
                   <pic:blipFill>
@@ -8334,12 +8334,12 @@
           <wp:inline distB="114300" distT="114300" distL="114300" distR="114300">
             <wp:extent cx="3759200" cy="3733800"/>
             <wp:effectExtent b="0" l="0" r="0" t="0"/>
-            <wp:docPr id="24" name="image4.png"/>
+            <wp:docPr id="24" name="image6.png"/>
             <a:graphic>
               <a:graphicData uri="http://schemas.openxmlformats.org/drawingml/2006/picture">
                 <pic:pic>
                   <pic:nvPicPr>
-                    <pic:cNvPr id="0" name="image4.png"/>
+                    <pic:cNvPr id="0" name="image6.png"/>
                     <pic:cNvPicPr preferRelativeResize="0"/>
                   </pic:nvPicPr>
                   <pic:blipFill>
@@ -8389,12 +8389,12 @@
           <wp:inline distB="114300" distT="114300" distL="114300" distR="114300">
             <wp:extent cx="5943600" cy="3949700"/>
             <wp:effectExtent b="0" l="0" r="0" t="0"/>
-            <wp:docPr id="50" name="image28.png"/>
+            <wp:docPr id="50" name="image38.png"/>
             <a:graphic>
               <a:graphicData uri="http://schemas.openxmlformats.org/drawingml/2006/picture">
                 <pic:pic>
                   <pic:nvPicPr>
-                    <pic:cNvPr id="0" name="image28.png"/>
+                    <pic:cNvPr id="0" name="image38.png"/>
                     <pic:cNvPicPr preferRelativeResize="0"/>
                   </pic:nvPicPr>
                   <pic:blipFill>
@@ -8444,12 +8444,12 @@
           <wp:inline distB="114300" distT="114300" distL="114300" distR="114300">
             <wp:extent cx="4864100" cy="3873500"/>
             <wp:effectExtent b="0" l="0" r="0" t="0"/>
-            <wp:docPr id="30" name="image17.png"/>
+            <wp:docPr id="30" name="image2.png"/>
             <a:graphic>
               <a:graphicData uri="http://schemas.openxmlformats.org/drawingml/2006/picture">
                 <pic:pic>
                   <pic:nvPicPr>
-                    <pic:cNvPr id="0" name="image17.png"/>
+                    <pic:cNvPr id="0" name="image2.png"/>
                     <pic:cNvPicPr preferRelativeResize="0"/>
                   </pic:nvPicPr>
                   <pic:blipFill>
@@ -8499,12 +8499,12 @@
           <wp:inline distB="114300" distT="114300" distL="114300" distR="114300">
             <wp:extent cx="5943600" cy="3683000"/>
             <wp:effectExtent b="0" l="0" r="0" t="0"/>
-            <wp:docPr id="52" name="image31.png"/>
+            <wp:docPr id="52" name="image37.png"/>
             <a:graphic>
               <a:graphicData uri="http://schemas.openxmlformats.org/drawingml/2006/picture">
                 <pic:pic>
                   <pic:nvPicPr>
-                    <pic:cNvPr id="0" name="image31.png"/>
+                    <pic:cNvPr id="0" name="image37.png"/>
                     <pic:cNvPicPr preferRelativeResize="0"/>
                   </pic:nvPicPr>
                   <pic:blipFill>
@@ -8554,12 +8554,12 @@
           <wp:inline distB="114300" distT="114300" distL="114300" distR="114300">
             <wp:extent cx="4254500" cy="3314700"/>
             <wp:effectExtent b="0" l="0" r="0" t="0"/>
-            <wp:docPr id="55" name="image46.png"/>
+            <wp:docPr id="55" name="image34.png"/>
             <a:graphic>
               <a:graphicData uri="http://schemas.openxmlformats.org/drawingml/2006/picture">
                 <pic:pic>
                   <pic:nvPicPr>
-                    <pic:cNvPr id="0" name="image46.png"/>
+                    <pic:cNvPr id="0" name="image34.png"/>
                     <pic:cNvPicPr preferRelativeResize="0"/>
                   </pic:nvPicPr>
                   <pic:blipFill>
@@ -8609,12 +8609,12 @@
           <wp:inline distB="114300" distT="114300" distL="114300" distR="114300">
             <wp:extent cx="5943600" cy="3695700"/>
             <wp:effectExtent b="0" l="0" r="0" t="0"/>
-            <wp:docPr id="78" name="image66.png"/>
+            <wp:docPr id="78" name="image63.png"/>
             <a:graphic>
               <a:graphicData uri="http://schemas.openxmlformats.org/drawingml/2006/picture">
                 <pic:pic>
                   <pic:nvPicPr>
-                    <pic:cNvPr id="0" name="image66.png"/>
+                    <pic:cNvPr id="0" name="image63.png"/>
                     <pic:cNvPicPr preferRelativeResize="0"/>
                   </pic:nvPicPr>
                   <pic:blipFill>
@@ -8664,12 +8664,12 @@
           <wp:inline distB="114300" distT="114300" distL="114300" distR="114300">
             <wp:extent cx="4406900" cy="2921000"/>
             <wp:effectExtent b="0" l="0" r="0" t="0"/>
-            <wp:docPr id="25" name="image2.png"/>
+            <wp:docPr id="25" name="image7.png"/>
             <a:graphic>
               <a:graphicData uri="http://schemas.openxmlformats.org/drawingml/2006/picture">
                 <pic:pic>
                   <pic:nvPicPr>
-                    <pic:cNvPr id="0" name="image2.png"/>
+                    <pic:cNvPr id="0" name="image7.png"/>
                     <pic:cNvPicPr preferRelativeResize="0"/>
                   </pic:nvPicPr>
                   <pic:blipFill>
@@ -8774,12 +8774,12 @@
           <wp:inline distB="114300" distT="114300" distL="114300" distR="114300">
             <wp:extent cx="4178300" cy="2895600"/>
             <wp:effectExtent b="0" l="0" r="0" t="0"/>
-            <wp:docPr id="33" name="image1.png"/>
+            <wp:docPr id="33" name="image29.png"/>
             <a:graphic>
               <a:graphicData uri="http://schemas.openxmlformats.org/drawingml/2006/picture">
                 <pic:pic>
                   <pic:nvPicPr>
-                    <pic:cNvPr id="0" name="image1.png"/>
+                    <pic:cNvPr id="0" name="image29.png"/>
                     <pic:cNvPicPr preferRelativeResize="0"/>
                   </pic:nvPicPr>
                   <pic:blipFill>
@@ -8829,12 +8829,12 @@
           <wp:inline distB="114300" distT="114300" distL="114300" distR="114300">
             <wp:extent cx="5943600" cy="4305300"/>
             <wp:effectExtent b="0" l="0" r="0" t="0"/>
-            <wp:docPr id="69" name="image58.png"/>
+            <wp:docPr id="69" name="image52.png"/>
             <a:graphic>
               <a:graphicData uri="http://schemas.openxmlformats.org/drawingml/2006/picture">
                 <pic:pic>
                   <pic:nvPicPr>
-                    <pic:cNvPr id="0" name="image58.png"/>
+                    <pic:cNvPr id="0" name="image52.png"/>
                     <pic:cNvPicPr preferRelativeResize="0"/>
                   </pic:nvPicPr>
                   <pic:blipFill>
@@ -8947,12 +8947,12 @@
           <wp:inline distB="114300" distT="114300" distL="114300" distR="114300">
             <wp:extent cx="5943600" cy="3683000"/>
             <wp:effectExtent b="0" l="0" r="0" t="0"/>
-            <wp:docPr id="68" name="image60.png"/>
+            <wp:docPr id="68" name="image56.png"/>
             <a:graphic>
               <a:graphicData uri="http://schemas.openxmlformats.org/drawingml/2006/picture">
                 <pic:pic>
                   <pic:nvPicPr>
-                    <pic:cNvPr id="0" name="image60.png"/>
+                    <pic:cNvPr id="0" name="image56.png"/>
                     <pic:cNvPicPr preferRelativeResize="0"/>
                   </pic:nvPicPr>
                   <pic:blipFill>
@@ -9002,12 +9002,12 @@
           <wp:inline distB="114300" distT="114300" distL="114300" distR="114300">
             <wp:extent cx="5943600" cy="3860800"/>
             <wp:effectExtent b="0" l="0" r="0" t="0"/>
-            <wp:docPr id="59" name="image39.png"/>
+            <wp:docPr id="59" name="image51.png"/>
             <a:graphic>
               <a:graphicData uri="http://schemas.openxmlformats.org/drawingml/2006/picture">
                 <pic:pic>
                   <pic:nvPicPr>
-                    <pic:cNvPr id="0" name="image39.png"/>
+                    <pic:cNvPr id="0" name="image51.png"/>
                     <pic:cNvPicPr preferRelativeResize="0"/>
                   </pic:nvPicPr>
                   <pic:blipFill>
@@ -9057,12 +9057,12 @@
           <wp:inline distB="114300" distT="114300" distL="114300" distR="114300">
             <wp:extent cx="5943600" cy="2743200"/>
             <wp:effectExtent b="0" l="0" r="0" t="0"/>
-            <wp:docPr id="64" name="image52.png"/>
+            <wp:docPr id="64" name="image45.png"/>
             <a:graphic>
               <a:graphicData uri="http://schemas.openxmlformats.org/drawingml/2006/picture">
                 <pic:pic>
                   <pic:nvPicPr>
-                    <pic:cNvPr id="0" name="image52.png"/>
+                    <pic:cNvPr id="0" name="image45.png"/>
                     <pic:cNvPicPr preferRelativeResize="0"/>
                   </pic:nvPicPr>
                   <pic:blipFill>
@@ -9112,12 +9112,12 @@
           <wp:inline distB="114300" distT="114300" distL="114300" distR="114300">
             <wp:extent cx="5943600" cy="4343400"/>
             <wp:effectExtent b="0" l="0" r="0" t="0"/>
-            <wp:docPr id="75" name="image59.png"/>
+            <wp:docPr id="75" name="image62.png"/>
             <a:graphic>
               <a:graphicData uri="http://schemas.openxmlformats.org/drawingml/2006/picture">
                 <pic:pic>
                   <pic:nvPicPr>
-                    <pic:cNvPr id="0" name="image59.png"/>
+                    <pic:cNvPr id="0" name="image62.png"/>
                     <pic:cNvPicPr preferRelativeResize="0"/>
                   </pic:nvPicPr>
                   <pic:blipFill>
@@ -9167,12 +9167,12 @@
           <wp:inline distB="114300" distT="114300" distL="114300" distR="114300">
             <wp:extent cx="5943600" cy="3162300"/>
             <wp:effectExtent b="0" l="0" r="0" t="0"/>
-            <wp:docPr id="66" name="image53.png"/>
+            <wp:docPr id="66" name="image57.png"/>
             <a:graphic>
               <a:graphicData uri="http://schemas.openxmlformats.org/drawingml/2006/picture">
                 <pic:pic>
                   <pic:nvPicPr>
-                    <pic:cNvPr id="0" name="image53.png"/>
+                    <pic:cNvPr id="0" name="image57.png"/>
                     <pic:cNvPicPr preferRelativeResize="0"/>
                   </pic:nvPicPr>
                   <pic:blipFill>
@@ -9222,12 +9222,12 @@
           <wp:inline distB="114300" distT="114300" distL="114300" distR="114300">
             <wp:extent cx="5943600" cy="4368800"/>
             <wp:effectExtent b="0" l="0" r="0" t="0"/>
-            <wp:docPr id="47" name="image32.png"/>
+            <wp:docPr id="47" name="image28.png"/>
             <a:graphic>
               <a:graphicData uri="http://schemas.openxmlformats.org/drawingml/2006/picture">
                 <pic:pic>
                   <pic:nvPicPr>
-                    <pic:cNvPr id="0" name="image32.png"/>
+                    <pic:cNvPr id="0" name="image28.png"/>
                     <pic:cNvPicPr preferRelativeResize="0"/>
                   </pic:nvPicPr>
                   <pic:blipFill>
@@ -9277,12 +9277,12 @@
           <wp:inline distB="114300" distT="114300" distL="114300" distR="114300">
             <wp:extent cx="5486400" cy="3505200"/>
             <wp:effectExtent b="0" l="0" r="0" t="0"/>
-            <wp:docPr id="76" name="image63.png"/>
+            <wp:docPr id="76" name="image67.png"/>
             <a:graphic>
               <a:graphicData uri="http://schemas.openxmlformats.org/drawingml/2006/picture">
                 <pic:pic>
                   <pic:nvPicPr>
-                    <pic:cNvPr id="0" name="image63.png"/>
+                    <pic:cNvPr id="0" name="image67.png"/>
                     <pic:cNvPicPr preferRelativeResize="0"/>
                   </pic:nvPicPr>
                   <pic:blipFill>
@@ -9332,12 +9332,12 @@
           <wp:inline distB="114300" distT="114300" distL="114300" distR="114300">
             <wp:extent cx="5943600" cy="3784600"/>
             <wp:effectExtent b="0" l="0" r="0" t="0"/>
-            <wp:docPr id="21" name="image7.png"/>
+            <wp:docPr id="21" name="image3.png"/>
             <a:graphic>
               <a:graphicData uri="http://schemas.openxmlformats.org/drawingml/2006/picture">
                 <pic:pic>
                   <pic:nvPicPr>
-                    <pic:cNvPr id="0" name="image7.png"/>
+                    <pic:cNvPr id="0" name="image3.png"/>
                     <pic:cNvPicPr preferRelativeResize="0"/>
                   </pic:nvPicPr>
                   <pic:blipFill>
@@ -9442,12 +9442,12 @@
           <wp:inline distB="114300" distT="114300" distL="114300" distR="114300">
             <wp:extent cx="5943600" cy="3924300"/>
             <wp:effectExtent b="0" l="0" r="0" t="0"/>
-            <wp:docPr id="49" name="image27.png"/>
+            <wp:docPr id="49" name="image21.png"/>
             <a:graphic>
               <a:graphicData uri="http://schemas.openxmlformats.org/drawingml/2006/picture">
                 <pic:pic>
                   <pic:nvPicPr>
-                    <pic:cNvPr id="0" name="image27.png"/>
+                    <pic:cNvPr id="0" name="image21.png"/>
                     <pic:cNvPicPr preferRelativeResize="0"/>
                   </pic:nvPicPr>
                   <pic:blipFill>
@@ -9497,12 +9497,12 @@
           <wp:inline distB="114300" distT="114300" distL="114300" distR="114300">
             <wp:extent cx="5321300" cy="3505200"/>
             <wp:effectExtent b="0" l="0" r="0" t="0"/>
-            <wp:docPr id="61" name="image38.png"/>
+            <wp:docPr id="61" name="image39.png"/>
             <a:graphic>
               <a:graphicData uri="http://schemas.openxmlformats.org/drawingml/2006/picture">
                 <pic:pic>
                   <pic:nvPicPr>
-                    <pic:cNvPr id="0" name="image38.png"/>
+                    <pic:cNvPr id="0" name="image39.png"/>
                     <pic:cNvPicPr preferRelativeResize="0"/>
                   </pic:nvPicPr>
                   <pic:blipFill>
@@ -9552,12 +9552,12 @@
           <wp:inline distB="114300" distT="114300" distL="114300" distR="114300">
             <wp:extent cx="5943600" cy="3911600"/>
             <wp:effectExtent b="0" l="0" r="0" t="0"/>
-            <wp:docPr id="39" name="image20.png"/>
+            <wp:docPr id="39" name="image32.png"/>
             <a:graphic>
               <a:graphicData uri="http://schemas.openxmlformats.org/drawingml/2006/picture">
                 <pic:pic>
                   <pic:nvPicPr>
-                    <pic:cNvPr id="0" name="image20.png"/>
+                    <pic:cNvPr id="0" name="image32.png"/>
                     <pic:cNvPicPr preferRelativeResize="0"/>
                   </pic:nvPicPr>
                   <pic:blipFill>
@@ -9607,12 +9607,12 @@
           <wp:inline distB="114300" distT="114300" distL="114300" distR="114300">
             <wp:extent cx="5943600" cy="3187700"/>
             <wp:effectExtent b="0" l="0" r="0" t="0"/>
-            <wp:docPr id="79" name="image64.png"/>
+            <wp:docPr id="79" name="image77.png"/>
             <a:graphic>
               <a:graphicData uri="http://schemas.openxmlformats.org/drawingml/2006/picture">
                 <pic:pic>
                   <pic:nvPicPr>
-                    <pic:cNvPr id="0" name="image64.png"/>
+                    <pic:cNvPr id="0" name="image77.png"/>
                     <pic:cNvPicPr preferRelativeResize="0"/>
                   </pic:nvPicPr>
                   <pic:blipFill>
@@ -9662,12 +9662,12 @@
           <wp:inline distB="114300" distT="114300" distL="114300" distR="114300">
             <wp:extent cx="5943600" cy="3835400"/>
             <wp:effectExtent b="0" l="0" r="0" t="0"/>
-            <wp:docPr id="58" name="image34.png"/>
+            <wp:docPr id="58" name="image36.png"/>
             <a:graphic>
               <a:graphicData uri="http://schemas.openxmlformats.org/drawingml/2006/picture">
                 <pic:pic>
                   <pic:nvPicPr>
-                    <pic:cNvPr id="0" name="image34.png"/>
+                    <pic:cNvPr id="0" name="image36.png"/>
                     <pic:cNvPicPr preferRelativeResize="0"/>
                   </pic:nvPicPr>
                   <pic:blipFill>
@@ -9717,12 +9717,12 @@
           <wp:inline distB="114300" distT="114300" distL="114300" distR="114300">
             <wp:extent cx="5943600" cy="2578100"/>
             <wp:effectExtent b="0" l="0" r="0" t="0"/>
-            <wp:docPr id="43" name="image23.png"/>
+            <wp:docPr id="43" name="image25.png"/>
             <a:graphic>
               <a:graphicData uri="http://schemas.openxmlformats.org/drawingml/2006/picture">
                 <pic:pic>
                   <pic:nvPicPr>
-                    <pic:cNvPr id="0" name="image23.png"/>
+                    <pic:cNvPr id="0" name="image25.png"/>
                     <pic:cNvPicPr preferRelativeResize="0"/>
                   </pic:nvPicPr>
                   <pic:blipFill>
@@ -9772,12 +9772,12 @@
           <wp:inline distB="114300" distT="114300" distL="114300" distR="114300">
             <wp:extent cx="5943600" cy="3619500"/>
             <wp:effectExtent b="0" l="0" r="0" t="0"/>
-            <wp:docPr id="57" name="image55.png"/>
+            <wp:docPr id="57" name="image46.png"/>
             <a:graphic>
               <a:graphicData uri="http://schemas.openxmlformats.org/drawingml/2006/picture">
                 <pic:pic>
                   <pic:nvPicPr>
-                    <pic:cNvPr id="0" name="image55.png"/>
+                    <pic:cNvPr id="0" name="image46.png"/>
                     <pic:cNvPicPr preferRelativeResize="0"/>
                   </pic:nvPicPr>
                   <pic:blipFill>
@@ -9827,12 +9827,12 @@
           <wp:inline distB="114300" distT="114300" distL="114300" distR="114300">
             <wp:extent cx="4673600" cy="3352800"/>
             <wp:effectExtent b="0" l="0" r="0" t="0"/>
-            <wp:docPr id="51" name="image33.png"/>
+            <wp:docPr id="51" name="image31.png"/>
             <a:graphic>
               <a:graphicData uri="http://schemas.openxmlformats.org/drawingml/2006/picture">
                 <pic:pic>
                   <pic:nvPicPr>
-                    <pic:cNvPr id="0" name="image33.png"/>
+                    <pic:cNvPr id="0" name="image31.png"/>
                     <pic:cNvPicPr preferRelativeResize="0"/>
                   </pic:nvPicPr>
                   <pic:blipFill>
@@ -9882,12 +9882,12 @@
           <wp:inline distB="114300" distT="114300" distL="114300" distR="114300">
             <wp:extent cx="5943600" cy="3987800"/>
             <wp:effectExtent b="0" l="0" r="0" t="0"/>
-            <wp:docPr id="46" name="image37.png"/>
+            <wp:docPr id="46" name="image24.png"/>
             <a:graphic>
               <a:graphicData uri="http://schemas.openxmlformats.org/drawingml/2006/picture">
                 <pic:pic>
                   <pic:nvPicPr>
-                    <pic:cNvPr id="0" name="image37.png"/>
+                    <pic:cNvPr id="0" name="image24.png"/>
                     <pic:cNvPicPr preferRelativeResize="0"/>
                   </pic:nvPicPr>
                   <pic:blipFill>
@@ -9937,12 +9937,12 @@
           <wp:inline distB="114300" distT="114300" distL="114300" distR="114300">
             <wp:extent cx="5943600" cy="4216400"/>
             <wp:effectExtent b="0" l="0" r="0" t="0"/>
-            <wp:docPr id="81" name="image67.png"/>
+            <wp:docPr id="81" name="image72.png"/>
             <a:graphic>
               <a:graphicData uri="http://schemas.openxmlformats.org/drawingml/2006/picture">
                 <pic:pic>
                   <pic:nvPicPr>
-                    <pic:cNvPr id="0" name="image67.png"/>
+                    <pic:cNvPr id="0" name="image72.png"/>
                     <pic:cNvPicPr preferRelativeResize="0"/>
                   </pic:nvPicPr>
                   <pic:blipFill>
@@ -9992,12 +9992,12 @@
           <wp:inline distB="114300" distT="114300" distL="114300" distR="114300">
             <wp:extent cx="5943600" cy="3784600"/>
             <wp:effectExtent b="0" l="0" r="0" t="0"/>
-            <wp:docPr id="20" name="image8.png"/>
+            <wp:docPr id="20" name="image13.png"/>
             <a:graphic>
               <a:graphicData uri="http://schemas.openxmlformats.org/drawingml/2006/picture">
                 <pic:pic>
                   <pic:nvPicPr>
-                    <pic:cNvPr id="0" name="image8.png"/>
+                    <pic:cNvPr id="0" name="image13.png"/>
                     <pic:cNvPicPr preferRelativeResize="0"/>
                   </pic:nvPicPr>
                   <pic:blipFill>
@@ -10077,12 +10077,12 @@
           <wp:inline distB="114300" distT="114300" distL="114300" distR="114300">
             <wp:extent cx="5943600" cy="3390900"/>
             <wp:effectExtent b="0" l="0" r="0" t="0"/>
-            <wp:docPr id="60" name="image45.png"/>
+            <wp:docPr id="60" name="image49.png"/>
             <a:graphic>
               <a:graphicData uri="http://schemas.openxmlformats.org/drawingml/2006/picture">
                 <pic:pic>
                   <pic:nvPicPr>
-                    <pic:cNvPr id="0" name="image45.png"/>
+                    <pic:cNvPr id="0" name="image49.png"/>
                     <pic:cNvPicPr preferRelativeResize="0"/>
                   </pic:nvPicPr>
                   <pic:blipFill>
@@ -13287,12 +13287,12 @@
                 <wp:extent cx="2309813" cy="190500"/>
                 <wp:effectExtent b="0" l="0" r="0" t="0"/>
                 <wp:wrapNone/>
-                <wp:docPr id="7" name="image50.png"/>
+                <wp:docPr id="7" name="image48.png"/>
                 <a:graphic>
                   <a:graphicData uri="http://schemas.openxmlformats.org/drawingml/2006/picture">
                     <pic:pic>
                       <pic:nvPicPr>
-                        <pic:cNvPr id="0" name="image50.png"/>
+                        <pic:cNvPr id="0" name="image48.png"/>
                         <pic:cNvPicPr preferRelativeResize="0"/>
                       </pic:nvPicPr>
                       <pic:blipFill>
@@ -13379,12 +13379,12 @@
                 <wp:extent cx="2309813" cy="190500"/>
                 <wp:effectExtent b="0" l="0" r="0" t="0"/>
                 <wp:wrapNone/>
-                <wp:docPr id="9" name="image69.png"/>
+                <wp:docPr id="9" name="image64.png"/>
                 <a:graphic>
                   <a:graphicData uri="http://schemas.openxmlformats.org/drawingml/2006/picture">
                     <pic:pic>
                       <pic:nvPicPr>
-                        <pic:cNvPr id="0" name="image69.png"/>
+                        <pic:cNvPr id="0" name="image64.png"/>
                         <pic:cNvPicPr preferRelativeResize="0"/>
                       </pic:nvPicPr>
                       <pic:blipFill>
@@ -13471,12 +13471,12 @@
                 <wp:extent cx="3143250" cy="190500"/>
                 <wp:effectExtent b="0" l="0" r="0" t="0"/>
                 <wp:wrapNone/>
-                <wp:docPr id="12" name="image74.png"/>
+                <wp:docPr id="12" name="image73.png"/>
                 <a:graphic>
                   <a:graphicData uri="http://schemas.openxmlformats.org/drawingml/2006/picture">
                     <pic:pic>
                       <pic:nvPicPr>
-                        <pic:cNvPr id="0" name="image74.png"/>
+                        <pic:cNvPr id="0" name="image73.png"/>
                         <pic:cNvPicPr preferRelativeResize="0"/>
                       </pic:nvPicPr>
                       <pic:blipFill>
@@ -13563,12 +13563,12 @@
                 <wp:extent cx="3138488" cy="190500"/>
                 <wp:effectExtent b="0" l="0" r="0" t="0"/>
                 <wp:wrapNone/>
-                <wp:docPr id="6" name="image49.png"/>
+                <wp:docPr id="6" name="image47.png"/>
                 <a:graphic>
                   <a:graphicData uri="http://schemas.openxmlformats.org/drawingml/2006/picture">
                     <pic:pic>
                       <pic:nvPicPr>
-                        <pic:cNvPr id="0" name="image49.png"/>
+                        <pic:cNvPr id="0" name="image47.png"/>
                         <pic:cNvPicPr preferRelativeResize="0"/>
                       </pic:nvPicPr>
                       <pic:blipFill>
@@ -13747,12 +13747,12 @@
                 <wp:extent cx="3143250" cy="190500"/>
                 <wp:effectExtent b="0" l="0" r="0" t="0"/>
                 <wp:wrapNone/>
-                <wp:docPr id="15" name="image77.png"/>
+                <wp:docPr id="15" name="image76.png"/>
                 <a:graphic>
                   <a:graphicData uri="http://schemas.openxmlformats.org/drawingml/2006/picture">
                     <pic:pic>
                       <pic:nvPicPr>
-                        <pic:cNvPr id="0" name="image77.png"/>
+                        <pic:cNvPr id="0" name="image76.png"/>
                         <pic:cNvPicPr preferRelativeResize="0"/>
                       </pic:nvPicPr>
                       <pic:blipFill>
@@ -13839,12 +13839,12 @@
                 <wp:extent cx="2309813" cy="190500"/>
                 <wp:effectExtent b="0" l="0" r="0" t="0"/>
                 <wp:wrapNone/>
-                <wp:docPr id="14" name="image76.png"/>
+                <wp:docPr id="14" name="image75.png"/>
                 <a:graphic>
                   <a:graphicData uri="http://schemas.openxmlformats.org/drawingml/2006/picture">
                     <pic:pic>
                       <pic:nvPicPr>
-                        <pic:cNvPr id="0" name="image76.png"/>
+                        <pic:cNvPr id="0" name="image75.png"/>
                         <pic:cNvPicPr preferRelativeResize="0"/>
                       </pic:nvPicPr>
                       <pic:blipFill>
@@ -14207,12 +14207,12 @@
                 <wp:extent cx="1347788" cy="190500"/>
                 <wp:effectExtent b="0" l="0" r="0" t="0"/>
                 <wp:wrapNone/>
-                <wp:docPr id="11" name="image71.png"/>
+                <wp:docPr id="11" name="image66.png"/>
                 <a:graphic>
                   <a:graphicData uri="http://schemas.openxmlformats.org/drawingml/2006/picture">
                     <pic:pic>
                       <pic:nvPicPr>
-                        <pic:cNvPr id="0" name="image71.png"/>
+                        <pic:cNvPr id="0" name="image66.png"/>
                         <pic:cNvPicPr preferRelativeResize="0"/>
                       </pic:nvPicPr>
                       <pic:blipFill>
@@ -14483,12 +14483,12 @@
                 <wp:extent cx="3138488" cy="190500"/>
                 <wp:effectExtent b="0" l="0" r="0" t="0"/>
                 <wp:wrapNone/>
-                <wp:docPr id="13" name="image75.png"/>
+                <wp:docPr id="13" name="image74.png"/>
                 <a:graphic>
                   <a:graphicData uri="http://schemas.openxmlformats.org/drawingml/2006/picture">
                     <pic:pic>
                       <pic:nvPicPr>
-                        <pic:cNvPr id="0" name="image75.png"/>
+                        <pic:cNvPr id="0" name="image74.png"/>
                         <pic:cNvPicPr preferRelativeResize="0"/>
                       </pic:nvPicPr>
                       <pic:blipFill>
@@ -14613,12 +14613,12 @@
                 <wp:extent cx="2309813" cy="190500"/>
                 <wp:effectExtent b="0" l="0" r="0" t="0"/>
                 <wp:wrapNone/>
-                <wp:docPr id="10" name="image70.png"/>
+                <wp:docPr id="10" name="image65.png"/>
                 <a:graphic>
                   <a:graphicData uri="http://schemas.openxmlformats.org/drawingml/2006/picture">
                     <pic:pic>
                       <pic:nvPicPr>
-                        <pic:cNvPr id="0" name="image70.png"/>
+                        <pic:cNvPr id="0" name="image65.png"/>
                         <pic:cNvPicPr preferRelativeResize="0"/>
                       </pic:nvPicPr>
                       <pic:blipFill>
@@ -14705,12 +14705,12 @@
                 <wp:extent cx="3138488" cy="190500"/>
                 <wp:effectExtent b="0" l="0" r="0" t="0"/>
                 <wp:wrapNone/>
-                <wp:docPr id="5" name="image48.png"/>
+                <wp:docPr id="5" name="image44.png"/>
                 <a:graphic>
                   <a:graphicData uri="http://schemas.openxmlformats.org/drawingml/2006/picture">
                     <pic:pic>
                       <pic:nvPicPr>
-                        <pic:cNvPr id="0" name="image48.png"/>
+                        <pic:cNvPr id="0" name="image44.png"/>
                         <pic:cNvPicPr preferRelativeResize="0"/>
                       </pic:nvPicPr>
                       <pic:blipFill>
@@ -14889,12 +14889,12 @@
                 <wp:extent cx="1352550" cy="190500"/>
                 <wp:effectExtent b="0" l="0" r="0" t="0"/>
                 <wp:wrapNone/>
-                <wp:docPr id="8" name="image68.png"/>
+                <wp:docPr id="8" name="image58.png"/>
                 <a:graphic>
                   <a:graphicData uri="http://schemas.openxmlformats.org/drawingml/2006/picture">
                     <pic:pic>
                       <pic:nvPicPr>
-                        <pic:cNvPr id="0" name="image68.png"/>
+                        <pic:cNvPr id="0" name="image58.png"/>
                         <pic:cNvPicPr preferRelativeResize="0"/>
                       </pic:nvPicPr>
                       <pic:blipFill>
@@ -15199,7 +15199,7 @@
       <w:pPr>
         <w:numPr>
           <w:ilvl w:val="0"/>
-          <w:numId w:val="15"/>
+          <w:numId w:val="16"/>
         </w:numPr>
         <w:pBdr>
           <w:top w:color="auto" w:space="0" w:sz="0" w:val="none"/>
@@ -15233,7 +15233,7 @@
       <w:pPr>
         <w:numPr>
           <w:ilvl w:val="0"/>
-          <w:numId w:val="15"/>
+          <w:numId w:val="16"/>
         </w:numPr>
         <w:pBdr>
           <w:top w:color="auto" w:space="0" w:sz="0" w:val="none"/>
@@ -15268,7 +15268,7 @@
       <w:pPr>
         <w:numPr>
           <w:ilvl w:val="0"/>
-          <w:numId w:val="15"/>
+          <w:numId w:val="16"/>
         </w:numPr>
         <w:pBdr>
           <w:top w:color="auto" w:space="0" w:sz="0" w:val="none"/>
@@ -15302,7 +15302,7 @@
       <w:pPr>
         <w:numPr>
           <w:ilvl w:val="0"/>
-          <w:numId w:val="15"/>
+          <w:numId w:val="16"/>
         </w:numPr>
         <w:pBdr>
           <w:top w:color="auto" w:space="0" w:sz="0" w:val="none"/>
@@ -15336,7 +15336,7 @@
       <w:pPr>
         <w:numPr>
           <w:ilvl w:val="0"/>
-          <w:numId w:val="15"/>
+          <w:numId w:val="16"/>
         </w:numPr>
         <w:pBdr>
           <w:top w:color="auto" w:space="0" w:sz="0" w:val="none"/>
@@ -15656,7 +15656,7 @@
       <w:pPr>
         <w:numPr>
           <w:ilvl w:val="0"/>
-          <w:numId w:val="12"/>
+          <w:numId w:val="13"/>
         </w:numPr>
         <w:pBdr>
           <w:top w:color="auto" w:space="0" w:sz="0" w:val="none"/>
@@ -15692,7 +15692,7 @@
       <w:pPr>
         <w:numPr>
           <w:ilvl w:val="0"/>
-          <w:numId w:val="12"/>
+          <w:numId w:val="13"/>
         </w:numPr>
         <w:pBdr>
           <w:top w:color="auto" w:space="0" w:sz="0" w:val="none"/>
@@ -15757,7 +15757,7 @@
           <w:ilvl w:val="1"/>
           <w:numId w:val="2"/>
         </w:numPr>
-        <w:spacing w:line="360" w:lineRule="auto"/>
+        <w:spacing w:after="0" w:afterAutospacing="0" w:line="360" w:lineRule="auto"/>
         <w:ind w:left="1440" w:hanging="360"/>
         <w:jc w:val="both"/>
         <w:rPr>
@@ -15783,23 +15783,25 @@
     </w:p>
     <w:p>
       <w:pPr>
+        <w:numPr>
+          <w:ilvl w:val="0"/>
+          <w:numId w:val="10"/>
+        </w:numPr>
         <w:spacing w:line="360" w:lineRule="auto"/>
-        <w:jc w:val="both"/>
-        <w:rPr>
-          <w:rFonts w:ascii="Times New Roman" w:cs="Times New Roman" w:eastAsia="Times New Roman" w:hAnsi="Times New Roman"/>
-          <w:b w:val="1"/>
-          <w:sz w:val="28"/>
-          <w:szCs w:val="28"/>
-          <w:highlight w:val="white"/>
-        </w:rPr>
-      </w:pPr>
-      <w:r>
-        <w:rPr>
-          <w:rFonts w:ascii="Times New Roman" w:cs="Times New Roman" w:eastAsia="Times New Roman" w:hAnsi="Times New Roman"/>
-          <w:b w:val="1"/>
-          <w:sz w:val="28"/>
-          <w:szCs w:val="28"/>
-          <w:highlight w:val="white"/>
+        <w:ind w:left="720" w:hanging="360"/>
+        <w:jc w:val="both"/>
+        <w:rPr>
+          <w:rFonts w:ascii="Times New Roman" w:cs="Times New Roman" w:eastAsia="Times New Roman" w:hAnsi="Times New Roman"/>
+          <w:sz w:val="24"/>
+          <w:szCs w:val="24"/>
+          <w:u w:val="none"/>
+        </w:rPr>
+      </w:pPr>
+      <w:r>
+        <w:rPr>
+          <w:rFonts w:ascii="Times New Roman" w:cs="Times New Roman" w:eastAsia="Times New Roman" w:hAnsi="Times New Roman"/>
+          <w:sz w:val="24"/>
+          <w:szCs w:val="24"/>
           <w:rtl w:val="0"/>
         </w:rPr>
         <w:t xml:space="preserve">TODO</w:t>
@@ -17158,6 +17160,116 @@
   <w:abstractNum w:abstractNumId="13">
     <w:lvl w:ilvl="0">
       <w:start w:val="1"/>
+      <w:numFmt w:val="bullet"/>
+      <w:lvlText w:val="●"/>
+      <w:lvlJc w:val="left"/>
+      <w:pPr>
+        <w:ind w:left="720" w:hanging="360"/>
+      </w:pPr>
+      <w:rPr>
+        <w:u w:val="none"/>
+      </w:rPr>
+    </w:lvl>
+    <w:lvl w:ilvl="1">
+      <w:start w:val="1"/>
+      <w:numFmt w:val="bullet"/>
+      <w:lvlText w:val="○"/>
+      <w:lvlJc w:val="left"/>
+      <w:pPr>
+        <w:ind w:left="1440" w:hanging="360"/>
+      </w:pPr>
+      <w:rPr>
+        <w:u w:val="none"/>
+      </w:rPr>
+    </w:lvl>
+    <w:lvl w:ilvl="2">
+      <w:start w:val="1"/>
+      <w:numFmt w:val="bullet"/>
+      <w:lvlText w:val="■"/>
+      <w:lvlJc w:val="left"/>
+      <w:pPr>
+        <w:ind w:left="2160" w:hanging="360"/>
+      </w:pPr>
+      <w:rPr>
+        <w:u w:val="none"/>
+      </w:rPr>
+    </w:lvl>
+    <w:lvl w:ilvl="3">
+      <w:start w:val="1"/>
+      <w:numFmt w:val="bullet"/>
+      <w:lvlText w:val="●"/>
+      <w:lvlJc w:val="left"/>
+      <w:pPr>
+        <w:ind w:left="2880" w:hanging="360"/>
+      </w:pPr>
+      <w:rPr>
+        <w:u w:val="none"/>
+      </w:rPr>
+    </w:lvl>
+    <w:lvl w:ilvl="4">
+      <w:start w:val="1"/>
+      <w:numFmt w:val="bullet"/>
+      <w:lvlText w:val="○"/>
+      <w:lvlJc w:val="left"/>
+      <w:pPr>
+        <w:ind w:left="3600" w:hanging="360"/>
+      </w:pPr>
+      <w:rPr>
+        <w:u w:val="none"/>
+      </w:rPr>
+    </w:lvl>
+    <w:lvl w:ilvl="5">
+      <w:start w:val="1"/>
+      <w:numFmt w:val="bullet"/>
+      <w:lvlText w:val="■"/>
+      <w:lvlJc w:val="left"/>
+      <w:pPr>
+        <w:ind w:left="4320" w:hanging="360"/>
+      </w:pPr>
+      <w:rPr>
+        <w:u w:val="none"/>
+      </w:rPr>
+    </w:lvl>
+    <w:lvl w:ilvl="6">
+      <w:start w:val="1"/>
+      <w:numFmt w:val="bullet"/>
+      <w:lvlText w:val="●"/>
+      <w:lvlJc w:val="left"/>
+      <w:pPr>
+        <w:ind w:left="5040" w:hanging="360"/>
+      </w:pPr>
+      <w:rPr>
+        <w:u w:val="none"/>
+      </w:rPr>
+    </w:lvl>
+    <w:lvl w:ilvl="7">
+      <w:start w:val="1"/>
+      <w:numFmt w:val="bullet"/>
+      <w:lvlText w:val="○"/>
+      <w:lvlJc w:val="left"/>
+      <w:pPr>
+        <w:ind w:left="5760" w:hanging="360"/>
+      </w:pPr>
+      <w:rPr>
+        <w:u w:val="none"/>
+      </w:rPr>
+    </w:lvl>
+    <w:lvl w:ilvl="8">
+      <w:start w:val="1"/>
+      <w:numFmt w:val="bullet"/>
+      <w:lvlText w:val="■"/>
+      <w:lvlJc w:val="left"/>
+      <w:pPr>
+        <w:ind w:left="6480" w:hanging="360"/>
+      </w:pPr>
+      <w:rPr>
+        <w:u w:val="none"/>
+      </w:rPr>
+    </w:lvl>
+  </w:abstractNum>
+  <w:abstractNum w:abstractNumId="14">
+    <w:lvl w:ilvl="0">
+      <w:start w:val="1"/>
       <w:numFmt w:val="decimal"/>
       <w:lvlText w:val="%1."/>
       <w:lvlJc w:val="right"/>
@@ -17265,121 +17377,11 @@
       </w:rPr>
     </w:lvl>
   </w:abstractNum>
-  <w:abstractNum w:abstractNumId="14">
-    <w:lvl w:ilvl="0">
-      <w:start w:val="1"/>
-      <w:numFmt w:val="bullet"/>
-      <w:lvlText w:val="➢"/>
-      <w:lvlJc w:val="left"/>
-      <w:pPr>
-        <w:ind w:left="720" w:hanging="360"/>
-      </w:pPr>
-      <w:rPr>
-        <w:u w:val="none"/>
-      </w:rPr>
-    </w:lvl>
-    <w:lvl w:ilvl="1">
-      <w:start w:val="1"/>
-      <w:numFmt w:val="bullet"/>
-      <w:lvlText w:val="○"/>
-      <w:lvlJc w:val="left"/>
-      <w:pPr>
-        <w:ind w:left="1440" w:hanging="360"/>
-      </w:pPr>
-      <w:rPr>
-        <w:u w:val="none"/>
-      </w:rPr>
-    </w:lvl>
-    <w:lvl w:ilvl="2">
-      <w:start w:val="1"/>
-      <w:numFmt w:val="bullet"/>
-      <w:lvlText w:val="■"/>
-      <w:lvlJc w:val="left"/>
-      <w:pPr>
-        <w:ind w:left="2160" w:hanging="360"/>
-      </w:pPr>
-      <w:rPr>
-        <w:u w:val="none"/>
-      </w:rPr>
-    </w:lvl>
-    <w:lvl w:ilvl="3">
-      <w:start w:val="1"/>
-      <w:numFmt w:val="bullet"/>
-      <w:lvlText w:val="●"/>
-      <w:lvlJc w:val="left"/>
-      <w:pPr>
-        <w:ind w:left="2880" w:hanging="360"/>
-      </w:pPr>
-      <w:rPr>
-        <w:u w:val="none"/>
-      </w:rPr>
-    </w:lvl>
-    <w:lvl w:ilvl="4">
-      <w:start w:val="1"/>
-      <w:numFmt w:val="bullet"/>
-      <w:lvlText w:val="○"/>
-      <w:lvlJc w:val="left"/>
-      <w:pPr>
-        <w:ind w:left="3600" w:hanging="360"/>
-      </w:pPr>
-      <w:rPr>
-        <w:u w:val="none"/>
-      </w:rPr>
-    </w:lvl>
-    <w:lvl w:ilvl="5">
-      <w:start w:val="1"/>
-      <w:numFmt w:val="bullet"/>
-      <w:lvlText w:val="■"/>
-      <w:lvlJc w:val="left"/>
-      <w:pPr>
-        <w:ind w:left="4320" w:hanging="360"/>
-      </w:pPr>
-      <w:rPr>
-        <w:u w:val="none"/>
-      </w:rPr>
-    </w:lvl>
-    <w:lvl w:ilvl="6">
-      <w:start w:val="1"/>
-      <w:numFmt w:val="bullet"/>
-      <w:lvlText w:val="●"/>
-      <w:lvlJc w:val="left"/>
-      <w:pPr>
-        <w:ind w:left="5040" w:hanging="360"/>
-      </w:pPr>
-      <w:rPr>
-        <w:u w:val="none"/>
-      </w:rPr>
-    </w:lvl>
-    <w:lvl w:ilvl="7">
-      <w:start w:val="1"/>
-      <w:numFmt w:val="bullet"/>
-      <w:lvlText w:val="○"/>
-      <w:lvlJc w:val="left"/>
-      <w:pPr>
-        <w:ind w:left="5760" w:hanging="360"/>
-      </w:pPr>
-      <w:rPr>
-        <w:u w:val="none"/>
-      </w:rPr>
-    </w:lvl>
-    <w:lvl w:ilvl="8">
-      <w:start w:val="1"/>
-      <w:numFmt w:val="bullet"/>
-      <w:lvlText w:val="■"/>
-      <w:lvlJc w:val="left"/>
-      <w:pPr>
-        <w:ind w:left="6480" w:hanging="360"/>
-      </w:pPr>
-      <w:rPr>
-        <w:u w:val="none"/>
-      </w:rPr>
-    </w:lvl>
-  </w:abstractNum>
   <w:abstractNum w:abstractNumId="15">
     <w:lvl w:ilvl="0">
       <w:start w:val="1"/>
       <w:numFmt w:val="bullet"/>
-      <w:lvlText w:val="●"/>
+      <w:lvlText w:val="➢"/>
       <w:lvlJc w:val="left"/>
       <w:pPr>
         <w:ind w:left="720" w:hanging="360"/>
@@ -17605,6 +17607,116 @@
         <w:ind w:left="720" w:hanging="360"/>
       </w:pPr>
       <w:rPr>
+        <w:u w:val="none"/>
+      </w:rPr>
+    </w:lvl>
+    <w:lvl w:ilvl="1">
+      <w:start w:val="1"/>
+      <w:numFmt w:val="bullet"/>
+      <w:lvlText w:val="○"/>
+      <w:lvlJc w:val="left"/>
+      <w:pPr>
+        <w:ind w:left="1440" w:hanging="360"/>
+      </w:pPr>
+      <w:rPr>
+        <w:u w:val="none"/>
+      </w:rPr>
+    </w:lvl>
+    <w:lvl w:ilvl="2">
+      <w:start w:val="1"/>
+      <w:numFmt w:val="bullet"/>
+      <w:lvlText w:val="■"/>
+      <w:lvlJc w:val="left"/>
+      <w:pPr>
+        <w:ind w:left="2160" w:hanging="360"/>
+      </w:pPr>
+      <w:rPr>
+        <w:u w:val="none"/>
+      </w:rPr>
+    </w:lvl>
+    <w:lvl w:ilvl="3">
+      <w:start w:val="1"/>
+      <w:numFmt w:val="bullet"/>
+      <w:lvlText w:val="●"/>
+      <w:lvlJc w:val="left"/>
+      <w:pPr>
+        <w:ind w:left="2880" w:hanging="360"/>
+      </w:pPr>
+      <w:rPr>
+        <w:u w:val="none"/>
+      </w:rPr>
+    </w:lvl>
+    <w:lvl w:ilvl="4">
+      <w:start w:val="1"/>
+      <w:numFmt w:val="bullet"/>
+      <w:lvlText w:val="○"/>
+      <w:lvlJc w:val="left"/>
+      <w:pPr>
+        <w:ind w:left="3600" w:hanging="360"/>
+      </w:pPr>
+      <w:rPr>
+        <w:u w:val="none"/>
+      </w:rPr>
+    </w:lvl>
+    <w:lvl w:ilvl="5">
+      <w:start w:val="1"/>
+      <w:numFmt w:val="bullet"/>
+      <w:lvlText w:val="■"/>
+      <w:lvlJc w:val="left"/>
+      <w:pPr>
+        <w:ind w:left="4320" w:hanging="360"/>
+      </w:pPr>
+      <w:rPr>
+        <w:u w:val="none"/>
+      </w:rPr>
+    </w:lvl>
+    <w:lvl w:ilvl="6">
+      <w:start w:val="1"/>
+      <w:numFmt w:val="bullet"/>
+      <w:lvlText w:val="●"/>
+      <w:lvlJc w:val="left"/>
+      <w:pPr>
+        <w:ind w:left="5040" w:hanging="360"/>
+      </w:pPr>
+      <w:rPr>
+        <w:u w:val="none"/>
+      </w:rPr>
+    </w:lvl>
+    <w:lvl w:ilvl="7">
+      <w:start w:val="1"/>
+      <w:numFmt w:val="bullet"/>
+      <w:lvlText w:val="○"/>
+      <w:lvlJc w:val="left"/>
+      <w:pPr>
+        <w:ind w:left="5760" w:hanging="360"/>
+      </w:pPr>
+      <w:rPr>
+        <w:u w:val="none"/>
+      </w:rPr>
+    </w:lvl>
+    <w:lvl w:ilvl="8">
+      <w:start w:val="1"/>
+      <w:numFmt w:val="bullet"/>
+      <w:lvlText w:val="■"/>
+      <w:lvlJc w:val="left"/>
+      <w:pPr>
+        <w:ind w:left="6480" w:hanging="360"/>
+      </w:pPr>
+      <w:rPr>
+        <w:u w:val="none"/>
+      </w:rPr>
+    </w:lvl>
+  </w:abstractNum>
+  <w:abstractNum w:abstractNumId="18">
+    <w:lvl w:ilvl="0">
+      <w:start w:val="1"/>
+      <w:numFmt w:val="bullet"/>
+      <w:lvlText w:val="●"/>
+      <w:lvlJc w:val="left"/>
+      <w:pPr>
+        <w:ind w:left="720" w:hanging="360"/>
+      </w:pPr>
+      <w:rPr>
         <w:rFonts w:ascii="Verdana" w:cs="Verdana" w:eastAsia="Verdana" w:hAnsi="Verdana"/>
         <w:sz w:val="18"/>
         <w:szCs w:val="18"/>
@@ -17708,116 +17820,6 @@
       </w:rPr>
     </w:lvl>
   </w:abstractNum>
-  <w:abstractNum w:abstractNumId="18">
-    <w:lvl w:ilvl="0">
-      <w:start w:val="1"/>
-      <w:numFmt w:val="bullet"/>
-      <w:lvlText w:val="●"/>
-      <w:lvlJc w:val="left"/>
-      <w:pPr>
-        <w:ind w:left="720" w:hanging="360"/>
-      </w:pPr>
-      <w:rPr>
-        <w:u w:val="none"/>
-      </w:rPr>
-    </w:lvl>
-    <w:lvl w:ilvl="1">
-      <w:start w:val="1"/>
-      <w:numFmt w:val="bullet"/>
-      <w:lvlText w:val="○"/>
-      <w:lvlJc w:val="left"/>
-      <w:pPr>
-        <w:ind w:left="1440" w:hanging="360"/>
-      </w:pPr>
-      <w:rPr>
-        <w:u w:val="none"/>
-      </w:rPr>
-    </w:lvl>
-    <w:lvl w:ilvl="2">
-      <w:start w:val="1"/>
-      <w:numFmt w:val="bullet"/>
-      <w:lvlText w:val="■"/>
-      <w:lvlJc w:val="left"/>
-      <w:pPr>
-        <w:ind w:left="2160" w:hanging="360"/>
-      </w:pPr>
-      <w:rPr>
-        <w:u w:val="none"/>
-      </w:rPr>
-    </w:lvl>
-    <w:lvl w:ilvl="3">
-      <w:start w:val="1"/>
-      <w:numFmt w:val="bullet"/>
-      <w:lvlText w:val="●"/>
-      <w:lvlJc w:val="left"/>
-      <w:pPr>
-        <w:ind w:left="2880" w:hanging="360"/>
-      </w:pPr>
-      <w:rPr>
-        <w:u w:val="none"/>
-      </w:rPr>
-    </w:lvl>
-    <w:lvl w:ilvl="4">
-      <w:start w:val="1"/>
-      <w:numFmt w:val="bullet"/>
-      <w:lvlText w:val="○"/>
-      <w:lvlJc w:val="left"/>
-      <w:pPr>
-        <w:ind w:left="3600" w:hanging="360"/>
-      </w:pPr>
-      <w:rPr>
-        <w:u w:val="none"/>
-      </w:rPr>
-    </w:lvl>
-    <w:lvl w:ilvl="5">
-      <w:start w:val="1"/>
-      <w:numFmt w:val="bullet"/>
-      <w:lvlText w:val="■"/>
-      <w:lvlJc w:val="left"/>
-      <w:pPr>
-        <w:ind w:left="4320" w:hanging="360"/>
-      </w:pPr>
-      <w:rPr>
-        <w:u w:val="none"/>
-      </w:rPr>
-    </w:lvl>
-    <w:lvl w:ilvl="6">
-      <w:start w:val="1"/>
-      <w:numFmt w:val="bullet"/>
-      <w:lvlText w:val="●"/>
-      <w:lvlJc w:val="left"/>
-      <w:pPr>
-        <w:ind w:left="5040" w:hanging="360"/>
-      </w:pPr>
-      <w:rPr>
-        <w:u w:val="none"/>
-      </w:rPr>
-    </w:lvl>
-    <w:lvl w:ilvl="7">
-      <w:start w:val="1"/>
-      <w:numFmt w:val="bullet"/>
-      <w:lvlText w:val="○"/>
-      <w:lvlJc w:val="left"/>
-      <w:pPr>
-        <w:ind w:left="5760" w:hanging="360"/>
-      </w:pPr>
-      <w:rPr>
-        <w:u w:val="none"/>
-      </w:rPr>
-    </w:lvl>
-    <w:lvl w:ilvl="8">
-      <w:start w:val="1"/>
-      <w:numFmt w:val="bullet"/>
-      <w:lvlText w:val="■"/>
-      <w:lvlJc w:val="left"/>
-      <w:pPr>
-        <w:ind w:left="6480" w:hanging="360"/>
-      </w:pPr>
-      <w:rPr>
-        <w:u w:val="none"/>
-      </w:rPr>
-    </w:lvl>
-  </w:abstractNum>
   <w:abstractNum w:abstractNumId="19">
     <w:lvl w:ilvl="0">
       <w:start w:val="1"/>
@@ -18259,6 +18261,116 @@
     </w:lvl>
   </w:abstractNum>
   <w:abstractNum w:abstractNumId="23">
+    <w:lvl w:ilvl="0">
+      <w:start w:val="1"/>
+      <w:numFmt w:val="bullet"/>
+      <w:lvlText w:val="●"/>
+      <w:lvlJc w:val="left"/>
+      <w:pPr>
+        <w:ind w:left="720" w:hanging="360"/>
+      </w:pPr>
+      <w:rPr>
+        <w:u w:val="none"/>
+      </w:rPr>
+    </w:lvl>
+    <w:lvl w:ilvl="1">
+      <w:start w:val="1"/>
+      <w:numFmt w:val="bullet"/>
+      <w:lvlText w:val="○"/>
+      <w:lvlJc w:val="left"/>
+      <w:pPr>
+        <w:ind w:left="1440" w:hanging="360"/>
+      </w:pPr>
+      <w:rPr>
+        <w:u w:val="none"/>
+      </w:rPr>
+    </w:lvl>
+    <w:lvl w:ilvl="2">
+      <w:start w:val="1"/>
+      <w:numFmt w:val="bullet"/>
+      <w:lvlText w:val="■"/>
+      <w:lvlJc w:val="left"/>
+      <w:pPr>
+        <w:ind w:left="2160" w:hanging="360"/>
+      </w:pPr>
+      <w:rPr>
+        <w:u w:val="none"/>
+      </w:rPr>
+    </w:lvl>
+    <w:lvl w:ilvl="3">
+      <w:start w:val="1"/>
+      <w:numFmt w:val="bullet"/>
+      <w:lvlText w:val="●"/>
+      <w:lvlJc w:val="left"/>
+      <w:pPr>
+        <w:ind w:left="2880" w:hanging="360"/>
+      </w:pPr>
+      <w:rPr>
+        <w:u w:val="none"/>
+      </w:rPr>
+    </w:lvl>
+    <w:lvl w:ilvl="4">
+      <w:start w:val="1"/>
+      <w:numFmt w:val="bullet"/>
+      <w:lvlText w:val="○"/>
+      <w:lvlJc w:val="left"/>
+      <w:pPr>
+        <w:ind w:left="3600" w:hanging="360"/>
+      </w:pPr>
+      <w:rPr>
+        <w:u w:val="none"/>
+      </w:rPr>
+    </w:lvl>
+    <w:lvl w:ilvl="5">
+      <w:start w:val="1"/>
+      <w:numFmt w:val="bullet"/>
+      <w:lvlText w:val="■"/>
+      <w:lvlJc w:val="left"/>
+      <w:pPr>
+        <w:ind w:left="4320" w:hanging="360"/>
+      </w:pPr>
+      <w:rPr>
+        <w:u w:val="none"/>
+      </w:rPr>
+    </w:lvl>
+    <w:lvl w:ilvl="6">
+      <w:start w:val="1"/>
+      <w:numFmt w:val="bullet"/>
+      <w:lvlText w:val="●"/>
+      <w:lvlJc w:val="left"/>
+      <w:pPr>
+        <w:ind w:left="5040" w:hanging="360"/>
+      </w:pPr>
+      <w:rPr>
+        <w:u w:val="none"/>
+      </w:rPr>
+    </w:lvl>
+    <w:lvl w:ilvl="7">
+      <w:start w:val="1"/>
+      <w:numFmt w:val="bullet"/>
+      <w:lvlText w:val="○"/>
+      <w:lvlJc w:val="left"/>
+      <w:pPr>
+        <w:ind w:left="5760" w:hanging="360"/>
+      </w:pPr>
+      <w:rPr>
+        <w:u w:val="none"/>
+      </w:rPr>
+    </w:lvl>
+    <w:lvl w:ilvl="8">
+      <w:start w:val="1"/>
+      <w:numFmt w:val="bullet"/>
+      <w:lvlText w:val="■"/>
+      <w:lvlJc w:val="left"/>
+      <w:pPr>
+        <w:ind w:left="6480" w:hanging="360"/>
+      </w:pPr>
+      <w:rPr>
+        <w:u w:val="none"/>
+      </w:rPr>
+    </w:lvl>
+  </w:abstractNum>
+  <w:abstractNum w:abstractNumId="24">
     <w:lvl w:ilvl="0">
       <w:start w:val="1"/>
       <w:numFmt w:val="bullet"/>
@@ -18436,6 +18548,9 @@
   </w:num>
   <w:num w:numId="23">
     <w:abstractNumId w:val="23"/>
+  </w:num>
+  <w:num w:numId="24">
+    <w:abstractNumId w:val="24"/>
   </w:num>
 </w:numbering>
 </file>

--- a/Documentation/Requirements Document - Artist Land.docx
+++ b/Documentation/Requirements Document - Artist Land.docx
@@ -341,7 +341,7 @@
       <w:pPr>
         <w:numPr>
           <w:ilvl w:val="0"/>
-          <w:numId w:val="14"/>
+          <w:numId w:val="15"/>
         </w:numPr>
         <w:spacing w:after="0" w:afterAutospacing="0"/>
         <w:ind w:left="1440" w:hanging="360"/>
@@ -375,7 +375,7 @@
       <w:pPr>
         <w:numPr>
           <w:ilvl w:val="1"/>
-          <w:numId w:val="14"/>
+          <w:numId w:val="15"/>
         </w:numPr>
         <w:spacing w:after="0" w:afterAutospacing="0"/>
         <w:ind w:left="2160" w:hanging="360"/>
@@ -407,7 +407,7 @@
       <w:pPr>
         <w:numPr>
           <w:ilvl w:val="1"/>
-          <w:numId w:val="14"/>
+          <w:numId w:val="15"/>
         </w:numPr>
         <w:spacing w:after="0" w:afterAutospacing="0"/>
         <w:ind w:left="2160" w:hanging="360"/>
@@ -439,7 +439,7 @@
       <w:pPr>
         <w:numPr>
           <w:ilvl w:val="0"/>
-          <w:numId w:val="14"/>
+          <w:numId w:val="15"/>
         </w:numPr>
         <w:spacing w:after="0" w:afterAutospacing="0"/>
         <w:ind w:left="1440" w:hanging="360"/>
@@ -473,7 +473,7 @@
       <w:pPr>
         <w:numPr>
           <w:ilvl w:val="1"/>
-          <w:numId w:val="14"/>
+          <w:numId w:val="15"/>
         </w:numPr>
         <w:spacing w:after="0" w:afterAutospacing="0"/>
         <w:ind w:left="2160" w:hanging="360"/>
@@ -517,7 +517,7 @@
       <w:pPr>
         <w:numPr>
           <w:ilvl w:val="1"/>
-          <w:numId w:val="14"/>
+          <w:numId w:val="15"/>
         </w:numPr>
         <w:spacing w:after="0" w:afterAutospacing="0"/>
         <w:ind w:left="2160" w:hanging="360"/>
@@ -561,7 +561,7 @@
       <w:pPr>
         <w:numPr>
           <w:ilvl w:val="1"/>
-          <w:numId w:val="14"/>
+          <w:numId w:val="15"/>
         </w:numPr>
         <w:spacing w:after="0" w:afterAutospacing="0"/>
         <w:ind w:left="2160" w:hanging="360"/>
@@ -605,7 +605,7 @@
       <w:pPr>
         <w:numPr>
           <w:ilvl w:val="0"/>
-          <w:numId w:val="14"/>
+          <w:numId w:val="15"/>
         </w:numPr>
         <w:spacing w:after="0" w:afterAutospacing="0"/>
         <w:ind w:left="1440" w:hanging="360"/>
@@ -639,7 +639,7 @@
       <w:pPr>
         <w:numPr>
           <w:ilvl w:val="1"/>
-          <w:numId w:val="14"/>
+          <w:numId w:val="15"/>
         </w:numPr>
         <w:spacing w:after="0" w:afterAutospacing="0"/>
         <w:ind w:left="2160" w:hanging="360"/>
@@ -671,7 +671,7 @@
       <w:pPr>
         <w:numPr>
           <w:ilvl w:val="1"/>
-          <w:numId w:val="14"/>
+          <w:numId w:val="15"/>
         </w:numPr>
         <w:spacing w:after="0" w:afterAutospacing="0"/>
         <w:ind w:left="2160" w:hanging="360"/>
@@ -703,7 +703,7 @@
       <w:pPr>
         <w:numPr>
           <w:ilvl w:val="1"/>
-          <w:numId w:val="14"/>
+          <w:numId w:val="15"/>
         </w:numPr>
         <w:spacing w:after="0" w:afterAutospacing="0"/>
         <w:ind w:left="2160" w:hanging="360"/>
@@ -735,7 +735,7 @@
       <w:pPr>
         <w:numPr>
           <w:ilvl w:val="0"/>
-          <w:numId w:val="14"/>
+          <w:numId w:val="15"/>
         </w:numPr>
         <w:spacing w:after="0" w:afterAutospacing="0"/>
         <w:ind w:left="1440" w:hanging="360"/>
@@ -769,7 +769,7 @@
       <w:pPr>
         <w:numPr>
           <w:ilvl w:val="1"/>
-          <w:numId w:val="14"/>
+          <w:numId w:val="15"/>
         </w:numPr>
         <w:spacing w:after="0" w:afterAutospacing="0"/>
         <w:ind w:left="2160" w:hanging="360"/>
@@ -801,7 +801,7 @@
       <w:pPr>
         <w:numPr>
           <w:ilvl w:val="1"/>
-          <w:numId w:val="14"/>
+          <w:numId w:val="15"/>
         </w:numPr>
         <w:spacing w:after="0" w:afterAutospacing="0"/>
         <w:ind w:left="2160" w:hanging="360"/>
@@ -833,7 +833,7 @@
       <w:pPr>
         <w:numPr>
           <w:ilvl w:val="1"/>
-          <w:numId w:val="14"/>
+          <w:numId w:val="15"/>
         </w:numPr>
         <w:spacing w:after="0" w:afterAutospacing="0"/>
         <w:ind w:left="2160" w:hanging="360"/>
@@ -865,7 +865,7 @@
       <w:pPr>
         <w:numPr>
           <w:ilvl w:val="0"/>
-          <w:numId w:val="14"/>
+          <w:numId w:val="15"/>
         </w:numPr>
         <w:spacing w:after="0" w:afterAutospacing="0"/>
         <w:ind w:left="1440" w:hanging="360"/>
@@ -899,7 +899,7 @@
       <w:pPr>
         <w:numPr>
           <w:ilvl w:val="1"/>
-          <w:numId w:val="14"/>
+          <w:numId w:val="15"/>
         </w:numPr>
         <w:spacing w:after="0" w:afterAutospacing="0"/>
         <w:ind w:left="2160" w:hanging="360"/>
@@ -931,7 +931,7 @@
       <w:pPr>
         <w:numPr>
           <w:ilvl w:val="1"/>
-          <w:numId w:val="14"/>
+          <w:numId w:val="15"/>
         </w:numPr>
         <w:spacing w:after="0" w:afterAutospacing="0"/>
         <w:ind w:left="2160" w:hanging="360"/>
@@ -963,7 +963,7 @@
       <w:pPr>
         <w:numPr>
           <w:ilvl w:val="1"/>
-          <w:numId w:val="14"/>
+          <w:numId w:val="15"/>
         </w:numPr>
         <w:spacing w:after="0" w:afterAutospacing="0"/>
         <w:ind w:left="2160" w:hanging="360"/>
@@ -995,7 +995,7 @@
       <w:pPr>
         <w:numPr>
           <w:ilvl w:val="0"/>
-          <w:numId w:val="14"/>
+          <w:numId w:val="15"/>
         </w:numPr>
         <w:spacing w:after="0" w:afterAutospacing="0"/>
         <w:ind w:left="1440" w:hanging="360"/>
@@ -1029,7 +1029,7 @@
       <w:pPr>
         <w:numPr>
           <w:ilvl w:val="1"/>
-          <w:numId w:val="14"/>
+          <w:numId w:val="15"/>
         </w:numPr>
         <w:spacing w:after="0" w:afterAutospacing="0"/>
         <w:ind w:left="2160" w:hanging="360"/>
@@ -1061,7 +1061,7 @@
       <w:pPr>
         <w:numPr>
           <w:ilvl w:val="1"/>
-          <w:numId w:val="14"/>
+          <w:numId w:val="15"/>
         </w:numPr>
         <w:spacing w:after="0" w:afterAutospacing="0"/>
         <w:ind w:left="2160" w:hanging="360"/>
@@ -1093,7 +1093,7 @@
       <w:pPr>
         <w:numPr>
           <w:ilvl w:val="0"/>
-          <w:numId w:val="14"/>
+          <w:numId w:val="15"/>
         </w:numPr>
         <w:spacing w:after="0" w:afterAutospacing="0"/>
         <w:ind w:left="1440" w:hanging="360"/>
@@ -1127,7 +1127,7 @@
       <w:pPr>
         <w:numPr>
           <w:ilvl w:val="0"/>
-          <w:numId w:val="14"/>
+          <w:numId w:val="15"/>
         </w:numPr>
         <w:spacing w:after="0" w:afterAutospacing="0"/>
         <w:ind w:left="1440" w:hanging="360"/>
@@ -1161,7 +1161,7 @@
       <w:pPr>
         <w:numPr>
           <w:ilvl w:val="0"/>
-          <w:numId w:val="14"/>
+          <w:numId w:val="15"/>
         </w:numPr>
         <w:spacing w:after="0" w:afterAutospacing="0"/>
         <w:ind w:left="1440" w:hanging="360"/>
@@ -1195,7 +1195,7 @@
       <w:pPr>
         <w:numPr>
           <w:ilvl w:val="1"/>
-          <w:numId w:val="14"/>
+          <w:numId w:val="15"/>
         </w:numPr>
         <w:spacing w:after="0" w:afterAutospacing="0"/>
         <w:ind w:left="2160" w:hanging="360"/>
@@ -1227,7 +1227,7 @@
       <w:pPr>
         <w:numPr>
           <w:ilvl w:val="1"/>
-          <w:numId w:val="14"/>
+          <w:numId w:val="15"/>
         </w:numPr>
         <w:spacing w:after="0" w:afterAutospacing="0"/>
         <w:ind w:left="2160" w:hanging="360"/>
@@ -1259,7 +1259,7 @@
       <w:pPr>
         <w:numPr>
           <w:ilvl w:val="0"/>
-          <w:numId w:val="14"/>
+          <w:numId w:val="15"/>
         </w:numPr>
         <w:spacing w:after="0" w:afterAutospacing="0"/>
         <w:ind w:left="1440" w:hanging="360"/>
@@ -1293,7 +1293,7 @@
       <w:pPr>
         <w:numPr>
           <w:ilvl w:val="1"/>
-          <w:numId w:val="14"/>
+          <w:numId w:val="15"/>
         </w:numPr>
         <w:spacing w:after="0" w:afterAutospacing="0"/>
         <w:ind w:left="2160" w:hanging="360"/>
@@ -1325,8 +1325,9 @@
       <w:pPr>
         <w:numPr>
           <w:ilvl w:val="1"/>
-          <w:numId w:val="14"/>
-        </w:numPr>
+          <w:numId w:val="15"/>
+        </w:numPr>
+        <w:spacing w:after="0" w:afterAutospacing="0"/>
         <w:ind w:left="2160" w:hanging="360"/>
         <w:jc w:val="both"/>
         <w:rPr>
@@ -1354,13 +1355,63 @@
     </w:p>
     <w:p>
       <w:pPr>
-        <w:ind w:firstLine="720"/>
-        <w:rPr>
-          <w:rFonts w:ascii="Times New Roman" w:cs="Times New Roman" w:eastAsia="Times New Roman" w:hAnsi="Times New Roman"/>
-          <w:sz w:val="24"/>
-          <w:szCs w:val="24"/>
-        </w:rPr>
-      </w:pPr>
+        <w:numPr>
+          <w:ilvl w:val="0"/>
+          <w:numId w:val="15"/>
+        </w:numPr>
+        <w:ind w:left="1440" w:hanging="360"/>
+        <w:jc w:val="both"/>
+        <w:rPr>
+          <w:rFonts w:ascii="Times New Roman" w:cs="Times New Roman" w:eastAsia="Times New Roman" w:hAnsi="Times New Roman"/>
+          <w:b w:val="1"/>
+          <w:sz w:val="24"/>
+          <w:szCs w:val="24"/>
+        </w:rPr>
+      </w:pPr>
+      <w:hyperlink w:anchor="wmdoqlqf9pww">
+        <w:r>
+          <w:rPr>
+            <w:rFonts w:ascii="Times New Roman" w:cs="Times New Roman" w:eastAsia="Times New Roman" w:hAnsi="Times New Roman"/>
+            <w:b w:val="1"/>
+            <w:sz w:val="24"/>
+            <w:szCs w:val="24"/>
+            <w:rtl w:val="0"/>
+          </w:rPr>
+          <w:t xml:space="preserve">Raport munc</w:t>
+        </w:r>
+      </w:hyperlink>
+      <w:r>
+        <w:rPr>
+          <w:rFonts w:ascii="Times New Roman" w:cs="Times New Roman" w:eastAsia="Times New Roman" w:hAnsi="Times New Roman"/>
+          <w:b w:val="1"/>
+          <w:sz w:val="24"/>
+          <w:szCs w:val="24"/>
+          <w:rtl w:val="0"/>
+        </w:rPr>
+        <w:t xml:space="preserve">ă</w:t>
+      </w:r>
+      <w:hyperlink w:anchor="wmdoqlqf9pww">
+        <w:r>
+          <w:rPr>
+            <w:rFonts w:ascii="Times New Roman" w:cs="Times New Roman" w:eastAsia="Times New Roman" w:hAnsi="Times New Roman"/>
+            <w:b w:val="1"/>
+            <w:sz w:val="24"/>
+            <w:szCs w:val="24"/>
+            <w:rtl w:val="0"/>
+          </w:rPr>
+          <w:t xml:space="preserve"> echip</w:t>
+        </w:r>
+      </w:hyperlink>
+      <w:r>
+        <w:rPr>
+          <w:rFonts w:ascii="Times New Roman" w:cs="Times New Roman" w:eastAsia="Times New Roman" w:hAnsi="Times New Roman"/>
+          <w:b w:val="1"/>
+          <w:sz w:val="24"/>
+          <w:szCs w:val="24"/>
+          <w:rtl w:val="0"/>
+        </w:rPr>
+        <w:t xml:space="preserve">ă</w:t>
+      </w:r>
       <w:r>
         <w:rPr>
           <w:rtl w:val="0"/>
@@ -2115,7 +2166,7 @@
       <w:pPr>
         <w:numPr>
           <w:ilvl w:val="0"/>
-          <w:numId w:val="19"/>
+          <w:numId w:val="20"/>
         </w:numPr>
         <w:spacing w:after="0" w:line="360" w:lineRule="auto"/>
         <w:ind w:left="720" w:hanging="360"/>
@@ -2140,7 +2191,7 @@
       <w:pPr>
         <w:numPr>
           <w:ilvl w:val="0"/>
-          <w:numId w:val="19"/>
+          <w:numId w:val="20"/>
         </w:numPr>
         <w:spacing w:after="0" w:line="360" w:lineRule="auto"/>
         <w:ind w:left="720" w:hanging="360"/>
@@ -2925,7 +2976,7 @@
       <w:pPr>
         <w:numPr>
           <w:ilvl w:val="0"/>
-          <w:numId w:val="21"/>
+          <w:numId w:val="22"/>
         </w:numPr>
         <w:spacing w:after="0" w:afterAutospacing="0" w:before="240" w:lineRule="auto"/>
         <w:ind w:left="720" w:hanging="360"/>
@@ -2951,7 +3002,7 @@
       <w:pPr>
         <w:numPr>
           <w:ilvl w:val="0"/>
-          <w:numId w:val="21"/>
+          <w:numId w:val="22"/>
         </w:numPr>
         <w:spacing w:after="0" w:afterAutospacing="0" w:before="0" w:beforeAutospacing="0" w:lineRule="auto"/>
         <w:ind w:left="720" w:hanging="360"/>
@@ -2977,7 +3028,7 @@
       <w:pPr>
         <w:numPr>
           <w:ilvl w:val="0"/>
-          <w:numId w:val="21"/>
+          <w:numId w:val="22"/>
         </w:numPr>
         <w:spacing w:after="240" w:before="0" w:beforeAutospacing="0" w:lineRule="auto"/>
         <w:ind w:left="720" w:hanging="360"/>
@@ -3065,7 +3116,7 @@
       <w:pPr>
         <w:numPr>
           <w:ilvl w:val="0"/>
-          <w:numId w:val="20"/>
+          <w:numId w:val="21"/>
         </w:numPr>
         <w:spacing w:after="0" w:afterAutospacing="0" w:line="360" w:lineRule="auto"/>
         <w:ind w:left="720" w:hanging="360"/>
@@ -3091,7 +3142,7 @@
       <w:pPr>
         <w:numPr>
           <w:ilvl w:val="1"/>
-          <w:numId w:val="20"/>
+          <w:numId w:val="21"/>
         </w:numPr>
         <w:spacing w:after="0" w:afterAutospacing="0" w:line="360" w:lineRule="auto"/>
         <w:ind w:left="1440" w:hanging="360"/>
@@ -3117,7 +3168,7 @@
       <w:pPr>
         <w:numPr>
           <w:ilvl w:val="1"/>
-          <w:numId w:val="20"/>
+          <w:numId w:val="21"/>
         </w:numPr>
         <w:spacing w:after="0" w:afterAutospacing="0" w:line="360" w:lineRule="auto"/>
         <w:ind w:left="1440" w:hanging="360"/>
@@ -3143,7 +3194,7 @@
       <w:pPr>
         <w:numPr>
           <w:ilvl w:val="1"/>
-          <w:numId w:val="20"/>
+          <w:numId w:val="21"/>
         </w:numPr>
         <w:spacing w:after="0" w:afterAutospacing="0" w:line="360" w:lineRule="auto"/>
         <w:ind w:left="1440" w:hanging="360"/>
@@ -3169,7 +3220,7 @@
       <w:pPr>
         <w:numPr>
           <w:ilvl w:val="0"/>
-          <w:numId w:val="20"/>
+          <w:numId w:val="21"/>
         </w:numPr>
         <w:spacing w:after="0" w:afterAutospacing="0" w:line="360" w:lineRule="auto"/>
         <w:ind w:left="720" w:hanging="360"/>
@@ -3195,7 +3246,7 @@
       <w:pPr>
         <w:numPr>
           <w:ilvl w:val="1"/>
-          <w:numId w:val="20"/>
+          <w:numId w:val="21"/>
         </w:numPr>
         <w:spacing w:after="0" w:afterAutospacing="0" w:line="360" w:lineRule="auto"/>
         <w:ind w:left="1440" w:hanging="360"/>
@@ -3221,7 +3272,7 @@
       <w:pPr>
         <w:numPr>
           <w:ilvl w:val="1"/>
-          <w:numId w:val="20"/>
+          <w:numId w:val="21"/>
         </w:numPr>
         <w:spacing w:after="0" w:afterAutospacing="0" w:line="360" w:lineRule="auto"/>
         <w:ind w:left="1440" w:hanging="360"/>
@@ -3247,7 +3298,7 @@
       <w:pPr>
         <w:numPr>
           <w:ilvl w:val="0"/>
-          <w:numId w:val="20"/>
+          <w:numId w:val="21"/>
         </w:numPr>
         <w:spacing w:after="0" w:afterAutospacing="0" w:line="360" w:lineRule="auto"/>
         <w:ind w:left="720" w:hanging="360"/>
@@ -3273,7 +3324,7 @@
       <w:pPr>
         <w:numPr>
           <w:ilvl w:val="1"/>
-          <w:numId w:val="20"/>
+          <w:numId w:val="21"/>
         </w:numPr>
         <w:spacing w:after="0" w:afterAutospacing="0" w:line="360" w:lineRule="auto"/>
         <w:ind w:left="1440" w:hanging="360"/>
@@ -3299,7 +3350,7 @@
       <w:pPr>
         <w:numPr>
           <w:ilvl w:val="1"/>
-          <w:numId w:val="20"/>
+          <w:numId w:val="21"/>
         </w:numPr>
         <w:spacing w:after="0" w:afterAutospacing="0" w:line="360" w:lineRule="auto"/>
         <w:ind w:left="1440" w:hanging="360"/>
@@ -3325,7 +3376,7 @@
       <w:pPr>
         <w:numPr>
           <w:ilvl w:val="0"/>
-          <w:numId w:val="20"/>
+          <w:numId w:val="21"/>
         </w:numPr>
         <w:spacing w:after="0" w:afterAutospacing="0" w:line="360" w:lineRule="auto"/>
         <w:ind w:left="720" w:hanging="360"/>
@@ -3351,7 +3402,7 @@
       <w:pPr>
         <w:numPr>
           <w:ilvl w:val="1"/>
-          <w:numId w:val="20"/>
+          <w:numId w:val="21"/>
         </w:numPr>
         <w:spacing w:after="0" w:afterAutospacing="0" w:line="360" w:lineRule="auto"/>
         <w:ind w:left="1440" w:hanging="360"/>
@@ -3377,7 +3428,7 @@
       <w:pPr>
         <w:numPr>
           <w:ilvl w:val="1"/>
-          <w:numId w:val="20"/>
+          <w:numId w:val="21"/>
         </w:numPr>
         <w:spacing w:after="0" w:afterAutospacing="0" w:line="360" w:lineRule="auto"/>
         <w:ind w:left="1440" w:hanging="360"/>
@@ -3403,7 +3454,7 @@
       <w:pPr>
         <w:numPr>
           <w:ilvl w:val="0"/>
-          <w:numId w:val="20"/>
+          <w:numId w:val="21"/>
         </w:numPr>
         <w:spacing w:after="0" w:afterAutospacing="0" w:line="360" w:lineRule="auto"/>
         <w:ind w:left="720" w:hanging="360"/>
@@ -3429,7 +3480,7 @@
       <w:pPr>
         <w:numPr>
           <w:ilvl w:val="1"/>
-          <w:numId w:val="20"/>
+          <w:numId w:val="21"/>
         </w:numPr>
         <w:spacing w:after="0" w:afterAutospacing="0" w:line="360" w:lineRule="auto"/>
         <w:ind w:left="1440" w:hanging="360"/>
@@ -3455,7 +3506,7 @@
       <w:pPr>
         <w:numPr>
           <w:ilvl w:val="1"/>
-          <w:numId w:val="20"/>
+          <w:numId w:val="21"/>
         </w:numPr>
         <w:spacing w:after="0" w:afterAutospacing="0" w:line="360" w:lineRule="auto"/>
         <w:ind w:left="1440" w:hanging="360"/>
@@ -3481,7 +3532,7 @@
       <w:pPr>
         <w:numPr>
           <w:ilvl w:val="0"/>
-          <w:numId w:val="20"/>
+          <w:numId w:val="21"/>
         </w:numPr>
         <w:spacing w:after="0" w:afterAutospacing="0" w:line="360" w:lineRule="auto"/>
         <w:ind w:left="720" w:hanging="360"/>
@@ -3507,7 +3558,7 @@
       <w:pPr>
         <w:numPr>
           <w:ilvl w:val="1"/>
-          <w:numId w:val="20"/>
+          <w:numId w:val="21"/>
         </w:numPr>
         <w:spacing w:after="0" w:afterAutospacing="0" w:line="360" w:lineRule="auto"/>
         <w:ind w:left="1440" w:hanging="360"/>
@@ -3533,7 +3584,7 @@
       <w:pPr>
         <w:numPr>
           <w:ilvl w:val="1"/>
-          <w:numId w:val="20"/>
+          <w:numId w:val="21"/>
         </w:numPr>
         <w:spacing w:after="0" w:afterAutospacing="0" w:line="360" w:lineRule="auto"/>
         <w:ind w:left="1440" w:hanging="360"/>
@@ -3578,7 +3629,7 @@
       <w:pPr>
         <w:numPr>
           <w:ilvl w:val="0"/>
-          <w:numId w:val="20"/>
+          <w:numId w:val="21"/>
         </w:numPr>
         <w:spacing w:after="0" w:afterAutospacing="0" w:line="360" w:lineRule="auto"/>
         <w:ind w:left="720" w:hanging="360"/>
@@ -3604,7 +3655,7 @@
       <w:pPr>
         <w:numPr>
           <w:ilvl w:val="1"/>
-          <w:numId w:val="20"/>
+          <w:numId w:val="21"/>
         </w:numPr>
         <w:spacing w:after="0" w:afterAutospacing="0" w:line="360" w:lineRule="auto"/>
         <w:ind w:left="1440" w:hanging="360"/>
@@ -3630,7 +3681,7 @@
       <w:pPr>
         <w:numPr>
           <w:ilvl w:val="0"/>
-          <w:numId w:val="20"/>
+          <w:numId w:val="21"/>
         </w:numPr>
         <w:spacing w:after="0" w:afterAutospacing="0" w:line="360" w:lineRule="auto"/>
         <w:ind w:left="720" w:hanging="360"/>
@@ -3656,7 +3707,7 @@
       <w:pPr>
         <w:numPr>
           <w:ilvl w:val="1"/>
-          <w:numId w:val="20"/>
+          <w:numId w:val="21"/>
         </w:numPr>
         <w:spacing w:after="0" w:afterAutospacing="0" w:line="360" w:lineRule="auto"/>
         <w:ind w:left="1440" w:hanging="360"/>
@@ -3682,7 +3733,7 @@
       <w:pPr>
         <w:numPr>
           <w:ilvl w:val="0"/>
-          <w:numId w:val="20"/>
+          <w:numId w:val="21"/>
         </w:numPr>
         <w:spacing w:after="0" w:afterAutospacing="0" w:line="360" w:lineRule="auto"/>
         <w:ind w:left="720" w:hanging="360"/>
@@ -3708,7 +3759,7 @@
       <w:pPr>
         <w:numPr>
           <w:ilvl w:val="1"/>
-          <w:numId w:val="20"/>
+          <w:numId w:val="21"/>
         </w:numPr>
         <w:spacing w:after="0" w:afterAutospacing="0" w:line="360" w:lineRule="auto"/>
         <w:ind w:left="1440" w:hanging="360"/>
@@ -3734,7 +3785,7 @@
       <w:pPr>
         <w:numPr>
           <w:ilvl w:val="1"/>
-          <w:numId w:val="20"/>
+          <w:numId w:val="21"/>
         </w:numPr>
         <w:spacing w:after="0" w:afterAutospacing="0" w:line="360" w:lineRule="auto"/>
         <w:ind w:left="1440" w:hanging="360"/>
@@ -3760,7 +3811,7 @@
       <w:pPr>
         <w:numPr>
           <w:ilvl w:val="0"/>
-          <w:numId w:val="20"/>
+          <w:numId w:val="21"/>
         </w:numPr>
         <w:spacing w:after="0" w:afterAutospacing="0" w:line="360" w:lineRule="auto"/>
         <w:ind w:left="720" w:hanging="360"/>
@@ -3786,7 +3837,7 @@
       <w:pPr>
         <w:numPr>
           <w:ilvl w:val="1"/>
-          <w:numId w:val="20"/>
+          <w:numId w:val="21"/>
         </w:numPr>
         <w:spacing w:line="360" w:lineRule="auto"/>
         <w:ind w:left="1440" w:hanging="360"/>
@@ -3869,12 +3920,12 @@
           <wp:inline distB="0" distT="0" distL="0" distR="0">
             <wp:extent cx="5943600" cy="3937000"/>
             <wp:effectExtent b="0" l="0" r="0" t="0"/>
-            <wp:docPr id="28" name="image10.png"/>
+            <wp:docPr id="28" name="image6.png"/>
             <a:graphic>
               <a:graphicData uri="http://schemas.openxmlformats.org/drawingml/2006/picture">
                 <pic:pic>
                   <pic:nvPicPr>
-                    <pic:cNvPr id="0" name="image10.png"/>
+                    <pic:cNvPr id="0" name="image6.png"/>
                     <pic:cNvPicPr preferRelativeResize="0"/>
                   </pic:nvPicPr>
                   <pic:blipFill>
@@ -4007,7 +4058,7 @@
       <w:pPr>
         <w:numPr>
           <w:ilvl w:val="0"/>
-          <w:numId w:val="17"/>
+          <w:numId w:val="18"/>
         </w:numPr>
         <w:ind w:left="720" w:hanging="360"/>
         <w:rPr>
@@ -4049,12 +4100,12 @@
           <wp:inline distB="114300" distT="114300" distL="114300" distR="114300">
             <wp:extent cx="5943600" cy="3556000"/>
             <wp:effectExtent b="0" l="0" r="0" t="0"/>
-            <wp:docPr id="23" name="image1.png"/>
+            <wp:docPr id="23" name="image8.png"/>
             <a:graphic>
               <a:graphicData uri="http://schemas.openxmlformats.org/drawingml/2006/picture">
                 <pic:pic>
                   <pic:nvPicPr>
-                    <pic:cNvPr id="0" name="image1.png"/>
+                    <pic:cNvPr id="0" name="image8.png"/>
                     <pic:cNvPicPr preferRelativeResize="0"/>
                   </pic:nvPicPr>
                   <pic:blipFill>
@@ -4088,7 +4139,7 @@
       <w:pPr>
         <w:numPr>
           <w:ilvl w:val="0"/>
-          <w:numId w:val="22"/>
+          <w:numId w:val="23"/>
         </w:numPr>
         <w:ind w:left="720" w:hanging="360"/>
         <w:rPr>
@@ -4129,12 +4180,12 @@
           <wp:inline distB="114300" distT="114300" distL="114300" distR="114300">
             <wp:extent cx="5943600" cy="3352800"/>
             <wp:effectExtent b="0" l="0" r="0" t="0"/>
-            <wp:docPr id="44" name="image19.png"/>
+            <wp:docPr id="44" name="image29.png"/>
             <a:graphic>
               <a:graphicData uri="http://schemas.openxmlformats.org/drawingml/2006/picture">
                 <pic:pic>
                   <pic:nvPicPr>
-                    <pic:cNvPr id="0" name="image19.png"/>
+                    <pic:cNvPr id="0" name="image29.png"/>
                     <pic:cNvPicPr preferRelativeResize="0"/>
                   </pic:nvPicPr>
                   <pic:blipFill>
@@ -4238,7 +4289,7 @@
       <w:pPr>
         <w:numPr>
           <w:ilvl w:val="0"/>
-          <w:numId w:val="23"/>
+          <w:numId w:val="24"/>
         </w:numPr>
         <w:spacing w:after="0" w:afterAutospacing="0" w:line="360" w:lineRule="auto"/>
         <w:ind w:left="720" w:hanging="360"/>
@@ -4264,7 +4315,7 @@
       <w:pPr>
         <w:numPr>
           <w:ilvl w:val="1"/>
-          <w:numId w:val="23"/>
+          <w:numId w:val="24"/>
         </w:numPr>
         <w:spacing w:after="0" w:afterAutospacing="0" w:line="360" w:lineRule="auto"/>
         <w:ind w:left="1440" w:hanging="360"/>
@@ -4289,7 +4340,7 @@
       <w:pPr>
         <w:numPr>
           <w:ilvl w:val="0"/>
-          <w:numId w:val="23"/>
+          <w:numId w:val="24"/>
         </w:numPr>
         <w:spacing w:after="0" w:afterAutospacing="0" w:line="360" w:lineRule="auto"/>
         <w:ind w:left="720" w:hanging="360"/>
@@ -4314,7 +4365,7 @@
       <w:pPr>
         <w:numPr>
           <w:ilvl w:val="1"/>
-          <w:numId w:val="23"/>
+          <w:numId w:val="24"/>
         </w:numPr>
         <w:spacing w:line="360" w:lineRule="auto"/>
         <w:ind w:left="1440" w:hanging="360"/>
@@ -4339,7 +4390,7 @@
       <w:pPr>
         <w:numPr>
           <w:ilvl w:val="1"/>
-          <w:numId w:val="23"/>
+          <w:numId w:val="24"/>
         </w:numPr>
         <w:spacing w:line="360" w:lineRule="auto"/>
         <w:ind w:left="1440" w:hanging="360"/>
@@ -4364,7 +4415,7 @@
       <w:pPr>
         <w:numPr>
           <w:ilvl w:val="0"/>
-          <w:numId w:val="23"/>
+          <w:numId w:val="24"/>
         </w:numPr>
         <w:spacing w:line="360" w:lineRule="auto"/>
         <w:ind w:left="720" w:hanging="360"/>
@@ -4389,7 +4440,7 @@
       <w:pPr>
         <w:numPr>
           <w:ilvl w:val="1"/>
-          <w:numId w:val="23"/>
+          <w:numId w:val="24"/>
         </w:numPr>
         <w:spacing w:line="360" w:lineRule="auto"/>
         <w:ind w:left="1440" w:hanging="360"/>
@@ -4448,7 +4499,7 @@
       <w:pPr>
         <w:numPr>
           <w:ilvl w:val="0"/>
-          <w:numId w:val="24"/>
+          <w:numId w:val="25"/>
         </w:numPr>
         <w:spacing w:after="0" w:afterAutospacing="0" w:line="360" w:lineRule="auto"/>
         <w:ind w:left="720" w:hanging="360"/>
@@ -4474,7 +4525,7 @@
       <w:pPr>
         <w:numPr>
           <w:ilvl w:val="1"/>
-          <w:numId w:val="24"/>
+          <w:numId w:val="25"/>
         </w:numPr>
         <w:spacing w:after="0" w:afterAutospacing="0" w:line="360" w:lineRule="auto"/>
         <w:ind w:left="1440" w:hanging="360"/>
@@ -4500,7 +4551,7 @@
       <w:pPr>
         <w:numPr>
           <w:ilvl w:val="1"/>
-          <w:numId w:val="24"/>
+          <w:numId w:val="25"/>
         </w:numPr>
         <w:spacing w:after="0" w:afterAutospacing="0" w:line="360" w:lineRule="auto"/>
         <w:ind w:left="1440" w:hanging="360"/>
@@ -4526,7 +4577,7 @@
       <w:pPr>
         <w:numPr>
           <w:ilvl w:val="0"/>
-          <w:numId w:val="24"/>
+          <w:numId w:val="25"/>
         </w:numPr>
         <w:spacing w:after="0" w:afterAutospacing="0" w:line="360" w:lineRule="auto"/>
         <w:ind w:left="720" w:hanging="360"/>
@@ -4552,7 +4603,7 @@
       <w:pPr>
         <w:numPr>
           <w:ilvl w:val="1"/>
-          <w:numId w:val="24"/>
+          <w:numId w:val="25"/>
         </w:numPr>
         <w:spacing w:after="0" w:afterAutospacing="0" w:line="360" w:lineRule="auto"/>
         <w:ind w:left="1440" w:hanging="360"/>
@@ -4578,7 +4629,7 @@
       <w:pPr>
         <w:numPr>
           <w:ilvl w:val="1"/>
-          <w:numId w:val="24"/>
+          <w:numId w:val="25"/>
         </w:numPr>
         <w:spacing w:after="0" w:afterAutospacing="0" w:line="360" w:lineRule="auto"/>
         <w:ind w:left="1440" w:hanging="360"/>
@@ -4604,7 +4655,7 @@
       <w:pPr>
         <w:numPr>
           <w:ilvl w:val="0"/>
-          <w:numId w:val="24"/>
+          <w:numId w:val="25"/>
         </w:numPr>
         <w:spacing w:after="0" w:afterAutospacing="0" w:line="360" w:lineRule="auto"/>
         <w:ind w:left="720" w:hanging="360"/>
@@ -4630,7 +4681,7 @@
       <w:pPr>
         <w:numPr>
           <w:ilvl w:val="1"/>
-          <w:numId w:val="24"/>
+          <w:numId w:val="25"/>
         </w:numPr>
         <w:spacing w:line="360" w:lineRule="auto"/>
         <w:ind w:left="1440" w:hanging="360"/>
@@ -5047,7 +5098,7 @@
       <w:pPr>
         <w:numPr>
           <w:ilvl w:val="0"/>
-          <w:numId w:val="15"/>
+          <w:numId w:val="16"/>
         </w:numPr>
         <w:spacing w:after="0" w:afterAutospacing="0" w:line="360" w:lineRule="auto"/>
         <w:ind w:left="720" w:hanging="360"/>
@@ -5073,7 +5124,7 @@
       <w:pPr>
         <w:numPr>
           <w:ilvl w:val="1"/>
-          <w:numId w:val="15"/>
+          <w:numId w:val="16"/>
         </w:numPr>
         <w:spacing w:after="0" w:afterAutospacing="0" w:line="360" w:lineRule="auto"/>
         <w:ind w:left="1440" w:hanging="360"/>
@@ -5108,7 +5159,7 @@
       <w:pPr>
         <w:numPr>
           <w:ilvl w:val="1"/>
-          <w:numId w:val="15"/>
+          <w:numId w:val="16"/>
         </w:numPr>
         <w:spacing w:after="0" w:afterAutospacing="0" w:line="360" w:lineRule="auto"/>
         <w:ind w:left="1440" w:hanging="360"/>
@@ -5143,7 +5194,7 @@
       <w:pPr>
         <w:numPr>
           <w:ilvl w:val="1"/>
-          <w:numId w:val="15"/>
+          <w:numId w:val="16"/>
         </w:numPr>
         <w:spacing w:after="0" w:afterAutospacing="0" w:line="360" w:lineRule="auto"/>
         <w:ind w:left="1440" w:hanging="360"/>
@@ -5178,7 +5229,7 @@
       <w:pPr>
         <w:numPr>
           <w:ilvl w:val="0"/>
-          <w:numId w:val="15"/>
+          <w:numId w:val="16"/>
         </w:numPr>
         <w:spacing w:line="360" w:lineRule="auto"/>
         <w:ind w:left="720" w:hanging="360"/>
@@ -5203,7 +5254,7 @@
       <w:pPr>
         <w:numPr>
           <w:ilvl w:val="1"/>
-          <w:numId w:val="15"/>
+          <w:numId w:val="16"/>
         </w:numPr>
         <w:spacing w:line="360" w:lineRule="auto"/>
         <w:ind w:left="1440" w:hanging="360"/>
@@ -5228,7 +5279,7 @@
       <w:pPr>
         <w:numPr>
           <w:ilvl w:val="1"/>
-          <w:numId w:val="15"/>
+          <w:numId w:val="16"/>
         </w:numPr>
         <w:spacing w:line="360" w:lineRule="auto"/>
         <w:ind w:left="1440" w:hanging="360"/>
@@ -5253,7 +5304,7 @@
       <w:pPr>
         <w:numPr>
           <w:ilvl w:val="1"/>
-          <w:numId w:val="15"/>
+          <w:numId w:val="16"/>
         </w:numPr>
         <w:spacing w:line="360" w:lineRule="auto"/>
         <w:ind w:left="1440" w:hanging="360"/>
@@ -6639,7 +6690,7 @@
       <w:pPr>
         <w:numPr>
           <w:ilvl w:val="0"/>
-          <w:numId w:val="18"/>
+          <w:numId w:val="19"/>
         </w:numPr>
         <w:spacing w:after="0" w:afterAutospacing="0" w:line="360" w:lineRule="auto"/>
         <w:ind w:left="720" w:hanging="360"/>
@@ -6665,7 +6716,7 @@
       <w:pPr>
         <w:numPr>
           <w:ilvl w:val="0"/>
-          <w:numId w:val="18"/>
+          <w:numId w:val="19"/>
         </w:numPr>
         <w:pBdr>
           <w:top w:color="auto" w:space="0" w:sz="0" w:val="none"/>
@@ -6688,7 +6739,7 @@
           <w:szCs w:val="24"/>
           <w:rtl w:val="0"/>
         </w:rPr>
-        <w:t xml:space="preserve">Sprint 2 (1 Ianuarie – 15 Februarie 2025) </w:t>
+        <w:t xml:space="preserve">Sprint 2 (1 Ianuarie – 19 Ianuarie 2025) </w:t>
       </w:r>
     </w:p>
     <w:p>
@@ -6762,12 +6813,12 @@
           <wp:inline distB="114300" distT="114300" distL="114300" distR="114300">
             <wp:extent cx="4343400" cy="2466975"/>
             <wp:effectExtent b="0" l="0" r="0" t="0"/>
-            <wp:docPr id="31" name="image4.png"/>
+            <wp:docPr id="31" name="image21.png"/>
             <a:graphic>
               <a:graphicData uri="http://schemas.openxmlformats.org/drawingml/2006/picture">
                 <pic:pic>
                   <pic:nvPicPr>
-                    <pic:cNvPr id="0" name="image4.png"/>
+                    <pic:cNvPr id="0" name="image21.png"/>
                     <pic:cNvPicPr preferRelativeResize="0"/>
                   </pic:nvPicPr>
                   <pic:blipFill>
@@ -6817,12 +6868,12 @@
           <wp:inline distB="114300" distT="114300" distL="114300" distR="114300">
             <wp:extent cx="4376738" cy="3364431"/>
             <wp:effectExtent b="0" l="0" r="0" t="0"/>
-            <wp:docPr id="67" name="image59.png"/>
+            <wp:docPr id="67" name="image65.png"/>
             <a:graphic>
               <a:graphicData uri="http://schemas.openxmlformats.org/drawingml/2006/picture">
                 <pic:pic>
                   <pic:nvPicPr>
-                    <pic:cNvPr id="0" name="image59.png"/>
+                    <pic:cNvPr id="0" name="image65.png"/>
                     <pic:cNvPicPr preferRelativeResize="0"/>
                   </pic:nvPicPr>
                   <pic:blipFill>
@@ -6872,12 +6923,12 @@
           <wp:inline distB="114300" distT="114300" distL="114300" distR="114300">
             <wp:extent cx="5033374" cy="3671888"/>
             <wp:effectExtent b="0" l="0" r="0" t="0"/>
-            <wp:docPr id="80" name="image70.png"/>
+            <wp:docPr id="80" name="image80.png"/>
             <a:graphic>
               <a:graphicData uri="http://schemas.openxmlformats.org/drawingml/2006/picture">
                 <pic:pic>
                   <pic:nvPicPr>
-                    <pic:cNvPr id="0" name="image70.png"/>
+                    <pic:cNvPr id="0" name="image80.png"/>
                     <pic:cNvPicPr preferRelativeResize="0"/>
                   </pic:nvPicPr>
                   <pic:blipFill>
@@ -6927,12 +6978,12 @@
           <wp:inline distB="114300" distT="114300" distL="114300" distR="114300">
             <wp:extent cx="5186363" cy="3790034"/>
             <wp:effectExtent b="0" l="0" r="0" t="0"/>
-            <wp:docPr id="73" name="image68.png"/>
+            <wp:docPr id="73" name="image70.png"/>
             <a:graphic>
               <a:graphicData uri="http://schemas.openxmlformats.org/drawingml/2006/picture">
                 <pic:pic>
                   <pic:nvPicPr>
-                    <pic:cNvPr id="0" name="image68.png"/>
+                    <pic:cNvPr id="0" name="image70.png"/>
                     <pic:cNvPicPr preferRelativeResize="0"/>
                   </pic:nvPicPr>
                   <pic:blipFill>
@@ -6982,12 +7033,12 @@
           <wp:inline distB="114300" distT="114300" distL="114300" distR="114300">
             <wp:extent cx="4667250" cy="3208088"/>
             <wp:effectExtent b="0" l="0" r="0" t="0"/>
-            <wp:docPr id="40" name="image18.png"/>
+            <wp:docPr id="40" name="image26.png"/>
             <a:graphic>
               <a:graphicData uri="http://schemas.openxmlformats.org/drawingml/2006/picture">
                 <pic:pic>
                   <pic:nvPicPr>
-                    <pic:cNvPr id="0" name="image18.png"/>
+                    <pic:cNvPr id="0" name="image26.png"/>
                     <pic:cNvPicPr preferRelativeResize="0"/>
                   </pic:nvPicPr>
                   <pic:blipFill>
@@ -7037,12 +7088,12 @@
           <wp:inline distB="114300" distT="114300" distL="114300" distR="114300">
             <wp:extent cx="5943600" cy="4279900"/>
             <wp:effectExtent b="0" l="0" r="0" t="0"/>
-            <wp:docPr id="41" name="image15.png"/>
+            <wp:docPr id="41" name="image22.png"/>
             <a:graphic>
               <a:graphicData uri="http://schemas.openxmlformats.org/drawingml/2006/picture">
                 <pic:pic>
                   <pic:nvPicPr>
-                    <pic:cNvPr id="0" name="image15.png"/>
+                    <pic:cNvPr id="0" name="image22.png"/>
                     <pic:cNvPicPr preferRelativeResize="0"/>
                   </pic:nvPicPr>
                   <pic:blipFill>
@@ -7108,12 +7159,12 @@
           <wp:inline distB="114300" distT="114300" distL="114300" distR="114300">
             <wp:extent cx="5588000" cy="2959100"/>
             <wp:effectExtent b="0" l="0" r="0" t="0"/>
-            <wp:docPr id="71" name="image54.png"/>
+            <wp:docPr id="71" name="image66.png"/>
             <a:graphic>
               <a:graphicData uri="http://schemas.openxmlformats.org/drawingml/2006/picture">
                 <pic:pic>
                   <pic:nvPicPr>
-                    <pic:cNvPr id="0" name="image54.png"/>
+                    <pic:cNvPr id="0" name="image66.png"/>
                     <pic:cNvPicPr preferRelativeResize="0"/>
                   </pic:nvPicPr>
                   <pic:blipFill>
@@ -7163,12 +7214,12 @@
           <wp:inline distB="114300" distT="114300" distL="114300" distR="114300">
             <wp:extent cx="5943600" cy="4394200"/>
             <wp:effectExtent b="0" l="0" r="0" t="0"/>
-            <wp:docPr id="65" name="image53.png"/>
+            <wp:docPr id="65" name="image49.png"/>
             <a:graphic>
               <a:graphicData uri="http://schemas.openxmlformats.org/drawingml/2006/picture">
                 <pic:pic>
                   <pic:nvPicPr>
-                    <pic:cNvPr id="0" name="image53.png"/>
+                    <pic:cNvPr id="0" name="image49.png"/>
                     <pic:cNvPicPr preferRelativeResize="0"/>
                   </pic:nvPicPr>
                   <pic:blipFill>
@@ -7218,12 +7269,12 @@
           <wp:inline distB="114300" distT="114300" distL="114300" distR="114300">
             <wp:extent cx="5511800" cy="3606800"/>
             <wp:effectExtent b="0" l="0" r="0" t="0"/>
-            <wp:docPr id="70" name="image55.png"/>
+            <wp:docPr id="70" name="image73.png"/>
             <a:graphic>
               <a:graphicData uri="http://schemas.openxmlformats.org/drawingml/2006/picture">
                 <pic:pic>
                   <pic:nvPicPr>
-                    <pic:cNvPr id="0" name="image55.png"/>
+                    <pic:cNvPr id="0" name="image73.png"/>
                     <pic:cNvPicPr preferRelativeResize="0"/>
                   </pic:nvPicPr>
                   <pic:blipFill>
@@ -7273,12 +7324,12 @@
           <wp:inline distB="114300" distT="114300" distL="114300" distR="114300">
             <wp:extent cx="5943600" cy="4343400"/>
             <wp:effectExtent b="0" l="0" r="0" t="0"/>
-            <wp:docPr id="32" name="image11.png"/>
+            <wp:docPr id="32" name="image19.png"/>
             <a:graphic>
               <a:graphicData uri="http://schemas.openxmlformats.org/drawingml/2006/picture">
                 <pic:pic>
                   <pic:nvPicPr>
-                    <pic:cNvPr id="0" name="image11.png"/>
+                    <pic:cNvPr id="0" name="image19.png"/>
                     <pic:cNvPicPr preferRelativeResize="0"/>
                   </pic:nvPicPr>
                   <pic:blipFill>
@@ -7328,12 +7379,12 @@
           <wp:inline distB="114300" distT="114300" distL="114300" distR="114300">
             <wp:extent cx="5397500" cy="3492500"/>
             <wp:effectExtent b="0" l="0" r="0" t="0"/>
-            <wp:docPr id="35" name="image8.png"/>
+            <wp:docPr id="35" name="image11.png"/>
             <a:graphic>
               <a:graphicData uri="http://schemas.openxmlformats.org/drawingml/2006/picture">
                 <pic:pic>
                   <pic:nvPicPr>
-                    <pic:cNvPr id="0" name="image8.png"/>
+                    <pic:cNvPr id="0" name="image11.png"/>
                     <pic:cNvPicPr preferRelativeResize="0"/>
                   </pic:nvPicPr>
                   <pic:blipFill>
@@ -7383,12 +7434,12 @@
           <wp:inline distB="114300" distT="114300" distL="114300" distR="114300">
             <wp:extent cx="5410200" cy="4000500"/>
             <wp:effectExtent b="0" l="0" r="0" t="0"/>
-            <wp:docPr id="56" name="image35.png"/>
+            <wp:docPr id="56" name="image54.png"/>
             <a:graphic>
               <a:graphicData uri="http://schemas.openxmlformats.org/drawingml/2006/picture">
                 <pic:pic>
                   <pic:nvPicPr>
-                    <pic:cNvPr id="0" name="image35.png"/>
+                    <pic:cNvPr id="0" name="image54.png"/>
                     <pic:cNvPicPr preferRelativeResize="0"/>
                   </pic:nvPicPr>
                   <pic:blipFill>
@@ -7438,12 +7489,12 @@
           <wp:inline distB="114300" distT="114300" distL="114300" distR="114300">
             <wp:extent cx="5588000" cy="3619500"/>
             <wp:effectExtent b="0" l="0" r="0" t="0"/>
-            <wp:docPr id="72" name="image69.png"/>
+            <wp:docPr id="72" name="image57.png"/>
             <a:graphic>
               <a:graphicData uri="http://schemas.openxmlformats.org/drawingml/2006/picture">
                 <pic:pic>
                   <pic:nvPicPr>
-                    <pic:cNvPr id="0" name="image69.png"/>
+                    <pic:cNvPr id="0" name="image57.png"/>
                     <pic:cNvPicPr preferRelativeResize="0"/>
                   </pic:nvPicPr>
                   <pic:blipFill>
@@ -7493,12 +7544,12 @@
           <wp:inline distB="114300" distT="114300" distL="114300" distR="114300">
             <wp:extent cx="5943600" cy="4254500"/>
             <wp:effectExtent b="0" l="0" r="0" t="0"/>
-            <wp:docPr id="26" name="image5.png"/>
+            <wp:docPr id="26" name="image10.png"/>
             <a:graphic>
               <a:graphicData uri="http://schemas.openxmlformats.org/drawingml/2006/picture">
                 <pic:pic>
                   <pic:nvPicPr>
-                    <pic:cNvPr id="0" name="image5.png"/>
+                    <pic:cNvPr id="0" name="image10.png"/>
                     <pic:cNvPicPr preferRelativeResize="0"/>
                   </pic:nvPicPr>
                   <pic:blipFill>
@@ -7548,12 +7599,12 @@
           <wp:inline distB="114300" distT="114300" distL="114300" distR="114300">
             <wp:extent cx="4978400" cy="2540000"/>
             <wp:effectExtent b="0" l="0" r="0" t="0"/>
-            <wp:docPr id="74" name="image60.png"/>
+            <wp:docPr id="74" name="image68.png"/>
             <a:graphic>
               <a:graphicData uri="http://schemas.openxmlformats.org/drawingml/2006/picture">
                 <pic:pic>
                   <pic:nvPicPr>
-                    <pic:cNvPr id="0" name="image60.png"/>
+                    <pic:cNvPr id="0" name="image68.png"/>
                     <pic:cNvPicPr preferRelativeResize="0"/>
                   </pic:nvPicPr>
                   <pic:blipFill>
@@ -7603,12 +7654,12 @@
           <wp:inline distB="114300" distT="114300" distL="114300" distR="114300">
             <wp:extent cx="5943600" cy="4216400"/>
             <wp:effectExtent b="0" l="0" r="0" t="0"/>
-            <wp:docPr id="22" name="image17.png"/>
+            <wp:docPr id="22" name="image18.png"/>
             <a:graphic>
               <a:graphicData uri="http://schemas.openxmlformats.org/drawingml/2006/picture">
                 <pic:pic>
                   <pic:nvPicPr>
-                    <pic:cNvPr id="0" name="image17.png"/>
+                    <pic:cNvPr id="0" name="image18.png"/>
                     <pic:cNvPicPr preferRelativeResize="0"/>
                   </pic:nvPicPr>
                   <pic:blipFill>
@@ -7658,12 +7709,12 @@
           <wp:inline distB="114300" distT="114300" distL="114300" distR="114300">
             <wp:extent cx="5130800" cy="2540000"/>
             <wp:effectExtent b="0" l="0" r="0" t="0"/>
-            <wp:docPr id="37" name="image27.png"/>
+            <wp:docPr id="37" name="image17.png"/>
             <a:graphic>
               <a:graphicData uri="http://schemas.openxmlformats.org/drawingml/2006/picture">
                 <pic:pic>
                   <pic:nvPicPr>
-                    <pic:cNvPr id="0" name="image27.png"/>
+                    <pic:cNvPr id="0" name="image17.png"/>
                     <pic:cNvPicPr preferRelativeResize="0"/>
                   </pic:nvPicPr>
                   <pic:blipFill>
@@ -7823,12 +7874,12 @@
           <wp:inline distB="114300" distT="114300" distL="114300" distR="114300">
             <wp:extent cx="5943600" cy="4254500"/>
             <wp:effectExtent b="0" l="0" r="0" t="0"/>
-            <wp:docPr id="42" name="image23.png"/>
+            <wp:docPr id="42" name="image41.png"/>
             <a:graphic>
               <a:graphicData uri="http://schemas.openxmlformats.org/drawingml/2006/picture">
                 <pic:pic>
                   <pic:nvPicPr>
-                    <pic:cNvPr id="0" name="image23.png"/>
+                    <pic:cNvPr id="0" name="image41.png"/>
                     <pic:cNvPicPr preferRelativeResize="0"/>
                   </pic:nvPicPr>
                   <pic:blipFill>
@@ -7878,12 +7929,12 @@
           <wp:inline distB="114300" distT="114300" distL="114300" distR="114300">
             <wp:extent cx="5524500" cy="2705100"/>
             <wp:effectExtent b="0" l="0" r="0" t="0"/>
-            <wp:docPr id="45" name="image22.png"/>
+            <wp:docPr id="45" name="image38.png"/>
             <a:graphic>
               <a:graphicData uri="http://schemas.openxmlformats.org/drawingml/2006/picture">
                 <pic:pic>
                   <pic:nvPicPr>
-                    <pic:cNvPr id="0" name="image22.png"/>
+                    <pic:cNvPr id="0" name="image38.png"/>
                     <pic:cNvPicPr preferRelativeResize="0"/>
                   </pic:nvPicPr>
                   <pic:blipFill>
@@ -7933,12 +7984,12 @@
           <wp:inline distB="114300" distT="114300" distL="114300" distR="114300">
             <wp:extent cx="5943600" cy="4533900"/>
             <wp:effectExtent b="0" l="0" r="0" t="0"/>
-            <wp:docPr id="29" name="image16.png"/>
+            <wp:docPr id="29" name="image3.png"/>
             <a:graphic>
               <a:graphicData uri="http://schemas.openxmlformats.org/drawingml/2006/picture">
                 <pic:pic>
                   <pic:nvPicPr>
-                    <pic:cNvPr id="0" name="image16.png"/>
+                    <pic:cNvPr id="0" name="image3.png"/>
                     <pic:cNvPicPr preferRelativeResize="0"/>
                   </pic:nvPicPr>
                   <pic:blipFill>
@@ -7988,12 +8039,12 @@
           <wp:inline distB="114300" distT="114300" distL="114300" distR="114300">
             <wp:extent cx="4219575" cy="3571966"/>
             <wp:effectExtent b="0" l="0" r="0" t="0"/>
-            <wp:docPr id="53" name="image33.png"/>
+            <wp:docPr id="53" name="image46.png"/>
             <a:graphic>
               <a:graphicData uri="http://schemas.openxmlformats.org/drawingml/2006/picture">
                 <pic:pic>
                   <pic:nvPicPr>
-                    <pic:cNvPr id="0" name="image33.png"/>
+                    <pic:cNvPr id="0" name="image46.png"/>
                     <pic:cNvPicPr preferRelativeResize="0"/>
                   </pic:nvPicPr>
                   <pic:blipFill>
@@ -8043,12 +8094,12 @@
           <wp:inline distB="114300" distT="114300" distL="114300" distR="114300">
             <wp:extent cx="4595813" cy="3351113"/>
             <wp:effectExtent b="0" l="0" r="0" t="0"/>
-            <wp:docPr id="63" name="image61.png"/>
+            <wp:docPr id="63" name="image45.png"/>
             <a:graphic>
               <a:graphicData uri="http://schemas.openxmlformats.org/drawingml/2006/picture">
                 <pic:pic>
                   <pic:nvPicPr>
-                    <pic:cNvPr id="0" name="image61.png"/>
+                    <pic:cNvPr id="0" name="image45.png"/>
                     <pic:cNvPicPr preferRelativeResize="0"/>
                   </pic:nvPicPr>
                   <pic:blipFill>
@@ -8114,12 +8165,12 @@
           <wp:inline distB="114300" distT="114300" distL="114300" distR="114300">
             <wp:extent cx="5943600" cy="1955800"/>
             <wp:effectExtent b="0" l="0" r="0" t="0"/>
-            <wp:docPr id="27" name="image9.png"/>
+            <wp:docPr id="27" name="image2.png"/>
             <a:graphic>
               <a:graphicData uri="http://schemas.openxmlformats.org/drawingml/2006/picture">
                 <pic:pic>
                   <pic:nvPicPr>
-                    <pic:cNvPr id="0" name="image9.png"/>
+                    <pic:cNvPr id="0" name="image2.png"/>
                     <pic:cNvPicPr preferRelativeResize="0"/>
                   </pic:nvPicPr>
                   <pic:blipFill>
@@ -8169,12 +8220,12 @@
           <wp:inline distB="114300" distT="114300" distL="114300" distR="114300">
             <wp:extent cx="5943600" cy="4356100"/>
             <wp:effectExtent b="0" l="0" r="0" t="0"/>
-            <wp:docPr id="34" name="image14.png"/>
+            <wp:docPr id="34" name="image16.png"/>
             <a:graphic>
               <a:graphicData uri="http://schemas.openxmlformats.org/drawingml/2006/picture">
                 <pic:pic>
                   <pic:nvPicPr>
-                    <pic:cNvPr id="0" name="image14.png"/>
+                    <pic:cNvPr id="0" name="image16.png"/>
                     <pic:cNvPicPr preferRelativeResize="0"/>
                   </pic:nvPicPr>
                   <pic:blipFill>
@@ -8224,12 +8275,12 @@
           <wp:inline distB="114300" distT="114300" distL="114300" distR="114300">
             <wp:extent cx="5092700" cy="2768600"/>
             <wp:effectExtent b="0" l="0" r="0" t="0"/>
-            <wp:docPr id="77" name="image71.png"/>
+            <wp:docPr id="77" name="image63.png"/>
             <a:graphic>
               <a:graphicData uri="http://schemas.openxmlformats.org/drawingml/2006/picture">
                 <pic:pic>
                   <pic:nvPicPr>
-                    <pic:cNvPr id="0" name="image71.png"/>
+                    <pic:cNvPr id="0" name="image63.png"/>
                     <pic:cNvPicPr preferRelativeResize="0"/>
                   </pic:nvPicPr>
                   <pic:blipFill>
@@ -8279,12 +8330,12 @@
           <wp:inline distB="114300" distT="114300" distL="114300" distR="114300">
             <wp:extent cx="5943600" cy="4368800"/>
             <wp:effectExtent b="0" l="0" r="0" t="0"/>
-            <wp:docPr id="36" name="image12.png"/>
+            <wp:docPr id="36" name="image24.png"/>
             <a:graphic>
               <a:graphicData uri="http://schemas.openxmlformats.org/drawingml/2006/picture">
                 <pic:pic>
                   <pic:nvPicPr>
-                    <pic:cNvPr id="0" name="image12.png"/>
+                    <pic:cNvPr id="0" name="image24.png"/>
                     <pic:cNvPicPr preferRelativeResize="0"/>
                   </pic:nvPicPr>
                   <pic:blipFill>
@@ -8334,12 +8385,12 @@
           <wp:inline distB="114300" distT="114300" distL="114300" distR="114300">
             <wp:extent cx="3759200" cy="3733800"/>
             <wp:effectExtent b="0" l="0" r="0" t="0"/>
-            <wp:docPr id="24" name="image6.png"/>
+            <wp:docPr id="24" name="image12.png"/>
             <a:graphic>
               <a:graphicData uri="http://schemas.openxmlformats.org/drawingml/2006/picture">
                 <pic:pic>
                   <pic:nvPicPr>
-                    <pic:cNvPr id="0" name="image6.png"/>
+                    <pic:cNvPr id="0" name="image12.png"/>
                     <pic:cNvPicPr preferRelativeResize="0"/>
                   </pic:nvPicPr>
                   <pic:blipFill>
@@ -8389,12 +8440,12 @@
           <wp:inline distB="114300" distT="114300" distL="114300" distR="114300">
             <wp:extent cx="5943600" cy="3949700"/>
             <wp:effectExtent b="0" l="0" r="0" t="0"/>
-            <wp:docPr id="50" name="image38.png"/>
+            <wp:docPr id="50" name="image34.png"/>
             <a:graphic>
               <a:graphicData uri="http://schemas.openxmlformats.org/drawingml/2006/picture">
                 <pic:pic>
                   <pic:nvPicPr>
-                    <pic:cNvPr id="0" name="image38.png"/>
+                    <pic:cNvPr id="0" name="image34.png"/>
                     <pic:cNvPicPr preferRelativeResize="0"/>
                   </pic:nvPicPr>
                   <pic:blipFill>
@@ -8444,12 +8495,12 @@
           <wp:inline distB="114300" distT="114300" distL="114300" distR="114300">
             <wp:extent cx="4864100" cy="3873500"/>
             <wp:effectExtent b="0" l="0" r="0" t="0"/>
-            <wp:docPr id="30" name="image2.png"/>
+            <wp:docPr id="30" name="image1.png"/>
             <a:graphic>
               <a:graphicData uri="http://schemas.openxmlformats.org/drawingml/2006/picture">
                 <pic:pic>
                   <pic:nvPicPr>
-                    <pic:cNvPr id="0" name="image2.png"/>
+                    <pic:cNvPr id="0" name="image1.png"/>
                     <pic:cNvPicPr preferRelativeResize="0"/>
                   </pic:nvPicPr>
                   <pic:blipFill>
@@ -8499,12 +8550,12 @@
           <wp:inline distB="114300" distT="114300" distL="114300" distR="114300">
             <wp:extent cx="5943600" cy="3683000"/>
             <wp:effectExtent b="0" l="0" r="0" t="0"/>
-            <wp:docPr id="52" name="image37.png"/>
+            <wp:docPr id="52" name="image35.png"/>
             <a:graphic>
               <a:graphicData uri="http://schemas.openxmlformats.org/drawingml/2006/picture">
                 <pic:pic>
                   <pic:nvPicPr>
-                    <pic:cNvPr id="0" name="image37.png"/>
+                    <pic:cNvPr id="0" name="image35.png"/>
                     <pic:cNvPicPr preferRelativeResize="0"/>
                   </pic:nvPicPr>
                   <pic:blipFill>
@@ -8554,12 +8605,12 @@
           <wp:inline distB="114300" distT="114300" distL="114300" distR="114300">
             <wp:extent cx="4254500" cy="3314700"/>
             <wp:effectExtent b="0" l="0" r="0" t="0"/>
-            <wp:docPr id="55" name="image34.png"/>
+            <wp:docPr id="55" name="image44.png"/>
             <a:graphic>
               <a:graphicData uri="http://schemas.openxmlformats.org/drawingml/2006/picture">
                 <pic:pic>
                   <pic:nvPicPr>
-                    <pic:cNvPr id="0" name="image34.png"/>
+                    <pic:cNvPr id="0" name="image44.png"/>
                     <pic:cNvPicPr preferRelativeResize="0"/>
                   </pic:nvPicPr>
                   <pic:blipFill>
@@ -8609,12 +8660,12 @@
           <wp:inline distB="114300" distT="114300" distL="114300" distR="114300">
             <wp:extent cx="5943600" cy="3695700"/>
             <wp:effectExtent b="0" l="0" r="0" t="0"/>
-            <wp:docPr id="78" name="image63.png"/>
+            <wp:docPr id="78" name="image71.png"/>
             <a:graphic>
               <a:graphicData uri="http://schemas.openxmlformats.org/drawingml/2006/picture">
                 <pic:pic>
                   <pic:nvPicPr>
-                    <pic:cNvPr id="0" name="image63.png"/>
+                    <pic:cNvPr id="0" name="image71.png"/>
                     <pic:cNvPicPr preferRelativeResize="0"/>
                   </pic:nvPicPr>
                   <pic:blipFill>
@@ -8664,12 +8715,12 @@
           <wp:inline distB="114300" distT="114300" distL="114300" distR="114300">
             <wp:extent cx="4406900" cy="2921000"/>
             <wp:effectExtent b="0" l="0" r="0" t="0"/>
-            <wp:docPr id="25" name="image7.png"/>
+            <wp:docPr id="25" name="image5.png"/>
             <a:graphic>
               <a:graphicData uri="http://schemas.openxmlformats.org/drawingml/2006/picture">
                 <pic:pic>
                   <pic:nvPicPr>
-                    <pic:cNvPr id="0" name="image7.png"/>
+                    <pic:cNvPr id="0" name="image5.png"/>
                     <pic:cNvPicPr preferRelativeResize="0"/>
                   </pic:nvPicPr>
                   <pic:blipFill>
@@ -8719,12 +8770,12 @@
           <wp:inline distB="114300" distT="114300" distL="114300" distR="114300">
             <wp:extent cx="5943600" cy="3949700"/>
             <wp:effectExtent b="0" l="0" r="0" t="0"/>
-            <wp:docPr id="48" name="image26.png"/>
+            <wp:docPr id="48" name="image25.png"/>
             <a:graphic>
               <a:graphicData uri="http://schemas.openxmlformats.org/drawingml/2006/picture">
                 <pic:pic>
                   <pic:nvPicPr>
-                    <pic:cNvPr id="0" name="image26.png"/>
+                    <pic:cNvPr id="0" name="image25.png"/>
                     <pic:cNvPicPr preferRelativeResize="0"/>
                   </pic:nvPicPr>
                   <pic:blipFill>
@@ -8774,12 +8825,12 @@
           <wp:inline distB="114300" distT="114300" distL="114300" distR="114300">
             <wp:extent cx="4178300" cy="2895600"/>
             <wp:effectExtent b="0" l="0" r="0" t="0"/>
-            <wp:docPr id="33" name="image29.png"/>
+            <wp:docPr id="33" name="image9.png"/>
             <a:graphic>
               <a:graphicData uri="http://schemas.openxmlformats.org/drawingml/2006/picture">
                 <pic:pic>
                   <pic:nvPicPr>
-                    <pic:cNvPr id="0" name="image29.png"/>
+                    <pic:cNvPr id="0" name="image9.png"/>
                     <pic:cNvPicPr preferRelativeResize="0"/>
                   </pic:nvPicPr>
                   <pic:blipFill>
@@ -8829,12 +8880,12 @@
           <wp:inline distB="114300" distT="114300" distL="114300" distR="114300">
             <wp:extent cx="5943600" cy="4305300"/>
             <wp:effectExtent b="0" l="0" r="0" t="0"/>
-            <wp:docPr id="69" name="image52.png"/>
+            <wp:docPr id="69" name="image77.png"/>
             <a:graphic>
               <a:graphicData uri="http://schemas.openxmlformats.org/drawingml/2006/picture">
                 <pic:pic>
                   <pic:nvPicPr>
-                    <pic:cNvPr id="0" name="image52.png"/>
+                    <pic:cNvPr id="0" name="image77.png"/>
                     <pic:cNvPicPr preferRelativeResize="0"/>
                   </pic:nvPicPr>
                   <pic:blipFill>
@@ -8947,12 +8998,12 @@
           <wp:inline distB="114300" distT="114300" distL="114300" distR="114300">
             <wp:extent cx="5943600" cy="3683000"/>
             <wp:effectExtent b="0" l="0" r="0" t="0"/>
-            <wp:docPr id="68" name="image56.png"/>
+            <wp:docPr id="68" name="image72.png"/>
             <a:graphic>
               <a:graphicData uri="http://schemas.openxmlformats.org/drawingml/2006/picture">
                 <pic:pic>
                   <pic:nvPicPr>
-                    <pic:cNvPr id="0" name="image56.png"/>
+                    <pic:cNvPr id="0" name="image72.png"/>
                     <pic:cNvPicPr preferRelativeResize="0"/>
                   </pic:nvPicPr>
                   <pic:blipFill>
@@ -9002,12 +9053,12 @@
           <wp:inline distB="114300" distT="114300" distL="114300" distR="114300">
             <wp:extent cx="5943600" cy="3860800"/>
             <wp:effectExtent b="0" l="0" r="0" t="0"/>
-            <wp:docPr id="59" name="image51.png"/>
+            <wp:docPr id="59" name="image61.png"/>
             <a:graphic>
               <a:graphicData uri="http://schemas.openxmlformats.org/drawingml/2006/picture">
                 <pic:pic>
                   <pic:nvPicPr>
-                    <pic:cNvPr id="0" name="image51.png"/>
+                    <pic:cNvPr id="0" name="image61.png"/>
                     <pic:cNvPicPr preferRelativeResize="0"/>
                   </pic:nvPicPr>
                   <pic:blipFill>
@@ -9057,12 +9108,12 @@
           <wp:inline distB="114300" distT="114300" distL="114300" distR="114300">
             <wp:extent cx="5943600" cy="2743200"/>
             <wp:effectExtent b="0" l="0" r="0" t="0"/>
-            <wp:docPr id="64" name="image45.png"/>
+            <wp:docPr id="64" name="image53.png"/>
             <a:graphic>
               <a:graphicData uri="http://schemas.openxmlformats.org/drawingml/2006/picture">
                 <pic:pic>
                   <pic:nvPicPr>
-                    <pic:cNvPr id="0" name="image45.png"/>
+                    <pic:cNvPr id="0" name="image53.png"/>
                     <pic:cNvPicPr preferRelativeResize="0"/>
                   </pic:nvPicPr>
                   <pic:blipFill>
@@ -9167,12 +9218,12 @@
           <wp:inline distB="114300" distT="114300" distL="114300" distR="114300">
             <wp:extent cx="5943600" cy="3162300"/>
             <wp:effectExtent b="0" l="0" r="0" t="0"/>
-            <wp:docPr id="66" name="image57.png"/>
+            <wp:docPr id="66" name="image59.png"/>
             <a:graphic>
               <a:graphicData uri="http://schemas.openxmlformats.org/drawingml/2006/picture">
                 <pic:pic>
                   <pic:nvPicPr>
-                    <pic:cNvPr id="0" name="image57.png"/>
+                    <pic:cNvPr id="0" name="image59.png"/>
                     <pic:cNvPicPr preferRelativeResize="0"/>
                   </pic:nvPicPr>
                   <pic:blipFill>
@@ -9277,12 +9328,12 @@
           <wp:inline distB="114300" distT="114300" distL="114300" distR="114300">
             <wp:extent cx="5486400" cy="3505200"/>
             <wp:effectExtent b="0" l="0" r="0" t="0"/>
-            <wp:docPr id="76" name="image67.png"/>
+            <wp:docPr id="76" name="image76.png"/>
             <a:graphic>
               <a:graphicData uri="http://schemas.openxmlformats.org/drawingml/2006/picture">
                 <pic:pic>
                   <pic:nvPicPr>
-                    <pic:cNvPr id="0" name="image67.png"/>
+                    <pic:cNvPr id="0" name="image76.png"/>
                     <pic:cNvPicPr preferRelativeResize="0"/>
                   </pic:nvPicPr>
                   <pic:blipFill>
@@ -9332,12 +9383,12 @@
           <wp:inline distB="114300" distT="114300" distL="114300" distR="114300">
             <wp:extent cx="5943600" cy="3784600"/>
             <wp:effectExtent b="0" l="0" r="0" t="0"/>
-            <wp:docPr id="21" name="image3.png"/>
+            <wp:docPr id="21" name="image7.png"/>
             <a:graphic>
               <a:graphicData uri="http://schemas.openxmlformats.org/drawingml/2006/picture">
                 <pic:pic>
                   <pic:nvPicPr>
-                    <pic:cNvPr id="0" name="image3.png"/>
+                    <pic:cNvPr id="0" name="image7.png"/>
                     <pic:cNvPicPr preferRelativeResize="0"/>
                   </pic:nvPicPr>
                   <pic:blipFill>
@@ -9387,12 +9438,12 @@
           <wp:inline distB="114300" distT="114300" distL="114300" distR="114300">
             <wp:extent cx="5486400" cy="3048000"/>
             <wp:effectExtent b="0" l="0" r="0" t="0"/>
-            <wp:docPr id="54" name="image30.png"/>
+            <wp:docPr id="54" name="image52.png"/>
             <a:graphic>
               <a:graphicData uri="http://schemas.openxmlformats.org/drawingml/2006/picture">
                 <pic:pic>
                   <pic:nvPicPr>
-                    <pic:cNvPr id="0" name="image30.png"/>
+                    <pic:cNvPr id="0" name="image52.png"/>
                     <pic:cNvPicPr preferRelativeResize="0"/>
                   </pic:nvPicPr>
                   <pic:blipFill>
@@ -9442,12 +9493,12 @@
           <wp:inline distB="114300" distT="114300" distL="114300" distR="114300">
             <wp:extent cx="5943600" cy="3924300"/>
             <wp:effectExtent b="0" l="0" r="0" t="0"/>
-            <wp:docPr id="49" name="image21.png"/>
+            <wp:docPr id="49" name="image36.png"/>
             <a:graphic>
               <a:graphicData uri="http://schemas.openxmlformats.org/drawingml/2006/picture">
                 <pic:pic>
                   <pic:nvPicPr>
-                    <pic:cNvPr id="0" name="image21.png"/>
+                    <pic:cNvPr id="0" name="image36.png"/>
                     <pic:cNvPicPr preferRelativeResize="0"/>
                   </pic:nvPicPr>
                   <pic:blipFill>
@@ -9497,12 +9548,12 @@
           <wp:inline distB="114300" distT="114300" distL="114300" distR="114300">
             <wp:extent cx="5321300" cy="3505200"/>
             <wp:effectExtent b="0" l="0" r="0" t="0"/>
-            <wp:docPr id="61" name="image39.png"/>
+            <wp:docPr id="61" name="image60.png"/>
             <a:graphic>
               <a:graphicData uri="http://schemas.openxmlformats.org/drawingml/2006/picture">
                 <pic:pic>
                   <pic:nvPicPr>
-                    <pic:cNvPr id="0" name="image39.png"/>
+                    <pic:cNvPr id="0" name="image60.png"/>
                     <pic:cNvPicPr preferRelativeResize="0"/>
                   </pic:nvPicPr>
                   <pic:blipFill>
@@ -9552,12 +9603,12 @@
           <wp:inline distB="114300" distT="114300" distL="114300" distR="114300">
             <wp:extent cx="5943600" cy="3911600"/>
             <wp:effectExtent b="0" l="0" r="0" t="0"/>
-            <wp:docPr id="39" name="image32.png"/>
+            <wp:docPr id="39" name="image33.png"/>
             <a:graphic>
               <a:graphicData uri="http://schemas.openxmlformats.org/drawingml/2006/picture">
                 <pic:pic>
                   <pic:nvPicPr>
-                    <pic:cNvPr id="0" name="image32.png"/>
+                    <pic:cNvPr id="0" name="image33.png"/>
                     <pic:cNvPicPr preferRelativeResize="0"/>
                   </pic:nvPicPr>
                   <pic:blipFill>
@@ -9607,12 +9658,12 @@
           <wp:inline distB="114300" distT="114300" distL="114300" distR="114300">
             <wp:extent cx="5943600" cy="3187700"/>
             <wp:effectExtent b="0" l="0" r="0" t="0"/>
-            <wp:docPr id="79" name="image77.png"/>
+            <wp:docPr id="79" name="image67.png"/>
             <a:graphic>
               <a:graphicData uri="http://schemas.openxmlformats.org/drawingml/2006/picture">
                 <pic:pic>
                   <pic:nvPicPr>
-                    <pic:cNvPr id="0" name="image77.png"/>
+                    <pic:cNvPr id="0" name="image67.png"/>
                     <pic:cNvPicPr preferRelativeResize="0"/>
                   </pic:nvPicPr>
                   <pic:blipFill>
@@ -9662,12 +9713,12 @@
           <wp:inline distB="114300" distT="114300" distL="114300" distR="114300">
             <wp:extent cx="5943600" cy="3835400"/>
             <wp:effectExtent b="0" l="0" r="0" t="0"/>
-            <wp:docPr id="58" name="image36.png"/>
+            <wp:docPr id="58" name="image42.png"/>
             <a:graphic>
               <a:graphicData uri="http://schemas.openxmlformats.org/drawingml/2006/picture">
                 <pic:pic>
                   <pic:nvPicPr>
-                    <pic:cNvPr id="0" name="image36.png"/>
+                    <pic:cNvPr id="0" name="image42.png"/>
                     <pic:cNvPicPr preferRelativeResize="0"/>
                   </pic:nvPicPr>
                   <pic:blipFill>
@@ -9717,12 +9768,12 @@
           <wp:inline distB="114300" distT="114300" distL="114300" distR="114300">
             <wp:extent cx="5943600" cy="2578100"/>
             <wp:effectExtent b="0" l="0" r="0" t="0"/>
-            <wp:docPr id="43" name="image25.png"/>
+            <wp:docPr id="43" name="image40.png"/>
             <a:graphic>
               <a:graphicData uri="http://schemas.openxmlformats.org/drawingml/2006/picture">
                 <pic:pic>
                   <pic:nvPicPr>
-                    <pic:cNvPr id="0" name="image25.png"/>
+                    <pic:cNvPr id="0" name="image40.png"/>
                     <pic:cNvPicPr preferRelativeResize="0"/>
                   </pic:nvPicPr>
                   <pic:blipFill>
@@ -9772,12 +9823,12 @@
           <wp:inline distB="114300" distT="114300" distL="114300" distR="114300">
             <wp:extent cx="5943600" cy="3619500"/>
             <wp:effectExtent b="0" l="0" r="0" t="0"/>
-            <wp:docPr id="57" name="image46.png"/>
+            <wp:docPr id="57" name="image47.png"/>
             <a:graphic>
               <a:graphicData uri="http://schemas.openxmlformats.org/drawingml/2006/picture">
                 <pic:pic>
                   <pic:nvPicPr>
-                    <pic:cNvPr id="0" name="image46.png"/>
+                    <pic:cNvPr id="0" name="image47.png"/>
                     <pic:cNvPicPr preferRelativeResize="0"/>
                   </pic:nvPicPr>
                   <pic:blipFill>
@@ -9827,12 +9878,12 @@
           <wp:inline distB="114300" distT="114300" distL="114300" distR="114300">
             <wp:extent cx="4673600" cy="3352800"/>
             <wp:effectExtent b="0" l="0" r="0" t="0"/>
-            <wp:docPr id="51" name="image31.png"/>
+            <wp:docPr id="51" name="image39.png"/>
             <a:graphic>
               <a:graphicData uri="http://schemas.openxmlformats.org/drawingml/2006/picture">
                 <pic:pic>
                   <pic:nvPicPr>
-                    <pic:cNvPr id="0" name="image31.png"/>
+                    <pic:cNvPr id="0" name="image39.png"/>
                     <pic:cNvPicPr preferRelativeResize="0"/>
                   </pic:nvPicPr>
                   <pic:blipFill>
@@ -9882,12 +9933,12 @@
           <wp:inline distB="114300" distT="114300" distL="114300" distR="114300">
             <wp:extent cx="5943600" cy="3987800"/>
             <wp:effectExtent b="0" l="0" r="0" t="0"/>
-            <wp:docPr id="46" name="image24.png"/>
+            <wp:docPr id="46" name="image27.png"/>
             <a:graphic>
               <a:graphicData uri="http://schemas.openxmlformats.org/drawingml/2006/picture">
                 <pic:pic>
                   <pic:nvPicPr>
-                    <pic:cNvPr id="0" name="image24.png"/>
+                    <pic:cNvPr id="0" name="image27.png"/>
                     <pic:cNvPicPr preferRelativeResize="0"/>
                   </pic:nvPicPr>
                   <pic:blipFill>
@@ -9937,12 +9988,12 @@
           <wp:inline distB="114300" distT="114300" distL="114300" distR="114300">
             <wp:extent cx="5943600" cy="4216400"/>
             <wp:effectExtent b="0" l="0" r="0" t="0"/>
-            <wp:docPr id="81" name="image72.png"/>
+            <wp:docPr id="81" name="image81.png"/>
             <a:graphic>
               <a:graphicData uri="http://schemas.openxmlformats.org/drawingml/2006/picture">
                 <pic:pic>
                   <pic:nvPicPr>
-                    <pic:cNvPr id="0" name="image72.png"/>
+                    <pic:cNvPr id="0" name="image81.png"/>
                     <pic:cNvPicPr preferRelativeResize="0"/>
                   </pic:nvPicPr>
                   <pic:blipFill>
@@ -9992,12 +10043,12 @@
           <wp:inline distB="114300" distT="114300" distL="114300" distR="114300">
             <wp:extent cx="5943600" cy="3784600"/>
             <wp:effectExtent b="0" l="0" r="0" t="0"/>
-            <wp:docPr id="20" name="image13.png"/>
+            <wp:docPr id="20" name="image4.png"/>
             <a:graphic>
               <a:graphicData uri="http://schemas.openxmlformats.org/drawingml/2006/picture">
                 <pic:pic>
                   <pic:nvPicPr>
-                    <pic:cNvPr id="0" name="image13.png"/>
+                    <pic:cNvPr id="0" name="image4.png"/>
                     <pic:cNvPicPr preferRelativeResize="0"/>
                   </pic:nvPicPr>
                   <pic:blipFill>
@@ -10077,12 +10128,12 @@
           <wp:inline distB="114300" distT="114300" distL="114300" distR="114300">
             <wp:extent cx="5943600" cy="3390900"/>
             <wp:effectExtent b="0" l="0" r="0" t="0"/>
-            <wp:docPr id="60" name="image49.png"/>
+            <wp:docPr id="60" name="image58.png"/>
             <a:graphic>
               <a:graphicData uri="http://schemas.openxmlformats.org/drawingml/2006/picture">
                 <pic:pic>
                   <pic:nvPicPr>
-                    <pic:cNvPr id="0" name="image49.png"/>
+                    <pic:cNvPr id="0" name="image58.png"/>
                     <pic:cNvPicPr preferRelativeResize="0"/>
                   </pic:nvPicPr>
                   <pic:blipFill>
@@ -13287,12 +13338,12 @@
                 <wp:extent cx="2309813" cy="190500"/>
                 <wp:effectExtent b="0" l="0" r="0" t="0"/>
                 <wp:wrapNone/>
-                <wp:docPr id="7" name="image48.png"/>
+                <wp:docPr id="7" name="image32.png"/>
                 <a:graphic>
                   <a:graphicData uri="http://schemas.openxmlformats.org/drawingml/2006/picture">
                     <pic:pic>
                       <pic:nvPicPr>
-                        <pic:cNvPr id="0" name="image48.png"/>
+                        <pic:cNvPr id="0" name="image32.png"/>
                         <pic:cNvPicPr preferRelativeResize="0"/>
                       </pic:nvPicPr>
                       <pic:blipFill>
@@ -13379,12 +13430,12 @@
                 <wp:extent cx="2309813" cy="190500"/>
                 <wp:effectExtent b="0" l="0" r="0" t="0"/>
                 <wp:wrapNone/>
-                <wp:docPr id="9" name="image64.png"/>
+                <wp:docPr id="9" name="image43.png"/>
                 <a:graphic>
                   <a:graphicData uri="http://schemas.openxmlformats.org/drawingml/2006/picture">
                     <pic:pic>
                       <pic:nvPicPr>
-                        <pic:cNvPr id="0" name="image64.png"/>
+                        <pic:cNvPr id="0" name="image43.png"/>
                         <pic:cNvPicPr preferRelativeResize="0"/>
                       </pic:nvPicPr>
                       <pic:blipFill>
@@ -13471,12 +13522,12 @@
                 <wp:extent cx="3143250" cy="190500"/>
                 <wp:effectExtent b="0" l="0" r="0" t="0"/>
                 <wp:wrapNone/>
-                <wp:docPr id="12" name="image73.png"/>
+                <wp:docPr id="12" name="image55.png"/>
                 <a:graphic>
                   <a:graphicData uri="http://schemas.openxmlformats.org/drawingml/2006/picture">
                     <pic:pic>
                       <pic:nvPicPr>
-                        <pic:cNvPr id="0" name="image73.png"/>
+                        <pic:cNvPr id="0" name="image55.png"/>
                         <pic:cNvPicPr preferRelativeResize="0"/>
                       </pic:nvPicPr>
                       <pic:blipFill>
@@ -13563,12 +13614,12 @@
                 <wp:extent cx="3138488" cy="190500"/>
                 <wp:effectExtent b="0" l="0" r="0" t="0"/>
                 <wp:wrapNone/>
-                <wp:docPr id="6" name="image47.png"/>
+                <wp:docPr id="6" name="image31.png"/>
                 <a:graphic>
                   <a:graphicData uri="http://schemas.openxmlformats.org/drawingml/2006/picture">
                     <pic:pic>
                       <pic:nvPicPr>
-                        <pic:cNvPr id="0" name="image47.png"/>
+                        <pic:cNvPr id="0" name="image31.png"/>
                         <pic:cNvPicPr preferRelativeResize="0"/>
                       </pic:nvPicPr>
                       <pic:blipFill>
@@ -13655,12 +13706,12 @@
                 <wp:extent cx="3143250" cy="190500"/>
                 <wp:effectExtent b="0" l="0" r="0" t="0"/>
                 <wp:wrapNone/>
-                <wp:docPr id="18" name="image80.png"/>
+                <wp:docPr id="18" name="image78.png"/>
                 <a:graphic>
                   <a:graphicData uri="http://schemas.openxmlformats.org/drawingml/2006/picture">
                     <pic:pic>
                       <pic:nvPicPr>
-                        <pic:cNvPr id="0" name="image80.png"/>
+                        <pic:cNvPr id="0" name="image78.png"/>
                         <pic:cNvPicPr preferRelativeResize="0"/>
                       </pic:nvPicPr>
                       <pic:blipFill>
@@ -13747,12 +13798,12 @@
                 <wp:extent cx="3143250" cy="190500"/>
                 <wp:effectExtent b="0" l="0" r="0" t="0"/>
                 <wp:wrapNone/>
-                <wp:docPr id="15" name="image76.png"/>
+                <wp:docPr id="15" name="image69.png"/>
                 <a:graphic>
                   <a:graphicData uri="http://schemas.openxmlformats.org/drawingml/2006/picture">
                     <pic:pic>
                       <pic:nvPicPr>
-                        <pic:cNvPr id="0" name="image76.png"/>
+                        <pic:cNvPr id="0" name="image69.png"/>
                         <pic:cNvPicPr preferRelativeResize="0"/>
                       </pic:nvPicPr>
                       <pic:blipFill>
@@ -13839,12 +13890,12 @@
                 <wp:extent cx="2309813" cy="190500"/>
                 <wp:effectExtent b="0" l="0" r="0" t="0"/>
                 <wp:wrapNone/>
-                <wp:docPr id="14" name="image75.png"/>
+                <wp:docPr id="14" name="image64.png"/>
                 <a:graphic>
                   <a:graphicData uri="http://schemas.openxmlformats.org/drawingml/2006/picture">
                     <pic:pic>
                       <pic:nvPicPr>
-                        <pic:cNvPr id="0" name="image75.png"/>
+                        <pic:cNvPr id="0" name="image64.png"/>
                         <pic:cNvPicPr preferRelativeResize="0"/>
                       </pic:nvPicPr>
                       <pic:blipFill>
@@ -13931,12 +13982,12 @@
                 <wp:extent cx="3138488" cy="190500"/>
                 <wp:effectExtent b="0" l="0" r="0" t="0"/>
                 <wp:wrapNone/>
-                <wp:docPr id="1" name="image40.png"/>
+                <wp:docPr id="1" name="image13.png"/>
                 <a:graphic>
                   <a:graphicData uri="http://schemas.openxmlformats.org/drawingml/2006/picture">
                     <pic:pic>
                       <pic:nvPicPr>
-                        <pic:cNvPr id="0" name="image40.png"/>
+                        <pic:cNvPr id="0" name="image13.png"/>
                         <pic:cNvPicPr preferRelativeResize="0"/>
                       </pic:nvPicPr>
                       <pic:blipFill>
@@ -14023,12 +14074,12 @@
                 <wp:extent cx="3143250" cy="190500"/>
                 <wp:effectExtent b="0" l="0" r="0" t="0"/>
                 <wp:wrapNone/>
-                <wp:docPr id="19" name="image81.png"/>
+                <wp:docPr id="19" name="image79.png"/>
                 <a:graphic>
                   <a:graphicData uri="http://schemas.openxmlformats.org/drawingml/2006/picture">
                     <pic:pic>
                       <pic:nvPicPr>
-                        <pic:cNvPr id="0" name="image81.png"/>
+                        <pic:cNvPr id="0" name="image79.png"/>
                         <pic:cNvPicPr preferRelativeResize="0"/>
                       </pic:nvPicPr>
                       <pic:blipFill>
@@ -14115,12 +14166,12 @@
                 <wp:extent cx="3143250" cy="190500"/>
                 <wp:effectExtent b="0" l="0" r="0" t="0"/>
                 <wp:wrapNone/>
-                <wp:docPr id="16" name="image78.png"/>
+                <wp:docPr id="16" name="image74.png"/>
                 <a:graphic>
                   <a:graphicData uri="http://schemas.openxmlformats.org/drawingml/2006/picture">
                     <pic:pic>
                       <pic:nvPicPr>
-                        <pic:cNvPr id="0" name="image78.png"/>
+                        <pic:cNvPr id="0" name="image74.png"/>
                         <pic:cNvPicPr preferRelativeResize="0"/>
                       </pic:nvPicPr>
                       <pic:blipFill>
@@ -14207,12 +14258,12 @@
                 <wp:extent cx="1347788" cy="190500"/>
                 <wp:effectExtent b="0" l="0" r="0" t="0"/>
                 <wp:wrapNone/>
-                <wp:docPr id="11" name="image66.png"/>
+                <wp:docPr id="11" name="image51.png"/>
                 <a:graphic>
                   <a:graphicData uri="http://schemas.openxmlformats.org/drawingml/2006/picture">
                     <pic:pic>
                       <pic:nvPicPr>
-                        <pic:cNvPr id="0" name="image66.png"/>
+                        <pic:cNvPr id="0" name="image51.png"/>
                         <pic:cNvPicPr preferRelativeResize="0"/>
                       </pic:nvPicPr>
                       <pic:blipFill>
@@ -14299,12 +14350,12 @@
                 <wp:extent cx="3138488" cy="190500"/>
                 <wp:effectExtent b="0" l="0" r="0" t="0"/>
                 <wp:wrapNone/>
-                <wp:docPr id="3" name="image42.png"/>
+                <wp:docPr id="3" name="image15.png"/>
                 <a:graphic>
                   <a:graphicData uri="http://schemas.openxmlformats.org/drawingml/2006/picture">
                     <pic:pic>
                       <pic:nvPicPr>
-                        <pic:cNvPr id="0" name="image42.png"/>
+                        <pic:cNvPr id="0" name="image15.png"/>
                         <pic:cNvPicPr preferRelativeResize="0"/>
                       </pic:nvPicPr>
                       <pic:blipFill>
@@ -14391,12 +14442,12 @@
                 <wp:extent cx="3138488" cy="190500"/>
                 <wp:effectExtent b="0" l="0" r="0" t="0"/>
                 <wp:wrapNone/>
-                <wp:docPr id="2" name="image41.png"/>
+                <wp:docPr id="2" name="image14.png"/>
                 <a:graphic>
                   <a:graphicData uri="http://schemas.openxmlformats.org/drawingml/2006/picture">
                     <pic:pic>
                       <pic:nvPicPr>
-                        <pic:cNvPr id="0" name="image41.png"/>
+                        <pic:cNvPr id="0" name="image14.png"/>
                         <pic:cNvPicPr preferRelativeResize="0"/>
                       </pic:nvPicPr>
                       <pic:blipFill>
@@ -14483,12 +14534,12 @@
                 <wp:extent cx="3138488" cy="190500"/>
                 <wp:effectExtent b="0" l="0" r="0" t="0"/>
                 <wp:wrapNone/>
-                <wp:docPr id="13" name="image74.png"/>
+                <wp:docPr id="13" name="image56.png"/>
                 <a:graphic>
                   <a:graphicData uri="http://schemas.openxmlformats.org/drawingml/2006/picture">
                     <pic:pic>
                       <pic:nvPicPr>
-                        <pic:cNvPr id="0" name="image74.png"/>
+                        <pic:cNvPr id="0" name="image56.png"/>
                         <pic:cNvPicPr preferRelativeResize="0"/>
                       </pic:nvPicPr>
                       <pic:blipFill>
@@ -14613,12 +14664,12 @@
                 <wp:extent cx="2309813" cy="190500"/>
                 <wp:effectExtent b="0" l="0" r="0" t="0"/>
                 <wp:wrapNone/>
-                <wp:docPr id="10" name="image65.png"/>
+                <wp:docPr id="10" name="image48.png"/>
                 <a:graphic>
                   <a:graphicData uri="http://schemas.openxmlformats.org/drawingml/2006/picture">
                     <pic:pic>
                       <pic:nvPicPr>
-                        <pic:cNvPr id="0" name="image65.png"/>
+                        <pic:cNvPr id="0" name="image48.png"/>
                         <pic:cNvPicPr preferRelativeResize="0"/>
                       </pic:nvPicPr>
                       <pic:blipFill>
@@ -14705,12 +14756,12 @@
                 <wp:extent cx="3138488" cy="190500"/>
                 <wp:effectExtent b="0" l="0" r="0" t="0"/>
                 <wp:wrapNone/>
-                <wp:docPr id="5" name="image44.png"/>
+                <wp:docPr id="5" name="image30.png"/>
                 <a:graphic>
                   <a:graphicData uri="http://schemas.openxmlformats.org/drawingml/2006/picture">
                     <pic:pic>
                       <pic:nvPicPr>
-                        <pic:cNvPr id="0" name="image44.png"/>
+                        <pic:cNvPr id="0" name="image30.png"/>
                         <pic:cNvPicPr preferRelativeResize="0"/>
                       </pic:nvPicPr>
                       <pic:blipFill>
@@ -14797,12 +14848,12 @@
                 <wp:extent cx="2314575" cy="190500"/>
                 <wp:effectExtent b="0" l="0" r="0" t="0"/>
                 <wp:wrapNone/>
-                <wp:docPr id="17" name="image79.png"/>
+                <wp:docPr id="17" name="image75.png"/>
                 <a:graphic>
                   <a:graphicData uri="http://schemas.openxmlformats.org/drawingml/2006/picture">
                     <pic:pic>
                       <pic:nvPicPr>
-                        <pic:cNvPr id="0" name="image79.png"/>
+                        <pic:cNvPr id="0" name="image75.png"/>
                         <pic:cNvPicPr preferRelativeResize="0"/>
                       </pic:nvPicPr>
                       <pic:blipFill>
@@ -14889,12 +14940,12 @@
                 <wp:extent cx="1352550" cy="190500"/>
                 <wp:effectExtent b="0" l="0" r="0" t="0"/>
                 <wp:wrapNone/>
-                <wp:docPr id="8" name="image58.png"/>
+                <wp:docPr id="8" name="image37.png"/>
                 <a:graphic>
                   <a:graphicData uri="http://schemas.openxmlformats.org/drawingml/2006/picture">
                     <pic:pic>
                       <pic:nvPicPr>
-                        <pic:cNvPr id="0" name="image58.png"/>
+                        <pic:cNvPr id="0" name="image37.png"/>
                         <pic:cNvPicPr preferRelativeResize="0"/>
                       </pic:nvPicPr>
                       <pic:blipFill>
@@ -14981,12 +15032,12 @@
                 <wp:extent cx="3143250" cy="190500"/>
                 <wp:effectExtent b="0" l="0" r="0" t="0"/>
                 <wp:wrapNone/>
-                <wp:docPr id="4" name="image43.png"/>
+                <wp:docPr id="4" name="image23.png"/>
                 <a:graphic>
                   <a:graphicData uri="http://schemas.openxmlformats.org/drawingml/2006/picture">
                     <pic:pic>
                       <pic:nvPicPr>
-                        <pic:cNvPr id="0" name="image43.png"/>
+                        <pic:cNvPr id="0" name="image23.png"/>
                         <pic:cNvPicPr preferRelativeResize="0"/>
                       </pic:nvPicPr>
                       <pic:blipFill>
@@ -15199,7 +15250,7 @@
       <w:pPr>
         <w:numPr>
           <w:ilvl w:val="0"/>
-          <w:numId w:val="16"/>
+          <w:numId w:val="17"/>
         </w:numPr>
         <w:pBdr>
           <w:top w:color="auto" w:space="0" w:sz="0" w:val="none"/>
@@ -15233,7 +15284,7 @@
       <w:pPr>
         <w:numPr>
           <w:ilvl w:val="0"/>
-          <w:numId w:val="16"/>
+          <w:numId w:val="17"/>
         </w:numPr>
         <w:pBdr>
           <w:top w:color="auto" w:space="0" w:sz="0" w:val="none"/>
@@ -15268,7 +15319,7 @@
       <w:pPr>
         <w:numPr>
           <w:ilvl w:val="0"/>
-          <w:numId w:val="16"/>
+          <w:numId w:val="17"/>
         </w:numPr>
         <w:pBdr>
           <w:top w:color="auto" w:space="0" w:sz="0" w:val="none"/>
@@ -15302,7 +15353,7 @@
       <w:pPr>
         <w:numPr>
           <w:ilvl w:val="0"/>
-          <w:numId w:val="16"/>
+          <w:numId w:val="17"/>
         </w:numPr>
         <w:pBdr>
           <w:top w:color="auto" w:space="0" w:sz="0" w:val="none"/>
@@ -15336,7 +15387,7 @@
       <w:pPr>
         <w:numPr>
           <w:ilvl w:val="0"/>
-          <w:numId w:val="16"/>
+          <w:numId w:val="17"/>
         </w:numPr>
         <w:pBdr>
           <w:top w:color="auto" w:space="0" w:sz="0" w:val="none"/>
@@ -15820,6 +15871,586 @@
           <w:szCs w:val="24"/>
         </w:rPr>
       </w:pPr>
+      <w:r>
+        <w:rPr>
+          <w:rtl w:val="0"/>
+        </w:rPr>
+      </w:r>
+    </w:p>
+    <w:bookmarkStart w:colFirst="0" w:colLast="0" w:name="wmdoqlqf9pww" w:id="30"/>
+    <w:bookmarkEnd w:id="30"/>
+    <w:p>
+      <w:pPr>
+        <w:numPr>
+          <w:ilvl w:val="0"/>
+          <w:numId w:val="2"/>
+        </w:numPr>
+        <w:spacing w:after="0" w:afterAutospacing="0" w:line="360" w:lineRule="auto"/>
+        <w:ind w:left="720" w:hanging="360"/>
+        <w:rPr>
+          <w:rFonts w:ascii="Times New Roman" w:cs="Times New Roman" w:eastAsia="Times New Roman" w:hAnsi="Times New Roman"/>
+          <w:b w:val="1"/>
+          <w:sz w:val="28"/>
+          <w:szCs w:val="28"/>
+        </w:rPr>
+      </w:pPr>
+      <w:r>
+        <w:rPr>
+          <w:rFonts w:ascii="Times New Roman" w:cs="Times New Roman" w:eastAsia="Times New Roman" w:hAnsi="Times New Roman"/>
+          <w:b w:val="1"/>
+          <w:sz w:val="28"/>
+          <w:szCs w:val="28"/>
+          <w:rtl w:val="0"/>
+        </w:rPr>
+        <w:t xml:space="preserve">Raport muncă echipă</w:t>
+      </w:r>
+      <w:r>
+        <w:rPr>
+          <w:rtl w:val="0"/>
+        </w:rPr>
+      </w:r>
+    </w:p>
+    <w:p>
+      <w:pPr>
+        <w:numPr>
+          <w:ilvl w:val="0"/>
+          <w:numId w:val="14"/>
+        </w:numPr>
+        <w:spacing w:after="0" w:afterAutospacing="0" w:line="360" w:lineRule="auto"/>
+        <w:ind w:left="720" w:hanging="360"/>
+        <w:jc w:val="both"/>
+        <w:rPr>
+          <w:rFonts w:ascii="Times New Roman" w:cs="Times New Roman" w:eastAsia="Times New Roman" w:hAnsi="Times New Roman"/>
+          <w:sz w:val="24"/>
+          <w:szCs w:val="24"/>
+          <w:u w:val="none"/>
+        </w:rPr>
+      </w:pPr>
+      <w:r>
+        <w:rPr>
+          <w:rFonts w:ascii="Times New Roman" w:cs="Times New Roman" w:eastAsia="Times New Roman" w:hAnsi="Times New Roman"/>
+          <w:sz w:val="24"/>
+          <w:szCs w:val="24"/>
+          <w:rtl w:val="0"/>
+        </w:rPr>
+        <w:t xml:space="preserve">Popescu Paullo - Product Owner</w:t>
+      </w:r>
+    </w:p>
+    <w:p>
+      <w:pPr>
+        <w:numPr>
+          <w:ilvl w:val="1"/>
+          <w:numId w:val="14"/>
+        </w:numPr>
+        <w:spacing w:after="0" w:afterAutospacing="0" w:line="360" w:lineRule="auto"/>
+        <w:ind w:left="1440" w:hanging="360"/>
+        <w:jc w:val="both"/>
+        <w:rPr>
+          <w:rFonts w:ascii="Times New Roman" w:cs="Times New Roman" w:eastAsia="Times New Roman" w:hAnsi="Times New Roman"/>
+          <w:sz w:val="24"/>
+          <w:szCs w:val="24"/>
+        </w:rPr>
+      </w:pPr>
+      <w:r>
+        <w:rPr>
+          <w:rFonts w:ascii="Times New Roman" w:cs="Times New Roman" w:eastAsia="Times New Roman" w:hAnsi="Times New Roman"/>
+          <w:sz w:val="24"/>
+          <w:szCs w:val="24"/>
+          <w:rtl w:val="0"/>
+        </w:rPr>
+        <w:t xml:space="preserve">Contribuție: Redactarea documentației proiectului și User Stories, inclusiv specificații funcționale, cerințe tehnice, și structură.</w:t>
+      </w:r>
+    </w:p>
+    <w:p>
+      <w:pPr>
+        <w:numPr>
+          <w:ilvl w:val="2"/>
+          <w:numId w:val="14"/>
+        </w:numPr>
+        <w:spacing w:after="0" w:afterAutospacing="0" w:line="360" w:lineRule="auto"/>
+        <w:ind w:left="2160" w:hanging="360"/>
+        <w:jc w:val="both"/>
+        <w:rPr>
+          <w:rFonts w:ascii="Times New Roman" w:cs="Times New Roman" w:eastAsia="Times New Roman" w:hAnsi="Times New Roman"/>
+          <w:sz w:val="24"/>
+          <w:szCs w:val="24"/>
+          <w:u w:val="none"/>
+        </w:rPr>
+      </w:pPr>
+      <w:r>
+        <w:rPr>
+          <w:rFonts w:ascii="Times New Roman" w:cs="Times New Roman" w:eastAsia="Times New Roman" w:hAnsi="Times New Roman"/>
+          <w:sz w:val="24"/>
+          <w:szCs w:val="24"/>
+          <w:rtl w:val="0"/>
+        </w:rPr>
+        <w:t xml:space="preserve">Diagrame: Use Case diagram, Diagrama pentru procesul de autentificare</w:t>
+      </w:r>
+    </w:p>
+    <w:p>
+      <w:pPr>
+        <w:numPr>
+          <w:ilvl w:val="1"/>
+          <w:numId w:val="14"/>
+        </w:numPr>
+        <w:spacing w:after="0" w:afterAutospacing="0" w:line="360" w:lineRule="auto"/>
+        <w:ind w:left="1440" w:hanging="360"/>
+        <w:jc w:val="both"/>
+        <w:rPr>
+          <w:rFonts w:ascii="Times New Roman" w:cs="Times New Roman" w:eastAsia="Times New Roman" w:hAnsi="Times New Roman"/>
+          <w:sz w:val="24"/>
+          <w:szCs w:val="24"/>
+          <w:u w:val="none"/>
+        </w:rPr>
+      </w:pPr>
+      <w:r>
+        <w:rPr>
+          <w:rFonts w:ascii="Times New Roman" w:cs="Times New Roman" w:eastAsia="Times New Roman" w:hAnsi="Times New Roman"/>
+          <w:sz w:val="24"/>
+          <w:szCs w:val="24"/>
+          <w:rtl w:val="0"/>
+        </w:rPr>
+        <w:t xml:space="preserve">Procent din proiect: 20%</w:t>
+      </w:r>
+    </w:p>
+    <w:p>
+      <w:pPr>
+        <w:numPr>
+          <w:ilvl w:val="0"/>
+          <w:numId w:val="14"/>
+        </w:numPr>
+        <w:spacing w:after="0" w:afterAutospacing="0" w:line="360" w:lineRule="auto"/>
+        <w:ind w:left="720" w:hanging="360"/>
+        <w:jc w:val="both"/>
+        <w:rPr>
+          <w:rFonts w:ascii="Times New Roman" w:cs="Times New Roman" w:eastAsia="Times New Roman" w:hAnsi="Times New Roman"/>
+          <w:sz w:val="24"/>
+          <w:szCs w:val="24"/>
+          <w:u w:val="none"/>
+        </w:rPr>
+      </w:pPr>
+      <w:r>
+        <w:rPr>
+          <w:rFonts w:ascii="Times New Roman" w:cs="Times New Roman" w:eastAsia="Times New Roman" w:hAnsi="Times New Roman"/>
+          <w:sz w:val="24"/>
+          <w:szCs w:val="24"/>
+          <w:rtl w:val="0"/>
+        </w:rPr>
+        <w:t xml:space="preserve">Cristea Bianca - Scrum Master</w:t>
+      </w:r>
+    </w:p>
+    <w:p>
+      <w:pPr>
+        <w:numPr>
+          <w:ilvl w:val="1"/>
+          <w:numId w:val="14"/>
+        </w:numPr>
+        <w:spacing w:after="0" w:afterAutospacing="0" w:line="360" w:lineRule="auto"/>
+        <w:ind w:left="1440" w:hanging="360"/>
+        <w:jc w:val="both"/>
+        <w:rPr>
+          <w:rFonts w:ascii="Times New Roman" w:cs="Times New Roman" w:eastAsia="Times New Roman" w:hAnsi="Times New Roman"/>
+          <w:sz w:val="24"/>
+          <w:szCs w:val="24"/>
+          <w:u w:val="none"/>
+        </w:rPr>
+      </w:pPr>
+      <w:r>
+        <w:rPr>
+          <w:rFonts w:ascii="Times New Roman" w:cs="Times New Roman" w:eastAsia="Times New Roman" w:hAnsi="Times New Roman"/>
+          <w:sz w:val="24"/>
+          <w:szCs w:val="24"/>
+          <w:rtl w:val="0"/>
+        </w:rPr>
+        <w:t xml:space="preserve">Contribuție: diagrame</w:t>
+      </w:r>
+    </w:p>
+    <w:p>
+      <w:pPr>
+        <w:numPr>
+          <w:ilvl w:val="2"/>
+          <w:numId w:val="14"/>
+        </w:numPr>
+        <w:spacing w:after="0" w:afterAutospacing="0" w:line="360" w:lineRule="auto"/>
+        <w:ind w:left="2160" w:hanging="360"/>
+        <w:jc w:val="both"/>
+        <w:rPr>
+          <w:rFonts w:ascii="Times New Roman" w:cs="Times New Roman" w:eastAsia="Times New Roman" w:hAnsi="Times New Roman"/>
+          <w:sz w:val="24"/>
+          <w:szCs w:val="24"/>
+          <w:u w:val="none"/>
+        </w:rPr>
+      </w:pPr>
+      <w:r>
+        <w:rPr>
+          <w:rFonts w:ascii="Times New Roman" w:cs="Times New Roman" w:eastAsia="Times New Roman" w:hAnsi="Times New Roman"/>
+          <w:sz w:val="24"/>
+          <w:szCs w:val="24"/>
+          <w:rtl w:val="0"/>
+        </w:rPr>
+        <w:t xml:space="preserve">Workflow diagram, diagrama bazei de date</w:t>
+      </w:r>
+    </w:p>
+    <w:p>
+      <w:pPr>
+        <w:numPr>
+          <w:ilvl w:val="1"/>
+          <w:numId w:val="14"/>
+        </w:numPr>
+        <w:spacing w:after="0" w:afterAutospacing="0" w:line="360" w:lineRule="auto"/>
+        <w:ind w:left="1440" w:hanging="360"/>
+        <w:jc w:val="both"/>
+        <w:rPr>
+          <w:rFonts w:ascii="Times New Roman" w:cs="Times New Roman" w:eastAsia="Times New Roman" w:hAnsi="Times New Roman"/>
+          <w:sz w:val="24"/>
+          <w:szCs w:val="24"/>
+        </w:rPr>
+      </w:pPr>
+      <w:r>
+        <w:rPr>
+          <w:rFonts w:ascii="Times New Roman" w:cs="Times New Roman" w:eastAsia="Times New Roman" w:hAnsi="Times New Roman"/>
+          <w:sz w:val="24"/>
+          <w:szCs w:val="24"/>
+          <w:rtl w:val="0"/>
+        </w:rPr>
+        <w:t xml:space="preserve">Contribuție: Realizarea backend-ului.</w:t>
+      </w:r>
+    </w:p>
+    <w:p>
+      <w:pPr>
+        <w:numPr>
+          <w:ilvl w:val="2"/>
+          <w:numId w:val="14"/>
+        </w:numPr>
+        <w:spacing w:after="0" w:afterAutospacing="0" w:line="360" w:lineRule="auto"/>
+        <w:ind w:left="2160" w:hanging="360"/>
+        <w:jc w:val="both"/>
+        <w:rPr>
+          <w:rFonts w:ascii="Times New Roman" w:cs="Times New Roman" w:eastAsia="Times New Roman" w:hAnsi="Times New Roman"/>
+          <w:sz w:val="24"/>
+          <w:szCs w:val="24"/>
+          <w:u w:val="none"/>
+        </w:rPr>
+      </w:pPr>
+      <w:r>
+        <w:rPr>
+          <w:rFonts w:ascii="Times New Roman" w:cs="Times New Roman" w:eastAsia="Times New Roman" w:hAnsi="Times New Roman"/>
+          <w:sz w:val="24"/>
+          <w:szCs w:val="24"/>
+          <w:rtl w:val="0"/>
+        </w:rPr>
+        <w:t xml:space="preserve">Sistem complet de autentificare, 2FA</w:t>
+      </w:r>
+    </w:p>
+    <w:p>
+      <w:pPr>
+        <w:numPr>
+          <w:ilvl w:val="2"/>
+          <w:numId w:val="14"/>
+        </w:numPr>
+        <w:spacing w:after="0" w:afterAutospacing="0" w:line="360" w:lineRule="auto"/>
+        <w:ind w:left="2160" w:hanging="360"/>
+        <w:jc w:val="both"/>
+        <w:rPr>
+          <w:rFonts w:ascii="Times New Roman" w:cs="Times New Roman" w:eastAsia="Times New Roman" w:hAnsi="Times New Roman"/>
+          <w:sz w:val="24"/>
+          <w:szCs w:val="24"/>
+          <w:u w:val="none"/>
+        </w:rPr>
+      </w:pPr>
+      <w:r>
+        <w:rPr>
+          <w:rFonts w:ascii="Times New Roman" w:cs="Times New Roman" w:eastAsia="Times New Roman" w:hAnsi="Times New Roman"/>
+          <w:sz w:val="24"/>
+          <w:szCs w:val="24"/>
+          <w:rtl w:val="0"/>
+        </w:rPr>
+        <w:t xml:space="preserve">Resetare parola, adaugare/editare poza profil, editare email/username, ștergere cont</w:t>
+      </w:r>
+    </w:p>
+    <w:p>
+      <w:pPr>
+        <w:numPr>
+          <w:ilvl w:val="2"/>
+          <w:numId w:val="14"/>
+        </w:numPr>
+        <w:spacing w:after="0" w:afterAutospacing="0" w:line="360" w:lineRule="auto"/>
+        <w:ind w:left="2160" w:hanging="360"/>
+        <w:jc w:val="both"/>
+        <w:rPr>
+          <w:rFonts w:ascii="Times New Roman" w:cs="Times New Roman" w:eastAsia="Times New Roman" w:hAnsi="Times New Roman"/>
+          <w:sz w:val="24"/>
+          <w:szCs w:val="24"/>
+          <w:u w:val="none"/>
+        </w:rPr>
+      </w:pPr>
+      <w:r>
+        <w:rPr>
+          <w:rFonts w:ascii="Times New Roman" w:cs="Times New Roman" w:eastAsia="Times New Roman" w:hAnsi="Times New Roman"/>
+          <w:sz w:val="24"/>
+          <w:szCs w:val="24"/>
+          <w:rtl w:val="0"/>
+        </w:rPr>
+        <w:t xml:space="preserve">Căutarea utilizatorilor în aplicație</w:t>
+      </w:r>
+    </w:p>
+    <w:p>
+      <w:pPr>
+        <w:numPr>
+          <w:ilvl w:val="2"/>
+          <w:numId w:val="14"/>
+        </w:numPr>
+        <w:spacing w:after="0" w:afterAutospacing="0" w:line="360" w:lineRule="auto"/>
+        <w:ind w:left="2160" w:hanging="360"/>
+        <w:jc w:val="both"/>
+        <w:rPr>
+          <w:rFonts w:ascii="Times New Roman" w:cs="Times New Roman" w:eastAsia="Times New Roman" w:hAnsi="Times New Roman"/>
+          <w:sz w:val="24"/>
+          <w:szCs w:val="24"/>
+          <w:u w:val="none"/>
+        </w:rPr>
+      </w:pPr>
+      <w:r>
+        <w:rPr>
+          <w:rFonts w:ascii="Times New Roman" w:cs="Times New Roman" w:eastAsia="Times New Roman" w:hAnsi="Times New Roman"/>
+          <w:sz w:val="24"/>
+          <w:szCs w:val="24"/>
+          <w:rtl w:val="0"/>
+        </w:rPr>
+        <w:t xml:space="preserve">Sistem complet de chat -&gt; crearea unei conversații (chat), trimitere mesaje/poze </w:t>
+      </w:r>
+    </w:p>
+    <w:p>
+      <w:pPr>
+        <w:numPr>
+          <w:ilvl w:val="1"/>
+          <w:numId w:val="14"/>
+        </w:numPr>
+        <w:spacing w:after="0" w:afterAutospacing="0" w:line="360" w:lineRule="auto"/>
+        <w:ind w:left="1440" w:hanging="360"/>
+        <w:jc w:val="both"/>
+        <w:rPr>
+          <w:rFonts w:ascii="Times New Roman" w:cs="Times New Roman" w:eastAsia="Times New Roman" w:hAnsi="Times New Roman"/>
+          <w:sz w:val="24"/>
+          <w:szCs w:val="24"/>
+          <w:u w:val="none"/>
+        </w:rPr>
+      </w:pPr>
+      <w:r>
+        <w:rPr>
+          <w:rFonts w:ascii="Times New Roman" w:cs="Times New Roman" w:eastAsia="Times New Roman" w:hAnsi="Times New Roman"/>
+          <w:sz w:val="24"/>
+          <w:szCs w:val="24"/>
+          <w:rtl w:val="0"/>
+        </w:rPr>
+        <w:t xml:space="preserve">Procent din proiect: 40%</w:t>
+      </w:r>
+    </w:p>
+    <w:p>
+      <w:pPr>
+        <w:numPr>
+          <w:ilvl w:val="0"/>
+          <w:numId w:val="14"/>
+        </w:numPr>
+        <w:spacing w:after="0" w:afterAutospacing="0" w:line="360" w:lineRule="auto"/>
+        <w:ind w:left="720" w:hanging="360"/>
+        <w:jc w:val="both"/>
+        <w:rPr>
+          <w:rFonts w:ascii="Times New Roman" w:cs="Times New Roman" w:eastAsia="Times New Roman" w:hAnsi="Times New Roman"/>
+          <w:sz w:val="24"/>
+          <w:szCs w:val="24"/>
+          <w:u w:val="none"/>
+        </w:rPr>
+      </w:pPr>
+      <w:r>
+        <w:rPr>
+          <w:rFonts w:ascii="Times New Roman" w:cs="Times New Roman" w:eastAsia="Times New Roman" w:hAnsi="Times New Roman"/>
+          <w:sz w:val="24"/>
+          <w:szCs w:val="24"/>
+          <w:rtl w:val="0"/>
+        </w:rPr>
+        <w:t xml:space="preserve">Aldea Alexia (dezvoltator)</w:t>
+      </w:r>
+    </w:p>
+    <w:p>
+      <w:pPr>
+        <w:numPr>
+          <w:ilvl w:val="1"/>
+          <w:numId w:val="14"/>
+        </w:numPr>
+        <w:spacing w:after="0" w:afterAutospacing="0" w:line="360" w:lineRule="auto"/>
+        <w:ind w:left="1440" w:hanging="360"/>
+        <w:jc w:val="both"/>
+        <w:rPr>
+          <w:rFonts w:ascii="Times New Roman" w:cs="Times New Roman" w:eastAsia="Times New Roman" w:hAnsi="Times New Roman"/>
+          <w:sz w:val="24"/>
+          <w:szCs w:val="24"/>
+        </w:rPr>
+      </w:pPr>
+      <w:r>
+        <w:rPr>
+          <w:rFonts w:ascii="Times New Roman" w:cs="Times New Roman" w:eastAsia="Times New Roman" w:hAnsi="Times New Roman"/>
+          <w:sz w:val="24"/>
+          <w:szCs w:val="24"/>
+          <w:rtl w:val="0"/>
+        </w:rPr>
+        <w:t xml:space="preserve">Contribuție: Integrare completă în aplicația mobilă pentru platforma iOS</w:t>
+      </w:r>
+    </w:p>
+    <w:p>
+      <w:pPr>
+        <w:numPr>
+          <w:ilvl w:val="2"/>
+          <w:numId w:val="14"/>
+        </w:numPr>
+        <w:spacing w:after="0" w:afterAutospacing="0" w:line="360" w:lineRule="auto"/>
+        <w:ind w:left="2160" w:hanging="360"/>
+        <w:jc w:val="both"/>
+        <w:rPr>
+          <w:rFonts w:ascii="Times New Roman" w:cs="Times New Roman" w:eastAsia="Times New Roman" w:hAnsi="Times New Roman"/>
+          <w:sz w:val="24"/>
+          <w:szCs w:val="24"/>
+          <w:u w:val="none"/>
+        </w:rPr>
+      </w:pPr>
+      <w:r>
+        <w:rPr>
+          <w:rFonts w:ascii="Times New Roman" w:cs="Times New Roman" w:eastAsia="Times New Roman" w:hAnsi="Times New Roman"/>
+          <w:sz w:val="24"/>
+          <w:szCs w:val="24"/>
+          <w:rtl w:val="0"/>
+        </w:rPr>
+        <w:t xml:space="preserve">Toate rutele create in backend, implementate în aplicația mobilă </w:t>
+      </w:r>
+    </w:p>
+    <w:p>
+      <w:pPr>
+        <w:numPr>
+          <w:ilvl w:val="2"/>
+          <w:numId w:val="14"/>
+        </w:numPr>
+        <w:spacing w:after="0" w:afterAutospacing="0" w:line="360" w:lineRule="auto"/>
+        <w:ind w:left="2160" w:hanging="360"/>
+        <w:jc w:val="both"/>
+        <w:rPr>
+          <w:rFonts w:ascii="Times New Roman" w:cs="Times New Roman" w:eastAsia="Times New Roman" w:hAnsi="Times New Roman"/>
+          <w:sz w:val="24"/>
+          <w:szCs w:val="24"/>
+          <w:u w:val="none"/>
+        </w:rPr>
+      </w:pPr>
+      <w:r>
+        <w:rPr>
+          <w:rFonts w:ascii="Times New Roman" w:cs="Times New Roman" w:eastAsia="Times New Roman" w:hAnsi="Times New Roman"/>
+          <w:sz w:val="24"/>
+          <w:szCs w:val="24"/>
+          <w:rtl w:val="0"/>
+        </w:rPr>
+        <w:t xml:space="preserve">Interfața utilizator, toate funcționalitățile aplicației </w:t>
+      </w:r>
+    </w:p>
+    <w:p>
+      <w:pPr>
+        <w:numPr>
+          <w:ilvl w:val="1"/>
+          <w:numId w:val="14"/>
+        </w:numPr>
+        <w:spacing w:after="0" w:afterAutospacing="0" w:line="360" w:lineRule="auto"/>
+        <w:ind w:left="1440" w:hanging="360"/>
+        <w:jc w:val="both"/>
+        <w:rPr>
+          <w:rFonts w:ascii="Times New Roman" w:cs="Times New Roman" w:eastAsia="Times New Roman" w:hAnsi="Times New Roman"/>
+          <w:sz w:val="24"/>
+          <w:szCs w:val="24"/>
+        </w:rPr>
+      </w:pPr>
+      <w:r>
+        <w:rPr>
+          <w:rFonts w:ascii="Times New Roman" w:cs="Times New Roman" w:eastAsia="Times New Roman" w:hAnsi="Times New Roman"/>
+          <w:sz w:val="24"/>
+          <w:szCs w:val="24"/>
+          <w:rtl w:val="0"/>
+        </w:rPr>
+        <w:t xml:space="preserve">Contribuție: Backend</w:t>
+      </w:r>
+    </w:p>
+    <w:p>
+      <w:pPr>
+        <w:numPr>
+          <w:ilvl w:val="2"/>
+          <w:numId w:val="14"/>
+        </w:numPr>
+        <w:spacing w:after="0" w:afterAutospacing="0" w:line="360" w:lineRule="auto"/>
+        <w:ind w:left="2160" w:hanging="360"/>
+        <w:jc w:val="both"/>
+        <w:rPr>
+          <w:rFonts w:ascii="Times New Roman" w:cs="Times New Roman" w:eastAsia="Times New Roman" w:hAnsi="Times New Roman"/>
+          <w:sz w:val="24"/>
+          <w:szCs w:val="24"/>
+          <w:u w:val="none"/>
+        </w:rPr>
+      </w:pPr>
+      <w:r>
+        <w:rPr>
+          <w:rFonts w:ascii="Times New Roman" w:cs="Times New Roman" w:eastAsia="Times New Roman" w:hAnsi="Times New Roman"/>
+          <w:sz w:val="24"/>
+          <w:szCs w:val="24"/>
+          <w:rtl w:val="0"/>
+        </w:rPr>
+        <w:t xml:space="preserve">Integrare Stripe pentru plăti</w:t>
+      </w:r>
+    </w:p>
+    <w:p>
+      <w:pPr>
+        <w:numPr>
+          <w:ilvl w:val="2"/>
+          <w:numId w:val="14"/>
+        </w:numPr>
+        <w:spacing w:after="0" w:afterAutospacing="0" w:line="360" w:lineRule="auto"/>
+        <w:ind w:left="2160" w:hanging="360"/>
+        <w:jc w:val="both"/>
+        <w:rPr>
+          <w:rFonts w:ascii="Times New Roman" w:cs="Times New Roman" w:eastAsia="Times New Roman" w:hAnsi="Times New Roman"/>
+          <w:sz w:val="24"/>
+          <w:szCs w:val="24"/>
+          <w:u w:val="none"/>
+        </w:rPr>
+      </w:pPr>
+      <w:r>
+        <w:rPr>
+          <w:rFonts w:ascii="Times New Roman" w:cs="Times New Roman" w:eastAsia="Times New Roman" w:hAnsi="Times New Roman"/>
+          <w:sz w:val="24"/>
+          <w:szCs w:val="24"/>
+          <w:rtl w:val="0"/>
+        </w:rPr>
+        <w:t xml:space="preserve">Postări -&gt; regula de afișare a acesta în pagina principala (Home -&gt; în funcție de nivel), adăugare comentariu/apreciere (like/unlike), șterge/raportare postare; pe pagina artistului: adăugare/ștergere postare, adăugare comentariu/apreciere (like/unlike)</w:t>
+      </w:r>
+    </w:p>
+    <w:p>
+      <w:pPr>
+        <w:numPr>
+          <w:ilvl w:val="2"/>
+          <w:numId w:val="14"/>
+        </w:numPr>
+        <w:spacing w:line="360" w:lineRule="auto"/>
+        <w:ind w:left="2160" w:hanging="360"/>
+        <w:jc w:val="both"/>
+        <w:rPr>
+          <w:rFonts w:ascii="Times New Roman" w:cs="Times New Roman" w:eastAsia="Times New Roman" w:hAnsi="Times New Roman"/>
+          <w:sz w:val="24"/>
+          <w:szCs w:val="24"/>
+          <w:u w:val="none"/>
+        </w:rPr>
+      </w:pPr>
+      <w:r>
+        <w:rPr>
+          <w:rFonts w:ascii="Times New Roman" w:cs="Times New Roman" w:eastAsia="Times New Roman" w:hAnsi="Times New Roman"/>
+          <w:sz w:val="24"/>
+          <w:szCs w:val="24"/>
+          <w:rtl w:val="0"/>
+        </w:rPr>
+        <w:t xml:space="preserve">Procent din proiect: 40%</w:t>
+      </w:r>
       <w:r>
         <w:rPr>
           <w:rtl w:val="0"/>
@@ -17270,6 +17901,116 @@
   <w:abstractNum w:abstractNumId="14">
     <w:lvl w:ilvl="0">
       <w:start w:val="1"/>
+      <w:numFmt w:val="bullet"/>
+      <w:lvlText w:val="●"/>
+      <w:lvlJc w:val="left"/>
+      <w:pPr>
+        <w:ind w:left="720" w:hanging="360"/>
+      </w:pPr>
+      <w:rPr>
+        <w:u w:val="none"/>
+      </w:rPr>
+    </w:lvl>
+    <w:lvl w:ilvl="1">
+      <w:start w:val="1"/>
+      <w:numFmt w:val="bullet"/>
+      <w:lvlText w:val="○"/>
+      <w:lvlJc w:val="left"/>
+      <w:pPr>
+        <w:ind w:left="1440" w:hanging="360"/>
+      </w:pPr>
+      <w:rPr>
+        <w:u w:val="none"/>
+      </w:rPr>
+    </w:lvl>
+    <w:lvl w:ilvl="2">
+      <w:start w:val="1"/>
+      <w:numFmt w:val="bullet"/>
+      <w:lvlText w:val="■"/>
+      <w:lvlJc w:val="left"/>
+      <w:pPr>
+        <w:ind w:left="2160" w:hanging="360"/>
+      </w:pPr>
+      <w:rPr>
+        <w:u w:val="none"/>
+      </w:rPr>
+    </w:lvl>
+    <w:lvl w:ilvl="3">
+      <w:start w:val="1"/>
+      <w:numFmt w:val="bullet"/>
+      <w:lvlText w:val="●"/>
+      <w:lvlJc w:val="left"/>
+      <w:pPr>
+        <w:ind w:left="2880" w:hanging="360"/>
+      </w:pPr>
+      <w:rPr>
+        <w:u w:val="none"/>
+      </w:rPr>
+    </w:lvl>
+    <w:lvl w:ilvl="4">
+      <w:start w:val="1"/>
+      <w:numFmt w:val="bullet"/>
+      <w:lvlText w:val="○"/>
+      <w:lvlJc w:val="left"/>
+      <w:pPr>
+        <w:ind w:left="3600" w:hanging="360"/>
+      </w:pPr>
+      <w:rPr>
+        <w:u w:val="none"/>
+      </w:rPr>
+    </w:lvl>
+    <w:lvl w:ilvl="5">
+      <w:start w:val="1"/>
+      <w:numFmt w:val="bullet"/>
+      <w:lvlText w:val="■"/>
+      <w:lvlJc w:val="left"/>
+      <w:pPr>
+        <w:ind w:left="4320" w:hanging="360"/>
+      </w:pPr>
+      <w:rPr>
+        <w:u w:val="none"/>
+      </w:rPr>
+    </w:lvl>
+    <w:lvl w:ilvl="6">
+      <w:start w:val="1"/>
+      <w:numFmt w:val="bullet"/>
+      <w:lvlText w:val="●"/>
+      <w:lvlJc w:val="left"/>
+      <w:pPr>
+        <w:ind w:left="5040" w:hanging="360"/>
+      </w:pPr>
+      <w:rPr>
+        <w:u w:val="none"/>
+      </w:rPr>
+    </w:lvl>
+    <w:lvl w:ilvl="7">
+      <w:start w:val="1"/>
+      <w:numFmt w:val="bullet"/>
+      <w:lvlText w:val="○"/>
+      <w:lvlJc w:val="left"/>
+      <w:pPr>
+        <w:ind w:left="5760" w:hanging="360"/>
+      </w:pPr>
+      <w:rPr>
+        <w:u w:val="none"/>
+      </w:rPr>
+    </w:lvl>
+    <w:lvl w:ilvl="8">
+      <w:start w:val="1"/>
+      <w:numFmt w:val="bullet"/>
+      <w:lvlText w:val="■"/>
+      <w:lvlJc w:val="left"/>
+      <w:pPr>
+        <w:ind w:left="6480" w:hanging="360"/>
+      </w:pPr>
+      <w:rPr>
+        <w:u w:val="none"/>
+      </w:rPr>
+    </w:lvl>
+  </w:abstractNum>
+  <w:abstractNum w:abstractNumId="15">
+    <w:lvl w:ilvl="0">
+      <w:start w:val="1"/>
       <w:numFmt w:val="decimal"/>
       <w:lvlText w:val="%1."/>
       <w:lvlJc w:val="right"/>
@@ -17377,121 +18118,11 @@
       </w:rPr>
     </w:lvl>
   </w:abstractNum>
-  <w:abstractNum w:abstractNumId="15">
-    <w:lvl w:ilvl="0">
-      <w:start w:val="1"/>
-      <w:numFmt w:val="bullet"/>
-      <w:lvlText w:val="➢"/>
-      <w:lvlJc w:val="left"/>
-      <w:pPr>
-        <w:ind w:left="720" w:hanging="360"/>
-      </w:pPr>
-      <w:rPr>
-        <w:u w:val="none"/>
-      </w:rPr>
-    </w:lvl>
-    <w:lvl w:ilvl="1">
-      <w:start w:val="1"/>
-      <w:numFmt w:val="bullet"/>
-      <w:lvlText w:val="○"/>
-      <w:lvlJc w:val="left"/>
-      <w:pPr>
-        <w:ind w:left="1440" w:hanging="360"/>
-      </w:pPr>
-      <w:rPr>
-        <w:u w:val="none"/>
-      </w:rPr>
-    </w:lvl>
-    <w:lvl w:ilvl="2">
-      <w:start w:val="1"/>
-      <w:numFmt w:val="bullet"/>
-      <w:lvlText w:val="■"/>
-      <w:lvlJc w:val="left"/>
-      <w:pPr>
-        <w:ind w:left="2160" w:hanging="360"/>
-      </w:pPr>
-      <w:rPr>
-        <w:u w:val="none"/>
-      </w:rPr>
-    </w:lvl>
-    <w:lvl w:ilvl="3">
-      <w:start w:val="1"/>
-      <w:numFmt w:val="bullet"/>
-      <w:lvlText w:val="●"/>
-      <w:lvlJc w:val="left"/>
-      <w:pPr>
-        <w:ind w:left="2880" w:hanging="360"/>
-      </w:pPr>
-      <w:rPr>
-        <w:u w:val="none"/>
-      </w:rPr>
-    </w:lvl>
-    <w:lvl w:ilvl="4">
-      <w:start w:val="1"/>
-      <w:numFmt w:val="bullet"/>
-      <w:lvlText w:val="○"/>
-      <w:lvlJc w:val="left"/>
-      <w:pPr>
-        <w:ind w:left="3600" w:hanging="360"/>
-      </w:pPr>
-      <w:rPr>
-        <w:u w:val="none"/>
-      </w:rPr>
-    </w:lvl>
-    <w:lvl w:ilvl="5">
-      <w:start w:val="1"/>
-      <w:numFmt w:val="bullet"/>
-      <w:lvlText w:val="■"/>
-      <w:lvlJc w:val="left"/>
-      <w:pPr>
-        <w:ind w:left="4320" w:hanging="360"/>
-      </w:pPr>
-      <w:rPr>
-        <w:u w:val="none"/>
-      </w:rPr>
-    </w:lvl>
-    <w:lvl w:ilvl="6">
-      <w:start w:val="1"/>
-      <w:numFmt w:val="bullet"/>
-      <w:lvlText w:val="●"/>
-      <w:lvlJc w:val="left"/>
-      <w:pPr>
-        <w:ind w:left="5040" w:hanging="360"/>
-      </w:pPr>
-      <w:rPr>
-        <w:u w:val="none"/>
-      </w:rPr>
-    </w:lvl>
-    <w:lvl w:ilvl="7">
-      <w:start w:val="1"/>
-      <w:numFmt w:val="bullet"/>
-      <w:lvlText w:val="○"/>
-      <w:lvlJc w:val="left"/>
-      <w:pPr>
-        <w:ind w:left="5760" w:hanging="360"/>
-      </w:pPr>
-      <w:rPr>
-        <w:u w:val="none"/>
-      </w:rPr>
-    </w:lvl>
-    <w:lvl w:ilvl="8">
-      <w:start w:val="1"/>
-      <w:numFmt w:val="bullet"/>
-      <w:lvlText w:val="■"/>
-      <w:lvlJc w:val="left"/>
-      <w:pPr>
-        <w:ind w:left="6480" w:hanging="360"/>
-      </w:pPr>
-      <w:rPr>
-        <w:u w:val="none"/>
-      </w:rPr>
-    </w:lvl>
-  </w:abstractNum>
   <w:abstractNum w:abstractNumId="16">
     <w:lvl w:ilvl="0">
       <w:start w:val="1"/>
       <w:numFmt w:val="bullet"/>
-      <w:lvlText w:val="●"/>
+      <w:lvlText w:val="➢"/>
       <w:lvlJc w:val="left"/>
       <w:pPr>
         <w:ind w:left="720" w:hanging="360"/>
@@ -17717,6 +18348,116 @@
         <w:ind w:left="720" w:hanging="360"/>
       </w:pPr>
       <w:rPr>
+        <w:u w:val="none"/>
+      </w:rPr>
+    </w:lvl>
+    <w:lvl w:ilvl="1">
+      <w:start w:val="1"/>
+      <w:numFmt w:val="bullet"/>
+      <w:lvlText w:val="○"/>
+      <w:lvlJc w:val="left"/>
+      <w:pPr>
+        <w:ind w:left="1440" w:hanging="360"/>
+      </w:pPr>
+      <w:rPr>
+        <w:u w:val="none"/>
+      </w:rPr>
+    </w:lvl>
+    <w:lvl w:ilvl="2">
+      <w:start w:val="1"/>
+      <w:numFmt w:val="bullet"/>
+      <w:lvlText w:val="■"/>
+      <w:lvlJc w:val="left"/>
+      <w:pPr>
+        <w:ind w:left="2160" w:hanging="360"/>
+      </w:pPr>
+      <w:rPr>
+        <w:u w:val="none"/>
+      </w:rPr>
+    </w:lvl>
+    <w:lvl w:ilvl="3">
+      <w:start w:val="1"/>
+      <w:numFmt w:val="bullet"/>
+      <w:lvlText w:val="●"/>
+      <w:lvlJc w:val="left"/>
+      <w:pPr>
+        <w:ind w:left="2880" w:hanging="360"/>
+      </w:pPr>
+      <w:rPr>
+        <w:u w:val="none"/>
+      </w:rPr>
+    </w:lvl>
+    <w:lvl w:ilvl="4">
+      <w:start w:val="1"/>
+      <w:numFmt w:val="bullet"/>
+      <w:lvlText w:val="○"/>
+      <w:lvlJc w:val="left"/>
+      <w:pPr>
+        <w:ind w:left="3600" w:hanging="360"/>
+      </w:pPr>
+      <w:rPr>
+        <w:u w:val="none"/>
+      </w:rPr>
+    </w:lvl>
+    <w:lvl w:ilvl="5">
+      <w:start w:val="1"/>
+      <w:numFmt w:val="bullet"/>
+      <w:lvlText w:val="■"/>
+      <w:lvlJc w:val="left"/>
+      <w:pPr>
+        <w:ind w:left="4320" w:hanging="360"/>
+      </w:pPr>
+      <w:rPr>
+        <w:u w:val="none"/>
+      </w:rPr>
+    </w:lvl>
+    <w:lvl w:ilvl="6">
+      <w:start w:val="1"/>
+      <w:numFmt w:val="bullet"/>
+      <w:lvlText w:val="●"/>
+      <w:lvlJc w:val="left"/>
+      <w:pPr>
+        <w:ind w:left="5040" w:hanging="360"/>
+      </w:pPr>
+      <w:rPr>
+        <w:u w:val="none"/>
+      </w:rPr>
+    </w:lvl>
+    <w:lvl w:ilvl="7">
+      <w:start w:val="1"/>
+      <w:numFmt w:val="bullet"/>
+      <w:lvlText w:val="○"/>
+      <w:lvlJc w:val="left"/>
+      <w:pPr>
+        <w:ind w:left="5760" w:hanging="360"/>
+      </w:pPr>
+      <w:rPr>
+        <w:u w:val="none"/>
+      </w:rPr>
+    </w:lvl>
+    <w:lvl w:ilvl="8">
+      <w:start w:val="1"/>
+      <w:numFmt w:val="bullet"/>
+      <w:lvlText w:val="■"/>
+      <w:lvlJc w:val="left"/>
+      <w:pPr>
+        <w:ind w:left="6480" w:hanging="360"/>
+      </w:pPr>
+      <w:rPr>
+        <w:u w:val="none"/>
+      </w:rPr>
+    </w:lvl>
+  </w:abstractNum>
+  <w:abstractNum w:abstractNumId="19">
+    <w:lvl w:ilvl="0">
+      <w:start w:val="1"/>
+      <w:numFmt w:val="bullet"/>
+      <w:lvlText w:val="●"/>
+      <w:lvlJc w:val="left"/>
+      <w:pPr>
+        <w:ind w:left="720" w:hanging="360"/>
+      </w:pPr>
+      <w:rPr>
         <w:rFonts w:ascii="Verdana" w:cs="Verdana" w:eastAsia="Verdana" w:hAnsi="Verdana"/>
         <w:sz w:val="18"/>
         <w:szCs w:val="18"/>
@@ -17820,116 +18561,6 @@
       </w:rPr>
     </w:lvl>
   </w:abstractNum>
-  <w:abstractNum w:abstractNumId="19">
-    <w:lvl w:ilvl="0">
-      <w:start w:val="1"/>
-      <w:numFmt w:val="bullet"/>
-      <w:lvlText w:val="●"/>
-      <w:lvlJc w:val="left"/>
-      <w:pPr>
-        <w:ind w:left="720" w:hanging="360"/>
-      </w:pPr>
-      <w:rPr>
-        <w:u w:val="none"/>
-      </w:rPr>
-    </w:lvl>
-    <w:lvl w:ilvl="1">
-      <w:start w:val="1"/>
-      <w:numFmt w:val="bullet"/>
-      <w:lvlText w:val="○"/>
-      <w:lvlJc w:val="left"/>
-      <w:pPr>
-        <w:ind w:left="1440" w:hanging="360"/>
-      </w:pPr>
-      <w:rPr>
-        <w:u w:val="none"/>
-      </w:rPr>
-    </w:lvl>
-    <w:lvl w:ilvl="2">
-      <w:start w:val="1"/>
-      <w:numFmt w:val="bullet"/>
-      <w:lvlText w:val="■"/>
-      <w:lvlJc w:val="left"/>
-      <w:pPr>
-        <w:ind w:left="2160" w:hanging="360"/>
-      </w:pPr>
-      <w:rPr>
-        <w:u w:val="none"/>
-      </w:rPr>
-    </w:lvl>
-    <w:lvl w:ilvl="3">
-      <w:start w:val="1"/>
-      <w:numFmt w:val="bullet"/>
-      <w:lvlText w:val="●"/>
-      <w:lvlJc w:val="left"/>
-      <w:pPr>
-        <w:ind w:left="2880" w:hanging="360"/>
-      </w:pPr>
-      <w:rPr>
-        <w:u w:val="none"/>
-      </w:rPr>
-    </w:lvl>
-    <w:lvl w:ilvl="4">
-      <w:start w:val="1"/>
-      <w:numFmt w:val="bullet"/>
-      <w:lvlText w:val="○"/>
-      <w:lvlJc w:val="left"/>
-      <w:pPr>
-        <w:ind w:left="3600" w:hanging="360"/>
-      </w:pPr>
-      <w:rPr>
-        <w:u w:val="none"/>
-      </w:rPr>
-    </w:lvl>
-    <w:lvl w:ilvl="5">
-      <w:start w:val="1"/>
-      <w:numFmt w:val="bullet"/>
-      <w:lvlText w:val="■"/>
-      <w:lvlJc w:val="left"/>
-      <w:pPr>
-        <w:ind w:left="4320" w:hanging="360"/>
-      </w:pPr>
-      <w:rPr>
-        <w:u w:val="none"/>
-      </w:rPr>
-    </w:lvl>
-    <w:lvl w:ilvl="6">
-      <w:start w:val="1"/>
-      <w:numFmt w:val="bullet"/>
-      <w:lvlText w:val="●"/>
-      <w:lvlJc w:val="left"/>
-      <w:pPr>
-        <w:ind w:left="5040" w:hanging="360"/>
-      </w:pPr>
-      <w:rPr>
-        <w:u w:val="none"/>
-      </w:rPr>
-    </w:lvl>
-    <w:lvl w:ilvl="7">
-      <w:start w:val="1"/>
-      <w:numFmt w:val="bullet"/>
-      <w:lvlText w:val="○"/>
-      <w:lvlJc w:val="left"/>
-      <w:pPr>
-        <w:ind w:left="5760" w:hanging="360"/>
-      </w:pPr>
-      <w:rPr>
-        <w:u w:val="none"/>
-      </w:rPr>
-    </w:lvl>
-    <w:lvl w:ilvl="8">
-      <w:start w:val="1"/>
-      <w:numFmt w:val="bullet"/>
-      <w:lvlText w:val="■"/>
-      <w:lvlJc w:val="left"/>
-      <w:pPr>
-        <w:ind w:left="6480" w:hanging="360"/>
-      </w:pPr>
-      <w:rPr>
-        <w:u w:val="none"/>
-      </w:rPr>
-    </w:lvl>
-  </w:abstractNum>
   <w:abstractNum w:abstractNumId="20">
     <w:lvl w:ilvl="0">
       <w:start w:val="1"/>
@@ -18371,6 +19002,116 @@
     </w:lvl>
   </w:abstractNum>
   <w:abstractNum w:abstractNumId="24">
+    <w:lvl w:ilvl="0">
+      <w:start w:val="1"/>
+      <w:numFmt w:val="bullet"/>
+      <w:lvlText w:val="●"/>
+      <w:lvlJc w:val="left"/>
+      <w:pPr>
+        <w:ind w:left="720" w:hanging="360"/>
+      </w:pPr>
+      <w:rPr>
+        <w:u w:val="none"/>
+      </w:rPr>
+    </w:lvl>
+    <w:lvl w:ilvl="1">
+      <w:start w:val="1"/>
+      <w:numFmt w:val="bullet"/>
+      <w:lvlText w:val="○"/>
+      <w:lvlJc w:val="left"/>
+      <w:pPr>
+        <w:ind w:left="1440" w:hanging="360"/>
+      </w:pPr>
+      <w:rPr>
+        <w:u w:val="none"/>
+      </w:rPr>
+    </w:lvl>
+    <w:lvl w:ilvl="2">
+      <w:start w:val="1"/>
+      <w:numFmt w:val="bullet"/>
+      <w:lvlText w:val="■"/>
+      <w:lvlJc w:val="left"/>
+      <w:pPr>
+        <w:ind w:left="2160" w:hanging="360"/>
+      </w:pPr>
+      <w:rPr>
+        <w:u w:val="none"/>
+      </w:rPr>
+    </w:lvl>
+    <w:lvl w:ilvl="3">
+      <w:start w:val="1"/>
+      <w:numFmt w:val="bullet"/>
+      <w:lvlText w:val="●"/>
+      <w:lvlJc w:val="left"/>
+      <w:pPr>
+        <w:ind w:left="2880" w:hanging="360"/>
+      </w:pPr>
+      <w:rPr>
+        <w:u w:val="none"/>
+      </w:rPr>
+    </w:lvl>
+    <w:lvl w:ilvl="4">
+      <w:start w:val="1"/>
+      <w:numFmt w:val="bullet"/>
+      <w:lvlText w:val="○"/>
+      <w:lvlJc w:val="left"/>
+      <w:pPr>
+        <w:ind w:left="3600" w:hanging="360"/>
+      </w:pPr>
+      <w:rPr>
+        <w:u w:val="none"/>
+      </w:rPr>
+    </w:lvl>
+    <w:lvl w:ilvl="5">
+      <w:start w:val="1"/>
+      <w:numFmt w:val="bullet"/>
+      <w:lvlText w:val="■"/>
+      <w:lvlJc w:val="left"/>
+      <w:pPr>
+        <w:ind w:left="4320" w:hanging="360"/>
+      </w:pPr>
+      <w:rPr>
+        <w:u w:val="none"/>
+      </w:rPr>
+    </w:lvl>
+    <w:lvl w:ilvl="6">
+      <w:start w:val="1"/>
+      <w:numFmt w:val="bullet"/>
+      <w:lvlText w:val="●"/>
+      <w:lvlJc w:val="left"/>
+      <w:pPr>
+        <w:ind w:left="5040" w:hanging="360"/>
+      </w:pPr>
+      <w:rPr>
+        <w:u w:val="none"/>
+      </w:rPr>
+    </w:lvl>
+    <w:lvl w:ilvl="7">
+      <w:start w:val="1"/>
+      <w:numFmt w:val="bullet"/>
+      <w:lvlText w:val="○"/>
+      <w:lvlJc w:val="left"/>
+      <w:pPr>
+        <w:ind w:left="5760" w:hanging="360"/>
+      </w:pPr>
+      <w:rPr>
+        <w:u w:val="none"/>
+      </w:rPr>
+    </w:lvl>
+    <w:lvl w:ilvl="8">
+      <w:start w:val="1"/>
+      <w:numFmt w:val="bullet"/>
+      <w:lvlText w:val="■"/>
+      <w:lvlJc w:val="left"/>
+      <w:pPr>
+        <w:ind w:left="6480" w:hanging="360"/>
+      </w:pPr>
+      <w:rPr>
+        <w:u w:val="none"/>
+      </w:rPr>
+    </w:lvl>
+  </w:abstractNum>
+  <w:abstractNum w:abstractNumId="25">
     <w:lvl w:ilvl="0">
       <w:start w:val="1"/>
       <w:numFmt w:val="bullet"/>
@@ -18551,6 +19292,9 @@
   </w:num>
   <w:num w:numId="24">
     <w:abstractNumId w:val="24"/>
+  </w:num>
+  <w:num w:numId="25">
+    <w:abstractNumId w:val="25"/>
   </w:num>
 </w:numbering>
 </file>

--- a/Documentation/Requirements Document - Artist Land.docx
+++ b/Documentation/Requirements Document - Artist Land.docx
@@ -84,21 +84,12 @@
           <w:u w:val="single"/>
         </w:rPr>
       </w:pPr>
-      <w:proofErr w:type="spellStart"/>
       <w:r>
         <w:rPr>
           <w:rFonts w:ascii="Times New Roman" w:eastAsia="Times New Roman" w:hAnsi="Times New Roman" w:cs="Times New Roman"/>
           <w:u w:val="single"/>
         </w:rPr>
-        <w:t>Requirements</w:t>
-      </w:r>
-      <w:proofErr w:type="spellEnd"/>
-      <w:r>
-        <w:rPr>
-          <w:rFonts w:ascii="Times New Roman" w:eastAsia="Times New Roman" w:hAnsi="Times New Roman" w:cs="Times New Roman"/>
-          <w:u w:val="single"/>
-        </w:rPr>
-        <w:t xml:space="preserve"> Document</w:t>
+        <w:t>Requirements Document</w:t>
       </w:r>
     </w:p>
     <w:p>
@@ -111,21 +102,12 @@
           <w:u w:val="single"/>
         </w:rPr>
       </w:pPr>
-      <w:proofErr w:type="spellStart"/>
       <w:r>
         <w:rPr>
           <w:rFonts w:ascii="Times New Roman" w:eastAsia="Times New Roman" w:hAnsi="Times New Roman" w:cs="Times New Roman"/>
           <w:u w:val="single"/>
         </w:rPr>
-        <w:t>Artists</w:t>
-      </w:r>
-      <w:proofErr w:type="spellEnd"/>
-      <w:r>
-        <w:rPr>
-          <w:rFonts w:ascii="Times New Roman" w:eastAsia="Times New Roman" w:hAnsi="Times New Roman" w:cs="Times New Roman"/>
-          <w:u w:val="single"/>
-        </w:rPr>
-        <w:t xml:space="preserve"> Land</w:t>
+        <w:t>Artists Land</w:t>
       </w:r>
     </w:p>
     <w:p/>
@@ -157,77 +139,13 @@
       </w:r>
     </w:p>
     <w:p>
-      <w:proofErr w:type="spellStart"/>
-      <w:r>
-        <w:rPr>
-          <w:rFonts w:ascii="Times New Roman" w:eastAsia="Times New Roman" w:hAnsi="Times New Roman" w:cs="Times New Roman"/>
-          <w:sz w:val="24"/>
-          <w:szCs w:val="24"/>
-        </w:rPr>
-        <w:t>Backlog</w:t>
-      </w:r>
-      <w:proofErr w:type="spellEnd"/>
-      <w:r>
-        <w:rPr>
-          <w:rFonts w:ascii="Times New Roman" w:eastAsia="Times New Roman" w:hAnsi="Times New Roman" w:cs="Times New Roman"/>
-          <w:sz w:val="24"/>
-          <w:szCs w:val="24"/>
-        </w:rPr>
-        <w:t xml:space="preserve"> cu </w:t>
-      </w:r>
-      <w:proofErr w:type="spellStart"/>
-      <w:r>
-        <w:rPr>
-          <w:rFonts w:ascii="Times New Roman" w:eastAsia="Times New Roman" w:hAnsi="Times New Roman" w:cs="Times New Roman"/>
-          <w:sz w:val="24"/>
-          <w:szCs w:val="24"/>
-        </w:rPr>
-        <w:t>Epics</w:t>
-      </w:r>
-      <w:proofErr w:type="spellEnd"/>
-      <w:r>
-        <w:rPr>
-          <w:rFonts w:ascii="Times New Roman" w:eastAsia="Times New Roman" w:hAnsi="Times New Roman" w:cs="Times New Roman"/>
-          <w:sz w:val="24"/>
-          <w:szCs w:val="24"/>
-        </w:rPr>
-        <w:t xml:space="preserve"> &amp; </w:t>
-      </w:r>
-      <w:proofErr w:type="spellStart"/>
-      <w:r>
-        <w:rPr>
-          <w:rFonts w:ascii="Times New Roman" w:eastAsia="Times New Roman" w:hAnsi="Times New Roman" w:cs="Times New Roman"/>
-          <w:sz w:val="24"/>
-          <w:szCs w:val="24"/>
-        </w:rPr>
-        <w:t>User</w:t>
-      </w:r>
-      <w:proofErr w:type="spellEnd"/>
-      <w:r>
-        <w:rPr>
-          <w:rFonts w:ascii="Times New Roman" w:eastAsia="Times New Roman" w:hAnsi="Times New Roman" w:cs="Times New Roman"/>
-          <w:sz w:val="24"/>
-          <w:szCs w:val="24"/>
-        </w:rPr>
-        <w:t xml:space="preserve"> </w:t>
-      </w:r>
-      <w:proofErr w:type="spellStart"/>
-      <w:r>
-        <w:rPr>
-          <w:rFonts w:ascii="Times New Roman" w:eastAsia="Times New Roman" w:hAnsi="Times New Roman" w:cs="Times New Roman"/>
-          <w:sz w:val="24"/>
-          <w:szCs w:val="24"/>
-        </w:rPr>
-        <w:t>Stories</w:t>
-      </w:r>
-      <w:proofErr w:type="spellEnd"/>
-      <w:r>
-        <w:rPr>
-          <w:rFonts w:ascii="Times New Roman" w:eastAsia="Times New Roman" w:hAnsi="Times New Roman" w:cs="Times New Roman"/>
-          <w:sz w:val="24"/>
-          <w:szCs w:val="24"/>
-        </w:rPr>
-        <w:t xml:space="preserve">: </w:t>
+      <w:r>
+        <w:rPr>
+          <w:rFonts w:ascii="Times New Roman" w:eastAsia="Times New Roman" w:hAnsi="Times New Roman" w:cs="Times New Roman"/>
+          <w:sz w:val="24"/>
+          <w:szCs w:val="24"/>
+        </w:rPr>
+        <w:t xml:space="preserve">Backlog cu Epics &amp; User Stories: </w:t>
       </w:r>
       <w:hyperlink r:id="rId5">
         <w:r>
@@ -456,7 +374,6 @@
         </w:rPr>
       </w:pPr>
       <w:hyperlink w:anchor="aczwmupbbknf">
-        <w:proofErr w:type="spellStart"/>
         <w:r>
           <w:rPr>
             <w:rFonts w:ascii="Times New Roman" w:eastAsia="Times New Roman" w:hAnsi="Times New Roman" w:cs="Times New Roman"/>
@@ -466,7 +383,6 @@
           </w:rPr>
           <w:t>Stakeholderi</w:t>
         </w:r>
-        <w:proofErr w:type="spellEnd"/>
       </w:hyperlink>
       <w:hyperlink w:anchor="aczwmupbbknf">
         <w:r>
@@ -552,43 +468,7 @@
             <w:sz w:val="24"/>
             <w:szCs w:val="24"/>
           </w:rPr>
-          <w:t>Scenarii de utilizare (</w:t>
-        </w:r>
-        <w:proofErr w:type="spellStart"/>
-        <w:r>
-          <w:rPr>
-            <w:rFonts w:ascii="Times New Roman" w:eastAsia="Times New Roman" w:hAnsi="Times New Roman" w:cs="Times New Roman"/>
-            <w:sz w:val="24"/>
-            <w:szCs w:val="24"/>
-          </w:rPr>
-          <w:t>Use</w:t>
-        </w:r>
-        <w:proofErr w:type="spellEnd"/>
-        <w:r>
-          <w:rPr>
-            <w:rFonts w:ascii="Times New Roman" w:eastAsia="Times New Roman" w:hAnsi="Times New Roman" w:cs="Times New Roman"/>
-            <w:sz w:val="24"/>
-            <w:szCs w:val="24"/>
-          </w:rPr>
-          <w:t xml:space="preserve"> </w:t>
-        </w:r>
-        <w:proofErr w:type="spellStart"/>
-        <w:r>
-          <w:rPr>
-            <w:rFonts w:ascii="Times New Roman" w:eastAsia="Times New Roman" w:hAnsi="Times New Roman" w:cs="Times New Roman"/>
-            <w:sz w:val="24"/>
-            <w:szCs w:val="24"/>
-          </w:rPr>
-          <w:t>Cases</w:t>
-        </w:r>
-        <w:proofErr w:type="spellEnd"/>
-        <w:r>
-          <w:rPr>
-            <w:rFonts w:ascii="Times New Roman" w:eastAsia="Times New Roman" w:hAnsi="Times New Roman" w:cs="Times New Roman"/>
-            <w:sz w:val="24"/>
-            <w:szCs w:val="24"/>
-          </w:rPr>
-          <w:t>)</w:t>
+          <w:t>Scenarii de utilizare (Use Cases)</w:t>
         </w:r>
       </w:hyperlink>
     </w:p>
@@ -948,19 +828,8 @@
             <w:sz w:val="24"/>
             <w:szCs w:val="24"/>
           </w:rPr>
-          <w:t xml:space="preserve">Diagrama </w:t>
+          <w:t>Diagrama Gantt</w:t>
         </w:r>
-        <w:proofErr w:type="spellStart"/>
-        <w:r>
-          <w:rPr>
-            <w:rFonts w:ascii="Times New Roman" w:eastAsia="Times New Roman" w:hAnsi="Times New Roman" w:cs="Times New Roman"/>
-            <w:b/>
-            <w:sz w:val="24"/>
-            <w:szCs w:val="24"/>
-          </w:rPr>
-          <w:t>Gantt</w:t>
-        </w:r>
-        <w:proofErr w:type="spellEnd"/>
       </w:hyperlink>
     </w:p>
     <w:p>
@@ -986,47 +855,7 @@
             <w:sz w:val="24"/>
             <w:szCs w:val="24"/>
           </w:rPr>
-          <w:t xml:space="preserve">Test </w:t>
-        </w:r>
-        <w:proofErr w:type="spellStart"/>
-        <w:r>
-          <w:rPr>
-            <w:rFonts w:ascii="Times New Roman" w:eastAsia="Times New Roman" w:hAnsi="Times New Roman" w:cs="Times New Roman"/>
-            <w:b/>
-            <w:sz w:val="24"/>
-            <w:szCs w:val="24"/>
-          </w:rPr>
-          <w:t>Driven</w:t>
-        </w:r>
-        <w:proofErr w:type="spellEnd"/>
-        <w:r>
-          <w:rPr>
-            <w:rFonts w:ascii="Times New Roman" w:eastAsia="Times New Roman" w:hAnsi="Times New Roman" w:cs="Times New Roman"/>
-            <w:b/>
-            <w:sz w:val="24"/>
-            <w:szCs w:val="24"/>
-          </w:rPr>
-          <w:t xml:space="preserve"> </w:t>
-        </w:r>
-        <w:proofErr w:type="spellStart"/>
-        <w:r>
-          <w:rPr>
-            <w:rFonts w:ascii="Times New Roman" w:eastAsia="Times New Roman" w:hAnsi="Times New Roman" w:cs="Times New Roman"/>
-            <w:b/>
-            <w:sz w:val="24"/>
-            <w:szCs w:val="24"/>
-          </w:rPr>
-          <w:t>Development</w:t>
-        </w:r>
-        <w:proofErr w:type="spellEnd"/>
-        <w:r>
-          <w:rPr>
-            <w:rFonts w:ascii="Times New Roman" w:eastAsia="Times New Roman" w:hAnsi="Times New Roman" w:cs="Times New Roman"/>
-            <w:b/>
-            <w:sz w:val="24"/>
-            <w:szCs w:val="24"/>
-          </w:rPr>
-          <w:t xml:space="preserve"> (TDD)</w:t>
+          <w:t>Test Driven Development (TDD)</w:t>
         </w:r>
       </w:hyperlink>
     </w:p>
@@ -1103,39 +932,8 @@
             <w:sz w:val="24"/>
             <w:szCs w:val="24"/>
           </w:rPr>
-          <w:t xml:space="preserve">Sprint </w:t>
+          <w:t>Sprint Daily Standups</w:t>
         </w:r>
-        <w:proofErr w:type="spellStart"/>
-        <w:r>
-          <w:rPr>
-            <w:rFonts w:ascii="Times New Roman" w:eastAsia="Times New Roman" w:hAnsi="Times New Roman" w:cs="Times New Roman"/>
-            <w:b/>
-            <w:sz w:val="24"/>
-            <w:szCs w:val="24"/>
-          </w:rPr>
-          <w:t>Daily</w:t>
-        </w:r>
-        <w:proofErr w:type="spellEnd"/>
-        <w:r>
-          <w:rPr>
-            <w:rFonts w:ascii="Times New Roman" w:eastAsia="Times New Roman" w:hAnsi="Times New Roman" w:cs="Times New Roman"/>
-            <w:b/>
-            <w:sz w:val="24"/>
-            <w:szCs w:val="24"/>
-          </w:rPr>
-          <w:t xml:space="preserve"> </w:t>
-        </w:r>
-        <w:proofErr w:type="spellStart"/>
-        <w:r>
-          <w:rPr>
-            <w:rFonts w:ascii="Times New Roman" w:eastAsia="Times New Roman" w:hAnsi="Times New Roman" w:cs="Times New Roman"/>
-            <w:b/>
-            <w:sz w:val="24"/>
-            <w:szCs w:val="24"/>
-          </w:rPr>
-          <w:t>Standups</w:t>
-        </w:r>
-        <w:proofErr w:type="spellEnd"/>
       </w:hyperlink>
     </w:p>
     <w:p>
@@ -1409,43 +1207,7 @@
           <w:sz w:val="24"/>
           <w:szCs w:val="24"/>
         </w:rPr>
-        <w:t xml:space="preserve">Scopul acestui document este de a detalia cerințele funcționale și nefuncționale pentru dezvoltarea aplicației mobile </w:t>
-      </w:r>
-      <w:proofErr w:type="spellStart"/>
-      <w:r>
-        <w:rPr>
-          <w:rFonts w:ascii="Times New Roman" w:eastAsia="Times New Roman" w:hAnsi="Times New Roman" w:cs="Times New Roman"/>
-          <w:sz w:val="24"/>
-          <w:szCs w:val="24"/>
-        </w:rPr>
-        <w:t>Artists</w:t>
-      </w:r>
-      <w:proofErr w:type="spellEnd"/>
-      <w:r>
-        <w:rPr>
-          <w:rFonts w:ascii="Times New Roman" w:eastAsia="Times New Roman" w:hAnsi="Times New Roman" w:cs="Times New Roman"/>
-          <w:sz w:val="24"/>
-          <w:szCs w:val="24"/>
-        </w:rPr>
-        <w:t xml:space="preserve"> Land, care promovează arta contemporană și susține artiștii în dezvoltarea carierei lor. Documentul oferă o descriere clară a funcționalităților aplicației, așteptările utilizatorilor și constrângerile tehnice, servind drept ghid pentru echipa de dezvoltare și </w:t>
-      </w:r>
-      <w:proofErr w:type="spellStart"/>
-      <w:r>
-        <w:rPr>
-          <w:rFonts w:ascii="Times New Roman" w:eastAsia="Times New Roman" w:hAnsi="Times New Roman" w:cs="Times New Roman"/>
-          <w:sz w:val="24"/>
-          <w:szCs w:val="24"/>
-        </w:rPr>
-        <w:t>stakeholderi</w:t>
-      </w:r>
-      <w:proofErr w:type="spellEnd"/>
-      <w:r>
-        <w:rPr>
-          <w:rFonts w:ascii="Times New Roman" w:eastAsia="Times New Roman" w:hAnsi="Times New Roman" w:cs="Times New Roman"/>
-          <w:sz w:val="24"/>
-          <w:szCs w:val="24"/>
-        </w:rPr>
-        <w:t>.</w:t>
+        <w:t>Scopul acestui document este de a detalia cerințele funcționale și nefuncționale pentru dezvoltarea aplicației mobile Artists Land, care promovează arta contemporană și susține artiștii în dezvoltarea carierei lor. Documentul oferă o descriere clară a funcționalităților aplicației, așteptările utilizatorilor și constrângerile tehnice, servind drept ghid pentru echipa de dezvoltare și stakeholderi.</w:t>
       </w:r>
     </w:p>
     <w:p>
@@ -1666,43 +1428,7 @@
           <w:sz w:val="24"/>
           <w:szCs w:val="24"/>
         </w:rPr>
-        <w:t xml:space="preserve"> prin funcționalități precum </w:t>
-      </w:r>
-      <w:proofErr w:type="spellStart"/>
-      <w:r>
-        <w:rPr>
-          <w:rFonts w:ascii="Times New Roman" w:eastAsia="Times New Roman" w:hAnsi="Times New Roman" w:cs="Times New Roman"/>
-          <w:sz w:val="24"/>
-          <w:szCs w:val="24"/>
-        </w:rPr>
-        <w:t>feed-ul</w:t>
-      </w:r>
-      <w:proofErr w:type="spellEnd"/>
-      <w:r>
-        <w:rPr>
-          <w:rFonts w:ascii="Times New Roman" w:eastAsia="Times New Roman" w:hAnsi="Times New Roman" w:cs="Times New Roman"/>
-          <w:sz w:val="24"/>
-          <w:szCs w:val="24"/>
-        </w:rPr>
-        <w:t xml:space="preserve"> principal, chat-</w:t>
-      </w:r>
-      <w:proofErr w:type="spellStart"/>
-      <w:r>
-        <w:rPr>
-          <w:rFonts w:ascii="Times New Roman" w:eastAsia="Times New Roman" w:hAnsi="Times New Roman" w:cs="Times New Roman"/>
-          <w:sz w:val="24"/>
-          <w:szCs w:val="24"/>
-        </w:rPr>
-        <w:t>ul</w:t>
-      </w:r>
-      <w:proofErr w:type="spellEnd"/>
-      <w:r>
-        <w:rPr>
-          <w:rFonts w:ascii="Times New Roman" w:eastAsia="Times New Roman" w:hAnsi="Times New Roman" w:cs="Times New Roman"/>
-          <w:sz w:val="24"/>
-          <w:szCs w:val="24"/>
-        </w:rPr>
-        <w:t xml:space="preserve"> interactiv și sistemul de notificări.</w:t>
+        <w:t xml:space="preserve"> prin funcționalități precum feed-ul principal, chat-ul interactiv și sistemul de notificări.</w:t>
       </w:r>
     </w:p>
     <w:p>
@@ -1734,61 +1460,7 @@
           <w:sz w:val="24"/>
           <w:szCs w:val="24"/>
         </w:rPr>
-        <w:t xml:space="preserve"> printr-un sistem de </w:t>
-      </w:r>
-      <w:proofErr w:type="spellStart"/>
-      <w:r>
-        <w:rPr>
-          <w:rFonts w:ascii="Times New Roman" w:eastAsia="Times New Roman" w:hAnsi="Times New Roman" w:cs="Times New Roman"/>
-          <w:sz w:val="24"/>
-          <w:szCs w:val="24"/>
-        </w:rPr>
-        <w:t>token</w:t>
-      </w:r>
-      <w:proofErr w:type="spellEnd"/>
-      <w:r>
-        <w:rPr>
-          <w:rFonts w:ascii="Times New Roman" w:eastAsia="Times New Roman" w:hAnsi="Times New Roman" w:cs="Times New Roman"/>
-          <w:sz w:val="24"/>
-          <w:szCs w:val="24"/>
-        </w:rPr>
-        <w:t xml:space="preserve">-uri și nivele personalizate, </w:t>
-      </w:r>
-      <w:proofErr w:type="spellStart"/>
-      <w:r>
-        <w:rPr>
-          <w:rFonts w:ascii="Times New Roman" w:eastAsia="Times New Roman" w:hAnsi="Times New Roman" w:cs="Times New Roman"/>
-          <w:sz w:val="24"/>
-          <w:szCs w:val="24"/>
-        </w:rPr>
-        <w:t>prioritizând</w:t>
-      </w:r>
-      <w:proofErr w:type="spellEnd"/>
-      <w:r>
-        <w:rPr>
-          <w:rFonts w:ascii="Times New Roman" w:eastAsia="Times New Roman" w:hAnsi="Times New Roman" w:cs="Times New Roman"/>
-          <w:sz w:val="24"/>
-          <w:szCs w:val="24"/>
-        </w:rPr>
-        <w:t xml:space="preserve"> vizibilitatea acestora în </w:t>
-      </w:r>
-      <w:proofErr w:type="spellStart"/>
-      <w:r>
-        <w:rPr>
-          <w:rFonts w:ascii="Times New Roman" w:eastAsia="Times New Roman" w:hAnsi="Times New Roman" w:cs="Times New Roman"/>
-          <w:sz w:val="24"/>
-          <w:szCs w:val="24"/>
-        </w:rPr>
-        <w:t>feed-ul</w:t>
-      </w:r>
-      <w:proofErr w:type="spellEnd"/>
-      <w:r>
-        <w:rPr>
-          <w:rFonts w:ascii="Times New Roman" w:eastAsia="Times New Roman" w:hAnsi="Times New Roman" w:cs="Times New Roman"/>
-          <w:sz w:val="24"/>
-          <w:szCs w:val="24"/>
-        </w:rPr>
-        <w:t xml:space="preserve"> principal.</w:t>
+        <w:t xml:space="preserve"> printr-un sistem de token-uri și nivele personalizate, prioritizând vizibilitatea acestora în feed-ul principal.</w:t>
       </w:r>
     </w:p>
     <w:p>
@@ -1907,7 +1579,6 @@
         </w:rPr>
         <w:t xml:space="preserve">Aplicația </w:t>
       </w:r>
-      <w:proofErr w:type="spellStart"/>
       <w:r>
         <w:rPr>
           <w:rFonts w:ascii="Times New Roman" w:eastAsia="Times New Roman" w:hAnsi="Times New Roman" w:cs="Times New Roman"/>
@@ -1915,17 +1586,7 @@
           <w:sz w:val="24"/>
           <w:szCs w:val="24"/>
         </w:rPr>
-        <w:t>Artists</w:t>
-      </w:r>
-      <w:proofErr w:type="spellEnd"/>
-      <w:r>
-        <w:rPr>
-          <w:rFonts w:ascii="Times New Roman" w:eastAsia="Times New Roman" w:hAnsi="Times New Roman" w:cs="Times New Roman"/>
-          <w:i/>
-          <w:sz w:val="24"/>
-          <w:szCs w:val="24"/>
-        </w:rPr>
-        <w:t xml:space="preserve"> Land</w:t>
+        <w:t>Artists Land</w:t>
       </w:r>
       <w:r>
         <w:rPr>
@@ -1984,25 +1645,7 @@
           <w:sz w:val="24"/>
           <w:szCs w:val="24"/>
         </w:rPr>
-        <w:t xml:space="preserve"> printr-un </w:t>
-      </w:r>
-      <w:proofErr w:type="spellStart"/>
-      <w:r>
-        <w:rPr>
-          <w:rFonts w:ascii="Times New Roman" w:eastAsia="Times New Roman" w:hAnsi="Times New Roman" w:cs="Times New Roman"/>
-          <w:sz w:val="24"/>
-          <w:szCs w:val="24"/>
-        </w:rPr>
-        <w:t>feed</w:t>
-      </w:r>
-      <w:proofErr w:type="spellEnd"/>
-      <w:r>
-        <w:rPr>
-          <w:rFonts w:ascii="Times New Roman" w:eastAsia="Times New Roman" w:hAnsi="Times New Roman" w:cs="Times New Roman"/>
-          <w:sz w:val="24"/>
-          <w:szCs w:val="24"/>
-        </w:rPr>
-        <w:t xml:space="preserve"> centralizat cu lucrări creative accesibile oricui.</w:t>
+        <w:t xml:space="preserve"> printr-un feed centralizat cu lucrări creative accesibile oricui.</w:t>
       </w:r>
     </w:p>
     <w:p>
@@ -2034,25 +1677,7 @@
           <w:sz w:val="24"/>
           <w:szCs w:val="24"/>
         </w:rPr>
-        <w:t xml:space="preserve"> prin intermediul funcționalităților interactive, precum chat-</w:t>
-      </w:r>
-      <w:proofErr w:type="spellStart"/>
-      <w:r>
-        <w:rPr>
-          <w:rFonts w:ascii="Times New Roman" w:eastAsia="Times New Roman" w:hAnsi="Times New Roman" w:cs="Times New Roman"/>
-          <w:sz w:val="24"/>
-          <w:szCs w:val="24"/>
-        </w:rPr>
-        <w:t>ul</w:t>
-      </w:r>
-      <w:proofErr w:type="spellEnd"/>
-      <w:r>
-        <w:rPr>
-          <w:rFonts w:ascii="Times New Roman" w:eastAsia="Times New Roman" w:hAnsi="Times New Roman" w:cs="Times New Roman"/>
-          <w:sz w:val="24"/>
-          <w:szCs w:val="24"/>
-        </w:rPr>
-        <w:t xml:space="preserve"> și sistemul de notificări.</w:t>
+        <w:t xml:space="preserve"> prin intermediul funcționalităților interactive, precum chat-ul și sistemul de notificări.</w:t>
       </w:r>
     </w:p>
     <w:p>
@@ -2181,7 +1806,6 @@
         </w:rPr>
         <w:t xml:space="preserve">Prin integrarea tehnologiei moderne, </w:t>
       </w:r>
-      <w:proofErr w:type="spellStart"/>
       <w:r>
         <w:rPr>
           <w:rFonts w:ascii="Times New Roman" w:eastAsia="Times New Roman" w:hAnsi="Times New Roman" w:cs="Times New Roman"/>
@@ -2189,17 +1813,7 @@
           <w:sz w:val="24"/>
           <w:szCs w:val="24"/>
         </w:rPr>
-        <w:t>Artists</w:t>
-      </w:r>
-      <w:proofErr w:type="spellEnd"/>
-      <w:r>
-        <w:rPr>
-          <w:rFonts w:ascii="Times New Roman" w:eastAsia="Times New Roman" w:hAnsi="Times New Roman" w:cs="Times New Roman"/>
-          <w:i/>
-          <w:sz w:val="24"/>
-          <w:szCs w:val="24"/>
-        </w:rPr>
-        <w:t xml:space="preserve"> Land</w:t>
+        <w:t>Artists Land</w:t>
       </w:r>
       <w:r>
         <w:rPr>
@@ -2330,7 +1944,6 @@
         </w:rPr>
         <w:t xml:space="preserve">Aplicația </w:t>
       </w:r>
-      <w:proofErr w:type="spellStart"/>
       <w:r>
         <w:rPr>
           <w:rFonts w:ascii="Times New Roman" w:eastAsia="Times New Roman" w:hAnsi="Times New Roman" w:cs="Times New Roman"/>
@@ -2338,17 +1951,7 @@
           <w:sz w:val="24"/>
           <w:szCs w:val="24"/>
         </w:rPr>
-        <w:t>Artists</w:t>
-      </w:r>
-      <w:proofErr w:type="spellEnd"/>
-      <w:r>
-        <w:rPr>
-          <w:rFonts w:ascii="Times New Roman" w:eastAsia="Times New Roman" w:hAnsi="Times New Roman" w:cs="Times New Roman"/>
-          <w:i/>
-          <w:sz w:val="24"/>
-          <w:szCs w:val="24"/>
-        </w:rPr>
-        <w:t xml:space="preserve"> Land</w:t>
+        <w:t>Artists Land</w:t>
       </w:r>
       <w:r>
         <w:rPr>
@@ -2432,25 +2035,7 @@
           <w:sz w:val="24"/>
           <w:szCs w:val="24"/>
         </w:rPr>
-        <w:t>Facilitarea interacțiunii directe dintre artiști și utilizatori prin funcționalități intuitive precum chat-</w:t>
-      </w:r>
-      <w:proofErr w:type="spellStart"/>
-      <w:r>
-        <w:rPr>
-          <w:rFonts w:ascii="Times New Roman" w:eastAsia="Times New Roman" w:hAnsi="Times New Roman" w:cs="Times New Roman"/>
-          <w:sz w:val="24"/>
-          <w:szCs w:val="24"/>
-        </w:rPr>
-        <w:t>ul</w:t>
-      </w:r>
-      <w:proofErr w:type="spellEnd"/>
-      <w:r>
-        <w:rPr>
-          <w:rFonts w:ascii="Times New Roman" w:eastAsia="Times New Roman" w:hAnsi="Times New Roman" w:cs="Times New Roman"/>
-          <w:sz w:val="24"/>
-          <w:szCs w:val="24"/>
-        </w:rPr>
-        <w:t xml:space="preserve"> și notificările.</w:t>
+        <w:t>Facilitarea interacțiunii directe dintre artiști și utilizatori prin funcționalități intuitive precum chat-ul și notificările.</w:t>
       </w:r>
     </w:p>
     <w:p>
@@ -2473,25 +2058,7 @@
           <w:sz w:val="24"/>
           <w:szCs w:val="24"/>
         </w:rPr>
-        <w:t xml:space="preserve">Promovarea egală a artiștilor, indiferent de nivelul lor de notorietate, printr-un sistem de vizibilitate bazat pe </w:t>
-      </w:r>
-      <w:proofErr w:type="spellStart"/>
-      <w:r>
-        <w:rPr>
-          <w:rFonts w:ascii="Times New Roman" w:eastAsia="Times New Roman" w:hAnsi="Times New Roman" w:cs="Times New Roman"/>
-          <w:sz w:val="24"/>
-          <w:szCs w:val="24"/>
-        </w:rPr>
-        <w:t>token</w:t>
-      </w:r>
-      <w:proofErr w:type="spellEnd"/>
-      <w:r>
-        <w:rPr>
-          <w:rFonts w:ascii="Times New Roman" w:eastAsia="Times New Roman" w:hAnsi="Times New Roman" w:cs="Times New Roman"/>
-          <w:sz w:val="24"/>
-          <w:szCs w:val="24"/>
-        </w:rPr>
-        <w:t>-uri și niveluri personalizate.</w:t>
+        <w:t>Promovarea egală a artiștilor, indiferent de nivelul lor de notorietate, printr-un sistem de vizibilitate bazat pe token-uri și niveluri personalizate.</w:t>
       </w:r>
     </w:p>
     <w:p>
@@ -2560,7 +2127,6 @@
         </w:rPr>
         <w:t xml:space="preserve">Aplicația </w:t>
       </w:r>
-      <w:proofErr w:type="spellStart"/>
       <w:r>
         <w:rPr>
           <w:rFonts w:ascii="Times New Roman" w:eastAsia="Times New Roman" w:hAnsi="Times New Roman" w:cs="Times New Roman"/>
@@ -2568,17 +2134,7 @@
           <w:sz w:val="24"/>
           <w:szCs w:val="24"/>
         </w:rPr>
-        <w:t>Artists</w:t>
-      </w:r>
-      <w:proofErr w:type="spellEnd"/>
-      <w:r>
-        <w:rPr>
-          <w:rFonts w:ascii="Times New Roman" w:eastAsia="Times New Roman" w:hAnsi="Times New Roman" w:cs="Times New Roman"/>
-          <w:b/>
-          <w:sz w:val="24"/>
-          <w:szCs w:val="24"/>
-        </w:rPr>
-        <w:t xml:space="preserve"> Land</w:t>
+        <w:t>Artists Land</w:t>
       </w:r>
       <w:r>
         <w:rPr>
@@ -2746,25 +2302,7 @@
           <w:sz w:val="24"/>
           <w:szCs w:val="24"/>
         </w:rPr>
-        <w:t xml:space="preserve"> printr-un sistem de </w:t>
-      </w:r>
-      <w:proofErr w:type="spellStart"/>
-      <w:r>
-        <w:rPr>
-          <w:rFonts w:ascii="Times New Roman" w:eastAsia="Times New Roman" w:hAnsi="Times New Roman" w:cs="Times New Roman"/>
-          <w:sz w:val="24"/>
-          <w:szCs w:val="24"/>
-        </w:rPr>
-        <w:t>token</w:t>
-      </w:r>
-      <w:proofErr w:type="spellEnd"/>
-      <w:r>
-        <w:rPr>
-          <w:rFonts w:ascii="Times New Roman" w:eastAsia="Times New Roman" w:hAnsi="Times New Roman" w:cs="Times New Roman"/>
-          <w:sz w:val="24"/>
-          <w:szCs w:val="24"/>
-        </w:rPr>
-        <w:t>-uri, care le permite să își promoveze lucrările în funcție de bugetul disponibil.</w:t>
+        <w:t xml:space="preserve"> printr-un sistem de token-uri, care le permite să își promoveze lucrările în funcție de bugetul disponibil.</w:t>
       </w:r>
     </w:p>
     <w:p>
@@ -2794,7 +2332,6 @@
       </w:pPr>
       <w:bookmarkStart w:id="6" w:name="aczwmupbbknf" w:colFirst="0" w:colLast="0"/>
       <w:bookmarkEnd w:id="6"/>
-      <w:proofErr w:type="spellStart"/>
       <w:r>
         <w:rPr>
           <w:rFonts w:ascii="Times New Roman" w:eastAsia="Times New Roman" w:hAnsi="Times New Roman" w:cs="Times New Roman"/>
@@ -2805,7 +2342,6 @@
         </w:rPr>
         <w:t>Stakeholderi</w:t>
       </w:r>
-      <w:proofErr w:type="spellEnd"/>
       <w:r>
         <w:rPr>
           <w:rFonts w:ascii="Times New Roman" w:eastAsia="Times New Roman" w:hAnsi="Times New Roman" w:cs="Times New Roman"/>
@@ -2924,27 +2460,7 @@
           <w:szCs w:val="24"/>
           <w:u w:val="single"/>
         </w:rPr>
-        <w:t>Părțile interesate (</w:t>
-      </w:r>
-      <w:proofErr w:type="spellStart"/>
-      <w:r>
-        <w:rPr>
-          <w:rFonts w:ascii="Times New Roman" w:eastAsia="Times New Roman" w:hAnsi="Times New Roman" w:cs="Times New Roman"/>
-          <w:sz w:val="24"/>
-          <w:szCs w:val="24"/>
-          <w:u w:val="single"/>
-        </w:rPr>
-        <w:t>stakeholderii</w:t>
-      </w:r>
-      <w:proofErr w:type="spellEnd"/>
-      <w:r>
-        <w:rPr>
-          <w:rFonts w:ascii="Times New Roman" w:eastAsia="Times New Roman" w:hAnsi="Times New Roman" w:cs="Times New Roman"/>
-          <w:sz w:val="24"/>
-          <w:szCs w:val="24"/>
-          <w:u w:val="single"/>
-        </w:rPr>
-        <w:t xml:space="preserve"> externi):</w:t>
+        <w:t>Părțile interesate (stakeholderii externi):</w:t>
       </w:r>
     </w:p>
     <w:p>
@@ -2991,25 +2507,7 @@
           <w:sz w:val="24"/>
           <w:szCs w:val="24"/>
         </w:rPr>
-        <w:t xml:space="preserve">Investitorii sau sponsorii: Cei care susțin financiar dezvoltarea aplicației și doresc să obțină venituri din funcționalitățile </w:t>
-      </w:r>
-      <w:proofErr w:type="spellStart"/>
-      <w:r>
-        <w:rPr>
-          <w:rFonts w:ascii="Times New Roman" w:eastAsia="Times New Roman" w:hAnsi="Times New Roman" w:cs="Times New Roman"/>
-          <w:sz w:val="24"/>
-          <w:szCs w:val="24"/>
-        </w:rPr>
-        <w:t>premium</w:t>
-      </w:r>
-      <w:proofErr w:type="spellEnd"/>
-      <w:r>
-        <w:rPr>
-          <w:rFonts w:ascii="Times New Roman" w:eastAsia="Times New Roman" w:hAnsi="Times New Roman" w:cs="Times New Roman"/>
-          <w:sz w:val="24"/>
-          <w:szCs w:val="24"/>
-        </w:rPr>
-        <w:t>.</w:t>
+        <w:t>Investitorii sau sponsorii: Cei care susțin financiar dezvoltarea aplicației și doresc să obțină venituri din funcționalitățile premium.</w:t>
       </w:r>
     </w:p>
     <w:p>
@@ -3200,25 +2698,7 @@
           <w:sz w:val="24"/>
           <w:szCs w:val="24"/>
         </w:rPr>
-        <w:t xml:space="preserve"> </w:t>
-      </w:r>
-      <w:proofErr w:type="spellStart"/>
-      <w:r>
-        <w:rPr>
-          <w:rFonts w:ascii="Times New Roman" w:eastAsia="Times New Roman" w:hAnsi="Times New Roman" w:cs="Times New Roman"/>
-          <w:sz w:val="24"/>
-          <w:szCs w:val="24"/>
-        </w:rPr>
-        <w:t>Feed</w:t>
-      </w:r>
-      <w:proofErr w:type="spellEnd"/>
-      <w:r>
-        <w:rPr>
-          <w:rFonts w:ascii="Times New Roman" w:eastAsia="Times New Roman" w:hAnsi="Times New Roman" w:cs="Times New Roman"/>
-          <w:sz w:val="24"/>
-          <w:szCs w:val="24"/>
-        </w:rPr>
-        <w:t xml:space="preserve"> principal (Home Page) </w:t>
+        <w:t xml:space="preserve"> Feed principal (Home Page) </w:t>
       </w:r>
     </w:p>
     <w:p>
@@ -3517,43 +2997,7 @@
           <w:sz w:val="24"/>
           <w:szCs w:val="24"/>
         </w:rPr>
-        <w:t xml:space="preserve">Artiștii pot achiziționa </w:t>
-      </w:r>
-      <w:proofErr w:type="spellStart"/>
-      <w:r>
-        <w:rPr>
-          <w:rFonts w:ascii="Times New Roman" w:eastAsia="Times New Roman" w:hAnsi="Times New Roman" w:cs="Times New Roman"/>
-          <w:sz w:val="24"/>
-          <w:szCs w:val="24"/>
-        </w:rPr>
-        <w:t>token</w:t>
-      </w:r>
-      <w:proofErr w:type="spellEnd"/>
-      <w:r>
-        <w:rPr>
-          <w:rFonts w:ascii="Times New Roman" w:eastAsia="Times New Roman" w:hAnsi="Times New Roman" w:cs="Times New Roman"/>
-          <w:sz w:val="24"/>
-          <w:szCs w:val="24"/>
-        </w:rPr>
-        <w:t xml:space="preserve">-uri pentru a crește vizibilitatea postărilor în </w:t>
-      </w:r>
-      <w:proofErr w:type="spellStart"/>
-      <w:r>
-        <w:rPr>
-          <w:rFonts w:ascii="Times New Roman" w:eastAsia="Times New Roman" w:hAnsi="Times New Roman" w:cs="Times New Roman"/>
-          <w:sz w:val="24"/>
-          <w:szCs w:val="24"/>
-        </w:rPr>
-        <w:t>feed</w:t>
-      </w:r>
-      <w:proofErr w:type="spellEnd"/>
-      <w:r>
-        <w:rPr>
-          <w:rFonts w:ascii="Times New Roman" w:eastAsia="Times New Roman" w:hAnsi="Times New Roman" w:cs="Times New Roman"/>
-          <w:sz w:val="24"/>
-          <w:szCs w:val="24"/>
-        </w:rPr>
-        <w:t xml:space="preserve">.  </w:t>
+        <w:t xml:space="preserve">Artiștii pot achiziționa token-uri pentru a crește vizibilitatea postărilor în feed.  </w:t>
       </w:r>
     </w:p>
     <w:p>
@@ -3585,19 +3029,8 @@
           <w:sz w:val="24"/>
           <w:szCs w:val="24"/>
         </w:rPr>
-        <w:t xml:space="preserve">Personal </w:t>
-      </w:r>
-      <w:proofErr w:type="spellStart"/>
-      <w:r>
-        <w:rPr>
-          <w:rFonts w:ascii="Times New Roman" w:eastAsia="Times New Roman" w:hAnsi="Times New Roman" w:cs="Times New Roman"/>
-          <w:i/>
-          <w:sz w:val="24"/>
-          <w:szCs w:val="24"/>
-        </w:rPr>
-        <w:t>Level</w:t>
-      </w:r>
-      <w:proofErr w:type="spellEnd"/>
+        <w:t>Personal Level</w:t>
+      </w:r>
       <w:r>
         <w:rPr>
           <w:rFonts w:ascii="Times New Roman" w:eastAsia="Times New Roman" w:hAnsi="Times New Roman" w:cs="Times New Roman"/>
@@ -3697,25 +3130,7 @@
           <w:sz w:val="24"/>
           <w:szCs w:val="24"/>
         </w:rPr>
-        <w:t xml:space="preserve">Un </w:t>
-      </w:r>
-      <w:proofErr w:type="spellStart"/>
-      <w:r>
-        <w:rPr>
-          <w:rFonts w:ascii="Times New Roman" w:eastAsia="Times New Roman" w:hAnsi="Times New Roman" w:cs="Times New Roman"/>
-          <w:sz w:val="24"/>
-          <w:szCs w:val="24"/>
-        </w:rPr>
-        <w:t>tutorial</w:t>
-      </w:r>
-      <w:proofErr w:type="spellEnd"/>
-      <w:r>
-        <w:rPr>
-          <w:rFonts w:ascii="Times New Roman" w:eastAsia="Times New Roman" w:hAnsi="Times New Roman" w:cs="Times New Roman"/>
-          <w:sz w:val="24"/>
-          <w:szCs w:val="24"/>
-        </w:rPr>
-        <w:t xml:space="preserve"> interactiv, format din trei pagini, explică funcționalitățile aplicației. Acesta poate fi omis la alegerea utilizatorului.</w:t>
+        <w:t>Un tutorial interactiv, format din trei pagini, explică funcționalitățile aplicației. Acesta poate fi omis la alegerea utilizatorului.</w:t>
       </w:r>
     </w:p>
     <w:p>
@@ -3761,25 +3176,7 @@
           <w:sz w:val="24"/>
           <w:szCs w:val="24"/>
         </w:rPr>
-        <w:t xml:space="preserve">Posibilitatea de a adăuga fonduri în cont, care sunt convertite în </w:t>
-      </w:r>
-      <w:proofErr w:type="spellStart"/>
-      <w:r>
-        <w:rPr>
-          <w:rFonts w:ascii="Times New Roman" w:eastAsia="Times New Roman" w:hAnsi="Times New Roman" w:cs="Times New Roman"/>
-          <w:sz w:val="24"/>
-          <w:szCs w:val="24"/>
-        </w:rPr>
-        <w:t>token</w:t>
-      </w:r>
-      <w:proofErr w:type="spellEnd"/>
-      <w:r>
-        <w:rPr>
-          <w:rFonts w:ascii="Times New Roman" w:eastAsia="Times New Roman" w:hAnsi="Times New Roman" w:cs="Times New Roman"/>
-          <w:sz w:val="24"/>
-          <w:szCs w:val="24"/>
-        </w:rPr>
-        <w:t xml:space="preserve">-uri pentru promovarea lucrărilor.  </w:t>
+        <w:t xml:space="preserve">Posibilitatea de a adăuga fonduri în cont, care sunt convertite în token-uri pentru promovarea lucrărilor.  </w:t>
       </w:r>
     </w:p>
     <w:p>
@@ -3884,47 +3281,7 @@
           <w:sz w:val="28"/>
           <w:szCs w:val="28"/>
         </w:rPr>
-        <w:t>Scenarii de utilizare (</w:t>
-      </w:r>
-      <w:proofErr w:type="spellStart"/>
-      <w:r>
-        <w:rPr>
-          <w:rFonts w:ascii="Times New Roman" w:eastAsia="Times New Roman" w:hAnsi="Times New Roman" w:cs="Times New Roman"/>
-          <w:b/>
-          <w:sz w:val="28"/>
-          <w:szCs w:val="28"/>
-        </w:rPr>
-        <w:t>Use</w:t>
-      </w:r>
-      <w:proofErr w:type="spellEnd"/>
-      <w:r>
-        <w:rPr>
-          <w:rFonts w:ascii="Times New Roman" w:eastAsia="Times New Roman" w:hAnsi="Times New Roman" w:cs="Times New Roman"/>
-          <w:b/>
-          <w:sz w:val="28"/>
-          <w:szCs w:val="28"/>
-        </w:rPr>
-        <w:t xml:space="preserve"> </w:t>
-      </w:r>
-      <w:proofErr w:type="spellStart"/>
-      <w:r>
-        <w:rPr>
-          <w:rFonts w:ascii="Times New Roman" w:eastAsia="Times New Roman" w:hAnsi="Times New Roman" w:cs="Times New Roman"/>
-          <w:b/>
-          <w:sz w:val="28"/>
-          <w:szCs w:val="28"/>
-        </w:rPr>
-        <w:t>Cases</w:t>
-      </w:r>
-      <w:proofErr w:type="spellEnd"/>
-      <w:r>
-        <w:rPr>
-          <w:rFonts w:ascii="Times New Roman" w:eastAsia="Times New Roman" w:hAnsi="Times New Roman" w:cs="Times New Roman"/>
-          <w:b/>
-          <w:sz w:val="28"/>
-          <w:szCs w:val="28"/>
-        </w:rPr>
-        <w:t>)</w:t>
+        <w:t>Scenarii de utilizare (Use Cases)</w:t>
       </w:r>
     </w:p>
     <w:p>
@@ -4362,18 +3719,8 @@
           <w:sz w:val="24"/>
           <w:szCs w:val="24"/>
         </w:rPr>
-        <w:t xml:space="preserve">Prevenirea atacurilor de tip </w:t>
-      </w:r>
-      <w:proofErr w:type="spellStart"/>
-      <w:r>
-        <w:rPr>
-          <w:rFonts w:ascii="Times New Roman" w:eastAsia="Times New Roman" w:hAnsi="Times New Roman" w:cs="Times New Roman"/>
-          <w:sz w:val="24"/>
-          <w:szCs w:val="24"/>
-        </w:rPr>
-        <w:t>hacking</w:t>
-      </w:r>
-      <w:proofErr w:type="spellEnd"/>
+        <w:t>Prevenirea atacurilor de tip hacking</w:t>
+      </w:r>
     </w:p>
     <w:p>
       <w:pPr>
@@ -4395,43 +3742,7 @@
           <w:sz w:val="24"/>
           <w:szCs w:val="24"/>
         </w:rPr>
-        <w:t xml:space="preserve">Tranzacțiile financiare pentru achiziționarea de </w:t>
-      </w:r>
-      <w:proofErr w:type="spellStart"/>
-      <w:r>
-        <w:rPr>
-          <w:rFonts w:ascii="Times New Roman" w:eastAsia="Times New Roman" w:hAnsi="Times New Roman" w:cs="Times New Roman"/>
-          <w:sz w:val="24"/>
-          <w:szCs w:val="24"/>
-        </w:rPr>
-        <w:t>token</w:t>
-      </w:r>
-      <w:proofErr w:type="spellEnd"/>
-      <w:r>
-        <w:rPr>
-          <w:rFonts w:ascii="Times New Roman" w:eastAsia="Times New Roman" w:hAnsi="Times New Roman" w:cs="Times New Roman"/>
-          <w:sz w:val="24"/>
-          <w:szCs w:val="24"/>
-        </w:rPr>
-        <w:t>-uri vor fi procesate printr-un serviciu de plată certificat (</w:t>
-      </w:r>
-      <w:proofErr w:type="spellStart"/>
-      <w:r>
-        <w:rPr>
-          <w:rFonts w:ascii="Times New Roman" w:eastAsia="Times New Roman" w:hAnsi="Times New Roman" w:cs="Times New Roman"/>
-          <w:sz w:val="24"/>
-          <w:szCs w:val="24"/>
-        </w:rPr>
-        <w:t>Stripe</w:t>
-      </w:r>
-      <w:proofErr w:type="spellEnd"/>
-      <w:r>
-        <w:rPr>
-          <w:rFonts w:ascii="Times New Roman" w:eastAsia="Times New Roman" w:hAnsi="Times New Roman" w:cs="Times New Roman"/>
-          <w:sz w:val="24"/>
-          <w:szCs w:val="24"/>
-        </w:rPr>
-        <w:t>).</w:t>
+        <w:t>Tranzacțiile financiare pentru achiziționarea de token-uri vor fi procesate printr-un serviciu de plată certificat (Stripe).</w:t>
       </w:r>
     </w:p>
     <w:p>
@@ -4504,25 +3815,7 @@
           <w:sz w:val="24"/>
           <w:szCs w:val="24"/>
         </w:rPr>
-        <w:t xml:space="preserve">Aplicația va fi disponibilă pentru dispozitive </w:t>
-      </w:r>
-      <w:proofErr w:type="spellStart"/>
-      <w:r>
-        <w:rPr>
-          <w:rFonts w:ascii="Times New Roman" w:eastAsia="Times New Roman" w:hAnsi="Times New Roman" w:cs="Times New Roman"/>
-          <w:sz w:val="24"/>
-          <w:szCs w:val="24"/>
-        </w:rPr>
-        <w:t>iOS</w:t>
-      </w:r>
-      <w:proofErr w:type="spellEnd"/>
-      <w:r>
-        <w:rPr>
-          <w:rFonts w:ascii="Times New Roman" w:eastAsia="Times New Roman" w:hAnsi="Times New Roman" w:cs="Times New Roman"/>
-          <w:sz w:val="24"/>
-          <w:szCs w:val="24"/>
-        </w:rPr>
-        <w:t xml:space="preserve">.  </w:t>
+        <w:t xml:space="preserve">Aplicația va fi disponibilă pentru dispozitive iOS.  </w:t>
       </w:r>
     </w:p>
     <w:p>
@@ -4545,25 +3838,7 @@
           <w:sz w:val="24"/>
           <w:szCs w:val="24"/>
         </w:rPr>
-        <w:t xml:space="preserve">Compatibilitatea va fi garantată pentru versiuni mai recente de sisteme de operare: </w:t>
-      </w:r>
-      <w:proofErr w:type="spellStart"/>
-      <w:r>
-        <w:rPr>
-          <w:rFonts w:ascii="Times New Roman" w:eastAsia="Times New Roman" w:hAnsi="Times New Roman" w:cs="Times New Roman"/>
-          <w:sz w:val="24"/>
-          <w:szCs w:val="24"/>
-        </w:rPr>
-        <w:t>iOS</w:t>
-      </w:r>
-      <w:proofErr w:type="spellEnd"/>
-      <w:r>
-        <w:rPr>
-          <w:rFonts w:ascii="Times New Roman" w:eastAsia="Times New Roman" w:hAnsi="Times New Roman" w:cs="Times New Roman"/>
-          <w:sz w:val="24"/>
-          <w:szCs w:val="24"/>
-        </w:rPr>
-        <w:t xml:space="preserve"> 17+.</w:t>
+        <w:t>Compatibilitatea va fi garantată pentru versiuni mai recente de sisteme de operare: iOS 17+.</w:t>
       </w:r>
     </w:p>
     <w:p>
@@ -4609,25 +3884,7 @@
           <w:sz w:val="24"/>
           <w:szCs w:val="24"/>
         </w:rPr>
-        <w:t xml:space="preserve">Interfața va fi optimizată pentru o gamă largă de dispozitive, inclusiv </w:t>
-      </w:r>
-      <w:proofErr w:type="spellStart"/>
-      <w:r>
-        <w:rPr>
-          <w:rFonts w:ascii="Times New Roman" w:eastAsia="Times New Roman" w:hAnsi="Times New Roman" w:cs="Times New Roman"/>
-          <w:sz w:val="24"/>
-          <w:szCs w:val="24"/>
-        </w:rPr>
-        <w:t>smartphone</w:t>
-      </w:r>
-      <w:proofErr w:type="spellEnd"/>
-      <w:r>
-        <w:rPr>
-          <w:rFonts w:ascii="Times New Roman" w:eastAsia="Times New Roman" w:hAnsi="Times New Roman" w:cs="Times New Roman"/>
-          <w:sz w:val="24"/>
-          <w:szCs w:val="24"/>
-        </w:rPr>
-        <w:t xml:space="preserve">-uri și tablete.  </w:t>
+        <w:t xml:space="preserve">Interfața va fi optimizată pentru o gamă largă de dispozitive, inclusiv smartphone-uri și tablete.  </w:t>
       </w:r>
     </w:p>
     <w:p>
@@ -4650,43 +3907,7 @@
           <w:sz w:val="24"/>
           <w:szCs w:val="24"/>
         </w:rPr>
-        <w:t>Layout-</w:t>
-      </w:r>
-      <w:proofErr w:type="spellStart"/>
-      <w:r>
-        <w:rPr>
-          <w:rFonts w:ascii="Times New Roman" w:eastAsia="Times New Roman" w:hAnsi="Times New Roman" w:cs="Times New Roman"/>
-          <w:sz w:val="24"/>
-          <w:szCs w:val="24"/>
-        </w:rPr>
-        <w:t>ul</w:t>
-      </w:r>
-      <w:proofErr w:type="spellEnd"/>
-      <w:r>
-        <w:rPr>
-          <w:rFonts w:ascii="Times New Roman" w:eastAsia="Times New Roman" w:hAnsi="Times New Roman" w:cs="Times New Roman"/>
-          <w:sz w:val="24"/>
-          <w:szCs w:val="24"/>
-        </w:rPr>
-        <w:t xml:space="preserve"> va fi </w:t>
-      </w:r>
-      <w:proofErr w:type="spellStart"/>
-      <w:r>
-        <w:rPr>
-          <w:rFonts w:ascii="Times New Roman" w:eastAsia="Times New Roman" w:hAnsi="Times New Roman" w:cs="Times New Roman"/>
-          <w:sz w:val="24"/>
-          <w:szCs w:val="24"/>
-        </w:rPr>
-        <w:t>responsiv</w:t>
-      </w:r>
-      <w:proofErr w:type="spellEnd"/>
-      <w:r>
-        <w:rPr>
-          <w:rFonts w:ascii="Times New Roman" w:eastAsia="Times New Roman" w:hAnsi="Times New Roman" w:cs="Times New Roman"/>
-          <w:sz w:val="24"/>
-          <w:szCs w:val="24"/>
-        </w:rPr>
-        <w:t xml:space="preserve"> și adaptabil la ecrane cu densități diferite de pixeli (DPI).  </w:t>
+        <w:t xml:space="preserve">Layout-ul va fi responsiv și adaptabil la ecrane cu densități diferite de pixeli (DPI).  </w:t>
       </w:r>
     </w:p>
     <w:p>
@@ -4732,25 +3953,7 @@
           <w:sz w:val="24"/>
           <w:szCs w:val="24"/>
         </w:rPr>
-        <w:t xml:space="preserve">Aplicația va funcționa optim pe conexiuni de internet 3G/4G, cu notificări și </w:t>
-      </w:r>
-      <w:proofErr w:type="spellStart"/>
-      <w:r>
-        <w:rPr>
-          <w:rFonts w:ascii="Times New Roman" w:eastAsia="Times New Roman" w:hAnsi="Times New Roman" w:cs="Times New Roman"/>
-          <w:sz w:val="24"/>
-          <w:szCs w:val="24"/>
-        </w:rPr>
-        <w:t>feed</w:t>
-      </w:r>
-      <w:proofErr w:type="spellEnd"/>
-      <w:r>
-        <w:rPr>
-          <w:rFonts w:ascii="Times New Roman" w:eastAsia="Times New Roman" w:hAnsi="Times New Roman" w:cs="Times New Roman"/>
-          <w:sz w:val="24"/>
-          <w:szCs w:val="24"/>
-        </w:rPr>
-        <w:t xml:space="preserve">-uri actualizate în timp real. </w:t>
+        <w:t xml:space="preserve">Aplicația va funcționa optim pe conexiuni de internet 3G/4G, cu notificări și feed-uri actualizate în timp real. </w:t>
       </w:r>
     </w:p>
     <w:p>
@@ -4844,27 +4047,8 @@
           <w:szCs w:val="24"/>
         </w:rPr>
         <w:lastRenderedPageBreak/>
-        <w:t xml:space="preserve">Aplicația va respecta principiile de design specifice pentru </w:t>
-      </w:r>
-      <w:proofErr w:type="spellStart"/>
-      <w:r>
-        <w:rPr>
-          <w:rFonts w:ascii="Times New Roman" w:eastAsia="Times New Roman" w:hAnsi="Times New Roman" w:cs="Times New Roman"/>
-          <w:sz w:val="24"/>
-          <w:szCs w:val="24"/>
-        </w:rPr>
-        <w:t>iOS</w:t>
-      </w:r>
-      <w:proofErr w:type="spellEnd"/>
-      <w:r>
-        <w:rPr>
-          <w:rFonts w:ascii="Times New Roman" w:eastAsia="Times New Roman" w:hAnsi="Times New Roman" w:cs="Times New Roman"/>
-          <w:sz w:val="24"/>
-          <w:szCs w:val="24"/>
-        </w:rPr>
-        <w:t xml:space="preserve">: </w:t>
-      </w:r>
-      <w:proofErr w:type="spellStart"/>
+        <w:t xml:space="preserve">Aplicația va respecta principiile de design specifice pentru iOS: </w:t>
+      </w:r>
       <w:r>
         <w:rPr>
           <w:rFonts w:ascii="Times New Roman" w:eastAsia="Times New Roman" w:hAnsi="Times New Roman" w:cs="Times New Roman"/>
@@ -4872,49 +4056,8 @@
           <w:sz w:val="24"/>
           <w:szCs w:val="24"/>
         </w:rPr>
-        <w:t>Human</w:t>
-      </w:r>
-      <w:proofErr w:type="spellEnd"/>
-      <w:r>
-        <w:rPr>
-          <w:rFonts w:ascii="Times New Roman" w:eastAsia="Times New Roman" w:hAnsi="Times New Roman" w:cs="Times New Roman"/>
-          <w:i/>
-          <w:sz w:val="24"/>
-          <w:szCs w:val="24"/>
-        </w:rPr>
-        <w:t xml:space="preserve"> </w:t>
-      </w:r>
-      <w:proofErr w:type="spellStart"/>
-      <w:r>
-        <w:rPr>
-          <w:rFonts w:ascii="Times New Roman" w:eastAsia="Times New Roman" w:hAnsi="Times New Roman" w:cs="Times New Roman"/>
-          <w:i/>
-          <w:sz w:val="24"/>
-          <w:szCs w:val="24"/>
-        </w:rPr>
-        <w:t>Interface</w:t>
-      </w:r>
-      <w:proofErr w:type="spellEnd"/>
-      <w:r>
-        <w:rPr>
-          <w:rFonts w:ascii="Times New Roman" w:eastAsia="Times New Roman" w:hAnsi="Times New Roman" w:cs="Times New Roman"/>
-          <w:i/>
-          <w:sz w:val="24"/>
-          <w:szCs w:val="24"/>
-        </w:rPr>
-        <w:t xml:space="preserve"> </w:t>
-      </w:r>
-      <w:proofErr w:type="spellStart"/>
-      <w:r>
-        <w:rPr>
-          <w:rFonts w:ascii="Times New Roman" w:eastAsia="Times New Roman" w:hAnsi="Times New Roman" w:cs="Times New Roman"/>
-          <w:i/>
-          <w:sz w:val="24"/>
-          <w:szCs w:val="24"/>
-        </w:rPr>
-        <w:t>Guidelines</w:t>
-      </w:r>
-      <w:proofErr w:type="spellEnd"/>
+        <w:t>Human Interface Guidelines</w:t>
+      </w:r>
       <w:r>
         <w:rPr>
           <w:rFonts w:ascii="Times New Roman" w:eastAsia="Times New Roman" w:hAnsi="Times New Roman" w:cs="Times New Roman"/>
@@ -4965,43 +4108,7 @@
           <w:sz w:val="24"/>
           <w:szCs w:val="24"/>
         </w:rPr>
-        <w:t xml:space="preserve">Aplicația va include opțiuni de accesibilitate, precum contrast sporit, mărirea textului și suport pentru </w:t>
-      </w:r>
-      <w:proofErr w:type="spellStart"/>
-      <w:r>
-        <w:rPr>
-          <w:rFonts w:ascii="Times New Roman" w:eastAsia="Times New Roman" w:hAnsi="Times New Roman" w:cs="Times New Roman"/>
-          <w:sz w:val="24"/>
-          <w:szCs w:val="24"/>
-        </w:rPr>
-        <w:t>screen</w:t>
-      </w:r>
-      <w:proofErr w:type="spellEnd"/>
-      <w:r>
-        <w:rPr>
-          <w:rFonts w:ascii="Times New Roman" w:eastAsia="Times New Roman" w:hAnsi="Times New Roman" w:cs="Times New Roman"/>
-          <w:sz w:val="24"/>
-          <w:szCs w:val="24"/>
-        </w:rPr>
-        <w:t xml:space="preserve"> </w:t>
-      </w:r>
-      <w:proofErr w:type="spellStart"/>
-      <w:r>
-        <w:rPr>
-          <w:rFonts w:ascii="Times New Roman" w:eastAsia="Times New Roman" w:hAnsi="Times New Roman" w:cs="Times New Roman"/>
-          <w:sz w:val="24"/>
-          <w:szCs w:val="24"/>
-        </w:rPr>
-        <w:t>readers</w:t>
-      </w:r>
-      <w:proofErr w:type="spellEnd"/>
-      <w:r>
-        <w:rPr>
-          <w:rFonts w:ascii="Times New Roman" w:eastAsia="Times New Roman" w:hAnsi="Times New Roman" w:cs="Times New Roman"/>
-          <w:sz w:val="24"/>
-          <w:szCs w:val="24"/>
-        </w:rPr>
-        <w:t xml:space="preserve">.  </w:t>
+        <w:t xml:space="preserve">Aplicația va include opțiuni de accesibilitate, precum contrast sporit, mărirea textului și suport pentru screen readers.  </w:t>
       </w:r>
     </w:p>
     <w:p>
@@ -5132,43 +4239,7 @@
           <w:sz w:val="24"/>
           <w:szCs w:val="24"/>
         </w:rPr>
-        <w:t xml:space="preserve">Aplicația mobilă este construită cu </w:t>
-      </w:r>
-      <w:proofErr w:type="spellStart"/>
-      <w:r>
-        <w:rPr>
-          <w:rFonts w:ascii="Times New Roman" w:eastAsia="Times New Roman" w:hAnsi="Times New Roman" w:cs="Times New Roman"/>
-          <w:sz w:val="24"/>
-          <w:szCs w:val="24"/>
-        </w:rPr>
-        <w:t>SwiftUI</w:t>
-      </w:r>
-      <w:proofErr w:type="spellEnd"/>
-      <w:r>
-        <w:rPr>
-          <w:rFonts w:ascii="Times New Roman" w:eastAsia="Times New Roman" w:hAnsi="Times New Roman" w:cs="Times New Roman"/>
-          <w:sz w:val="24"/>
-          <w:szCs w:val="24"/>
-        </w:rPr>
-        <w:t xml:space="preserve">, utilizând MVVM pentru separarea logicii de interfața grafică. </w:t>
-      </w:r>
-      <w:proofErr w:type="spellStart"/>
-      <w:r>
-        <w:rPr>
-          <w:rFonts w:ascii="Times New Roman" w:eastAsia="Times New Roman" w:hAnsi="Times New Roman" w:cs="Times New Roman"/>
-          <w:sz w:val="24"/>
-          <w:szCs w:val="24"/>
-        </w:rPr>
-        <w:t>Backend-ul</w:t>
-      </w:r>
-      <w:proofErr w:type="spellEnd"/>
-      <w:r>
-        <w:rPr>
-          <w:rFonts w:ascii="Times New Roman" w:eastAsia="Times New Roman" w:hAnsi="Times New Roman" w:cs="Times New Roman"/>
-          <w:sz w:val="24"/>
-          <w:szCs w:val="24"/>
-        </w:rPr>
-        <w:t>, implementat în Express.js, gestionează autentificarea, stocarea imaginilor și funcționalitățile de chat și plăți.</w:t>
+        <w:t>Aplicația mobilă este construită cu SwiftUI, utilizând MVVM pentru separarea logicii de interfața grafică. Backend-ul, implementat în Express.js, gestionează autentificarea, stocarea imaginilor și funcționalitățile de chat și plăți.</w:t>
       </w:r>
     </w:p>
     <w:p>
@@ -5302,7 +4373,6 @@
           <w:szCs w:val="24"/>
         </w:rPr>
       </w:pPr>
-      <w:proofErr w:type="spellStart"/>
       <w:r>
         <w:rPr>
           <w:rFonts w:ascii="Times New Roman" w:eastAsia="Times New Roman" w:hAnsi="Times New Roman" w:cs="Times New Roman"/>
@@ -5312,68 +4382,13 @@
         </w:rPr>
         <w:t>ViewModel</w:t>
       </w:r>
-      <w:proofErr w:type="spellEnd"/>
-      <w:r>
-        <w:rPr>
-          <w:rFonts w:ascii="Times New Roman" w:eastAsia="Times New Roman" w:hAnsi="Times New Roman" w:cs="Times New Roman"/>
-          <w:sz w:val="24"/>
-          <w:szCs w:val="24"/>
-        </w:rPr>
-        <w:t xml:space="preserve">: Intermediar între Model și </w:t>
-      </w:r>
-      <w:proofErr w:type="spellStart"/>
-      <w:r>
-        <w:rPr>
-          <w:rFonts w:ascii="Times New Roman" w:eastAsia="Times New Roman" w:hAnsi="Times New Roman" w:cs="Times New Roman"/>
-          <w:sz w:val="24"/>
-          <w:szCs w:val="24"/>
-        </w:rPr>
-        <w:t>View</w:t>
-      </w:r>
-      <w:proofErr w:type="spellEnd"/>
-      <w:r>
-        <w:rPr>
-          <w:rFonts w:ascii="Times New Roman" w:eastAsia="Times New Roman" w:hAnsi="Times New Roman" w:cs="Times New Roman"/>
-          <w:sz w:val="24"/>
-          <w:szCs w:val="24"/>
-        </w:rPr>
-        <w:t xml:space="preserve">, transformând datele brute în informații pregătite pentru afișare. Utilizează </w:t>
-      </w:r>
-      <w:proofErr w:type="spellStart"/>
-      <w:r>
-        <w:rPr>
-          <w:rFonts w:ascii="Times New Roman" w:eastAsia="Times New Roman" w:hAnsi="Times New Roman" w:cs="Times New Roman"/>
-          <w:sz w:val="24"/>
-          <w:szCs w:val="24"/>
-        </w:rPr>
-        <w:t>framework</w:t>
-      </w:r>
-      <w:proofErr w:type="spellEnd"/>
-      <w:r>
-        <w:rPr>
-          <w:rFonts w:ascii="Times New Roman" w:eastAsia="Times New Roman" w:hAnsi="Times New Roman" w:cs="Times New Roman"/>
-          <w:sz w:val="24"/>
-          <w:szCs w:val="24"/>
-        </w:rPr>
-        <w:t>-uri reactive, cum ar fi Combine (</w:t>
-      </w:r>
-      <w:proofErr w:type="spellStart"/>
-      <w:r>
-        <w:rPr>
-          <w:rFonts w:ascii="Times New Roman" w:eastAsia="Times New Roman" w:hAnsi="Times New Roman" w:cs="Times New Roman"/>
-          <w:sz w:val="24"/>
-          <w:szCs w:val="24"/>
-        </w:rPr>
-        <w:t>iOS</w:t>
-      </w:r>
-      <w:proofErr w:type="spellEnd"/>
-      <w:r>
-        <w:rPr>
-          <w:rFonts w:ascii="Times New Roman" w:eastAsia="Times New Roman" w:hAnsi="Times New Roman" w:cs="Times New Roman"/>
-          <w:sz w:val="24"/>
-          <w:szCs w:val="24"/>
-        </w:rPr>
-        <w:t xml:space="preserve">).  </w:t>
+      <w:r>
+        <w:rPr>
+          <w:rFonts w:ascii="Times New Roman" w:eastAsia="Times New Roman" w:hAnsi="Times New Roman" w:cs="Times New Roman"/>
+          <w:sz w:val="24"/>
+          <w:szCs w:val="24"/>
+        </w:rPr>
+        <w:t xml:space="preserve">: Intermediar între Model și View, transformând datele brute în informații pregătite pentru afișare. Utilizează framework-uri reactive, cum ar fi Combine (iOS).  </w:t>
       </w:r>
     </w:p>
     <w:p>
@@ -5390,7 +4405,6 @@
           <w:szCs w:val="24"/>
         </w:rPr>
       </w:pPr>
-      <w:proofErr w:type="spellStart"/>
       <w:r>
         <w:rPr>
           <w:rFonts w:ascii="Times New Roman" w:eastAsia="Times New Roman" w:hAnsi="Times New Roman" w:cs="Times New Roman"/>
@@ -5400,7 +4414,6 @@
         </w:rPr>
         <w:t>View</w:t>
       </w:r>
-      <w:proofErr w:type="spellEnd"/>
       <w:r>
         <w:rPr>
           <w:rFonts w:ascii="Times New Roman" w:eastAsia="Times New Roman" w:hAnsi="Times New Roman" w:cs="Times New Roman"/>
@@ -5470,7 +4483,6 @@
           <w:szCs w:val="24"/>
         </w:rPr>
       </w:pPr>
-      <w:proofErr w:type="spellStart"/>
       <w:r>
         <w:rPr>
           <w:rFonts w:ascii="Times New Roman" w:eastAsia="Times New Roman" w:hAnsi="Times New Roman" w:cs="Times New Roman"/>
@@ -5478,16 +4490,7 @@
           <w:szCs w:val="24"/>
         </w:rPr>
         <w:lastRenderedPageBreak/>
-        <w:t>Scalabilitate</w:t>
-      </w:r>
-      <w:proofErr w:type="spellEnd"/>
-      <w:r>
-        <w:rPr>
-          <w:rFonts w:ascii="Times New Roman" w:eastAsia="Times New Roman" w:hAnsi="Times New Roman" w:cs="Times New Roman"/>
-          <w:sz w:val="24"/>
-          <w:szCs w:val="24"/>
-        </w:rPr>
-        <w:t xml:space="preserve"> și posibilitate de reutilizare a codului.</w:t>
+        <w:t>Scalabilitate și posibilitate de reutilizare a codului.</w:t>
       </w:r>
     </w:p>
     <w:p>
@@ -5510,25 +4513,7 @@
           <w:sz w:val="24"/>
           <w:szCs w:val="24"/>
         </w:rPr>
-        <w:t>Ușurință în testarea unităților individuale (</w:t>
-      </w:r>
-      <w:proofErr w:type="spellStart"/>
-      <w:r>
-        <w:rPr>
-          <w:rFonts w:ascii="Times New Roman" w:eastAsia="Times New Roman" w:hAnsi="Times New Roman" w:cs="Times New Roman"/>
-          <w:sz w:val="24"/>
-          <w:szCs w:val="24"/>
-        </w:rPr>
-        <w:t>ViewModel</w:t>
-      </w:r>
-      <w:proofErr w:type="spellEnd"/>
-      <w:r>
-        <w:rPr>
-          <w:rFonts w:ascii="Times New Roman" w:eastAsia="Times New Roman" w:hAnsi="Times New Roman" w:cs="Times New Roman"/>
-          <w:sz w:val="24"/>
-          <w:szCs w:val="24"/>
-        </w:rPr>
-        <w:t>).</w:t>
+        <w:t>Ușurință în testarea unităților individuale (ViewModel).</w:t>
       </w:r>
     </w:p>
     <w:p>
@@ -5573,25 +4558,7 @@
           <w:sz w:val="24"/>
           <w:szCs w:val="24"/>
         </w:rPr>
-        <w:t xml:space="preserve">Aplicația va fi organizată pe module, fiecare având responsabilități specifice, pentru a încuraja reutilizarea și </w:t>
-      </w:r>
-      <w:proofErr w:type="spellStart"/>
-      <w:r>
-        <w:rPr>
-          <w:rFonts w:ascii="Times New Roman" w:eastAsia="Times New Roman" w:hAnsi="Times New Roman" w:cs="Times New Roman"/>
-          <w:sz w:val="24"/>
-          <w:szCs w:val="24"/>
-        </w:rPr>
-        <w:t>scalabilitatea</w:t>
-      </w:r>
-      <w:proofErr w:type="spellEnd"/>
-      <w:r>
-        <w:rPr>
-          <w:rFonts w:ascii="Times New Roman" w:eastAsia="Times New Roman" w:hAnsi="Times New Roman" w:cs="Times New Roman"/>
-          <w:sz w:val="24"/>
-          <w:szCs w:val="24"/>
-        </w:rPr>
-        <w:t>:</w:t>
+        <w:t>Aplicația va fi organizată pe module, fiecare având responsabilități specifice, pentru a încuraja reutilizarea și scalabilitatea:</w:t>
       </w:r>
     </w:p>
     <w:p>
@@ -5623,25 +4590,7 @@
           <w:sz w:val="24"/>
           <w:szCs w:val="24"/>
         </w:rPr>
-        <w:t xml:space="preserve">: Gestionarea proceselor de </w:t>
-      </w:r>
-      <w:proofErr w:type="spellStart"/>
-      <w:r>
-        <w:rPr>
-          <w:rFonts w:ascii="Times New Roman" w:eastAsia="Times New Roman" w:hAnsi="Times New Roman" w:cs="Times New Roman"/>
-          <w:sz w:val="24"/>
-          <w:szCs w:val="24"/>
-        </w:rPr>
-        <w:t>logare</w:t>
-      </w:r>
-      <w:proofErr w:type="spellEnd"/>
-      <w:r>
-        <w:rPr>
-          <w:rFonts w:ascii="Times New Roman" w:eastAsia="Times New Roman" w:hAnsi="Times New Roman" w:cs="Times New Roman"/>
-          <w:sz w:val="24"/>
-          <w:szCs w:val="24"/>
-        </w:rPr>
-        <w:t>, înregistrare și resetare a parolei.</w:t>
+        <w:t>: Gestionarea proceselor de logare, înregistrare și resetare a parolei.</w:t>
       </w:r>
     </w:p>
     <w:p>
@@ -5658,7 +4607,6 @@
           <w:szCs w:val="24"/>
         </w:rPr>
       </w:pPr>
-      <w:proofErr w:type="spellStart"/>
       <w:r>
         <w:rPr>
           <w:rFonts w:ascii="Times New Roman" w:eastAsia="Times New Roman" w:hAnsi="Times New Roman" w:cs="Times New Roman"/>
@@ -5668,7 +4616,6 @@
         </w:rPr>
         <w:t>Feed</w:t>
       </w:r>
-      <w:proofErr w:type="spellEnd"/>
       <w:r>
         <w:rPr>
           <w:rFonts w:ascii="Times New Roman" w:eastAsia="Times New Roman" w:hAnsi="Times New Roman" w:cs="Times New Roman"/>
@@ -5771,25 +4718,7 @@
           <w:sz w:val="24"/>
           <w:szCs w:val="24"/>
         </w:rPr>
-        <w:t xml:space="preserve">: Procesarea tranzacțiilor pentru achiziția de </w:t>
-      </w:r>
-      <w:proofErr w:type="spellStart"/>
-      <w:r>
-        <w:rPr>
-          <w:rFonts w:ascii="Times New Roman" w:eastAsia="Times New Roman" w:hAnsi="Times New Roman" w:cs="Times New Roman"/>
-          <w:sz w:val="24"/>
-          <w:szCs w:val="24"/>
-        </w:rPr>
-        <w:t>token</w:t>
-      </w:r>
-      <w:proofErr w:type="spellEnd"/>
-      <w:r>
-        <w:rPr>
-          <w:rFonts w:ascii="Times New Roman" w:eastAsia="Times New Roman" w:hAnsi="Times New Roman" w:cs="Times New Roman"/>
-          <w:sz w:val="24"/>
-          <w:szCs w:val="24"/>
-        </w:rPr>
-        <w:t>-uri.</w:t>
+        <w:t>: Procesarea tranzacțiilor pentru achiziția de token-uri.</w:t>
       </w:r>
     </w:p>
     <w:p>
@@ -5844,43 +4773,7 @@
           <w:sz w:val="24"/>
           <w:szCs w:val="24"/>
         </w:rPr>
-        <w:t xml:space="preserve">Utilizarea unui </w:t>
-      </w:r>
-      <w:proofErr w:type="spellStart"/>
-      <w:r>
-        <w:rPr>
-          <w:rFonts w:ascii="Times New Roman" w:eastAsia="Times New Roman" w:hAnsi="Times New Roman" w:cs="Times New Roman"/>
-          <w:sz w:val="24"/>
-          <w:szCs w:val="24"/>
-        </w:rPr>
-        <w:t>backend</w:t>
-      </w:r>
-      <w:proofErr w:type="spellEnd"/>
-      <w:r>
-        <w:rPr>
-          <w:rFonts w:ascii="Times New Roman" w:eastAsia="Times New Roman" w:hAnsi="Times New Roman" w:cs="Times New Roman"/>
-          <w:sz w:val="24"/>
-          <w:szCs w:val="24"/>
-        </w:rPr>
-        <w:t xml:space="preserve"> </w:t>
-      </w:r>
-      <w:proofErr w:type="spellStart"/>
-      <w:r>
-        <w:rPr>
-          <w:rFonts w:ascii="Times New Roman" w:eastAsia="Times New Roman" w:hAnsi="Times New Roman" w:cs="Times New Roman"/>
-          <w:sz w:val="24"/>
-          <w:szCs w:val="24"/>
-        </w:rPr>
-        <w:t>RESTful</w:t>
-      </w:r>
-      <w:proofErr w:type="spellEnd"/>
-      <w:r>
-        <w:rPr>
-          <w:rFonts w:ascii="Times New Roman" w:eastAsia="Times New Roman" w:hAnsi="Times New Roman" w:cs="Times New Roman"/>
-          <w:sz w:val="24"/>
-          <w:szCs w:val="24"/>
-        </w:rPr>
-        <w:t xml:space="preserve"> API, care va furniza date aplicației și va gestiona operațiunile critice (ex. autentificare, încărcare imagini).  </w:t>
+        <w:t xml:space="preserve">Utilizarea unui backend RESTful API, care va furniza date aplicației și va gestiona operațiunile critice (ex. autentificare, încărcare imagini).  </w:t>
       </w:r>
     </w:p>
     <w:p>
@@ -5903,25 +4796,7 @@
           <w:sz w:val="24"/>
           <w:szCs w:val="24"/>
         </w:rPr>
-        <w:t xml:space="preserve">Toate solicitările API vor fi gestionate printr-o clasă de tip **Service </w:t>
-      </w:r>
-      <w:proofErr w:type="spellStart"/>
-      <w:r>
-        <w:rPr>
-          <w:rFonts w:ascii="Times New Roman" w:eastAsia="Times New Roman" w:hAnsi="Times New Roman" w:cs="Times New Roman"/>
-          <w:sz w:val="24"/>
-          <w:szCs w:val="24"/>
-        </w:rPr>
-        <w:t>Layer</w:t>
-      </w:r>
-      <w:proofErr w:type="spellEnd"/>
-      <w:r>
-        <w:rPr>
-          <w:rFonts w:ascii="Times New Roman" w:eastAsia="Times New Roman" w:hAnsi="Times New Roman" w:cs="Times New Roman"/>
-          <w:sz w:val="24"/>
-          <w:szCs w:val="24"/>
-        </w:rPr>
-        <w:t xml:space="preserve">**, care centralizează logica de comunicare cu serverul.  </w:t>
+        <w:t xml:space="preserve">Toate solicitările API vor fi gestionate printr-o clasă de tip **Service Layer**, care centralizează logica de comunicare cu serverul.  </w:t>
       </w:r>
     </w:p>
     <w:p>
@@ -5996,7 +4871,6 @@
         </w:rPr>
         <w:t xml:space="preserve">Aplicația mobilă va fi dezvoltată utilizând </w:t>
       </w:r>
-      <w:proofErr w:type="spellStart"/>
       <w:r>
         <w:rPr>
           <w:rFonts w:ascii="Times New Roman" w:eastAsia="Times New Roman" w:hAnsi="Times New Roman" w:cs="Times New Roman"/>
@@ -6006,50 +4880,13 @@
         </w:rPr>
         <w:t>SwiftUI</w:t>
       </w:r>
-      <w:proofErr w:type="spellEnd"/>
-      <w:r>
-        <w:rPr>
-          <w:rFonts w:ascii="Times New Roman" w:eastAsia="Times New Roman" w:hAnsi="Times New Roman" w:cs="Times New Roman"/>
-          <w:sz w:val="24"/>
-          <w:szCs w:val="24"/>
-        </w:rPr>
-        <w:t xml:space="preserve"> pentru </w:t>
-      </w:r>
-      <w:proofErr w:type="spellStart"/>
-      <w:r>
-        <w:rPr>
-          <w:rFonts w:ascii="Times New Roman" w:eastAsia="Times New Roman" w:hAnsi="Times New Roman" w:cs="Times New Roman"/>
-          <w:sz w:val="24"/>
-          <w:szCs w:val="24"/>
-        </w:rPr>
-        <w:t>iOS</w:t>
-      </w:r>
-      <w:proofErr w:type="spellEnd"/>
-      <w:r>
-        <w:rPr>
-          <w:rFonts w:ascii="Times New Roman" w:eastAsia="Times New Roman" w:hAnsi="Times New Roman" w:cs="Times New Roman"/>
-          <w:sz w:val="24"/>
-          <w:szCs w:val="24"/>
-        </w:rPr>
-        <w:t xml:space="preserve">, un </w:t>
-      </w:r>
-      <w:proofErr w:type="spellStart"/>
-      <w:r>
-        <w:rPr>
-          <w:rFonts w:ascii="Times New Roman" w:eastAsia="Times New Roman" w:hAnsi="Times New Roman" w:cs="Times New Roman"/>
-          <w:sz w:val="24"/>
-          <w:szCs w:val="24"/>
-        </w:rPr>
-        <w:t>framework</w:t>
-      </w:r>
-      <w:proofErr w:type="spellEnd"/>
-      <w:r>
-        <w:rPr>
-          <w:rFonts w:ascii="Times New Roman" w:eastAsia="Times New Roman" w:hAnsi="Times New Roman" w:cs="Times New Roman"/>
-          <w:sz w:val="24"/>
-          <w:szCs w:val="24"/>
-        </w:rPr>
-        <w:t xml:space="preserve"> declarativ modern, care oferă o experiență de dezvoltare rapidă și o interfață utilizator intuitivă.  </w:t>
+      <w:r>
+        <w:rPr>
+          <w:rFonts w:ascii="Times New Roman" w:eastAsia="Times New Roman" w:hAnsi="Times New Roman" w:cs="Times New Roman"/>
+          <w:sz w:val="24"/>
+          <w:szCs w:val="24"/>
+        </w:rPr>
+        <w:t xml:space="preserve"> pentru iOS, un framework declarativ modern, care oferă o experiență de dezvoltare rapidă și o interfață utilizator intuitivă.  </w:t>
       </w:r>
     </w:p>
     <w:p>
@@ -6074,7 +4911,6 @@
         </w:rPr>
         <w:t xml:space="preserve">      Avantajele utilizării </w:t>
       </w:r>
-      <w:proofErr w:type="spellStart"/>
       <w:r>
         <w:rPr>
           <w:rFonts w:ascii="Times New Roman" w:eastAsia="Times New Roman" w:hAnsi="Times New Roman" w:cs="Times New Roman"/>
@@ -6084,7 +4920,6 @@
         </w:rPr>
         <w:t>SwiftUI</w:t>
       </w:r>
-      <w:proofErr w:type="spellEnd"/>
       <w:r>
         <w:rPr>
           <w:rFonts w:ascii="Times New Roman" w:eastAsia="Times New Roman" w:hAnsi="Times New Roman" w:cs="Times New Roman"/>
@@ -6137,25 +4972,7 @@
           <w:sz w:val="24"/>
           <w:szCs w:val="24"/>
         </w:rPr>
-        <w:t xml:space="preserve">Integrare nativă cu ecosistemul Apple, incluzând suport pentru funcții precum accesibilitate, </w:t>
-      </w:r>
-      <w:proofErr w:type="spellStart"/>
-      <w:r>
-        <w:rPr>
-          <w:rFonts w:ascii="Times New Roman" w:eastAsia="Times New Roman" w:hAnsi="Times New Roman" w:cs="Times New Roman"/>
-          <w:sz w:val="24"/>
-          <w:szCs w:val="24"/>
-        </w:rPr>
-        <w:t>Dark</w:t>
-      </w:r>
-      <w:proofErr w:type="spellEnd"/>
-      <w:r>
-        <w:rPr>
-          <w:rFonts w:ascii="Times New Roman" w:eastAsia="Times New Roman" w:hAnsi="Times New Roman" w:cs="Times New Roman"/>
-          <w:sz w:val="24"/>
-          <w:szCs w:val="24"/>
-        </w:rPr>
-        <w:t xml:space="preserve"> Mode și animații fluide.</w:t>
+        <w:t>Integrare nativă cu ecosistemul Apple, incluzând suport pentru funcții precum accesibilitate, Dark Mode și animații fluide.</w:t>
       </w:r>
     </w:p>
     <w:p>
@@ -6178,25 +4995,7 @@
           <w:sz w:val="24"/>
           <w:szCs w:val="24"/>
         </w:rPr>
-        <w:t xml:space="preserve">Optimizare pentru performanță pe dispozitive </w:t>
-      </w:r>
-      <w:proofErr w:type="spellStart"/>
-      <w:r>
-        <w:rPr>
-          <w:rFonts w:ascii="Times New Roman" w:eastAsia="Times New Roman" w:hAnsi="Times New Roman" w:cs="Times New Roman"/>
-          <w:sz w:val="24"/>
-          <w:szCs w:val="24"/>
-        </w:rPr>
-        <w:t>iOS</w:t>
-      </w:r>
-      <w:proofErr w:type="spellEnd"/>
-      <w:r>
-        <w:rPr>
-          <w:rFonts w:ascii="Times New Roman" w:eastAsia="Times New Roman" w:hAnsi="Times New Roman" w:cs="Times New Roman"/>
-          <w:sz w:val="24"/>
-          <w:szCs w:val="24"/>
-        </w:rPr>
-        <w:t xml:space="preserve"> recente.</w:t>
+        <w:t>Optimizare pentru performanță pe dispozitive iOS recente.</w:t>
       </w:r>
     </w:p>
     <w:p>
@@ -6236,7 +5035,6 @@
           <w:szCs w:val="24"/>
         </w:rPr>
       </w:pPr>
-      <w:proofErr w:type="spellStart"/>
       <w:r>
         <w:rPr>
           <w:rFonts w:ascii="Times New Roman" w:eastAsia="Times New Roman" w:hAnsi="Times New Roman" w:cs="Times New Roman"/>
@@ -6244,17 +5042,7 @@
           <w:sz w:val="24"/>
           <w:szCs w:val="24"/>
         </w:rPr>
-        <w:t>Feed-ul</w:t>
-      </w:r>
-      <w:proofErr w:type="spellEnd"/>
-      <w:r>
-        <w:rPr>
-          <w:rFonts w:ascii="Times New Roman" w:eastAsia="Times New Roman" w:hAnsi="Times New Roman" w:cs="Times New Roman"/>
-          <w:b/>
-          <w:sz w:val="24"/>
-          <w:szCs w:val="24"/>
-        </w:rPr>
-        <w:t xml:space="preserve"> principal</w:t>
+        <w:t>Feed-ul principal</w:t>
       </w:r>
       <w:r>
         <w:rPr>
@@ -6318,19 +5106,8 @@
           <w:sz w:val="24"/>
           <w:szCs w:val="24"/>
         </w:rPr>
-        <w:t>Chat-</w:t>
-      </w:r>
-      <w:proofErr w:type="spellStart"/>
-      <w:r>
-        <w:rPr>
-          <w:rFonts w:ascii="Times New Roman" w:eastAsia="Times New Roman" w:hAnsi="Times New Roman" w:cs="Times New Roman"/>
-          <w:b/>
-          <w:sz w:val="24"/>
-          <w:szCs w:val="24"/>
-        </w:rPr>
-        <w:t>ul</w:t>
-      </w:r>
-      <w:proofErr w:type="spellEnd"/>
+        <w:t>Chat-ul</w:t>
+      </w:r>
       <w:r>
         <w:rPr>
           <w:rFonts w:ascii="Times New Roman" w:eastAsia="Times New Roman" w:hAnsi="Times New Roman" w:cs="Times New Roman"/>
@@ -6353,7 +5130,6 @@
           <w:szCs w:val="24"/>
         </w:rPr>
       </w:pPr>
-      <w:proofErr w:type="spellStart"/>
       <w:r>
         <w:rPr>
           <w:rFonts w:ascii="Times New Roman" w:eastAsia="Times New Roman" w:hAnsi="Times New Roman" w:cs="Times New Roman"/>
@@ -6363,7 +5139,6 @@
         </w:rPr>
         <w:t>Search-ul</w:t>
       </w:r>
-      <w:proofErr w:type="spellEnd"/>
       <w:r>
         <w:rPr>
           <w:rFonts w:ascii="Times New Roman" w:eastAsia="Times New Roman" w:hAnsi="Times New Roman" w:cs="Times New Roman"/>
@@ -6404,25 +5179,7 @@
           <w:sz w:val="24"/>
           <w:szCs w:val="24"/>
         </w:rPr>
-        <w:t xml:space="preserve">Integrare </w:t>
-      </w:r>
-      <w:proofErr w:type="spellStart"/>
-      <w:r>
-        <w:rPr>
-          <w:rFonts w:ascii="Times New Roman" w:eastAsia="Times New Roman" w:hAnsi="Times New Roman" w:cs="Times New Roman"/>
-          <w:sz w:val="24"/>
-          <w:szCs w:val="24"/>
-        </w:rPr>
-        <w:t>backend</w:t>
-      </w:r>
-      <w:proofErr w:type="spellEnd"/>
-      <w:r>
-        <w:rPr>
-          <w:rFonts w:ascii="Times New Roman" w:eastAsia="Times New Roman" w:hAnsi="Times New Roman" w:cs="Times New Roman"/>
-          <w:sz w:val="24"/>
-          <w:szCs w:val="24"/>
-        </w:rPr>
-        <w:t xml:space="preserve">  </w:t>
+        <w:t xml:space="preserve">Integrare backend  </w:t>
       </w:r>
     </w:p>
     <w:p>
@@ -6446,25 +5203,7 @@
           <w:szCs w:val="24"/>
         </w:rPr>
         <w:lastRenderedPageBreak/>
-        <w:t xml:space="preserve">Partea de </w:t>
-      </w:r>
-      <w:proofErr w:type="spellStart"/>
-      <w:r>
-        <w:rPr>
-          <w:rFonts w:ascii="Times New Roman" w:eastAsia="Times New Roman" w:hAnsi="Times New Roman" w:cs="Times New Roman"/>
-          <w:sz w:val="24"/>
-          <w:szCs w:val="24"/>
-        </w:rPr>
-        <w:t>backend</w:t>
-      </w:r>
-      <w:proofErr w:type="spellEnd"/>
-      <w:r>
-        <w:rPr>
-          <w:rFonts w:ascii="Times New Roman" w:eastAsia="Times New Roman" w:hAnsi="Times New Roman" w:cs="Times New Roman"/>
-          <w:sz w:val="24"/>
-          <w:szCs w:val="24"/>
-        </w:rPr>
-        <w:t xml:space="preserve"> va fi dezvoltată folosind </w:t>
+        <w:t xml:space="preserve">Partea de backend va fi dezvoltată folosind </w:t>
       </w:r>
       <w:r>
         <w:rPr>
@@ -6481,25 +5220,7 @@
           <w:sz w:val="24"/>
           <w:szCs w:val="24"/>
         </w:rPr>
-        <w:t xml:space="preserve">, un </w:t>
-      </w:r>
-      <w:proofErr w:type="spellStart"/>
-      <w:r>
-        <w:rPr>
-          <w:rFonts w:ascii="Times New Roman" w:eastAsia="Times New Roman" w:hAnsi="Times New Roman" w:cs="Times New Roman"/>
-          <w:sz w:val="24"/>
-          <w:szCs w:val="24"/>
-        </w:rPr>
-        <w:t>framework</w:t>
-      </w:r>
-      <w:proofErr w:type="spellEnd"/>
-      <w:r>
-        <w:rPr>
-          <w:rFonts w:ascii="Times New Roman" w:eastAsia="Times New Roman" w:hAnsi="Times New Roman" w:cs="Times New Roman"/>
-          <w:sz w:val="24"/>
-          <w:szCs w:val="24"/>
-        </w:rPr>
-        <w:t xml:space="preserve"> minimalist și rapid pentru Node.js, pentru a gestiona eficient comunicarea între aplicația mobilă și baza de date.  </w:t>
+        <w:t xml:space="preserve">, un framework minimalist și rapid pentru Node.js, pentru a gestiona eficient comunicarea între aplicația mobilă și baza de date.  </w:t>
       </w:r>
     </w:p>
     <w:p>
@@ -6585,25 +5306,7 @@
           <w:sz w:val="24"/>
           <w:szCs w:val="24"/>
         </w:rPr>
-        <w:t xml:space="preserve">Suport excelent pentru crearea de API-uri </w:t>
-      </w:r>
-      <w:proofErr w:type="spellStart"/>
-      <w:r>
-        <w:rPr>
-          <w:rFonts w:ascii="Times New Roman" w:eastAsia="Times New Roman" w:hAnsi="Times New Roman" w:cs="Times New Roman"/>
-          <w:sz w:val="24"/>
-          <w:szCs w:val="24"/>
-        </w:rPr>
-        <w:t>RESTful</w:t>
-      </w:r>
-      <w:proofErr w:type="spellEnd"/>
-      <w:r>
-        <w:rPr>
-          <w:rFonts w:ascii="Times New Roman" w:eastAsia="Times New Roman" w:hAnsi="Times New Roman" w:cs="Times New Roman"/>
-          <w:sz w:val="24"/>
-          <w:szCs w:val="24"/>
-        </w:rPr>
-        <w:t>.</w:t>
+        <w:t>Suport excelent pentru crearea de API-uri RESTful.</w:t>
       </w:r>
     </w:p>
     <w:p>
@@ -6626,25 +5329,7 @@
           <w:sz w:val="24"/>
           <w:szCs w:val="24"/>
         </w:rPr>
-        <w:t xml:space="preserve">Integrare rapidă cu alte biblioteci Node.js, precum </w:t>
-      </w:r>
-      <w:proofErr w:type="spellStart"/>
-      <w:r>
-        <w:rPr>
-          <w:rFonts w:ascii="Times New Roman" w:eastAsia="Times New Roman" w:hAnsi="Times New Roman" w:cs="Times New Roman"/>
-          <w:sz w:val="24"/>
-          <w:szCs w:val="24"/>
-        </w:rPr>
-        <w:t>middleware</w:t>
-      </w:r>
-      <w:proofErr w:type="spellEnd"/>
-      <w:r>
-        <w:rPr>
-          <w:rFonts w:ascii="Times New Roman" w:eastAsia="Times New Roman" w:hAnsi="Times New Roman" w:cs="Times New Roman"/>
-          <w:sz w:val="24"/>
-          <w:szCs w:val="24"/>
-        </w:rPr>
-        <w:t>-uri pentru autentificare (ex. Passport.js) sau validarea datelor.</w:t>
+        <w:t>Integrare rapidă cu alte biblioteci Node.js, precum middleware-uri pentru autentificare (ex. Passport.js) sau validarea datelor.</w:t>
       </w:r>
     </w:p>
     <w:p>
@@ -6667,25 +5352,7 @@
           <w:sz w:val="24"/>
           <w:szCs w:val="24"/>
         </w:rPr>
-        <w:t xml:space="preserve">Responsabilități principale ale </w:t>
-      </w:r>
-      <w:proofErr w:type="spellStart"/>
-      <w:r>
-        <w:rPr>
-          <w:rFonts w:ascii="Times New Roman" w:eastAsia="Times New Roman" w:hAnsi="Times New Roman" w:cs="Times New Roman"/>
-          <w:sz w:val="24"/>
-          <w:szCs w:val="24"/>
-        </w:rPr>
-        <w:t>backend</w:t>
-      </w:r>
-      <w:proofErr w:type="spellEnd"/>
-      <w:r>
-        <w:rPr>
-          <w:rFonts w:ascii="Times New Roman" w:eastAsia="Times New Roman" w:hAnsi="Times New Roman" w:cs="Times New Roman"/>
-          <w:sz w:val="24"/>
-          <w:szCs w:val="24"/>
-        </w:rPr>
-        <w:t>-ului:</w:t>
+        <w:t>Responsabilități principale ale backend-ului:</w:t>
       </w:r>
     </w:p>
     <w:p>
@@ -6754,25 +5421,7 @@
           <w:sz w:val="24"/>
           <w:szCs w:val="24"/>
         </w:rPr>
-        <w:t xml:space="preserve">Procesarea tranzacțiilor financiare pentru achiziția de </w:t>
-      </w:r>
-      <w:proofErr w:type="spellStart"/>
-      <w:r>
-        <w:rPr>
-          <w:rFonts w:ascii="Times New Roman" w:eastAsia="Times New Roman" w:hAnsi="Times New Roman" w:cs="Times New Roman"/>
-          <w:sz w:val="24"/>
-          <w:szCs w:val="24"/>
-        </w:rPr>
-        <w:t>token</w:t>
-      </w:r>
-      <w:proofErr w:type="spellEnd"/>
-      <w:r>
-        <w:rPr>
-          <w:rFonts w:ascii="Times New Roman" w:eastAsia="Times New Roman" w:hAnsi="Times New Roman" w:cs="Times New Roman"/>
-          <w:sz w:val="24"/>
-          <w:szCs w:val="24"/>
-        </w:rPr>
-        <w:t>-uri.</w:t>
+        <w:t>Procesarea tranzacțiilor financiare pentru achiziția de token-uri.</w:t>
       </w:r>
     </w:p>
     <w:p>
@@ -6797,7 +5446,6 @@
         </w:rPr>
         <w:t xml:space="preserve">Fluxul de date între </w:t>
       </w:r>
-      <w:proofErr w:type="spellStart"/>
       <w:r>
         <w:rPr>
           <w:rFonts w:ascii="Times New Roman" w:eastAsia="Times New Roman" w:hAnsi="Times New Roman" w:cs="Times New Roman"/>
@@ -6807,7 +5455,6 @@
         </w:rPr>
         <w:t>SwiftUI</w:t>
       </w:r>
-      <w:proofErr w:type="spellEnd"/>
       <w:r>
         <w:rPr>
           <w:rFonts w:ascii="Times New Roman" w:eastAsia="Times New Roman" w:hAnsi="Times New Roman" w:cs="Times New Roman"/>
@@ -6816,7 +5463,6 @@
         </w:rPr>
         <w:t xml:space="preserve"> și </w:t>
       </w:r>
-      <w:proofErr w:type="spellStart"/>
       <w:r>
         <w:rPr>
           <w:rFonts w:ascii="Times New Roman" w:eastAsia="Times New Roman" w:hAnsi="Times New Roman" w:cs="Times New Roman"/>
@@ -6826,7 +5472,6 @@
         </w:rPr>
         <w:t>backend</w:t>
       </w:r>
-      <w:proofErr w:type="spellEnd"/>
     </w:p>
     <w:p>
       <w:pPr>
@@ -6848,25 +5493,7 @@
           <w:sz w:val="24"/>
           <w:szCs w:val="24"/>
         </w:rPr>
-        <w:t xml:space="preserve">Aplicația mobilă va comunica cu </w:t>
-      </w:r>
-      <w:proofErr w:type="spellStart"/>
-      <w:r>
-        <w:rPr>
-          <w:rFonts w:ascii="Times New Roman" w:eastAsia="Times New Roman" w:hAnsi="Times New Roman" w:cs="Times New Roman"/>
-          <w:sz w:val="24"/>
-          <w:szCs w:val="24"/>
-        </w:rPr>
-        <w:t>backend-ul</w:t>
-      </w:r>
-      <w:proofErr w:type="spellEnd"/>
-      <w:r>
-        <w:rPr>
-          <w:rFonts w:ascii="Times New Roman" w:eastAsia="Times New Roman" w:hAnsi="Times New Roman" w:cs="Times New Roman"/>
-          <w:sz w:val="24"/>
-          <w:szCs w:val="24"/>
-        </w:rPr>
-        <w:t xml:space="preserve"> folosind solicitări </w:t>
+        <w:t xml:space="preserve">Aplicația mobilă va comunica cu backend-ul folosind solicitări </w:t>
       </w:r>
       <w:r>
         <w:rPr>
@@ -6914,19 +5541,8 @@
           <w:sz w:val="24"/>
           <w:szCs w:val="24"/>
         </w:rPr>
-        <w:t xml:space="preserve"> Service </w:t>
-      </w:r>
-      <w:proofErr w:type="spellStart"/>
-      <w:r>
-        <w:rPr>
-          <w:rFonts w:ascii="Times New Roman" w:eastAsia="Times New Roman" w:hAnsi="Times New Roman" w:cs="Times New Roman"/>
-          <w:b/>
-          <w:sz w:val="24"/>
-          <w:szCs w:val="24"/>
-        </w:rPr>
-        <w:t>Layer</w:t>
-      </w:r>
-      <w:proofErr w:type="spellEnd"/>
+        <w:t xml:space="preserve"> Service Layer</w:t>
+      </w:r>
       <w:r>
         <w:rPr>
           <w:rFonts w:ascii="Times New Roman" w:eastAsia="Times New Roman" w:hAnsi="Times New Roman" w:cs="Times New Roman"/>
@@ -6990,25 +5606,7 @@
           <w:sz w:val="24"/>
           <w:szCs w:val="24"/>
         </w:rPr>
-        <w:t xml:space="preserve">Plăți online: Tranzacțiile financiare vor fi gestionate printr-un gateway de plată precum </w:t>
-      </w:r>
-      <w:proofErr w:type="spellStart"/>
-      <w:r>
-        <w:rPr>
-          <w:rFonts w:ascii="Times New Roman" w:eastAsia="Times New Roman" w:hAnsi="Times New Roman" w:cs="Times New Roman"/>
-          <w:sz w:val="24"/>
-          <w:szCs w:val="24"/>
-        </w:rPr>
-        <w:t>Stripe</w:t>
-      </w:r>
-      <w:proofErr w:type="spellEnd"/>
-      <w:r>
-        <w:rPr>
-          <w:rFonts w:ascii="Times New Roman" w:eastAsia="Times New Roman" w:hAnsi="Times New Roman" w:cs="Times New Roman"/>
-          <w:sz w:val="24"/>
-          <w:szCs w:val="24"/>
-        </w:rPr>
-        <w:t xml:space="preserve">, pentru securitate și fiabilitate.  </w:t>
+        <w:t xml:space="preserve">Plăți online: Tranzacțiile financiare vor fi gestionate printr-un gateway de plată precum Stripe, pentru securitate și fiabilitate.  </w:t>
       </w:r>
     </w:p>
     <w:p>
@@ -7053,61 +5651,7 @@
           <w:sz w:val="24"/>
           <w:szCs w:val="24"/>
         </w:rPr>
-        <w:t xml:space="preserve">Integrarea între </w:t>
-      </w:r>
-      <w:proofErr w:type="spellStart"/>
-      <w:r>
-        <w:rPr>
-          <w:rFonts w:ascii="Times New Roman" w:eastAsia="Times New Roman" w:hAnsi="Times New Roman" w:cs="Times New Roman"/>
-          <w:sz w:val="24"/>
-          <w:szCs w:val="24"/>
-        </w:rPr>
-        <w:t>SwiftUI</w:t>
-      </w:r>
-      <w:proofErr w:type="spellEnd"/>
-      <w:r>
-        <w:rPr>
-          <w:rFonts w:ascii="Times New Roman" w:eastAsia="Times New Roman" w:hAnsi="Times New Roman" w:cs="Times New Roman"/>
-          <w:sz w:val="24"/>
-          <w:szCs w:val="24"/>
-        </w:rPr>
-        <w:t xml:space="preserve"> și Express.js va fi testată extensiv utilizând: </w:t>
-      </w:r>
-      <w:proofErr w:type="spellStart"/>
-      <w:r>
-        <w:rPr>
-          <w:rFonts w:ascii="Times New Roman" w:eastAsia="Times New Roman" w:hAnsi="Times New Roman" w:cs="Times New Roman"/>
-          <w:sz w:val="24"/>
-          <w:szCs w:val="24"/>
-        </w:rPr>
-        <w:t>Postman</w:t>
-      </w:r>
-      <w:proofErr w:type="spellEnd"/>
-      <w:r>
-        <w:rPr>
-          <w:rFonts w:ascii="Times New Roman" w:eastAsia="Times New Roman" w:hAnsi="Times New Roman" w:cs="Times New Roman"/>
-          <w:sz w:val="24"/>
-          <w:szCs w:val="24"/>
-        </w:rPr>
-        <w:t xml:space="preserve"> pentru verificarea API-urilor </w:t>
-      </w:r>
-      <w:proofErr w:type="spellStart"/>
-      <w:r>
-        <w:rPr>
-          <w:rFonts w:ascii="Times New Roman" w:eastAsia="Times New Roman" w:hAnsi="Times New Roman" w:cs="Times New Roman"/>
-          <w:sz w:val="24"/>
-          <w:szCs w:val="24"/>
-        </w:rPr>
-        <w:t>backend</w:t>
-      </w:r>
-      <w:proofErr w:type="spellEnd"/>
-      <w:r>
-        <w:rPr>
-          <w:rFonts w:ascii="Times New Roman" w:eastAsia="Times New Roman" w:hAnsi="Times New Roman" w:cs="Times New Roman"/>
-          <w:sz w:val="24"/>
-          <w:szCs w:val="24"/>
-        </w:rPr>
-        <w:t>.</w:t>
+        <w:t>Integrarea între SwiftUI și Express.js va fi testată extensiv utilizând: Postman pentru verificarea API-urilor backend.</w:t>
       </w:r>
     </w:p>
     <w:p>
@@ -10874,19 +9418,8 @@
           <w:szCs w:val="28"/>
         </w:rPr>
         <w:lastRenderedPageBreak/>
-        <w:t xml:space="preserve">Diagrama </w:t>
-      </w:r>
-      <w:proofErr w:type="spellStart"/>
-      <w:r>
-        <w:rPr>
-          <w:rFonts w:ascii="Times New Roman" w:eastAsia="Times New Roman" w:hAnsi="Times New Roman" w:cs="Times New Roman"/>
-          <w:b/>
-          <w:sz w:val="28"/>
-          <w:szCs w:val="28"/>
-        </w:rPr>
-        <w:t>Gantt</w:t>
-      </w:r>
-      <w:proofErr w:type="spellEnd"/>
+        <w:t>Diagrama Gantt</w:t>
+      </w:r>
     </w:p>
     <w:tbl>
       <w:tblPr>
@@ -11234,70 +9767,14 @@
                 <w:szCs w:val="20"/>
               </w:rPr>
             </w:pPr>
-            <w:proofErr w:type="spellStart"/>
             <w:r>
               <w:rPr>
                 <w:rFonts w:ascii="Times New Roman" w:eastAsia="Times New Roman" w:hAnsi="Times New Roman" w:cs="Times New Roman"/>
                 <w:sz w:val="20"/>
                 <w:szCs w:val="20"/>
               </w:rPr>
-              <w:t>Account</w:t>
+              <w:t>Account creation, management and authentication</w:t>
             </w:r>
-            <w:proofErr w:type="spellEnd"/>
-            <w:r>
-              <w:rPr>
-                <w:rFonts w:ascii="Times New Roman" w:eastAsia="Times New Roman" w:hAnsi="Times New Roman" w:cs="Times New Roman"/>
-                <w:sz w:val="20"/>
-                <w:szCs w:val="20"/>
-              </w:rPr>
-              <w:t xml:space="preserve"> </w:t>
-            </w:r>
-            <w:proofErr w:type="spellStart"/>
-            <w:r>
-              <w:rPr>
-                <w:rFonts w:ascii="Times New Roman" w:eastAsia="Times New Roman" w:hAnsi="Times New Roman" w:cs="Times New Roman"/>
-                <w:sz w:val="20"/>
-                <w:szCs w:val="20"/>
-              </w:rPr>
-              <w:t>creation</w:t>
-            </w:r>
-            <w:proofErr w:type="spellEnd"/>
-            <w:r>
-              <w:rPr>
-                <w:rFonts w:ascii="Times New Roman" w:eastAsia="Times New Roman" w:hAnsi="Times New Roman" w:cs="Times New Roman"/>
-                <w:sz w:val="20"/>
-                <w:szCs w:val="20"/>
-              </w:rPr>
-              <w:t xml:space="preserve">, management </w:t>
-            </w:r>
-            <w:proofErr w:type="spellStart"/>
-            <w:r>
-              <w:rPr>
-                <w:rFonts w:ascii="Times New Roman" w:eastAsia="Times New Roman" w:hAnsi="Times New Roman" w:cs="Times New Roman"/>
-                <w:sz w:val="20"/>
-                <w:szCs w:val="20"/>
-              </w:rPr>
-              <w:t>and</w:t>
-            </w:r>
-            <w:proofErr w:type="spellEnd"/>
-            <w:r>
-              <w:rPr>
-                <w:rFonts w:ascii="Times New Roman" w:eastAsia="Times New Roman" w:hAnsi="Times New Roman" w:cs="Times New Roman"/>
-                <w:sz w:val="20"/>
-                <w:szCs w:val="20"/>
-              </w:rPr>
-              <w:t xml:space="preserve"> </w:t>
-            </w:r>
-            <w:proofErr w:type="spellStart"/>
-            <w:r>
-              <w:rPr>
-                <w:rFonts w:ascii="Times New Roman" w:eastAsia="Times New Roman" w:hAnsi="Times New Roman" w:cs="Times New Roman"/>
-                <w:sz w:val="20"/>
-                <w:szCs w:val="20"/>
-              </w:rPr>
-              <w:t>authentication</w:t>
-            </w:r>
-            <w:proofErr w:type="spellEnd"/>
           </w:p>
           <w:p>
             <w:pPr>
@@ -11777,25 +10254,7 @@
                 <w:sz w:val="20"/>
                 <w:szCs w:val="20"/>
               </w:rPr>
-              <w:t xml:space="preserve">Content </w:t>
-            </w:r>
-            <w:proofErr w:type="spellStart"/>
-            <w:r>
-              <w:rPr>
-                <w:rFonts w:ascii="Times New Roman" w:eastAsia="Times New Roman" w:hAnsi="Times New Roman" w:cs="Times New Roman"/>
-                <w:sz w:val="20"/>
-                <w:szCs w:val="20"/>
-              </w:rPr>
-              <w:t>viewing</w:t>
-            </w:r>
-            <w:proofErr w:type="spellEnd"/>
-            <w:r>
-              <w:rPr>
-                <w:rFonts w:ascii="Times New Roman" w:eastAsia="Times New Roman" w:hAnsi="Times New Roman" w:cs="Times New Roman"/>
-                <w:sz w:val="20"/>
-                <w:szCs w:val="20"/>
-              </w:rPr>
-              <w:t xml:space="preserve"> </w:t>
+              <w:t xml:space="preserve">Content viewing </w:t>
             </w:r>
           </w:p>
         </w:tc>
@@ -12033,97 +10492,7 @@
                 <w:sz w:val="20"/>
                 <w:szCs w:val="20"/>
               </w:rPr>
-              <w:t xml:space="preserve">Artist </w:t>
-            </w:r>
-            <w:proofErr w:type="spellStart"/>
-            <w:r>
-              <w:rPr>
-                <w:rFonts w:ascii="Times New Roman" w:eastAsia="Times New Roman" w:hAnsi="Times New Roman" w:cs="Times New Roman"/>
-                <w:sz w:val="20"/>
-                <w:szCs w:val="20"/>
-              </w:rPr>
-              <w:t>posts</w:t>
-            </w:r>
-            <w:proofErr w:type="spellEnd"/>
-            <w:r>
-              <w:rPr>
-                <w:rFonts w:ascii="Times New Roman" w:eastAsia="Times New Roman" w:hAnsi="Times New Roman" w:cs="Times New Roman"/>
-                <w:sz w:val="20"/>
-                <w:szCs w:val="20"/>
-              </w:rPr>
-              <w:t xml:space="preserve"> </w:t>
-            </w:r>
-            <w:proofErr w:type="spellStart"/>
-            <w:r>
-              <w:rPr>
-                <w:rFonts w:ascii="Times New Roman" w:eastAsia="Times New Roman" w:hAnsi="Times New Roman" w:cs="Times New Roman"/>
-                <w:sz w:val="20"/>
-                <w:szCs w:val="20"/>
-              </w:rPr>
-              <w:t>creation</w:t>
-            </w:r>
-            <w:proofErr w:type="spellEnd"/>
-            <w:r>
-              <w:rPr>
-                <w:rFonts w:ascii="Times New Roman" w:eastAsia="Times New Roman" w:hAnsi="Times New Roman" w:cs="Times New Roman"/>
-                <w:sz w:val="20"/>
-                <w:szCs w:val="20"/>
-              </w:rPr>
-              <w:t xml:space="preserve"> </w:t>
-            </w:r>
-            <w:proofErr w:type="spellStart"/>
-            <w:r>
-              <w:rPr>
-                <w:rFonts w:ascii="Times New Roman" w:eastAsia="Times New Roman" w:hAnsi="Times New Roman" w:cs="Times New Roman"/>
-                <w:sz w:val="20"/>
-                <w:szCs w:val="20"/>
-              </w:rPr>
-              <w:t>and</w:t>
-            </w:r>
-            <w:proofErr w:type="spellEnd"/>
-            <w:r>
-              <w:rPr>
-                <w:rFonts w:ascii="Times New Roman" w:eastAsia="Times New Roman" w:hAnsi="Times New Roman" w:cs="Times New Roman"/>
-                <w:sz w:val="20"/>
-                <w:szCs w:val="20"/>
-              </w:rPr>
-              <w:t xml:space="preserve"> </w:t>
-            </w:r>
-            <w:proofErr w:type="spellStart"/>
-            <w:r>
-              <w:rPr>
-                <w:rFonts w:ascii="Times New Roman" w:eastAsia="Times New Roman" w:hAnsi="Times New Roman" w:cs="Times New Roman"/>
-                <w:sz w:val="20"/>
-                <w:szCs w:val="20"/>
-              </w:rPr>
-              <w:t>further</w:t>
-            </w:r>
-            <w:proofErr w:type="spellEnd"/>
-            <w:r>
-              <w:rPr>
-                <w:rFonts w:ascii="Times New Roman" w:eastAsia="Times New Roman" w:hAnsi="Times New Roman" w:cs="Times New Roman"/>
-                <w:sz w:val="20"/>
-                <w:szCs w:val="20"/>
-              </w:rPr>
-              <w:t xml:space="preserve"> </w:t>
-            </w:r>
-            <w:proofErr w:type="spellStart"/>
-            <w:r>
-              <w:rPr>
-                <w:rFonts w:ascii="Times New Roman" w:eastAsia="Times New Roman" w:hAnsi="Times New Roman" w:cs="Times New Roman"/>
-                <w:sz w:val="20"/>
-                <w:szCs w:val="20"/>
-              </w:rPr>
-              <w:t>changes</w:t>
-            </w:r>
-            <w:proofErr w:type="spellEnd"/>
-            <w:r>
-              <w:rPr>
-                <w:rFonts w:ascii="Times New Roman" w:eastAsia="Times New Roman" w:hAnsi="Times New Roman" w:cs="Times New Roman"/>
-                <w:sz w:val="20"/>
-                <w:szCs w:val="20"/>
-              </w:rPr>
-              <w:t xml:space="preserve"> </w:t>
+              <w:t xml:space="preserve">Artist posts creation and further changes </w:t>
             </w:r>
           </w:p>
         </w:tc>
@@ -12355,23 +10724,13 @@
                 <w:szCs w:val="24"/>
               </w:rPr>
             </w:pPr>
-            <w:proofErr w:type="spellStart"/>
             <w:r>
               <w:rPr>
                 <w:rFonts w:ascii="Times New Roman" w:eastAsia="Times New Roman" w:hAnsi="Times New Roman" w:cs="Times New Roman"/>
                 <w:sz w:val="20"/>
                 <w:szCs w:val="20"/>
               </w:rPr>
-              <w:t>Token</w:t>
-            </w:r>
-            <w:proofErr w:type="spellEnd"/>
-            <w:r>
-              <w:rPr>
-                <w:rFonts w:ascii="Times New Roman" w:eastAsia="Times New Roman" w:hAnsi="Times New Roman" w:cs="Times New Roman"/>
-                <w:sz w:val="20"/>
-                <w:szCs w:val="20"/>
-              </w:rPr>
-              <w:t xml:space="preserve"> System</w:t>
+              <w:t>Token System</w:t>
             </w:r>
             <w:r>
               <w:rPr>
@@ -12599,41 +10958,13 @@
                 <w:szCs w:val="20"/>
               </w:rPr>
             </w:pPr>
-            <w:proofErr w:type="spellStart"/>
             <w:r>
               <w:rPr>
                 <w:rFonts w:ascii="Times New Roman" w:eastAsia="Times New Roman" w:hAnsi="Times New Roman" w:cs="Times New Roman"/>
                 <w:sz w:val="20"/>
                 <w:szCs w:val="20"/>
               </w:rPr>
-              <w:t>App</w:t>
-            </w:r>
-            <w:proofErr w:type="spellEnd"/>
-            <w:r>
-              <w:rPr>
-                <w:rFonts w:ascii="Times New Roman" w:eastAsia="Times New Roman" w:hAnsi="Times New Roman" w:cs="Times New Roman"/>
-                <w:sz w:val="20"/>
-                <w:szCs w:val="20"/>
-              </w:rPr>
-              <w:t xml:space="preserve"> </w:t>
-            </w:r>
-            <w:proofErr w:type="spellStart"/>
-            <w:r>
-              <w:rPr>
-                <w:rFonts w:ascii="Times New Roman" w:eastAsia="Times New Roman" w:hAnsi="Times New Roman" w:cs="Times New Roman"/>
-                <w:sz w:val="20"/>
-                <w:szCs w:val="20"/>
-              </w:rPr>
-              <w:t>Settings</w:t>
-            </w:r>
-            <w:proofErr w:type="spellEnd"/>
-            <w:r>
-              <w:rPr>
-                <w:rFonts w:ascii="Times New Roman" w:eastAsia="Times New Roman" w:hAnsi="Times New Roman" w:cs="Times New Roman"/>
-                <w:sz w:val="20"/>
-                <w:szCs w:val="20"/>
-              </w:rPr>
-              <w:t xml:space="preserve">  </w:t>
+              <w:t xml:space="preserve">App Settings  </w:t>
             </w:r>
           </w:p>
           <w:p>
@@ -12884,34 +11215,14 @@
                 <w:szCs w:val="24"/>
               </w:rPr>
             </w:pPr>
-            <w:proofErr w:type="spellStart"/>
             <w:r>
               <w:rPr>
                 <w:rFonts w:ascii="Times New Roman" w:eastAsia="Times New Roman" w:hAnsi="Times New Roman" w:cs="Times New Roman"/>
                 <w:sz w:val="20"/>
                 <w:szCs w:val="20"/>
               </w:rPr>
-              <w:t>Payment</w:t>
+              <w:t>Payment System</w:t>
             </w:r>
-            <w:proofErr w:type="spellEnd"/>
-            <w:r>
-              <w:rPr>
-                <w:rFonts w:ascii="Times New Roman" w:eastAsia="Times New Roman" w:hAnsi="Times New Roman" w:cs="Times New Roman"/>
-                <w:sz w:val="20"/>
-                <w:szCs w:val="20"/>
-              </w:rPr>
-              <w:t xml:space="preserve"> </w:t>
-            </w:r>
-            <w:proofErr w:type="spellStart"/>
-            <w:r>
-              <w:rPr>
-                <w:rFonts w:ascii="Times New Roman" w:eastAsia="Times New Roman" w:hAnsi="Times New Roman" w:cs="Times New Roman"/>
-                <w:sz w:val="20"/>
-                <w:szCs w:val="20"/>
-              </w:rPr>
-              <w:t>System</w:t>
-            </w:r>
-            <w:proofErr w:type="spellEnd"/>
             <w:r>
               <w:rPr>
                 <w:rFonts w:ascii="Times New Roman" w:eastAsia="Times New Roman" w:hAnsi="Times New Roman" w:cs="Times New Roman"/>
@@ -13150,34 +11461,14 @@
                 <w:szCs w:val="24"/>
               </w:rPr>
             </w:pPr>
-            <w:proofErr w:type="spellStart"/>
             <w:r>
               <w:rPr>
                 <w:rFonts w:ascii="Times New Roman" w:eastAsia="Times New Roman" w:hAnsi="Times New Roman" w:cs="Times New Roman"/>
                 <w:sz w:val="20"/>
                 <w:szCs w:val="20"/>
               </w:rPr>
-              <w:t>Artists</w:t>
+              <w:t>Artists posts interactions</w:t>
             </w:r>
-            <w:proofErr w:type="spellEnd"/>
-            <w:r>
-              <w:rPr>
-                <w:rFonts w:ascii="Times New Roman" w:eastAsia="Times New Roman" w:hAnsi="Times New Roman" w:cs="Times New Roman"/>
-                <w:sz w:val="20"/>
-                <w:szCs w:val="20"/>
-              </w:rPr>
-              <w:t xml:space="preserve"> posts </w:t>
-            </w:r>
-            <w:proofErr w:type="spellStart"/>
-            <w:r>
-              <w:rPr>
-                <w:rFonts w:ascii="Times New Roman" w:eastAsia="Times New Roman" w:hAnsi="Times New Roman" w:cs="Times New Roman"/>
-                <w:sz w:val="20"/>
-                <w:szCs w:val="20"/>
-              </w:rPr>
-              <w:t>interactions</w:t>
-            </w:r>
-            <w:proofErr w:type="spellEnd"/>
             <w:r>
               <w:rPr>
                 <w:rFonts w:ascii="Times New Roman" w:eastAsia="Times New Roman" w:hAnsi="Times New Roman" w:cs="Times New Roman"/>
@@ -13448,7 +11739,7 @@
               </wp:anchor>
             </w:drawing>
           </mc:Choice>
-          <mc:Fallback xmlns:sl="http://schemas.openxmlformats.org/schemaLibrary/2006/main" xmlns:a="http://schemas.openxmlformats.org/drawingml/2006/main" xmlns:pic="http://schemas.openxmlformats.org/drawingml/2006/picture" xmlns:c="http://schemas.openxmlformats.org/drawingml/2006/chart" xmlns:lc="http://schemas.openxmlformats.org/drawingml/2006/lockedCanvas" xmlns:dgm="http://schemas.openxmlformats.org/drawingml/2006/diagram" xmlns="http://schemas.microsoft.com/office/tasks/2019/documenttasks" xmlns:cr="http://schemas.microsoft.com/office/comments/2020/reactions">
+          <mc:Fallback xmlns:cr="http://schemas.microsoft.com/office/comments/2020/reactions" xmlns="http://schemas.microsoft.com/office/tasks/2019/documenttasks" xmlns:dgm="http://schemas.openxmlformats.org/drawingml/2006/diagram" xmlns:lc="http://schemas.openxmlformats.org/drawingml/2006/lockedCanvas" xmlns:c="http://schemas.openxmlformats.org/drawingml/2006/chart" xmlns:pic="http://schemas.openxmlformats.org/drawingml/2006/picture" xmlns:a="http://schemas.openxmlformats.org/drawingml/2006/main" xmlns:sl="http://schemas.openxmlformats.org/schemaLibrary/2006/main">
             <w:drawing>
               <wp:anchor allowOverlap="1" behindDoc="0" distB="114300" distT="114300" distL="114300" distR="114300" hidden="0" layoutInCell="1" locked="0" relativeHeight="0" simplePos="0">
                 <wp:simplePos x="0" y="0"/>
@@ -13542,7 +11833,7 @@
               </wp:anchor>
             </w:drawing>
           </mc:Choice>
-          <mc:Fallback xmlns:sl="http://schemas.openxmlformats.org/schemaLibrary/2006/main" xmlns:a="http://schemas.openxmlformats.org/drawingml/2006/main" xmlns:pic="http://schemas.openxmlformats.org/drawingml/2006/picture" xmlns:c="http://schemas.openxmlformats.org/drawingml/2006/chart" xmlns:lc="http://schemas.openxmlformats.org/drawingml/2006/lockedCanvas" xmlns:dgm="http://schemas.openxmlformats.org/drawingml/2006/diagram" xmlns="http://schemas.microsoft.com/office/tasks/2019/documenttasks" xmlns:cr="http://schemas.microsoft.com/office/comments/2020/reactions">
+          <mc:Fallback xmlns:cr="http://schemas.microsoft.com/office/comments/2020/reactions" xmlns="http://schemas.microsoft.com/office/tasks/2019/documenttasks" xmlns:dgm="http://schemas.openxmlformats.org/drawingml/2006/diagram" xmlns:lc="http://schemas.openxmlformats.org/drawingml/2006/lockedCanvas" xmlns:c="http://schemas.openxmlformats.org/drawingml/2006/chart" xmlns:pic="http://schemas.openxmlformats.org/drawingml/2006/picture" xmlns:a="http://schemas.openxmlformats.org/drawingml/2006/main" xmlns:sl="http://schemas.openxmlformats.org/schemaLibrary/2006/main">
             <w:drawing>
               <wp:anchor allowOverlap="1" behindDoc="0" distB="114300" distT="114300" distL="114300" distR="114300" hidden="0" layoutInCell="1" locked="0" relativeHeight="0" simplePos="0">
                 <wp:simplePos x="0" y="0"/>
@@ -13636,7 +11927,7 @@
               </wp:anchor>
             </w:drawing>
           </mc:Choice>
-          <mc:Fallback xmlns:sl="http://schemas.openxmlformats.org/schemaLibrary/2006/main" xmlns:a="http://schemas.openxmlformats.org/drawingml/2006/main" xmlns:pic="http://schemas.openxmlformats.org/drawingml/2006/picture" xmlns:c="http://schemas.openxmlformats.org/drawingml/2006/chart" xmlns:lc="http://schemas.openxmlformats.org/drawingml/2006/lockedCanvas" xmlns:dgm="http://schemas.openxmlformats.org/drawingml/2006/diagram" xmlns="http://schemas.microsoft.com/office/tasks/2019/documenttasks" xmlns:cr="http://schemas.microsoft.com/office/comments/2020/reactions">
+          <mc:Fallback xmlns:cr="http://schemas.microsoft.com/office/comments/2020/reactions" xmlns="http://schemas.microsoft.com/office/tasks/2019/documenttasks" xmlns:dgm="http://schemas.openxmlformats.org/drawingml/2006/diagram" xmlns:lc="http://schemas.openxmlformats.org/drawingml/2006/lockedCanvas" xmlns:c="http://schemas.openxmlformats.org/drawingml/2006/chart" xmlns:pic="http://schemas.openxmlformats.org/drawingml/2006/picture" xmlns:a="http://schemas.openxmlformats.org/drawingml/2006/main" xmlns:sl="http://schemas.openxmlformats.org/schemaLibrary/2006/main">
             <w:drawing>
               <wp:anchor allowOverlap="1" behindDoc="0" distB="114300" distT="114300" distL="114300" distR="114300" hidden="0" layoutInCell="1" locked="0" relativeHeight="0" simplePos="0">
                 <wp:simplePos x="0" y="0"/>
@@ -13730,7 +12021,7 @@
               </wp:anchor>
             </w:drawing>
           </mc:Choice>
-          <mc:Fallback xmlns:sl="http://schemas.openxmlformats.org/schemaLibrary/2006/main" xmlns:a="http://schemas.openxmlformats.org/drawingml/2006/main" xmlns:pic="http://schemas.openxmlformats.org/drawingml/2006/picture" xmlns:c="http://schemas.openxmlformats.org/drawingml/2006/chart" xmlns:lc="http://schemas.openxmlformats.org/drawingml/2006/lockedCanvas" xmlns:dgm="http://schemas.openxmlformats.org/drawingml/2006/diagram" xmlns="http://schemas.microsoft.com/office/tasks/2019/documenttasks" xmlns:cr="http://schemas.microsoft.com/office/comments/2020/reactions">
+          <mc:Fallback xmlns:cr="http://schemas.microsoft.com/office/comments/2020/reactions" xmlns="http://schemas.microsoft.com/office/tasks/2019/documenttasks" xmlns:dgm="http://schemas.openxmlformats.org/drawingml/2006/diagram" xmlns:lc="http://schemas.openxmlformats.org/drawingml/2006/lockedCanvas" xmlns:c="http://schemas.openxmlformats.org/drawingml/2006/chart" xmlns:pic="http://schemas.openxmlformats.org/drawingml/2006/picture" xmlns:a="http://schemas.openxmlformats.org/drawingml/2006/main" xmlns:sl="http://schemas.openxmlformats.org/schemaLibrary/2006/main">
             <w:drawing>
               <wp:anchor allowOverlap="1" behindDoc="0" distB="114300" distT="114300" distL="114300" distR="114300" hidden="0" layoutInCell="1" locked="0" relativeHeight="0" simplePos="0">
                 <wp:simplePos x="0" y="0"/>
@@ -13824,7 +12115,7 @@
               </wp:anchor>
             </w:drawing>
           </mc:Choice>
-          <mc:Fallback xmlns:sl="http://schemas.openxmlformats.org/schemaLibrary/2006/main" xmlns:a="http://schemas.openxmlformats.org/drawingml/2006/main" xmlns:pic="http://schemas.openxmlformats.org/drawingml/2006/picture" xmlns:c="http://schemas.openxmlformats.org/drawingml/2006/chart" xmlns:lc="http://schemas.openxmlformats.org/drawingml/2006/lockedCanvas" xmlns:dgm="http://schemas.openxmlformats.org/drawingml/2006/diagram" xmlns="http://schemas.microsoft.com/office/tasks/2019/documenttasks" xmlns:cr="http://schemas.microsoft.com/office/comments/2020/reactions">
+          <mc:Fallback xmlns:cr="http://schemas.microsoft.com/office/comments/2020/reactions" xmlns="http://schemas.microsoft.com/office/tasks/2019/documenttasks" xmlns:dgm="http://schemas.openxmlformats.org/drawingml/2006/diagram" xmlns:lc="http://schemas.openxmlformats.org/drawingml/2006/lockedCanvas" xmlns:c="http://schemas.openxmlformats.org/drawingml/2006/chart" xmlns:pic="http://schemas.openxmlformats.org/drawingml/2006/picture" xmlns:a="http://schemas.openxmlformats.org/drawingml/2006/main" xmlns:sl="http://schemas.openxmlformats.org/schemaLibrary/2006/main">
             <w:drawing>
               <wp:anchor allowOverlap="1" behindDoc="0" distB="114300" distT="114300" distL="114300" distR="114300" hidden="0" layoutInCell="1" locked="0" relativeHeight="0" simplePos="0">
                 <wp:simplePos x="0" y="0"/>
@@ -13918,7 +12209,7 @@
               </wp:anchor>
             </w:drawing>
           </mc:Choice>
-          <mc:Fallback xmlns:sl="http://schemas.openxmlformats.org/schemaLibrary/2006/main" xmlns:a="http://schemas.openxmlformats.org/drawingml/2006/main" xmlns:pic="http://schemas.openxmlformats.org/drawingml/2006/picture" xmlns:c="http://schemas.openxmlformats.org/drawingml/2006/chart" xmlns:lc="http://schemas.openxmlformats.org/drawingml/2006/lockedCanvas" xmlns:dgm="http://schemas.openxmlformats.org/drawingml/2006/diagram" xmlns="http://schemas.microsoft.com/office/tasks/2019/documenttasks" xmlns:cr="http://schemas.microsoft.com/office/comments/2020/reactions">
+          <mc:Fallback xmlns:cr="http://schemas.microsoft.com/office/comments/2020/reactions" xmlns="http://schemas.microsoft.com/office/tasks/2019/documenttasks" xmlns:dgm="http://schemas.openxmlformats.org/drawingml/2006/diagram" xmlns:lc="http://schemas.openxmlformats.org/drawingml/2006/lockedCanvas" xmlns:c="http://schemas.openxmlformats.org/drawingml/2006/chart" xmlns:pic="http://schemas.openxmlformats.org/drawingml/2006/picture" xmlns:a="http://schemas.openxmlformats.org/drawingml/2006/main" xmlns:sl="http://schemas.openxmlformats.org/schemaLibrary/2006/main">
             <w:drawing>
               <wp:anchor allowOverlap="1" behindDoc="0" distB="114300" distT="114300" distL="114300" distR="114300" hidden="0" layoutInCell="1" locked="0" relativeHeight="0" simplePos="0">
                 <wp:simplePos x="0" y="0"/>
@@ -14012,7 +12303,7 @@
               </wp:anchor>
             </w:drawing>
           </mc:Choice>
-          <mc:Fallback xmlns:sl="http://schemas.openxmlformats.org/schemaLibrary/2006/main" xmlns:a="http://schemas.openxmlformats.org/drawingml/2006/main" xmlns:pic="http://schemas.openxmlformats.org/drawingml/2006/picture" xmlns:c="http://schemas.openxmlformats.org/drawingml/2006/chart" xmlns:lc="http://schemas.openxmlformats.org/drawingml/2006/lockedCanvas" xmlns:dgm="http://schemas.openxmlformats.org/drawingml/2006/diagram" xmlns="http://schemas.microsoft.com/office/tasks/2019/documenttasks" xmlns:cr="http://schemas.microsoft.com/office/comments/2020/reactions">
+          <mc:Fallback xmlns:cr="http://schemas.microsoft.com/office/comments/2020/reactions" xmlns="http://schemas.microsoft.com/office/tasks/2019/documenttasks" xmlns:dgm="http://schemas.openxmlformats.org/drawingml/2006/diagram" xmlns:lc="http://schemas.openxmlformats.org/drawingml/2006/lockedCanvas" xmlns:c="http://schemas.openxmlformats.org/drawingml/2006/chart" xmlns:pic="http://schemas.openxmlformats.org/drawingml/2006/picture" xmlns:a="http://schemas.openxmlformats.org/drawingml/2006/main" xmlns:sl="http://schemas.openxmlformats.org/schemaLibrary/2006/main">
             <w:drawing>
               <wp:anchor allowOverlap="1" behindDoc="0" distB="114300" distT="114300" distL="114300" distR="114300" hidden="0" layoutInCell="1" locked="0" relativeHeight="0" simplePos="0">
                 <wp:simplePos x="0" y="0"/>
@@ -14106,7 +12397,7 @@
               </wp:anchor>
             </w:drawing>
           </mc:Choice>
-          <mc:Fallback xmlns:sl="http://schemas.openxmlformats.org/schemaLibrary/2006/main" xmlns:a="http://schemas.openxmlformats.org/drawingml/2006/main" xmlns:pic="http://schemas.openxmlformats.org/drawingml/2006/picture" xmlns:c="http://schemas.openxmlformats.org/drawingml/2006/chart" xmlns:lc="http://schemas.openxmlformats.org/drawingml/2006/lockedCanvas" xmlns:dgm="http://schemas.openxmlformats.org/drawingml/2006/diagram" xmlns="http://schemas.microsoft.com/office/tasks/2019/documenttasks" xmlns:cr="http://schemas.microsoft.com/office/comments/2020/reactions">
+          <mc:Fallback xmlns:cr="http://schemas.microsoft.com/office/comments/2020/reactions" xmlns="http://schemas.microsoft.com/office/tasks/2019/documenttasks" xmlns:dgm="http://schemas.openxmlformats.org/drawingml/2006/diagram" xmlns:lc="http://schemas.openxmlformats.org/drawingml/2006/lockedCanvas" xmlns:c="http://schemas.openxmlformats.org/drawingml/2006/chart" xmlns:pic="http://schemas.openxmlformats.org/drawingml/2006/picture" xmlns:a="http://schemas.openxmlformats.org/drawingml/2006/main" xmlns:sl="http://schemas.openxmlformats.org/schemaLibrary/2006/main">
             <w:drawing>
               <wp:anchor allowOverlap="1" behindDoc="0" distB="114300" distT="114300" distL="114300" distR="114300" hidden="0" layoutInCell="1" locked="0" relativeHeight="0" simplePos="0">
                 <wp:simplePos x="0" y="0"/>
@@ -14200,7 +12491,7 @@
               </wp:anchor>
             </w:drawing>
           </mc:Choice>
-          <mc:Fallback xmlns:sl="http://schemas.openxmlformats.org/schemaLibrary/2006/main" xmlns:a="http://schemas.openxmlformats.org/drawingml/2006/main" xmlns:pic="http://schemas.openxmlformats.org/drawingml/2006/picture" xmlns:c="http://schemas.openxmlformats.org/drawingml/2006/chart" xmlns:lc="http://schemas.openxmlformats.org/drawingml/2006/lockedCanvas" xmlns:dgm="http://schemas.openxmlformats.org/drawingml/2006/diagram" xmlns="http://schemas.microsoft.com/office/tasks/2019/documenttasks" xmlns:cr="http://schemas.microsoft.com/office/comments/2020/reactions">
+          <mc:Fallback xmlns:cr="http://schemas.microsoft.com/office/comments/2020/reactions" xmlns="http://schemas.microsoft.com/office/tasks/2019/documenttasks" xmlns:dgm="http://schemas.openxmlformats.org/drawingml/2006/diagram" xmlns:lc="http://schemas.openxmlformats.org/drawingml/2006/lockedCanvas" xmlns:c="http://schemas.openxmlformats.org/drawingml/2006/chart" xmlns:pic="http://schemas.openxmlformats.org/drawingml/2006/picture" xmlns:a="http://schemas.openxmlformats.org/drawingml/2006/main" xmlns:sl="http://schemas.openxmlformats.org/schemaLibrary/2006/main">
             <w:drawing>
               <wp:anchor allowOverlap="1" behindDoc="0" distB="114300" distT="114300" distL="114300" distR="114300" hidden="0" layoutInCell="1" locked="0" relativeHeight="0" simplePos="0">
                 <wp:simplePos x="0" y="0"/>
@@ -14294,7 +12585,7 @@
               </wp:anchor>
             </w:drawing>
           </mc:Choice>
-          <mc:Fallback xmlns:sl="http://schemas.openxmlformats.org/schemaLibrary/2006/main" xmlns:a="http://schemas.openxmlformats.org/drawingml/2006/main" xmlns:pic="http://schemas.openxmlformats.org/drawingml/2006/picture" xmlns:c="http://schemas.openxmlformats.org/drawingml/2006/chart" xmlns:lc="http://schemas.openxmlformats.org/drawingml/2006/lockedCanvas" xmlns:dgm="http://schemas.openxmlformats.org/drawingml/2006/diagram" xmlns="http://schemas.microsoft.com/office/tasks/2019/documenttasks" xmlns:cr="http://schemas.microsoft.com/office/comments/2020/reactions">
+          <mc:Fallback xmlns:cr="http://schemas.microsoft.com/office/comments/2020/reactions" xmlns="http://schemas.microsoft.com/office/tasks/2019/documenttasks" xmlns:dgm="http://schemas.openxmlformats.org/drawingml/2006/diagram" xmlns:lc="http://schemas.openxmlformats.org/drawingml/2006/lockedCanvas" xmlns:c="http://schemas.openxmlformats.org/drawingml/2006/chart" xmlns:pic="http://schemas.openxmlformats.org/drawingml/2006/picture" xmlns:a="http://schemas.openxmlformats.org/drawingml/2006/main" xmlns:sl="http://schemas.openxmlformats.org/schemaLibrary/2006/main">
             <w:drawing>
               <wp:anchor allowOverlap="1" behindDoc="0" distB="114300" distT="114300" distL="114300" distR="114300" hidden="0" layoutInCell="1" locked="0" relativeHeight="0" simplePos="0">
                 <wp:simplePos x="0" y="0"/>
@@ -14388,7 +12679,7 @@
               </wp:anchor>
             </w:drawing>
           </mc:Choice>
-          <mc:Fallback xmlns:sl="http://schemas.openxmlformats.org/schemaLibrary/2006/main" xmlns:a="http://schemas.openxmlformats.org/drawingml/2006/main" xmlns:pic="http://schemas.openxmlformats.org/drawingml/2006/picture" xmlns:c="http://schemas.openxmlformats.org/drawingml/2006/chart" xmlns:lc="http://schemas.openxmlformats.org/drawingml/2006/lockedCanvas" xmlns:dgm="http://schemas.openxmlformats.org/drawingml/2006/diagram" xmlns="http://schemas.microsoft.com/office/tasks/2019/documenttasks" xmlns:cr="http://schemas.microsoft.com/office/comments/2020/reactions">
+          <mc:Fallback xmlns:cr="http://schemas.microsoft.com/office/comments/2020/reactions" xmlns="http://schemas.microsoft.com/office/tasks/2019/documenttasks" xmlns:dgm="http://schemas.openxmlformats.org/drawingml/2006/diagram" xmlns:lc="http://schemas.openxmlformats.org/drawingml/2006/lockedCanvas" xmlns:c="http://schemas.openxmlformats.org/drawingml/2006/chart" xmlns:pic="http://schemas.openxmlformats.org/drawingml/2006/picture" xmlns:a="http://schemas.openxmlformats.org/drawingml/2006/main" xmlns:sl="http://schemas.openxmlformats.org/schemaLibrary/2006/main">
             <w:drawing>
               <wp:anchor allowOverlap="1" behindDoc="0" distB="114300" distT="114300" distL="114300" distR="114300" hidden="0" layoutInCell="1" locked="0" relativeHeight="0" simplePos="0">
                 <wp:simplePos x="0" y="0"/>
@@ -14482,7 +12773,7 @@
               </wp:anchor>
             </w:drawing>
           </mc:Choice>
-          <mc:Fallback xmlns:sl="http://schemas.openxmlformats.org/schemaLibrary/2006/main" xmlns:a="http://schemas.openxmlformats.org/drawingml/2006/main" xmlns:pic="http://schemas.openxmlformats.org/drawingml/2006/picture" xmlns:c="http://schemas.openxmlformats.org/drawingml/2006/chart" xmlns:lc="http://schemas.openxmlformats.org/drawingml/2006/lockedCanvas" xmlns:dgm="http://schemas.openxmlformats.org/drawingml/2006/diagram" xmlns="http://schemas.microsoft.com/office/tasks/2019/documenttasks" xmlns:cr="http://schemas.microsoft.com/office/comments/2020/reactions">
+          <mc:Fallback xmlns:cr="http://schemas.microsoft.com/office/comments/2020/reactions" xmlns="http://schemas.microsoft.com/office/tasks/2019/documenttasks" xmlns:dgm="http://schemas.openxmlformats.org/drawingml/2006/diagram" xmlns:lc="http://schemas.openxmlformats.org/drawingml/2006/lockedCanvas" xmlns:c="http://schemas.openxmlformats.org/drawingml/2006/chart" xmlns:pic="http://schemas.openxmlformats.org/drawingml/2006/picture" xmlns:a="http://schemas.openxmlformats.org/drawingml/2006/main" xmlns:sl="http://schemas.openxmlformats.org/schemaLibrary/2006/main">
             <w:drawing>
               <wp:anchor allowOverlap="1" behindDoc="0" distB="114300" distT="114300" distL="114300" distR="114300" hidden="0" layoutInCell="1" locked="0" relativeHeight="0" simplePos="0">
                 <wp:simplePos x="0" y="0"/>
@@ -14576,7 +12867,7 @@
               </wp:anchor>
             </w:drawing>
           </mc:Choice>
-          <mc:Fallback xmlns:sl="http://schemas.openxmlformats.org/schemaLibrary/2006/main" xmlns:a="http://schemas.openxmlformats.org/drawingml/2006/main" xmlns:pic="http://schemas.openxmlformats.org/drawingml/2006/picture" xmlns:c="http://schemas.openxmlformats.org/drawingml/2006/chart" xmlns:lc="http://schemas.openxmlformats.org/drawingml/2006/lockedCanvas" xmlns:dgm="http://schemas.openxmlformats.org/drawingml/2006/diagram" xmlns="http://schemas.microsoft.com/office/tasks/2019/documenttasks" xmlns:cr="http://schemas.microsoft.com/office/comments/2020/reactions">
+          <mc:Fallback xmlns:cr="http://schemas.microsoft.com/office/comments/2020/reactions" xmlns="http://schemas.microsoft.com/office/tasks/2019/documenttasks" xmlns:dgm="http://schemas.openxmlformats.org/drawingml/2006/diagram" xmlns:lc="http://schemas.openxmlformats.org/drawingml/2006/lockedCanvas" xmlns:c="http://schemas.openxmlformats.org/drawingml/2006/chart" xmlns:pic="http://schemas.openxmlformats.org/drawingml/2006/picture" xmlns:a="http://schemas.openxmlformats.org/drawingml/2006/main" xmlns:sl="http://schemas.openxmlformats.org/schemaLibrary/2006/main">
             <w:drawing>
               <wp:anchor allowOverlap="1" behindDoc="0" distB="114300" distT="114300" distL="114300" distR="114300" hidden="0" layoutInCell="1" locked="0" relativeHeight="0" simplePos="0">
                 <wp:simplePos x="0" y="0"/>
@@ -14670,7 +12961,7 @@
               </wp:anchor>
             </w:drawing>
           </mc:Choice>
-          <mc:Fallback xmlns:sl="http://schemas.openxmlformats.org/schemaLibrary/2006/main" xmlns:a="http://schemas.openxmlformats.org/drawingml/2006/main" xmlns:pic="http://schemas.openxmlformats.org/drawingml/2006/picture" xmlns:c="http://schemas.openxmlformats.org/drawingml/2006/chart" xmlns:lc="http://schemas.openxmlformats.org/drawingml/2006/lockedCanvas" xmlns:dgm="http://schemas.openxmlformats.org/drawingml/2006/diagram" xmlns="http://schemas.microsoft.com/office/tasks/2019/documenttasks" xmlns:cr="http://schemas.microsoft.com/office/comments/2020/reactions">
+          <mc:Fallback xmlns:cr="http://schemas.microsoft.com/office/comments/2020/reactions" xmlns="http://schemas.microsoft.com/office/tasks/2019/documenttasks" xmlns:dgm="http://schemas.openxmlformats.org/drawingml/2006/diagram" xmlns:lc="http://schemas.openxmlformats.org/drawingml/2006/lockedCanvas" xmlns:c="http://schemas.openxmlformats.org/drawingml/2006/chart" xmlns:pic="http://schemas.openxmlformats.org/drawingml/2006/picture" xmlns:a="http://schemas.openxmlformats.org/drawingml/2006/main" xmlns:sl="http://schemas.openxmlformats.org/schemaLibrary/2006/main">
             <w:drawing>
               <wp:anchor allowOverlap="1" behindDoc="0" distB="114300" distT="114300" distL="114300" distR="114300" hidden="0" layoutInCell="1" locked="0" relativeHeight="0" simplePos="0">
                 <wp:simplePos x="0" y="0"/>
@@ -14793,7 +13084,7 @@
               </wp:anchor>
             </w:drawing>
           </mc:Choice>
-          <mc:Fallback xmlns:sl="http://schemas.openxmlformats.org/schemaLibrary/2006/main" xmlns:a="http://schemas.openxmlformats.org/drawingml/2006/main" xmlns:pic="http://schemas.openxmlformats.org/drawingml/2006/picture" xmlns:c="http://schemas.openxmlformats.org/drawingml/2006/chart" xmlns:lc="http://schemas.openxmlformats.org/drawingml/2006/lockedCanvas" xmlns:dgm="http://schemas.openxmlformats.org/drawingml/2006/diagram" xmlns="http://schemas.microsoft.com/office/tasks/2019/documenttasks" xmlns:cr="http://schemas.microsoft.com/office/comments/2020/reactions">
+          <mc:Fallback xmlns:cr="http://schemas.microsoft.com/office/comments/2020/reactions" xmlns="http://schemas.microsoft.com/office/tasks/2019/documenttasks" xmlns:dgm="http://schemas.openxmlformats.org/drawingml/2006/diagram" xmlns:lc="http://schemas.openxmlformats.org/drawingml/2006/lockedCanvas" xmlns:c="http://schemas.openxmlformats.org/drawingml/2006/chart" xmlns:pic="http://schemas.openxmlformats.org/drawingml/2006/picture" xmlns:a="http://schemas.openxmlformats.org/drawingml/2006/main" xmlns:sl="http://schemas.openxmlformats.org/schemaLibrary/2006/main">
             <w:drawing>
               <wp:anchor allowOverlap="1" behindDoc="0" distB="114300" distT="114300" distL="114300" distR="114300" hidden="0" layoutInCell="1" locked="0" relativeHeight="0" simplePos="0">
                 <wp:simplePos x="0" y="0"/>
@@ -14887,7 +13178,7 @@
               </wp:anchor>
             </w:drawing>
           </mc:Choice>
-          <mc:Fallback xmlns:sl="http://schemas.openxmlformats.org/schemaLibrary/2006/main" xmlns:a="http://schemas.openxmlformats.org/drawingml/2006/main" xmlns:pic="http://schemas.openxmlformats.org/drawingml/2006/picture" xmlns:c="http://schemas.openxmlformats.org/drawingml/2006/chart" xmlns:lc="http://schemas.openxmlformats.org/drawingml/2006/lockedCanvas" xmlns:dgm="http://schemas.openxmlformats.org/drawingml/2006/diagram" xmlns="http://schemas.microsoft.com/office/tasks/2019/documenttasks" xmlns:cr="http://schemas.microsoft.com/office/comments/2020/reactions">
+          <mc:Fallback xmlns:cr="http://schemas.microsoft.com/office/comments/2020/reactions" xmlns="http://schemas.microsoft.com/office/tasks/2019/documenttasks" xmlns:dgm="http://schemas.openxmlformats.org/drawingml/2006/diagram" xmlns:lc="http://schemas.openxmlformats.org/drawingml/2006/lockedCanvas" xmlns:c="http://schemas.openxmlformats.org/drawingml/2006/chart" xmlns:pic="http://schemas.openxmlformats.org/drawingml/2006/picture" xmlns:a="http://schemas.openxmlformats.org/drawingml/2006/main" xmlns:sl="http://schemas.openxmlformats.org/schemaLibrary/2006/main">
             <w:drawing>
               <wp:anchor allowOverlap="1" behindDoc="0" distB="114300" distT="114300" distL="114300" distR="114300" hidden="0" layoutInCell="1" locked="0" relativeHeight="0" simplePos="0">
                 <wp:simplePos x="0" y="0"/>
@@ -14981,7 +13272,7 @@
               </wp:anchor>
             </w:drawing>
           </mc:Choice>
-          <mc:Fallback xmlns:sl="http://schemas.openxmlformats.org/schemaLibrary/2006/main" xmlns:a="http://schemas.openxmlformats.org/drawingml/2006/main" xmlns:pic="http://schemas.openxmlformats.org/drawingml/2006/picture" xmlns:c="http://schemas.openxmlformats.org/drawingml/2006/chart" xmlns:lc="http://schemas.openxmlformats.org/drawingml/2006/lockedCanvas" xmlns:dgm="http://schemas.openxmlformats.org/drawingml/2006/diagram" xmlns="http://schemas.microsoft.com/office/tasks/2019/documenttasks" xmlns:cr="http://schemas.microsoft.com/office/comments/2020/reactions">
+          <mc:Fallback xmlns:cr="http://schemas.microsoft.com/office/comments/2020/reactions" xmlns="http://schemas.microsoft.com/office/tasks/2019/documenttasks" xmlns:dgm="http://schemas.openxmlformats.org/drawingml/2006/diagram" xmlns:lc="http://schemas.openxmlformats.org/drawingml/2006/lockedCanvas" xmlns:c="http://schemas.openxmlformats.org/drawingml/2006/chart" xmlns:pic="http://schemas.openxmlformats.org/drawingml/2006/picture" xmlns:a="http://schemas.openxmlformats.org/drawingml/2006/main" xmlns:sl="http://schemas.openxmlformats.org/schemaLibrary/2006/main">
             <w:drawing>
               <wp:anchor allowOverlap="1" behindDoc="0" distB="114300" distT="114300" distL="114300" distR="114300" hidden="0" layoutInCell="1" locked="0" relativeHeight="0" simplePos="0">
                 <wp:simplePos x="0" y="0"/>
@@ -15075,7 +13366,7 @@
               </wp:anchor>
             </w:drawing>
           </mc:Choice>
-          <mc:Fallback xmlns:sl="http://schemas.openxmlformats.org/schemaLibrary/2006/main" xmlns:a="http://schemas.openxmlformats.org/drawingml/2006/main" xmlns:pic="http://schemas.openxmlformats.org/drawingml/2006/picture" xmlns:c="http://schemas.openxmlformats.org/drawingml/2006/chart" xmlns:lc="http://schemas.openxmlformats.org/drawingml/2006/lockedCanvas" xmlns:dgm="http://schemas.openxmlformats.org/drawingml/2006/diagram" xmlns="http://schemas.microsoft.com/office/tasks/2019/documenttasks" xmlns:cr="http://schemas.microsoft.com/office/comments/2020/reactions">
+          <mc:Fallback xmlns:cr="http://schemas.microsoft.com/office/comments/2020/reactions" xmlns="http://schemas.microsoft.com/office/tasks/2019/documenttasks" xmlns:dgm="http://schemas.openxmlformats.org/drawingml/2006/diagram" xmlns:lc="http://schemas.openxmlformats.org/drawingml/2006/lockedCanvas" xmlns:c="http://schemas.openxmlformats.org/drawingml/2006/chart" xmlns:pic="http://schemas.openxmlformats.org/drawingml/2006/picture" xmlns:a="http://schemas.openxmlformats.org/drawingml/2006/main" xmlns:sl="http://schemas.openxmlformats.org/schemaLibrary/2006/main">
             <w:drawing>
               <wp:anchor allowOverlap="1" behindDoc="0" distB="114300" distT="114300" distL="114300" distR="114300" hidden="0" layoutInCell="1" locked="0" relativeHeight="0" simplePos="0">
                 <wp:simplePos x="0" y="0"/>
@@ -15169,7 +13460,7 @@
               </wp:anchor>
             </w:drawing>
           </mc:Choice>
-          <mc:Fallback xmlns:sl="http://schemas.openxmlformats.org/schemaLibrary/2006/main" xmlns:a="http://schemas.openxmlformats.org/drawingml/2006/main" xmlns:pic="http://schemas.openxmlformats.org/drawingml/2006/picture" xmlns:c="http://schemas.openxmlformats.org/drawingml/2006/chart" xmlns:lc="http://schemas.openxmlformats.org/drawingml/2006/lockedCanvas" xmlns:dgm="http://schemas.openxmlformats.org/drawingml/2006/diagram" xmlns="http://schemas.microsoft.com/office/tasks/2019/documenttasks" xmlns:cr="http://schemas.microsoft.com/office/comments/2020/reactions">
+          <mc:Fallback xmlns:cr="http://schemas.microsoft.com/office/comments/2020/reactions" xmlns="http://schemas.microsoft.com/office/tasks/2019/documenttasks" xmlns:dgm="http://schemas.openxmlformats.org/drawingml/2006/diagram" xmlns:lc="http://schemas.openxmlformats.org/drawingml/2006/lockedCanvas" xmlns:c="http://schemas.openxmlformats.org/drawingml/2006/chart" xmlns:pic="http://schemas.openxmlformats.org/drawingml/2006/picture" xmlns:a="http://schemas.openxmlformats.org/drawingml/2006/main" xmlns:sl="http://schemas.openxmlformats.org/schemaLibrary/2006/main">
             <w:drawing>
               <wp:anchor allowOverlap="1" behindDoc="0" distB="114300" distT="114300" distL="114300" distR="114300" hidden="0" layoutInCell="1" locked="0" relativeHeight="0" simplePos="0">
                 <wp:simplePos x="0" y="0"/>
@@ -15232,19 +13523,8 @@
           <w:sz w:val="24"/>
           <w:szCs w:val="24"/>
         </w:rPr>
-        <w:t xml:space="preserve">Cristea Bianca </w:t>
-      </w:r>
-      <w:proofErr w:type="spellStart"/>
-      <w:r>
-        <w:rPr>
-          <w:rFonts w:ascii="Times New Roman" w:eastAsia="Times New Roman" w:hAnsi="Times New Roman" w:cs="Times New Roman"/>
-          <w:b/>
-          <w:sz w:val="24"/>
-          <w:szCs w:val="24"/>
-        </w:rPr>
-        <w:t>Stefania</w:t>
-      </w:r>
-      <w:proofErr w:type="spellEnd"/>
+        <w:t>Cristea Bianca Stefania</w:t>
+      </w:r>
       <w:r>
         <w:rPr>
           <w:rFonts w:ascii="Times New Roman" w:eastAsia="Times New Roman" w:hAnsi="Times New Roman" w:cs="Times New Roman"/>
@@ -15265,7 +13545,6 @@
           <w:szCs w:val="24"/>
         </w:rPr>
       </w:pPr>
-      <w:proofErr w:type="spellStart"/>
       <w:r>
         <w:rPr>
           <w:rFonts w:ascii="Times New Roman" w:eastAsia="Times New Roman" w:hAnsi="Times New Roman" w:cs="Times New Roman"/>
@@ -15273,17 +13552,7 @@
           <w:sz w:val="24"/>
           <w:szCs w:val="24"/>
         </w:rPr>
-        <w:t>Agafiței</w:t>
-      </w:r>
-      <w:proofErr w:type="spellEnd"/>
-      <w:r>
-        <w:rPr>
-          <w:rFonts w:ascii="Times New Roman" w:eastAsia="Times New Roman" w:hAnsi="Times New Roman" w:cs="Times New Roman"/>
-          <w:b/>
-          <w:sz w:val="24"/>
-          <w:szCs w:val="24"/>
-        </w:rPr>
-        <w:t xml:space="preserve"> Iuliana Mihaela</w:t>
+        <w:t>Agafiței Iuliana Mihaela</w:t>
       </w:r>
       <w:r>
         <w:rPr>
@@ -15343,19 +13612,26 @@
           <w:szCs w:val="28"/>
         </w:rPr>
         <w:lastRenderedPageBreak/>
-        <w:t xml:space="preserve">Test </w:t>
-      </w:r>
-      <w:proofErr w:type="spellStart"/>
-      <w:r>
+        <w:t>Test Driven Development (TDD)</w:t>
+      </w:r>
+    </w:p>
+    <w:p>
+      <w:pPr>
+        <w:numPr>
+          <w:ilvl w:val="1"/>
+          <w:numId w:val="2"/>
+        </w:numPr>
+        <w:spacing w:after="0" w:line="360" w:lineRule="auto"/>
+        <w:jc w:val="both"/>
         <w:rPr>
           <w:rFonts w:ascii="Times New Roman" w:eastAsia="Times New Roman" w:hAnsi="Times New Roman" w:cs="Times New Roman"/>
           <w:b/>
           <w:sz w:val="28"/>
           <w:szCs w:val="28"/>
         </w:rPr>
-        <w:t>Driven</w:t>
-      </w:r>
-      <w:proofErr w:type="spellEnd"/>
+      </w:pPr>
+      <w:bookmarkStart w:id="25" w:name="s5s5kwkysbaz" w:colFirst="0" w:colLast="0"/>
+      <w:bookmarkEnd w:id="25"/>
       <w:r>
         <w:rPr>
           <w:rFonts w:ascii="Times New Roman" w:eastAsia="Times New Roman" w:hAnsi="Times New Roman" w:cs="Times New Roman"/>
@@ -15363,19 +13639,166 @@
           <w:sz w:val="28"/>
           <w:szCs w:val="28"/>
         </w:rPr>
-        <w:t xml:space="preserve"> </w:t>
-      </w:r>
-      <w:proofErr w:type="spellStart"/>
-      <w:r>
+        <w:t>Avantaje</w:t>
+      </w:r>
+    </w:p>
+    <w:p>
+      <w:pPr>
+        <w:numPr>
+          <w:ilvl w:val="0"/>
+          <w:numId w:val="17"/>
+        </w:numPr>
+        <w:shd w:val="clear" w:color="auto" w:fill="FFFFFF"/>
+        <w:spacing w:after="0" w:line="360" w:lineRule="auto"/>
+        <w:jc w:val="both"/>
+        <w:rPr>
+          <w:rFonts w:ascii="Times New Roman" w:eastAsia="Times New Roman" w:hAnsi="Times New Roman" w:cs="Times New Roman"/>
+          <w:sz w:val="24"/>
+          <w:szCs w:val="24"/>
+        </w:rPr>
+      </w:pPr>
+      <w:r>
+        <w:rPr>
+          <w:rFonts w:ascii="Times New Roman" w:eastAsia="Times New Roman" w:hAnsi="Times New Roman" w:cs="Times New Roman"/>
+          <w:sz w:val="24"/>
+          <w:szCs w:val="24"/>
+        </w:rPr>
+        <w:t xml:space="preserve">Clean Code &amp; organized: testele au fost scrise înainte de implementarea funcționalităților, pentru a reduce timpul necesar refactorizării pe termen lung și pentru a ne concentra exact pe cerințele impuse, evitând astfel adăugarea unor funcționalități complexe și inutile. </w:t>
+      </w:r>
+    </w:p>
+    <w:p>
+      <w:pPr>
+        <w:numPr>
+          <w:ilvl w:val="0"/>
+          <w:numId w:val="17"/>
+        </w:numPr>
+        <w:shd w:val="clear" w:color="auto" w:fill="FFFFFF"/>
+        <w:spacing w:after="0" w:line="360" w:lineRule="auto"/>
+        <w:jc w:val="both"/>
+        <w:rPr>
+          <w:rFonts w:ascii="Times New Roman" w:eastAsia="Times New Roman" w:hAnsi="Times New Roman" w:cs="Times New Roman"/>
+          <w:sz w:val="24"/>
+          <w:szCs w:val="24"/>
+        </w:rPr>
+      </w:pPr>
+      <w:r>
+        <w:rPr>
+          <w:rFonts w:ascii="Times New Roman" w:eastAsia="Times New Roman" w:hAnsi="Times New Roman" w:cs="Times New Roman"/>
+          <w:sz w:val="24"/>
+          <w:szCs w:val="24"/>
+        </w:rPr>
+        <w:t>Prin scrierea testelor înainte de implementarea propriu-zisă, am reușit să evităm erorile care ar fi putut apărea în timpul implementării directe a task-ului. De exemplu, dacă nu am fi scris mai întâi testele pentru autentificare, nu ne-am fi gândit să validăm și formatul standard al adresei de email.</w:t>
+      </w:r>
+      <w:r>
+        <w:rPr>
+          <w:rFonts w:ascii="Times New Roman" w:eastAsia="Times New Roman" w:hAnsi="Times New Roman" w:cs="Times New Roman"/>
+          <w:sz w:val="24"/>
+          <w:szCs w:val="24"/>
+        </w:rPr>
+        <w:tab/>
+      </w:r>
+    </w:p>
+    <w:p>
+      <w:pPr>
+        <w:numPr>
+          <w:ilvl w:val="0"/>
+          <w:numId w:val="17"/>
+        </w:numPr>
+        <w:shd w:val="clear" w:color="auto" w:fill="FFFFFF"/>
+        <w:spacing w:after="0" w:line="360" w:lineRule="auto"/>
+        <w:jc w:val="both"/>
+        <w:rPr>
+          <w:rFonts w:ascii="Times New Roman" w:eastAsia="Times New Roman" w:hAnsi="Times New Roman" w:cs="Times New Roman"/>
+          <w:sz w:val="24"/>
+          <w:szCs w:val="24"/>
+        </w:rPr>
+      </w:pPr>
+      <w:r>
+        <w:rPr>
+          <w:rFonts w:ascii="Times New Roman" w:eastAsia="Times New Roman" w:hAnsi="Times New Roman" w:cs="Times New Roman"/>
+          <w:sz w:val="24"/>
+          <w:szCs w:val="24"/>
+        </w:rPr>
+        <w:t xml:space="preserve">Design modular: fiecare funcționalitate a fost testată individual prin teste unitare, facilitând astfel o întreținere eficientă a codului pe termen lung. </w:t>
+      </w:r>
+    </w:p>
+    <w:p>
+      <w:pPr>
+        <w:numPr>
+          <w:ilvl w:val="0"/>
+          <w:numId w:val="17"/>
+        </w:numPr>
+        <w:shd w:val="clear" w:color="auto" w:fill="FFFFFF"/>
+        <w:spacing w:after="0" w:line="360" w:lineRule="auto"/>
+        <w:jc w:val="both"/>
+        <w:rPr>
+          <w:rFonts w:ascii="Times New Roman" w:eastAsia="Times New Roman" w:hAnsi="Times New Roman" w:cs="Times New Roman"/>
+          <w:sz w:val="24"/>
+          <w:szCs w:val="24"/>
+        </w:rPr>
+      </w:pPr>
+      <w:r>
+        <w:rPr>
+          <w:rFonts w:ascii="Times New Roman" w:eastAsia="Times New Roman" w:hAnsi="Times New Roman" w:cs="Times New Roman"/>
+          <w:sz w:val="24"/>
+          <w:szCs w:val="24"/>
+        </w:rPr>
+        <w:t xml:space="preserve">Suport implicit pentru noii membri ai echipei: Testele vor servi drept ghid pentru noii programatori, demonstrând modul în care ar trebui să funcționeze aplicația, chiar dacă nu cunosc întregul cod. </w:t>
+      </w:r>
+    </w:p>
+    <w:p>
+      <w:pPr>
+        <w:numPr>
+          <w:ilvl w:val="0"/>
+          <w:numId w:val="17"/>
+        </w:numPr>
+        <w:shd w:val="clear" w:color="auto" w:fill="FFFFFF"/>
+        <w:spacing w:line="360" w:lineRule="auto"/>
+        <w:jc w:val="both"/>
+        <w:rPr>
+          <w:rFonts w:ascii="Times New Roman" w:eastAsia="Times New Roman" w:hAnsi="Times New Roman" w:cs="Times New Roman"/>
+          <w:sz w:val="24"/>
+          <w:szCs w:val="24"/>
+        </w:rPr>
+      </w:pPr>
+      <w:r>
+        <w:rPr>
+          <w:rFonts w:ascii="Times New Roman" w:eastAsia="Times New Roman" w:hAnsi="Times New Roman" w:cs="Times New Roman"/>
+          <w:sz w:val="24"/>
+          <w:szCs w:val="24"/>
+        </w:rPr>
+        <w:t xml:space="preserve">Prin utilizarea testelor automate, ne putem asigura că funcționalitățile aplicației noastre respectă cerințele și că modificările ulterioare aduse codului nu vor introduce erori noi. </w:t>
+      </w:r>
+    </w:p>
+    <w:p>
+      <w:pPr>
+        <w:shd w:val="clear" w:color="auto" w:fill="FFFFFF"/>
+        <w:spacing w:line="360" w:lineRule="auto"/>
+        <w:jc w:val="both"/>
+        <w:rPr>
+          <w:rFonts w:ascii="Times New Roman" w:eastAsia="Times New Roman" w:hAnsi="Times New Roman" w:cs="Times New Roman"/>
+          <w:sz w:val="24"/>
+          <w:szCs w:val="24"/>
+        </w:rPr>
+      </w:pPr>
+    </w:p>
+    <w:p>
+      <w:pPr>
+        <w:numPr>
+          <w:ilvl w:val="1"/>
+          <w:numId w:val="2"/>
+        </w:numPr>
+        <w:spacing w:after="0" w:line="360" w:lineRule="auto"/>
+        <w:jc w:val="both"/>
         <w:rPr>
           <w:rFonts w:ascii="Times New Roman" w:eastAsia="Times New Roman" w:hAnsi="Times New Roman" w:cs="Times New Roman"/>
           <w:b/>
           <w:sz w:val="28"/>
           <w:szCs w:val="28"/>
         </w:rPr>
-        <w:t>Development</w:t>
-      </w:r>
-      <w:proofErr w:type="spellEnd"/>
+      </w:pPr>
+      <w:bookmarkStart w:id="26" w:name="3njkhaowxzzg" w:colFirst="0" w:colLast="0"/>
+      <w:bookmarkEnd w:id="26"/>
       <w:r>
         <w:rPr>
           <w:rFonts w:ascii="Times New Roman" w:eastAsia="Times New Roman" w:hAnsi="Times New Roman" w:cs="Times New Roman"/>
@@ -15383,450 +13806,135 @@
           <w:sz w:val="28"/>
           <w:szCs w:val="28"/>
         </w:rPr>
-        <w:t xml:space="preserve"> (TDD)</w:t>
-      </w:r>
-    </w:p>
-    <w:p>
-      <w:pPr>
-        <w:numPr>
-          <w:ilvl w:val="1"/>
+        <w:t>Dezavantaje</w:t>
+      </w:r>
+    </w:p>
+    <w:p>
+      <w:pPr>
+        <w:numPr>
+          <w:ilvl w:val="0"/>
+          <w:numId w:val="7"/>
+        </w:numPr>
+        <w:shd w:val="clear" w:color="auto" w:fill="FFFFFF"/>
+        <w:spacing w:after="0" w:line="360" w:lineRule="auto"/>
+        <w:jc w:val="both"/>
+        <w:rPr>
+          <w:rFonts w:ascii="Times New Roman" w:eastAsia="Times New Roman" w:hAnsi="Times New Roman" w:cs="Times New Roman"/>
+          <w:sz w:val="24"/>
+          <w:szCs w:val="24"/>
+        </w:rPr>
+      </w:pPr>
+      <w:r>
+        <w:rPr>
+          <w:rFonts w:ascii="Times New Roman" w:eastAsia="Times New Roman" w:hAnsi="Times New Roman" w:cs="Times New Roman"/>
+          <w:sz w:val="24"/>
+          <w:szCs w:val="24"/>
+        </w:rPr>
+        <w:t xml:space="preserve">Timpul de dezvoltare al task-urilor a crescut ușor față de estimarea inițială, deoarece am prioritizat scrierea testelor înainte de implementarea propriu-zisă. </w:t>
+      </w:r>
+    </w:p>
+    <w:p>
+      <w:pPr>
+        <w:numPr>
+          <w:ilvl w:val="0"/>
+          <w:numId w:val="7"/>
+        </w:numPr>
+        <w:shd w:val="clear" w:color="auto" w:fill="FFFFFF"/>
+        <w:spacing w:line="360" w:lineRule="auto"/>
+        <w:jc w:val="both"/>
+        <w:rPr>
+          <w:rFonts w:ascii="Times New Roman" w:eastAsia="Times New Roman" w:hAnsi="Times New Roman" w:cs="Times New Roman"/>
+          <w:sz w:val="24"/>
+          <w:szCs w:val="24"/>
+        </w:rPr>
+      </w:pPr>
+      <w:r>
+        <w:rPr>
+          <w:rFonts w:ascii="Times New Roman" w:eastAsia="Times New Roman" w:hAnsi="Times New Roman" w:cs="Times New Roman"/>
+          <w:sz w:val="24"/>
+          <w:szCs w:val="24"/>
+        </w:rPr>
+        <w:t xml:space="preserve">Procesul de familiarizare cu metodologia Test Driven Development nu a fost ușor la început. A trebuit să învățăm cum să scriem teste eficient și să ne obișnuim cu scrierea testelor înainte de implementarea codului. </w:t>
+      </w:r>
+    </w:p>
+    <w:p>
+      <w:pPr>
+        <w:shd w:val="clear" w:color="auto" w:fill="FFFFFF"/>
+        <w:spacing w:line="360" w:lineRule="auto"/>
+        <w:ind w:left="720"/>
+        <w:jc w:val="both"/>
+        <w:rPr>
+          <w:rFonts w:ascii="Times New Roman" w:eastAsia="Times New Roman" w:hAnsi="Times New Roman" w:cs="Times New Roman"/>
+          <w:sz w:val="24"/>
+          <w:szCs w:val="24"/>
+        </w:rPr>
+      </w:pPr>
+    </w:p>
+    <w:p>
+      <w:pPr>
+        <w:shd w:val="clear" w:color="auto" w:fill="FFFFFF"/>
+        <w:spacing w:line="360" w:lineRule="auto"/>
+        <w:ind w:left="720"/>
+        <w:jc w:val="both"/>
+        <w:rPr>
+          <w:rFonts w:ascii="Times New Roman" w:eastAsia="Times New Roman" w:hAnsi="Times New Roman" w:cs="Times New Roman"/>
+          <w:sz w:val="24"/>
+          <w:szCs w:val="24"/>
+        </w:rPr>
+      </w:pPr>
+    </w:p>
+    <w:p>
+      <w:pPr>
+        <w:shd w:val="clear" w:color="auto" w:fill="FFFFFF"/>
+        <w:spacing w:line="360" w:lineRule="auto"/>
+        <w:ind w:left="720"/>
+        <w:jc w:val="both"/>
+        <w:rPr>
+          <w:rFonts w:ascii="Times New Roman" w:eastAsia="Times New Roman" w:hAnsi="Times New Roman" w:cs="Times New Roman"/>
+          <w:sz w:val="24"/>
+          <w:szCs w:val="24"/>
+        </w:rPr>
+      </w:pPr>
+    </w:p>
+    <w:p>
+      <w:pPr>
+        <w:shd w:val="clear" w:color="auto" w:fill="FFFFFF"/>
+        <w:spacing w:line="360" w:lineRule="auto"/>
+        <w:ind w:left="720"/>
+        <w:jc w:val="both"/>
+        <w:rPr>
+          <w:rFonts w:ascii="Times New Roman" w:eastAsia="Times New Roman" w:hAnsi="Times New Roman" w:cs="Times New Roman"/>
+          <w:sz w:val="24"/>
+          <w:szCs w:val="24"/>
+        </w:rPr>
+      </w:pPr>
+    </w:p>
+    <w:p>
+      <w:pPr>
+        <w:numPr>
+          <w:ilvl w:val="0"/>
           <w:numId w:val="2"/>
         </w:numPr>
-        <w:spacing w:after="0" w:line="360" w:lineRule="auto"/>
-        <w:jc w:val="both"/>
+        <w:jc w:val="both"/>
+        <w:rPr>
+          <w:rFonts w:ascii="Times New Roman" w:eastAsia="Times New Roman" w:hAnsi="Times New Roman" w:cs="Times New Roman"/>
+          <w:b/>
+          <w:sz w:val="32"/>
+          <w:szCs w:val="32"/>
+        </w:rPr>
+      </w:pPr>
+      <w:bookmarkStart w:id="27" w:name="upvs7vigjmal" w:colFirst="0" w:colLast="0"/>
+      <w:bookmarkEnd w:id="27"/>
+      <w:r>
         <w:rPr>
           <w:rFonts w:ascii="Times New Roman" w:eastAsia="Times New Roman" w:hAnsi="Times New Roman" w:cs="Times New Roman"/>
           <w:b/>
           <w:sz w:val="28"/>
           <w:szCs w:val="28"/>
         </w:rPr>
-      </w:pPr>
-      <w:bookmarkStart w:id="25" w:name="s5s5kwkysbaz" w:colFirst="0" w:colLast="0"/>
-      <w:bookmarkEnd w:id="25"/>
-      <w:r>
-        <w:rPr>
-          <w:rFonts w:ascii="Times New Roman" w:eastAsia="Times New Roman" w:hAnsi="Times New Roman" w:cs="Times New Roman"/>
-          <w:b/>
-          <w:sz w:val="28"/>
-          <w:szCs w:val="28"/>
-        </w:rPr>
-        <w:t>Avantaje</w:t>
-      </w:r>
-    </w:p>
-    <w:p>
-      <w:pPr>
-        <w:numPr>
-          <w:ilvl w:val="0"/>
-          <w:numId w:val="17"/>
-        </w:numPr>
-        <w:shd w:val="clear" w:color="auto" w:fill="FFFFFF"/>
-        <w:spacing w:after="0" w:line="360" w:lineRule="auto"/>
-        <w:jc w:val="both"/>
-        <w:rPr>
-          <w:rFonts w:ascii="Times New Roman" w:eastAsia="Times New Roman" w:hAnsi="Times New Roman" w:cs="Times New Roman"/>
-          <w:sz w:val="24"/>
-          <w:szCs w:val="24"/>
-        </w:rPr>
-      </w:pPr>
-      <w:r>
-        <w:rPr>
-          <w:rFonts w:ascii="Times New Roman" w:eastAsia="Times New Roman" w:hAnsi="Times New Roman" w:cs="Times New Roman"/>
-          <w:sz w:val="24"/>
-          <w:szCs w:val="24"/>
-        </w:rPr>
-        <w:t xml:space="preserve">Clean Code &amp; </w:t>
-      </w:r>
-      <w:proofErr w:type="spellStart"/>
-      <w:r>
-        <w:rPr>
-          <w:rFonts w:ascii="Times New Roman" w:eastAsia="Times New Roman" w:hAnsi="Times New Roman" w:cs="Times New Roman"/>
-          <w:sz w:val="24"/>
-          <w:szCs w:val="24"/>
-        </w:rPr>
-        <w:t>organized</w:t>
-      </w:r>
-      <w:proofErr w:type="spellEnd"/>
-      <w:r>
-        <w:rPr>
-          <w:rFonts w:ascii="Times New Roman" w:eastAsia="Times New Roman" w:hAnsi="Times New Roman" w:cs="Times New Roman"/>
-          <w:sz w:val="24"/>
-          <w:szCs w:val="24"/>
-        </w:rPr>
-        <w:t xml:space="preserve">: testele au fost scrise înainte de implementarea funcționalităților, pentru a reduce timpul necesar </w:t>
-      </w:r>
-      <w:proofErr w:type="spellStart"/>
-      <w:r>
-        <w:rPr>
-          <w:rFonts w:ascii="Times New Roman" w:eastAsia="Times New Roman" w:hAnsi="Times New Roman" w:cs="Times New Roman"/>
-          <w:sz w:val="24"/>
-          <w:szCs w:val="24"/>
-        </w:rPr>
-        <w:t>refactorizării</w:t>
-      </w:r>
-      <w:proofErr w:type="spellEnd"/>
-      <w:r>
-        <w:rPr>
-          <w:rFonts w:ascii="Times New Roman" w:eastAsia="Times New Roman" w:hAnsi="Times New Roman" w:cs="Times New Roman"/>
-          <w:sz w:val="24"/>
-          <w:szCs w:val="24"/>
-        </w:rPr>
-        <w:t xml:space="preserve"> pe termen lung și pentru a ne concentra exact pe cerințele impuse, evitând astfel adăugarea unor funcționalități complexe și inutile. </w:t>
-      </w:r>
-    </w:p>
-    <w:p>
-      <w:pPr>
-        <w:numPr>
-          <w:ilvl w:val="0"/>
-          <w:numId w:val="17"/>
-        </w:numPr>
-        <w:shd w:val="clear" w:color="auto" w:fill="FFFFFF"/>
-        <w:spacing w:after="0" w:line="360" w:lineRule="auto"/>
-        <w:jc w:val="both"/>
-        <w:rPr>
-          <w:rFonts w:ascii="Times New Roman" w:eastAsia="Times New Roman" w:hAnsi="Times New Roman" w:cs="Times New Roman"/>
-          <w:sz w:val="24"/>
-          <w:szCs w:val="24"/>
-        </w:rPr>
-      </w:pPr>
-      <w:r>
-        <w:rPr>
-          <w:rFonts w:ascii="Times New Roman" w:eastAsia="Times New Roman" w:hAnsi="Times New Roman" w:cs="Times New Roman"/>
-          <w:sz w:val="24"/>
-          <w:szCs w:val="24"/>
-        </w:rPr>
-        <w:t>Prin scrierea testelor înainte de implementarea propriu-zisă, am reușit să evităm erorile care ar fi putut apărea în timpul implementării directe a task-ului. De exemplu, dacă nu am fi scris mai întâi testele pentru autentificare, nu ne-am fi gândit să validăm și formatul standard al adresei de email.</w:t>
-      </w:r>
-      <w:r>
-        <w:rPr>
-          <w:rFonts w:ascii="Times New Roman" w:eastAsia="Times New Roman" w:hAnsi="Times New Roman" w:cs="Times New Roman"/>
-          <w:sz w:val="24"/>
-          <w:szCs w:val="24"/>
-        </w:rPr>
-        <w:tab/>
-      </w:r>
-    </w:p>
-    <w:p>
-      <w:pPr>
-        <w:numPr>
-          <w:ilvl w:val="0"/>
-          <w:numId w:val="17"/>
-        </w:numPr>
-        <w:shd w:val="clear" w:color="auto" w:fill="FFFFFF"/>
-        <w:spacing w:after="0" w:line="360" w:lineRule="auto"/>
-        <w:jc w:val="both"/>
-        <w:rPr>
-          <w:rFonts w:ascii="Times New Roman" w:eastAsia="Times New Roman" w:hAnsi="Times New Roman" w:cs="Times New Roman"/>
-          <w:sz w:val="24"/>
-          <w:szCs w:val="24"/>
-        </w:rPr>
-      </w:pPr>
-      <w:r>
-        <w:rPr>
-          <w:rFonts w:ascii="Times New Roman" w:eastAsia="Times New Roman" w:hAnsi="Times New Roman" w:cs="Times New Roman"/>
-          <w:sz w:val="24"/>
-          <w:szCs w:val="24"/>
-        </w:rPr>
-        <w:t xml:space="preserve">Design modular: fiecare funcționalitate a fost testată individual prin teste unitare, facilitând astfel o întreținere eficientă a codului pe termen lung. </w:t>
-      </w:r>
-    </w:p>
-    <w:p>
-      <w:pPr>
-        <w:numPr>
-          <w:ilvl w:val="0"/>
-          <w:numId w:val="17"/>
-        </w:numPr>
-        <w:shd w:val="clear" w:color="auto" w:fill="FFFFFF"/>
-        <w:spacing w:after="0" w:line="360" w:lineRule="auto"/>
-        <w:jc w:val="both"/>
-        <w:rPr>
-          <w:rFonts w:ascii="Times New Roman" w:eastAsia="Times New Roman" w:hAnsi="Times New Roman" w:cs="Times New Roman"/>
-          <w:sz w:val="24"/>
-          <w:szCs w:val="24"/>
-        </w:rPr>
-      </w:pPr>
-      <w:r>
-        <w:rPr>
-          <w:rFonts w:ascii="Times New Roman" w:eastAsia="Times New Roman" w:hAnsi="Times New Roman" w:cs="Times New Roman"/>
-          <w:sz w:val="24"/>
-          <w:szCs w:val="24"/>
-        </w:rPr>
-        <w:t xml:space="preserve">Suport implicit pentru noii membri ai echipei: Testele vor servi drept ghid pentru noii programatori, demonstrând modul în care ar trebui să funcționeze aplicația, chiar dacă nu cunosc întregul cod. </w:t>
-      </w:r>
-    </w:p>
-    <w:p>
-      <w:pPr>
-        <w:numPr>
-          <w:ilvl w:val="0"/>
-          <w:numId w:val="17"/>
-        </w:numPr>
-        <w:shd w:val="clear" w:color="auto" w:fill="FFFFFF"/>
-        <w:spacing w:line="360" w:lineRule="auto"/>
-        <w:jc w:val="both"/>
-        <w:rPr>
-          <w:rFonts w:ascii="Times New Roman" w:eastAsia="Times New Roman" w:hAnsi="Times New Roman" w:cs="Times New Roman"/>
-          <w:sz w:val="24"/>
-          <w:szCs w:val="24"/>
-        </w:rPr>
-      </w:pPr>
-      <w:r>
-        <w:rPr>
-          <w:rFonts w:ascii="Times New Roman" w:eastAsia="Times New Roman" w:hAnsi="Times New Roman" w:cs="Times New Roman"/>
-          <w:sz w:val="24"/>
-          <w:szCs w:val="24"/>
-        </w:rPr>
-        <w:t xml:space="preserve">Prin utilizarea testelor automate, ne putem asigura că funcționalitățile aplicației noastre respectă cerințele și că modificările ulterioare aduse codului nu vor introduce erori noi. </w:t>
-      </w:r>
-    </w:p>
-    <w:p>
-      <w:pPr>
-        <w:shd w:val="clear" w:color="auto" w:fill="FFFFFF"/>
-        <w:spacing w:line="360" w:lineRule="auto"/>
-        <w:jc w:val="both"/>
-        <w:rPr>
-          <w:rFonts w:ascii="Times New Roman" w:eastAsia="Times New Roman" w:hAnsi="Times New Roman" w:cs="Times New Roman"/>
-          <w:sz w:val="24"/>
-          <w:szCs w:val="24"/>
-        </w:rPr>
-      </w:pPr>
-    </w:p>
-    <w:p>
-      <w:pPr>
-        <w:numPr>
-          <w:ilvl w:val="1"/>
-          <w:numId w:val="2"/>
-        </w:numPr>
-        <w:spacing w:after="0" w:line="360" w:lineRule="auto"/>
-        <w:jc w:val="both"/>
-        <w:rPr>
-          <w:rFonts w:ascii="Times New Roman" w:eastAsia="Times New Roman" w:hAnsi="Times New Roman" w:cs="Times New Roman"/>
-          <w:b/>
-          <w:sz w:val="28"/>
-          <w:szCs w:val="28"/>
-        </w:rPr>
-      </w:pPr>
-      <w:bookmarkStart w:id="26" w:name="3njkhaowxzzg" w:colFirst="0" w:colLast="0"/>
-      <w:bookmarkEnd w:id="26"/>
-      <w:r>
-        <w:rPr>
-          <w:rFonts w:ascii="Times New Roman" w:eastAsia="Times New Roman" w:hAnsi="Times New Roman" w:cs="Times New Roman"/>
-          <w:b/>
-          <w:sz w:val="28"/>
-          <w:szCs w:val="28"/>
-        </w:rPr>
-        <w:t>Dezavantaje</w:t>
-      </w:r>
-    </w:p>
-    <w:p>
-      <w:pPr>
-        <w:numPr>
-          <w:ilvl w:val="0"/>
-          <w:numId w:val="7"/>
-        </w:numPr>
-        <w:shd w:val="clear" w:color="auto" w:fill="FFFFFF"/>
-        <w:spacing w:after="0" w:line="360" w:lineRule="auto"/>
-        <w:jc w:val="both"/>
-        <w:rPr>
-          <w:rFonts w:ascii="Times New Roman" w:eastAsia="Times New Roman" w:hAnsi="Times New Roman" w:cs="Times New Roman"/>
-          <w:sz w:val="24"/>
-          <w:szCs w:val="24"/>
-        </w:rPr>
-      </w:pPr>
-      <w:r>
-        <w:rPr>
-          <w:rFonts w:ascii="Times New Roman" w:eastAsia="Times New Roman" w:hAnsi="Times New Roman" w:cs="Times New Roman"/>
-          <w:sz w:val="24"/>
-          <w:szCs w:val="24"/>
-        </w:rPr>
-        <w:t xml:space="preserve">Timpul de dezvoltare al task-urilor a crescut ușor față de estimarea inițială, deoarece am </w:t>
-      </w:r>
-      <w:proofErr w:type="spellStart"/>
-      <w:r>
-        <w:rPr>
-          <w:rFonts w:ascii="Times New Roman" w:eastAsia="Times New Roman" w:hAnsi="Times New Roman" w:cs="Times New Roman"/>
-          <w:sz w:val="24"/>
-          <w:szCs w:val="24"/>
-        </w:rPr>
-        <w:t>prioritizat</w:t>
-      </w:r>
-      <w:proofErr w:type="spellEnd"/>
-      <w:r>
-        <w:rPr>
-          <w:rFonts w:ascii="Times New Roman" w:eastAsia="Times New Roman" w:hAnsi="Times New Roman" w:cs="Times New Roman"/>
-          <w:sz w:val="24"/>
-          <w:szCs w:val="24"/>
-        </w:rPr>
-        <w:t xml:space="preserve"> scrierea testelor înainte de implementarea propriu-zisă. </w:t>
-      </w:r>
-    </w:p>
-    <w:p>
-      <w:pPr>
-        <w:numPr>
-          <w:ilvl w:val="0"/>
-          <w:numId w:val="7"/>
-        </w:numPr>
-        <w:shd w:val="clear" w:color="auto" w:fill="FFFFFF"/>
-        <w:spacing w:line="360" w:lineRule="auto"/>
-        <w:jc w:val="both"/>
-        <w:rPr>
-          <w:rFonts w:ascii="Times New Roman" w:eastAsia="Times New Roman" w:hAnsi="Times New Roman" w:cs="Times New Roman"/>
-          <w:sz w:val="24"/>
-          <w:szCs w:val="24"/>
-        </w:rPr>
-      </w:pPr>
-      <w:r>
-        <w:rPr>
-          <w:rFonts w:ascii="Times New Roman" w:eastAsia="Times New Roman" w:hAnsi="Times New Roman" w:cs="Times New Roman"/>
-          <w:sz w:val="24"/>
-          <w:szCs w:val="24"/>
-        </w:rPr>
-        <w:t xml:space="preserve">Procesul de familiarizare cu metodologia Test </w:t>
-      </w:r>
-      <w:proofErr w:type="spellStart"/>
-      <w:r>
-        <w:rPr>
-          <w:rFonts w:ascii="Times New Roman" w:eastAsia="Times New Roman" w:hAnsi="Times New Roman" w:cs="Times New Roman"/>
-          <w:sz w:val="24"/>
-          <w:szCs w:val="24"/>
-        </w:rPr>
-        <w:t>Driven</w:t>
-      </w:r>
-      <w:proofErr w:type="spellEnd"/>
-      <w:r>
-        <w:rPr>
-          <w:rFonts w:ascii="Times New Roman" w:eastAsia="Times New Roman" w:hAnsi="Times New Roman" w:cs="Times New Roman"/>
-          <w:sz w:val="24"/>
-          <w:szCs w:val="24"/>
-        </w:rPr>
-        <w:t xml:space="preserve"> </w:t>
-      </w:r>
-      <w:proofErr w:type="spellStart"/>
-      <w:r>
-        <w:rPr>
-          <w:rFonts w:ascii="Times New Roman" w:eastAsia="Times New Roman" w:hAnsi="Times New Roman" w:cs="Times New Roman"/>
-          <w:sz w:val="24"/>
-          <w:szCs w:val="24"/>
-        </w:rPr>
-        <w:t>Development</w:t>
-      </w:r>
-      <w:proofErr w:type="spellEnd"/>
-      <w:r>
-        <w:rPr>
-          <w:rFonts w:ascii="Times New Roman" w:eastAsia="Times New Roman" w:hAnsi="Times New Roman" w:cs="Times New Roman"/>
-          <w:sz w:val="24"/>
-          <w:szCs w:val="24"/>
-        </w:rPr>
-        <w:t xml:space="preserve"> nu a fost ușor la început. A trebuit să învățăm cum să scriem teste eficient și să ne obișnuim cu scrierea testelor înainte de implementarea codului. </w:t>
-      </w:r>
-    </w:p>
-    <w:p>
-      <w:pPr>
-        <w:shd w:val="clear" w:color="auto" w:fill="FFFFFF"/>
-        <w:spacing w:line="360" w:lineRule="auto"/>
-        <w:ind w:left="720"/>
-        <w:jc w:val="both"/>
-        <w:rPr>
-          <w:rFonts w:ascii="Times New Roman" w:eastAsia="Times New Roman" w:hAnsi="Times New Roman" w:cs="Times New Roman"/>
-          <w:sz w:val="24"/>
-          <w:szCs w:val="24"/>
-        </w:rPr>
-      </w:pPr>
-    </w:p>
-    <w:p>
-      <w:pPr>
-        <w:shd w:val="clear" w:color="auto" w:fill="FFFFFF"/>
-        <w:spacing w:line="360" w:lineRule="auto"/>
-        <w:ind w:left="720"/>
-        <w:jc w:val="both"/>
-        <w:rPr>
-          <w:rFonts w:ascii="Times New Roman" w:eastAsia="Times New Roman" w:hAnsi="Times New Roman" w:cs="Times New Roman"/>
-          <w:sz w:val="24"/>
-          <w:szCs w:val="24"/>
-        </w:rPr>
-      </w:pPr>
-    </w:p>
-    <w:p>
-      <w:pPr>
-        <w:shd w:val="clear" w:color="auto" w:fill="FFFFFF"/>
-        <w:spacing w:line="360" w:lineRule="auto"/>
-        <w:ind w:left="720"/>
-        <w:jc w:val="both"/>
-        <w:rPr>
-          <w:rFonts w:ascii="Times New Roman" w:eastAsia="Times New Roman" w:hAnsi="Times New Roman" w:cs="Times New Roman"/>
-          <w:sz w:val="24"/>
-          <w:szCs w:val="24"/>
-        </w:rPr>
-      </w:pPr>
-    </w:p>
-    <w:p>
-      <w:pPr>
-        <w:shd w:val="clear" w:color="auto" w:fill="FFFFFF"/>
-        <w:spacing w:line="360" w:lineRule="auto"/>
-        <w:ind w:left="720"/>
-        <w:jc w:val="both"/>
-        <w:rPr>
-          <w:rFonts w:ascii="Times New Roman" w:eastAsia="Times New Roman" w:hAnsi="Times New Roman" w:cs="Times New Roman"/>
-          <w:sz w:val="24"/>
-          <w:szCs w:val="24"/>
-        </w:rPr>
-      </w:pPr>
-    </w:p>
-    <w:p>
-      <w:pPr>
-        <w:numPr>
-          <w:ilvl w:val="0"/>
-          <w:numId w:val="2"/>
-        </w:numPr>
-        <w:jc w:val="both"/>
-        <w:rPr>
-          <w:rFonts w:ascii="Times New Roman" w:eastAsia="Times New Roman" w:hAnsi="Times New Roman" w:cs="Times New Roman"/>
-          <w:b/>
-          <w:sz w:val="32"/>
-          <w:szCs w:val="32"/>
-        </w:rPr>
-      </w:pPr>
-      <w:bookmarkStart w:id="27" w:name="upvs7vigjmal" w:colFirst="0" w:colLast="0"/>
-      <w:bookmarkEnd w:id="27"/>
-      <w:r>
-        <w:rPr>
-          <w:rFonts w:ascii="Times New Roman" w:eastAsia="Times New Roman" w:hAnsi="Times New Roman" w:cs="Times New Roman"/>
-          <w:b/>
-          <w:sz w:val="28"/>
-          <w:szCs w:val="28"/>
-        </w:rPr>
         <w:lastRenderedPageBreak/>
-        <w:t xml:space="preserve">Sprint </w:t>
-      </w:r>
-      <w:proofErr w:type="spellStart"/>
-      <w:r>
-        <w:rPr>
-          <w:rFonts w:ascii="Times New Roman" w:eastAsia="Times New Roman" w:hAnsi="Times New Roman" w:cs="Times New Roman"/>
-          <w:b/>
-          <w:sz w:val="28"/>
-          <w:szCs w:val="28"/>
-        </w:rPr>
-        <w:t>Daily</w:t>
-      </w:r>
-      <w:proofErr w:type="spellEnd"/>
-      <w:r>
-        <w:rPr>
-          <w:rFonts w:ascii="Times New Roman" w:eastAsia="Times New Roman" w:hAnsi="Times New Roman" w:cs="Times New Roman"/>
-          <w:b/>
-          <w:sz w:val="28"/>
-          <w:szCs w:val="28"/>
-        </w:rPr>
-        <w:t xml:space="preserve"> </w:t>
-      </w:r>
-      <w:proofErr w:type="spellStart"/>
-      <w:r>
-        <w:rPr>
-          <w:rFonts w:ascii="Times New Roman" w:eastAsia="Times New Roman" w:hAnsi="Times New Roman" w:cs="Times New Roman"/>
-          <w:b/>
-          <w:sz w:val="28"/>
-          <w:szCs w:val="28"/>
-        </w:rPr>
-        <w:t>Standups</w:t>
-      </w:r>
-      <w:proofErr w:type="spellEnd"/>
+        <w:t>Sprint Daily Standups</w:t>
+      </w:r>
     </w:p>
     <w:p>
       <w:pPr>
@@ -15901,107 +14009,7 @@
           <w:szCs w:val="24"/>
           <w:highlight w:val="white"/>
         </w:rPr>
-        <w:t xml:space="preserve">În timpul primului Sprint, am întâmpinat probleme de organizare, deoarece cerințele proiectului nu au fost clare pentru toți membrii echipei de la început sau au fost modificate ulterior. De asemenea, au apărut dependențe între membrii echipei, deoarece task-urile includeau cerințe atât de </w:t>
-      </w:r>
-      <w:proofErr w:type="spellStart"/>
-      <w:r>
-        <w:rPr>
-          <w:rFonts w:ascii="Times New Roman" w:eastAsia="Times New Roman" w:hAnsi="Times New Roman" w:cs="Times New Roman"/>
-          <w:sz w:val="24"/>
-          <w:szCs w:val="24"/>
-          <w:highlight w:val="white"/>
-        </w:rPr>
-        <w:t>backend</w:t>
-      </w:r>
-      <w:proofErr w:type="spellEnd"/>
-      <w:r>
-        <w:rPr>
-          <w:rFonts w:ascii="Times New Roman" w:eastAsia="Times New Roman" w:hAnsi="Times New Roman" w:cs="Times New Roman"/>
-          <w:sz w:val="24"/>
-          <w:szCs w:val="24"/>
-          <w:highlight w:val="white"/>
-        </w:rPr>
-        <w:t xml:space="preserve">, cât și de mobile, iar inițial ne-am organizat cu o persoană pentru </w:t>
-      </w:r>
-      <w:proofErr w:type="spellStart"/>
-      <w:r>
-        <w:rPr>
-          <w:rFonts w:ascii="Times New Roman" w:eastAsia="Times New Roman" w:hAnsi="Times New Roman" w:cs="Times New Roman"/>
-          <w:sz w:val="24"/>
-          <w:szCs w:val="24"/>
-          <w:highlight w:val="white"/>
-        </w:rPr>
-        <w:t>frontend</w:t>
-      </w:r>
-      <w:proofErr w:type="spellEnd"/>
-      <w:r>
-        <w:rPr>
-          <w:rFonts w:ascii="Times New Roman" w:eastAsia="Times New Roman" w:hAnsi="Times New Roman" w:cs="Times New Roman"/>
-          <w:sz w:val="24"/>
-          <w:szCs w:val="24"/>
-          <w:highlight w:val="white"/>
-        </w:rPr>
-        <w:t xml:space="preserve"> și două pentru </w:t>
-      </w:r>
-      <w:proofErr w:type="spellStart"/>
-      <w:r>
-        <w:rPr>
-          <w:rFonts w:ascii="Times New Roman" w:eastAsia="Times New Roman" w:hAnsi="Times New Roman" w:cs="Times New Roman"/>
-          <w:sz w:val="24"/>
-          <w:szCs w:val="24"/>
-          <w:highlight w:val="white"/>
-        </w:rPr>
-        <w:t>backend</w:t>
-      </w:r>
-      <w:proofErr w:type="spellEnd"/>
-      <w:r>
-        <w:rPr>
-          <w:rFonts w:ascii="Times New Roman" w:eastAsia="Times New Roman" w:hAnsi="Times New Roman" w:cs="Times New Roman"/>
-          <w:sz w:val="24"/>
-          <w:szCs w:val="24"/>
-          <w:highlight w:val="white"/>
-        </w:rPr>
-        <w:t xml:space="preserve"> (task-urile nu pot fi validate ca fiind DONE, dacă doar Mobile-</w:t>
-      </w:r>
-      <w:proofErr w:type="spellStart"/>
-      <w:r>
-        <w:rPr>
-          <w:rFonts w:ascii="Times New Roman" w:eastAsia="Times New Roman" w:hAnsi="Times New Roman" w:cs="Times New Roman"/>
-          <w:sz w:val="24"/>
-          <w:szCs w:val="24"/>
-          <w:highlight w:val="white"/>
-        </w:rPr>
-        <w:t>ul</w:t>
-      </w:r>
-      <w:proofErr w:type="spellEnd"/>
-      <w:r>
-        <w:rPr>
-          <w:rFonts w:ascii="Times New Roman" w:eastAsia="Times New Roman" w:hAnsi="Times New Roman" w:cs="Times New Roman"/>
-          <w:sz w:val="24"/>
-          <w:szCs w:val="24"/>
-          <w:highlight w:val="white"/>
-        </w:rPr>
-        <w:t xml:space="preserve"> sau </w:t>
-      </w:r>
-      <w:proofErr w:type="spellStart"/>
-      <w:r>
-        <w:rPr>
-          <w:rFonts w:ascii="Times New Roman" w:eastAsia="Times New Roman" w:hAnsi="Times New Roman" w:cs="Times New Roman"/>
-          <w:sz w:val="24"/>
-          <w:szCs w:val="24"/>
-          <w:highlight w:val="white"/>
-        </w:rPr>
-        <w:t>Backend-ul</w:t>
-      </w:r>
-      <w:proofErr w:type="spellEnd"/>
-      <w:r>
-        <w:rPr>
-          <w:rFonts w:ascii="Times New Roman" w:eastAsia="Times New Roman" w:hAnsi="Times New Roman" w:cs="Times New Roman"/>
-          <w:sz w:val="24"/>
-          <w:szCs w:val="24"/>
-          <w:highlight w:val="white"/>
-        </w:rPr>
-        <w:t xml:space="preserve"> este finalizat).  </w:t>
+        <w:t xml:space="preserve">În timpul primului Sprint, am întâmpinat probleme de organizare, deoarece cerințele proiectului nu au fost clare pentru toți membrii echipei de la început sau au fost modificate ulterior. De asemenea, au apărut dependențe între membrii echipei, deoarece task-urile includeau cerințe atât de backend, cât și de mobile, iar inițial ne-am organizat cu o persoană pentru frontend și două pentru backend (task-urile nu pot fi validate ca fiind DONE, dacă doar Mobile-ul sau Backend-ul este finalizat).  </w:t>
       </w:r>
     </w:p>
     <w:p>
@@ -16060,25 +14068,7 @@
           <w:szCs w:val="24"/>
           <w:highlight w:val="white"/>
         </w:rPr>
-        <w:t xml:space="preserve">O altă problemă a fost comunicarea deficitară între noi, ceea ce a dus la întârzieri în livrarea </w:t>
-      </w:r>
-      <w:r>
-        <w:rPr>
-          <w:rFonts w:ascii="Times New Roman" w:eastAsia="Times New Roman" w:hAnsi="Times New Roman" w:cs="Times New Roman"/>
-          <w:sz w:val="24"/>
-          <w:szCs w:val="24"/>
-          <w:highlight w:val="white"/>
-        </w:rPr>
-        <w:t>unor funcționalități</w:t>
-      </w:r>
-      <w:r>
-        <w:rPr>
-          <w:rFonts w:ascii="Times New Roman" w:eastAsia="Times New Roman" w:hAnsi="Times New Roman" w:cs="Times New Roman"/>
-          <w:sz w:val="24"/>
-          <w:szCs w:val="24"/>
-          <w:highlight w:val="white"/>
-        </w:rPr>
-        <w:t xml:space="preserve">. </w:t>
+        <w:t xml:space="preserve">O altă problemă a fost comunicarea deficitară între noi, ceea ce a dus la întârzieri în livrarea unor funcționalități. </w:t>
       </w:r>
     </w:p>
     <w:p>
@@ -16199,25 +14189,7 @@
           <w:sz w:val="24"/>
           <w:szCs w:val="24"/>
         </w:rPr>
-        <w:t xml:space="preserve"> planificat următoarele activități principale: implementarea funcționalităților de </w:t>
-      </w:r>
-      <w:proofErr w:type="spellStart"/>
-      <w:r>
-        <w:rPr>
-          <w:rFonts w:ascii="Times New Roman" w:eastAsia="Times New Roman" w:hAnsi="Times New Roman" w:cs="Times New Roman"/>
-          <w:sz w:val="24"/>
-          <w:szCs w:val="24"/>
-        </w:rPr>
-        <w:t>payment</w:t>
-      </w:r>
-      <w:proofErr w:type="spellEnd"/>
-      <w:r>
-        <w:rPr>
-          <w:rFonts w:ascii="Times New Roman" w:eastAsia="Times New Roman" w:hAnsi="Times New Roman" w:cs="Times New Roman"/>
-          <w:sz w:val="24"/>
-          <w:szCs w:val="24"/>
-        </w:rPr>
-        <w:t>, interacțiunea cu postările artiștilor și afișarea informațiilor despre aplicație.</w:t>
+        <w:t xml:space="preserve"> planificat următoarele activități principale: implementarea funcționalităților de payment, interacțiunea cu postările artiștilor și afișarea informațiilor despre aplicație.</w:t>
       </w:r>
     </w:p>
     <w:p>
@@ -16324,20 +14296,8 @@
           <w:sz w:val="24"/>
           <w:szCs w:val="24"/>
         </w:rPr>
-        <w:t xml:space="preserve">Implementarea sistemului de </w:t>
-      </w:r>
-      <w:proofErr w:type="spellStart"/>
-      <w:r>
-        <w:rPr>
-          <w:rFonts w:ascii="Times New Roman" w:eastAsia="Times New Roman" w:hAnsi="Times New Roman" w:cs="Times New Roman"/>
-          <w:b/>
-          <w:bCs/>
-          <w:sz w:val="24"/>
-          <w:szCs w:val="24"/>
-        </w:rPr>
-        <w:t>payment</w:t>
-      </w:r>
-      <w:proofErr w:type="spellEnd"/>
+        <w:t>Implementarea sistemului de payment</w:t>
+      </w:r>
       <w:r>
         <w:rPr>
           <w:rFonts w:ascii="Times New Roman" w:eastAsia="Times New Roman" w:hAnsi="Times New Roman" w:cs="Times New Roman"/>
@@ -16410,29 +14370,8 @@
           <w:sz w:val="24"/>
           <w:szCs w:val="24"/>
         </w:rPr>
-        <w:t xml:space="preserve">Pentru a realiza retrospectivele aferente Sprinturilor 1 și 2, am utilizat </w:t>
-      </w:r>
-      <w:proofErr w:type="spellStart"/>
-      <w:r>
-        <w:rPr>
-          <w:rFonts w:ascii="Times New Roman" w:eastAsia="Times New Roman" w:hAnsi="Times New Roman" w:cs="Times New Roman"/>
-          <w:bCs/>
-          <w:sz w:val="24"/>
-          <w:szCs w:val="24"/>
-        </w:rPr>
-        <w:t>tool-ul</w:t>
-      </w:r>
-      <w:proofErr w:type="spellEnd"/>
-      <w:r>
-        <w:rPr>
-          <w:rFonts w:ascii="Times New Roman" w:eastAsia="Times New Roman" w:hAnsi="Times New Roman" w:cs="Times New Roman"/>
-          <w:bCs/>
-          <w:sz w:val="24"/>
-          <w:szCs w:val="24"/>
-        </w:rPr>
-        <w:t xml:space="preserve"> online </w:t>
-      </w:r>
-      <w:proofErr w:type="spellStart"/>
+        <w:t xml:space="preserve">Pentru a realiza retrospectivele aferente Sprinturilor 1 și 2, am utilizat tool-ul online </w:t>
+      </w:r>
       <w:r>
         <w:rPr>
           <w:rFonts w:ascii="Times New Roman" w:eastAsia="Times New Roman" w:hAnsi="Times New Roman" w:cs="Times New Roman"/>
@@ -16443,7 +14382,6 @@
         </w:rPr>
         <w:t>EasyRetro</w:t>
       </w:r>
-      <w:proofErr w:type="spellEnd"/>
       <w:r>
         <w:rPr>
           <w:rFonts w:ascii="Times New Roman" w:eastAsia="Times New Roman" w:hAnsi="Times New Roman" w:cs="Times New Roman"/>
@@ -16503,6 +14441,7 @@
         <w:rPr>
           <w:rFonts w:ascii="Times New Roman" w:eastAsia="Times New Roman" w:hAnsi="Times New Roman" w:cs="Times New Roman"/>
           <w:b/>
+          <w:noProof/>
           <w:sz w:val="28"/>
           <w:szCs w:val="28"/>
         </w:rPr>
@@ -16583,6 +14522,7 @@
         <w:rPr>
           <w:rFonts w:ascii="Times New Roman" w:eastAsia="Times New Roman" w:hAnsi="Times New Roman" w:cs="Times New Roman"/>
           <w:b/>
+          <w:noProof/>
           <w:sz w:val="28"/>
           <w:szCs w:val="28"/>
         </w:rPr>
@@ -16668,54 +14608,24 @@
           <w:sz w:val="24"/>
           <w:szCs w:val="24"/>
         </w:rPr>
-        <w:t xml:space="preserve">Popescu </w:t>
-      </w:r>
-      <w:proofErr w:type="spellStart"/>
-      <w:r>
-        <w:rPr>
-          <w:rFonts w:ascii="Times New Roman" w:eastAsia="Times New Roman" w:hAnsi="Times New Roman" w:cs="Times New Roman"/>
-          <w:sz w:val="24"/>
-          <w:szCs w:val="24"/>
-        </w:rPr>
-        <w:t>Paullo</w:t>
-      </w:r>
-      <w:proofErr w:type="spellEnd"/>
-      <w:r>
-        <w:rPr>
-          <w:rFonts w:ascii="Times New Roman" w:eastAsia="Times New Roman" w:hAnsi="Times New Roman" w:cs="Times New Roman"/>
-          <w:sz w:val="24"/>
-          <w:szCs w:val="24"/>
-        </w:rPr>
-        <w:t xml:space="preserve"> Robertto </w:t>
-      </w:r>
-      <w:proofErr w:type="spellStart"/>
-      <w:r>
-        <w:rPr>
-          <w:rFonts w:ascii="Times New Roman" w:eastAsia="Times New Roman" w:hAnsi="Times New Roman" w:cs="Times New Roman"/>
-          <w:sz w:val="24"/>
-          <w:szCs w:val="24"/>
-        </w:rPr>
-        <w:t>Karloss</w:t>
-      </w:r>
-      <w:proofErr w:type="spellEnd"/>
-      <w:r>
-        <w:rPr>
-          <w:rFonts w:ascii="Times New Roman" w:eastAsia="Times New Roman" w:hAnsi="Times New Roman" w:cs="Times New Roman"/>
-          <w:sz w:val="24"/>
-          <w:szCs w:val="24"/>
-        </w:rPr>
-        <w:t xml:space="preserve"> - Product </w:t>
-      </w:r>
-      <w:proofErr w:type="spellStart"/>
-      <w:r>
-        <w:rPr>
-          <w:rFonts w:ascii="Times New Roman" w:eastAsia="Times New Roman" w:hAnsi="Times New Roman" w:cs="Times New Roman"/>
-          <w:sz w:val="24"/>
-          <w:szCs w:val="24"/>
-        </w:rPr>
-        <w:t>Owner</w:t>
-      </w:r>
-      <w:proofErr w:type="spellEnd"/>
+        <w:t>Popescu Paullo</w:t>
+      </w:r>
+      <w:r>
+        <w:rPr>
+          <w:rFonts w:ascii="Times New Roman" w:eastAsia="Times New Roman" w:hAnsi="Times New Roman" w:cs="Times New Roman"/>
+          <w:sz w:val="24"/>
+          <w:szCs w:val="24"/>
+        </w:rPr>
+        <w:t xml:space="preserve"> Robertto Karloss</w:t>
+      </w:r>
+      <w:r>
+        <w:rPr>
+          <w:rFonts w:ascii="Times New Roman" w:eastAsia="Times New Roman" w:hAnsi="Times New Roman" w:cs="Times New Roman"/>
+          <w:sz w:val="24"/>
+          <w:szCs w:val="24"/>
+        </w:rPr>
+        <w:t xml:space="preserve"> - Product Owner</w:t>
+      </w:r>
     </w:p>
     <w:p>
       <w:pPr>
@@ -16799,25 +14709,7 @@
           <w:sz w:val="24"/>
           <w:szCs w:val="24"/>
         </w:rPr>
-        <w:t>Elaborarea scenariului principal ce descrie cerințele sistemului (</w:t>
-      </w:r>
-      <w:proofErr w:type="spellStart"/>
-      <w:r>
-        <w:rPr>
-          <w:rFonts w:ascii="Times New Roman" w:eastAsia="Times New Roman" w:hAnsi="Times New Roman" w:cs="Times New Roman"/>
-          <w:sz w:val="24"/>
-          <w:szCs w:val="24"/>
-        </w:rPr>
-        <w:t>Requirements</w:t>
-      </w:r>
-      <w:proofErr w:type="spellEnd"/>
-      <w:r>
-        <w:rPr>
-          <w:rFonts w:ascii="Times New Roman" w:eastAsia="Times New Roman" w:hAnsi="Times New Roman" w:cs="Times New Roman"/>
-          <w:sz w:val="24"/>
-          <w:szCs w:val="24"/>
-        </w:rPr>
-        <w:t xml:space="preserve"> Document).</w:t>
+        <w:t>Elaborarea scenariului principal ce descrie cerințele sistemului (Requirements Document).</w:t>
       </w:r>
     </w:p>
     <w:p>
@@ -16840,133 +14732,7 @@
           <w:sz w:val="24"/>
           <w:szCs w:val="24"/>
         </w:rPr>
-        <w:t xml:space="preserve">Derivarea și rafinarea celor 15+ </w:t>
-      </w:r>
-      <w:proofErr w:type="spellStart"/>
-      <w:r>
-        <w:rPr>
-          <w:rFonts w:ascii="Times New Roman" w:eastAsia="Times New Roman" w:hAnsi="Times New Roman" w:cs="Times New Roman"/>
-          <w:sz w:val="24"/>
-          <w:szCs w:val="24"/>
-        </w:rPr>
-        <w:t>User</w:t>
-      </w:r>
-      <w:proofErr w:type="spellEnd"/>
-      <w:r>
-        <w:rPr>
-          <w:rFonts w:ascii="Times New Roman" w:eastAsia="Times New Roman" w:hAnsi="Times New Roman" w:cs="Times New Roman"/>
-          <w:sz w:val="24"/>
-          <w:szCs w:val="24"/>
-        </w:rPr>
-        <w:t xml:space="preserve"> </w:t>
-      </w:r>
-      <w:proofErr w:type="spellStart"/>
-      <w:r>
-        <w:rPr>
-          <w:rFonts w:ascii="Times New Roman" w:eastAsia="Times New Roman" w:hAnsi="Times New Roman" w:cs="Times New Roman"/>
-          <w:sz w:val="24"/>
-          <w:szCs w:val="24"/>
-        </w:rPr>
-        <w:t>Stories</w:t>
-      </w:r>
-      <w:proofErr w:type="spellEnd"/>
-      <w:r>
-        <w:rPr>
-          <w:rFonts w:ascii="Times New Roman" w:eastAsia="Times New Roman" w:hAnsi="Times New Roman" w:cs="Times New Roman"/>
-          <w:sz w:val="24"/>
-          <w:szCs w:val="24"/>
-        </w:rPr>
-        <w:t xml:space="preserve"> inițiale în conformitate cu principiile INVEST (Independent, </w:t>
-      </w:r>
-      <w:proofErr w:type="spellStart"/>
-      <w:r>
-        <w:rPr>
-          <w:rFonts w:ascii="Times New Roman" w:eastAsia="Times New Roman" w:hAnsi="Times New Roman" w:cs="Times New Roman"/>
-          <w:sz w:val="24"/>
-          <w:szCs w:val="24"/>
-        </w:rPr>
-        <w:t>Negotiable</w:t>
-      </w:r>
-      <w:proofErr w:type="spellEnd"/>
-      <w:r>
-        <w:rPr>
-          <w:rFonts w:ascii="Times New Roman" w:eastAsia="Times New Roman" w:hAnsi="Times New Roman" w:cs="Times New Roman"/>
-          <w:sz w:val="24"/>
-          <w:szCs w:val="24"/>
-        </w:rPr>
-        <w:t xml:space="preserve">, </w:t>
-      </w:r>
-      <w:proofErr w:type="spellStart"/>
-      <w:r>
-        <w:rPr>
-          <w:rFonts w:ascii="Times New Roman" w:eastAsia="Times New Roman" w:hAnsi="Times New Roman" w:cs="Times New Roman"/>
-          <w:sz w:val="24"/>
-          <w:szCs w:val="24"/>
-        </w:rPr>
-        <w:t>Valuable</w:t>
-      </w:r>
-      <w:proofErr w:type="spellEnd"/>
-      <w:r>
-        <w:rPr>
-          <w:rFonts w:ascii="Times New Roman" w:eastAsia="Times New Roman" w:hAnsi="Times New Roman" w:cs="Times New Roman"/>
-          <w:sz w:val="24"/>
-          <w:szCs w:val="24"/>
-        </w:rPr>
-        <w:t xml:space="preserve">, </w:t>
-      </w:r>
-      <w:proofErr w:type="spellStart"/>
-      <w:r>
-        <w:rPr>
-          <w:rFonts w:ascii="Times New Roman" w:eastAsia="Times New Roman" w:hAnsi="Times New Roman" w:cs="Times New Roman"/>
-          <w:sz w:val="24"/>
-          <w:szCs w:val="24"/>
-        </w:rPr>
-        <w:t>Estimable</w:t>
-      </w:r>
-      <w:proofErr w:type="spellEnd"/>
-      <w:r>
-        <w:rPr>
-          <w:rFonts w:ascii="Times New Roman" w:eastAsia="Times New Roman" w:hAnsi="Times New Roman" w:cs="Times New Roman"/>
-          <w:sz w:val="24"/>
-          <w:szCs w:val="24"/>
-        </w:rPr>
-        <w:t xml:space="preserve">, </w:t>
-      </w:r>
-      <w:proofErr w:type="spellStart"/>
-      <w:r>
-        <w:rPr>
-          <w:rFonts w:ascii="Times New Roman" w:eastAsia="Times New Roman" w:hAnsi="Times New Roman" w:cs="Times New Roman"/>
-          <w:sz w:val="24"/>
-          <w:szCs w:val="24"/>
-        </w:rPr>
-        <w:t>Small</w:t>
-      </w:r>
-      <w:proofErr w:type="spellEnd"/>
-      <w:r>
-        <w:rPr>
-          <w:rFonts w:ascii="Times New Roman" w:eastAsia="Times New Roman" w:hAnsi="Times New Roman" w:cs="Times New Roman"/>
-          <w:sz w:val="24"/>
-          <w:szCs w:val="24"/>
-        </w:rPr>
-        <w:t xml:space="preserve">, </w:t>
-      </w:r>
-      <w:proofErr w:type="spellStart"/>
-      <w:r>
-        <w:rPr>
-          <w:rFonts w:ascii="Times New Roman" w:eastAsia="Times New Roman" w:hAnsi="Times New Roman" w:cs="Times New Roman"/>
-          <w:sz w:val="24"/>
-          <w:szCs w:val="24"/>
-        </w:rPr>
-        <w:t>Testable</w:t>
-      </w:r>
-      <w:proofErr w:type="spellEnd"/>
-      <w:r>
-        <w:rPr>
-          <w:rFonts w:ascii="Times New Roman" w:eastAsia="Times New Roman" w:hAnsi="Times New Roman" w:cs="Times New Roman"/>
-          <w:sz w:val="24"/>
-          <w:szCs w:val="24"/>
-        </w:rPr>
-        <w:t>).</w:t>
+        <w:t>Derivarea și rafinarea celor 15+ User Stories inițiale în conformitate cu principiile INVEST (Independent, Negotiable, Valuable, Estimable, Small, Testable).</w:t>
       </w:r>
     </w:p>
     <w:p>
@@ -16989,79 +14755,7 @@
           <w:sz w:val="24"/>
           <w:szCs w:val="24"/>
         </w:rPr>
-        <w:t xml:space="preserve">Justificarea </w:t>
-      </w:r>
-      <w:proofErr w:type="spellStart"/>
-      <w:r>
-        <w:rPr>
-          <w:rFonts w:ascii="Times New Roman" w:eastAsia="Times New Roman" w:hAnsi="Times New Roman" w:cs="Times New Roman"/>
-          <w:sz w:val="24"/>
-          <w:szCs w:val="24"/>
-        </w:rPr>
-        <w:t>prioritizării</w:t>
-      </w:r>
-      <w:proofErr w:type="spellEnd"/>
-      <w:r>
-        <w:rPr>
-          <w:rFonts w:ascii="Times New Roman" w:eastAsia="Times New Roman" w:hAnsi="Times New Roman" w:cs="Times New Roman"/>
-          <w:sz w:val="24"/>
-          <w:szCs w:val="24"/>
-        </w:rPr>
-        <w:t xml:space="preserve"> </w:t>
-      </w:r>
-      <w:proofErr w:type="spellStart"/>
-      <w:r>
-        <w:rPr>
-          <w:rFonts w:ascii="Times New Roman" w:eastAsia="Times New Roman" w:hAnsi="Times New Roman" w:cs="Times New Roman"/>
-          <w:sz w:val="24"/>
-          <w:szCs w:val="24"/>
-        </w:rPr>
-        <w:t>User</w:t>
-      </w:r>
-      <w:proofErr w:type="spellEnd"/>
-      <w:r>
-        <w:rPr>
-          <w:rFonts w:ascii="Times New Roman" w:eastAsia="Times New Roman" w:hAnsi="Times New Roman" w:cs="Times New Roman"/>
-          <w:sz w:val="24"/>
-          <w:szCs w:val="24"/>
-        </w:rPr>
-        <w:t xml:space="preserve"> </w:t>
-      </w:r>
-      <w:proofErr w:type="spellStart"/>
-      <w:r>
-        <w:rPr>
-          <w:rFonts w:ascii="Times New Roman" w:eastAsia="Times New Roman" w:hAnsi="Times New Roman" w:cs="Times New Roman"/>
-          <w:sz w:val="24"/>
-          <w:szCs w:val="24"/>
-        </w:rPr>
-        <w:t>Stories</w:t>
-      </w:r>
-      <w:proofErr w:type="spellEnd"/>
-      <w:r>
-        <w:rPr>
-          <w:rFonts w:ascii="Times New Roman" w:eastAsia="Times New Roman" w:hAnsi="Times New Roman" w:cs="Times New Roman"/>
-          <w:sz w:val="24"/>
-          <w:szCs w:val="24"/>
-        </w:rPr>
-        <w:t xml:space="preserve"> și contribuția la crearea </w:t>
-      </w:r>
-      <w:proofErr w:type="spellStart"/>
-      <w:r>
-        <w:rPr>
-          <w:rFonts w:ascii="Times New Roman" w:eastAsia="Times New Roman" w:hAnsi="Times New Roman" w:cs="Times New Roman"/>
-          <w:sz w:val="24"/>
-          <w:szCs w:val="24"/>
-        </w:rPr>
-        <w:t>backlog</w:t>
-      </w:r>
-      <w:proofErr w:type="spellEnd"/>
-      <w:r>
-        <w:rPr>
-          <w:rFonts w:ascii="Times New Roman" w:eastAsia="Times New Roman" w:hAnsi="Times New Roman" w:cs="Times New Roman"/>
-          <w:sz w:val="24"/>
-          <w:szCs w:val="24"/>
-        </w:rPr>
-        <w:t>-ului proiectului.</w:t>
+        <w:t>Justificarea prioritizării User Stories și contribuția la crearea backlog-ului proiectului.</w:t>
       </w:r>
     </w:p>
     <w:p>
@@ -17109,7 +14803,6 @@
         </w:rPr>
         <w:t xml:space="preserve">Crearea </w:t>
       </w:r>
-      <w:proofErr w:type="spellStart"/>
       <w:r>
         <w:rPr>
           <w:rFonts w:ascii="Times New Roman" w:eastAsia="Times New Roman" w:hAnsi="Times New Roman" w:cs="Times New Roman"/>
@@ -17118,9 +14811,62 @@
           <w:sz w:val="24"/>
           <w:szCs w:val="24"/>
         </w:rPr>
-        <w:t>Use</w:t>
-      </w:r>
-      <w:proofErr w:type="spellEnd"/>
+        <w:t>Use Case Diagram</w:t>
+      </w:r>
+      <w:r>
+        <w:rPr>
+          <w:rFonts w:ascii="Times New Roman" w:eastAsia="Times New Roman" w:hAnsi="Times New Roman" w:cs="Times New Roman"/>
+          <w:sz w:val="24"/>
+          <w:szCs w:val="24"/>
+        </w:rPr>
+        <w:t>, care ilustrează cazurile de utilizare ale aplicației.</w:t>
+      </w:r>
+    </w:p>
+    <w:p>
+      <w:pPr>
+        <w:numPr>
+          <w:ilvl w:val="3"/>
+          <w:numId w:val="14"/>
+        </w:numPr>
+        <w:spacing w:after="0" w:line="360" w:lineRule="auto"/>
+        <w:jc w:val="both"/>
+        <w:rPr>
+          <w:rFonts w:ascii="Times New Roman" w:eastAsia="Times New Roman" w:hAnsi="Times New Roman" w:cs="Times New Roman"/>
+          <w:sz w:val="24"/>
+          <w:szCs w:val="24"/>
+        </w:rPr>
+      </w:pPr>
+      <w:r>
+        <w:rPr>
+          <w:rFonts w:ascii="Times New Roman" w:eastAsia="Times New Roman" w:hAnsi="Times New Roman" w:cs="Times New Roman"/>
+          <w:sz w:val="24"/>
+          <w:szCs w:val="24"/>
+        </w:rPr>
+        <w:t>Elaborarea diagramei procesului de autentificare și a fluxului general de utilizare.</w:t>
+      </w:r>
+    </w:p>
+    <w:p>
+      <w:pPr>
+        <w:numPr>
+          <w:ilvl w:val="3"/>
+          <w:numId w:val="14"/>
+        </w:numPr>
+        <w:spacing w:after="0" w:line="360" w:lineRule="auto"/>
+        <w:jc w:val="both"/>
+        <w:rPr>
+          <w:rFonts w:ascii="Times New Roman" w:eastAsia="Times New Roman" w:hAnsi="Times New Roman" w:cs="Times New Roman"/>
+          <w:sz w:val="24"/>
+          <w:szCs w:val="24"/>
+        </w:rPr>
+      </w:pPr>
+      <w:r>
+        <w:rPr>
+          <w:rFonts w:ascii="Times New Roman" w:eastAsia="Times New Roman" w:hAnsi="Times New Roman" w:cs="Times New Roman"/>
+          <w:sz w:val="24"/>
+          <w:szCs w:val="24"/>
+        </w:rPr>
+        <w:t xml:space="preserve">Dezvoltarea unei </w:t>
+      </w:r>
       <w:r>
         <w:rPr>
           <w:rFonts w:ascii="Times New Roman" w:eastAsia="Times New Roman" w:hAnsi="Times New Roman" w:cs="Times New Roman"/>
@@ -17129,9 +14875,209 @@
           <w:sz w:val="24"/>
           <w:szCs w:val="24"/>
         </w:rPr>
-        <w:t xml:space="preserve"> Case </w:t>
-      </w:r>
-      <w:proofErr w:type="spellStart"/>
+        <w:t>diagrame Gantt</w:t>
+      </w:r>
+      <w:r>
+        <w:rPr>
+          <w:rFonts w:ascii="Times New Roman" w:eastAsia="Times New Roman" w:hAnsi="Times New Roman" w:cs="Times New Roman"/>
+          <w:sz w:val="24"/>
+          <w:szCs w:val="24"/>
+        </w:rPr>
+        <w:t xml:space="preserve"> pentru planificarea și monitorizarea progresului proiectului.</w:t>
+      </w:r>
+    </w:p>
+    <w:p>
+      <w:pPr>
+        <w:numPr>
+          <w:ilvl w:val="2"/>
+          <w:numId w:val="14"/>
+        </w:numPr>
+        <w:spacing w:after="0" w:line="360" w:lineRule="auto"/>
+        <w:jc w:val="both"/>
+        <w:rPr>
+          <w:rFonts w:ascii="Times New Roman" w:eastAsia="Times New Roman" w:hAnsi="Times New Roman" w:cs="Times New Roman"/>
+          <w:sz w:val="24"/>
+          <w:szCs w:val="24"/>
+        </w:rPr>
+      </w:pPr>
+      <w:r>
+        <w:rPr>
+          <w:rFonts w:ascii="Times New Roman" w:eastAsia="Times New Roman" w:hAnsi="Times New Roman" w:cs="Times New Roman"/>
+          <w:sz w:val="24"/>
+          <w:szCs w:val="24"/>
+        </w:rPr>
+        <w:t>Test-Driven Development (TDD):</w:t>
+      </w:r>
+      <w:r>
+        <w:rPr>
+          <w:rFonts w:ascii="Times New Roman" w:eastAsia="Times New Roman" w:hAnsi="Times New Roman" w:cs="Times New Roman"/>
+          <w:sz w:val="24"/>
+          <w:szCs w:val="24"/>
+        </w:rPr>
+        <w:t xml:space="preserve"> Am realizat o analiză detaliată a avantajelor și dezavantajelor TDD față de dezvoltarea tradițională, evidențiind:</w:t>
+      </w:r>
+    </w:p>
+    <w:p>
+      <w:pPr>
+        <w:numPr>
+          <w:ilvl w:val="3"/>
+          <w:numId w:val="14"/>
+        </w:numPr>
+        <w:spacing w:after="0" w:line="360" w:lineRule="auto"/>
+        <w:jc w:val="both"/>
+        <w:rPr>
+          <w:rFonts w:ascii="Times New Roman" w:eastAsia="Times New Roman" w:hAnsi="Times New Roman" w:cs="Times New Roman"/>
+          <w:sz w:val="24"/>
+          <w:szCs w:val="24"/>
+        </w:rPr>
+      </w:pPr>
+      <w:r>
+        <w:rPr>
+          <w:rFonts w:ascii="Times New Roman" w:eastAsia="Times New Roman" w:hAnsi="Times New Roman" w:cs="Times New Roman"/>
+          <w:sz w:val="24"/>
+          <w:szCs w:val="24"/>
+        </w:rPr>
+        <w:t>Beneficii precum creșterea calității codului, detecția timpurie a erorilor și claritatea cerințelor.</w:t>
+      </w:r>
+    </w:p>
+    <w:p>
+      <w:pPr>
+        <w:numPr>
+          <w:ilvl w:val="3"/>
+          <w:numId w:val="14"/>
+        </w:numPr>
+        <w:spacing w:after="0" w:line="360" w:lineRule="auto"/>
+        <w:jc w:val="both"/>
+        <w:rPr>
+          <w:rFonts w:ascii="Times New Roman" w:eastAsia="Times New Roman" w:hAnsi="Times New Roman" w:cs="Times New Roman"/>
+          <w:sz w:val="24"/>
+          <w:szCs w:val="24"/>
+        </w:rPr>
+      </w:pPr>
+      <w:r>
+        <w:rPr>
+          <w:rFonts w:ascii="Times New Roman" w:eastAsia="Times New Roman" w:hAnsi="Times New Roman" w:cs="Times New Roman"/>
+          <w:sz w:val="24"/>
+          <w:szCs w:val="24"/>
+        </w:rPr>
+        <w:t>Limitări, cum ar fi timpul suplimentar necesar pentru scrierea testelor și dificultățile în adoptarea metodei de către dezvoltatori cu experiență limitată în TDD.</w:t>
+      </w:r>
+    </w:p>
+    <w:p>
+      <w:pPr>
+        <w:numPr>
+          <w:ilvl w:val="2"/>
+          <w:numId w:val="14"/>
+        </w:numPr>
+        <w:spacing w:after="0" w:line="360" w:lineRule="auto"/>
+        <w:jc w:val="both"/>
+        <w:rPr>
+          <w:rFonts w:ascii="Times New Roman" w:eastAsia="Times New Roman" w:hAnsi="Times New Roman" w:cs="Times New Roman"/>
+          <w:sz w:val="24"/>
+          <w:szCs w:val="24"/>
+        </w:rPr>
+      </w:pPr>
+      <w:r>
+        <w:rPr>
+          <w:rFonts w:ascii="Times New Roman" w:eastAsia="Times New Roman" w:hAnsi="Times New Roman" w:cs="Times New Roman"/>
+          <w:sz w:val="24"/>
+          <w:szCs w:val="24"/>
+        </w:rPr>
+        <w:t>Pair Programming: Am evaluat avantajele și dezavantajele acestei tehnici de colaborare, subliniind:</w:t>
+      </w:r>
+    </w:p>
+    <w:p>
+      <w:pPr>
+        <w:numPr>
+          <w:ilvl w:val="3"/>
+          <w:numId w:val="14"/>
+        </w:numPr>
+        <w:spacing w:after="0" w:line="360" w:lineRule="auto"/>
+        <w:jc w:val="both"/>
+        <w:rPr>
+          <w:rFonts w:ascii="Times New Roman" w:eastAsia="Times New Roman" w:hAnsi="Times New Roman" w:cs="Times New Roman"/>
+          <w:sz w:val="24"/>
+          <w:szCs w:val="24"/>
+        </w:rPr>
+      </w:pPr>
+      <w:r>
+        <w:rPr>
+          <w:rFonts w:ascii="Times New Roman" w:eastAsia="Times New Roman" w:hAnsi="Times New Roman" w:cs="Times New Roman"/>
+          <w:sz w:val="24"/>
+          <w:szCs w:val="24"/>
+        </w:rPr>
+        <w:lastRenderedPageBreak/>
+        <w:t>Beneficii precum îmbunătățirea calității codului, transferul de cunoștințe între colegi și creșterea productivității în echipă.</w:t>
+      </w:r>
+    </w:p>
+    <w:p>
+      <w:pPr>
+        <w:numPr>
+          <w:ilvl w:val="3"/>
+          <w:numId w:val="14"/>
+        </w:numPr>
+        <w:spacing w:after="0" w:line="360" w:lineRule="auto"/>
+        <w:jc w:val="both"/>
+        <w:rPr>
+          <w:rFonts w:ascii="Times New Roman" w:eastAsia="Times New Roman" w:hAnsi="Times New Roman" w:cs="Times New Roman"/>
+          <w:sz w:val="24"/>
+          <w:szCs w:val="24"/>
+        </w:rPr>
+      </w:pPr>
+      <w:r>
+        <w:rPr>
+          <w:rFonts w:ascii="Times New Roman" w:eastAsia="Times New Roman" w:hAnsi="Times New Roman" w:cs="Times New Roman"/>
+          <w:sz w:val="24"/>
+          <w:szCs w:val="24"/>
+        </w:rPr>
+        <w:t>Dezavantaje, inclusiv necesitatea de resurse suplimentare și posibile diferențe de stil de lucru între programatori.</w:t>
+      </w:r>
+    </w:p>
+    <w:p>
+      <w:pPr>
+        <w:numPr>
+          <w:ilvl w:val="2"/>
+          <w:numId w:val="14"/>
+        </w:numPr>
+        <w:spacing w:after="0" w:line="360" w:lineRule="auto"/>
+        <w:jc w:val="both"/>
+        <w:rPr>
+          <w:rFonts w:ascii="Times New Roman" w:eastAsia="Times New Roman" w:hAnsi="Times New Roman" w:cs="Times New Roman"/>
+          <w:sz w:val="24"/>
+          <w:szCs w:val="24"/>
+        </w:rPr>
+      </w:pPr>
+      <w:r>
+        <w:rPr>
+          <w:rFonts w:ascii="Times New Roman" w:eastAsia="Times New Roman" w:hAnsi="Times New Roman" w:cs="Times New Roman"/>
+          <w:sz w:val="24"/>
+          <w:szCs w:val="24"/>
+        </w:rPr>
+        <w:t>Validarea implementărilor:</w:t>
+      </w:r>
+    </w:p>
+    <w:p>
+      <w:pPr>
+        <w:numPr>
+          <w:ilvl w:val="3"/>
+          <w:numId w:val="14"/>
+        </w:numPr>
+        <w:spacing w:after="0" w:line="360" w:lineRule="auto"/>
+        <w:jc w:val="both"/>
+        <w:rPr>
+          <w:rFonts w:ascii="Times New Roman" w:eastAsia="Times New Roman" w:hAnsi="Times New Roman" w:cs="Times New Roman"/>
+          <w:sz w:val="24"/>
+          <w:szCs w:val="24"/>
+        </w:rPr>
+      </w:pPr>
+      <w:r>
+        <w:rPr>
+          <w:rFonts w:ascii="Times New Roman" w:eastAsia="Times New Roman" w:hAnsi="Times New Roman" w:cs="Times New Roman"/>
+          <w:sz w:val="24"/>
+          <w:szCs w:val="24"/>
+        </w:rPr>
+        <w:t xml:space="preserve">Participarea activă la </w:t>
+      </w:r>
       <w:r>
         <w:rPr>
           <w:rFonts w:ascii="Times New Roman" w:eastAsia="Times New Roman" w:hAnsi="Times New Roman" w:cs="Times New Roman"/>
@@ -17140,16 +15086,15 @@
           <w:sz w:val="24"/>
           <w:szCs w:val="24"/>
         </w:rPr>
-        <w:t>Diagram</w:t>
-      </w:r>
-      <w:proofErr w:type="spellEnd"/>
-      <w:r>
-        <w:rPr>
-          <w:rFonts w:ascii="Times New Roman" w:eastAsia="Times New Roman" w:hAnsi="Times New Roman" w:cs="Times New Roman"/>
-          <w:sz w:val="24"/>
-          <w:szCs w:val="24"/>
-        </w:rPr>
-        <w:t>, care ilustrează cazurile de utilizare ale aplicației.</w:t>
+        <w:t>Planning Meeting</w:t>
+      </w:r>
+      <w:r>
+        <w:rPr>
+          <w:rFonts w:ascii="Times New Roman" w:eastAsia="Times New Roman" w:hAnsi="Times New Roman" w:cs="Times New Roman"/>
+          <w:sz w:val="24"/>
+          <w:szCs w:val="24"/>
+        </w:rPr>
+        <w:t xml:space="preserve"> pentru a asigura alinierea obiectivelor echipei la cerințele proiectului.</w:t>
       </w:r>
     </w:p>
     <w:p>
@@ -17172,7 +15117,54 @@
           <w:sz w:val="24"/>
           <w:szCs w:val="24"/>
         </w:rPr>
-        <w:t>Elaborarea diagramei procesului de autentificare și a fluxului general de utilizare.</w:t>
+        <w:t>Validarea funcționalităților dezvoltate de echipă în cadrul Review Meetings, cu identificarea potențialelor îmbunătățiri.</w:t>
+      </w:r>
+    </w:p>
+    <w:p>
+      <w:pPr>
+        <w:numPr>
+          <w:ilvl w:val="2"/>
+          <w:numId w:val="14"/>
+        </w:numPr>
+        <w:spacing w:after="0" w:line="360" w:lineRule="auto"/>
+        <w:jc w:val="both"/>
+        <w:rPr>
+          <w:rFonts w:ascii="Times New Roman" w:eastAsia="Times New Roman" w:hAnsi="Times New Roman" w:cs="Times New Roman"/>
+          <w:sz w:val="24"/>
+          <w:szCs w:val="24"/>
+        </w:rPr>
+      </w:pPr>
+      <w:r>
+        <w:rPr>
+          <w:rFonts w:ascii="Times New Roman" w:eastAsia="Times New Roman" w:hAnsi="Times New Roman" w:cs="Times New Roman"/>
+          <w:sz w:val="24"/>
+          <w:szCs w:val="24"/>
+        </w:rPr>
+        <w:t>M</w:t>
+      </w:r>
+      <w:r>
+        <w:rPr>
+          <w:rFonts w:ascii="Times New Roman" w:eastAsia="Times New Roman" w:hAnsi="Times New Roman" w:cs="Times New Roman"/>
+          <w:sz w:val="24"/>
+          <w:szCs w:val="24"/>
+        </w:rPr>
+        <w:t>eetinguri</w:t>
+      </w:r>
+      <w:r>
+        <w:rPr>
+          <w:rFonts w:ascii="Times New Roman" w:eastAsia="Times New Roman" w:hAnsi="Times New Roman" w:cs="Times New Roman"/>
+          <w:sz w:val="24"/>
+          <w:szCs w:val="24"/>
+        </w:rPr>
+        <w:t xml:space="preserve"> de</w:t>
+      </w:r>
+      <w:r>
+        <w:rPr>
+          <w:rFonts w:ascii="Times New Roman" w:eastAsia="Times New Roman" w:hAnsi="Times New Roman" w:cs="Times New Roman"/>
+          <w:sz w:val="24"/>
+          <w:szCs w:val="24"/>
+        </w:rPr>
+        <w:t xml:space="preserve"> retrospective:</w:t>
       </w:r>
     </w:p>
     <w:p>
@@ -17195,7 +15187,7 @@
           <w:sz w:val="24"/>
           <w:szCs w:val="24"/>
         </w:rPr>
-        <w:t xml:space="preserve">Dezvoltarea unei </w:t>
+        <w:t xml:space="preserve">Facilitarea </w:t>
       </w:r>
       <w:r>
         <w:rPr>
@@ -17205,9 +15197,16 @@
           <w:sz w:val="24"/>
           <w:szCs w:val="24"/>
         </w:rPr>
-        <w:t xml:space="preserve">diagrame </w:t>
-      </w:r>
-      <w:proofErr w:type="spellStart"/>
+        <w:t>meetingurilor de retrospective</w:t>
+      </w:r>
+      <w:r>
+        <w:rPr>
+          <w:rFonts w:ascii="Times New Roman" w:eastAsia="Times New Roman" w:hAnsi="Times New Roman" w:cs="Times New Roman"/>
+          <w:sz w:val="24"/>
+          <w:szCs w:val="24"/>
+        </w:rPr>
+        <w:t xml:space="preserve"> la finalul fiecărui sprint, utilizând </w:t>
+      </w:r>
       <w:r>
         <w:rPr>
           <w:rFonts w:ascii="Times New Roman" w:eastAsia="Times New Roman" w:hAnsi="Times New Roman" w:cs="Times New Roman"/>
@@ -17216,16 +15215,15 @@
           <w:sz w:val="24"/>
           <w:szCs w:val="24"/>
         </w:rPr>
-        <w:t>Gantt</w:t>
-      </w:r>
-      <w:proofErr w:type="spellEnd"/>
-      <w:r>
-        <w:rPr>
-          <w:rFonts w:ascii="Times New Roman" w:eastAsia="Times New Roman" w:hAnsi="Times New Roman" w:cs="Times New Roman"/>
-          <w:sz w:val="24"/>
-          <w:szCs w:val="24"/>
-        </w:rPr>
-        <w:t xml:space="preserve"> pentru planificarea și monitorizarea progresului proiectului.</w:t>
+        <w:t>EasyRetro</w:t>
+      </w:r>
+      <w:r>
+        <w:rPr>
+          <w:rFonts w:ascii="Times New Roman" w:eastAsia="Times New Roman" w:hAnsi="Times New Roman" w:cs="Times New Roman"/>
+          <w:sz w:val="24"/>
+          <w:szCs w:val="24"/>
+        </w:rPr>
+        <w:t>, pentru a reflecta asupra progresului echipei și a identifica soluții pentru provocările întâmpinate.</w:t>
       </w:r>
     </w:p>
     <w:p>
@@ -17248,51 +15246,7 @@
           <w:sz w:val="24"/>
           <w:szCs w:val="24"/>
         </w:rPr>
-        <w:t>Test-</w:t>
-      </w:r>
-      <w:proofErr w:type="spellStart"/>
-      <w:r>
-        <w:rPr>
-          <w:rFonts w:ascii="Times New Roman" w:eastAsia="Times New Roman" w:hAnsi="Times New Roman" w:cs="Times New Roman"/>
-          <w:sz w:val="24"/>
-          <w:szCs w:val="24"/>
-        </w:rPr>
-        <w:t>Driven</w:t>
-      </w:r>
-      <w:proofErr w:type="spellEnd"/>
-      <w:r>
-        <w:rPr>
-          <w:rFonts w:ascii="Times New Roman" w:eastAsia="Times New Roman" w:hAnsi="Times New Roman" w:cs="Times New Roman"/>
-          <w:sz w:val="24"/>
-          <w:szCs w:val="24"/>
-        </w:rPr>
-        <w:t xml:space="preserve"> </w:t>
-      </w:r>
-      <w:proofErr w:type="spellStart"/>
-      <w:r>
-        <w:rPr>
-          <w:rFonts w:ascii="Times New Roman" w:eastAsia="Times New Roman" w:hAnsi="Times New Roman" w:cs="Times New Roman"/>
-          <w:sz w:val="24"/>
-          <w:szCs w:val="24"/>
-        </w:rPr>
-        <w:t>Development</w:t>
-      </w:r>
-      <w:proofErr w:type="spellEnd"/>
-      <w:r>
-        <w:rPr>
-          <w:rFonts w:ascii="Times New Roman" w:eastAsia="Times New Roman" w:hAnsi="Times New Roman" w:cs="Times New Roman"/>
-          <w:sz w:val="24"/>
-          <w:szCs w:val="24"/>
-        </w:rPr>
-        <w:t xml:space="preserve"> (TDD):</w:t>
-      </w:r>
-      <w:r>
-        <w:rPr>
-          <w:rFonts w:ascii="Times New Roman" w:eastAsia="Times New Roman" w:hAnsi="Times New Roman" w:cs="Times New Roman"/>
-          <w:sz w:val="24"/>
-          <w:szCs w:val="24"/>
-        </w:rPr>
-        <w:t xml:space="preserve"> Am realizat o analiză detaliată a avantajelor și dezavantajelor TDD față de dezvoltarea tradițională, evidențiind:</w:t>
+        <w:t>Colaborare cu echipa:</w:t>
       </w:r>
     </w:p>
     <w:p>
@@ -17315,7 +15269,7 @@
           <w:sz w:val="24"/>
           <w:szCs w:val="24"/>
         </w:rPr>
-        <w:t>Beneficii precum creșterea calității codului, detecția timpurie a erorilor și claritatea cerințelor.</w:t>
+        <w:t>Asigurarea clarității și detaliilor cerințelor pentru dezvoltatori, facilitând comunicarea între membrii echipei.</w:t>
       </w:r>
     </w:p>
     <w:p>
@@ -17338,7 +15292,110 @@
           <w:sz w:val="24"/>
           <w:szCs w:val="24"/>
         </w:rPr>
-        <w:t>Limitări, cum ar fi timpul suplimentar necesar pentru scrierea testelor și dificultățile în adoptarea metodei de către dezvoltatori cu experiență limitată în TDD.</w:t>
+        <w:t>Utilizarea platformei de project management pentru urmărirea progresului și rezolvarea impedimentelor.</w:t>
+      </w:r>
+      <w:r>
+        <w:rPr>
+          <w:rFonts w:ascii="Times New Roman" w:eastAsia="Times New Roman" w:hAnsi="Times New Roman" w:cs="Times New Roman"/>
+          <w:sz w:val="24"/>
+          <w:szCs w:val="24"/>
+        </w:rPr>
+        <w:t xml:space="preserve"> </w:t>
+      </w:r>
+      <w:r>
+        <w:rPr>
+          <w:rFonts w:ascii="Times New Roman" w:eastAsia="Times New Roman" w:hAnsi="Times New Roman" w:cs="Times New Roman"/>
+          <w:b/>
+          <w:bCs/>
+          <w:sz w:val="24"/>
+          <w:szCs w:val="24"/>
+        </w:rPr>
+        <w:t>(Github projects)</w:t>
+      </w:r>
+    </w:p>
+    <w:p>
+      <w:pPr>
+        <w:numPr>
+          <w:ilvl w:val="1"/>
+          <w:numId w:val="14"/>
+        </w:numPr>
+        <w:spacing w:after="0" w:line="360" w:lineRule="auto"/>
+        <w:jc w:val="both"/>
+        <w:rPr>
+          <w:rFonts w:ascii="Times New Roman" w:eastAsia="Times New Roman" w:hAnsi="Times New Roman" w:cs="Times New Roman"/>
+          <w:sz w:val="24"/>
+          <w:szCs w:val="24"/>
+        </w:rPr>
+      </w:pPr>
+      <w:r>
+        <w:rPr>
+          <w:rFonts w:ascii="Times New Roman" w:eastAsia="Times New Roman" w:hAnsi="Times New Roman" w:cs="Times New Roman"/>
+          <w:sz w:val="24"/>
+          <w:szCs w:val="24"/>
+        </w:rPr>
+        <w:t xml:space="preserve">Procent din proiect: </w:t>
+      </w:r>
+      <w:r>
+        <w:rPr>
+          <w:rFonts w:ascii="Times New Roman" w:eastAsia="Times New Roman" w:hAnsi="Times New Roman" w:cs="Times New Roman"/>
+          <w:sz w:val="24"/>
+          <w:szCs w:val="24"/>
+        </w:rPr>
+        <w:t>3</w:t>
+      </w:r>
+      <w:r>
+        <w:rPr>
+          <w:rFonts w:ascii="Times New Roman" w:eastAsia="Times New Roman" w:hAnsi="Times New Roman" w:cs="Times New Roman"/>
+          <w:sz w:val="24"/>
+          <w:szCs w:val="24"/>
+        </w:rPr>
+        <w:t>0%</w:t>
+      </w:r>
+    </w:p>
+    <w:p>
+      <w:pPr>
+        <w:numPr>
+          <w:ilvl w:val="0"/>
+          <w:numId w:val="14"/>
+        </w:numPr>
+        <w:spacing w:after="0" w:line="360" w:lineRule="auto"/>
+        <w:jc w:val="both"/>
+        <w:rPr>
+          <w:rFonts w:ascii="Times New Roman" w:eastAsia="Times New Roman" w:hAnsi="Times New Roman" w:cs="Times New Roman"/>
+          <w:sz w:val="24"/>
+          <w:szCs w:val="24"/>
+        </w:rPr>
+      </w:pPr>
+      <w:r>
+        <w:rPr>
+          <w:rFonts w:ascii="Times New Roman" w:eastAsia="Times New Roman" w:hAnsi="Times New Roman" w:cs="Times New Roman"/>
+          <w:sz w:val="24"/>
+          <w:szCs w:val="24"/>
+        </w:rPr>
+        <w:t>Cristea Bianca - Scrum Master</w:t>
+      </w:r>
+    </w:p>
+    <w:p>
+      <w:pPr>
+        <w:numPr>
+          <w:ilvl w:val="1"/>
+          <w:numId w:val="14"/>
+        </w:numPr>
+        <w:spacing w:after="0" w:line="360" w:lineRule="auto"/>
+        <w:jc w:val="both"/>
+        <w:rPr>
+          <w:rFonts w:ascii="Times New Roman" w:eastAsia="Times New Roman" w:hAnsi="Times New Roman" w:cs="Times New Roman"/>
+          <w:sz w:val="24"/>
+          <w:szCs w:val="24"/>
+        </w:rPr>
+      </w:pPr>
+      <w:r>
+        <w:rPr>
+          <w:rFonts w:ascii="Times New Roman" w:eastAsia="Times New Roman" w:hAnsi="Times New Roman" w:cs="Times New Roman"/>
+          <w:sz w:val="24"/>
+          <w:szCs w:val="24"/>
+        </w:rPr>
+        <w:t>Contribuție: diagrame</w:t>
       </w:r>
     </w:p>
     <w:p>
@@ -17361,31 +15418,13 @@
           <w:sz w:val="24"/>
           <w:szCs w:val="24"/>
         </w:rPr>
-        <w:t xml:space="preserve">Pair </w:t>
-      </w:r>
-      <w:proofErr w:type="spellStart"/>
-      <w:r>
-        <w:rPr>
-          <w:rFonts w:ascii="Times New Roman" w:eastAsia="Times New Roman" w:hAnsi="Times New Roman" w:cs="Times New Roman"/>
-          <w:sz w:val="24"/>
-          <w:szCs w:val="24"/>
-        </w:rPr>
-        <w:t>Programming</w:t>
-      </w:r>
-      <w:proofErr w:type="spellEnd"/>
-      <w:r>
-        <w:rPr>
-          <w:rFonts w:ascii="Times New Roman" w:eastAsia="Times New Roman" w:hAnsi="Times New Roman" w:cs="Times New Roman"/>
-          <w:sz w:val="24"/>
-          <w:szCs w:val="24"/>
-        </w:rPr>
-        <w:t>: Am evaluat avantajele și dezavantajele acestei tehnici de colaborare, subliniind:</w:t>
-      </w:r>
-    </w:p>
-    <w:p>
-      <w:pPr>
-        <w:numPr>
-          <w:ilvl w:val="3"/>
+        <w:t>Workflow diagram, diagrama bazei de date</w:t>
+      </w:r>
+    </w:p>
+    <w:p>
+      <w:pPr>
+        <w:numPr>
+          <w:ilvl w:val="1"/>
           <w:numId w:val="14"/>
         </w:numPr>
         <w:spacing w:after="0" w:line="360" w:lineRule="auto"/>
@@ -17402,31 +15441,7 @@
           <w:sz w:val="24"/>
           <w:szCs w:val="24"/>
         </w:rPr>
-        <w:lastRenderedPageBreak/>
-        <w:t>Beneficii precum îmbunătățirea calității codului, transferul de cunoștințe între colegi și creșterea productivității în echipă.</w:t>
-      </w:r>
-    </w:p>
-    <w:p>
-      <w:pPr>
-        <w:numPr>
-          <w:ilvl w:val="3"/>
-          <w:numId w:val="14"/>
-        </w:numPr>
-        <w:spacing w:after="0" w:line="360" w:lineRule="auto"/>
-        <w:jc w:val="both"/>
-        <w:rPr>
-          <w:rFonts w:ascii="Times New Roman" w:eastAsia="Times New Roman" w:hAnsi="Times New Roman" w:cs="Times New Roman"/>
-          <w:sz w:val="24"/>
-          <w:szCs w:val="24"/>
-        </w:rPr>
-      </w:pPr>
-      <w:r>
-        <w:rPr>
-          <w:rFonts w:ascii="Times New Roman" w:eastAsia="Times New Roman" w:hAnsi="Times New Roman" w:cs="Times New Roman"/>
-          <w:sz w:val="24"/>
-          <w:szCs w:val="24"/>
-        </w:rPr>
-        <w:t>Dezavantaje, inclusiv necesitatea de resurse suplimentare și posibile diferențe de stil de lucru între programatori.</w:t>
+        <w:t>Contribuție: Realizarea backend-ului.</w:t>
       </w:r>
     </w:p>
     <w:p>
@@ -17449,101 +15464,7 @@
           <w:sz w:val="24"/>
           <w:szCs w:val="24"/>
         </w:rPr>
-        <w:t>Validarea implementărilor:</w:t>
-      </w:r>
-    </w:p>
-    <w:p>
-      <w:pPr>
-        <w:numPr>
-          <w:ilvl w:val="3"/>
-          <w:numId w:val="14"/>
-        </w:numPr>
-        <w:spacing w:after="0" w:line="360" w:lineRule="auto"/>
-        <w:jc w:val="both"/>
-        <w:rPr>
-          <w:rFonts w:ascii="Times New Roman" w:eastAsia="Times New Roman" w:hAnsi="Times New Roman" w:cs="Times New Roman"/>
-          <w:sz w:val="24"/>
-          <w:szCs w:val="24"/>
-        </w:rPr>
-      </w:pPr>
-      <w:r>
-        <w:rPr>
-          <w:rFonts w:ascii="Times New Roman" w:eastAsia="Times New Roman" w:hAnsi="Times New Roman" w:cs="Times New Roman"/>
-          <w:sz w:val="24"/>
-          <w:szCs w:val="24"/>
-        </w:rPr>
-        <w:t xml:space="preserve">Participarea activă la </w:t>
-      </w:r>
-      <w:proofErr w:type="spellStart"/>
-      <w:r>
-        <w:rPr>
-          <w:rFonts w:ascii="Times New Roman" w:eastAsia="Times New Roman" w:hAnsi="Times New Roman" w:cs="Times New Roman"/>
-          <w:b/>
-          <w:bCs/>
-          <w:sz w:val="24"/>
-          <w:szCs w:val="24"/>
-        </w:rPr>
-        <w:t>Planning</w:t>
-      </w:r>
-      <w:proofErr w:type="spellEnd"/>
-      <w:r>
-        <w:rPr>
-          <w:rFonts w:ascii="Times New Roman" w:eastAsia="Times New Roman" w:hAnsi="Times New Roman" w:cs="Times New Roman"/>
-          <w:b/>
-          <w:bCs/>
-          <w:sz w:val="24"/>
-          <w:szCs w:val="24"/>
-        </w:rPr>
-        <w:t xml:space="preserve"> Meeting</w:t>
-      </w:r>
-      <w:r>
-        <w:rPr>
-          <w:rFonts w:ascii="Times New Roman" w:eastAsia="Times New Roman" w:hAnsi="Times New Roman" w:cs="Times New Roman"/>
-          <w:sz w:val="24"/>
-          <w:szCs w:val="24"/>
-        </w:rPr>
-        <w:t xml:space="preserve"> pentru a asigura alinierea obiectivelor echipei la cerințele proiectului.</w:t>
-      </w:r>
-    </w:p>
-    <w:p>
-      <w:pPr>
-        <w:numPr>
-          <w:ilvl w:val="3"/>
-          <w:numId w:val="14"/>
-        </w:numPr>
-        <w:spacing w:after="0" w:line="360" w:lineRule="auto"/>
-        <w:jc w:val="both"/>
-        <w:rPr>
-          <w:rFonts w:ascii="Times New Roman" w:eastAsia="Times New Roman" w:hAnsi="Times New Roman" w:cs="Times New Roman"/>
-          <w:sz w:val="24"/>
-          <w:szCs w:val="24"/>
-        </w:rPr>
-      </w:pPr>
-      <w:r>
-        <w:rPr>
-          <w:rFonts w:ascii="Times New Roman" w:eastAsia="Times New Roman" w:hAnsi="Times New Roman" w:cs="Times New Roman"/>
-          <w:sz w:val="24"/>
-          <w:szCs w:val="24"/>
-        </w:rPr>
-        <w:t xml:space="preserve">Validarea funcționalităților dezvoltate de echipă în cadrul Review </w:t>
-      </w:r>
-      <w:proofErr w:type="spellStart"/>
-      <w:r>
-        <w:rPr>
-          <w:rFonts w:ascii="Times New Roman" w:eastAsia="Times New Roman" w:hAnsi="Times New Roman" w:cs="Times New Roman"/>
-          <w:sz w:val="24"/>
-          <w:szCs w:val="24"/>
-        </w:rPr>
-        <w:t>Meetings</w:t>
-      </w:r>
-      <w:proofErr w:type="spellEnd"/>
-      <w:r>
-        <w:rPr>
-          <w:rFonts w:ascii="Times New Roman" w:eastAsia="Times New Roman" w:hAnsi="Times New Roman" w:cs="Times New Roman"/>
-          <w:sz w:val="24"/>
-          <w:szCs w:val="24"/>
-        </w:rPr>
-        <w:t>, cu identificarea potențialelor îmbunătățiri.</w:t>
+        <w:t>Sistem complet de autentificare, 2FA</w:t>
       </w:r>
     </w:p>
     <w:p>
@@ -17560,112 +15481,13 @@
           <w:szCs w:val="24"/>
         </w:rPr>
       </w:pPr>
-      <w:proofErr w:type="spellStart"/>
-      <w:r>
-        <w:rPr>
-          <w:rFonts w:ascii="Times New Roman" w:eastAsia="Times New Roman" w:hAnsi="Times New Roman" w:cs="Times New Roman"/>
-          <w:sz w:val="24"/>
-          <w:szCs w:val="24"/>
-        </w:rPr>
-        <w:t>M</w:t>
-      </w:r>
-      <w:r>
-        <w:rPr>
-          <w:rFonts w:ascii="Times New Roman" w:eastAsia="Times New Roman" w:hAnsi="Times New Roman" w:cs="Times New Roman"/>
-          <w:sz w:val="24"/>
-          <w:szCs w:val="24"/>
-        </w:rPr>
-        <w:t>eetinguri</w:t>
-      </w:r>
-      <w:proofErr w:type="spellEnd"/>
-      <w:r>
-        <w:rPr>
-          <w:rFonts w:ascii="Times New Roman" w:eastAsia="Times New Roman" w:hAnsi="Times New Roman" w:cs="Times New Roman"/>
-          <w:sz w:val="24"/>
-          <w:szCs w:val="24"/>
-        </w:rPr>
-        <w:t xml:space="preserve"> de</w:t>
-      </w:r>
-      <w:r>
-        <w:rPr>
-          <w:rFonts w:ascii="Times New Roman" w:eastAsia="Times New Roman" w:hAnsi="Times New Roman" w:cs="Times New Roman"/>
-          <w:sz w:val="24"/>
-          <w:szCs w:val="24"/>
-        </w:rPr>
-        <w:t xml:space="preserve"> retrospective:</w:t>
-      </w:r>
-    </w:p>
-    <w:p>
-      <w:pPr>
-        <w:numPr>
-          <w:ilvl w:val="3"/>
-          <w:numId w:val="14"/>
-        </w:numPr>
-        <w:spacing w:after="0" w:line="360" w:lineRule="auto"/>
-        <w:jc w:val="both"/>
-        <w:rPr>
-          <w:rFonts w:ascii="Times New Roman" w:eastAsia="Times New Roman" w:hAnsi="Times New Roman" w:cs="Times New Roman"/>
-          <w:sz w:val="24"/>
-          <w:szCs w:val="24"/>
-        </w:rPr>
-      </w:pPr>
-      <w:r>
-        <w:rPr>
-          <w:rFonts w:ascii="Times New Roman" w:eastAsia="Times New Roman" w:hAnsi="Times New Roman" w:cs="Times New Roman"/>
-          <w:sz w:val="24"/>
-          <w:szCs w:val="24"/>
-        </w:rPr>
-        <w:t xml:space="preserve">Facilitarea </w:t>
-      </w:r>
-      <w:proofErr w:type="spellStart"/>
-      <w:r>
-        <w:rPr>
-          <w:rFonts w:ascii="Times New Roman" w:eastAsia="Times New Roman" w:hAnsi="Times New Roman" w:cs="Times New Roman"/>
-          <w:b/>
-          <w:bCs/>
-          <w:sz w:val="24"/>
-          <w:szCs w:val="24"/>
-        </w:rPr>
-        <w:t>meetingurilor</w:t>
-      </w:r>
-      <w:proofErr w:type="spellEnd"/>
-      <w:r>
-        <w:rPr>
-          <w:rFonts w:ascii="Times New Roman" w:eastAsia="Times New Roman" w:hAnsi="Times New Roman" w:cs="Times New Roman"/>
-          <w:b/>
-          <w:bCs/>
-          <w:sz w:val="24"/>
-          <w:szCs w:val="24"/>
-        </w:rPr>
-        <w:t xml:space="preserve"> de retrospective</w:t>
-      </w:r>
-      <w:r>
-        <w:rPr>
-          <w:rFonts w:ascii="Times New Roman" w:eastAsia="Times New Roman" w:hAnsi="Times New Roman" w:cs="Times New Roman"/>
-          <w:sz w:val="24"/>
-          <w:szCs w:val="24"/>
-        </w:rPr>
-        <w:t xml:space="preserve"> la finalul fiecărui sprint, utilizând </w:t>
-      </w:r>
-      <w:proofErr w:type="spellStart"/>
-      <w:r>
-        <w:rPr>
-          <w:rFonts w:ascii="Times New Roman" w:eastAsia="Times New Roman" w:hAnsi="Times New Roman" w:cs="Times New Roman"/>
-          <w:b/>
-          <w:bCs/>
-          <w:sz w:val="24"/>
-          <w:szCs w:val="24"/>
-        </w:rPr>
-        <w:t>EasyRetro</w:t>
-      </w:r>
-      <w:proofErr w:type="spellEnd"/>
-      <w:r>
-        <w:rPr>
-          <w:rFonts w:ascii="Times New Roman" w:eastAsia="Times New Roman" w:hAnsi="Times New Roman" w:cs="Times New Roman"/>
-          <w:sz w:val="24"/>
-          <w:szCs w:val="24"/>
-        </w:rPr>
-        <w:t>, pentru a reflecta asupra progresului echipei și a identifica soluții pentru provocările întâmpinate.</w:t>
+      <w:r>
+        <w:rPr>
+          <w:rFonts w:ascii="Times New Roman" w:eastAsia="Times New Roman" w:hAnsi="Times New Roman" w:cs="Times New Roman"/>
+          <w:sz w:val="24"/>
+          <w:szCs w:val="24"/>
+        </w:rPr>
+        <w:t>Resetare parola, adaugare/editare poza profil, editare email/username, ștergere cont</w:t>
       </w:r>
     </w:p>
     <w:p>
@@ -17688,13 +15510,13 @@
           <w:sz w:val="24"/>
           <w:szCs w:val="24"/>
         </w:rPr>
-        <w:t>Colaborare cu echipa:</w:t>
-      </w:r>
-    </w:p>
-    <w:p>
-      <w:pPr>
-        <w:numPr>
-          <w:ilvl w:val="3"/>
+        <w:t>Căutarea utilizatorilor în aplicație</w:t>
+      </w:r>
+    </w:p>
+    <w:p>
+      <w:pPr>
+        <w:numPr>
+          <w:ilvl w:val="2"/>
           <w:numId w:val="14"/>
         </w:numPr>
         <w:spacing w:after="0" w:line="360" w:lineRule="auto"/>
@@ -17711,110 +15533,7 @@
           <w:sz w:val="24"/>
           <w:szCs w:val="24"/>
         </w:rPr>
-        <w:t>Asigurarea clarității și detaliilor cerințelor pentru dezvoltatori, facilitând comunicarea între membrii echipei.</w:t>
-      </w:r>
-    </w:p>
-    <w:p>
-      <w:pPr>
-        <w:numPr>
-          <w:ilvl w:val="3"/>
-          <w:numId w:val="14"/>
-        </w:numPr>
-        <w:spacing w:after="0" w:line="360" w:lineRule="auto"/>
-        <w:jc w:val="both"/>
-        <w:rPr>
-          <w:rFonts w:ascii="Times New Roman" w:eastAsia="Times New Roman" w:hAnsi="Times New Roman" w:cs="Times New Roman"/>
-          <w:sz w:val="24"/>
-          <w:szCs w:val="24"/>
-        </w:rPr>
-      </w:pPr>
-      <w:r>
-        <w:rPr>
-          <w:rFonts w:ascii="Times New Roman" w:eastAsia="Times New Roman" w:hAnsi="Times New Roman" w:cs="Times New Roman"/>
-          <w:sz w:val="24"/>
-          <w:szCs w:val="24"/>
-        </w:rPr>
-        <w:t xml:space="preserve">Utilizarea platformei de </w:t>
-      </w:r>
-      <w:proofErr w:type="spellStart"/>
-      <w:r>
-        <w:rPr>
-          <w:rFonts w:ascii="Times New Roman" w:eastAsia="Times New Roman" w:hAnsi="Times New Roman" w:cs="Times New Roman"/>
-          <w:sz w:val="24"/>
-          <w:szCs w:val="24"/>
-        </w:rPr>
-        <w:t>project</w:t>
-      </w:r>
-      <w:proofErr w:type="spellEnd"/>
-      <w:r>
-        <w:rPr>
-          <w:rFonts w:ascii="Times New Roman" w:eastAsia="Times New Roman" w:hAnsi="Times New Roman" w:cs="Times New Roman"/>
-          <w:sz w:val="24"/>
-          <w:szCs w:val="24"/>
-        </w:rPr>
-        <w:t xml:space="preserve"> management pentru urmărirea progresului și rezolvarea impedimentelor.</w:t>
-      </w:r>
-      <w:r>
-        <w:rPr>
-          <w:rFonts w:ascii="Times New Roman" w:eastAsia="Times New Roman" w:hAnsi="Times New Roman" w:cs="Times New Roman"/>
-          <w:sz w:val="24"/>
-          <w:szCs w:val="24"/>
-        </w:rPr>
-        <w:t xml:space="preserve"> </w:t>
-      </w:r>
-      <w:r>
-        <w:rPr>
-          <w:rFonts w:ascii="Times New Roman" w:eastAsia="Times New Roman" w:hAnsi="Times New Roman" w:cs="Times New Roman"/>
-          <w:b/>
-          <w:bCs/>
-          <w:sz w:val="24"/>
-          <w:szCs w:val="24"/>
-        </w:rPr>
-        <w:t>(</w:t>
-      </w:r>
-      <w:proofErr w:type="spellStart"/>
-      <w:r>
-        <w:rPr>
-          <w:rFonts w:ascii="Times New Roman" w:eastAsia="Times New Roman" w:hAnsi="Times New Roman" w:cs="Times New Roman"/>
-          <w:b/>
-          <w:bCs/>
-          <w:sz w:val="24"/>
-          <w:szCs w:val="24"/>
-        </w:rPr>
-        <w:t>Github</w:t>
-      </w:r>
-      <w:proofErr w:type="spellEnd"/>
-      <w:r>
-        <w:rPr>
-          <w:rFonts w:ascii="Times New Roman" w:eastAsia="Times New Roman" w:hAnsi="Times New Roman" w:cs="Times New Roman"/>
-          <w:b/>
-          <w:bCs/>
-          <w:sz w:val="24"/>
-          <w:szCs w:val="24"/>
-        </w:rPr>
-        <w:t xml:space="preserve"> </w:t>
-      </w:r>
-      <w:proofErr w:type="spellStart"/>
-      <w:r>
-        <w:rPr>
-          <w:rFonts w:ascii="Times New Roman" w:eastAsia="Times New Roman" w:hAnsi="Times New Roman" w:cs="Times New Roman"/>
-          <w:b/>
-          <w:bCs/>
-          <w:sz w:val="24"/>
-          <w:szCs w:val="24"/>
-        </w:rPr>
-        <w:t>projects</w:t>
-      </w:r>
-      <w:proofErr w:type="spellEnd"/>
-      <w:r>
-        <w:rPr>
-          <w:rFonts w:ascii="Times New Roman" w:eastAsia="Times New Roman" w:hAnsi="Times New Roman" w:cs="Times New Roman"/>
-          <w:b/>
-          <w:bCs/>
-          <w:sz w:val="24"/>
-          <w:szCs w:val="24"/>
-        </w:rPr>
-        <w:t>)</w:t>
+        <w:t xml:space="preserve">Sistem complet de chat -&gt; crearea unei conversații (chat), trimitere mesaje/poze </w:t>
       </w:r>
     </w:p>
     <w:p>
@@ -17837,7 +15556,23 @@
           <w:sz w:val="24"/>
           <w:szCs w:val="24"/>
         </w:rPr>
-        <w:t>Procent din proiect: 20%</w:t>
+        <w:t xml:space="preserve">Procent din proiect: </w:t>
+      </w:r>
+      <w:r>
+        <w:rPr>
+          <w:rFonts w:ascii="Times New Roman" w:eastAsia="Times New Roman" w:hAnsi="Times New Roman" w:cs="Times New Roman"/>
+          <w:sz w:val="24"/>
+          <w:szCs w:val="24"/>
+        </w:rPr>
+        <w:t>35</w:t>
+      </w:r>
+      <w:r>
+        <w:rPr>
+          <w:rFonts w:ascii="Times New Roman" w:eastAsia="Times New Roman" w:hAnsi="Times New Roman" w:cs="Times New Roman"/>
+          <w:sz w:val="24"/>
+          <w:szCs w:val="24"/>
+        </w:rPr>
+        <w:t>%</w:t>
       </w:r>
     </w:p>
     <w:p>
@@ -17860,7 +15595,7 @@
           <w:sz w:val="24"/>
           <w:szCs w:val="24"/>
         </w:rPr>
-        <w:t>Cristea Bianca - Scrum Master</w:t>
+        <w:t>Aldea Alexia (dezvoltator)</w:t>
       </w:r>
     </w:p>
     <w:p>
@@ -17883,7 +15618,8 @@
           <w:sz w:val="24"/>
           <w:szCs w:val="24"/>
         </w:rPr>
-        <w:t>Contribuție: diagrame</w:t>
+        <w:lastRenderedPageBreak/>
+        <w:t>Contribuție: Integrare completă în aplicația mobilă pentru platforma iOS</w:t>
       </w:r>
     </w:p>
     <w:p>
@@ -17900,41 +15636,36 @@
           <w:szCs w:val="24"/>
         </w:rPr>
       </w:pPr>
-      <w:proofErr w:type="spellStart"/>
-      <w:r>
-        <w:rPr>
-          <w:rFonts w:ascii="Times New Roman" w:eastAsia="Times New Roman" w:hAnsi="Times New Roman" w:cs="Times New Roman"/>
-          <w:sz w:val="24"/>
-          <w:szCs w:val="24"/>
-        </w:rPr>
-        <w:t>Workflow</w:t>
-      </w:r>
-      <w:proofErr w:type="spellEnd"/>
-      <w:r>
-        <w:rPr>
-          <w:rFonts w:ascii="Times New Roman" w:eastAsia="Times New Roman" w:hAnsi="Times New Roman" w:cs="Times New Roman"/>
-          <w:sz w:val="24"/>
-          <w:szCs w:val="24"/>
-        </w:rPr>
-        <w:t xml:space="preserve"> </w:t>
-      </w:r>
-      <w:proofErr w:type="spellStart"/>
-      <w:r>
-        <w:rPr>
-          <w:rFonts w:ascii="Times New Roman" w:eastAsia="Times New Roman" w:hAnsi="Times New Roman" w:cs="Times New Roman"/>
-          <w:sz w:val="24"/>
-          <w:szCs w:val="24"/>
-        </w:rPr>
-        <w:t>diagram</w:t>
-      </w:r>
-      <w:proofErr w:type="spellEnd"/>
-      <w:r>
-        <w:rPr>
-          <w:rFonts w:ascii="Times New Roman" w:eastAsia="Times New Roman" w:hAnsi="Times New Roman" w:cs="Times New Roman"/>
-          <w:sz w:val="24"/>
-          <w:szCs w:val="24"/>
-        </w:rPr>
-        <w:t>, diagrama bazei de date</w:t>
+      <w:r>
+        <w:rPr>
+          <w:rFonts w:ascii="Times New Roman" w:eastAsia="Times New Roman" w:hAnsi="Times New Roman" w:cs="Times New Roman"/>
+          <w:sz w:val="24"/>
+          <w:szCs w:val="24"/>
+        </w:rPr>
+        <w:t xml:space="preserve">Toate rutele create in backend, implementate în aplicația mobilă </w:t>
+      </w:r>
+    </w:p>
+    <w:p>
+      <w:pPr>
+        <w:numPr>
+          <w:ilvl w:val="2"/>
+          <w:numId w:val="14"/>
+        </w:numPr>
+        <w:spacing w:after="0" w:line="360" w:lineRule="auto"/>
+        <w:jc w:val="both"/>
+        <w:rPr>
+          <w:rFonts w:ascii="Times New Roman" w:eastAsia="Times New Roman" w:hAnsi="Times New Roman" w:cs="Times New Roman"/>
+          <w:sz w:val="24"/>
+          <w:szCs w:val="24"/>
+        </w:rPr>
+      </w:pPr>
+      <w:r>
+        <w:rPr>
+          <w:rFonts w:ascii="Times New Roman" w:eastAsia="Times New Roman" w:hAnsi="Times New Roman" w:cs="Times New Roman"/>
+          <w:sz w:val="24"/>
+          <w:szCs w:val="24"/>
+        </w:rPr>
+        <w:t xml:space="preserve">Interfața utilizator, toate funcționalitățile aplicației </w:t>
       </w:r>
     </w:p>
     <w:p>
@@ -17957,25 +15688,7 @@
           <w:sz w:val="24"/>
           <w:szCs w:val="24"/>
         </w:rPr>
-        <w:t xml:space="preserve">Contribuție: Realizarea </w:t>
-      </w:r>
-      <w:proofErr w:type="spellStart"/>
-      <w:r>
-        <w:rPr>
-          <w:rFonts w:ascii="Times New Roman" w:eastAsia="Times New Roman" w:hAnsi="Times New Roman" w:cs="Times New Roman"/>
-          <w:sz w:val="24"/>
-          <w:szCs w:val="24"/>
-        </w:rPr>
-        <w:t>backend</w:t>
-      </w:r>
-      <w:proofErr w:type="spellEnd"/>
-      <w:r>
-        <w:rPr>
-          <w:rFonts w:ascii="Times New Roman" w:eastAsia="Times New Roman" w:hAnsi="Times New Roman" w:cs="Times New Roman"/>
-          <w:sz w:val="24"/>
-          <w:szCs w:val="24"/>
-        </w:rPr>
-        <w:t>-ului.</w:t>
+        <w:t>Contribuție: Backend</w:t>
       </w:r>
     </w:p>
     <w:p>
@@ -17998,7 +15711,7 @@
           <w:sz w:val="24"/>
           <w:szCs w:val="24"/>
         </w:rPr>
-        <w:t>Sistem complet de autentificare, 2FA</w:t>
+        <w:t>Integrare Stripe pentru plăti</w:t>
       </w:r>
     </w:p>
     <w:p>
@@ -18021,43 +15734,7 @@
           <w:sz w:val="24"/>
           <w:szCs w:val="24"/>
         </w:rPr>
-        <w:t xml:space="preserve">Resetare parola, </w:t>
-      </w:r>
-      <w:proofErr w:type="spellStart"/>
-      <w:r>
-        <w:rPr>
-          <w:rFonts w:ascii="Times New Roman" w:eastAsia="Times New Roman" w:hAnsi="Times New Roman" w:cs="Times New Roman"/>
-          <w:sz w:val="24"/>
-          <w:szCs w:val="24"/>
-        </w:rPr>
-        <w:t>adaugare</w:t>
-      </w:r>
-      <w:proofErr w:type="spellEnd"/>
-      <w:r>
-        <w:rPr>
-          <w:rFonts w:ascii="Times New Roman" w:eastAsia="Times New Roman" w:hAnsi="Times New Roman" w:cs="Times New Roman"/>
-          <w:sz w:val="24"/>
-          <w:szCs w:val="24"/>
-        </w:rPr>
-        <w:t>/editare poza profil, editare email/</w:t>
-      </w:r>
-      <w:proofErr w:type="spellStart"/>
-      <w:r>
-        <w:rPr>
-          <w:rFonts w:ascii="Times New Roman" w:eastAsia="Times New Roman" w:hAnsi="Times New Roman" w:cs="Times New Roman"/>
-          <w:sz w:val="24"/>
-          <w:szCs w:val="24"/>
-        </w:rPr>
-        <w:t>username</w:t>
-      </w:r>
-      <w:proofErr w:type="spellEnd"/>
-      <w:r>
-        <w:rPr>
-          <w:rFonts w:ascii="Times New Roman" w:eastAsia="Times New Roman" w:hAnsi="Times New Roman" w:cs="Times New Roman"/>
-          <w:sz w:val="24"/>
-          <w:szCs w:val="24"/>
-        </w:rPr>
-        <w:t>, ștergere cont</w:t>
+        <w:t>Postări -&gt; regula de afișare a acesta în pagina principala (Home -&gt; în funcție de nivel), adăugare comentariu/apreciere (like/unlike), șterge/raportare postare; pe pagina artistului: adăugare/ștergere postare, adăugare comentariu/apreciere (like/unlike)</w:t>
       </w:r>
     </w:p>
     <w:p>
@@ -18066,365 +15743,6 @@
           <w:ilvl w:val="2"/>
           <w:numId w:val="14"/>
         </w:numPr>
-        <w:spacing w:after="0" w:line="360" w:lineRule="auto"/>
-        <w:jc w:val="both"/>
-        <w:rPr>
-          <w:rFonts w:ascii="Times New Roman" w:eastAsia="Times New Roman" w:hAnsi="Times New Roman" w:cs="Times New Roman"/>
-          <w:sz w:val="24"/>
-          <w:szCs w:val="24"/>
-        </w:rPr>
-      </w:pPr>
-      <w:r>
-        <w:rPr>
-          <w:rFonts w:ascii="Times New Roman" w:eastAsia="Times New Roman" w:hAnsi="Times New Roman" w:cs="Times New Roman"/>
-          <w:sz w:val="24"/>
-          <w:szCs w:val="24"/>
-        </w:rPr>
-        <w:t>Căutarea utilizatorilor în aplicație</w:t>
-      </w:r>
-    </w:p>
-    <w:p>
-      <w:pPr>
-        <w:numPr>
-          <w:ilvl w:val="2"/>
-          <w:numId w:val="14"/>
-        </w:numPr>
-        <w:spacing w:after="0" w:line="360" w:lineRule="auto"/>
-        <w:jc w:val="both"/>
-        <w:rPr>
-          <w:rFonts w:ascii="Times New Roman" w:eastAsia="Times New Roman" w:hAnsi="Times New Roman" w:cs="Times New Roman"/>
-          <w:sz w:val="24"/>
-          <w:szCs w:val="24"/>
-        </w:rPr>
-      </w:pPr>
-      <w:r>
-        <w:rPr>
-          <w:rFonts w:ascii="Times New Roman" w:eastAsia="Times New Roman" w:hAnsi="Times New Roman" w:cs="Times New Roman"/>
-          <w:sz w:val="24"/>
-          <w:szCs w:val="24"/>
-        </w:rPr>
-        <w:t xml:space="preserve">Sistem complet de chat -&gt; crearea unei conversații (chat), trimitere mesaje/poze </w:t>
-      </w:r>
-    </w:p>
-    <w:p>
-      <w:pPr>
-        <w:numPr>
-          <w:ilvl w:val="1"/>
-          <w:numId w:val="14"/>
-        </w:numPr>
-        <w:spacing w:after="0" w:line="360" w:lineRule="auto"/>
-        <w:jc w:val="both"/>
-        <w:rPr>
-          <w:rFonts w:ascii="Times New Roman" w:eastAsia="Times New Roman" w:hAnsi="Times New Roman" w:cs="Times New Roman"/>
-          <w:sz w:val="24"/>
-          <w:szCs w:val="24"/>
-        </w:rPr>
-      </w:pPr>
-      <w:r>
-        <w:rPr>
-          <w:rFonts w:ascii="Times New Roman" w:eastAsia="Times New Roman" w:hAnsi="Times New Roman" w:cs="Times New Roman"/>
-          <w:sz w:val="24"/>
-          <w:szCs w:val="24"/>
-        </w:rPr>
-        <w:t>Procent din proiect: 40%</w:t>
-      </w:r>
-    </w:p>
-    <w:p>
-      <w:pPr>
-        <w:numPr>
-          <w:ilvl w:val="0"/>
-          <w:numId w:val="14"/>
-        </w:numPr>
-        <w:spacing w:after="0" w:line="360" w:lineRule="auto"/>
-        <w:jc w:val="both"/>
-        <w:rPr>
-          <w:rFonts w:ascii="Times New Roman" w:eastAsia="Times New Roman" w:hAnsi="Times New Roman" w:cs="Times New Roman"/>
-          <w:sz w:val="24"/>
-          <w:szCs w:val="24"/>
-        </w:rPr>
-      </w:pPr>
-      <w:r>
-        <w:rPr>
-          <w:rFonts w:ascii="Times New Roman" w:eastAsia="Times New Roman" w:hAnsi="Times New Roman" w:cs="Times New Roman"/>
-          <w:sz w:val="24"/>
-          <w:szCs w:val="24"/>
-        </w:rPr>
-        <w:t>Aldea Alexia (dezvoltator)</w:t>
-      </w:r>
-    </w:p>
-    <w:p>
-      <w:pPr>
-        <w:numPr>
-          <w:ilvl w:val="1"/>
-          <w:numId w:val="14"/>
-        </w:numPr>
-        <w:spacing w:after="0" w:line="360" w:lineRule="auto"/>
-        <w:jc w:val="both"/>
-        <w:rPr>
-          <w:rFonts w:ascii="Times New Roman" w:eastAsia="Times New Roman" w:hAnsi="Times New Roman" w:cs="Times New Roman"/>
-          <w:sz w:val="24"/>
-          <w:szCs w:val="24"/>
-        </w:rPr>
-      </w:pPr>
-      <w:r>
-        <w:rPr>
-          <w:rFonts w:ascii="Times New Roman" w:eastAsia="Times New Roman" w:hAnsi="Times New Roman" w:cs="Times New Roman"/>
-          <w:sz w:val="24"/>
-          <w:szCs w:val="24"/>
-        </w:rPr>
-        <w:lastRenderedPageBreak/>
-        <w:t xml:space="preserve">Contribuție: Integrare completă în aplicația mobilă pentru platforma </w:t>
-      </w:r>
-      <w:proofErr w:type="spellStart"/>
-      <w:r>
-        <w:rPr>
-          <w:rFonts w:ascii="Times New Roman" w:eastAsia="Times New Roman" w:hAnsi="Times New Roman" w:cs="Times New Roman"/>
-          <w:sz w:val="24"/>
-          <w:szCs w:val="24"/>
-        </w:rPr>
-        <w:t>iOS</w:t>
-      </w:r>
-      <w:proofErr w:type="spellEnd"/>
-    </w:p>
-    <w:p>
-      <w:pPr>
-        <w:numPr>
-          <w:ilvl w:val="2"/>
-          <w:numId w:val="14"/>
-        </w:numPr>
-        <w:spacing w:after="0" w:line="360" w:lineRule="auto"/>
-        <w:jc w:val="both"/>
-        <w:rPr>
-          <w:rFonts w:ascii="Times New Roman" w:eastAsia="Times New Roman" w:hAnsi="Times New Roman" w:cs="Times New Roman"/>
-          <w:sz w:val="24"/>
-          <w:szCs w:val="24"/>
-        </w:rPr>
-      </w:pPr>
-      <w:r>
-        <w:rPr>
-          <w:rFonts w:ascii="Times New Roman" w:eastAsia="Times New Roman" w:hAnsi="Times New Roman" w:cs="Times New Roman"/>
-          <w:sz w:val="24"/>
-          <w:szCs w:val="24"/>
-        </w:rPr>
-        <w:t xml:space="preserve">Toate rutele create in </w:t>
-      </w:r>
-      <w:proofErr w:type="spellStart"/>
-      <w:r>
-        <w:rPr>
-          <w:rFonts w:ascii="Times New Roman" w:eastAsia="Times New Roman" w:hAnsi="Times New Roman" w:cs="Times New Roman"/>
-          <w:sz w:val="24"/>
-          <w:szCs w:val="24"/>
-        </w:rPr>
-        <w:t>backend</w:t>
-      </w:r>
-      <w:proofErr w:type="spellEnd"/>
-      <w:r>
-        <w:rPr>
-          <w:rFonts w:ascii="Times New Roman" w:eastAsia="Times New Roman" w:hAnsi="Times New Roman" w:cs="Times New Roman"/>
-          <w:sz w:val="24"/>
-          <w:szCs w:val="24"/>
-        </w:rPr>
-        <w:t xml:space="preserve">, implementate în aplicația mobilă </w:t>
-      </w:r>
-    </w:p>
-    <w:p>
-      <w:pPr>
-        <w:numPr>
-          <w:ilvl w:val="2"/>
-          <w:numId w:val="14"/>
-        </w:numPr>
-        <w:spacing w:after="0" w:line="360" w:lineRule="auto"/>
-        <w:jc w:val="both"/>
-        <w:rPr>
-          <w:rFonts w:ascii="Times New Roman" w:eastAsia="Times New Roman" w:hAnsi="Times New Roman" w:cs="Times New Roman"/>
-          <w:sz w:val="24"/>
-          <w:szCs w:val="24"/>
-        </w:rPr>
-      </w:pPr>
-      <w:r>
-        <w:rPr>
-          <w:rFonts w:ascii="Times New Roman" w:eastAsia="Times New Roman" w:hAnsi="Times New Roman" w:cs="Times New Roman"/>
-          <w:sz w:val="24"/>
-          <w:szCs w:val="24"/>
-        </w:rPr>
-        <w:t xml:space="preserve">Interfața utilizator, toate funcționalitățile aplicației </w:t>
-      </w:r>
-    </w:p>
-    <w:p>
-      <w:pPr>
-        <w:numPr>
-          <w:ilvl w:val="1"/>
-          <w:numId w:val="14"/>
-        </w:numPr>
-        <w:spacing w:after="0" w:line="360" w:lineRule="auto"/>
-        <w:jc w:val="both"/>
-        <w:rPr>
-          <w:rFonts w:ascii="Times New Roman" w:eastAsia="Times New Roman" w:hAnsi="Times New Roman" w:cs="Times New Roman"/>
-          <w:sz w:val="24"/>
-          <w:szCs w:val="24"/>
-        </w:rPr>
-      </w:pPr>
-      <w:r>
-        <w:rPr>
-          <w:rFonts w:ascii="Times New Roman" w:eastAsia="Times New Roman" w:hAnsi="Times New Roman" w:cs="Times New Roman"/>
-          <w:sz w:val="24"/>
-          <w:szCs w:val="24"/>
-        </w:rPr>
-        <w:t xml:space="preserve">Contribuție: </w:t>
-      </w:r>
-      <w:proofErr w:type="spellStart"/>
-      <w:r>
-        <w:rPr>
-          <w:rFonts w:ascii="Times New Roman" w:eastAsia="Times New Roman" w:hAnsi="Times New Roman" w:cs="Times New Roman"/>
-          <w:sz w:val="24"/>
-          <w:szCs w:val="24"/>
-        </w:rPr>
-        <w:t>Backend</w:t>
-      </w:r>
-      <w:proofErr w:type="spellEnd"/>
-    </w:p>
-    <w:p>
-      <w:pPr>
-        <w:numPr>
-          <w:ilvl w:val="2"/>
-          <w:numId w:val="14"/>
-        </w:numPr>
-        <w:spacing w:after="0" w:line="360" w:lineRule="auto"/>
-        <w:jc w:val="both"/>
-        <w:rPr>
-          <w:rFonts w:ascii="Times New Roman" w:eastAsia="Times New Roman" w:hAnsi="Times New Roman" w:cs="Times New Roman"/>
-          <w:sz w:val="24"/>
-          <w:szCs w:val="24"/>
-        </w:rPr>
-      </w:pPr>
-      <w:r>
-        <w:rPr>
-          <w:rFonts w:ascii="Times New Roman" w:eastAsia="Times New Roman" w:hAnsi="Times New Roman" w:cs="Times New Roman"/>
-          <w:sz w:val="24"/>
-          <w:szCs w:val="24"/>
-        </w:rPr>
-        <w:t xml:space="preserve">Integrare </w:t>
-      </w:r>
-      <w:proofErr w:type="spellStart"/>
-      <w:r>
-        <w:rPr>
-          <w:rFonts w:ascii="Times New Roman" w:eastAsia="Times New Roman" w:hAnsi="Times New Roman" w:cs="Times New Roman"/>
-          <w:sz w:val="24"/>
-          <w:szCs w:val="24"/>
-        </w:rPr>
-        <w:t>Stripe</w:t>
-      </w:r>
-      <w:proofErr w:type="spellEnd"/>
-      <w:r>
-        <w:rPr>
-          <w:rFonts w:ascii="Times New Roman" w:eastAsia="Times New Roman" w:hAnsi="Times New Roman" w:cs="Times New Roman"/>
-          <w:sz w:val="24"/>
-          <w:szCs w:val="24"/>
-        </w:rPr>
-        <w:t xml:space="preserve"> pentru plăti</w:t>
-      </w:r>
-    </w:p>
-    <w:p>
-      <w:pPr>
-        <w:numPr>
-          <w:ilvl w:val="2"/>
-          <w:numId w:val="14"/>
-        </w:numPr>
-        <w:spacing w:after="0" w:line="360" w:lineRule="auto"/>
-        <w:jc w:val="both"/>
-        <w:rPr>
-          <w:rFonts w:ascii="Times New Roman" w:eastAsia="Times New Roman" w:hAnsi="Times New Roman" w:cs="Times New Roman"/>
-          <w:sz w:val="24"/>
-          <w:szCs w:val="24"/>
-        </w:rPr>
-      </w:pPr>
-      <w:r>
-        <w:rPr>
-          <w:rFonts w:ascii="Times New Roman" w:eastAsia="Times New Roman" w:hAnsi="Times New Roman" w:cs="Times New Roman"/>
-          <w:sz w:val="24"/>
-          <w:szCs w:val="24"/>
-        </w:rPr>
-        <w:t>Postări -&gt; regula de afișare a acesta în pagina principala (Home -&gt; în funcție de nivel), adăugare comentariu/apreciere (</w:t>
-      </w:r>
-      <w:proofErr w:type="spellStart"/>
-      <w:r>
-        <w:rPr>
-          <w:rFonts w:ascii="Times New Roman" w:eastAsia="Times New Roman" w:hAnsi="Times New Roman" w:cs="Times New Roman"/>
-          <w:sz w:val="24"/>
-          <w:szCs w:val="24"/>
-        </w:rPr>
-        <w:t>like</w:t>
-      </w:r>
-      <w:proofErr w:type="spellEnd"/>
-      <w:r>
-        <w:rPr>
-          <w:rFonts w:ascii="Times New Roman" w:eastAsia="Times New Roman" w:hAnsi="Times New Roman" w:cs="Times New Roman"/>
-          <w:sz w:val="24"/>
-          <w:szCs w:val="24"/>
-        </w:rPr>
-        <w:t>/</w:t>
-      </w:r>
-      <w:proofErr w:type="spellStart"/>
-      <w:r>
-        <w:rPr>
-          <w:rFonts w:ascii="Times New Roman" w:eastAsia="Times New Roman" w:hAnsi="Times New Roman" w:cs="Times New Roman"/>
-          <w:sz w:val="24"/>
-          <w:szCs w:val="24"/>
-        </w:rPr>
-        <w:t>unlike</w:t>
-      </w:r>
-      <w:proofErr w:type="spellEnd"/>
-      <w:r>
-        <w:rPr>
-          <w:rFonts w:ascii="Times New Roman" w:eastAsia="Times New Roman" w:hAnsi="Times New Roman" w:cs="Times New Roman"/>
-          <w:sz w:val="24"/>
-          <w:szCs w:val="24"/>
-        </w:rPr>
-        <w:t>), șterge/raportare postare; pe pagina artistului: adăugare/ștergere postare, adăugare comentariu/apreciere (</w:t>
-      </w:r>
-      <w:proofErr w:type="spellStart"/>
-      <w:r>
-        <w:rPr>
-          <w:rFonts w:ascii="Times New Roman" w:eastAsia="Times New Roman" w:hAnsi="Times New Roman" w:cs="Times New Roman"/>
-          <w:sz w:val="24"/>
-          <w:szCs w:val="24"/>
-        </w:rPr>
-        <w:t>like</w:t>
-      </w:r>
-      <w:proofErr w:type="spellEnd"/>
-      <w:r>
-        <w:rPr>
-          <w:rFonts w:ascii="Times New Roman" w:eastAsia="Times New Roman" w:hAnsi="Times New Roman" w:cs="Times New Roman"/>
-          <w:sz w:val="24"/>
-          <w:szCs w:val="24"/>
-        </w:rPr>
-        <w:t>/</w:t>
-      </w:r>
-      <w:proofErr w:type="spellStart"/>
-      <w:r>
-        <w:rPr>
-          <w:rFonts w:ascii="Times New Roman" w:eastAsia="Times New Roman" w:hAnsi="Times New Roman" w:cs="Times New Roman"/>
-          <w:sz w:val="24"/>
-          <w:szCs w:val="24"/>
-        </w:rPr>
-        <w:t>unlike</w:t>
-      </w:r>
-      <w:proofErr w:type="spellEnd"/>
-      <w:r>
-        <w:rPr>
-          <w:rFonts w:ascii="Times New Roman" w:eastAsia="Times New Roman" w:hAnsi="Times New Roman" w:cs="Times New Roman"/>
-          <w:sz w:val="24"/>
-          <w:szCs w:val="24"/>
-        </w:rPr>
-        <w:t>)</w:t>
-      </w:r>
-    </w:p>
-    <w:p>
-      <w:pPr>
-        <w:numPr>
-          <w:ilvl w:val="2"/>
-          <w:numId w:val="14"/>
-        </w:numPr>
         <w:spacing w:line="360" w:lineRule="auto"/>
         <w:jc w:val="both"/>
         <w:rPr>
@@ -18439,7 +15757,23 @@
           <w:sz w:val="24"/>
           <w:szCs w:val="24"/>
         </w:rPr>
-        <w:t>Procent din proiect: 40%</w:t>
+        <w:t xml:space="preserve">Procent din proiect: </w:t>
+      </w:r>
+      <w:r>
+        <w:rPr>
+          <w:rFonts w:ascii="Times New Roman" w:eastAsia="Times New Roman" w:hAnsi="Times New Roman" w:cs="Times New Roman"/>
+          <w:sz w:val="24"/>
+          <w:szCs w:val="24"/>
+        </w:rPr>
+        <w:t>35</w:t>
+      </w:r>
+      <w:r>
+        <w:rPr>
+          <w:rFonts w:ascii="Times New Roman" w:eastAsia="Times New Roman" w:hAnsi="Times New Roman" w:cs="Times New Roman"/>
+          <w:sz w:val="24"/>
+          <w:szCs w:val="24"/>
+        </w:rPr>
+        <w:t>%</w:t>
       </w:r>
     </w:p>
     <w:sectPr>
@@ -21878,6 +19212,7 @@
   <w:style w:type="character" w:default="1" w:styleId="DefaultParagraphFont">
     <w:name w:val="Default Paragraph Font"/>
     <w:uiPriority w:val="1"/>
+    <w:semiHidden/>
     <w:unhideWhenUsed/>
   </w:style>
   <w:style w:type="table" w:default="1" w:styleId="TableNormal">

--- a/Documentation/Requirements Document - Artist Land.docx
+++ b/Documentation/Requirements Document - Artist Land.docx
@@ -7445,6 +7445,39 @@
     </w:p>
     <w:p>
       <w:pPr>
+        <w:ind w:left="1440"/>
+        <w:jc w:val="both"/>
+        <w:rPr>
+          <w:rFonts w:ascii="Times New Roman" w:eastAsia="Times New Roman" w:hAnsi="Times New Roman" w:cs="Times New Roman"/>
+          <w:sz w:val="24"/>
+          <w:szCs w:val="24"/>
+        </w:rPr>
+      </w:pPr>
+    </w:p>
+    <w:p>
+      <w:pPr>
+        <w:ind w:left="1440"/>
+        <w:jc w:val="both"/>
+        <w:rPr>
+          <w:rFonts w:ascii="Times New Roman" w:eastAsia="Times New Roman" w:hAnsi="Times New Roman" w:cs="Times New Roman"/>
+          <w:sz w:val="24"/>
+          <w:szCs w:val="24"/>
+        </w:rPr>
+      </w:pPr>
+    </w:p>
+    <w:p>
+      <w:pPr>
+        <w:ind w:left="1440"/>
+        <w:jc w:val="both"/>
+        <w:rPr>
+          <w:rFonts w:ascii="Times New Roman" w:eastAsia="Times New Roman" w:hAnsi="Times New Roman" w:cs="Times New Roman"/>
+          <w:sz w:val="24"/>
+          <w:szCs w:val="24"/>
+        </w:rPr>
+      </w:pPr>
+    </w:p>
+    <w:p>
+      <w:pPr>
         <w:numPr>
           <w:ilvl w:val="0"/>
           <w:numId w:val="12"/>
@@ -7467,6 +7500,7 @@
           <w:sz w:val="28"/>
           <w:szCs w:val="28"/>
         </w:rPr>
+        <w:lastRenderedPageBreak/>
         <w:t>Planificare și livrabile</w:t>
       </w:r>
     </w:p>
@@ -7504,7 +7538,6 @@
           <w:sz w:val="24"/>
           <w:szCs w:val="24"/>
         </w:rPr>
-        <w:lastRenderedPageBreak/>
         <w:t xml:space="preserve">Sprint 1 (20 Octombrie – 30 Decembrie 2024) </w:t>
       </w:r>
     </w:p>
@@ -13713,7 +13746,7 @@
               </wp:anchor>
             </w:drawing>
           </mc:Choice>
-          <mc:Fallback xmlns:sl="http://schemas.openxmlformats.org/schemaLibrary/2006/main" xmlns:a="http://schemas.openxmlformats.org/drawingml/2006/main" xmlns:pic="http://schemas.openxmlformats.org/drawingml/2006/picture" xmlns:c="http://schemas.openxmlformats.org/drawingml/2006/chart" xmlns:lc="http://schemas.openxmlformats.org/drawingml/2006/lockedCanvas" xmlns:dgm="http://schemas.openxmlformats.org/drawingml/2006/diagram" xmlns="http://schemas.microsoft.com/office/tasks/2019/documenttasks" xmlns:cr="http://schemas.microsoft.com/office/comments/2020/reactions">
+          <mc:Fallback xmlns:cr="http://schemas.microsoft.com/office/comments/2020/reactions" xmlns="http://schemas.microsoft.com/office/tasks/2019/documenttasks" xmlns:dgm="http://schemas.openxmlformats.org/drawingml/2006/diagram" xmlns:lc="http://schemas.openxmlformats.org/drawingml/2006/lockedCanvas" xmlns:c="http://schemas.openxmlformats.org/drawingml/2006/chart" xmlns:pic="http://schemas.openxmlformats.org/drawingml/2006/picture" xmlns:a="http://schemas.openxmlformats.org/drawingml/2006/main" xmlns:sl="http://schemas.openxmlformats.org/schemaLibrary/2006/main">
             <w:drawing>
               <wp:anchor allowOverlap="1" behindDoc="0" distB="114300" distT="114300" distL="114300" distR="114300" hidden="0" layoutInCell="1" locked="0" relativeHeight="0" simplePos="0">
                 <wp:simplePos x="0" y="0"/>
@@ -13807,7 +13840,7 @@
               </wp:anchor>
             </w:drawing>
           </mc:Choice>
-          <mc:Fallback xmlns:sl="http://schemas.openxmlformats.org/schemaLibrary/2006/main" xmlns:a="http://schemas.openxmlformats.org/drawingml/2006/main" xmlns:pic="http://schemas.openxmlformats.org/drawingml/2006/picture" xmlns:c="http://schemas.openxmlformats.org/drawingml/2006/chart" xmlns:lc="http://schemas.openxmlformats.org/drawingml/2006/lockedCanvas" xmlns:dgm="http://schemas.openxmlformats.org/drawingml/2006/diagram" xmlns="http://schemas.microsoft.com/office/tasks/2019/documenttasks" xmlns:cr="http://schemas.microsoft.com/office/comments/2020/reactions">
+          <mc:Fallback xmlns:cr="http://schemas.microsoft.com/office/comments/2020/reactions" xmlns="http://schemas.microsoft.com/office/tasks/2019/documenttasks" xmlns:dgm="http://schemas.openxmlformats.org/drawingml/2006/diagram" xmlns:lc="http://schemas.openxmlformats.org/drawingml/2006/lockedCanvas" xmlns:c="http://schemas.openxmlformats.org/drawingml/2006/chart" xmlns:pic="http://schemas.openxmlformats.org/drawingml/2006/picture" xmlns:a="http://schemas.openxmlformats.org/drawingml/2006/main" xmlns:sl="http://schemas.openxmlformats.org/schemaLibrary/2006/main">
             <w:drawing>
               <wp:anchor allowOverlap="1" behindDoc="0" distB="114300" distT="114300" distL="114300" distR="114300" hidden="0" layoutInCell="1" locked="0" relativeHeight="0" simplePos="0">
                 <wp:simplePos x="0" y="0"/>
@@ -13901,7 +13934,7 @@
               </wp:anchor>
             </w:drawing>
           </mc:Choice>
-          <mc:Fallback xmlns:sl="http://schemas.openxmlformats.org/schemaLibrary/2006/main" xmlns:a="http://schemas.openxmlformats.org/drawingml/2006/main" xmlns:pic="http://schemas.openxmlformats.org/drawingml/2006/picture" xmlns:c="http://schemas.openxmlformats.org/drawingml/2006/chart" xmlns:lc="http://schemas.openxmlformats.org/drawingml/2006/lockedCanvas" xmlns:dgm="http://schemas.openxmlformats.org/drawingml/2006/diagram" xmlns="http://schemas.microsoft.com/office/tasks/2019/documenttasks" xmlns:cr="http://schemas.microsoft.com/office/comments/2020/reactions">
+          <mc:Fallback xmlns:cr="http://schemas.microsoft.com/office/comments/2020/reactions" xmlns="http://schemas.microsoft.com/office/tasks/2019/documenttasks" xmlns:dgm="http://schemas.openxmlformats.org/drawingml/2006/diagram" xmlns:lc="http://schemas.openxmlformats.org/drawingml/2006/lockedCanvas" xmlns:c="http://schemas.openxmlformats.org/drawingml/2006/chart" xmlns:pic="http://schemas.openxmlformats.org/drawingml/2006/picture" xmlns:a="http://schemas.openxmlformats.org/drawingml/2006/main" xmlns:sl="http://schemas.openxmlformats.org/schemaLibrary/2006/main">
             <w:drawing>
               <wp:anchor allowOverlap="1" behindDoc="0" distB="114300" distT="114300" distL="114300" distR="114300" hidden="0" layoutInCell="1" locked="0" relativeHeight="0" simplePos="0">
                 <wp:simplePos x="0" y="0"/>
@@ -13995,7 +14028,7 @@
               </wp:anchor>
             </w:drawing>
           </mc:Choice>
-          <mc:Fallback xmlns:sl="http://schemas.openxmlformats.org/schemaLibrary/2006/main" xmlns:a="http://schemas.openxmlformats.org/drawingml/2006/main" xmlns:pic="http://schemas.openxmlformats.org/drawingml/2006/picture" xmlns:c="http://schemas.openxmlformats.org/drawingml/2006/chart" xmlns:lc="http://schemas.openxmlformats.org/drawingml/2006/lockedCanvas" xmlns:dgm="http://schemas.openxmlformats.org/drawingml/2006/diagram" xmlns="http://schemas.microsoft.com/office/tasks/2019/documenttasks" xmlns:cr="http://schemas.microsoft.com/office/comments/2020/reactions">
+          <mc:Fallback xmlns:cr="http://schemas.microsoft.com/office/comments/2020/reactions" xmlns="http://schemas.microsoft.com/office/tasks/2019/documenttasks" xmlns:dgm="http://schemas.openxmlformats.org/drawingml/2006/diagram" xmlns:lc="http://schemas.openxmlformats.org/drawingml/2006/lockedCanvas" xmlns:c="http://schemas.openxmlformats.org/drawingml/2006/chart" xmlns:pic="http://schemas.openxmlformats.org/drawingml/2006/picture" xmlns:a="http://schemas.openxmlformats.org/drawingml/2006/main" xmlns:sl="http://schemas.openxmlformats.org/schemaLibrary/2006/main">
             <w:drawing>
               <wp:anchor allowOverlap="1" behindDoc="0" distB="114300" distT="114300" distL="114300" distR="114300" hidden="0" layoutInCell="1" locked="0" relativeHeight="0" simplePos="0">
                 <wp:simplePos x="0" y="0"/>
@@ -14089,7 +14122,7 @@
               </wp:anchor>
             </w:drawing>
           </mc:Choice>
-          <mc:Fallback xmlns:sl="http://schemas.openxmlformats.org/schemaLibrary/2006/main" xmlns:a="http://schemas.openxmlformats.org/drawingml/2006/main" xmlns:pic="http://schemas.openxmlformats.org/drawingml/2006/picture" xmlns:c="http://schemas.openxmlformats.org/drawingml/2006/chart" xmlns:lc="http://schemas.openxmlformats.org/drawingml/2006/lockedCanvas" xmlns:dgm="http://schemas.openxmlformats.org/drawingml/2006/diagram" xmlns="http://schemas.microsoft.com/office/tasks/2019/documenttasks" xmlns:cr="http://schemas.microsoft.com/office/comments/2020/reactions">
+          <mc:Fallback xmlns:cr="http://schemas.microsoft.com/office/comments/2020/reactions" xmlns="http://schemas.microsoft.com/office/tasks/2019/documenttasks" xmlns:dgm="http://schemas.openxmlformats.org/drawingml/2006/diagram" xmlns:lc="http://schemas.openxmlformats.org/drawingml/2006/lockedCanvas" xmlns:c="http://schemas.openxmlformats.org/drawingml/2006/chart" xmlns:pic="http://schemas.openxmlformats.org/drawingml/2006/picture" xmlns:a="http://schemas.openxmlformats.org/drawingml/2006/main" xmlns:sl="http://schemas.openxmlformats.org/schemaLibrary/2006/main">
             <w:drawing>
               <wp:anchor allowOverlap="1" behindDoc="0" distB="114300" distT="114300" distL="114300" distR="114300" hidden="0" layoutInCell="1" locked="0" relativeHeight="0" simplePos="0">
                 <wp:simplePos x="0" y="0"/>
@@ -14183,7 +14216,7 @@
               </wp:anchor>
             </w:drawing>
           </mc:Choice>
-          <mc:Fallback xmlns:sl="http://schemas.openxmlformats.org/schemaLibrary/2006/main" xmlns:a="http://schemas.openxmlformats.org/drawingml/2006/main" xmlns:pic="http://schemas.openxmlformats.org/drawingml/2006/picture" xmlns:c="http://schemas.openxmlformats.org/drawingml/2006/chart" xmlns:lc="http://schemas.openxmlformats.org/drawingml/2006/lockedCanvas" xmlns:dgm="http://schemas.openxmlformats.org/drawingml/2006/diagram" xmlns="http://schemas.microsoft.com/office/tasks/2019/documenttasks" xmlns:cr="http://schemas.microsoft.com/office/comments/2020/reactions">
+          <mc:Fallback xmlns:cr="http://schemas.microsoft.com/office/comments/2020/reactions" xmlns="http://schemas.microsoft.com/office/tasks/2019/documenttasks" xmlns:dgm="http://schemas.openxmlformats.org/drawingml/2006/diagram" xmlns:lc="http://schemas.openxmlformats.org/drawingml/2006/lockedCanvas" xmlns:c="http://schemas.openxmlformats.org/drawingml/2006/chart" xmlns:pic="http://schemas.openxmlformats.org/drawingml/2006/picture" xmlns:a="http://schemas.openxmlformats.org/drawingml/2006/main" xmlns:sl="http://schemas.openxmlformats.org/schemaLibrary/2006/main">
             <w:drawing>
               <wp:anchor allowOverlap="1" behindDoc="0" distB="114300" distT="114300" distL="114300" distR="114300" hidden="0" layoutInCell="1" locked="0" relativeHeight="0" simplePos="0">
                 <wp:simplePos x="0" y="0"/>
@@ -14277,7 +14310,7 @@
               </wp:anchor>
             </w:drawing>
           </mc:Choice>
-          <mc:Fallback xmlns:sl="http://schemas.openxmlformats.org/schemaLibrary/2006/main" xmlns:a="http://schemas.openxmlformats.org/drawingml/2006/main" xmlns:pic="http://schemas.openxmlformats.org/drawingml/2006/picture" xmlns:c="http://schemas.openxmlformats.org/drawingml/2006/chart" xmlns:lc="http://schemas.openxmlformats.org/drawingml/2006/lockedCanvas" xmlns:dgm="http://schemas.openxmlformats.org/drawingml/2006/diagram" xmlns="http://schemas.microsoft.com/office/tasks/2019/documenttasks" xmlns:cr="http://schemas.microsoft.com/office/comments/2020/reactions">
+          <mc:Fallback xmlns:cr="http://schemas.microsoft.com/office/comments/2020/reactions" xmlns="http://schemas.microsoft.com/office/tasks/2019/documenttasks" xmlns:dgm="http://schemas.openxmlformats.org/drawingml/2006/diagram" xmlns:lc="http://schemas.openxmlformats.org/drawingml/2006/lockedCanvas" xmlns:c="http://schemas.openxmlformats.org/drawingml/2006/chart" xmlns:pic="http://schemas.openxmlformats.org/drawingml/2006/picture" xmlns:a="http://schemas.openxmlformats.org/drawingml/2006/main" xmlns:sl="http://schemas.openxmlformats.org/schemaLibrary/2006/main">
             <w:drawing>
               <wp:anchor allowOverlap="1" behindDoc="0" distB="114300" distT="114300" distL="114300" distR="114300" hidden="0" layoutInCell="1" locked="0" relativeHeight="0" simplePos="0">
                 <wp:simplePos x="0" y="0"/>
@@ -14371,7 +14404,7 @@
               </wp:anchor>
             </w:drawing>
           </mc:Choice>
-          <mc:Fallback xmlns:sl="http://schemas.openxmlformats.org/schemaLibrary/2006/main" xmlns:a="http://schemas.openxmlformats.org/drawingml/2006/main" xmlns:pic="http://schemas.openxmlformats.org/drawingml/2006/picture" xmlns:c="http://schemas.openxmlformats.org/drawingml/2006/chart" xmlns:lc="http://schemas.openxmlformats.org/drawingml/2006/lockedCanvas" xmlns:dgm="http://schemas.openxmlformats.org/drawingml/2006/diagram" xmlns="http://schemas.microsoft.com/office/tasks/2019/documenttasks" xmlns:cr="http://schemas.microsoft.com/office/comments/2020/reactions">
+          <mc:Fallback xmlns:cr="http://schemas.microsoft.com/office/comments/2020/reactions" xmlns="http://schemas.microsoft.com/office/tasks/2019/documenttasks" xmlns:dgm="http://schemas.openxmlformats.org/drawingml/2006/diagram" xmlns:lc="http://schemas.openxmlformats.org/drawingml/2006/lockedCanvas" xmlns:c="http://schemas.openxmlformats.org/drawingml/2006/chart" xmlns:pic="http://schemas.openxmlformats.org/drawingml/2006/picture" xmlns:a="http://schemas.openxmlformats.org/drawingml/2006/main" xmlns:sl="http://schemas.openxmlformats.org/schemaLibrary/2006/main">
             <w:drawing>
               <wp:anchor allowOverlap="1" behindDoc="0" distB="114300" distT="114300" distL="114300" distR="114300" hidden="0" layoutInCell="1" locked="0" relativeHeight="0" simplePos="0">
                 <wp:simplePos x="0" y="0"/>
@@ -14465,7 +14498,7 @@
               </wp:anchor>
             </w:drawing>
           </mc:Choice>
-          <mc:Fallback xmlns:sl="http://schemas.openxmlformats.org/schemaLibrary/2006/main" xmlns:a="http://schemas.openxmlformats.org/drawingml/2006/main" xmlns:pic="http://schemas.openxmlformats.org/drawingml/2006/picture" xmlns:c="http://schemas.openxmlformats.org/drawingml/2006/chart" xmlns:lc="http://schemas.openxmlformats.org/drawingml/2006/lockedCanvas" xmlns:dgm="http://schemas.openxmlformats.org/drawingml/2006/diagram" xmlns="http://schemas.microsoft.com/office/tasks/2019/documenttasks" xmlns:cr="http://schemas.microsoft.com/office/comments/2020/reactions">
+          <mc:Fallback xmlns:cr="http://schemas.microsoft.com/office/comments/2020/reactions" xmlns="http://schemas.microsoft.com/office/tasks/2019/documenttasks" xmlns:dgm="http://schemas.openxmlformats.org/drawingml/2006/diagram" xmlns:lc="http://schemas.openxmlformats.org/drawingml/2006/lockedCanvas" xmlns:c="http://schemas.openxmlformats.org/drawingml/2006/chart" xmlns:pic="http://schemas.openxmlformats.org/drawingml/2006/picture" xmlns:a="http://schemas.openxmlformats.org/drawingml/2006/main" xmlns:sl="http://schemas.openxmlformats.org/schemaLibrary/2006/main">
             <w:drawing>
               <wp:anchor allowOverlap="1" behindDoc="0" distB="114300" distT="114300" distL="114300" distR="114300" hidden="0" layoutInCell="1" locked="0" relativeHeight="0" simplePos="0">
                 <wp:simplePos x="0" y="0"/>
@@ -14618,7 +14651,7 @@
               </wp:anchor>
             </w:drawing>
           </mc:Choice>
-          <mc:Fallback xmlns:sl="http://schemas.openxmlformats.org/schemaLibrary/2006/main" xmlns:a="http://schemas.openxmlformats.org/drawingml/2006/main" xmlns:pic="http://schemas.openxmlformats.org/drawingml/2006/picture" xmlns:c="http://schemas.openxmlformats.org/drawingml/2006/chart" xmlns:lc="http://schemas.openxmlformats.org/drawingml/2006/lockedCanvas" xmlns:dgm="http://schemas.openxmlformats.org/drawingml/2006/diagram" xmlns="http://schemas.microsoft.com/office/tasks/2019/documenttasks" xmlns:cr="http://schemas.microsoft.com/office/comments/2020/reactions">
+          <mc:Fallback xmlns:cr="http://schemas.microsoft.com/office/comments/2020/reactions" xmlns="http://schemas.microsoft.com/office/tasks/2019/documenttasks" xmlns:dgm="http://schemas.openxmlformats.org/drawingml/2006/diagram" xmlns:lc="http://schemas.openxmlformats.org/drawingml/2006/lockedCanvas" xmlns:c="http://schemas.openxmlformats.org/drawingml/2006/chart" xmlns:pic="http://schemas.openxmlformats.org/drawingml/2006/picture" xmlns:a="http://schemas.openxmlformats.org/drawingml/2006/main" xmlns:sl="http://schemas.openxmlformats.org/schemaLibrary/2006/main">
             <w:drawing>
               <wp:anchor allowOverlap="1" behindDoc="0" distB="114300" distT="114300" distL="114300" distR="114300" hidden="0" layoutInCell="1" locked="0" relativeHeight="0" simplePos="0">
                 <wp:simplePos x="0" y="0"/>
@@ -14712,7 +14745,7 @@
               </wp:anchor>
             </w:drawing>
           </mc:Choice>
-          <mc:Fallback xmlns:sl="http://schemas.openxmlformats.org/schemaLibrary/2006/main" xmlns:a="http://schemas.openxmlformats.org/drawingml/2006/main" xmlns:pic="http://schemas.openxmlformats.org/drawingml/2006/picture" xmlns:c="http://schemas.openxmlformats.org/drawingml/2006/chart" xmlns:lc="http://schemas.openxmlformats.org/drawingml/2006/lockedCanvas" xmlns:dgm="http://schemas.openxmlformats.org/drawingml/2006/diagram" xmlns="http://schemas.microsoft.com/office/tasks/2019/documenttasks" xmlns:cr="http://schemas.microsoft.com/office/comments/2020/reactions">
+          <mc:Fallback xmlns:cr="http://schemas.microsoft.com/office/comments/2020/reactions" xmlns="http://schemas.microsoft.com/office/tasks/2019/documenttasks" xmlns:dgm="http://schemas.openxmlformats.org/drawingml/2006/diagram" xmlns:lc="http://schemas.openxmlformats.org/drawingml/2006/lockedCanvas" xmlns:c="http://schemas.openxmlformats.org/drawingml/2006/chart" xmlns:pic="http://schemas.openxmlformats.org/drawingml/2006/picture" xmlns:a="http://schemas.openxmlformats.org/drawingml/2006/main" xmlns:sl="http://schemas.openxmlformats.org/schemaLibrary/2006/main">
             <w:drawing>
               <wp:anchor allowOverlap="1" behindDoc="0" distB="114300" distT="114300" distL="114300" distR="114300" hidden="0" layoutInCell="1" locked="0" relativeHeight="0" simplePos="0">
                 <wp:simplePos x="0" y="0"/>
@@ -14806,7 +14839,7 @@
               </wp:anchor>
             </w:drawing>
           </mc:Choice>
-          <mc:Fallback xmlns:sl="http://schemas.openxmlformats.org/schemaLibrary/2006/main" xmlns:a="http://schemas.openxmlformats.org/drawingml/2006/main" xmlns:pic="http://schemas.openxmlformats.org/drawingml/2006/picture" xmlns:c="http://schemas.openxmlformats.org/drawingml/2006/chart" xmlns:lc="http://schemas.openxmlformats.org/drawingml/2006/lockedCanvas" xmlns:dgm="http://schemas.openxmlformats.org/drawingml/2006/diagram" xmlns="http://schemas.microsoft.com/office/tasks/2019/documenttasks" xmlns:cr="http://schemas.microsoft.com/office/comments/2020/reactions">
+          <mc:Fallback xmlns:cr="http://schemas.microsoft.com/office/comments/2020/reactions" xmlns="http://schemas.microsoft.com/office/tasks/2019/documenttasks" xmlns:dgm="http://schemas.openxmlformats.org/drawingml/2006/diagram" xmlns:lc="http://schemas.openxmlformats.org/drawingml/2006/lockedCanvas" xmlns:c="http://schemas.openxmlformats.org/drawingml/2006/chart" xmlns:pic="http://schemas.openxmlformats.org/drawingml/2006/picture" xmlns:a="http://schemas.openxmlformats.org/drawingml/2006/main" xmlns:sl="http://schemas.openxmlformats.org/schemaLibrary/2006/main">
             <w:drawing>
               <wp:anchor allowOverlap="1" behindDoc="0" distB="114300" distT="114300" distL="114300" distR="114300" hidden="0" layoutInCell="1" locked="0" relativeHeight="0" simplePos="0">
                 <wp:simplePos x="0" y="0"/>
@@ -14988,7 +15021,7 @@
               </wp:anchor>
             </w:drawing>
           </mc:Choice>
-          <mc:Fallback xmlns:sl="http://schemas.openxmlformats.org/schemaLibrary/2006/main" xmlns:a="http://schemas.openxmlformats.org/drawingml/2006/main" xmlns:pic="http://schemas.openxmlformats.org/drawingml/2006/picture" xmlns:c="http://schemas.openxmlformats.org/drawingml/2006/chart" xmlns:lc="http://schemas.openxmlformats.org/drawingml/2006/lockedCanvas" xmlns:dgm="http://schemas.openxmlformats.org/drawingml/2006/diagram" xmlns="http://schemas.microsoft.com/office/tasks/2019/documenttasks" xmlns:cr="http://schemas.microsoft.com/office/comments/2020/reactions">
+          <mc:Fallback xmlns:cr="http://schemas.microsoft.com/office/comments/2020/reactions" xmlns="http://schemas.microsoft.com/office/tasks/2019/documenttasks" xmlns:dgm="http://schemas.openxmlformats.org/drawingml/2006/diagram" xmlns:lc="http://schemas.openxmlformats.org/drawingml/2006/lockedCanvas" xmlns:c="http://schemas.openxmlformats.org/drawingml/2006/chart" xmlns:pic="http://schemas.openxmlformats.org/drawingml/2006/picture" xmlns:a="http://schemas.openxmlformats.org/drawingml/2006/main" xmlns:sl="http://schemas.openxmlformats.org/schemaLibrary/2006/main">
             <w:drawing>
               <wp:anchor allowOverlap="1" behindDoc="0" distB="114300" distT="114300" distL="114300" distR="114300" hidden="0" layoutInCell="1" locked="0" relativeHeight="0" simplePos="0">
                 <wp:simplePos x="0" y="0"/>
@@ -15082,7 +15115,7 @@
               </wp:anchor>
             </w:drawing>
           </mc:Choice>
-          <mc:Fallback xmlns:sl="http://schemas.openxmlformats.org/schemaLibrary/2006/main" xmlns:a="http://schemas.openxmlformats.org/drawingml/2006/main" xmlns:pic="http://schemas.openxmlformats.org/drawingml/2006/picture" xmlns:c="http://schemas.openxmlformats.org/drawingml/2006/chart" xmlns:lc="http://schemas.openxmlformats.org/drawingml/2006/lockedCanvas" xmlns:dgm="http://schemas.openxmlformats.org/drawingml/2006/diagram" xmlns="http://schemas.microsoft.com/office/tasks/2019/documenttasks" xmlns:cr="http://schemas.microsoft.com/office/comments/2020/reactions">
+          <mc:Fallback xmlns:cr="http://schemas.microsoft.com/office/comments/2020/reactions" xmlns="http://schemas.microsoft.com/office/tasks/2019/documenttasks" xmlns:dgm="http://schemas.openxmlformats.org/drawingml/2006/diagram" xmlns:lc="http://schemas.openxmlformats.org/drawingml/2006/lockedCanvas" xmlns:c="http://schemas.openxmlformats.org/drawingml/2006/chart" xmlns:pic="http://schemas.openxmlformats.org/drawingml/2006/picture" xmlns:a="http://schemas.openxmlformats.org/drawingml/2006/main" xmlns:sl="http://schemas.openxmlformats.org/schemaLibrary/2006/main">
             <w:drawing>
               <wp:anchor allowOverlap="1" behindDoc="0" distB="114300" distT="114300" distL="114300" distR="114300" hidden="0" layoutInCell="1" locked="0" relativeHeight="0" simplePos="0">
                 <wp:simplePos x="0" y="0"/>
@@ -15235,7 +15268,7 @@
               </wp:anchor>
             </w:drawing>
           </mc:Choice>
-          <mc:Fallback xmlns:sl="http://schemas.openxmlformats.org/schemaLibrary/2006/main" xmlns:a="http://schemas.openxmlformats.org/drawingml/2006/main" xmlns:pic="http://schemas.openxmlformats.org/drawingml/2006/picture" xmlns:c="http://schemas.openxmlformats.org/drawingml/2006/chart" xmlns:lc="http://schemas.openxmlformats.org/drawingml/2006/lockedCanvas" xmlns:dgm="http://schemas.openxmlformats.org/drawingml/2006/diagram" xmlns="http://schemas.microsoft.com/office/tasks/2019/documenttasks" xmlns:cr="http://schemas.microsoft.com/office/comments/2020/reactions">
+          <mc:Fallback xmlns:cr="http://schemas.microsoft.com/office/comments/2020/reactions" xmlns="http://schemas.microsoft.com/office/tasks/2019/documenttasks" xmlns:dgm="http://schemas.openxmlformats.org/drawingml/2006/diagram" xmlns:lc="http://schemas.openxmlformats.org/drawingml/2006/lockedCanvas" xmlns:c="http://schemas.openxmlformats.org/drawingml/2006/chart" xmlns:pic="http://schemas.openxmlformats.org/drawingml/2006/picture" xmlns:a="http://schemas.openxmlformats.org/drawingml/2006/main" xmlns:sl="http://schemas.openxmlformats.org/schemaLibrary/2006/main">
             <w:drawing>
               <wp:anchor allowOverlap="1" behindDoc="0" distB="114300" distT="114300" distL="114300" distR="114300" hidden="0" layoutInCell="1" locked="0" relativeHeight="0" simplePos="0">
                 <wp:simplePos x="0" y="0"/>

--- a/Documentation/Requirements Document - Artist Land.docx
+++ b/Documentation/Requirements Document - Artist Land.docx
@@ -1891,7 +1891,23 @@
           <w:sz w:val="24"/>
           <w:szCs w:val="24"/>
         </w:rPr>
-        <w:t xml:space="preserve"> principal, chat-</w:t>
+        <w:t xml:space="preserve"> principal</w:t>
+      </w:r>
+      <w:r>
+        <w:rPr>
+          <w:rFonts w:ascii="Times New Roman" w:eastAsia="Times New Roman" w:hAnsi="Times New Roman" w:cs="Times New Roman"/>
+          <w:sz w:val="24"/>
+          <w:szCs w:val="24"/>
+        </w:rPr>
+        <w:t xml:space="preserve"> și</w:t>
+      </w:r>
+      <w:r>
+        <w:rPr>
+          <w:rFonts w:ascii="Times New Roman" w:eastAsia="Times New Roman" w:hAnsi="Times New Roman" w:cs="Times New Roman"/>
+          <w:sz w:val="24"/>
+          <w:szCs w:val="24"/>
+        </w:rPr>
+        <w:t xml:space="preserve"> chat-</w:t>
       </w:r>
       <w:proofErr w:type="spellStart"/>
       <w:r>
@@ -1909,7 +1925,7 @@
           <w:sz w:val="24"/>
           <w:szCs w:val="24"/>
         </w:rPr>
-        <w:t xml:space="preserve"> interactiv și sistemul de notificări.</w:t>
+        <w:t xml:space="preserve"> interactiv.</w:t>
       </w:r>
     </w:p>
     <w:p>
@@ -2140,7 +2156,23 @@
           <w:sz w:val="24"/>
           <w:szCs w:val="24"/>
         </w:rPr>
-        <w:t xml:space="preserve"> se încadrează în domeniul artei contemporane și al platformelor digitale dedicate promovării creației artistice. Aceasta oferă o soluție inovatoare pentru conectarea artiștilor cu publicul larg, într-un mediu digital interactiv. </w:t>
+        <w:t xml:space="preserve"> se încadrează în domeniul artei contemporane și al platformelor digitale dedicate promovării creați</w:t>
+      </w:r>
+      <w:r>
+        <w:rPr>
+          <w:rFonts w:ascii="Times New Roman" w:eastAsia="Times New Roman" w:hAnsi="Times New Roman" w:cs="Times New Roman"/>
+          <w:sz w:val="24"/>
+          <w:szCs w:val="24"/>
+        </w:rPr>
+        <w:t>ilor</w:t>
+      </w:r>
+      <w:r>
+        <w:rPr>
+          <w:rFonts w:ascii="Times New Roman" w:eastAsia="Times New Roman" w:hAnsi="Times New Roman" w:cs="Times New Roman"/>
+          <w:sz w:val="24"/>
+          <w:szCs w:val="24"/>
+        </w:rPr>
+        <w:t xml:space="preserve"> artistice. Aceasta oferă o soluție inovatoare pentru conectarea artiștilor cu publicul larg, într-un mediu digital interactiv. </w:t>
       </w:r>
     </w:p>
     <w:p>
@@ -2259,7 +2291,7 @@
           <w:sz w:val="24"/>
           <w:szCs w:val="24"/>
         </w:rPr>
-        <w:t xml:space="preserve"> și sistemul de notificări.</w:t>
+        <w:t>.</w:t>
       </w:r>
     </w:p>
     <w:p>
@@ -2291,7 +2323,83 @@
           <w:sz w:val="24"/>
           <w:szCs w:val="24"/>
         </w:rPr>
-        <w:t xml:space="preserve"> printr-un sistem de niveluri personalizate, care le oferă șanse egale de vizibilitate.</w:t>
+        <w:t xml:space="preserve"> printr-un sistem de niveluri personalizate, care le oferă </w:t>
+      </w:r>
+      <w:r>
+        <w:rPr>
+          <w:rFonts w:ascii="Times New Roman" w:eastAsia="Times New Roman" w:hAnsi="Times New Roman" w:cs="Times New Roman"/>
+          <w:sz w:val="24"/>
+          <w:szCs w:val="24"/>
+        </w:rPr>
+        <w:t xml:space="preserve">vizibilitate proporțională cu nivelul personal, asigurând </w:t>
+      </w:r>
+      <w:r>
+        <w:rPr>
+          <w:rFonts w:ascii="Times New Roman" w:eastAsia="Times New Roman" w:hAnsi="Times New Roman" w:cs="Times New Roman"/>
+          <w:sz w:val="24"/>
+          <w:szCs w:val="24"/>
+        </w:rPr>
+        <w:t>o</w:t>
+      </w:r>
+      <w:r>
+        <w:rPr>
+          <w:rFonts w:ascii="Times New Roman" w:eastAsia="Times New Roman" w:hAnsi="Times New Roman" w:cs="Times New Roman"/>
+          <w:sz w:val="24"/>
+          <w:szCs w:val="24"/>
+        </w:rPr>
+        <w:t xml:space="preserve"> distribuți</w:t>
+      </w:r>
+      <w:r>
+        <w:rPr>
+          <w:rFonts w:ascii="Times New Roman" w:eastAsia="Times New Roman" w:hAnsi="Times New Roman" w:cs="Times New Roman"/>
+          <w:sz w:val="24"/>
+          <w:szCs w:val="24"/>
+        </w:rPr>
+        <w:t>e</w:t>
+      </w:r>
+      <w:r>
+        <w:rPr>
+          <w:rFonts w:ascii="Times New Roman" w:eastAsia="Times New Roman" w:hAnsi="Times New Roman" w:cs="Times New Roman"/>
+          <w:sz w:val="24"/>
+          <w:szCs w:val="24"/>
+        </w:rPr>
+        <w:t xml:space="preserve"> </w:t>
+      </w:r>
+      <w:proofErr w:type="spellStart"/>
+      <w:r>
+        <w:rPr>
+          <w:rFonts w:ascii="Times New Roman" w:eastAsia="Times New Roman" w:hAnsi="Times New Roman" w:cs="Times New Roman"/>
+          <w:sz w:val="24"/>
+          <w:szCs w:val="24"/>
+        </w:rPr>
+        <w:t>prioritizată</w:t>
+      </w:r>
+      <w:proofErr w:type="spellEnd"/>
+      <w:r>
+        <w:rPr>
+          <w:rFonts w:ascii="Times New Roman" w:eastAsia="Times New Roman" w:hAnsi="Times New Roman" w:cs="Times New Roman"/>
+          <w:sz w:val="24"/>
+          <w:szCs w:val="24"/>
+        </w:rPr>
+        <w:t xml:space="preserve"> a postărilor în </w:t>
+      </w:r>
+      <w:proofErr w:type="spellStart"/>
+      <w:r>
+        <w:rPr>
+          <w:rFonts w:ascii="Times New Roman" w:eastAsia="Times New Roman" w:hAnsi="Times New Roman" w:cs="Times New Roman"/>
+          <w:sz w:val="24"/>
+          <w:szCs w:val="24"/>
+        </w:rPr>
+        <w:t>feed</w:t>
+      </w:r>
+      <w:proofErr w:type="spellEnd"/>
+      <w:r>
+        <w:rPr>
+          <w:rFonts w:ascii="Times New Roman" w:eastAsia="Times New Roman" w:hAnsi="Times New Roman" w:cs="Times New Roman"/>
+          <w:sz w:val="24"/>
+          <w:szCs w:val="24"/>
+        </w:rPr>
+        <w:t>.</w:t>
       </w:r>
     </w:p>
     <w:p>
@@ -2503,6 +2611,7 @@
     <w:p>
       <w:pPr>
         <w:spacing w:before="240" w:after="240"/>
+        <w:ind w:firstLine="713"/>
         <w:jc w:val="both"/>
         <w:rPr>
           <w:rFonts w:ascii="Times New Roman" w:eastAsia="Times New Roman" w:hAnsi="Times New Roman" w:cs="Times New Roman"/>
@@ -2522,6 +2631,7 @@
     <w:p>
       <w:pPr>
         <w:spacing w:before="240" w:after="240"/>
+        <w:ind w:firstLine="713"/>
         <w:jc w:val="both"/>
         <w:rPr>
           <w:rFonts w:ascii="Times New Roman" w:eastAsia="Times New Roman" w:hAnsi="Times New Roman" w:cs="Times New Roman"/>
@@ -2563,7 +2673,7 @@
           <w:sz w:val="24"/>
           <w:szCs w:val="24"/>
         </w:rPr>
-        <w:t xml:space="preserve"> este necesară datorită creșterii cererii pentru platforme digitale dedicate promovării artei și conectării artiștilor cu un public global. În prezent, mulți artiști, în special cei aflați la începutul carierei, întâmpină dificultăți în promovarea creațiilor lor, fie din lipsă de </w:t>
+        <w:t xml:space="preserve"> este necesară datorită creșterii cererii pentru platforme digitale dedicate promovării artei și conectării artiștilor cu un public global. În prezent, mulți artiști, în special cei aflați la începutul carierei, întâmpină dificultăți în promovarea creațiilor lor, fie din </w:t>
       </w:r>
       <w:r>
         <w:rPr>
@@ -2572,7 +2682,7 @@
           <w:szCs w:val="24"/>
         </w:rPr>
         <w:lastRenderedPageBreak/>
-        <w:t>resurse, fie din cauza limitărilor platformelor existente. De asemenea, publicul larg nu are mereu acces ușor la operele artiștilor contemporani.</w:t>
+        <w:t>lipsă de resurse, fie din cauza limitărilor platformelor existente. De asemenea, publicul larg nu are mereu acces ușor la operele artiștilor contemporani.</w:t>
       </w:r>
     </w:p>
     <w:p>
@@ -2657,7 +2767,7 @@
           <w:sz w:val="24"/>
           <w:szCs w:val="24"/>
         </w:rPr>
-        <w:t xml:space="preserve"> și notificările.</w:t>
+        <w:t>.</w:t>
       </w:r>
     </w:p>
     <w:p>
@@ -2889,7 +2999,23 @@
           <w:sz w:val="24"/>
           <w:szCs w:val="24"/>
         </w:rPr>
-        <w:t xml:space="preserve"> prin oferirea unei platforme democratice, care le permite să concureze pentru vizibilitate cu artiști consacrați.</w:t>
+        <w:t xml:space="preserve"> prin oferirea unei platforme </w:t>
+      </w:r>
+      <w:r>
+        <w:rPr>
+          <w:rFonts w:ascii="Times New Roman" w:eastAsia="Times New Roman" w:hAnsi="Times New Roman" w:cs="Times New Roman"/>
+          <w:sz w:val="24"/>
+          <w:szCs w:val="24"/>
+        </w:rPr>
+        <w:t>competitive</w:t>
+      </w:r>
+      <w:r>
+        <w:rPr>
+          <w:rFonts w:ascii="Times New Roman" w:eastAsia="Times New Roman" w:hAnsi="Times New Roman" w:cs="Times New Roman"/>
+          <w:sz w:val="24"/>
+          <w:szCs w:val="24"/>
+        </w:rPr>
+        <w:t>, care le permite să concureze pentru vizibilitate cu artiști consacrați.</w:t>
       </w:r>
     </w:p>
     <w:p>
@@ -4944,7 +5070,7 @@
           <w:sz w:val="24"/>
           <w:szCs w:val="24"/>
         </w:rPr>
-        <w:t xml:space="preserve">Aplicația va funcționa optim pe conexiuni de internet 3G/4G, cu notificări și </w:t>
+        <w:t xml:space="preserve">Aplicația va funcționa optim pe conexiuni de internet 3G/4G, cu </w:t>
       </w:r>
       <w:proofErr w:type="spellStart"/>
       <w:r>

--- a/Documentation/Requirements Document - Artist Land.docx
+++ b/Documentation/Requirements Document - Artist Land.docx
@@ -84,21 +84,12 @@
           <w:u w:val="single"/>
         </w:rPr>
       </w:pPr>
-      <w:proofErr w:type="spellStart"/>
       <w:r>
         <w:rPr>
           <w:rFonts w:ascii="Times New Roman" w:eastAsia="Times New Roman" w:hAnsi="Times New Roman" w:cs="Times New Roman"/>
           <w:u w:val="single"/>
         </w:rPr>
-        <w:t>Requirements</w:t>
-      </w:r>
-      <w:proofErr w:type="spellEnd"/>
-      <w:r>
-        <w:rPr>
-          <w:rFonts w:ascii="Times New Roman" w:eastAsia="Times New Roman" w:hAnsi="Times New Roman" w:cs="Times New Roman"/>
-          <w:u w:val="single"/>
-        </w:rPr>
-        <w:t xml:space="preserve"> Document</w:t>
+        <w:t>Requirements Document</w:t>
       </w:r>
     </w:p>
     <w:p>
@@ -111,21 +102,12 @@
           <w:u w:val="single"/>
         </w:rPr>
       </w:pPr>
-      <w:proofErr w:type="spellStart"/>
       <w:r>
         <w:rPr>
           <w:rFonts w:ascii="Times New Roman" w:eastAsia="Times New Roman" w:hAnsi="Times New Roman" w:cs="Times New Roman"/>
           <w:u w:val="single"/>
         </w:rPr>
-        <w:t>Artists</w:t>
-      </w:r>
-      <w:proofErr w:type="spellEnd"/>
-      <w:r>
-        <w:rPr>
-          <w:rFonts w:ascii="Times New Roman" w:eastAsia="Times New Roman" w:hAnsi="Times New Roman" w:cs="Times New Roman"/>
-          <w:u w:val="single"/>
-        </w:rPr>
-        <w:t xml:space="preserve"> Land</w:t>
+        <w:t>Artists Land</w:t>
       </w:r>
     </w:p>
     <w:p/>
@@ -157,77 +139,13 @@
       </w:r>
     </w:p>
     <w:p>
-      <w:proofErr w:type="spellStart"/>
-      <w:r>
-        <w:rPr>
-          <w:rFonts w:ascii="Times New Roman" w:eastAsia="Times New Roman" w:hAnsi="Times New Roman" w:cs="Times New Roman"/>
-          <w:sz w:val="24"/>
-          <w:szCs w:val="24"/>
-        </w:rPr>
-        <w:t>Backlog</w:t>
-      </w:r>
-      <w:proofErr w:type="spellEnd"/>
-      <w:r>
-        <w:rPr>
-          <w:rFonts w:ascii="Times New Roman" w:eastAsia="Times New Roman" w:hAnsi="Times New Roman" w:cs="Times New Roman"/>
-          <w:sz w:val="24"/>
-          <w:szCs w:val="24"/>
-        </w:rPr>
-        <w:t xml:space="preserve"> cu </w:t>
-      </w:r>
-      <w:proofErr w:type="spellStart"/>
-      <w:r>
-        <w:rPr>
-          <w:rFonts w:ascii="Times New Roman" w:eastAsia="Times New Roman" w:hAnsi="Times New Roman" w:cs="Times New Roman"/>
-          <w:sz w:val="24"/>
-          <w:szCs w:val="24"/>
-        </w:rPr>
-        <w:t>Epics</w:t>
-      </w:r>
-      <w:proofErr w:type="spellEnd"/>
-      <w:r>
-        <w:rPr>
-          <w:rFonts w:ascii="Times New Roman" w:eastAsia="Times New Roman" w:hAnsi="Times New Roman" w:cs="Times New Roman"/>
-          <w:sz w:val="24"/>
-          <w:szCs w:val="24"/>
-        </w:rPr>
-        <w:t xml:space="preserve"> &amp; </w:t>
-      </w:r>
-      <w:proofErr w:type="spellStart"/>
-      <w:r>
-        <w:rPr>
-          <w:rFonts w:ascii="Times New Roman" w:eastAsia="Times New Roman" w:hAnsi="Times New Roman" w:cs="Times New Roman"/>
-          <w:sz w:val="24"/>
-          <w:szCs w:val="24"/>
-        </w:rPr>
-        <w:t>User</w:t>
-      </w:r>
-      <w:proofErr w:type="spellEnd"/>
-      <w:r>
-        <w:rPr>
-          <w:rFonts w:ascii="Times New Roman" w:eastAsia="Times New Roman" w:hAnsi="Times New Roman" w:cs="Times New Roman"/>
-          <w:sz w:val="24"/>
-          <w:szCs w:val="24"/>
-        </w:rPr>
-        <w:t xml:space="preserve"> </w:t>
-      </w:r>
-      <w:proofErr w:type="spellStart"/>
-      <w:r>
-        <w:rPr>
-          <w:rFonts w:ascii="Times New Roman" w:eastAsia="Times New Roman" w:hAnsi="Times New Roman" w:cs="Times New Roman"/>
-          <w:sz w:val="24"/>
-          <w:szCs w:val="24"/>
-        </w:rPr>
-        <w:t>Stories</w:t>
-      </w:r>
-      <w:proofErr w:type="spellEnd"/>
-      <w:r>
-        <w:rPr>
-          <w:rFonts w:ascii="Times New Roman" w:eastAsia="Times New Roman" w:hAnsi="Times New Roman" w:cs="Times New Roman"/>
-          <w:sz w:val="24"/>
-          <w:szCs w:val="24"/>
-        </w:rPr>
-        <w:t xml:space="preserve">: </w:t>
+      <w:r>
+        <w:rPr>
+          <w:rFonts w:ascii="Times New Roman" w:eastAsia="Times New Roman" w:hAnsi="Times New Roman" w:cs="Times New Roman"/>
+          <w:sz w:val="24"/>
+          <w:szCs w:val="24"/>
+        </w:rPr>
+        <w:t xml:space="preserve">Backlog cu Epics &amp; User Stories: </w:t>
       </w:r>
       <w:hyperlink r:id="rId5">
         <w:r>
@@ -457,7 +375,6 @@
         </w:rPr>
       </w:pPr>
       <w:hyperlink w:anchor="3dy6vkm">
-        <w:proofErr w:type="spellStart"/>
         <w:r>
           <w:rPr>
             <w:rFonts w:ascii="Times New Roman" w:eastAsia="Times New Roman" w:hAnsi="Times New Roman" w:cs="Times New Roman"/>
@@ -467,7 +384,6 @@
           </w:rPr>
           <w:t>Stakeholderi</w:t>
         </w:r>
-        <w:proofErr w:type="spellEnd"/>
       </w:hyperlink>
       <w:hyperlink w:anchor="3dy6vkm">
         <w:r>
@@ -553,43 +469,7 @@
             <w:sz w:val="24"/>
             <w:szCs w:val="24"/>
           </w:rPr>
-          <w:t>Scenarii de utilizare (</w:t>
-        </w:r>
-        <w:proofErr w:type="spellStart"/>
-        <w:r>
-          <w:rPr>
-            <w:rFonts w:ascii="Times New Roman" w:eastAsia="Times New Roman" w:hAnsi="Times New Roman" w:cs="Times New Roman"/>
-            <w:sz w:val="24"/>
-            <w:szCs w:val="24"/>
-          </w:rPr>
-          <w:t>Use</w:t>
-        </w:r>
-        <w:proofErr w:type="spellEnd"/>
-        <w:r>
-          <w:rPr>
-            <w:rFonts w:ascii="Times New Roman" w:eastAsia="Times New Roman" w:hAnsi="Times New Roman" w:cs="Times New Roman"/>
-            <w:sz w:val="24"/>
-            <w:szCs w:val="24"/>
-          </w:rPr>
-          <w:t xml:space="preserve"> </w:t>
-        </w:r>
-        <w:proofErr w:type="spellStart"/>
-        <w:r>
-          <w:rPr>
-            <w:rFonts w:ascii="Times New Roman" w:eastAsia="Times New Roman" w:hAnsi="Times New Roman" w:cs="Times New Roman"/>
-            <w:sz w:val="24"/>
-            <w:szCs w:val="24"/>
-          </w:rPr>
-          <w:t>Cases</w:t>
-        </w:r>
-        <w:proofErr w:type="spellEnd"/>
-        <w:r>
-          <w:rPr>
-            <w:rFonts w:ascii="Times New Roman" w:eastAsia="Times New Roman" w:hAnsi="Times New Roman" w:cs="Times New Roman"/>
-            <w:sz w:val="24"/>
-            <w:szCs w:val="24"/>
-          </w:rPr>
-          <w:t>)</w:t>
+          <w:t>Scenarii de utilizare (Use Cases)</w:t>
         </w:r>
       </w:hyperlink>
     </w:p>
@@ -949,19 +829,8 @@
             <w:sz w:val="24"/>
             <w:szCs w:val="24"/>
           </w:rPr>
-          <w:t xml:space="preserve">Diagrama </w:t>
+          <w:t>Diagrama Gantt</w:t>
         </w:r>
-        <w:proofErr w:type="spellStart"/>
-        <w:r>
-          <w:rPr>
-            <w:rFonts w:ascii="Times New Roman" w:eastAsia="Times New Roman" w:hAnsi="Times New Roman" w:cs="Times New Roman"/>
-            <w:b/>
-            <w:sz w:val="24"/>
-            <w:szCs w:val="24"/>
-          </w:rPr>
-          <w:t>Gantt</w:t>
-        </w:r>
-        <w:proofErr w:type="spellEnd"/>
       </w:hyperlink>
     </w:p>
     <w:p>
@@ -1036,19 +905,8 @@
           <w:sz w:val="24"/>
           <w:szCs w:val="24"/>
         </w:rPr>
-        <w:t xml:space="preserve">Procentul de </w:t>
-      </w:r>
-      <w:proofErr w:type="spellStart"/>
-      <w:r>
-        <w:rPr>
-          <w:rFonts w:ascii="Times New Roman" w:eastAsia="Times New Roman" w:hAnsi="Times New Roman" w:cs="Times New Roman"/>
-          <w:bCs/>
-          <w:sz w:val="24"/>
-          <w:szCs w:val="24"/>
-        </w:rPr>
-        <w:t>coverage</w:t>
-      </w:r>
-      <w:proofErr w:type="spellEnd"/>
+        <w:t>Procentul de coverage</w:t>
+      </w:r>
     </w:p>
     <w:p>
       <w:pPr>
@@ -1073,47 +931,7 @@
             <w:sz w:val="24"/>
             <w:szCs w:val="24"/>
           </w:rPr>
-          <w:t xml:space="preserve">Test </w:t>
-        </w:r>
-        <w:proofErr w:type="spellStart"/>
-        <w:r>
-          <w:rPr>
-            <w:rFonts w:ascii="Times New Roman" w:eastAsia="Times New Roman" w:hAnsi="Times New Roman" w:cs="Times New Roman"/>
-            <w:b/>
-            <w:sz w:val="24"/>
-            <w:szCs w:val="24"/>
-          </w:rPr>
-          <w:t>Driven</w:t>
-        </w:r>
-        <w:proofErr w:type="spellEnd"/>
-        <w:r>
-          <w:rPr>
-            <w:rFonts w:ascii="Times New Roman" w:eastAsia="Times New Roman" w:hAnsi="Times New Roman" w:cs="Times New Roman"/>
-            <w:b/>
-            <w:sz w:val="24"/>
-            <w:szCs w:val="24"/>
-          </w:rPr>
-          <w:t xml:space="preserve"> </w:t>
-        </w:r>
-        <w:proofErr w:type="spellStart"/>
-        <w:r>
-          <w:rPr>
-            <w:rFonts w:ascii="Times New Roman" w:eastAsia="Times New Roman" w:hAnsi="Times New Roman" w:cs="Times New Roman"/>
-            <w:b/>
-            <w:sz w:val="24"/>
-            <w:szCs w:val="24"/>
-          </w:rPr>
-          <w:t>Development</w:t>
-        </w:r>
-        <w:proofErr w:type="spellEnd"/>
-        <w:r>
-          <w:rPr>
-            <w:rFonts w:ascii="Times New Roman" w:eastAsia="Times New Roman" w:hAnsi="Times New Roman" w:cs="Times New Roman"/>
-            <w:b/>
-            <w:sz w:val="24"/>
-            <w:szCs w:val="24"/>
-          </w:rPr>
-          <w:t xml:space="preserve"> (TDD)</w:t>
+          <w:t>Test Driven Development (TDD)</w:t>
         </w:r>
       </w:hyperlink>
     </w:p>
@@ -1189,9 +1007,8 @@
           <w:sz w:val="24"/>
           <w:szCs w:val="24"/>
         </w:rPr>
-        <w:t xml:space="preserve">Pair </w:t>
-      </w:r>
-      <w:proofErr w:type="spellStart"/>
+        <w:t>Pair Programming</w:t>
+      </w:r>
       <w:r>
         <w:rPr>
           <w:rFonts w:ascii="Times New Roman" w:eastAsia="Times New Roman" w:hAnsi="Times New Roman" w:cs="Times New Roman"/>
@@ -1199,37 +1016,7 @@
           <w:sz w:val="24"/>
           <w:szCs w:val="24"/>
         </w:rPr>
-        <w:t>Programming</w:t>
-      </w:r>
-      <w:proofErr w:type="spellEnd"/>
-      <w:r>
-        <w:rPr>
-          <w:rFonts w:ascii="Times New Roman" w:eastAsia="Times New Roman" w:hAnsi="Times New Roman" w:cs="Times New Roman"/>
-          <w:b/>
-          <w:sz w:val="24"/>
-          <w:szCs w:val="24"/>
-        </w:rPr>
-        <w:t xml:space="preserve"> </w:t>
-      </w:r>
-      <w:proofErr w:type="spellStart"/>
-      <w:r>
-        <w:rPr>
-          <w:rFonts w:ascii="Times New Roman" w:eastAsia="Times New Roman" w:hAnsi="Times New Roman" w:cs="Times New Roman"/>
-          <w:b/>
-          <w:sz w:val="24"/>
-          <w:szCs w:val="24"/>
-        </w:rPr>
-        <w:t>vs</w:t>
-      </w:r>
-      <w:proofErr w:type="spellEnd"/>
-      <w:r>
-        <w:rPr>
-          <w:rFonts w:ascii="Times New Roman" w:eastAsia="Times New Roman" w:hAnsi="Times New Roman" w:cs="Times New Roman"/>
-          <w:b/>
-          <w:sz w:val="24"/>
-          <w:szCs w:val="24"/>
-        </w:rPr>
-        <w:t xml:space="preserve"> individual</w:t>
+        <w:t xml:space="preserve"> vs individual</w:t>
       </w:r>
       <w:r>
         <w:rPr>
@@ -1314,39 +1101,8 @@
             <w:sz w:val="24"/>
             <w:szCs w:val="24"/>
           </w:rPr>
-          <w:t xml:space="preserve">Sprint </w:t>
+          <w:t>Sprint Daily Standups</w:t>
         </w:r>
-        <w:proofErr w:type="spellStart"/>
-        <w:r>
-          <w:rPr>
-            <w:rFonts w:ascii="Times New Roman" w:eastAsia="Times New Roman" w:hAnsi="Times New Roman" w:cs="Times New Roman"/>
-            <w:b/>
-            <w:sz w:val="24"/>
-            <w:szCs w:val="24"/>
-          </w:rPr>
-          <w:t>Daily</w:t>
-        </w:r>
-        <w:proofErr w:type="spellEnd"/>
-        <w:r>
-          <w:rPr>
-            <w:rFonts w:ascii="Times New Roman" w:eastAsia="Times New Roman" w:hAnsi="Times New Roman" w:cs="Times New Roman"/>
-            <w:b/>
-            <w:sz w:val="24"/>
-            <w:szCs w:val="24"/>
-          </w:rPr>
-          <w:t xml:space="preserve"> </w:t>
-        </w:r>
-        <w:proofErr w:type="spellStart"/>
-        <w:r>
-          <w:rPr>
-            <w:rFonts w:ascii="Times New Roman" w:eastAsia="Times New Roman" w:hAnsi="Times New Roman" w:cs="Times New Roman"/>
-            <w:b/>
-            <w:sz w:val="24"/>
-            <w:szCs w:val="24"/>
-          </w:rPr>
-          <w:t>Standups</w:t>
-        </w:r>
-        <w:proofErr w:type="spellEnd"/>
       </w:hyperlink>
     </w:p>
     <w:p>
@@ -1616,43 +1372,7 @@
           <w:sz w:val="24"/>
           <w:szCs w:val="24"/>
         </w:rPr>
-        <w:t xml:space="preserve">Scopul acestui document este de a detalia cerințele funcționale și nefuncționale pentru dezvoltarea aplicației mobile </w:t>
-      </w:r>
-      <w:proofErr w:type="spellStart"/>
-      <w:r>
-        <w:rPr>
-          <w:rFonts w:ascii="Times New Roman" w:eastAsia="Times New Roman" w:hAnsi="Times New Roman" w:cs="Times New Roman"/>
-          <w:sz w:val="24"/>
-          <w:szCs w:val="24"/>
-        </w:rPr>
-        <w:t>Artists</w:t>
-      </w:r>
-      <w:proofErr w:type="spellEnd"/>
-      <w:r>
-        <w:rPr>
-          <w:rFonts w:ascii="Times New Roman" w:eastAsia="Times New Roman" w:hAnsi="Times New Roman" w:cs="Times New Roman"/>
-          <w:sz w:val="24"/>
-          <w:szCs w:val="24"/>
-        </w:rPr>
-        <w:t xml:space="preserve"> Land, care promovează arta contemporană și susține artiștii în dezvoltarea carierei lor. Documentul oferă o descriere clară a funcționalităților aplicației, așteptările utilizatorilor și constrângerile tehnice, servind drept ghid pentru echipa de dezvoltare și </w:t>
-      </w:r>
-      <w:proofErr w:type="spellStart"/>
-      <w:r>
-        <w:rPr>
-          <w:rFonts w:ascii="Times New Roman" w:eastAsia="Times New Roman" w:hAnsi="Times New Roman" w:cs="Times New Roman"/>
-          <w:sz w:val="24"/>
-          <w:szCs w:val="24"/>
-        </w:rPr>
-        <w:t>stakeholderi</w:t>
-      </w:r>
-      <w:proofErr w:type="spellEnd"/>
-      <w:r>
-        <w:rPr>
-          <w:rFonts w:ascii="Times New Roman" w:eastAsia="Times New Roman" w:hAnsi="Times New Roman" w:cs="Times New Roman"/>
-          <w:sz w:val="24"/>
-          <w:szCs w:val="24"/>
-        </w:rPr>
-        <w:t>.</w:t>
+        <w:t>Scopul acestui document este de a detalia cerințele funcționale și nefuncționale pentru dezvoltarea aplicației mobile Artists Land, care promovează arta contemporană și susține artiștii în dezvoltarea carierei lor. Documentul oferă o descriere clară a funcționalităților aplicației, așteptările utilizatorilor și constrângerile tehnice, servind drept ghid pentru echipa de dezvoltare și stakeholderi.</w:t>
       </w:r>
     </w:p>
     <w:p>
@@ -1873,25 +1593,7 @@
           <w:sz w:val="24"/>
           <w:szCs w:val="24"/>
         </w:rPr>
-        <w:t xml:space="preserve"> prin funcționalități precum </w:t>
-      </w:r>
-      <w:proofErr w:type="spellStart"/>
-      <w:r>
-        <w:rPr>
-          <w:rFonts w:ascii="Times New Roman" w:eastAsia="Times New Roman" w:hAnsi="Times New Roman" w:cs="Times New Roman"/>
-          <w:sz w:val="24"/>
-          <w:szCs w:val="24"/>
-        </w:rPr>
-        <w:t>feed-ul</w:t>
-      </w:r>
-      <w:proofErr w:type="spellEnd"/>
-      <w:r>
-        <w:rPr>
-          <w:rFonts w:ascii="Times New Roman" w:eastAsia="Times New Roman" w:hAnsi="Times New Roman" w:cs="Times New Roman"/>
-          <w:sz w:val="24"/>
-          <w:szCs w:val="24"/>
-        </w:rPr>
-        <w:t xml:space="preserve"> principal</w:t>
+        <w:t xml:space="preserve"> prin funcționalități precum feed-ul principal</w:t>
       </w:r>
       <w:r>
         <w:rPr>
@@ -1907,25 +1609,7 @@
           <w:sz w:val="24"/>
           <w:szCs w:val="24"/>
         </w:rPr>
-        <w:t xml:space="preserve"> chat-</w:t>
-      </w:r>
-      <w:proofErr w:type="spellStart"/>
-      <w:r>
-        <w:rPr>
-          <w:rFonts w:ascii="Times New Roman" w:eastAsia="Times New Roman" w:hAnsi="Times New Roman" w:cs="Times New Roman"/>
-          <w:sz w:val="24"/>
-          <w:szCs w:val="24"/>
-        </w:rPr>
-        <w:t>ul</w:t>
-      </w:r>
-      <w:proofErr w:type="spellEnd"/>
-      <w:r>
-        <w:rPr>
-          <w:rFonts w:ascii="Times New Roman" w:eastAsia="Times New Roman" w:hAnsi="Times New Roman" w:cs="Times New Roman"/>
-          <w:sz w:val="24"/>
-          <w:szCs w:val="24"/>
-        </w:rPr>
-        <w:t xml:space="preserve"> interactiv.</w:t>
+        <w:t xml:space="preserve"> chat-ul interactiv.</w:t>
       </w:r>
     </w:p>
     <w:p>
@@ -1957,61 +1641,7 @@
           <w:sz w:val="24"/>
           <w:szCs w:val="24"/>
         </w:rPr>
-        <w:t xml:space="preserve"> printr-un sistem de </w:t>
-      </w:r>
-      <w:proofErr w:type="spellStart"/>
-      <w:r>
-        <w:rPr>
-          <w:rFonts w:ascii="Times New Roman" w:eastAsia="Times New Roman" w:hAnsi="Times New Roman" w:cs="Times New Roman"/>
-          <w:sz w:val="24"/>
-          <w:szCs w:val="24"/>
-        </w:rPr>
-        <w:t>token</w:t>
-      </w:r>
-      <w:proofErr w:type="spellEnd"/>
-      <w:r>
-        <w:rPr>
-          <w:rFonts w:ascii="Times New Roman" w:eastAsia="Times New Roman" w:hAnsi="Times New Roman" w:cs="Times New Roman"/>
-          <w:sz w:val="24"/>
-          <w:szCs w:val="24"/>
-        </w:rPr>
-        <w:t xml:space="preserve">-uri și nivele personalizate, </w:t>
-      </w:r>
-      <w:proofErr w:type="spellStart"/>
-      <w:r>
-        <w:rPr>
-          <w:rFonts w:ascii="Times New Roman" w:eastAsia="Times New Roman" w:hAnsi="Times New Roman" w:cs="Times New Roman"/>
-          <w:sz w:val="24"/>
-          <w:szCs w:val="24"/>
-        </w:rPr>
-        <w:t>prioritizând</w:t>
-      </w:r>
-      <w:proofErr w:type="spellEnd"/>
-      <w:r>
-        <w:rPr>
-          <w:rFonts w:ascii="Times New Roman" w:eastAsia="Times New Roman" w:hAnsi="Times New Roman" w:cs="Times New Roman"/>
-          <w:sz w:val="24"/>
-          <w:szCs w:val="24"/>
-        </w:rPr>
-        <w:t xml:space="preserve"> vizibilitatea acestora în </w:t>
-      </w:r>
-      <w:proofErr w:type="spellStart"/>
-      <w:r>
-        <w:rPr>
-          <w:rFonts w:ascii="Times New Roman" w:eastAsia="Times New Roman" w:hAnsi="Times New Roman" w:cs="Times New Roman"/>
-          <w:sz w:val="24"/>
-          <w:szCs w:val="24"/>
-        </w:rPr>
-        <w:t>feed-ul</w:t>
-      </w:r>
-      <w:proofErr w:type="spellEnd"/>
-      <w:r>
-        <w:rPr>
-          <w:rFonts w:ascii="Times New Roman" w:eastAsia="Times New Roman" w:hAnsi="Times New Roman" w:cs="Times New Roman"/>
-          <w:sz w:val="24"/>
-          <w:szCs w:val="24"/>
-        </w:rPr>
-        <w:t xml:space="preserve"> principal.</w:t>
+        <w:t xml:space="preserve"> printr-un sistem de token-uri și nivele personalizate, prioritizând vizibilitatea acestora în feed-ul principal.</w:t>
       </w:r>
     </w:p>
     <w:p>
@@ -2130,7 +1760,6 @@
         </w:rPr>
         <w:t xml:space="preserve">Aplicația </w:t>
       </w:r>
-      <w:proofErr w:type="spellStart"/>
       <w:r>
         <w:rPr>
           <w:rFonts w:ascii="Times New Roman" w:eastAsia="Times New Roman" w:hAnsi="Times New Roman" w:cs="Times New Roman"/>
@@ -2138,17 +1767,7 @@
           <w:sz w:val="24"/>
           <w:szCs w:val="24"/>
         </w:rPr>
-        <w:t>Artists</w:t>
-      </w:r>
-      <w:proofErr w:type="spellEnd"/>
-      <w:r>
-        <w:rPr>
-          <w:rFonts w:ascii="Times New Roman" w:eastAsia="Times New Roman" w:hAnsi="Times New Roman" w:cs="Times New Roman"/>
-          <w:i/>
-          <w:sz w:val="24"/>
-          <w:szCs w:val="24"/>
-        </w:rPr>
-        <w:t xml:space="preserve"> Land</w:t>
+        <w:t>Artists Land</w:t>
       </w:r>
       <w:r>
         <w:rPr>
@@ -2223,25 +1842,7 @@
           <w:sz w:val="24"/>
           <w:szCs w:val="24"/>
         </w:rPr>
-        <w:t xml:space="preserve"> printr-un </w:t>
-      </w:r>
-      <w:proofErr w:type="spellStart"/>
-      <w:r>
-        <w:rPr>
-          <w:rFonts w:ascii="Times New Roman" w:eastAsia="Times New Roman" w:hAnsi="Times New Roman" w:cs="Times New Roman"/>
-          <w:sz w:val="24"/>
-          <w:szCs w:val="24"/>
-        </w:rPr>
-        <w:t>feed</w:t>
-      </w:r>
-      <w:proofErr w:type="spellEnd"/>
-      <w:r>
-        <w:rPr>
-          <w:rFonts w:ascii="Times New Roman" w:eastAsia="Times New Roman" w:hAnsi="Times New Roman" w:cs="Times New Roman"/>
-          <w:sz w:val="24"/>
-          <w:szCs w:val="24"/>
-        </w:rPr>
-        <w:t xml:space="preserve"> centralizat cu lucrări creative accesibile oricui.</w:t>
+        <w:t xml:space="preserve"> printr-un feed centralizat cu lucrări creative accesibile oricui.</w:t>
       </w:r>
     </w:p>
     <w:p>
@@ -2273,25 +1874,7 @@
           <w:sz w:val="24"/>
           <w:szCs w:val="24"/>
         </w:rPr>
-        <w:t xml:space="preserve"> prin intermediul funcționalităților interactive, precum chat-</w:t>
-      </w:r>
-      <w:proofErr w:type="spellStart"/>
-      <w:r>
-        <w:rPr>
-          <w:rFonts w:ascii="Times New Roman" w:eastAsia="Times New Roman" w:hAnsi="Times New Roman" w:cs="Times New Roman"/>
-          <w:sz w:val="24"/>
-          <w:szCs w:val="24"/>
-        </w:rPr>
-        <w:t>ul</w:t>
-      </w:r>
-      <w:proofErr w:type="spellEnd"/>
-      <w:r>
-        <w:rPr>
-          <w:rFonts w:ascii="Times New Roman" w:eastAsia="Times New Roman" w:hAnsi="Times New Roman" w:cs="Times New Roman"/>
-          <w:sz w:val="24"/>
-          <w:szCs w:val="24"/>
-        </w:rPr>
-        <w:t>.</w:t>
+        <w:t xml:space="preserve"> prin intermediul funcționalităților interactive, precum chat-ul.</w:t>
       </w:r>
     </w:p>
     <w:p>
@@ -2365,34 +1948,14 @@
         </w:rPr>
         <w:t xml:space="preserve"> </w:t>
       </w:r>
-      <w:proofErr w:type="spellStart"/>
-      <w:r>
-        <w:rPr>
-          <w:rFonts w:ascii="Times New Roman" w:eastAsia="Times New Roman" w:hAnsi="Times New Roman" w:cs="Times New Roman"/>
-          <w:sz w:val="24"/>
-          <w:szCs w:val="24"/>
-        </w:rPr>
-        <w:t>prioritizată</w:t>
-      </w:r>
-      <w:proofErr w:type="spellEnd"/>
-      <w:r>
-        <w:rPr>
-          <w:rFonts w:ascii="Times New Roman" w:eastAsia="Times New Roman" w:hAnsi="Times New Roman" w:cs="Times New Roman"/>
-          <w:sz w:val="24"/>
-          <w:szCs w:val="24"/>
-        </w:rPr>
-        <w:t xml:space="preserve"> a postărilor în </w:t>
-      </w:r>
-      <w:proofErr w:type="spellStart"/>
-      <w:r>
-        <w:rPr>
-          <w:rFonts w:ascii="Times New Roman" w:eastAsia="Times New Roman" w:hAnsi="Times New Roman" w:cs="Times New Roman"/>
-          <w:sz w:val="24"/>
-          <w:szCs w:val="24"/>
-        </w:rPr>
-        <w:t>feed</w:t>
-      </w:r>
-      <w:proofErr w:type="spellEnd"/>
+      <w:r>
+        <w:rPr>
+          <w:rFonts w:ascii="Times New Roman" w:eastAsia="Times New Roman" w:hAnsi="Times New Roman" w:cs="Times New Roman"/>
+          <w:sz w:val="24"/>
+          <w:szCs w:val="24"/>
+        </w:rPr>
+        <w:t>prioritizată a postărilor în feed</w:t>
+      </w:r>
       <w:r>
         <w:rPr>
           <w:rFonts w:ascii="Times New Roman" w:eastAsia="Times New Roman" w:hAnsi="Times New Roman" w:cs="Times New Roman"/>
@@ -2496,7 +2059,6 @@
         </w:rPr>
         <w:t xml:space="preserve">Prin integrarea tehnologiei moderne, </w:t>
       </w:r>
-      <w:proofErr w:type="spellStart"/>
       <w:r>
         <w:rPr>
           <w:rFonts w:ascii="Times New Roman" w:eastAsia="Times New Roman" w:hAnsi="Times New Roman" w:cs="Times New Roman"/>
@@ -2504,17 +2066,7 @@
           <w:sz w:val="24"/>
           <w:szCs w:val="24"/>
         </w:rPr>
-        <w:t>Artists</w:t>
-      </w:r>
-      <w:proofErr w:type="spellEnd"/>
-      <w:r>
-        <w:rPr>
-          <w:rFonts w:ascii="Times New Roman" w:eastAsia="Times New Roman" w:hAnsi="Times New Roman" w:cs="Times New Roman"/>
-          <w:i/>
-          <w:sz w:val="24"/>
-          <w:szCs w:val="24"/>
-        </w:rPr>
-        <w:t xml:space="preserve"> Land</w:t>
+        <w:t>Artists Land</w:t>
       </w:r>
       <w:r>
         <w:rPr>
@@ -2647,7 +2199,6 @@
         </w:rPr>
         <w:t xml:space="preserve">Aplicația </w:t>
       </w:r>
-      <w:proofErr w:type="spellStart"/>
       <w:r>
         <w:rPr>
           <w:rFonts w:ascii="Times New Roman" w:eastAsia="Times New Roman" w:hAnsi="Times New Roman" w:cs="Times New Roman"/>
@@ -2655,17 +2206,7 @@
           <w:sz w:val="24"/>
           <w:szCs w:val="24"/>
         </w:rPr>
-        <w:t>Artists</w:t>
-      </w:r>
-      <w:proofErr w:type="spellEnd"/>
-      <w:r>
-        <w:rPr>
-          <w:rFonts w:ascii="Times New Roman" w:eastAsia="Times New Roman" w:hAnsi="Times New Roman" w:cs="Times New Roman"/>
-          <w:i/>
-          <w:sz w:val="24"/>
-          <w:szCs w:val="24"/>
-        </w:rPr>
-        <w:t xml:space="preserve"> Land</w:t>
+        <w:t>Artists Land</w:t>
       </w:r>
       <w:r>
         <w:rPr>
@@ -2749,25 +2290,7 @@
           <w:sz w:val="24"/>
           <w:szCs w:val="24"/>
         </w:rPr>
-        <w:t>Facilitarea interacțiunii directe dintre artiști și utilizatori prin funcționalități intuitive precum chat-</w:t>
-      </w:r>
-      <w:proofErr w:type="spellStart"/>
-      <w:r>
-        <w:rPr>
-          <w:rFonts w:ascii="Times New Roman" w:eastAsia="Times New Roman" w:hAnsi="Times New Roman" w:cs="Times New Roman"/>
-          <w:sz w:val="24"/>
-          <w:szCs w:val="24"/>
-        </w:rPr>
-        <w:t>ul</w:t>
-      </w:r>
-      <w:proofErr w:type="spellEnd"/>
-      <w:r>
-        <w:rPr>
-          <w:rFonts w:ascii="Times New Roman" w:eastAsia="Times New Roman" w:hAnsi="Times New Roman" w:cs="Times New Roman"/>
-          <w:sz w:val="24"/>
-          <w:szCs w:val="24"/>
-        </w:rPr>
-        <w:t>.</w:t>
+        <w:t>Facilitarea interacțiunii directe dintre artiști și utilizatori prin funcționalități intuitive precum chat-ul.</w:t>
       </w:r>
     </w:p>
     <w:p>
@@ -2790,25 +2313,7 @@
           <w:sz w:val="24"/>
           <w:szCs w:val="24"/>
         </w:rPr>
-        <w:t xml:space="preserve">Promovarea egală a artiștilor, indiferent de nivelul lor de notorietate, printr-un sistem de vizibilitate bazat pe </w:t>
-      </w:r>
-      <w:proofErr w:type="spellStart"/>
-      <w:r>
-        <w:rPr>
-          <w:rFonts w:ascii="Times New Roman" w:eastAsia="Times New Roman" w:hAnsi="Times New Roman" w:cs="Times New Roman"/>
-          <w:sz w:val="24"/>
-          <w:szCs w:val="24"/>
-        </w:rPr>
-        <w:t>token</w:t>
-      </w:r>
-      <w:proofErr w:type="spellEnd"/>
-      <w:r>
-        <w:rPr>
-          <w:rFonts w:ascii="Times New Roman" w:eastAsia="Times New Roman" w:hAnsi="Times New Roman" w:cs="Times New Roman"/>
-          <w:sz w:val="24"/>
-          <w:szCs w:val="24"/>
-        </w:rPr>
-        <w:t>-uri și niveluri personalizate.</w:t>
+        <w:t>Promovarea egală a artiștilor, indiferent de nivelul lor de notorietate, printr-un sistem de vizibilitate bazat pe token-uri și niveluri personalizate.</w:t>
       </w:r>
     </w:p>
     <w:p>
@@ -2877,7 +2382,6 @@
         </w:rPr>
         <w:t xml:space="preserve">Aplicația </w:t>
       </w:r>
-      <w:proofErr w:type="spellStart"/>
       <w:r>
         <w:rPr>
           <w:rFonts w:ascii="Times New Roman" w:eastAsia="Times New Roman" w:hAnsi="Times New Roman" w:cs="Times New Roman"/>
@@ -2885,17 +2389,7 @@
           <w:sz w:val="24"/>
           <w:szCs w:val="24"/>
         </w:rPr>
-        <w:t>Artists</w:t>
-      </w:r>
-      <w:proofErr w:type="spellEnd"/>
-      <w:r>
-        <w:rPr>
-          <w:rFonts w:ascii="Times New Roman" w:eastAsia="Times New Roman" w:hAnsi="Times New Roman" w:cs="Times New Roman"/>
-          <w:b/>
-          <w:sz w:val="24"/>
-          <w:szCs w:val="24"/>
-        </w:rPr>
-        <w:t xml:space="preserve"> Land</w:t>
+        <w:t>Artists Land</w:t>
       </w:r>
       <w:r>
         <w:rPr>
@@ -3079,25 +2573,7 @@
           <w:sz w:val="24"/>
           <w:szCs w:val="24"/>
         </w:rPr>
-        <w:t xml:space="preserve"> printr-un sistem de </w:t>
-      </w:r>
-      <w:proofErr w:type="spellStart"/>
-      <w:r>
-        <w:rPr>
-          <w:rFonts w:ascii="Times New Roman" w:eastAsia="Times New Roman" w:hAnsi="Times New Roman" w:cs="Times New Roman"/>
-          <w:sz w:val="24"/>
-          <w:szCs w:val="24"/>
-        </w:rPr>
-        <w:t>token</w:t>
-      </w:r>
-      <w:proofErr w:type="spellEnd"/>
-      <w:r>
-        <w:rPr>
-          <w:rFonts w:ascii="Times New Roman" w:eastAsia="Times New Roman" w:hAnsi="Times New Roman" w:cs="Times New Roman"/>
-          <w:sz w:val="24"/>
-          <w:szCs w:val="24"/>
-        </w:rPr>
-        <w:t>-uri, care le permite să își promoveze lucrările în funcție de bugetul disponibil.</w:t>
+        <w:t xml:space="preserve"> printr-un sistem de token-uri, care le permite să își promoveze lucrările în funcție de bugetul disponibil.</w:t>
       </w:r>
     </w:p>
     <w:p>
@@ -3147,7 +2623,6 @@
       </w:pPr>
       <w:bookmarkStart w:id="6" w:name="3dy6vkm" w:colFirst="0" w:colLast="0"/>
       <w:bookmarkEnd w:id="6"/>
-      <w:proofErr w:type="spellStart"/>
       <w:r>
         <w:rPr>
           <w:rFonts w:ascii="Times New Roman" w:eastAsia="Times New Roman" w:hAnsi="Times New Roman" w:cs="Times New Roman"/>
@@ -3158,7 +2633,6 @@
         </w:rPr>
         <w:t>Stakeholderi</w:t>
       </w:r>
-      <w:proofErr w:type="spellEnd"/>
       <w:r>
         <w:rPr>
           <w:rFonts w:ascii="Times New Roman" w:eastAsia="Times New Roman" w:hAnsi="Times New Roman" w:cs="Times New Roman"/>
@@ -3278,27 +2752,7 @@
           <w:u w:val="single"/>
         </w:rPr>
         <w:lastRenderedPageBreak/>
-        <w:t>Părțile interesate (</w:t>
-      </w:r>
-      <w:proofErr w:type="spellStart"/>
-      <w:r>
-        <w:rPr>
-          <w:rFonts w:ascii="Times New Roman" w:eastAsia="Times New Roman" w:hAnsi="Times New Roman" w:cs="Times New Roman"/>
-          <w:sz w:val="24"/>
-          <w:szCs w:val="24"/>
-          <w:u w:val="single"/>
-        </w:rPr>
-        <w:t>stakeholderii</w:t>
-      </w:r>
-      <w:proofErr w:type="spellEnd"/>
-      <w:r>
-        <w:rPr>
-          <w:rFonts w:ascii="Times New Roman" w:eastAsia="Times New Roman" w:hAnsi="Times New Roman" w:cs="Times New Roman"/>
-          <w:sz w:val="24"/>
-          <w:szCs w:val="24"/>
-          <w:u w:val="single"/>
-        </w:rPr>
-        <w:t xml:space="preserve"> externi):</w:t>
+        <w:t>Părțile interesate (stakeholderii externi):</w:t>
       </w:r>
     </w:p>
     <w:p>
@@ -3344,25 +2798,7 @@
           <w:sz w:val="24"/>
           <w:szCs w:val="24"/>
         </w:rPr>
-        <w:t xml:space="preserve">Investitorii sau sponsorii: Cei care susțin financiar dezvoltarea aplicației și doresc să obțină venituri din funcționalitățile </w:t>
-      </w:r>
-      <w:proofErr w:type="spellStart"/>
-      <w:r>
-        <w:rPr>
-          <w:rFonts w:ascii="Times New Roman" w:eastAsia="Times New Roman" w:hAnsi="Times New Roman" w:cs="Times New Roman"/>
-          <w:sz w:val="24"/>
-          <w:szCs w:val="24"/>
-        </w:rPr>
-        <w:t>premium</w:t>
-      </w:r>
-      <w:proofErr w:type="spellEnd"/>
-      <w:r>
-        <w:rPr>
-          <w:rFonts w:ascii="Times New Roman" w:eastAsia="Times New Roman" w:hAnsi="Times New Roman" w:cs="Times New Roman"/>
-          <w:sz w:val="24"/>
-          <w:szCs w:val="24"/>
-        </w:rPr>
-        <w:t>.</w:t>
+        <w:t>Investitorii sau sponsorii: Cei care susțin financiar dezvoltarea aplicației și doresc să obțină venituri din funcționalitățile premium.</w:t>
       </w:r>
     </w:p>
     <w:p>
@@ -3553,25 +2989,7 @@
           <w:sz w:val="24"/>
           <w:szCs w:val="24"/>
         </w:rPr>
-        <w:t xml:space="preserve"> </w:t>
-      </w:r>
-      <w:proofErr w:type="spellStart"/>
-      <w:r>
-        <w:rPr>
-          <w:rFonts w:ascii="Times New Roman" w:eastAsia="Times New Roman" w:hAnsi="Times New Roman" w:cs="Times New Roman"/>
-          <w:sz w:val="24"/>
-          <w:szCs w:val="24"/>
-        </w:rPr>
-        <w:t>Feed</w:t>
-      </w:r>
-      <w:proofErr w:type="spellEnd"/>
-      <w:r>
-        <w:rPr>
-          <w:rFonts w:ascii="Times New Roman" w:eastAsia="Times New Roman" w:hAnsi="Times New Roman" w:cs="Times New Roman"/>
-          <w:sz w:val="24"/>
-          <w:szCs w:val="24"/>
-        </w:rPr>
-        <w:t xml:space="preserve"> principal (Home Page) </w:t>
+        <w:t xml:space="preserve"> Feed principal (Home Page) </w:t>
       </w:r>
     </w:p>
     <w:p>
@@ -3870,43 +3288,7 @@
           <w:sz w:val="24"/>
           <w:szCs w:val="24"/>
         </w:rPr>
-        <w:t xml:space="preserve">Artiștii pot achiziționa </w:t>
-      </w:r>
-      <w:proofErr w:type="spellStart"/>
-      <w:r>
-        <w:rPr>
-          <w:rFonts w:ascii="Times New Roman" w:eastAsia="Times New Roman" w:hAnsi="Times New Roman" w:cs="Times New Roman"/>
-          <w:sz w:val="24"/>
-          <w:szCs w:val="24"/>
-        </w:rPr>
-        <w:t>token</w:t>
-      </w:r>
-      <w:proofErr w:type="spellEnd"/>
-      <w:r>
-        <w:rPr>
-          <w:rFonts w:ascii="Times New Roman" w:eastAsia="Times New Roman" w:hAnsi="Times New Roman" w:cs="Times New Roman"/>
-          <w:sz w:val="24"/>
-          <w:szCs w:val="24"/>
-        </w:rPr>
-        <w:t xml:space="preserve">-uri pentru a crește vizibilitatea postărilor în </w:t>
-      </w:r>
-      <w:proofErr w:type="spellStart"/>
-      <w:r>
-        <w:rPr>
-          <w:rFonts w:ascii="Times New Roman" w:eastAsia="Times New Roman" w:hAnsi="Times New Roman" w:cs="Times New Roman"/>
-          <w:sz w:val="24"/>
-          <w:szCs w:val="24"/>
-        </w:rPr>
-        <w:t>feed</w:t>
-      </w:r>
-      <w:proofErr w:type="spellEnd"/>
-      <w:r>
-        <w:rPr>
-          <w:rFonts w:ascii="Times New Roman" w:eastAsia="Times New Roman" w:hAnsi="Times New Roman" w:cs="Times New Roman"/>
-          <w:sz w:val="24"/>
-          <w:szCs w:val="24"/>
-        </w:rPr>
-        <w:t xml:space="preserve">.  </w:t>
+        <w:t xml:space="preserve">Artiștii pot achiziționa token-uri pentru a crește vizibilitatea postărilor în feed.  </w:t>
       </w:r>
     </w:p>
     <w:p>
@@ -3938,19 +3320,8 @@
           <w:sz w:val="24"/>
           <w:szCs w:val="24"/>
         </w:rPr>
-        <w:t xml:space="preserve">Personal </w:t>
-      </w:r>
-      <w:proofErr w:type="spellStart"/>
-      <w:r>
-        <w:rPr>
-          <w:rFonts w:ascii="Times New Roman" w:eastAsia="Times New Roman" w:hAnsi="Times New Roman" w:cs="Times New Roman"/>
-          <w:i/>
-          <w:sz w:val="24"/>
-          <w:szCs w:val="24"/>
-        </w:rPr>
-        <w:t>Level</w:t>
-      </w:r>
-      <w:proofErr w:type="spellEnd"/>
+        <w:t>Personal Level</w:t>
+      </w:r>
       <w:r>
         <w:rPr>
           <w:rFonts w:ascii="Times New Roman" w:eastAsia="Times New Roman" w:hAnsi="Times New Roman" w:cs="Times New Roman"/>
@@ -3981,7 +3352,7 @@
           <w:szCs w:val="24"/>
         </w:rPr>
         <w:lastRenderedPageBreak/>
-        <w:t xml:space="preserve"> Notificări în timp real </w:t>
+        <w:t>Ghid introductiv pentru utilizatori noi</w:t>
       </w:r>
     </w:p>
     <w:p>
@@ -4004,7 +3375,7 @@
           <w:sz w:val="24"/>
           <w:szCs w:val="24"/>
         </w:rPr>
-        <w:t>Utilizatorii primesc notificări despre mesaje noi, actualizări importante și alte evenimente relevante din aplicație.</w:t>
+        <w:t>Un tutorial interactiv, format din trei pagini, explică funcționalitățile aplicației. Acesta poate fi omis la alegerea utilizatorului.</w:t>
       </w:r>
     </w:p>
     <w:p>
@@ -4027,7 +3398,7 @@
           <w:sz w:val="24"/>
           <w:szCs w:val="24"/>
         </w:rPr>
-        <w:t>Ghid introductiv pentru utilizatori noi</w:t>
+        <w:t xml:space="preserve"> Administrarea financiară (pentru artiști) </w:t>
       </w:r>
     </w:p>
     <w:p>
@@ -4050,89 +3421,7 @@
           <w:sz w:val="24"/>
           <w:szCs w:val="24"/>
         </w:rPr>
-        <w:t xml:space="preserve">Un </w:t>
-      </w:r>
-      <w:proofErr w:type="spellStart"/>
-      <w:r>
-        <w:rPr>
-          <w:rFonts w:ascii="Times New Roman" w:eastAsia="Times New Roman" w:hAnsi="Times New Roman" w:cs="Times New Roman"/>
-          <w:sz w:val="24"/>
-          <w:szCs w:val="24"/>
-        </w:rPr>
-        <w:t>tutorial</w:t>
-      </w:r>
-      <w:proofErr w:type="spellEnd"/>
-      <w:r>
-        <w:rPr>
-          <w:rFonts w:ascii="Times New Roman" w:eastAsia="Times New Roman" w:hAnsi="Times New Roman" w:cs="Times New Roman"/>
-          <w:sz w:val="24"/>
-          <w:szCs w:val="24"/>
-        </w:rPr>
-        <w:t xml:space="preserve"> interactiv, format din trei pagini, explică funcționalitățile aplicației. Acesta poate fi omis la alegerea utilizatorului.</w:t>
-      </w:r>
-    </w:p>
-    <w:p>
-      <w:pPr>
-        <w:numPr>
-          <w:ilvl w:val="0"/>
-          <w:numId w:val="14"/>
-        </w:numPr>
-        <w:spacing w:after="0" w:line="360" w:lineRule="auto"/>
-        <w:jc w:val="both"/>
-        <w:rPr>
-          <w:rFonts w:ascii="Times New Roman" w:eastAsia="Times New Roman" w:hAnsi="Times New Roman" w:cs="Times New Roman"/>
-          <w:sz w:val="24"/>
-          <w:szCs w:val="24"/>
-        </w:rPr>
-      </w:pPr>
-      <w:r>
-        <w:rPr>
-          <w:rFonts w:ascii="Times New Roman" w:eastAsia="Times New Roman" w:hAnsi="Times New Roman" w:cs="Times New Roman"/>
-          <w:sz w:val="24"/>
-          <w:szCs w:val="24"/>
-        </w:rPr>
-        <w:t xml:space="preserve"> Administrarea financiară (pentru artiști) </w:t>
-      </w:r>
-    </w:p>
-    <w:p>
-      <w:pPr>
-        <w:numPr>
-          <w:ilvl w:val="1"/>
-          <w:numId w:val="14"/>
-        </w:numPr>
-        <w:spacing w:after="0" w:line="360" w:lineRule="auto"/>
-        <w:jc w:val="both"/>
-        <w:rPr>
-          <w:rFonts w:ascii="Times New Roman" w:eastAsia="Times New Roman" w:hAnsi="Times New Roman" w:cs="Times New Roman"/>
-          <w:sz w:val="24"/>
-          <w:szCs w:val="24"/>
-        </w:rPr>
-      </w:pPr>
-      <w:r>
-        <w:rPr>
-          <w:rFonts w:ascii="Times New Roman" w:eastAsia="Times New Roman" w:hAnsi="Times New Roman" w:cs="Times New Roman"/>
-          <w:sz w:val="24"/>
-          <w:szCs w:val="24"/>
-        </w:rPr>
-        <w:t xml:space="preserve">Posibilitatea de a adăuga fonduri în cont, care sunt convertite în </w:t>
-      </w:r>
-      <w:proofErr w:type="spellStart"/>
-      <w:r>
-        <w:rPr>
-          <w:rFonts w:ascii="Times New Roman" w:eastAsia="Times New Roman" w:hAnsi="Times New Roman" w:cs="Times New Roman"/>
-          <w:sz w:val="24"/>
-          <w:szCs w:val="24"/>
-        </w:rPr>
-        <w:t>token</w:t>
-      </w:r>
-      <w:proofErr w:type="spellEnd"/>
-      <w:r>
-        <w:rPr>
-          <w:rFonts w:ascii="Times New Roman" w:eastAsia="Times New Roman" w:hAnsi="Times New Roman" w:cs="Times New Roman"/>
-          <w:sz w:val="24"/>
-          <w:szCs w:val="24"/>
-        </w:rPr>
-        <w:t xml:space="preserve">-uri pentru promovarea lucrărilor.  </w:t>
+        <w:t xml:space="preserve">Posibilitatea de a adăuga fonduri în cont, care sunt convertite în token-uri pentru promovarea lucrărilor.  </w:t>
       </w:r>
     </w:p>
     <w:p>
@@ -4237,47 +3526,7 @@
           <w:sz w:val="28"/>
           <w:szCs w:val="28"/>
         </w:rPr>
-        <w:t>Scenarii de utilizare (</w:t>
-      </w:r>
-      <w:proofErr w:type="spellStart"/>
-      <w:r>
-        <w:rPr>
-          <w:rFonts w:ascii="Times New Roman" w:eastAsia="Times New Roman" w:hAnsi="Times New Roman" w:cs="Times New Roman"/>
-          <w:b/>
-          <w:sz w:val="28"/>
-          <w:szCs w:val="28"/>
-        </w:rPr>
-        <w:t>Use</w:t>
-      </w:r>
-      <w:proofErr w:type="spellEnd"/>
-      <w:r>
-        <w:rPr>
-          <w:rFonts w:ascii="Times New Roman" w:eastAsia="Times New Roman" w:hAnsi="Times New Roman" w:cs="Times New Roman"/>
-          <w:b/>
-          <w:sz w:val="28"/>
-          <w:szCs w:val="28"/>
-        </w:rPr>
-        <w:t xml:space="preserve"> </w:t>
-      </w:r>
-      <w:proofErr w:type="spellStart"/>
-      <w:r>
-        <w:rPr>
-          <w:rFonts w:ascii="Times New Roman" w:eastAsia="Times New Roman" w:hAnsi="Times New Roman" w:cs="Times New Roman"/>
-          <w:b/>
-          <w:sz w:val="28"/>
-          <w:szCs w:val="28"/>
-        </w:rPr>
-        <w:t>Cases</w:t>
-      </w:r>
-      <w:proofErr w:type="spellEnd"/>
-      <w:r>
-        <w:rPr>
-          <w:rFonts w:ascii="Times New Roman" w:eastAsia="Times New Roman" w:hAnsi="Times New Roman" w:cs="Times New Roman"/>
-          <w:b/>
-          <w:sz w:val="28"/>
-          <w:szCs w:val="28"/>
-        </w:rPr>
-        <w:t>)</w:t>
+        <w:t>Scenarii de utilizare (Use Cases)</w:t>
       </w:r>
     </w:p>
     <w:p>
@@ -4355,7 +3604,6 @@
           <w:sz w:val="28"/>
           <w:szCs w:val="28"/>
         </w:rPr>
-        <w:lastRenderedPageBreak/>
         <w:t>Diagrame funcționale</w:t>
       </w:r>
     </w:p>
@@ -4395,6 +3643,7 @@
           <w:sz w:val="24"/>
           <w:szCs w:val="24"/>
         </w:rPr>
+        <w:lastRenderedPageBreak/>
         <w:drawing>
           <wp:inline distT="114300" distB="114300" distL="114300" distR="114300" wp14:anchorId="2EDB1C6B" wp14:editId="26DE0DAA">
             <wp:extent cx="5943600" cy="3556000"/>
@@ -4534,7 +3783,6 @@
           <w:sz w:val="28"/>
           <w:szCs w:val="28"/>
         </w:rPr>
-        <w:lastRenderedPageBreak/>
         <w:t>Cerințe nefuncționale</w:t>
       </w:r>
     </w:p>
@@ -4585,6 +3833,7 @@
           <w:sz w:val="24"/>
           <w:szCs w:val="24"/>
         </w:rPr>
+        <w:lastRenderedPageBreak/>
         <w:t>Autentificare sigură</w:t>
       </w:r>
     </w:p>
@@ -4700,18 +3949,8 @@
           <w:sz w:val="24"/>
           <w:szCs w:val="24"/>
         </w:rPr>
-        <w:t xml:space="preserve">Prevenirea atacurilor de tip </w:t>
-      </w:r>
-      <w:proofErr w:type="spellStart"/>
-      <w:r>
-        <w:rPr>
-          <w:rFonts w:ascii="Times New Roman" w:eastAsia="Times New Roman" w:hAnsi="Times New Roman" w:cs="Times New Roman"/>
-          <w:sz w:val="24"/>
-          <w:szCs w:val="24"/>
-        </w:rPr>
-        <w:t>hacking</w:t>
-      </w:r>
-      <w:proofErr w:type="spellEnd"/>
+        <w:t>Prevenirea atacurilor de tip hacking</w:t>
+      </w:r>
     </w:p>
     <w:p>
       <w:pPr>
@@ -4733,43 +3972,7 @@
           <w:sz w:val="24"/>
           <w:szCs w:val="24"/>
         </w:rPr>
-        <w:t xml:space="preserve">Tranzacțiile financiare pentru achiziționarea de </w:t>
-      </w:r>
-      <w:proofErr w:type="spellStart"/>
-      <w:r>
-        <w:rPr>
-          <w:rFonts w:ascii="Times New Roman" w:eastAsia="Times New Roman" w:hAnsi="Times New Roman" w:cs="Times New Roman"/>
-          <w:sz w:val="24"/>
-          <w:szCs w:val="24"/>
-        </w:rPr>
-        <w:t>token</w:t>
-      </w:r>
-      <w:proofErr w:type="spellEnd"/>
-      <w:r>
-        <w:rPr>
-          <w:rFonts w:ascii="Times New Roman" w:eastAsia="Times New Roman" w:hAnsi="Times New Roman" w:cs="Times New Roman"/>
-          <w:sz w:val="24"/>
-          <w:szCs w:val="24"/>
-        </w:rPr>
-        <w:t>-uri vor fi procesate printr-un serviciu de plată certificat (</w:t>
-      </w:r>
-      <w:proofErr w:type="spellStart"/>
-      <w:r>
-        <w:rPr>
-          <w:rFonts w:ascii="Times New Roman" w:eastAsia="Times New Roman" w:hAnsi="Times New Roman" w:cs="Times New Roman"/>
-          <w:sz w:val="24"/>
-          <w:szCs w:val="24"/>
-        </w:rPr>
-        <w:t>Stripe</w:t>
-      </w:r>
-      <w:proofErr w:type="spellEnd"/>
-      <w:r>
-        <w:rPr>
-          <w:rFonts w:ascii="Times New Roman" w:eastAsia="Times New Roman" w:hAnsi="Times New Roman" w:cs="Times New Roman"/>
-          <w:sz w:val="24"/>
-          <w:szCs w:val="24"/>
-        </w:rPr>
-        <w:t>).</w:t>
+        <w:t>Tranzacțiile financiare pentru achiziționarea de token-uri vor fi procesate printr-un serviciu de plată certificat (Stripe).</w:t>
       </w:r>
     </w:p>
     <w:p>
@@ -4842,25 +4045,7 @@
           <w:sz w:val="24"/>
           <w:szCs w:val="24"/>
         </w:rPr>
-        <w:t xml:space="preserve">Aplicația va fi disponibilă pentru dispozitive </w:t>
-      </w:r>
-      <w:proofErr w:type="spellStart"/>
-      <w:r>
-        <w:rPr>
-          <w:rFonts w:ascii="Times New Roman" w:eastAsia="Times New Roman" w:hAnsi="Times New Roman" w:cs="Times New Roman"/>
-          <w:sz w:val="24"/>
-          <w:szCs w:val="24"/>
-        </w:rPr>
-        <w:t>iOS</w:t>
-      </w:r>
-      <w:proofErr w:type="spellEnd"/>
-      <w:r>
-        <w:rPr>
-          <w:rFonts w:ascii="Times New Roman" w:eastAsia="Times New Roman" w:hAnsi="Times New Roman" w:cs="Times New Roman"/>
-          <w:sz w:val="24"/>
-          <w:szCs w:val="24"/>
-        </w:rPr>
-        <w:t xml:space="preserve">.  </w:t>
+        <w:t xml:space="preserve">Aplicația va fi disponibilă pentru dispozitive iOS.  </w:t>
       </w:r>
     </w:p>
     <w:p>
@@ -4883,25 +4068,7 @@
           <w:sz w:val="24"/>
           <w:szCs w:val="24"/>
         </w:rPr>
-        <w:t xml:space="preserve">Compatibilitatea va fi garantată pentru versiuni mai recente de sisteme de operare: </w:t>
-      </w:r>
-      <w:proofErr w:type="spellStart"/>
-      <w:r>
-        <w:rPr>
-          <w:rFonts w:ascii="Times New Roman" w:eastAsia="Times New Roman" w:hAnsi="Times New Roman" w:cs="Times New Roman"/>
-          <w:sz w:val="24"/>
-          <w:szCs w:val="24"/>
-        </w:rPr>
-        <w:t>iOS</w:t>
-      </w:r>
-      <w:proofErr w:type="spellEnd"/>
-      <w:r>
-        <w:rPr>
-          <w:rFonts w:ascii="Times New Roman" w:eastAsia="Times New Roman" w:hAnsi="Times New Roman" w:cs="Times New Roman"/>
-          <w:sz w:val="24"/>
-          <w:szCs w:val="24"/>
-        </w:rPr>
-        <w:t xml:space="preserve"> 17+.</w:t>
+        <w:t>Compatibilitatea va fi garantată pentru versiuni mai recente de sisteme de operare: iOS 17+.</w:t>
       </w:r>
     </w:p>
     <w:p>
@@ -4947,25 +4114,7 @@
           <w:sz w:val="24"/>
           <w:szCs w:val="24"/>
         </w:rPr>
-        <w:t xml:space="preserve">Interfața va fi optimizată pentru o gamă largă de dispozitive, inclusiv </w:t>
-      </w:r>
-      <w:proofErr w:type="spellStart"/>
-      <w:r>
-        <w:rPr>
-          <w:rFonts w:ascii="Times New Roman" w:eastAsia="Times New Roman" w:hAnsi="Times New Roman" w:cs="Times New Roman"/>
-          <w:sz w:val="24"/>
-          <w:szCs w:val="24"/>
-        </w:rPr>
-        <w:t>smartphone</w:t>
-      </w:r>
-      <w:proofErr w:type="spellEnd"/>
-      <w:r>
-        <w:rPr>
-          <w:rFonts w:ascii="Times New Roman" w:eastAsia="Times New Roman" w:hAnsi="Times New Roman" w:cs="Times New Roman"/>
-          <w:sz w:val="24"/>
-          <w:szCs w:val="24"/>
-        </w:rPr>
-        <w:t xml:space="preserve">-uri și tablete.  </w:t>
+        <w:t xml:space="preserve">Interfața va fi optimizată pentru o gamă largă de dispozitive, inclusiv smartphone-uri și tablete.  </w:t>
       </w:r>
     </w:p>
     <w:p>
@@ -4988,43 +4137,7 @@
           <w:sz w:val="24"/>
           <w:szCs w:val="24"/>
         </w:rPr>
-        <w:t>Layout-</w:t>
-      </w:r>
-      <w:proofErr w:type="spellStart"/>
-      <w:r>
-        <w:rPr>
-          <w:rFonts w:ascii="Times New Roman" w:eastAsia="Times New Roman" w:hAnsi="Times New Roman" w:cs="Times New Roman"/>
-          <w:sz w:val="24"/>
-          <w:szCs w:val="24"/>
-        </w:rPr>
-        <w:t>ul</w:t>
-      </w:r>
-      <w:proofErr w:type="spellEnd"/>
-      <w:r>
-        <w:rPr>
-          <w:rFonts w:ascii="Times New Roman" w:eastAsia="Times New Roman" w:hAnsi="Times New Roman" w:cs="Times New Roman"/>
-          <w:sz w:val="24"/>
-          <w:szCs w:val="24"/>
-        </w:rPr>
-        <w:t xml:space="preserve"> va fi </w:t>
-      </w:r>
-      <w:proofErr w:type="spellStart"/>
-      <w:r>
-        <w:rPr>
-          <w:rFonts w:ascii="Times New Roman" w:eastAsia="Times New Roman" w:hAnsi="Times New Roman" w:cs="Times New Roman"/>
-          <w:sz w:val="24"/>
-          <w:szCs w:val="24"/>
-        </w:rPr>
-        <w:t>responsiv</w:t>
-      </w:r>
-      <w:proofErr w:type="spellEnd"/>
-      <w:r>
-        <w:rPr>
-          <w:rFonts w:ascii="Times New Roman" w:eastAsia="Times New Roman" w:hAnsi="Times New Roman" w:cs="Times New Roman"/>
-          <w:sz w:val="24"/>
-          <w:szCs w:val="24"/>
-        </w:rPr>
-        <w:t xml:space="preserve"> și adaptabil la ecrane cu densități diferite de pixeli (DPI).  </w:t>
+        <w:t xml:space="preserve">Layout-ul va fi responsiv și adaptabil la ecrane cu densități diferite de pixeli (DPI).  </w:t>
       </w:r>
     </w:p>
     <w:p>
@@ -5070,25 +4183,7 @@
           <w:sz w:val="24"/>
           <w:szCs w:val="24"/>
         </w:rPr>
-        <w:t xml:space="preserve">Aplicația va funcționa optim pe conexiuni de internet 3G/4G, cu </w:t>
-      </w:r>
-      <w:proofErr w:type="spellStart"/>
-      <w:r>
-        <w:rPr>
-          <w:rFonts w:ascii="Times New Roman" w:eastAsia="Times New Roman" w:hAnsi="Times New Roman" w:cs="Times New Roman"/>
-          <w:sz w:val="24"/>
-          <w:szCs w:val="24"/>
-        </w:rPr>
-        <w:t>feed</w:t>
-      </w:r>
-      <w:proofErr w:type="spellEnd"/>
-      <w:r>
-        <w:rPr>
-          <w:rFonts w:ascii="Times New Roman" w:eastAsia="Times New Roman" w:hAnsi="Times New Roman" w:cs="Times New Roman"/>
-          <w:sz w:val="24"/>
-          <w:szCs w:val="24"/>
-        </w:rPr>
-        <w:t xml:space="preserve">-uri actualizate în timp real. </w:t>
+        <w:t xml:space="preserve">Aplicația va funcționa optim pe conexiuni de internet 3G/4G, cu feed-uri actualizate în timp real. </w:t>
       </w:r>
     </w:p>
     <w:p>
@@ -5181,27 +4276,8 @@
           <w:sz w:val="24"/>
           <w:szCs w:val="24"/>
         </w:rPr>
-        <w:t xml:space="preserve">Aplicația va respecta principiile de design specifice pentru </w:t>
-      </w:r>
-      <w:proofErr w:type="spellStart"/>
-      <w:r>
-        <w:rPr>
-          <w:rFonts w:ascii="Times New Roman" w:eastAsia="Times New Roman" w:hAnsi="Times New Roman" w:cs="Times New Roman"/>
-          <w:sz w:val="24"/>
-          <w:szCs w:val="24"/>
-        </w:rPr>
-        <w:t>iOS</w:t>
-      </w:r>
-      <w:proofErr w:type="spellEnd"/>
-      <w:r>
-        <w:rPr>
-          <w:rFonts w:ascii="Times New Roman" w:eastAsia="Times New Roman" w:hAnsi="Times New Roman" w:cs="Times New Roman"/>
-          <w:sz w:val="24"/>
-          <w:szCs w:val="24"/>
-        </w:rPr>
-        <w:t xml:space="preserve">: </w:t>
-      </w:r>
-      <w:proofErr w:type="spellStart"/>
+        <w:t xml:space="preserve">Aplicația va respecta principiile de design specifice pentru iOS: </w:t>
+      </w:r>
       <w:r>
         <w:rPr>
           <w:rFonts w:ascii="Times New Roman" w:eastAsia="Times New Roman" w:hAnsi="Times New Roman" w:cs="Times New Roman"/>
@@ -5209,49 +4285,8 @@
           <w:sz w:val="24"/>
           <w:szCs w:val="24"/>
         </w:rPr>
-        <w:t>Human</w:t>
-      </w:r>
-      <w:proofErr w:type="spellEnd"/>
-      <w:r>
-        <w:rPr>
-          <w:rFonts w:ascii="Times New Roman" w:eastAsia="Times New Roman" w:hAnsi="Times New Roman" w:cs="Times New Roman"/>
-          <w:i/>
-          <w:sz w:val="24"/>
-          <w:szCs w:val="24"/>
-        </w:rPr>
-        <w:t xml:space="preserve"> </w:t>
-      </w:r>
-      <w:proofErr w:type="spellStart"/>
-      <w:r>
-        <w:rPr>
-          <w:rFonts w:ascii="Times New Roman" w:eastAsia="Times New Roman" w:hAnsi="Times New Roman" w:cs="Times New Roman"/>
-          <w:i/>
-          <w:sz w:val="24"/>
-          <w:szCs w:val="24"/>
-        </w:rPr>
-        <w:t>Interface</w:t>
-      </w:r>
-      <w:proofErr w:type="spellEnd"/>
-      <w:r>
-        <w:rPr>
-          <w:rFonts w:ascii="Times New Roman" w:eastAsia="Times New Roman" w:hAnsi="Times New Roman" w:cs="Times New Roman"/>
-          <w:i/>
-          <w:sz w:val="24"/>
-          <w:szCs w:val="24"/>
-        </w:rPr>
-        <w:t xml:space="preserve"> </w:t>
-      </w:r>
-      <w:proofErr w:type="spellStart"/>
-      <w:r>
-        <w:rPr>
-          <w:rFonts w:ascii="Times New Roman" w:eastAsia="Times New Roman" w:hAnsi="Times New Roman" w:cs="Times New Roman"/>
-          <w:i/>
-          <w:sz w:val="24"/>
-          <w:szCs w:val="24"/>
-        </w:rPr>
-        <w:t>Guidelines</w:t>
-      </w:r>
-      <w:proofErr w:type="spellEnd"/>
+        <w:t>Human Interface Guidelines</w:t>
+      </w:r>
       <w:r>
         <w:rPr>
           <w:rFonts w:ascii="Times New Roman" w:eastAsia="Times New Roman" w:hAnsi="Times New Roman" w:cs="Times New Roman"/>
@@ -5280,7 +4315,6 @@
           <w:sz w:val="24"/>
           <w:szCs w:val="24"/>
         </w:rPr>
-        <w:lastRenderedPageBreak/>
         <w:t>Accesibilitate</w:t>
       </w:r>
     </w:p>
@@ -5303,43 +4337,8 @@
           <w:sz w:val="24"/>
           <w:szCs w:val="24"/>
         </w:rPr>
-        <w:t xml:space="preserve">Aplicația va include opțiuni de accesibilitate, precum contrast sporit, mărirea textului și suport pentru </w:t>
-      </w:r>
-      <w:proofErr w:type="spellStart"/>
-      <w:r>
-        <w:rPr>
-          <w:rFonts w:ascii="Times New Roman" w:eastAsia="Times New Roman" w:hAnsi="Times New Roman" w:cs="Times New Roman"/>
-          <w:sz w:val="24"/>
-          <w:szCs w:val="24"/>
-        </w:rPr>
-        <w:t>screen</w:t>
-      </w:r>
-      <w:proofErr w:type="spellEnd"/>
-      <w:r>
-        <w:rPr>
-          <w:rFonts w:ascii="Times New Roman" w:eastAsia="Times New Roman" w:hAnsi="Times New Roman" w:cs="Times New Roman"/>
-          <w:sz w:val="24"/>
-          <w:szCs w:val="24"/>
-        </w:rPr>
-        <w:t xml:space="preserve"> </w:t>
-      </w:r>
-      <w:proofErr w:type="spellStart"/>
-      <w:r>
-        <w:rPr>
-          <w:rFonts w:ascii="Times New Roman" w:eastAsia="Times New Roman" w:hAnsi="Times New Roman" w:cs="Times New Roman"/>
-          <w:sz w:val="24"/>
-          <w:szCs w:val="24"/>
-        </w:rPr>
-        <w:t>readers</w:t>
-      </w:r>
-      <w:proofErr w:type="spellEnd"/>
-      <w:r>
-        <w:rPr>
-          <w:rFonts w:ascii="Times New Roman" w:eastAsia="Times New Roman" w:hAnsi="Times New Roman" w:cs="Times New Roman"/>
-          <w:sz w:val="24"/>
-          <w:szCs w:val="24"/>
-        </w:rPr>
-        <w:t xml:space="preserve">.  </w:t>
+        <w:lastRenderedPageBreak/>
+        <w:t xml:space="preserve">Aplicația va include opțiuni de accesibilitate, precum contrast sporit, mărirea textului și suport pentru screen readers.  </w:t>
       </w:r>
     </w:p>
     <w:p>
@@ -5470,43 +4469,7 @@
           <w:sz w:val="24"/>
           <w:szCs w:val="24"/>
         </w:rPr>
-        <w:t xml:space="preserve">Aplicația mobilă este construită cu </w:t>
-      </w:r>
-      <w:proofErr w:type="spellStart"/>
-      <w:r>
-        <w:rPr>
-          <w:rFonts w:ascii="Times New Roman" w:eastAsia="Times New Roman" w:hAnsi="Times New Roman" w:cs="Times New Roman"/>
-          <w:sz w:val="24"/>
-          <w:szCs w:val="24"/>
-        </w:rPr>
-        <w:t>SwiftUI</w:t>
-      </w:r>
-      <w:proofErr w:type="spellEnd"/>
-      <w:r>
-        <w:rPr>
-          <w:rFonts w:ascii="Times New Roman" w:eastAsia="Times New Roman" w:hAnsi="Times New Roman" w:cs="Times New Roman"/>
-          <w:sz w:val="24"/>
-          <w:szCs w:val="24"/>
-        </w:rPr>
-        <w:t xml:space="preserve">, utilizând MVVM pentru separarea logicii de interfața grafică. </w:t>
-      </w:r>
-      <w:proofErr w:type="spellStart"/>
-      <w:r>
-        <w:rPr>
-          <w:rFonts w:ascii="Times New Roman" w:eastAsia="Times New Roman" w:hAnsi="Times New Roman" w:cs="Times New Roman"/>
-          <w:sz w:val="24"/>
-          <w:szCs w:val="24"/>
-        </w:rPr>
-        <w:t>Backend-ul</w:t>
-      </w:r>
-      <w:proofErr w:type="spellEnd"/>
-      <w:r>
-        <w:rPr>
-          <w:rFonts w:ascii="Times New Roman" w:eastAsia="Times New Roman" w:hAnsi="Times New Roman" w:cs="Times New Roman"/>
-          <w:sz w:val="24"/>
-          <w:szCs w:val="24"/>
-        </w:rPr>
-        <w:t>, implementat în Express.js, gestionează autentificarea, stocarea imaginilor și funcționalitățile de chat și plăți.</w:t>
+        <w:t>Aplicația mobilă este construită cu SwiftUI, utilizând MVVM pentru separarea logicii de interfața grafică. Backend-ul, implementat în Express.js, gestionează autentificarea, stocarea imaginilor și funcționalitățile de chat și plăți.</w:t>
       </w:r>
     </w:p>
     <w:p>
@@ -5640,7 +4603,6 @@
           <w:szCs w:val="24"/>
         </w:rPr>
       </w:pPr>
-      <w:proofErr w:type="spellStart"/>
       <w:r>
         <w:rPr>
           <w:rFonts w:ascii="Times New Roman" w:eastAsia="Times New Roman" w:hAnsi="Times New Roman" w:cs="Times New Roman"/>
@@ -5650,68 +4612,13 @@
         </w:rPr>
         <w:t>ViewModel</w:t>
       </w:r>
-      <w:proofErr w:type="spellEnd"/>
-      <w:r>
-        <w:rPr>
-          <w:rFonts w:ascii="Times New Roman" w:eastAsia="Times New Roman" w:hAnsi="Times New Roman" w:cs="Times New Roman"/>
-          <w:sz w:val="24"/>
-          <w:szCs w:val="24"/>
-        </w:rPr>
-        <w:t xml:space="preserve">: Intermediar între Model și </w:t>
-      </w:r>
-      <w:proofErr w:type="spellStart"/>
-      <w:r>
-        <w:rPr>
-          <w:rFonts w:ascii="Times New Roman" w:eastAsia="Times New Roman" w:hAnsi="Times New Roman" w:cs="Times New Roman"/>
-          <w:sz w:val="24"/>
-          <w:szCs w:val="24"/>
-        </w:rPr>
-        <w:t>View</w:t>
-      </w:r>
-      <w:proofErr w:type="spellEnd"/>
-      <w:r>
-        <w:rPr>
-          <w:rFonts w:ascii="Times New Roman" w:eastAsia="Times New Roman" w:hAnsi="Times New Roman" w:cs="Times New Roman"/>
-          <w:sz w:val="24"/>
-          <w:szCs w:val="24"/>
-        </w:rPr>
-        <w:t xml:space="preserve">, transformând datele brute în informații pregătite pentru afișare. Utilizează </w:t>
-      </w:r>
-      <w:proofErr w:type="spellStart"/>
-      <w:r>
-        <w:rPr>
-          <w:rFonts w:ascii="Times New Roman" w:eastAsia="Times New Roman" w:hAnsi="Times New Roman" w:cs="Times New Roman"/>
-          <w:sz w:val="24"/>
-          <w:szCs w:val="24"/>
-        </w:rPr>
-        <w:t>framework</w:t>
-      </w:r>
-      <w:proofErr w:type="spellEnd"/>
-      <w:r>
-        <w:rPr>
-          <w:rFonts w:ascii="Times New Roman" w:eastAsia="Times New Roman" w:hAnsi="Times New Roman" w:cs="Times New Roman"/>
-          <w:sz w:val="24"/>
-          <w:szCs w:val="24"/>
-        </w:rPr>
-        <w:t>-uri reactive, cum ar fi Combine (</w:t>
-      </w:r>
-      <w:proofErr w:type="spellStart"/>
-      <w:r>
-        <w:rPr>
-          <w:rFonts w:ascii="Times New Roman" w:eastAsia="Times New Roman" w:hAnsi="Times New Roman" w:cs="Times New Roman"/>
-          <w:sz w:val="24"/>
-          <w:szCs w:val="24"/>
-        </w:rPr>
-        <w:t>iOS</w:t>
-      </w:r>
-      <w:proofErr w:type="spellEnd"/>
-      <w:r>
-        <w:rPr>
-          <w:rFonts w:ascii="Times New Roman" w:eastAsia="Times New Roman" w:hAnsi="Times New Roman" w:cs="Times New Roman"/>
-          <w:sz w:val="24"/>
-          <w:szCs w:val="24"/>
-        </w:rPr>
-        <w:t xml:space="preserve">).  </w:t>
+      <w:r>
+        <w:rPr>
+          <w:rFonts w:ascii="Times New Roman" w:eastAsia="Times New Roman" w:hAnsi="Times New Roman" w:cs="Times New Roman"/>
+          <w:sz w:val="24"/>
+          <w:szCs w:val="24"/>
+        </w:rPr>
+        <w:t xml:space="preserve">: Intermediar între Model și View, transformând datele brute în informații pregătite pentru afișare. Utilizează framework-uri reactive, cum ar fi Combine (iOS).  </w:t>
       </w:r>
     </w:p>
     <w:p>
@@ -5728,7 +4635,6 @@
           <w:szCs w:val="24"/>
         </w:rPr>
       </w:pPr>
-      <w:proofErr w:type="spellStart"/>
       <w:r>
         <w:rPr>
           <w:rFonts w:ascii="Times New Roman" w:eastAsia="Times New Roman" w:hAnsi="Times New Roman" w:cs="Times New Roman"/>
@@ -5738,7 +4644,6 @@
         </w:rPr>
         <w:t>View</w:t>
       </w:r>
-      <w:proofErr w:type="spellEnd"/>
       <w:r>
         <w:rPr>
           <w:rFonts w:ascii="Times New Roman" w:eastAsia="Times New Roman" w:hAnsi="Times New Roman" w:cs="Times New Roman"/>
@@ -5808,23 +4713,13 @@
           <w:szCs w:val="24"/>
         </w:rPr>
       </w:pPr>
-      <w:proofErr w:type="spellStart"/>
-      <w:r>
-        <w:rPr>
-          <w:rFonts w:ascii="Times New Roman" w:eastAsia="Times New Roman" w:hAnsi="Times New Roman" w:cs="Times New Roman"/>
-          <w:sz w:val="24"/>
-          <w:szCs w:val="24"/>
-        </w:rPr>
-        <w:t>Scalabilitate</w:t>
-      </w:r>
-      <w:proofErr w:type="spellEnd"/>
-      <w:r>
-        <w:rPr>
-          <w:rFonts w:ascii="Times New Roman" w:eastAsia="Times New Roman" w:hAnsi="Times New Roman" w:cs="Times New Roman"/>
-          <w:sz w:val="24"/>
-          <w:szCs w:val="24"/>
-        </w:rPr>
-        <w:t xml:space="preserve"> și posibilitate de reutilizare a codului.</w:t>
+      <w:r>
+        <w:rPr>
+          <w:rFonts w:ascii="Times New Roman" w:eastAsia="Times New Roman" w:hAnsi="Times New Roman" w:cs="Times New Roman"/>
+          <w:sz w:val="24"/>
+          <w:szCs w:val="24"/>
+        </w:rPr>
+        <w:t>Scalabilitate și posibilitate de reutilizare a codului.</w:t>
       </w:r>
     </w:p>
     <w:p>
@@ -5847,25 +4742,7 @@
           <w:sz w:val="24"/>
           <w:szCs w:val="24"/>
         </w:rPr>
-        <w:t>Ușurință în testarea unităților individuale (</w:t>
-      </w:r>
-      <w:proofErr w:type="spellStart"/>
-      <w:r>
-        <w:rPr>
-          <w:rFonts w:ascii="Times New Roman" w:eastAsia="Times New Roman" w:hAnsi="Times New Roman" w:cs="Times New Roman"/>
-          <w:sz w:val="24"/>
-          <w:szCs w:val="24"/>
-        </w:rPr>
-        <w:t>ViewModel</w:t>
-      </w:r>
-      <w:proofErr w:type="spellEnd"/>
-      <w:r>
-        <w:rPr>
-          <w:rFonts w:ascii="Times New Roman" w:eastAsia="Times New Roman" w:hAnsi="Times New Roman" w:cs="Times New Roman"/>
-          <w:sz w:val="24"/>
-          <w:szCs w:val="24"/>
-        </w:rPr>
-        <w:t>).</w:t>
+        <w:t>Ușurință în testarea unităților individuale (ViewModel).</w:t>
       </w:r>
     </w:p>
     <w:p>
@@ -5911,25 +4788,7 @@
           <w:sz w:val="24"/>
           <w:szCs w:val="24"/>
         </w:rPr>
-        <w:t xml:space="preserve">Aplicația va fi organizată pe module, fiecare având responsabilități specifice, pentru a încuraja reutilizarea și </w:t>
-      </w:r>
-      <w:proofErr w:type="spellStart"/>
-      <w:r>
-        <w:rPr>
-          <w:rFonts w:ascii="Times New Roman" w:eastAsia="Times New Roman" w:hAnsi="Times New Roman" w:cs="Times New Roman"/>
-          <w:sz w:val="24"/>
-          <w:szCs w:val="24"/>
-        </w:rPr>
-        <w:t>scalabilitatea</w:t>
-      </w:r>
-      <w:proofErr w:type="spellEnd"/>
-      <w:r>
-        <w:rPr>
-          <w:rFonts w:ascii="Times New Roman" w:eastAsia="Times New Roman" w:hAnsi="Times New Roman" w:cs="Times New Roman"/>
-          <w:sz w:val="24"/>
-          <w:szCs w:val="24"/>
-        </w:rPr>
-        <w:t>:</w:t>
+        <w:t>Aplicația va fi organizată pe module, fiecare având responsabilități specifice, pentru a încuraja reutilizarea și scalabilitatea:</w:t>
       </w:r>
     </w:p>
     <w:p>
@@ -5961,25 +4820,7 @@
           <w:sz w:val="24"/>
           <w:szCs w:val="24"/>
         </w:rPr>
-        <w:t xml:space="preserve">: Gestionarea proceselor de </w:t>
-      </w:r>
-      <w:proofErr w:type="spellStart"/>
-      <w:r>
-        <w:rPr>
-          <w:rFonts w:ascii="Times New Roman" w:eastAsia="Times New Roman" w:hAnsi="Times New Roman" w:cs="Times New Roman"/>
-          <w:sz w:val="24"/>
-          <w:szCs w:val="24"/>
-        </w:rPr>
-        <w:t>logare</w:t>
-      </w:r>
-      <w:proofErr w:type="spellEnd"/>
-      <w:r>
-        <w:rPr>
-          <w:rFonts w:ascii="Times New Roman" w:eastAsia="Times New Roman" w:hAnsi="Times New Roman" w:cs="Times New Roman"/>
-          <w:sz w:val="24"/>
-          <w:szCs w:val="24"/>
-        </w:rPr>
-        <w:t>, înregistrare și resetare a parolei.</w:t>
+        <w:t>: Gestionarea proceselor de logare, înregistrare și resetare a parolei.</w:t>
       </w:r>
     </w:p>
     <w:p>
@@ -5996,7 +4837,6 @@
           <w:szCs w:val="24"/>
         </w:rPr>
       </w:pPr>
-      <w:proofErr w:type="spellStart"/>
       <w:r>
         <w:rPr>
           <w:rFonts w:ascii="Times New Roman" w:eastAsia="Times New Roman" w:hAnsi="Times New Roman" w:cs="Times New Roman"/>
@@ -6006,7 +4846,6 @@
         </w:rPr>
         <w:t>Feed</w:t>
       </w:r>
-      <w:proofErr w:type="spellEnd"/>
       <w:r>
         <w:rPr>
           <w:rFonts w:ascii="Times New Roman" w:eastAsia="Times New Roman" w:hAnsi="Times New Roman" w:cs="Times New Roman"/>
@@ -6109,25 +4948,7 @@
           <w:sz w:val="24"/>
           <w:szCs w:val="24"/>
         </w:rPr>
-        <w:t xml:space="preserve">: Procesarea tranzacțiilor pentru achiziția de </w:t>
-      </w:r>
-      <w:proofErr w:type="spellStart"/>
-      <w:r>
-        <w:rPr>
-          <w:rFonts w:ascii="Times New Roman" w:eastAsia="Times New Roman" w:hAnsi="Times New Roman" w:cs="Times New Roman"/>
-          <w:sz w:val="24"/>
-          <w:szCs w:val="24"/>
-        </w:rPr>
-        <w:t>token</w:t>
-      </w:r>
-      <w:proofErr w:type="spellEnd"/>
-      <w:r>
-        <w:rPr>
-          <w:rFonts w:ascii="Times New Roman" w:eastAsia="Times New Roman" w:hAnsi="Times New Roman" w:cs="Times New Roman"/>
-          <w:sz w:val="24"/>
-          <w:szCs w:val="24"/>
-        </w:rPr>
-        <w:t>-uri.</w:t>
+        <w:t>: Procesarea tranzacțiilor pentru achiziția de token-uri.</w:t>
       </w:r>
     </w:p>
     <w:p>
@@ -6182,43 +5003,7 @@
           <w:sz w:val="24"/>
           <w:szCs w:val="24"/>
         </w:rPr>
-        <w:t xml:space="preserve">Utilizarea unui </w:t>
-      </w:r>
-      <w:proofErr w:type="spellStart"/>
-      <w:r>
-        <w:rPr>
-          <w:rFonts w:ascii="Times New Roman" w:eastAsia="Times New Roman" w:hAnsi="Times New Roman" w:cs="Times New Roman"/>
-          <w:sz w:val="24"/>
-          <w:szCs w:val="24"/>
-        </w:rPr>
-        <w:t>backend</w:t>
-      </w:r>
-      <w:proofErr w:type="spellEnd"/>
-      <w:r>
-        <w:rPr>
-          <w:rFonts w:ascii="Times New Roman" w:eastAsia="Times New Roman" w:hAnsi="Times New Roman" w:cs="Times New Roman"/>
-          <w:sz w:val="24"/>
-          <w:szCs w:val="24"/>
-        </w:rPr>
-        <w:t xml:space="preserve"> </w:t>
-      </w:r>
-      <w:proofErr w:type="spellStart"/>
-      <w:r>
-        <w:rPr>
-          <w:rFonts w:ascii="Times New Roman" w:eastAsia="Times New Roman" w:hAnsi="Times New Roman" w:cs="Times New Roman"/>
-          <w:sz w:val="24"/>
-          <w:szCs w:val="24"/>
-        </w:rPr>
-        <w:t>RESTful</w:t>
-      </w:r>
-      <w:proofErr w:type="spellEnd"/>
-      <w:r>
-        <w:rPr>
-          <w:rFonts w:ascii="Times New Roman" w:eastAsia="Times New Roman" w:hAnsi="Times New Roman" w:cs="Times New Roman"/>
-          <w:sz w:val="24"/>
-          <w:szCs w:val="24"/>
-        </w:rPr>
-        <w:t xml:space="preserve"> API, care va furniza date aplicației și va gestiona operațiunile critice (ex. autentificare, încărcare imagini).  </w:t>
+        <w:t xml:space="preserve">Utilizarea unui backend RESTful API, care va furniza date aplicației și va gestiona operațiunile critice (ex. autentificare, încărcare imagini).  </w:t>
       </w:r>
     </w:p>
     <w:p>
@@ -6241,25 +5026,7 @@
           <w:sz w:val="24"/>
           <w:szCs w:val="24"/>
         </w:rPr>
-        <w:t xml:space="preserve">Toate solicitările API vor fi gestionate printr-o clasă de tip **Service </w:t>
-      </w:r>
-      <w:proofErr w:type="spellStart"/>
-      <w:r>
-        <w:rPr>
-          <w:rFonts w:ascii="Times New Roman" w:eastAsia="Times New Roman" w:hAnsi="Times New Roman" w:cs="Times New Roman"/>
-          <w:sz w:val="24"/>
-          <w:szCs w:val="24"/>
-        </w:rPr>
-        <w:t>Layer</w:t>
-      </w:r>
-      <w:proofErr w:type="spellEnd"/>
-      <w:r>
-        <w:rPr>
-          <w:rFonts w:ascii="Times New Roman" w:eastAsia="Times New Roman" w:hAnsi="Times New Roman" w:cs="Times New Roman"/>
-          <w:sz w:val="24"/>
-          <w:szCs w:val="24"/>
-        </w:rPr>
-        <w:t xml:space="preserve">**, care centralizează logica de comunicare cu serverul.  </w:t>
+        <w:t xml:space="preserve">Toate solicitările API vor fi gestionate printr-o clasă de tip **Service Layer**, care centralizează logica de comunicare cu serverul.  </w:t>
       </w:r>
     </w:p>
     <w:p>
@@ -6334,7 +5101,6 @@
         </w:rPr>
         <w:t xml:space="preserve">Aplicația mobilă va fi dezvoltată utilizând </w:t>
       </w:r>
-      <w:proofErr w:type="spellStart"/>
       <w:r>
         <w:rPr>
           <w:rFonts w:ascii="Times New Roman" w:eastAsia="Times New Roman" w:hAnsi="Times New Roman" w:cs="Times New Roman"/>
@@ -6344,50 +5110,13 @@
         </w:rPr>
         <w:t>SwiftUI</w:t>
       </w:r>
-      <w:proofErr w:type="spellEnd"/>
-      <w:r>
-        <w:rPr>
-          <w:rFonts w:ascii="Times New Roman" w:eastAsia="Times New Roman" w:hAnsi="Times New Roman" w:cs="Times New Roman"/>
-          <w:sz w:val="24"/>
-          <w:szCs w:val="24"/>
-        </w:rPr>
-        <w:t xml:space="preserve"> pentru </w:t>
-      </w:r>
-      <w:proofErr w:type="spellStart"/>
-      <w:r>
-        <w:rPr>
-          <w:rFonts w:ascii="Times New Roman" w:eastAsia="Times New Roman" w:hAnsi="Times New Roman" w:cs="Times New Roman"/>
-          <w:sz w:val="24"/>
-          <w:szCs w:val="24"/>
-        </w:rPr>
-        <w:t>iOS</w:t>
-      </w:r>
-      <w:proofErr w:type="spellEnd"/>
-      <w:r>
-        <w:rPr>
-          <w:rFonts w:ascii="Times New Roman" w:eastAsia="Times New Roman" w:hAnsi="Times New Roman" w:cs="Times New Roman"/>
-          <w:sz w:val="24"/>
-          <w:szCs w:val="24"/>
-        </w:rPr>
-        <w:t xml:space="preserve">, un </w:t>
-      </w:r>
-      <w:proofErr w:type="spellStart"/>
-      <w:r>
-        <w:rPr>
-          <w:rFonts w:ascii="Times New Roman" w:eastAsia="Times New Roman" w:hAnsi="Times New Roman" w:cs="Times New Roman"/>
-          <w:sz w:val="24"/>
-          <w:szCs w:val="24"/>
-        </w:rPr>
-        <w:t>framework</w:t>
-      </w:r>
-      <w:proofErr w:type="spellEnd"/>
-      <w:r>
-        <w:rPr>
-          <w:rFonts w:ascii="Times New Roman" w:eastAsia="Times New Roman" w:hAnsi="Times New Roman" w:cs="Times New Roman"/>
-          <w:sz w:val="24"/>
-          <w:szCs w:val="24"/>
-        </w:rPr>
-        <w:t xml:space="preserve"> declarativ modern, care oferă o experiență de dezvoltare rapidă și o interfață utilizator intuitivă.  </w:t>
+      <w:r>
+        <w:rPr>
+          <w:rFonts w:ascii="Times New Roman" w:eastAsia="Times New Roman" w:hAnsi="Times New Roman" w:cs="Times New Roman"/>
+          <w:sz w:val="24"/>
+          <w:szCs w:val="24"/>
+        </w:rPr>
+        <w:t xml:space="preserve"> pentru iOS, un framework declarativ modern, care oferă o experiență de dezvoltare rapidă și o interfață utilizator intuitivă.  </w:t>
       </w:r>
     </w:p>
     <w:p>
@@ -6412,7 +5141,6 @@
         </w:rPr>
         <w:t xml:space="preserve">      Avantajele utilizării </w:t>
       </w:r>
-      <w:proofErr w:type="spellStart"/>
       <w:r>
         <w:rPr>
           <w:rFonts w:ascii="Times New Roman" w:eastAsia="Times New Roman" w:hAnsi="Times New Roman" w:cs="Times New Roman"/>
@@ -6422,7 +5150,6 @@
         </w:rPr>
         <w:t>SwiftUI</w:t>
       </w:r>
-      <w:proofErr w:type="spellEnd"/>
       <w:r>
         <w:rPr>
           <w:rFonts w:ascii="Times New Roman" w:eastAsia="Times New Roman" w:hAnsi="Times New Roman" w:cs="Times New Roman"/>
@@ -6475,25 +5202,7 @@
           <w:sz w:val="24"/>
           <w:szCs w:val="24"/>
         </w:rPr>
-        <w:t xml:space="preserve">Integrare nativă cu ecosistemul Apple, incluzând suport pentru funcții precum accesibilitate, </w:t>
-      </w:r>
-      <w:proofErr w:type="spellStart"/>
-      <w:r>
-        <w:rPr>
-          <w:rFonts w:ascii="Times New Roman" w:eastAsia="Times New Roman" w:hAnsi="Times New Roman" w:cs="Times New Roman"/>
-          <w:sz w:val="24"/>
-          <w:szCs w:val="24"/>
-        </w:rPr>
-        <w:t>Dark</w:t>
-      </w:r>
-      <w:proofErr w:type="spellEnd"/>
-      <w:r>
-        <w:rPr>
-          <w:rFonts w:ascii="Times New Roman" w:eastAsia="Times New Roman" w:hAnsi="Times New Roman" w:cs="Times New Roman"/>
-          <w:sz w:val="24"/>
-          <w:szCs w:val="24"/>
-        </w:rPr>
-        <w:t xml:space="preserve"> Mode și animații fluide.</w:t>
+        <w:t>Integrare nativă cu ecosistemul Apple, incluzând suport pentru funcții precum accesibilitate, Dark Mode și animații fluide.</w:t>
       </w:r>
     </w:p>
     <w:p>
@@ -6516,25 +5225,7 @@
           <w:sz w:val="24"/>
           <w:szCs w:val="24"/>
         </w:rPr>
-        <w:t xml:space="preserve">Optimizare pentru performanță pe dispozitive </w:t>
-      </w:r>
-      <w:proofErr w:type="spellStart"/>
-      <w:r>
-        <w:rPr>
-          <w:rFonts w:ascii="Times New Roman" w:eastAsia="Times New Roman" w:hAnsi="Times New Roman" w:cs="Times New Roman"/>
-          <w:sz w:val="24"/>
-          <w:szCs w:val="24"/>
-        </w:rPr>
-        <w:t>iOS</w:t>
-      </w:r>
-      <w:proofErr w:type="spellEnd"/>
-      <w:r>
-        <w:rPr>
-          <w:rFonts w:ascii="Times New Roman" w:eastAsia="Times New Roman" w:hAnsi="Times New Roman" w:cs="Times New Roman"/>
-          <w:sz w:val="24"/>
-          <w:szCs w:val="24"/>
-        </w:rPr>
-        <w:t xml:space="preserve"> recente.</w:t>
+        <w:t>Optimizare pentru performanță pe dispozitive iOS recente.</w:t>
       </w:r>
     </w:p>
     <w:p>
@@ -6574,7 +5265,6 @@
           <w:szCs w:val="24"/>
         </w:rPr>
       </w:pPr>
-      <w:proofErr w:type="spellStart"/>
       <w:r>
         <w:rPr>
           <w:rFonts w:ascii="Times New Roman" w:eastAsia="Times New Roman" w:hAnsi="Times New Roman" w:cs="Times New Roman"/>
@@ -6582,17 +5272,7 @@
           <w:sz w:val="24"/>
           <w:szCs w:val="24"/>
         </w:rPr>
-        <w:t>Feed-ul</w:t>
-      </w:r>
-      <w:proofErr w:type="spellEnd"/>
-      <w:r>
-        <w:rPr>
-          <w:rFonts w:ascii="Times New Roman" w:eastAsia="Times New Roman" w:hAnsi="Times New Roman" w:cs="Times New Roman"/>
-          <w:b/>
-          <w:sz w:val="24"/>
-          <w:szCs w:val="24"/>
-        </w:rPr>
-        <w:t xml:space="preserve"> principal</w:t>
+        <w:t>Feed-ul principal</w:t>
       </w:r>
       <w:r>
         <w:rPr>
@@ -6656,19 +5336,8 @@
           <w:sz w:val="24"/>
           <w:szCs w:val="24"/>
         </w:rPr>
-        <w:t>Chat-</w:t>
-      </w:r>
-      <w:proofErr w:type="spellStart"/>
-      <w:r>
-        <w:rPr>
-          <w:rFonts w:ascii="Times New Roman" w:eastAsia="Times New Roman" w:hAnsi="Times New Roman" w:cs="Times New Roman"/>
-          <w:b/>
-          <w:sz w:val="24"/>
-          <w:szCs w:val="24"/>
-        </w:rPr>
-        <w:t>ul</w:t>
-      </w:r>
-      <w:proofErr w:type="spellEnd"/>
+        <w:t>Chat-ul</w:t>
+      </w:r>
       <w:r>
         <w:rPr>
           <w:rFonts w:ascii="Times New Roman" w:eastAsia="Times New Roman" w:hAnsi="Times New Roman" w:cs="Times New Roman"/>
@@ -6691,7 +5360,6 @@
           <w:szCs w:val="24"/>
         </w:rPr>
       </w:pPr>
-      <w:proofErr w:type="spellStart"/>
       <w:r>
         <w:rPr>
           <w:rFonts w:ascii="Times New Roman" w:eastAsia="Times New Roman" w:hAnsi="Times New Roman" w:cs="Times New Roman"/>
@@ -6701,7 +5369,6 @@
         </w:rPr>
         <w:t>Search-ul</w:t>
       </w:r>
-      <w:proofErr w:type="spellEnd"/>
       <w:r>
         <w:rPr>
           <w:rFonts w:ascii="Times New Roman" w:eastAsia="Times New Roman" w:hAnsi="Times New Roman" w:cs="Times New Roman"/>
@@ -6742,25 +5409,7 @@
           <w:sz w:val="24"/>
           <w:szCs w:val="24"/>
         </w:rPr>
-        <w:t xml:space="preserve">Integrare </w:t>
-      </w:r>
-      <w:proofErr w:type="spellStart"/>
-      <w:r>
-        <w:rPr>
-          <w:rFonts w:ascii="Times New Roman" w:eastAsia="Times New Roman" w:hAnsi="Times New Roman" w:cs="Times New Roman"/>
-          <w:sz w:val="24"/>
-          <w:szCs w:val="24"/>
-        </w:rPr>
-        <w:t>backend</w:t>
-      </w:r>
-      <w:proofErr w:type="spellEnd"/>
-      <w:r>
-        <w:rPr>
-          <w:rFonts w:ascii="Times New Roman" w:eastAsia="Times New Roman" w:hAnsi="Times New Roman" w:cs="Times New Roman"/>
-          <w:sz w:val="24"/>
-          <w:szCs w:val="24"/>
-        </w:rPr>
-        <w:t xml:space="preserve">  </w:t>
+        <w:t xml:space="preserve">Integrare backend  </w:t>
       </w:r>
     </w:p>
     <w:p>
@@ -6783,25 +5432,7 @@
           <w:sz w:val="24"/>
           <w:szCs w:val="24"/>
         </w:rPr>
-        <w:t xml:space="preserve">Partea de </w:t>
-      </w:r>
-      <w:proofErr w:type="spellStart"/>
-      <w:r>
-        <w:rPr>
-          <w:rFonts w:ascii="Times New Roman" w:eastAsia="Times New Roman" w:hAnsi="Times New Roman" w:cs="Times New Roman"/>
-          <w:sz w:val="24"/>
-          <w:szCs w:val="24"/>
-        </w:rPr>
-        <w:t>backend</w:t>
-      </w:r>
-      <w:proofErr w:type="spellEnd"/>
-      <w:r>
-        <w:rPr>
-          <w:rFonts w:ascii="Times New Roman" w:eastAsia="Times New Roman" w:hAnsi="Times New Roman" w:cs="Times New Roman"/>
-          <w:sz w:val="24"/>
-          <w:szCs w:val="24"/>
-        </w:rPr>
-        <w:t xml:space="preserve"> va fi dezvoltată folosind </w:t>
+        <w:t xml:space="preserve">Partea de backend va fi dezvoltată folosind </w:t>
       </w:r>
       <w:r>
         <w:rPr>
@@ -6818,25 +5449,7 @@
           <w:sz w:val="24"/>
           <w:szCs w:val="24"/>
         </w:rPr>
-        <w:t xml:space="preserve">, un </w:t>
-      </w:r>
-      <w:proofErr w:type="spellStart"/>
-      <w:r>
-        <w:rPr>
-          <w:rFonts w:ascii="Times New Roman" w:eastAsia="Times New Roman" w:hAnsi="Times New Roman" w:cs="Times New Roman"/>
-          <w:sz w:val="24"/>
-          <w:szCs w:val="24"/>
-        </w:rPr>
-        <w:t>framework</w:t>
-      </w:r>
-      <w:proofErr w:type="spellEnd"/>
-      <w:r>
-        <w:rPr>
-          <w:rFonts w:ascii="Times New Roman" w:eastAsia="Times New Roman" w:hAnsi="Times New Roman" w:cs="Times New Roman"/>
-          <w:sz w:val="24"/>
-          <w:szCs w:val="24"/>
-        </w:rPr>
-        <w:t xml:space="preserve"> minimalist și rapid pentru Node.js, pentru a gestiona eficient comunicarea între aplicația mobilă și baza de date.  </w:t>
+        <w:t xml:space="preserve">, un framework minimalist și rapid pentru Node.js, pentru a gestiona eficient comunicarea între aplicația mobilă și baza de date.  </w:t>
       </w:r>
     </w:p>
     <w:p>
@@ -6923,25 +5536,7 @@
           <w:sz w:val="24"/>
           <w:szCs w:val="24"/>
         </w:rPr>
-        <w:t xml:space="preserve">Suport excelent pentru crearea de API-uri </w:t>
-      </w:r>
-      <w:proofErr w:type="spellStart"/>
-      <w:r>
-        <w:rPr>
-          <w:rFonts w:ascii="Times New Roman" w:eastAsia="Times New Roman" w:hAnsi="Times New Roman" w:cs="Times New Roman"/>
-          <w:sz w:val="24"/>
-          <w:szCs w:val="24"/>
-        </w:rPr>
-        <w:t>RESTful</w:t>
-      </w:r>
-      <w:proofErr w:type="spellEnd"/>
-      <w:r>
-        <w:rPr>
-          <w:rFonts w:ascii="Times New Roman" w:eastAsia="Times New Roman" w:hAnsi="Times New Roman" w:cs="Times New Roman"/>
-          <w:sz w:val="24"/>
-          <w:szCs w:val="24"/>
-        </w:rPr>
-        <w:t>.</w:t>
+        <w:t>Suport excelent pentru crearea de API-uri RESTful.</w:t>
       </w:r>
     </w:p>
     <w:p>
@@ -6964,25 +5559,7 @@
           <w:sz w:val="24"/>
           <w:szCs w:val="24"/>
         </w:rPr>
-        <w:t xml:space="preserve">Integrare rapidă cu alte biblioteci Node.js, precum </w:t>
-      </w:r>
-      <w:proofErr w:type="spellStart"/>
-      <w:r>
-        <w:rPr>
-          <w:rFonts w:ascii="Times New Roman" w:eastAsia="Times New Roman" w:hAnsi="Times New Roman" w:cs="Times New Roman"/>
-          <w:sz w:val="24"/>
-          <w:szCs w:val="24"/>
-        </w:rPr>
-        <w:t>middleware</w:t>
-      </w:r>
-      <w:proofErr w:type="spellEnd"/>
-      <w:r>
-        <w:rPr>
-          <w:rFonts w:ascii="Times New Roman" w:eastAsia="Times New Roman" w:hAnsi="Times New Roman" w:cs="Times New Roman"/>
-          <w:sz w:val="24"/>
-          <w:szCs w:val="24"/>
-        </w:rPr>
-        <w:t>-uri pentru autentificare (ex. Passport.js) sau validarea datelor.</w:t>
+        <w:t>Integrare rapidă cu alte biblioteci Node.js, precum middleware-uri pentru autentificare (ex. Passport.js) sau validarea datelor.</w:t>
       </w:r>
     </w:p>
     <w:p>
@@ -7005,25 +5582,7 @@
           <w:sz w:val="24"/>
           <w:szCs w:val="24"/>
         </w:rPr>
-        <w:t xml:space="preserve">Responsabilități principale ale </w:t>
-      </w:r>
-      <w:proofErr w:type="spellStart"/>
-      <w:r>
-        <w:rPr>
-          <w:rFonts w:ascii="Times New Roman" w:eastAsia="Times New Roman" w:hAnsi="Times New Roman" w:cs="Times New Roman"/>
-          <w:sz w:val="24"/>
-          <w:szCs w:val="24"/>
-        </w:rPr>
-        <w:t>backend</w:t>
-      </w:r>
-      <w:proofErr w:type="spellEnd"/>
-      <w:r>
-        <w:rPr>
-          <w:rFonts w:ascii="Times New Roman" w:eastAsia="Times New Roman" w:hAnsi="Times New Roman" w:cs="Times New Roman"/>
-          <w:sz w:val="24"/>
-          <w:szCs w:val="24"/>
-        </w:rPr>
-        <w:t>-ului:</w:t>
+        <w:t>Responsabilități principale ale backend-ului:</w:t>
       </w:r>
     </w:p>
     <w:p>
@@ -7092,25 +5651,7 @@
           <w:sz w:val="24"/>
           <w:szCs w:val="24"/>
         </w:rPr>
-        <w:t xml:space="preserve">Procesarea tranzacțiilor financiare pentru achiziția de </w:t>
-      </w:r>
-      <w:proofErr w:type="spellStart"/>
-      <w:r>
-        <w:rPr>
-          <w:rFonts w:ascii="Times New Roman" w:eastAsia="Times New Roman" w:hAnsi="Times New Roman" w:cs="Times New Roman"/>
-          <w:sz w:val="24"/>
-          <w:szCs w:val="24"/>
-        </w:rPr>
-        <w:t>token</w:t>
-      </w:r>
-      <w:proofErr w:type="spellEnd"/>
-      <w:r>
-        <w:rPr>
-          <w:rFonts w:ascii="Times New Roman" w:eastAsia="Times New Roman" w:hAnsi="Times New Roman" w:cs="Times New Roman"/>
-          <w:sz w:val="24"/>
-          <w:szCs w:val="24"/>
-        </w:rPr>
-        <w:t>-uri.</w:t>
+        <w:t>Procesarea tranzacțiilor financiare pentru achiziția de token-uri.</w:t>
       </w:r>
     </w:p>
     <w:p>
@@ -7135,7 +5676,6 @@
         </w:rPr>
         <w:t xml:space="preserve">Fluxul de date între </w:t>
       </w:r>
-      <w:proofErr w:type="spellStart"/>
       <w:r>
         <w:rPr>
           <w:rFonts w:ascii="Times New Roman" w:eastAsia="Times New Roman" w:hAnsi="Times New Roman" w:cs="Times New Roman"/>
@@ -7145,7 +5685,6 @@
         </w:rPr>
         <w:t>SwiftUI</w:t>
       </w:r>
-      <w:proofErr w:type="spellEnd"/>
       <w:r>
         <w:rPr>
           <w:rFonts w:ascii="Times New Roman" w:eastAsia="Times New Roman" w:hAnsi="Times New Roman" w:cs="Times New Roman"/>
@@ -7154,7 +5693,6 @@
         </w:rPr>
         <w:t xml:space="preserve"> și </w:t>
       </w:r>
-      <w:proofErr w:type="spellStart"/>
       <w:r>
         <w:rPr>
           <w:rFonts w:ascii="Times New Roman" w:eastAsia="Times New Roman" w:hAnsi="Times New Roman" w:cs="Times New Roman"/>
@@ -7164,7 +5702,6 @@
         </w:rPr>
         <w:t>backend</w:t>
       </w:r>
-      <w:proofErr w:type="spellEnd"/>
     </w:p>
     <w:p>
       <w:pPr>
@@ -7186,25 +5723,7 @@
           <w:sz w:val="24"/>
           <w:szCs w:val="24"/>
         </w:rPr>
-        <w:t xml:space="preserve">Aplicația mobilă va comunica cu </w:t>
-      </w:r>
-      <w:proofErr w:type="spellStart"/>
-      <w:r>
-        <w:rPr>
-          <w:rFonts w:ascii="Times New Roman" w:eastAsia="Times New Roman" w:hAnsi="Times New Roman" w:cs="Times New Roman"/>
-          <w:sz w:val="24"/>
-          <w:szCs w:val="24"/>
-        </w:rPr>
-        <w:t>backend-ul</w:t>
-      </w:r>
-      <w:proofErr w:type="spellEnd"/>
-      <w:r>
-        <w:rPr>
-          <w:rFonts w:ascii="Times New Roman" w:eastAsia="Times New Roman" w:hAnsi="Times New Roman" w:cs="Times New Roman"/>
-          <w:sz w:val="24"/>
-          <w:szCs w:val="24"/>
-        </w:rPr>
-        <w:t xml:space="preserve"> folosind solicitări </w:t>
+        <w:t xml:space="preserve">Aplicația mobilă va comunica cu backend-ul folosind solicitări </w:t>
       </w:r>
       <w:r>
         <w:rPr>
@@ -7252,19 +5771,8 @@
           <w:sz w:val="24"/>
           <w:szCs w:val="24"/>
         </w:rPr>
-        <w:t xml:space="preserve"> Service </w:t>
-      </w:r>
-      <w:proofErr w:type="spellStart"/>
-      <w:r>
-        <w:rPr>
-          <w:rFonts w:ascii="Times New Roman" w:eastAsia="Times New Roman" w:hAnsi="Times New Roman" w:cs="Times New Roman"/>
-          <w:b/>
-          <w:sz w:val="24"/>
-          <w:szCs w:val="24"/>
-        </w:rPr>
-        <w:t>Layer</w:t>
-      </w:r>
-      <w:proofErr w:type="spellEnd"/>
+        <w:t xml:space="preserve"> Service Layer</w:t>
+      </w:r>
       <w:r>
         <w:rPr>
           <w:rFonts w:ascii="Times New Roman" w:eastAsia="Times New Roman" w:hAnsi="Times New Roman" w:cs="Times New Roman"/>
@@ -7328,25 +5836,7 @@
           <w:sz w:val="24"/>
           <w:szCs w:val="24"/>
         </w:rPr>
-        <w:t xml:space="preserve">Plăți online: Tranzacțiile financiare vor fi gestionate printr-un gateway de plată precum </w:t>
-      </w:r>
-      <w:proofErr w:type="spellStart"/>
-      <w:r>
-        <w:rPr>
-          <w:rFonts w:ascii="Times New Roman" w:eastAsia="Times New Roman" w:hAnsi="Times New Roman" w:cs="Times New Roman"/>
-          <w:sz w:val="24"/>
-          <w:szCs w:val="24"/>
-        </w:rPr>
-        <w:t>Stripe</w:t>
-      </w:r>
-      <w:proofErr w:type="spellEnd"/>
-      <w:r>
-        <w:rPr>
-          <w:rFonts w:ascii="Times New Roman" w:eastAsia="Times New Roman" w:hAnsi="Times New Roman" w:cs="Times New Roman"/>
-          <w:sz w:val="24"/>
-          <w:szCs w:val="24"/>
-        </w:rPr>
-        <w:t xml:space="preserve">, pentru securitate și fiabilitate.  </w:t>
+        <w:t xml:space="preserve">Plăți online: Tranzacțiile financiare vor fi gestionate printr-un gateway de plată precum Stripe, pentru securitate și fiabilitate.  </w:t>
       </w:r>
     </w:p>
     <w:p>
@@ -7391,61 +5881,7 @@
           <w:sz w:val="24"/>
           <w:szCs w:val="24"/>
         </w:rPr>
-        <w:t xml:space="preserve">Integrarea între </w:t>
-      </w:r>
-      <w:proofErr w:type="spellStart"/>
-      <w:r>
-        <w:rPr>
-          <w:rFonts w:ascii="Times New Roman" w:eastAsia="Times New Roman" w:hAnsi="Times New Roman" w:cs="Times New Roman"/>
-          <w:sz w:val="24"/>
-          <w:szCs w:val="24"/>
-        </w:rPr>
-        <w:t>SwiftUI</w:t>
-      </w:r>
-      <w:proofErr w:type="spellEnd"/>
-      <w:r>
-        <w:rPr>
-          <w:rFonts w:ascii="Times New Roman" w:eastAsia="Times New Roman" w:hAnsi="Times New Roman" w:cs="Times New Roman"/>
-          <w:sz w:val="24"/>
-          <w:szCs w:val="24"/>
-        </w:rPr>
-        <w:t xml:space="preserve"> și Express.js va fi testată extensiv utilizând: </w:t>
-      </w:r>
-      <w:proofErr w:type="spellStart"/>
-      <w:r>
-        <w:rPr>
-          <w:rFonts w:ascii="Times New Roman" w:eastAsia="Times New Roman" w:hAnsi="Times New Roman" w:cs="Times New Roman"/>
-          <w:sz w:val="24"/>
-          <w:szCs w:val="24"/>
-        </w:rPr>
-        <w:t>Postman</w:t>
-      </w:r>
-      <w:proofErr w:type="spellEnd"/>
-      <w:r>
-        <w:rPr>
-          <w:rFonts w:ascii="Times New Roman" w:eastAsia="Times New Roman" w:hAnsi="Times New Roman" w:cs="Times New Roman"/>
-          <w:sz w:val="24"/>
-          <w:szCs w:val="24"/>
-        </w:rPr>
-        <w:t xml:space="preserve"> pentru verificarea API-urilor </w:t>
-      </w:r>
-      <w:proofErr w:type="spellStart"/>
-      <w:r>
-        <w:rPr>
-          <w:rFonts w:ascii="Times New Roman" w:eastAsia="Times New Roman" w:hAnsi="Times New Roman" w:cs="Times New Roman"/>
-          <w:sz w:val="24"/>
-          <w:szCs w:val="24"/>
-        </w:rPr>
-        <w:t>backend</w:t>
-      </w:r>
-      <w:proofErr w:type="spellEnd"/>
-      <w:r>
-        <w:rPr>
-          <w:rFonts w:ascii="Times New Roman" w:eastAsia="Times New Roman" w:hAnsi="Times New Roman" w:cs="Times New Roman"/>
-          <w:sz w:val="24"/>
-          <w:szCs w:val="24"/>
-        </w:rPr>
-        <w:t>.</w:t>
+        <w:t>Integrarea între SwiftUI și Express.js va fi testată extensiv utilizând: Postman pentru verificarea API-urilor backend.</w:t>
       </w:r>
     </w:p>
     <w:p>
@@ -11235,19 +9671,8 @@
           <w:szCs w:val="28"/>
         </w:rPr>
         <w:lastRenderedPageBreak/>
-        <w:t xml:space="preserve">Diagrama </w:t>
-      </w:r>
-      <w:proofErr w:type="spellStart"/>
-      <w:r>
-        <w:rPr>
-          <w:rFonts w:ascii="Times New Roman" w:eastAsia="Times New Roman" w:hAnsi="Times New Roman" w:cs="Times New Roman"/>
-          <w:b/>
-          <w:sz w:val="28"/>
-          <w:szCs w:val="28"/>
-        </w:rPr>
-        <w:t>Gantt</w:t>
-      </w:r>
-      <w:proofErr w:type="spellEnd"/>
+        <w:t>Diagrama Gantt</w:t>
+      </w:r>
     </w:p>
     <w:tbl>
       <w:tblPr>
@@ -11595,70 +10020,14 @@
                 <w:szCs w:val="20"/>
               </w:rPr>
             </w:pPr>
-            <w:proofErr w:type="spellStart"/>
             <w:r>
               <w:rPr>
                 <w:rFonts w:ascii="Times New Roman" w:eastAsia="Times New Roman" w:hAnsi="Times New Roman" w:cs="Times New Roman"/>
                 <w:sz w:val="20"/>
                 <w:szCs w:val="20"/>
               </w:rPr>
-              <w:t>Account</w:t>
+              <w:t>Account creation, management and authentication</w:t>
             </w:r>
-            <w:proofErr w:type="spellEnd"/>
-            <w:r>
-              <w:rPr>
-                <w:rFonts w:ascii="Times New Roman" w:eastAsia="Times New Roman" w:hAnsi="Times New Roman" w:cs="Times New Roman"/>
-                <w:sz w:val="20"/>
-                <w:szCs w:val="20"/>
-              </w:rPr>
-              <w:t xml:space="preserve"> </w:t>
-            </w:r>
-            <w:proofErr w:type="spellStart"/>
-            <w:r>
-              <w:rPr>
-                <w:rFonts w:ascii="Times New Roman" w:eastAsia="Times New Roman" w:hAnsi="Times New Roman" w:cs="Times New Roman"/>
-                <w:sz w:val="20"/>
-                <w:szCs w:val="20"/>
-              </w:rPr>
-              <w:t>creation</w:t>
-            </w:r>
-            <w:proofErr w:type="spellEnd"/>
-            <w:r>
-              <w:rPr>
-                <w:rFonts w:ascii="Times New Roman" w:eastAsia="Times New Roman" w:hAnsi="Times New Roman" w:cs="Times New Roman"/>
-                <w:sz w:val="20"/>
-                <w:szCs w:val="20"/>
-              </w:rPr>
-              <w:t xml:space="preserve">, management </w:t>
-            </w:r>
-            <w:proofErr w:type="spellStart"/>
-            <w:r>
-              <w:rPr>
-                <w:rFonts w:ascii="Times New Roman" w:eastAsia="Times New Roman" w:hAnsi="Times New Roman" w:cs="Times New Roman"/>
-                <w:sz w:val="20"/>
-                <w:szCs w:val="20"/>
-              </w:rPr>
-              <w:t>and</w:t>
-            </w:r>
-            <w:proofErr w:type="spellEnd"/>
-            <w:r>
-              <w:rPr>
-                <w:rFonts w:ascii="Times New Roman" w:eastAsia="Times New Roman" w:hAnsi="Times New Roman" w:cs="Times New Roman"/>
-                <w:sz w:val="20"/>
-                <w:szCs w:val="20"/>
-              </w:rPr>
-              <w:t xml:space="preserve"> </w:t>
-            </w:r>
-            <w:proofErr w:type="spellStart"/>
-            <w:r>
-              <w:rPr>
-                <w:rFonts w:ascii="Times New Roman" w:eastAsia="Times New Roman" w:hAnsi="Times New Roman" w:cs="Times New Roman"/>
-                <w:sz w:val="20"/>
-                <w:szCs w:val="20"/>
-              </w:rPr>
-              <w:t>authentication</w:t>
-            </w:r>
-            <w:proofErr w:type="spellEnd"/>
           </w:p>
           <w:p>
             <w:pPr>
@@ -12138,25 +10507,7 @@
                 <w:sz w:val="20"/>
                 <w:szCs w:val="20"/>
               </w:rPr>
-              <w:t xml:space="preserve">Content </w:t>
-            </w:r>
-            <w:proofErr w:type="spellStart"/>
-            <w:r>
-              <w:rPr>
-                <w:rFonts w:ascii="Times New Roman" w:eastAsia="Times New Roman" w:hAnsi="Times New Roman" w:cs="Times New Roman"/>
-                <w:sz w:val="20"/>
-                <w:szCs w:val="20"/>
-              </w:rPr>
-              <w:t>viewing</w:t>
-            </w:r>
-            <w:proofErr w:type="spellEnd"/>
-            <w:r>
-              <w:rPr>
-                <w:rFonts w:ascii="Times New Roman" w:eastAsia="Times New Roman" w:hAnsi="Times New Roman" w:cs="Times New Roman"/>
-                <w:sz w:val="20"/>
-                <w:szCs w:val="20"/>
-              </w:rPr>
-              <w:t xml:space="preserve"> </w:t>
+              <w:t xml:space="preserve">Content viewing </w:t>
             </w:r>
           </w:p>
         </w:tc>
@@ -12394,97 +10745,7 @@
                 <w:sz w:val="20"/>
                 <w:szCs w:val="20"/>
               </w:rPr>
-              <w:t xml:space="preserve">Artist </w:t>
-            </w:r>
-            <w:proofErr w:type="spellStart"/>
-            <w:r>
-              <w:rPr>
-                <w:rFonts w:ascii="Times New Roman" w:eastAsia="Times New Roman" w:hAnsi="Times New Roman" w:cs="Times New Roman"/>
-                <w:sz w:val="20"/>
-                <w:szCs w:val="20"/>
-              </w:rPr>
-              <w:t>posts</w:t>
-            </w:r>
-            <w:proofErr w:type="spellEnd"/>
-            <w:r>
-              <w:rPr>
-                <w:rFonts w:ascii="Times New Roman" w:eastAsia="Times New Roman" w:hAnsi="Times New Roman" w:cs="Times New Roman"/>
-                <w:sz w:val="20"/>
-                <w:szCs w:val="20"/>
-              </w:rPr>
-              <w:t xml:space="preserve"> </w:t>
-            </w:r>
-            <w:proofErr w:type="spellStart"/>
-            <w:r>
-              <w:rPr>
-                <w:rFonts w:ascii="Times New Roman" w:eastAsia="Times New Roman" w:hAnsi="Times New Roman" w:cs="Times New Roman"/>
-                <w:sz w:val="20"/>
-                <w:szCs w:val="20"/>
-              </w:rPr>
-              <w:t>creation</w:t>
-            </w:r>
-            <w:proofErr w:type="spellEnd"/>
-            <w:r>
-              <w:rPr>
-                <w:rFonts w:ascii="Times New Roman" w:eastAsia="Times New Roman" w:hAnsi="Times New Roman" w:cs="Times New Roman"/>
-                <w:sz w:val="20"/>
-                <w:szCs w:val="20"/>
-              </w:rPr>
-              <w:t xml:space="preserve"> </w:t>
-            </w:r>
-            <w:proofErr w:type="spellStart"/>
-            <w:r>
-              <w:rPr>
-                <w:rFonts w:ascii="Times New Roman" w:eastAsia="Times New Roman" w:hAnsi="Times New Roman" w:cs="Times New Roman"/>
-                <w:sz w:val="20"/>
-                <w:szCs w:val="20"/>
-              </w:rPr>
-              <w:t>and</w:t>
-            </w:r>
-            <w:proofErr w:type="spellEnd"/>
-            <w:r>
-              <w:rPr>
-                <w:rFonts w:ascii="Times New Roman" w:eastAsia="Times New Roman" w:hAnsi="Times New Roman" w:cs="Times New Roman"/>
-                <w:sz w:val="20"/>
-                <w:szCs w:val="20"/>
-              </w:rPr>
-              <w:t xml:space="preserve"> </w:t>
-            </w:r>
-            <w:proofErr w:type="spellStart"/>
-            <w:r>
-              <w:rPr>
-                <w:rFonts w:ascii="Times New Roman" w:eastAsia="Times New Roman" w:hAnsi="Times New Roman" w:cs="Times New Roman"/>
-                <w:sz w:val="20"/>
-                <w:szCs w:val="20"/>
-              </w:rPr>
-              <w:t>further</w:t>
-            </w:r>
-            <w:proofErr w:type="spellEnd"/>
-            <w:r>
-              <w:rPr>
-                <w:rFonts w:ascii="Times New Roman" w:eastAsia="Times New Roman" w:hAnsi="Times New Roman" w:cs="Times New Roman"/>
-                <w:sz w:val="20"/>
-                <w:szCs w:val="20"/>
-              </w:rPr>
-              <w:t xml:space="preserve"> </w:t>
-            </w:r>
-            <w:proofErr w:type="spellStart"/>
-            <w:r>
-              <w:rPr>
-                <w:rFonts w:ascii="Times New Roman" w:eastAsia="Times New Roman" w:hAnsi="Times New Roman" w:cs="Times New Roman"/>
-                <w:sz w:val="20"/>
-                <w:szCs w:val="20"/>
-              </w:rPr>
-              <w:t>changes</w:t>
-            </w:r>
-            <w:proofErr w:type="spellEnd"/>
-            <w:r>
-              <w:rPr>
-                <w:rFonts w:ascii="Times New Roman" w:eastAsia="Times New Roman" w:hAnsi="Times New Roman" w:cs="Times New Roman"/>
-                <w:sz w:val="20"/>
-                <w:szCs w:val="20"/>
-              </w:rPr>
-              <w:t xml:space="preserve"> </w:t>
+              <w:t xml:space="preserve">Artist posts creation and further changes </w:t>
             </w:r>
           </w:p>
         </w:tc>
@@ -12716,23 +10977,13 @@
                 <w:szCs w:val="24"/>
               </w:rPr>
             </w:pPr>
-            <w:proofErr w:type="spellStart"/>
             <w:r>
               <w:rPr>
                 <w:rFonts w:ascii="Times New Roman" w:eastAsia="Times New Roman" w:hAnsi="Times New Roman" w:cs="Times New Roman"/>
                 <w:sz w:val="20"/>
                 <w:szCs w:val="20"/>
               </w:rPr>
-              <w:t>Token</w:t>
-            </w:r>
-            <w:proofErr w:type="spellEnd"/>
-            <w:r>
-              <w:rPr>
-                <w:rFonts w:ascii="Times New Roman" w:eastAsia="Times New Roman" w:hAnsi="Times New Roman" w:cs="Times New Roman"/>
-                <w:sz w:val="20"/>
-                <w:szCs w:val="20"/>
-              </w:rPr>
-              <w:t xml:space="preserve"> System</w:t>
+              <w:t>Token System</w:t>
             </w:r>
             <w:r>
               <w:rPr>
@@ -12960,41 +11211,13 @@
                 <w:szCs w:val="20"/>
               </w:rPr>
             </w:pPr>
-            <w:proofErr w:type="spellStart"/>
             <w:r>
               <w:rPr>
                 <w:rFonts w:ascii="Times New Roman" w:eastAsia="Times New Roman" w:hAnsi="Times New Roman" w:cs="Times New Roman"/>
                 <w:sz w:val="20"/>
                 <w:szCs w:val="20"/>
               </w:rPr>
-              <w:t>App</w:t>
-            </w:r>
-            <w:proofErr w:type="spellEnd"/>
-            <w:r>
-              <w:rPr>
-                <w:rFonts w:ascii="Times New Roman" w:eastAsia="Times New Roman" w:hAnsi="Times New Roman" w:cs="Times New Roman"/>
-                <w:sz w:val="20"/>
-                <w:szCs w:val="20"/>
-              </w:rPr>
-              <w:t xml:space="preserve"> </w:t>
-            </w:r>
-            <w:proofErr w:type="spellStart"/>
-            <w:r>
-              <w:rPr>
-                <w:rFonts w:ascii="Times New Roman" w:eastAsia="Times New Roman" w:hAnsi="Times New Roman" w:cs="Times New Roman"/>
-                <w:sz w:val="20"/>
-                <w:szCs w:val="20"/>
-              </w:rPr>
-              <w:t>Settings</w:t>
-            </w:r>
-            <w:proofErr w:type="spellEnd"/>
-            <w:r>
-              <w:rPr>
-                <w:rFonts w:ascii="Times New Roman" w:eastAsia="Times New Roman" w:hAnsi="Times New Roman" w:cs="Times New Roman"/>
-                <w:sz w:val="20"/>
-                <w:szCs w:val="20"/>
-              </w:rPr>
-              <w:t xml:space="preserve">  </w:t>
+              <w:t xml:space="preserve">App Settings  </w:t>
             </w:r>
           </w:p>
           <w:p>
@@ -13245,34 +11468,14 @@
                 <w:szCs w:val="24"/>
               </w:rPr>
             </w:pPr>
-            <w:proofErr w:type="spellStart"/>
             <w:r>
               <w:rPr>
                 <w:rFonts w:ascii="Times New Roman" w:eastAsia="Times New Roman" w:hAnsi="Times New Roman" w:cs="Times New Roman"/>
                 <w:sz w:val="20"/>
                 <w:szCs w:val="20"/>
               </w:rPr>
-              <w:t>Payment</w:t>
+              <w:t>Payment System</w:t>
             </w:r>
-            <w:proofErr w:type="spellEnd"/>
-            <w:r>
-              <w:rPr>
-                <w:rFonts w:ascii="Times New Roman" w:eastAsia="Times New Roman" w:hAnsi="Times New Roman" w:cs="Times New Roman"/>
-                <w:sz w:val="20"/>
-                <w:szCs w:val="20"/>
-              </w:rPr>
-              <w:t xml:space="preserve"> </w:t>
-            </w:r>
-            <w:proofErr w:type="spellStart"/>
-            <w:r>
-              <w:rPr>
-                <w:rFonts w:ascii="Times New Roman" w:eastAsia="Times New Roman" w:hAnsi="Times New Roman" w:cs="Times New Roman"/>
-                <w:sz w:val="20"/>
-                <w:szCs w:val="20"/>
-              </w:rPr>
-              <w:t>System</w:t>
-            </w:r>
-            <w:proofErr w:type="spellEnd"/>
             <w:r>
               <w:rPr>
                 <w:rFonts w:ascii="Times New Roman" w:eastAsia="Times New Roman" w:hAnsi="Times New Roman" w:cs="Times New Roman"/>
@@ -13511,34 +11714,14 @@
                 <w:szCs w:val="24"/>
               </w:rPr>
             </w:pPr>
-            <w:proofErr w:type="spellStart"/>
             <w:r>
               <w:rPr>
                 <w:rFonts w:ascii="Times New Roman" w:eastAsia="Times New Roman" w:hAnsi="Times New Roman" w:cs="Times New Roman"/>
                 <w:sz w:val="20"/>
                 <w:szCs w:val="20"/>
               </w:rPr>
-              <w:t>Artists</w:t>
+              <w:t>Artists posts interactions</w:t>
             </w:r>
-            <w:proofErr w:type="spellEnd"/>
-            <w:r>
-              <w:rPr>
-                <w:rFonts w:ascii="Times New Roman" w:eastAsia="Times New Roman" w:hAnsi="Times New Roman" w:cs="Times New Roman"/>
-                <w:sz w:val="20"/>
-                <w:szCs w:val="20"/>
-              </w:rPr>
-              <w:t xml:space="preserve"> posts </w:t>
-            </w:r>
-            <w:proofErr w:type="spellStart"/>
-            <w:r>
-              <w:rPr>
-                <w:rFonts w:ascii="Times New Roman" w:eastAsia="Times New Roman" w:hAnsi="Times New Roman" w:cs="Times New Roman"/>
-                <w:sz w:val="20"/>
-                <w:szCs w:val="20"/>
-              </w:rPr>
-              <w:t>interactions</w:t>
-            </w:r>
-            <w:proofErr w:type="spellEnd"/>
             <w:r>
               <w:rPr>
                 <w:rFonts w:ascii="Times New Roman" w:eastAsia="Times New Roman" w:hAnsi="Times New Roman" w:cs="Times New Roman"/>
@@ -15457,19 +13640,8 @@
           <w:sz w:val="24"/>
           <w:szCs w:val="24"/>
         </w:rPr>
-        <w:t xml:space="preserve">Cristea Bianca </w:t>
-      </w:r>
-      <w:proofErr w:type="spellStart"/>
-      <w:r>
-        <w:rPr>
-          <w:rFonts w:ascii="Times New Roman" w:eastAsia="Times New Roman" w:hAnsi="Times New Roman" w:cs="Times New Roman"/>
-          <w:b/>
-          <w:sz w:val="24"/>
-          <w:szCs w:val="24"/>
-        </w:rPr>
-        <w:t>Stefania</w:t>
-      </w:r>
-      <w:proofErr w:type="spellEnd"/>
+        <w:t>Cristea Bianca Stefania</w:t>
+      </w:r>
       <w:r>
         <w:rPr>
           <w:rFonts w:ascii="Times New Roman" w:eastAsia="Times New Roman" w:hAnsi="Times New Roman" w:cs="Times New Roman"/>
@@ -15490,7 +13662,6 @@
           <w:szCs w:val="24"/>
         </w:rPr>
       </w:pPr>
-      <w:proofErr w:type="spellStart"/>
       <w:r>
         <w:rPr>
           <w:rFonts w:ascii="Times New Roman" w:eastAsia="Times New Roman" w:hAnsi="Times New Roman" w:cs="Times New Roman"/>
@@ -15498,17 +13669,7 @@
           <w:sz w:val="24"/>
           <w:szCs w:val="24"/>
         </w:rPr>
-        <w:t>Agafiței</w:t>
-      </w:r>
-      <w:proofErr w:type="spellEnd"/>
-      <w:r>
-        <w:rPr>
-          <w:rFonts w:ascii="Times New Roman" w:eastAsia="Times New Roman" w:hAnsi="Times New Roman" w:cs="Times New Roman"/>
-          <w:b/>
-          <w:sz w:val="24"/>
-          <w:szCs w:val="24"/>
-        </w:rPr>
-        <w:t xml:space="preserve"> Iuliana Mihaela</w:t>
+        <w:t>Agafiței Iuliana Mihaela</w:t>
       </w:r>
       <w:r>
         <w:rPr>
@@ -15615,27 +13776,7 @@
           <w:sz w:val="24"/>
           <w:szCs w:val="24"/>
         </w:rPr>
-        <w:t>Teste unitare pentru API-</w:t>
-      </w:r>
-      <w:proofErr w:type="spellStart"/>
-      <w:r>
-        <w:rPr>
-          <w:rFonts w:ascii="Times New Roman" w:eastAsia="Times New Roman" w:hAnsi="Times New Roman" w:cs="Times New Roman"/>
-          <w:bCs/>
-          <w:sz w:val="24"/>
-          <w:szCs w:val="24"/>
-        </w:rPr>
-        <w:t>ul</w:t>
-      </w:r>
-      <w:proofErr w:type="spellEnd"/>
-      <w:r>
-        <w:rPr>
-          <w:rFonts w:ascii="Times New Roman" w:eastAsia="Times New Roman" w:hAnsi="Times New Roman" w:cs="Times New Roman"/>
-          <w:bCs/>
-          <w:sz w:val="24"/>
-          <w:szCs w:val="24"/>
-        </w:rPr>
-        <w:t xml:space="preserve"> de autentificare și 2FA</w:t>
+        <w:t>Teste unitare pentru API-ul de autentificare și 2FA</w:t>
       </w:r>
     </w:p>
     <w:p>
@@ -15659,7 +13800,6 @@
         </w:rPr>
         <w:t xml:space="preserve">Pentru a asigura calitatea și funcționalitatea corectă a API-ului de autentificare, am utilizat </w:t>
       </w:r>
-      <w:proofErr w:type="spellStart"/>
       <w:r>
         <w:rPr>
           <w:rFonts w:ascii="Times New Roman" w:eastAsia="Times New Roman" w:hAnsi="Times New Roman" w:cs="Times New Roman"/>
@@ -15670,7 +13810,6 @@
         </w:rPr>
         <w:t>Supertest</w:t>
       </w:r>
-      <w:proofErr w:type="spellEnd"/>
       <w:r>
         <w:rPr>
           <w:rFonts w:ascii="Times New Roman" w:eastAsia="Times New Roman" w:hAnsi="Times New Roman" w:cs="Times New Roman"/>
@@ -15733,27 +13872,7 @@
           <w:sz w:val="24"/>
           <w:szCs w:val="24"/>
         </w:rPr>
-        <w:t xml:space="preserve">: Testarea procesului de creare a unui cont nou, generarea </w:t>
-      </w:r>
-      <w:proofErr w:type="spellStart"/>
-      <w:r>
-        <w:rPr>
-          <w:rFonts w:ascii="Times New Roman" w:eastAsia="Times New Roman" w:hAnsi="Times New Roman" w:cs="Times New Roman"/>
-          <w:bCs/>
-          <w:sz w:val="24"/>
-          <w:szCs w:val="24"/>
-        </w:rPr>
-        <w:t>token</w:t>
-      </w:r>
-      <w:proofErr w:type="spellEnd"/>
-      <w:r>
-        <w:rPr>
-          <w:rFonts w:ascii="Times New Roman" w:eastAsia="Times New Roman" w:hAnsi="Times New Roman" w:cs="Times New Roman"/>
-          <w:bCs/>
-          <w:sz w:val="24"/>
-          <w:szCs w:val="24"/>
-        </w:rPr>
-        <w:t>-ului JWT și a codului QR pentru autentificarea în doi pași (2FA).</w:t>
+        <w:t>: Testarea procesului de creare a unui cont nou, generarea token-ului JWT și a codului QR pentru autentificarea în doi pași (2FA).</w:t>
       </w:r>
     </w:p>
     <w:p>
@@ -15847,47 +13966,7 @@
           <w:sz w:val="24"/>
           <w:szCs w:val="24"/>
         </w:rPr>
-        <w:t xml:space="preserve">: Verificarea </w:t>
-      </w:r>
-      <w:proofErr w:type="spellStart"/>
-      <w:r>
-        <w:rPr>
-          <w:rFonts w:ascii="Times New Roman" w:eastAsia="Times New Roman" w:hAnsi="Times New Roman" w:cs="Times New Roman"/>
-          <w:bCs/>
-          <w:sz w:val="24"/>
-          <w:szCs w:val="24"/>
-        </w:rPr>
-        <w:t>login</w:t>
-      </w:r>
-      <w:proofErr w:type="spellEnd"/>
-      <w:r>
-        <w:rPr>
-          <w:rFonts w:ascii="Times New Roman" w:eastAsia="Times New Roman" w:hAnsi="Times New Roman" w:cs="Times New Roman"/>
-          <w:bCs/>
-          <w:sz w:val="24"/>
-          <w:szCs w:val="24"/>
-        </w:rPr>
-        <w:t xml:space="preserve">-ului utilizatorilor, inclusiv </w:t>
-      </w:r>
-      <w:proofErr w:type="spellStart"/>
-      <w:r>
-        <w:rPr>
-          <w:rFonts w:ascii="Times New Roman" w:eastAsia="Times New Roman" w:hAnsi="Times New Roman" w:cs="Times New Roman"/>
-          <w:bCs/>
-          <w:sz w:val="24"/>
-          <w:szCs w:val="24"/>
-        </w:rPr>
-        <w:t>inclusiv</w:t>
-      </w:r>
-      <w:proofErr w:type="spellEnd"/>
-      <w:r>
-        <w:rPr>
-          <w:rFonts w:ascii="Times New Roman" w:eastAsia="Times New Roman" w:hAnsi="Times New Roman" w:cs="Times New Roman"/>
-          <w:bCs/>
-          <w:sz w:val="24"/>
-          <w:szCs w:val="24"/>
-        </w:rPr>
-        <w:t xml:space="preserve"> 2FA.</w:t>
+        <w:t>: Verificarea login-ului utilizatorilor, inclusiv inclusiv 2FA.</w:t>
       </w:r>
     </w:p>
     <w:p>
@@ -16023,7 +14102,6 @@
           <w:szCs w:val="24"/>
         </w:rPr>
       </w:pPr>
-      <w:proofErr w:type="spellStart"/>
       <w:r>
         <w:rPr>
           <w:rFonts w:ascii="Times New Roman" w:eastAsia="Times New Roman" w:hAnsi="Times New Roman" w:cs="Times New Roman"/>
@@ -16032,37 +14110,7 @@
           <w:szCs w:val="24"/>
         </w:rPr>
         <w:lastRenderedPageBreak/>
-        <w:t>Testara</w:t>
-      </w:r>
-      <w:proofErr w:type="spellEnd"/>
-      <w:r>
-        <w:rPr>
-          <w:rFonts w:ascii="Times New Roman" w:eastAsia="Times New Roman" w:hAnsi="Times New Roman" w:cs="Times New Roman"/>
-          <w:bCs/>
-          <w:sz w:val="24"/>
-          <w:szCs w:val="24"/>
-        </w:rPr>
-        <w:t xml:space="preserve"> activării și dezactivării 2FA, precum și procesul de </w:t>
-      </w:r>
-      <w:proofErr w:type="spellStart"/>
-      <w:r>
-        <w:rPr>
-          <w:rFonts w:ascii="Times New Roman" w:eastAsia="Times New Roman" w:hAnsi="Times New Roman" w:cs="Times New Roman"/>
-          <w:bCs/>
-          <w:sz w:val="24"/>
-          <w:szCs w:val="24"/>
-        </w:rPr>
-        <w:t>logout</w:t>
-      </w:r>
-      <w:proofErr w:type="spellEnd"/>
-      <w:r>
-        <w:rPr>
-          <w:rFonts w:ascii="Times New Roman" w:eastAsia="Times New Roman" w:hAnsi="Times New Roman" w:cs="Times New Roman"/>
-          <w:bCs/>
-          <w:sz w:val="24"/>
-          <w:szCs w:val="24"/>
-        </w:rPr>
-        <w:t>.</w:t>
+        <w:t>Testara activării și dezactivării 2FA, precum și procesul de logout.</w:t>
       </w:r>
     </w:p>
     <w:p>
@@ -16133,7 +14181,6 @@
           <w:szCs w:val="24"/>
         </w:rPr>
       </w:pPr>
-      <w:proofErr w:type="spellStart"/>
       <w:r>
         <w:rPr>
           <w:rFonts w:ascii="Times New Roman" w:eastAsia="Times New Roman" w:hAnsi="Times New Roman" w:cs="Times New Roman"/>
@@ -16142,17 +14189,7 @@
           <w:szCs w:val="24"/>
         </w:rPr>
         <w:lastRenderedPageBreak/>
-        <w:t>Middleware-ul</w:t>
-      </w:r>
-      <w:proofErr w:type="spellEnd"/>
-      <w:r>
-        <w:rPr>
-          <w:rFonts w:ascii="Times New Roman" w:eastAsia="Times New Roman" w:hAnsi="Times New Roman" w:cs="Times New Roman"/>
-          <w:bCs/>
-          <w:sz w:val="24"/>
-          <w:szCs w:val="24"/>
-        </w:rPr>
-        <w:t xml:space="preserve"> de autorizare</w:t>
+        <w:t>Middleware-ul de autorizare</w:t>
       </w:r>
     </w:p>
     <w:p>
@@ -16210,47 +14247,7 @@
           <w:sz w:val="24"/>
           <w:szCs w:val="24"/>
         </w:rPr>
-        <w:t xml:space="preserve">Răspunsul </w:t>
-      </w:r>
-      <w:proofErr w:type="spellStart"/>
-      <w:r>
-        <w:rPr>
-          <w:rFonts w:ascii="Times New Roman" w:eastAsia="Times New Roman" w:hAnsi="Times New Roman" w:cs="Times New Roman"/>
-          <w:bCs/>
-          <w:sz w:val="24"/>
-          <w:szCs w:val="24"/>
-        </w:rPr>
-        <w:t>middleware</w:t>
-      </w:r>
-      <w:proofErr w:type="spellEnd"/>
-      <w:r>
-        <w:rPr>
-          <w:rFonts w:ascii="Times New Roman" w:eastAsia="Times New Roman" w:hAnsi="Times New Roman" w:cs="Times New Roman"/>
-          <w:bCs/>
-          <w:sz w:val="24"/>
-          <w:szCs w:val="24"/>
-        </w:rPr>
-        <w:t xml:space="preserve">-ului în cazul lipsei </w:t>
-      </w:r>
-      <w:proofErr w:type="spellStart"/>
-      <w:r>
-        <w:rPr>
-          <w:rFonts w:ascii="Times New Roman" w:eastAsia="Times New Roman" w:hAnsi="Times New Roman" w:cs="Times New Roman"/>
-          <w:bCs/>
-          <w:sz w:val="24"/>
-          <w:szCs w:val="24"/>
-        </w:rPr>
-        <w:t>token</w:t>
-      </w:r>
-      <w:proofErr w:type="spellEnd"/>
-      <w:r>
-        <w:rPr>
-          <w:rFonts w:ascii="Times New Roman" w:eastAsia="Times New Roman" w:hAnsi="Times New Roman" w:cs="Times New Roman"/>
-          <w:bCs/>
-          <w:sz w:val="24"/>
-          <w:szCs w:val="24"/>
-        </w:rPr>
-        <w:t>-ului.</w:t>
+        <w:t>Răspunsul middleware-ului în cazul lipsei token-ului.</w:t>
       </w:r>
     </w:p>
     <w:p>
@@ -16278,27 +14275,7 @@
           <w:sz w:val="24"/>
           <w:szCs w:val="24"/>
         </w:rPr>
-        <w:t xml:space="preserve">Validarea </w:t>
-      </w:r>
-      <w:proofErr w:type="spellStart"/>
-      <w:r>
-        <w:rPr>
-          <w:rFonts w:ascii="Times New Roman" w:eastAsia="Times New Roman" w:hAnsi="Times New Roman" w:cs="Times New Roman"/>
-          <w:bCs/>
-          <w:sz w:val="24"/>
-          <w:szCs w:val="24"/>
-        </w:rPr>
-        <w:t>token</w:t>
-      </w:r>
-      <w:proofErr w:type="spellEnd"/>
-      <w:r>
-        <w:rPr>
-          <w:rFonts w:ascii="Times New Roman" w:eastAsia="Times New Roman" w:hAnsi="Times New Roman" w:cs="Times New Roman"/>
-          <w:bCs/>
-          <w:sz w:val="24"/>
-          <w:szCs w:val="24"/>
-        </w:rPr>
-        <w:t>-urilor invalid</w:t>
+        <w:t>Validarea token-urilor invalid</w:t>
       </w:r>
       <w:r>
         <w:rPr>
@@ -16344,27 +14321,7 @@
           <w:sz w:val="24"/>
           <w:szCs w:val="24"/>
         </w:rPr>
-        <w:t xml:space="preserve">Autorizarea cu un </w:t>
-      </w:r>
-      <w:proofErr w:type="spellStart"/>
-      <w:r>
-        <w:rPr>
-          <w:rFonts w:ascii="Times New Roman" w:eastAsia="Times New Roman" w:hAnsi="Times New Roman" w:cs="Times New Roman"/>
-          <w:bCs/>
-          <w:sz w:val="24"/>
-          <w:szCs w:val="24"/>
-        </w:rPr>
-        <w:t>token</w:t>
-      </w:r>
-      <w:proofErr w:type="spellEnd"/>
-      <w:r>
-        <w:rPr>
-          <w:rFonts w:ascii="Times New Roman" w:eastAsia="Times New Roman" w:hAnsi="Times New Roman" w:cs="Times New Roman"/>
-          <w:bCs/>
-          <w:sz w:val="24"/>
-          <w:szCs w:val="24"/>
-        </w:rPr>
-        <w:t xml:space="preserve"> valid</w:t>
+        <w:t>Autorizarea cu un token valid</w:t>
       </w:r>
       <w:r>
         <w:rPr>
@@ -16632,27 +14589,7 @@
           <w:sz w:val="24"/>
           <w:szCs w:val="24"/>
         </w:rPr>
-        <w:t xml:space="preserve">Teste pentru </w:t>
-      </w:r>
-      <w:proofErr w:type="spellStart"/>
-      <w:r>
-        <w:rPr>
-          <w:rFonts w:ascii="Times New Roman" w:eastAsia="Times New Roman" w:hAnsi="Times New Roman" w:cs="Times New Roman"/>
-          <w:bCs/>
-          <w:sz w:val="24"/>
-          <w:szCs w:val="24"/>
-        </w:rPr>
-        <w:t>User</w:t>
-      </w:r>
-      <w:proofErr w:type="spellEnd"/>
-      <w:r>
-        <w:rPr>
-          <w:rFonts w:ascii="Times New Roman" w:eastAsia="Times New Roman" w:hAnsi="Times New Roman" w:cs="Times New Roman"/>
-          <w:bCs/>
-          <w:sz w:val="24"/>
-          <w:szCs w:val="24"/>
-        </w:rPr>
-        <w:t xml:space="preserve"> Controller:</w:t>
+        <w:t>Teste pentru User Controller:</w:t>
       </w:r>
     </w:p>
     <w:p>
@@ -17129,19 +15066,20 @@
           <w:sz w:val="28"/>
           <w:szCs w:val="28"/>
         </w:rPr>
-        <w:t xml:space="preserve">Procentul de </w:t>
-      </w:r>
-      <w:proofErr w:type="spellStart"/>
-      <w:r>
+        <w:t>Procentul de coverage</w:t>
+      </w:r>
+    </w:p>
+    <w:p>
+      <w:pPr>
+        <w:spacing w:line="360" w:lineRule="auto"/>
+        <w:jc w:val="both"/>
         <w:rPr>
           <w:rFonts w:ascii="Times New Roman" w:eastAsia="Times New Roman" w:hAnsi="Times New Roman" w:cs="Times New Roman"/>
           <w:b/>
           <w:sz w:val="28"/>
           <w:szCs w:val="28"/>
         </w:rPr>
-        <w:t>coverage</w:t>
-      </w:r>
-      <w:proofErr w:type="spellEnd"/>
+      </w:pPr>
     </w:p>
     <w:p>
       <w:pPr>
@@ -17253,6 +15191,10 @@
     </w:p>
     <w:p>
       <w:pPr>
+        <w:numPr>
+          <w:ilvl w:val="0"/>
+          <w:numId w:val="12"/>
+        </w:numPr>
         <w:spacing w:line="360" w:lineRule="auto"/>
         <w:jc w:val="both"/>
         <w:rPr>
@@ -17262,33 +15204,34 @@
           <w:szCs w:val="28"/>
         </w:rPr>
       </w:pPr>
-    </w:p>
-    <w:p>
-      <w:pPr>
-        <w:numPr>
-          <w:ilvl w:val="0"/>
-          <w:numId w:val="12"/>
-        </w:numPr>
-        <w:spacing w:line="360" w:lineRule="auto"/>
-        <w:jc w:val="both"/>
+      <w:r>
         <w:rPr>
           <w:rFonts w:ascii="Times New Roman" w:eastAsia="Times New Roman" w:hAnsi="Times New Roman" w:cs="Times New Roman"/>
           <w:b/>
           <w:sz w:val="28"/>
           <w:szCs w:val="28"/>
         </w:rPr>
-      </w:pPr>
-      <w:r>
+        <w:lastRenderedPageBreak/>
+        <w:t>Test Driven Development (TDD)</w:t>
+      </w:r>
+    </w:p>
+    <w:p>
+      <w:pPr>
+        <w:numPr>
+          <w:ilvl w:val="1"/>
+          <w:numId w:val="12"/>
+        </w:numPr>
+        <w:spacing w:after="0" w:line="360" w:lineRule="auto"/>
+        <w:jc w:val="both"/>
         <w:rPr>
           <w:rFonts w:ascii="Times New Roman" w:eastAsia="Times New Roman" w:hAnsi="Times New Roman" w:cs="Times New Roman"/>
           <w:b/>
           <w:sz w:val="28"/>
           <w:szCs w:val="28"/>
         </w:rPr>
-        <w:lastRenderedPageBreak/>
-        <w:t xml:space="preserve">Test </w:t>
-      </w:r>
-      <w:proofErr w:type="spellStart"/>
+      </w:pPr>
+      <w:bookmarkStart w:id="25" w:name="2bn6wsx" w:colFirst="0" w:colLast="0"/>
+      <w:bookmarkEnd w:id="25"/>
       <w:r>
         <w:rPr>
           <w:rFonts w:ascii="Times New Roman" w:eastAsia="Times New Roman" w:hAnsi="Times New Roman" w:cs="Times New Roman"/>
@@ -17296,19 +15239,166 @@
           <w:sz w:val="28"/>
           <w:szCs w:val="28"/>
         </w:rPr>
-        <w:t>Driven</w:t>
-      </w:r>
-      <w:proofErr w:type="spellEnd"/>
-      <w:r>
+        <w:t>Avantaje</w:t>
+      </w:r>
+    </w:p>
+    <w:p>
+      <w:pPr>
+        <w:numPr>
+          <w:ilvl w:val="0"/>
+          <w:numId w:val="9"/>
+        </w:numPr>
+        <w:shd w:val="clear" w:color="auto" w:fill="FFFFFF"/>
+        <w:spacing w:after="0" w:line="360" w:lineRule="auto"/>
+        <w:jc w:val="both"/>
+        <w:rPr>
+          <w:rFonts w:ascii="Times New Roman" w:eastAsia="Times New Roman" w:hAnsi="Times New Roman" w:cs="Times New Roman"/>
+          <w:sz w:val="24"/>
+          <w:szCs w:val="24"/>
+        </w:rPr>
+      </w:pPr>
+      <w:r>
+        <w:rPr>
+          <w:rFonts w:ascii="Times New Roman" w:eastAsia="Times New Roman" w:hAnsi="Times New Roman" w:cs="Times New Roman"/>
+          <w:sz w:val="24"/>
+          <w:szCs w:val="24"/>
+        </w:rPr>
+        <w:t xml:space="preserve">Clean Code &amp; organized: testele au fost scrise înainte de implementarea funcționalităților, pentru a reduce timpul necesar refactorizării pe termen lung și pentru a ne concentra exact pe cerințele impuse, evitând astfel adăugarea unor funcționalități complexe și inutile. </w:t>
+      </w:r>
+    </w:p>
+    <w:p>
+      <w:pPr>
+        <w:numPr>
+          <w:ilvl w:val="0"/>
+          <w:numId w:val="9"/>
+        </w:numPr>
+        <w:shd w:val="clear" w:color="auto" w:fill="FFFFFF"/>
+        <w:spacing w:after="0" w:line="360" w:lineRule="auto"/>
+        <w:jc w:val="both"/>
+        <w:rPr>
+          <w:rFonts w:ascii="Times New Roman" w:eastAsia="Times New Roman" w:hAnsi="Times New Roman" w:cs="Times New Roman"/>
+          <w:sz w:val="24"/>
+          <w:szCs w:val="24"/>
+        </w:rPr>
+      </w:pPr>
+      <w:r>
+        <w:rPr>
+          <w:rFonts w:ascii="Times New Roman" w:eastAsia="Times New Roman" w:hAnsi="Times New Roman" w:cs="Times New Roman"/>
+          <w:sz w:val="24"/>
+          <w:szCs w:val="24"/>
+        </w:rPr>
+        <w:t>Prin scrierea testelor înainte de implementarea propriu-zisă, am reușit să evităm erorile care ar fi putut apărea în timpul implementării directe a task-ului. De exemplu, dacă nu am fi scris mai întâi testele pentru autentificare, nu ne-am fi gândit să validăm și formatul standard al adresei de email.</w:t>
+      </w:r>
+      <w:r>
+        <w:rPr>
+          <w:rFonts w:ascii="Times New Roman" w:eastAsia="Times New Roman" w:hAnsi="Times New Roman" w:cs="Times New Roman"/>
+          <w:sz w:val="24"/>
+          <w:szCs w:val="24"/>
+        </w:rPr>
+        <w:tab/>
+      </w:r>
+    </w:p>
+    <w:p>
+      <w:pPr>
+        <w:numPr>
+          <w:ilvl w:val="0"/>
+          <w:numId w:val="9"/>
+        </w:numPr>
+        <w:shd w:val="clear" w:color="auto" w:fill="FFFFFF"/>
+        <w:spacing w:after="0" w:line="360" w:lineRule="auto"/>
+        <w:jc w:val="both"/>
+        <w:rPr>
+          <w:rFonts w:ascii="Times New Roman" w:eastAsia="Times New Roman" w:hAnsi="Times New Roman" w:cs="Times New Roman"/>
+          <w:sz w:val="24"/>
+          <w:szCs w:val="24"/>
+        </w:rPr>
+      </w:pPr>
+      <w:r>
+        <w:rPr>
+          <w:rFonts w:ascii="Times New Roman" w:eastAsia="Times New Roman" w:hAnsi="Times New Roman" w:cs="Times New Roman"/>
+          <w:sz w:val="24"/>
+          <w:szCs w:val="24"/>
+        </w:rPr>
+        <w:t xml:space="preserve">Design modular: fiecare funcționalitate a fost testată individual prin teste unitare, facilitând astfel o întreținere eficientă a codului pe termen lung. </w:t>
+      </w:r>
+    </w:p>
+    <w:p>
+      <w:pPr>
+        <w:numPr>
+          <w:ilvl w:val="0"/>
+          <w:numId w:val="9"/>
+        </w:numPr>
+        <w:shd w:val="clear" w:color="auto" w:fill="FFFFFF"/>
+        <w:spacing w:after="0" w:line="360" w:lineRule="auto"/>
+        <w:jc w:val="both"/>
+        <w:rPr>
+          <w:rFonts w:ascii="Times New Roman" w:eastAsia="Times New Roman" w:hAnsi="Times New Roman" w:cs="Times New Roman"/>
+          <w:sz w:val="24"/>
+          <w:szCs w:val="24"/>
+        </w:rPr>
+      </w:pPr>
+      <w:r>
+        <w:rPr>
+          <w:rFonts w:ascii="Times New Roman" w:eastAsia="Times New Roman" w:hAnsi="Times New Roman" w:cs="Times New Roman"/>
+          <w:sz w:val="24"/>
+          <w:szCs w:val="24"/>
+        </w:rPr>
+        <w:t xml:space="preserve">Suport implicit pentru noii membri ai echipei: Testele vor servi drept ghid pentru noii programatori, demonstrând modul în care ar trebui să funcționeze aplicația, chiar dacă nu cunosc întregul cod. </w:t>
+      </w:r>
+    </w:p>
+    <w:p>
+      <w:pPr>
+        <w:numPr>
+          <w:ilvl w:val="0"/>
+          <w:numId w:val="9"/>
+        </w:numPr>
+        <w:shd w:val="clear" w:color="auto" w:fill="FFFFFF"/>
+        <w:spacing w:line="360" w:lineRule="auto"/>
+        <w:jc w:val="both"/>
+        <w:rPr>
+          <w:rFonts w:ascii="Times New Roman" w:eastAsia="Times New Roman" w:hAnsi="Times New Roman" w:cs="Times New Roman"/>
+          <w:sz w:val="24"/>
+          <w:szCs w:val="24"/>
+        </w:rPr>
+      </w:pPr>
+      <w:r>
+        <w:rPr>
+          <w:rFonts w:ascii="Times New Roman" w:eastAsia="Times New Roman" w:hAnsi="Times New Roman" w:cs="Times New Roman"/>
+          <w:sz w:val="24"/>
+          <w:szCs w:val="24"/>
+        </w:rPr>
+        <w:t xml:space="preserve">Prin utilizarea testelor automate, ne putem asigura că funcționalitățile aplicației noastre respectă cerințele și că modificările ulterioare aduse codului nu vor introduce erori noi. </w:t>
+      </w:r>
+    </w:p>
+    <w:p>
+      <w:pPr>
+        <w:shd w:val="clear" w:color="auto" w:fill="FFFFFF"/>
+        <w:spacing w:line="360" w:lineRule="auto"/>
+        <w:jc w:val="both"/>
+        <w:rPr>
+          <w:rFonts w:ascii="Times New Roman" w:eastAsia="Times New Roman" w:hAnsi="Times New Roman" w:cs="Times New Roman"/>
+          <w:sz w:val="24"/>
+          <w:szCs w:val="24"/>
+        </w:rPr>
+      </w:pPr>
+    </w:p>
+    <w:p>
+      <w:pPr>
+        <w:numPr>
+          <w:ilvl w:val="1"/>
+          <w:numId w:val="12"/>
+        </w:numPr>
+        <w:spacing w:after="0" w:line="360" w:lineRule="auto"/>
+        <w:jc w:val="both"/>
         <w:rPr>
           <w:rFonts w:ascii="Times New Roman" w:eastAsia="Times New Roman" w:hAnsi="Times New Roman" w:cs="Times New Roman"/>
           <w:b/>
           <w:sz w:val="28"/>
           <w:szCs w:val="28"/>
         </w:rPr>
-        <w:t xml:space="preserve"> </w:t>
-      </w:r>
-      <w:proofErr w:type="spellStart"/>
+      </w:pPr>
+      <w:bookmarkStart w:id="26" w:name="qsh70q" w:colFirst="0" w:colLast="0"/>
+      <w:bookmarkEnd w:id="26"/>
       <w:r>
         <w:rPr>
           <w:rFonts w:ascii="Times New Roman" w:eastAsia="Times New Roman" w:hAnsi="Times New Roman" w:cs="Times New Roman"/>
@@ -17316,36 +15406,135 @@
           <w:sz w:val="28"/>
           <w:szCs w:val="28"/>
         </w:rPr>
-        <w:t>Development</w:t>
-      </w:r>
-      <w:proofErr w:type="spellEnd"/>
-      <w:r>
+        <w:t>Dezavantaje</w:t>
+      </w:r>
+    </w:p>
+    <w:p>
+      <w:pPr>
+        <w:numPr>
+          <w:ilvl w:val="0"/>
+          <w:numId w:val="23"/>
+        </w:numPr>
+        <w:shd w:val="clear" w:color="auto" w:fill="FFFFFF"/>
+        <w:spacing w:after="0" w:line="360" w:lineRule="auto"/>
+        <w:jc w:val="both"/>
+        <w:rPr>
+          <w:rFonts w:ascii="Times New Roman" w:eastAsia="Times New Roman" w:hAnsi="Times New Roman" w:cs="Times New Roman"/>
+          <w:sz w:val="24"/>
+          <w:szCs w:val="24"/>
+        </w:rPr>
+      </w:pPr>
+      <w:r>
+        <w:rPr>
+          <w:rFonts w:ascii="Times New Roman" w:eastAsia="Times New Roman" w:hAnsi="Times New Roman" w:cs="Times New Roman"/>
+          <w:sz w:val="24"/>
+          <w:szCs w:val="24"/>
+        </w:rPr>
+        <w:t xml:space="preserve">Timpul de dezvoltare al task-urilor a crescut ușor față de estimarea inițială, deoarece am prioritizat scrierea testelor înainte de implementarea propriu-zisă. </w:t>
+      </w:r>
+    </w:p>
+    <w:p>
+      <w:pPr>
+        <w:numPr>
+          <w:ilvl w:val="0"/>
+          <w:numId w:val="23"/>
+        </w:numPr>
+        <w:shd w:val="clear" w:color="auto" w:fill="FFFFFF"/>
+        <w:spacing w:line="360" w:lineRule="auto"/>
+        <w:jc w:val="both"/>
+        <w:rPr>
+          <w:rFonts w:ascii="Times New Roman" w:eastAsia="Times New Roman" w:hAnsi="Times New Roman" w:cs="Times New Roman"/>
+          <w:sz w:val="24"/>
+          <w:szCs w:val="24"/>
+        </w:rPr>
+      </w:pPr>
+      <w:r>
+        <w:rPr>
+          <w:rFonts w:ascii="Times New Roman" w:eastAsia="Times New Roman" w:hAnsi="Times New Roman" w:cs="Times New Roman"/>
+          <w:sz w:val="24"/>
+          <w:szCs w:val="24"/>
+        </w:rPr>
+        <w:t xml:space="preserve">Procesul de familiarizare cu metodologia Test Driven Development nu a fost ușor la început. A trebuit să învățăm cum să scriem teste eficient și să ne obișnuim cu scrierea testelor înainte de implementarea codului. </w:t>
+      </w:r>
+    </w:p>
+    <w:p>
+      <w:pPr>
+        <w:shd w:val="clear" w:color="auto" w:fill="FFFFFF"/>
+        <w:spacing w:line="360" w:lineRule="auto"/>
+        <w:ind w:left="720"/>
+        <w:jc w:val="both"/>
+        <w:rPr>
+          <w:rFonts w:ascii="Times New Roman" w:eastAsia="Times New Roman" w:hAnsi="Times New Roman" w:cs="Times New Roman"/>
+          <w:sz w:val="24"/>
+          <w:szCs w:val="24"/>
+        </w:rPr>
+      </w:pPr>
+    </w:p>
+    <w:p>
+      <w:pPr>
+        <w:shd w:val="clear" w:color="auto" w:fill="FFFFFF"/>
+        <w:spacing w:line="360" w:lineRule="auto"/>
+        <w:ind w:left="720"/>
+        <w:jc w:val="both"/>
+        <w:rPr>
+          <w:rFonts w:ascii="Times New Roman" w:eastAsia="Times New Roman" w:hAnsi="Times New Roman" w:cs="Times New Roman"/>
+          <w:sz w:val="24"/>
+          <w:szCs w:val="24"/>
+        </w:rPr>
+      </w:pPr>
+    </w:p>
+    <w:p>
+      <w:pPr>
+        <w:shd w:val="clear" w:color="auto" w:fill="FFFFFF"/>
+        <w:spacing w:line="360" w:lineRule="auto"/>
+        <w:ind w:left="720"/>
+        <w:jc w:val="both"/>
+        <w:rPr>
+          <w:rFonts w:ascii="Times New Roman" w:eastAsia="Times New Roman" w:hAnsi="Times New Roman" w:cs="Times New Roman"/>
+          <w:sz w:val="24"/>
+          <w:szCs w:val="24"/>
+        </w:rPr>
+      </w:pPr>
+    </w:p>
+    <w:p>
+      <w:pPr>
+        <w:shd w:val="clear" w:color="auto" w:fill="FFFFFF"/>
+        <w:spacing w:line="360" w:lineRule="auto"/>
+        <w:ind w:left="720"/>
+        <w:jc w:val="both"/>
+        <w:rPr>
+          <w:rFonts w:ascii="Times New Roman" w:eastAsia="Times New Roman" w:hAnsi="Times New Roman" w:cs="Times New Roman"/>
+          <w:sz w:val="24"/>
+          <w:szCs w:val="24"/>
+        </w:rPr>
+      </w:pPr>
+    </w:p>
+    <w:p>
+      <w:pPr>
+        <w:numPr>
+          <w:ilvl w:val="0"/>
+          <w:numId w:val="12"/>
+        </w:numPr>
+        <w:jc w:val="both"/>
         <w:rPr>
           <w:rFonts w:ascii="Times New Roman" w:eastAsia="Times New Roman" w:hAnsi="Times New Roman" w:cs="Times New Roman"/>
           <w:b/>
           <w:sz w:val="28"/>
           <w:szCs w:val="28"/>
         </w:rPr>
-        <w:t xml:space="preserve"> (TDD)</w:t>
-      </w:r>
-    </w:p>
-    <w:p>
-      <w:pPr>
-        <w:numPr>
-          <w:ilvl w:val="1"/>
-          <w:numId w:val="12"/>
-        </w:numPr>
-        <w:spacing w:after="0" w:line="360" w:lineRule="auto"/>
-        <w:jc w:val="both"/>
+      </w:pPr>
+      <w:bookmarkStart w:id="27" w:name="3as4poj" w:colFirst="0" w:colLast="0"/>
+      <w:bookmarkEnd w:id="27"/>
+      <w:r>
         <w:rPr>
           <w:rFonts w:ascii="Times New Roman" w:eastAsia="Times New Roman" w:hAnsi="Times New Roman" w:cs="Times New Roman"/>
           <w:b/>
           <w:sz w:val="28"/>
           <w:szCs w:val="28"/>
         </w:rPr>
-      </w:pPr>
-      <w:bookmarkStart w:id="25" w:name="2bn6wsx" w:colFirst="0" w:colLast="0"/>
-      <w:bookmarkEnd w:id="25"/>
+        <w:lastRenderedPageBreak/>
+        <w:t>Pair Programming</w:t>
+      </w:r>
       <w:r>
         <w:rPr>
           <w:rFonts w:ascii="Times New Roman" w:eastAsia="Times New Roman" w:hAnsi="Times New Roman" w:cs="Times New Roman"/>
@@ -17353,423 +15542,17 @@
           <w:sz w:val="28"/>
           <w:szCs w:val="28"/>
         </w:rPr>
-        <w:t>Avantaje</w:t>
-      </w:r>
-    </w:p>
-    <w:p>
-      <w:pPr>
-        <w:numPr>
-          <w:ilvl w:val="0"/>
-          <w:numId w:val="9"/>
-        </w:numPr>
-        <w:shd w:val="clear" w:color="auto" w:fill="FFFFFF"/>
-        <w:spacing w:after="0" w:line="360" w:lineRule="auto"/>
-        <w:jc w:val="both"/>
-        <w:rPr>
-          <w:rFonts w:ascii="Times New Roman" w:eastAsia="Times New Roman" w:hAnsi="Times New Roman" w:cs="Times New Roman"/>
-          <w:sz w:val="24"/>
-          <w:szCs w:val="24"/>
-        </w:rPr>
-      </w:pPr>
-      <w:r>
-        <w:rPr>
-          <w:rFonts w:ascii="Times New Roman" w:eastAsia="Times New Roman" w:hAnsi="Times New Roman" w:cs="Times New Roman"/>
-          <w:sz w:val="24"/>
-          <w:szCs w:val="24"/>
-        </w:rPr>
-        <w:t xml:space="preserve">Clean Code &amp; </w:t>
-      </w:r>
-      <w:proofErr w:type="spellStart"/>
-      <w:r>
-        <w:rPr>
-          <w:rFonts w:ascii="Times New Roman" w:eastAsia="Times New Roman" w:hAnsi="Times New Roman" w:cs="Times New Roman"/>
-          <w:sz w:val="24"/>
-          <w:szCs w:val="24"/>
-        </w:rPr>
-        <w:t>organized</w:t>
-      </w:r>
-      <w:proofErr w:type="spellEnd"/>
-      <w:r>
-        <w:rPr>
-          <w:rFonts w:ascii="Times New Roman" w:eastAsia="Times New Roman" w:hAnsi="Times New Roman" w:cs="Times New Roman"/>
-          <w:sz w:val="24"/>
-          <w:szCs w:val="24"/>
-        </w:rPr>
-        <w:t xml:space="preserve">: testele au fost scrise înainte de implementarea funcționalităților, pentru a reduce timpul necesar </w:t>
-      </w:r>
-      <w:proofErr w:type="spellStart"/>
-      <w:r>
-        <w:rPr>
-          <w:rFonts w:ascii="Times New Roman" w:eastAsia="Times New Roman" w:hAnsi="Times New Roman" w:cs="Times New Roman"/>
-          <w:sz w:val="24"/>
-          <w:szCs w:val="24"/>
-        </w:rPr>
-        <w:t>refactorizării</w:t>
-      </w:r>
-      <w:proofErr w:type="spellEnd"/>
-      <w:r>
-        <w:rPr>
-          <w:rFonts w:ascii="Times New Roman" w:eastAsia="Times New Roman" w:hAnsi="Times New Roman" w:cs="Times New Roman"/>
-          <w:sz w:val="24"/>
-          <w:szCs w:val="24"/>
-        </w:rPr>
-        <w:t xml:space="preserve"> pe termen lung și pentru a ne concentra exact pe cerințele impuse, evitând astfel adăugarea unor funcționalități complexe și inutile. </w:t>
-      </w:r>
-    </w:p>
-    <w:p>
-      <w:pPr>
-        <w:numPr>
-          <w:ilvl w:val="0"/>
-          <w:numId w:val="9"/>
-        </w:numPr>
-        <w:shd w:val="clear" w:color="auto" w:fill="FFFFFF"/>
-        <w:spacing w:after="0" w:line="360" w:lineRule="auto"/>
-        <w:jc w:val="both"/>
-        <w:rPr>
-          <w:rFonts w:ascii="Times New Roman" w:eastAsia="Times New Roman" w:hAnsi="Times New Roman" w:cs="Times New Roman"/>
-          <w:sz w:val="24"/>
-          <w:szCs w:val="24"/>
-        </w:rPr>
-      </w:pPr>
-      <w:r>
-        <w:rPr>
-          <w:rFonts w:ascii="Times New Roman" w:eastAsia="Times New Roman" w:hAnsi="Times New Roman" w:cs="Times New Roman"/>
-          <w:sz w:val="24"/>
-          <w:szCs w:val="24"/>
-        </w:rPr>
-        <w:t>Prin scrierea testelor înainte de implementarea propriu-zisă, am reușit să evităm erorile care ar fi putut apărea în timpul implementării directe a task-ului. De exemplu, dacă nu am fi scris mai întâi testele pentru autentificare, nu ne-am fi gândit să validăm și formatul standard al adresei de email.</w:t>
-      </w:r>
-      <w:r>
-        <w:rPr>
-          <w:rFonts w:ascii="Times New Roman" w:eastAsia="Times New Roman" w:hAnsi="Times New Roman" w:cs="Times New Roman"/>
-          <w:sz w:val="24"/>
-          <w:szCs w:val="24"/>
-        </w:rPr>
-        <w:tab/>
-      </w:r>
-    </w:p>
-    <w:p>
-      <w:pPr>
-        <w:numPr>
-          <w:ilvl w:val="0"/>
-          <w:numId w:val="9"/>
-        </w:numPr>
-        <w:shd w:val="clear" w:color="auto" w:fill="FFFFFF"/>
-        <w:spacing w:after="0" w:line="360" w:lineRule="auto"/>
-        <w:jc w:val="both"/>
-        <w:rPr>
-          <w:rFonts w:ascii="Times New Roman" w:eastAsia="Times New Roman" w:hAnsi="Times New Roman" w:cs="Times New Roman"/>
-          <w:sz w:val="24"/>
-          <w:szCs w:val="24"/>
-        </w:rPr>
-      </w:pPr>
-      <w:r>
-        <w:rPr>
-          <w:rFonts w:ascii="Times New Roman" w:eastAsia="Times New Roman" w:hAnsi="Times New Roman" w:cs="Times New Roman"/>
-          <w:sz w:val="24"/>
-          <w:szCs w:val="24"/>
-        </w:rPr>
-        <w:t xml:space="preserve">Design modular: fiecare funcționalitate a fost testată individual prin teste unitare, facilitând astfel o întreținere eficientă a codului pe termen lung. </w:t>
-      </w:r>
-    </w:p>
-    <w:p>
-      <w:pPr>
-        <w:numPr>
-          <w:ilvl w:val="0"/>
-          <w:numId w:val="9"/>
-        </w:numPr>
-        <w:shd w:val="clear" w:color="auto" w:fill="FFFFFF"/>
-        <w:spacing w:after="0" w:line="360" w:lineRule="auto"/>
-        <w:jc w:val="both"/>
-        <w:rPr>
-          <w:rFonts w:ascii="Times New Roman" w:eastAsia="Times New Roman" w:hAnsi="Times New Roman" w:cs="Times New Roman"/>
-          <w:sz w:val="24"/>
-          <w:szCs w:val="24"/>
-        </w:rPr>
-      </w:pPr>
-      <w:r>
-        <w:rPr>
-          <w:rFonts w:ascii="Times New Roman" w:eastAsia="Times New Roman" w:hAnsi="Times New Roman" w:cs="Times New Roman"/>
-          <w:sz w:val="24"/>
-          <w:szCs w:val="24"/>
-        </w:rPr>
-        <w:t xml:space="preserve">Suport implicit pentru noii membri ai echipei: Testele vor servi drept ghid pentru noii programatori, demonstrând modul în care ar trebui să funcționeze aplicația, chiar dacă nu cunosc întregul cod. </w:t>
-      </w:r>
-    </w:p>
-    <w:p>
-      <w:pPr>
-        <w:numPr>
-          <w:ilvl w:val="0"/>
-          <w:numId w:val="9"/>
-        </w:numPr>
-        <w:shd w:val="clear" w:color="auto" w:fill="FFFFFF"/>
-        <w:spacing w:line="360" w:lineRule="auto"/>
-        <w:jc w:val="both"/>
-        <w:rPr>
-          <w:rFonts w:ascii="Times New Roman" w:eastAsia="Times New Roman" w:hAnsi="Times New Roman" w:cs="Times New Roman"/>
-          <w:sz w:val="24"/>
-          <w:szCs w:val="24"/>
-        </w:rPr>
-      </w:pPr>
-      <w:r>
-        <w:rPr>
-          <w:rFonts w:ascii="Times New Roman" w:eastAsia="Times New Roman" w:hAnsi="Times New Roman" w:cs="Times New Roman"/>
-          <w:sz w:val="24"/>
-          <w:szCs w:val="24"/>
-        </w:rPr>
-        <w:t xml:space="preserve">Prin utilizarea testelor automate, ne putem asigura că funcționalitățile aplicației noastre respectă cerințele și că modificările ulterioare aduse codului nu vor introduce erori noi. </w:t>
-      </w:r>
-    </w:p>
-    <w:p>
-      <w:pPr>
-        <w:shd w:val="clear" w:color="auto" w:fill="FFFFFF"/>
-        <w:spacing w:line="360" w:lineRule="auto"/>
-        <w:jc w:val="both"/>
-        <w:rPr>
-          <w:rFonts w:ascii="Times New Roman" w:eastAsia="Times New Roman" w:hAnsi="Times New Roman" w:cs="Times New Roman"/>
-          <w:sz w:val="24"/>
-          <w:szCs w:val="24"/>
-        </w:rPr>
-      </w:pPr>
-    </w:p>
-    <w:p>
-      <w:pPr>
-        <w:numPr>
-          <w:ilvl w:val="1"/>
-          <w:numId w:val="12"/>
-        </w:numPr>
-        <w:spacing w:after="0" w:line="360" w:lineRule="auto"/>
-        <w:jc w:val="both"/>
+        <w:t xml:space="preserve"> </w:t>
+      </w:r>
+      <w:r>
         <w:rPr>
           <w:rFonts w:ascii="Times New Roman" w:eastAsia="Times New Roman" w:hAnsi="Times New Roman" w:cs="Times New Roman"/>
           <w:b/>
           <w:sz w:val="28"/>
           <w:szCs w:val="28"/>
         </w:rPr>
-      </w:pPr>
-      <w:bookmarkStart w:id="26" w:name="qsh70q" w:colFirst="0" w:colLast="0"/>
-      <w:bookmarkEnd w:id="26"/>
-      <w:r>
-        <w:rPr>
-          <w:rFonts w:ascii="Times New Roman" w:eastAsia="Times New Roman" w:hAnsi="Times New Roman" w:cs="Times New Roman"/>
-          <w:b/>
-          <w:sz w:val="28"/>
-          <w:szCs w:val="28"/>
-        </w:rPr>
-        <w:t>Dezavantaje</w:t>
-      </w:r>
-    </w:p>
-    <w:p>
-      <w:pPr>
-        <w:numPr>
-          <w:ilvl w:val="0"/>
-          <w:numId w:val="23"/>
-        </w:numPr>
-        <w:shd w:val="clear" w:color="auto" w:fill="FFFFFF"/>
-        <w:spacing w:after="0" w:line="360" w:lineRule="auto"/>
-        <w:jc w:val="both"/>
-        <w:rPr>
-          <w:rFonts w:ascii="Times New Roman" w:eastAsia="Times New Roman" w:hAnsi="Times New Roman" w:cs="Times New Roman"/>
-          <w:sz w:val="24"/>
-          <w:szCs w:val="24"/>
-        </w:rPr>
-      </w:pPr>
-      <w:r>
-        <w:rPr>
-          <w:rFonts w:ascii="Times New Roman" w:eastAsia="Times New Roman" w:hAnsi="Times New Roman" w:cs="Times New Roman"/>
-          <w:sz w:val="24"/>
-          <w:szCs w:val="24"/>
-        </w:rPr>
-        <w:t xml:space="preserve">Timpul de dezvoltare al task-urilor a crescut ușor față de estimarea inițială, deoarece am </w:t>
-      </w:r>
-      <w:proofErr w:type="spellStart"/>
-      <w:r>
-        <w:rPr>
-          <w:rFonts w:ascii="Times New Roman" w:eastAsia="Times New Roman" w:hAnsi="Times New Roman" w:cs="Times New Roman"/>
-          <w:sz w:val="24"/>
-          <w:szCs w:val="24"/>
-        </w:rPr>
-        <w:t>prioritizat</w:t>
-      </w:r>
-      <w:proofErr w:type="spellEnd"/>
-      <w:r>
-        <w:rPr>
-          <w:rFonts w:ascii="Times New Roman" w:eastAsia="Times New Roman" w:hAnsi="Times New Roman" w:cs="Times New Roman"/>
-          <w:sz w:val="24"/>
-          <w:szCs w:val="24"/>
-        </w:rPr>
-        <w:t xml:space="preserve"> scrierea testelor înainte de implementarea propriu-zisă. </w:t>
-      </w:r>
-    </w:p>
-    <w:p>
-      <w:pPr>
-        <w:numPr>
-          <w:ilvl w:val="0"/>
-          <w:numId w:val="23"/>
-        </w:numPr>
-        <w:shd w:val="clear" w:color="auto" w:fill="FFFFFF"/>
-        <w:spacing w:line="360" w:lineRule="auto"/>
-        <w:jc w:val="both"/>
-        <w:rPr>
-          <w:rFonts w:ascii="Times New Roman" w:eastAsia="Times New Roman" w:hAnsi="Times New Roman" w:cs="Times New Roman"/>
-          <w:sz w:val="24"/>
-          <w:szCs w:val="24"/>
-        </w:rPr>
-      </w:pPr>
-      <w:r>
-        <w:rPr>
-          <w:rFonts w:ascii="Times New Roman" w:eastAsia="Times New Roman" w:hAnsi="Times New Roman" w:cs="Times New Roman"/>
-          <w:sz w:val="24"/>
-          <w:szCs w:val="24"/>
-        </w:rPr>
-        <w:t xml:space="preserve">Procesul de familiarizare cu metodologia Test </w:t>
-      </w:r>
-      <w:proofErr w:type="spellStart"/>
-      <w:r>
-        <w:rPr>
-          <w:rFonts w:ascii="Times New Roman" w:eastAsia="Times New Roman" w:hAnsi="Times New Roman" w:cs="Times New Roman"/>
-          <w:sz w:val="24"/>
-          <w:szCs w:val="24"/>
-        </w:rPr>
-        <w:t>Driven</w:t>
-      </w:r>
-      <w:proofErr w:type="spellEnd"/>
-      <w:r>
-        <w:rPr>
-          <w:rFonts w:ascii="Times New Roman" w:eastAsia="Times New Roman" w:hAnsi="Times New Roman" w:cs="Times New Roman"/>
-          <w:sz w:val="24"/>
-          <w:szCs w:val="24"/>
-        </w:rPr>
-        <w:t xml:space="preserve"> </w:t>
-      </w:r>
-      <w:proofErr w:type="spellStart"/>
-      <w:r>
-        <w:rPr>
-          <w:rFonts w:ascii="Times New Roman" w:eastAsia="Times New Roman" w:hAnsi="Times New Roman" w:cs="Times New Roman"/>
-          <w:sz w:val="24"/>
-          <w:szCs w:val="24"/>
-        </w:rPr>
-        <w:t>Development</w:t>
-      </w:r>
-      <w:proofErr w:type="spellEnd"/>
-      <w:r>
-        <w:rPr>
-          <w:rFonts w:ascii="Times New Roman" w:eastAsia="Times New Roman" w:hAnsi="Times New Roman" w:cs="Times New Roman"/>
-          <w:sz w:val="24"/>
-          <w:szCs w:val="24"/>
-        </w:rPr>
-        <w:t xml:space="preserve"> nu a fost ușor la început. A trebuit să învățăm cum să scriem teste eficient și să ne obișnuim cu scrierea testelor înainte de implementarea codului. </w:t>
-      </w:r>
-    </w:p>
-    <w:p>
-      <w:pPr>
-        <w:shd w:val="clear" w:color="auto" w:fill="FFFFFF"/>
-        <w:spacing w:line="360" w:lineRule="auto"/>
-        <w:ind w:left="720"/>
-        <w:jc w:val="both"/>
-        <w:rPr>
-          <w:rFonts w:ascii="Times New Roman" w:eastAsia="Times New Roman" w:hAnsi="Times New Roman" w:cs="Times New Roman"/>
-          <w:sz w:val="24"/>
-          <w:szCs w:val="24"/>
-        </w:rPr>
-      </w:pPr>
-    </w:p>
-    <w:p>
-      <w:pPr>
-        <w:shd w:val="clear" w:color="auto" w:fill="FFFFFF"/>
-        <w:spacing w:line="360" w:lineRule="auto"/>
-        <w:ind w:left="720"/>
-        <w:jc w:val="both"/>
-        <w:rPr>
-          <w:rFonts w:ascii="Times New Roman" w:eastAsia="Times New Roman" w:hAnsi="Times New Roman" w:cs="Times New Roman"/>
-          <w:sz w:val="24"/>
-          <w:szCs w:val="24"/>
-        </w:rPr>
-      </w:pPr>
-    </w:p>
-    <w:p>
-      <w:pPr>
-        <w:shd w:val="clear" w:color="auto" w:fill="FFFFFF"/>
-        <w:spacing w:line="360" w:lineRule="auto"/>
-        <w:ind w:left="720"/>
-        <w:jc w:val="both"/>
-        <w:rPr>
-          <w:rFonts w:ascii="Times New Roman" w:eastAsia="Times New Roman" w:hAnsi="Times New Roman" w:cs="Times New Roman"/>
-          <w:sz w:val="24"/>
-          <w:szCs w:val="24"/>
-        </w:rPr>
-      </w:pPr>
-    </w:p>
-    <w:p>
-      <w:pPr>
-        <w:shd w:val="clear" w:color="auto" w:fill="FFFFFF"/>
-        <w:spacing w:line="360" w:lineRule="auto"/>
-        <w:ind w:left="720"/>
-        <w:jc w:val="both"/>
-        <w:rPr>
-          <w:rFonts w:ascii="Times New Roman" w:eastAsia="Times New Roman" w:hAnsi="Times New Roman" w:cs="Times New Roman"/>
-          <w:sz w:val="24"/>
-          <w:szCs w:val="24"/>
-        </w:rPr>
-      </w:pPr>
-    </w:p>
-    <w:p>
-      <w:pPr>
-        <w:numPr>
-          <w:ilvl w:val="0"/>
-          <w:numId w:val="12"/>
-        </w:numPr>
-        <w:jc w:val="both"/>
-        <w:rPr>
-          <w:rFonts w:ascii="Times New Roman" w:eastAsia="Times New Roman" w:hAnsi="Times New Roman" w:cs="Times New Roman"/>
-          <w:b/>
-          <w:sz w:val="28"/>
-          <w:szCs w:val="28"/>
-        </w:rPr>
-      </w:pPr>
-      <w:bookmarkStart w:id="27" w:name="3as4poj" w:colFirst="0" w:colLast="0"/>
-      <w:bookmarkEnd w:id="27"/>
-      <w:r>
-        <w:rPr>
-          <w:rFonts w:ascii="Times New Roman" w:eastAsia="Times New Roman" w:hAnsi="Times New Roman" w:cs="Times New Roman"/>
-          <w:b/>
-          <w:sz w:val="28"/>
-          <w:szCs w:val="28"/>
-        </w:rPr>
-        <w:lastRenderedPageBreak/>
-        <w:t xml:space="preserve">Pair </w:t>
-      </w:r>
-      <w:proofErr w:type="spellStart"/>
-      <w:r>
-        <w:rPr>
-          <w:rFonts w:ascii="Times New Roman" w:eastAsia="Times New Roman" w:hAnsi="Times New Roman" w:cs="Times New Roman"/>
-          <w:b/>
-          <w:sz w:val="28"/>
-          <w:szCs w:val="28"/>
-        </w:rPr>
-        <w:t>Programming</w:t>
-      </w:r>
-      <w:proofErr w:type="spellEnd"/>
-      <w:r>
-        <w:rPr>
-          <w:rFonts w:ascii="Times New Roman" w:eastAsia="Times New Roman" w:hAnsi="Times New Roman" w:cs="Times New Roman"/>
-          <w:b/>
-          <w:sz w:val="28"/>
-          <w:szCs w:val="28"/>
-        </w:rPr>
-        <w:t xml:space="preserve"> </w:t>
-      </w:r>
-      <w:proofErr w:type="spellStart"/>
-      <w:r>
-        <w:rPr>
-          <w:rFonts w:ascii="Times New Roman" w:eastAsia="Times New Roman" w:hAnsi="Times New Roman" w:cs="Times New Roman"/>
-          <w:b/>
-          <w:sz w:val="28"/>
-          <w:szCs w:val="28"/>
-        </w:rPr>
         <w:t>vs</w:t>
       </w:r>
-      <w:proofErr w:type="spellEnd"/>
       <w:r>
         <w:rPr>
           <w:rFonts w:ascii="Times New Roman" w:eastAsia="Times New Roman" w:hAnsi="Times New Roman" w:cs="Times New Roman"/>
@@ -17804,7 +15587,6 @@
           <w:szCs w:val="28"/>
         </w:rPr>
       </w:pPr>
-      <w:proofErr w:type="spellStart"/>
       <w:r>
         <w:rPr>
           <w:rFonts w:ascii="Times New Roman" w:eastAsia="Times New Roman" w:hAnsi="Times New Roman" w:cs="Times New Roman"/>
@@ -17815,7 +15597,6 @@
         </w:rPr>
         <w:t>Avantaje</w:t>
       </w:r>
-      <w:proofErr w:type="spellEnd"/>
     </w:p>
     <w:p>
       <w:pPr>
@@ -17848,86 +15629,8 @@
           <w:szCs w:val="24"/>
           <w:lang w:val="en-US"/>
         </w:rPr>
-        <w:t xml:space="preserve">: </w:t>
-      </w:r>
-      <w:proofErr w:type="spellStart"/>
-      <w:r>
-        <w:rPr>
-          <w:rFonts w:ascii="Times New Roman" w:eastAsia="Times New Roman" w:hAnsi="Times New Roman" w:cs="Times New Roman"/>
-          <w:bCs/>
-          <w:sz w:val="24"/>
-          <w:szCs w:val="24"/>
-          <w:lang w:val="en-US"/>
-        </w:rPr>
-        <w:t>Fiind</w:t>
-      </w:r>
-      <w:proofErr w:type="spellEnd"/>
-      <w:r>
-        <w:rPr>
-          <w:rFonts w:ascii="Times New Roman" w:eastAsia="Times New Roman" w:hAnsi="Times New Roman" w:cs="Times New Roman"/>
-          <w:bCs/>
-          <w:sz w:val="24"/>
-          <w:szCs w:val="24"/>
-          <w:lang w:val="en-US"/>
-        </w:rPr>
-        <w:t xml:space="preserve"> </w:t>
-      </w:r>
-      <w:proofErr w:type="spellStart"/>
-      <w:r>
-        <w:rPr>
-          <w:rFonts w:ascii="Times New Roman" w:eastAsia="Times New Roman" w:hAnsi="Times New Roman" w:cs="Times New Roman"/>
-          <w:bCs/>
-          <w:sz w:val="24"/>
-          <w:szCs w:val="24"/>
-          <w:lang w:val="en-US"/>
-        </w:rPr>
-        <w:t>două</w:t>
-      </w:r>
-      <w:proofErr w:type="spellEnd"/>
-      <w:r>
-        <w:rPr>
-          <w:rFonts w:ascii="Times New Roman" w:eastAsia="Times New Roman" w:hAnsi="Times New Roman" w:cs="Times New Roman"/>
-          <w:bCs/>
-          <w:sz w:val="24"/>
-          <w:szCs w:val="24"/>
-          <w:lang w:val="en-US"/>
-        </w:rPr>
-        <w:t xml:space="preserve"> </w:t>
-      </w:r>
-      <w:proofErr w:type="spellStart"/>
-      <w:r>
-        <w:rPr>
-          <w:rFonts w:ascii="Times New Roman" w:eastAsia="Times New Roman" w:hAnsi="Times New Roman" w:cs="Times New Roman"/>
-          <w:bCs/>
-          <w:sz w:val="24"/>
-          <w:szCs w:val="24"/>
-          <w:lang w:val="en-US"/>
-        </w:rPr>
-        <w:t>persoane</w:t>
-      </w:r>
-      <w:proofErr w:type="spellEnd"/>
-      <w:r>
-        <w:rPr>
-          <w:rFonts w:ascii="Times New Roman" w:eastAsia="Times New Roman" w:hAnsi="Times New Roman" w:cs="Times New Roman"/>
-          <w:bCs/>
-          <w:sz w:val="24"/>
-          <w:szCs w:val="24"/>
-          <w:lang w:val="en-US"/>
-        </w:rPr>
-        <w:t xml:space="preserve"> pe </w:t>
-      </w:r>
-      <w:proofErr w:type="spellStart"/>
-      <w:r>
-        <w:rPr>
-          <w:rFonts w:ascii="Times New Roman" w:eastAsia="Times New Roman" w:hAnsi="Times New Roman" w:cs="Times New Roman"/>
-          <w:bCs/>
-          <w:sz w:val="24"/>
-          <w:szCs w:val="24"/>
-          <w:lang w:val="en-US"/>
-        </w:rPr>
-        <w:t>acela</w:t>
-      </w:r>
-      <w:proofErr w:type="spellEnd"/>
+        <w:t>: Fiind două persoane pe acela</w:t>
+      </w:r>
       <w:r>
         <w:rPr>
           <w:rFonts w:ascii="Times New Roman" w:eastAsia="Times New Roman" w:hAnsi="Times New Roman" w:cs="Times New Roman"/>
@@ -17985,7 +15688,6 @@
           <w:szCs w:val="28"/>
         </w:rPr>
       </w:pPr>
-      <w:proofErr w:type="spellStart"/>
       <w:r>
         <w:rPr>
           <w:rFonts w:ascii="Times New Roman" w:eastAsia="Times New Roman" w:hAnsi="Times New Roman" w:cs="Times New Roman"/>
@@ -17996,7 +15698,6 @@
         </w:rPr>
         <w:t>Dezavantaje</w:t>
       </w:r>
-      <w:proofErr w:type="spellEnd"/>
     </w:p>
     <w:p>
       <w:pPr>
@@ -18032,7 +15733,6 @@
         </w:rPr>
         <w:t xml:space="preserve">: </w:t>
       </w:r>
-      <w:proofErr w:type="spellStart"/>
       <w:r>
         <w:rPr>
           <w:rFonts w:ascii="Times New Roman" w:eastAsia="Times New Roman" w:hAnsi="Times New Roman" w:cs="Times New Roman"/>
@@ -18041,9 +15741,8 @@
           <w:szCs w:val="24"/>
           <w:lang w:val="en-US"/>
         </w:rPr>
-        <w:t>Dacă</w:t>
-      </w:r>
-      <w:proofErr w:type="spellEnd"/>
+        <w:t>Dacă d</w:t>
+      </w:r>
       <w:r>
         <w:rPr>
           <w:rFonts w:ascii="Times New Roman" w:eastAsia="Times New Roman" w:hAnsi="Times New Roman" w:cs="Times New Roman"/>
@@ -18052,30 +15751,8 @@
           <w:szCs w:val="24"/>
           <w:lang w:val="en-US"/>
         </w:rPr>
-        <w:t xml:space="preserve"> </w:t>
-      </w:r>
-      <w:proofErr w:type="spellStart"/>
-      <w:r>
-        <w:rPr>
-          <w:rFonts w:ascii="Times New Roman" w:eastAsia="Times New Roman" w:hAnsi="Times New Roman" w:cs="Times New Roman"/>
-          <w:bCs/>
-          <w:sz w:val="24"/>
-          <w:szCs w:val="24"/>
-          <w:lang w:val="en-US"/>
-        </w:rPr>
-        <w:t>d</w:t>
-      </w:r>
-      <w:r>
-        <w:rPr>
-          <w:rFonts w:ascii="Times New Roman" w:eastAsia="Times New Roman" w:hAnsi="Times New Roman" w:cs="Times New Roman"/>
-          <w:bCs/>
-          <w:sz w:val="24"/>
-          <w:szCs w:val="24"/>
-          <w:lang w:val="en-US"/>
-        </w:rPr>
         <w:t>ou</w:t>
       </w:r>
-      <w:proofErr w:type="spellEnd"/>
       <w:r>
         <w:rPr>
           <w:rFonts w:ascii="Times New Roman" w:eastAsia="Times New Roman" w:hAnsi="Times New Roman" w:cs="Times New Roman"/>
@@ -18126,27 +15803,7 @@
           <w:sz w:val="24"/>
           <w:szCs w:val="24"/>
         </w:rPr>
-        <w:t>Ambele persoane care lucrează pe task-</w:t>
-      </w:r>
-      <w:proofErr w:type="spellStart"/>
-      <w:r>
-        <w:rPr>
-          <w:rFonts w:ascii="Times New Roman" w:eastAsia="Times New Roman" w:hAnsi="Times New Roman" w:cs="Times New Roman"/>
-          <w:bCs/>
-          <w:sz w:val="24"/>
-          <w:szCs w:val="24"/>
-        </w:rPr>
-        <w:t>ul</w:t>
-      </w:r>
-      <w:proofErr w:type="spellEnd"/>
-      <w:r>
-        <w:rPr>
-          <w:rFonts w:ascii="Times New Roman" w:eastAsia="Times New Roman" w:hAnsi="Times New Roman" w:cs="Times New Roman"/>
-          <w:bCs/>
-          <w:sz w:val="24"/>
-          <w:szCs w:val="24"/>
-        </w:rPr>
-        <w:t xml:space="preserve"> respectiv trebuie să se concentreze </w:t>
+        <w:t xml:space="preserve">Ambele persoane care lucrează pe task-ul respectiv trebuie să se concentreze </w:t>
       </w:r>
       <w:r>
         <w:rPr>
@@ -18233,39 +15890,8 @@
           <w:sz w:val="28"/>
           <w:szCs w:val="28"/>
         </w:rPr>
-        <w:t xml:space="preserve">Sprint </w:t>
-      </w:r>
-      <w:proofErr w:type="spellStart"/>
-      <w:r>
-        <w:rPr>
-          <w:rFonts w:ascii="Times New Roman" w:eastAsia="Times New Roman" w:hAnsi="Times New Roman" w:cs="Times New Roman"/>
-          <w:b/>
-          <w:sz w:val="28"/>
-          <w:szCs w:val="28"/>
-        </w:rPr>
-        <w:t>Daily</w:t>
-      </w:r>
-      <w:proofErr w:type="spellEnd"/>
-      <w:r>
-        <w:rPr>
-          <w:rFonts w:ascii="Times New Roman" w:eastAsia="Times New Roman" w:hAnsi="Times New Roman" w:cs="Times New Roman"/>
-          <w:b/>
-          <w:sz w:val="28"/>
-          <w:szCs w:val="28"/>
-        </w:rPr>
-        <w:t xml:space="preserve"> </w:t>
-      </w:r>
-      <w:proofErr w:type="spellStart"/>
-      <w:r>
-        <w:rPr>
-          <w:rFonts w:ascii="Times New Roman" w:eastAsia="Times New Roman" w:hAnsi="Times New Roman" w:cs="Times New Roman"/>
-          <w:b/>
-          <w:sz w:val="28"/>
-          <w:szCs w:val="28"/>
-        </w:rPr>
-        <w:t>Standups</w:t>
-      </w:r>
-      <w:proofErr w:type="spellEnd"/>
+        <w:t>Sprint Daily Standups</w:t>
+      </w:r>
     </w:p>
     <w:p>
       <w:pPr>
@@ -18329,107 +15955,7 @@
           <w:szCs w:val="24"/>
           <w:highlight w:val="white"/>
         </w:rPr>
-        <w:t xml:space="preserve">: În timpul primului Sprint, am întâmpinat probleme de organizare, deoarece cerințele proiectului nu au fost clare pentru toți membrii echipei de la început sau au fost modificate ulterior. De asemenea, au apărut dependențe între membrii echipei, deoarece task-urile includeau cerințe atât de </w:t>
-      </w:r>
-      <w:proofErr w:type="spellStart"/>
-      <w:r>
-        <w:rPr>
-          <w:rFonts w:ascii="Times New Roman" w:eastAsia="Times New Roman" w:hAnsi="Times New Roman" w:cs="Times New Roman"/>
-          <w:sz w:val="24"/>
-          <w:szCs w:val="24"/>
-          <w:highlight w:val="white"/>
-        </w:rPr>
-        <w:t>backend</w:t>
-      </w:r>
-      <w:proofErr w:type="spellEnd"/>
-      <w:r>
-        <w:rPr>
-          <w:rFonts w:ascii="Times New Roman" w:eastAsia="Times New Roman" w:hAnsi="Times New Roman" w:cs="Times New Roman"/>
-          <w:sz w:val="24"/>
-          <w:szCs w:val="24"/>
-          <w:highlight w:val="white"/>
-        </w:rPr>
-        <w:t xml:space="preserve">, cât și de mobile, iar inițial ne-am organizat cu o persoană pentru </w:t>
-      </w:r>
-      <w:proofErr w:type="spellStart"/>
-      <w:r>
-        <w:rPr>
-          <w:rFonts w:ascii="Times New Roman" w:eastAsia="Times New Roman" w:hAnsi="Times New Roman" w:cs="Times New Roman"/>
-          <w:sz w:val="24"/>
-          <w:szCs w:val="24"/>
-          <w:highlight w:val="white"/>
-        </w:rPr>
-        <w:t>frontend</w:t>
-      </w:r>
-      <w:proofErr w:type="spellEnd"/>
-      <w:r>
-        <w:rPr>
-          <w:rFonts w:ascii="Times New Roman" w:eastAsia="Times New Roman" w:hAnsi="Times New Roman" w:cs="Times New Roman"/>
-          <w:sz w:val="24"/>
-          <w:szCs w:val="24"/>
-          <w:highlight w:val="white"/>
-        </w:rPr>
-        <w:t xml:space="preserve"> și două pentru </w:t>
-      </w:r>
-      <w:proofErr w:type="spellStart"/>
-      <w:r>
-        <w:rPr>
-          <w:rFonts w:ascii="Times New Roman" w:eastAsia="Times New Roman" w:hAnsi="Times New Roman" w:cs="Times New Roman"/>
-          <w:sz w:val="24"/>
-          <w:szCs w:val="24"/>
-          <w:highlight w:val="white"/>
-        </w:rPr>
-        <w:t>backend</w:t>
-      </w:r>
-      <w:proofErr w:type="spellEnd"/>
-      <w:r>
-        <w:rPr>
-          <w:rFonts w:ascii="Times New Roman" w:eastAsia="Times New Roman" w:hAnsi="Times New Roman" w:cs="Times New Roman"/>
-          <w:sz w:val="24"/>
-          <w:szCs w:val="24"/>
-          <w:highlight w:val="white"/>
-        </w:rPr>
-        <w:t xml:space="preserve"> (task-urile nu pot fi validate ca fiind DONE, dacă doar Mobile-</w:t>
-      </w:r>
-      <w:proofErr w:type="spellStart"/>
-      <w:r>
-        <w:rPr>
-          <w:rFonts w:ascii="Times New Roman" w:eastAsia="Times New Roman" w:hAnsi="Times New Roman" w:cs="Times New Roman"/>
-          <w:sz w:val="24"/>
-          <w:szCs w:val="24"/>
-          <w:highlight w:val="white"/>
-        </w:rPr>
-        <w:t>ul</w:t>
-      </w:r>
-      <w:proofErr w:type="spellEnd"/>
-      <w:r>
-        <w:rPr>
-          <w:rFonts w:ascii="Times New Roman" w:eastAsia="Times New Roman" w:hAnsi="Times New Roman" w:cs="Times New Roman"/>
-          <w:sz w:val="24"/>
-          <w:szCs w:val="24"/>
-          <w:highlight w:val="white"/>
-        </w:rPr>
-        <w:t xml:space="preserve"> sau </w:t>
-      </w:r>
-      <w:proofErr w:type="spellStart"/>
-      <w:r>
-        <w:rPr>
-          <w:rFonts w:ascii="Times New Roman" w:eastAsia="Times New Roman" w:hAnsi="Times New Roman" w:cs="Times New Roman"/>
-          <w:sz w:val="24"/>
-          <w:szCs w:val="24"/>
-          <w:highlight w:val="white"/>
-        </w:rPr>
-        <w:t>Backend-ul</w:t>
-      </w:r>
-      <w:proofErr w:type="spellEnd"/>
-      <w:r>
-        <w:rPr>
-          <w:rFonts w:ascii="Times New Roman" w:eastAsia="Times New Roman" w:hAnsi="Times New Roman" w:cs="Times New Roman"/>
-          <w:sz w:val="24"/>
-          <w:szCs w:val="24"/>
-          <w:highlight w:val="white"/>
-        </w:rPr>
-        <w:t xml:space="preserve"> este finalizat).  </w:t>
+        <w:t xml:space="preserve">: În timpul primului Sprint, am întâmpinat probleme de organizare, deoarece cerințele proiectului nu au fost clare pentru toți membrii echipei de la început sau au fost modificate ulterior. De asemenea, au apărut dependențe între membrii echipei, deoarece task-urile includeau cerințe atât de backend, cât și de mobile, iar inițial ne-am organizat cu o persoană pentru frontend și două pentru backend (task-urile nu pot fi validate ca fiind DONE, dacă doar Mobile-ul sau Backend-ul este finalizat).  </w:t>
       </w:r>
     </w:p>
     <w:p>
@@ -18553,25 +16079,7 @@
           <w:sz w:val="24"/>
           <w:szCs w:val="24"/>
         </w:rPr>
-        <w:t xml:space="preserve">În cadrul celui de-al doilea Sprint, ca echipa am planificat următoarele activități principale: implementarea funcționalităților de </w:t>
-      </w:r>
-      <w:proofErr w:type="spellStart"/>
-      <w:r>
-        <w:rPr>
-          <w:rFonts w:ascii="Times New Roman" w:eastAsia="Times New Roman" w:hAnsi="Times New Roman" w:cs="Times New Roman"/>
-          <w:sz w:val="24"/>
-          <w:szCs w:val="24"/>
-        </w:rPr>
-        <w:t>payment</w:t>
-      </w:r>
-      <w:proofErr w:type="spellEnd"/>
-      <w:r>
-        <w:rPr>
-          <w:rFonts w:ascii="Times New Roman" w:eastAsia="Times New Roman" w:hAnsi="Times New Roman" w:cs="Times New Roman"/>
-          <w:sz w:val="24"/>
-          <w:szCs w:val="24"/>
-        </w:rPr>
-        <w:t>, interacțiunea cu postările artiștilor și afișarea informațiilor despre aplicație.</w:t>
+        <w:t>În cadrul celui de-al doilea Sprint, ca echipa am planificat următoarele activități principale: implementarea funcționalităților de payment, interacțiunea cu postările artiștilor și afișarea informațiilor despre aplicație.</w:t>
       </w:r>
     </w:p>
     <w:p>
@@ -18660,19 +16168,8 @@
           <w:sz w:val="24"/>
           <w:szCs w:val="24"/>
         </w:rPr>
-        <w:t xml:space="preserve">Implementarea sistemului de </w:t>
-      </w:r>
-      <w:proofErr w:type="spellStart"/>
-      <w:r>
-        <w:rPr>
-          <w:rFonts w:ascii="Times New Roman" w:eastAsia="Times New Roman" w:hAnsi="Times New Roman" w:cs="Times New Roman"/>
-          <w:b/>
-          <w:sz w:val="24"/>
-          <w:szCs w:val="24"/>
-        </w:rPr>
-        <w:t>payment</w:t>
-      </w:r>
-      <w:proofErr w:type="spellEnd"/>
+        <w:t>Implementarea sistemului de payment</w:t>
+      </w:r>
       <w:r>
         <w:rPr>
           <w:rFonts w:ascii="Times New Roman" w:eastAsia="Times New Roman" w:hAnsi="Times New Roman" w:cs="Times New Roman"/>
@@ -18904,27 +16401,8 @@
           <w:sz w:val="24"/>
           <w:szCs w:val="24"/>
         </w:rPr>
-        <w:t xml:space="preserve">Pentru a realiza retrospectivele aferente Sprinturilor 1 și 2, am utilizat </w:t>
-      </w:r>
-      <w:proofErr w:type="spellStart"/>
-      <w:r>
-        <w:rPr>
-          <w:rFonts w:ascii="Times New Roman" w:eastAsia="Times New Roman" w:hAnsi="Times New Roman" w:cs="Times New Roman"/>
-          <w:sz w:val="24"/>
-          <w:szCs w:val="24"/>
-        </w:rPr>
-        <w:t>tool-ul</w:t>
-      </w:r>
-      <w:proofErr w:type="spellEnd"/>
-      <w:r>
-        <w:rPr>
-          <w:rFonts w:ascii="Times New Roman" w:eastAsia="Times New Roman" w:hAnsi="Times New Roman" w:cs="Times New Roman"/>
-          <w:sz w:val="24"/>
-          <w:szCs w:val="24"/>
-        </w:rPr>
-        <w:t xml:space="preserve"> online </w:t>
-      </w:r>
-      <w:proofErr w:type="spellStart"/>
+        <w:t xml:space="preserve">Pentru a realiza retrospectivele aferente Sprinturilor 1 și 2, am utilizat tool-ul online </w:t>
+      </w:r>
       <w:r>
         <w:rPr>
           <w:rFonts w:ascii="Times New Roman" w:eastAsia="Times New Roman" w:hAnsi="Times New Roman" w:cs="Times New Roman"/>
@@ -18934,7 +16412,6 @@
         </w:rPr>
         <w:t>EasyRetro</w:t>
       </w:r>
-      <w:proofErr w:type="spellEnd"/>
       <w:r>
         <w:rPr>
           <w:rFonts w:ascii="Times New Roman" w:eastAsia="Times New Roman" w:hAnsi="Times New Roman" w:cs="Times New Roman"/>
@@ -19160,54 +16637,8 @@
           <w:sz w:val="24"/>
           <w:szCs w:val="24"/>
         </w:rPr>
-        <w:t xml:space="preserve">Popescu </w:t>
-      </w:r>
-      <w:proofErr w:type="spellStart"/>
-      <w:r>
-        <w:rPr>
-          <w:rFonts w:ascii="Times New Roman" w:eastAsia="Times New Roman" w:hAnsi="Times New Roman" w:cs="Times New Roman"/>
-          <w:sz w:val="24"/>
-          <w:szCs w:val="24"/>
-        </w:rPr>
-        <w:t>Paullo</w:t>
-      </w:r>
-      <w:proofErr w:type="spellEnd"/>
-      <w:r>
-        <w:rPr>
-          <w:rFonts w:ascii="Times New Roman" w:eastAsia="Times New Roman" w:hAnsi="Times New Roman" w:cs="Times New Roman"/>
-          <w:sz w:val="24"/>
-          <w:szCs w:val="24"/>
-        </w:rPr>
-        <w:t xml:space="preserve"> Robertto </w:t>
-      </w:r>
-      <w:proofErr w:type="spellStart"/>
-      <w:r>
-        <w:rPr>
-          <w:rFonts w:ascii="Times New Roman" w:eastAsia="Times New Roman" w:hAnsi="Times New Roman" w:cs="Times New Roman"/>
-          <w:sz w:val="24"/>
-          <w:szCs w:val="24"/>
-        </w:rPr>
-        <w:t>Karloss</w:t>
-      </w:r>
-      <w:proofErr w:type="spellEnd"/>
-      <w:r>
-        <w:rPr>
-          <w:rFonts w:ascii="Times New Roman" w:eastAsia="Times New Roman" w:hAnsi="Times New Roman" w:cs="Times New Roman"/>
-          <w:sz w:val="24"/>
-          <w:szCs w:val="24"/>
-        </w:rPr>
-        <w:t xml:space="preserve"> - Product </w:t>
-      </w:r>
-      <w:proofErr w:type="spellStart"/>
-      <w:r>
-        <w:rPr>
-          <w:rFonts w:ascii="Times New Roman" w:eastAsia="Times New Roman" w:hAnsi="Times New Roman" w:cs="Times New Roman"/>
-          <w:sz w:val="24"/>
-          <w:szCs w:val="24"/>
-        </w:rPr>
-        <w:t>Owner</w:t>
-      </w:r>
-      <w:proofErr w:type="spellEnd"/>
+        <w:t>Popescu Paullo Robertto Karloss - Product Owner</w:t>
+      </w:r>
     </w:p>
     <w:p>
       <w:pPr>
@@ -19275,25 +16706,7 @@
           <w:sz w:val="24"/>
           <w:szCs w:val="24"/>
         </w:rPr>
-        <w:t>Elaborarea scenariului principal ce descrie cerințele sistemului (</w:t>
-      </w:r>
-      <w:proofErr w:type="spellStart"/>
-      <w:r>
-        <w:rPr>
-          <w:rFonts w:ascii="Times New Roman" w:eastAsia="Times New Roman" w:hAnsi="Times New Roman" w:cs="Times New Roman"/>
-          <w:sz w:val="24"/>
-          <w:szCs w:val="24"/>
-        </w:rPr>
-        <w:t>Requirements</w:t>
-      </w:r>
-      <w:proofErr w:type="spellEnd"/>
-      <w:r>
-        <w:rPr>
-          <w:rFonts w:ascii="Times New Roman" w:eastAsia="Times New Roman" w:hAnsi="Times New Roman" w:cs="Times New Roman"/>
-          <w:sz w:val="24"/>
-          <w:szCs w:val="24"/>
-        </w:rPr>
-        <w:t xml:space="preserve"> Document).</w:t>
+        <w:t>Elaborarea scenariului principal ce descrie cerințele sistemului (Requirements Document).</w:t>
       </w:r>
     </w:p>
     <w:p>
@@ -19316,133 +16729,7 @@
           <w:sz w:val="24"/>
           <w:szCs w:val="24"/>
         </w:rPr>
-        <w:t xml:space="preserve">Derivarea și rafinarea celor 15+ </w:t>
-      </w:r>
-      <w:proofErr w:type="spellStart"/>
-      <w:r>
-        <w:rPr>
-          <w:rFonts w:ascii="Times New Roman" w:eastAsia="Times New Roman" w:hAnsi="Times New Roman" w:cs="Times New Roman"/>
-          <w:sz w:val="24"/>
-          <w:szCs w:val="24"/>
-        </w:rPr>
-        <w:t>User</w:t>
-      </w:r>
-      <w:proofErr w:type="spellEnd"/>
-      <w:r>
-        <w:rPr>
-          <w:rFonts w:ascii="Times New Roman" w:eastAsia="Times New Roman" w:hAnsi="Times New Roman" w:cs="Times New Roman"/>
-          <w:sz w:val="24"/>
-          <w:szCs w:val="24"/>
-        </w:rPr>
-        <w:t xml:space="preserve"> </w:t>
-      </w:r>
-      <w:proofErr w:type="spellStart"/>
-      <w:r>
-        <w:rPr>
-          <w:rFonts w:ascii="Times New Roman" w:eastAsia="Times New Roman" w:hAnsi="Times New Roman" w:cs="Times New Roman"/>
-          <w:sz w:val="24"/>
-          <w:szCs w:val="24"/>
-        </w:rPr>
-        <w:t>Stories</w:t>
-      </w:r>
-      <w:proofErr w:type="spellEnd"/>
-      <w:r>
-        <w:rPr>
-          <w:rFonts w:ascii="Times New Roman" w:eastAsia="Times New Roman" w:hAnsi="Times New Roman" w:cs="Times New Roman"/>
-          <w:sz w:val="24"/>
-          <w:szCs w:val="24"/>
-        </w:rPr>
-        <w:t xml:space="preserve"> inițiale în conformitate cu principiile INVEST (Independent, </w:t>
-      </w:r>
-      <w:proofErr w:type="spellStart"/>
-      <w:r>
-        <w:rPr>
-          <w:rFonts w:ascii="Times New Roman" w:eastAsia="Times New Roman" w:hAnsi="Times New Roman" w:cs="Times New Roman"/>
-          <w:sz w:val="24"/>
-          <w:szCs w:val="24"/>
-        </w:rPr>
-        <w:t>Negotiable</w:t>
-      </w:r>
-      <w:proofErr w:type="spellEnd"/>
-      <w:r>
-        <w:rPr>
-          <w:rFonts w:ascii="Times New Roman" w:eastAsia="Times New Roman" w:hAnsi="Times New Roman" w:cs="Times New Roman"/>
-          <w:sz w:val="24"/>
-          <w:szCs w:val="24"/>
-        </w:rPr>
-        <w:t xml:space="preserve">, </w:t>
-      </w:r>
-      <w:proofErr w:type="spellStart"/>
-      <w:r>
-        <w:rPr>
-          <w:rFonts w:ascii="Times New Roman" w:eastAsia="Times New Roman" w:hAnsi="Times New Roman" w:cs="Times New Roman"/>
-          <w:sz w:val="24"/>
-          <w:szCs w:val="24"/>
-        </w:rPr>
-        <w:t>Valuable</w:t>
-      </w:r>
-      <w:proofErr w:type="spellEnd"/>
-      <w:r>
-        <w:rPr>
-          <w:rFonts w:ascii="Times New Roman" w:eastAsia="Times New Roman" w:hAnsi="Times New Roman" w:cs="Times New Roman"/>
-          <w:sz w:val="24"/>
-          <w:szCs w:val="24"/>
-        </w:rPr>
-        <w:t xml:space="preserve">, </w:t>
-      </w:r>
-      <w:proofErr w:type="spellStart"/>
-      <w:r>
-        <w:rPr>
-          <w:rFonts w:ascii="Times New Roman" w:eastAsia="Times New Roman" w:hAnsi="Times New Roman" w:cs="Times New Roman"/>
-          <w:sz w:val="24"/>
-          <w:szCs w:val="24"/>
-        </w:rPr>
-        <w:t>Estimable</w:t>
-      </w:r>
-      <w:proofErr w:type="spellEnd"/>
-      <w:r>
-        <w:rPr>
-          <w:rFonts w:ascii="Times New Roman" w:eastAsia="Times New Roman" w:hAnsi="Times New Roman" w:cs="Times New Roman"/>
-          <w:sz w:val="24"/>
-          <w:szCs w:val="24"/>
-        </w:rPr>
-        <w:t xml:space="preserve">, </w:t>
-      </w:r>
-      <w:proofErr w:type="spellStart"/>
-      <w:r>
-        <w:rPr>
-          <w:rFonts w:ascii="Times New Roman" w:eastAsia="Times New Roman" w:hAnsi="Times New Roman" w:cs="Times New Roman"/>
-          <w:sz w:val="24"/>
-          <w:szCs w:val="24"/>
-        </w:rPr>
-        <w:t>Small</w:t>
-      </w:r>
-      <w:proofErr w:type="spellEnd"/>
-      <w:r>
-        <w:rPr>
-          <w:rFonts w:ascii="Times New Roman" w:eastAsia="Times New Roman" w:hAnsi="Times New Roman" w:cs="Times New Roman"/>
-          <w:sz w:val="24"/>
-          <w:szCs w:val="24"/>
-        </w:rPr>
-        <w:t xml:space="preserve">, </w:t>
-      </w:r>
-      <w:proofErr w:type="spellStart"/>
-      <w:r>
-        <w:rPr>
-          <w:rFonts w:ascii="Times New Roman" w:eastAsia="Times New Roman" w:hAnsi="Times New Roman" w:cs="Times New Roman"/>
-          <w:sz w:val="24"/>
-          <w:szCs w:val="24"/>
-        </w:rPr>
-        <w:t>Testable</w:t>
-      </w:r>
-      <w:proofErr w:type="spellEnd"/>
-      <w:r>
-        <w:rPr>
-          <w:rFonts w:ascii="Times New Roman" w:eastAsia="Times New Roman" w:hAnsi="Times New Roman" w:cs="Times New Roman"/>
-          <w:sz w:val="24"/>
-          <w:szCs w:val="24"/>
-        </w:rPr>
-        <w:t>).</w:t>
+        <w:t>Derivarea și rafinarea celor 15+ User Stories inițiale în conformitate cu principiile INVEST (Independent, Negotiable, Valuable, Estimable, Small, Testable).</w:t>
       </w:r>
     </w:p>
     <w:p>
@@ -19465,79 +16752,7 @@
           <w:sz w:val="24"/>
           <w:szCs w:val="24"/>
         </w:rPr>
-        <w:t xml:space="preserve">Justificarea </w:t>
-      </w:r>
-      <w:proofErr w:type="spellStart"/>
-      <w:r>
-        <w:rPr>
-          <w:rFonts w:ascii="Times New Roman" w:eastAsia="Times New Roman" w:hAnsi="Times New Roman" w:cs="Times New Roman"/>
-          <w:sz w:val="24"/>
-          <w:szCs w:val="24"/>
-        </w:rPr>
-        <w:t>prioritizării</w:t>
-      </w:r>
-      <w:proofErr w:type="spellEnd"/>
-      <w:r>
-        <w:rPr>
-          <w:rFonts w:ascii="Times New Roman" w:eastAsia="Times New Roman" w:hAnsi="Times New Roman" w:cs="Times New Roman"/>
-          <w:sz w:val="24"/>
-          <w:szCs w:val="24"/>
-        </w:rPr>
-        <w:t xml:space="preserve"> </w:t>
-      </w:r>
-      <w:proofErr w:type="spellStart"/>
-      <w:r>
-        <w:rPr>
-          <w:rFonts w:ascii="Times New Roman" w:eastAsia="Times New Roman" w:hAnsi="Times New Roman" w:cs="Times New Roman"/>
-          <w:sz w:val="24"/>
-          <w:szCs w:val="24"/>
-        </w:rPr>
-        <w:t>User</w:t>
-      </w:r>
-      <w:proofErr w:type="spellEnd"/>
-      <w:r>
-        <w:rPr>
-          <w:rFonts w:ascii="Times New Roman" w:eastAsia="Times New Roman" w:hAnsi="Times New Roman" w:cs="Times New Roman"/>
-          <w:sz w:val="24"/>
-          <w:szCs w:val="24"/>
-        </w:rPr>
-        <w:t xml:space="preserve"> </w:t>
-      </w:r>
-      <w:proofErr w:type="spellStart"/>
-      <w:r>
-        <w:rPr>
-          <w:rFonts w:ascii="Times New Roman" w:eastAsia="Times New Roman" w:hAnsi="Times New Roman" w:cs="Times New Roman"/>
-          <w:sz w:val="24"/>
-          <w:szCs w:val="24"/>
-        </w:rPr>
-        <w:t>Stories</w:t>
-      </w:r>
-      <w:proofErr w:type="spellEnd"/>
-      <w:r>
-        <w:rPr>
-          <w:rFonts w:ascii="Times New Roman" w:eastAsia="Times New Roman" w:hAnsi="Times New Roman" w:cs="Times New Roman"/>
-          <w:sz w:val="24"/>
-          <w:szCs w:val="24"/>
-        </w:rPr>
-        <w:t xml:space="preserve"> și contribuția la crearea </w:t>
-      </w:r>
-      <w:proofErr w:type="spellStart"/>
-      <w:r>
-        <w:rPr>
-          <w:rFonts w:ascii="Times New Roman" w:eastAsia="Times New Roman" w:hAnsi="Times New Roman" w:cs="Times New Roman"/>
-          <w:sz w:val="24"/>
-          <w:szCs w:val="24"/>
-        </w:rPr>
-        <w:t>backlog</w:t>
-      </w:r>
-      <w:proofErr w:type="spellEnd"/>
-      <w:r>
-        <w:rPr>
-          <w:rFonts w:ascii="Times New Roman" w:eastAsia="Times New Roman" w:hAnsi="Times New Roman" w:cs="Times New Roman"/>
-          <w:sz w:val="24"/>
-          <w:szCs w:val="24"/>
-        </w:rPr>
-        <w:t>-ului proiectului.</w:t>
+        <w:t>Justificarea prioritizării User Stories și contribuția la crearea backlog-ului proiectului.</w:t>
       </w:r>
     </w:p>
     <w:p>
@@ -19585,7 +16800,6 @@
         </w:rPr>
         <w:t xml:space="preserve">Crearea </w:t>
       </w:r>
-      <w:proofErr w:type="spellStart"/>
       <w:r>
         <w:rPr>
           <w:rFonts w:ascii="Times New Roman" w:eastAsia="Times New Roman" w:hAnsi="Times New Roman" w:cs="Times New Roman"/>
@@ -19593,29 +16807,8 @@
           <w:sz w:val="24"/>
           <w:szCs w:val="24"/>
         </w:rPr>
-        <w:t>Use</w:t>
-      </w:r>
-      <w:proofErr w:type="spellEnd"/>
-      <w:r>
-        <w:rPr>
-          <w:rFonts w:ascii="Times New Roman" w:eastAsia="Times New Roman" w:hAnsi="Times New Roman" w:cs="Times New Roman"/>
-          <w:b/>
-          <w:sz w:val="24"/>
-          <w:szCs w:val="24"/>
-        </w:rPr>
-        <w:t xml:space="preserve"> Case </w:t>
-      </w:r>
-      <w:proofErr w:type="spellStart"/>
-      <w:r>
-        <w:rPr>
-          <w:rFonts w:ascii="Times New Roman" w:eastAsia="Times New Roman" w:hAnsi="Times New Roman" w:cs="Times New Roman"/>
-          <w:b/>
-          <w:sz w:val="24"/>
-          <w:szCs w:val="24"/>
-        </w:rPr>
-        <w:t>Diagram</w:t>
-      </w:r>
-      <w:proofErr w:type="spellEnd"/>
+        <w:t>Use Case Diagram</w:t>
+      </w:r>
       <w:r>
         <w:rPr>
           <w:rFonts w:ascii="Times New Roman" w:eastAsia="Times New Roman" w:hAnsi="Times New Roman" w:cs="Times New Roman"/>
@@ -19677,19 +16870,8 @@
           <w:sz w:val="24"/>
           <w:szCs w:val="24"/>
         </w:rPr>
-        <w:t xml:space="preserve">diagrame </w:t>
-      </w:r>
-      <w:proofErr w:type="spellStart"/>
-      <w:r>
-        <w:rPr>
-          <w:rFonts w:ascii="Times New Roman" w:eastAsia="Times New Roman" w:hAnsi="Times New Roman" w:cs="Times New Roman"/>
-          <w:b/>
-          <w:sz w:val="24"/>
-          <w:szCs w:val="24"/>
-        </w:rPr>
-        <w:t>Gantt</w:t>
-      </w:r>
-      <w:proofErr w:type="spellEnd"/>
+        <w:t>diagrame Gantt</w:t>
+      </w:r>
       <w:r>
         <w:rPr>
           <w:rFonts w:ascii="Times New Roman" w:eastAsia="Times New Roman" w:hAnsi="Times New Roman" w:cs="Times New Roman"/>
@@ -19719,43 +16901,7 @@
           <w:sz w:val="24"/>
           <w:szCs w:val="24"/>
         </w:rPr>
-        <w:t>Test-</w:t>
-      </w:r>
-      <w:proofErr w:type="spellStart"/>
-      <w:r>
-        <w:rPr>
-          <w:rFonts w:ascii="Times New Roman" w:eastAsia="Times New Roman" w:hAnsi="Times New Roman" w:cs="Times New Roman"/>
-          <w:sz w:val="24"/>
-          <w:szCs w:val="24"/>
-        </w:rPr>
-        <w:t>Driven</w:t>
-      </w:r>
-      <w:proofErr w:type="spellEnd"/>
-      <w:r>
-        <w:rPr>
-          <w:rFonts w:ascii="Times New Roman" w:eastAsia="Times New Roman" w:hAnsi="Times New Roman" w:cs="Times New Roman"/>
-          <w:sz w:val="24"/>
-          <w:szCs w:val="24"/>
-        </w:rPr>
-        <w:t xml:space="preserve"> </w:t>
-      </w:r>
-      <w:proofErr w:type="spellStart"/>
-      <w:r>
-        <w:rPr>
-          <w:rFonts w:ascii="Times New Roman" w:eastAsia="Times New Roman" w:hAnsi="Times New Roman" w:cs="Times New Roman"/>
-          <w:sz w:val="24"/>
-          <w:szCs w:val="24"/>
-        </w:rPr>
-        <w:t>Development</w:t>
-      </w:r>
-      <w:proofErr w:type="spellEnd"/>
-      <w:r>
-        <w:rPr>
-          <w:rFonts w:ascii="Times New Roman" w:eastAsia="Times New Roman" w:hAnsi="Times New Roman" w:cs="Times New Roman"/>
-          <w:sz w:val="24"/>
-          <w:szCs w:val="24"/>
-        </w:rPr>
-        <w:t xml:space="preserve"> (TDD): Am realizat o analiză detaliată a avantajelor și dezavantajelor TDD față de dezvoltarea tradițională, evidențiind:</w:t>
+        <w:t>Test-Driven Development (TDD): Am realizat o analiză detaliată a avantajelor și dezavantajelor TDD față de dezvoltarea tradițională, evidențiind:</w:t>
       </w:r>
     </w:p>
     <w:p>
@@ -19824,25 +16970,7 @@
           <w:sz w:val="24"/>
           <w:szCs w:val="24"/>
         </w:rPr>
-        <w:t xml:space="preserve">Pair </w:t>
-      </w:r>
-      <w:proofErr w:type="spellStart"/>
-      <w:r>
-        <w:rPr>
-          <w:rFonts w:ascii="Times New Roman" w:eastAsia="Times New Roman" w:hAnsi="Times New Roman" w:cs="Times New Roman"/>
-          <w:sz w:val="24"/>
-          <w:szCs w:val="24"/>
-        </w:rPr>
-        <w:t>Programming</w:t>
-      </w:r>
-      <w:proofErr w:type="spellEnd"/>
-      <w:r>
-        <w:rPr>
-          <w:rFonts w:ascii="Times New Roman" w:eastAsia="Times New Roman" w:hAnsi="Times New Roman" w:cs="Times New Roman"/>
-          <w:sz w:val="24"/>
-          <w:szCs w:val="24"/>
-        </w:rPr>
-        <w:t>: Am evaluat avantajele și dezavantajele acestei tehnici de colaborare, subliniind:</w:t>
+        <w:t>Pair Programming: Am evaluat avantajele și dezavantajele acestei tehnici de colaborare, subliniind:</w:t>
       </w:r>
     </w:p>
     <w:p>
@@ -19937,7 +17065,6 @@
         </w:rPr>
         <w:t xml:space="preserve">Participarea activă la </w:t>
       </w:r>
-      <w:proofErr w:type="spellStart"/>
       <w:r>
         <w:rPr>
           <w:rFonts w:ascii="Times New Roman" w:eastAsia="Times New Roman" w:hAnsi="Times New Roman" w:cs="Times New Roman"/>
@@ -19945,17 +17072,7 @@
           <w:sz w:val="24"/>
           <w:szCs w:val="24"/>
         </w:rPr>
-        <w:t>Planning</w:t>
-      </w:r>
-      <w:proofErr w:type="spellEnd"/>
-      <w:r>
-        <w:rPr>
-          <w:rFonts w:ascii="Times New Roman" w:eastAsia="Times New Roman" w:hAnsi="Times New Roman" w:cs="Times New Roman"/>
-          <w:b/>
-          <w:sz w:val="24"/>
-          <w:szCs w:val="24"/>
-        </w:rPr>
-        <w:t xml:space="preserve"> Meeting</w:t>
+        <w:t>Planning Meeting</w:t>
       </w:r>
       <w:r>
         <w:rPr>
@@ -19986,25 +17103,7 @@
           <w:sz w:val="24"/>
           <w:szCs w:val="24"/>
         </w:rPr>
-        <w:t xml:space="preserve">Validarea funcționalităților dezvoltate de echipă în cadrul Review </w:t>
-      </w:r>
-      <w:proofErr w:type="spellStart"/>
-      <w:r>
-        <w:rPr>
-          <w:rFonts w:ascii="Times New Roman" w:eastAsia="Times New Roman" w:hAnsi="Times New Roman" w:cs="Times New Roman"/>
-          <w:sz w:val="24"/>
-          <w:szCs w:val="24"/>
-        </w:rPr>
-        <w:t>Meetings</w:t>
-      </w:r>
-      <w:proofErr w:type="spellEnd"/>
-      <w:r>
-        <w:rPr>
-          <w:rFonts w:ascii="Times New Roman" w:eastAsia="Times New Roman" w:hAnsi="Times New Roman" w:cs="Times New Roman"/>
-          <w:sz w:val="24"/>
-          <w:szCs w:val="24"/>
-        </w:rPr>
-        <w:t>, cu identificarea potențialelor îmbunătățiri.</w:t>
+        <w:t>Validarea funcționalităților dezvoltate de echipă în cadrul Review Meetings, cu identificarea potențialelor îmbunătățiri.</w:t>
       </w:r>
     </w:p>
     <w:p>
@@ -20021,23 +17120,13 @@
           <w:szCs w:val="24"/>
         </w:rPr>
       </w:pPr>
-      <w:proofErr w:type="spellStart"/>
-      <w:r>
-        <w:rPr>
-          <w:rFonts w:ascii="Times New Roman" w:eastAsia="Times New Roman" w:hAnsi="Times New Roman" w:cs="Times New Roman"/>
-          <w:sz w:val="24"/>
-          <w:szCs w:val="24"/>
-        </w:rPr>
-        <w:t>Meetinguri</w:t>
-      </w:r>
-      <w:proofErr w:type="spellEnd"/>
-      <w:r>
-        <w:rPr>
-          <w:rFonts w:ascii="Times New Roman" w:eastAsia="Times New Roman" w:hAnsi="Times New Roman" w:cs="Times New Roman"/>
-          <w:sz w:val="24"/>
-          <w:szCs w:val="24"/>
-        </w:rPr>
-        <w:t xml:space="preserve"> de retrospective:</w:t>
+      <w:r>
+        <w:rPr>
+          <w:rFonts w:ascii="Times New Roman" w:eastAsia="Times New Roman" w:hAnsi="Times New Roman" w:cs="Times New Roman"/>
+          <w:sz w:val="24"/>
+          <w:szCs w:val="24"/>
+        </w:rPr>
+        <w:t>Meetinguri de retrospective:</w:t>
       </w:r>
     </w:p>
     <w:p>
@@ -20062,7 +17151,6 @@
         </w:rPr>
         <w:t xml:space="preserve">Facilitarea </w:t>
       </w:r>
-      <w:proofErr w:type="spellStart"/>
       <w:r>
         <w:rPr>
           <w:rFonts w:ascii="Times New Roman" w:eastAsia="Times New Roman" w:hAnsi="Times New Roman" w:cs="Times New Roman"/>
@@ -20070,9 +17158,16 @@
           <w:sz w:val="24"/>
           <w:szCs w:val="24"/>
         </w:rPr>
-        <w:t>meetingurilor</w:t>
-      </w:r>
-      <w:proofErr w:type="spellEnd"/>
+        <w:t>meetingurilor de retrospective</w:t>
+      </w:r>
+      <w:r>
+        <w:rPr>
+          <w:rFonts w:ascii="Times New Roman" w:eastAsia="Times New Roman" w:hAnsi="Times New Roman" w:cs="Times New Roman"/>
+          <w:sz w:val="24"/>
+          <w:szCs w:val="24"/>
+        </w:rPr>
+        <w:t xml:space="preserve"> la finalul fiecărui sprint, utilizând </w:t>
+      </w:r>
       <w:r>
         <w:rPr>
           <w:rFonts w:ascii="Times New Roman" w:eastAsia="Times New Roman" w:hAnsi="Times New Roman" w:cs="Times New Roman"/>
@@ -20080,27 +17175,8 @@
           <w:sz w:val="24"/>
           <w:szCs w:val="24"/>
         </w:rPr>
-        <w:t xml:space="preserve"> de retrospective</w:t>
-      </w:r>
-      <w:r>
-        <w:rPr>
-          <w:rFonts w:ascii="Times New Roman" w:eastAsia="Times New Roman" w:hAnsi="Times New Roman" w:cs="Times New Roman"/>
-          <w:sz w:val="24"/>
-          <w:szCs w:val="24"/>
-        </w:rPr>
-        <w:t xml:space="preserve"> la finalul fiecărui sprint, utilizând </w:t>
-      </w:r>
-      <w:proofErr w:type="spellStart"/>
-      <w:r>
-        <w:rPr>
-          <w:rFonts w:ascii="Times New Roman" w:eastAsia="Times New Roman" w:hAnsi="Times New Roman" w:cs="Times New Roman"/>
-          <w:b/>
-          <w:sz w:val="24"/>
-          <w:szCs w:val="24"/>
-        </w:rPr>
         <w:t>EasyRetro</w:t>
       </w:r>
-      <w:proofErr w:type="spellEnd"/>
       <w:r>
         <w:rPr>
           <w:rFonts w:ascii="Times New Roman" w:eastAsia="Times New Roman" w:hAnsi="Times New Roman" w:cs="Times New Roman"/>
@@ -20176,25 +17252,7 @@
           <w:sz w:val="24"/>
           <w:szCs w:val="24"/>
         </w:rPr>
-        <w:t xml:space="preserve">Utilizarea platformei de </w:t>
-      </w:r>
-      <w:proofErr w:type="spellStart"/>
-      <w:r>
-        <w:rPr>
-          <w:rFonts w:ascii="Times New Roman" w:eastAsia="Times New Roman" w:hAnsi="Times New Roman" w:cs="Times New Roman"/>
-          <w:sz w:val="24"/>
-          <w:szCs w:val="24"/>
-        </w:rPr>
-        <w:t>project</w:t>
-      </w:r>
-      <w:proofErr w:type="spellEnd"/>
-      <w:r>
-        <w:rPr>
-          <w:rFonts w:ascii="Times New Roman" w:eastAsia="Times New Roman" w:hAnsi="Times New Roman" w:cs="Times New Roman"/>
-          <w:sz w:val="24"/>
-          <w:szCs w:val="24"/>
-        </w:rPr>
-        <w:t xml:space="preserve"> management pentru urmărirea progresului și rezolvarea impedimentelor. </w:t>
+        <w:t xml:space="preserve">Utilizarea platformei de project management pentru urmărirea progresului și rezolvarea impedimentelor. </w:t>
       </w:r>
       <w:r>
         <w:rPr>
@@ -20203,47 +17261,7 @@
           <w:sz w:val="24"/>
           <w:szCs w:val="24"/>
         </w:rPr>
-        <w:t>(</w:t>
-      </w:r>
-      <w:proofErr w:type="spellStart"/>
-      <w:r>
-        <w:rPr>
-          <w:rFonts w:ascii="Times New Roman" w:eastAsia="Times New Roman" w:hAnsi="Times New Roman" w:cs="Times New Roman"/>
-          <w:b/>
-          <w:sz w:val="24"/>
-          <w:szCs w:val="24"/>
-        </w:rPr>
-        <w:t>Github</w:t>
-      </w:r>
-      <w:proofErr w:type="spellEnd"/>
-      <w:r>
-        <w:rPr>
-          <w:rFonts w:ascii="Times New Roman" w:eastAsia="Times New Roman" w:hAnsi="Times New Roman" w:cs="Times New Roman"/>
-          <w:b/>
-          <w:sz w:val="24"/>
-          <w:szCs w:val="24"/>
-        </w:rPr>
-        <w:t xml:space="preserve"> </w:t>
-      </w:r>
-      <w:proofErr w:type="spellStart"/>
-      <w:r>
-        <w:rPr>
-          <w:rFonts w:ascii="Times New Roman" w:eastAsia="Times New Roman" w:hAnsi="Times New Roman" w:cs="Times New Roman"/>
-          <w:b/>
-          <w:sz w:val="24"/>
-          <w:szCs w:val="24"/>
-        </w:rPr>
-        <w:t>projects</w:t>
-      </w:r>
-      <w:proofErr w:type="spellEnd"/>
-      <w:r>
-        <w:rPr>
-          <w:rFonts w:ascii="Times New Roman" w:eastAsia="Times New Roman" w:hAnsi="Times New Roman" w:cs="Times New Roman"/>
-          <w:b/>
-          <w:sz w:val="24"/>
-          <w:szCs w:val="24"/>
-        </w:rPr>
-        <w:t>)</w:t>
+        <w:t>(Github projects)</w:t>
       </w:r>
     </w:p>
     <w:p>
@@ -20329,41 +17347,13 @@
           <w:szCs w:val="24"/>
         </w:rPr>
       </w:pPr>
-      <w:proofErr w:type="spellStart"/>
-      <w:r>
-        <w:rPr>
-          <w:rFonts w:ascii="Times New Roman" w:eastAsia="Times New Roman" w:hAnsi="Times New Roman" w:cs="Times New Roman"/>
-          <w:sz w:val="24"/>
-          <w:szCs w:val="24"/>
-        </w:rPr>
-        <w:t>Workflow</w:t>
-      </w:r>
-      <w:proofErr w:type="spellEnd"/>
-      <w:r>
-        <w:rPr>
-          <w:rFonts w:ascii="Times New Roman" w:eastAsia="Times New Roman" w:hAnsi="Times New Roman" w:cs="Times New Roman"/>
-          <w:sz w:val="24"/>
-          <w:szCs w:val="24"/>
-        </w:rPr>
-        <w:t xml:space="preserve"> </w:t>
-      </w:r>
-      <w:proofErr w:type="spellStart"/>
-      <w:r>
-        <w:rPr>
-          <w:rFonts w:ascii="Times New Roman" w:eastAsia="Times New Roman" w:hAnsi="Times New Roman" w:cs="Times New Roman"/>
-          <w:sz w:val="24"/>
-          <w:szCs w:val="24"/>
-        </w:rPr>
-        <w:t>diagram</w:t>
-      </w:r>
-      <w:proofErr w:type="spellEnd"/>
-      <w:r>
-        <w:rPr>
-          <w:rFonts w:ascii="Times New Roman" w:eastAsia="Times New Roman" w:hAnsi="Times New Roman" w:cs="Times New Roman"/>
-          <w:sz w:val="24"/>
-          <w:szCs w:val="24"/>
-        </w:rPr>
-        <w:t>, diagrama bazei de date</w:t>
+      <w:r>
+        <w:rPr>
+          <w:rFonts w:ascii="Times New Roman" w:eastAsia="Times New Roman" w:hAnsi="Times New Roman" w:cs="Times New Roman"/>
+          <w:sz w:val="24"/>
+          <w:szCs w:val="24"/>
+        </w:rPr>
+        <w:t>Workflow diagram, diagrama bazei de date</w:t>
       </w:r>
     </w:p>
     <w:p>
@@ -20432,25 +17422,7 @@
           <w:sz w:val="24"/>
           <w:szCs w:val="24"/>
         </w:rPr>
-        <w:t xml:space="preserve">Contribuție: Realizarea </w:t>
-      </w:r>
-      <w:proofErr w:type="spellStart"/>
-      <w:r>
-        <w:rPr>
-          <w:rFonts w:ascii="Times New Roman" w:eastAsia="Times New Roman" w:hAnsi="Times New Roman" w:cs="Times New Roman"/>
-          <w:sz w:val="24"/>
-          <w:szCs w:val="24"/>
-        </w:rPr>
-        <w:t>backend</w:t>
-      </w:r>
-      <w:proofErr w:type="spellEnd"/>
-      <w:r>
-        <w:rPr>
-          <w:rFonts w:ascii="Times New Roman" w:eastAsia="Times New Roman" w:hAnsi="Times New Roman" w:cs="Times New Roman"/>
-          <w:sz w:val="24"/>
-          <w:szCs w:val="24"/>
-        </w:rPr>
-        <w:t>-ului.</w:t>
+        <w:t>Contribuție: Realizarea backend-ului.</w:t>
       </w:r>
     </w:p>
     <w:p>
@@ -20519,25 +17491,7 @@
           <w:sz w:val="24"/>
           <w:szCs w:val="24"/>
         </w:rPr>
-        <w:t>Resetare parola, adăugare/editare poza de profil, editare email/</w:t>
-      </w:r>
-      <w:proofErr w:type="spellStart"/>
-      <w:r>
-        <w:rPr>
-          <w:rFonts w:ascii="Times New Roman" w:eastAsia="Times New Roman" w:hAnsi="Times New Roman" w:cs="Times New Roman"/>
-          <w:sz w:val="24"/>
-          <w:szCs w:val="24"/>
-        </w:rPr>
-        <w:t>username</w:t>
-      </w:r>
-      <w:proofErr w:type="spellEnd"/>
-      <w:r>
-        <w:rPr>
-          <w:rFonts w:ascii="Times New Roman" w:eastAsia="Times New Roman" w:hAnsi="Times New Roman" w:cs="Times New Roman"/>
-          <w:sz w:val="24"/>
-          <w:szCs w:val="24"/>
-        </w:rPr>
-        <w:t>, ștergere cont</w:t>
+        <w:t>Resetare parola, adăugare/editare poza de profil, editare email/username, ștergere cont</w:t>
       </w:r>
     </w:p>
     <w:p>
@@ -20653,18 +17607,8 @@
           <w:sz w:val="24"/>
           <w:szCs w:val="24"/>
         </w:rPr>
-        <w:t xml:space="preserve">Contribuție: Integrare completă în aplicația mobilă pentru platforma </w:t>
-      </w:r>
-      <w:proofErr w:type="spellStart"/>
-      <w:r>
-        <w:rPr>
-          <w:rFonts w:ascii="Times New Roman" w:eastAsia="Times New Roman" w:hAnsi="Times New Roman" w:cs="Times New Roman"/>
-          <w:sz w:val="24"/>
-          <w:szCs w:val="24"/>
-        </w:rPr>
-        <w:t>iOS</w:t>
-      </w:r>
-      <w:proofErr w:type="spellEnd"/>
+        <w:t>Contribuție: Integrare completă în aplicația mobilă pentru platforma iOS</w:t>
+      </w:r>
     </w:p>
     <w:p>
       <w:pPr>
@@ -20732,25 +17676,7 @@
           <w:sz w:val="24"/>
           <w:szCs w:val="24"/>
         </w:rPr>
-        <w:t xml:space="preserve">Toate rutele create in </w:t>
-      </w:r>
-      <w:proofErr w:type="spellStart"/>
-      <w:r>
-        <w:rPr>
-          <w:rFonts w:ascii="Times New Roman" w:eastAsia="Times New Roman" w:hAnsi="Times New Roman" w:cs="Times New Roman"/>
-          <w:sz w:val="24"/>
-          <w:szCs w:val="24"/>
-        </w:rPr>
-        <w:t>backend</w:t>
-      </w:r>
-      <w:proofErr w:type="spellEnd"/>
-      <w:r>
-        <w:rPr>
-          <w:rFonts w:ascii="Times New Roman" w:eastAsia="Times New Roman" w:hAnsi="Times New Roman" w:cs="Times New Roman"/>
-          <w:sz w:val="24"/>
-          <w:szCs w:val="24"/>
-        </w:rPr>
-        <w:t xml:space="preserve">, implementate în aplicația mobilă </w:t>
+        <w:t xml:space="preserve">Toate rutele create in backend, implementate în aplicația mobilă </w:t>
       </w:r>
     </w:p>
     <w:p>
@@ -20796,25 +17722,7 @@
           <w:sz w:val="24"/>
           <w:szCs w:val="24"/>
         </w:rPr>
-        <w:t xml:space="preserve">Crearea și configurarea proiectului de </w:t>
-      </w:r>
-      <w:proofErr w:type="spellStart"/>
-      <w:r>
-        <w:rPr>
-          <w:rFonts w:ascii="Times New Roman" w:eastAsia="Times New Roman" w:hAnsi="Times New Roman" w:cs="Times New Roman"/>
-          <w:sz w:val="24"/>
-          <w:szCs w:val="24"/>
-        </w:rPr>
-        <w:t>XCode</w:t>
-      </w:r>
-      <w:proofErr w:type="spellEnd"/>
-      <w:r>
-        <w:rPr>
-          <w:rFonts w:ascii="Times New Roman" w:eastAsia="Times New Roman" w:hAnsi="Times New Roman" w:cs="Times New Roman"/>
-          <w:sz w:val="24"/>
-          <w:szCs w:val="24"/>
-        </w:rPr>
-        <w:t xml:space="preserve"> cu toate pachetele și fișierele de început necesare</w:t>
+        <w:t>Crearea și configurarea proiectului de XCode cu toate pachetele și fișierele de început necesare</w:t>
       </w:r>
     </w:p>
     <w:p>
@@ -20860,18 +17768,8 @@
           <w:sz w:val="24"/>
           <w:szCs w:val="24"/>
         </w:rPr>
-        <w:t xml:space="preserve">Contribuție: </w:t>
-      </w:r>
-      <w:proofErr w:type="spellStart"/>
-      <w:r>
-        <w:rPr>
-          <w:rFonts w:ascii="Times New Roman" w:eastAsia="Times New Roman" w:hAnsi="Times New Roman" w:cs="Times New Roman"/>
-          <w:sz w:val="24"/>
-          <w:szCs w:val="24"/>
-        </w:rPr>
-        <w:t>Backend</w:t>
-      </w:r>
-      <w:proofErr w:type="spellEnd"/>
+        <w:t>Contribuție: Backend</w:t>
+      </w:r>
     </w:p>
     <w:p>
       <w:pPr>
@@ -20893,25 +17791,7 @@
           <w:sz w:val="24"/>
           <w:szCs w:val="24"/>
         </w:rPr>
-        <w:t xml:space="preserve">Integrare completa </w:t>
-      </w:r>
-      <w:proofErr w:type="spellStart"/>
-      <w:r>
-        <w:rPr>
-          <w:rFonts w:ascii="Times New Roman" w:eastAsia="Times New Roman" w:hAnsi="Times New Roman" w:cs="Times New Roman"/>
-          <w:sz w:val="24"/>
-          <w:szCs w:val="24"/>
-        </w:rPr>
-        <w:t>Stripe</w:t>
-      </w:r>
-      <w:proofErr w:type="spellEnd"/>
-      <w:r>
-        <w:rPr>
-          <w:rFonts w:ascii="Times New Roman" w:eastAsia="Times New Roman" w:hAnsi="Times New Roman" w:cs="Times New Roman"/>
-          <w:sz w:val="24"/>
-          <w:szCs w:val="24"/>
-        </w:rPr>
-        <w:t xml:space="preserve"> pentru plăti</w:t>
+        <w:t>Integrare completa Stripe pentru plăti</w:t>
       </w:r>
     </w:p>
     <w:p>
@@ -20934,43 +17814,7 @@
           <w:sz w:val="24"/>
           <w:szCs w:val="24"/>
         </w:rPr>
-        <w:t>Postări -&gt; regula de afișare a acestora în pagina principala (Home -&gt; în funcție de nivel), adăugare comentariu/apreciere (</w:t>
-      </w:r>
-      <w:proofErr w:type="spellStart"/>
-      <w:r>
-        <w:rPr>
-          <w:rFonts w:ascii="Times New Roman" w:eastAsia="Times New Roman" w:hAnsi="Times New Roman" w:cs="Times New Roman"/>
-          <w:sz w:val="24"/>
-          <w:szCs w:val="24"/>
-        </w:rPr>
-        <w:t>like</w:t>
-      </w:r>
-      <w:proofErr w:type="spellEnd"/>
-      <w:r>
-        <w:rPr>
-          <w:rFonts w:ascii="Times New Roman" w:eastAsia="Times New Roman" w:hAnsi="Times New Roman" w:cs="Times New Roman"/>
-          <w:sz w:val="24"/>
-          <w:szCs w:val="24"/>
-        </w:rPr>
-        <w:t>/</w:t>
-      </w:r>
-      <w:proofErr w:type="spellStart"/>
-      <w:r>
-        <w:rPr>
-          <w:rFonts w:ascii="Times New Roman" w:eastAsia="Times New Roman" w:hAnsi="Times New Roman" w:cs="Times New Roman"/>
-          <w:sz w:val="24"/>
-          <w:szCs w:val="24"/>
-        </w:rPr>
-        <w:t>unlike</w:t>
-      </w:r>
-      <w:proofErr w:type="spellEnd"/>
-      <w:r>
-        <w:rPr>
-          <w:rFonts w:ascii="Times New Roman" w:eastAsia="Times New Roman" w:hAnsi="Times New Roman" w:cs="Times New Roman"/>
-          <w:sz w:val="24"/>
-          <w:szCs w:val="24"/>
-        </w:rPr>
-        <w:t>), șterge/raportare postare;</w:t>
+        <w:t>Postări -&gt; regula de afișare a acestora în pagina principala (Home -&gt; în funcție de nivel), adăugare comentariu/apreciere (like/unlike), șterge/raportare postare;</w:t>
       </w:r>
     </w:p>
     <w:p>
@@ -20993,43 +17837,7 @@
           <w:sz w:val="24"/>
           <w:szCs w:val="24"/>
         </w:rPr>
-        <w:t>Funcționalități pentru pagina artistului: adăugare/ștergere postare, adăugare comentariu/apreciere (</w:t>
-      </w:r>
-      <w:proofErr w:type="spellStart"/>
-      <w:r>
-        <w:rPr>
-          <w:rFonts w:ascii="Times New Roman" w:eastAsia="Times New Roman" w:hAnsi="Times New Roman" w:cs="Times New Roman"/>
-          <w:sz w:val="24"/>
-          <w:szCs w:val="24"/>
-        </w:rPr>
-        <w:t>like</w:t>
-      </w:r>
-      <w:proofErr w:type="spellEnd"/>
-      <w:r>
-        <w:rPr>
-          <w:rFonts w:ascii="Times New Roman" w:eastAsia="Times New Roman" w:hAnsi="Times New Roman" w:cs="Times New Roman"/>
-          <w:sz w:val="24"/>
-          <w:szCs w:val="24"/>
-        </w:rPr>
-        <w:t>/</w:t>
-      </w:r>
-      <w:proofErr w:type="spellStart"/>
-      <w:r>
-        <w:rPr>
-          <w:rFonts w:ascii="Times New Roman" w:eastAsia="Times New Roman" w:hAnsi="Times New Roman" w:cs="Times New Roman"/>
-          <w:sz w:val="24"/>
-          <w:szCs w:val="24"/>
-        </w:rPr>
-        <w:t>unlike</w:t>
-      </w:r>
-      <w:proofErr w:type="spellEnd"/>
-      <w:r>
-        <w:rPr>
-          <w:rFonts w:ascii="Times New Roman" w:eastAsia="Times New Roman" w:hAnsi="Times New Roman" w:cs="Times New Roman"/>
-          <w:sz w:val="24"/>
-          <w:szCs w:val="24"/>
-        </w:rPr>
-        <w:t>)</w:t>
+        <w:t>Funcționalități pentru pagina artistului: adăugare/ștergere postare, adăugare comentariu/apreciere (like/unlike)</w:t>
       </w:r>
     </w:p>
     <w:p>

--- a/Documentation/Requirements Document - Artist Land.docx
+++ b/Documentation/Requirements Document - Artist Land.docx
@@ -84,12 +84,21 @@
           <w:u w:val="single"/>
         </w:rPr>
       </w:pPr>
+      <w:proofErr w:type="spellStart"/>
       <w:r>
         <w:rPr>
           <w:rFonts w:ascii="Times New Roman" w:eastAsia="Times New Roman" w:hAnsi="Times New Roman" w:cs="Times New Roman"/>
           <w:u w:val="single"/>
         </w:rPr>
-        <w:t>Requirements Document</w:t>
+        <w:t>Requirements</w:t>
+      </w:r>
+      <w:proofErr w:type="spellEnd"/>
+      <w:r>
+        <w:rPr>
+          <w:rFonts w:ascii="Times New Roman" w:eastAsia="Times New Roman" w:hAnsi="Times New Roman" w:cs="Times New Roman"/>
+          <w:u w:val="single"/>
+        </w:rPr>
+        <w:t xml:space="preserve"> Document</w:t>
       </w:r>
     </w:p>
     <w:p>
@@ -102,12 +111,21 @@
           <w:u w:val="single"/>
         </w:rPr>
       </w:pPr>
+      <w:proofErr w:type="spellStart"/>
       <w:r>
         <w:rPr>
           <w:rFonts w:ascii="Times New Roman" w:eastAsia="Times New Roman" w:hAnsi="Times New Roman" w:cs="Times New Roman"/>
           <w:u w:val="single"/>
         </w:rPr>
-        <w:t>Artists Land</w:t>
+        <w:t>Artists</w:t>
+      </w:r>
+      <w:proofErr w:type="spellEnd"/>
+      <w:r>
+        <w:rPr>
+          <w:rFonts w:ascii="Times New Roman" w:eastAsia="Times New Roman" w:hAnsi="Times New Roman" w:cs="Times New Roman"/>
+          <w:u w:val="single"/>
+        </w:rPr>
+        <w:t xml:space="preserve"> Land</w:t>
       </w:r>
     </w:p>
     <w:p/>
@@ -139,13 +157,77 @@
       </w:r>
     </w:p>
     <w:p>
-      <w:r>
-        <w:rPr>
-          <w:rFonts w:ascii="Times New Roman" w:eastAsia="Times New Roman" w:hAnsi="Times New Roman" w:cs="Times New Roman"/>
-          <w:sz w:val="24"/>
-          <w:szCs w:val="24"/>
-        </w:rPr>
-        <w:t xml:space="preserve">Backlog cu Epics &amp; User Stories: </w:t>
+      <w:proofErr w:type="spellStart"/>
+      <w:r>
+        <w:rPr>
+          <w:rFonts w:ascii="Times New Roman" w:eastAsia="Times New Roman" w:hAnsi="Times New Roman" w:cs="Times New Roman"/>
+          <w:sz w:val="24"/>
+          <w:szCs w:val="24"/>
+        </w:rPr>
+        <w:t>Backlog</w:t>
+      </w:r>
+      <w:proofErr w:type="spellEnd"/>
+      <w:r>
+        <w:rPr>
+          <w:rFonts w:ascii="Times New Roman" w:eastAsia="Times New Roman" w:hAnsi="Times New Roman" w:cs="Times New Roman"/>
+          <w:sz w:val="24"/>
+          <w:szCs w:val="24"/>
+        </w:rPr>
+        <w:t xml:space="preserve"> cu </w:t>
+      </w:r>
+      <w:proofErr w:type="spellStart"/>
+      <w:r>
+        <w:rPr>
+          <w:rFonts w:ascii="Times New Roman" w:eastAsia="Times New Roman" w:hAnsi="Times New Roman" w:cs="Times New Roman"/>
+          <w:sz w:val="24"/>
+          <w:szCs w:val="24"/>
+        </w:rPr>
+        <w:t>Epics</w:t>
+      </w:r>
+      <w:proofErr w:type="spellEnd"/>
+      <w:r>
+        <w:rPr>
+          <w:rFonts w:ascii="Times New Roman" w:eastAsia="Times New Roman" w:hAnsi="Times New Roman" w:cs="Times New Roman"/>
+          <w:sz w:val="24"/>
+          <w:szCs w:val="24"/>
+        </w:rPr>
+        <w:t xml:space="preserve"> &amp; </w:t>
+      </w:r>
+      <w:proofErr w:type="spellStart"/>
+      <w:r>
+        <w:rPr>
+          <w:rFonts w:ascii="Times New Roman" w:eastAsia="Times New Roman" w:hAnsi="Times New Roman" w:cs="Times New Roman"/>
+          <w:sz w:val="24"/>
+          <w:szCs w:val="24"/>
+        </w:rPr>
+        <w:t>User</w:t>
+      </w:r>
+      <w:proofErr w:type="spellEnd"/>
+      <w:r>
+        <w:rPr>
+          <w:rFonts w:ascii="Times New Roman" w:eastAsia="Times New Roman" w:hAnsi="Times New Roman" w:cs="Times New Roman"/>
+          <w:sz w:val="24"/>
+          <w:szCs w:val="24"/>
+        </w:rPr>
+        <w:t xml:space="preserve"> </w:t>
+      </w:r>
+      <w:proofErr w:type="spellStart"/>
+      <w:r>
+        <w:rPr>
+          <w:rFonts w:ascii="Times New Roman" w:eastAsia="Times New Roman" w:hAnsi="Times New Roman" w:cs="Times New Roman"/>
+          <w:sz w:val="24"/>
+          <w:szCs w:val="24"/>
+        </w:rPr>
+        <w:t>Stories</w:t>
+      </w:r>
+      <w:proofErr w:type="spellEnd"/>
+      <w:r>
+        <w:rPr>
+          <w:rFonts w:ascii="Times New Roman" w:eastAsia="Times New Roman" w:hAnsi="Times New Roman" w:cs="Times New Roman"/>
+          <w:sz w:val="24"/>
+          <w:szCs w:val="24"/>
+        </w:rPr>
+        <w:t xml:space="preserve">: </w:t>
       </w:r>
       <w:hyperlink r:id="rId5">
         <w:r>
@@ -375,6 +457,7 @@
         </w:rPr>
       </w:pPr>
       <w:hyperlink w:anchor="3dy6vkm">
+        <w:proofErr w:type="spellStart"/>
         <w:r>
           <w:rPr>
             <w:rFonts w:ascii="Times New Roman" w:eastAsia="Times New Roman" w:hAnsi="Times New Roman" w:cs="Times New Roman"/>
@@ -384,6 +467,7 @@
           </w:rPr>
           <w:t>Stakeholderi</w:t>
         </w:r>
+        <w:proofErr w:type="spellEnd"/>
       </w:hyperlink>
       <w:hyperlink w:anchor="3dy6vkm">
         <w:r>
@@ -469,7 +553,43 @@
             <w:sz w:val="24"/>
             <w:szCs w:val="24"/>
           </w:rPr>
-          <w:t>Scenarii de utilizare (Use Cases)</w:t>
+          <w:t>Scenarii de utilizare (</w:t>
+        </w:r>
+        <w:proofErr w:type="spellStart"/>
+        <w:r>
+          <w:rPr>
+            <w:rFonts w:ascii="Times New Roman" w:eastAsia="Times New Roman" w:hAnsi="Times New Roman" w:cs="Times New Roman"/>
+            <w:sz w:val="24"/>
+            <w:szCs w:val="24"/>
+          </w:rPr>
+          <w:t>Use</w:t>
+        </w:r>
+        <w:proofErr w:type="spellEnd"/>
+        <w:r>
+          <w:rPr>
+            <w:rFonts w:ascii="Times New Roman" w:eastAsia="Times New Roman" w:hAnsi="Times New Roman" w:cs="Times New Roman"/>
+            <w:sz w:val="24"/>
+            <w:szCs w:val="24"/>
+          </w:rPr>
+          <w:t xml:space="preserve"> </w:t>
+        </w:r>
+        <w:proofErr w:type="spellStart"/>
+        <w:r>
+          <w:rPr>
+            <w:rFonts w:ascii="Times New Roman" w:eastAsia="Times New Roman" w:hAnsi="Times New Roman" w:cs="Times New Roman"/>
+            <w:sz w:val="24"/>
+            <w:szCs w:val="24"/>
+          </w:rPr>
+          <w:t>Cases</w:t>
+        </w:r>
+        <w:proofErr w:type="spellEnd"/>
+        <w:r>
+          <w:rPr>
+            <w:rFonts w:ascii="Times New Roman" w:eastAsia="Times New Roman" w:hAnsi="Times New Roman" w:cs="Times New Roman"/>
+            <w:sz w:val="24"/>
+            <w:szCs w:val="24"/>
+          </w:rPr>
+          <w:t>)</w:t>
         </w:r>
       </w:hyperlink>
     </w:p>
@@ -829,8 +949,19 @@
             <w:sz w:val="24"/>
             <w:szCs w:val="24"/>
           </w:rPr>
-          <w:t>Diagrama Gantt</w:t>
+          <w:t xml:space="preserve">Diagrama </w:t>
         </w:r>
+        <w:proofErr w:type="spellStart"/>
+        <w:r>
+          <w:rPr>
+            <w:rFonts w:ascii="Times New Roman" w:eastAsia="Times New Roman" w:hAnsi="Times New Roman" w:cs="Times New Roman"/>
+            <w:b/>
+            <w:sz w:val="24"/>
+            <w:szCs w:val="24"/>
+          </w:rPr>
+          <w:t>Gantt</w:t>
+        </w:r>
+        <w:proofErr w:type="spellEnd"/>
       </w:hyperlink>
     </w:p>
     <w:p>
@@ -905,8 +1036,19 @@
           <w:sz w:val="24"/>
           <w:szCs w:val="24"/>
         </w:rPr>
-        <w:t>Procentul de coverage</w:t>
-      </w:r>
+        <w:t xml:space="preserve">Procentul de </w:t>
+      </w:r>
+      <w:proofErr w:type="spellStart"/>
+      <w:r>
+        <w:rPr>
+          <w:rFonts w:ascii="Times New Roman" w:eastAsia="Times New Roman" w:hAnsi="Times New Roman" w:cs="Times New Roman"/>
+          <w:bCs/>
+          <w:sz w:val="24"/>
+          <w:szCs w:val="24"/>
+        </w:rPr>
+        <w:t>coverage</w:t>
+      </w:r>
+      <w:proofErr w:type="spellEnd"/>
     </w:p>
     <w:p>
       <w:pPr>
@@ -931,7 +1073,47 @@
             <w:sz w:val="24"/>
             <w:szCs w:val="24"/>
           </w:rPr>
-          <w:t>Test Driven Development (TDD)</w:t>
+          <w:t xml:space="preserve">Test </w:t>
+        </w:r>
+        <w:proofErr w:type="spellStart"/>
+        <w:r>
+          <w:rPr>
+            <w:rFonts w:ascii="Times New Roman" w:eastAsia="Times New Roman" w:hAnsi="Times New Roman" w:cs="Times New Roman"/>
+            <w:b/>
+            <w:sz w:val="24"/>
+            <w:szCs w:val="24"/>
+          </w:rPr>
+          <w:t>Driven</w:t>
+        </w:r>
+        <w:proofErr w:type="spellEnd"/>
+        <w:r>
+          <w:rPr>
+            <w:rFonts w:ascii="Times New Roman" w:eastAsia="Times New Roman" w:hAnsi="Times New Roman" w:cs="Times New Roman"/>
+            <w:b/>
+            <w:sz w:val="24"/>
+            <w:szCs w:val="24"/>
+          </w:rPr>
+          <w:t xml:space="preserve"> </w:t>
+        </w:r>
+        <w:proofErr w:type="spellStart"/>
+        <w:r>
+          <w:rPr>
+            <w:rFonts w:ascii="Times New Roman" w:eastAsia="Times New Roman" w:hAnsi="Times New Roman" w:cs="Times New Roman"/>
+            <w:b/>
+            <w:sz w:val="24"/>
+            <w:szCs w:val="24"/>
+          </w:rPr>
+          <w:t>Development</w:t>
+        </w:r>
+        <w:proofErr w:type="spellEnd"/>
+        <w:r>
+          <w:rPr>
+            <w:rFonts w:ascii="Times New Roman" w:eastAsia="Times New Roman" w:hAnsi="Times New Roman" w:cs="Times New Roman"/>
+            <w:b/>
+            <w:sz w:val="24"/>
+            <w:szCs w:val="24"/>
+          </w:rPr>
+          <w:t xml:space="preserve"> (TDD)</w:t>
         </w:r>
       </w:hyperlink>
     </w:p>
@@ -1007,8 +1189,9 @@
           <w:sz w:val="24"/>
           <w:szCs w:val="24"/>
         </w:rPr>
-        <w:t>Pair Programming</w:t>
-      </w:r>
+        <w:t xml:space="preserve">Pair </w:t>
+      </w:r>
+      <w:proofErr w:type="spellStart"/>
       <w:r>
         <w:rPr>
           <w:rFonts w:ascii="Times New Roman" w:eastAsia="Times New Roman" w:hAnsi="Times New Roman" w:cs="Times New Roman"/>
@@ -1016,7 +1199,37 @@
           <w:sz w:val="24"/>
           <w:szCs w:val="24"/>
         </w:rPr>
-        <w:t xml:space="preserve"> vs individual</w:t>
+        <w:t>Programming</w:t>
+      </w:r>
+      <w:proofErr w:type="spellEnd"/>
+      <w:r>
+        <w:rPr>
+          <w:rFonts w:ascii="Times New Roman" w:eastAsia="Times New Roman" w:hAnsi="Times New Roman" w:cs="Times New Roman"/>
+          <w:b/>
+          <w:sz w:val="24"/>
+          <w:szCs w:val="24"/>
+        </w:rPr>
+        <w:t xml:space="preserve"> </w:t>
+      </w:r>
+      <w:proofErr w:type="spellStart"/>
+      <w:r>
+        <w:rPr>
+          <w:rFonts w:ascii="Times New Roman" w:eastAsia="Times New Roman" w:hAnsi="Times New Roman" w:cs="Times New Roman"/>
+          <w:b/>
+          <w:sz w:val="24"/>
+          <w:szCs w:val="24"/>
+        </w:rPr>
+        <w:t>vs</w:t>
+      </w:r>
+      <w:proofErr w:type="spellEnd"/>
+      <w:r>
+        <w:rPr>
+          <w:rFonts w:ascii="Times New Roman" w:eastAsia="Times New Roman" w:hAnsi="Times New Roman" w:cs="Times New Roman"/>
+          <w:b/>
+          <w:sz w:val="24"/>
+          <w:szCs w:val="24"/>
+        </w:rPr>
+        <w:t xml:space="preserve"> individual</w:t>
       </w:r>
       <w:r>
         <w:rPr>
@@ -1101,8 +1314,39 @@
             <w:sz w:val="24"/>
             <w:szCs w:val="24"/>
           </w:rPr>
-          <w:t>Sprint Daily Standups</w:t>
+          <w:t xml:space="preserve">Sprint </w:t>
         </w:r>
+        <w:proofErr w:type="spellStart"/>
+        <w:r>
+          <w:rPr>
+            <w:rFonts w:ascii="Times New Roman" w:eastAsia="Times New Roman" w:hAnsi="Times New Roman" w:cs="Times New Roman"/>
+            <w:b/>
+            <w:sz w:val="24"/>
+            <w:szCs w:val="24"/>
+          </w:rPr>
+          <w:t>Daily</w:t>
+        </w:r>
+        <w:proofErr w:type="spellEnd"/>
+        <w:r>
+          <w:rPr>
+            <w:rFonts w:ascii="Times New Roman" w:eastAsia="Times New Roman" w:hAnsi="Times New Roman" w:cs="Times New Roman"/>
+            <w:b/>
+            <w:sz w:val="24"/>
+            <w:szCs w:val="24"/>
+          </w:rPr>
+          <w:t xml:space="preserve"> </w:t>
+        </w:r>
+        <w:proofErr w:type="spellStart"/>
+        <w:r>
+          <w:rPr>
+            <w:rFonts w:ascii="Times New Roman" w:eastAsia="Times New Roman" w:hAnsi="Times New Roman" w:cs="Times New Roman"/>
+            <w:b/>
+            <w:sz w:val="24"/>
+            <w:szCs w:val="24"/>
+          </w:rPr>
+          <w:t>Standups</w:t>
+        </w:r>
+        <w:proofErr w:type="spellEnd"/>
       </w:hyperlink>
     </w:p>
     <w:p>
@@ -1372,7 +1616,43 @@
           <w:sz w:val="24"/>
           <w:szCs w:val="24"/>
         </w:rPr>
-        <w:t>Scopul acestui document este de a detalia cerințele funcționale și nefuncționale pentru dezvoltarea aplicației mobile Artists Land, care promovează arta contemporană și susține artiștii în dezvoltarea carierei lor. Documentul oferă o descriere clară a funcționalităților aplicației, așteptările utilizatorilor și constrângerile tehnice, servind drept ghid pentru echipa de dezvoltare și stakeholderi.</w:t>
+        <w:t xml:space="preserve">Scopul acestui document este de a detalia cerințele funcționale și nefuncționale pentru dezvoltarea aplicației mobile </w:t>
+      </w:r>
+      <w:proofErr w:type="spellStart"/>
+      <w:r>
+        <w:rPr>
+          <w:rFonts w:ascii="Times New Roman" w:eastAsia="Times New Roman" w:hAnsi="Times New Roman" w:cs="Times New Roman"/>
+          <w:sz w:val="24"/>
+          <w:szCs w:val="24"/>
+        </w:rPr>
+        <w:t>Artists</w:t>
+      </w:r>
+      <w:proofErr w:type="spellEnd"/>
+      <w:r>
+        <w:rPr>
+          <w:rFonts w:ascii="Times New Roman" w:eastAsia="Times New Roman" w:hAnsi="Times New Roman" w:cs="Times New Roman"/>
+          <w:sz w:val="24"/>
+          <w:szCs w:val="24"/>
+        </w:rPr>
+        <w:t xml:space="preserve"> Land, care promovează arta contemporană și susține artiștii în dezvoltarea carierei lor. Documentul oferă o descriere clară a funcționalităților aplicației, așteptările utilizatorilor și constrângerile tehnice, servind drept ghid pentru echipa de dezvoltare și </w:t>
+      </w:r>
+      <w:proofErr w:type="spellStart"/>
+      <w:r>
+        <w:rPr>
+          <w:rFonts w:ascii="Times New Roman" w:eastAsia="Times New Roman" w:hAnsi="Times New Roman" w:cs="Times New Roman"/>
+          <w:sz w:val="24"/>
+          <w:szCs w:val="24"/>
+        </w:rPr>
+        <w:t>stakeholderi</w:t>
+      </w:r>
+      <w:proofErr w:type="spellEnd"/>
+      <w:r>
+        <w:rPr>
+          <w:rFonts w:ascii="Times New Roman" w:eastAsia="Times New Roman" w:hAnsi="Times New Roman" w:cs="Times New Roman"/>
+          <w:sz w:val="24"/>
+          <w:szCs w:val="24"/>
+        </w:rPr>
+        <w:t>.</w:t>
       </w:r>
     </w:p>
     <w:p>
@@ -1593,7 +1873,25 @@
           <w:sz w:val="24"/>
           <w:szCs w:val="24"/>
         </w:rPr>
-        <w:t xml:space="preserve"> prin funcționalități precum feed-ul principal</w:t>
+        <w:t xml:space="preserve"> prin funcționalități precum </w:t>
+      </w:r>
+      <w:proofErr w:type="spellStart"/>
+      <w:r>
+        <w:rPr>
+          <w:rFonts w:ascii="Times New Roman" w:eastAsia="Times New Roman" w:hAnsi="Times New Roman" w:cs="Times New Roman"/>
+          <w:sz w:val="24"/>
+          <w:szCs w:val="24"/>
+        </w:rPr>
+        <w:t>feed-ul</w:t>
+      </w:r>
+      <w:proofErr w:type="spellEnd"/>
+      <w:r>
+        <w:rPr>
+          <w:rFonts w:ascii="Times New Roman" w:eastAsia="Times New Roman" w:hAnsi="Times New Roman" w:cs="Times New Roman"/>
+          <w:sz w:val="24"/>
+          <w:szCs w:val="24"/>
+        </w:rPr>
+        <w:t xml:space="preserve"> principal</w:t>
       </w:r>
       <w:r>
         <w:rPr>
@@ -1609,7 +1907,25 @@
           <w:sz w:val="24"/>
           <w:szCs w:val="24"/>
         </w:rPr>
-        <w:t xml:space="preserve"> chat-ul interactiv.</w:t>
+        <w:t xml:space="preserve"> chat-</w:t>
+      </w:r>
+      <w:proofErr w:type="spellStart"/>
+      <w:r>
+        <w:rPr>
+          <w:rFonts w:ascii="Times New Roman" w:eastAsia="Times New Roman" w:hAnsi="Times New Roman" w:cs="Times New Roman"/>
+          <w:sz w:val="24"/>
+          <w:szCs w:val="24"/>
+        </w:rPr>
+        <w:t>ul</w:t>
+      </w:r>
+      <w:proofErr w:type="spellEnd"/>
+      <w:r>
+        <w:rPr>
+          <w:rFonts w:ascii="Times New Roman" w:eastAsia="Times New Roman" w:hAnsi="Times New Roman" w:cs="Times New Roman"/>
+          <w:sz w:val="24"/>
+          <w:szCs w:val="24"/>
+        </w:rPr>
+        <w:t xml:space="preserve"> interactiv.</w:t>
       </w:r>
     </w:p>
     <w:p>
@@ -1641,7 +1957,61 @@
           <w:sz w:val="24"/>
           <w:szCs w:val="24"/>
         </w:rPr>
-        <w:t xml:space="preserve"> printr-un sistem de token-uri și nivele personalizate, prioritizând vizibilitatea acestora în feed-ul principal.</w:t>
+        <w:t xml:space="preserve"> printr-un sistem de </w:t>
+      </w:r>
+      <w:proofErr w:type="spellStart"/>
+      <w:r>
+        <w:rPr>
+          <w:rFonts w:ascii="Times New Roman" w:eastAsia="Times New Roman" w:hAnsi="Times New Roman" w:cs="Times New Roman"/>
+          <w:sz w:val="24"/>
+          <w:szCs w:val="24"/>
+        </w:rPr>
+        <w:t>token</w:t>
+      </w:r>
+      <w:proofErr w:type="spellEnd"/>
+      <w:r>
+        <w:rPr>
+          <w:rFonts w:ascii="Times New Roman" w:eastAsia="Times New Roman" w:hAnsi="Times New Roman" w:cs="Times New Roman"/>
+          <w:sz w:val="24"/>
+          <w:szCs w:val="24"/>
+        </w:rPr>
+        <w:t xml:space="preserve">-uri și nivele personalizate, </w:t>
+      </w:r>
+      <w:proofErr w:type="spellStart"/>
+      <w:r>
+        <w:rPr>
+          <w:rFonts w:ascii="Times New Roman" w:eastAsia="Times New Roman" w:hAnsi="Times New Roman" w:cs="Times New Roman"/>
+          <w:sz w:val="24"/>
+          <w:szCs w:val="24"/>
+        </w:rPr>
+        <w:t>prioritizând</w:t>
+      </w:r>
+      <w:proofErr w:type="spellEnd"/>
+      <w:r>
+        <w:rPr>
+          <w:rFonts w:ascii="Times New Roman" w:eastAsia="Times New Roman" w:hAnsi="Times New Roman" w:cs="Times New Roman"/>
+          <w:sz w:val="24"/>
+          <w:szCs w:val="24"/>
+        </w:rPr>
+        <w:t xml:space="preserve"> vizibilitatea acestora în </w:t>
+      </w:r>
+      <w:proofErr w:type="spellStart"/>
+      <w:r>
+        <w:rPr>
+          <w:rFonts w:ascii="Times New Roman" w:eastAsia="Times New Roman" w:hAnsi="Times New Roman" w:cs="Times New Roman"/>
+          <w:sz w:val="24"/>
+          <w:szCs w:val="24"/>
+        </w:rPr>
+        <w:t>feed-ul</w:t>
+      </w:r>
+      <w:proofErr w:type="spellEnd"/>
+      <w:r>
+        <w:rPr>
+          <w:rFonts w:ascii="Times New Roman" w:eastAsia="Times New Roman" w:hAnsi="Times New Roman" w:cs="Times New Roman"/>
+          <w:sz w:val="24"/>
+          <w:szCs w:val="24"/>
+        </w:rPr>
+        <w:t xml:space="preserve"> principal.</w:t>
       </w:r>
     </w:p>
     <w:p>
@@ -1760,6 +2130,7 @@
         </w:rPr>
         <w:t xml:space="preserve">Aplicația </w:t>
       </w:r>
+      <w:proofErr w:type="spellStart"/>
       <w:r>
         <w:rPr>
           <w:rFonts w:ascii="Times New Roman" w:eastAsia="Times New Roman" w:hAnsi="Times New Roman" w:cs="Times New Roman"/>
@@ -1767,7 +2138,17 @@
           <w:sz w:val="24"/>
           <w:szCs w:val="24"/>
         </w:rPr>
-        <w:t>Artists Land</w:t>
+        <w:t>Artists</w:t>
+      </w:r>
+      <w:proofErr w:type="spellEnd"/>
+      <w:r>
+        <w:rPr>
+          <w:rFonts w:ascii="Times New Roman" w:eastAsia="Times New Roman" w:hAnsi="Times New Roman" w:cs="Times New Roman"/>
+          <w:i/>
+          <w:sz w:val="24"/>
+          <w:szCs w:val="24"/>
+        </w:rPr>
+        <w:t xml:space="preserve"> Land</w:t>
       </w:r>
       <w:r>
         <w:rPr>
@@ -1842,7 +2223,25 @@
           <w:sz w:val="24"/>
           <w:szCs w:val="24"/>
         </w:rPr>
-        <w:t xml:space="preserve"> printr-un feed centralizat cu lucrări creative accesibile oricui.</w:t>
+        <w:t xml:space="preserve"> printr-un </w:t>
+      </w:r>
+      <w:proofErr w:type="spellStart"/>
+      <w:r>
+        <w:rPr>
+          <w:rFonts w:ascii="Times New Roman" w:eastAsia="Times New Roman" w:hAnsi="Times New Roman" w:cs="Times New Roman"/>
+          <w:sz w:val="24"/>
+          <w:szCs w:val="24"/>
+        </w:rPr>
+        <w:t>feed</w:t>
+      </w:r>
+      <w:proofErr w:type="spellEnd"/>
+      <w:r>
+        <w:rPr>
+          <w:rFonts w:ascii="Times New Roman" w:eastAsia="Times New Roman" w:hAnsi="Times New Roman" w:cs="Times New Roman"/>
+          <w:sz w:val="24"/>
+          <w:szCs w:val="24"/>
+        </w:rPr>
+        <w:t xml:space="preserve"> centralizat cu lucrări creative accesibile oricui.</w:t>
       </w:r>
     </w:p>
     <w:p>
@@ -1874,7 +2273,25 @@
           <w:sz w:val="24"/>
           <w:szCs w:val="24"/>
         </w:rPr>
-        <w:t xml:space="preserve"> prin intermediul funcționalităților interactive, precum chat-ul.</w:t>
+        <w:t xml:space="preserve"> prin intermediul funcționalităților interactive, precum chat-</w:t>
+      </w:r>
+      <w:proofErr w:type="spellStart"/>
+      <w:r>
+        <w:rPr>
+          <w:rFonts w:ascii="Times New Roman" w:eastAsia="Times New Roman" w:hAnsi="Times New Roman" w:cs="Times New Roman"/>
+          <w:sz w:val="24"/>
+          <w:szCs w:val="24"/>
+        </w:rPr>
+        <w:t>ul</w:t>
+      </w:r>
+      <w:proofErr w:type="spellEnd"/>
+      <w:r>
+        <w:rPr>
+          <w:rFonts w:ascii="Times New Roman" w:eastAsia="Times New Roman" w:hAnsi="Times New Roman" w:cs="Times New Roman"/>
+          <w:sz w:val="24"/>
+          <w:szCs w:val="24"/>
+        </w:rPr>
+        <w:t>.</w:t>
       </w:r>
     </w:p>
     <w:p>
@@ -1948,14 +2365,34 @@
         </w:rPr>
         <w:t xml:space="preserve"> </w:t>
       </w:r>
-      <w:r>
-        <w:rPr>
-          <w:rFonts w:ascii="Times New Roman" w:eastAsia="Times New Roman" w:hAnsi="Times New Roman" w:cs="Times New Roman"/>
-          <w:sz w:val="24"/>
-          <w:szCs w:val="24"/>
-        </w:rPr>
-        <w:t>prioritizată a postărilor în feed</w:t>
-      </w:r>
+      <w:proofErr w:type="spellStart"/>
+      <w:r>
+        <w:rPr>
+          <w:rFonts w:ascii="Times New Roman" w:eastAsia="Times New Roman" w:hAnsi="Times New Roman" w:cs="Times New Roman"/>
+          <w:sz w:val="24"/>
+          <w:szCs w:val="24"/>
+        </w:rPr>
+        <w:t>prioritizată</w:t>
+      </w:r>
+      <w:proofErr w:type="spellEnd"/>
+      <w:r>
+        <w:rPr>
+          <w:rFonts w:ascii="Times New Roman" w:eastAsia="Times New Roman" w:hAnsi="Times New Roman" w:cs="Times New Roman"/>
+          <w:sz w:val="24"/>
+          <w:szCs w:val="24"/>
+        </w:rPr>
+        <w:t xml:space="preserve"> a postărilor în </w:t>
+      </w:r>
+      <w:proofErr w:type="spellStart"/>
+      <w:r>
+        <w:rPr>
+          <w:rFonts w:ascii="Times New Roman" w:eastAsia="Times New Roman" w:hAnsi="Times New Roman" w:cs="Times New Roman"/>
+          <w:sz w:val="24"/>
+          <w:szCs w:val="24"/>
+        </w:rPr>
+        <w:t>feed</w:t>
+      </w:r>
+      <w:proofErr w:type="spellEnd"/>
       <w:r>
         <w:rPr>
           <w:rFonts w:ascii="Times New Roman" w:eastAsia="Times New Roman" w:hAnsi="Times New Roman" w:cs="Times New Roman"/>
@@ -2059,6 +2496,7 @@
         </w:rPr>
         <w:t xml:space="preserve">Prin integrarea tehnologiei moderne, </w:t>
       </w:r>
+      <w:proofErr w:type="spellStart"/>
       <w:r>
         <w:rPr>
           <w:rFonts w:ascii="Times New Roman" w:eastAsia="Times New Roman" w:hAnsi="Times New Roman" w:cs="Times New Roman"/>
@@ -2066,7 +2504,17 @@
           <w:sz w:val="24"/>
           <w:szCs w:val="24"/>
         </w:rPr>
-        <w:t>Artists Land</w:t>
+        <w:t>Artists</w:t>
+      </w:r>
+      <w:proofErr w:type="spellEnd"/>
+      <w:r>
+        <w:rPr>
+          <w:rFonts w:ascii="Times New Roman" w:eastAsia="Times New Roman" w:hAnsi="Times New Roman" w:cs="Times New Roman"/>
+          <w:i/>
+          <w:sz w:val="24"/>
+          <w:szCs w:val="24"/>
+        </w:rPr>
+        <w:t xml:space="preserve"> Land</w:t>
       </w:r>
       <w:r>
         <w:rPr>
@@ -2199,6 +2647,7 @@
         </w:rPr>
         <w:t xml:space="preserve">Aplicația </w:t>
       </w:r>
+      <w:proofErr w:type="spellStart"/>
       <w:r>
         <w:rPr>
           <w:rFonts w:ascii="Times New Roman" w:eastAsia="Times New Roman" w:hAnsi="Times New Roman" w:cs="Times New Roman"/>
@@ -2206,7 +2655,17 @@
           <w:sz w:val="24"/>
           <w:szCs w:val="24"/>
         </w:rPr>
-        <w:t>Artists Land</w:t>
+        <w:t>Artists</w:t>
+      </w:r>
+      <w:proofErr w:type="spellEnd"/>
+      <w:r>
+        <w:rPr>
+          <w:rFonts w:ascii="Times New Roman" w:eastAsia="Times New Roman" w:hAnsi="Times New Roman" w:cs="Times New Roman"/>
+          <w:i/>
+          <w:sz w:val="24"/>
+          <w:szCs w:val="24"/>
+        </w:rPr>
+        <w:t xml:space="preserve"> Land</w:t>
       </w:r>
       <w:r>
         <w:rPr>
@@ -2290,7 +2749,25 @@
           <w:sz w:val="24"/>
           <w:szCs w:val="24"/>
         </w:rPr>
-        <w:t>Facilitarea interacțiunii directe dintre artiști și utilizatori prin funcționalități intuitive precum chat-ul.</w:t>
+        <w:t>Facilitarea interacțiunii directe dintre artiști și utilizatori prin funcționalități intuitive precum chat-</w:t>
+      </w:r>
+      <w:proofErr w:type="spellStart"/>
+      <w:r>
+        <w:rPr>
+          <w:rFonts w:ascii="Times New Roman" w:eastAsia="Times New Roman" w:hAnsi="Times New Roman" w:cs="Times New Roman"/>
+          <w:sz w:val="24"/>
+          <w:szCs w:val="24"/>
+        </w:rPr>
+        <w:t>ul</w:t>
+      </w:r>
+      <w:proofErr w:type="spellEnd"/>
+      <w:r>
+        <w:rPr>
+          <w:rFonts w:ascii="Times New Roman" w:eastAsia="Times New Roman" w:hAnsi="Times New Roman" w:cs="Times New Roman"/>
+          <w:sz w:val="24"/>
+          <w:szCs w:val="24"/>
+        </w:rPr>
+        <w:t>.</w:t>
       </w:r>
     </w:p>
     <w:p>
@@ -2313,7 +2790,25 @@
           <w:sz w:val="24"/>
           <w:szCs w:val="24"/>
         </w:rPr>
-        <w:t>Promovarea egală a artiștilor, indiferent de nivelul lor de notorietate, printr-un sistem de vizibilitate bazat pe token-uri și niveluri personalizate.</w:t>
+        <w:t xml:space="preserve">Promovarea egală a artiștilor, indiferent de nivelul lor de notorietate, printr-un sistem de vizibilitate bazat pe </w:t>
+      </w:r>
+      <w:proofErr w:type="spellStart"/>
+      <w:r>
+        <w:rPr>
+          <w:rFonts w:ascii="Times New Roman" w:eastAsia="Times New Roman" w:hAnsi="Times New Roman" w:cs="Times New Roman"/>
+          <w:sz w:val="24"/>
+          <w:szCs w:val="24"/>
+        </w:rPr>
+        <w:t>token</w:t>
+      </w:r>
+      <w:proofErr w:type="spellEnd"/>
+      <w:r>
+        <w:rPr>
+          <w:rFonts w:ascii="Times New Roman" w:eastAsia="Times New Roman" w:hAnsi="Times New Roman" w:cs="Times New Roman"/>
+          <w:sz w:val="24"/>
+          <w:szCs w:val="24"/>
+        </w:rPr>
+        <w:t>-uri și niveluri personalizate.</w:t>
       </w:r>
     </w:p>
     <w:p>
@@ -2382,6 +2877,7 @@
         </w:rPr>
         <w:t xml:space="preserve">Aplicația </w:t>
       </w:r>
+      <w:proofErr w:type="spellStart"/>
       <w:r>
         <w:rPr>
           <w:rFonts w:ascii="Times New Roman" w:eastAsia="Times New Roman" w:hAnsi="Times New Roman" w:cs="Times New Roman"/>
@@ -2389,7 +2885,17 @@
           <w:sz w:val="24"/>
           <w:szCs w:val="24"/>
         </w:rPr>
-        <w:t>Artists Land</w:t>
+        <w:t>Artists</w:t>
+      </w:r>
+      <w:proofErr w:type="spellEnd"/>
+      <w:r>
+        <w:rPr>
+          <w:rFonts w:ascii="Times New Roman" w:eastAsia="Times New Roman" w:hAnsi="Times New Roman" w:cs="Times New Roman"/>
+          <w:b/>
+          <w:sz w:val="24"/>
+          <w:szCs w:val="24"/>
+        </w:rPr>
+        <w:t xml:space="preserve"> Land</w:t>
       </w:r>
       <w:r>
         <w:rPr>
@@ -2573,7 +3079,25 @@
           <w:sz w:val="24"/>
           <w:szCs w:val="24"/>
         </w:rPr>
-        <w:t xml:space="preserve"> printr-un sistem de token-uri, care le permite să își promoveze lucrările în funcție de bugetul disponibil.</w:t>
+        <w:t xml:space="preserve"> printr-un sistem de </w:t>
+      </w:r>
+      <w:proofErr w:type="spellStart"/>
+      <w:r>
+        <w:rPr>
+          <w:rFonts w:ascii="Times New Roman" w:eastAsia="Times New Roman" w:hAnsi="Times New Roman" w:cs="Times New Roman"/>
+          <w:sz w:val="24"/>
+          <w:szCs w:val="24"/>
+        </w:rPr>
+        <w:t>token</w:t>
+      </w:r>
+      <w:proofErr w:type="spellEnd"/>
+      <w:r>
+        <w:rPr>
+          <w:rFonts w:ascii="Times New Roman" w:eastAsia="Times New Roman" w:hAnsi="Times New Roman" w:cs="Times New Roman"/>
+          <w:sz w:val="24"/>
+          <w:szCs w:val="24"/>
+        </w:rPr>
+        <w:t>-uri, care le permite să își promoveze lucrările în funcție de bugetul disponibil.</w:t>
       </w:r>
     </w:p>
     <w:p>
@@ -2623,6 +3147,7 @@
       </w:pPr>
       <w:bookmarkStart w:id="6" w:name="3dy6vkm" w:colFirst="0" w:colLast="0"/>
       <w:bookmarkEnd w:id="6"/>
+      <w:proofErr w:type="spellStart"/>
       <w:r>
         <w:rPr>
           <w:rFonts w:ascii="Times New Roman" w:eastAsia="Times New Roman" w:hAnsi="Times New Roman" w:cs="Times New Roman"/>
@@ -2633,6 +3158,7 @@
         </w:rPr>
         <w:t>Stakeholderi</w:t>
       </w:r>
+      <w:proofErr w:type="spellEnd"/>
       <w:r>
         <w:rPr>
           <w:rFonts w:ascii="Times New Roman" w:eastAsia="Times New Roman" w:hAnsi="Times New Roman" w:cs="Times New Roman"/>
@@ -2752,7 +3278,27 @@
           <w:u w:val="single"/>
         </w:rPr>
         <w:lastRenderedPageBreak/>
-        <w:t>Părțile interesate (stakeholderii externi):</w:t>
+        <w:t>Părțile interesate (</w:t>
+      </w:r>
+      <w:proofErr w:type="spellStart"/>
+      <w:r>
+        <w:rPr>
+          <w:rFonts w:ascii="Times New Roman" w:eastAsia="Times New Roman" w:hAnsi="Times New Roman" w:cs="Times New Roman"/>
+          <w:sz w:val="24"/>
+          <w:szCs w:val="24"/>
+          <w:u w:val="single"/>
+        </w:rPr>
+        <w:t>stakeholderii</w:t>
+      </w:r>
+      <w:proofErr w:type="spellEnd"/>
+      <w:r>
+        <w:rPr>
+          <w:rFonts w:ascii="Times New Roman" w:eastAsia="Times New Roman" w:hAnsi="Times New Roman" w:cs="Times New Roman"/>
+          <w:sz w:val="24"/>
+          <w:szCs w:val="24"/>
+          <w:u w:val="single"/>
+        </w:rPr>
+        <w:t xml:space="preserve"> externi):</w:t>
       </w:r>
     </w:p>
     <w:p>
@@ -2798,7 +3344,25 @@
           <w:sz w:val="24"/>
           <w:szCs w:val="24"/>
         </w:rPr>
-        <w:t>Investitorii sau sponsorii: Cei care susțin financiar dezvoltarea aplicației și doresc să obțină venituri din funcționalitățile premium.</w:t>
+        <w:t xml:space="preserve">Investitorii sau sponsorii: Cei care susțin financiar dezvoltarea aplicației și doresc să obțină venituri din funcționalitățile </w:t>
+      </w:r>
+      <w:proofErr w:type="spellStart"/>
+      <w:r>
+        <w:rPr>
+          <w:rFonts w:ascii="Times New Roman" w:eastAsia="Times New Roman" w:hAnsi="Times New Roman" w:cs="Times New Roman"/>
+          <w:sz w:val="24"/>
+          <w:szCs w:val="24"/>
+        </w:rPr>
+        <w:t>premium</w:t>
+      </w:r>
+      <w:proofErr w:type="spellEnd"/>
+      <w:r>
+        <w:rPr>
+          <w:rFonts w:ascii="Times New Roman" w:eastAsia="Times New Roman" w:hAnsi="Times New Roman" w:cs="Times New Roman"/>
+          <w:sz w:val="24"/>
+          <w:szCs w:val="24"/>
+        </w:rPr>
+        <w:t>.</w:t>
       </w:r>
     </w:p>
     <w:p>
@@ -2989,7 +3553,25 @@
           <w:sz w:val="24"/>
           <w:szCs w:val="24"/>
         </w:rPr>
-        <w:t xml:space="preserve"> Feed principal (Home Page) </w:t>
+        <w:t xml:space="preserve"> </w:t>
+      </w:r>
+      <w:proofErr w:type="spellStart"/>
+      <w:r>
+        <w:rPr>
+          <w:rFonts w:ascii="Times New Roman" w:eastAsia="Times New Roman" w:hAnsi="Times New Roman" w:cs="Times New Roman"/>
+          <w:sz w:val="24"/>
+          <w:szCs w:val="24"/>
+        </w:rPr>
+        <w:t>Feed</w:t>
+      </w:r>
+      <w:proofErr w:type="spellEnd"/>
+      <w:r>
+        <w:rPr>
+          <w:rFonts w:ascii="Times New Roman" w:eastAsia="Times New Roman" w:hAnsi="Times New Roman" w:cs="Times New Roman"/>
+          <w:sz w:val="24"/>
+          <w:szCs w:val="24"/>
+        </w:rPr>
+        <w:t xml:space="preserve"> principal (Home Page) </w:t>
       </w:r>
     </w:p>
     <w:p>
@@ -3288,7 +3870,43 @@
           <w:sz w:val="24"/>
           <w:szCs w:val="24"/>
         </w:rPr>
-        <w:t xml:space="preserve">Artiștii pot achiziționa token-uri pentru a crește vizibilitatea postărilor în feed.  </w:t>
+        <w:t xml:space="preserve">Artiștii pot achiziționa </w:t>
+      </w:r>
+      <w:proofErr w:type="spellStart"/>
+      <w:r>
+        <w:rPr>
+          <w:rFonts w:ascii="Times New Roman" w:eastAsia="Times New Roman" w:hAnsi="Times New Roman" w:cs="Times New Roman"/>
+          <w:sz w:val="24"/>
+          <w:szCs w:val="24"/>
+        </w:rPr>
+        <w:t>token</w:t>
+      </w:r>
+      <w:proofErr w:type="spellEnd"/>
+      <w:r>
+        <w:rPr>
+          <w:rFonts w:ascii="Times New Roman" w:eastAsia="Times New Roman" w:hAnsi="Times New Roman" w:cs="Times New Roman"/>
+          <w:sz w:val="24"/>
+          <w:szCs w:val="24"/>
+        </w:rPr>
+        <w:t xml:space="preserve">-uri pentru a crește vizibilitatea postărilor în </w:t>
+      </w:r>
+      <w:proofErr w:type="spellStart"/>
+      <w:r>
+        <w:rPr>
+          <w:rFonts w:ascii="Times New Roman" w:eastAsia="Times New Roman" w:hAnsi="Times New Roman" w:cs="Times New Roman"/>
+          <w:sz w:val="24"/>
+          <w:szCs w:val="24"/>
+        </w:rPr>
+        <w:t>feed</w:t>
+      </w:r>
+      <w:proofErr w:type="spellEnd"/>
+      <w:r>
+        <w:rPr>
+          <w:rFonts w:ascii="Times New Roman" w:eastAsia="Times New Roman" w:hAnsi="Times New Roman" w:cs="Times New Roman"/>
+          <w:sz w:val="24"/>
+          <w:szCs w:val="24"/>
+        </w:rPr>
+        <w:t xml:space="preserve">.  </w:t>
       </w:r>
     </w:p>
     <w:p>
@@ -3320,8 +3938,19 @@
           <w:sz w:val="24"/>
           <w:szCs w:val="24"/>
         </w:rPr>
-        <w:t>Personal Level</w:t>
-      </w:r>
+        <w:t xml:space="preserve">Personal </w:t>
+      </w:r>
+      <w:proofErr w:type="spellStart"/>
+      <w:r>
+        <w:rPr>
+          <w:rFonts w:ascii="Times New Roman" w:eastAsia="Times New Roman" w:hAnsi="Times New Roman" w:cs="Times New Roman"/>
+          <w:i/>
+          <w:sz w:val="24"/>
+          <w:szCs w:val="24"/>
+        </w:rPr>
+        <w:t>Level</w:t>
+      </w:r>
+      <w:proofErr w:type="spellEnd"/>
       <w:r>
         <w:rPr>
           <w:rFonts w:ascii="Times New Roman" w:eastAsia="Times New Roman" w:hAnsi="Times New Roman" w:cs="Times New Roman"/>
@@ -3375,7 +4004,25 @@
           <w:sz w:val="24"/>
           <w:szCs w:val="24"/>
         </w:rPr>
-        <w:t>Un tutorial interactiv, format din trei pagini, explică funcționalitățile aplicației. Acesta poate fi omis la alegerea utilizatorului.</w:t>
+        <w:t xml:space="preserve">Un </w:t>
+      </w:r>
+      <w:proofErr w:type="spellStart"/>
+      <w:r>
+        <w:rPr>
+          <w:rFonts w:ascii="Times New Roman" w:eastAsia="Times New Roman" w:hAnsi="Times New Roman" w:cs="Times New Roman"/>
+          <w:sz w:val="24"/>
+          <w:szCs w:val="24"/>
+        </w:rPr>
+        <w:t>tutorial</w:t>
+      </w:r>
+      <w:proofErr w:type="spellEnd"/>
+      <w:r>
+        <w:rPr>
+          <w:rFonts w:ascii="Times New Roman" w:eastAsia="Times New Roman" w:hAnsi="Times New Roman" w:cs="Times New Roman"/>
+          <w:sz w:val="24"/>
+          <w:szCs w:val="24"/>
+        </w:rPr>
+        <w:t xml:space="preserve"> interactiv, format din trei pagini, explică funcționalitățile aplicației. Acesta poate fi omis la alegerea utilizatorului.</w:t>
       </w:r>
     </w:p>
     <w:p>
@@ -3421,7 +4068,25 @@
           <w:sz w:val="24"/>
           <w:szCs w:val="24"/>
         </w:rPr>
-        <w:t xml:space="preserve">Posibilitatea de a adăuga fonduri în cont, care sunt convertite în token-uri pentru promovarea lucrărilor.  </w:t>
+        <w:t xml:space="preserve">Posibilitatea de a adăuga fonduri în cont, care sunt convertite în </w:t>
+      </w:r>
+      <w:proofErr w:type="spellStart"/>
+      <w:r>
+        <w:rPr>
+          <w:rFonts w:ascii="Times New Roman" w:eastAsia="Times New Roman" w:hAnsi="Times New Roman" w:cs="Times New Roman"/>
+          <w:sz w:val="24"/>
+          <w:szCs w:val="24"/>
+        </w:rPr>
+        <w:t>token</w:t>
+      </w:r>
+      <w:proofErr w:type="spellEnd"/>
+      <w:r>
+        <w:rPr>
+          <w:rFonts w:ascii="Times New Roman" w:eastAsia="Times New Roman" w:hAnsi="Times New Roman" w:cs="Times New Roman"/>
+          <w:sz w:val="24"/>
+          <w:szCs w:val="24"/>
+        </w:rPr>
+        <w:t xml:space="preserve">-uri pentru promovarea lucrărilor.  </w:t>
       </w:r>
     </w:p>
     <w:p>
@@ -3492,6 +4157,36 @@
         </w:rPr>
         <w:t xml:space="preserve"> Toți utilizatorii au posibilitatea de a se deconecta sau de a șterge contul direct din setările aplicației.</w:t>
       </w:r>
+    </w:p>
+    <w:p>
+      <w:pPr>
+        <w:jc w:val="both"/>
+        <w:rPr>
+          <w:rFonts w:ascii="Times New Roman" w:eastAsia="Times New Roman" w:hAnsi="Times New Roman" w:cs="Times New Roman"/>
+          <w:sz w:val="24"/>
+          <w:szCs w:val="24"/>
+        </w:rPr>
+      </w:pPr>
+    </w:p>
+    <w:p>
+      <w:pPr>
+        <w:jc w:val="both"/>
+        <w:rPr>
+          <w:rFonts w:ascii="Times New Roman" w:eastAsia="Times New Roman" w:hAnsi="Times New Roman" w:cs="Times New Roman"/>
+          <w:sz w:val="24"/>
+          <w:szCs w:val="24"/>
+        </w:rPr>
+      </w:pPr>
+    </w:p>
+    <w:p>
+      <w:pPr>
+        <w:jc w:val="both"/>
+        <w:rPr>
+          <w:rFonts w:ascii="Times New Roman" w:eastAsia="Times New Roman" w:hAnsi="Times New Roman" w:cs="Times New Roman"/>
+          <w:sz w:val="24"/>
+          <w:szCs w:val="24"/>
+        </w:rPr>
+      </w:pPr>
     </w:p>
     <w:p>
       <w:pPr>
@@ -3526,7 +4221,47 @@
           <w:sz w:val="28"/>
           <w:szCs w:val="28"/>
         </w:rPr>
-        <w:t>Scenarii de utilizare (Use Cases)</w:t>
+        <w:t>Scenarii de utilizare (</w:t>
+      </w:r>
+      <w:proofErr w:type="spellStart"/>
+      <w:r>
+        <w:rPr>
+          <w:rFonts w:ascii="Times New Roman" w:eastAsia="Times New Roman" w:hAnsi="Times New Roman" w:cs="Times New Roman"/>
+          <w:b/>
+          <w:sz w:val="28"/>
+          <w:szCs w:val="28"/>
+        </w:rPr>
+        <w:t>Use</w:t>
+      </w:r>
+      <w:proofErr w:type="spellEnd"/>
+      <w:r>
+        <w:rPr>
+          <w:rFonts w:ascii="Times New Roman" w:eastAsia="Times New Roman" w:hAnsi="Times New Roman" w:cs="Times New Roman"/>
+          <w:b/>
+          <w:sz w:val="28"/>
+          <w:szCs w:val="28"/>
+        </w:rPr>
+        <w:t xml:space="preserve"> </w:t>
+      </w:r>
+      <w:proofErr w:type="spellStart"/>
+      <w:r>
+        <w:rPr>
+          <w:rFonts w:ascii="Times New Roman" w:eastAsia="Times New Roman" w:hAnsi="Times New Roman" w:cs="Times New Roman"/>
+          <w:b/>
+          <w:sz w:val="28"/>
+          <w:szCs w:val="28"/>
+        </w:rPr>
+        <w:t>Cases</w:t>
+      </w:r>
+      <w:proofErr w:type="spellEnd"/>
+      <w:r>
+        <w:rPr>
+          <w:rFonts w:ascii="Times New Roman" w:eastAsia="Times New Roman" w:hAnsi="Times New Roman" w:cs="Times New Roman"/>
+          <w:b/>
+          <w:sz w:val="28"/>
+          <w:szCs w:val="28"/>
+        </w:rPr>
+        <w:t>)</w:t>
       </w:r>
     </w:p>
     <w:p>
@@ -3604,6 +4339,7 @@
           <w:sz w:val="28"/>
           <w:szCs w:val="28"/>
         </w:rPr>
+        <w:lastRenderedPageBreak/>
         <w:t>Diagrame funcționale</w:t>
       </w:r>
     </w:p>
@@ -3643,7 +4379,6 @@
           <w:sz w:val="24"/>
           <w:szCs w:val="24"/>
         </w:rPr>
-        <w:lastRenderedPageBreak/>
         <w:drawing>
           <wp:inline distT="114300" distB="114300" distL="114300" distR="114300" wp14:anchorId="2EDB1C6B" wp14:editId="26DE0DAA">
             <wp:extent cx="5943600" cy="3556000"/>
@@ -3783,6 +4518,7 @@
           <w:sz w:val="28"/>
           <w:szCs w:val="28"/>
         </w:rPr>
+        <w:lastRenderedPageBreak/>
         <w:t>Cerințe nefuncționale</w:t>
       </w:r>
     </w:p>
@@ -3833,7 +4569,6 @@
           <w:sz w:val="24"/>
           <w:szCs w:val="24"/>
         </w:rPr>
-        <w:lastRenderedPageBreak/>
         <w:t>Autentificare sigură</w:t>
       </w:r>
     </w:p>
@@ -3949,8 +4684,18 @@
           <w:sz w:val="24"/>
           <w:szCs w:val="24"/>
         </w:rPr>
-        <w:t>Prevenirea atacurilor de tip hacking</w:t>
-      </w:r>
+        <w:t xml:space="preserve">Prevenirea atacurilor de tip </w:t>
+      </w:r>
+      <w:proofErr w:type="spellStart"/>
+      <w:r>
+        <w:rPr>
+          <w:rFonts w:ascii="Times New Roman" w:eastAsia="Times New Roman" w:hAnsi="Times New Roman" w:cs="Times New Roman"/>
+          <w:sz w:val="24"/>
+          <w:szCs w:val="24"/>
+        </w:rPr>
+        <w:t>hacking</w:t>
+      </w:r>
+      <w:proofErr w:type="spellEnd"/>
     </w:p>
     <w:p>
       <w:pPr>
@@ -3972,7 +4717,43 @@
           <w:sz w:val="24"/>
           <w:szCs w:val="24"/>
         </w:rPr>
-        <w:t>Tranzacțiile financiare pentru achiziționarea de token-uri vor fi procesate printr-un serviciu de plată certificat (Stripe).</w:t>
+        <w:t xml:space="preserve">Tranzacțiile financiare pentru achiziționarea de </w:t>
+      </w:r>
+      <w:proofErr w:type="spellStart"/>
+      <w:r>
+        <w:rPr>
+          <w:rFonts w:ascii="Times New Roman" w:eastAsia="Times New Roman" w:hAnsi="Times New Roman" w:cs="Times New Roman"/>
+          <w:sz w:val="24"/>
+          <w:szCs w:val="24"/>
+        </w:rPr>
+        <w:t>token</w:t>
+      </w:r>
+      <w:proofErr w:type="spellEnd"/>
+      <w:r>
+        <w:rPr>
+          <w:rFonts w:ascii="Times New Roman" w:eastAsia="Times New Roman" w:hAnsi="Times New Roman" w:cs="Times New Roman"/>
+          <w:sz w:val="24"/>
+          <w:szCs w:val="24"/>
+        </w:rPr>
+        <w:t>-uri vor fi procesate printr-un serviciu de plată certificat (</w:t>
+      </w:r>
+      <w:proofErr w:type="spellStart"/>
+      <w:r>
+        <w:rPr>
+          <w:rFonts w:ascii="Times New Roman" w:eastAsia="Times New Roman" w:hAnsi="Times New Roman" w:cs="Times New Roman"/>
+          <w:sz w:val="24"/>
+          <w:szCs w:val="24"/>
+        </w:rPr>
+        <w:t>Stripe</w:t>
+      </w:r>
+      <w:proofErr w:type="spellEnd"/>
+      <w:r>
+        <w:rPr>
+          <w:rFonts w:ascii="Times New Roman" w:eastAsia="Times New Roman" w:hAnsi="Times New Roman" w:cs="Times New Roman"/>
+          <w:sz w:val="24"/>
+          <w:szCs w:val="24"/>
+        </w:rPr>
+        <w:t>).</w:t>
       </w:r>
     </w:p>
     <w:p>
@@ -4045,7 +4826,25 @@
           <w:sz w:val="24"/>
           <w:szCs w:val="24"/>
         </w:rPr>
-        <w:t xml:space="preserve">Aplicația va fi disponibilă pentru dispozitive iOS.  </w:t>
+        <w:t xml:space="preserve">Aplicația va fi disponibilă pentru dispozitive </w:t>
+      </w:r>
+      <w:proofErr w:type="spellStart"/>
+      <w:r>
+        <w:rPr>
+          <w:rFonts w:ascii="Times New Roman" w:eastAsia="Times New Roman" w:hAnsi="Times New Roman" w:cs="Times New Roman"/>
+          <w:sz w:val="24"/>
+          <w:szCs w:val="24"/>
+        </w:rPr>
+        <w:t>iOS</w:t>
+      </w:r>
+      <w:proofErr w:type="spellEnd"/>
+      <w:r>
+        <w:rPr>
+          <w:rFonts w:ascii="Times New Roman" w:eastAsia="Times New Roman" w:hAnsi="Times New Roman" w:cs="Times New Roman"/>
+          <w:sz w:val="24"/>
+          <w:szCs w:val="24"/>
+        </w:rPr>
+        <w:t xml:space="preserve">.  </w:t>
       </w:r>
     </w:p>
     <w:p>
@@ -4068,7 +4867,25 @@
           <w:sz w:val="24"/>
           <w:szCs w:val="24"/>
         </w:rPr>
-        <w:t>Compatibilitatea va fi garantată pentru versiuni mai recente de sisteme de operare: iOS 17+.</w:t>
+        <w:t xml:space="preserve">Compatibilitatea va fi garantată pentru versiuni mai recente de sisteme de operare: </w:t>
+      </w:r>
+      <w:proofErr w:type="spellStart"/>
+      <w:r>
+        <w:rPr>
+          <w:rFonts w:ascii="Times New Roman" w:eastAsia="Times New Roman" w:hAnsi="Times New Roman" w:cs="Times New Roman"/>
+          <w:sz w:val="24"/>
+          <w:szCs w:val="24"/>
+        </w:rPr>
+        <w:t>iOS</w:t>
+      </w:r>
+      <w:proofErr w:type="spellEnd"/>
+      <w:r>
+        <w:rPr>
+          <w:rFonts w:ascii="Times New Roman" w:eastAsia="Times New Roman" w:hAnsi="Times New Roman" w:cs="Times New Roman"/>
+          <w:sz w:val="24"/>
+          <w:szCs w:val="24"/>
+        </w:rPr>
+        <w:t xml:space="preserve"> 17+.</w:t>
       </w:r>
     </w:p>
     <w:p>
@@ -4114,7 +4931,25 @@
           <w:sz w:val="24"/>
           <w:szCs w:val="24"/>
         </w:rPr>
-        <w:t xml:space="preserve">Interfața va fi optimizată pentru o gamă largă de dispozitive, inclusiv smartphone-uri și tablete.  </w:t>
+        <w:t xml:space="preserve">Interfața va fi optimizată pentru o gamă largă de dispozitive, inclusiv </w:t>
+      </w:r>
+      <w:proofErr w:type="spellStart"/>
+      <w:r>
+        <w:rPr>
+          <w:rFonts w:ascii="Times New Roman" w:eastAsia="Times New Roman" w:hAnsi="Times New Roman" w:cs="Times New Roman"/>
+          <w:sz w:val="24"/>
+          <w:szCs w:val="24"/>
+        </w:rPr>
+        <w:t>smartphone</w:t>
+      </w:r>
+      <w:proofErr w:type="spellEnd"/>
+      <w:r>
+        <w:rPr>
+          <w:rFonts w:ascii="Times New Roman" w:eastAsia="Times New Roman" w:hAnsi="Times New Roman" w:cs="Times New Roman"/>
+          <w:sz w:val="24"/>
+          <w:szCs w:val="24"/>
+        </w:rPr>
+        <w:t xml:space="preserve">-uri și tablete.  </w:t>
       </w:r>
     </w:p>
     <w:p>
@@ -4137,7 +4972,43 @@
           <w:sz w:val="24"/>
           <w:szCs w:val="24"/>
         </w:rPr>
-        <w:t xml:space="preserve">Layout-ul va fi responsiv și adaptabil la ecrane cu densități diferite de pixeli (DPI).  </w:t>
+        <w:t>Layout-</w:t>
+      </w:r>
+      <w:proofErr w:type="spellStart"/>
+      <w:r>
+        <w:rPr>
+          <w:rFonts w:ascii="Times New Roman" w:eastAsia="Times New Roman" w:hAnsi="Times New Roman" w:cs="Times New Roman"/>
+          <w:sz w:val="24"/>
+          <w:szCs w:val="24"/>
+        </w:rPr>
+        <w:t>ul</w:t>
+      </w:r>
+      <w:proofErr w:type="spellEnd"/>
+      <w:r>
+        <w:rPr>
+          <w:rFonts w:ascii="Times New Roman" w:eastAsia="Times New Roman" w:hAnsi="Times New Roman" w:cs="Times New Roman"/>
+          <w:sz w:val="24"/>
+          <w:szCs w:val="24"/>
+        </w:rPr>
+        <w:t xml:space="preserve"> va fi </w:t>
+      </w:r>
+      <w:proofErr w:type="spellStart"/>
+      <w:r>
+        <w:rPr>
+          <w:rFonts w:ascii="Times New Roman" w:eastAsia="Times New Roman" w:hAnsi="Times New Roman" w:cs="Times New Roman"/>
+          <w:sz w:val="24"/>
+          <w:szCs w:val="24"/>
+        </w:rPr>
+        <w:t>responsiv</w:t>
+      </w:r>
+      <w:proofErr w:type="spellEnd"/>
+      <w:r>
+        <w:rPr>
+          <w:rFonts w:ascii="Times New Roman" w:eastAsia="Times New Roman" w:hAnsi="Times New Roman" w:cs="Times New Roman"/>
+          <w:sz w:val="24"/>
+          <w:szCs w:val="24"/>
+        </w:rPr>
+        <w:t xml:space="preserve"> și adaptabil la ecrane cu densități diferite de pixeli (DPI).  </w:t>
       </w:r>
     </w:p>
     <w:p>
@@ -4183,7 +5054,25 @@
           <w:sz w:val="24"/>
           <w:szCs w:val="24"/>
         </w:rPr>
-        <w:t xml:space="preserve">Aplicația va funcționa optim pe conexiuni de internet 3G/4G, cu feed-uri actualizate în timp real. </w:t>
+        <w:t xml:space="preserve">Aplicația va funcționa optim pe conexiuni de internet 3G/4G, cu </w:t>
+      </w:r>
+      <w:proofErr w:type="spellStart"/>
+      <w:r>
+        <w:rPr>
+          <w:rFonts w:ascii="Times New Roman" w:eastAsia="Times New Roman" w:hAnsi="Times New Roman" w:cs="Times New Roman"/>
+          <w:sz w:val="24"/>
+          <w:szCs w:val="24"/>
+        </w:rPr>
+        <w:t>feed</w:t>
+      </w:r>
+      <w:proofErr w:type="spellEnd"/>
+      <w:r>
+        <w:rPr>
+          <w:rFonts w:ascii="Times New Roman" w:eastAsia="Times New Roman" w:hAnsi="Times New Roman" w:cs="Times New Roman"/>
+          <w:sz w:val="24"/>
+          <w:szCs w:val="24"/>
+        </w:rPr>
+        <w:t xml:space="preserve">-uri actualizate în timp real. </w:t>
       </w:r>
     </w:p>
     <w:p>
@@ -4276,8 +5165,27 @@
           <w:sz w:val="24"/>
           <w:szCs w:val="24"/>
         </w:rPr>
-        <w:t xml:space="preserve">Aplicația va respecta principiile de design specifice pentru iOS: </w:t>
-      </w:r>
+        <w:t xml:space="preserve">Aplicația va respecta principiile de design specifice pentru </w:t>
+      </w:r>
+      <w:proofErr w:type="spellStart"/>
+      <w:r>
+        <w:rPr>
+          <w:rFonts w:ascii="Times New Roman" w:eastAsia="Times New Roman" w:hAnsi="Times New Roman" w:cs="Times New Roman"/>
+          <w:sz w:val="24"/>
+          <w:szCs w:val="24"/>
+        </w:rPr>
+        <w:t>iOS</w:t>
+      </w:r>
+      <w:proofErr w:type="spellEnd"/>
+      <w:r>
+        <w:rPr>
+          <w:rFonts w:ascii="Times New Roman" w:eastAsia="Times New Roman" w:hAnsi="Times New Roman" w:cs="Times New Roman"/>
+          <w:sz w:val="24"/>
+          <w:szCs w:val="24"/>
+        </w:rPr>
+        <w:t xml:space="preserve">: </w:t>
+      </w:r>
+      <w:proofErr w:type="spellStart"/>
       <w:r>
         <w:rPr>
           <w:rFonts w:ascii="Times New Roman" w:eastAsia="Times New Roman" w:hAnsi="Times New Roman" w:cs="Times New Roman"/>
@@ -4285,8 +5193,49 @@
           <w:sz w:val="24"/>
           <w:szCs w:val="24"/>
         </w:rPr>
-        <w:t>Human Interface Guidelines</w:t>
-      </w:r>
+        <w:t>Human</w:t>
+      </w:r>
+      <w:proofErr w:type="spellEnd"/>
+      <w:r>
+        <w:rPr>
+          <w:rFonts w:ascii="Times New Roman" w:eastAsia="Times New Roman" w:hAnsi="Times New Roman" w:cs="Times New Roman"/>
+          <w:i/>
+          <w:sz w:val="24"/>
+          <w:szCs w:val="24"/>
+        </w:rPr>
+        <w:t xml:space="preserve"> </w:t>
+      </w:r>
+      <w:proofErr w:type="spellStart"/>
+      <w:r>
+        <w:rPr>
+          <w:rFonts w:ascii="Times New Roman" w:eastAsia="Times New Roman" w:hAnsi="Times New Roman" w:cs="Times New Roman"/>
+          <w:i/>
+          <w:sz w:val="24"/>
+          <w:szCs w:val="24"/>
+        </w:rPr>
+        <w:t>Interface</w:t>
+      </w:r>
+      <w:proofErr w:type="spellEnd"/>
+      <w:r>
+        <w:rPr>
+          <w:rFonts w:ascii="Times New Roman" w:eastAsia="Times New Roman" w:hAnsi="Times New Roman" w:cs="Times New Roman"/>
+          <w:i/>
+          <w:sz w:val="24"/>
+          <w:szCs w:val="24"/>
+        </w:rPr>
+        <w:t xml:space="preserve"> </w:t>
+      </w:r>
+      <w:proofErr w:type="spellStart"/>
+      <w:r>
+        <w:rPr>
+          <w:rFonts w:ascii="Times New Roman" w:eastAsia="Times New Roman" w:hAnsi="Times New Roman" w:cs="Times New Roman"/>
+          <w:i/>
+          <w:sz w:val="24"/>
+          <w:szCs w:val="24"/>
+        </w:rPr>
+        <w:t>Guidelines</w:t>
+      </w:r>
+      <w:proofErr w:type="spellEnd"/>
       <w:r>
         <w:rPr>
           <w:rFonts w:ascii="Times New Roman" w:eastAsia="Times New Roman" w:hAnsi="Times New Roman" w:cs="Times New Roman"/>
@@ -4315,6 +5264,7 @@
           <w:sz w:val="24"/>
           <w:szCs w:val="24"/>
         </w:rPr>
+        <w:lastRenderedPageBreak/>
         <w:t>Accesibilitate</w:t>
       </w:r>
     </w:p>
@@ -4337,8 +5287,43 @@
           <w:sz w:val="24"/>
           <w:szCs w:val="24"/>
         </w:rPr>
-        <w:lastRenderedPageBreak/>
-        <w:t xml:space="preserve">Aplicația va include opțiuni de accesibilitate, precum contrast sporit, mărirea textului și suport pentru screen readers.  </w:t>
+        <w:t xml:space="preserve">Aplicația va include opțiuni de accesibilitate, precum contrast sporit, mărirea textului și suport pentru </w:t>
+      </w:r>
+      <w:proofErr w:type="spellStart"/>
+      <w:r>
+        <w:rPr>
+          <w:rFonts w:ascii="Times New Roman" w:eastAsia="Times New Roman" w:hAnsi="Times New Roman" w:cs="Times New Roman"/>
+          <w:sz w:val="24"/>
+          <w:szCs w:val="24"/>
+        </w:rPr>
+        <w:t>screen</w:t>
+      </w:r>
+      <w:proofErr w:type="spellEnd"/>
+      <w:r>
+        <w:rPr>
+          <w:rFonts w:ascii="Times New Roman" w:eastAsia="Times New Roman" w:hAnsi="Times New Roman" w:cs="Times New Roman"/>
+          <w:sz w:val="24"/>
+          <w:szCs w:val="24"/>
+        </w:rPr>
+        <w:t xml:space="preserve"> </w:t>
+      </w:r>
+      <w:proofErr w:type="spellStart"/>
+      <w:r>
+        <w:rPr>
+          <w:rFonts w:ascii="Times New Roman" w:eastAsia="Times New Roman" w:hAnsi="Times New Roman" w:cs="Times New Roman"/>
+          <w:sz w:val="24"/>
+          <w:szCs w:val="24"/>
+        </w:rPr>
+        <w:t>readers</w:t>
+      </w:r>
+      <w:proofErr w:type="spellEnd"/>
+      <w:r>
+        <w:rPr>
+          <w:rFonts w:ascii="Times New Roman" w:eastAsia="Times New Roman" w:hAnsi="Times New Roman" w:cs="Times New Roman"/>
+          <w:sz w:val="24"/>
+          <w:szCs w:val="24"/>
+        </w:rPr>
+        <w:t xml:space="preserve">.  </w:t>
       </w:r>
     </w:p>
     <w:p>
@@ -4469,7 +5454,43 @@
           <w:sz w:val="24"/>
           <w:szCs w:val="24"/>
         </w:rPr>
-        <w:t>Aplicația mobilă este construită cu SwiftUI, utilizând MVVM pentru separarea logicii de interfața grafică. Backend-ul, implementat în Express.js, gestionează autentificarea, stocarea imaginilor și funcționalitățile de chat și plăți.</w:t>
+        <w:t xml:space="preserve">Aplicația mobilă este construită cu </w:t>
+      </w:r>
+      <w:proofErr w:type="spellStart"/>
+      <w:r>
+        <w:rPr>
+          <w:rFonts w:ascii="Times New Roman" w:eastAsia="Times New Roman" w:hAnsi="Times New Roman" w:cs="Times New Roman"/>
+          <w:sz w:val="24"/>
+          <w:szCs w:val="24"/>
+        </w:rPr>
+        <w:t>SwiftUI</w:t>
+      </w:r>
+      <w:proofErr w:type="spellEnd"/>
+      <w:r>
+        <w:rPr>
+          <w:rFonts w:ascii="Times New Roman" w:eastAsia="Times New Roman" w:hAnsi="Times New Roman" w:cs="Times New Roman"/>
+          <w:sz w:val="24"/>
+          <w:szCs w:val="24"/>
+        </w:rPr>
+        <w:t xml:space="preserve">, utilizând MVVM pentru separarea logicii de interfața grafică. </w:t>
+      </w:r>
+      <w:proofErr w:type="spellStart"/>
+      <w:r>
+        <w:rPr>
+          <w:rFonts w:ascii="Times New Roman" w:eastAsia="Times New Roman" w:hAnsi="Times New Roman" w:cs="Times New Roman"/>
+          <w:sz w:val="24"/>
+          <w:szCs w:val="24"/>
+        </w:rPr>
+        <w:t>Backend-ul</w:t>
+      </w:r>
+      <w:proofErr w:type="spellEnd"/>
+      <w:r>
+        <w:rPr>
+          <w:rFonts w:ascii="Times New Roman" w:eastAsia="Times New Roman" w:hAnsi="Times New Roman" w:cs="Times New Roman"/>
+          <w:sz w:val="24"/>
+          <w:szCs w:val="24"/>
+        </w:rPr>
+        <w:t>, implementat în Express.js, gestionează autentificarea, stocarea imaginilor și funcționalitățile de chat și plăți.</w:t>
       </w:r>
     </w:p>
     <w:p>
@@ -4603,6 +5624,7 @@
           <w:szCs w:val="24"/>
         </w:rPr>
       </w:pPr>
+      <w:proofErr w:type="spellStart"/>
       <w:r>
         <w:rPr>
           <w:rFonts w:ascii="Times New Roman" w:eastAsia="Times New Roman" w:hAnsi="Times New Roman" w:cs="Times New Roman"/>
@@ -4612,13 +5634,68 @@
         </w:rPr>
         <w:t>ViewModel</w:t>
       </w:r>
-      <w:r>
-        <w:rPr>
-          <w:rFonts w:ascii="Times New Roman" w:eastAsia="Times New Roman" w:hAnsi="Times New Roman" w:cs="Times New Roman"/>
-          <w:sz w:val="24"/>
-          <w:szCs w:val="24"/>
-        </w:rPr>
-        <w:t xml:space="preserve">: Intermediar între Model și View, transformând datele brute în informații pregătite pentru afișare. Utilizează framework-uri reactive, cum ar fi Combine (iOS).  </w:t>
+      <w:proofErr w:type="spellEnd"/>
+      <w:r>
+        <w:rPr>
+          <w:rFonts w:ascii="Times New Roman" w:eastAsia="Times New Roman" w:hAnsi="Times New Roman" w:cs="Times New Roman"/>
+          <w:sz w:val="24"/>
+          <w:szCs w:val="24"/>
+        </w:rPr>
+        <w:t xml:space="preserve">: Intermediar între Model și </w:t>
+      </w:r>
+      <w:proofErr w:type="spellStart"/>
+      <w:r>
+        <w:rPr>
+          <w:rFonts w:ascii="Times New Roman" w:eastAsia="Times New Roman" w:hAnsi="Times New Roman" w:cs="Times New Roman"/>
+          <w:sz w:val="24"/>
+          <w:szCs w:val="24"/>
+        </w:rPr>
+        <w:t>View</w:t>
+      </w:r>
+      <w:proofErr w:type="spellEnd"/>
+      <w:r>
+        <w:rPr>
+          <w:rFonts w:ascii="Times New Roman" w:eastAsia="Times New Roman" w:hAnsi="Times New Roman" w:cs="Times New Roman"/>
+          <w:sz w:val="24"/>
+          <w:szCs w:val="24"/>
+        </w:rPr>
+        <w:t xml:space="preserve">, transformând datele brute în informații pregătite pentru afișare. Utilizează </w:t>
+      </w:r>
+      <w:proofErr w:type="spellStart"/>
+      <w:r>
+        <w:rPr>
+          <w:rFonts w:ascii="Times New Roman" w:eastAsia="Times New Roman" w:hAnsi="Times New Roman" w:cs="Times New Roman"/>
+          <w:sz w:val="24"/>
+          <w:szCs w:val="24"/>
+        </w:rPr>
+        <w:t>framework</w:t>
+      </w:r>
+      <w:proofErr w:type="spellEnd"/>
+      <w:r>
+        <w:rPr>
+          <w:rFonts w:ascii="Times New Roman" w:eastAsia="Times New Roman" w:hAnsi="Times New Roman" w:cs="Times New Roman"/>
+          <w:sz w:val="24"/>
+          <w:szCs w:val="24"/>
+        </w:rPr>
+        <w:t>-uri reactive, cum ar fi Combine (</w:t>
+      </w:r>
+      <w:proofErr w:type="spellStart"/>
+      <w:r>
+        <w:rPr>
+          <w:rFonts w:ascii="Times New Roman" w:eastAsia="Times New Roman" w:hAnsi="Times New Roman" w:cs="Times New Roman"/>
+          <w:sz w:val="24"/>
+          <w:szCs w:val="24"/>
+        </w:rPr>
+        <w:t>iOS</w:t>
+      </w:r>
+      <w:proofErr w:type="spellEnd"/>
+      <w:r>
+        <w:rPr>
+          <w:rFonts w:ascii="Times New Roman" w:eastAsia="Times New Roman" w:hAnsi="Times New Roman" w:cs="Times New Roman"/>
+          <w:sz w:val="24"/>
+          <w:szCs w:val="24"/>
+        </w:rPr>
+        <w:t xml:space="preserve">).  </w:t>
       </w:r>
     </w:p>
     <w:p>
@@ -4635,6 +5712,7 @@
           <w:szCs w:val="24"/>
         </w:rPr>
       </w:pPr>
+      <w:proofErr w:type="spellStart"/>
       <w:r>
         <w:rPr>
           <w:rFonts w:ascii="Times New Roman" w:eastAsia="Times New Roman" w:hAnsi="Times New Roman" w:cs="Times New Roman"/>
@@ -4644,6 +5722,7 @@
         </w:rPr>
         <w:t>View</w:t>
       </w:r>
+      <w:proofErr w:type="spellEnd"/>
       <w:r>
         <w:rPr>
           <w:rFonts w:ascii="Times New Roman" w:eastAsia="Times New Roman" w:hAnsi="Times New Roman" w:cs="Times New Roman"/>
@@ -4713,13 +5792,23 @@
           <w:szCs w:val="24"/>
         </w:rPr>
       </w:pPr>
-      <w:r>
-        <w:rPr>
-          <w:rFonts w:ascii="Times New Roman" w:eastAsia="Times New Roman" w:hAnsi="Times New Roman" w:cs="Times New Roman"/>
-          <w:sz w:val="24"/>
-          <w:szCs w:val="24"/>
-        </w:rPr>
-        <w:t>Scalabilitate și posibilitate de reutilizare a codului.</w:t>
+      <w:proofErr w:type="spellStart"/>
+      <w:r>
+        <w:rPr>
+          <w:rFonts w:ascii="Times New Roman" w:eastAsia="Times New Roman" w:hAnsi="Times New Roman" w:cs="Times New Roman"/>
+          <w:sz w:val="24"/>
+          <w:szCs w:val="24"/>
+        </w:rPr>
+        <w:t>Scalabilitate</w:t>
+      </w:r>
+      <w:proofErr w:type="spellEnd"/>
+      <w:r>
+        <w:rPr>
+          <w:rFonts w:ascii="Times New Roman" w:eastAsia="Times New Roman" w:hAnsi="Times New Roman" w:cs="Times New Roman"/>
+          <w:sz w:val="24"/>
+          <w:szCs w:val="24"/>
+        </w:rPr>
+        <w:t xml:space="preserve"> și posibilitate de reutilizare a codului.</w:t>
       </w:r>
     </w:p>
     <w:p>
@@ -4742,7 +5831,25 @@
           <w:sz w:val="24"/>
           <w:szCs w:val="24"/>
         </w:rPr>
-        <w:t>Ușurință în testarea unităților individuale (ViewModel).</w:t>
+        <w:t>Ușurință în testarea unităților individuale (</w:t>
+      </w:r>
+      <w:proofErr w:type="spellStart"/>
+      <w:r>
+        <w:rPr>
+          <w:rFonts w:ascii="Times New Roman" w:eastAsia="Times New Roman" w:hAnsi="Times New Roman" w:cs="Times New Roman"/>
+          <w:sz w:val="24"/>
+          <w:szCs w:val="24"/>
+        </w:rPr>
+        <w:t>ViewModel</w:t>
+      </w:r>
+      <w:proofErr w:type="spellEnd"/>
+      <w:r>
+        <w:rPr>
+          <w:rFonts w:ascii="Times New Roman" w:eastAsia="Times New Roman" w:hAnsi="Times New Roman" w:cs="Times New Roman"/>
+          <w:sz w:val="24"/>
+          <w:szCs w:val="24"/>
+        </w:rPr>
+        <w:t>).</w:t>
       </w:r>
     </w:p>
     <w:p>
@@ -4788,7 +5895,25 @@
           <w:sz w:val="24"/>
           <w:szCs w:val="24"/>
         </w:rPr>
-        <w:t>Aplicația va fi organizată pe module, fiecare având responsabilități specifice, pentru a încuraja reutilizarea și scalabilitatea:</w:t>
+        <w:t xml:space="preserve">Aplicația va fi organizată pe module, fiecare având responsabilități specifice, pentru a încuraja reutilizarea și </w:t>
+      </w:r>
+      <w:proofErr w:type="spellStart"/>
+      <w:r>
+        <w:rPr>
+          <w:rFonts w:ascii="Times New Roman" w:eastAsia="Times New Roman" w:hAnsi="Times New Roman" w:cs="Times New Roman"/>
+          <w:sz w:val="24"/>
+          <w:szCs w:val="24"/>
+        </w:rPr>
+        <w:t>scalabilitatea</w:t>
+      </w:r>
+      <w:proofErr w:type="spellEnd"/>
+      <w:r>
+        <w:rPr>
+          <w:rFonts w:ascii="Times New Roman" w:eastAsia="Times New Roman" w:hAnsi="Times New Roman" w:cs="Times New Roman"/>
+          <w:sz w:val="24"/>
+          <w:szCs w:val="24"/>
+        </w:rPr>
+        <w:t>:</w:t>
       </w:r>
     </w:p>
     <w:p>
@@ -4820,7 +5945,25 @@
           <w:sz w:val="24"/>
           <w:szCs w:val="24"/>
         </w:rPr>
-        <w:t>: Gestionarea proceselor de logare, înregistrare și resetare a parolei.</w:t>
+        <w:t xml:space="preserve">: Gestionarea proceselor de </w:t>
+      </w:r>
+      <w:proofErr w:type="spellStart"/>
+      <w:r>
+        <w:rPr>
+          <w:rFonts w:ascii="Times New Roman" w:eastAsia="Times New Roman" w:hAnsi="Times New Roman" w:cs="Times New Roman"/>
+          <w:sz w:val="24"/>
+          <w:szCs w:val="24"/>
+        </w:rPr>
+        <w:t>logare</w:t>
+      </w:r>
+      <w:proofErr w:type="spellEnd"/>
+      <w:r>
+        <w:rPr>
+          <w:rFonts w:ascii="Times New Roman" w:eastAsia="Times New Roman" w:hAnsi="Times New Roman" w:cs="Times New Roman"/>
+          <w:sz w:val="24"/>
+          <w:szCs w:val="24"/>
+        </w:rPr>
+        <w:t>, înregistrare și resetare a parolei.</w:t>
       </w:r>
     </w:p>
     <w:p>
@@ -4837,6 +5980,7 @@
           <w:szCs w:val="24"/>
         </w:rPr>
       </w:pPr>
+      <w:proofErr w:type="spellStart"/>
       <w:r>
         <w:rPr>
           <w:rFonts w:ascii="Times New Roman" w:eastAsia="Times New Roman" w:hAnsi="Times New Roman" w:cs="Times New Roman"/>
@@ -4846,6 +5990,7 @@
         </w:rPr>
         <w:t>Feed</w:t>
       </w:r>
+      <w:proofErr w:type="spellEnd"/>
       <w:r>
         <w:rPr>
           <w:rFonts w:ascii="Times New Roman" w:eastAsia="Times New Roman" w:hAnsi="Times New Roman" w:cs="Times New Roman"/>
@@ -4948,7 +6093,25 @@
           <w:sz w:val="24"/>
           <w:szCs w:val="24"/>
         </w:rPr>
-        <w:t>: Procesarea tranzacțiilor pentru achiziția de token-uri.</w:t>
+        <w:t xml:space="preserve">: Procesarea tranzacțiilor pentru achiziția de </w:t>
+      </w:r>
+      <w:proofErr w:type="spellStart"/>
+      <w:r>
+        <w:rPr>
+          <w:rFonts w:ascii="Times New Roman" w:eastAsia="Times New Roman" w:hAnsi="Times New Roman" w:cs="Times New Roman"/>
+          <w:sz w:val="24"/>
+          <w:szCs w:val="24"/>
+        </w:rPr>
+        <w:t>token</w:t>
+      </w:r>
+      <w:proofErr w:type="spellEnd"/>
+      <w:r>
+        <w:rPr>
+          <w:rFonts w:ascii="Times New Roman" w:eastAsia="Times New Roman" w:hAnsi="Times New Roman" w:cs="Times New Roman"/>
+          <w:sz w:val="24"/>
+          <w:szCs w:val="24"/>
+        </w:rPr>
+        <w:t>-uri.</w:t>
       </w:r>
     </w:p>
     <w:p>
@@ -5003,7 +6166,43 @@
           <w:sz w:val="24"/>
           <w:szCs w:val="24"/>
         </w:rPr>
-        <w:t xml:space="preserve">Utilizarea unui backend RESTful API, care va furniza date aplicației și va gestiona operațiunile critice (ex. autentificare, încărcare imagini).  </w:t>
+        <w:t xml:space="preserve">Utilizarea unui </w:t>
+      </w:r>
+      <w:proofErr w:type="spellStart"/>
+      <w:r>
+        <w:rPr>
+          <w:rFonts w:ascii="Times New Roman" w:eastAsia="Times New Roman" w:hAnsi="Times New Roman" w:cs="Times New Roman"/>
+          <w:sz w:val="24"/>
+          <w:szCs w:val="24"/>
+        </w:rPr>
+        <w:t>backend</w:t>
+      </w:r>
+      <w:proofErr w:type="spellEnd"/>
+      <w:r>
+        <w:rPr>
+          <w:rFonts w:ascii="Times New Roman" w:eastAsia="Times New Roman" w:hAnsi="Times New Roman" w:cs="Times New Roman"/>
+          <w:sz w:val="24"/>
+          <w:szCs w:val="24"/>
+        </w:rPr>
+        <w:t xml:space="preserve"> </w:t>
+      </w:r>
+      <w:proofErr w:type="spellStart"/>
+      <w:r>
+        <w:rPr>
+          <w:rFonts w:ascii="Times New Roman" w:eastAsia="Times New Roman" w:hAnsi="Times New Roman" w:cs="Times New Roman"/>
+          <w:sz w:val="24"/>
+          <w:szCs w:val="24"/>
+        </w:rPr>
+        <w:t>RESTful</w:t>
+      </w:r>
+      <w:proofErr w:type="spellEnd"/>
+      <w:r>
+        <w:rPr>
+          <w:rFonts w:ascii="Times New Roman" w:eastAsia="Times New Roman" w:hAnsi="Times New Roman" w:cs="Times New Roman"/>
+          <w:sz w:val="24"/>
+          <w:szCs w:val="24"/>
+        </w:rPr>
+        <w:t xml:space="preserve"> API, care va furniza date aplicației și va gestiona operațiunile critice (ex. autentificare, încărcare imagini).  </w:t>
       </w:r>
     </w:p>
     <w:p>
@@ -5026,7 +6225,25 @@
           <w:sz w:val="24"/>
           <w:szCs w:val="24"/>
         </w:rPr>
-        <w:t xml:space="preserve">Toate solicitările API vor fi gestionate printr-o clasă de tip **Service Layer**, care centralizează logica de comunicare cu serverul.  </w:t>
+        <w:t xml:space="preserve">Toate solicitările API vor fi gestionate printr-o clasă de tip **Service </w:t>
+      </w:r>
+      <w:proofErr w:type="spellStart"/>
+      <w:r>
+        <w:rPr>
+          <w:rFonts w:ascii="Times New Roman" w:eastAsia="Times New Roman" w:hAnsi="Times New Roman" w:cs="Times New Roman"/>
+          <w:sz w:val="24"/>
+          <w:szCs w:val="24"/>
+        </w:rPr>
+        <w:t>Layer</w:t>
+      </w:r>
+      <w:proofErr w:type="spellEnd"/>
+      <w:r>
+        <w:rPr>
+          <w:rFonts w:ascii="Times New Roman" w:eastAsia="Times New Roman" w:hAnsi="Times New Roman" w:cs="Times New Roman"/>
+          <w:sz w:val="24"/>
+          <w:szCs w:val="24"/>
+        </w:rPr>
+        <w:t xml:space="preserve">**, care centralizează logica de comunicare cu serverul.  </w:t>
       </w:r>
     </w:p>
     <w:p>
@@ -5101,6 +6318,7 @@
         </w:rPr>
         <w:t xml:space="preserve">Aplicația mobilă va fi dezvoltată utilizând </w:t>
       </w:r>
+      <w:proofErr w:type="spellStart"/>
       <w:r>
         <w:rPr>
           <w:rFonts w:ascii="Times New Roman" w:eastAsia="Times New Roman" w:hAnsi="Times New Roman" w:cs="Times New Roman"/>
@@ -5110,13 +6328,50 @@
         </w:rPr>
         <w:t>SwiftUI</w:t>
       </w:r>
-      <w:r>
-        <w:rPr>
-          <w:rFonts w:ascii="Times New Roman" w:eastAsia="Times New Roman" w:hAnsi="Times New Roman" w:cs="Times New Roman"/>
-          <w:sz w:val="24"/>
-          <w:szCs w:val="24"/>
-        </w:rPr>
-        <w:t xml:space="preserve"> pentru iOS, un framework declarativ modern, care oferă o experiență de dezvoltare rapidă și o interfață utilizator intuitivă.  </w:t>
+      <w:proofErr w:type="spellEnd"/>
+      <w:r>
+        <w:rPr>
+          <w:rFonts w:ascii="Times New Roman" w:eastAsia="Times New Roman" w:hAnsi="Times New Roman" w:cs="Times New Roman"/>
+          <w:sz w:val="24"/>
+          <w:szCs w:val="24"/>
+        </w:rPr>
+        <w:t xml:space="preserve"> pentru </w:t>
+      </w:r>
+      <w:proofErr w:type="spellStart"/>
+      <w:r>
+        <w:rPr>
+          <w:rFonts w:ascii="Times New Roman" w:eastAsia="Times New Roman" w:hAnsi="Times New Roman" w:cs="Times New Roman"/>
+          <w:sz w:val="24"/>
+          <w:szCs w:val="24"/>
+        </w:rPr>
+        <w:t>iOS</w:t>
+      </w:r>
+      <w:proofErr w:type="spellEnd"/>
+      <w:r>
+        <w:rPr>
+          <w:rFonts w:ascii="Times New Roman" w:eastAsia="Times New Roman" w:hAnsi="Times New Roman" w:cs="Times New Roman"/>
+          <w:sz w:val="24"/>
+          <w:szCs w:val="24"/>
+        </w:rPr>
+        <w:t xml:space="preserve">, un </w:t>
+      </w:r>
+      <w:proofErr w:type="spellStart"/>
+      <w:r>
+        <w:rPr>
+          <w:rFonts w:ascii="Times New Roman" w:eastAsia="Times New Roman" w:hAnsi="Times New Roman" w:cs="Times New Roman"/>
+          <w:sz w:val="24"/>
+          <w:szCs w:val="24"/>
+        </w:rPr>
+        <w:t>framework</w:t>
+      </w:r>
+      <w:proofErr w:type="spellEnd"/>
+      <w:r>
+        <w:rPr>
+          <w:rFonts w:ascii="Times New Roman" w:eastAsia="Times New Roman" w:hAnsi="Times New Roman" w:cs="Times New Roman"/>
+          <w:sz w:val="24"/>
+          <w:szCs w:val="24"/>
+        </w:rPr>
+        <w:t xml:space="preserve"> declarativ modern, care oferă o experiență de dezvoltare rapidă și o interfață utilizator intuitivă.  </w:t>
       </w:r>
     </w:p>
     <w:p>
@@ -5141,6 +6396,7 @@
         </w:rPr>
         <w:t xml:space="preserve">      Avantajele utilizării </w:t>
       </w:r>
+      <w:proofErr w:type="spellStart"/>
       <w:r>
         <w:rPr>
           <w:rFonts w:ascii="Times New Roman" w:eastAsia="Times New Roman" w:hAnsi="Times New Roman" w:cs="Times New Roman"/>
@@ -5150,6 +6406,7 @@
         </w:rPr>
         <w:t>SwiftUI</w:t>
       </w:r>
+      <w:proofErr w:type="spellEnd"/>
       <w:r>
         <w:rPr>
           <w:rFonts w:ascii="Times New Roman" w:eastAsia="Times New Roman" w:hAnsi="Times New Roman" w:cs="Times New Roman"/>
@@ -5202,7 +6459,25 @@
           <w:sz w:val="24"/>
           <w:szCs w:val="24"/>
         </w:rPr>
-        <w:t>Integrare nativă cu ecosistemul Apple, incluzând suport pentru funcții precum accesibilitate, Dark Mode și animații fluide.</w:t>
+        <w:t xml:space="preserve">Integrare nativă cu ecosistemul Apple, incluzând suport pentru funcții precum accesibilitate, </w:t>
+      </w:r>
+      <w:proofErr w:type="spellStart"/>
+      <w:r>
+        <w:rPr>
+          <w:rFonts w:ascii="Times New Roman" w:eastAsia="Times New Roman" w:hAnsi="Times New Roman" w:cs="Times New Roman"/>
+          <w:sz w:val="24"/>
+          <w:szCs w:val="24"/>
+        </w:rPr>
+        <w:t>Dark</w:t>
+      </w:r>
+      <w:proofErr w:type="spellEnd"/>
+      <w:r>
+        <w:rPr>
+          <w:rFonts w:ascii="Times New Roman" w:eastAsia="Times New Roman" w:hAnsi="Times New Roman" w:cs="Times New Roman"/>
+          <w:sz w:val="24"/>
+          <w:szCs w:val="24"/>
+        </w:rPr>
+        <w:t xml:space="preserve"> Mode și animații fluide.</w:t>
       </w:r>
     </w:p>
     <w:p>
@@ -5225,7 +6500,25 @@
           <w:sz w:val="24"/>
           <w:szCs w:val="24"/>
         </w:rPr>
-        <w:t>Optimizare pentru performanță pe dispozitive iOS recente.</w:t>
+        <w:t xml:space="preserve">Optimizare pentru performanță pe dispozitive </w:t>
+      </w:r>
+      <w:proofErr w:type="spellStart"/>
+      <w:r>
+        <w:rPr>
+          <w:rFonts w:ascii="Times New Roman" w:eastAsia="Times New Roman" w:hAnsi="Times New Roman" w:cs="Times New Roman"/>
+          <w:sz w:val="24"/>
+          <w:szCs w:val="24"/>
+        </w:rPr>
+        <w:t>iOS</w:t>
+      </w:r>
+      <w:proofErr w:type="spellEnd"/>
+      <w:r>
+        <w:rPr>
+          <w:rFonts w:ascii="Times New Roman" w:eastAsia="Times New Roman" w:hAnsi="Times New Roman" w:cs="Times New Roman"/>
+          <w:sz w:val="24"/>
+          <w:szCs w:val="24"/>
+        </w:rPr>
+        <w:t xml:space="preserve"> recente.</w:t>
       </w:r>
     </w:p>
     <w:p>
@@ -5265,6 +6558,7 @@
           <w:szCs w:val="24"/>
         </w:rPr>
       </w:pPr>
+      <w:proofErr w:type="spellStart"/>
       <w:r>
         <w:rPr>
           <w:rFonts w:ascii="Times New Roman" w:eastAsia="Times New Roman" w:hAnsi="Times New Roman" w:cs="Times New Roman"/>
@@ -5272,7 +6566,17 @@
           <w:sz w:val="24"/>
           <w:szCs w:val="24"/>
         </w:rPr>
-        <w:t>Feed-ul principal</w:t>
+        <w:t>Feed-ul</w:t>
+      </w:r>
+      <w:proofErr w:type="spellEnd"/>
+      <w:r>
+        <w:rPr>
+          <w:rFonts w:ascii="Times New Roman" w:eastAsia="Times New Roman" w:hAnsi="Times New Roman" w:cs="Times New Roman"/>
+          <w:b/>
+          <w:sz w:val="24"/>
+          <w:szCs w:val="24"/>
+        </w:rPr>
+        <w:t xml:space="preserve"> principal</w:t>
       </w:r>
       <w:r>
         <w:rPr>
@@ -5336,8 +6640,19 @@
           <w:sz w:val="24"/>
           <w:szCs w:val="24"/>
         </w:rPr>
-        <w:t>Chat-ul</w:t>
-      </w:r>
+        <w:t>Chat-</w:t>
+      </w:r>
+      <w:proofErr w:type="spellStart"/>
+      <w:r>
+        <w:rPr>
+          <w:rFonts w:ascii="Times New Roman" w:eastAsia="Times New Roman" w:hAnsi="Times New Roman" w:cs="Times New Roman"/>
+          <w:b/>
+          <w:sz w:val="24"/>
+          <w:szCs w:val="24"/>
+        </w:rPr>
+        <w:t>ul</w:t>
+      </w:r>
+      <w:proofErr w:type="spellEnd"/>
       <w:r>
         <w:rPr>
           <w:rFonts w:ascii="Times New Roman" w:eastAsia="Times New Roman" w:hAnsi="Times New Roman" w:cs="Times New Roman"/>
@@ -5360,6 +6675,7 @@
           <w:szCs w:val="24"/>
         </w:rPr>
       </w:pPr>
+      <w:proofErr w:type="spellStart"/>
       <w:r>
         <w:rPr>
           <w:rFonts w:ascii="Times New Roman" w:eastAsia="Times New Roman" w:hAnsi="Times New Roman" w:cs="Times New Roman"/>
@@ -5369,6 +6685,7 @@
         </w:rPr>
         <w:t>Search-ul</w:t>
       </w:r>
+      <w:proofErr w:type="spellEnd"/>
       <w:r>
         <w:rPr>
           <w:rFonts w:ascii="Times New Roman" w:eastAsia="Times New Roman" w:hAnsi="Times New Roman" w:cs="Times New Roman"/>
@@ -5409,7 +6726,25 @@
           <w:sz w:val="24"/>
           <w:szCs w:val="24"/>
         </w:rPr>
-        <w:t xml:space="preserve">Integrare backend  </w:t>
+        <w:t xml:space="preserve">Integrare </w:t>
+      </w:r>
+      <w:proofErr w:type="spellStart"/>
+      <w:r>
+        <w:rPr>
+          <w:rFonts w:ascii="Times New Roman" w:eastAsia="Times New Roman" w:hAnsi="Times New Roman" w:cs="Times New Roman"/>
+          <w:sz w:val="24"/>
+          <w:szCs w:val="24"/>
+        </w:rPr>
+        <w:t>backend</w:t>
+      </w:r>
+      <w:proofErr w:type="spellEnd"/>
+      <w:r>
+        <w:rPr>
+          <w:rFonts w:ascii="Times New Roman" w:eastAsia="Times New Roman" w:hAnsi="Times New Roman" w:cs="Times New Roman"/>
+          <w:sz w:val="24"/>
+          <w:szCs w:val="24"/>
+        </w:rPr>
+        <w:t xml:space="preserve">  </w:t>
       </w:r>
     </w:p>
     <w:p>
@@ -5432,7 +6767,25 @@
           <w:sz w:val="24"/>
           <w:szCs w:val="24"/>
         </w:rPr>
-        <w:t xml:space="preserve">Partea de backend va fi dezvoltată folosind </w:t>
+        <w:t xml:space="preserve">Partea de </w:t>
+      </w:r>
+      <w:proofErr w:type="spellStart"/>
+      <w:r>
+        <w:rPr>
+          <w:rFonts w:ascii="Times New Roman" w:eastAsia="Times New Roman" w:hAnsi="Times New Roman" w:cs="Times New Roman"/>
+          <w:sz w:val="24"/>
+          <w:szCs w:val="24"/>
+        </w:rPr>
+        <w:t>backend</w:t>
+      </w:r>
+      <w:proofErr w:type="spellEnd"/>
+      <w:r>
+        <w:rPr>
+          <w:rFonts w:ascii="Times New Roman" w:eastAsia="Times New Roman" w:hAnsi="Times New Roman" w:cs="Times New Roman"/>
+          <w:sz w:val="24"/>
+          <w:szCs w:val="24"/>
+        </w:rPr>
+        <w:t xml:space="preserve"> va fi dezvoltată folosind </w:t>
       </w:r>
       <w:r>
         <w:rPr>
@@ -5449,7 +6802,25 @@
           <w:sz w:val="24"/>
           <w:szCs w:val="24"/>
         </w:rPr>
-        <w:t xml:space="preserve">, un framework minimalist și rapid pentru Node.js, pentru a gestiona eficient comunicarea între aplicația mobilă și baza de date.  </w:t>
+        <w:t xml:space="preserve">, un </w:t>
+      </w:r>
+      <w:proofErr w:type="spellStart"/>
+      <w:r>
+        <w:rPr>
+          <w:rFonts w:ascii="Times New Roman" w:eastAsia="Times New Roman" w:hAnsi="Times New Roman" w:cs="Times New Roman"/>
+          <w:sz w:val="24"/>
+          <w:szCs w:val="24"/>
+        </w:rPr>
+        <w:t>framework</w:t>
+      </w:r>
+      <w:proofErr w:type="spellEnd"/>
+      <w:r>
+        <w:rPr>
+          <w:rFonts w:ascii="Times New Roman" w:eastAsia="Times New Roman" w:hAnsi="Times New Roman" w:cs="Times New Roman"/>
+          <w:sz w:val="24"/>
+          <w:szCs w:val="24"/>
+        </w:rPr>
+        <w:t xml:space="preserve"> minimalist și rapid pentru Node.js, pentru a gestiona eficient comunicarea între aplicația mobilă și baza de date.  </w:t>
       </w:r>
     </w:p>
     <w:p>
@@ -5536,7 +6907,25 @@
           <w:sz w:val="24"/>
           <w:szCs w:val="24"/>
         </w:rPr>
-        <w:t>Suport excelent pentru crearea de API-uri RESTful.</w:t>
+        <w:t xml:space="preserve">Suport excelent pentru crearea de API-uri </w:t>
+      </w:r>
+      <w:proofErr w:type="spellStart"/>
+      <w:r>
+        <w:rPr>
+          <w:rFonts w:ascii="Times New Roman" w:eastAsia="Times New Roman" w:hAnsi="Times New Roman" w:cs="Times New Roman"/>
+          <w:sz w:val="24"/>
+          <w:szCs w:val="24"/>
+        </w:rPr>
+        <w:t>RESTful</w:t>
+      </w:r>
+      <w:proofErr w:type="spellEnd"/>
+      <w:r>
+        <w:rPr>
+          <w:rFonts w:ascii="Times New Roman" w:eastAsia="Times New Roman" w:hAnsi="Times New Roman" w:cs="Times New Roman"/>
+          <w:sz w:val="24"/>
+          <w:szCs w:val="24"/>
+        </w:rPr>
+        <w:t>.</w:t>
       </w:r>
     </w:p>
     <w:p>
@@ -5559,7 +6948,25 @@
           <w:sz w:val="24"/>
           <w:szCs w:val="24"/>
         </w:rPr>
-        <w:t>Integrare rapidă cu alte biblioteci Node.js, precum middleware-uri pentru autentificare (ex. Passport.js) sau validarea datelor.</w:t>
+        <w:t xml:space="preserve">Integrare rapidă cu alte biblioteci Node.js, precum </w:t>
+      </w:r>
+      <w:proofErr w:type="spellStart"/>
+      <w:r>
+        <w:rPr>
+          <w:rFonts w:ascii="Times New Roman" w:eastAsia="Times New Roman" w:hAnsi="Times New Roman" w:cs="Times New Roman"/>
+          <w:sz w:val="24"/>
+          <w:szCs w:val="24"/>
+        </w:rPr>
+        <w:t>middleware</w:t>
+      </w:r>
+      <w:proofErr w:type="spellEnd"/>
+      <w:r>
+        <w:rPr>
+          <w:rFonts w:ascii="Times New Roman" w:eastAsia="Times New Roman" w:hAnsi="Times New Roman" w:cs="Times New Roman"/>
+          <w:sz w:val="24"/>
+          <w:szCs w:val="24"/>
+        </w:rPr>
+        <w:t>-uri pentru autentificare (ex. Passport.js) sau validarea datelor.</w:t>
       </w:r>
     </w:p>
     <w:p>
@@ -5582,7 +6989,25 @@
           <w:sz w:val="24"/>
           <w:szCs w:val="24"/>
         </w:rPr>
-        <w:t>Responsabilități principale ale backend-ului:</w:t>
+        <w:t xml:space="preserve">Responsabilități principale ale </w:t>
+      </w:r>
+      <w:proofErr w:type="spellStart"/>
+      <w:r>
+        <w:rPr>
+          <w:rFonts w:ascii="Times New Roman" w:eastAsia="Times New Roman" w:hAnsi="Times New Roman" w:cs="Times New Roman"/>
+          <w:sz w:val="24"/>
+          <w:szCs w:val="24"/>
+        </w:rPr>
+        <w:t>backend</w:t>
+      </w:r>
+      <w:proofErr w:type="spellEnd"/>
+      <w:r>
+        <w:rPr>
+          <w:rFonts w:ascii="Times New Roman" w:eastAsia="Times New Roman" w:hAnsi="Times New Roman" w:cs="Times New Roman"/>
+          <w:sz w:val="24"/>
+          <w:szCs w:val="24"/>
+        </w:rPr>
+        <w:t>-ului:</w:t>
       </w:r>
     </w:p>
     <w:p>
@@ -5651,7 +7076,25 @@
           <w:sz w:val="24"/>
           <w:szCs w:val="24"/>
         </w:rPr>
-        <w:t>Procesarea tranzacțiilor financiare pentru achiziția de token-uri.</w:t>
+        <w:t xml:space="preserve">Procesarea tranzacțiilor financiare pentru achiziția de </w:t>
+      </w:r>
+      <w:proofErr w:type="spellStart"/>
+      <w:r>
+        <w:rPr>
+          <w:rFonts w:ascii="Times New Roman" w:eastAsia="Times New Roman" w:hAnsi="Times New Roman" w:cs="Times New Roman"/>
+          <w:sz w:val="24"/>
+          <w:szCs w:val="24"/>
+        </w:rPr>
+        <w:t>token</w:t>
+      </w:r>
+      <w:proofErr w:type="spellEnd"/>
+      <w:r>
+        <w:rPr>
+          <w:rFonts w:ascii="Times New Roman" w:eastAsia="Times New Roman" w:hAnsi="Times New Roman" w:cs="Times New Roman"/>
+          <w:sz w:val="24"/>
+          <w:szCs w:val="24"/>
+        </w:rPr>
+        <w:t>-uri.</w:t>
       </w:r>
     </w:p>
     <w:p>
@@ -5676,6 +7119,7 @@
         </w:rPr>
         <w:t xml:space="preserve">Fluxul de date între </w:t>
       </w:r>
+      <w:proofErr w:type="spellStart"/>
       <w:r>
         <w:rPr>
           <w:rFonts w:ascii="Times New Roman" w:eastAsia="Times New Roman" w:hAnsi="Times New Roman" w:cs="Times New Roman"/>
@@ -5685,6 +7129,7 @@
         </w:rPr>
         <w:t>SwiftUI</w:t>
       </w:r>
+      <w:proofErr w:type="spellEnd"/>
       <w:r>
         <w:rPr>
           <w:rFonts w:ascii="Times New Roman" w:eastAsia="Times New Roman" w:hAnsi="Times New Roman" w:cs="Times New Roman"/>
@@ -5693,6 +7138,7 @@
         </w:rPr>
         <w:t xml:space="preserve"> și </w:t>
       </w:r>
+      <w:proofErr w:type="spellStart"/>
       <w:r>
         <w:rPr>
           <w:rFonts w:ascii="Times New Roman" w:eastAsia="Times New Roman" w:hAnsi="Times New Roman" w:cs="Times New Roman"/>
@@ -5702,6 +7148,7 @@
         </w:rPr>
         <w:t>backend</w:t>
       </w:r>
+      <w:proofErr w:type="spellEnd"/>
     </w:p>
     <w:p>
       <w:pPr>
@@ -5723,7 +7170,25 @@
           <w:sz w:val="24"/>
           <w:szCs w:val="24"/>
         </w:rPr>
-        <w:t xml:space="preserve">Aplicația mobilă va comunica cu backend-ul folosind solicitări </w:t>
+        <w:t xml:space="preserve">Aplicația mobilă va comunica cu </w:t>
+      </w:r>
+      <w:proofErr w:type="spellStart"/>
+      <w:r>
+        <w:rPr>
+          <w:rFonts w:ascii="Times New Roman" w:eastAsia="Times New Roman" w:hAnsi="Times New Roman" w:cs="Times New Roman"/>
+          <w:sz w:val="24"/>
+          <w:szCs w:val="24"/>
+        </w:rPr>
+        <w:t>backend-ul</w:t>
+      </w:r>
+      <w:proofErr w:type="spellEnd"/>
+      <w:r>
+        <w:rPr>
+          <w:rFonts w:ascii="Times New Roman" w:eastAsia="Times New Roman" w:hAnsi="Times New Roman" w:cs="Times New Roman"/>
+          <w:sz w:val="24"/>
+          <w:szCs w:val="24"/>
+        </w:rPr>
+        <w:t xml:space="preserve"> folosind solicitări </w:t>
       </w:r>
       <w:r>
         <w:rPr>
@@ -5771,8 +7236,19 @@
           <w:sz w:val="24"/>
           <w:szCs w:val="24"/>
         </w:rPr>
-        <w:t xml:space="preserve"> Service Layer</w:t>
-      </w:r>
+        <w:t xml:space="preserve"> Service </w:t>
+      </w:r>
+      <w:proofErr w:type="spellStart"/>
+      <w:r>
+        <w:rPr>
+          <w:rFonts w:ascii="Times New Roman" w:eastAsia="Times New Roman" w:hAnsi="Times New Roman" w:cs="Times New Roman"/>
+          <w:b/>
+          <w:sz w:val="24"/>
+          <w:szCs w:val="24"/>
+        </w:rPr>
+        <w:t>Layer</w:t>
+      </w:r>
+      <w:proofErr w:type="spellEnd"/>
       <w:r>
         <w:rPr>
           <w:rFonts w:ascii="Times New Roman" w:eastAsia="Times New Roman" w:hAnsi="Times New Roman" w:cs="Times New Roman"/>
@@ -5836,7 +7312,25 @@
           <w:sz w:val="24"/>
           <w:szCs w:val="24"/>
         </w:rPr>
-        <w:t xml:space="preserve">Plăți online: Tranzacțiile financiare vor fi gestionate printr-un gateway de plată precum Stripe, pentru securitate și fiabilitate.  </w:t>
+        <w:t xml:space="preserve">Plăți online: Tranzacțiile financiare vor fi gestionate printr-un gateway de plată precum </w:t>
+      </w:r>
+      <w:proofErr w:type="spellStart"/>
+      <w:r>
+        <w:rPr>
+          <w:rFonts w:ascii="Times New Roman" w:eastAsia="Times New Roman" w:hAnsi="Times New Roman" w:cs="Times New Roman"/>
+          <w:sz w:val="24"/>
+          <w:szCs w:val="24"/>
+        </w:rPr>
+        <w:t>Stripe</w:t>
+      </w:r>
+      <w:proofErr w:type="spellEnd"/>
+      <w:r>
+        <w:rPr>
+          <w:rFonts w:ascii="Times New Roman" w:eastAsia="Times New Roman" w:hAnsi="Times New Roman" w:cs="Times New Roman"/>
+          <w:sz w:val="24"/>
+          <w:szCs w:val="24"/>
+        </w:rPr>
+        <w:t xml:space="preserve">, pentru securitate și fiabilitate.  </w:t>
       </w:r>
     </w:p>
     <w:p>
@@ -5881,7 +7375,61 @@
           <w:sz w:val="24"/>
           <w:szCs w:val="24"/>
         </w:rPr>
-        <w:t>Integrarea între SwiftUI și Express.js va fi testată extensiv utilizând: Postman pentru verificarea API-urilor backend.</w:t>
+        <w:t xml:space="preserve">Integrarea între </w:t>
+      </w:r>
+      <w:proofErr w:type="spellStart"/>
+      <w:r>
+        <w:rPr>
+          <w:rFonts w:ascii="Times New Roman" w:eastAsia="Times New Roman" w:hAnsi="Times New Roman" w:cs="Times New Roman"/>
+          <w:sz w:val="24"/>
+          <w:szCs w:val="24"/>
+        </w:rPr>
+        <w:t>SwiftUI</w:t>
+      </w:r>
+      <w:proofErr w:type="spellEnd"/>
+      <w:r>
+        <w:rPr>
+          <w:rFonts w:ascii="Times New Roman" w:eastAsia="Times New Roman" w:hAnsi="Times New Roman" w:cs="Times New Roman"/>
+          <w:sz w:val="24"/>
+          <w:szCs w:val="24"/>
+        </w:rPr>
+        <w:t xml:space="preserve"> și Express.js va fi testată extensiv utilizând: </w:t>
+      </w:r>
+      <w:proofErr w:type="spellStart"/>
+      <w:r>
+        <w:rPr>
+          <w:rFonts w:ascii="Times New Roman" w:eastAsia="Times New Roman" w:hAnsi="Times New Roman" w:cs="Times New Roman"/>
+          <w:sz w:val="24"/>
+          <w:szCs w:val="24"/>
+        </w:rPr>
+        <w:t>Postman</w:t>
+      </w:r>
+      <w:proofErr w:type="spellEnd"/>
+      <w:r>
+        <w:rPr>
+          <w:rFonts w:ascii="Times New Roman" w:eastAsia="Times New Roman" w:hAnsi="Times New Roman" w:cs="Times New Roman"/>
+          <w:sz w:val="24"/>
+          <w:szCs w:val="24"/>
+        </w:rPr>
+        <w:t xml:space="preserve"> pentru verificarea API-urilor </w:t>
+      </w:r>
+      <w:proofErr w:type="spellStart"/>
+      <w:r>
+        <w:rPr>
+          <w:rFonts w:ascii="Times New Roman" w:eastAsia="Times New Roman" w:hAnsi="Times New Roman" w:cs="Times New Roman"/>
+          <w:sz w:val="24"/>
+          <w:szCs w:val="24"/>
+        </w:rPr>
+        <w:t>backend</w:t>
+      </w:r>
+      <w:proofErr w:type="spellEnd"/>
+      <w:r>
+        <w:rPr>
+          <w:rFonts w:ascii="Times New Roman" w:eastAsia="Times New Roman" w:hAnsi="Times New Roman" w:cs="Times New Roman"/>
+          <w:sz w:val="24"/>
+          <w:szCs w:val="24"/>
+        </w:rPr>
+        <w:t>.</w:t>
       </w:r>
     </w:p>
     <w:p>
@@ -9671,8 +11219,19 @@
           <w:szCs w:val="28"/>
         </w:rPr>
         <w:lastRenderedPageBreak/>
-        <w:t>Diagrama Gantt</w:t>
-      </w:r>
+        <w:t xml:space="preserve">Diagrama </w:t>
+      </w:r>
+      <w:proofErr w:type="spellStart"/>
+      <w:r>
+        <w:rPr>
+          <w:rFonts w:ascii="Times New Roman" w:eastAsia="Times New Roman" w:hAnsi="Times New Roman" w:cs="Times New Roman"/>
+          <w:b/>
+          <w:sz w:val="28"/>
+          <w:szCs w:val="28"/>
+        </w:rPr>
+        <w:t>Gantt</w:t>
+      </w:r>
+      <w:proofErr w:type="spellEnd"/>
     </w:p>
     <w:tbl>
       <w:tblPr>
@@ -10020,14 +11579,70 @@
                 <w:szCs w:val="20"/>
               </w:rPr>
             </w:pPr>
+            <w:proofErr w:type="spellStart"/>
             <w:r>
               <w:rPr>
                 <w:rFonts w:ascii="Times New Roman" w:eastAsia="Times New Roman" w:hAnsi="Times New Roman" w:cs="Times New Roman"/>
                 <w:sz w:val="20"/>
                 <w:szCs w:val="20"/>
               </w:rPr>
-              <w:t>Account creation, management and authentication</w:t>
+              <w:t>Account</w:t>
             </w:r>
+            <w:proofErr w:type="spellEnd"/>
+            <w:r>
+              <w:rPr>
+                <w:rFonts w:ascii="Times New Roman" w:eastAsia="Times New Roman" w:hAnsi="Times New Roman" w:cs="Times New Roman"/>
+                <w:sz w:val="20"/>
+                <w:szCs w:val="20"/>
+              </w:rPr>
+              <w:t xml:space="preserve"> </w:t>
+            </w:r>
+            <w:proofErr w:type="spellStart"/>
+            <w:r>
+              <w:rPr>
+                <w:rFonts w:ascii="Times New Roman" w:eastAsia="Times New Roman" w:hAnsi="Times New Roman" w:cs="Times New Roman"/>
+                <w:sz w:val="20"/>
+                <w:szCs w:val="20"/>
+              </w:rPr>
+              <w:t>creation</w:t>
+            </w:r>
+            <w:proofErr w:type="spellEnd"/>
+            <w:r>
+              <w:rPr>
+                <w:rFonts w:ascii="Times New Roman" w:eastAsia="Times New Roman" w:hAnsi="Times New Roman" w:cs="Times New Roman"/>
+                <w:sz w:val="20"/>
+                <w:szCs w:val="20"/>
+              </w:rPr>
+              <w:t xml:space="preserve">, management </w:t>
+            </w:r>
+            <w:proofErr w:type="spellStart"/>
+            <w:r>
+              <w:rPr>
+                <w:rFonts w:ascii="Times New Roman" w:eastAsia="Times New Roman" w:hAnsi="Times New Roman" w:cs="Times New Roman"/>
+                <w:sz w:val="20"/>
+                <w:szCs w:val="20"/>
+              </w:rPr>
+              <w:t>and</w:t>
+            </w:r>
+            <w:proofErr w:type="spellEnd"/>
+            <w:r>
+              <w:rPr>
+                <w:rFonts w:ascii="Times New Roman" w:eastAsia="Times New Roman" w:hAnsi="Times New Roman" w:cs="Times New Roman"/>
+                <w:sz w:val="20"/>
+                <w:szCs w:val="20"/>
+              </w:rPr>
+              <w:t xml:space="preserve"> </w:t>
+            </w:r>
+            <w:proofErr w:type="spellStart"/>
+            <w:r>
+              <w:rPr>
+                <w:rFonts w:ascii="Times New Roman" w:eastAsia="Times New Roman" w:hAnsi="Times New Roman" w:cs="Times New Roman"/>
+                <w:sz w:val="20"/>
+                <w:szCs w:val="20"/>
+              </w:rPr>
+              <w:t>authentication</w:t>
+            </w:r>
+            <w:proofErr w:type="spellEnd"/>
           </w:p>
           <w:p>
             <w:pPr>
@@ -10507,7 +12122,25 @@
                 <w:sz w:val="20"/>
                 <w:szCs w:val="20"/>
               </w:rPr>
-              <w:t xml:space="preserve">Content viewing </w:t>
+              <w:t xml:space="preserve">Content </w:t>
+            </w:r>
+            <w:proofErr w:type="spellStart"/>
+            <w:r>
+              <w:rPr>
+                <w:rFonts w:ascii="Times New Roman" w:eastAsia="Times New Roman" w:hAnsi="Times New Roman" w:cs="Times New Roman"/>
+                <w:sz w:val="20"/>
+                <w:szCs w:val="20"/>
+              </w:rPr>
+              <w:t>viewing</w:t>
+            </w:r>
+            <w:proofErr w:type="spellEnd"/>
+            <w:r>
+              <w:rPr>
+                <w:rFonts w:ascii="Times New Roman" w:eastAsia="Times New Roman" w:hAnsi="Times New Roman" w:cs="Times New Roman"/>
+                <w:sz w:val="20"/>
+                <w:szCs w:val="20"/>
+              </w:rPr>
+              <w:t xml:space="preserve"> </w:t>
             </w:r>
           </w:p>
         </w:tc>
@@ -10745,7 +12378,97 @@
                 <w:sz w:val="20"/>
                 <w:szCs w:val="20"/>
               </w:rPr>
-              <w:t xml:space="preserve">Artist posts creation and further changes </w:t>
+              <w:t xml:space="preserve">Artist </w:t>
+            </w:r>
+            <w:proofErr w:type="spellStart"/>
+            <w:r>
+              <w:rPr>
+                <w:rFonts w:ascii="Times New Roman" w:eastAsia="Times New Roman" w:hAnsi="Times New Roman" w:cs="Times New Roman"/>
+                <w:sz w:val="20"/>
+                <w:szCs w:val="20"/>
+              </w:rPr>
+              <w:t>posts</w:t>
+            </w:r>
+            <w:proofErr w:type="spellEnd"/>
+            <w:r>
+              <w:rPr>
+                <w:rFonts w:ascii="Times New Roman" w:eastAsia="Times New Roman" w:hAnsi="Times New Roman" w:cs="Times New Roman"/>
+                <w:sz w:val="20"/>
+                <w:szCs w:val="20"/>
+              </w:rPr>
+              <w:t xml:space="preserve"> </w:t>
+            </w:r>
+            <w:proofErr w:type="spellStart"/>
+            <w:r>
+              <w:rPr>
+                <w:rFonts w:ascii="Times New Roman" w:eastAsia="Times New Roman" w:hAnsi="Times New Roman" w:cs="Times New Roman"/>
+                <w:sz w:val="20"/>
+                <w:szCs w:val="20"/>
+              </w:rPr>
+              <w:t>creation</w:t>
+            </w:r>
+            <w:proofErr w:type="spellEnd"/>
+            <w:r>
+              <w:rPr>
+                <w:rFonts w:ascii="Times New Roman" w:eastAsia="Times New Roman" w:hAnsi="Times New Roman" w:cs="Times New Roman"/>
+                <w:sz w:val="20"/>
+                <w:szCs w:val="20"/>
+              </w:rPr>
+              <w:t xml:space="preserve"> </w:t>
+            </w:r>
+            <w:proofErr w:type="spellStart"/>
+            <w:r>
+              <w:rPr>
+                <w:rFonts w:ascii="Times New Roman" w:eastAsia="Times New Roman" w:hAnsi="Times New Roman" w:cs="Times New Roman"/>
+                <w:sz w:val="20"/>
+                <w:szCs w:val="20"/>
+              </w:rPr>
+              <w:t>and</w:t>
+            </w:r>
+            <w:proofErr w:type="spellEnd"/>
+            <w:r>
+              <w:rPr>
+                <w:rFonts w:ascii="Times New Roman" w:eastAsia="Times New Roman" w:hAnsi="Times New Roman" w:cs="Times New Roman"/>
+                <w:sz w:val="20"/>
+                <w:szCs w:val="20"/>
+              </w:rPr>
+              <w:t xml:space="preserve"> </w:t>
+            </w:r>
+            <w:proofErr w:type="spellStart"/>
+            <w:r>
+              <w:rPr>
+                <w:rFonts w:ascii="Times New Roman" w:eastAsia="Times New Roman" w:hAnsi="Times New Roman" w:cs="Times New Roman"/>
+                <w:sz w:val="20"/>
+                <w:szCs w:val="20"/>
+              </w:rPr>
+              <w:t>further</w:t>
+            </w:r>
+            <w:proofErr w:type="spellEnd"/>
+            <w:r>
+              <w:rPr>
+                <w:rFonts w:ascii="Times New Roman" w:eastAsia="Times New Roman" w:hAnsi="Times New Roman" w:cs="Times New Roman"/>
+                <w:sz w:val="20"/>
+                <w:szCs w:val="20"/>
+              </w:rPr>
+              <w:t xml:space="preserve"> </w:t>
+            </w:r>
+            <w:proofErr w:type="spellStart"/>
+            <w:r>
+              <w:rPr>
+                <w:rFonts w:ascii="Times New Roman" w:eastAsia="Times New Roman" w:hAnsi="Times New Roman" w:cs="Times New Roman"/>
+                <w:sz w:val="20"/>
+                <w:szCs w:val="20"/>
+              </w:rPr>
+              <w:t>changes</w:t>
+            </w:r>
+            <w:proofErr w:type="spellEnd"/>
+            <w:r>
+              <w:rPr>
+                <w:rFonts w:ascii="Times New Roman" w:eastAsia="Times New Roman" w:hAnsi="Times New Roman" w:cs="Times New Roman"/>
+                <w:sz w:val="20"/>
+                <w:szCs w:val="20"/>
+              </w:rPr>
+              <w:t xml:space="preserve"> </w:t>
             </w:r>
           </w:p>
         </w:tc>
@@ -10977,13 +12700,23 @@
                 <w:szCs w:val="24"/>
               </w:rPr>
             </w:pPr>
+            <w:proofErr w:type="spellStart"/>
             <w:r>
               <w:rPr>
                 <w:rFonts w:ascii="Times New Roman" w:eastAsia="Times New Roman" w:hAnsi="Times New Roman" w:cs="Times New Roman"/>
                 <w:sz w:val="20"/>
                 <w:szCs w:val="20"/>
               </w:rPr>
-              <w:t>Token System</w:t>
+              <w:t>Token</w:t>
+            </w:r>
+            <w:proofErr w:type="spellEnd"/>
+            <w:r>
+              <w:rPr>
+                <w:rFonts w:ascii="Times New Roman" w:eastAsia="Times New Roman" w:hAnsi="Times New Roman" w:cs="Times New Roman"/>
+                <w:sz w:val="20"/>
+                <w:szCs w:val="20"/>
+              </w:rPr>
+              <w:t xml:space="preserve"> System</w:t>
             </w:r>
             <w:r>
               <w:rPr>
@@ -11211,13 +12944,41 @@
                 <w:szCs w:val="20"/>
               </w:rPr>
             </w:pPr>
+            <w:proofErr w:type="spellStart"/>
             <w:r>
               <w:rPr>
                 <w:rFonts w:ascii="Times New Roman" w:eastAsia="Times New Roman" w:hAnsi="Times New Roman" w:cs="Times New Roman"/>
                 <w:sz w:val="20"/>
                 <w:szCs w:val="20"/>
               </w:rPr>
-              <w:t xml:space="preserve">App Settings  </w:t>
+              <w:t>App</w:t>
+            </w:r>
+            <w:proofErr w:type="spellEnd"/>
+            <w:r>
+              <w:rPr>
+                <w:rFonts w:ascii="Times New Roman" w:eastAsia="Times New Roman" w:hAnsi="Times New Roman" w:cs="Times New Roman"/>
+                <w:sz w:val="20"/>
+                <w:szCs w:val="20"/>
+              </w:rPr>
+              <w:t xml:space="preserve"> </w:t>
+            </w:r>
+            <w:proofErr w:type="spellStart"/>
+            <w:r>
+              <w:rPr>
+                <w:rFonts w:ascii="Times New Roman" w:eastAsia="Times New Roman" w:hAnsi="Times New Roman" w:cs="Times New Roman"/>
+                <w:sz w:val="20"/>
+                <w:szCs w:val="20"/>
+              </w:rPr>
+              <w:t>Settings</w:t>
+            </w:r>
+            <w:proofErr w:type="spellEnd"/>
+            <w:r>
+              <w:rPr>
+                <w:rFonts w:ascii="Times New Roman" w:eastAsia="Times New Roman" w:hAnsi="Times New Roman" w:cs="Times New Roman"/>
+                <w:sz w:val="20"/>
+                <w:szCs w:val="20"/>
+              </w:rPr>
+              <w:t xml:space="preserve">  </w:t>
             </w:r>
           </w:p>
           <w:p>
@@ -11468,14 +13229,34 @@
                 <w:szCs w:val="24"/>
               </w:rPr>
             </w:pPr>
+            <w:proofErr w:type="spellStart"/>
             <w:r>
               <w:rPr>
                 <w:rFonts w:ascii="Times New Roman" w:eastAsia="Times New Roman" w:hAnsi="Times New Roman" w:cs="Times New Roman"/>
                 <w:sz w:val="20"/>
                 <w:szCs w:val="20"/>
               </w:rPr>
-              <w:t>Payment System</w:t>
+              <w:t>Payment</w:t>
             </w:r>
+            <w:proofErr w:type="spellEnd"/>
+            <w:r>
+              <w:rPr>
+                <w:rFonts w:ascii="Times New Roman" w:eastAsia="Times New Roman" w:hAnsi="Times New Roman" w:cs="Times New Roman"/>
+                <w:sz w:val="20"/>
+                <w:szCs w:val="20"/>
+              </w:rPr>
+              <w:t xml:space="preserve"> </w:t>
+            </w:r>
+            <w:proofErr w:type="spellStart"/>
+            <w:r>
+              <w:rPr>
+                <w:rFonts w:ascii="Times New Roman" w:eastAsia="Times New Roman" w:hAnsi="Times New Roman" w:cs="Times New Roman"/>
+                <w:sz w:val="20"/>
+                <w:szCs w:val="20"/>
+              </w:rPr>
+              <w:t>System</w:t>
+            </w:r>
+            <w:proofErr w:type="spellEnd"/>
             <w:r>
               <w:rPr>
                 <w:rFonts w:ascii="Times New Roman" w:eastAsia="Times New Roman" w:hAnsi="Times New Roman" w:cs="Times New Roman"/>
@@ -11714,14 +13495,34 @@
                 <w:szCs w:val="24"/>
               </w:rPr>
             </w:pPr>
+            <w:proofErr w:type="spellStart"/>
             <w:r>
               <w:rPr>
                 <w:rFonts w:ascii="Times New Roman" w:eastAsia="Times New Roman" w:hAnsi="Times New Roman" w:cs="Times New Roman"/>
                 <w:sz w:val="20"/>
                 <w:szCs w:val="20"/>
               </w:rPr>
-              <w:t>Artists posts interactions</w:t>
+              <w:t>Artists</w:t>
             </w:r>
+            <w:proofErr w:type="spellEnd"/>
+            <w:r>
+              <w:rPr>
+                <w:rFonts w:ascii="Times New Roman" w:eastAsia="Times New Roman" w:hAnsi="Times New Roman" w:cs="Times New Roman"/>
+                <w:sz w:val="20"/>
+                <w:szCs w:val="20"/>
+              </w:rPr>
+              <w:t xml:space="preserve"> posts </w:t>
+            </w:r>
+            <w:proofErr w:type="spellStart"/>
+            <w:r>
+              <w:rPr>
+                <w:rFonts w:ascii="Times New Roman" w:eastAsia="Times New Roman" w:hAnsi="Times New Roman" w:cs="Times New Roman"/>
+                <w:sz w:val="20"/>
+                <w:szCs w:val="20"/>
+              </w:rPr>
+              <w:t>interactions</w:t>
+            </w:r>
+            <w:proofErr w:type="spellEnd"/>
             <w:r>
               <w:rPr>
                 <w:rFonts w:ascii="Times New Roman" w:eastAsia="Times New Roman" w:hAnsi="Times New Roman" w:cs="Times New Roman"/>
@@ -13640,8 +15441,19 @@
           <w:sz w:val="24"/>
           <w:szCs w:val="24"/>
         </w:rPr>
-        <w:t>Cristea Bianca Stefania</w:t>
-      </w:r>
+        <w:t xml:space="preserve">Cristea Bianca </w:t>
+      </w:r>
+      <w:proofErr w:type="spellStart"/>
+      <w:r>
+        <w:rPr>
+          <w:rFonts w:ascii="Times New Roman" w:eastAsia="Times New Roman" w:hAnsi="Times New Roman" w:cs="Times New Roman"/>
+          <w:b/>
+          <w:sz w:val="24"/>
+          <w:szCs w:val="24"/>
+        </w:rPr>
+        <w:t>Stefania</w:t>
+      </w:r>
+      <w:proofErr w:type="spellEnd"/>
       <w:r>
         <w:rPr>
           <w:rFonts w:ascii="Times New Roman" w:eastAsia="Times New Roman" w:hAnsi="Times New Roman" w:cs="Times New Roman"/>
@@ -13662,6 +15474,7 @@
           <w:szCs w:val="24"/>
         </w:rPr>
       </w:pPr>
+      <w:proofErr w:type="spellStart"/>
       <w:r>
         <w:rPr>
           <w:rFonts w:ascii="Times New Roman" w:eastAsia="Times New Roman" w:hAnsi="Times New Roman" w:cs="Times New Roman"/>
@@ -13669,7 +15482,17 @@
           <w:sz w:val="24"/>
           <w:szCs w:val="24"/>
         </w:rPr>
-        <w:t>Agafiței Iuliana Mihaela</w:t>
+        <w:t>Agafiței</w:t>
+      </w:r>
+      <w:proofErr w:type="spellEnd"/>
+      <w:r>
+        <w:rPr>
+          <w:rFonts w:ascii="Times New Roman" w:eastAsia="Times New Roman" w:hAnsi="Times New Roman" w:cs="Times New Roman"/>
+          <w:b/>
+          <w:sz w:val="24"/>
+          <w:szCs w:val="24"/>
+        </w:rPr>
+        <w:t xml:space="preserve"> Iuliana Mihaela</w:t>
       </w:r>
       <w:r>
         <w:rPr>
@@ -13776,7 +15599,27 @@
           <w:sz w:val="24"/>
           <w:szCs w:val="24"/>
         </w:rPr>
-        <w:t>Teste unitare pentru API-ul de autentificare și 2FA</w:t>
+        <w:t>Teste unitare pentru API-</w:t>
+      </w:r>
+      <w:proofErr w:type="spellStart"/>
+      <w:r>
+        <w:rPr>
+          <w:rFonts w:ascii="Times New Roman" w:eastAsia="Times New Roman" w:hAnsi="Times New Roman" w:cs="Times New Roman"/>
+          <w:bCs/>
+          <w:sz w:val="24"/>
+          <w:szCs w:val="24"/>
+        </w:rPr>
+        <w:t>ul</w:t>
+      </w:r>
+      <w:proofErr w:type="spellEnd"/>
+      <w:r>
+        <w:rPr>
+          <w:rFonts w:ascii="Times New Roman" w:eastAsia="Times New Roman" w:hAnsi="Times New Roman" w:cs="Times New Roman"/>
+          <w:bCs/>
+          <w:sz w:val="24"/>
+          <w:szCs w:val="24"/>
+        </w:rPr>
+        <w:t xml:space="preserve"> de autentificare și 2FA</w:t>
       </w:r>
     </w:p>
     <w:p>
@@ -13800,6 +15643,7 @@
         </w:rPr>
         <w:t xml:space="preserve">Pentru a asigura calitatea și funcționalitatea corectă a API-ului de autentificare, am utilizat </w:t>
       </w:r>
+      <w:proofErr w:type="spellStart"/>
       <w:r>
         <w:rPr>
           <w:rFonts w:ascii="Times New Roman" w:eastAsia="Times New Roman" w:hAnsi="Times New Roman" w:cs="Times New Roman"/>
@@ -13810,6 +15654,7 @@
         </w:rPr>
         <w:t>Supertest</w:t>
       </w:r>
+      <w:proofErr w:type="spellEnd"/>
       <w:r>
         <w:rPr>
           <w:rFonts w:ascii="Times New Roman" w:eastAsia="Times New Roman" w:hAnsi="Times New Roman" w:cs="Times New Roman"/>
@@ -13872,7 +15717,27 @@
           <w:sz w:val="24"/>
           <w:szCs w:val="24"/>
         </w:rPr>
-        <w:t>: Testarea procesului de creare a unui cont nou, generarea token-ului JWT și a codului QR pentru autentificarea în doi pași (2FA).</w:t>
+        <w:t xml:space="preserve">: Testarea procesului de creare a unui cont nou, generarea </w:t>
+      </w:r>
+      <w:proofErr w:type="spellStart"/>
+      <w:r>
+        <w:rPr>
+          <w:rFonts w:ascii="Times New Roman" w:eastAsia="Times New Roman" w:hAnsi="Times New Roman" w:cs="Times New Roman"/>
+          <w:bCs/>
+          <w:sz w:val="24"/>
+          <w:szCs w:val="24"/>
+        </w:rPr>
+        <w:t>token</w:t>
+      </w:r>
+      <w:proofErr w:type="spellEnd"/>
+      <w:r>
+        <w:rPr>
+          <w:rFonts w:ascii="Times New Roman" w:eastAsia="Times New Roman" w:hAnsi="Times New Roman" w:cs="Times New Roman"/>
+          <w:bCs/>
+          <w:sz w:val="24"/>
+          <w:szCs w:val="24"/>
+        </w:rPr>
+        <w:t>-ului JWT și a codului QR pentru autentificarea în doi pași (2FA).</w:t>
       </w:r>
     </w:p>
     <w:p>
@@ -13966,7 +15831,47 @@
           <w:sz w:val="24"/>
           <w:szCs w:val="24"/>
         </w:rPr>
-        <w:t>: Verificarea login-ului utilizatorilor, inclusiv inclusiv 2FA.</w:t>
+        <w:t xml:space="preserve">: Verificarea </w:t>
+      </w:r>
+      <w:proofErr w:type="spellStart"/>
+      <w:r>
+        <w:rPr>
+          <w:rFonts w:ascii="Times New Roman" w:eastAsia="Times New Roman" w:hAnsi="Times New Roman" w:cs="Times New Roman"/>
+          <w:bCs/>
+          <w:sz w:val="24"/>
+          <w:szCs w:val="24"/>
+        </w:rPr>
+        <w:t>login</w:t>
+      </w:r>
+      <w:proofErr w:type="spellEnd"/>
+      <w:r>
+        <w:rPr>
+          <w:rFonts w:ascii="Times New Roman" w:eastAsia="Times New Roman" w:hAnsi="Times New Roman" w:cs="Times New Roman"/>
+          <w:bCs/>
+          <w:sz w:val="24"/>
+          <w:szCs w:val="24"/>
+        </w:rPr>
+        <w:t xml:space="preserve">-ului utilizatorilor, inclusiv </w:t>
+      </w:r>
+      <w:proofErr w:type="spellStart"/>
+      <w:r>
+        <w:rPr>
+          <w:rFonts w:ascii="Times New Roman" w:eastAsia="Times New Roman" w:hAnsi="Times New Roman" w:cs="Times New Roman"/>
+          <w:bCs/>
+          <w:sz w:val="24"/>
+          <w:szCs w:val="24"/>
+        </w:rPr>
+        <w:t>inclusiv</w:t>
+      </w:r>
+      <w:proofErr w:type="spellEnd"/>
+      <w:r>
+        <w:rPr>
+          <w:rFonts w:ascii="Times New Roman" w:eastAsia="Times New Roman" w:hAnsi="Times New Roman" w:cs="Times New Roman"/>
+          <w:bCs/>
+          <w:sz w:val="24"/>
+          <w:szCs w:val="24"/>
+        </w:rPr>
+        <w:t xml:space="preserve"> 2FA.</w:t>
       </w:r>
     </w:p>
     <w:p>
@@ -14102,6 +16007,7 @@
           <w:szCs w:val="24"/>
         </w:rPr>
       </w:pPr>
+      <w:proofErr w:type="spellStart"/>
       <w:r>
         <w:rPr>
           <w:rFonts w:ascii="Times New Roman" w:eastAsia="Times New Roman" w:hAnsi="Times New Roman" w:cs="Times New Roman"/>
@@ -14110,7 +16016,37 @@
           <w:szCs w:val="24"/>
         </w:rPr>
         <w:lastRenderedPageBreak/>
-        <w:t>Testara activării și dezactivării 2FA, precum și procesul de logout.</w:t>
+        <w:t>Testara</w:t>
+      </w:r>
+      <w:proofErr w:type="spellEnd"/>
+      <w:r>
+        <w:rPr>
+          <w:rFonts w:ascii="Times New Roman" w:eastAsia="Times New Roman" w:hAnsi="Times New Roman" w:cs="Times New Roman"/>
+          <w:bCs/>
+          <w:sz w:val="24"/>
+          <w:szCs w:val="24"/>
+        </w:rPr>
+        <w:t xml:space="preserve"> activării și dezactivării 2FA, precum și procesul de </w:t>
+      </w:r>
+      <w:proofErr w:type="spellStart"/>
+      <w:r>
+        <w:rPr>
+          <w:rFonts w:ascii="Times New Roman" w:eastAsia="Times New Roman" w:hAnsi="Times New Roman" w:cs="Times New Roman"/>
+          <w:bCs/>
+          <w:sz w:val="24"/>
+          <w:szCs w:val="24"/>
+        </w:rPr>
+        <w:t>logout</w:t>
+      </w:r>
+      <w:proofErr w:type="spellEnd"/>
+      <w:r>
+        <w:rPr>
+          <w:rFonts w:ascii="Times New Roman" w:eastAsia="Times New Roman" w:hAnsi="Times New Roman" w:cs="Times New Roman"/>
+          <w:bCs/>
+          <w:sz w:val="24"/>
+          <w:szCs w:val="24"/>
+        </w:rPr>
+        <w:t>.</w:t>
       </w:r>
     </w:p>
     <w:p>
@@ -14181,6 +16117,7 @@
           <w:szCs w:val="24"/>
         </w:rPr>
       </w:pPr>
+      <w:proofErr w:type="spellStart"/>
       <w:r>
         <w:rPr>
           <w:rFonts w:ascii="Times New Roman" w:eastAsia="Times New Roman" w:hAnsi="Times New Roman" w:cs="Times New Roman"/>
@@ -14189,7 +16126,17 @@
           <w:szCs w:val="24"/>
         </w:rPr>
         <w:lastRenderedPageBreak/>
-        <w:t>Middleware-ul de autorizare</w:t>
+        <w:t>Middleware-ul</w:t>
+      </w:r>
+      <w:proofErr w:type="spellEnd"/>
+      <w:r>
+        <w:rPr>
+          <w:rFonts w:ascii="Times New Roman" w:eastAsia="Times New Roman" w:hAnsi="Times New Roman" w:cs="Times New Roman"/>
+          <w:bCs/>
+          <w:sz w:val="24"/>
+          <w:szCs w:val="24"/>
+        </w:rPr>
+        <w:t xml:space="preserve"> de autorizare</w:t>
       </w:r>
     </w:p>
     <w:p>
@@ -14247,7 +16194,47 @@
           <w:sz w:val="24"/>
           <w:szCs w:val="24"/>
         </w:rPr>
-        <w:t>Răspunsul middleware-ului în cazul lipsei token-ului.</w:t>
+        <w:t xml:space="preserve">Răspunsul </w:t>
+      </w:r>
+      <w:proofErr w:type="spellStart"/>
+      <w:r>
+        <w:rPr>
+          <w:rFonts w:ascii="Times New Roman" w:eastAsia="Times New Roman" w:hAnsi="Times New Roman" w:cs="Times New Roman"/>
+          <w:bCs/>
+          <w:sz w:val="24"/>
+          <w:szCs w:val="24"/>
+        </w:rPr>
+        <w:t>middleware</w:t>
+      </w:r>
+      <w:proofErr w:type="spellEnd"/>
+      <w:r>
+        <w:rPr>
+          <w:rFonts w:ascii="Times New Roman" w:eastAsia="Times New Roman" w:hAnsi="Times New Roman" w:cs="Times New Roman"/>
+          <w:bCs/>
+          <w:sz w:val="24"/>
+          <w:szCs w:val="24"/>
+        </w:rPr>
+        <w:t xml:space="preserve">-ului în cazul lipsei </w:t>
+      </w:r>
+      <w:proofErr w:type="spellStart"/>
+      <w:r>
+        <w:rPr>
+          <w:rFonts w:ascii="Times New Roman" w:eastAsia="Times New Roman" w:hAnsi="Times New Roman" w:cs="Times New Roman"/>
+          <w:bCs/>
+          <w:sz w:val="24"/>
+          <w:szCs w:val="24"/>
+        </w:rPr>
+        <w:t>token</w:t>
+      </w:r>
+      <w:proofErr w:type="spellEnd"/>
+      <w:r>
+        <w:rPr>
+          <w:rFonts w:ascii="Times New Roman" w:eastAsia="Times New Roman" w:hAnsi="Times New Roman" w:cs="Times New Roman"/>
+          <w:bCs/>
+          <w:sz w:val="24"/>
+          <w:szCs w:val="24"/>
+        </w:rPr>
+        <w:t>-ului.</w:t>
       </w:r>
     </w:p>
     <w:p>
@@ -14275,7 +16262,27 @@
           <w:sz w:val="24"/>
           <w:szCs w:val="24"/>
         </w:rPr>
-        <w:t>Validarea token-urilor invalid</w:t>
+        <w:t xml:space="preserve">Validarea </w:t>
+      </w:r>
+      <w:proofErr w:type="spellStart"/>
+      <w:r>
+        <w:rPr>
+          <w:rFonts w:ascii="Times New Roman" w:eastAsia="Times New Roman" w:hAnsi="Times New Roman" w:cs="Times New Roman"/>
+          <w:bCs/>
+          <w:sz w:val="24"/>
+          <w:szCs w:val="24"/>
+        </w:rPr>
+        <w:t>token</w:t>
+      </w:r>
+      <w:proofErr w:type="spellEnd"/>
+      <w:r>
+        <w:rPr>
+          <w:rFonts w:ascii="Times New Roman" w:eastAsia="Times New Roman" w:hAnsi="Times New Roman" w:cs="Times New Roman"/>
+          <w:bCs/>
+          <w:sz w:val="24"/>
+          <w:szCs w:val="24"/>
+        </w:rPr>
+        <w:t>-urilor invalid</w:t>
       </w:r>
       <w:r>
         <w:rPr>
@@ -14321,7 +16328,27 @@
           <w:sz w:val="24"/>
           <w:szCs w:val="24"/>
         </w:rPr>
-        <w:t>Autorizarea cu un token valid</w:t>
+        <w:t xml:space="preserve">Autorizarea cu un </w:t>
+      </w:r>
+      <w:proofErr w:type="spellStart"/>
+      <w:r>
+        <w:rPr>
+          <w:rFonts w:ascii="Times New Roman" w:eastAsia="Times New Roman" w:hAnsi="Times New Roman" w:cs="Times New Roman"/>
+          <w:bCs/>
+          <w:sz w:val="24"/>
+          <w:szCs w:val="24"/>
+        </w:rPr>
+        <w:t>token</w:t>
+      </w:r>
+      <w:proofErr w:type="spellEnd"/>
+      <w:r>
+        <w:rPr>
+          <w:rFonts w:ascii="Times New Roman" w:eastAsia="Times New Roman" w:hAnsi="Times New Roman" w:cs="Times New Roman"/>
+          <w:bCs/>
+          <w:sz w:val="24"/>
+          <w:szCs w:val="24"/>
+        </w:rPr>
+        <w:t xml:space="preserve"> valid</w:t>
       </w:r>
       <w:r>
         <w:rPr>
@@ -14589,7 +16616,27 @@
           <w:sz w:val="24"/>
           <w:szCs w:val="24"/>
         </w:rPr>
-        <w:t>Teste pentru User Controller:</w:t>
+        <w:t xml:space="preserve">Teste pentru </w:t>
+      </w:r>
+      <w:proofErr w:type="spellStart"/>
+      <w:r>
+        <w:rPr>
+          <w:rFonts w:ascii="Times New Roman" w:eastAsia="Times New Roman" w:hAnsi="Times New Roman" w:cs="Times New Roman"/>
+          <w:bCs/>
+          <w:sz w:val="24"/>
+          <w:szCs w:val="24"/>
+        </w:rPr>
+        <w:t>User</w:t>
+      </w:r>
+      <w:proofErr w:type="spellEnd"/>
+      <w:r>
+        <w:rPr>
+          <w:rFonts w:ascii="Times New Roman" w:eastAsia="Times New Roman" w:hAnsi="Times New Roman" w:cs="Times New Roman"/>
+          <w:bCs/>
+          <w:sz w:val="24"/>
+          <w:szCs w:val="24"/>
+        </w:rPr>
+        <w:t xml:space="preserve"> Controller:</w:t>
       </w:r>
     </w:p>
     <w:p>
@@ -15066,20 +17113,19 @@
           <w:sz w:val="28"/>
           <w:szCs w:val="28"/>
         </w:rPr>
-        <w:t>Procentul de coverage</w:t>
-      </w:r>
-    </w:p>
-    <w:p>
-      <w:pPr>
-        <w:spacing w:line="360" w:lineRule="auto"/>
-        <w:jc w:val="both"/>
+        <w:t xml:space="preserve">Procentul de </w:t>
+      </w:r>
+      <w:proofErr w:type="spellStart"/>
+      <w:r>
         <w:rPr>
           <w:rFonts w:ascii="Times New Roman" w:eastAsia="Times New Roman" w:hAnsi="Times New Roman" w:cs="Times New Roman"/>
           <w:b/>
           <w:sz w:val="28"/>
           <w:szCs w:val="28"/>
         </w:rPr>
-      </w:pPr>
+        <w:t>coverage</w:t>
+      </w:r>
+      <w:proofErr w:type="spellEnd"/>
     </w:p>
     <w:p>
       <w:pPr>
@@ -15191,10 +17237,6 @@
     </w:p>
     <w:p>
       <w:pPr>
-        <w:numPr>
-          <w:ilvl w:val="0"/>
-          <w:numId w:val="12"/>
-        </w:numPr>
         <w:spacing w:line="360" w:lineRule="auto"/>
         <w:jc w:val="both"/>
         <w:rPr>
@@ -15204,34 +17246,33 @@
           <w:szCs w:val="28"/>
         </w:rPr>
       </w:pPr>
-      <w:r>
+    </w:p>
+    <w:p>
+      <w:pPr>
+        <w:numPr>
+          <w:ilvl w:val="0"/>
+          <w:numId w:val="12"/>
+        </w:numPr>
+        <w:spacing w:line="360" w:lineRule="auto"/>
+        <w:jc w:val="both"/>
         <w:rPr>
           <w:rFonts w:ascii="Times New Roman" w:eastAsia="Times New Roman" w:hAnsi="Times New Roman" w:cs="Times New Roman"/>
           <w:b/>
           <w:sz w:val="28"/>
           <w:szCs w:val="28"/>
         </w:rPr>
-        <w:lastRenderedPageBreak/>
-        <w:t>Test Driven Development (TDD)</w:t>
-      </w:r>
-    </w:p>
-    <w:p>
-      <w:pPr>
-        <w:numPr>
-          <w:ilvl w:val="1"/>
-          <w:numId w:val="12"/>
-        </w:numPr>
-        <w:spacing w:after="0" w:line="360" w:lineRule="auto"/>
-        <w:jc w:val="both"/>
+      </w:pPr>
+      <w:r>
         <w:rPr>
           <w:rFonts w:ascii="Times New Roman" w:eastAsia="Times New Roman" w:hAnsi="Times New Roman" w:cs="Times New Roman"/>
           <w:b/>
           <w:sz w:val="28"/>
           <w:szCs w:val="28"/>
         </w:rPr>
-      </w:pPr>
-      <w:bookmarkStart w:id="25" w:name="2bn6wsx" w:colFirst="0" w:colLast="0"/>
-      <w:bookmarkEnd w:id="25"/>
+        <w:lastRenderedPageBreak/>
+        <w:t xml:space="preserve">Test </w:t>
+      </w:r>
+      <w:proofErr w:type="spellStart"/>
       <w:r>
         <w:rPr>
           <w:rFonts w:ascii="Times New Roman" w:eastAsia="Times New Roman" w:hAnsi="Times New Roman" w:cs="Times New Roman"/>
@@ -15239,166 +17280,19 @@
           <w:sz w:val="28"/>
           <w:szCs w:val="28"/>
         </w:rPr>
-        <w:t>Avantaje</w:t>
-      </w:r>
-    </w:p>
-    <w:p>
-      <w:pPr>
-        <w:numPr>
-          <w:ilvl w:val="0"/>
-          <w:numId w:val="9"/>
-        </w:numPr>
-        <w:shd w:val="clear" w:color="auto" w:fill="FFFFFF"/>
-        <w:spacing w:after="0" w:line="360" w:lineRule="auto"/>
-        <w:jc w:val="both"/>
-        <w:rPr>
-          <w:rFonts w:ascii="Times New Roman" w:eastAsia="Times New Roman" w:hAnsi="Times New Roman" w:cs="Times New Roman"/>
-          <w:sz w:val="24"/>
-          <w:szCs w:val="24"/>
-        </w:rPr>
-      </w:pPr>
-      <w:r>
-        <w:rPr>
-          <w:rFonts w:ascii="Times New Roman" w:eastAsia="Times New Roman" w:hAnsi="Times New Roman" w:cs="Times New Roman"/>
-          <w:sz w:val="24"/>
-          <w:szCs w:val="24"/>
-        </w:rPr>
-        <w:t xml:space="preserve">Clean Code &amp; organized: testele au fost scrise înainte de implementarea funcționalităților, pentru a reduce timpul necesar refactorizării pe termen lung și pentru a ne concentra exact pe cerințele impuse, evitând astfel adăugarea unor funcționalități complexe și inutile. </w:t>
-      </w:r>
-    </w:p>
-    <w:p>
-      <w:pPr>
-        <w:numPr>
-          <w:ilvl w:val="0"/>
-          <w:numId w:val="9"/>
-        </w:numPr>
-        <w:shd w:val="clear" w:color="auto" w:fill="FFFFFF"/>
-        <w:spacing w:after="0" w:line="360" w:lineRule="auto"/>
-        <w:jc w:val="both"/>
-        <w:rPr>
-          <w:rFonts w:ascii="Times New Roman" w:eastAsia="Times New Roman" w:hAnsi="Times New Roman" w:cs="Times New Roman"/>
-          <w:sz w:val="24"/>
-          <w:szCs w:val="24"/>
-        </w:rPr>
-      </w:pPr>
-      <w:r>
-        <w:rPr>
-          <w:rFonts w:ascii="Times New Roman" w:eastAsia="Times New Roman" w:hAnsi="Times New Roman" w:cs="Times New Roman"/>
-          <w:sz w:val="24"/>
-          <w:szCs w:val="24"/>
-        </w:rPr>
-        <w:t>Prin scrierea testelor înainte de implementarea propriu-zisă, am reușit să evităm erorile care ar fi putut apărea în timpul implementării directe a task-ului. De exemplu, dacă nu am fi scris mai întâi testele pentru autentificare, nu ne-am fi gândit să validăm și formatul standard al adresei de email.</w:t>
-      </w:r>
-      <w:r>
-        <w:rPr>
-          <w:rFonts w:ascii="Times New Roman" w:eastAsia="Times New Roman" w:hAnsi="Times New Roman" w:cs="Times New Roman"/>
-          <w:sz w:val="24"/>
-          <w:szCs w:val="24"/>
-        </w:rPr>
-        <w:tab/>
-      </w:r>
-    </w:p>
-    <w:p>
-      <w:pPr>
-        <w:numPr>
-          <w:ilvl w:val="0"/>
-          <w:numId w:val="9"/>
-        </w:numPr>
-        <w:shd w:val="clear" w:color="auto" w:fill="FFFFFF"/>
-        <w:spacing w:after="0" w:line="360" w:lineRule="auto"/>
-        <w:jc w:val="both"/>
-        <w:rPr>
-          <w:rFonts w:ascii="Times New Roman" w:eastAsia="Times New Roman" w:hAnsi="Times New Roman" w:cs="Times New Roman"/>
-          <w:sz w:val="24"/>
-          <w:szCs w:val="24"/>
-        </w:rPr>
-      </w:pPr>
-      <w:r>
-        <w:rPr>
-          <w:rFonts w:ascii="Times New Roman" w:eastAsia="Times New Roman" w:hAnsi="Times New Roman" w:cs="Times New Roman"/>
-          <w:sz w:val="24"/>
-          <w:szCs w:val="24"/>
-        </w:rPr>
-        <w:t xml:space="preserve">Design modular: fiecare funcționalitate a fost testată individual prin teste unitare, facilitând astfel o întreținere eficientă a codului pe termen lung. </w:t>
-      </w:r>
-    </w:p>
-    <w:p>
-      <w:pPr>
-        <w:numPr>
-          <w:ilvl w:val="0"/>
-          <w:numId w:val="9"/>
-        </w:numPr>
-        <w:shd w:val="clear" w:color="auto" w:fill="FFFFFF"/>
-        <w:spacing w:after="0" w:line="360" w:lineRule="auto"/>
-        <w:jc w:val="both"/>
-        <w:rPr>
-          <w:rFonts w:ascii="Times New Roman" w:eastAsia="Times New Roman" w:hAnsi="Times New Roman" w:cs="Times New Roman"/>
-          <w:sz w:val="24"/>
-          <w:szCs w:val="24"/>
-        </w:rPr>
-      </w:pPr>
-      <w:r>
-        <w:rPr>
-          <w:rFonts w:ascii="Times New Roman" w:eastAsia="Times New Roman" w:hAnsi="Times New Roman" w:cs="Times New Roman"/>
-          <w:sz w:val="24"/>
-          <w:szCs w:val="24"/>
-        </w:rPr>
-        <w:t xml:space="preserve">Suport implicit pentru noii membri ai echipei: Testele vor servi drept ghid pentru noii programatori, demonstrând modul în care ar trebui să funcționeze aplicația, chiar dacă nu cunosc întregul cod. </w:t>
-      </w:r>
-    </w:p>
-    <w:p>
-      <w:pPr>
-        <w:numPr>
-          <w:ilvl w:val="0"/>
-          <w:numId w:val="9"/>
-        </w:numPr>
-        <w:shd w:val="clear" w:color="auto" w:fill="FFFFFF"/>
-        <w:spacing w:line="360" w:lineRule="auto"/>
-        <w:jc w:val="both"/>
-        <w:rPr>
-          <w:rFonts w:ascii="Times New Roman" w:eastAsia="Times New Roman" w:hAnsi="Times New Roman" w:cs="Times New Roman"/>
-          <w:sz w:val="24"/>
-          <w:szCs w:val="24"/>
-        </w:rPr>
-      </w:pPr>
-      <w:r>
-        <w:rPr>
-          <w:rFonts w:ascii="Times New Roman" w:eastAsia="Times New Roman" w:hAnsi="Times New Roman" w:cs="Times New Roman"/>
-          <w:sz w:val="24"/>
-          <w:szCs w:val="24"/>
-        </w:rPr>
-        <w:t xml:space="preserve">Prin utilizarea testelor automate, ne putem asigura că funcționalitățile aplicației noastre respectă cerințele și că modificările ulterioare aduse codului nu vor introduce erori noi. </w:t>
-      </w:r>
-    </w:p>
-    <w:p>
-      <w:pPr>
-        <w:shd w:val="clear" w:color="auto" w:fill="FFFFFF"/>
-        <w:spacing w:line="360" w:lineRule="auto"/>
-        <w:jc w:val="both"/>
-        <w:rPr>
-          <w:rFonts w:ascii="Times New Roman" w:eastAsia="Times New Roman" w:hAnsi="Times New Roman" w:cs="Times New Roman"/>
-          <w:sz w:val="24"/>
-          <w:szCs w:val="24"/>
-        </w:rPr>
-      </w:pPr>
-    </w:p>
-    <w:p>
-      <w:pPr>
-        <w:numPr>
-          <w:ilvl w:val="1"/>
-          <w:numId w:val="12"/>
-        </w:numPr>
-        <w:spacing w:after="0" w:line="360" w:lineRule="auto"/>
-        <w:jc w:val="both"/>
+        <w:t>Driven</w:t>
+      </w:r>
+      <w:proofErr w:type="spellEnd"/>
+      <w:r>
         <w:rPr>
           <w:rFonts w:ascii="Times New Roman" w:eastAsia="Times New Roman" w:hAnsi="Times New Roman" w:cs="Times New Roman"/>
           <w:b/>
           <w:sz w:val="28"/>
           <w:szCs w:val="28"/>
         </w:rPr>
-      </w:pPr>
-      <w:bookmarkStart w:id="26" w:name="qsh70q" w:colFirst="0" w:colLast="0"/>
-      <w:bookmarkEnd w:id="26"/>
+        <w:t xml:space="preserve"> </w:t>
+      </w:r>
+      <w:proofErr w:type="spellStart"/>
       <w:r>
         <w:rPr>
           <w:rFonts w:ascii="Times New Roman" w:eastAsia="Times New Roman" w:hAnsi="Times New Roman" w:cs="Times New Roman"/>
@@ -15406,6 +17300,246 @@
           <w:sz w:val="28"/>
           <w:szCs w:val="28"/>
         </w:rPr>
+        <w:t>Development</w:t>
+      </w:r>
+      <w:proofErr w:type="spellEnd"/>
+      <w:r>
+        <w:rPr>
+          <w:rFonts w:ascii="Times New Roman" w:eastAsia="Times New Roman" w:hAnsi="Times New Roman" w:cs="Times New Roman"/>
+          <w:b/>
+          <w:sz w:val="28"/>
+          <w:szCs w:val="28"/>
+        </w:rPr>
+        <w:t xml:space="preserve"> (TDD)</w:t>
+      </w:r>
+    </w:p>
+    <w:p>
+      <w:pPr>
+        <w:numPr>
+          <w:ilvl w:val="1"/>
+          <w:numId w:val="12"/>
+        </w:numPr>
+        <w:spacing w:after="0" w:line="360" w:lineRule="auto"/>
+        <w:jc w:val="both"/>
+        <w:rPr>
+          <w:rFonts w:ascii="Times New Roman" w:eastAsia="Times New Roman" w:hAnsi="Times New Roman" w:cs="Times New Roman"/>
+          <w:b/>
+          <w:sz w:val="28"/>
+          <w:szCs w:val="28"/>
+        </w:rPr>
+      </w:pPr>
+      <w:bookmarkStart w:id="25" w:name="2bn6wsx" w:colFirst="0" w:colLast="0"/>
+      <w:bookmarkEnd w:id="25"/>
+      <w:r>
+        <w:rPr>
+          <w:rFonts w:ascii="Times New Roman" w:eastAsia="Times New Roman" w:hAnsi="Times New Roman" w:cs="Times New Roman"/>
+          <w:b/>
+          <w:sz w:val="28"/>
+          <w:szCs w:val="28"/>
+        </w:rPr>
+        <w:t>Avantaje</w:t>
+      </w:r>
+    </w:p>
+    <w:p>
+      <w:pPr>
+        <w:numPr>
+          <w:ilvl w:val="0"/>
+          <w:numId w:val="9"/>
+        </w:numPr>
+        <w:shd w:val="clear" w:color="auto" w:fill="FFFFFF"/>
+        <w:spacing w:after="0" w:line="360" w:lineRule="auto"/>
+        <w:jc w:val="both"/>
+        <w:rPr>
+          <w:rFonts w:ascii="Times New Roman" w:eastAsia="Times New Roman" w:hAnsi="Times New Roman" w:cs="Times New Roman"/>
+          <w:sz w:val="24"/>
+          <w:szCs w:val="24"/>
+        </w:rPr>
+      </w:pPr>
+      <w:r>
+        <w:rPr>
+          <w:rFonts w:ascii="Times New Roman" w:eastAsia="Times New Roman" w:hAnsi="Times New Roman" w:cs="Times New Roman"/>
+          <w:sz w:val="24"/>
+          <w:szCs w:val="24"/>
+        </w:rPr>
+        <w:t xml:space="preserve">Clean Code &amp; </w:t>
+      </w:r>
+      <w:proofErr w:type="spellStart"/>
+      <w:r>
+        <w:rPr>
+          <w:rFonts w:ascii="Times New Roman" w:eastAsia="Times New Roman" w:hAnsi="Times New Roman" w:cs="Times New Roman"/>
+          <w:sz w:val="24"/>
+          <w:szCs w:val="24"/>
+        </w:rPr>
+        <w:t>organized</w:t>
+      </w:r>
+      <w:proofErr w:type="spellEnd"/>
+      <w:r>
+        <w:rPr>
+          <w:rFonts w:ascii="Times New Roman" w:eastAsia="Times New Roman" w:hAnsi="Times New Roman" w:cs="Times New Roman"/>
+          <w:sz w:val="24"/>
+          <w:szCs w:val="24"/>
+        </w:rPr>
+        <w:t xml:space="preserve">: testele au fost scrise înainte de implementarea funcționalităților, pentru a reduce timpul necesar </w:t>
+      </w:r>
+      <w:proofErr w:type="spellStart"/>
+      <w:r>
+        <w:rPr>
+          <w:rFonts w:ascii="Times New Roman" w:eastAsia="Times New Roman" w:hAnsi="Times New Roman" w:cs="Times New Roman"/>
+          <w:sz w:val="24"/>
+          <w:szCs w:val="24"/>
+        </w:rPr>
+        <w:t>refactorizării</w:t>
+      </w:r>
+      <w:proofErr w:type="spellEnd"/>
+      <w:r>
+        <w:rPr>
+          <w:rFonts w:ascii="Times New Roman" w:eastAsia="Times New Roman" w:hAnsi="Times New Roman" w:cs="Times New Roman"/>
+          <w:sz w:val="24"/>
+          <w:szCs w:val="24"/>
+        </w:rPr>
+        <w:t xml:space="preserve"> pe termen lung și pentru a ne concentra exact pe cerințele impuse, evitând astfel adăugarea unor funcționalități complexe și inutile. </w:t>
+      </w:r>
+    </w:p>
+    <w:p>
+      <w:pPr>
+        <w:numPr>
+          <w:ilvl w:val="0"/>
+          <w:numId w:val="9"/>
+        </w:numPr>
+        <w:shd w:val="clear" w:color="auto" w:fill="FFFFFF"/>
+        <w:spacing w:after="0" w:line="360" w:lineRule="auto"/>
+        <w:jc w:val="both"/>
+        <w:rPr>
+          <w:rFonts w:ascii="Times New Roman" w:eastAsia="Times New Roman" w:hAnsi="Times New Roman" w:cs="Times New Roman"/>
+          <w:sz w:val="24"/>
+          <w:szCs w:val="24"/>
+        </w:rPr>
+      </w:pPr>
+      <w:r>
+        <w:rPr>
+          <w:rFonts w:ascii="Times New Roman" w:eastAsia="Times New Roman" w:hAnsi="Times New Roman" w:cs="Times New Roman"/>
+          <w:sz w:val="24"/>
+          <w:szCs w:val="24"/>
+        </w:rPr>
+        <w:t>Prin scrierea testelor înainte de implementarea propriu-zisă, am reușit să evităm erorile care ar fi putut apărea în timpul implementării directe a task-ului. De exemplu, dacă nu am fi scris mai întâi testele pentru autentificare, nu ne-am fi gândit să validăm și formatul standard al adresei de email.</w:t>
+      </w:r>
+      <w:r>
+        <w:rPr>
+          <w:rFonts w:ascii="Times New Roman" w:eastAsia="Times New Roman" w:hAnsi="Times New Roman" w:cs="Times New Roman"/>
+          <w:sz w:val="24"/>
+          <w:szCs w:val="24"/>
+        </w:rPr>
+        <w:tab/>
+      </w:r>
+    </w:p>
+    <w:p>
+      <w:pPr>
+        <w:numPr>
+          <w:ilvl w:val="0"/>
+          <w:numId w:val="9"/>
+        </w:numPr>
+        <w:shd w:val="clear" w:color="auto" w:fill="FFFFFF"/>
+        <w:spacing w:after="0" w:line="360" w:lineRule="auto"/>
+        <w:jc w:val="both"/>
+        <w:rPr>
+          <w:rFonts w:ascii="Times New Roman" w:eastAsia="Times New Roman" w:hAnsi="Times New Roman" w:cs="Times New Roman"/>
+          <w:sz w:val="24"/>
+          <w:szCs w:val="24"/>
+        </w:rPr>
+      </w:pPr>
+      <w:r>
+        <w:rPr>
+          <w:rFonts w:ascii="Times New Roman" w:eastAsia="Times New Roman" w:hAnsi="Times New Roman" w:cs="Times New Roman"/>
+          <w:sz w:val="24"/>
+          <w:szCs w:val="24"/>
+        </w:rPr>
+        <w:t xml:space="preserve">Design modular: fiecare funcționalitate a fost testată individual prin teste unitare, facilitând astfel o întreținere eficientă a codului pe termen lung. </w:t>
+      </w:r>
+    </w:p>
+    <w:p>
+      <w:pPr>
+        <w:numPr>
+          <w:ilvl w:val="0"/>
+          <w:numId w:val="9"/>
+        </w:numPr>
+        <w:shd w:val="clear" w:color="auto" w:fill="FFFFFF"/>
+        <w:spacing w:after="0" w:line="360" w:lineRule="auto"/>
+        <w:jc w:val="both"/>
+        <w:rPr>
+          <w:rFonts w:ascii="Times New Roman" w:eastAsia="Times New Roman" w:hAnsi="Times New Roman" w:cs="Times New Roman"/>
+          <w:sz w:val="24"/>
+          <w:szCs w:val="24"/>
+        </w:rPr>
+      </w:pPr>
+      <w:r>
+        <w:rPr>
+          <w:rFonts w:ascii="Times New Roman" w:eastAsia="Times New Roman" w:hAnsi="Times New Roman" w:cs="Times New Roman"/>
+          <w:sz w:val="24"/>
+          <w:szCs w:val="24"/>
+        </w:rPr>
+        <w:t xml:space="preserve">Suport implicit pentru noii membri ai echipei: Testele vor servi drept ghid pentru noii programatori, demonstrând modul în care ar trebui să funcționeze aplicația, chiar dacă nu cunosc întregul cod. </w:t>
+      </w:r>
+    </w:p>
+    <w:p>
+      <w:pPr>
+        <w:numPr>
+          <w:ilvl w:val="0"/>
+          <w:numId w:val="9"/>
+        </w:numPr>
+        <w:shd w:val="clear" w:color="auto" w:fill="FFFFFF"/>
+        <w:spacing w:line="360" w:lineRule="auto"/>
+        <w:jc w:val="both"/>
+        <w:rPr>
+          <w:rFonts w:ascii="Times New Roman" w:eastAsia="Times New Roman" w:hAnsi="Times New Roman" w:cs="Times New Roman"/>
+          <w:sz w:val="24"/>
+          <w:szCs w:val="24"/>
+        </w:rPr>
+      </w:pPr>
+      <w:r>
+        <w:rPr>
+          <w:rFonts w:ascii="Times New Roman" w:eastAsia="Times New Roman" w:hAnsi="Times New Roman" w:cs="Times New Roman"/>
+          <w:sz w:val="24"/>
+          <w:szCs w:val="24"/>
+        </w:rPr>
+        <w:t xml:space="preserve">Prin utilizarea testelor automate, ne putem asigura că funcționalitățile aplicației noastre respectă cerințele și că modificările ulterioare aduse codului nu vor introduce erori noi. </w:t>
+      </w:r>
+    </w:p>
+    <w:p>
+      <w:pPr>
+        <w:shd w:val="clear" w:color="auto" w:fill="FFFFFF"/>
+        <w:spacing w:line="360" w:lineRule="auto"/>
+        <w:jc w:val="both"/>
+        <w:rPr>
+          <w:rFonts w:ascii="Times New Roman" w:eastAsia="Times New Roman" w:hAnsi="Times New Roman" w:cs="Times New Roman"/>
+          <w:sz w:val="24"/>
+          <w:szCs w:val="24"/>
+        </w:rPr>
+      </w:pPr>
+    </w:p>
+    <w:p>
+      <w:pPr>
+        <w:numPr>
+          <w:ilvl w:val="1"/>
+          <w:numId w:val="12"/>
+        </w:numPr>
+        <w:spacing w:after="0" w:line="360" w:lineRule="auto"/>
+        <w:jc w:val="both"/>
+        <w:rPr>
+          <w:rFonts w:ascii="Times New Roman" w:eastAsia="Times New Roman" w:hAnsi="Times New Roman" w:cs="Times New Roman"/>
+          <w:b/>
+          <w:sz w:val="28"/>
+          <w:szCs w:val="28"/>
+        </w:rPr>
+      </w:pPr>
+      <w:bookmarkStart w:id="26" w:name="qsh70q" w:colFirst="0" w:colLast="0"/>
+      <w:bookmarkEnd w:id="26"/>
+      <w:r>
+        <w:rPr>
+          <w:rFonts w:ascii="Times New Roman" w:eastAsia="Times New Roman" w:hAnsi="Times New Roman" w:cs="Times New Roman"/>
+          <w:b/>
+          <w:sz w:val="28"/>
+          <w:szCs w:val="28"/>
+        </w:rPr>
         <w:t>Dezavantaje</w:t>
       </w:r>
     </w:p>
@@ -15430,7 +17564,25 @@
           <w:sz w:val="24"/>
           <w:szCs w:val="24"/>
         </w:rPr>
-        <w:t xml:space="preserve">Timpul de dezvoltare al task-urilor a crescut ușor față de estimarea inițială, deoarece am prioritizat scrierea testelor înainte de implementarea propriu-zisă. </w:t>
+        <w:t xml:space="preserve">Timpul de dezvoltare al task-urilor a crescut ușor față de estimarea inițială, deoarece am </w:t>
+      </w:r>
+      <w:proofErr w:type="spellStart"/>
+      <w:r>
+        <w:rPr>
+          <w:rFonts w:ascii="Times New Roman" w:eastAsia="Times New Roman" w:hAnsi="Times New Roman" w:cs="Times New Roman"/>
+          <w:sz w:val="24"/>
+          <w:szCs w:val="24"/>
+        </w:rPr>
+        <w:t>prioritizat</w:t>
+      </w:r>
+      <w:proofErr w:type="spellEnd"/>
+      <w:r>
+        <w:rPr>
+          <w:rFonts w:ascii="Times New Roman" w:eastAsia="Times New Roman" w:hAnsi="Times New Roman" w:cs="Times New Roman"/>
+          <w:sz w:val="24"/>
+          <w:szCs w:val="24"/>
+        </w:rPr>
+        <w:t xml:space="preserve"> scrierea testelor înainte de implementarea propriu-zisă. </w:t>
       </w:r>
     </w:p>
     <w:p>
@@ -15454,7 +17606,43 @@
           <w:sz w:val="24"/>
           <w:szCs w:val="24"/>
         </w:rPr>
-        <w:t xml:space="preserve">Procesul de familiarizare cu metodologia Test Driven Development nu a fost ușor la început. A trebuit să învățăm cum să scriem teste eficient și să ne obișnuim cu scrierea testelor înainte de implementarea codului. </w:t>
+        <w:t xml:space="preserve">Procesul de familiarizare cu metodologia Test </w:t>
+      </w:r>
+      <w:proofErr w:type="spellStart"/>
+      <w:r>
+        <w:rPr>
+          <w:rFonts w:ascii="Times New Roman" w:eastAsia="Times New Roman" w:hAnsi="Times New Roman" w:cs="Times New Roman"/>
+          <w:sz w:val="24"/>
+          <w:szCs w:val="24"/>
+        </w:rPr>
+        <w:t>Driven</w:t>
+      </w:r>
+      <w:proofErr w:type="spellEnd"/>
+      <w:r>
+        <w:rPr>
+          <w:rFonts w:ascii="Times New Roman" w:eastAsia="Times New Roman" w:hAnsi="Times New Roman" w:cs="Times New Roman"/>
+          <w:sz w:val="24"/>
+          <w:szCs w:val="24"/>
+        </w:rPr>
+        <w:t xml:space="preserve"> </w:t>
+      </w:r>
+      <w:proofErr w:type="spellStart"/>
+      <w:r>
+        <w:rPr>
+          <w:rFonts w:ascii="Times New Roman" w:eastAsia="Times New Roman" w:hAnsi="Times New Roman" w:cs="Times New Roman"/>
+          <w:sz w:val="24"/>
+          <w:szCs w:val="24"/>
+        </w:rPr>
+        <w:t>Development</w:t>
+      </w:r>
+      <w:proofErr w:type="spellEnd"/>
+      <w:r>
+        <w:rPr>
+          <w:rFonts w:ascii="Times New Roman" w:eastAsia="Times New Roman" w:hAnsi="Times New Roman" w:cs="Times New Roman"/>
+          <w:sz w:val="24"/>
+          <w:szCs w:val="24"/>
+        </w:rPr>
+        <w:t xml:space="preserve"> nu a fost ușor la început. A trebuit să învățăm cum să scriem teste eficient și să ne obișnuim cu scrierea testelor înainte de implementarea codului. </w:t>
       </w:r>
     </w:p>
     <w:p>
@@ -15533,8 +17721,9 @@
           <w:szCs w:val="28"/>
         </w:rPr>
         <w:lastRenderedPageBreak/>
-        <w:t>Pair Programming</w:t>
-      </w:r>
+        <w:t xml:space="preserve">Pair </w:t>
+      </w:r>
+      <w:proofErr w:type="spellStart"/>
       <w:r>
         <w:rPr>
           <w:rFonts w:ascii="Times New Roman" w:eastAsia="Times New Roman" w:hAnsi="Times New Roman" w:cs="Times New Roman"/>
@@ -15542,8 +17731,9 @@
           <w:sz w:val="28"/>
           <w:szCs w:val="28"/>
         </w:rPr>
-        <w:t xml:space="preserve"> </w:t>
-      </w:r>
+        <w:t>Programming</w:t>
+      </w:r>
+      <w:proofErr w:type="spellEnd"/>
       <w:r>
         <w:rPr>
           <w:rFonts w:ascii="Times New Roman" w:eastAsia="Times New Roman" w:hAnsi="Times New Roman" w:cs="Times New Roman"/>
@@ -15551,8 +17741,19 @@
           <w:sz w:val="28"/>
           <w:szCs w:val="28"/>
         </w:rPr>
+        <w:t xml:space="preserve"> </w:t>
+      </w:r>
+      <w:proofErr w:type="spellStart"/>
+      <w:r>
+        <w:rPr>
+          <w:rFonts w:ascii="Times New Roman" w:eastAsia="Times New Roman" w:hAnsi="Times New Roman" w:cs="Times New Roman"/>
+          <w:b/>
+          <w:sz w:val="28"/>
+          <w:szCs w:val="28"/>
+        </w:rPr>
         <w:t>vs</w:t>
       </w:r>
+      <w:proofErr w:type="spellEnd"/>
       <w:r>
         <w:rPr>
           <w:rFonts w:ascii="Times New Roman" w:eastAsia="Times New Roman" w:hAnsi="Times New Roman" w:cs="Times New Roman"/>
@@ -15587,6 +17788,7 @@
           <w:szCs w:val="28"/>
         </w:rPr>
       </w:pPr>
+      <w:proofErr w:type="spellStart"/>
       <w:r>
         <w:rPr>
           <w:rFonts w:ascii="Times New Roman" w:eastAsia="Times New Roman" w:hAnsi="Times New Roman" w:cs="Times New Roman"/>
@@ -15597,6 +17799,7 @@
         </w:rPr>
         <w:t>Avantaje</w:t>
       </w:r>
+      <w:proofErr w:type="spellEnd"/>
     </w:p>
     <w:p>
       <w:pPr>
@@ -15629,8 +17832,86 @@
           <w:szCs w:val="24"/>
           <w:lang w:val="en-US"/>
         </w:rPr>
-        <w:t>: Fiind două persoane pe acela</w:t>
-      </w:r>
+        <w:t xml:space="preserve">: </w:t>
+      </w:r>
+      <w:proofErr w:type="spellStart"/>
+      <w:r>
+        <w:rPr>
+          <w:rFonts w:ascii="Times New Roman" w:eastAsia="Times New Roman" w:hAnsi="Times New Roman" w:cs="Times New Roman"/>
+          <w:bCs/>
+          <w:sz w:val="24"/>
+          <w:szCs w:val="24"/>
+          <w:lang w:val="en-US"/>
+        </w:rPr>
+        <w:t>Fiind</w:t>
+      </w:r>
+      <w:proofErr w:type="spellEnd"/>
+      <w:r>
+        <w:rPr>
+          <w:rFonts w:ascii="Times New Roman" w:eastAsia="Times New Roman" w:hAnsi="Times New Roman" w:cs="Times New Roman"/>
+          <w:bCs/>
+          <w:sz w:val="24"/>
+          <w:szCs w:val="24"/>
+          <w:lang w:val="en-US"/>
+        </w:rPr>
+        <w:t xml:space="preserve"> </w:t>
+      </w:r>
+      <w:proofErr w:type="spellStart"/>
+      <w:r>
+        <w:rPr>
+          <w:rFonts w:ascii="Times New Roman" w:eastAsia="Times New Roman" w:hAnsi="Times New Roman" w:cs="Times New Roman"/>
+          <w:bCs/>
+          <w:sz w:val="24"/>
+          <w:szCs w:val="24"/>
+          <w:lang w:val="en-US"/>
+        </w:rPr>
+        <w:t>două</w:t>
+      </w:r>
+      <w:proofErr w:type="spellEnd"/>
+      <w:r>
+        <w:rPr>
+          <w:rFonts w:ascii="Times New Roman" w:eastAsia="Times New Roman" w:hAnsi="Times New Roman" w:cs="Times New Roman"/>
+          <w:bCs/>
+          <w:sz w:val="24"/>
+          <w:szCs w:val="24"/>
+          <w:lang w:val="en-US"/>
+        </w:rPr>
+        <w:t xml:space="preserve"> </w:t>
+      </w:r>
+      <w:proofErr w:type="spellStart"/>
+      <w:r>
+        <w:rPr>
+          <w:rFonts w:ascii="Times New Roman" w:eastAsia="Times New Roman" w:hAnsi="Times New Roman" w:cs="Times New Roman"/>
+          <w:bCs/>
+          <w:sz w:val="24"/>
+          <w:szCs w:val="24"/>
+          <w:lang w:val="en-US"/>
+        </w:rPr>
+        <w:t>persoane</w:t>
+      </w:r>
+      <w:proofErr w:type="spellEnd"/>
+      <w:r>
+        <w:rPr>
+          <w:rFonts w:ascii="Times New Roman" w:eastAsia="Times New Roman" w:hAnsi="Times New Roman" w:cs="Times New Roman"/>
+          <w:bCs/>
+          <w:sz w:val="24"/>
+          <w:szCs w:val="24"/>
+          <w:lang w:val="en-US"/>
+        </w:rPr>
+        <w:t xml:space="preserve"> pe </w:t>
+      </w:r>
+      <w:proofErr w:type="spellStart"/>
+      <w:r>
+        <w:rPr>
+          <w:rFonts w:ascii="Times New Roman" w:eastAsia="Times New Roman" w:hAnsi="Times New Roman" w:cs="Times New Roman"/>
+          <w:bCs/>
+          <w:sz w:val="24"/>
+          <w:szCs w:val="24"/>
+          <w:lang w:val="en-US"/>
+        </w:rPr>
+        <w:t>acela</w:t>
+      </w:r>
+      <w:proofErr w:type="spellEnd"/>
       <w:r>
         <w:rPr>
           <w:rFonts w:ascii="Times New Roman" w:eastAsia="Times New Roman" w:hAnsi="Times New Roman" w:cs="Times New Roman"/>
@@ -15688,6 +17969,7 @@
           <w:szCs w:val="28"/>
         </w:rPr>
       </w:pPr>
+      <w:proofErr w:type="spellStart"/>
       <w:r>
         <w:rPr>
           <w:rFonts w:ascii="Times New Roman" w:eastAsia="Times New Roman" w:hAnsi="Times New Roman" w:cs="Times New Roman"/>
@@ -15698,6 +17980,7 @@
         </w:rPr>
         <w:t>Dezavantaje</w:t>
       </w:r>
+      <w:proofErr w:type="spellEnd"/>
     </w:p>
     <w:p>
       <w:pPr>
@@ -15733,6 +18016,7 @@
         </w:rPr>
         <w:t xml:space="preserve">: </w:t>
       </w:r>
+      <w:proofErr w:type="spellStart"/>
       <w:r>
         <w:rPr>
           <w:rFonts w:ascii="Times New Roman" w:eastAsia="Times New Roman" w:hAnsi="Times New Roman" w:cs="Times New Roman"/>
@@ -15741,8 +18025,9 @@
           <w:szCs w:val="24"/>
           <w:lang w:val="en-US"/>
         </w:rPr>
-        <w:t>Dacă d</w:t>
-      </w:r>
+        <w:t>Dacă</w:t>
+      </w:r>
+      <w:proofErr w:type="spellEnd"/>
       <w:r>
         <w:rPr>
           <w:rFonts w:ascii="Times New Roman" w:eastAsia="Times New Roman" w:hAnsi="Times New Roman" w:cs="Times New Roman"/>
@@ -15751,8 +18036,30 @@
           <w:szCs w:val="24"/>
           <w:lang w:val="en-US"/>
         </w:rPr>
+        <w:t xml:space="preserve"> </w:t>
+      </w:r>
+      <w:proofErr w:type="spellStart"/>
+      <w:r>
+        <w:rPr>
+          <w:rFonts w:ascii="Times New Roman" w:eastAsia="Times New Roman" w:hAnsi="Times New Roman" w:cs="Times New Roman"/>
+          <w:bCs/>
+          <w:sz w:val="24"/>
+          <w:szCs w:val="24"/>
+          <w:lang w:val="en-US"/>
+        </w:rPr>
+        <w:t>d</w:t>
+      </w:r>
+      <w:r>
+        <w:rPr>
+          <w:rFonts w:ascii="Times New Roman" w:eastAsia="Times New Roman" w:hAnsi="Times New Roman" w:cs="Times New Roman"/>
+          <w:bCs/>
+          <w:sz w:val="24"/>
+          <w:szCs w:val="24"/>
+          <w:lang w:val="en-US"/>
+        </w:rPr>
         <w:t>ou</w:t>
       </w:r>
+      <w:proofErr w:type="spellEnd"/>
       <w:r>
         <w:rPr>
           <w:rFonts w:ascii="Times New Roman" w:eastAsia="Times New Roman" w:hAnsi="Times New Roman" w:cs="Times New Roman"/>
@@ -15803,7 +18110,27 @@
           <w:sz w:val="24"/>
           <w:szCs w:val="24"/>
         </w:rPr>
-        <w:t xml:space="preserve">Ambele persoane care lucrează pe task-ul respectiv trebuie să se concentreze </w:t>
+        <w:t>Ambele persoane care lucrează pe task-</w:t>
+      </w:r>
+      <w:proofErr w:type="spellStart"/>
+      <w:r>
+        <w:rPr>
+          <w:rFonts w:ascii="Times New Roman" w:eastAsia="Times New Roman" w:hAnsi="Times New Roman" w:cs="Times New Roman"/>
+          <w:bCs/>
+          <w:sz w:val="24"/>
+          <w:szCs w:val="24"/>
+        </w:rPr>
+        <w:t>ul</w:t>
+      </w:r>
+      <w:proofErr w:type="spellEnd"/>
+      <w:r>
+        <w:rPr>
+          <w:rFonts w:ascii="Times New Roman" w:eastAsia="Times New Roman" w:hAnsi="Times New Roman" w:cs="Times New Roman"/>
+          <w:bCs/>
+          <w:sz w:val="24"/>
+          <w:szCs w:val="24"/>
+        </w:rPr>
+        <w:t xml:space="preserve"> respectiv trebuie să se concentreze </w:t>
       </w:r>
       <w:r>
         <w:rPr>
@@ -15890,8 +18217,39 @@
           <w:sz w:val="28"/>
           <w:szCs w:val="28"/>
         </w:rPr>
-        <w:t>Sprint Daily Standups</w:t>
-      </w:r>
+        <w:t xml:space="preserve">Sprint </w:t>
+      </w:r>
+      <w:proofErr w:type="spellStart"/>
+      <w:r>
+        <w:rPr>
+          <w:rFonts w:ascii="Times New Roman" w:eastAsia="Times New Roman" w:hAnsi="Times New Roman" w:cs="Times New Roman"/>
+          <w:b/>
+          <w:sz w:val="28"/>
+          <w:szCs w:val="28"/>
+        </w:rPr>
+        <w:t>Daily</w:t>
+      </w:r>
+      <w:proofErr w:type="spellEnd"/>
+      <w:r>
+        <w:rPr>
+          <w:rFonts w:ascii="Times New Roman" w:eastAsia="Times New Roman" w:hAnsi="Times New Roman" w:cs="Times New Roman"/>
+          <w:b/>
+          <w:sz w:val="28"/>
+          <w:szCs w:val="28"/>
+        </w:rPr>
+        <w:t xml:space="preserve"> </w:t>
+      </w:r>
+      <w:proofErr w:type="spellStart"/>
+      <w:r>
+        <w:rPr>
+          <w:rFonts w:ascii="Times New Roman" w:eastAsia="Times New Roman" w:hAnsi="Times New Roman" w:cs="Times New Roman"/>
+          <w:b/>
+          <w:sz w:val="28"/>
+          <w:szCs w:val="28"/>
+        </w:rPr>
+        <w:t>Standups</w:t>
+      </w:r>
+      <w:proofErr w:type="spellEnd"/>
     </w:p>
     <w:p>
       <w:pPr>
@@ -15955,7 +18313,107 @@
           <w:szCs w:val="24"/>
           <w:highlight w:val="white"/>
         </w:rPr>
-        <w:t xml:space="preserve">: În timpul primului Sprint, am întâmpinat probleme de organizare, deoarece cerințele proiectului nu au fost clare pentru toți membrii echipei de la început sau au fost modificate ulterior. De asemenea, au apărut dependențe între membrii echipei, deoarece task-urile includeau cerințe atât de backend, cât și de mobile, iar inițial ne-am organizat cu o persoană pentru frontend și două pentru backend (task-urile nu pot fi validate ca fiind DONE, dacă doar Mobile-ul sau Backend-ul este finalizat).  </w:t>
+        <w:t xml:space="preserve">: În timpul primului Sprint, am întâmpinat probleme de organizare, deoarece cerințele proiectului nu au fost clare pentru toți membrii echipei de la început sau au fost modificate ulterior. De asemenea, au apărut dependențe între membrii echipei, deoarece task-urile includeau cerințe atât de </w:t>
+      </w:r>
+      <w:proofErr w:type="spellStart"/>
+      <w:r>
+        <w:rPr>
+          <w:rFonts w:ascii="Times New Roman" w:eastAsia="Times New Roman" w:hAnsi="Times New Roman" w:cs="Times New Roman"/>
+          <w:sz w:val="24"/>
+          <w:szCs w:val="24"/>
+          <w:highlight w:val="white"/>
+        </w:rPr>
+        <w:t>backend</w:t>
+      </w:r>
+      <w:proofErr w:type="spellEnd"/>
+      <w:r>
+        <w:rPr>
+          <w:rFonts w:ascii="Times New Roman" w:eastAsia="Times New Roman" w:hAnsi="Times New Roman" w:cs="Times New Roman"/>
+          <w:sz w:val="24"/>
+          <w:szCs w:val="24"/>
+          <w:highlight w:val="white"/>
+        </w:rPr>
+        <w:t xml:space="preserve">, cât și de mobile, iar inițial ne-am organizat cu o persoană pentru </w:t>
+      </w:r>
+      <w:proofErr w:type="spellStart"/>
+      <w:r>
+        <w:rPr>
+          <w:rFonts w:ascii="Times New Roman" w:eastAsia="Times New Roman" w:hAnsi="Times New Roman" w:cs="Times New Roman"/>
+          <w:sz w:val="24"/>
+          <w:szCs w:val="24"/>
+          <w:highlight w:val="white"/>
+        </w:rPr>
+        <w:t>frontend</w:t>
+      </w:r>
+      <w:proofErr w:type="spellEnd"/>
+      <w:r>
+        <w:rPr>
+          <w:rFonts w:ascii="Times New Roman" w:eastAsia="Times New Roman" w:hAnsi="Times New Roman" w:cs="Times New Roman"/>
+          <w:sz w:val="24"/>
+          <w:szCs w:val="24"/>
+          <w:highlight w:val="white"/>
+        </w:rPr>
+        <w:t xml:space="preserve"> și două pentru </w:t>
+      </w:r>
+      <w:proofErr w:type="spellStart"/>
+      <w:r>
+        <w:rPr>
+          <w:rFonts w:ascii="Times New Roman" w:eastAsia="Times New Roman" w:hAnsi="Times New Roman" w:cs="Times New Roman"/>
+          <w:sz w:val="24"/>
+          <w:szCs w:val="24"/>
+          <w:highlight w:val="white"/>
+        </w:rPr>
+        <w:t>backend</w:t>
+      </w:r>
+      <w:proofErr w:type="spellEnd"/>
+      <w:r>
+        <w:rPr>
+          <w:rFonts w:ascii="Times New Roman" w:eastAsia="Times New Roman" w:hAnsi="Times New Roman" w:cs="Times New Roman"/>
+          <w:sz w:val="24"/>
+          <w:szCs w:val="24"/>
+          <w:highlight w:val="white"/>
+        </w:rPr>
+        <w:t xml:space="preserve"> (task-urile nu pot fi validate ca fiind DONE, dacă doar Mobile-</w:t>
+      </w:r>
+      <w:proofErr w:type="spellStart"/>
+      <w:r>
+        <w:rPr>
+          <w:rFonts w:ascii="Times New Roman" w:eastAsia="Times New Roman" w:hAnsi="Times New Roman" w:cs="Times New Roman"/>
+          <w:sz w:val="24"/>
+          <w:szCs w:val="24"/>
+          <w:highlight w:val="white"/>
+        </w:rPr>
+        <w:t>ul</w:t>
+      </w:r>
+      <w:proofErr w:type="spellEnd"/>
+      <w:r>
+        <w:rPr>
+          <w:rFonts w:ascii="Times New Roman" w:eastAsia="Times New Roman" w:hAnsi="Times New Roman" w:cs="Times New Roman"/>
+          <w:sz w:val="24"/>
+          <w:szCs w:val="24"/>
+          <w:highlight w:val="white"/>
+        </w:rPr>
+        <w:t xml:space="preserve"> sau </w:t>
+      </w:r>
+      <w:proofErr w:type="spellStart"/>
+      <w:r>
+        <w:rPr>
+          <w:rFonts w:ascii="Times New Roman" w:eastAsia="Times New Roman" w:hAnsi="Times New Roman" w:cs="Times New Roman"/>
+          <w:sz w:val="24"/>
+          <w:szCs w:val="24"/>
+          <w:highlight w:val="white"/>
+        </w:rPr>
+        <w:t>Backend-ul</w:t>
+      </w:r>
+      <w:proofErr w:type="spellEnd"/>
+      <w:r>
+        <w:rPr>
+          <w:rFonts w:ascii="Times New Roman" w:eastAsia="Times New Roman" w:hAnsi="Times New Roman" w:cs="Times New Roman"/>
+          <w:sz w:val="24"/>
+          <w:szCs w:val="24"/>
+          <w:highlight w:val="white"/>
+        </w:rPr>
+        <w:t xml:space="preserve"> este finalizat).  </w:t>
       </w:r>
     </w:p>
     <w:p>
@@ -16079,7 +18537,25 @@
           <w:sz w:val="24"/>
           <w:szCs w:val="24"/>
         </w:rPr>
-        <w:t>În cadrul celui de-al doilea Sprint, ca echipa am planificat următoarele activități principale: implementarea funcționalităților de payment, interacțiunea cu postările artiștilor și afișarea informațiilor despre aplicație.</w:t>
+        <w:t xml:space="preserve">În cadrul celui de-al doilea Sprint, ca echipa am planificat următoarele activități principale: implementarea funcționalităților de </w:t>
+      </w:r>
+      <w:proofErr w:type="spellStart"/>
+      <w:r>
+        <w:rPr>
+          <w:rFonts w:ascii="Times New Roman" w:eastAsia="Times New Roman" w:hAnsi="Times New Roman" w:cs="Times New Roman"/>
+          <w:sz w:val="24"/>
+          <w:szCs w:val="24"/>
+        </w:rPr>
+        <w:t>payment</w:t>
+      </w:r>
+      <w:proofErr w:type="spellEnd"/>
+      <w:r>
+        <w:rPr>
+          <w:rFonts w:ascii="Times New Roman" w:eastAsia="Times New Roman" w:hAnsi="Times New Roman" w:cs="Times New Roman"/>
+          <w:sz w:val="24"/>
+          <w:szCs w:val="24"/>
+        </w:rPr>
+        <w:t>, interacțiunea cu postările artiștilor și afișarea informațiilor despre aplicație.</w:t>
       </w:r>
     </w:p>
     <w:p>
@@ -16168,8 +18644,19 @@
           <w:sz w:val="24"/>
           <w:szCs w:val="24"/>
         </w:rPr>
-        <w:t>Implementarea sistemului de payment</w:t>
-      </w:r>
+        <w:t xml:space="preserve">Implementarea sistemului de </w:t>
+      </w:r>
+      <w:proofErr w:type="spellStart"/>
+      <w:r>
+        <w:rPr>
+          <w:rFonts w:ascii="Times New Roman" w:eastAsia="Times New Roman" w:hAnsi="Times New Roman" w:cs="Times New Roman"/>
+          <w:b/>
+          <w:sz w:val="24"/>
+          <w:szCs w:val="24"/>
+        </w:rPr>
+        <w:t>payment</w:t>
+      </w:r>
+      <w:proofErr w:type="spellEnd"/>
       <w:r>
         <w:rPr>
           <w:rFonts w:ascii="Times New Roman" w:eastAsia="Times New Roman" w:hAnsi="Times New Roman" w:cs="Times New Roman"/>
@@ -16401,8 +18888,27 @@
           <w:sz w:val="24"/>
           <w:szCs w:val="24"/>
         </w:rPr>
-        <w:t xml:space="preserve">Pentru a realiza retrospectivele aferente Sprinturilor 1 și 2, am utilizat tool-ul online </w:t>
-      </w:r>
+        <w:t xml:space="preserve">Pentru a realiza retrospectivele aferente Sprinturilor 1 și 2, am utilizat </w:t>
+      </w:r>
+      <w:proofErr w:type="spellStart"/>
+      <w:r>
+        <w:rPr>
+          <w:rFonts w:ascii="Times New Roman" w:eastAsia="Times New Roman" w:hAnsi="Times New Roman" w:cs="Times New Roman"/>
+          <w:sz w:val="24"/>
+          <w:szCs w:val="24"/>
+        </w:rPr>
+        <w:t>tool-ul</w:t>
+      </w:r>
+      <w:proofErr w:type="spellEnd"/>
+      <w:r>
+        <w:rPr>
+          <w:rFonts w:ascii="Times New Roman" w:eastAsia="Times New Roman" w:hAnsi="Times New Roman" w:cs="Times New Roman"/>
+          <w:sz w:val="24"/>
+          <w:szCs w:val="24"/>
+        </w:rPr>
+        <w:t xml:space="preserve"> online </w:t>
+      </w:r>
+      <w:proofErr w:type="spellStart"/>
       <w:r>
         <w:rPr>
           <w:rFonts w:ascii="Times New Roman" w:eastAsia="Times New Roman" w:hAnsi="Times New Roman" w:cs="Times New Roman"/>
@@ -16412,6 +18918,7 @@
         </w:rPr>
         <w:t>EasyRetro</w:t>
       </w:r>
+      <w:proofErr w:type="spellEnd"/>
       <w:r>
         <w:rPr>
           <w:rFonts w:ascii="Times New Roman" w:eastAsia="Times New Roman" w:hAnsi="Times New Roman" w:cs="Times New Roman"/>
@@ -16637,8 +19144,54 @@
           <w:sz w:val="24"/>
           <w:szCs w:val="24"/>
         </w:rPr>
-        <w:t>Popescu Paullo Robertto Karloss - Product Owner</w:t>
-      </w:r>
+        <w:t xml:space="preserve">Popescu </w:t>
+      </w:r>
+      <w:proofErr w:type="spellStart"/>
+      <w:r>
+        <w:rPr>
+          <w:rFonts w:ascii="Times New Roman" w:eastAsia="Times New Roman" w:hAnsi="Times New Roman" w:cs="Times New Roman"/>
+          <w:sz w:val="24"/>
+          <w:szCs w:val="24"/>
+        </w:rPr>
+        <w:t>Paullo</w:t>
+      </w:r>
+      <w:proofErr w:type="spellEnd"/>
+      <w:r>
+        <w:rPr>
+          <w:rFonts w:ascii="Times New Roman" w:eastAsia="Times New Roman" w:hAnsi="Times New Roman" w:cs="Times New Roman"/>
+          <w:sz w:val="24"/>
+          <w:szCs w:val="24"/>
+        </w:rPr>
+        <w:t xml:space="preserve"> Robertto </w:t>
+      </w:r>
+      <w:proofErr w:type="spellStart"/>
+      <w:r>
+        <w:rPr>
+          <w:rFonts w:ascii="Times New Roman" w:eastAsia="Times New Roman" w:hAnsi="Times New Roman" w:cs="Times New Roman"/>
+          <w:sz w:val="24"/>
+          <w:szCs w:val="24"/>
+        </w:rPr>
+        <w:t>Karloss</w:t>
+      </w:r>
+      <w:proofErr w:type="spellEnd"/>
+      <w:r>
+        <w:rPr>
+          <w:rFonts w:ascii="Times New Roman" w:eastAsia="Times New Roman" w:hAnsi="Times New Roman" w:cs="Times New Roman"/>
+          <w:sz w:val="24"/>
+          <w:szCs w:val="24"/>
+        </w:rPr>
+        <w:t xml:space="preserve"> - Product </w:t>
+      </w:r>
+      <w:proofErr w:type="spellStart"/>
+      <w:r>
+        <w:rPr>
+          <w:rFonts w:ascii="Times New Roman" w:eastAsia="Times New Roman" w:hAnsi="Times New Roman" w:cs="Times New Roman"/>
+          <w:sz w:val="24"/>
+          <w:szCs w:val="24"/>
+        </w:rPr>
+        <w:t>Owner</w:t>
+      </w:r>
+      <w:proofErr w:type="spellEnd"/>
     </w:p>
     <w:p>
       <w:pPr>
@@ -16706,7 +19259,25 @@
           <w:sz w:val="24"/>
           <w:szCs w:val="24"/>
         </w:rPr>
-        <w:t>Elaborarea scenariului principal ce descrie cerințele sistemului (Requirements Document).</w:t>
+        <w:t>Elaborarea scenariului principal ce descrie cerințele sistemului (</w:t>
+      </w:r>
+      <w:proofErr w:type="spellStart"/>
+      <w:r>
+        <w:rPr>
+          <w:rFonts w:ascii="Times New Roman" w:eastAsia="Times New Roman" w:hAnsi="Times New Roman" w:cs="Times New Roman"/>
+          <w:sz w:val="24"/>
+          <w:szCs w:val="24"/>
+        </w:rPr>
+        <w:t>Requirements</w:t>
+      </w:r>
+      <w:proofErr w:type="spellEnd"/>
+      <w:r>
+        <w:rPr>
+          <w:rFonts w:ascii="Times New Roman" w:eastAsia="Times New Roman" w:hAnsi="Times New Roman" w:cs="Times New Roman"/>
+          <w:sz w:val="24"/>
+          <w:szCs w:val="24"/>
+        </w:rPr>
+        <w:t xml:space="preserve"> Document).</w:t>
       </w:r>
     </w:p>
     <w:p>
@@ -16729,7 +19300,133 @@
           <w:sz w:val="24"/>
           <w:szCs w:val="24"/>
         </w:rPr>
-        <w:t>Derivarea și rafinarea celor 15+ User Stories inițiale în conformitate cu principiile INVEST (Independent, Negotiable, Valuable, Estimable, Small, Testable).</w:t>
+        <w:t xml:space="preserve">Derivarea și rafinarea celor 15+ </w:t>
+      </w:r>
+      <w:proofErr w:type="spellStart"/>
+      <w:r>
+        <w:rPr>
+          <w:rFonts w:ascii="Times New Roman" w:eastAsia="Times New Roman" w:hAnsi="Times New Roman" w:cs="Times New Roman"/>
+          <w:sz w:val="24"/>
+          <w:szCs w:val="24"/>
+        </w:rPr>
+        <w:t>User</w:t>
+      </w:r>
+      <w:proofErr w:type="spellEnd"/>
+      <w:r>
+        <w:rPr>
+          <w:rFonts w:ascii="Times New Roman" w:eastAsia="Times New Roman" w:hAnsi="Times New Roman" w:cs="Times New Roman"/>
+          <w:sz w:val="24"/>
+          <w:szCs w:val="24"/>
+        </w:rPr>
+        <w:t xml:space="preserve"> </w:t>
+      </w:r>
+      <w:proofErr w:type="spellStart"/>
+      <w:r>
+        <w:rPr>
+          <w:rFonts w:ascii="Times New Roman" w:eastAsia="Times New Roman" w:hAnsi="Times New Roman" w:cs="Times New Roman"/>
+          <w:sz w:val="24"/>
+          <w:szCs w:val="24"/>
+        </w:rPr>
+        <w:t>Stories</w:t>
+      </w:r>
+      <w:proofErr w:type="spellEnd"/>
+      <w:r>
+        <w:rPr>
+          <w:rFonts w:ascii="Times New Roman" w:eastAsia="Times New Roman" w:hAnsi="Times New Roman" w:cs="Times New Roman"/>
+          <w:sz w:val="24"/>
+          <w:szCs w:val="24"/>
+        </w:rPr>
+        <w:t xml:space="preserve"> inițiale în conformitate cu principiile INVEST (Independent, </w:t>
+      </w:r>
+      <w:proofErr w:type="spellStart"/>
+      <w:r>
+        <w:rPr>
+          <w:rFonts w:ascii="Times New Roman" w:eastAsia="Times New Roman" w:hAnsi="Times New Roman" w:cs="Times New Roman"/>
+          <w:sz w:val="24"/>
+          <w:szCs w:val="24"/>
+        </w:rPr>
+        <w:t>Negotiable</w:t>
+      </w:r>
+      <w:proofErr w:type="spellEnd"/>
+      <w:r>
+        <w:rPr>
+          <w:rFonts w:ascii="Times New Roman" w:eastAsia="Times New Roman" w:hAnsi="Times New Roman" w:cs="Times New Roman"/>
+          <w:sz w:val="24"/>
+          <w:szCs w:val="24"/>
+        </w:rPr>
+        <w:t xml:space="preserve">, </w:t>
+      </w:r>
+      <w:proofErr w:type="spellStart"/>
+      <w:r>
+        <w:rPr>
+          <w:rFonts w:ascii="Times New Roman" w:eastAsia="Times New Roman" w:hAnsi="Times New Roman" w:cs="Times New Roman"/>
+          <w:sz w:val="24"/>
+          <w:szCs w:val="24"/>
+        </w:rPr>
+        <w:t>Valuable</w:t>
+      </w:r>
+      <w:proofErr w:type="spellEnd"/>
+      <w:r>
+        <w:rPr>
+          <w:rFonts w:ascii="Times New Roman" w:eastAsia="Times New Roman" w:hAnsi="Times New Roman" w:cs="Times New Roman"/>
+          <w:sz w:val="24"/>
+          <w:szCs w:val="24"/>
+        </w:rPr>
+        <w:t xml:space="preserve">, </w:t>
+      </w:r>
+      <w:proofErr w:type="spellStart"/>
+      <w:r>
+        <w:rPr>
+          <w:rFonts w:ascii="Times New Roman" w:eastAsia="Times New Roman" w:hAnsi="Times New Roman" w:cs="Times New Roman"/>
+          <w:sz w:val="24"/>
+          <w:szCs w:val="24"/>
+        </w:rPr>
+        <w:t>Estimable</w:t>
+      </w:r>
+      <w:proofErr w:type="spellEnd"/>
+      <w:r>
+        <w:rPr>
+          <w:rFonts w:ascii="Times New Roman" w:eastAsia="Times New Roman" w:hAnsi="Times New Roman" w:cs="Times New Roman"/>
+          <w:sz w:val="24"/>
+          <w:szCs w:val="24"/>
+        </w:rPr>
+        <w:t xml:space="preserve">, </w:t>
+      </w:r>
+      <w:proofErr w:type="spellStart"/>
+      <w:r>
+        <w:rPr>
+          <w:rFonts w:ascii="Times New Roman" w:eastAsia="Times New Roman" w:hAnsi="Times New Roman" w:cs="Times New Roman"/>
+          <w:sz w:val="24"/>
+          <w:szCs w:val="24"/>
+        </w:rPr>
+        <w:t>Small</w:t>
+      </w:r>
+      <w:proofErr w:type="spellEnd"/>
+      <w:r>
+        <w:rPr>
+          <w:rFonts w:ascii="Times New Roman" w:eastAsia="Times New Roman" w:hAnsi="Times New Roman" w:cs="Times New Roman"/>
+          <w:sz w:val="24"/>
+          <w:szCs w:val="24"/>
+        </w:rPr>
+        <w:t xml:space="preserve">, </w:t>
+      </w:r>
+      <w:proofErr w:type="spellStart"/>
+      <w:r>
+        <w:rPr>
+          <w:rFonts w:ascii="Times New Roman" w:eastAsia="Times New Roman" w:hAnsi="Times New Roman" w:cs="Times New Roman"/>
+          <w:sz w:val="24"/>
+          <w:szCs w:val="24"/>
+        </w:rPr>
+        <w:t>Testable</w:t>
+      </w:r>
+      <w:proofErr w:type="spellEnd"/>
+      <w:r>
+        <w:rPr>
+          <w:rFonts w:ascii="Times New Roman" w:eastAsia="Times New Roman" w:hAnsi="Times New Roman" w:cs="Times New Roman"/>
+          <w:sz w:val="24"/>
+          <w:szCs w:val="24"/>
+        </w:rPr>
+        <w:t>).</w:t>
       </w:r>
     </w:p>
     <w:p>
@@ -16752,7 +19449,79 @@
           <w:sz w:val="24"/>
           <w:szCs w:val="24"/>
         </w:rPr>
-        <w:t>Justificarea prioritizării User Stories și contribuția la crearea backlog-ului proiectului.</w:t>
+        <w:t xml:space="preserve">Justificarea </w:t>
+      </w:r>
+      <w:proofErr w:type="spellStart"/>
+      <w:r>
+        <w:rPr>
+          <w:rFonts w:ascii="Times New Roman" w:eastAsia="Times New Roman" w:hAnsi="Times New Roman" w:cs="Times New Roman"/>
+          <w:sz w:val="24"/>
+          <w:szCs w:val="24"/>
+        </w:rPr>
+        <w:t>prioritizării</w:t>
+      </w:r>
+      <w:proofErr w:type="spellEnd"/>
+      <w:r>
+        <w:rPr>
+          <w:rFonts w:ascii="Times New Roman" w:eastAsia="Times New Roman" w:hAnsi="Times New Roman" w:cs="Times New Roman"/>
+          <w:sz w:val="24"/>
+          <w:szCs w:val="24"/>
+        </w:rPr>
+        <w:t xml:space="preserve"> </w:t>
+      </w:r>
+      <w:proofErr w:type="spellStart"/>
+      <w:r>
+        <w:rPr>
+          <w:rFonts w:ascii="Times New Roman" w:eastAsia="Times New Roman" w:hAnsi="Times New Roman" w:cs="Times New Roman"/>
+          <w:sz w:val="24"/>
+          <w:szCs w:val="24"/>
+        </w:rPr>
+        <w:t>User</w:t>
+      </w:r>
+      <w:proofErr w:type="spellEnd"/>
+      <w:r>
+        <w:rPr>
+          <w:rFonts w:ascii="Times New Roman" w:eastAsia="Times New Roman" w:hAnsi="Times New Roman" w:cs="Times New Roman"/>
+          <w:sz w:val="24"/>
+          <w:szCs w:val="24"/>
+        </w:rPr>
+        <w:t xml:space="preserve"> </w:t>
+      </w:r>
+      <w:proofErr w:type="spellStart"/>
+      <w:r>
+        <w:rPr>
+          <w:rFonts w:ascii="Times New Roman" w:eastAsia="Times New Roman" w:hAnsi="Times New Roman" w:cs="Times New Roman"/>
+          <w:sz w:val="24"/>
+          <w:szCs w:val="24"/>
+        </w:rPr>
+        <w:t>Stories</w:t>
+      </w:r>
+      <w:proofErr w:type="spellEnd"/>
+      <w:r>
+        <w:rPr>
+          <w:rFonts w:ascii="Times New Roman" w:eastAsia="Times New Roman" w:hAnsi="Times New Roman" w:cs="Times New Roman"/>
+          <w:sz w:val="24"/>
+          <w:szCs w:val="24"/>
+        </w:rPr>
+        <w:t xml:space="preserve"> și contribuția la crearea </w:t>
+      </w:r>
+      <w:proofErr w:type="spellStart"/>
+      <w:r>
+        <w:rPr>
+          <w:rFonts w:ascii="Times New Roman" w:eastAsia="Times New Roman" w:hAnsi="Times New Roman" w:cs="Times New Roman"/>
+          <w:sz w:val="24"/>
+          <w:szCs w:val="24"/>
+        </w:rPr>
+        <w:t>backlog</w:t>
+      </w:r>
+      <w:proofErr w:type="spellEnd"/>
+      <w:r>
+        <w:rPr>
+          <w:rFonts w:ascii="Times New Roman" w:eastAsia="Times New Roman" w:hAnsi="Times New Roman" w:cs="Times New Roman"/>
+          <w:sz w:val="24"/>
+          <w:szCs w:val="24"/>
+        </w:rPr>
+        <w:t>-ului proiectului.</w:t>
       </w:r>
     </w:p>
     <w:p>
@@ -16800,6 +19569,7 @@
         </w:rPr>
         <w:t xml:space="preserve">Crearea </w:t>
       </w:r>
+      <w:proofErr w:type="spellStart"/>
       <w:r>
         <w:rPr>
           <w:rFonts w:ascii="Times New Roman" w:eastAsia="Times New Roman" w:hAnsi="Times New Roman" w:cs="Times New Roman"/>
@@ -16807,8 +19577,29 @@
           <w:sz w:val="24"/>
           <w:szCs w:val="24"/>
         </w:rPr>
-        <w:t>Use Case Diagram</w:t>
-      </w:r>
+        <w:t>Use</w:t>
+      </w:r>
+      <w:proofErr w:type="spellEnd"/>
+      <w:r>
+        <w:rPr>
+          <w:rFonts w:ascii="Times New Roman" w:eastAsia="Times New Roman" w:hAnsi="Times New Roman" w:cs="Times New Roman"/>
+          <w:b/>
+          <w:sz w:val="24"/>
+          <w:szCs w:val="24"/>
+        </w:rPr>
+        <w:t xml:space="preserve"> Case </w:t>
+      </w:r>
+      <w:proofErr w:type="spellStart"/>
+      <w:r>
+        <w:rPr>
+          <w:rFonts w:ascii="Times New Roman" w:eastAsia="Times New Roman" w:hAnsi="Times New Roman" w:cs="Times New Roman"/>
+          <w:b/>
+          <w:sz w:val="24"/>
+          <w:szCs w:val="24"/>
+        </w:rPr>
+        <w:t>Diagram</w:t>
+      </w:r>
+      <w:proofErr w:type="spellEnd"/>
       <w:r>
         <w:rPr>
           <w:rFonts w:ascii="Times New Roman" w:eastAsia="Times New Roman" w:hAnsi="Times New Roman" w:cs="Times New Roman"/>
@@ -16870,8 +19661,19 @@
           <w:sz w:val="24"/>
           <w:szCs w:val="24"/>
         </w:rPr>
-        <w:t>diagrame Gantt</w:t>
-      </w:r>
+        <w:t xml:space="preserve">diagrame </w:t>
+      </w:r>
+      <w:proofErr w:type="spellStart"/>
+      <w:r>
+        <w:rPr>
+          <w:rFonts w:ascii="Times New Roman" w:eastAsia="Times New Roman" w:hAnsi="Times New Roman" w:cs="Times New Roman"/>
+          <w:b/>
+          <w:sz w:val="24"/>
+          <w:szCs w:val="24"/>
+        </w:rPr>
+        <w:t>Gantt</w:t>
+      </w:r>
+      <w:proofErr w:type="spellEnd"/>
       <w:r>
         <w:rPr>
           <w:rFonts w:ascii="Times New Roman" w:eastAsia="Times New Roman" w:hAnsi="Times New Roman" w:cs="Times New Roman"/>
@@ -16901,7 +19703,43 @@
           <w:sz w:val="24"/>
           <w:szCs w:val="24"/>
         </w:rPr>
-        <w:t>Test-Driven Development (TDD): Am realizat o analiză detaliată a avantajelor și dezavantajelor TDD față de dezvoltarea tradițională, evidențiind:</w:t>
+        <w:t>Test-</w:t>
+      </w:r>
+      <w:proofErr w:type="spellStart"/>
+      <w:r>
+        <w:rPr>
+          <w:rFonts w:ascii="Times New Roman" w:eastAsia="Times New Roman" w:hAnsi="Times New Roman" w:cs="Times New Roman"/>
+          <w:sz w:val="24"/>
+          <w:szCs w:val="24"/>
+        </w:rPr>
+        <w:t>Driven</w:t>
+      </w:r>
+      <w:proofErr w:type="spellEnd"/>
+      <w:r>
+        <w:rPr>
+          <w:rFonts w:ascii="Times New Roman" w:eastAsia="Times New Roman" w:hAnsi="Times New Roman" w:cs="Times New Roman"/>
+          <w:sz w:val="24"/>
+          <w:szCs w:val="24"/>
+        </w:rPr>
+        <w:t xml:space="preserve"> </w:t>
+      </w:r>
+      <w:proofErr w:type="spellStart"/>
+      <w:r>
+        <w:rPr>
+          <w:rFonts w:ascii="Times New Roman" w:eastAsia="Times New Roman" w:hAnsi="Times New Roman" w:cs="Times New Roman"/>
+          <w:sz w:val="24"/>
+          <w:szCs w:val="24"/>
+        </w:rPr>
+        <w:t>Development</w:t>
+      </w:r>
+      <w:proofErr w:type="spellEnd"/>
+      <w:r>
+        <w:rPr>
+          <w:rFonts w:ascii="Times New Roman" w:eastAsia="Times New Roman" w:hAnsi="Times New Roman" w:cs="Times New Roman"/>
+          <w:sz w:val="24"/>
+          <w:szCs w:val="24"/>
+        </w:rPr>
+        <w:t xml:space="preserve"> (TDD): Am realizat o analiză detaliată a avantajelor și dezavantajelor TDD față de dezvoltarea tradițională, evidențiind:</w:t>
       </w:r>
     </w:p>
     <w:p>
@@ -16970,7 +19808,25 @@
           <w:sz w:val="24"/>
           <w:szCs w:val="24"/>
         </w:rPr>
-        <w:t>Pair Programming: Am evaluat avantajele și dezavantajele acestei tehnici de colaborare, subliniind:</w:t>
+        <w:t xml:space="preserve">Pair </w:t>
+      </w:r>
+      <w:proofErr w:type="spellStart"/>
+      <w:r>
+        <w:rPr>
+          <w:rFonts w:ascii="Times New Roman" w:eastAsia="Times New Roman" w:hAnsi="Times New Roman" w:cs="Times New Roman"/>
+          <w:sz w:val="24"/>
+          <w:szCs w:val="24"/>
+        </w:rPr>
+        <w:t>Programming</w:t>
+      </w:r>
+      <w:proofErr w:type="spellEnd"/>
+      <w:r>
+        <w:rPr>
+          <w:rFonts w:ascii="Times New Roman" w:eastAsia="Times New Roman" w:hAnsi="Times New Roman" w:cs="Times New Roman"/>
+          <w:sz w:val="24"/>
+          <w:szCs w:val="24"/>
+        </w:rPr>
+        <w:t>: Am evaluat avantajele și dezavantajele acestei tehnici de colaborare, subliniind:</w:t>
       </w:r>
     </w:p>
     <w:p>
@@ -17065,6 +19921,7 @@
         </w:rPr>
         <w:t xml:space="preserve">Participarea activă la </w:t>
       </w:r>
+      <w:proofErr w:type="spellStart"/>
       <w:r>
         <w:rPr>
           <w:rFonts w:ascii="Times New Roman" w:eastAsia="Times New Roman" w:hAnsi="Times New Roman" w:cs="Times New Roman"/>
@@ -17072,7 +19929,17 @@
           <w:sz w:val="24"/>
           <w:szCs w:val="24"/>
         </w:rPr>
-        <w:t>Planning Meeting</w:t>
+        <w:t>Planning</w:t>
+      </w:r>
+      <w:proofErr w:type="spellEnd"/>
+      <w:r>
+        <w:rPr>
+          <w:rFonts w:ascii="Times New Roman" w:eastAsia="Times New Roman" w:hAnsi="Times New Roman" w:cs="Times New Roman"/>
+          <w:b/>
+          <w:sz w:val="24"/>
+          <w:szCs w:val="24"/>
+        </w:rPr>
+        <w:t xml:space="preserve"> Meeting</w:t>
       </w:r>
       <w:r>
         <w:rPr>
@@ -17103,7 +19970,25 @@
           <w:sz w:val="24"/>
           <w:szCs w:val="24"/>
         </w:rPr>
-        <w:t>Validarea funcționalităților dezvoltate de echipă în cadrul Review Meetings, cu identificarea potențialelor îmbunătățiri.</w:t>
+        <w:t xml:space="preserve">Validarea funcționalităților dezvoltate de echipă în cadrul Review </w:t>
+      </w:r>
+      <w:proofErr w:type="spellStart"/>
+      <w:r>
+        <w:rPr>
+          <w:rFonts w:ascii="Times New Roman" w:eastAsia="Times New Roman" w:hAnsi="Times New Roman" w:cs="Times New Roman"/>
+          <w:sz w:val="24"/>
+          <w:szCs w:val="24"/>
+        </w:rPr>
+        <w:t>Meetings</w:t>
+      </w:r>
+      <w:proofErr w:type="spellEnd"/>
+      <w:r>
+        <w:rPr>
+          <w:rFonts w:ascii="Times New Roman" w:eastAsia="Times New Roman" w:hAnsi="Times New Roman" w:cs="Times New Roman"/>
+          <w:sz w:val="24"/>
+          <w:szCs w:val="24"/>
+        </w:rPr>
+        <w:t>, cu identificarea potențialelor îmbunătățiri.</w:t>
       </w:r>
     </w:p>
     <w:p>
@@ -17120,13 +20005,23 @@
           <w:szCs w:val="24"/>
         </w:rPr>
       </w:pPr>
-      <w:r>
-        <w:rPr>
-          <w:rFonts w:ascii="Times New Roman" w:eastAsia="Times New Roman" w:hAnsi="Times New Roman" w:cs="Times New Roman"/>
-          <w:sz w:val="24"/>
-          <w:szCs w:val="24"/>
-        </w:rPr>
-        <w:t>Meetinguri de retrospective:</w:t>
+      <w:proofErr w:type="spellStart"/>
+      <w:r>
+        <w:rPr>
+          <w:rFonts w:ascii="Times New Roman" w:eastAsia="Times New Roman" w:hAnsi="Times New Roman" w:cs="Times New Roman"/>
+          <w:sz w:val="24"/>
+          <w:szCs w:val="24"/>
+        </w:rPr>
+        <w:t>Meetinguri</w:t>
+      </w:r>
+      <w:proofErr w:type="spellEnd"/>
+      <w:r>
+        <w:rPr>
+          <w:rFonts w:ascii="Times New Roman" w:eastAsia="Times New Roman" w:hAnsi="Times New Roman" w:cs="Times New Roman"/>
+          <w:sz w:val="24"/>
+          <w:szCs w:val="24"/>
+        </w:rPr>
+        <w:t xml:space="preserve"> de retrospective:</w:t>
       </w:r>
     </w:p>
     <w:p>
@@ -17151,6 +20046,7 @@
         </w:rPr>
         <w:t xml:space="preserve">Facilitarea </w:t>
       </w:r>
+      <w:proofErr w:type="spellStart"/>
       <w:r>
         <w:rPr>
           <w:rFonts w:ascii="Times New Roman" w:eastAsia="Times New Roman" w:hAnsi="Times New Roman" w:cs="Times New Roman"/>
@@ -17158,7 +20054,17 @@
           <w:sz w:val="24"/>
           <w:szCs w:val="24"/>
         </w:rPr>
-        <w:t>meetingurilor de retrospective</w:t>
+        <w:t>meetingurilor</w:t>
+      </w:r>
+      <w:proofErr w:type="spellEnd"/>
+      <w:r>
+        <w:rPr>
+          <w:rFonts w:ascii="Times New Roman" w:eastAsia="Times New Roman" w:hAnsi="Times New Roman" w:cs="Times New Roman"/>
+          <w:b/>
+          <w:sz w:val="24"/>
+          <w:szCs w:val="24"/>
+        </w:rPr>
+        <w:t xml:space="preserve"> de retrospective</w:t>
       </w:r>
       <w:r>
         <w:rPr>
@@ -17168,6 +20074,7 @@
         </w:rPr>
         <w:t xml:space="preserve"> la finalul fiecărui sprint, utilizând </w:t>
       </w:r>
+      <w:proofErr w:type="spellStart"/>
       <w:r>
         <w:rPr>
           <w:rFonts w:ascii="Times New Roman" w:eastAsia="Times New Roman" w:hAnsi="Times New Roman" w:cs="Times New Roman"/>
@@ -17177,6 +20084,7 @@
         </w:rPr>
         <w:t>EasyRetro</w:t>
       </w:r>
+      <w:proofErr w:type="spellEnd"/>
       <w:r>
         <w:rPr>
           <w:rFonts w:ascii="Times New Roman" w:eastAsia="Times New Roman" w:hAnsi="Times New Roman" w:cs="Times New Roman"/>
@@ -17252,7 +20160,25 @@
           <w:sz w:val="24"/>
           <w:szCs w:val="24"/>
         </w:rPr>
-        <w:t xml:space="preserve">Utilizarea platformei de project management pentru urmărirea progresului și rezolvarea impedimentelor. </w:t>
+        <w:t xml:space="preserve">Utilizarea platformei de </w:t>
+      </w:r>
+      <w:proofErr w:type="spellStart"/>
+      <w:r>
+        <w:rPr>
+          <w:rFonts w:ascii="Times New Roman" w:eastAsia="Times New Roman" w:hAnsi="Times New Roman" w:cs="Times New Roman"/>
+          <w:sz w:val="24"/>
+          <w:szCs w:val="24"/>
+        </w:rPr>
+        <w:t>project</w:t>
+      </w:r>
+      <w:proofErr w:type="spellEnd"/>
+      <w:r>
+        <w:rPr>
+          <w:rFonts w:ascii="Times New Roman" w:eastAsia="Times New Roman" w:hAnsi="Times New Roman" w:cs="Times New Roman"/>
+          <w:sz w:val="24"/>
+          <w:szCs w:val="24"/>
+        </w:rPr>
+        <w:t xml:space="preserve"> management pentru urmărirea progresului și rezolvarea impedimentelor. </w:t>
       </w:r>
       <w:r>
         <w:rPr>
@@ -17261,7 +20187,47 @@
           <w:sz w:val="24"/>
           <w:szCs w:val="24"/>
         </w:rPr>
-        <w:t>(Github projects)</w:t>
+        <w:t>(</w:t>
+      </w:r>
+      <w:proofErr w:type="spellStart"/>
+      <w:r>
+        <w:rPr>
+          <w:rFonts w:ascii="Times New Roman" w:eastAsia="Times New Roman" w:hAnsi="Times New Roman" w:cs="Times New Roman"/>
+          <w:b/>
+          <w:sz w:val="24"/>
+          <w:szCs w:val="24"/>
+        </w:rPr>
+        <w:t>Github</w:t>
+      </w:r>
+      <w:proofErr w:type="spellEnd"/>
+      <w:r>
+        <w:rPr>
+          <w:rFonts w:ascii="Times New Roman" w:eastAsia="Times New Roman" w:hAnsi="Times New Roman" w:cs="Times New Roman"/>
+          <w:b/>
+          <w:sz w:val="24"/>
+          <w:szCs w:val="24"/>
+        </w:rPr>
+        <w:t xml:space="preserve"> </w:t>
+      </w:r>
+      <w:proofErr w:type="spellStart"/>
+      <w:r>
+        <w:rPr>
+          <w:rFonts w:ascii="Times New Roman" w:eastAsia="Times New Roman" w:hAnsi="Times New Roman" w:cs="Times New Roman"/>
+          <w:b/>
+          <w:sz w:val="24"/>
+          <w:szCs w:val="24"/>
+        </w:rPr>
+        <w:t>projects</w:t>
+      </w:r>
+      <w:proofErr w:type="spellEnd"/>
+      <w:r>
+        <w:rPr>
+          <w:rFonts w:ascii="Times New Roman" w:eastAsia="Times New Roman" w:hAnsi="Times New Roman" w:cs="Times New Roman"/>
+          <w:b/>
+          <w:sz w:val="24"/>
+          <w:szCs w:val="24"/>
+        </w:rPr>
+        <w:t>)</w:t>
       </w:r>
     </w:p>
     <w:p>
@@ -17347,13 +20313,41 @@
           <w:szCs w:val="24"/>
         </w:rPr>
       </w:pPr>
-      <w:r>
-        <w:rPr>
-          <w:rFonts w:ascii="Times New Roman" w:eastAsia="Times New Roman" w:hAnsi="Times New Roman" w:cs="Times New Roman"/>
-          <w:sz w:val="24"/>
-          <w:szCs w:val="24"/>
-        </w:rPr>
-        <w:t>Workflow diagram, diagrama bazei de date</w:t>
+      <w:proofErr w:type="spellStart"/>
+      <w:r>
+        <w:rPr>
+          <w:rFonts w:ascii="Times New Roman" w:eastAsia="Times New Roman" w:hAnsi="Times New Roman" w:cs="Times New Roman"/>
+          <w:sz w:val="24"/>
+          <w:szCs w:val="24"/>
+        </w:rPr>
+        <w:t>Workflow</w:t>
+      </w:r>
+      <w:proofErr w:type="spellEnd"/>
+      <w:r>
+        <w:rPr>
+          <w:rFonts w:ascii="Times New Roman" w:eastAsia="Times New Roman" w:hAnsi="Times New Roman" w:cs="Times New Roman"/>
+          <w:sz w:val="24"/>
+          <w:szCs w:val="24"/>
+        </w:rPr>
+        <w:t xml:space="preserve"> </w:t>
+      </w:r>
+      <w:proofErr w:type="spellStart"/>
+      <w:r>
+        <w:rPr>
+          <w:rFonts w:ascii="Times New Roman" w:eastAsia="Times New Roman" w:hAnsi="Times New Roman" w:cs="Times New Roman"/>
+          <w:sz w:val="24"/>
+          <w:szCs w:val="24"/>
+        </w:rPr>
+        <w:t>diagram</w:t>
+      </w:r>
+      <w:proofErr w:type="spellEnd"/>
+      <w:r>
+        <w:rPr>
+          <w:rFonts w:ascii="Times New Roman" w:eastAsia="Times New Roman" w:hAnsi="Times New Roman" w:cs="Times New Roman"/>
+          <w:sz w:val="24"/>
+          <w:szCs w:val="24"/>
+        </w:rPr>
+        <w:t>, diagrama bazei de date</w:t>
       </w:r>
     </w:p>
     <w:p>
@@ -17422,7 +20416,25 @@
           <w:sz w:val="24"/>
           <w:szCs w:val="24"/>
         </w:rPr>
-        <w:t>Contribuție: Realizarea backend-ului.</w:t>
+        <w:t xml:space="preserve">Contribuție: Realizarea </w:t>
+      </w:r>
+      <w:proofErr w:type="spellStart"/>
+      <w:r>
+        <w:rPr>
+          <w:rFonts w:ascii="Times New Roman" w:eastAsia="Times New Roman" w:hAnsi="Times New Roman" w:cs="Times New Roman"/>
+          <w:sz w:val="24"/>
+          <w:szCs w:val="24"/>
+        </w:rPr>
+        <w:t>backend</w:t>
+      </w:r>
+      <w:proofErr w:type="spellEnd"/>
+      <w:r>
+        <w:rPr>
+          <w:rFonts w:ascii="Times New Roman" w:eastAsia="Times New Roman" w:hAnsi="Times New Roman" w:cs="Times New Roman"/>
+          <w:sz w:val="24"/>
+          <w:szCs w:val="24"/>
+        </w:rPr>
+        <w:t>-ului.</w:t>
       </w:r>
     </w:p>
     <w:p>
@@ -17491,7 +20503,25 @@
           <w:sz w:val="24"/>
           <w:szCs w:val="24"/>
         </w:rPr>
-        <w:t>Resetare parola, adăugare/editare poza de profil, editare email/username, ștergere cont</w:t>
+        <w:t>Resetare parola, adăugare/editare poza de profil, editare email/</w:t>
+      </w:r>
+      <w:proofErr w:type="spellStart"/>
+      <w:r>
+        <w:rPr>
+          <w:rFonts w:ascii="Times New Roman" w:eastAsia="Times New Roman" w:hAnsi="Times New Roman" w:cs="Times New Roman"/>
+          <w:sz w:val="24"/>
+          <w:szCs w:val="24"/>
+        </w:rPr>
+        <w:t>username</w:t>
+      </w:r>
+      <w:proofErr w:type="spellEnd"/>
+      <w:r>
+        <w:rPr>
+          <w:rFonts w:ascii="Times New Roman" w:eastAsia="Times New Roman" w:hAnsi="Times New Roman" w:cs="Times New Roman"/>
+          <w:sz w:val="24"/>
+          <w:szCs w:val="24"/>
+        </w:rPr>
+        <w:t>, ștergere cont</w:t>
       </w:r>
     </w:p>
     <w:p>
@@ -17607,8 +20637,18 @@
           <w:sz w:val="24"/>
           <w:szCs w:val="24"/>
         </w:rPr>
-        <w:t>Contribuție: Integrare completă în aplicația mobilă pentru platforma iOS</w:t>
-      </w:r>
+        <w:t xml:space="preserve">Contribuție: Integrare completă în aplicația mobilă pentru platforma </w:t>
+      </w:r>
+      <w:proofErr w:type="spellStart"/>
+      <w:r>
+        <w:rPr>
+          <w:rFonts w:ascii="Times New Roman" w:eastAsia="Times New Roman" w:hAnsi="Times New Roman" w:cs="Times New Roman"/>
+          <w:sz w:val="24"/>
+          <w:szCs w:val="24"/>
+        </w:rPr>
+        <w:t>iOS</w:t>
+      </w:r>
+      <w:proofErr w:type="spellEnd"/>
     </w:p>
     <w:p>
       <w:pPr>
@@ -17676,7 +20716,25 @@
           <w:sz w:val="24"/>
           <w:szCs w:val="24"/>
         </w:rPr>
-        <w:t xml:space="preserve">Toate rutele create in backend, implementate în aplicația mobilă </w:t>
+        <w:t xml:space="preserve">Toate rutele create in </w:t>
+      </w:r>
+      <w:proofErr w:type="spellStart"/>
+      <w:r>
+        <w:rPr>
+          <w:rFonts w:ascii="Times New Roman" w:eastAsia="Times New Roman" w:hAnsi="Times New Roman" w:cs="Times New Roman"/>
+          <w:sz w:val="24"/>
+          <w:szCs w:val="24"/>
+        </w:rPr>
+        <w:t>backend</w:t>
+      </w:r>
+      <w:proofErr w:type="spellEnd"/>
+      <w:r>
+        <w:rPr>
+          <w:rFonts w:ascii="Times New Roman" w:eastAsia="Times New Roman" w:hAnsi="Times New Roman" w:cs="Times New Roman"/>
+          <w:sz w:val="24"/>
+          <w:szCs w:val="24"/>
+        </w:rPr>
+        <w:t xml:space="preserve">, implementate în aplicația mobilă </w:t>
       </w:r>
     </w:p>
     <w:p>
@@ -17722,7 +20780,25 @@
           <w:sz w:val="24"/>
           <w:szCs w:val="24"/>
         </w:rPr>
-        <w:t>Crearea și configurarea proiectului de XCode cu toate pachetele și fișierele de început necesare</w:t>
+        <w:t xml:space="preserve">Crearea și configurarea proiectului de </w:t>
+      </w:r>
+      <w:proofErr w:type="spellStart"/>
+      <w:r>
+        <w:rPr>
+          <w:rFonts w:ascii="Times New Roman" w:eastAsia="Times New Roman" w:hAnsi="Times New Roman" w:cs="Times New Roman"/>
+          <w:sz w:val="24"/>
+          <w:szCs w:val="24"/>
+        </w:rPr>
+        <w:t>XCode</w:t>
+      </w:r>
+      <w:proofErr w:type="spellEnd"/>
+      <w:r>
+        <w:rPr>
+          <w:rFonts w:ascii="Times New Roman" w:eastAsia="Times New Roman" w:hAnsi="Times New Roman" w:cs="Times New Roman"/>
+          <w:sz w:val="24"/>
+          <w:szCs w:val="24"/>
+        </w:rPr>
+        <w:t xml:space="preserve"> cu toate pachetele și fișierele de început necesare</w:t>
       </w:r>
     </w:p>
     <w:p>
@@ -17768,8 +20844,18 @@
           <w:sz w:val="24"/>
           <w:szCs w:val="24"/>
         </w:rPr>
-        <w:t>Contribuție: Backend</w:t>
-      </w:r>
+        <w:t xml:space="preserve">Contribuție: </w:t>
+      </w:r>
+      <w:proofErr w:type="spellStart"/>
+      <w:r>
+        <w:rPr>
+          <w:rFonts w:ascii="Times New Roman" w:eastAsia="Times New Roman" w:hAnsi="Times New Roman" w:cs="Times New Roman"/>
+          <w:sz w:val="24"/>
+          <w:szCs w:val="24"/>
+        </w:rPr>
+        <w:t>Backend</w:t>
+      </w:r>
+      <w:proofErr w:type="spellEnd"/>
     </w:p>
     <w:p>
       <w:pPr>
@@ -17791,7 +20877,25 @@
           <w:sz w:val="24"/>
           <w:szCs w:val="24"/>
         </w:rPr>
-        <w:t>Integrare completa Stripe pentru plăti</w:t>
+        <w:t xml:space="preserve">Integrare completa </w:t>
+      </w:r>
+      <w:proofErr w:type="spellStart"/>
+      <w:r>
+        <w:rPr>
+          <w:rFonts w:ascii="Times New Roman" w:eastAsia="Times New Roman" w:hAnsi="Times New Roman" w:cs="Times New Roman"/>
+          <w:sz w:val="24"/>
+          <w:szCs w:val="24"/>
+        </w:rPr>
+        <w:t>Stripe</w:t>
+      </w:r>
+      <w:proofErr w:type="spellEnd"/>
+      <w:r>
+        <w:rPr>
+          <w:rFonts w:ascii="Times New Roman" w:eastAsia="Times New Roman" w:hAnsi="Times New Roman" w:cs="Times New Roman"/>
+          <w:sz w:val="24"/>
+          <w:szCs w:val="24"/>
+        </w:rPr>
+        <w:t xml:space="preserve"> pentru plăti</w:t>
       </w:r>
     </w:p>
     <w:p>
@@ -17814,7 +20918,43 @@
           <w:sz w:val="24"/>
           <w:szCs w:val="24"/>
         </w:rPr>
-        <w:t>Postări -&gt; regula de afișare a acestora în pagina principala (Home -&gt; în funcție de nivel), adăugare comentariu/apreciere (like/unlike), șterge/raportare postare;</w:t>
+        <w:t>Postări -&gt; regula de afișare a acestora în pagina principala (Home -&gt; în funcție de nivel), adăugare comentariu/apreciere (</w:t>
+      </w:r>
+      <w:proofErr w:type="spellStart"/>
+      <w:r>
+        <w:rPr>
+          <w:rFonts w:ascii="Times New Roman" w:eastAsia="Times New Roman" w:hAnsi="Times New Roman" w:cs="Times New Roman"/>
+          <w:sz w:val="24"/>
+          <w:szCs w:val="24"/>
+        </w:rPr>
+        <w:t>like</w:t>
+      </w:r>
+      <w:proofErr w:type="spellEnd"/>
+      <w:r>
+        <w:rPr>
+          <w:rFonts w:ascii="Times New Roman" w:eastAsia="Times New Roman" w:hAnsi="Times New Roman" w:cs="Times New Roman"/>
+          <w:sz w:val="24"/>
+          <w:szCs w:val="24"/>
+        </w:rPr>
+        <w:t>/</w:t>
+      </w:r>
+      <w:proofErr w:type="spellStart"/>
+      <w:r>
+        <w:rPr>
+          <w:rFonts w:ascii="Times New Roman" w:eastAsia="Times New Roman" w:hAnsi="Times New Roman" w:cs="Times New Roman"/>
+          <w:sz w:val="24"/>
+          <w:szCs w:val="24"/>
+        </w:rPr>
+        <w:t>unlike</w:t>
+      </w:r>
+      <w:proofErr w:type="spellEnd"/>
+      <w:r>
+        <w:rPr>
+          <w:rFonts w:ascii="Times New Roman" w:eastAsia="Times New Roman" w:hAnsi="Times New Roman" w:cs="Times New Roman"/>
+          <w:sz w:val="24"/>
+          <w:szCs w:val="24"/>
+        </w:rPr>
+        <w:t>), șterge/raportare postare;</w:t>
       </w:r>
     </w:p>
     <w:p>
@@ -17837,7 +20977,43 @@
           <w:sz w:val="24"/>
           <w:szCs w:val="24"/>
         </w:rPr>
-        <w:t>Funcționalități pentru pagina artistului: adăugare/ștergere postare, adăugare comentariu/apreciere (like/unlike)</w:t>
+        <w:t>Funcționalități pentru pagina artistului: adăugare/ștergere postare, adăugare comentariu/apreciere (</w:t>
+      </w:r>
+      <w:proofErr w:type="spellStart"/>
+      <w:r>
+        <w:rPr>
+          <w:rFonts w:ascii="Times New Roman" w:eastAsia="Times New Roman" w:hAnsi="Times New Roman" w:cs="Times New Roman"/>
+          <w:sz w:val="24"/>
+          <w:szCs w:val="24"/>
+        </w:rPr>
+        <w:t>like</w:t>
+      </w:r>
+      <w:proofErr w:type="spellEnd"/>
+      <w:r>
+        <w:rPr>
+          <w:rFonts w:ascii="Times New Roman" w:eastAsia="Times New Roman" w:hAnsi="Times New Roman" w:cs="Times New Roman"/>
+          <w:sz w:val="24"/>
+          <w:szCs w:val="24"/>
+        </w:rPr>
+        <w:t>/</w:t>
+      </w:r>
+      <w:proofErr w:type="spellStart"/>
+      <w:r>
+        <w:rPr>
+          <w:rFonts w:ascii="Times New Roman" w:eastAsia="Times New Roman" w:hAnsi="Times New Roman" w:cs="Times New Roman"/>
+          <w:sz w:val="24"/>
+          <w:szCs w:val="24"/>
+        </w:rPr>
+        <w:t>unlike</w:t>
+      </w:r>
+      <w:proofErr w:type="spellEnd"/>
+      <w:r>
+        <w:rPr>
+          <w:rFonts w:ascii="Times New Roman" w:eastAsia="Times New Roman" w:hAnsi="Times New Roman" w:cs="Times New Roman"/>
+          <w:sz w:val="24"/>
+          <w:szCs w:val="24"/>
+        </w:rPr>
+        <w:t>)</w:t>
       </w:r>
     </w:p>
     <w:p>

--- a/Documentation/Requirements Document - Artist Land.docx
+++ b/Documentation/Requirements Document - Artist Land.docx
@@ -5008,7 +5008,23 @@
           <w:sz w:val="24"/>
           <w:szCs w:val="24"/>
         </w:rPr>
-        <w:t xml:space="preserve"> și adaptabil la ecrane cu densități diferite de pixeli (DPI).  </w:t>
+        <w:t xml:space="preserve"> și adaptabil la ecrane cu </w:t>
+      </w:r>
+      <w:r>
+        <w:rPr>
+          <w:rFonts w:ascii="Times New Roman" w:eastAsia="Times New Roman" w:hAnsi="Times New Roman" w:cs="Times New Roman"/>
+          <w:sz w:val="24"/>
+          <w:szCs w:val="24"/>
+        </w:rPr>
+        <w:t>dimensiuni</w:t>
+      </w:r>
+      <w:r>
+        <w:rPr>
+          <w:rFonts w:ascii="Times New Roman" w:eastAsia="Times New Roman" w:hAnsi="Times New Roman" w:cs="Times New Roman"/>
+          <w:sz w:val="24"/>
+          <w:szCs w:val="24"/>
+        </w:rPr>
+        <w:t xml:space="preserve"> diferite de pixeli (DPI).  </w:t>
       </w:r>
     </w:p>
     <w:p>
@@ -5165,6 +5181,7 @@
           <w:sz w:val="24"/>
           <w:szCs w:val="24"/>
         </w:rPr>
+        <w:lastRenderedPageBreak/>
         <w:t xml:space="preserve">Aplicația va respecta principiile de design specifice pentru </w:t>
       </w:r>
       <w:proofErr w:type="spellStart"/>
@@ -5264,7 +5281,6 @@
           <w:sz w:val="24"/>
           <w:szCs w:val="24"/>
         </w:rPr>
-        <w:lastRenderedPageBreak/>
         <w:t>Accesibilitate</w:t>
       </w:r>
     </w:p>
@@ -5799,6 +5815,7 @@
           <w:sz w:val="24"/>
           <w:szCs w:val="24"/>
         </w:rPr>
+        <w:lastRenderedPageBreak/>
         <w:t>Scalabilitate</w:t>
       </w:r>
       <w:proofErr w:type="spellEnd"/>
@@ -5875,7 +5892,6 @@
           <w:sz w:val="28"/>
           <w:szCs w:val="28"/>
         </w:rPr>
-        <w:lastRenderedPageBreak/>
         <w:t>Structura generală</w:t>
       </w:r>
     </w:p>
@@ -6767,6 +6783,7 @@
           <w:sz w:val="24"/>
           <w:szCs w:val="24"/>
         </w:rPr>
+        <w:lastRenderedPageBreak/>
         <w:t xml:space="preserve">Partea de </w:t>
       </w:r>
       <w:proofErr w:type="spellStart"/>
@@ -6883,7 +6900,6 @@
           <w:sz w:val="24"/>
           <w:szCs w:val="24"/>
         </w:rPr>
-        <w:lastRenderedPageBreak/>
         <w:t>Structură flexibilă, ideală pentru aplicații moderne.</w:t>
       </w:r>
     </w:p>
@@ -7522,51 +7538,16 @@
     </w:p>
     <w:p>
       <w:pPr>
-        <w:ind w:left="1440"/>
-        <w:jc w:val="both"/>
-        <w:rPr>
-          <w:rFonts w:ascii="Times New Roman" w:eastAsia="Times New Roman" w:hAnsi="Times New Roman" w:cs="Times New Roman"/>
-          <w:sz w:val="24"/>
-          <w:szCs w:val="24"/>
-        </w:rPr>
-      </w:pPr>
-    </w:p>
-    <w:p>
-      <w:pPr>
-        <w:ind w:left="1440"/>
-        <w:jc w:val="both"/>
-        <w:rPr>
-          <w:rFonts w:ascii="Times New Roman" w:eastAsia="Times New Roman" w:hAnsi="Times New Roman" w:cs="Times New Roman"/>
-          <w:sz w:val="24"/>
-          <w:szCs w:val="24"/>
-        </w:rPr>
-      </w:pPr>
-    </w:p>
-    <w:p>
-      <w:pPr>
-        <w:ind w:left="1440"/>
-        <w:jc w:val="both"/>
-        <w:rPr>
-          <w:rFonts w:ascii="Times New Roman" w:eastAsia="Times New Roman" w:hAnsi="Times New Roman" w:cs="Times New Roman"/>
-          <w:sz w:val="24"/>
-          <w:szCs w:val="24"/>
-        </w:rPr>
-      </w:pPr>
-    </w:p>
-    <w:p>
-      <w:pPr>
-        <w:ind w:left="1440"/>
-        <w:jc w:val="both"/>
-        <w:rPr>
-          <w:rFonts w:ascii="Times New Roman" w:eastAsia="Times New Roman" w:hAnsi="Times New Roman" w:cs="Times New Roman"/>
-          <w:sz w:val="24"/>
-          <w:szCs w:val="24"/>
-        </w:rPr>
-      </w:pPr>
-    </w:p>
-    <w:p>
-      <w:pPr>
-        <w:ind w:left="1440"/>
+        <w:jc w:val="both"/>
+        <w:rPr>
+          <w:rFonts w:ascii="Times New Roman" w:eastAsia="Times New Roman" w:hAnsi="Times New Roman" w:cs="Times New Roman"/>
+          <w:sz w:val="24"/>
+          <w:szCs w:val="24"/>
+        </w:rPr>
+      </w:pPr>
+    </w:p>
+    <w:p>
+      <w:pPr>
         <w:jc w:val="both"/>
         <w:rPr>
           <w:rFonts w:ascii="Times New Roman" w:eastAsia="Times New Roman" w:hAnsi="Times New Roman" w:cs="Times New Roman"/>

--- a/Documentation/Requirements Document - Artist Land.docx
+++ b/Documentation/Requirements Document - Artist Land.docx
@@ -5000,6 +5000,14 @@
           <w:szCs w:val="24"/>
         </w:rPr>
         <w:t>responsiv</w:t>
+      </w:r>
+      <w:r>
+        <w:rPr>
+          <w:rFonts w:ascii="Times New Roman" w:eastAsia="Times New Roman" w:hAnsi="Times New Roman" w:cs="Times New Roman"/>
+          <w:sz w:val="24"/>
+          <w:szCs w:val="24"/>
+        </w:rPr>
+        <w:t>e</w:t>
       </w:r>
       <w:proofErr w:type="spellEnd"/>
       <w:r>

--- a/Documentation/Requirements Document - Artist Land.docx
+++ b/Documentation/Requirements Document - Artist Land.docx
@@ -84,21 +84,12 @@
           <w:u w:val="single"/>
         </w:rPr>
       </w:pPr>
-      <w:proofErr w:type="spellStart"/>
       <w:r>
         <w:rPr>
           <w:rFonts w:ascii="Times New Roman" w:eastAsia="Times New Roman" w:hAnsi="Times New Roman" w:cs="Times New Roman"/>
           <w:u w:val="single"/>
         </w:rPr>
-        <w:t>Requirements</w:t>
-      </w:r>
-      <w:proofErr w:type="spellEnd"/>
-      <w:r>
-        <w:rPr>
-          <w:rFonts w:ascii="Times New Roman" w:eastAsia="Times New Roman" w:hAnsi="Times New Roman" w:cs="Times New Roman"/>
-          <w:u w:val="single"/>
-        </w:rPr>
-        <w:t xml:space="preserve"> Document</w:t>
+        <w:t>Requirements Document</w:t>
       </w:r>
     </w:p>
     <w:p>
@@ -111,21 +102,12 @@
           <w:u w:val="single"/>
         </w:rPr>
       </w:pPr>
-      <w:proofErr w:type="spellStart"/>
       <w:r>
         <w:rPr>
           <w:rFonts w:ascii="Times New Roman" w:eastAsia="Times New Roman" w:hAnsi="Times New Roman" w:cs="Times New Roman"/>
           <w:u w:val="single"/>
         </w:rPr>
-        <w:t>Artists</w:t>
-      </w:r>
-      <w:proofErr w:type="spellEnd"/>
-      <w:r>
-        <w:rPr>
-          <w:rFonts w:ascii="Times New Roman" w:eastAsia="Times New Roman" w:hAnsi="Times New Roman" w:cs="Times New Roman"/>
-          <w:u w:val="single"/>
-        </w:rPr>
-        <w:t xml:space="preserve"> Land</w:t>
+        <w:t>Artists Land</w:t>
       </w:r>
     </w:p>
     <w:p/>
@@ -157,77 +139,13 @@
       </w:r>
     </w:p>
     <w:p>
-      <w:proofErr w:type="spellStart"/>
-      <w:r>
-        <w:rPr>
-          <w:rFonts w:ascii="Times New Roman" w:eastAsia="Times New Roman" w:hAnsi="Times New Roman" w:cs="Times New Roman"/>
-          <w:sz w:val="24"/>
-          <w:szCs w:val="24"/>
-        </w:rPr>
-        <w:t>Backlog</w:t>
-      </w:r>
-      <w:proofErr w:type="spellEnd"/>
-      <w:r>
-        <w:rPr>
-          <w:rFonts w:ascii="Times New Roman" w:eastAsia="Times New Roman" w:hAnsi="Times New Roman" w:cs="Times New Roman"/>
-          <w:sz w:val="24"/>
-          <w:szCs w:val="24"/>
-        </w:rPr>
-        <w:t xml:space="preserve"> cu </w:t>
-      </w:r>
-      <w:proofErr w:type="spellStart"/>
-      <w:r>
-        <w:rPr>
-          <w:rFonts w:ascii="Times New Roman" w:eastAsia="Times New Roman" w:hAnsi="Times New Roman" w:cs="Times New Roman"/>
-          <w:sz w:val="24"/>
-          <w:szCs w:val="24"/>
-        </w:rPr>
-        <w:t>Epics</w:t>
-      </w:r>
-      <w:proofErr w:type="spellEnd"/>
-      <w:r>
-        <w:rPr>
-          <w:rFonts w:ascii="Times New Roman" w:eastAsia="Times New Roman" w:hAnsi="Times New Roman" w:cs="Times New Roman"/>
-          <w:sz w:val="24"/>
-          <w:szCs w:val="24"/>
-        </w:rPr>
-        <w:t xml:space="preserve"> &amp; </w:t>
-      </w:r>
-      <w:proofErr w:type="spellStart"/>
-      <w:r>
-        <w:rPr>
-          <w:rFonts w:ascii="Times New Roman" w:eastAsia="Times New Roman" w:hAnsi="Times New Roman" w:cs="Times New Roman"/>
-          <w:sz w:val="24"/>
-          <w:szCs w:val="24"/>
-        </w:rPr>
-        <w:t>User</w:t>
-      </w:r>
-      <w:proofErr w:type="spellEnd"/>
-      <w:r>
-        <w:rPr>
-          <w:rFonts w:ascii="Times New Roman" w:eastAsia="Times New Roman" w:hAnsi="Times New Roman" w:cs="Times New Roman"/>
-          <w:sz w:val="24"/>
-          <w:szCs w:val="24"/>
-        </w:rPr>
-        <w:t xml:space="preserve"> </w:t>
-      </w:r>
-      <w:proofErr w:type="spellStart"/>
-      <w:r>
-        <w:rPr>
-          <w:rFonts w:ascii="Times New Roman" w:eastAsia="Times New Roman" w:hAnsi="Times New Roman" w:cs="Times New Roman"/>
-          <w:sz w:val="24"/>
-          <w:szCs w:val="24"/>
-        </w:rPr>
-        <w:t>Stories</w:t>
-      </w:r>
-      <w:proofErr w:type="spellEnd"/>
-      <w:r>
-        <w:rPr>
-          <w:rFonts w:ascii="Times New Roman" w:eastAsia="Times New Roman" w:hAnsi="Times New Roman" w:cs="Times New Roman"/>
-          <w:sz w:val="24"/>
-          <w:szCs w:val="24"/>
-        </w:rPr>
-        <w:t xml:space="preserve">: </w:t>
+      <w:r>
+        <w:rPr>
+          <w:rFonts w:ascii="Times New Roman" w:eastAsia="Times New Roman" w:hAnsi="Times New Roman" w:cs="Times New Roman"/>
+          <w:sz w:val="24"/>
+          <w:szCs w:val="24"/>
+        </w:rPr>
+        <w:t xml:space="preserve">Backlog cu Epics &amp; User Stories: </w:t>
       </w:r>
       <w:hyperlink r:id="rId5">
         <w:r>
@@ -457,7 +375,6 @@
         </w:rPr>
       </w:pPr>
       <w:hyperlink w:anchor="3dy6vkm">
-        <w:proofErr w:type="spellStart"/>
         <w:r>
           <w:rPr>
             <w:rFonts w:ascii="Times New Roman" w:eastAsia="Times New Roman" w:hAnsi="Times New Roman" w:cs="Times New Roman"/>
@@ -467,7 +384,6 @@
           </w:rPr>
           <w:t>Stakeholderi</w:t>
         </w:r>
-        <w:proofErr w:type="spellEnd"/>
       </w:hyperlink>
       <w:hyperlink w:anchor="3dy6vkm">
         <w:r>
@@ -553,43 +469,7 @@
             <w:sz w:val="24"/>
             <w:szCs w:val="24"/>
           </w:rPr>
-          <w:t>Scenarii de utilizare (</w:t>
-        </w:r>
-        <w:proofErr w:type="spellStart"/>
-        <w:r>
-          <w:rPr>
-            <w:rFonts w:ascii="Times New Roman" w:eastAsia="Times New Roman" w:hAnsi="Times New Roman" w:cs="Times New Roman"/>
-            <w:sz w:val="24"/>
-            <w:szCs w:val="24"/>
-          </w:rPr>
-          <w:t>Use</w:t>
-        </w:r>
-        <w:proofErr w:type="spellEnd"/>
-        <w:r>
-          <w:rPr>
-            <w:rFonts w:ascii="Times New Roman" w:eastAsia="Times New Roman" w:hAnsi="Times New Roman" w:cs="Times New Roman"/>
-            <w:sz w:val="24"/>
-            <w:szCs w:val="24"/>
-          </w:rPr>
-          <w:t xml:space="preserve"> </w:t>
-        </w:r>
-        <w:proofErr w:type="spellStart"/>
-        <w:r>
-          <w:rPr>
-            <w:rFonts w:ascii="Times New Roman" w:eastAsia="Times New Roman" w:hAnsi="Times New Roman" w:cs="Times New Roman"/>
-            <w:sz w:val="24"/>
-            <w:szCs w:val="24"/>
-          </w:rPr>
-          <w:t>Cases</w:t>
-        </w:r>
-        <w:proofErr w:type="spellEnd"/>
-        <w:r>
-          <w:rPr>
-            <w:rFonts w:ascii="Times New Roman" w:eastAsia="Times New Roman" w:hAnsi="Times New Roman" w:cs="Times New Roman"/>
-            <w:sz w:val="24"/>
-            <w:szCs w:val="24"/>
-          </w:rPr>
-          <w:t>)</w:t>
+          <w:t>Scenarii de utilizare (Use Cases)</w:t>
         </w:r>
       </w:hyperlink>
     </w:p>
@@ -949,19 +829,8 @@
             <w:sz w:val="24"/>
             <w:szCs w:val="24"/>
           </w:rPr>
-          <w:t xml:space="preserve">Diagrama </w:t>
+          <w:t>Diagrama Gantt</w:t>
         </w:r>
-        <w:proofErr w:type="spellStart"/>
-        <w:r>
-          <w:rPr>
-            <w:rFonts w:ascii="Times New Roman" w:eastAsia="Times New Roman" w:hAnsi="Times New Roman" w:cs="Times New Roman"/>
-            <w:b/>
-            <w:sz w:val="24"/>
-            <w:szCs w:val="24"/>
-          </w:rPr>
-          <w:t>Gantt</w:t>
-        </w:r>
-        <w:proofErr w:type="spellEnd"/>
       </w:hyperlink>
     </w:p>
     <w:p>
@@ -1036,19 +905,8 @@
           <w:sz w:val="24"/>
           <w:szCs w:val="24"/>
         </w:rPr>
-        <w:t xml:space="preserve">Procentul de </w:t>
-      </w:r>
-      <w:proofErr w:type="spellStart"/>
-      <w:r>
-        <w:rPr>
-          <w:rFonts w:ascii="Times New Roman" w:eastAsia="Times New Roman" w:hAnsi="Times New Roman" w:cs="Times New Roman"/>
-          <w:bCs/>
-          <w:sz w:val="24"/>
-          <w:szCs w:val="24"/>
-        </w:rPr>
-        <w:t>coverage</w:t>
-      </w:r>
-      <w:proofErr w:type="spellEnd"/>
+        <w:t>Test Coverage</w:t>
+      </w:r>
     </w:p>
     <w:p>
       <w:pPr>
@@ -1073,47 +931,7 @@
             <w:sz w:val="24"/>
             <w:szCs w:val="24"/>
           </w:rPr>
-          <w:t xml:space="preserve">Test </w:t>
-        </w:r>
-        <w:proofErr w:type="spellStart"/>
-        <w:r>
-          <w:rPr>
-            <w:rFonts w:ascii="Times New Roman" w:eastAsia="Times New Roman" w:hAnsi="Times New Roman" w:cs="Times New Roman"/>
-            <w:b/>
-            <w:sz w:val="24"/>
-            <w:szCs w:val="24"/>
-          </w:rPr>
-          <w:t>Driven</w:t>
-        </w:r>
-        <w:proofErr w:type="spellEnd"/>
-        <w:r>
-          <w:rPr>
-            <w:rFonts w:ascii="Times New Roman" w:eastAsia="Times New Roman" w:hAnsi="Times New Roman" w:cs="Times New Roman"/>
-            <w:b/>
-            <w:sz w:val="24"/>
-            <w:szCs w:val="24"/>
-          </w:rPr>
-          <w:t xml:space="preserve"> </w:t>
-        </w:r>
-        <w:proofErr w:type="spellStart"/>
-        <w:r>
-          <w:rPr>
-            <w:rFonts w:ascii="Times New Roman" w:eastAsia="Times New Roman" w:hAnsi="Times New Roman" w:cs="Times New Roman"/>
-            <w:b/>
-            <w:sz w:val="24"/>
-            <w:szCs w:val="24"/>
-          </w:rPr>
-          <w:t>Development</w:t>
-        </w:r>
-        <w:proofErr w:type="spellEnd"/>
-        <w:r>
-          <w:rPr>
-            <w:rFonts w:ascii="Times New Roman" w:eastAsia="Times New Roman" w:hAnsi="Times New Roman" w:cs="Times New Roman"/>
-            <w:b/>
-            <w:sz w:val="24"/>
-            <w:szCs w:val="24"/>
-          </w:rPr>
-          <w:t xml:space="preserve"> (TDD)</w:t>
+          <w:t>Test Driven Development (TDD)</w:t>
         </w:r>
       </w:hyperlink>
     </w:p>
@@ -1189,9 +1007,8 @@
           <w:sz w:val="24"/>
           <w:szCs w:val="24"/>
         </w:rPr>
-        <w:t xml:space="preserve">Pair </w:t>
-      </w:r>
-      <w:proofErr w:type="spellStart"/>
+        <w:t>Pair Programming</w:t>
+      </w:r>
       <w:r>
         <w:rPr>
           <w:rFonts w:ascii="Times New Roman" w:eastAsia="Times New Roman" w:hAnsi="Times New Roman" w:cs="Times New Roman"/>
@@ -1199,37 +1016,7 @@
           <w:sz w:val="24"/>
           <w:szCs w:val="24"/>
         </w:rPr>
-        <w:t>Programming</w:t>
-      </w:r>
-      <w:proofErr w:type="spellEnd"/>
-      <w:r>
-        <w:rPr>
-          <w:rFonts w:ascii="Times New Roman" w:eastAsia="Times New Roman" w:hAnsi="Times New Roman" w:cs="Times New Roman"/>
-          <w:b/>
-          <w:sz w:val="24"/>
-          <w:szCs w:val="24"/>
-        </w:rPr>
-        <w:t xml:space="preserve"> </w:t>
-      </w:r>
-      <w:proofErr w:type="spellStart"/>
-      <w:r>
-        <w:rPr>
-          <w:rFonts w:ascii="Times New Roman" w:eastAsia="Times New Roman" w:hAnsi="Times New Roman" w:cs="Times New Roman"/>
-          <w:b/>
-          <w:sz w:val="24"/>
-          <w:szCs w:val="24"/>
-        </w:rPr>
-        <w:t>vs</w:t>
-      </w:r>
-      <w:proofErr w:type="spellEnd"/>
-      <w:r>
-        <w:rPr>
-          <w:rFonts w:ascii="Times New Roman" w:eastAsia="Times New Roman" w:hAnsi="Times New Roman" w:cs="Times New Roman"/>
-          <w:b/>
-          <w:sz w:val="24"/>
-          <w:szCs w:val="24"/>
-        </w:rPr>
-        <w:t xml:space="preserve"> individual</w:t>
+        <w:t xml:space="preserve"> vs individual</w:t>
       </w:r>
       <w:r>
         <w:rPr>
@@ -1314,39 +1101,8 @@
             <w:sz w:val="24"/>
             <w:szCs w:val="24"/>
           </w:rPr>
-          <w:t xml:space="preserve">Sprint </w:t>
+          <w:t>Sprint Daily Standups</w:t>
         </w:r>
-        <w:proofErr w:type="spellStart"/>
-        <w:r>
-          <w:rPr>
-            <w:rFonts w:ascii="Times New Roman" w:eastAsia="Times New Roman" w:hAnsi="Times New Roman" w:cs="Times New Roman"/>
-            <w:b/>
-            <w:sz w:val="24"/>
-            <w:szCs w:val="24"/>
-          </w:rPr>
-          <w:t>Daily</w:t>
-        </w:r>
-        <w:proofErr w:type="spellEnd"/>
-        <w:r>
-          <w:rPr>
-            <w:rFonts w:ascii="Times New Roman" w:eastAsia="Times New Roman" w:hAnsi="Times New Roman" w:cs="Times New Roman"/>
-            <w:b/>
-            <w:sz w:val="24"/>
-            <w:szCs w:val="24"/>
-          </w:rPr>
-          <w:t xml:space="preserve"> </w:t>
-        </w:r>
-        <w:proofErr w:type="spellStart"/>
-        <w:r>
-          <w:rPr>
-            <w:rFonts w:ascii="Times New Roman" w:eastAsia="Times New Roman" w:hAnsi="Times New Roman" w:cs="Times New Roman"/>
-            <w:b/>
-            <w:sz w:val="24"/>
-            <w:szCs w:val="24"/>
-          </w:rPr>
-          <w:t>Standups</w:t>
-        </w:r>
-        <w:proofErr w:type="spellEnd"/>
       </w:hyperlink>
     </w:p>
     <w:p>
@@ -1616,43 +1372,7 @@
           <w:sz w:val="24"/>
           <w:szCs w:val="24"/>
         </w:rPr>
-        <w:t xml:space="preserve">Scopul acestui document este de a detalia cerințele funcționale și nefuncționale pentru dezvoltarea aplicației mobile </w:t>
-      </w:r>
-      <w:proofErr w:type="spellStart"/>
-      <w:r>
-        <w:rPr>
-          <w:rFonts w:ascii="Times New Roman" w:eastAsia="Times New Roman" w:hAnsi="Times New Roman" w:cs="Times New Roman"/>
-          <w:sz w:val="24"/>
-          <w:szCs w:val="24"/>
-        </w:rPr>
-        <w:t>Artists</w:t>
-      </w:r>
-      <w:proofErr w:type="spellEnd"/>
-      <w:r>
-        <w:rPr>
-          <w:rFonts w:ascii="Times New Roman" w:eastAsia="Times New Roman" w:hAnsi="Times New Roman" w:cs="Times New Roman"/>
-          <w:sz w:val="24"/>
-          <w:szCs w:val="24"/>
-        </w:rPr>
-        <w:t xml:space="preserve"> Land, care promovează arta contemporană și susține artiștii în dezvoltarea carierei lor. Documentul oferă o descriere clară a funcționalităților aplicației, așteptările utilizatorilor și constrângerile tehnice, servind drept ghid pentru echipa de dezvoltare și </w:t>
-      </w:r>
-      <w:proofErr w:type="spellStart"/>
-      <w:r>
-        <w:rPr>
-          <w:rFonts w:ascii="Times New Roman" w:eastAsia="Times New Roman" w:hAnsi="Times New Roman" w:cs="Times New Roman"/>
-          <w:sz w:val="24"/>
-          <w:szCs w:val="24"/>
-        </w:rPr>
-        <w:t>stakeholderi</w:t>
-      </w:r>
-      <w:proofErr w:type="spellEnd"/>
-      <w:r>
-        <w:rPr>
-          <w:rFonts w:ascii="Times New Roman" w:eastAsia="Times New Roman" w:hAnsi="Times New Roman" w:cs="Times New Roman"/>
-          <w:sz w:val="24"/>
-          <w:szCs w:val="24"/>
-        </w:rPr>
-        <w:t>.</w:t>
+        <w:t>Scopul acestui document este de a detalia cerințele funcționale și nefuncționale pentru dezvoltarea aplicației mobile Artists Land, care promovează arta contemporană și susține artiștii în dezvoltarea carierei lor. Documentul oferă o descriere clară a funcționalităților aplicației, așteptările utilizatorilor și constrângerile tehnice, servind drept ghid pentru echipa de dezvoltare și stakeholderi.</w:t>
       </w:r>
     </w:p>
     <w:p>
@@ -1873,25 +1593,7 @@
           <w:sz w:val="24"/>
           <w:szCs w:val="24"/>
         </w:rPr>
-        <w:t xml:space="preserve"> prin funcționalități precum </w:t>
-      </w:r>
-      <w:proofErr w:type="spellStart"/>
-      <w:r>
-        <w:rPr>
-          <w:rFonts w:ascii="Times New Roman" w:eastAsia="Times New Roman" w:hAnsi="Times New Roman" w:cs="Times New Roman"/>
-          <w:sz w:val="24"/>
-          <w:szCs w:val="24"/>
-        </w:rPr>
-        <w:t>feed-ul</w:t>
-      </w:r>
-      <w:proofErr w:type="spellEnd"/>
-      <w:r>
-        <w:rPr>
-          <w:rFonts w:ascii="Times New Roman" w:eastAsia="Times New Roman" w:hAnsi="Times New Roman" w:cs="Times New Roman"/>
-          <w:sz w:val="24"/>
-          <w:szCs w:val="24"/>
-        </w:rPr>
-        <w:t xml:space="preserve"> principal</w:t>
+        <w:t xml:space="preserve"> prin funcționalități precum feed-ul principal</w:t>
       </w:r>
       <w:r>
         <w:rPr>
@@ -1907,25 +1609,7 @@
           <w:sz w:val="24"/>
           <w:szCs w:val="24"/>
         </w:rPr>
-        <w:t xml:space="preserve"> chat-</w:t>
-      </w:r>
-      <w:proofErr w:type="spellStart"/>
-      <w:r>
-        <w:rPr>
-          <w:rFonts w:ascii="Times New Roman" w:eastAsia="Times New Roman" w:hAnsi="Times New Roman" w:cs="Times New Roman"/>
-          <w:sz w:val="24"/>
-          <w:szCs w:val="24"/>
-        </w:rPr>
-        <w:t>ul</w:t>
-      </w:r>
-      <w:proofErr w:type="spellEnd"/>
-      <w:r>
-        <w:rPr>
-          <w:rFonts w:ascii="Times New Roman" w:eastAsia="Times New Roman" w:hAnsi="Times New Roman" w:cs="Times New Roman"/>
-          <w:sz w:val="24"/>
-          <w:szCs w:val="24"/>
-        </w:rPr>
-        <w:t xml:space="preserve"> interactiv.</w:t>
+        <w:t xml:space="preserve"> chat-ul interactiv.</w:t>
       </w:r>
     </w:p>
     <w:p>
@@ -1957,61 +1641,7 @@
           <w:sz w:val="24"/>
           <w:szCs w:val="24"/>
         </w:rPr>
-        <w:t xml:space="preserve"> printr-un sistem de </w:t>
-      </w:r>
-      <w:proofErr w:type="spellStart"/>
-      <w:r>
-        <w:rPr>
-          <w:rFonts w:ascii="Times New Roman" w:eastAsia="Times New Roman" w:hAnsi="Times New Roman" w:cs="Times New Roman"/>
-          <w:sz w:val="24"/>
-          <w:szCs w:val="24"/>
-        </w:rPr>
-        <w:t>token</w:t>
-      </w:r>
-      <w:proofErr w:type="spellEnd"/>
-      <w:r>
-        <w:rPr>
-          <w:rFonts w:ascii="Times New Roman" w:eastAsia="Times New Roman" w:hAnsi="Times New Roman" w:cs="Times New Roman"/>
-          <w:sz w:val="24"/>
-          <w:szCs w:val="24"/>
-        </w:rPr>
-        <w:t xml:space="preserve">-uri și nivele personalizate, </w:t>
-      </w:r>
-      <w:proofErr w:type="spellStart"/>
-      <w:r>
-        <w:rPr>
-          <w:rFonts w:ascii="Times New Roman" w:eastAsia="Times New Roman" w:hAnsi="Times New Roman" w:cs="Times New Roman"/>
-          <w:sz w:val="24"/>
-          <w:szCs w:val="24"/>
-        </w:rPr>
-        <w:t>prioritizând</w:t>
-      </w:r>
-      <w:proofErr w:type="spellEnd"/>
-      <w:r>
-        <w:rPr>
-          <w:rFonts w:ascii="Times New Roman" w:eastAsia="Times New Roman" w:hAnsi="Times New Roman" w:cs="Times New Roman"/>
-          <w:sz w:val="24"/>
-          <w:szCs w:val="24"/>
-        </w:rPr>
-        <w:t xml:space="preserve"> vizibilitatea acestora în </w:t>
-      </w:r>
-      <w:proofErr w:type="spellStart"/>
-      <w:r>
-        <w:rPr>
-          <w:rFonts w:ascii="Times New Roman" w:eastAsia="Times New Roman" w:hAnsi="Times New Roman" w:cs="Times New Roman"/>
-          <w:sz w:val="24"/>
-          <w:szCs w:val="24"/>
-        </w:rPr>
-        <w:t>feed-ul</w:t>
-      </w:r>
-      <w:proofErr w:type="spellEnd"/>
-      <w:r>
-        <w:rPr>
-          <w:rFonts w:ascii="Times New Roman" w:eastAsia="Times New Roman" w:hAnsi="Times New Roman" w:cs="Times New Roman"/>
-          <w:sz w:val="24"/>
-          <w:szCs w:val="24"/>
-        </w:rPr>
-        <w:t xml:space="preserve"> principal.</w:t>
+        <w:t xml:space="preserve"> printr-un sistem de token-uri și nivele personalizate, prioritizând vizibilitatea acestora în feed-ul principal.</w:t>
       </w:r>
     </w:p>
     <w:p>
@@ -2130,7 +1760,6 @@
         </w:rPr>
         <w:t xml:space="preserve">Aplicația </w:t>
       </w:r>
-      <w:proofErr w:type="spellStart"/>
       <w:r>
         <w:rPr>
           <w:rFonts w:ascii="Times New Roman" w:eastAsia="Times New Roman" w:hAnsi="Times New Roman" w:cs="Times New Roman"/>
@@ -2138,17 +1767,7 @@
           <w:sz w:val="24"/>
           <w:szCs w:val="24"/>
         </w:rPr>
-        <w:t>Artists</w:t>
-      </w:r>
-      <w:proofErr w:type="spellEnd"/>
-      <w:r>
-        <w:rPr>
-          <w:rFonts w:ascii="Times New Roman" w:eastAsia="Times New Roman" w:hAnsi="Times New Roman" w:cs="Times New Roman"/>
-          <w:i/>
-          <w:sz w:val="24"/>
-          <w:szCs w:val="24"/>
-        </w:rPr>
-        <w:t xml:space="preserve"> Land</w:t>
+        <w:t>Artists Land</w:t>
       </w:r>
       <w:r>
         <w:rPr>
@@ -2223,25 +1842,7 @@
           <w:sz w:val="24"/>
           <w:szCs w:val="24"/>
         </w:rPr>
-        <w:t xml:space="preserve"> printr-un </w:t>
-      </w:r>
-      <w:proofErr w:type="spellStart"/>
-      <w:r>
-        <w:rPr>
-          <w:rFonts w:ascii="Times New Roman" w:eastAsia="Times New Roman" w:hAnsi="Times New Roman" w:cs="Times New Roman"/>
-          <w:sz w:val="24"/>
-          <w:szCs w:val="24"/>
-        </w:rPr>
-        <w:t>feed</w:t>
-      </w:r>
-      <w:proofErr w:type="spellEnd"/>
-      <w:r>
-        <w:rPr>
-          <w:rFonts w:ascii="Times New Roman" w:eastAsia="Times New Roman" w:hAnsi="Times New Roman" w:cs="Times New Roman"/>
-          <w:sz w:val="24"/>
-          <w:szCs w:val="24"/>
-        </w:rPr>
-        <w:t xml:space="preserve"> centralizat cu lucrări creative accesibile oricui.</w:t>
+        <w:t xml:space="preserve"> printr-un feed centralizat cu lucrări creative accesibile oricui.</w:t>
       </w:r>
     </w:p>
     <w:p>
@@ -2273,25 +1874,7 @@
           <w:sz w:val="24"/>
           <w:szCs w:val="24"/>
         </w:rPr>
-        <w:t xml:space="preserve"> prin intermediul funcționalităților interactive, precum chat-</w:t>
-      </w:r>
-      <w:proofErr w:type="spellStart"/>
-      <w:r>
-        <w:rPr>
-          <w:rFonts w:ascii="Times New Roman" w:eastAsia="Times New Roman" w:hAnsi="Times New Roman" w:cs="Times New Roman"/>
-          <w:sz w:val="24"/>
-          <w:szCs w:val="24"/>
-        </w:rPr>
-        <w:t>ul</w:t>
-      </w:r>
-      <w:proofErr w:type="spellEnd"/>
-      <w:r>
-        <w:rPr>
-          <w:rFonts w:ascii="Times New Roman" w:eastAsia="Times New Roman" w:hAnsi="Times New Roman" w:cs="Times New Roman"/>
-          <w:sz w:val="24"/>
-          <w:szCs w:val="24"/>
-        </w:rPr>
-        <w:t>.</w:t>
+        <w:t xml:space="preserve"> prin intermediul funcționalităților interactive, precum chat-ul.</w:t>
       </w:r>
     </w:p>
     <w:p>
@@ -2365,34 +1948,14 @@
         </w:rPr>
         <w:t xml:space="preserve"> </w:t>
       </w:r>
-      <w:proofErr w:type="spellStart"/>
-      <w:r>
-        <w:rPr>
-          <w:rFonts w:ascii="Times New Roman" w:eastAsia="Times New Roman" w:hAnsi="Times New Roman" w:cs="Times New Roman"/>
-          <w:sz w:val="24"/>
-          <w:szCs w:val="24"/>
-        </w:rPr>
-        <w:t>prioritizată</w:t>
-      </w:r>
-      <w:proofErr w:type="spellEnd"/>
-      <w:r>
-        <w:rPr>
-          <w:rFonts w:ascii="Times New Roman" w:eastAsia="Times New Roman" w:hAnsi="Times New Roman" w:cs="Times New Roman"/>
-          <w:sz w:val="24"/>
-          <w:szCs w:val="24"/>
-        </w:rPr>
-        <w:t xml:space="preserve"> a postărilor în </w:t>
-      </w:r>
-      <w:proofErr w:type="spellStart"/>
-      <w:r>
-        <w:rPr>
-          <w:rFonts w:ascii="Times New Roman" w:eastAsia="Times New Roman" w:hAnsi="Times New Roman" w:cs="Times New Roman"/>
-          <w:sz w:val="24"/>
-          <w:szCs w:val="24"/>
-        </w:rPr>
-        <w:t>feed</w:t>
-      </w:r>
-      <w:proofErr w:type="spellEnd"/>
+      <w:r>
+        <w:rPr>
+          <w:rFonts w:ascii="Times New Roman" w:eastAsia="Times New Roman" w:hAnsi="Times New Roman" w:cs="Times New Roman"/>
+          <w:sz w:val="24"/>
+          <w:szCs w:val="24"/>
+        </w:rPr>
+        <w:t>prioritizată a postărilor în feed</w:t>
+      </w:r>
       <w:r>
         <w:rPr>
           <w:rFonts w:ascii="Times New Roman" w:eastAsia="Times New Roman" w:hAnsi="Times New Roman" w:cs="Times New Roman"/>
@@ -2496,7 +2059,6 @@
         </w:rPr>
         <w:t xml:space="preserve">Prin integrarea tehnologiei moderne, </w:t>
       </w:r>
-      <w:proofErr w:type="spellStart"/>
       <w:r>
         <w:rPr>
           <w:rFonts w:ascii="Times New Roman" w:eastAsia="Times New Roman" w:hAnsi="Times New Roman" w:cs="Times New Roman"/>
@@ -2504,17 +2066,7 @@
           <w:sz w:val="24"/>
           <w:szCs w:val="24"/>
         </w:rPr>
-        <w:t>Artists</w:t>
-      </w:r>
-      <w:proofErr w:type="spellEnd"/>
-      <w:r>
-        <w:rPr>
-          <w:rFonts w:ascii="Times New Roman" w:eastAsia="Times New Roman" w:hAnsi="Times New Roman" w:cs="Times New Roman"/>
-          <w:i/>
-          <w:sz w:val="24"/>
-          <w:szCs w:val="24"/>
-        </w:rPr>
-        <w:t xml:space="preserve"> Land</w:t>
+        <w:t>Artists Land</w:t>
       </w:r>
       <w:r>
         <w:rPr>
@@ -2647,7 +2199,6 @@
         </w:rPr>
         <w:t xml:space="preserve">Aplicația </w:t>
       </w:r>
-      <w:proofErr w:type="spellStart"/>
       <w:r>
         <w:rPr>
           <w:rFonts w:ascii="Times New Roman" w:eastAsia="Times New Roman" w:hAnsi="Times New Roman" w:cs="Times New Roman"/>
@@ -2655,17 +2206,7 @@
           <w:sz w:val="24"/>
           <w:szCs w:val="24"/>
         </w:rPr>
-        <w:t>Artists</w:t>
-      </w:r>
-      <w:proofErr w:type="spellEnd"/>
-      <w:r>
-        <w:rPr>
-          <w:rFonts w:ascii="Times New Roman" w:eastAsia="Times New Roman" w:hAnsi="Times New Roman" w:cs="Times New Roman"/>
-          <w:i/>
-          <w:sz w:val="24"/>
-          <w:szCs w:val="24"/>
-        </w:rPr>
-        <w:t xml:space="preserve"> Land</w:t>
+        <w:t>Artists Land</w:t>
       </w:r>
       <w:r>
         <w:rPr>
@@ -2749,25 +2290,7 @@
           <w:sz w:val="24"/>
           <w:szCs w:val="24"/>
         </w:rPr>
-        <w:t>Facilitarea interacțiunii directe dintre artiști și utilizatori prin funcționalități intuitive precum chat-</w:t>
-      </w:r>
-      <w:proofErr w:type="spellStart"/>
-      <w:r>
-        <w:rPr>
-          <w:rFonts w:ascii="Times New Roman" w:eastAsia="Times New Roman" w:hAnsi="Times New Roman" w:cs="Times New Roman"/>
-          <w:sz w:val="24"/>
-          <w:szCs w:val="24"/>
-        </w:rPr>
-        <w:t>ul</w:t>
-      </w:r>
-      <w:proofErr w:type="spellEnd"/>
-      <w:r>
-        <w:rPr>
-          <w:rFonts w:ascii="Times New Roman" w:eastAsia="Times New Roman" w:hAnsi="Times New Roman" w:cs="Times New Roman"/>
-          <w:sz w:val="24"/>
-          <w:szCs w:val="24"/>
-        </w:rPr>
-        <w:t>.</w:t>
+        <w:t>Facilitarea interacțiunii directe dintre artiști și utilizatori prin funcționalități intuitive precum chat-ul.</w:t>
       </w:r>
     </w:p>
     <w:p>
@@ -2790,25 +2313,7 @@
           <w:sz w:val="24"/>
           <w:szCs w:val="24"/>
         </w:rPr>
-        <w:t xml:space="preserve">Promovarea egală a artiștilor, indiferent de nivelul lor de notorietate, printr-un sistem de vizibilitate bazat pe </w:t>
-      </w:r>
-      <w:proofErr w:type="spellStart"/>
-      <w:r>
-        <w:rPr>
-          <w:rFonts w:ascii="Times New Roman" w:eastAsia="Times New Roman" w:hAnsi="Times New Roman" w:cs="Times New Roman"/>
-          <w:sz w:val="24"/>
-          <w:szCs w:val="24"/>
-        </w:rPr>
-        <w:t>token</w:t>
-      </w:r>
-      <w:proofErr w:type="spellEnd"/>
-      <w:r>
-        <w:rPr>
-          <w:rFonts w:ascii="Times New Roman" w:eastAsia="Times New Roman" w:hAnsi="Times New Roman" w:cs="Times New Roman"/>
-          <w:sz w:val="24"/>
-          <w:szCs w:val="24"/>
-        </w:rPr>
-        <w:t>-uri și niveluri personalizate.</w:t>
+        <w:t>Promovarea egală a artiștilor, indiferent de nivelul lor de notorietate, printr-un sistem de vizibilitate bazat pe token-uri și niveluri personalizate.</w:t>
       </w:r>
     </w:p>
     <w:p>
@@ -2877,7 +2382,6 @@
         </w:rPr>
         <w:t xml:space="preserve">Aplicația </w:t>
       </w:r>
-      <w:proofErr w:type="spellStart"/>
       <w:r>
         <w:rPr>
           <w:rFonts w:ascii="Times New Roman" w:eastAsia="Times New Roman" w:hAnsi="Times New Roman" w:cs="Times New Roman"/>
@@ -2885,17 +2389,7 @@
           <w:sz w:val="24"/>
           <w:szCs w:val="24"/>
         </w:rPr>
-        <w:t>Artists</w:t>
-      </w:r>
-      <w:proofErr w:type="spellEnd"/>
-      <w:r>
-        <w:rPr>
-          <w:rFonts w:ascii="Times New Roman" w:eastAsia="Times New Roman" w:hAnsi="Times New Roman" w:cs="Times New Roman"/>
-          <w:b/>
-          <w:sz w:val="24"/>
-          <w:szCs w:val="24"/>
-        </w:rPr>
-        <w:t xml:space="preserve"> Land</w:t>
+        <w:t>Artists Land</w:t>
       </w:r>
       <w:r>
         <w:rPr>
@@ -3079,25 +2573,7 @@
           <w:sz w:val="24"/>
           <w:szCs w:val="24"/>
         </w:rPr>
-        <w:t xml:space="preserve"> printr-un sistem de </w:t>
-      </w:r>
-      <w:proofErr w:type="spellStart"/>
-      <w:r>
-        <w:rPr>
-          <w:rFonts w:ascii="Times New Roman" w:eastAsia="Times New Roman" w:hAnsi="Times New Roman" w:cs="Times New Roman"/>
-          <w:sz w:val="24"/>
-          <w:szCs w:val="24"/>
-        </w:rPr>
-        <w:t>token</w:t>
-      </w:r>
-      <w:proofErr w:type="spellEnd"/>
-      <w:r>
-        <w:rPr>
-          <w:rFonts w:ascii="Times New Roman" w:eastAsia="Times New Roman" w:hAnsi="Times New Roman" w:cs="Times New Roman"/>
-          <w:sz w:val="24"/>
-          <w:szCs w:val="24"/>
-        </w:rPr>
-        <w:t>-uri, care le permite să își promoveze lucrările în funcție de bugetul disponibil.</w:t>
+        <w:t xml:space="preserve"> printr-un sistem de token-uri, care le permite să își promoveze lucrările în funcție de bugetul disponibil.</w:t>
       </w:r>
     </w:p>
     <w:p>
@@ -3147,7 +2623,6 @@
       </w:pPr>
       <w:bookmarkStart w:id="6" w:name="3dy6vkm" w:colFirst="0" w:colLast="0"/>
       <w:bookmarkEnd w:id="6"/>
-      <w:proofErr w:type="spellStart"/>
       <w:r>
         <w:rPr>
           <w:rFonts w:ascii="Times New Roman" w:eastAsia="Times New Roman" w:hAnsi="Times New Roman" w:cs="Times New Roman"/>
@@ -3158,7 +2633,6 @@
         </w:rPr>
         <w:t>Stakeholderi</w:t>
       </w:r>
-      <w:proofErr w:type="spellEnd"/>
       <w:r>
         <w:rPr>
           <w:rFonts w:ascii="Times New Roman" w:eastAsia="Times New Roman" w:hAnsi="Times New Roman" w:cs="Times New Roman"/>
@@ -3278,27 +2752,7 @@
           <w:u w:val="single"/>
         </w:rPr>
         <w:lastRenderedPageBreak/>
-        <w:t>Părțile interesate (</w:t>
-      </w:r>
-      <w:proofErr w:type="spellStart"/>
-      <w:r>
-        <w:rPr>
-          <w:rFonts w:ascii="Times New Roman" w:eastAsia="Times New Roman" w:hAnsi="Times New Roman" w:cs="Times New Roman"/>
-          <w:sz w:val="24"/>
-          <w:szCs w:val="24"/>
-          <w:u w:val="single"/>
-        </w:rPr>
-        <w:t>stakeholderii</w:t>
-      </w:r>
-      <w:proofErr w:type="spellEnd"/>
-      <w:r>
-        <w:rPr>
-          <w:rFonts w:ascii="Times New Roman" w:eastAsia="Times New Roman" w:hAnsi="Times New Roman" w:cs="Times New Roman"/>
-          <w:sz w:val="24"/>
-          <w:szCs w:val="24"/>
-          <w:u w:val="single"/>
-        </w:rPr>
-        <w:t xml:space="preserve"> externi):</w:t>
+        <w:t>Părțile interesate (stakeholderii externi):</w:t>
       </w:r>
     </w:p>
     <w:p>
@@ -3344,25 +2798,7 @@
           <w:sz w:val="24"/>
           <w:szCs w:val="24"/>
         </w:rPr>
-        <w:t xml:space="preserve">Investitorii sau sponsorii: Cei care susțin financiar dezvoltarea aplicației și doresc să obțină venituri din funcționalitățile </w:t>
-      </w:r>
-      <w:proofErr w:type="spellStart"/>
-      <w:r>
-        <w:rPr>
-          <w:rFonts w:ascii="Times New Roman" w:eastAsia="Times New Roman" w:hAnsi="Times New Roman" w:cs="Times New Roman"/>
-          <w:sz w:val="24"/>
-          <w:szCs w:val="24"/>
-        </w:rPr>
-        <w:t>premium</w:t>
-      </w:r>
-      <w:proofErr w:type="spellEnd"/>
-      <w:r>
-        <w:rPr>
-          <w:rFonts w:ascii="Times New Roman" w:eastAsia="Times New Roman" w:hAnsi="Times New Roman" w:cs="Times New Roman"/>
-          <w:sz w:val="24"/>
-          <w:szCs w:val="24"/>
-        </w:rPr>
-        <w:t>.</w:t>
+        <w:t>Investitorii sau sponsorii: Cei care susțin financiar dezvoltarea aplicației și doresc să obțină venituri din funcționalitățile premium.</w:t>
       </w:r>
     </w:p>
     <w:p>
@@ -3553,25 +2989,7 @@
           <w:sz w:val="24"/>
           <w:szCs w:val="24"/>
         </w:rPr>
-        <w:t xml:space="preserve"> </w:t>
-      </w:r>
-      <w:proofErr w:type="spellStart"/>
-      <w:r>
-        <w:rPr>
-          <w:rFonts w:ascii="Times New Roman" w:eastAsia="Times New Roman" w:hAnsi="Times New Roman" w:cs="Times New Roman"/>
-          <w:sz w:val="24"/>
-          <w:szCs w:val="24"/>
-        </w:rPr>
-        <w:t>Feed</w:t>
-      </w:r>
-      <w:proofErr w:type="spellEnd"/>
-      <w:r>
-        <w:rPr>
-          <w:rFonts w:ascii="Times New Roman" w:eastAsia="Times New Roman" w:hAnsi="Times New Roman" w:cs="Times New Roman"/>
-          <w:sz w:val="24"/>
-          <w:szCs w:val="24"/>
-        </w:rPr>
-        <w:t xml:space="preserve"> principal (Home Page) </w:t>
+        <w:t xml:space="preserve"> Feed principal (Home Page) </w:t>
       </w:r>
     </w:p>
     <w:p>
@@ -3870,43 +3288,7 @@
           <w:sz w:val="24"/>
           <w:szCs w:val="24"/>
         </w:rPr>
-        <w:t xml:space="preserve">Artiștii pot achiziționa </w:t>
-      </w:r>
-      <w:proofErr w:type="spellStart"/>
-      <w:r>
-        <w:rPr>
-          <w:rFonts w:ascii="Times New Roman" w:eastAsia="Times New Roman" w:hAnsi="Times New Roman" w:cs="Times New Roman"/>
-          <w:sz w:val="24"/>
-          <w:szCs w:val="24"/>
-        </w:rPr>
-        <w:t>token</w:t>
-      </w:r>
-      <w:proofErr w:type="spellEnd"/>
-      <w:r>
-        <w:rPr>
-          <w:rFonts w:ascii="Times New Roman" w:eastAsia="Times New Roman" w:hAnsi="Times New Roman" w:cs="Times New Roman"/>
-          <w:sz w:val="24"/>
-          <w:szCs w:val="24"/>
-        </w:rPr>
-        <w:t xml:space="preserve">-uri pentru a crește vizibilitatea postărilor în </w:t>
-      </w:r>
-      <w:proofErr w:type="spellStart"/>
-      <w:r>
-        <w:rPr>
-          <w:rFonts w:ascii="Times New Roman" w:eastAsia="Times New Roman" w:hAnsi="Times New Roman" w:cs="Times New Roman"/>
-          <w:sz w:val="24"/>
-          <w:szCs w:val="24"/>
-        </w:rPr>
-        <w:t>feed</w:t>
-      </w:r>
-      <w:proofErr w:type="spellEnd"/>
-      <w:r>
-        <w:rPr>
-          <w:rFonts w:ascii="Times New Roman" w:eastAsia="Times New Roman" w:hAnsi="Times New Roman" w:cs="Times New Roman"/>
-          <w:sz w:val="24"/>
-          <w:szCs w:val="24"/>
-        </w:rPr>
-        <w:t xml:space="preserve">.  </w:t>
+        <w:t xml:space="preserve">Artiștii pot achiziționa token-uri pentru a crește vizibilitatea postărilor în feed.  </w:t>
       </w:r>
     </w:p>
     <w:p>
@@ -3938,19 +3320,8 @@
           <w:sz w:val="24"/>
           <w:szCs w:val="24"/>
         </w:rPr>
-        <w:t xml:space="preserve">Personal </w:t>
-      </w:r>
-      <w:proofErr w:type="spellStart"/>
-      <w:r>
-        <w:rPr>
-          <w:rFonts w:ascii="Times New Roman" w:eastAsia="Times New Roman" w:hAnsi="Times New Roman" w:cs="Times New Roman"/>
-          <w:i/>
-          <w:sz w:val="24"/>
-          <w:szCs w:val="24"/>
-        </w:rPr>
-        <w:t>Level</w:t>
-      </w:r>
-      <w:proofErr w:type="spellEnd"/>
+        <w:t>Personal Level</w:t>
+      </w:r>
       <w:r>
         <w:rPr>
           <w:rFonts w:ascii="Times New Roman" w:eastAsia="Times New Roman" w:hAnsi="Times New Roman" w:cs="Times New Roman"/>
@@ -4004,25 +3375,7 @@
           <w:sz w:val="24"/>
           <w:szCs w:val="24"/>
         </w:rPr>
-        <w:t xml:space="preserve">Un </w:t>
-      </w:r>
-      <w:proofErr w:type="spellStart"/>
-      <w:r>
-        <w:rPr>
-          <w:rFonts w:ascii="Times New Roman" w:eastAsia="Times New Roman" w:hAnsi="Times New Roman" w:cs="Times New Roman"/>
-          <w:sz w:val="24"/>
-          <w:szCs w:val="24"/>
-        </w:rPr>
-        <w:t>tutorial</w:t>
-      </w:r>
-      <w:proofErr w:type="spellEnd"/>
-      <w:r>
-        <w:rPr>
-          <w:rFonts w:ascii="Times New Roman" w:eastAsia="Times New Roman" w:hAnsi="Times New Roman" w:cs="Times New Roman"/>
-          <w:sz w:val="24"/>
-          <w:szCs w:val="24"/>
-        </w:rPr>
-        <w:t xml:space="preserve"> interactiv, format din trei pagini, explică funcționalitățile aplicației. Acesta poate fi omis la alegerea utilizatorului.</w:t>
+        <w:t>Un tutorial interactiv, format din trei pagini, explică funcționalitățile aplicației. Acesta poate fi omis la alegerea utilizatorului.</w:t>
       </w:r>
     </w:p>
     <w:p>
@@ -4068,25 +3421,7 @@
           <w:sz w:val="24"/>
           <w:szCs w:val="24"/>
         </w:rPr>
-        <w:t xml:space="preserve">Posibilitatea de a adăuga fonduri în cont, care sunt convertite în </w:t>
-      </w:r>
-      <w:proofErr w:type="spellStart"/>
-      <w:r>
-        <w:rPr>
-          <w:rFonts w:ascii="Times New Roman" w:eastAsia="Times New Roman" w:hAnsi="Times New Roman" w:cs="Times New Roman"/>
-          <w:sz w:val="24"/>
-          <w:szCs w:val="24"/>
-        </w:rPr>
-        <w:t>token</w:t>
-      </w:r>
-      <w:proofErr w:type="spellEnd"/>
-      <w:r>
-        <w:rPr>
-          <w:rFonts w:ascii="Times New Roman" w:eastAsia="Times New Roman" w:hAnsi="Times New Roman" w:cs="Times New Roman"/>
-          <w:sz w:val="24"/>
-          <w:szCs w:val="24"/>
-        </w:rPr>
-        <w:t xml:space="preserve">-uri pentru promovarea lucrărilor.  </w:t>
+        <w:t xml:space="preserve">Posibilitatea de a adăuga fonduri în cont, care sunt convertite în token-uri pentru promovarea lucrărilor.  </w:t>
       </w:r>
     </w:p>
     <w:p>
@@ -4221,47 +3556,7 @@
           <w:sz w:val="28"/>
           <w:szCs w:val="28"/>
         </w:rPr>
-        <w:t>Scenarii de utilizare (</w:t>
-      </w:r>
-      <w:proofErr w:type="spellStart"/>
-      <w:r>
-        <w:rPr>
-          <w:rFonts w:ascii="Times New Roman" w:eastAsia="Times New Roman" w:hAnsi="Times New Roman" w:cs="Times New Roman"/>
-          <w:b/>
-          <w:sz w:val="28"/>
-          <w:szCs w:val="28"/>
-        </w:rPr>
-        <w:t>Use</w:t>
-      </w:r>
-      <w:proofErr w:type="spellEnd"/>
-      <w:r>
-        <w:rPr>
-          <w:rFonts w:ascii="Times New Roman" w:eastAsia="Times New Roman" w:hAnsi="Times New Roman" w:cs="Times New Roman"/>
-          <w:b/>
-          <w:sz w:val="28"/>
-          <w:szCs w:val="28"/>
-        </w:rPr>
-        <w:t xml:space="preserve"> </w:t>
-      </w:r>
-      <w:proofErr w:type="spellStart"/>
-      <w:r>
-        <w:rPr>
-          <w:rFonts w:ascii="Times New Roman" w:eastAsia="Times New Roman" w:hAnsi="Times New Roman" w:cs="Times New Roman"/>
-          <w:b/>
-          <w:sz w:val="28"/>
-          <w:szCs w:val="28"/>
-        </w:rPr>
-        <w:t>Cases</w:t>
-      </w:r>
-      <w:proofErr w:type="spellEnd"/>
-      <w:r>
-        <w:rPr>
-          <w:rFonts w:ascii="Times New Roman" w:eastAsia="Times New Roman" w:hAnsi="Times New Roman" w:cs="Times New Roman"/>
-          <w:b/>
-          <w:sz w:val="28"/>
-          <w:szCs w:val="28"/>
-        </w:rPr>
-        <w:t>)</w:t>
+        <w:t>Scenarii de utilizare (Use Cases)</w:t>
       </w:r>
     </w:p>
     <w:p>
@@ -4684,18 +3979,8 @@
           <w:sz w:val="24"/>
           <w:szCs w:val="24"/>
         </w:rPr>
-        <w:t xml:space="preserve">Prevenirea atacurilor de tip </w:t>
-      </w:r>
-      <w:proofErr w:type="spellStart"/>
-      <w:r>
-        <w:rPr>
-          <w:rFonts w:ascii="Times New Roman" w:eastAsia="Times New Roman" w:hAnsi="Times New Roman" w:cs="Times New Roman"/>
-          <w:sz w:val="24"/>
-          <w:szCs w:val="24"/>
-        </w:rPr>
-        <w:t>hacking</w:t>
-      </w:r>
-      <w:proofErr w:type="spellEnd"/>
+        <w:t>Prevenirea atacurilor de tip hacking</w:t>
+      </w:r>
     </w:p>
     <w:p>
       <w:pPr>
@@ -4717,43 +4002,7 @@
           <w:sz w:val="24"/>
           <w:szCs w:val="24"/>
         </w:rPr>
-        <w:t xml:space="preserve">Tranzacțiile financiare pentru achiziționarea de </w:t>
-      </w:r>
-      <w:proofErr w:type="spellStart"/>
-      <w:r>
-        <w:rPr>
-          <w:rFonts w:ascii="Times New Roman" w:eastAsia="Times New Roman" w:hAnsi="Times New Roman" w:cs="Times New Roman"/>
-          <w:sz w:val="24"/>
-          <w:szCs w:val="24"/>
-        </w:rPr>
-        <w:t>token</w:t>
-      </w:r>
-      <w:proofErr w:type="spellEnd"/>
-      <w:r>
-        <w:rPr>
-          <w:rFonts w:ascii="Times New Roman" w:eastAsia="Times New Roman" w:hAnsi="Times New Roman" w:cs="Times New Roman"/>
-          <w:sz w:val="24"/>
-          <w:szCs w:val="24"/>
-        </w:rPr>
-        <w:t>-uri vor fi procesate printr-un serviciu de plată certificat (</w:t>
-      </w:r>
-      <w:proofErr w:type="spellStart"/>
-      <w:r>
-        <w:rPr>
-          <w:rFonts w:ascii="Times New Roman" w:eastAsia="Times New Roman" w:hAnsi="Times New Roman" w:cs="Times New Roman"/>
-          <w:sz w:val="24"/>
-          <w:szCs w:val="24"/>
-        </w:rPr>
-        <w:t>Stripe</w:t>
-      </w:r>
-      <w:proofErr w:type="spellEnd"/>
-      <w:r>
-        <w:rPr>
-          <w:rFonts w:ascii="Times New Roman" w:eastAsia="Times New Roman" w:hAnsi="Times New Roman" w:cs="Times New Roman"/>
-          <w:sz w:val="24"/>
-          <w:szCs w:val="24"/>
-        </w:rPr>
-        <w:t>).</w:t>
+        <w:t>Tranzacțiile financiare pentru achiziționarea de token-uri vor fi procesate printr-un serviciu de plată certificat (Stripe).</w:t>
       </w:r>
     </w:p>
     <w:p>
@@ -4826,25 +4075,7 @@
           <w:sz w:val="24"/>
           <w:szCs w:val="24"/>
         </w:rPr>
-        <w:t xml:space="preserve">Aplicația va fi disponibilă pentru dispozitive </w:t>
-      </w:r>
-      <w:proofErr w:type="spellStart"/>
-      <w:r>
-        <w:rPr>
-          <w:rFonts w:ascii="Times New Roman" w:eastAsia="Times New Roman" w:hAnsi="Times New Roman" w:cs="Times New Roman"/>
-          <w:sz w:val="24"/>
-          <w:szCs w:val="24"/>
-        </w:rPr>
-        <w:t>iOS</w:t>
-      </w:r>
-      <w:proofErr w:type="spellEnd"/>
-      <w:r>
-        <w:rPr>
-          <w:rFonts w:ascii="Times New Roman" w:eastAsia="Times New Roman" w:hAnsi="Times New Roman" w:cs="Times New Roman"/>
-          <w:sz w:val="24"/>
-          <w:szCs w:val="24"/>
-        </w:rPr>
-        <w:t xml:space="preserve">.  </w:t>
+        <w:t xml:space="preserve">Aplicația va fi disponibilă pentru dispozitive iOS.  </w:t>
       </w:r>
     </w:p>
     <w:p>
@@ -4867,25 +4098,7 @@
           <w:sz w:val="24"/>
           <w:szCs w:val="24"/>
         </w:rPr>
-        <w:t xml:space="preserve">Compatibilitatea va fi garantată pentru versiuni mai recente de sisteme de operare: </w:t>
-      </w:r>
-      <w:proofErr w:type="spellStart"/>
-      <w:r>
-        <w:rPr>
-          <w:rFonts w:ascii="Times New Roman" w:eastAsia="Times New Roman" w:hAnsi="Times New Roman" w:cs="Times New Roman"/>
-          <w:sz w:val="24"/>
-          <w:szCs w:val="24"/>
-        </w:rPr>
-        <w:t>iOS</w:t>
-      </w:r>
-      <w:proofErr w:type="spellEnd"/>
-      <w:r>
-        <w:rPr>
-          <w:rFonts w:ascii="Times New Roman" w:eastAsia="Times New Roman" w:hAnsi="Times New Roman" w:cs="Times New Roman"/>
-          <w:sz w:val="24"/>
-          <w:szCs w:val="24"/>
-        </w:rPr>
-        <w:t xml:space="preserve"> 17+.</w:t>
+        <w:t>Compatibilitatea va fi garantată pentru versiuni mai recente de sisteme de operare: iOS 17+.</w:t>
       </w:r>
     </w:p>
     <w:p>
@@ -4931,25 +4144,7 @@
           <w:sz w:val="24"/>
           <w:szCs w:val="24"/>
         </w:rPr>
-        <w:t xml:space="preserve">Interfața va fi optimizată pentru o gamă largă de dispozitive, inclusiv </w:t>
-      </w:r>
-      <w:proofErr w:type="spellStart"/>
-      <w:r>
-        <w:rPr>
-          <w:rFonts w:ascii="Times New Roman" w:eastAsia="Times New Roman" w:hAnsi="Times New Roman" w:cs="Times New Roman"/>
-          <w:sz w:val="24"/>
-          <w:szCs w:val="24"/>
-        </w:rPr>
-        <w:t>smartphone</w:t>
-      </w:r>
-      <w:proofErr w:type="spellEnd"/>
-      <w:r>
-        <w:rPr>
-          <w:rFonts w:ascii="Times New Roman" w:eastAsia="Times New Roman" w:hAnsi="Times New Roman" w:cs="Times New Roman"/>
-          <w:sz w:val="24"/>
-          <w:szCs w:val="24"/>
-        </w:rPr>
-        <w:t xml:space="preserve">-uri și tablete.  </w:t>
+        <w:t xml:space="preserve">Interfața va fi optimizată pentru o gamă largă de dispozitive, inclusiv smartphone-uri și tablete.  </w:t>
       </w:r>
     </w:p>
     <w:p>
@@ -4972,34 +4167,7 @@
           <w:sz w:val="24"/>
           <w:szCs w:val="24"/>
         </w:rPr>
-        <w:t>Layout-</w:t>
-      </w:r>
-      <w:proofErr w:type="spellStart"/>
-      <w:r>
-        <w:rPr>
-          <w:rFonts w:ascii="Times New Roman" w:eastAsia="Times New Roman" w:hAnsi="Times New Roman" w:cs="Times New Roman"/>
-          <w:sz w:val="24"/>
-          <w:szCs w:val="24"/>
-        </w:rPr>
-        <w:t>ul</w:t>
-      </w:r>
-      <w:proofErr w:type="spellEnd"/>
-      <w:r>
-        <w:rPr>
-          <w:rFonts w:ascii="Times New Roman" w:eastAsia="Times New Roman" w:hAnsi="Times New Roman" w:cs="Times New Roman"/>
-          <w:sz w:val="24"/>
-          <w:szCs w:val="24"/>
-        </w:rPr>
-        <w:t xml:space="preserve"> va fi </w:t>
-      </w:r>
-      <w:proofErr w:type="spellStart"/>
-      <w:r>
-        <w:rPr>
-          <w:rFonts w:ascii="Times New Roman" w:eastAsia="Times New Roman" w:hAnsi="Times New Roman" w:cs="Times New Roman"/>
-          <w:sz w:val="24"/>
-          <w:szCs w:val="24"/>
-        </w:rPr>
-        <w:t>responsiv</w:t>
+        <w:t>Layout-ul va fi responsiv</w:t>
       </w:r>
       <w:r>
         <w:rPr>
@@ -5009,7 +4177,6 @@
         </w:rPr>
         <w:t>e</w:t>
       </w:r>
-      <w:proofErr w:type="spellEnd"/>
       <w:r>
         <w:rPr>
           <w:rFonts w:ascii="Times New Roman" w:eastAsia="Times New Roman" w:hAnsi="Times New Roman" w:cs="Times New Roman"/>
@@ -5078,25 +4245,7 @@
           <w:sz w:val="24"/>
           <w:szCs w:val="24"/>
         </w:rPr>
-        <w:t xml:space="preserve">Aplicația va funcționa optim pe conexiuni de internet 3G/4G, cu </w:t>
-      </w:r>
-      <w:proofErr w:type="spellStart"/>
-      <w:r>
-        <w:rPr>
-          <w:rFonts w:ascii="Times New Roman" w:eastAsia="Times New Roman" w:hAnsi="Times New Roman" w:cs="Times New Roman"/>
-          <w:sz w:val="24"/>
-          <w:szCs w:val="24"/>
-        </w:rPr>
-        <w:t>feed</w:t>
-      </w:r>
-      <w:proofErr w:type="spellEnd"/>
-      <w:r>
-        <w:rPr>
-          <w:rFonts w:ascii="Times New Roman" w:eastAsia="Times New Roman" w:hAnsi="Times New Roman" w:cs="Times New Roman"/>
-          <w:sz w:val="24"/>
-          <w:szCs w:val="24"/>
-        </w:rPr>
-        <w:t xml:space="preserve">-uri actualizate în timp real. </w:t>
+        <w:t xml:space="preserve">Aplicația va funcționa optim pe conexiuni de internet 3G/4G, cu feed-uri actualizate în timp real. </w:t>
       </w:r>
     </w:p>
     <w:p>
@@ -5190,27 +4339,8 @@
           <w:szCs w:val="24"/>
         </w:rPr>
         <w:lastRenderedPageBreak/>
-        <w:t xml:space="preserve">Aplicația va respecta principiile de design specifice pentru </w:t>
-      </w:r>
-      <w:proofErr w:type="spellStart"/>
-      <w:r>
-        <w:rPr>
-          <w:rFonts w:ascii="Times New Roman" w:eastAsia="Times New Roman" w:hAnsi="Times New Roman" w:cs="Times New Roman"/>
-          <w:sz w:val="24"/>
-          <w:szCs w:val="24"/>
-        </w:rPr>
-        <w:t>iOS</w:t>
-      </w:r>
-      <w:proofErr w:type="spellEnd"/>
-      <w:r>
-        <w:rPr>
-          <w:rFonts w:ascii="Times New Roman" w:eastAsia="Times New Roman" w:hAnsi="Times New Roman" w:cs="Times New Roman"/>
-          <w:sz w:val="24"/>
-          <w:szCs w:val="24"/>
-        </w:rPr>
-        <w:t xml:space="preserve">: </w:t>
-      </w:r>
-      <w:proofErr w:type="spellStart"/>
+        <w:t xml:space="preserve">Aplicația va respecta principiile de design specifice pentru iOS: </w:t>
+      </w:r>
       <w:r>
         <w:rPr>
           <w:rFonts w:ascii="Times New Roman" w:eastAsia="Times New Roman" w:hAnsi="Times New Roman" w:cs="Times New Roman"/>
@@ -5218,49 +4348,8 @@
           <w:sz w:val="24"/>
           <w:szCs w:val="24"/>
         </w:rPr>
-        <w:t>Human</w:t>
-      </w:r>
-      <w:proofErr w:type="spellEnd"/>
-      <w:r>
-        <w:rPr>
-          <w:rFonts w:ascii="Times New Roman" w:eastAsia="Times New Roman" w:hAnsi="Times New Roman" w:cs="Times New Roman"/>
-          <w:i/>
-          <w:sz w:val="24"/>
-          <w:szCs w:val="24"/>
-        </w:rPr>
-        <w:t xml:space="preserve"> </w:t>
-      </w:r>
-      <w:proofErr w:type="spellStart"/>
-      <w:r>
-        <w:rPr>
-          <w:rFonts w:ascii="Times New Roman" w:eastAsia="Times New Roman" w:hAnsi="Times New Roman" w:cs="Times New Roman"/>
-          <w:i/>
-          <w:sz w:val="24"/>
-          <w:szCs w:val="24"/>
-        </w:rPr>
-        <w:t>Interface</w:t>
-      </w:r>
-      <w:proofErr w:type="spellEnd"/>
-      <w:r>
-        <w:rPr>
-          <w:rFonts w:ascii="Times New Roman" w:eastAsia="Times New Roman" w:hAnsi="Times New Roman" w:cs="Times New Roman"/>
-          <w:i/>
-          <w:sz w:val="24"/>
-          <w:szCs w:val="24"/>
-        </w:rPr>
-        <w:t xml:space="preserve"> </w:t>
-      </w:r>
-      <w:proofErr w:type="spellStart"/>
-      <w:r>
-        <w:rPr>
-          <w:rFonts w:ascii="Times New Roman" w:eastAsia="Times New Roman" w:hAnsi="Times New Roman" w:cs="Times New Roman"/>
-          <w:i/>
-          <w:sz w:val="24"/>
-          <w:szCs w:val="24"/>
-        </w:rPr>
-        <w:t>Guidelines</w:t>
-      </w:r>
-      <w:proofErr w:type="spellEnd"/>
+        <w:t>Human Interface Guidelines</w:t>
+      </w:r>
       <w:r>
         <w:rPr>
           <w:rFonts w:ascii="Times New Roman" w:eastAsia="Times New Roman" w:hAnsi="Times New Roman" w:cs="Times New Roman"/>
@@ -5311,43 +4400,7 @@
           <w:sz w:val="24"/>
           <w:szCs w:val="24"/>
         </w:rPr>
-        <w:t xml:space="preserve">Aplicația va include opțiuni de accesibilitate, precum contrast sporit, mărirea textului și suport pentru </w:t>
-      </w:r>
-      <w:proofErr w:type="spellStart"/>
-      <w:r>
-        <w:rPr>
-          <w:rFonts w:ascii="Times New Roman" w:eastAsia="Times New Roman" w:hAnsi="Times New Roman" w:cs="Times New Roman"/>
-          <w:sz w:val="24"/>
-          <w:szCs w:val="24"/>
-        </w:rPr>
-        <w:t>screen</w:t>
-      </w:r>
-      <w:proofErr w:type="spellEnd"/>
-      <w:r>
-        <w:rPr>
-          <w:rFonts w:ascii="Times New Roman" w:eastAsia="Times New Roman" w:hAnsi="Times New Roman" w:cs="Times New Roman"/>
-          <w:sz w:val="24"/>
-          <w:szCs w:val="24"/>
-        </w:rPr>
-        <w:t xml:space="preserve"> </w:t>
-      </w:r>
-      <w:proofErr w:type="spellStart"/>
-      <w:r>
-        <w:rPr>
-          <w:rFonts w:ascii="Times New Roman" w:eastAsia="Times New Roman" w:hAnsi="Times New Roman" w:cs="Times New Roman"/>
-          <w:sz w:val="24"/>
-          <w:szCs w:val="24"/>
-        </w:rPr>
-        <w:t>readers</w:t>
-      </w:r>
-      <w:proofErr w:type="spellEnd"/>
-      <w:r>
-        <w:rPr>
-          <w:rFonts w:ascii="Times New Roman" w:eastAsia="Times New Roman" w:hAnsi="Times New Roman" w:cs="Times New Roman"/>
-          <w:sz w:val="24"/>
-          <w:szCs w:val="24"/>
-        </w:rPr>
-        <w:t xml:space="preserve">.  </w:t>
+        <w:t xml:space="preserve">Aplicația va include opțiuni de accesibilitate, precum contrast sporit, mărirea textului și suport pentru screen readers.  </w:t>
       </w:r>
     </w:p>
     <w:p>
@@ -5478,43 +4531,7 @@
           <w:sz w:val="24"/>
           <w:szCs w:val="24"/>
         </w:rPr>
-        <w:t xml:space="preserve">Aplicația mobilă este construită cu </w:t>
-      </w:r>
-      <w:proofErr w:type="spellStart"/>
-      <w:r>
-        <w:rPr>
-          <w:rFonts w:ascii="Times New Roman" w:eastAsia="Times New Roman" w:hAnsi="Times New Roman" w:cs="Times New Roman"/>
-          <w:sz w:val="24"/>
-          <w:szCs w:val="24"/>
-        </w:rPr>
-        <w:t>SwiftUI</w:t>
-      </w:r>
-      <w:proofErr w:type="spellEnd"/>
-      <w:r>
-        <w:rPr>
-          <w:rFonts w:ascii="Times New Roman" w:eastAsia="Times New Roman" w:hAnsi="Times New Roman" w:cs="Times New Roman"/>
-          <w:sz w:val="24"/>
-          <w:szCs w:val="24"/>
-        </w:rPr>
-        <w:t xml:space="preserve">, utilizând MVVM pentru separarea logicii de interfața grafică. </w:t>
-      </w:r>
-      <w:proofErr w:type="spellStart"/>
-      <w:r>
-        <w:rPr>
-          <w:rFonts w:ascii="Times New Roman" w:eastAsia="Times New Roman" w:hAnsi="Times New Roman" w:cs="Times New Roman"/>
-          <w:sz w:val="24"/>
-          <w:szCs w:val="24"/>
-        </w:rPr>
-        <w:t>Backend-ul</w:t>
-      </w:r>
-      <w:proofErr w:type="spellEnd"/>
-      <w:r>
-        <w:rPr>
-          <w:rFonts w:ascii="Times New Roman" w:eastAsia="Times New Roman" w:hAnsi="Times New Roman" w:cs="Times New Roman"/>
-          <w:sz w:val="24"/>
-          <w:szCs w:val="24"/>
-        </w:rPr>
-        <w:t>, implementat în Express.js, gestionează autentificarea, stocarea imaginilor și funcționalitățile de chat și plăți.</w:t>
+        <w:t>Aplicația mobilă este construită cu SwiftUI, utilizând MVVM pentru separarea logicii de interfața grafică. Backend-ul, implementat în Express.js, gestionează autentificarea, stocarea imaginilor și funcționalitățile de chat și plăți.</w:t>
       </w:r>
     </w:p>
     <w:p>
@@ -5648,7 +4665,6 @@
           <w:szCs w:val="24"/>
         </w:rPr>
       </w:pPr>
-      <w:proofErr w:type="spellStart"/>
       <w:r>
         <w:rPr>
           <w:rFonts w:ascii="Times New Roman" w:eastAsia="Times New Roman" w:hAnsi="Times New Roman" w:cs="Times New Roman"/>
@@ -5658,68 +4674,13 @@
         </w:rPr>
         <w:t>ViewModel</w:t>
       </w:r>
-      <w:proofErr w:type="spellEnd"/>
-      <w:r>
-        <w:rPr>
-          <w:rFonts w:ascii="Times New Roman" w:eastAsia="Times New Roman" w:hAnsi="Times New Roman" w:cs="Times New Roman"/>
-          <w:sz w:val="24"/>
-          <w:szCs w:val="24"/>
-        </w:rPr>
-        <w:t xml:space="preserve">: Intermediar între Model și </w:t>
-      </w:r>
-      <w:proofErr w:type="spellStart"/>
-      <w:r>
-        <w:rPr>
-          <w:rFonts w:ascii="Times New Roman" w:eastAsia="Times New Roman" w:hAnsi="Times New Roman" w:cs="Times New Roman"/>
-          <w:sz w:val="24"/>
-          <w:szCs w:val="24"/>
-        </w:rPr>
-        <w:t>View</w:t>
-      </w:r>
-      <w:proofErr w:type="spellEnd"/>
-      <w:r>
-        <w:rPr>
-          <w:rFonts w:ascii="Times New Roman" w:eastAsia="Times New Roman" w:hAnsi="Times New Roman" w:cs="Times New Roman"/>
-          <w:sz w:val="24"/>
-          <w:szCs w:val="24"/>
-        </w:rPr>
-        <w:t xml:space="preserve">, transformând datele brute în informații pregătite pentru afișare. Utilizează </w:t>
-      </w:r>
-      <w:proofErr w:type="spellStart"/>
-      <w:r>
-        <w:rPr>
-          <w:rFonts w:ascii="Times New Roman" w:eastAsia="Times New Roman" w:hAnsi="Times New Roman" w:cs="Times New Roman"/>
-          <w:sz w:val="24"/>
-          <w:szCs w:val="24"/>
-        </w:rPr>
-        <w:t>framework</w:t>
-      </w:r>
-      <w:proofErr w:type="spellEnd"/>
-      <w:r>
-        <w:rPr>
-          <w:rFonts w:ascii="Times New Roman" w:eastAsia="Times New Roman" w:hAnsi="Times New Roman" w:cs="Times New Roman"/>
-          <w:sz w:val="24"/>
-          <w:szCs w:val="24"/>
-        </w:rPr>
-        <w:t>-uri reactive, cum ar fi Combine (</w:t>
-      </w:r>
-      <w:proofErr w:type="spellStart"/>
-      <w:r>
-        <w:rPr>
-          <w:rFonts w:ascii="Times New Roman" w:eastAsia="Times New Roman" w:hAnsi="Times New Roman" w:cs="Times New Roman"/>
-          <w:sz w:val="24"/>
-          <w:szCs w:val="24"/>
-        </w:rPr>
-        <w:t>iOS</w:t>
-      </w:r>
-      <w:proofErr w:type="spellEnd"/>
-      <w:r>
-        <w:rPr>
-          <w:rFonts w:ascii="Times New Roman" w:eastAsia="Times New Roman" w:hAnsi="Times New Roman" w:cs="Times New Roman"/>
-          <w:sz w:val="24"/>
-          <w:szCs w:val="24"/>
-        </w:rPr>
-        <w:t xml:space="preserve">).  </w:t>
+      <w:r>
+        <w:rPr>
+          <w:rFonts w:ascii="Times New Roman" w:eastAsia="Times New Roman" w:hAnsi="Times New Roman" w:cs="Times New Roman"/>
+          <w:sz w:val="24"/>
+          <w:szCs w:val="24"/>
+        </w:rPr>
+        <w:t xml:space="preserve">: Intermediar între Model și View, transformând datele brute în informații pregătite pentru afișare. Utilizează framework-uri reactive, cum ar fi Combine (iOS).  </w:t>
       </w:r>
     </w:p>
     <w:p>
@@ -5736,7 +4697,6 @@
           <w:szCs w:val="24"/>
         </w:rPr>
       </w:pPr>
-      <w:proofErr w:type="spellStart"/>
       <w:r>
         <w:rPr>
           <w:rFonts w:ascii="Times New Roman" w:eastAsia="Times New Roman" w:hAnsi="Times New Roman" w:cs="Times New Roman"/>
@@ -5746,7 +4706,6 @@
         </w:rPr>
         <w:t>View</w:t>
       </w:r>
-      <w:proofErr w:type="spellEnd"/>
       <w:r>
         <w:rPr>
           <w:rFonts w:ascii="Times New Roman" w:eastAsia="Times New Roman" w:hAnsi="Times New Roman" w:cs="Times New Roman"/>
@@ -5816,7 +4775,6 @@
           <w:szCs w:val="24"/>
         </w:rPr>
       </w:pPr>
-      <w:proofErr w:type="spellStart"/>
       <w:r>
         <w:rPr>
           <w:rFonts w:ascii="Times New Roman" w:eastAsia="Times New Roman" w:hAnsi="Times New Roman" w:cs="Times New Roman"/>
@@ -5824,16 +4782,7 @@
           <w:szCs w:val="24"/>
         </w:rPr>
         <w:lastRenderedPageBreak/>
-        <w:t>Scalabilitate</w:t>
-      </w:r>
-      <w:proofErr w:type="spellEnd"/>
-      <w:r>
-        <w:rPr>
-          <w:rFonts w:ascii="Times New Roman" w:eastAsia="Times New Roman" w:hAnsi="Times New Roman" w:cs="Times New Roman"/>
-          <w:sz w:val="24"/>
-          <w:szCs w:val="24"/>
-        </w:rPr>
-        <w:t xml:space="preserve"> și posibilitate de reutilizare a codului.</w:t>
+        <w:t>Scalabilitate și posibilitate de reutilizare a codului.</w:t>
       </w:r>
     </w:p>
     <w:p>
@@ -5856,25 +4805,7 @@
           <w:sz w:val="24"/>
           <w:szCs w:val="24"/>
         </w:rPr>
-        <w:t>Ușurință în testarea unităților individuale (</w:t>
-      </w:r>
-      <w:proofErr w:type="spellStart"/>
-      <w:r>
-        <w:rPr>
-          <w:rFonts w:ascii="Times New Roman" w:eastAsia="Times New Roman" w:hAnsi="Times New Roman" w:cs="Times New Roman"/>
-          <w:sz w:val="24"/>
-          <w:szCs w:val="24"/>
-        </w:rPr>
-        <w:t>ViewModel</w:t>
-      </w:r>
-      <w:proofErr w:type="spellEnd"/>
-      <w:r>
-        <w:rPr>
-          <w:rFonts w:ascii="Times New Roman" w:eastAsia="Times New Roman" w:hAnsi="Times New Roman" w:cs="Times New Roman"/>
-          <w:sz w:val="24"/>
-          <w:szCs w:val="24"/>
-        </w:rPr>
-        <w:t>).</w:t>
+        <w:t>Ușurință în testarea unităților individuale (ViewModel).</w:t>
       </w:r>
     </w:p>
     <w:p>
@@ -5919,25 +4850,7 @@
           <w:sz w:val="24"/>
           <w:szCs w:val="24"/>
         </w:rPr>
-        <w:t xml:space="preserve">Aplicația va fi organizată pe module, fiecare având responsabilități specifice, pentru a încuraja reutilizarea și </w:t>
-      </w:r>
-      <w:proofErr w:type="spellStart"/>
-      <w:r>
-        <w:rPr>
-          <w:rFonts w:ascii="Times New Roman" w:eastAsia="Times New Roman" w:hAnsi="Times New Roman" w:cs="Times New Roman"/>
-          <w:sz w:val="24"/>
-          <w:szCs w:val="24"/>
-        </w:rPr>
-        <w:t>scalabilitatea</w:t>
-      </w:r>
-      <w:proofErr w:type="spellEnd"/>
-      <w:r>
-        <w:rPr>
-          <w:rFonts w:ascii="Times New Roman" w:eastAsia="Times New Roman" w:hAnsi="Times New Roman" w:cs="Times New Roman"/>
-          <w:sz w:val="24"/>
-          <w:szCs w:val="24"/>
-        </w:rPr>
-        <w:t>:</w:t>
+        <w:t>Aplicația va fi organizată pe module, fiecare având responsabilități specifice, pentru a încuraja reutilizarea și scalabilitatea:</w:t>
       </w:r>
     </w:p>
     <w:p>
@@ -5969,25 +4882,7 @@
           <w:sz w:val="24"/>
           <w:szCs w:val="24"/>
         </w:rPr>
-        <w:t xml:space="preserve">: Gestionarea proceselor de </w:t>
-      </w:r>
-      <w:proofErr w:type="spellStart"/>
-      <w:r>
-        <w:rPr>
-          <w:rFonts w:ascii="Times New Roman" w:eastAsia="Times New Roman" w:hAnsi="Times New Roman" w:cs="Times New Roman"/>
-          <w:sz w:val="24"/>
-          <w:szCs w:val="24"/>
-        </w:rPr>
-        <w:t>logare</w:t>
-      </w:r>
-      <w:proofErr w:type="spellEnd"/>
-      <w:r>
-        <w:rPr>
-          <w:rFonts w:ascii="Times New Roman" w:eastAsia="Times New Roman" w:hAnsi="Times New Roman" w:cs="Times New Roman"/>
-          <w:sz w:val="24"/>
-          <w:szCs w:val="24"/>
-        </w:rPr>
-        <w:t>, înregistrare și resetare a parolei.</w:t>
+        <w:t>: Gestionarea proceselor de logare, înregistrare și resetare a parolei.</w:t>
       </w:r>
     </w:p>
     <w:p>
@@ -6004,7 +4899,6 @@
           <w:szCs w:val="24"/>
         </w:rPr>
       </w:pPr>
-      <w:proofErr w:type="spellStart"/>
       <w:r>
         <w:rPr>
           <w:rFonts w:ascii="Times New Roman" w:eastAsia="Times New Roman" w:hAnsi="Times New Roman" w:cs="Times New Roman"/>
@@ -6014,7 +4908,6 @@
         </w:rPr>
         <w:t>Feed</w:t>
       </w:r>
-      <w:proofErr w:type="spellEnd"/>
       <w:r>
         <w:rPr>
           <w:rFonts w:ascii="Times New Roman" w:eastAsia="Times New Roman" w:hAnsi="Times New Roman" w:cs="Times New Roman"/>
@@ -6117,25 +5010,7 @@
           <w:sz w:val="24"/>
           <w:szCs w:val="24"/>
         </w:rPr>
-        <w:t xml:space="preserve">: Procesarea tranzacțiilor pentru achiziția de </w:t>
-      </w:r>
-      <w:proofErr w:type="spellStart"/>
-      <w:r>
-        <w:rPr>
-          <w:rFonts w:ascii="Times New Roman" w:eastAsia="Times New Roman" w:hAnsi="Times New Roman" w:cs="Times New Roman"/>
-          <w:sz w:val="24"/>
-          <w:szCs w:val="24"/>
-        </w:rPr>
-        <w:t>token</w:t>
-      </w:r>
-      <w:proofErr w:type="spellEnd"/>
-      <w:r>
-        <w:rPr>
-          <w:rFonts w:ascii="Times New Roman" w:eastAsia="Times New Roman" w:hAnsi="Times New Roman" w:cs="Times New Roman"/>
-          <w:sz w:val="24"/>
-          <w:szCs w:val="24"/>
-        </w:rPr>
-        <w:t>-uri.</w:t>
+        <w:t>: Procesarea tranzacțiilor pentru achiziția de token-uri.</w:t>
       </w:r>
     </w:p>
     <w:p>
@@ -6190,43 +5065,7 @@
           <w:sz w:val="24"/>
           <w:szCs w:val="24"/>
         </w:rPr>
-        <w:t xml:space="preserve">Utilizarea unui </w:t>
-      </w:r>
-      <w:proofErr w:type="spellStart"/>
-      <w:r>
-        <w:rPr>
-          <w:rFonts w:ascii="Times New Roman" w:eastAsia="Times New Roman" w:hAnsi="Times New Roman" w:cs="Times New Roman"/>
-          <w:sz w:val="24"/>
-          <w:szCs w:val="24"/>
-        </w:rPr>
-        <w:t>backend</w:t>
-      </w:r>
-      <w:proofErr w:type="spellEnd"/>
-      <w:r>
-        <w:rPr>
-          <w:rFonts w:ascii="Times New Roman" w:eastAsia="Times New Roman" w:hAnsi="Times New Roman" w:cs="Times New Roman"/>
-          <w:sz w:val="24"/>
-          <w:szCs w:val="24"/>
-        </w:rPr>
-        <w:t xml:space="preserve"> </w:t>
-      </w:r>
-      <w:proofErr w:type="spellStart"/>
-      <w:r>
-        <w:rPr>
-          <w:rFonts w:ascii="Times New Roman" w:eastAsia="Times New Roman" w:hAnsi="Times New Roman" w:cs="Times New Roman"/>
-          <w:sz w:val="24"/>
-          <w:szCs w:val="24"/>
-        </w:rPr>
-        <w:t>RESTful</w:t>
-      </w:r>
-      <w:proofErr w:type="spellEnd"/>
-      <w:r>
-        <w:rPr>
-          <w:rFonts w:ascii="Times New Roman" w:eastAsia="Times New Roman" w:hAnsi="Times New Roman" w:cs="Times New Roman"/>
-          <w:sz w:val="24"/>
-          <w:szCs w:val="24"/>
-        </w:rPr>
-        <w:t xml:space="preserve"> API, care va furniza date aplicației și va gestiona operațiunile critice (ex. autentificare, încărcare imagini).  </w:t>
+        <w:t xml:space="preserve">Utilizarea unui backend RESTful API, care va furniza date aplicației și va gestiona operațiunile critice (ex. autentificare, încărcare imagini).  </w:t>
       </w:r>
     </w:p>
     <w:p>
@@ -6249,25 +5088,7 @@
           <w:sz w:val="24"/>
           <w:szCs w:val="24"/>
         </w:rPr>
-        <w:t xml:space="preserve">Toate solicitările API vor fi gestionate printr-o clasă de tip **Service </w:t>
-      </w:r>
-      <w:proofErr w:type="spellStart"/>
-      <w:r>
-        <w:rPr>
-          <w:rFonts w:ascii="Times New Roman" w:eastAsia="Times New Roman" w:hAnsi="Times New Roman" w:cs="Times New Roman"/>
-          <w:sz w:val="24"/>
-          <w:szCs w:val="24"/>
-        </w:rPr>
-        <w:t>Layer</w:t>
-      </w:r>
-      <w:proofErr w:type="spellEnd"/>
-      <w:r>
-        <w:rPr>
-          <w:rFonts w:ascii="Times New Roman" w:eastAsia="Times New Roman" w:hAnsi="Times New Roman" w:cs="Times New Roman"/>
-          <w:sz w:val="24"/>
-          <w:szCs w:val="24"/>
-        </w:rPr>
-        <w:t xml:space="preserve">**, care centralizează logica de comunicare cu serverul.  </w:t>
+        <w:t xml:space="preserve">Toate solicitările API vor fi gestionate printr-o clasă de tip **Service Layer**, care centralizează logica de comunicare cu serverul.  </w:t>
       </w:r>
     </w:p>
     <w:p>
@@ -6342,7 +5163,6 @@
         </w:rPr>
         <w:t xml:space="preserve">Aplicația mobilă va fi dezvoltată utilizând </w:t>
       </w:r>
-      <w:proofErr w:type="spellStart"/>
       <w:r>
         <w:rPr>
           <w:rFonts w:ascii="Times New Roman" w:eastAsia="Times New Roman" w:hAnsi="Times New Roman" w:cs="Times New Roman"/>
@@ -6352,50 +5172,13 @@
         </w:rPr>
         <w:t>SwiftUI</w:t>
       </w:r>
-      <w:proofErr w:type="spellEnd"/>
-      <w:r>
-        <w:rPr>
-          <w:rFonts w:ascii="Times New Roman" w:eastAsia="Times New Roman" w:hAnsi="Times New Roman" w:cs="Times New Roman"/>
-          <w:sz w:val="24"/>
-          <w:szCs w:val="24"/>
-        </w:rPr>
-        <w:t xml:space="preserve"> pentru </w:t>
-      </w:r>
-      <w:proofErr w:type="spellStart"/>
-      <w:r>
-        <w:rPr>
-          <w:rFonts w:ascii="Times New Roman" w:eastAsia="Times New Roman" w:hAnsi="Times New Roman" w:cs="Times New Roman"/>
-          <w:sz w:val="24"/>
-          <w:szCs w:val="24"/>
-        </w:rPr>
-        <w:t>iOS</w:t>
-      </w:r>
-      <w:proofErr w:type="spellEnd"/>
-      <w:r>
-        <w:rPr>
-          <w:rFonts w:ascii="Times New Roman" w:eastAsia="Times New Roman" w:hAnsi="Times New Roman" w:cs="Times New Roman"/>
-          <w:sz w:val="24"/>
-          <w:szCs w:val="24"/>
-        </w:rPr>
-        <w:t xml:space="preserve">, un </w:t>
-      </w:r>
-      <w:proofErr w:type="spellStart"/>
-      <w:r>
-        <w:rPr>
-          <w:rFonts w:ascii="Times New Roman" w:eastAsia="Times New Roman" w:hAnsi="Times New Roman" w:cs="Times New Roman"/>
-          <w:sz w:val="24"/>
-          <w:szCs w:val="24"/>
-        </w:rPr>
-        <w:t>framework</w:t>
-      </w:r>
-      <w:proofErr w:type="spellEnd"/>
-      <w:r>
-        <w:rPr>
-          <w:rFonts w:ascii="Times New Roman" w:eastAsia="Times New Roman" w:hAnsi="Times New Roman" w:cs="Times New Roman"/>
-          <w:sz w:val="24"/>
-          <w:szCs w:val="24"/>
-        </w:rPr>
-        <w:t xml:space="preserve"> declarativ modern, care oferă o experiență de dezvoltare rapidă și o interfață utilizator intuitivă.  </w:t>
+      <w:r>
+        <w:rPr>
+          <w:rFonts w:ascii="Times New Roman" w:eastAsia="Times New Roman" w:hAnsi="Times New Roman" w:cs="Times New Roman"/>
+          <w:sz w:val="24"/>
+          <w:szCs w:val="24"/>
+        </w:rPr>
+        <w:t xml:space="preserve"> pentru iOS, un framework declarativ modern, care oferă o experiență de dezvoltare rapidă și o interfață utilizator intuitivă.  </w:t>
       </w:r>
     </w:p>
     <w:p>
@@ -6420,7 +5203,6 @@
         </w:rPr>
         <w:t xml:space="preserve">      Avantajele utilizării </w:t>
       </w:r>
-      <w:proofErr w:type="spellStart"/>
       <w:r>
         <w:rPr>
           <w:rFonts w:ascii="Times New Roman" w:eastAsia="Times New Roman" w:hAnsi="Times New Roman" w:cs="Times New Roman"/>
@@ -6430,7 +5212,6 @@
         </w:rPr>
         <w:t>SwiftUI</w:t>
       </w:r>
-      <w:proofErr w:type="spellEnd"/>
       <w:r>
         <w:rPr>
           <w:rFonts w:ascii="Times New Roman" w:eastAsia="Times New Roman" w:hAnsi="Times New Roman" w:cs="Times New Roman"/>
@@ -6483,25 +5264,7 @@
           <w:sz w:val="24"/>
           <w:szCs w:val="24"/>
         </w:rPr>
-        <w:t xml:space="preserve">Integrare nativă cu ecosistemul Apple, incluzând suport pentru funcții precum accesibilitate, </w:t>
-      </w:r>
-      <w:proofErr w:type="spellStart"/>
-      <w:r>
-        <w:rPr>
-          <w:rFonts w:ascii="Times New Roman" w:eastAsia="Times New Roman" w:hAnsi="Times New Roman" w:cs="Times New Roman"/>
-          <w:sz w:val="24"/>
-          <w:szCs w:val="24"/>
-        </w:rPr>
-        <w:t>Dark</w:t>
-      </w:r>
-      <w:proofErr w:type="spellEnd"/>
-      <w:r>
-        <w:rPr>
-          <w:rFonts w:ascii="Times New Roman" w:eastAsia="Times New Roman" w:hAnsi="Times New Roman" w:cs="Times New Roman"/>
-          <w:sz w:val="24"/>
-          <w:szCs w:val="24"/>
-        </w:rPr>
-        <w:t xml:space="preserve"> Mode și animații fluide.</w:t>
+        <w:t>Integrare nativă cu ecosistemul Apple, incluzând suport pentru funcții precum accesibilitate, Dark Mode și animații fluide.</w:t>
       </w:r>
     </w:p>
     <w:p>
@@ -6524,25 +5287,7 @@
           <w:sz w:val="24"/>
           <w:szCs w:val="24"/>
         </w:rPr>
-        <w:t xml:space="preserve">Optimizare pentru performanță pe dispozitive </w:t>
-      </w:r>
-      <w:proofErr w:type="spellStart"/>
-      <w:r>
-        <w:rPr>
-          <w:rFonts w:ascii="Times New Roman" w:eastAsia="Times New Roman" w:hAnsi="Times New Roman" w:cs="Times New Roman"/>
-          <w:sz w:val="24"/>
-          <w:szCs w:val="24"/>
-        </w:rPr>
-        <w:t>iOS</w:t>
-      </w:r>
-      <w:proofErr w:type="spellEnd"/>
-      <w:r>
-        <w:rPr>
-          <w:rFonts w:ascii="Times New Roman" w:eastAsia="Times New Roman" w:hAnsi="Times New Roman" w:cs="Times New Roman"/>
-          <w:sz w:val="24"/>
-          <w:szCs w:val="24"/>
-        </w:rPr>
-        <w:t xml:space="preserve"> recente.</w:t>
+        <w:t>Optimizare pentru performanță pe dispozitive iOS recente.</w:t>
       </w:r>
     </w:p>
     <w:p>
@@ -6582,7 +5327,6 @@
           <w:szCs w:val="24"/>
         </w:rPr>
       </w:pPr>
-      <w:proofErr w:type="spellStart"/>
       <w:r>
         <w:rPr>
           <w:rFonts w:ascii="Times New Roman" w:eastAsia="Times New Roman" w:hAnsi="Times New Roman" w:cs="Times New Roman"/>
@@ -6590,17 +5334,7 @@
           <w:sz w:val="24"/>
           <w:szCs w:val="24"/>
         </w:rPr>
-        <w:t>Feed-ul</w:t>
-      </w:r>
-      <w:proofErr w:type="spellEnd"/>
-      <w:r>
-        <w:rPr>
-          <w:rFonts w:ascii="Times New Roman" w:eastAsia="Times New Roman" w:hAnsi="Times New Roman" w:cs="Times New Roman"/>
-          <w:b/>
-          <w:sz w:val="24"/>
-          <w:szCs w:val="24"/>
-        </w:rPr>
-        <w:t xml:space="preserve"> principal</w:t>
+        <w:t>Feed-ul principal</w:t>
       </w:r>
       <w:r>
         <w:rPr>
@@ -6664,19 +5398,8 @@
           <w:sz w:val="24"/>
           <w:szCs w:val="24"/>
         </w:rPr>
-        <w:t>Chat-</w:t>
-      </w:r>
-      <w:proofErr w:type="spellStart"/>
-      <w:r>
-        <w:rPr>
-          <w:rFonts w:ascii="Times New Roman" w:eastAsia="Times New Roman" w:hAnsi="Times New Roman" w:cs="Times New Roman"/>
-          <w:b/>
-          <w:sz w:val="24"/>
-          <w:szCs w:val="24"/>
-        </w:rPr>
-        <w:t>ul</w:t>
-      </w:r>
-      <w:proofErr w:type="spellEnd"/>
+        <w:t>Chat-ul</w:t>
+      </w:r>
       <w:r>
         <w:rPr>
           <w:rFonts w:ascii="Times New Roman" w:eastAsia="Times New Roman" w:hAnsi="Times New Roman" w:cs="Times New Roman"/>
@@ -6699,7 +5422,6 @@
           <w:szCs w:val="24"/>
         </w:rPr>
       </w:pPr>
-      <w:proofErr w:type="spellStart"/>
       <w:r>
         <w:rPr>
           <w:rFonts w:ascii="Times New Roman" w:eastAsia="Times New Roman" w:hAnsi="Times New Roman" w:cs="Times New Roman"/>
@@ -6709,7 +5431,6 @@
         </w:rPr>
         <w:t>Search-ul</w:t>
       </w:r>
-      <w:proofErr w:type="spellEnd"/>
       <w:r>
         <w:rPr>
           <w:rFonts w:ascii="Times New Roman" w:eastAsia="Times New Roman" w:hAnsi="Times New Roman" w:cs="Times New Roman"/>
@@ -6750,25 +5471,7 @@
           <w:sz w:val="24"/>
           <w:szCs w:val="24"/>
         </w:rPr>
-        <w:t xml:space="preserve">Integrare </w:t>
-      </w:r>
-      <w:proofErr w:type="spellStart"/>
-      <w:r>
-        <w:rPr>
-          <w:rFonts w:ascii="Times New Roman" w:eastAsia="Times New Roman" w:hAnsi="Times New Roman" w:cs="Times New Roman"/>
-          <w:sz w:val="24"/>
-          <w:szCs w:val="24"/>
-        </w:rPr>
-        <w:t>backend</w:t>
-      </w:r>
-      <w:proofErr w:type="spellEnd"/>
-      <w:r>
-        <w:rPr>
-          <w:rFonts w:ascii="Times New Roman" w:eastAsia="Times New Roman" w:hAnsi="Times New Roman" w:cs="Times New Roman"/>
-          <w:sz w:val="24"/>
-          <w:szCs w:val="24"/>
-        </w:rPr>
-        <w:t xml:space="preserve">  </w:t>
+        <w:t xml:space="preserve">Integrare backend  </w:t>
       </w:r>
     </w:p>
     <w:p>
@@ -6792,25 +5495,7 @@
           <w:szCs w:val="24"/>
         </w:rPr>
         <w:lastRenderedPageBreak/>
-        <w:t xml:space="preserve">Partea de </w:t>
-      </w:r>
-      <w:proofErr w:type="spellStart"/>
-      <w:r>
-        <w:rPr>
-          <w:rFonts w:ascii="Times New Roman" w:eastAsia="Times New Roman" w:hAnsi="Times New Roman" w:cs="Times New Roman"/>
-          <w:sz w:val="24"/>
-          <w:szCs w:val="24"/>
-        </w:rPr>
-        <w:t>backend</w:t>
-      </w:r>
-      <w:proofErr w:type="spellEnd"/>
-      <w:r>
-        <w:rPr>
-          <w:rFonts w:ascii="Times New Roman" w:eastAsia="Times New Roman" w:hAnsi="Times New Roman" w:cs="Times New Roman"/>
-          <w:sz w:val="24"/>
-          <w:szCs w:val="24"/>
-        </w:rPr>
-        <w:t xml:space="preserve"> va fi dezvoltată folosind </w:t>
+        <w:t xml:space="preserve">Partea de backend va fi dezvoltată folosind </w:t>
       </w:r>
       <w:r>
         <w:rPr>
@@ -6827,25 +5512,7 @@
           <w:sz w:val="24"/>
           <w:szCs w:val="24"/>
         </w:rPr>
-        <w:t xml:space="preserve">, un </w:t>
-      </w:r>
-      <w:proofErr w:type="spellStart"/>
-      <w:r>
-        <w:rPr>
-          <w:rFonts w:ascii="Times New Roman" w:eastAsia="Times New Roman" w:hAnsi="Times New Roman" w:cs="Times New Roman"/>
-          <w:sz w:val="24"/>
-          <w:szCs w:val="24"/>
-        </w:rPr>
-        <w:t>framework</w:t>
-      </w:r>
-      <w:proofErr w:type="spellEnd"/>
-      <w:r>
-        <w:rPr>
-          <w:rFonts w:ascii="Times New Roman" w:eastAsia="Times New Roman" w:hAnsi="Times New Roman" w:cs="Times New Roman"/>
-          <w:sz w:val="24"/>
-          <w:szCs w:val="24"/>
-        </w:rPr>
-        <w:t xml:space="preserve"> minimalist și rapid pentru Node.js, pentru a gestiona eficient comunicarea între aplicația mobilă și baza de date.  </w:t>
+        <w:t xml:space="preserve">, un framework minimalist și rapid pentru Node.js, pentru a gestiona eficient comunicarea între aplicația mobilă și baza de date.  </w:t>
       </w:r>
     </w:p>
     <w:p>
@@ -6931,25 +5598,7 @@
           <w:sz w:val="24"/>
           <w:szCs w:val="24"/>
         </w:rPr>
-        <w:t xml:space="preserve">Suport excelent pentru crearea de API-uri </w:t>
-      </w:r>
-      <w:proofErr w:type="spellStart"/>
-      <w:r>
-        <w:rPr>
-          <w:rFonts w:ascii="Times New Roman" w:eastAsia="Times New Roman" w:hAnsi="Times New Roman" w:cs="Times New Roman"/>
-          <w:sz w:val="24"/>
-          <w:szCs w:val="24"/>
-        </w:rPr>
-        <w:t>RESTful</w:t>
-      </w:r>
-      <w:proofErr w:type="spellEnd"/>
-      <w:r>
-        <w:rPr>
-          <w:rFonts w:ascii="Times New Roman" w:eastAsia="Times New Roman" w:hAnsi="Times New Roman" w:cs="Times New Roman"/>
-          <w:sz w:val="24"/>
-          <w:szCs w:val="24"/>
-        </w:rPr>
-        <w:t>.</w:t>
+        <w:t>Suport excelent pentru crearea de API-uri RESTful.</w:t>
       </w:r>
     </w:p>
     <w:p>
@@ -6972,25 +5621,7 @@
           <w:sz w:val="24"/>
           <w:szCs w:val="24"/>
         </w:rPr>
-        <w:t xml:space="preserve">Integrare rapidă cu alte biblioteci Node.js, precum </w:t>
-      </w:r>
-      <w:proofErr w:type="spellStart"/>
-      <w:r>
-        <w:rPr>
-          <w:rFonts w:ascii="Times New Roman" w:eastAsia="Times New Roman" w:hAnsi="Times New Roman" w:cs="Times New Roman"/>
-          <w:sz w:val="24"/>
-          <w:szCs w:val="24"/>
-        </w:rPr>
-        <w:t>middleware</w:t>
-      </w:r>
-      <w:proofErr w:type="spellEnd"/>
-      <w:r>
-        <w:rPr>
-          <w:rFonts w:ascii="Times New Roman" w:eastAsia="Times New Roman" w:hAnsi="Times New Roman" w:cs="Times New Roman"/>
-          <w:sz w:val="24"/>
-          <w:szCs w:val="24"/>
-        </w:rPr>
-        <w:t>-uri pentru autentificare (ex. Passport.js) sau validarea datelor.</w:t>
+        <w:t>Integrare rapidă cu alte biblioteci Node.js, precum middleware-uri pentru autentificare (ex. Passport.js) sau validarea datelor.</w:t>
       </w:r>
     </w:p>
     <w:p>
@@ -7013,25 +5644,7 @@
           <w:sz w:val="24"/>
           <w:szCs w:val="24"/>
         </w:rPr>
-        <w:t xml:space="preserve">Responsabilități principale ale </w:t>
-      </w:r>
-      <w:proofErr w:type="spellStart"/>
-      <w:r>
-        <w:rPr>
-          <w:rFonts w:ascii="Times New Roman" w:eastAsia="Times New Roman" w:hAnsi="Times New Roman" w:cs="Times New Roman"/>
-          <w:sz w:val="24"/>
-          <w:szCs w:val="24"/>
-        </w:rPr>
-        <w:t>backend</w:t>
-      </w:r>
-      <w:proofErr w:type="spellEnd"/>
-      <w:r>
-        <w:rPr>
-          <w:rFonts w:ascii="Times New Roman" w:eastAsia="Times New Roman" w:hAnsi="Times New Roman" w:cs="Times New Roman"/>
-          <w:sz w:val="24"/>
-          <w:szCs w:val="24"/>
-        </w:rPr>
-        <w:t>-ului:</w:t>
+        <w:t>Responsabilități principale ale backend-ului:</w:t>
       </w:r>
     </w:p>
     <w:p>
@@ -7100,25 +5713,7 @@
           <w:sz w:val="24"/>
           <w:szCs w:val="24"/>
         </w:rPr>
-        <w:t xml:space="preserve">Procesarea tranzacțiilor financiare pentru achiziția de </w:t>
-      </w:r>
-      <w:proofErr w:type="spellStart"/>
-      <w:r>
-        <w:rPr>
-          <w:rFonts w:ascii="Times New Roman" w:eastAsia="Times New Roman" w:hAnsi="Times New Roman" w:cs="Times New Roman"/>
-          <w:sz w:val="24"/>
-          <w:szCs w:val="24"/>
-        </w:rPr>
-        <w:t>token</w:t>
-      </w:r>
-      <w:proofErr w:type="spellEnd"/>
-      <w:r>
-        <w:rPr>
-          <w:rFonts w:ascii="Times New Roman" w:eastAsia="Times New Roman" w:hAnsi="Times New Roman" w:cs="Times New Roman"/>
-          <w:sz w:val="24"/>
-          <w:szCs w:val="24"/>
-        </w:rPr>
-        <w:t>-uri.</w:t>
+        <w:t>Procesarea tranzacțiilor financiare pentru achiziția de token-uri.</w:t>
       </w:r>
     </w:p>
     <w:p>
@@ -7143,7 +5738,6 @@
         </w:rPr>
         <w:t xml:space="preserve">Fluxul de date între </w:t>
       </w:r>
-      <w:proofErr w:type="spellStart"/>
       <w:r>
         <w:rPr>
           <w:rFonts w:ascii="Times New Roman" w:eastAsia="Times New Roman" w:hAnsi="Times New Roman" w:cs="Times New Roman"/>
@@ -7153,7 +5747,6 @@
         </w:rPr>
         <w:t>SwiftUI</w:t>
       </w:r>
-      <w:proofErr w:type="spellEnd"/>
       <w:r>
         <w:rPr>
           <w:rFonts w:ascii="Times New Roman" w:eastAsia="Times New Roman" w:hAnsi="Times New Roman" w:cs="Times New Roman"/>
@@ -7162,7 +5755,6 @@
         </w:rPr>
         <w:t xml:space="preserve"> și </w:t>
       </w:r>
-      <w:proofErr w:type="spellStart"/>
       <w:r>
         <w:rPr>
           <w:rFonts w:ascii="Times New Roman" w:eastAsia="Times New Roman" w:hAnsi="Times New Roman" w:cs="Times New Roman"/>
@@ -7172,7 +5764,6 @@
         </w:rPr>
         <w:t>backend</w:t>
       </w:r>
-      <w:proofErr w:type="spellEnd"/>
     </w:p>
     <w:p>
       <w:pPr>
@@ -7194,25 +5785,7 @@
           <w:sz w:val="24"/>
           <w:szCs w:val="24"/>
         </w:rPr>
-        <w:t xml:space="preserve">Aplicația mobilă va comunica cu </w:t>
-      </w:r>
-      <w:proofErr w:type="spellStart"/>
-      <w:r>
-        <w:rPr>
-          <w:rFonts w:ascii="Times New Roman" w:eastAsia="Times New Roman" w:hAnsi="Times New Roman" w:cs="Times New Roman"/>
-          <w:sz w:val="24"/>
-          <w:szCs w:val="24"/>
-        </w:rPr>
-        <w:t>backend-ul</w:t>
-      </w:r>
-      <w:proofErr w:type="spellEnd"/>
-      <w:r>
-        <w:rPr>
-          <w:rFonts w:ascii="Times New Roman" w:eastAsia="Times New Roman" w:hAnsi="Times New Roman" w:cs="Times New Roman"/>
-          <w:sz w:val="24"/>
-          <w:szCs w:val="24"/>
-        </w:rPr>
-        <w:t xml:space="preserve"> folosind solicitări </w:t>
+        <w:t xml:space="preserve">Aplicația mobilă va comunica cu backend-ul folosind solicitări </w:t>
       </w:r>
       <w:r>
         <w:rPr>
@@ -7260,19 +5833,8 @@
           <w:sz w:val="24"/>
           <w:szCs w:val="24"/>
         </w:rPr>
-        <w:t xml:space="preserve"> Service </w:t>
-      </w:r>
-      <w:proofErr w:type="spellStart"/>
-      <w:r>
-        <w:rPr>
-          <w:rFonts w:ascii="Times New Roman" w:eastAsia="Times New Roman" w:hAnsi="Times New Roman" w:cs="Times New Roman"/>
-          <w:b/>
-          <w:sz w:val="24"/>
-          <w:szCs w:val="24"/>
-        </w:rPr>
-        <w:t>Layer</w:t>
-      </w:r>
-      <w:proofErr w:type="spellEnd"/>
+        <w:t xml:space="preserve"> Service Layer</w:t>
+      </w:r>
       <w:r>
         <w:rPr>
           <w:rFonts w:ascii="Times New Roman" w:eastAsia="Times New Roman" w:hAnsi="Times New Roman" w:cs="Times New Roman"/>
@@ -7336,25 +5898,7 @@
           <w:sz w:val="24"/>
           <w:szCs w:val="24"/>
         </w:rPr>
-        <w:t xml:space="preserve">Plăți online: Tranzacțiile financiare vor fi gestionate printr-un gateway de plată precum </w:t>
-      </w:r>
-      <w:proofErr w:type="spellStart"/>
-      <w:r>
-        <w:rPr>
-          <w:rFonts w:ascii="Times New Roman" w:eastAsia="Times New Roman" w:hAnsi="Times New Roman" w:cs="Times New Roman"/>
-          <w:sz w:val="24"/>
-          <w:szCs w:val="24"/>
-        </w:rPr>
-        <w:t>Stripe</w:t>
-      </w:r>
-      <w:proofErr w:type="spellEnd"/>
-      <w:r>
-        <w:rPr>
-          <w:rFonts w:ascii="Times New Roman" w:eastAsia="Times New Roman" w:hAnsi="Times New Roman" w:cs="Times New Roman"/>
-          <w:sz w:val="24"/>
-          <w:szCs w:val="24"/>
-        </w:rPr>
-        <w:t xml:space="preserve">, pentru securitate și fiabilitate.  </w:t>
+        <w:t xml:space="preserve">Plăți online: Tranzacțiile financiare vor fi gestionate printr-un gateway de plată precum Stripe, pentru securitate și fiabilitate.  </w:t>
       </w:r>
     </w:p>
     <w:p>
@@ -7399,61 +5943,7 @@
           <w:sz w:val="24"/>
           <w:szCs w:val="24"/>
         </w:rPr>
-        <w:t xml:space="preserve">Integrarea între </w:t>
-      </w:r>
-      <w:proofErr w:type="spellStart"/>
-      <w:r>
-        <w:rPr>
-          <w:rFonts w:ascii="Times New Roman" w:eastAsia="Times New Roman" w:hAnsi="Times New Roman" w:cs="Times New Roman"/>
-          <w:sz w:val="24"/>
-          <w:szCs w:val="24"/>
-        </w:rPr>
-        <w:t>SwiftUI</w:t>
-      </w:r>
-      <w:proofErr w:type="spellEnd"/>
-      <w:r>
-        <w:rPr>
-          <w:rFonts w:ascii="Times New Roman" w:eastAsia="Times New Roman" w:hAnsi="Times New Roman" w:cs="Times New Roman"/>
-          <w:sz w:val="24"/>
-          <w:szCs w:val="24"/>
-        </w:rPr>
-        <w:t xml:space="preserve"> și Express.js va fi testată extensiv utilizând: </w:t>
-      </w:r>
-      <w:proofErr w:type="spellStart"/>
-      <w:r>
-        <w:rPr>
-          <w:rFonts w:ascii="Times New Roman" w:eastAsia="Times New Roman" w:hAnsi="Times New Roman" w:cs="Times New Roman"/>
-          <w:sz w:val="24"/>
-          <w:szCs w:val="24"/>
-        </w:rPr>
-        <w:t>Postman</w:t>
-      </w:r>
-      <w:proofErr w:type="spellEnd"/>
-      <w:r>
-        <w:rPr>
-          <w:rFonts w:ascii="Times New Roman" w:eastAsia="Times New Roman" w:hAnsi="Times New Roman" w:cs="Times New Roman"/>
-          <w:sz w:val="24"/>
-          <w:szCs w:val="24"/>
-        </w:rPr>
-        <w:t xml:space="preserve"> pentru verificarea API-urilor </w:t>
-      </w:r>
-      <w:proofErr w:type="spellStart"/>
-      <w:r>
-        <w:rPr>
-          <w:rFonts w:ascii="Times New Roman" w:eastAsia="Times New Roman" w:hAnsi="Times New Roman" w:cs="Times New Roman"/>
-          <w:sz w:val="24"/>
-          <w:szCs w:val="24"/>
-        </w:rPr>
-        <w:t>backend</w:t>
-      </w:r>
-      <w:proofErr w:type="spellEnd"/>
-      <w:r>
-        <w:rPr>
-          <w:rFonts w:ascii="Times New Roman" w:eastAsia="Times New Roman" w:hAnsi="Times New Roman" w:cs="Times New Roman"/>
-          <w:sz w:val="24"/>
-          <w:szCs w:val="24"/>
-        </w:rPr>
-        <w:t>.</w:t>
+        <w:t>Integrarea între SwiftUI și Express.js va fi testată extensiv utilizând: Postman pentru verificarea API-urilor backend.</w:t>
       </w:r>
     </w:p>
     <w:p>
@@ -11208,19 +9698,8 @@
           <w:szCs w:val="28"/>
         </w:rPr>
         <w:lastRenderedPageBreak/>
-        <w:t xml:space="preserve">Diagrama </w:t>
-      </w:r>
-      <w:proofErr w:type="spellStart"/>
-      <w:r>
-        <w:rPr>
-          <w:rFonts w:ascii="Times New Roman" w:eastAsia="Times New Roman" w:hAnsi="Times New Roman" w:cs="Times New Roman"/>
-          <w:b/>
-          <w:sz w:val="28"/>
-          <w:szCs w:val="28"/>
-        </w:rPr>
-        <w:t>Gantt</w:t>
-      </w:r>
-      <w:proofErr w:type="spellEnd"/>
+        <w:t>Diagrama Gantt</w:t>
+      </w:r>
     </w:p>
     <w:tbl>
       <w:tblPr>
@@ -11568,70 +10047,14 @@
                 <w:szCs w:val="20"/>
               </w:rPr>
             </w:pPr>
-            <w:proofErr w:type="spellStart"/>
             <w:r>
               <w:rPr>
                 <w:rFonts w:ascii="Times New Roman" w:eastAsia="Times New Roman" w:hAnsi="Times New Roman" w:cs="Times New Roman"/>
                 <w:sz w:val="20"/>
                 <w:szCs w:val="20"/>
               </w:rPr>
-              <w:t>Account</w:t>
+              <w:t>Account creation, management and authentication</w:t>
             </w:r>
-            <w:proofErr w:type="spellEnd"/>
-            <w:r>
-              <w:rPr>
-                <w:rFonts w:ascii="Times New Roman" w:eastAsia="Times New Roman" w:hAnsi="Times New Roman" w:cs="Times New Roman"/>
-                <w:sz w:val="20"/>
-                <w:szCs w:val="20"/>
-              </w:rPr>
-              <w:t xml:space="preserve"> </w:t>
-            </w:r>
-            <w:proofErr w:type="spellStart"/>
-            <w:r>
-              <w:rPr>
-                <w:rFonts w:ascii="Times New Roman" w:eastAsia="Times New Roman" w:hAnsi="Times New Roman" w:cs="Times New Roman"/>
-                <w:sz w:val="20"/>
-                <w:szCs w:val="20"/>
-              </w:rPr>
-              <w:t>creation</w:t>
-            </w:r>
-            <w:proofErr w:type="spellEnd"/>
-            <w:r>
-              <w:rPr>
-                <w:rFonts w:ascii="Times New Roman" w:eastAsia="Times New Roman" w:hAnsi="Times New Roman" w:cs="Times New Roman"/>
-                <w:sz w:val="20"/>
-                <w:szCs w:val="20"/>
-              </w:rPr>
-              <w:t xml:space="preserve">, management </w:t>
-            </w:r>
-            <w:proofErr w:type="spellStart"/>
-            <w:r>
-              <w:rPr>
-                <w:rFonts w:ascii="Times New Roman" w:eastAsia="Times New Roman" w:hAnsi="Times New Roman" w:cs="Times New Roman"/>
-                <w:sz w:val="20"/>
-                <w:szCs w:val="20"/>
-              </w:rPr>
-              <w:t>and</w:t>
-            </w:r>
-            <w:proofErr w:type="spellEnd"/>
-            <w:r>
-              <w:rPr>
-                <w:rFonts w:ascii="Times New Roman" w:eastAsia="Times New Roman" w:hAnsi="Times New Roman" w:cs="Times New Roman"/>
-                <w:sz w:val="20"/>
-                <w:szCs w:val="20"/>
-              </w:rPr>
-              <w:t xml:space="preserve"> </w:t>
-            </w:r>
-            <w:proofErr w:type="spellStart"/>
-            <w:r>
-              <w:rPr>
-                <w:rFonts w:ascii="Times New Roman" w:eastAsia="Times New Roman" w:hAnsi="Times New Roman" w:cs="Times New Roman"/>
-                <w:sz w:val="20"/>
-                <w:szCs w:val="20"/>
-              </w:rPr>
-              <w:t>authentication</w:t>
-            </w:r>
-            <w:proofErr w:type="spellEnd"/>
           </w:p>
           <w:p>
             <w:pPr>
@@ -12111,25 +10534,7 @@
                 <w:sz w:val="20"/>
                 <w:szCs w:val="20"/>
               </w:rPr>
-              <w:t xml:space="preserve">Content </w:t>
-            </w:r>
-            <w:proofErr w:type="spellStart"/>
-            <w:r>
-              <w:rPr>
-                <w:rFonts w:ascii="Times New Roman" w:eastAsia="Times New Roman" w:hAnsi="Times New Roman" w:cs="Times New Roman"/>
-                <w:sz w:val="20"/>
-                <w:szCs w:val="20"/>
-              </w:rPr>
-              <w:t>viewing</w:t>
-            </w:r>
-            <w:proofErr w:type="spellEnd"/>
-            <w:r>
-              <w:rPr>
-                <w:rFonts w:ascii="Times New Roman" w:eastAsia="Times New Roman" w:hAnsi="Times New Roman" w:cs="Times New Roman"/>
-                <w:sz w:val="20"/>
-                <w:szCs w:val="20"/>
-              </w:rPr>
-              <w:t xml:space="preserve"> </w:t>
+              <w:t xml:space="preserve">Content viewing </w:t>
             </w:r>
           </w:p>
         </w:tc>
@@ -12367,97 +10772,7 @@
                 <w:sz w:val="20"/>
                 <w:szCs w:val="20"/>
               </w:rPr>
-              <w:t xml:space="preserve">Artist </w:t>
-            </w:r>
-            <w:proofErr w:type="spellStart"/>
-            <w:r>
-              <w:rPr>
-                <w:rFonts w:ascii="Times New Roman" w:eastAsia="Times New Roman" w:hAnsi="Times New Roman" w:cs="Times New Roman"/>
-                <w:sz w:val="20"/>
-                <w:szCs w:val="20"/>
-              </w:rPr>
-              <w:t>posts</w:t>
-            </w:r>
-            <w:proofErr w:type="spellEnd"/>
-            <w:r>
-              <w:rPr>
-                <w:rFonts w:ascii="Times New Roman" w:eastAsia="Times New Roman" w:hAnsi="Times New Roman" w:cs="Times New Roman"/>
-                <w:sz w:val="20"/>
-                <w:szCs w:val="20"/>
-              </w:rPr>
-              <w:t xml:space="preserve"> </w:t>
-            </w:r>
-            <w:proofErr w:type="spellStart"/>
-            <w:r>
-              <w:rPr>
-                <w:rFonts w:ascii="Times New Roman" w:eastAsia="Times New Roman" w:hAnsi="Times New Roman" w:cs="Times New Roman"/>
-                <w:sz w:val="20"/>
-                <w:szCs w:val="20"/>
-              </w:rPr>
-              <w:t>creation</w:t>
-            </w:r>
-            <w:proofErr w:type="spellEnd"/>
-            <w:r>
-              <w:rPr>
-                <w:rFonts w:ascii="Times New Roman" w:eastAsia="Times New Roman" w:hAnsi="Times New Roman" w:cs="Times New Roman"/>
-                <w:sz w:val="20"/>
-                <w:szCs w:val="20"/>
-              </w:rPr>
-              <w:t xml:space="preserve"> </w:t>
-            </w:r>
-            <w:proofErr w:type="spellStart"/>
-            <w:r>
-              <w:rPr>
-                <w:rFonts w:ascii="Times New Roman" w:eastAsia="Times New Roman" w:hAnsi="Times New Roman" w:cs="Times New Roman"/>
-                <w:sz w:val="20"/>
-                <w:szCs w:val="20"/>
-              </w:rPr>
-              <w:t>and</w:t>
-            </w:r>
-            <w:proofErr w:type="spellEnd"/>
-            <w:r>
-              <w:rPr>
-                <w:rFonts w:ascii="Times New Roman" w:eastAsia="Times New Roman" w:hAnsi="Times New Roman" w:cs="Times New Roman"/>
-                <w:sz w:val="20"/>
-                <w:szCs w:val="20"/>
-              </w:rPr>
-              <w:t xml:space="preserve"> </w:t>
-            </w:r>
-            <w:proofErr w:type="spellStart"/>
-            <w:r>
-              <w:rPr>
-                <w:rFonts w:ascii="Times New Roman" w:eastAsia="Times New Roman" w:hAnsi="Times New Roman" w:cs="Times New Roman"/>
-                <w:sz w:val="20"/>
-                <w:szCs w:val="20"/>
-              </w:rPr>
-              <w:t>further</w:t>
-            </w:r>
-            <w:proofErr w:type="spellEnd"/>
-            <w:r>
-              <w:rPr>
-                <w:rFonts w:ascii="Times New Roman" w:eastAsia="Times New Roman" w:hAnsi="Times New Roman" w:cs="Times New Roman"/>
-                <w:sz w:val="20"/>
-                <w:szCs w:val="20"/>
-              </w:rPr>
-              <w:t xml:space="preserve"> </w:t>
-            </w:r>
-            <w:proofErr w:type="spellStart"/>
-            <w:r>
-              <w:rPr>
-                <w:rFonts w:ascii="Times New Roman" w:eastAsia="Times New Roman" w:hAnsi="Times New Roman" w:cs="Times New Roman"/>
-                <w:sz w:val="20"/>
-                <w:szCs w:val="20"/>
-              </w:rPr>
-              <w:t>changes</w:t>
-            </w:r>
-            <w:proofErr w:type="spellEnd"/>
-            <w:r>
-              <w:rPr>
-                <w:rFonts w:ascii="Times New Roman" w:eastAsia="Times New Roman" w:hAnsi="Times New Roman" w:cs="Times New Roman"/>
-                <w:sz w:val="20"/>
-                <w:szCs w:val="20"/>
-              </w:rPr>
-              <w:t xml:space="preserve"> </w:t>
+              <w:t xml:space="preserve">Artist posts creation and further changes </w:t>
             </w:r>
           </w:p>
         </w:tc>
@@ -12689,23 +11004,13 @@
                 <w:szCs w:val="24"/>
               </w:rPr>
             </w:pPr>
-            <w:proofErr w:type="spellStart"/>
             <w:r>
               <w:rPr>
                 <w:rFonts w:ascii="Times New Roman" w:eastAsia="Times New Roman" w:hAnsi="Times New Roman" w:cs="Times New Roman"/>
                 <w:sz w:val="20"/>
                 <w:szCs w:val="20"/>
               </w:rPr>
-              <w:t>Token</w:t>
-            </w:r>
-            <w:proofErr w:type="spellEnd"/>
-            <w:r>
-              <w:rPr>
-                <w:rFonts w:ascii="Times New Roman" w:eastAsia="Times New Roman" w:hAnsi="Times New Roman" w:cs="Times New Roman"/>
-                <w:sz w:val="20"/>
-                <w:szCs w:val="20"/>
-              </w:rPr>
-              <w:t xml:space="preserve"> System</w:t>
+              <w:t>Token System</w:t>
             </w:r>
             <w:r>
               <w:rPr>
@@ -12933,41 +11238,13 @@
                 <w:szCs w:val="20"/>
               </w:rPr>
             </w:pPr>
-            <w:proofErr w:type="spellStart"/>
             <w:r>
               <w:rPr>
                 <w:rFonts w:ascii="Times New Roman" w:eastAsia="Times New Roman" w:hAnsi="Times New Roman" w:cs="Times New Roman"/>
                 <w:sz w:val="20"/>
                 <w:szCs w:val="20"/>
               </w:rPr>
-              <w:t>App</w:t>
-            </w:r>
-            <w:proofErr w:type="spellEnd"/>
-            <w:r>
-              <w:rPr>
-                <w:rFonts w:ascii="Times New Roman" w:eastAsia="Times New Roman" w:hAnsi="Times New Roman" w:cs="Times New Roman"/>
-                <w:sz w:val="20"/>
-                <w:szCs w:val="20"/>
-              </w:rPr>
-              <w:t xml:space="preserve"> </w:t>
-            </w:r>
-            <w:proofErr w:type="spellStart"/>
-            <w:r>
-              <w:rPr>
-                <w:rFonts w:ascii="Times New Roman" w:eastAsia="Times New Roman" w:hAnsi="Times New Roman" w:cs="Times New Roman"/>
-                <w:sz w:val="20"/>
-                <w:szCs w:val="20"/>
-              </w:rPr>
-              <w:t>Settings</w:t>
-            </w:r>
-            <w:proofErr w:type="spellEnd"/>
-            <w:r>
-              <w:rPr>
-                <w:rFonts w:ascii="Times New Roman" w:eastAsia="Times New Roman" w:hAnsi="Times New Roman" w:cs="Times New Roman"/>
-                <w:sz w:val="20"/>
-                <w:szCs w:val="20"/>
-              </w:rPr>
-              <w:t xml:space="preserve">  </w:t>
+              <w:t xml:space="preserve">App Settings  </w:t>
             </w:r>
           </w:p>
           <w:p>
@@ -13218,34 +11495,14 @@
                 <w:szCs w:val="24"/>
               </w:rPr>
             </w:pPr>
-            <w:proofErr w:type="spellStart"/>
             <w:r>
               <w:rPr>
                 <w:rFonts w:ascii="Times New Roman" w:eastAsia="Times New Roman" w:hAnsi="Times New Roman" w:cs="Times New Roman"/>
                 <w:sz w:val="20"/>
                 <w:szCs w:val="20"/>
               </w:rPr>
-              <w:t>Payment</w:t>
+              <w:t>Payment System</w:t>
             </w:r>
-            <w:proofErr w:type="spellEnd"/>
-            <w:r>
-              <w:rPr>
-                <w:rFonts w:ascii="Times New Roman" w:eastAsia="Times New Roman" w:hAnsi="Times New Roman" w:cs="Times New Roman"/>
-                <w:sz w:val="20"/>
-                <w:szCs w:val="20"/>
-              </w:rPr>
-              <w:t xml:space="preserve"> </w:t>
-            </w:r>
-            <w:proofErr w:type="spellStart"/>
-            <w:r>
-              <w:rPr>
-                <w:rFonts w:ascii="Times New Roman" w:eastAsia="Times New Roman" w:hAnsi="Times New Roman" w:cs="Times New Roman"/>
-                <w:sz w:val="20"/>
-                <w:szCs w:val="20"/>
-              </w:rPr>
-              <w:t>System</w:t>
-            </w:r>
-            <w:proofErr w:type="spellEnd"/>
             <w:r>
               <w:rPr>
                 <w:rFonts w:ascii="Times New Roman" w:eastAsia="Times New Roman" w:hAnsi="Times New Roman" w:cs="Times New Roman"/>
@@ -13484,34 +11741,14 @@
                 <w:szCs w:val="24"/>
               </w:rPr>
             </w:pPr>
-            <w:proofErr w:type="spellStart"/>
             <w:r>
               <w:rPr>
                 <w:rFonts w:ascii="Times New Roman" w:eastAsia="Times New Roman" w:hAnsi="Times New Roman" w:cs="Times New Roman"/>
                 <w:sz w:val="20"/>
                 <w:szCs w:val="20"/>
               </w:rPr>
-              <w:t>Artists</w:t>
+              <w:t>Artists posts interactions</w:t>
             </w:r>
-            <w:proofErr w:type="spellEnd"/>
-            <w:r>
-              <w:rPr>
-                <w:rFonts w:ascii="Times New Roman" w:eastAsia="Times New Roman" w:hAnsi="Times New Roman" w:cs="Times New Roman"/>
-                <w:sz w:val="20"/>
-                <w:szCs w:val="20"/>
-              </w:rPr>
-              <w:t xml:space="preserve"> posts </w:t>
-            </w:r>
-            <w:proofErr w:type="spellStart"/>
-            <w:r>
-              <w:rPr>
-                <w:rFonts w:ascii="Times New Roman" w:eastAsia="Times New Roman" w:hAnsi="Times New Roman" w:cs="Times New Roman"/>
-                <w:sz w:val="20"/>
-                <w:szCs w:val="20"/>
-              </w:rPr>
-              <w:t>interactions</w:t>
-            </w:r>
-            <w:proofErr w:type="spellEnd"/>
             <w:r>
               <w:rPr>
                 <w:rFonts w:ascii="Times New Roman" w:eastAsia="Times New Roman" w:hAnsi="Times New Roman" w:cs="Times New Roman"/>
@@ -13845,7 +12082,7 @@
               </wp:anchor>
             </w:drawing>
           </mc:Choice>
-          <mc:Fallback xmlns:cr="http://schemas.microsoft.com/office/comments/2020/reactions" xmlns="http://schemas.microsoft.com/office/tasks/2019/documenttasks" xmlns:dgm="http://schemas.openxmlformats.org/drawingml/2006/diagram" xmlns:lc="http://schemas.openxmlformats.org/drawingml/2006/lockedCanvas" xmlns:c="http://schemas.openxmlformats.org/drawingml/2006/chart" xmlns:pic="http://schemas.openxmlformats.org/drawingml/2006/picture" xmlns:a="http://schemas.openxmlformats.org/drawingml/2006/main" xmlns:sl="http://schemas.openxmlformats.org/schemaLibrary/2006/main">
+          <mc:Fallback xmlns:sl="http://schemas.openxmlformats.org/schemaLibrary/2006/main" xmlns:a="http://schemas.openxmlformats.org/drawingml/2006/main" xmlns:pic="http://schemas.openxmlformats.org/drawingml/2006/picture" xmlns:c="http://schemas.openxmlformats.org/drawingml/2006/chart" xmlns:lc="http://schemas.openxmlformats.org/drawingml/2006/lockedCanvas" xmlns:dgm="http://schemas.openxmlformats.org/drawingml/2006/diagram" xmlns="http://schemas.microsoft.com/office/tasks/2019/documenttasks" xmlns:cr="http://schemas.microsoft.com/office/comments/2020/reactions">
             <w:drawing>
               <wp:anchor allowOverlap="1" behindDoc="0" distB="114300" distT="114300" distL="114300" distR="114300" hidden="0" layoutInCell="1" locked="0" relativeHeight="0" simplePos="0">
                 <wp:simplePos x="0" y="0"/>
@@ -13939,7 +12176,7 @@
               </wp:anchor>
             </w:drawing>
           </mc:Choice>
-          <mc:Fallback xmlns:cr="http://schemas.microsoft.com/office/comments/2020/reactions" xmlns="http://schemas.microsoft.com/office/tasks/2019/documenttasks" xmlns:dgm="http://schemas.openxmlformats.org/drawingml/2006/diagram" xmlns:lc="http://schemas.openxmlformats.org/drawingml/2006/lockedCanvas" xmlns:c="http://schemas.openxmlformats.org/drawingml/2006/chart" xmlns:pic="http://schemas.openxmlformats.org/drawingml/2006/picture" xmlns:a="http://schemas.openxmlformats.org/drawingml/2006/main" xmlns:sl="http://schemas.openxmlformats.org/schemaLibrary/2006/main">
+          <mc:Fallback xmlns:sl="http://schemas.openxmlformats.org/schemaLibrary/2006/main" xmlns:a="http://schemas.openxmlformats.org/drawingml/2006/main" xmlns:pic="http://schemas.openxmlformats.org/drawingml/2006/picture" xmlns:c="http://schemas.openxmlformats.org/drawingml/2006/chart" xmlns:lc="http://schemas.openxmlformats.org/drawingml/2006/lockedCanvas" xmlns:dgm="http://schemas.openxmlformats.org/drawingml/2006/diagram" xmlns="http://schemas.microsoft.com/office/tasks/2019/documenttasks" xmlns:cr="http://schemas.microsoft.com/office/comments/2020/reactions">
             <w:drawing>
               <wp:anchor allowOverlap="1" behindDoc="0" distB="114300" distT="114300" distL="114300" distR="114300" hidden="0" layoutInCell="1" locked="0" relativeHeight="0" simplePos="0">
                 <wp:simplePos x="0" y="0"/>
@@ -14033,7 +12270,7 @@
               </wp:anchor>
             </w:drawing>
           </mc:Choice>
-          <mc:Fallback xmlns:cr="http://schemas.microsoft.com/office/comments/2020/reactions" xmlns="http://schemas.microsoft.com/office/tasks/2019/documenttasks" xmlns:dgm="http://schemas.openxmlformats.org/drawingml/2006/diagram" xmlns:lc="http://schemas.openxmlformats.org/drawingml/2006/lockedCanvas" xmlns:c="http://schemas.openxmlformats.org/drawingml/2006/chart" xmlns:pic="http://schemas.openxmlformats.org/drawingml/2006/picture" xmlns:a="http://schemas.openxmlformats.org/drawingml/2006/main" xmlns:sl="http://schemas.openxmlformats.org/schemaLibrary/2006/main">
+          <mc:Fallback xmlns:sl="http://schemas.openxmlformats.org/schemaLibrary/2006/main" xmlns:a="http://schemas.openxmlformats.org/drawingml/2006/main" xmlns:pic="http://schemas.openxmlformats.org/drawingml/2006/picture" xmlns:c="http://schemas.openxmlformats.org/drawingml/2006/chart" xmlns:lc="http://schemas.openxmlformats.org/drawingml/2006/lockedCanvas" xmlns:dgm="http://schemas.openxmlformats.org/drawingml/2006/diagram" xmlns="http://schemas.microsoft.com/office/tasks/2019/documenttasks" xmlns:cr="http://schemas.microsoft.com/office/comments/2020/reactions">
             <w:drawing>
               <wp:anchor allowOverlap="1" behindDoc="0" distB="114300" distT="114300" distL="114300" distR="114300" hidden="0" layoutInCell="1" locked="0" relativeHeight="0" simplePos="0">
                 <wp:simplePos x="0" y="0"/>
@@ -14127,7 +12364,7 @@
               </wp:anchor>
             </w:drawing>
           </mc:Choice>
-          <mc:Fallback xmlns:cr="http://schemas.microsoft.com/office/comments/2020/reactions" xmlns="http://schemas.microsoft.com/office/tasks/2019/documenttasks" xmlns:dgm="http://schemas.openxmlformats.org/drawingml/2006/diagram" xmlns:lc="http://schemas.openxmlformats.org/drawingml/2006/lockedCanvas" xmlns:c="http://schemas.openxmlformats.org/drawingml/2006/chart" xmlns:pic="http://schemas.openxmlformats.org/drawingml/2006/picture" xmlns:a="http://schemas.openxmlformats.org/drawingml/2006/main" xmlns:sl="http://schemas.openxmlformats.org/schemaLibrary/2006/main">
+          <mc:Fallback xmlns:sl="http://schemas.openxmlformats.org/schemaLibrary/2006/main" xmlns:a="http://schemas.openxmlformats.org/drawingml/2006/main" xmlns:pic="http://schemas.openxmlformats.org/drawingml/2006/picture" xmlns:c="http://schemas.openxmlformats.org/drawingml/2006/chart" xmlns:lc="http://schemas.openxmlformats.org/drawingml/2006/lockedCanvas" xmlns:dgm="http://schemas.openxmlformats.org/drawingml/2006/diagram" xmlns="http://schemas.microsoft.com/office/tasks/2019/documenttasks" xmlns:cr="http://schemas.microsoft.com/office/comments/2020/reactions">
             <w:drawing>
               <wp:anchor allowOverlap="1" behindDoc="0" distB="114300" distT="114300" distL="114300" distR="114300" hidden="0" layoutInCell="1" locked="0" relativeHeight="0" simplePos="0">
                 <wp:simplePos x="0" y="0"/>
@@ -14221,7 +12458,7 @@
               </wp:anchor>
             </w:drawing>
           </mc:Choice>
-          <mc:Fallback xmlns:cr="http://schemas.microsoft.com/office/comments/2020/reactions" xmlns="http://schemas.microsoft.com/office/tasks/2019/documenttasks" xmlns:dgm="http://schemas.openxmlformats.org/drawingml/2006/diagram" xmlns:lc="http://schemas.openxmlformats.org/drawingml/2006/lockedCanvas" xmlns:c="http://schemas.openxmlformats.org/drawingml/2006/chart" xmlns:pic="http://schemas.openxmlformats.org/drawingml/2006/picture" xmlns:a="http://schemas.openxmlformats.org/drawingml/2006/main" xmlns:sl="http://schemas.openxmlformats.org/schemaLibrary/2006/main">
+          <mc:Fallback xmlns:sl="http://schemas.openxmlformats.org/schemaLibrary/2006/main" xmlns:a="http://schemas.openxmlformats.org/drawingml/2006/main" xmlns:pic="http://schemas.openxmlformats.org/drawingml/2006/picture" xmlns:c="http://schemas.openxmlformats.org/drawingml/2006/chart" xmlns:lc="http://schemas.openxmlformats.org/drawingml/2006/lockedCanvas" xmlns:dgm="http://schemas.openxmlformats.org/drawingml/2006/diagram" xmlns="http://schemas.microsoft.com/office/tasks/2019/documenttasks" xmlns:cr="http://schemas.microsoft.com/office/comments/2020/reactions">
             <w:drawing>
               <wp:anchor allowOverlap="1" behindDoc="0" distB="114300" distT="114300" distL="114300" distR="114300" hidden="0" layoutInCell="1" locked="0" relativeHeight="0" simplePos="0">
                 <wp:simplePos x="0" y="0"/>
@@ -14315,7 +12552,7 @@
               </wp:anchor>
             </w:drawing>
           </mc:Choice>
-          <mc:Fallback xmlns:cr="http://schemas.microsoft.com/office/comments/2020/reactions" xmlns="http://schemas.microsoft.com/office/tasks/2019/documenttasks" xmlns:dgm="http://schemas.openxmlformats.org/drawingml/2006/diagram" xmlns:lc="http://schemas.openxmlformats.org/drawingml/2006/lockedCanvas" xmlns:c="http://schemas.openxmlformats.org/drawingml/2006/chart" xmlns:pic="http://schemas.openxmlformats.org/drawingml/2006/picture" xmlns:a="http://schemas.openxmlformats.org/drawingml/2006/main" xmlns:sl="http://schemas.openxmlformats.org/schemaLibrary/2006/main">
+          <mc:Fallback xmlns:sl="http://schemas.openxmlformats.org/schemaLibrary/2006/main" xmlns:a="http://schemas.openxmlformats.org/drawingml/2006/main" xmlns:pic="http://schemas.openxmlformats.org/drawingml/2006/picture" xmlns:c="http://schemas.openxmlformats.org/drawingml/2006/chart" xmlns:lc="http://schemas.openxmlformats.org/drawingml/2006/lockedCanvas" xmlns:dgm="http://schemas.openxmlformats.org/drawingml/2006/diagram" xmlns="http://schemas.microsoft.com/office/tasks/2019/documenttasks" xmlns:cr="http://schemas.microsoft.com/office/comments/2020/reactions">
             <w:drawing>
               <wp:anchor allowOverlap="1" behindDoc="0" distB="114300" distT="114300" distL="114300" distR="114300" hidden="0" layoutInCell="1" locked="0" relativeHeight="0" simplePos="0">
                 <wp:simplePos x="0" y="0"/>
@@ -14409,7 +12646,7 @@
               </wp:anchor>
             </w:drawing>
           </mc:Choice>
-          <mc:Fallback xmlns:cr="http://schemas.microsoft.com/office/comments/2020/reactions" xmlns="http://schemas.microsoft.com/office/tasks/2019/documenttasks" xmlns:dgm="http://schemas.openxmlformats.org/drawingml/2006/diagram" xmlns:lc="http://schemas.openxmlformats.org/drawingml/2006/lockedCanvas" xmlns:c="http://schemas.openxmlformats.org/drawingml/2006/chart" xmlns:pic="http://schemas.openxmlformats.org/drawingml/2006/picture" xmlns:a="http://schemas.openxmlformats.org/drawingml/2006/main" xmlns:sl="http://schemas.openxmlformats.org/schemaLibrary/2006/main">
+          <mc:Fallback xmlns:sl="http://schemas.openxmlformats.org/schemaLibrary/2006/main" xmlns:a="http://schemas.openxmlformats.org/drawingml/2006/main" xmlns:pic="http://schemas.openxmlformats.org/drawingml/2006/picture" xmlns:c="http://schemas.openxmlformats.org/drawingml/2006/chart" xmlns:lc="http://schemas.openxmlformats.org/drawingml/2006/lockedCanvas" xmlns:dgm="http://schemas.openxmlformats.org/drawingml/2006/diagram" xmlns="http://schemas.microsoft.com/office/tasks/2019/documenttasks" xmlns:cr="http://schemas.microsoft.com/office/comments/2020/reactions">
             <w:drawing>
               <wp:anchor allowOverlap="1" behindDoc="0" distB="114300" distT="114300" distL="114300" distR="114300" hidden="0" layoutInCell="1" locked="0" relativeHeight="0" simplePos="0">
                 <wp:simplePos x="0" y="0"/>
@@ -14503,7 +12740,7 @@
               </wp:anchor>
             </w:drawing>
           </mc:Choice>
-          <mc:Fallback xmlns:cr="http://schemas.microsoft.com/office/comments/2020/reactions" xmlns="http://schemas.microsoft.com/office/tasks/2019/documenttasks" xmlns:dgm="http://schemas.openxmlformats.org/drawingml/2006/diagram" xmlns:lc="http://schemas.openxmlformats.org/drawingml/2006/lockedCanvas" xmlns:c="http://schemas.openxmlformats.org/drawingml/2006/chart" xmlns:pic="http://schemas.openxmlformats.org/drawingml/2006/picture" xmlns:a="http://schemas.openxmlformats.org/drawingml/2006/main" xmlns:sl="http://schemas.openxmlformats.org/schemaLibrary/2006/main">
+          <mc:Fallback xmlns:sl="http://schemas.openxmlformats.org/schemaLibrary/2006/main" xmlns:a="http://schemas.openxmlformats.org/drawingml/2006/main" xmlns:pic="http://schemas.openxmlformats.org/drawingml/2006/picture" xmlns:c="http://schemas.openxmlformats.org/drawingml/2006/chart" xmlns:lc="http://schemas.openxmlformats.org/drawingml/2006/lockedCanvas" xmlns:dgm="http://schemas.openxmlformats.org/drawingml/2006/diagram" xmlns="http://schemas.microsoft.com/office/tasks/2019/documenttasks" xmlns:cr="http://schemas.microsoft.com/office/comments/2020/reactions">
             <w:drawing>
               <wp:anchor allowOverlap="1" behindDoc="0" distB="114300" distT="114300" distL="114300" distR="114300" hidden="0" layoutInCell="1" locked="0" relativeHeight="0" simplePos="0">
                 <wp:simplePos x="0" y="0"/>
@@ -14597,7 +12834,7 @@
               </wp:anchor>
             </w:drawing>
           </mc:Choice>
-          <mc:Fallback xmlns:cr="http://schemas.microsoft.com/office/comments/2020/reactions" xmlns="http://schemas.microsoft.com/office/tasks/2019/documenttasks" xmlns:dgm="http://schemas.openxmlformats.org/drawingml/2006/diagram" xmlns:lc="http://schemas.openxmlformats.org/drawingml/2006/lockedCanvas" xmlns:c="http://schemas.openxmlformats.org/drawingml/2006/chart" xmlns:pic="http://schemas.openxmlformats.org/drawingml/2006/picture" xmlns:a="http://schemas.openxmlformats.org/drawingml/2006/main" xmlns:sl="http://schemas.openxmlformats.org/schemaLibrary/2006/main">
+          <mc:Fallback xmlns:sl="http://schemas.openxmlformats.org/schemaLibrary/2006/main" xmlns:a="http://schemas.openxmlformats.org/drawingml/2006/main" xmlns:pic="http://schemas.openxmlformats.org/drawingml/2006/picture" xmlns:c="http://schemas.openxmlformats.org/drawingml/2006/chart" xmlns:lc="http://schemas.openxmlformats.org/drawingml/2006/lockedCanvas" xmlns:dgm="http://schemas.openxmlformats.org/drawingml/2006/diagram" xmlns="http://schemas.microsoft.com/office/tasks/2019/documenttasks" xmlns:cr="http://schemas.microsoft.com/office/comments/2020/reactions">
             <w:drawing>
               <wp:anchor allowOverlap="1" behindDoc="0" distB="114300" distT="114300" distL="114300" distR="114300" hidden="0" layoutInCell="1" locked="0" relativeHeight="0" simplePos="0">
                 <wp:simplePos x="0" y="0"/>
@@ -14750,7 +12987,7 @@
               </wp:anchor>
             </w:drawing>
           </mc:Choice>
-          <mc:Fallback xmlns:cr="http://schemas.microsoft.com/office/comments/2020/reactions" xmlns="http://schemas.microsoft.com/office/tasks/2019/documenttasks" xmlns:dgm="http://schemas.openxmlformats.org/drawingml/2006/diagram" xmlns:lc="http://schemas.openxmlformats.org/drawingml/2006/lockedCanvas" xmlns:c="http://schemas.openxmlformats.org/drawingml/2006/chart" xmlns:pic="http://schemas.openxmlformats.org/drawingml/2006/picture" xmlns:a="http://schemas.openxmlformats.org/drawingml/2006/main" xmlns:sl="http://schemas.openxmlformats.org/schemaLibrary/2006/main">
+          <mc:Fallback xmlns:sl="http://schemas.openxmlformats.org/schemaLibrary/2006/main" xmlns:a="http://schemas.openxmlformats.org/drawingml/2006/main" xmlns:pic="http://schemas.openxmlformats.org/drawingml/2006/picture" xmlns:c="http://schemas.openxmlformats.org/drawingml/2006/chart" xmlns:lc="http://schemas.openxmlformats.org/drawingml/2006/lockedCanvas" xmlns:dgm="http://schemas.openxmlformats.org/drawingml/2006/diagram" xmlns="http://schemas.microsoft.com/office/tasks/2019/documenttasks" xmlns:cr="http://schemas.microsoft.com/office/comments/2020/reactions">
             <w:drawing>
               <wp:anchor allowOverlap="1" behindDoc="0" distB="114300" distT="114300" distL="114300" distR="114300" hidden="0" layoutInCell="1" locked="0" relativeHeight="0" simplePos="0">
                 <wp:simplePos x="0" y="0"/>
@@ -14844,7 +13081,7 @@
               </wp:anchor>
             </w:drawing>
           </mc:Choice>
-          <mc:Fallback xmlns:cr="http://schemas.microsoft.com/office/comments/2020/reactions" xmlns="http://schemas.microsoft.com/office/tasks/2019/documenttasks" xmlns:dgm="http://schemas.openxmlformats.org/drawingml/2006/diagram" xmlns:lc="http://schemas.openxmlformats.org/drawingml/2006/lockedCanvas" xmlns:c="http://schemas.openxmlformats.org/drawingml/2006/chart" xmlns:pic="http://schemas.openxmlformats.org/drawingml/2006/picture" xmlns:a="http://schemas.openxmlformats.org/drawingml/2006/main" xmlns:sl="http://schemas.openxmlformats.org/schemaLibrary/2006/main">
+          <mc:Fallback xmlns:sl="http://schemas.openxmlformats.org/schemaLibrary/2006/main" xmlns:a="http://schemas.openxmlformats.org/drawingml/2006/main" xmlns:pic="http://schemas.openxmlformats.org/drawingml/2006/picture" xmlns:c="http://schemas.openxmlformats.org/drawingml/2006/chart" xmlns:lc="http://schemas.openxmlformats.org/drawingml/2006/lockedCanvas" xmlns:dgm="http://schemas.openxmlformats.org/drawingml/2006/diagram" xmlns="http://schemas.microsoft.com/office/tasks/2019/documenttasks" xmlns:cr="http://schemas.microsoft.com/office/comments/2020/reactions">
             <w:drawing>
               <wp:anchor allowOverlap="1" behindDoc="0" distB="114300" distT="114300" distL="114300" distR="114300" hidden="0" layoutInCell="1" locked="0" relativeHeight="0" simplePos="0">
                 <wp:simplePos x="0" y="0"/>
@@ -14938,7 +13175,7 @@
               </wp:anchor>
             </w:drawing>
           </mc:Choice>
-          <mc:Fallback xmlns:cr="http://schemas.microsoft.com/office/comments/2020/reactions" xmlns="http://schemas.microsoft.com/office/tasks/2019/documenttasks" xmlns:dgm="http://schemas.openxmlformats.org/drawingml/2006/diagram" xmlns:lc="http://schemas.openxmlformats.org/drawingml/2006/lockedCanvas" xmlns:c="http://schemas.openxmlformats.org/drawingml/2006/chart" xmlns:pic="http://schemas.openxmlformats.org/drawingml/2006/picture" xmlns:a="http://schemas.openxmlformats.org/drawingml/2006/main" xmlns:sl="http://schemas.openxmlformats.org/schemaLibrary/2006/main">
+          <mc:Fallback xmlns:sl="http://schemas.openxmlformats.org/schemaLibrary/2006/main" xmlns:a="http://schemas.openxmlformats.org/drawingml/2006/main" xmlns:pic="http://schemas.openxmlformats.org/drawingml/2006/picture" xmlns:c="http://schemas.openxmlformats.org/drawingml/2006/chart" xmlns:lc="http://schemas.openxmlformats.org/drawingml/2006/lockedCanvas" xmlns:dgm="http://schemas.openxmlformats.org/drawingml/2006/diagram" xmlns="http://schemas.microsoft.com/office/tasks/2019/documenttasks" xmlns:cr="http://schemas.microsoft.com/office/comments/2020/reactions">
             <w:drawing>
               <wp:anchor allowOverlap="1" behindDoc="0" distB="114300" distT="114300" distL="114300" distR="114300" hidden="0" layoutInCell="1" locked="0" relativeHeight="0" simplePos="0">
                 <wp:simplePos x="0" y="0"/>
@@ -15120,7 +13357,7 @@
               </wp:anchor>
             </w:drawing>
           </mc:Choice>
-          <mc:Fallback xmlns:cr="http://schemas.microsoft.com/office/comments/2020/reactions" xmlns="http://schemas.microsoft.com/office/tasks/2019/documenttasks" xmlns:dgm="http://schemas.openxmlformats.org/drawingml/2006/diagram" xmlns:lc="http://schemas.openxmlformats.org/drawingml/2006/lockedCanvas" xmlns:c="http://schemas.openxmlformats.org/drawingml/2006/chart" xmlns:pic="http://schemas.openxmlformats.org/drawingml/2006/picture" xmlns:a="http://schemas.openxmlformats.org/drawingml/2006/main" xmlns:sl="http://schemas.openxmlformats.org/schemaLibrary/2006/main">
+          <mc:Fallback xmlns:sl="http://schemas.openxmlformats.org/schemaLibrary/2006/main" xmlns:a="http://schemas.openxmlformats.org/drawingml/2006/main" xmlns:pic="http://schemas.openxmlformats.org/drawingml/2006/picture" xmlns:c="http://schemas.openxmlformats.org/drawingml/2006/chart" xmlns:lc="http://schemas.openxmlformats.org/drawingml/2006/lockedCanvas" xmlns:dgm="http://schemas.openxmlformats.org/drawingml/2006/diagram" xmlns="http://schemas.microsoft.com/office/tasks/2019/documenttasks" xmlns:cr="http://schemas.microsoft.com/office/comments/2020/reactions">
             <w:drawing>
               <wp:anchor allowOverlap="1" behindDoc="0" distB="114300" distT="114300" distL="114300" distR="114300" hidden="0" layoutInCell="1" locked="0" relativeHeight="0" simplePos="0">
                 <wp:simplePos x="0" y="0"/>
@@ -15214,7 +13451,7 @@
               </wp:anchor>
             </w:drawing>
           </mc:Choice>
-          <mc:Fallback xmlns:cr="http://schemas.microsoft.com/office/comments/2020/reactions" xmlns="http://schemas.microsoft.com/office/tasks/2019/documenttasks" xmlns:dgm="http://schemas.openxmlformats.org/drawingml/2006/diagram" xmlns:lc="http://schemas.openxmlformats.org/drawingml/2006/lockedCanvas" xmlns:c="http://schemas.openxmlformats.org/drawingml/2006/chart" xmlns:pic="http://schemas.openxmlformats.org/drawingml/2006/picture" xmlns:a="http://schemas.openxmlformats.org/drawingml/2006/main" xmlns:sl="http://schemas.openxmlformats.org/schemaLibrary/2006/main">
+          <mc:Fallback xmlns:sl="http://schemas.openxmlformats.org/schemaLibrary/2006/main" xmlns:a="http://schemas.openxmlformats.org/drawingml/2006/main" xmlns:pic="http://schemas.openxmlformats.org/drawingml/2006/picture" xmlns:c="http://schemas.openxmlformats.org/drawingml/2006/chart" xmlns:lc="http://schemas.openxmlformats.org/drawingml/2006/lockedCanvas" xmlns:dgm="http://schemas.openxmlformats.org/drawingml/2006/diagram" xmlns="http://schemas.microsoft.com/office/tasks/2019/documenttasks" xmlns:cr="http://schemas.microsoft.com/office/comments/2020/reactions">
             <w:drawing>
               <wp:anchor allowOverlap="1" behindDoc="0" distB="114300" distT="114300" distL="114300" distR="114300" hidden="0" layoutInCell="1" locked="0" relativeHeight="0" simplePos="0">
                 <wp:simplePos x="0" y="0"/>
@@ -15367,7 +13604,7 @@
               </wp:anchor>
             </w:drawing>
           </mc:Choice>
-          <mc:Fallback xmlns:cr="http://schemas.microsoft.com/office/comments/2020/reactions" xmlns="http://schemas.microsoft.com/office/tasks/2019/documenttasks" xmlns:dgm="http://schemas.openxmlformats.org/drawingml/2006/diagram" xmlns:lc="http://schemas.openxmlformats.org/drawingml/2006/lockedCanvas" xmlns:c="http://schemas.openxmlformats.org/drawingml/2006/chart" xmlns:pic="http://schemas.openxmlformats.org/drawingml/2006/picture" xmlns:a="http://schemas.openxmlformats.org/drawingml/2006/main" xmlns:sl="http://schemas.openxmlformats.org/schemaLibrary/2006/main">
+          <mc:Fallback xmlns:sl="http://schemas.openxmlformats.org/schemaLibrary/2006/main" xmlns:a="http://schemas.openxmlformats.org/drawingml/2006/main" xmlns:pic="http://schemas.openxmlformats.org/drawingml/2006/picture" xmlns:c="http://schemas.openxmlformats.org/drawingml/2006/chart" xmlns:lc="http://schemas.openxmlformats.org/drawingml/2006/lockedCanvas" xmlns:dgm="http://schemas.openxmlformats.org/drawingml/2006/diagram" xmlns="http://schemas.microsoft.com/office/tasks/2019/documenttasks" xmlns:cr="http://schemas.microsoft.com/office/comments/2020/reactions">
             <w:drawing>
               <wp:anchor allowOverlap="1" behindDoc="0" distB="114300" distT="114300" distL="114300" distR="114300" hidden="0" layoutInCell="1" locked="0" relativeHeight="0" simplePos="0">
                 <wp:simplePos x="0" y="0"/>
@@ -15430,19 +13667,8 @@
           <w:sz w:val="24"/>
           <w:szCs w:val="24"/>
         </w:rPr>
-        <w:t xml:space="preserve">Cristea Bianca </w:t>
-      </w:r>
-      <w:proofErr w:type="spellStart"/>
-      <w:r>
-        <w:rPr>
-          <w:rFonts w:ascii="Times New Roman" w:eastAsia="Times New Roman" w:hAnsi="Times New Roman" w:cs="Times New Roman"/>
-          <w:b/>
-          <w:sz w:val="24"/>
-          <w:szCs w:val="24"/>
-        </w:rPr>
-        <w:t>Stefania</w:t>
-      </w:r>
-      <w:proofErr w:type="spellEnd"/>
+        <w:t>Cristea Bianca Stefania</w:t>
+      </w:r>
       <w:r>
         <w:rPr>
           <w:rFonts w:ascii="Times New Roman" w:eastAsia="Times New Roman" w:hAnsi="Times New Roman" w:cs="Times New Roman"/>
@@ -15463,7 +13689,6 @@
           <w:szCs w:val="24"/>
         </w:rPr>
       </w:pPr>
-      <w:proofErr w:type="spellStart"/>
       <w:r>
         <w:rPr>
           <w:rFonts w:ascii="Times New Roman" w:eastAsia="Times New Roman" w:hAnsi="Times New Roman" w:cs="Times New Roman"/>
@@ -15471,17 +13696,7 @@
           <w:sz w:val="24"/>
           <w:szCs w:val="24"/>
         </w:rPr>
-        <w:t>Agafiței</w:t>
-      </w:r>
-      <w:proofErr w:type="spellEnd"/>
-      <w:r>
-        <w:rPr>
-          <w:rFonts w:ascii="Times New Roman" w:eastAsia="Times New Roman" w:hAnsi="Times New Roman" w:cs="Times New Roman"/>
-          <w:b/>
-          <w:sz w:val="24"/>
-          <w:szCs w:val="24"/>
-        </w:rPr>
-        <w:t xml:space="preserve"> Iuliana Mihaela</w:t>
+        <w:t>Agafiței Iuliana Mihaela</w:t>
       </w:r>
       <w:r>
         <w:rPr>
@@ -15588,27 +13803,7 @@
           <w:sz w:val="24"/>
           <w:szCs w:val="24"/>
         </w:rPr>
-        <w:t>Teste unitare pentru API-</w:t>
-      </w:r>
-      <w:proofErr w:type="spellStart"/>
-      <w:r>
-        <w:rPr>
-          <w:rFonts w:ascii="Times New Roman" w:eastAsia="Times New Roman" w:hAnsi="Times New Roman" w:cs="Times New Roman"/>
-          <w:bCs/>
-          <w:sz w:val="24"/>
-          <w:szCs w:val="24"/>
-        </w:rPr>
-        <w:t>ul</w:t>
-      </w:r>
-      <w:proofErr w:type="spellEnd"/>
-      <w:r>
-        <w:rPr>
-          <w:rFonts w:ascii="Times New Roman" w:eastAsia="Times New Roman" w:hAnsi="Times New Roman" w:cs="Times New Roman"/>
-          <w:bCs/>
-          <w:sz w:val="24"/>
-          <w:szCs w:val="24"/>
-        </w:rPr>
-        <w:t xml:space="preserve"> de autentificare și 2FA</w:t>
+        <w:t>Teste unitare pentru API-ul de autentificare și 2FA</w:t>
       </w:r>
     </w:p>
     <w:p>
@@ -15632,7 +13827,6 @@
         </w:rPr>
         <w:t xml:space="preserve">Pentru a asigura calitatea și funcționalitatea corectă a API-ului de autentificare, am utilizat </w:t>
       </w:r>
-      <w:proofErr w:type="spellStart"/>
       <w:r>
         <w:rPr>
           <w:rFonts w:ascii="Times New Roman" w:eastAsia="Times New Roman" w:hAnsi="Times New Roman" w:cs="Times New Roman"/>
@@ -15643,7 +13837,6 @@
         </w:rPr>
         <w:t>Supertest</w:t>
       </w:r>
-      <w:proofErr w:type="spellEnd"/>
       <w:r>
         <w:rPr>
           <w:rFonts w:ascii="Times New Roman" w:eastAsia="Times New Roman" w:hAnsi="Times New Roman" w:cs="Times New Roman"/>
@@ -15706,27 +13899,7 @@
           <w:sz w:val="24"/>
           <w:szCs w:val="24"/>
         </w:rPr>
-        <w:t xml:space="preserve">: Testarea procesului de creare a unui cont nou, generarea </w:t>
-      </w:r>
-      <w:proofErr w:type="spellStart"/>
-      <w:r>
-        <w:rPr>
-          <w:rFonts w:ascii="Times New Roman" w:eastAsia="Times New Roman" w:hAnsi="Times New Roman" w:cs="Times New Roman"/>
-          <w:bCs/>
-          <w:sz w:val="24"/>
-          <w:szCs w:val="24"/>
-        </w:rPr>
-        <w:t>token</w:t>
-      </w:r>
-      <w:proofErr w:type="spellEnd"/>
-      <w:r>
-        <w:rPr>
-          <w:rFonts w:ascii="Times New Roman" w:eastAsia="Times New Roman" w:hAnsi="Times New Roman" w:cs="Times New Roman"/>
-          <w:bCs/>
-          <w:sz w:val="24"/>
-          <w:szCs w:val="24"/>
-        </w:rPr>
-        <w:t>-ului JWT și a codului QR pentru autentificarea în doi pași (2FA).</w:t>
+        <w:t>: Testarea procesului de creare a unui cont nou, generarea token-ului JWT și a codului QR pentru autentificarea în doi pași (2FA).</w:t>
       </w:r>
     </w:p>
     <w:p>
@@ -15820,47 +13993,7 @@
           <w:sz w:val="24"/>
           <w:szCs w:val="24"/>
         </w:rPr>
-        <w:t xml:space="preserve">: Verificarea </w:t>
-      </w:r>
-      <w:proofErr w:type="spellStart"/>
-      <w:r>
-        <w:rPr>
-          <w:rFonts w:ascii="Times New Roman" w:eastAsia="Times New Roman" w:hAnsi="Times New Roman" w:cs="Times New Roman"/>
-          <w:bCs/>
-          <w:sz w:val="24"/>
-          <w:szCs w:val="24"/>
-        </w:rPr>
-        <w:t>login</w:t>
-      </w:r>
-      <w:proofErr w:type="spellEnd"/>
-      <w:r>
-        <w:rPr>
-          <w:rFonts w:ascii="Times New Roman" w:eastAsia="Times New Roman" w:hAnsi="Times New Roman" w:cs="Times New Roman"/>
-          <w:bCs/>
-          <w:sz w:val="24"/>
-          <w:szCs w:val="24"/>
-        </w:rPr>
-        <w:t xml:space="preserve">-ului utilizatorilor, inclusiv </w:t>
-      </w:r>
-      <w:proofErr w:type="spellStart"/>
-      <w:r>
-        <w:rPr>
-          <w:rFonts w:ascii="Times New Roman" w:eastAsia="Times New Roman" w:hAnsi="Times New Roman" w:cs="Times New Roman"/>
-          <w:bCs/>
-          <w:sz w:val="24"/>
-          <w:szCs w:val="24"/>
-        </w:rPr>
-        <w:t>inclusiv</w:t>
-      </w:r>
-      <w:proofErr w:type="spellEnd"/>
-      <w:r>
-        <w:rPr>
-          <w:rFonts w:ascii="Times New Roman" w:eastAsia="Times New Roman" w:hAnsi="Times New Roman" w:cs="Times New Roman"/>
-          <w:bCs/>
-          <w:sz w:val="24"/>
-          <w:szCs w:val="24"/>
-        </w:rPr>
-        <w:t xml:space="preserve"> 2FA.</w:t>
+        <w:t>: Verificarea login-ului utilizatorilor, inclusiv inclusiv 2FA.</w:t>
       </w:r>
     </w:p>
     <w:p>
@@ -15996,7 +14129,6 @@
           <w:szCs w:val="24"/>
         </w:rPr>
       </w:pPr>
-      <w:proofErr w:type="spellStart"/>
       <w:r>
         <w:rPr>
           <w:rFonts w:ascii="Times New Roman" w:eastAsia="Times New Roman" w:hAnsi="Times New Roman" w:cs="Times New Roman"/>
@@ -16005,37 +14137,7 @@
           <w:szCs w:val="24"/>
         </w:rPr>
         <w:lastRenderedPageBreak/>
-        <w:t>Testara</w:t>
-      </w:r>
-      <w:proofErr w:type="spellEnd"/>
-      <w:r>
-        <w:rPr>
-          <w:rFonts w:ascii="Times New Roman" w:eastAsia="Times New Roman" w:hAnsi="Times New Roman" w:cs="Times New Roman"/>
-          <w:bCs/>
-          <w:sz w:val="24"/>
-          <w:szCs w:val="24"/>
-        </w:rPr>
-        <w:t xml:space="preserve"> activării și dezactivării 2FA, precum și procesul de </w:t>
-      </w:r>
-      <w:proofErr w:type="spellStart"/>
-      <w:r>
-        <w:rPr>
-          <w:rFonts w:ascii="Times New Roman" w:eastAsia="Times New Roman" w:hAnsi="Times New Roman" w:cs="Times New Roman"/>
-          <w:bCs/>
-          <w:sz w:val="24"/>
-          <w:szCs w:val="24"/>
-        </w:rPr>
-        <w:t>logout</w:t>
-      </w:r>
-      <w:proofErr w:type="spellEnd"/>
-      <w:r>
-        <w:rPr>
-          <w:rFonts w:ascii="Times New Roman" w:eastAsia="Times New Roman" w:hAnsi="Times New Roman" w:cs="Times New Roman"/>
-          <w:bCs/>
-          <w:sz w:val="24"/>
-          <w:szCs w:val="24"/>
-        </w:rPr>
-        <w:t>.</w:t>
+        <w:t>Testara activării și dezactivării 2FA, precum și procesul de logout.</w:t>
       </w:r>
     </w:p>
     <w:p>
@@ -16106,7 +14208,6 @@
           <w:szCs w:val="24"/>
         </w:rPr>
       </w:pPr>
-      <w:proofErr w:type="spellStart"/>
       <w:r>
         <w:rPr>
           <w:rFonts w:ascii="Times New Roman" w:eastAsia="Times New Roman" w:hAnsi="Times New Roman" w:cs="Times New Roman"/>
@@ -16115,17 +14216,7 @@
           <w:szCs w:val="24"/>
         </w:rPr>
         <w:lastRenderedPageBreak/>
-        <w:t>Middleware-ul</w:t>
-      </w:r>
-      <w:proofErr w:type="spellEnd"/>
-      <w:r>
-        <w:rPr>
-          <w:rFonts w:ascii="Times New Roman" w:eastAsia="Times New Roman" w:hAnsi="Times New Roman" w:cs="Times New Roman"/>
-          <w:bCs/>
-          <w:sz w:val="24"/>
-          <w:szCs w:val="24"/>
-        </w:rPr>
-        <w:t xml:space="preserve"> de autorizare</w:t>
+        <w:t>Middleware-ul de autorizare</w:t>
       </w:r>
     </w:p>
     <w:p>
@@ -16183,47 +14274,7 @@
           <w:sz w:val="24"/>
           <w:szCs w:val="24"/>
         </w:rPr>
-        <w:t xml:space="preserve">Răspunsul </w:t>
-      </w:r>
-      <w:proofErr w:type="spellStart"/>
-      <w:r>
-        <w:rPr>
-          <w:rFonts w:ascii="Times New Roman" w:eastAsia="Times New Roman" w:hAnsi="Times New Roman" w:cs="Times New Roman"/>
-          <w:bCs/>
-          <w:sz w:val="24"/>
-          <w:szCs w:val="24"/>
-        </w:rPr>
-        <w:t>middleware</w:t>
-      </w:r>
-      <w:proofErr w:type="spellEnd"/>
-      <w:r>
-        <w:rPr>
-          <w:rFonts w:ascii="Times New Roman" w:eastAsia="Times New Roman" w:hAnsi="Times New Roman" w:cs="Times New Roman"/>
-          <w:bCs/>
-          <w:sz w:val="24"/>
-          <w:szCs w:val="24"/>
-        </w:rPr>
-        <w:t xml:space="preserve">-ului în cazul lipsei </w:t>
-      </w:r>
-      <w:proofErr w:type="spellStart"/>
-      <w:r>
-        <w:rPr>
-          <w:rFonts w:ascii="Times New Roman" w:eastAsia="Times New Roman" w:hAnsi="Times New Roman" w:cs="Times New Roman"/>
-          <w:bCs/>
-          <w:sz w:val="24"/>
-          <w:szCs w:val="24"/>
-        </w:rPr>
-        <w:t>token</w:t>
-      </w:r>
-      <w:proofErr w:type="spellEnd"/>
-      <w:r>
-        <w:rPr>
-          <w:rFonts w:ascii="Times New Roman" w:eastAsia="Times New Roman" w:hAnsi="Times New Roman" w:cs="Times New Roman"/>
-          <w:bCs/>
-          <w:sz w:val="24"/>
-          <w:szCs w:val="24"/>
-        </w:rPr>
-        <w:t>-ului.</w:t>
+        <w:t>Răspunsul middleware-ului în cazul lipsei token-ului.</w:t>
       </w:r>
     </w:p>
     <w:p>
@@ -16251,27 +14302,7 @@
           <w:sz w:val="24"/>
           <w:szCs w:val="24"/>
         </w:rPr>
-        <w:t xml:space="preserve">Validarea </w:t>
-      </w:r>
-      <w:proofErr w:type="spellStart"/>
-      <w:r>
-        <w:rPr>
-          <w:rFonts w:ascii="Times New Roman" w:eastAsia="Times New Roman" w:hAnsi="Times New Roman" w:cs="Times New Roman"/>
-          <w:bCs/>
-          <w:sz w:val="24"/>
-          <w:szCs w:val="24"/>
-        </w:rPr>
-        <w:t>token</w:t>
-      </w:r>
-      <w:proofErr w:type="spellEnd"/>
-      <w:r>
-        <w:rPr>
-          <w:rFonts w:ascii="Times New Roman" w:eastAsia="Times New Roman" w:hAnsi="Times New Roman" w:cs="Times New Roman"/>
-          <w:bCs/>
-          <w:sz w:val="24"/>
-          <w:szCs w:val="24"/>
-        </w:rPr>
-        <w:t>-urilor invalid</w:t>
+        <w:t>Validarea token-urilor invalid</w:t>
       </w:r>
       <w:r>
         <w:rPr>
@@ -16317,27 +14348,7 @@
           <w:sz w:val="24"/>
           <w:szCs w:val="24"/>
         </w:rPr>
-        <w:t xml:space="preserve">Autorizarea cu un </w:t>
-      </w:r>
-      <w:proofErr w:type="spellStart"/>
-      <w:r>
-        <w:rPr>
-          <w:rFonts w:ascii="Times New Roman" w:eastAsia="Times New Roman" w:hAnsi="Times New Roman" w:cs="Times New Roman"/>
-          <w:bCs/>
-          <w:sz w:val="24"/>
-          <w:szCs w:val="24"/>
-        </w:rPr>
-        <w:t>token</w:t>
-      </w:r>
-      <w:proofErr w:type="spellEnd"/>
-      <w:r>
-        <w:rPr>
-          <w:rFonts w:ascii="Times New Roman" w:eastAsia="Times New Roman" w:hAnsi="Times New Roman" w:cs="Times New Roman"/>
-          <w:bCs/>
-          <w:sz w:val="24"/>
-          <w:szCs w:val="24"/>
-        </w:rPr>
-        <w:t xml:space="preserve"> valid</w:t>
+        <w:t>Autorizarea cu un token valid</w:t>
       </w:r>
       <w:r>
         <w:rPr>
@@ -16605,27 +14616,7 @@
           <w:sz w:val="24"/>
           <w:szCs w:val="24"/>
         </w:rPr>
-        <w:t xml:space="preserve">Teste pentru </w:t>
-      </w:r>
-      <w:proofErr w:type="spellStart"/>
-      <w:r>
-        <w:rPr>
-          <w:rFonts w:ascii="Times New Roman" w:eastAsia="Times New Roman" w:hAnsi="Times New Roman" w:cs="Times New Roman"/>
-          <w:bCs/>
-          <w:sz w:val="24"/>
-          <w:szCs w:val="24"/>
-        </w:rPr>
-        <w:t>User</w:t>
-      </w:r>
-      <w:proofErr w:type="spellEnd"/>
-      <w:r>
-        <w:rPr>
-          <w:rFonts w:ascii="Times New Roman" w:eastAsia="Times New Roman" w:hAnsi="Times New Roman" w:cs="Times New Roman"/>
-          <w:bCs/>
-          <w:sz w:val="24"/>
-          <w:szCs w:val="24"/>
-        </w:rPr>
-        <w:t xml:space="preserve"> Controller:</w:t>
+        <w:t>Teste pentru User Controller:</w:t>
       </w:r>
     </w:p>
     <w:p>
@@ -17102,22 +15093,84 @@
           <w:sz w:val="28"/>
           <w:szCs w:val="28"/>
         </w:rPr>
-        <w:t xml:space="preserve">Procentul de </w:t>
-      </w:r>
-      <w:proofErr w:type="spellStart"/>
-      <w:r>
+        <w:t>Test Coverage</w:t>
+      </w:r>
+    </w:p>
+    <w:p>
+      <w:pPr>
+        <w:spacing w:line="360" w:lineRule="auto"/>
+        <w:jc w:val="center"/>
         <w:rPr>
           <w:rFonts w:ascii="Times New Roman" w:eastAsia="Times New Roman" w:hAnsi="Times New Roman" w:cs="Times New Roman"/>
           <w:b/>
           <w:sz w:val="28"/>
           <w:szCs w:val="28"/>
         </w:rPr>
-        <w:t>coverage</w:t>
-      </w:r>
-      <w:proofErr w:type="spellEnd"/>
-    </w:p>
-    <w:p>
-      <w:pPr>
+      </w:pPr>
+      <w:r>
+        <w:rPr>
+          <w:rFonts w:ascii="Times New Roman" w:eastAsia="Times New Roman" w:hAnsi="Times New Roman" w:cs="Times New Roman"/>
+          <w:b/>
+          <w:noProof/>
+          <w:sz w:val="28"/>
+          <w:szCs w:val="28"/>
+        </w:rPr>
+        <w:drawing>
+          <wp:inline distT="0" distB="0" distL="0" distR="0" wp14:anchorId="74705F96" wp14:editId="4250072A">
+            <wp:extent cx="6424654" cy="4015105"/>
+            <wp:effectExtent l="0" t="0" r="0" b="4445"/>
+            <wp:docPr id="46139441" name="Picture 23"/>
+            <wp:cNvGraphicFramePr>
+              <a:graphicFrameLocks xmlns:a="http://schemas.openxmlformats.org/drawingml/2006/main" noChangeAspect="1"/>
+            </wp:cNvGraphicFramePr>
+            <a:graphic xmlns:a="http://schemas.openxmlformats.org/drawingml/2006/main">
+              <a:graphicData uri="http://schemas.openxmlformats.org/drawingml/2006/picture">
+                <pic:pic xmlns:pic="http://schemas.openxmlformats.org/drawingml/2006/picture">
+                  <pic:nvPicPr>
+                    <pic:cNvPr id="0" name="Picture 16"/>
+                    <pic:cNvPicPr>
+                      <a:picLocks noChangeAspect="1" noChangeArrowheads="1"/>
+                    </pic:cNvPicPr>
+                  </pic:nvPicPr>
+                  <pic:blipFill>
+                    <a:blip r:embed="rId98">
+                      <a:extLst>
+                        <a:ext uri="{28A0092B-C50C-407E-A947-70E740481C1C}">
+                          <a14:useLocalDpi xmlns:a14="http://schemas.microsoft.com/office/drawing/2010/main" val="0"/>
+                        </a:ext>
+                      </a:extLst>
+                    </a:blip>
+                    <a:srcRect/>
+                    <a:stretch>
+                      <a:fillRect/>
+                    </a:stretch>
+                  </pic:blipFill>
+                  <pic:spPr bwMode="auto">
+                    <a:xfrm>
+                      <a:off x="0" y="0"/>
+                      <a:ext cx="6426612" cy="4016329"/>
+                    </a:xfrm>
+                    <a:prstGeom prst="rect">
+                      <a:avLst/>
+                    </a:prstGeom>
+                    <a:noFill/>
+                    <a:ln>
+                      <a:noFill/>
+                    </a:ln>
+                  </pic:spPr>
+                </pic:pic>
+              </a:graphicData>
+            </a:graphic>
+          </wp:inline>
+        </w:drawing>
+      </w:r>
+    </w:p>
+    <w:p>
+      <w:pPr>
+        <w:numPr>
+          <w:ilvl w:val="0"/>
+          <w:numId w:val="12"/>
+        </w:numPr>
         <w:spacing w:line="360" w:lineRule="auto"/>
         <w:jc w:val="both"/>
         <w:rPr>
@@ -17127,22 +15180,24 @@
           <w:szCs w:val="28"/>
         </w:rPr>
       </w:pPr>
-    </w:p>
-    <w:p>
-      <w:pPr>
-        <w:spacing w:line="360" w:lineRule="auto"/>
-        <w:jc w:val="both"/>
+      <w:r>
         <w:rPr>
           <w:rFonts w:ascii="Times New Roman" w:eastAsia="Times New Roman" w:hAnsi="Times New Roman" w:cs="Times New Roman"/>
           <w:b/>
           <w:sz w:val="28"/>
           <w:szCs w:val="28"/>
         </w:rPr>
-      </w:pPr>
-    </w:p>
-    <w:p>
-      <w:pPr>
-        <w:spacing w:line="360" w:lineRule="auto"/>
+        <w:lastRenderedPageBreak/>
+        <w:t>Test Driven Development (TDD)</w:t>
+      </w:r>
+    </w:p>
+    <w:p>
+      <w:pPr>
+        <w:numPr>
+          <w:ilvl w:val="1"/>
+          <w:numId w:val="12"/>
+        </w:numPr>
+        <w:spacing w:after="0" w:line="360" w:lineRule="auto"/>
         <w:jc w:val="both"/>
         <w:rPr>
           <w:rFonts w:ascii="Times New Roman" w:eastAsia="Times New Roman" w:hAnsi="Times New Roman" w:cs="Times New Roman"/>
@@ -17151,22 +15206,165 @@
           <w:szCs w:val="28"/>
         </w:rPr>
       </w:pPr>
-    </w:p>
-    <w:p>
-      <w:pPr>
-        <w:spacing w:line="360" w:lineRule="auto"/>
-        <w:jc w:val="both"/>
+      <w:bookmarkStart w:id="25" w:name="2bn6wsx" w:colFirst="0" w:colLast="0"/>
+      <w:bookmarkEnd w:id="25"/>
+      <w:r>
         <w:rPr>
           <w:rFonts w:ascii="Times New Roman" w:eastAsia="Times New Roman" w:hAnsi="Times New Roman" w:cs="Times New Roman"/>
           <w:b/>
           <w:sz w:val="28"/>
           <w:szCs w:val="28"/>
         </w:rPr>
-      </w:pPr>
-    </w:p>
-    <w:p>
-      <w:pPr>
+        <w:t>Avantaje</w:t>
+      </w:r>
+    </w:p>
+    <w:p>
+      <w:pPr>
+        <w:numPr>
+          <w:ilvl w:val="0"/>
+          <w:numId w:val="9"/>
+        </w:numPr>
+        <w:shd w:val="clear" w:color="auto" w:fill="FFFFFF"/>
+        <w:spacing w:after="0" w:line="360" w:lineRule="auto"/>
+        <w:jc w:val="both"/>
+        <w:rPr>
+          <w:rFonts w:ascii="Times New Roman" w:eastAsia="Times New Roman" w:hAnsi="Times New Roman" w:cs="Times New Roman"/>
+          <w:sz w:val="24"/>
+          <w:szCs w:val="24"/>
+        </w:rPr>
+      </w:pPr>
+      <w:r>
+        <w:rPr>
+          <w:rFonts w:ascii="Times New Roman" w:eastAsia="Times New Roman" w:hAnsi="Times New Roman" w:cs="Times New Roman"/>
+          <w:sz w:val="24"/>
+          <w:szCs w:val="24"/>
+        </w:rPr>
+        <w:t xml:space="preserve">Clean Code &amp; organized: testele au fost scrise înainte de implementarea funcționalităților, pentru a reduce timpul necesar refactorizării pe termen lung și pentru a ne concentra exact pe cerințele impuse, evitând astfel adăugarea unor funcționalități complexe și inutile. </w:t>
+      </w:r>
+    </w:p>
+    <w:p>
+      <w:pPr>
+        <w:numPr>
+          <w:ilvl w:val="0"/>
+          <w:numId w:val="9"/>
+        </w:numPr>
+        <w:shd w:val="clear" w:color="auto" w:fill="FFFFFF"/>
+        <w:spacing w:after="0" w:line="360" w:lineRule="auto"/>
+        <w:jc w:val="both"/>
+        <w:rPr>
+          <w:rFonts w:ascii="Times New Roman" w:eastAsia="Times New Roman" w:hAnsi="Times New Roman" w:cs="Times New Roman"/>
+          <w:sz w:val="24"/>
+          <w:szCs w:val="24"/>
+        </w:rPr>
+      </w:pPr>
+      <w:r>
+        <w:rPr>
+          <w:rFonts w:ascii="Times New Roman" w:eastAsia="Times New Roman" w:hAnsi="Times New Roman" w:cs="Times New Roman"/>
+          <w:sz w:val="24"/>
+          <w:szCs w:val="24"/>
+        </w:rPr>
+        <w:t>Prin scrierea testelor înainte de implementarea propriu-zisă, am reușit să evităm erorile care ar fi putut apărea în timpul implementării directe a task-ului. De exemplu, dacă nu am fi scris mai întâi testele pentru autentificare, nu ne-am fi gândit să validăm și formatul standard al adresei de email.</w:t>
+      </w:r>
+      <w:r>
+        <w:rPr>
+          <w:rFonts w:ascii="Times New Roman" w:eastAsia="Times New Roman" w:hAnsi="Times New Roman" w:cs="Times New Roman"/>
+          <w:sz w:val="24"/>
+          <w:szCs w:val="24"/>
+        </w:rPr>
+        <w:tab/>
+      </w:r>
+    </w:p>
+    <w:p>
+      <w:pPr>
+        <w:numPr>
+          <w:ilvl w:val="0"/>
+          <w:numId w:val="9"/>
+        </w:numPr>
+        <w:shd w:val="clear" w:color="auto" w:fill="FFFFFF"/>
+        <w:spacing w:after="0" w:line="360" w:lineRule="auto"/>
+        <w:jc w:val="both"/>
+        <w:rPr>
+          <w:rFonts w:ascii="Times New Roman" w:eastAsia="Times New Roman" w:hAnsi="Times New Roman" w:cs="Times New Roman"/>
+          <w:sz w:val="24"/>
+          <w:szCs w:val="24"/>
+        </w:rPr>
+      </w:pPr>
+      <w:r>
+        <w:rPr>
+          <w:rFonts w:ascii="Times New Roman" w:eastAsia="Times New Roman" w:hAnsi="Times New Roman" w:cs="Times New Roman"/>
+          <w:sz w:val="24"/>
+          <w:szCs w:val="24"/>
+        </w:rPr>
+        <w:t xml:space="preserve">Design modular: fiecare funcționalitate a fost testată individual prin teste unitare, facilitând astfel o întreținere eficientă a codului pe termen lung. </w:t>
+      </w:r>
+    </w:p>
+    <w:p>
+      <w:pPr>
+        <w:numPr>
+          <w:ilvl w:val="0"/>
+          <w:numId w:val="9"/>
+        </w:numPr>
+        <w:shd w:val="clear" w:color="auto" w:fill="FFFFFF"/>
+        <w:spacing w:after="0" w:line="360" w:lineRule="auto"/>
+        <w:jc w:val="both"/>
+        <w:rPr>
+          <w:rFonts w:ascii="Times New Roman" w:eastAsia="Times New Roman" w:hAnsi="Times New Roman" w:cs="Times New Roman"/>
+          <w:sz w:val="24"/>
+          <w:szCs w:val="24"/>
+        </w:rPr>
+      </w:pPr>
+      <w:r>
+        <w:rPr>
+          <w:rFonts w:ascii="Times New Roman" w:eastAsia="Times New Roman" w:hAnsi="Times New Roman" w:cs="Times New Roman"/>
+          <w:sz w:val="24"/>
+          <w:szCs w:val="24"/>
+        </w:rPr>
+        <w:t xml:space="preserve">Suport implicit pentru noii membri ai echipei: Testele vor servi drept ghid pentru noii programatori, demonstrând modul în care ar trebui să funcționeze aplicația, chiar dacă nu cunosc întregul cod. </w:t>
+      </w:r>
+    </w:p>
+    <w:p>
+      <w:pPr>
+        <w:numPr>
+          <w:ilvl w:val="0"/>
+          <w:numId w:val="9"/>
+        </w:numPr>
+        <w:shd w:val="clear" w:color="auto" w:fill="FFFFFF"/>
         <w:spacing w:line="360" w:lineRule="auto"/>
+        <w:jc w:val="both"/>
+        <w:rPr>
+          <w:rFonts w:ascii="Times New Roman" w:eastAsia="Times New Roman" w:hAnsi="Times New Roman" w:cs="Times New Roman"/>
+          <w:sz w:val="24"/>
+          <w:szCs w:val="24"/>
+        </w:rPr>
+      </w:pPr>
+      <w:r>
+        <w:rPr>
+          <w:rFonts w:ascii="Times New Roman" w:eastAsia="Times New Roman" w:hAnsi="Times New Roman" w:cs="Times New Roman"/>
+          <w:sz w:val="24"/>
+          <w:szCs w:val="24"/>
+        </w:rPr>
+        <w:t xml:space="preserve">Prin utilizarea testelor automate, ne putem asigura că funcționalitățile aplicației noastre respectă cerințele și că modificările ulterioare aduse codului nu vor introduce erori noi. </w:t>
+      </w:r>
+    </w:p>
+    <w:p>
+      <w:pPr>
+        <w:shd w:val="clear" w:color="auto" w:fill="FFFFFF"/>
+        <w:spacing w:line="360" w:lineRule="auto"/>
+        <w:jc w:val="both"/>
+        <w:rPr>
+          <w:rFonts w:ascii="Times New Roman" w:eastAsia="Times New Roman" w:hAnsi="Times New Roman" w:cs="Times New Roman"/>
+          <w:sz w:val="24"/>
+          <w:szCs w:val="24"/>
+        </w:rPr>
+      </w:pPr>
+    </w:p>
+    <w:p>
+      <w:pPr>
+        <w:numPr>
+          <w:ilvl w:val="1"/>
+          <w:numId w:val="12"/>
+        </w:numPr>
+        <w:spacing w:after="0" w:line="360" w:lineRule="auto"/>
         <w:jc w:val="both"/>
         <w:rPr>
           <w:rFonts w:ascii="Times New Roman" w:eastAsia="Times New Roman" w:hAnsi="Times New Roman" w:cs="Times New Roman"/>
@@ -17175,22 +15373,124 @@
           <w:szCs w:val="28"/>
         </w:rPr>
       </w:pPr>
-    </w:p>
-    <w:p>
-      <w:pPr>
-        <w:spacing w:line="360" w:lineRule="auto"/>
-        <w:jc w:val="both"/>
+      <w:bookmarkStart w:id="26" w:name="qsh70q" w:colFirst="0" w:colLast="0"/>
+      <w:bookmarkEnd w:id="26"/>
+      <w:r>
         <w:rPr>
           <w:rFonts w:ascii="Times New Roman" w:eastAsia="Times New Roman" w:hAnsi="Times New Roman" w:cs="Times New Roman"/>
           <w:b/>
           <w:sz w:val="28"/>
           <w:szCs w:val="28"/>
         </w:rPr>
-      </w:pPr>
-    </w:p>
-    <w:p>
-      <w:pPr>
+        <w:t>Dezavantaje</w:t>
+      </w:r>
+    </w:p>
+    <w:p>
+      <w:pPr>
+        <w:numPr>
+          <w:ilvl w:val="0"/>
+          <w:numId w:val="23"/>
+        </w:numPr>
+        <w:shd w:val="clear" w:color="auto" w:fill="FFFFFF"/>
+        <w:spacing w:after="0" w:line="360" w:lineRule="auto"/>
+        <w:jc w:val="both"/>
+        <w:rPr>
+          <w:rFonts w:ascii="Times New Roman" w:eastAsia="Times New Roman" w:hAnsi="Times New Roman" w:cs="Times New Roman"/>
+          <w:sz w:val="24"/>
+          <w:szCs w:val="24"/>
+        </w:rPr>
+      </w:pPr>
+      <w:r>
+        <w:rPr>
+          <w:rFonts w:ascii="Times New Roman" w:eastAsia="Times New Roman" w:hAnsi="Times New Roman" w:cs="Times New Roman"/>
+          <w:sz w:val="24"/>
+          <w:szCs w:val="24"/>
+        </w:rPr>
+        <w:t xml:space="preserve">Timpul de dezvoltare al task-urilor a crescut ușor față de estimarea inițială, deoarece am prioritizat scrierea testelor înainte de implementarea propriu-zisă. </w:t>
+      </w:r>
+    </w:p>
+    <w:p>
+      <w:pPr>
+        <w:numPr>
+          <w:ilvl w:val="0"/>
+          <w:numId w:val="23"/>
+        </w:numPr>
+        <w:shd w:val="clear" w:color="auto" w:fill="FFFFFF"/>
         <w:spacing w:line="360" w:lineRule="auto"/>
+        <w:jc w:val="both"/>
+        <w:rPr>
+          <w:rFonts w:ascii="Times New Roman" w:eastAsia="Times New Roman" w:hAnsi="Times New Roman" w:cs="Times New Roman"/>
+          <w:sz w:val="24"/>
+          <w:szCs w:val="24"/>
+        </w:rPr>
+      </w:pPr>
+      <w:r>
+        <w:rPr>
+          <w:rFonts w:ascii="Times New Roman" w:eastAsia="Times New Roman" w:hAnsi="Times New Roman" w:cs="Times New Roman"/>
+          <w:sz w:val="24"/>
+          <w:szCs w:val="24"/>
+        </w:rPr>
+        <w:t xml:space="preserve">Procesul de familiarizare cu metodologia Test Driven Development nu a fost ușor la început. A trebuit să învățăm cum să scriem teste eficient și să ne obișnuim cu scrierea testelor înainte de implementarea codului. </w:t>
+      </w:r>
+    </w:p>
+    <w:p>
+      <w:pPr>
+        <w:shd w:val="clear" w:color="auto" w:fill="FFFFFF"/>
+        <w:spacing w:line="360" w:lineRule="auto"/>
+        <w:ind w:left="720"/>
+        <w:jc w:val="both"/>
+        <w:rPr>
+          <w:rFonts w:ascii="Times New Roman" w:eastAsia="Times New Roman" w:hAnsi="Times New Roman" w:cs="Times New Roman"/>
+          <w:sz w:val="24"/>
+          <w:szCs w:val="24"/>
+        </w:rPr>
+      </w:pPr>
+    </w:p>
+    <w:p>
+      <w:pPr>
+        <w:shd w:val="clear" w:color="auto" w:fill="FFFFFF"/>
+        <w:spacing w:line="360" w:lineRule="auto"/>
+        <w:ind w:left="720"/>
+        <w:jc w:val="both"/>
+        <w:rPr>
+          <w:rFonts w:ascii="Times New Roman" w:eastAsia="Times New Roman" w:hAnsi="Times New Roman" w:cs="Times New Roman"/>
+          <w:sz w:val="24"/>
+          <w:szCs w:val="24"/>
+        </w:rPr>
+      </w:pPr>
+    </w:p>
+    <w:p>
+      <w:pPr>
+        <w:shd w:val="clear" w:color="auto" w:fill="FFFFFF"/>
+        <w:spacing w:line="360" w:lineRule="auto"/>
+        <w:ind w:left="720"/>
+        <w:jc w:val="both"/>
+        <w:rPr>
+          <w:rFonts w:ascii="Times New Roman" w:eastAsia="Times New Roman" w:hAnsi="Times New Roman" w:cs="Times New Roman"/>
+          <w:sz w:val="24"/>
+          <w:szCs w:val="24"/>
+        </w:rPr>
+      </w:pPr>
+    </w:p>
+    <w:p>
+      <w:pPr>
+        <w:shd w:val="clear" w:color="auto" w:fill="FFFFFF"/>
+        <w:spacing w:line="360" w:lineRule="auto"/>
+        <w:ind w:left="720"/>
+        <w:jc w:val="both"/>
+        <w:rPr>
+          <w:rFonts w:ascii="Times New Roman" w:eastAsia="Times New Roman" w:hAnsi="Times New Roman" w:cs="Times New Roman"/>
+          <w:sz w:val="24"/>
+          <w:szCs w:val="24"/>
+        </w:rPr>
+      </w:pPr>
+    </w:p>
+    <w:p>
+      <w:pPr>
+        <w:numPr>
+          <w:ilvl w:val="0"/>
+          <w:numId w:val="12"/>
+        </w:numPr>
         <w:jc w:val="both"/>
         <w:rPr>
           <w:rFonts w:ascii="Times New Roman" w:eastAsia="Times New Roman" w:hAnsi="Times New Roman" w:cs="Times New Roman"/>
@@ -17199,550 +15499,36 @@
           <w:szCs w:val="28"/>
         </w:rPr>
       </w:pPr>
-    </w:p>
-    <w:p>
-      <w:pPr>
-        <w:spacing w:line="360" w:lineRule="auto"/>
-        <w:jc w:val="both"/>
+      <w:bookmarkStart w:id="27" w:name="3as4poj" w:colFirst="0" w:colLast="0"/>
+      <w:bookmarkEnd w:id="27"/>
+      <w:r>
         <w:rPr>
           <w:rFonts w:ascii="Times New Roman" w:eastAsia="Times New Roman" w:hAnsi="Times New Roman" w:cs="Times New Roman"/>
           <w:b/>
           <w:sz w:val="28"/>
           <w:szCs w:val="28"/>
         </w:rPr>
-      </w:pPr>
-    </w:p>
-    <w:p>
-      <w:pPr>
-        <w:spacing w:line="360" w:lineRule="auto"/>
-        <w:jc w:val="both"/>
+        <w:lastRenderedPageBreak/>
+        <w:t>Pair Programming</w:t>
+      </w:r>
+      <w:r>
         <w:rPr>
           <w:rFonts w:ascii="Times New Roman" w:eastAsia="Times New Roman" w:hAnsi="Times New Roman" w:cs="Times New Roman"/>
           <w:b/>
           <w:sz w:val="28"/>
           <w:szCs w:val="28"/>
         </w:rPr>
-      </w:pPr>
-    </w:p>
-    <w:p>
-      <w:pPr>
-        <w:spacing w:line="360" w:lineRule="auto"/>
-        <w:jc w:val="both"/>
+        <w:t xml:space="preserve"> </w:t>
+      </w:r>
+      <w:r>
         <w:rPr>
           <w:rFonts w:ascii="Times New Roman" w:eastAsia="Times New Roman" w:hAnsi="Times New Roman" w:cs="Times New Roman"/>
           <w:b/>
           <w:sz w:val="28"/>
           <w:szCs w:val="28"/>
         </w:rPr>
-      </w:pPr>
-    </w:p>
-    <w:p>
-      <w:pPr>
-        <w:numPr>
-          <w:ilvl w:val="0"/>
-          <w:numId w:val="12"/>
-        </w:numPr>
-        <w:spacing w:line="360" w:lineRule="auto"/>
-        <w:jc w:val="both"/>
-        <w:rPr>
-          <w:rFonts w:ascii="Times New Roman" w:eastAsia="Times New Roman" w:hAnsi="Times New Roman" w:cs="Times New Roman"/>
-          <w:b/>
-          <w:sz w:val="28"/>
-          <w:szCs w:val="28"/>
-        </w:rPr>
-      </w:pPr>
-      <w:r>
-        <w:rPr>
-          <w:rFonts w:ascii="Times New Roman" w:eastAsia="Times New Roman" w:hAnsi="Times New Roman" w:cs="Times New Roman"/>
-          <w:b/>
-          <w:sz w:val="28"/>
-          <w:szCs w:val="28"/>
-        </w:rPr>
-        <w:lastRenderedPageBreak/>
-        <w:t xml:space="preserve">Test </w:t>
-      </w:r>
-      <w:proofErr w:type="spellStart"/>
-      <w:r>
-        <w:rPr>
-          <w:rFonts w:ascii="Times New Roman" w:eastAsia="Times New Roman" w:hAnsi="Times New Roman" w:cs="Times New Roman"/>
-          <w:b/>
-          <w:sz w:val="28"/>
-          <w:szCs w:val="28"/>
-        </w:rPr>
-        <w:t>Driven</w:t>
-      </w:r>
-      <w:proofErr w:type="spellEnd"/>
-      <w:r>
-        <w:rPr>
-          <w:rFonts w:ascii="Times New Roman" w:eastAsia="Times New Roman" w:hAnsi="Times New Roman" w:cs="Times New Roman"/>
-          <w:b/>
-          <w:sz w:val="28"/>
-          <w:szCs w:val="28"/>
-        </w:rPr>
-        <w:t xml:space="preserve"> </w:t>
-      </w:r>
-      <w:proofErr w:type="spellStart"/>
-      <w:r>
-        <w:rPr>
-          <w:rFonts w:ascii="Times New Roman" w:eastAsia="Times New Roman" w:hAnsi="Times New Roman" w:cs="Times New Roman"/>
-          <w:b/>
-          <w:sz w:val="28"/>
-          <w:szCs w:val="28"/>
-        </w:rPr>
-        <w:t>Development</w:t>
-      </w:r>
-      <w:proofErr w:type="spellEnd"/>
-      <w:r>
-        <w:rPr>
-          <w:rFonts w:ascii="Times New Roman" w:eastAsia="Times New Roman" w:hAnsi="Times New Roman" w:cs="Times New Roman"/>
-          <w:b/>
-          <w:sz w:val="28"/>
-          <w:szCs w:val="28"/>
-        </w:rPr>
-        <w:t xml:space="preserve"> (TDD)</w:t>
-      </w:r>
-    </w:p>
-    <w:p>
-      <w:pPr>
-        <w:numPr>
-          <w:ilvl w:val="1"/>
-          <w:numId w:val="12"/>
-        </w:numPr>
-        <w:spacing w:after="0" w:line="360" w:lineRule="auto"/>
-        <w:jc w:val="both"/>
-        <w:rPr>
-          <w:rFonts w:ascii="Times New Roman" w:eastAsia="Times New Roman" w:hAnsi="Times New Roman" w:cs="Times New Roman"/>
-          <w:b/>
-          <w:sz w:val="28"/>
-          <w:szCs w:val="28"/>
-        </w:rPr>
-      </w:pPr>
-      <w:bookmarkStart w:id="25" w:name="2bn6wsx" w:colFirst="0" w:colLast="0"/>
-      <w:bookmarkEnd w:id="25"/>
-      <w:r>
-        <w:rPr>
-          <w:rFonts w:ascii="Times New Roman" w:eastAsia="Times New Roman" w:hAnsi="Times New Roman" w:cs="Times New Roman"/>
-          <w:b/>
-          <w:sz w:val="28"/>
-          <w:szCs w:val="28"/>
-        </w:rPr>
-        <w:t>Avantaje</w:t>
-      </w:r>
-    </w:p>
-    <w:p>
-      <w:pPr>
-        <w:numPr>
-          <w:ilvl w:val="0"/>
-          <w:numId w:val="9"/>
-        </w:numPr>
-        <w:shd w:val="clear" w:color="auto" w:fill="FFFFFF"/>
-        <w:spacing w:after="0" w:line="360" w:lineRule="auto"/>
-        <w:jc w:val="both"/>
-        <w:rPr>
-          <w:rFonts w:ascii="Times New Roman" w:eastAsia="Times New Roman" w:hAnsi="Times New Roman" w:cs="Times New Roman"/>
-          <w:sz w:val="24"/>
-          <w:szCs w:val="24"/>
-        </w:rPr>
-      </w:pPr>
-      <w:r>
-        <w:rPr>
-          <w:rFonts w:ascii="Times New Roman" w:eastAsia="Times New Roman" w:hAnsi="Times New Roman" w:cs="Times New Roman"/>
-          <w:sz w:val="24"/>
-          <w:szCs w:val="24"/>
-        </w:rPr>
-        <w:t xml:space="preserve">Clean Code &amp; </w:t>
-      </w:r>
-      <w:proofErr w:type="spellStart"/>
-      <w:r>
-        <w:rPr>
-          <w:rFonts w:ascii="Times New Roman" w:eastAsia="Times New Roman" w:hAnsi="Times New Roman" w:cs="Times New Roman"/>
-          <w:sz w:val="24"/>
-          <w:szCs w:val="24"/>
-        </w:rPr>
-        <w:t>organized</w:t>
-      </w:r>
-      <w:proofErr w:type="spellEnd"/>
-      <w:r>
-        <w:rPr>
-          <w:rFonts w:ascii="Times New Roman" w:eastAsia="Times New Roman" w:hAnsi="Times New Roman" w:cs="Times New Roman"/>
-          <w:sz w:val="24"/>
-          <w:szCs w:val="24"/>
-        </w:rPr>
-        <w:t xml:space="preserve">: testele au fost scrise înainte de implementarea funcționalităților, pentru a reduce timpul necesar </w:t>
-      </w:r>
-      <w:proofErr w:type="spellStart"/>
-      <w:r>
-        <w:rPr>
-          <w:rFonts w:ascii="Times New Roman" w:eastAsia="Times New Roman" w:hAnsi="Times New Roman" w:cs="Times New Roman"/>
-          <w:sz w:val="24"/>
-          <w:szCs w:val="24"/>
-        </w:rPr>
-        <w:t>refactorizării</w:t>
-      </w:r>
-      <w:proofErr w:type="spellEnd"/>
-      <w:r>
-        <w:rPr>
-          <w:rFonts w:ascii="Times New Roman" w:eastAsia="Times New Roman" w:hAnsi="Times New Roman" w:cs="Times New Roman"/>
-          <w:sz w:val="24"/>
-          <w:szCs w:val="24"/>
-        </w:rPr>
-        <w:t xml:space="preserve"> pe termen lung și pentru a ne concentra exact pe cerințele impuse, evitând astfel adăugarea unor funcționalități complexe și inutile. </w:t>
-      </w:r>
-    </w:p>
-    <w:p>
-      <w:pPr>
-        <w:numPr>
-          <w:ilvl w:val="0"/>
-          <w:numId w:val="9"/>
-        </w:numPr>
-        <w:shd w:val="clear" w:color="auto" w:fill="FFFFFF"/>
-        <w:spacing w:after="0" w:line="360" w:lineRule="auto"/>
-        <w:jc w:val="both"/>
-        <w:rPr>
-          <w:rFonts w:ascii="Times New Roman" w:eastAsia="Times New Roman" w:hAnsi="Times New Roman" w:cs="Times New Roman"/>
-          <w:sz w:val="24"/>
-          <w:szCs w:val="24"/>
-        </w:rPr>
-      </w:pPr>
-      <w:r>
-        <w:rPr>
-          <w:rFonts w:ascii="Times New Roman" w:eastAsia="Times New Roman" w:hAnsi="Times New Roman" w:cs="Times New Roman"/>
-          <w:sz w:val="24"/>
-          <w:szCs w:val="24"/>
-        </w:rPr>
-        <w:t>Prin scrierea testelor înainte de implementarea propriu-zisă, am reușit să evităm erorile care ar fi putut apărea în timpul implementării directe a task-ului. De exemplu, dacă nu am fi scris mai întâi testele pentru autentificare, nu ne-am fi gândit să validăm și formatul standard al adresei de email.</w:t>
-      </w:r>
-      <w:r>
-        <w:rPr>
-          <w:rFonts w:ascii="Times New Roman" w:eastAsia="Times New Roman" w:hAnsi="Times New Roman" w:cs="Times New Roman"/>
-          <w:sz w:val="24"/>
-          <w:szCs w:val="24"/>
-        </w:rPr>
-        <w:tab/>
-      </w:r>
-    </w:p>
-    <w:p>
-      <w:pPr>
-        <w:numPr>
-          <w:ilvl w:val="0"/>
-          <w:numId w:val="9"/>
-        </w:numPr>
-        <w:shd w:val="clear" w:color="auto" w:fill="FFFFFF"/>
-        <w:spacing w:after="0" w:line="360" w:lineRule="auto"/>
-        <w:jc w:val="both"/>
-        <w:rPr>
-          <w:rFonts w:ascii="Times New Roman" w:eastAsia="Times New Roman" w:hAnsi="Times New Roman" w:cs="Times New Roman"/>
-          <w:sz w:val="24"/>
-          <w:szCs w:val="24"/>
-        </w:rPr>
-      </w:pPr>
-      <w:r>
-        <w:rPr>
-          <w:rFonts w:ascii="Times New Roman" w:eastAsia="Times New Roman" w:hAnsi="Times New Roman" w:cs="Times New Roman"/>
-          <w:sz w:val="24"/>
-          <w:szCs w:val="24"/>
-        </w:rPr>
-        <w:t xml:space="preserve">Design modular: fiecare funcționalitate a fost testată individual prin teste unitare, facilitând astfel o întreținere eficientă a codului pe termen lung. </w:t>
-      </w:r>
-    </w:p>
-    <w:p>
-      <w:pPr>
-        <w:numPr>
-          <w:ilvl w:val="0"/>
-          <w:numId w:val="9"/>
-        </w:numPr>
-        <w:shd w:val="clear" w:color="auto" w:fill="FFFFFF"/>
-        <w:spacing w:after="0" w:line="360" w:lineRule="auto"/>
-        <w:jc w:val="both"/>
-        <w:rPr>
-          <w:rFonts w:ascii="Times New Roman" w:eastAsia="Times New Roman" w:hAnsi="Times New Roman" w:cs="Times New Roman"/>
-          <w:sz w:val="24"/>
-          <w:szCs w:val="24"/>
-        </w:rPr>
-      </w:pPr>
-      <w:r>
-        <w:rPr>
-          <w:rFonts w:ascii="Times New Roman" w:eastAsia="Times New Roman" w:hAnsi="Times New Roman" w:cs="Times New Roman"/>
-          <w:sz w:val="24"/>
-          <w:szCs w:val="24"/>
-        </w:rPr>
-        <w:t xml:space="preserve">Suport implicit pentru noii membri ai echipei: Testele vor servi drept ghid pentru noii programatori, demonstrând modul în care ar trebui să funcționeze aplicația, chiar dacă nu cunosc întregul cod. </w:t>
-      </w:r>
-    </w:p>
-    <w:p>
-      <w:pPr>
-        <w:numPr>
-          <w:ilvl w:val="0"/>
-          <w:numId w:val="9"/>
-        </w:numPr>
-        <w:shd w:val="clear" w:color="auto" w:fill="FFFFFF"/>
-        <w:spacing w:line="360" w:lineRule="auto"/>
-        <w:jc w:val="both"/>
-        <w:rPr>
-          <w:rFonts w:ascii="Times New Roman" w:eastAsia="Times New Roman" w:hAnsi="Times New Roman" w:cs="Times New Roman"/>
-          <w:sz w:val="24"/>
-          <w:szCs w:val="24"/>
-        </w:rPr>
-      </w:pPr>
-      <w:r>
-        <w:rPr>
-          <w:rFonts w:ascii="Times New Roman" w:eastAsia="Times New Roman" w:hAnsi="Times New Roman" w:cs="Times New Roman"/>
-          <w:sz w:val="24"/>
-          <w:szCs w:val="24"/>
-        </w:rPr>
-        <w:t xml:space="preserve">Prin utilizarea testelor automate, ne putem asigura că funcționalitățile aplicației noastre respectă cerințele și că modificările ulterioare aduse codului nu vor introduce erori noi. </w:t>
-      </w:r>
-    </w:p>
-    <w:p>
-      <w:pPr>
-        <w:shd w:val="clear" w:color="auto" w:fill="FFFFFF"/>
-        <w:spacing w:line="360" w:lineRule="auto"/>
-        <w:jc w:val="both"/>
-        <w:rPr>
-          <w:rFonts w:ascii="Times New Roman" w:eastAsia="Times New Roman" w:hAnsi="Times New Roman" w:cs="Times New Roman"/>
-          <w:sz w:val="24"/>
-          <w:szCs w:val="24"/>
-        </w:rPr>
-      </w:pPr>
-    </w:p>
-    <w:p>
-      <w:pPr>
-        <w:numPr>
-          <w:ilvl w:val="1"/>
-          <w:numId w:val="12"/>
-        </w:numPr>
-        <w:spacing w:after="0" w:line="360" w:lineRule="auto"/>
-        <w:jc w:val="both"/>
-        <w:rPr>
-          <w:rFonts w:ascii="Times New Roman" w:eastAsia="Times New Roman" w:hAnsi="Times New Roman" w:cs="Times New Roman"/>
-          <w:b/>
-          <w:sz w:val="28"/>
-          <w:szCs w:val="28"/>
-        </w:rPr>
-      </w:pPr>
-      <w:bookmarkStart w:id="26" w:name="qsh70q" w:colFirst="0" w:colLast="0"/>
-      <w:bookmarkEnd w:id="26"/>
-      <w:r>
-        <w:rPr>
-          <w:rFonts w:ascii="Times New Roman" w:eastAsia="Times New Roman" w:hAnsi="Times New Roman" w:cs="Times New Roman"/>
-          <w:b/>
-          <w:sz w:val="28"/>
-          <w:szCs w:val="28"/>
-        </w:rPr>
-        <w:t>Dezavantaje</w:t>
-      </w:r>
-    </w:p>
-    <w:p>
-      <w:pPr>
-        <w:numPr>
-          <w:ilvl w:val="0"/>
-          <w:numId w:val="23"/>
-        </w:numPr>
-        <w:shd w:val="clear" w:color="auto" w:fill="FFFFFF"/>
-        <w:spacing w:after="0" w:line="360" w:lineRule="auto"/>
-        <w:jc w:val="both"/>
-        <w:rPr>
-          <w:rFonts w:ascii="Times New Roman" w:eastAsia="Times New Roman" w:hAnsi="Times New Roman" w:cs="Times New Roman"/>
-          <w:sz w:val="24"/>
-          <w:szCs w:val="24"/>
-        </w:rPr>
-      </w:pPr>
-      <w:r>
-        <w:rPr>
-          <w:rFonts w:ascii="Times New Roman" w:eastAsia="Times New Roman" w:hAnsi="Times New Roman" w:cs="Times New Roman"/>
-          <w:sz w:val="24"/>
-          <w:szCs w:val="24"/>
-        </w:rPr>
-        <w:t xml:space="preserve">Timpul de dezvoltare al task-urilor a crescut ușor față de estimarea inițială, deoarece am </w:t>
-      </w:r>
-      <w:proofErr w:type="spellStart"/>
-      <w:r>
-        <w:rPr>
-          <w:rFonts w:ascii="Times New Roman" w:eastAsia="Times New Roman" w:hAnsi="Times New Roman" w:cs="Times New Roman"/>
-          <w:sz w:val="24"/>
-          <w:szCs w:val="24"/>
-        </w:rPr>
-        <w:t>prioritizat</w:t>
-      </w:r>
-      <w:proofErr w:type="spellEnd"/>
-      <w:r>
-        <w:rPr>
-          <w:rFonts w:ascii="Times New Roman" w:eastAsia="Times New Roman" w:hAnsi="Times New Roman" w:cs="Times New Roman"/>
-          <w:sz w:val="24"/>
-          <w:szCs w:val="24"/>
-        </w:rPr>
-        <w:t xml:space="preserve"> scrierea testelor înainte de implementarea propriu-zisă. </w:t>
-      </w:r>
-    </w:p>
-    <w:p>
-      <w:pPr>
-        <w:numPr>
-          <w:ilvl w:val="0"/>
-          <w:numId w:val="23"/>
-        </w:numPr>
-        <w:shd w:val="clear" w:color="auto" w:fill="FFFFFF"/>
-        <w:spacing w:line="360" w:lineRule="auto"/>
-        <w:jc w:val="both"/>
-        <w:rPr>
-          <w:rFonts w:ascii="Times New Roman" w:eastAsia="Times New Roman" w:hAnsi="Times New Roman" w:cs="Times New Roman"/>
-          <w:sz w:val="24"/>
-          <w:szCs w:val="24"/>
-        </w:rPr>
-      </w:pPr>
-      <w:r>
-        <w:rPr>
-          <w:rFonts w:ascii="Times New Roman" w:eastAsia="Times New Roman" w:hAnsi="Times New Roman" w:cs="Times New Roman"/>
-          <w:sz w:val="24"/>
-          <w:szCs w:val="24"/>
-        </w:rPr>
-        <w:t xml:space="preserve">Procesul de familiarizare cu metodologia Test </w:t>
-      </w:r>
-      <w:proofErr w:type="spellStart"/>
-      <w:r>
-        <w:rPr>
-          <w:rFonts w:ascii="Times New Roman" w:eastAsia="Times New Roman" w:hAnsi="Times New Roman" w:cs="Times New Roman"/>
-          <w:sz w:val="24"/>
-          <w:szCs w:val="24"/>
-        </w:rPr>
-        <w:t>Driven</w:t>
-      </w:r>
-      <w:proofErr w:type="spellEnd"/>
-      <w:r>
-        <w:rPr>
-          <w:rFonts w:ascii="Times New Roman" w:eastAsia="Times New Roman" w:hAnsi="Times New Roman" w:cs="Times New Roman"/>
-          <w:sz w:val="24"/>
-          <w:szCs w:val="24"/>
-        </w:rPr>
-        <w:t xml:space="preserve"> </w:t>
-      </w:r>
-      <w:proofErr w:type="spellStart"/>
-      <w:r>
-        <w:rPr>
-          <w:rFonts w:ascii="Times New Roman" w:eastAsia="Times New Roman" w:hAnsi="Times New Roman" w:cs="Times New Roman"/>
-          <w:sz w:val="24"/>
-          <w:szCs w:val="24"/>
-        </w:rPr>
-        <w:t>Development</w:t>
-      </w:r>
-      <w:proofErr w:type="spellEnd"/>
-      <w:r>
-        <w:rPr>
-          <w:rFonts w:ascii="Times New Roman" w:eastAsia="Times New Roman" w:hAnsi="Times New Roman" w:cs="Times New Roman"/>
-          <w:sz w:val="24"/>
-          <w:szCs w:val="24"/>
-        </w:rPr>
-        <w:t xml:space="preserve"> nu a fost ușor la început. A trebuit să învățăm cum să scriem teste eficient și să ne obișnuim cu scrierea testelor înainte de implementarea codului. </w:t>
-      </w:r>
-    </w:p>
-    <w:p>
-      <w:pPr>
-        <w:shd w:val="clear" w:color="auto" w:fill="FFFFFF"/>
-        <w:spacing w:line="360" w:lineRule="auto"/>
-        <w:ind w:left="720"/>
-        <w:jc w:val="both"/>
-        <w:rPr>
-          <w:rFonts w:ascii="Times New Roman" w:eastAsia="Times New Roman" w:hAnsi="Times New Roman" w:cs="Times New Roman"/>
-          <w:sz w:val="24"/>
-          <w:szCs w:val="24"/>
-        </w:rPr>
-      </w:pPr>
-    </w:p>
-    <w:p>
-      <w:pPr>
-        <w:shd w:val="clear" w:color="auto" w:fill="FFFFFF"/>
-        <w:spacing w:line="360" w:lineRule="auto"/>
-        <w:ind w:left="720"/>
-        <w:jc w:val="both"/>
-        <w:rPr>
-          <w:rFonts w:ascii="Times New Roman" w:eastAsia="Times New Roman" w:hAnsi="Times New Roman" w:cs="Times New Roman"/>
-          <w:sz w:val="24"/>
-          <w:szCs w:val="24"/>
-        </w:rPr>
-      </w:pPr>
-    </w:p>
-    <w:p>
-      <w:pPr>
-        <w:shd w:val="clear" w:color="auto" w:fill="FFFFFF"/>
-        <w:spacing w:line="360" w:lineRule="auto"/>
-        <w:ind w:left="720"/>
-        <w:jc w:val="both"/>
-        <w:rPr>
-          <w:rFonts w:ascii="Times New Roman" w:eastAsia="Times New Roman" w:hAnsi="Times New Roman" w:cs="Times New Roman"/>
-          <w:sz w:val="24"/>
-          <w:szCs w:val="24"/>
-        </w:rPr>
-      </w:pPr>
-    </w:p>
-    <w:p>
-      <w:pPr>
-        <w:shd w:val="clear" w:color="auto" w:fill="FFFFFF"/>
-        <w:spacing w:line="360" w:lineRule="auto"/>
-        <w:ind w:left="720"/>
-        <w:jc w:val="both"/>
-        <w:rPr>
-          <w:rFonts w:ascii="Times New Roman" w:eastAsia="Times New Roman" w:hAnsi="Times New Roman" w:cs="Times New Roman"/>
-          <w:sz w:val="24"/>
-          <w:szCs w:val="24"/>
-        </w:rPr>
-      </w:pPr>
-    </w:p>
-    <w:p>
-      <w:pPr>
-        <w:numPr>
-          <w:ilvl w:val="0"/>
-          <w:numId w:val="12"/>
-        </w:numPr>
-        <w:jc w:val="both"/>
-        <w:rPr>
-          <w:rFonts w:ascii="Times New Roman" w:eastAsia="Times New Roman" w:hAnsi="Times New Roman" w:cs="Times New Roman"/>
-          <w:b/>
-          <w:sz w:val="28"/>
-          <w:szCs w:val="28"/>
-        </w:rPr>
-      </w:pPr>
-      <w:bookmarkStart w:id="27" w:name="3as4poj" w:colFirst="0" w:colLast="0"/>
-      <w:bookmarkEnd w:id="27"/>
-      <w:r>
-        <w:rPr>
-          <w:rFonts w:ascii="Times New Roman" w:eastAsia="Times New Roman" w:hAnsi="Times New Roman" w:cs="Times New Roman"/>
-          <w:b/>
-          <w:sz w:val="28"/>
-          <w:szCs w:val="28"/>
-        </w:rPr>
-        <w:lastRenderedPageBreak/>
-        <w:t xml:space="preserve">Pair </w:t>
-      </w:r>
-      <w:proofErr w:type="spellStart"/>
-      <w:r>
-        <w:rPr>
-          <w:rFonts w:ascii="Times New Roman" w:eastAsia="Times New Roman" w:hAnsi="Times New Roman" w:cs="Times New Roman"/>
-          <w:b/>
-          <w:sz w:val="28"/>
-          <w:szCs w:val="28"/>
-        </w:rPr>
-        <w:t>Programming</w:t>
-      </w:r>
-      <w:proofErr w:type="spellEnd"/>
-      <w:r>
-        <w:rPr>
-          <w:rFonts w:ascii="Times New Roman" w:eastAsia="Times New Roman" w:hAnsi="Times New Roman" w:cs="Times New Roman"/>
-          <w:b/>
-          <w:sz w:val="28"/>
-          <w:szCs w:val="28"/>
-        </w:rPr>
-        <w:t xml:space="preserve"> </w:t>
-      </w:r>
-      <w:proofErr w:type="spellStart"/>
-      <w:r>
-        <w:rPr>
-          <w:rFonts w:ascii="Times New Roman" w:eastAsia="Times New Roman" w:hAnsi="Times New Roman" w:cs="Times New Roman"/>
-          <w:b/>
-          <w:sz w:val="28"/>
-          <w:szCs w:val="28"/>
-        </w:rPr>
         <w:t>vs</w:t>
       </w:r>
-      <w:proofErr w:type="spellEnd"/>
       <w:r>
         <w:rPr>
           <w:rFonts w:ascii="Times New Roman" w:eastAsia="Times New Roman" w:hAnsi="Times New Roman" w:cs="Times New Roman"/>
@@ -17777,7 +15563,6 @@
           <w:szCs w:val="28"/>
         </w:rPr>
       </w:pPr>
-      <w:proofErr w:type="spellStart"/>
       <w:r>
         <w:rPr>
           <w:rFonts w:ascii="Times New Roman" w:eastAsia="Times New Roman" w:hAnsi="Times New Roman" w:cs="Times New Roman"/>
@@ -17788,7 +15573,6 @@
         </w:rPr>
         <w:t>Avantaje</w:t>
       </w:r>
-      <w:proofErr w:type="spellEnd"/>
     </w:p>
     <w:p>
       <w:pPr>
@@ -17821,86 +15605,8 @@
           <w:szCs w:val="24"/>
           <w:lang w:val="en-US"/>
         </w:rPr>
-        <w:t xml:space="preserve">: </w:t>
-      </w:r>
-      <w:proofErr w:type="spellStart"/>
-      <w:r>
-        <w:rPr>
-          <w:rFonts w:ascii="Times New Roman" w:eastAsia="Times New Roman" w:hAnsi="Times New Roman" w:cs="Times New Roman"/>
-          <w:bCs/>
-          <w:sz w:val="24"/>
-          <w:szCs w:val="24"/>
-          <w:lang w:val="en-US"/>
-        </w:rPr>
-        <w:t>Fiind</w:t>
-      </w:r>
-      <w:proofErr w:type="spellEnd"/>
-      <w:r>
-        <w:rPr>
-          <w:rFonts w:ascii="Times New Roman" w:eastAsia="Times New Roman" w:hAnsi="Times New Roman" w:cs="Times New Roman"/>
-          <w:bCs/>
-          <w:sz w:val="24"/>
-          <w:szCs w:val="24"/>
-          <w:lang w:val="en-US"/>
-        </w:rPr>
-        <w:t xml:space="preserve"> </w:t>
-      </w:r>
-      <w:proofErr w:type="spellStart"/>
-      <w:r>
-        <w:rPr>
-          <w:rFonts w:ascii="Times New Roman" w:eastAsia="Times New Roman" w:hAnsi="Times New Roman" w:cs="Times New Roman"/>
-          <w:bCs/>
-          <w:sz w:val="24"/>
-          <w:szCs w:val="24"/>
-          <w:lang w:val="en-US"/>
-        </w:rPr>
-        <w:t>două</w:t>
-      </w:r>
-      <w:proofErr w:type="spellEnd"/>
-      <w:r>
-        <w:rPr>
-          <w:rFonts w:ascii="Times New Roman" w:eastAsia="Times New Roman" w:hAnsi="Times New Roman" w:cs="Times New Roman"/>
-          <w:bCs/>
-          <w:sz w:val="24"/>
-          <w:szCs w:val="24"/>
-          <w:lang w:val="en-US"/>
-        </w:rPr>
-        <w:t xml:space="preserve"> </w:t>
-      </w:r>
-      <w:proofErr w:type="spellStart"/>
-      <w:r>
-        <w:rPr>
-          <w:rFonts w:ascii="Times New Roman" w:eastAsia="Times New Roman" w:hAnsi="Times New Roman" w:cs="Times New Roman"/>
-          <w:bCs/>
-          <w:sz w:val="24"/>
-          <w:szCs w:val="24"/>
-          <w:lang w:val="en-US"/>
-        </w:rPr>
-        <w:t>persoane</w:t>
-      </w:r>
-      <w:proofErr w:type="spellEnd"/>
-      <w:r>
-        <w:rPr>
-          <w:rFonts w:ascii="Times New Roman" w:eastAsia="Times New Roman" w:hAnsi="Times New Roman" w:cs="Times New Roman"/>
-          <w:bCs/>
-          <w:sz w:val="24"/>
-          <w:szCs w:val="24"/>
-          <w:lang w:val="en-US"/>
-        </w:rPr>
-        <w:t xml:space="preserve"> pe </w:t>
-      </w:r>
-      <w:proofErr w:type="spellStart"/>
-      <w:r>
-        <w:rPr>
-          <w:rFonts w:ascii="Times New Roman" w:eastAsia="Times New Roman" w:hAnsi="Times New Roman" w:cs="Times New Roman"/>
-          <w:bCs/>
-          <w:sz w:val="24"/>
-          <w:szCs w:val="24"/>
-          <w:lang w:val="en-US"/>
-        </w:rPr>
-        <w:t>acela</w:t>
-      </w:r>
-      <w:proofErr w:type="spellEnd"/>
+        <w:t>: Fiind două persoane pe acela</w:t>
+      </w:r>
       <w:r>
         <w:rPr>
           <w:rFonts w:ascii="Times New Roman" w:eastAsia="Times New Roman" w:hAnsi="Times New Roman" w:cs="Times New Roman"/>
@@ -17958,7 +15664,6 @@
           <w:szCs w:val="28"/>
         </w:rPr>
       </w:pPr>
-      <w:proofErr w:type="spellStart"/>
       <w:r>
         <w:rPr>
           <w:rFonts w:ascii="Times New Roman" w:eastAsia="Times New Roman" w:hAnsi="Times New Roman" w:cs="Times New Roman"/>
@@ -17969,7 +15674,6 @@
         </w:rPr>
         <w:t>Dezavantaje</w:t>
       </w:r>
-      <w:proofErr w:type="spellEnd"/>
     </w:p>
     <w:p>
       <w:pPr>
@@ -18005,7 +15709,6 @@
         </w:rPr>
         <w:t xml:space="preserve">: </w:t>
       </w:r>
-      <w:proofErr w:type="spellStart"/>
       <w:r>
         <w:rPr>
           <w:rFonts w:ascii="Times New Roman" w:eastAsia="Times New Roman" w:hAnsi="Times New Roman" w:cs="Times New Roman"/>
@@ -18014,9 +15717,8 @@
           <w:szCs w:val="24"/>
           <w:lang w:val="en-US"/>
         </w:rPr>
-        <w:t>Dacă</w:t>
-      </w:r>
-      <w:proofErr w:type="spellEnd"/>
+        <w:t>Dacă d</w:t>
+      </w:r>
       <w:r>
         <w:rPr>
           <w:rFonts w:ascii="Times New Roman" w:eastAsia="Times New Roman" w:hAnsi="Times New Roman" w:cs="Times New Roman"/>
@@ -18025,30 +15727,8 @@
           <w:szCs w:val="24"/>
           <w:lang w:val="en-US"/>
         </w:rPr>
-        <w:t xml:space="preserve"> </w:t>
-      </w:r>
-      <w:proofErr w:type="spellStart"/>
-      <w:r>
-        <w:rPr>
-          <w:rFonts w:ascii="Times New Roman" w:eastAsia="Times New Roman" w:hAnsi="Times New Roman" w:cs="Times New Roman"/>
-          <w:bCs/>
-          <w:sz w:val="24"/>
-          <w:szCs w:val="24"/>
-          <w:lang w:val="en-US"/>
-        </w:rPr>
-        <w:t>d</w:t>
-      </w:r>
-      <w:r>
-        <w:rPr>
-          <w:rFonts w:ascii="Times New Roman" w:eastAsia="Times New Roman" w:hAnsi="Times New Roman" w:cs="Times New Roman"/>
-          <w:bCs/>
-          <w:sz w:val="24"/>
-          <w:szCs w:val="24"/>
-          <w:lang w:val="en-US"/>
-        </w:rPr>
         <w:t>ou</w:t>
       </w:r>
-      <w:proofErr w:type="spellEnd"/>
       <w:r>
         <w:rPr>
           <w:rFonts w:ascii="Times New Roman" w:eastAsia="Times New Roman" w:hAnsi="Times New Roman" w:cs="Times New Roman"/>
@@ -18099,27 +15779,7 @@
           <w:sz w:val="24"/>
           <w:szCs w:val="24"/>
         </w:rPr>
-        <w:t>Ambele persoane care lucrează pe task-</w:t>
-      </w:r>
-      <w:proofErr w:type="spellStart"/>
-      <w:r>
-        <w:rPr>
-          <w:rFonts w:ascii="Times New Roman" w:eastAsia="Times New Roman" w:hAnsi="Times New Roman" w:cs="Times New Roman"/>
-          <w:bCs/>
-          <w:sz w:val="24"/>
-          <w:szCs w:val="24"/>
-        </w:rPr>
-        <w:t>ul</w:t>
-      </w:r>
-      <w:proofErr w:type="spellEnd"/>
-      <w:r>
-        <w:rPr>
-          <w:rFonts w:ascii="Times New Roman" w:eastAsia="Times New Roman" w:hAnsi="Times New Roman" w:cs="Times New Roman"/>
-          <w:bCs/>
-          <w:sz w:val="24"/>
-          <w:szCs w:val="24"/>
-        </w:rPr>
-        <w:t xml:space="preserve"> respectiv trebuie să se concentreze </w:t>
+        <w:t xml:space="preserve">Ambele persoane care lucrează pe task-ul respectiv trebuie să se concentreze </w:t>
       </w:r>
       <w:r>
         <w:rPr>
@@ -18206,39 +15866,8 @@
           <w:sz w:val="28"/>
           <w:szCs w:val="28"/>
         </w:rPr>
-        <w:t xml:space="preserve">Sprint </w:t>
-      </w:r>
-      <w:proofErr w:type="spellStart"/>
-      <w:r>
-        <w:rPr>
-          <w:rFonts w:ascii="Times New Roman" w:eastAsia="Times New Roman" w:hAnsi="Times New Roman" w:cs="Times New Roman"/>
-          <w:b/>
-          <w:sz w:val="28"/>
-          <w:szCs w:val="28"/>
-        </w:rPr>
-        <w:t>Daily</w:t>
-      </w:r>
-      <w:proofErr w:type="spellEnd"/>
-      <w:r>
-        <w:rPr>
-          <w:rFonts w:ascii="Times New Roman" w:eastAsia="Times New Roman" w:hAnsi="Times New Roman" w:cs="Times New Roman"/>
-          <w:b/>
-          <w:sz w:val="28"/>
-          <w:szCs w:val="28"/>
-        </w:rPr>
-        <w:t xml:space="preserve"> </w:t>
-      </w:r>
-      <w:proofErr w:type="spellStart"/>
-      <w:r>
-        <w:rPr>
-          <w:rFonts w:ascii="Times New Roman" w:eastAsia="Times New Roman" w:hAnsi="Times New Roman" w:cs="Times New Roman"/>
-          <w:b/>
-          <w:sz w:val="28"/>
-          <w:szCs w:val="28"/>
-        </w:rPr>
-        <w:t>Standups</w:t>
-      </w:r>
-      <w:proofErr w:type="spellEnd"/>
+        <w:t>Sprint Daily Standups</w:t>
+      </w:r>
     </w:p>
     <w:p>
       <w:pPr>
@@ -18302,107 +15931,7 @@
           <w:szCs w:val="24"/>
           <w:highlight w:val="white"/>
         </w:rPr>
-        <w:t xml:space="preserve">: În timpul primului Sprint, am întâmpinat probleme de organizare, deoarece cerințele proiectului nu au fost clare pentru toți membrii echipei de la început sau au fost modificate ulterior. De asemenea, au apărut dependențe între membrii echipei, deoarece task-urile includeau cerințe atât de </w:t>
-      </w:r>
-      <w:proofErr w:type="spellStart"/>
-      <w:r>
-        <w:rPr>
-          <w:rFonts w:ascii="Times New Roman" w:eastAsia="Times New Roman" w:hAnsi="Times New Roman" w:cs="Times New Roman"/>
-          <w:sz w:val="24"/>
-          <w:szCs w:val="24"/>
-          <w:highlight w:val="white"/>
-        </w:rPr>
-        <w:t>backend</w:t>
-      </w:r>
-      <w:proofErr w:type="spellEnd"/>
-      <w:r>
-        <w:rPr>
-          <w:rFonts w:ascii="Times New Roman" w:eastAsia="Times New Roman" w:hAnsi="Times New Roman" w:cs="Times New Roman"/>
-          <w:sz w:val="24"/>
-          <w:szCs w:val="24"/>
-          <w:highlight w:val="white"/>
-        </w:rPr>
-        <w:t xml:space="preserve">, cât și de mobile, iar inițial ne-am organizat cu o persoană pentru </w:t>
-      </w:r>
-      <w:proofErr w:type="spellStart"/>
-      <w:r>
-        <w:rPr>
-          <w:rFonts w:ascii="Times New Roman" w:eastAsia="Times New Roman" w:hAnsi="Times New Roman" w:cs="Times New Roman"/>
-          <w:sz w:val="24"/>
-          <w:szCs w:val="24"/>
-          <w:highlight w:val="white"/>
-        </w:rPr>
-        <w:t>frontend</w:t>
-      </w:r>
-      <w:proofErr w:type="spellEnd"/>
-      <w:r>
-        <w:rPr>
-          <w:rFonts w:ascii="Times New Roman" w:eastAsia="Times New Roman" w:hAnsi="Times New Roman" w:cs="Times New Roman"/>
-          <w:sz w:val="24"/>
-          <w:szCs w:val="24"/>
-          <w:highlight w:val="white"/>
-        </w:rPr>
-        <w:t xml:space="preserve"> și două pentru </w:t>
-      </w:r>
-      <w:proofErr w:type="spellStart"/>
-      <w:r>
-        <w:rPr>
-          <w:rFonts w:ascii="Times New Roman" w:eastAsia="Times New Roman" w:hAnsi="Times New Roman" w:cs="Times New Roman"/>
-          <w:sz w:val="24"/>
-          <w:szCs w:val="24"/>
-          <w:highlight w:val="white"/>
-        </w:rPr>
-        <w:t>backend</w:t>
-      </w:r>
-      <w:proofErr w:type="spellEnd"/>
-      <w:r>
-        <w:rPr>
-          <w:rFonts w:ascii="Times New Roman" w:eastAsia="Times New Roman" w:hAnsi="Times New Roman" w:cs="Times New Roman"/>
-          <w:sz w:val="24"/>
-          <w:szCs w:val="24"/>
-          <w:highlight w:val="white"/>
-        </w:rPr>
-        <w:t xml:space="preserve"> (task-urile nu pot fi validate ca fiind DONE, dacă doar Mobile-</w:t>
-      </w:r>
-      <w:proofErr w:type="spellStart"/>
-      <w:r>
-        <w:rPr>
-          <w:rFonts w:ascii="Times New Roman" w:eastAsia="Times New Roman" w:hAnsi="Times New Roman" w:cs="Times New Roman"/>
-          <w:sz w:val="24"/>
-          <w:szCs w:val="24"/>
-          <w:highlight w:val="white"/>
-        </w:rPr>
-        <w:t>ul</w:t>
-      </w:r>
-      <w:proofErr w:type="spellEnd"/>
-      <w:r>
-        <w:rPr>
-          <w:rFonts w:ascii="Times New Roman" w:eastAsia="Times New Roman" w:hAnsi="Times New Roman" w:cs="Times New Roman"/>
-          <w:sz w:val="24"/>
-          <w:szCs w:val="24"/>
-          <w:highlight w:val="white"/>
-        </w:rPr>
-        <w:t xml:space="preserve"> sau </w:t>
-      </w:r>
-      <w:proofErr w:type="spellStart"/>
-      <w:r>
-        <w:rPr>
-          <w:rFonts w:ascii="Times New Roman" w:eastAsia="Times New Roman" w:hAnsi="Times New Roman" w:cs="Times New Roman"/>
-          <w:sz w:val="24"/>
-          <w:szCs w:val="24"/>
-          <w:highlight w:val="white"/>
-        </w:rPr>
-        <w:t>Backend-ul</w:t>
-      </w:r>
-      <w:proofErr w:type="spellEnd"/>
-      <w:r>
-        <w:rPr>
-          <w:rFonts w:ascii="Times New Roman" w:eastAsia="Times New Roman" w:hAnsi="Times New Roman" w:cs="Times New Roman"/>
-          <w:sz w:val="24"/>
-          <w:szCs w:val="24"/>
-          <w:highlight w:val="white"/>
-        </w:rPr>
-        <w:t xml:space="preserve"> este finalizat).  </w:t>
+        <w:t xml:space="preserve">: În timpul primului Sprint, am întâmpinat probleme de organizare, deoarece cerințele proiectului nu au fost clare pentru toți membrii echipei de la început sau au fost modificate ulterior. De asemenea, au apărut dependențe între membrii echipei, deoarece task-urile includeau cerințe atât de backend, cât și de mobile, iar inițial ne-am organizat cu o persoană pentru frontend și două pentru backend (task-urile nu pot fi validate ca fiind DONE, dacă doar Mobile-ul sau Backend-ul este finalizat).  </w:t>
       </w:r>
     </w:p>
     <w:p>
@@ -18526,25 +16055,7 @@
           <w:sz w:val="24"/>
           <w:szCs w:val="24"/>
         </w:rPr>
-        <w:t xml:space="preserve">În cadrul celui de-al doilea Sprint, ca echipa am planificat următoarele activități principale: implementarea funcționalităților de </w:t>
-      </w:r>
-      <w:proofErr w:type="spellStart"/>
-      <w:r>
-        <w:rPr>
-          <w:rFonts w:ascii="Times New Roman" w:eastAsia="Times New Roman" w:hAnsi="Times New Roman" w:cs="Times New Roman"/>
-          <w:sz w:val="24"/>
-          <w:szCs w:val="24"/>
-        </w:rPr>
-        <w:t>payment</w:t>
-      </w:r>
-      <w:proofErr w:type="spellEnd"/>
-      <w:r>
-        <w:rPr>
-          <w:rFonts w:ascii="Times New Roman" w:eastAsia="Times New Roman" w:hAnsi="Times New Roman" w:cs="Times New Roman"/>
-          <w:sz w:val="24"/>
-          <w:szCs w:val="24"/>
-        </w:rPr>
-        <w:t>, interacțiunea cu postările artiștilor și afișarea informațiilor despre aplicație.</w:t>
+        <w:t>În cadrul celui de-al doilea Sprint, ca echipa am planificat următoarele activități principale: implementarea funcționalităților de payment, interacțiunea cu postările artiștilor și afișarea informațiilor despre aplicație.</w:t>
       </w:r>
     </w:p>
     <w:p>
@@ -18633,19 +16144,8 @@
           <w:sz w:val="24"/>
           <w:szCs w:val="24"/>
         </w:rPr>
-        <w:t xml:space="preserve">Implementarea sistemului de </w:t>
-      </w:r>
-      <w:proofErr w:type="spellStart"/>
-      <w:r>
-        <w:rPr>
-          <w:rFonts w:ascii="Times New Roman" w:eastAsia="Times New Roman" w:hAnsi="Times New Roman" w:cs="Times New Roman"/>
-          <w:b/>
-          <w:sz w:val="24"/>
-          <w:szCs w:val="24"/>
-        </w:rPr>
-        <w:t>payment</w:t>
-      </w:r>
-      <w:proofErr w:type="spellEnd"/>
+        <w:t>Implementarea sistemului de payment</w:t>
+      </w:r>
       <w:r>
         <w:rPr>
           <w:rFonts w:ascii="Times New Roman" w:eastAsia="Times New Roman" w:hAnsi="Times New Roman" w:cs="Times New Roman"/>
@@ -18877,27 +16377,8 @@
           <w:sz w:val="24"/>
           <w:szCs w:val="24"/>
         </w:rPr>
-        <w:t xml:space="preserve">Pentru a realiza retrospectivele aferente Sprinturilor 1 și 2, am utilizat </w:t>
-      </w:r>
-      <w:proofErr w:type="spellStart"/>
-      <w:r>
-        <w:rPr>
-          <w:rFonts w:ascii="Times New Roman" w:eastAsia="Times New Roman" w:hAnsi="Times New Roman" w:cs="Times New Roman"/>
-          <w:sz w:val="24"/>
-          <w:szCs w:val="24"/>
-        </w:rPr>
-        <w:t>tool-ul</w:t>
-      </w:r>
-      <w:proofErr w:type="spellEnd"/>
-      <w:r>
-        <w:rPr>
-          <w:rFonts w:ascii="Times New Roman" w:eastAsia="Times New Roman" w:hAnsi="Times New Roman" w:cs="Times New Roman"/>
-          <w:sz w:val="24"/>
-          <w:szCs w:val="24"/>
-        </w:rPr>
-        <w:t xml:space="preserve"> online </w:t>
-      </w:r>
-      <w:proofErr w:type="spellStart"/>
+        <w:t xml:space="preserve">Pentru a realiza retrospectivele aferente Sprinturilor 1 și 2, am utilizat tool-ul online </w:t>
+      </w:r>
       <w:r>
         <w:rPr>
           <w:rFonts w:ascii="Times New Roman" w:eastAsia="Times New Roman" w:hAnsi="Times New Roman" w:cs="Times New Roman"/>
@@ -18907,7 +16388,6 @@
         </w:rPr>
         <w:t>EasyRetro</w:t>
       </w:r>
-      <w:proofErr w:type="spellEnd"/>
       <w:r>
         <w:rPr>
           <w:rFonts w:ascii="Times New Roman" w:eastAsia="Times New Roman" w:hAnsi="Times New Roman" w:cs="Times New Roman"/>
@@ -18974,7 +16454,7 @@
                     <pic:cNvPicPr preferRelativeResize="0"/>
                   </pic:nvPicPr>
                   <pic:blipFill>
-                    <a:blip r:embed="rId98"/>
+                    <a:blip r:embed="rId99"/>
                     <a:srcRect/>
                     <a:stretch>
                       <a:fillRect/>
@@ -19054,7 +16534,7 @@
                     <pic:cNvPicPr preferRelativeResize="0"/>
                   </pic:nvPicPr>
                   <pic:blipFill>
-                    <a:blip r:embed="rId99"/>
+                    <a:blip r:embed="rId100"/>
                     <a:srcRect/>
                     <a:stretch>
                       <a:fillRect/>
@@ -19133,54 +16613,8 @@
           <w:sz w:val="24"/>
           <w:szCs w:val="24"/>
         </w:rPr>
-        <w:t xml:space="preserve">Popescu </w:t>
-      </w:r>
-      <w:proofErr w:type="spellStart"/>
-      <w:r>
-        <w:rPr>
-          <w:rFonts w:ascii="Times New Roman" w:eastAsia="Times New Roman" w:hAnsi="Times New Roman" w:cs="Times New Roman"/>
-          <w:sz w:val="24"/>
-          <w:szCs w:val="24"/>
-        </w:rPr>
-        <w:t>Paullo</w:t>
-      </w:r>
-      <w:proofErr w:type="spellEnd"/>
-      <w:r>
-        <w:rPr>
-          <w:rFonts w:ascii="Times New Roman" w:eastAsia="Times New Roman" w:hAnsi="Times New Roman" w:cs="Times New Roman"/>
-          <w:sz w:val="24"/>
-          <w:szCs w:val="24"/>
-        </w:rPr>
-        <w:t xml:space="preserve"> Robertto </w:t>
-      </w:r>
-      <w:proofErr w:type="spellStart"/>
-      <w:r>
-        <w:rPr>
-          <w:rFonts w:ascii="Times New Roman" w:eastAsia="Times New Roman" w:hAnsi="Times New Roman" w:cs="Times New Roman"/>
-          <w:sz w:val="24"/>
-          <w:szCs w:val="24"/>
-        </w:rPr>
-        <w:t>Karloss</w:t>
-      </w:r>
-      <w:proofErr w:type="spellEnd"/>
-      <w:r>
-        <w:rPr>
-          <w:rFonts w:ascii="Times New Roman" w:eastAsia="Times New Roman" w:hAnsi="Times New Roman" w:cs="Times New Roman"/>
-          <w:sz w:val="24"/>
-          <w:szCs w:val="24"/>
-        </w:rPr>
-        <w:t xml:space="preserve"> - Product </w:t>
-      </w:r>
-      <w:proofErr w:type="spellStart"/>
-      <w:r>
-        <w:rPr>
-          <w:rFonts w:ascii="Times New Roman" w:eastAsia="Times New Roman" w:hAnsi="Times New Roman" w:cs="Times New Roman"/>
-          <w:sz w:val="24"/>
-          <w:szCs w:val="24"/>
-        </w:rPr>
-        <w:t>Owner</w:t>
-      </w:r>
-      <w:proofErr w:type="spellEnd"/>
+        <w:t>Popescu Paullo Robertto Karloss - Product Owner</w:t>
+      </w:r>
     </w:p>
     <w:p>
       <w:pPr>
@@ -19248,25 +16682,7 @@
           <w:sz w:val="24"/>
           <w:szCs w:val="24"/>
         </w:rPr>
-        <w:t>Elaborarea scenariului principal ce descrie cerințele sistemului (</w:t>
-      </w:r>
-      <w:proofErr w:type="spellStart"/>
-      <w:r>
-        <w:rPr>
-          <w:rFonts w:ascii="Times New Roman" w:eastAsia="Times New Roman" w:hAnsi="Times New Roman" w:cs="Times New Roman"/>
-          <w:sz w:val="24"/>
-          <w:szCs w:val="24"/>
-        </w:rPr>
-        <w:t>Requirements</w:t>
-      </w:r>
-      <w:proofErr w:type="spellEnd"/>
-      <w:r>
-        <w:rPr>
-          <w:rFonts w:ascii="Times New Roman" w:eastAsia="Times New Roman" w:hAnsi="Times New Roman" w:cs="Times New Roman"/>
-          <w:sz w:val="24"/>
-          <w:szCs w:val="24"/>
-        </w:rPr>
-        <w:t xml:space="preserve"> Document).</w:t>
+        <w:t>Elaborarea scenariului principal ce descrie cerințele sistemului (Requirements Document).</w:t>
       </w:r>
     </w:p>
     <w:p>
@@ -19289,133 +16705,7 @@
           <w:sz w:val="24"/>
           <w:szCs w:val="24"/>
         </w:rPr>
-        <w:t xml:space="preserve">Derivarea și rafinarea celor 15+ </w:t>
-      </w:r>
-      <w:proofErr w:type="spellStart"/>
-      <w:r>
-        <w:rPr>
-          <w:rFonts w:ascii="Times New Roman" w:eastAsia="Times New Roman" w:hAnsi="Times New Roman" w:cs="Times New Roman"/>
-          <w:sz w:val="24"/>
-          <w:szCs w:val="24"/>
-        </w:rPr>
-        <w:t>User</w:t>
-      </w:r>
-      <w:proofErr w:type="spellEnd"/>
-      <w:r>
-        <w:rPr>
-          <w:rFonts w:ascii="Times New Roman" w:eastAsia="Times New Roman" w:hAnsi="Times New Roman" w:cs="Times New Roman"/>
-          <w:sz w:val="24"/>
-          <w:szCs w:val="24"/>
-        </w:rPr>
-        <w:t xml:space="preserve"> </w:t>
-      </w:r>
-      <w:proofErr w:type="spellStart"/>
-      <w:r>
-        <w:rPr>
-          <w:rFonts w:ascii="Times New Roman" w:eastAsia="Times New Roman" w:hAnsi="Times New Roman" w:cs="Times New Roman"/>
-          <w:sz w:val="24"/>
-          <w:szCs w:val="24"/>
-        </w:rPr>
-        <w:t>Stories</w:t>
-      </w:r>
-      <w:proofErr w:type="spellEnd"/>
-      <w:r>
-        <w:rPr>
-          <w:rFonts w:ascii="Times New Roman" w:eastAsia="Times New Roman" w:hAnsi="Times New Roman" w:cs="Times New Roman"/>
-          <w:sz w:val="24"/>
-          <w:szCs w:val="24"/>
-        </w:rPr>
-        <w:t xml:space="preserve"> inițiale în conformitate cu principiile INVEST (Independent, </w:t>
-      </w:r>
-      <w:proofErr w:type="spellStart"/>
-      <w:r>
-        <w:rPr>
-          <w:rFonts w:ascii="Times New Roman" w:eastAsia="Times New Roman" w:hAnsi="Times New Roman" w:cs="Times New Roman"/>
-          <w:sz w:val="24"/>
-          <w:szCs w:val="24"/>
-        </w:rPr>
-        <w:t>Negotiable</w:t>
-      </w:r>
-      <w:proofErr w:type="spellEnd"/>
-      <w:r>
-        <w:rPr>
-          <w:rFonts w:ascii="Times New Roman" w:eastAsia="Times New Roman" w:hAnsi="Times New Roman" w:cs="Times New Roman"/>
-          <w:sz w:val="24"/>
-          <w:szCs w:val="24"/>
-        </w:rPr>
-        <w:t xml:space="preserve">, </w:t>
-      </w:r>
-      <w:proofErr w:type="spellStart"/>
-      <w:r>
-        <w:rPr>
-          <w:rFonts w:ascii="Times New Roman" w:eastAsia="Times New Roman" w:hAnsi="Times New Roman" w:cs="Times New Roman"/>
-          <w:sz w:val="24"/>
-          <w:szCs w:val="24"/>
-        </w:rPr>
-        <w:t>Valuable</w:t>
-      </w:r>
-      <w:proofErr w:type="spellEnd"/>
-      <w:r>
-        <w:rPr>
-          <w:rFonts w:ascii="Times New Roman" w:eastAsia="Times New Roman" w:hAnsi="Times New Roman" w:cs="Times New Roman"/>
-          <w:sz w:val="24"/>
-          <w:szCs w:val="24"/>
-        </w:rPr>
-        <w:t xml:space="preserve">, </w:t>
-      </w:r>
-      <w:proofErr w:type="spellStart"/>
-      <w:r>
-        <w:rPr>
-          <w:rFonts w:ascii="Times New Roman" w:eastAsia="Times New Roman" w:hAnsi="Times New Roman" w:cs="Times New Roman"/>
-          <w:sz w:val="24"/>
-          <w:szCs w:val="24"/>
-        </w:rPr>
-        <w:t>Estimable</w:t>
-      </w:r>
-      <w:proofErr w:type="spellEnd"/>
-      <w:r>
-        <w:rPr>
-          <w:rFonts w:ascii="Times New Roman" w:eastAsia="Times New Roman" w:hAnsi="Times New Roman" w:cs="Times New Roman"/>
-          <w:sz w:val="24"/>
-          <w:szCs w:val="24"/>
-        </w:rPr>
-        <w:t xml:space="preserve">, </w:t>
-      </w:r>
-      <w:proofErr w:type="spellStart"/>
-      <w:r>
-        <w:rPr>
-          <w:rFonts w:ascii="Times New Roman" w:eastAsia="Times New Roman" w:hAnsi="Times New Roman" w:cs="Times New Roman"/>
-          <w:sz w:val="24"/>
-          <w:szCs w:val="24"/>
-        </w:rPr>
-        <w:t>Small</w:t>
-      </w:r>
-      <w:proofErr w:type="spellEnd"/>
-      <w:r>
-        <w:rPr>
-          <w:rFonts w:ascii="Times New Roman" w:eastAsia="Times New Roman" w:hAnsi="Times New Roman" w:cs="Times New Roman"/>
-          <w:sz w:val="24"/>
-          <w:szCs w:val="24"/>
-        </w:rPr>
-        <w:t xml:space="preserve">, </w:t>
-      </w:r>
-      <w:proofErr w:type="spellStart"/>
-      <w:r>
-        <w:rPr>
-          <w:rFonts w:ascii="Times New Roman" w:eastAsia="Times New Roman" w:hAnsi="Times New Roman" w:cs="Times New Roman"/>
-          <w:sz w:val="24"/>
-          <w:szCs w:val="24"/>
-        </w:rPr>
-        <w:t>Testable</w:t>
-      </w:r>
-      <w:proofErr w:type="spellEnd"/>
-      <w:r>
-        <w:rPr>
-          <w:rFonts w:ascii="Times New Roman" w:eastAsia="Times New Roman" w:hAnsi="Times New Roman" w:cs="Times New Roman"/>
-          <w:sz w:val="24"/>
-          <w:szCs w:val="24"/>
-        </w:rPr>
-        <w:t>).</w:t>
+        <w:t>Derivarea și rafinarea celor 15+ User Stories inițiale în conformitate cu principiile INVEST (Independent, Negotiable, Valuable, Estimable, Small, Testable).</w:t>
       </w:r>
     </w:p>
     <w:p>
@@ -19438,79 +16728,7 @@
           <w:sz w:val="24"/>
           <w:szCs w:val="24"/>
         </w:rPr>
-        <w:t xml:space="preserve">Justificarea </w:t>
-      </w:r>
-      <w:proofErr w:type="spellStart"/>
-      <w:r>
-        <w:rPr>
-          <w:rFonts w:ascii="Times New Roman" w:eastAsia="Times New Roman" w:hAnsi="Times New Roman" w:cs="Times New Roman"/>
-          <w:sz w:val="24"/>
-          <w:szCs w:val="24"/>
-        </w:rPr>
-        <w:t>prioritizării</w:t>
-      </w:r>
-      <w:proofErr w:type="spellEnd"/>
-      <w:r>
-        <w:rPr>
-          <w:rFonts w:ascii="Times New Roman" w:eastAsia="Times New Roman" w:hAnsi="Times New Roman" w:cs="Times New Roman"/>
-          <w:sz w:val="24"/>
-          <w:szCs w:val="24"/>
-        </w:rPr>
-        <w:t xml:space="preserve"> </w:t>
-      </w:r>
-      <w:proofErr w:type="spellStart"/>
-      <w:r>
-        <w:rPr>
-          <w:rFonts w:ascii="Times New Roman" w:eastAsia="Times New Roman" w:hAnsi="Times New Roman" w:cs="Times New Roman"/>
-          <w:sz w:val="24"/>
-          <w:szCs w:val="24"/>
-        </w:rPr>
-        <w:t>User</w:t>
-      </w:r>
-      <w:proofErr w:type="spellEnd"/>
-      <w:r>
-        <w:rPr>
-          <w:rFonts w:ascii="Times New Roman" w:eastAsia="Times New Roman" w:hAnsi="Times New Roman" w:cs="Times New Roman"/>
-          <w:sz w:val="24"/>
-          <w:szCs w:val="24"/>
-        </w:rPr>
-        <w:t xml:space="preserve"> </w:t>
-      </w:r>
-      <w:proofErr w:type="spellStart"/>
-      <w:r>
-        <w:rPr>
-          <w:rFonts w:ascii="Times New Roman" w:eastAsia="Times New Roman" w:hAnsi="Times New Roman" w:cs="Times New Roman"/>
-          <w:sz w:val="24"/>
-          <w:szCs w:val="24"/>
-        </w:rPr>
-        <w:t>Stories</w:t>
-      </w:r>
-      <w:proofErr w:type="spellEnd"/>
-      <w:r>
-        <w:rPr>
-          <w:rFonts w:ascii="Times New Roman" w:eastAsia="Times New Roman" w:hAnsi="Times New Roman" w:cs="Times New Roman"/>
-          <w:sz w:val="24"/>
-          <w:szCs w:val="24"/>
-        </w:rPr>
-        <w:t xml:space="preserve"> și contribuția la crearea </w:t>
-      </w:r>
-      <w:proofErr w:type="spellStart"/>
-      <w:r>
-        <w:rPr>
-          <w:rFonts w:ascii="Times New Roman" w:eastAsia="Times New Roman" w:hAnsi="Times New Roman" w:cs="Times New Roman"/>
-          <w:sz w:val="24"/>
-          <w:szCs w:val="24"/>
-        </w:rPr>
-        <w:t>backlog</w:t>
-      </w:r>
-      <w:proofErr w:type="spellEnd"/>
-      <w:r>
-        <w:rPr>
-          <w:rFonts w:ascii="Times New Roman" w:eastAsia="Times New Roman" w:hAnsi="Times New Roman" w:cs="Times New Roman"/>
-          <w:sz w:val="24"/>
-          <w:szCs w:val="24"/>
-        </w:rPr>
-        <w:t>-ului proiectului.</w:t>
+        <w:t>Justificarea prioritizării User Stories și contribuția la crearea backlog-ului proiectului.</w:t>
       </w:r>
     </w:p>
     <w:p>
@@ -19558,7 +16776,6 @@
         </w:rPr>
         <w:t xml:space="preserve">Crearea </w:t>
       </w:r>
-      <w:proofErr w:type="spellStart"/>
       <w:r>
         <w:rPr>
           <w:rFonts w:ascii="Times New Roman" w:eastAsia="Times New Roman" w:hAnsi="Times New Roman" w:cs="Times New Roman"/>
@@ -19566,29 +16783,8 @@
           <w:sz w:val="24"/>
           <w:szCs w:val="24"/>
         </w:rPr>
-        <w:t>Use</w:t>
-      </w:r>
-      <w:proofErr w:type="spellEnd"/>
-      <w:r>
-        <w:rPr>
-          <w:rFonts w:ascii="Times New Roman" w:eastAsia="Times New Roman" w:hAnsi="Times New Roman" w:cs="Times New Roman"/>
-          <w:b/>
-          <w:sz w:val="24"/>
-          <w:szCs w:val="24"/>
-        </w:rPr>
-        <w:t xml:space="preserve"> Case </w:t>
-      </w:r>
-      <w:proofErr w:type="spellStart"/>
-      <w:r>
-        <w:rPr>
-          <w:rFonts w:ascii="Times New Roman" w:eastAsia="Times New Roman" w:hAnsi="Times New Roman" w:cs="Times New Roman"/>
-          <w:b/>
-          <w:sz w:val="24"/>
-          <w:szCs w:val="24"/>
-        </w:rPr>
-        <w:t>Diagram</w:t>
-      </w:r>
-      <w:proofErr w:type="spellEnd"/>
+        <w:t>Use Case Diagram</w:t>
+      </w:r>
       <w:r>
         <w:rPr>
           <w:rFonts w:ascii="Times New Roman" w:eastAsia="Times New Roman" w:hAnsi="Times New Roman" w:cs="Times New Roman"/>
@@ -19650,19 +16846,8 @@
           <w:sz w:val="24"/>
           <w:szCs w:val="24"/>
         </w:rPr>
-        <w:t xml:space="preserve">diagrame </w:t>
-      </w:r>
-      <w:proofErr w:type="spellStart"/>
-      <w:r>
-        <w:rPr>
-          <w:rFonts w:ascii="Times New Roman" w:eastAsia="Times New Roman" w:hAnsi="Times New Roman" w:cs="Times New Roman"/>
-          <w:b/>
-          <w:sz w:val="24"/>
-          <w:szCs w:val="24"/>
-        </w:rPr>
-        <w:t>Gantt</w:t>
-      </w:r>
-      <w:proofErr w:type="spellEnd"/>
+        <w:t>diagrame Gantt</w:t>
+      </w:r>
       <w:r>
         <w:rPr>
           <w:rFonts w:ascii="Times New Roman" w:eastAsia="Times New Roman" w:hAnsi="Times New Roman" w:cs="Times New Roman"/>
@@ -19692,43 +16877,7 @@
           <w:sz w:val="24"/>
           <w:szCs w:val="24"/>
         </w:rPr>
-        <w:t>Test-</w:t>
-      </w:r>
-      <w:proofErr w:type="spellStart"/>
-      <w:r>
-        <w:rPr>
-          <w:rFonts w:ascii="Times New Roman" w:eastAsia="Times New Roman" w:hAnsi="Times New Roman" w:cs="Times New Roman"/>
-          <w:sz w:val="24"/>
-          <w:szCs w:val="24"/>
-        </w:rPr>
-        <w:t>Driven</w:t>
-      </w:r>
-      <w:proofErr w:type="spellEnd"/>
-      <w:r>
-        <w:rPr>
-          <w:rFonts w:ascii="Times New Roman" w:eastAsia="Times New Roman" w:hAnsi="Times New Roman" w:cs="Times New Roman"/>
-          <w:sz w:val="24"/>
-          <w:szCs w:val="24"/>
-        </w:rPr>
-        <w:t xml:space="preserve"> </w:t>
-      </w:r>
-      <w:proofErr w:type="spellStart"/>
-      <w:r>
-        <w:rPr>
-          <w:rFonts w:ascii="Times New Roman" w:eastAsia="Times New Roman" w:hAnsi="Times New Roman" w:cs="Times New Roman"/>
-          <w:sz w:val="24"/>
-          <w:szCs w:val="24"/>
-        </w:rPr>
-        <w:t>Development</w:t>
-      </w:r>
-      <w:proofErr w:type="spellEnd"/>
-      <w:r>
-        <w:rPr>
-          <w:rFonts w:ascii="Times New Roman" w:eastAsia="Times New Roman" w:hAnsi="Times New Roman" w:cs="Times New Roman"/>
-          <w:sz w:val="24"/>
-          <w:szCs w:val="24"/>
-        </w:rPr>
-        <w:t xml:space="preserve"> (TDD): Am realizat o analiză detaliată a avantajelor și dezavantajelor TDD față de dezvoltarea tradițională, evidențiind:</w:t>
+        <w:t>Test-Driven Development (TDD): Am realizat o analiză detaliată a avantajelor și dezavantajelor TDD față de dezvoltarea tradițională, evidențiind:</w:t>
       </w:r>
     </w:p>
     <w:p>
@@ -19797,25 +16946,7 @@
           <w:sz w:val="24"/>
           <w:szCs w:val="24"/>
         </w:rPr>
-        <w:t xml:space="preserve">Pair </w:t>
-      </w:r>
-      <w:proofErr w:type="spellStart"/>
-      <w:r>
-        <w:rPr>
-          <w:rFonts w:ascii="Times New Roman" w:eastAsia="Times New Roman" w:hAnsi="Times New Roman" w:cs="Times New Roman"/>
-          <w:sz w:val="24"/>
-          <w:szCs w:val="24"/>
-        </w:rPr>
-        <w:t>Programming</w:t>
-      </w:r>
-      <w:proofErr w:type="spellEnd"/>
-      <w:r>
-        <w:rPr>
-          <w:rFonts w:ascii="Times New Roman" w:eastAsia="Times New Roman" w:hAnsi="Times New Roman" w:cs="Times New Roman"/>
-          <w:sz w:val="24"/>
-          <w:szCs w:val="24"/>
-        </w:rPr>
-        <w:t>: Am evaluat avantajele și dezavantajele acestei tehnici de colaborare, subliniind:</w:t>
+        <w:t>Pair Programming: Am evaluat avantajele și dezavantajele acestei tehnici de colaborare, subliniind:</w:t>
       </w:r>
     </w:p>
     <w:p>
@@ -19910,7 +17041,6 @@
         </w:rPr>
         <w:t xml:space="preserve">Participarea activă la </w:t>
       </w:r>
-      <w:proofErr w:type="spellStart"/>
       <w:r>
         <w:rPr>
           <w:rFonts w:ascii="Times New Roman" w:eastAsia="Times New Roman" w:hAnsi="Times New Roman" w:cs="Times New Roman"/>
@@ -19918,17 +17048,7 @@
           <w:sz w:val="24"/>
           <w:szCs w:val="24"/>
         </w:rPr>
-        <w:t>Planning</w:t>
-      </w:r>
-      <w:proofErr w:type="spellEnd"/>
-      <w:r>
-        <w:rPr>
-          <w:rFonts w:ascii="Times New Roman" w:eastAsia="Times New Roman" w:hAnsi="Times New Roman" w:cs="Times New Roman"/>
-          <w:b/>
-          <w:sz w:val="24"/>
-          <w:szCs w:val="24"/>
-        </w:rPr>
-        <w:t xml:space="preserve"> Meeting</w:t>
+        <w:t>Planning Meeting</w:t>
       </w:r>
       <w:r>
         <w:rPr>
@@ -19959,25 +17079,7 @@
           <w:sz w:val="24"/>
           <w:szCs w:val="24"/>
         </w:rPr>
-        <w:t xml:space="preserve">Validarea funcționalităților dezvoltate de echipă în cadrul Review </w:t>
-      </w:r>
-      <w:proofErr w:type="spellStart"/>
-      <w:r>
-        <w:rPr>
-          <w:rFonts w:ascii="Times New Roman" w:eastAsia="Times New Roman" w:hAnsi="Times New Roman" w:cs="Times New Roman"/>
-          <w:sz w:val="24"/>
-          <w:szCs w:val="24"/>
-        </w:rPr>
-        <w:t>Meetings</w:t>
-      </w:r>
-      <w:proofErr w:type="spellEnd"/>
-      <w:r>
-        <w:rPr>
-          <w:rFonts w:ascii="Times New Roman" w:eastAsia="Times New Roman" w:hAnsi="Times New Roman" w:cs="Times New Roman"/>
-          <w:sz w:val="24"/>
-          <w:szCs w:val="24"/>
-        </w:rPr>
-        <w:t>, cu identificarea potențialelor îmbunătățiri.</w:t>
+        <w:t>Validarea funcționalităților dezvoltate de echipă în cadrul Review Meetings, cu identificarea potențialelor îmbunătățiri.</w:t>
       </w:r>
     </w:p>
     <w:p>
@@ -19994,23 +17096,13 @@
           <w:szCs w:val="24"/>
         </w:rPr>
       </w:pPr>
-      <w:proofErr w:type="spellStart"/>
-      <w:r>
-        <w:rPr>
-          <w:rFonts w:ascii="Times New Roman" w:eastAsia="Times New Roman" w:hAnsi="Times New Roman" w:cs="Times New Roman"/>
-          <w:sz w:val="24"/>
-          <w:szCs w:val="24"/>
-        </w:rPr>
-        <w:t>Meetinguri</w:t>
-      </w:r>
-      <w:proofErr w:type="spellEnd"/>
-      <w:r>
-        <w:rPr>
-          <w:rFonts w:ascii="Times New Roman" w:eastAsia="Times New Roman" w:hAnsi="Times New Roman" w:cs="Times New Roman"/>
-          <w:sz w:val="24"/>
-          <w:szCs w:val="24"/>
-        </w:rPr>
-        <w:t xml:space="preserve"> de retrospective:</w:t>
+      <w:r>
+        <w:rPr>
+          <w:rFonts w:ascii="Times New Roman" w:eastAsia="Times New Roman" w:hAnsi="Times New Roman" w:cs="Times New Roman"/>
+          <w:sz w:val="24"/>
+          <w:szCs w:val="24"/>
+        </w:rPr>
+        <w:t>Meetinguri de retrospective:</w:t>
       </w:r>
     </w:p>
     <w:p>
@@ -20035,7 +17127,6 @@
         </w:rPr>
         <w:t xml:space="preserve">Facilitarea </w:t>
       </w:r>
-      <w:proofErr w:type="spellStart"/>
       <w:r>
         <w:rPr>
           <w:rFonts w:ascii="Times New Roman" w:eastAsia="Times New Roman" w:hAnsi="Times New Roman" w:cs="Times New Roman"/>
@@ -20043,9 +17134,16 @@
           <w:sz w:val="24"/>
           <w:szCs w:val="24"/>
         </w:rPr>
-        <w:t>meetingurilor</w:t>
-      </w:r>
-      <w:proofErr w:type="spellEnd"/>
+        <w:t>meetingurilor de retrospective</w:t>
+      </w:r>
+      <w:r>
+        <w:rPr>
+          <w:rFonts w:ascii="Times New Roman" w:eastAsia="Times New Roman" w:hAnsi="Times New Roman" w:cs="Times New Roman"/>
+          <w:sz w:val="24"/>
+          <w:szCs w:val="24"/>
+        </w:rPr>
+        <w:t xml:space="preserve"> la finalul fiecărui sprint, utilizând </w:t>
+      </w:r>
       <w:r>
         <w:rPr>
           <w:rFonts w:ascii="Times New Roman" w:eastAsia="Times New Roman" w:hAnsi="Times New Roman" w:cs="Times New Roman"/>
@@ -20053,27 +17151,8 @@
           <w:sz w:val="24"/>
           <w:szCs w:val="24"/>
         </w:rPr>
-        <w:t xml:space="preserve"> de retrospective</w:t>
-      </w:r>
-      <w:r>
-        <w:rPr>
-          <w:rFonts w:ascii="Times New Roman" w:eastAsia="Times New Roman" w:hAnsi="Times New Roman" w:cs="Times New Roman"/>
-          <w:sz w:val="24"/>
-          <w:szCs w:val="24"/>
-        </w:rPr>
-        <w:t xml:space="preserve"> la finalul fiecărui sprint, utilizând </w:t>
-      </w:r>
-      <w:proofErr w:type="spellStart"/>
-      <w:r>
-        <w:rPr>
-          <w:rFonts w:ascii="Times New Roman" w:eastAsia="Times New Roman" w:hAnsi="Times New Roman" w:cs="Times New Roman"/>
-          <w:b/>
-          <w:sz w:val="24"/>
-          <w:szCs w:val="24"/>
-        </w:rPr>
         <w:t>EasyRetro</w:t>
       </w:r>
-      <w:proofErr w:type="spellEnd"/>
       <w:r>
         <w:rPr>
           <w:rFonts w:ascii="Times New Roman" w:eastAsia="Times New Roman" w:hAnsi="Times New Roman" w:cs="Times New Roman"/>
@@ -20149,25 +17228,7 @@
           <w:sz w:val="24"/>
           <w:szCs w:val="24"/>
         </w:rPr>
-        <w:t xml:space="preserve">Utilizarea platformei de </w:t>
-      </w:r>
-      <w:proofErr w:type="spellStart"/>
-      <w:r>
-        <w:rPr>
-          <w:rFonts w:ascii="Times New Roman" w:eastAsia="Times New Roman" w:hAnsi="Times New Roman" w:cs="Times New Roman"/>
-          <w:sz w:val="24"/>
-          <w:szCs w:val="24"/>
-        </w:rPr>
-        <w:t>project</w:t>
-      </w:r>
-      <w:proofErr w:type="spellEnd"/>
-      <w:r>
-        <w:rPr>
-          <w:rFonts w:ascii="Times New Roman" w:eastAsia="Times New Roman" w:hAnsi="Times New Roman" w:cs="Times New Roman"/>
-          <w:sz w:val="24"/>
-          <w:szCs w:val="24"/>
-        </w:rPr>
-        <w:t xml:space="preserve"> management pentru urmărirea progresului și rezolvarea impedimentelor. </w:t>
+        <w:t xml:space="preserve">Utilizarea platformei de project management pentru urmărirea progresului și rezolvarea impedimentelor. </w:t>
       </w:r>
       <w:r>
         <w:rPr>
@@ -20176,47 +17237,7 @@
           <w:sz w:val="24"/>
           <w:szCs w:val="24"/>
         </w:rPr>
-        <w:t>(</w:t>
-      </w:r>
-      <w:proofErr w:type="spellStart"/>
-      <w:r>
-        <w:rPr>
-          <w:rFonts w:ascii="Times New Roman" w:eastAsia="Times New Roman" w:hAnsi="Times New Roman" w:cs="Times New Roman"/>
-          <w:b/>
-          <w:sz w:val="24"/>
-          <w:szCs w:val="24"/>
-        </w:rPr>
-        <w:t>Github</w:t>
-      </w:r>
-      <w:proofErr w:type="spellEnd"/>
-      <w:r>
-        <w:rPr>
-          <w:rFonts w:ascii="Times New Roman" w:eastAsia="Times New Roman" w:hAnsi="Times New Roman" w:cs="Times New Roman"/>
-          <w:b/>
-          <w:sz w:val="24"/>
-          <w:szCs w:val="24"/>
-        </w:rPr>
-        <w:t xml:space="preserve"> </w:t>
-      </w:r>
-      <w:proofErr w:type="spellStart"/>
-      <w:r>
-        <w:rPr>
-          <w:rFonts w:ascii="Times New Roman" w:eastAsia="Times New Roman" w:hAnsi="Times New Roman" w:cs="Times New Roman"/>
-          <w:b/>
-          <w:sz w:val="24"/>
-          <w:szCs w:val="24"/>
-        </w:rPr>
-        <w:t>projects</w:t>
-      </w:r>
-      <w:proofErr w:type="spellEnd"/>
-      <w:r>
-        <w:rPr>
-          <w:rFonts w:ascii="Times New Roman" w:eastAsia="Times New Roman" w:hAnsi="Times New Roman" w:cs="Times New Roman"/>
-          <w:b/>
-          <w:sz w:val="24"/>
-          <w:szCs w:val="24"/>
-        </w:rPr>
-        <w:t>)</w:t>
+        <w:t>(Github projects)</w:t>
       </w:r>
     </w:p>
     <w:p>
@@ -20302,41 +17323,13 @@
           <w:szCs w:val="24"/>
         </w:rPr>
       </w:pPr>
-      <w:proofErr w:type="spellStart"/>
-      <w:r>
-        <w:rPr>
-          <w:rFonts w:ascii="Times New Roman" w:eastAsia="Times New Roman" w:hAnsi="Times New Roman" w:cs="Times New Roman"/>
-          <w:sz w:val="24"/>
-          <w:szCs w:val="24"/>
-        </w:rPr>
-        <w:t>Workflow</w:t>
-      </w:r>
-      <w:proofErr w:type="spellEnd"/>
-      <w:r>
-        <w:rPr>
-          <w:rFonts w:ascii="Times New Roman" w:eastAsia="Times New Roman" w:hAnsi="Times New Roman" w:cs="Times New Roman"/>
-          <w:sz w:val="24"/>
-          <w:szCs w:val="24"/>
-        </w:rPr>
-        <w:t xml:space="preserve"> </w:t>
-      </w:r>
-      <w:proofErr w:type="spellStart"/>
-      <w:r>
-        <w:rPr>
-          <w:rFonts w:ascii="Times New Roman" w:eastAsia="Times New Roman" w:hAnsi="Times New Roman" w:cs="Times New Roman"/>
-          <w:sz w:val="24"/>
-          <w:szCs w:val="24"/>
-        </w:rPr>
-        <w:t>diagram</w:t>
-      </w:r>
-      <w:proofErr w:type="spellEnd"/>
-      <w:r>
-        <w:rPr>
-          <w:rFonts w:ascii="Times New Roman" w:eastAsia="Times New Roman" w:hAnsi="Times New Roman" w:cs="Times New Roman"/>
-          <w:sz w:val="24"/>
-          <w:szCs w:val="24"/>
-        </w:rPr>
-        <w:t>, diagrama bazei de date</w:t>
+      <w:r>
+        <w:rPr>
+          <w:rFonts w:ascii="Times New Roman" w:eastAsia="Times New Roman" w:hAnsi="Times New Roman" w:cs="Times New Roman"/>
+          <w:sz w:val="24"/>
+          <w:szCs w:val="24"/>
+        </w:rPr>
+        <w:t>Workflow diagram, diagrama bazei de date</w:t>
       </w:r>
     </w:p>
     <w:p>
@@ -20405,25 +17398,7 @@
           <w:sz w:val="24"/>
           <w:szCs w:val="24"/>
         </w:rPr>
-        <w:t xml:space="preserve">Contribuție: Realizarea </w:t>
-      </w:r>
-      <w:proofErr w:type="spellStart"/>
-      <w:r>
-        <w:rPr>
-          <w:rFonts w:ascii="Times New Roman" w:eastAsia="Times New Roman" w:hAnsi="Times New Roman" w:cs="Times New Roman"/>
-          <w:sz w:val="24"/>
-          <w:szCs w:val="24"/>
-        </w:rPr>
-        <w:t>backend</w:t>
-      </w:r>
-      <w:proofErr w:type="spellEnd"/>
-      <w:r>
-        <w:rPr>
-          <w:rFonts w:ascii="Times New Roman" w:eastAsia="Times New Roman" w:hAnsi="Times New Roman" w:cs="Times New Roman"/>
-          <w:sz w:val="24"/>
-          <w:szCs w:val="24"/>
-        </w:rPr>
-        <w:t>-ului.</w:t>
+        <w:t>Contribuție: Realizarea backend-ului.</w:t>
       </w:r>
     </w:p>
     <w:p>
@@ -20492,25 +17467,7 @@
           <w:sz w:val="24"/>
           <w:szCs w:val="24"/>
         </w:rPr>
-        <w:t>Resetare parola, adăugare/editare poza de profil, editare email/</w:t>
-      </w:r>
-      <w:proofErr w:type="spellStart"/>
-      <w:r>
-        <w:rPr>
-          <w:rFonts w:ascii="Times New Roman" w:eastAsia="Times New Roman" w:hAnsi="Times New Roman" w:cs="Times New Roman"/>
-          <w:sz w:val="24"/>
-          <w:szCs w:val="24"/>
-        </w:rPr>
-        <w:t>username</w:t>
-      </w:r>
-      <w:proofErr w:type="spellEnd"/>
-      <w:r>
-        <w:rPr>
-          <w:rFonts w:ascii="Times New Roman" w:eastAsia="Times New Roman" w:hAnsi="Times New Roman" w:cs="Times New Roman"/>
-          <w:sz w:val="24"/>
-          <w:szCs w:val="24"/>
-        </w:rPr>
-        <w:t>, ștergere cont</w:t>
+        <w:t>Resetare parola, adăugare/editare poza de profil, editare email/username, ștergere cont</w:t>
       </w:r>
     </w:p>
     <w:p>
@@ -20626,18 +17583,8 @@
           <w:sz w:val="24"/>
           <w:szCs w:val="24"/>
         </w:rPr>
-        <w:t xml:space="preserve">Contribuție: Integrare completă în aplicația mobilă pentru platforma </w:t>
-      </w:r>
-      <w:proofErr w:type="spellStart"/>
-      <w:r>
-        <w:rPr>
-          <w:rFonts w:ascii="Times New Roman" w:eastAsia="Times New Roman" w:hAnsi="Times New Roman" w:cs="Times New Roman"/>
-          <w:sz w:val="24"/>
-          <w:szCs w:val="24"/>
-        </w:rPr>
-        <w:t>iOS</w:t>
-      </w:r>
-      <w:proofErr w:type="spellEnd"/>
+        <w:t>Contribuție: Integrare completă în aplicația mobilă pentru platforma iOS</w:t>
+      </w:r>
     </w:p>
     <w:p>
       <w:pPr>
@@ -20705,25 +17652,7 @@
           <w:sz w:val="24"/>
           <w:szCs w:val="24"/>
         </w:rPr>
-        <w:t xml:space="preserve">Toate rutele create in </w:t>
-      </w:r>
-      <w:proofErr w:type="spellStart"/>
-      <w:r>
-        <w:rPr>
-          <w:rFonts w:ascii="Times New Roman" w:eastAsia="Times New Roman" w:hAnsi="Times New Roman" w:cs="Times New Roman"/>
-          <w:sz w:val="24"/>
-          <w:szCs w:val="24"/>
-        </w:rPr>
-        <w:t>backend</w:t>
-      </w:r>
-      <w:proofErr w:type="spellEnd"/>
-      <w:r>
-        <w:rPr>
-          <w:rFonts w:ascii="Times New Roman" w:eastAsia="Times New Roman" w:hAnsi="Times New Roman" w:cs="Times New Roman"/>
-          <w:sz w:val="24"/>
-          <w:szCs w:val="24"/>
-        </w:rPr>
-        <w:t xml:space="preserve">, implementate în aplicația mobilă </w:t>
+        <w:t xml:space="preserve">Toate rutele create in backend, implementate în aplicația mobilă </w:t>
       </w:r>
     </w:p>
     <w:p>
@@ -20769,25 +17698,7 @@
           <w:sz w:val="24"/>
           <w:szCs w:val="24"/>
         </w:rPr>
-        <w:t xml:space="preserve">Crearea și configurarea proiectului de </w:t>
-      </w:r>
-      <w:proofErr w:type="spellStart"/>
-      <w:r>
-        <w:rPr>
-          <w:rFonts w:ascii="Times New Roman" w:eastAsia="Times New Roman" w:hAnsi="Times New Roman" w:cs="Times New Roman"/>
-          <w:sz w:val="24"/>
-          <w:szCs w:val="24"/>
-        </w:rPr>
-        <w:t>XCode</w:t>
-      </w:r>
-      <w:proofErr w:type="spellEnd"/>
-      <w:r>
-        <w:rPr>
-          <w:rFonts w:ascii="Times New Roman" w:eastAsia="Times New Roman" w:hAnsi="Times New Roman" w:cs="Times New Roman"/>
-          <w:sz w:val="24"/>
-          <w:szCs w:val="24"/>
-        </w:rPr>
-        <w:t xml:space="preserve"> cu toate pachetele și fișierele de început necesare</w:t>
+        <w:t>Crearea și configurarea proiectului de XCode cu toate pachetele și fișierele de început necesare</w:t>
       </w:r>
     </w:p>
     <w:p>
@@ -20833,18 +17744,8 @@
           <w:sz w:val="24"/>
           <w:szCs w:val="24"/>
         </w:rPr>
-        <w:t xml:space="preserve">Contribuție: </w:t>
-      </w:r>
-      <w:proofErr w:type="spellStart"/>
-      <w:r>
-        <w:rPr>
-          <w:rFonts w:ascii="Times New Roman" w:eastAsia="Times New Roman" w:hAnsi="Times New Roman" w:cs="Times New Roman"/>
-          <w:sz w:val="24"/>
-          <w:szCs w:val="24"/>
-        </w:rPr>
-        <w:t>Backend</w:t>
-      </w:r>
-      <w:proofErr w:type="spellEnd"/>
+        <w:t>Contribuție: Backend</w:t>
+      </w:r>
     </w:p>
     <w:p>
       <w:pPr>
@@ -20866,25 +17767,7 @@
           <w:sz w:val="24"/>
           <w:szCs w:val="24"/>
         </w:rPr>
-        <w:t xml:space="preserve">Integrare completa </w:t>
-      </w:r>
-      <w:proofErr w:type="spellStart"/>
-      <w:r>
-        <w:rPr>
-          <w:rFonts w:ascii="Times New Roman" w:eastAsia="Times New Roman" w:hAnsi="Times New Roman" w:cs="Times New Roman"/>
-          <w:sz w:val="24"/>
-          <w:szCs w:val="24"/>
-        </w:rPr>
-        <w:t>Stripe</w:t>
-      </w:r>
-      <w:proofErr w:type="spellEnd"/>
-      <w:r>
-        <w:rPr>
-          <w:rFonts w:ascii="Times New Roman" w:eastAsia="Times New Roman" w:hAnsi="Times New Roman" w:cs="Times New Roman"/>
-          <w:sz w:val="24"/>
-          <w:szCs w:val="24"/>
-        </w:rPr>
-        <w:t xml:space="preserve"> pentru plăti</w:t>
+        <w:t>Integrare completa Stripe pentru plăti</w:t>
       </w:r>
     </w:p>
     <w:p>
@@ -20907,43 +17790,7 @@
           <w:sz w:val="24"/>
           <w:szCs w:val="24"/>
         </w:rPr>
-        <w:t>Postări -&gt; regula de afișare a acestora în pagina principala (Home -&gt; în funcție de nivel), adăugare comentariu/apreciere (</w:t>
-      </w:r>
-      <w:proofErr w:type="spellStart"/>
-      <w:r>
-        <w:rPr>
-          <w:rFonts w:ascii="Times New Roman" w:eastAsia="Times New Roman" w:hAnsi="Times New Roman" w:cs="Times New Roman"/>
-          <w:sz w:val="24"/>
-          <w:szCs w:val="24"/>
-        </w:rPr>
-        <w:t>like</w:t>
-      </w:r>
-      <w:proofErr w:type="spellEnd"/>
-      <w:r>
-        <w:rPr>
-          <w:rFonts w:ascii="Times New Roman" w:eastAsia="Times New Roman" w:hAnsi="Times New Roman" w:cs="Times New Roman"/>
-          <w:sz w:val="24"/>
-          <w:szCs w:val="24"/>
-        </w:rPr>
-        <w:t>/</w:t>
-      </w:r>
-      <w:proofErr w:type="spellStart"/>
-      <w:r>
-        <w:rPr>
-          <w:rFonts w:ascii="Times New Roman" w:eastAsia="Times New Roman" w:hAnsi="Times New Roman" w:cs="Times New Roman"/>
-          <w:sz w:val="24"/>
-          <w:szCs w:val="24"/>
-        </w:rPr>
-        <w:t>unlike</w:t>
-      </w:r>
-      <w:proofErr w:type="spellEnd"/>
-      <w:r>
-        <w:rPr>
-          <w:rFonts w:ascii="Times New Roman" w:eastAsia="Times New Roman" w:hAnsi="Times New Roman" w:cs="Times New Roman"/>
-          <w:sz w:val="24"/>
-          <w:szCs w:val="24"/>
-        </w:rPr>
-        <w:t>), șterge/raportare postare;</w:t>
+        <w:t>Postări -&gt; regula de afișare a acestora în pagina principala (Home -&gt; în funcție de nivel), adăugare comentariu/apreciere (like/unlike), șterge/raportare postare;</w:t>
       </w:r>
     </w:p>
     <w:p>
@@ -20966,43 +17813,7 @@
           <w:sz w:val="24"/>
           <w:szCs w:val="24"/>
         </w:rPr>
-        <w:t>Funcționalități pentru pagina artistului: adăugare/ștergere postare, adăugare comentariu/apreciere (</w:t>
-      </w:r>
-      <w:proofErr w:type="spellStart"/>
-      <w:r>
-        <w:rPr>
-          <w:rFonts w:ascii="Times New Roman" w:eastAsia="Times New Roman" w:hAnsi="Times New Roman" w:cs="Times New Roman"/>
-          <w:sz w:val="24"/>
-          <w:szCs w:val="24"/>
-        </w:rPr>
-        <w:t>like</w:t>
-      </w:r>
-      <w:proofErr w:type="spellEnd"/>
-      <w:r>
-        <w:rPr>
-          <w:rFonts w:ascii="Times New Roman" w:eastAsia="Times New Roman" w:hAnsi="Times New Roman" w:cs="Times New Roman"/>
-          <w:sz w:val="24"/>
-          <w:szCs w:val="24"/>
-        </w:rPr>
-        <w:t>/</w:t>
-      </w:r>
-      <w:proofErr w:type="spellStart"/>
-      <w:r>
-        <w:rPr>
-          <w:rFonts w:ascii="Times New Roman" w:eastAsia="Times New Roman" w:hAnsi="Times New Roman" w:cs="Times New Roman"/>
-          <w:sz w:val="24"/>
-          <w:szCs w:val="24"/>
-        </w:rPr>
-        <w:t>unlike</w:t>
-      </w:r>
-      <w:proofErr w:type="spellEnd"/>
-      <w:r>
-        <w:rPr>
-          <w:rFonts w:ascii="Times New Roman" w:eastAsia="Times New Roman" w:hAnsi="Times New Roman" w:cs="Times New Roman"/>
-          <w:sz w:val="24"/>
-          <w:szCs w:val="24"/>
-        </w:rPr>
-        <w:t>)</w:t>
+        <w:t>Funcționalități pentru pagina artistului: adăugare/ștergere postare, adăugare comentariu/apreciere (like/unlike)</w:t>
       </w:r>
     </w:p>
     <w:p>

--- a/Documentation/Requirements Document - Artist Land.docx
+++ b/Documentation/Requirements Document - Artist Land.docx
@@ -84,12 +84,21 @@
           <w:u w:val="single"/>
         </w:rPr>
       </w:pPr>
+      <w:proofErr w:type="spellStart"/>
       <w:r>
         <w:rPr>
           <w:rFonts w:ascii="Times New Roman" w:eastAsia="Times New Roman" w:hAnsi="Times New Roman" w:cs="Times New Roman"/>
           <w:u w:val="single"/>
         </w:rPr>
-        <w:t>Requirements Document</w:t>
+        <w:t>Requirements</w:t>
+      </w:r>
+      <w:proofErr w:type="spellEnd"/>
+      <w:r>
+        <w:rPr>
+          <w:rFonts w:ascii="Times New Roman" w:eastAsia="Times New Roman" w:hAnsi="Times New Roman" w:cs="Times New Roman"/>
+          <w:u w:val="single"/>
+        </w:rPr>
+        <w:t xml:space="preserve"> Document</w:t>
       </w:r>
     </w:p>
     <w:p>
@@ -102,12 +111,21 @@
           <w:u w:val="single"/>
         </w:rPr>
       </w:pPr>
+      <w:proofErr w:type="spellStart"/>
       <w:r>
         <w:rPr>
           <w:rFonts w:ascii="Times New Roman" w:eastAsia="Times New Roman" w:hAnsi="Times New Roman" w:cs="Times New Roman"/>
           <w:u w:val="single"/>
         </w:rPr>
-        <w:t>Artists Land</w:t>
+        <w:t>Artists</w:t>
+      </w:r>
+      <w:proofErr w:type="spellEnd"/>
+      <w:r>
+        <w:rPr>
+          <w:rFonts w:ascii="Times New Roman" w:eastAsia="Times New Roman" w:hAnsi="Times New Roman" w:cs="Times New Roman"/>
+          <w:u w:val="single"/>
+        </w:rPr>
+        <w:t xml:space="preserve"> Land</w:t>
       </w:r>
     </w:p>
     <w:p/>
@@ -119,8 +137,6 @@
     <w:p/>
     <w:p/>
     <w:p/>
-    <w:p/>
-    <w:p/>
     <w:p>
       <w:pPr>
         <w:rPr>
@@ -145,7 +161,79 @@
           <w:sz w:val="24"/>
           <w:szCs w:val="24"/>
         </w:rPr>
-        <w:t xml:space="preserve">Backlog cu Epics &amp; User Stories: </w:t>
+        <w:t xml:space="preserve">Product </w:t>
+      </w:r>
+      <w:proofErr w:type="spellStart"/>
+      <w:r>
+        <w:rPr>
+          <w:rFonts w:ascii="Times New Roman" w:eastAsia="Times New Roman" w:hAnsi="Times New Roman" w:cs="Times New Roman"/>
+          <w:sz w:val="24"/>
+          <w:szCs w:val="24"/>
+        </w:rPr>
+        <w:t>Backlog</w:t>
+      </w:r>
+      <w:proofErr w:type="spellEnd"/>
+      <w:r>
+        <w:rPr>
+          <w:rFonts w:ascii="Times New Roman" w:eastAsia="Times New Roman" w:hAnsi="Times New Roman" w:cs="Times New Roman"/>
+          <w:sz w:val="24"/>
+          <w:szCs w:val="24"/>
+        </w:rPr>
+        <w:t xml:space="preserve"> cu </w:t>
+      </w:r>
+      <w:proofErr w:type="spellStart"/>
+      <w:r>
+        <w:rPr>
+          <w:rFonts w:ascii="Times New Roman" w:eastAsia="Times New Roman" w:hAnsi="Times New Roman" w:cs="Times New Roman"/>
+          <w:sz w:val="24"/>
+          <w:szCs w:val="24"/>
+        </w:rPr>
+        <w:t>Epics</w:t>
+      </w:r>
+      <w:proofErr w:type="spellEnd"/>
+      <w:r>
+        <w:rPr>
+          <w:rFonts w:ascii="Times New Roman" w:eastAsia="Times New Roman" w:hAnsi="Times New Roman" w:cs="Times New Roman"/>
+          <w:sz w:val="24"/>
+          <w:szCs w:val="24"/>
+        </w:rPr>
+        <w:t xml:space="preserve"> &amp; </w:t>
+      </w:r>
+      <w:proofErr w:type="spellStart"/>
+      <w:r>
+        <w:rPr>
+          <w:rFonts w:ascii="Times New Roman" w:eastAsia="Times New Roman" w:hAnsi="Times New Roman" w:cs="Times New Roman"/>
+          <w:sz w:val="24"/>
+          <w:szCs w:val="24"/>
+        </w:rPr>
+        <w:t>User</w:t>
+      </w:r>
+      <w:proofErr w:type="spellEnd"/>
+      <w:r>
+        <w:rPr>
+          <w:rFonts w:ascii="Times New Roman" w:eastAsia="Times New Roman" w:hAnsi="Times New Roman" w:cs="Times New Roman"/>
+          <w:sz w:val="24"/>
+          <w:szCs w:val="24"/>
+        </w:rPr>
+        <w:t xml:space="preserve"> </w:t>
+      </w:r>
+      <w:proofErr w:type="spellStart"/>
+      <w:r>
+        <w:rPr>
+          <w:rFonts w:ascii="Times New Roman" w:eastAsia="Times New Roman" w:hAnsi="Times New Roman" w:cs="Times New Roman"/>
+          <w:sz w:val="24"/>
+          <w:szCs w:val="24"/>
+        </w:rPr>
+        <w:t>Stories</w:t>
+      </w:r>
+      <w:proofErr w:type="spellEnd"/>
+      <w:r>
+        <w:rPr>
+          <w:rFonts w:ascii="Times New Roman" w:eastAsia="Times New Roman" w:hAnsi="Times New Roman" w:cs="Times New Roman"/>
+          <w:sz w:val="24"/>
+          <w:szCs w:val="24"/>
+        </w:rPr>
+        <w:t xml:space="preserve">: </w:t>
       </w:r>
       <w:hyperlink r:id="rId5">
         <w:r>
@@ -156,7 +244,243 @@
             <w:szCs w:val="24"/>
             <w:u w:val="single"/>
           </w:rPr>
-          <w:t>https://github.com/users/allee15/projects/7</w:t>
+          <w:t>https://githu</w:t>
+        </w:r>
+        <w:r>
+          <w:rPr>
+            <w:rFonts w:ascii="Times New Roman" w:eastAsia="Times New Roman" w:hAnsi="Times New Roman" w:cs="Times New Roman"/>
+            <w:color w:val="0563C1"/>
+            <w:sz w:val="24"/>
+            <w:szCs w:val="24"/>
+            <w:u w:val="single"/>
+          </w:rPr>
+          <w:t>b</w:t>
+        </w:r>
+        <w:r>
+          <w:rPr>
+            <w:rFonts w:ascii="Times New Roman" w:eastAsia="Times New Roman" w:hAnsi="Times New Roman" w:cs="Times New Roman"/>
+            <w:color w:val="0563C1"/>
+            <w:sz w:val="24"/>
+            <w:szCs w:val="24"/>
+            <w:u w:val="single"/>
+          </w:rPr>
+          <w:t>.com/users/allee15/projects/7</w:t>
+        </w:r>
+      </w:hyperlink>
+    </w:p>
+    <w:p>
+      <w:pPr>
+        <w:rPr>
+          <w:rFonts w:ascii="Times New Roman" w:hAnsi="Times New Roman" w:cs="Times New Roman"/>
+          <w:sz w:val="24"/>
+          <w:szCs w:val="24"/>
+        </w:rPr>
+      </w:pPr>
+      <w:r>
+        <w:rPr>
+          <w:rFonts w:ascii="Times New Roman" w:hAnsi="Times New Roman" w:cs="Times New Roman"/>
+          <w:sz w:val="24"/>
+          <w:szCs w:val="24"/>
+        </w:rPr>
+        <w:t xml:space="preserve">Sprint 1 </w:t>
+      </w:r>
+      <w:proofErr w:type="spellStart"/>
+      <w:r>
+        <w:rPr>
+          <w:rFonts w:ascii="Times New Roman" w:hAnsi="Times New Roman" w:cs="Times New Roman"/>
+          <w:sz w:val="24"/>
+          <w:szCs w:val="24"/>
+        </w:rPr>
+        <w:t>Backlog</w:t>
+      </w:r>
+      <w:proofErr w:type="spellEnd"/>
+      <w:r>
+        <w:rPr>
+          <w:rFonts w:ascii="Times New Roman" w:hAnsi="Times New Roman" w:cs="Times New Roman"/>
+          <w:sz w:val="24"/>
+          <w:szCs w:val="24"/>
+        </w:rPr>
+        <w:t xml:space="preserve"> cu </w:t>
+      </w:r>
+      <w:proofErr w:type="spellStart"/>
+      <w:r>
+        <w:rPr>
+          <w:rFonts w:ascii="Times New Roman" w:hAnsi="Times New Roman" w:cs="Times New Roman"/>
+          <w:sz w:val="24"/>
+          <w:szCs w:val="24"/>
+        </w:rPr>
+        <w:t>User</w:t>
+      </w:r>
+      <w:proofErr w:type="spellEnd"/>
+      <w:r>
+        <w:rPr>
+          <w:rFonts w:ascii="Times New Roman" w:hAnsi="Times New Roman" w:cs="Times New Roman"/>
+          <w:sz w:val="24"/>
+          <w:szCs w:val="24"/>
+        </w:rPr>
+        <w:t xml:space="preserve"> </w:t>
+      </w:r>
+      <w:proofErr w:type="spellStart"/>
+      <w:r>
+        <w:rPr>
+          <w:rFonts w:ascii="Times New Roman" w:hAnsi="Times New Roman" w:cs="Times New Roman"/>
+          <w:sz w:val="24"/>
+          <w:szCs w:val="24"/>
+        </w:rPr>
+        <w:t>Stories</w:t>
+      </w:r>
+      <w:proofErr w:type="spellEnd"/>
+      <w:r>
+        <w:rPr>
+          <w:rFonts w:ascii="Times New Roman" w:hAnsi="Times New Roman" w:cs="Times New Roman"/>
+          <w:sz w:val="24"/>
+          <w:szCs w:val="24"/>
+        </w:rPr>
+        <w:t xml:space="preserve">: </w:t>
+      </w:r>
+      <w:hyperlink r:id="rId6">
+        <w:r>
+          <w:rPr>
+            <w:rFonts w:ascii="Times New Roman" w:eastAsia="Times New Roman" w:hAnsi="Times New Roman" w:cs="Times New Roman"/>
+            <w:color w:val="0563C1"/>
+            <w:sz w:val="24"/>
+            <w:szCs w:val="24"/>
+            <w:u w:val="single"/>
+          </w:rPr>
+          <w:t>https://github.com/users/a</w:t>
+        </w:r>
+        <w:r>
+          <w:rPr>
+            <w:rFonts w:ascii="Times New Roman" w:eastAsia="Times New Roman" w:hAnsi="Times New Roman" w:cs="Times New Roman"/>
+            <w:color w:val="0563C1"/>
+            <w:sz w:val="24"/>
+            <w:szCs w:val="24"/>
+            <w:u w:val="single"/>
+          </w:rPr>
+          <w:t>l</w:t>
+        </w:r>
+        <w:r>
+          <w:rPr>
+            <w:rFonts w:ascii="Times New Roman" w:eastAsia="Times New Roman" w:hAnsi="Times New Roman" w:cs="Times New Roman"/>
+            <w:color w:val="0563C1"/>
+            <w:sz w:val="24"/>
+            <w:szCs w:val="24"/>
+            <w:u w:val="single"/>
+          </w:rPr>
+          <w:t>lee15/projects/</w:t>
+        </w:r>
+        <w:r>
+          <w:rPr>
+            <w:rFonts w:ascii="Times New Roman" w:eastAsia="Times New Roman" w:hAnsi="Times New Roman" w:cs="Times New Roman"/>
+            <w:color w:val="0563C1"/>
+            <w:sz w:val="24"/>
+            <w:szCs w:val="24"/>
+            <w:u w:val="single"/>
+          </w:rPr>
+          <w:t>8</w:t>
+        </w:r>
+      </w:hyperlink>
+    </w:p>
+    <w:p>
+      <w:pPr>
+        <w:rPr>
+          <w:rFonts w:ascii="Times New Roman" w:hAnsi="Times New Roman" w:cs="Times New Roman"/>
+          <w:sz w:val="24"/>
+          <w:szCs w:val="24"/>
+        </w:rPr>
+      </w:pPr>
+      <w:r>
+        <w:rPr>
+          <w:rFonts w:ascii="Times New Roman" w:hAnsi="Times New Roman" w:cs="Times New Roman"/>
+          <w:sz w:val="24"/>
+          <w:szCs w:val="24"/>
+        </w:rPr>
+        <w:t xml:space="preserve">Sprint 2 </w:t>
+      </w:r>
+      <w:proofErr w:type="spellStart"/>
+      <w:r>
+        <w:rPr>
+          <w:rFonts w:ascii="Times New Roman" w:hAnsi="Times New Roman" w:cs="Times New Roman"/>
+          <w:sz w:val="24"/>
+          <w:szCs w:val="24"/>
+        </w:rPr>
+        <w:t>Backlog</w:t>
+      </w:r>
+      <w:proofErr w:type="spellEnd"/>
+      <w:r>
+        <w:rPr>
+          <w:rFonts w:ascii="Times New Roman" w:hAnsi="Times New Roman" w:cs="Times New Roman"/>
+          <w:sz w:val="24"/>
+          <w:szCs w:val="24"/>
+        </w:rPr>
+        <w:t xml:space="preserve"> cu </w:t>
+      </w:r>
+      <w:proofErr w:type="spellStart"/>
+      <w:r>
+        <w:rPr>
+          <w:rFonts w:ascii="Times New Roman" w:hAnsi="Times New Roman" w:cs="Times New Roman"/>
+          <w:sz w:val="24"/>
+          <w:szCs w:val="24"/>
+        </w:rPr>
+        <w:t>User</w:t>
+      </w:r>
+      <w:proofErr w:type="spellEnd"/>
+      <w:r>
+        <w:rPr>
+          <w:rFonts w:ascii="Times New Roman" w:hAnsi="Times New Roman" w:cs="Times New Roman"/>
+          <w:sz w:val="24"/>
+          <w:szCs w:val="24"/>
+        </w:rPr>
+        <w:t xml:space="preserve"> </w:t>
+      </w:r>
+      <w:proofErr w:type="spellStart"/>
+      <w:r>
+        <w:rPr>
+          <w:rFonts w:ascii="Times New Roman" w:hAnsi="Times New Roman" w:cs="Times New Roman"/>
+          <w:sz w:val="24"/>
+          <w:szCs w:val="24"/>
+        </w:rPr>
+        <w:t>Stories</w:t>
+      </w:r>
+      <w:proofErr w:type="spellEnd"/>
+      <w:r>
+        <w:rPr>
+          <w:rFonts w:ascii="Times New Roman" w:hAnsi="Times New Roman" w:cs="Times New Roman"/>
+          <w:sz w:val="24"/>
+          <w:szCs w:val="24"/>
+        </w:rPr>
+        <w:t xml:space="preserve">: </w:t>
+      </w:r>
+      <w:hyperlink r:id="rId7">
+        <w:r>
+          <w:rPr>
+            <w:rFonts w:ascii="Times New Roman" w:eastAsia="Times New Roman" w:hAnsi="Times New Roman" w:cs="Times New Roman"/>
+            <w:color w:val="0563C1"/>
+            <w:sz w:val="24"/>
+            <w:szCs w:val="24"/>
+            <w:u w:val="single"/>
+          </w:rPr>
+          <w:t>https://github.com/users/all</w:t>
+        </w:r>
+        <w:r>
+          <w:rPr>
+            <w:rFonts w:ascii="Times New Roman" w:eastAsia="Times New Roman" w:hAnsi="Times New Roman" w:cs="Times New Roman"/>
+            <w:color w:val="0563C1"/>
+            <w:sz w:val="24"/>
+            <w:szCs w:val="24"/>
+            <w:u w:val="single"/>
+          </w:rPr>
+          <w:t>e</w:t>
+        </w:r>
+        <w:r>
+          <w:rPr>
+            <w:rFonts w:ascii="Times New Roman" w:eastAsia="Times New Roman" w:hAnsi="Times New Roman" w:cs="Times New Roman"/>
+            <w:color w:val="0563C1"/>
+            <w:sz w:val="24"/>
+            <w:szCs w:val="24"/>
+            <w:u w:val="single"/>
+          </w:rPr>
+          <w:t>e15/projects/10</w:t>
         </w:r>
       </w:hyperlink>
     </w:p>
@@ -375,6 +699,7 @@
         </w:rPr>
       </w:pPr>
       <w:hyperlink w:anchor="3dy6vkm">
+        <w:proofErr w:type="spellStart"/>
         <w:r>
           <w:rPr>
             <w:rFonts w:ascii="Times New Roman" w:eastAsia="Times New Roman" w:hAnsi="Times New Roman" w:cs="Times New Roman"/>
@@ -384,6 +709,7 @@
           </w:rPr>
           <w:t>Stakeholderi</w:t>
         </w:r>
+        <w:proofErr w:type="spellEnd"/>
       </w:hyperlink>
       <w:hyperlink w:anchor="3dy6vkm">
         <w:r>
@@ -469,7 +795,43 @@
             <w:sz w:val="24"/>
             <w:szCs w:val="24"/>
           </w:rPr>
-          <w:t>Scenarii de utilizare (Use Cases)</w:t>
+          <w:t>Scenarii de utilizare (</w:t>
+        </w:r>
+        <w:proofErr w:type="spellStart"/>
+        <w:r>
+          <w:rPr>
+            <w:rFonts w:ascii="Times New Roman" w:eastAsia="Times New Roman" w:hAnsi="Times New Roman" w:cs="Times New Roman"/>
+            <w:sz w:val="24"/>
+            <w:szCs w:val="24"/>
+          </w:rPr>
+          <w:t>Use</w:t>
+        </w:r>
+        <w:proofErr w:type="spellEnd"/>
+        <w:r>
+          <w:rPr>
+            <w:rFonts w:ascii="Times New Roman" w:eastAsia="Times New Roman" w:hAnsi="Times New Roman" w:cs="Times New Roman"/>
+            <w:sz w:val="24"/>
+            <w:szCs w:val="24"/>
+          </w:rPr>
+          <w:t xml:space="preserve"> </w:t>
+        </w:r>
+        <w:proofErr w:type="spellStart"/>
+        <w:r>
+          <w:rPr>
+            <w:rFonts w:ascii="Times New Roman" w:eastAsia="Times New Roman" w:hAnsi="Times New Roman" w:cs="Times New Roman"/>
+            <w:sz w:val="24"/>
+            <w:szCs w:val="24"/>
+          </w:rPr>
+          <w:t>Cases</w:t>
+        </w:r>
+        <w:proofErr w:type="spellEnd"/>
+        <w:r>
+          <w:rPr>
+            <w:rFonts w:ascii="Times New Roman" w:eastAsia="Times New Roman" w:hAnsi="Times New Roman" w:cs="Times New Roman"/>
+            <w:sz w:val="24"/>
+            <w:szCs w:val="24"/>
+          </w:rPr>
+          <w:t>)</w:t>
         </w:r>
       </w:hyperlink>
     </w:p>
@@ -829,8 +1191,19 @@
             <w:sz w:val="24"/>
             <w:szCs w:val="24"/>
           </w:rPr>
-          <w:t>Diagrama Gantt</w:t>
+          <w:t xml:space="preserve">Diagrama </w:t>
         </w:r>
+        <w:proofErr w:type="spellStart"/>
+        <w:r>
+          <w:rPr>
+            <w:rFonts w:ascii="Times New Roman" w:eastAsia="Times New Roman" w:hAnsi="Times New Roman" w:cs="Times New Roman"/>
+            <w:b/>
+            <w:sz w:val="24"/>
+            <w:szCs w:val="24"/>
+          </w:rPr>
+          <w:t>Gantt</w:t>
+        </w:r>
+        <w:proofErr w:type="spellEnd"/>
       </w:hyperlink>
     </w:p>
     <w:p>
@@ -905,8 +1278,19 @@
           <w:sz w:val="24"/>
           <w:szCs w:val="24"/>
         </w:rPr>
-        <w:t>Test Coverage</w:t>
-      </w:r>
+        <w:t xml:space="preserve">Test </w:t>
+      </w:r>
+      <w:proofErr w:type="spellStart"/>
+      <w:r>
+        <w:rPr>
+          <w:rFonts w:ascii="Times New Roman" w:eastAsia="Times New Roman" w:hAnsi="Times New Roman" w:cs="Times New Roman"/>
+          <w:bCs/>
+          <w:sz w:val="24"/>
+          <w:szCs w:val="24"/>
+        </w:rPr>
+        <w:t>Coverage</w:t>
+      </w:r>
+      <w:proofErr w:type="spellEnd"/>
     </w:p>
     <w:p>
       <w:pPr>
@@ -931,7 +1315,47 @@
             <w:sz w:val="24"/>
             <w:szCs w:val="24"/>
           </w:rPr>
-          <w:t>Test Driven Development (TDD)</w:t>
+          <w:t xml:space="preserve">Test </w:t>
+        </w:r>
+        <w:proofErr w:type="spellStart"/>
+        <w:r>
+          <w:rPr>
+            <w:rFonts w:ascii="Times New Roman" w:eastAsia="Times New Roman" w:hAnsi="Times New Roman" w:cs="Times New Roman"/>
+            <w:b/>
+            <w:sz w:val="24"/>
+            <w:szCs w:val="24"/>
+          </w:rPr>
+          <w:t>Driven</w:t>
+        </w:r>
+        <w:proofErr w:type="spellEnd"/>
+        <w:r>
+          <w:rPr>
+            <w:rFonts w:ascii="Times New Roman" w:eastAsia="Times New Roman" w:hAnsi="Times New Roman" w:cs="Times New Roman"/>
+            <w:b/>
+            <w:sz w:val="24"/>
+            <w:szCs w:val="24"/>
+          </w:rPr>
+          <w:t xml:space="preserve"> </w:t>
+        </w:r>
+        <w:proofErr w:type="spellStart"/>
+        <w:r>
+          <w:rPr>
+            <w:rFonts w:ascii="Times New Roman" w:eastAsia="Times New Roman" w:hAnsi="Times New Roman" w:cs="Times New Roman"/>
+            <w:b/>
+            <w:sz w:val="24"/>
+            <w:szCs w:val="24"/>
+          </w:rPr>
+          <w:t>Development</w:t>
+        </w:r>
+        <w:proofErr w:type="spellEnd"/>
+        <w:r>
+          <w:rPr>
+            <w:rFonts w:ascii="Times New Roman" w:eastAsia="Times New Roman" w:hAnsi="Times New Roman" w:cs="Times New Roman"/>
+            <w:b/>
+            <w:sz w:val="24"/>
+            <w:szCs w:val="24"/>
+          </w:rPr>
+          <w:t xml:space="preserve"> (TDD)</w:t>
         </w:r>
       </w:hyperlink>
     </w:p>
@@ -1007,8 +1431,9 @@
           <w:sz w:val="24"/>
           <w:szCs w:val="24"/>
         </w:rPr>
-        <w:t>Pair Programming</w:t>
-      </w:r>
+        <w:t xml:space="preserve">Pair </w:t>
+      </w:r>
+      <w:proofErr w:type="spellStart"/>
       <w:r>
         <w:rPr>
           <w:rFonts w:ascii="Times New Roman" w:eastAsia="Times New Roman" w:hAnsi="Times New Roman" w:cs="Times New Roman"/>
@@ -1016,7 +1441,37 @@
           <w:sz w:val="24"/>
           <w:szCs w:val="24"/>
         </w:rPr>
-        <w:t xml:space="preserve"> vs individual</w:t>
+        <w:t>Programming</w:t>
+      </w:r>
+      <w:proofErr w:type="spellEnd"/>
+      <w:r>
+        <w:rPr>
+          <w:rFonts w:ascii="Times New Roman" w:eastAsia="Times New Roman" w:hAnsi="Times New Roman" w:cs="Times New Roman"/>
+          <w:b/>
+          <w:sz w:val="24"/>
+          <w:szCs w:val="24"/>
+        </w:rPr>
+        <w:t xml:space="preserve"> </w:t>
+      </w:r>
+      <w:proofErr w:type="spellStart"/>
+      <w:r>
+        <w:rPr>
+          <w:rFonts w:ascii="Times New Roman" w:eastAsia="Times New Roman" w:hAnsi="Times New Roman" w:cs="Times New Roman"/>
+          <w:b/>
+          <w:sz w:val="24"/>
+          <w:szCs w:val="24"/>
+        </w:rPr>
+        <w:t>vs</w:t>
+      </w:r>
+      <w:proofErr w:type="spellEnd"/>
+      <w:r>
+        <w:rPr>
+          <w:rFonts w:ascii="Times New Roman" w:eastAsia="Times New Roman" w:hAnsi="Times New Roman" w:cs="Times New Roman"/>
+          <w:b/>
+          <w:sz w:val="24"/>
+          <w:szCs w:val="24"/>
+        </w:rPr>
+        <w:t xml:space="preserve"> individual</w:t>
       </w:r>
       <w:r>
         <w:rPr>
@@ -1101,8 +1556,39 @@
             <w:sz w:val="24"/>
             <w:szCs w:val="24"/>
           </w:rPr>
-          <w:t>Sprint Daily Standups</w:t>
+          <w:t xml:space="preserve">Sprint </w:t>
         </w:r>
+        <w:proofErr w:type="spellStart"/>
+        <w:r>
+          <w:rPr>
+            <w:rFonts w:ascii="Times New Roman" w:eastAsia="Times New Roman" w:hAnsi="Times New Roman" w:cs="Times New Roman"/>
+            <w:b/>
+            <w:sz w:val="24"/>
+            <w:szCs w:val="24"/>
+          </w:rPr>
+          <w:t>Daily</w:t>
+        </w:r>
+        <w:proofErr w:type="spellEnd"/>
+        <w:r>
+          <w:rPr>
+            <w:rFonts w:ascii="Times New Roman" w:eastAsia="Times New Roman" w:hAnsi="Times New Roman" w:cs="Times New Roman"/>
+            <w:b/>
+            <w:sz w:val="24"/>
+            <w:szCs w:val="24"/>
+          </w:rPr>
+          <w:t xml:space="preserve"> </w:t>
+        </w:r>
+        <w:proofErr w:type="spellStart"/>
+        <w:r>
+          <w:rPr>
+            <w:rFonts w:ascii="Times New Roman" w:eastAsia="Times New Roman" w:hAnsi="Times New Roman" w:cs="Times New Roman"/>
+            <w:b/>
+            <w:sz w:val="24"/>
+            <w:szCs w:val="24"/>
+          </w:rPr>
+          <w:t>Standups</w:t>
+        </w:r>
+        <w:proofErr w:type="spellEnd"/>
       </w:hyperlink>
     </w:p>
     <w:p>
@@ -1372,7 +1858,43 @@
           <w:sz w:val="24"/>
           <w:szCs w:val="24"/>
         </w:rPr>
-        <w:t>Scopul acestui document este de a detalia cerințele funcționale și nefuncționale pentru dezvoltarea aplicației mobile Artists Land, care promovează arta contemporană și susține artiștii în dezvoltarea carierei lor. Documentul oferă o descriere clară a funcționalităților aplicației, așteptările utilizatorilor și constrângerile tehnice, servind drept ghid pentru echipa de dezvoltare și stakeholderi.</w:t>
+        <w:t xml:space="preserve">Scopul acestui document este de a detalia cerințele funcționale și nefuncționale pentru dezvoltarea aplicației mobile </w:t>
+      </w:r>
+      <w:proofErr w:type="spellStart"/>
+      <w:r>
+        <w:rPr>
+          <w:rFonts w:ascii="Times New Roman" w:eastAsia="Times New Roman" w:hAnsi="Times New Roman" w:cs="Times New Roman"/>
+          <w:sz w:val="24"/>
+          <w:szCs w:val="24"/>
+        </w:rPr>
+        <w:t>Artists</w:t>
+      </w:r>
+      <w:proofErr w:type="spellEnd"/>
+      <w:r>
+        <w:rPr>
+          <w:rFonts w:ascii="Times New Roman" w:eastAsia="Times New Roman" w:hAnsi="Times New Roman" w:cs="Times New Roman"/>
+          <w:sz w:val="24"/>
+          <w:szCs w:val="24"/>
+        </w:rPr>
+        <w:t xml:space="preserve"> Land, care promovează arta contemporană și susține artiștii în dezvoltarea carierei lor. Documentul oferă o descriere clară a funcționalităților aplicației, așteptările utilizatorilor și constrângerile tehnice, servind drept ghid pentru echipa de dezvoltare și </w:t>
+      </w:r>
+      <w:proofErr w:type="spellStart"/>
+      <w:r>
+        <w:rPr>
+          <w:rFonts w:ascii="Times New Roman" w:eastAsia="Times New Roman" w:hAnsi="Times New Roman" w:cs="Times New Roman"/>
+          <w:sz w:val="24"/>
+          <w:szCs w:val="24"/>
+        </w:rPr>
+        <w:t>stakeholderi</w:t>
+      </w:r>
+      <w:proofErr w:type="spellEnd"/>
+      <w:r>
+        <w:rPr>
+          <w:rFonts w:ascii="Times New Roman" w:eastAsia="Times New Roman" w:hAnsi="Times New Roman" w:cs="Times New Roman"/>
+          <w:sz w:val="24"/>
+          <w:szCs w:val="24"/>
+        </w:rPr>
+        <w:t>.</w:t>
       </w:r>
     </w:p>
     <w:p>
@@ -1593,7 +2115,25 @@
           <w:sz w:val="24"/>
           <w:szCs w:val="24"/>
         </w:rPr>
-        <w:t xml:space="preserve"> prin funcționalități precum feed-ul principal</w:t>
+        <w:t xml:space="preserve"> prin funcționalități precum </w:t>
+      </w:r>
+      <w:proofErr w:type="spellStart"/>
+      <w:r>
+        <w:rPr>
+          <w:rFonts w:ascii="Times New Roman" w:eastAsia="Times New Roman" w:hAnsi="Times New Roman" w:cs="Times New Roman"/>
+          <w:sz w:val="24"/>
+          <w:szCs w:val="24"/>
+        </w:rPr>
+        <w:t>feed-ul</w:t>
+      </w:r>
+      <w:proofErr w:type="spellEnd"/>
+      <w:r>
+        <w:rPr>
+          <w:rFonts w:ascii="Times New Roman" w:eastAsia="Times New Roman" w:hAnsi="Times New Roman" w:cs="Times New Roman"/>
+          <w:sz w:val="24"/>
+          <w:szCs w:val="24"/>
+        </w:rPr>
+        <w:t xml:space="preserve"> principal</w:t>
       </w:r>
       <w:r>
         <w:rPr>
@@ -1609,7 +2149,25 @@
           <w:sz w:val="24"/>
           <w:szCs w:val="24"/>
         </w:rPr>
-        <w:t xml:space="preserve"> chat-ul interactiv.</w:t>
+        <w:t xml:space="preserve"> chat-</w:t>
+      </w:r>
+      <w:proofErr w:type="spellStart"/>
+      <w:r>
+        <w:rPr>
+          <w:rFonts w:ascii="Times New Roman" w:eastAsia="Times New Roman" w:hAnsi="Times New Roman" w:cs="Times New Roman"/>
+          <w:sz w:val="24"/>
+          <w:szCs w:val="24"/>
+        </w:rPr>
+        <w:t>ul</w:t>
+      </w:r>
+      <w:proofErr w:type="spellEnd"/>
+      <w:r>
+        <w:rPr>
+          <w:rFonts w:ascii="Times New Roman" w:eastAsia="Times New Roman" w:hAnsi="Times New Roman" w:cs="Times New Roman"/>
+          <w:sz w:val="24"/>
+          <w:szCs w:val="24"/>
+        </w:rPr>
+        <w:t xml:space="preserve"> interactiv.</w:t>
       </w:r>
     </w:p>
     <w:p>
@@ -1641,7 +2199,61 @@
           <w:sz w:val="24"/>
           <w:szCs w:val="24"/>
         </w:rPr>
-        <w:t xml:space="preserve"> printr-un sistem de token-uri și nivele personalizate, prioritizând vizibilitatea acestora în feed-ul principal.</w:t>
+        <w:t xml:space="preserve"> printr-un sistem de </w:t>
+      </w:r>
+      <w:proofErr w:type="spellStart"/>
+      <w:r>
+        <w:rPr>
+          <w:rFonts w:ascii="Times New Roman" w:eastAsia="Times New Roman" w:hAnsi="Times New Roman" w:cs="Times New Roman"/>
+          <w:sz w:val="24"/>
+          <w:szCs w:val="24"/>
+        </w:rPr>
+        <w:t>token</w:t>
+      </w:r>
+      <w:proofErr w:type="spellEnd"/>
+      <w:r>
+        <w:rPr>
+          <w:rFonts w:ascii="Times New Roman" w:eastAsia="Times New Roman" w:hAnsi="Times New Roman" w:cs="Times New Roman"/>
+          <w:sz w:val="24"/>
+          <w:szCs w:val="24"/>
+        </w:rPr>
+        <w:t xml:space="preserve">-uri și nivele personalizate, </w:t>
+      </w:r>
+      <w:proofErr w:type="spellStart"/>
+      <w:r>
+        <w:rPr>
+          <w:rFonts w:ascii="Times New Roman" w:eastAsia="Times New Roman" w:hAnsi="Times New Roman" w:cs="Times New Roman"/>
+          <w:sz w:val="24"/>
+          <w:szCs w:val="24"/>
+        </w:rPr>
+        <w:t>prioritizând</w:t>
+      </w:r>
+      <w:proofErr w:type="spellEnd"/>
+      <w:r>
+        <w:rPr>
+          <w:rFonts w:ascii="Times New Roman" w:eastAsia="Times New Roman" w:hAnsi="Times New Roman" w:cs="Times New Roman"/>
+          <w:sz w:val="24"/>
+          <w:szCs w:val="24"/>
+        </w:rPr>
+        <w:t xml:space="preserve"> vizibilitatea acestora în </w:t>
+      </w:r>
+      <w:proofErr w:type="spellStart"/>
+      <w:r>
+        <w:rPr>
+          <w:rFonts w:ascii="Times New Roman" w:eastAsia="Times New Roman" w:hAnsi="Times New Roman" w:cs="Times New Roman"/>
+          <w:sz w:val="24"/>
+          <w:szCs w:val="24"/>
+        </w:rPr>
+        <w:t>feed-ul</w:t>
+      </w:r>
+      <w:proofErr w:type="spellEnd"/>
+      <w:r>
+        <w:rPr>
+          <w:rFonts w:ascii="Times New Roman" w:eastAsia="Times New Roman" w:hAnsi="Times New Roman" w:cs="Times New Roman"/>
+          <w:sz w:val="24"/>
+          <w:szCs w:val="24"/>
+        </w:rPr>
+        <w:t xml:space="preserve"> principal.</w:t>
       </w:r>
     </w:p>
     <w:p>
@@ -1760,6 +2372,7 @@
         </w:rPr>
         <w:t xml:space="preserve">Aplicația </w:t>
       </w:r>
+      <w:proofErr w:type="spellStart"/>
       <w:r>
         <w:rPr>
           <w:rFonts w:ascii="Times New Roman" w:eastAsia="Times New Roman" w:hAnsi="Times New Roman" w:cs="Times New Roman"/>
@@ -1767,7 +2380,17 @@
           <w:sz w:val="24"/>
           <w:szCs w:val="24"/>
         </w:rPr>
-        <w:t>Artists Land</w:t>
+        <w:t>Artists</w:t>
+      </w:r>
+      <w:proofErr w:type="spellEnd"/>
+      <w:r>
+        <w:rPr>
+          <w:rFonts w:ascii="Times New Roman" w:eastAsia="Times New Roman" w:hAnsi="Times New Roman" w:cs="Times New Roman"/>
+          <w:i/>
+          <w:sz w:val="24"/>
+          <w:szCs w:val="24"/>
+        </w:rPr>
+        <w:t xml:space="preserve"> Land</w:t>
       </w:r>
       <w:r>
         <w:rPr>
@@ -1842,7 +2465,25 @@
           <w:sz w:val="24"/>
           <w:szCs w:val="24"/>
         </w:rPr>
-        <w:t xml:space="preserve"> printr-un feed centralizat cu lucrări creative accesibile oricui.</w:t>
+        <w:t xml:space="preserve"> printr-un </w:t>
+      </w:r>
+      <w:proofErr w:type="spellStart"/>
+      <w:r>
+        <w:rPr>
+          <w:rFonts w:ascii="Times New Roman" w:eastAsia="Times New Roman" w:hAnsi="Times New Roman" w:cs="Times New Roman"/>
+          <w:sz w:val="24"/>
+          <w:szCs w:val="24"/>
+        </w:rPr>
+        <w:t>feed</w:t>
+      </w:r>
+      <w:proofErr w:type="spellEnd"/>
+      <w:r>
+        <w:rPr>
+          <w:rFonts w:ascii="Times New Roman" w:eastAsia="Times New Roman" w:hAnsi="Times New Roman" w:cs="Times New Roman"/>
+          <w:sz w:val="24"/>
+          <w:szCs w:val="24"/>
+        </w:rPr>
+        <w:t xml:space="preserve"> centralizat cu lucrări creative accesibile oricui.</w:t>
       </w:r>
     </w:p>
     <w:p>
@@ -1874,7 +2515,25 @@
           <w:sz w:val="24"/>
           <w:szCs w:val="24"/>
         </w:rPr>
-        <w:t xml:space="preserve"> prin intermediul funcționalităților interactive, precum chat-ul.</w:t>
+        <w:t xml:space="preserve"> prin intermediul funcționalităților interactive, precum chat-</w:t>
+      </w:r>
+      <w:proofErr w:type="spellStart"/>
+      <w:r>
+        <w:rPr>
+          <w:rFonts w:ascii="Times New Roman" w:eastAsia="Times New Roman" w:hAnsi="Times New Roman" w:cs="Times New Roman"/>
+          <w:sz w:val="24"/>
+          <w:szCs w:val="24"/>
+        </w:rPr>
+        <w:t>ul</w:t>
+      </w:r>
+      <w:proofErr w:type="spellEnd"/>
+      <w:r>
+        <w:rPr>
+          <w:rFonts w:ascii="Times New Roman" w:eastAsia="Times New Roman" w:hAnsi="Times New Roman" w:cs="Times New Roman"/>
+          <w:sz w:val="24"/>
+          <w:szCs w:val="24"/>
+        </w:rPr>
+        <w:t>.</w:t>
       </w:r>
     </w:p>
     <w:p>
@@ -1948,14 +2607,34 @@
         </w:rPr>
         <w:t xml:space="preserve"> </w:t>
       </w:r>
-      <w:r>
-        <w:rPr>
-          <w:rFonts w:ascii="Times New Roman" w:eastAsia="Times New Roman" w:hAnsi="Times New Roman" w:cs="Times New Roman"/>
-          <w:sz w:val="24"/>
-          <w:szCs w:val="24"/>
-        </w:rPr>
-        <w:t>prioritizată a postărilor în feed</w:t>
-      </w:r>
+      <w:proofErr w:type="spellStart"/>
+      <w:r>
+        <w:rPr>
+          <w:rFonts w:ascii="Times New Roman" w:eastAsia="Times New Roman" w:hAnsi="Times New Roman" w:cs="Times New Roman"/>
+          <w:sz w:val="24"/>
+          <w:szCs w:val="24"/>
+        </w:rPr>
+        <w:t>prioritizată</w:t>
+      </w:r>
+      <w:proofErr w:type="spellEnd"/>
+      <w:r>
+        <w:rPr>
+          <w:rFonts w:ascii="Times New Roman" w:eastAsia="Times New Roman" w:hAnsi="Times New Roman" w:cs="Times New Roman"/>
+          <w:sz w:val="24"/>
+          <w:szCs w:val="24"/>
+        </w:rPr>
+        <w:t xml:space="preserve"> a postărilor în </w:t>
+      </w:r>
+      <w:proofErr w:type="spellStart"/>
+      <w:r>
+        <w:rPr>
+          <w:rFonts w:ascii="Times New Roman" w:eastAsia="Times New Roman" w:hAnsi="Times New Roman" w:cs="Times New Roman"/>
+          <w:sz w:val="24"/>
+          <w:szCs w:val="24"/>
+        </w:rPr>
+        <w:t>feed</w:t>
+      </w:r>
+      <w:proofErr w:type="spellEnd"/>
       <w:r>
         <w:rPr>
           <w:rFonts w:ascii="Times New Roman" w:eastAsia="Times New Roman" w:hAnsi="Times New Roman" w:cs="Times New Roman"/>
@@ -2059,6 +2738,7 @@
         </w:rPr>
         <w:t xml:space="preserve">Prin integrarea tehnologiei moderne, </w:t>
       </w:r>
+      <w:proofErr w:type="spellStart"/>
       <w:r>
         <w:rPr>
           <w:rFonts w:ascii="Times New Roman" w:eastAsia="Times New Roman" w:hAnsi="Times New Roman" w:cs="Times New Roman"/>
@@ -2066,7 +2746,17 @@
           <w:sz w:val="24"/>
           <w:szCs w:val="24"/>
         </w:rPr>
-        <w:t>Artists Land</w:t>
+        <w:t>Artists</w:t>
+      </w:r>
+      <w:proofErr w:type="spellEnd"/>
+      <w:r>
+        <w:rPr>
+          <w:rFonts w:ascii="Times New Roman" w:eastAsia="Times New Roman" w:hAnsi="Times New Roman" w:cs="Times New Roman"/>
+          <w:i/>
+          <w:sz w:val="24"/>
+          <w:szCs w:val="24"/>
+        </w:rPr>
+        <w:t xml:space="preserve"> Land</w:t>
       </w:r>
       <w:r>
         <w:rPr>
@@ -2199,6 +2889,7 @@
         </w:rPr>
         <w:t xml:space="preserve">Aplicația </w:t>
       </w:r>
+      <w:proofErr w:type="spellStart"/>
       <w:r>
         <w:rPr>
           <w:rFonts w:ascii="Times New Roman" w:eastAsia="Times New Roman" w:hAnsi="Times New Roman" w:cs="Times New Roman"/>
@@ -2206,7 +2897,17 @@
           <w:sz w:val="24"/>
           <w:szCs w:val="24"/>
         </w:rPr>
-        <w:t>Artists Land</w:t>
+        <w:t>Artists</w:t>
+      </w:r>
+      <w:proofErr w:type="spellEnd"/>
+      <w:r>
+        <w:rPr>
+          <w:rFonts w:ascii="Times New Roman" w:eastAsia="Times New Roman" w:hAnsi="Times New Roman" w:cs="Times New Roman"/>
+          <w:i/>
+          <w:sz w:val="24"/>
+          <w:szCs w:val="24"/>
+        </w:rPr>
+        <w:t xml:space="preserve"> Land</w:t>
       </w:r>
       <w:r>
         <w:rPr>
@@ -2290,7 +2991,25 @@
           <w:sz w:val="24"/>
           <w:szCs w:val="24"/>
         </w:rPr>
-        <w:t>Facilitarea interacțiunii directe dintre artiști și utilizatori prin funcționalități intuitive precum chat-ul.</w:t>
+        <w:t>Facilitarea interacțiunii directe dintre artiști și utilizatori prin funcționalități intuitive precum chat-</w:t>
+      </w:r>
+      <w:proofErr w:type="spellStart"/>
+      <w:r>
+        <w:rPr>
+          <w:rFonts w:ascii="Times New Roman" w:eastAsia="Times New Roman" w:hAnsi="Times New Roman" w:cs="Times New Roman"/>
+          <w:sz w:val="24"/>
+          <w:szCs w:val="24"/>
+        </w:rPr>
+        <w:t>ul</w:t>
+      </w:r>
+      <w:proofErr w:type="spellEnd"/>
+      <w:r>
+        <w:rPr>
+          <w:rFonts w:ascii="Times New Roman" w:eastAsia="Times New Roman" w:hAnsi="Times New Roman" w:cs="Times New Roman"/>
+          <w:sz w:val="24"/>
+          <w:szCs w:val="24"/>
+        </w:rPr>
+        <w:t>.</w:t>
       </w:r>
     </w:p>
     <w:p>
@@ -2313,7 +3032,25 @@
           <w:sz w:val="24"/>
           <w:szCs w:val="24"/>
         </w:rPr>
-        <w:t>Promovarea egală a artiștilor, indiferent de nivelul lor de notorietate, printr-un sistem de vizibilitate bazat pe token-uri și niveluri personalizate.</w:t>
+        <w:t xml:space="preserve">Promovarea egală a artiștilor, indiferent de nivelul lor de notorietate, printr-un sistem de vizibilitate bazat pe </w:t>
+      </w:r>
+      <w:proofErr w:type="spellStart"/>
+      <w:r>
+        <w:rPr>
+          <w:rFonts w:ascii="Times New Roman" w:eastAsia="Times New Roman" w:hAnsi="Times New Roman" w:cs="Times New Roman"/>
+          <w:sz w:val="24"/>
+          <w:szCs w:val="24"/>
+        </w:rPr>
+        <w:t>token</w:t>
+      </w:r>
+      <w:proofErr w:type="spellEnd"/>
+      <w:r>
+        <w:rPr>
+          <w:rFonts w:ascii="Times New Roman" w:eastAsia="Times New Roman" w:hAnsi="Times New Roman" w:cs="Times New Roman"/>
+          <w:sz w:val="24"/>
+          <w:szCs w:val="24"/>
+        </w:rPr>
+        <w:t>-uri și niveluri personalizate.</w:t>
       </w:r>
     </w:p>
     <w:p>
@@ -2382,6 +3119,7 @@
         </w:rPr>
         <w:t xml:space="preserve">Aplicația </w:t>
       </w:r>
+      <w:proofErr w:type="spellStart"/>
       <w:r>
         <w:rPr>
           <w:rFonts w:ascii="Times New Roman" w:eastAsia="Times New Roman" w:hAnsi="Times New Roman" w:cs="Times New Roman"/>
@@ -2389,7 +3127,17 @@
           <w:sz w:val="24"/>
           <w:szCs w:val="24"/>
         </w:rPr>
-        <w:t>Artists Land</w:t>
+        <w:t>Artists</w:t>
+      </w:r>
+      <w:proofErr w:type="spellEnd"/>
+      <w:r>
+        <w:rPr>
+          <w:rFonts w:ascii="Times New Roman" w:eastAsia="Times New Roman" w:hAnsi="Times New Roman" w:cs="Times New Roman"/>
+          <w:b/>
+          <w:sz w:val="24"/>
+          <w:szCs w:val="24"/>
+        </w:rPr>
+        <w:t xml:space="preserve"> Land</w:t>
       </w:r>
       <w:r>
         <w:rPr>
@@ -2573,7 +3321,25 @@
           <w:sz w:val="24"/>
           <w:szCs w:val="24"/>
         </w:rPr>
-        <w:t xml:space="preserve"> printr-un sistem de token-uri, care le permite să își promoveze lucrările în funcție de bugetul disponibil.</w:t>
+        <w:t xml:space="preserve"> printr-un sistem de </w:t>
+      </w:r>
+      <w:proofErr w:type="spellStart"/>
+      <w:r>
+        <w:rPr>
+          <w:rFonts w:ascii="Times New Roman" w:eastAsia="Times New Roman" w:hAnsi="Times New Roman" w:cs="Times New Roman"/>
+          <w:sz w:val="24"/>
+          <w:szCs w:val="24"/>
+        </w:rPr>
+        <w:t>token</w:t>
+      </w:r>
+      <w:proofErr w:type="spellEnd"/>
+      <w:r>
+        <w:rPr>
+          <w:rFonts w:ascii="Times New Roman" w:eastAsia="Times New Roman" w:hAnsi="Times New Roman" w:cs="Times New Roman"/>
+          <w:sz w:val="24"/>
+          <w:szCs w:val="24"/>
+        </w:rPr>
+        <w:t>-uri, care le permite să își promoveze lucrările în funcție de bugetul disponibil.</w:t>
       </w:r>
     </w:p>
     <w:p>
@@ -2623,6 +3389,7 @@
       </w:pPr>
       <w:bookmarkStart w:id="6" w:name="3dy6vkm" w:colFirst="0" w:colLast="0"/>
       <w:bookmarkEnd w:id="6"/>
+      <w:proofErr w:type="spellStart"/>
       <w:r>
         <w:rPr>
           <w:rFonts w:ascii="Times New Roman" w:eastAsia="Times New Roman" w:hAnsi="Times New Roman" w:cs="Times New Roman"/>
@@ -2633,6 +3400,7 @@
         </w:rPr>
         <w:t>Stakeholderi</w:t>
       </w:r>
+      <w:proofErr w:type="spellEnd"/>
       <w:r>
         <w:rPr>
           <w:rFonts w:ascii="Times New Roman" w:eastAsia="Times New Roman" w:hAnsi="Times New Roman" w:cs="Times New Roman"/>
@@ -2752,7 +3520,27 @@
           <w:u w:val="single"/>
         </w:rPr>
         <w:lastRenderedPageBreak/>
-        <w:t>Părțile interesate (stakeholderii externi):</w:t>
+        <w:t>Părțile interesate (</w:t>
+      </w:r>
+      <w:proofErr w:type="spellStart"/>
+      <w:r>
+        <w:rPr>
+          <w:rFonts w:ascii="Times New Roman" w:eastAsia="Times New Roman" w:hAnsi="Times New Roman" w:cs="Times New Roman"/>
+          <w:sz w:val="24"/>
+          <w:szCs w:val="24"/>
+          <w:u w:val="single"/>
+        </w:rPr>
+        <w:t>stakeholderii</w:t>
+      </w:r>
+      <w:proofErr w:type="spellEnd"/>
+      <w:r>
+        <w:rPr>
+          <w:rFonts w:ascii="Times New Roman" w:eastAsia="Times New Roman" w:hAnsi="Times New Roman" w:cs="Times New Roman"/>
+          <w:sz w:val="24"/>
+          <w:szCs w:val="24"/>
+          <w:u w:val="single"/>
+        </w:rPr>
+        <w:t xml:space="preserve"> externi):</w:t>
       </w:r>
     </w:p>
     <w:p>
@@ -2798,7 +3586,25 @@
           <w:sz w:val="24"/>
           <w:szCs w:val="24"/>
         </w:rPr>
-        <w:t>Investitorii sau sponsorii: Cei care susțin financiar dezvoltarea aplicației și doresc să obțină venituri din funcționalitățile premium.</w:t>
+        <w:t xml:space="preserve">Investitorii sau sponsorii: Cei care susțin financiar dezvoltarea aplicației și doresc să obțină venituri din funcționalitățile </w:t>
+      </w:r>
+      <w:proofErr w:type="spellStart"/>
+      <w:r>
+        <w:rPr>
+          <w:rFonts w:ascii="Times New Roman" w:eastAsia="Times New Roman" w:hAnsi="Times New Roman" w:cs="Times New Roman"/>
+          <w:sz w:val="24"/>
+          <w:szCs w:val="24"/>
+        </w:rPr>
+        <w:t>premium</w:t>
+      </w:r>
+      <w:proofErr w:type="spellEnd"/>
+      <w:r>
+        <w:rPr>
+          <w:rFonts w:ascii="Times New Roman" w:eastAsia="Times New Roman" w:hAnsi="Times New Roman" w:cs="Times New Roman"/>
+          <w:sz w:val="24"/>
+          <w:szCs w:val="24"/>
+        </w:rPr>
+        <w:t>.</w:t>
       </w:r>
     </w:p>
     <w:p>
@@ -2989,7 +3795,25 @@
           <w:sz w:val="24"/>
           <w:szCs w:val="24"/>
         </w:rPr>
-        <w:t xml:space="preserve"> Feed principal (Home Page) </w:t>
+        <w:t xml:space="preserve"> </w:t>
+      </w:r>
+      <w:proofErr w:type="spellStart"/>
+      <w:r>
+        <w:rPr>
+          <w:rFonts w:ascii="Times New Roman" w:eastAsia="Times New Roman" w:hAnsi="Times New Roman" w:cs="Times New Roman"/>
+          <w:sz w:val="24"/>
+          <w:szCs w:val="24"/>
+        </w:rPr>
+        <w:t>Feed</w:t>
+      </w:r>
+      <w:proofErr w:type="spellEnd"/>
+      <w:r>
+        <w:rPr>
+          <w:rFonts w:ascii="Times New Roman" w:eastAsia="Times New Roman" w:hAnsi="Times New Roman" w:cs="Times New Roman"/>
+          <w:sz w:val="24"/>
+          <w:szCs w:val="24"/>
+        </w:rPr>
+        <w:t xml:space="preserve"> principal (Home Page) </w:t>
       </w:r>
     </w:p>
     <w:p>
@@ -3288,7 +4112,43 @@
           <w:sz w:val="24"/>
           <w:szCs w:val="24"/>
         </w:rPr>
-        <w:t xml:space="preserve">Artiștii pot achiziționa token-uri pentru a crește vizibilitatea postărilor în feed.  </w:t>
+        <w:t xml:space="preserve">Artiștii pot achiziționa </w:t>
+      </w:r>
+      <w:proofErr w:type="spellStart"/>
+      <w:r>
+        <w:rPr>
+          <w:rFonts w:ascii="Times New Roman" w:eastAsia="Times New Roman" w:hAnsi="Times New Roman" w:cs="Times New Roman"/>
+          <w:sz w:val="24"/>
+          <w:szCs w:val="24"/>
+        </w:rPr>
+        <w:t>token</w:t>
+      </w:r>
+      <w:proofErr w:type="spellEnd"/>
+      <w:r>
+        <w:rPr>
+          <w:rFonts w:ascii="Times New Roman" w:eastAsia="Times New Roman" w:hAnsi="Times New Roman" w:cs="Times New Roman"/>
+          <w:sz w:val="24"/>
+          <w:szCs w:val="24"/>
+        </w:rPr>
+        <w:t xml:space="preserve">-uri pentru a crește vizibilitatea postărilor în </w:t>
+      </w:r>
+      <w:proofErr w:type="spellStart"/>
+      <w:r>
+        <w:rPr>
+          <w:rFonts w:ascii="Times New Roman" w:eastAsia="Times New Roman" w:hAnsi="Times New Roman" w:cs="Times New Roman"/>
+          <w:sz w:val="24"/>
+          <w:szCs w:val="24"/>
+        </w:rPr>
+        <w:t>feed</w:t>
+      </w:r>
+      <w:proofErr w:type="spellEnd"/>
+      <w:r>
+        <w:rPr>
+          <w:rFonts w:ascii="Times New Roman" w:eastAsia="Times New Roman" w:hAnsi="Times New Roman" w:cs="Times New Roman"/>
+          <w:sz w:val="24"/>
+          <w:szCs w:val="24"/>
+        </w:rPr>
+        <w:t xml:space="preserve">.  </w:t>
       </w:r>
     </w:p>
     <w:p>
@@ -3320,8 +4180,19 @@
           <w:sz w:val="24"/>
           <w:szCs w:val="24"/>
         </w:rPr>
-        <w:t>Personal Level</w:t>
-      </w:r>
+        <w:t xml:space="preserve">Personal </w:t>
+      </w:r>
+      <w:proofErr w:type="spellStart"/>
+      <w:r>
+        <w:rPr>
+          <w:rFonts w:ascii="Times New Roman" w:eastAsia="Times New Roman" w:hAnsi="Times New Roman" w:cs="Times New Roman"/>
+          <w:i/>
+          <w:sz w:val="24"/>
+          <w:szCs w:val="24"/>
+        </w:rPr>
+        <w:t>Level</w:t>
+      </w:r>
+      <w:proofErr w:type="spellEnd"/>
       <w:r>
         <w:rPr>
           <w:rFonts w:ascii="Times New Roman" w:eastAsia="Times New Roman" w:hAnsi="Times New Roman" w:cs="Times New Roman"/>
@@ -3375,7 +4246,25 @@
           <w:sz w:val="24"/>
           <w:szCs w:val="24"/>
         </w:rPr>
-        <w:t>Un tutorial interactiv, format din trei pagini, explică funcționalitățile aplicației. Acesta poate fi omis la alegerea utilizatorului.</w:t>
+        <w:t xml:space="preserve">Un </w:t>
+      </w:r>
+      <w:proofErr w:type="spellStart"/>
+      <w:r>
+        <w:rPr>
+          <w:rFonts w:ascii="Times New Roman" w:eastAsia="Times New Roman" w:hAnsi="Times New Roman" w:cs="Times New Roman"/>
+          <w:sz w:val="24"/>
+          <w:szCs w:val="24"/>
+        </w:rPr>
+        <w:t>tutorial</w:t>
+      </w:r>
+      <w:proofErr w:type="spellEnd"/>
+      <w:r>
+        <w:rPr>
+          <w:rFonts w:ascii="Times New Roman" w:eastAsia="Times New Roman" w:hAnsi="Times New Roman" w:cs="Times New Roman"/>
+          <w:sz w:val="24"/>
+          <w:szCs w:val="24"/>
+        </w:rPr>
+        <w:t xml:space="preserve"> interactiv, format din trei pagini, explică funcționalitățile aplicației. Acesta poate fi omis la alegerea utilizatorului.</w:t>
       </w:r>
     </w:p>
     <w:p>
@@ -3421,7 +4310,25 @@
           <w:sz w:val="24"/>
           <w:szCs w:val="24"/>
         </w:rPr>
-        <w:t xml:space="preserve">Posibilitatea de a adăuga fonduri în cont, care sunt convertite în token-uri pentru promovarea lucrărilor.  </w:t>
+        <w:t xml:space="preserve">Posibilitatea de a adăuga fonduri în cont, care sunt convertite în </w:t>
+      </w:r>
+      <w:proofErr w:type="spellStart"/>
+      <w:r>
+        <w:rPr>
+          <w:rFonts w:ascii="Times New Roman" w:eastAsia="Times New Roman" w:hAnsi="Times New Roman" w:cs="Times New Roman"/>
+          <w:sz w:val="24"/>
+          <w:szCs w:val="24"/>
+        </w:rPr>
+        <w:t>token</w:t>
+      </w:r>
+      <w:proofErr w:type="spellEnd"/>
+      <w:r>
+        <w:rPr>
+          <w:rFonts w:ascii="Times New Roman" w:eastAsia="Times New Roman" w:hAnsi="Times New Roman" w:cs="Times New Roman"/>
+          <w:sz w:val="24"/>
+          <w:szCs w:val="24"/>
+        </w:rPr>
+        <w:t xml:space="preserve">-uri pentru promovarea lucrărilor.  </w:t>
       </w:r>
     </w:p>
     <w:p>
@@ -3556,7 +4463,47 @@
           <w:sz w:val="28"/>
           <w:szCs w:val="28"/>
         </w:rPr>
-        <w:t>Scenarii de utilizare (Use Cases)</w:t>
+        <w:t>Scenarii de utilizare (</w:t>
+      </w:r>
+      <w:proofErr w:type="spellStart"/>
+      <w:r>
+        <w:rPr>
+          <w:rFonts w:ascii="Times New Roman" w:eastAsia="Times New Roman" w:hAnsi="Times New Roman" w:cs="Times New Roman"/>
+          <w:b/>
+          <w:sz w:val="28"/>
+          <w:szCs w:val="28"/>
+        </w:rPr>
+        <w:t>Use</w:t>
+      </w:r>
+      <w:proofErr w:type="spellEnd"/>
+      <w:r>
+        <w:rPr>
+          <w:rFonts w:ascii="Times New Roman" w:eastAsia="Times New Roman" w:hAnsi="Times New Roman" w:cs="Times New Roman"/>
+          <w:b/>
+          <w:sz w:val="28"/>
+          <w:szCs w:val="28"/>
+        </w:rPr>
+        <w:t xml:space="preserve"> </w:t>
+      </w:r>
+      <w:proofErr w:type="spellStart"/>
+      <w:r>
+        <w:rPr>
+          <w:rFonts w:ascii="Times New Roman" w:eastAsia="Times New Roman" w:hAnsi="Times New Roman" w:cs="Times New Roman"/>
+          <w:b/>
+          <w:sz w:val="28"/>
+          <w:szCs w:val="28"/>
+        </w:rPr>
+        <w:t>Cases</w:t>
+      </w:r>
+      <w:proofErr w:type="spellEnd"/>
+      <w:r>
+        <w:rPr>
+          <w:rFonts w:ascii="Times New Roman" w:eastAsia="Times New Roman" w:hAnsi="Times New Roman" w:cs="Times New Roman"/>
+          <w:b/>
+          <w:sz w:val="28"/>
+          <w:szCs w:val="28"/>
+        </w:rPr>
+        <w:t>)</w:t>
       </w:r>
     </w:p>
     <w:p>
@@ -3587,7 +4534,7 @@
                     <pic:cNvPicPr preferRelativeResize="0"/>
                   </pic:nvPicPr>
                   <pic:blipFill>
-                    <a:blip r:embed="rId6"/>
+                    <a:blip r:embed="rId8"/>
                     <a:srcRect/>
                     <a:stretch>
                       <a:fillRect/>
@@ -3688,7 +4635,7 @@
                     <pic:cNvPicPr preferRelativeResize="0"/>
                   </pic:nvPicPr>
                   <pic:blipFill>
-                    <a:blip r:embed="rId7"/>
+                    <a:blip r:embed="rId9"/>
                     <a:srcRect/>
                     <a:stretch>
                       <a:fillRect/>
@@ -3759,7 +4706,7 @@
                     <pic:cNvPicPr preferRelativeResize="0"/>
                   </pic:nvPicPr>
                   <pic:blipFill>
-                    <a:blip r:embed="rId8"/>
+                    <a:blip r:embed="rId10"/>
                     <a:srcRect/>
                     <a:stretch>
                       <a:fillRect/>
@@ -3979,8 +4926,18 @@
           <w:sz w:val="24"/>
           <w:szCs w:val="24"/>
         </w:rPr>
-        <w:t>Prevenirea atacurilor de tip hacking</w:t>
-      </w:r>
+        <w:t xml:space="preserve">Prevenirea atacurilor de tip </w:t>
+      </w:r>
+      <w:proofErr w:type="spellStart"/>
+      <w:r>
+        <w:rPr>
+          <w:rFonts w:ascii="Times New Roman" w:eastAsia="Times New Roman" w:hAnsi="Times New Roman" w:cs="Times New Roman"/>
+          <w:sz w:val="24"/>
+          <w:szCs w:val="24"/>
+        </w:rPr>
+        <w:t>hacking</w:t>
+      </w:r>
+      <w:proofErr w:type="spellEnd"/>
     </w:p>
     <w:p>
       <w:pPr>
@@ -4002,7 +4959,43 @@
           <w:sz w:val="24"/>
           <w:szCs w:val="24"/>
         </w:rPr>
-        <w:t>Tranzacțiile financiare pentru achiziționarea de token-uri vor fi procesate printr-un serviciu de plată certificat (Stripe).</w:t>
+        <w:t xml:space="preserve">Tranzacțiile financiare pentru achiziționarea de </w:t>
+      </w:r>
+      <w:proofErr w:type="spellStart"/>
+      <w:r>
+        <w:rPr>
+          <w:rFonts w:ascii="Times New Roman" w:eastAsia="Times New Roman" w:hAnsi="Times New Roman" w:cs="Times New Roman"/>
+          <w:sz w:val="24"/>
+          <w:szCs w:val="24"/>
+        </w:rPr>
+        <w:t>token</w:t>
+      </w:r>
+      <w:proofErr w:type="spellEnd"/>
+      <w:r>
+        <w:rPr>
+          <w:rFonts w:ascii="Times New Roman" w:eastAsia="Times New Roman" w:hAnsi="Times New Roman" w:cs="Times New Roman"/>
+          <w:sz w:val="24"/>
+          <w:szCs w:val="24"/>
+        </w:rPr>
+        <w:t>-uri vor fi procesate printr-un serviciu de plată certificat (</w:t>
+      </w:r>
+      <w:proofErr w:type="spellStart"/>
+      <w:r>
+        <w:rPr>
+          <w:rFonts w:ascii="Times New Roman" w:eastAsia="Times New Roman" w:hAnsi="Times New Roman" w:cs="Times New Roman"/>
+          <w:sz w:val="24"/>
+          <w:szCs w:val="24"/>
+        </w:rPr>
+        <w:t>Stripe</w:t>
+      </w:r>
+      <w:proofErr w:type="spellEnd"/>
+      <w:r>
+        <w:rPr>
+          <w:rFonts w:ascii="Times New Roman" w:eastAsia="Times New Roman" w:hAnsi="Times New Roman" w:cs="Times New Roman"/>
+          <w:sz w:val="24"/>
+          <w:szCs w:val="24"/>
+        </w:rPr>
+        <w:t>).</w:t>
       </w:r>
     </w:p>
     <w:p>
@@ -4075,7 +5068,25 @@
           <w:sz w:val="24"/>
           <w:szCs w:val="24"/>
         </w:rPr>
-        <w:t xml:space="preserve">Aplicația va fi disponibilă pentru dispozitive iOS.  </w:t>
+        <w:t xml:space="preserve">Aplicația va fi disponibilă pentru dispozitive </w:t>
+      </w:r>
+      <w:proofErr w:type="spellStart"/>
+      <w:r>
+        <w:rPr>
+          <w:rFonts w:ascii="Times New Roman" w:eastAsia="Times New Roman" w:hAnsi="Times New Roman" w:cs="Times New Roman"/>
+          <w:sz w:val="24"/>
+          <w:szCs w:val="24"/>
+        </w:rPr>
+        <w:t>iOS</w:t>
+      </w:r>
+      <w:proofErr w:type="spellEnd"/>
+      <w:r>
+        <w:rPr>
+          <w:rFonts w:ascii="Times New Roman" w:eastAsia="Times New Roman" w:hAnsi="Times New Roman" w:cs="Times New Roman"/>
+          <w:sz w:val="24"/>
+          <w:szCs w:val="24"/>
+        </w:rPr>
+        <w:t xml:space="preserve">.  </w:t>
       </w:r>
     </w:p>
     <w:p>
@@ -4098,7 +5109,25 @@
           <w:sz w:val="24"/>
           <w:szCs w:val="24"/>
         </w:rPr>
-        <w:t>Compatibilitatea va fi garantată pentru versiuni mai recente de sisteme de operare: iOS 17+.</w:t>
+        <w:t xml:space="preserve">Compatibilitatea va fi garantată pentru versiuni mai recente de sisteme de operare: </w:t>
+      </w:r>
+      <w:proofErr w:type="spellStart"/>
+      <w:r>
+        <w:rPr>
+          <w:rFonts w:ascii="Times New Roman" w:eastAsia="Times New Roman" w:hAnsi="Times New Roman" w:cs="Times New Roman"/>
+          <w:sz w:val="24"/>
+          <w:szCs w:val="24"/>
+        </w:rPr>
+        <w:t>iOS</w:t>
+      </w:r>
+      <w:proofErr w:type="spellEnd"/>
+      <w:r>
+        <w:rPr>
+          <w:rFonts w:ascii="Times New Roman" w:eastAsia="Times New Roman" w:hAnsi="Times New Roman" w:cs="Times New Roman"/>
+          <w:sz w:val="24"/>
+          <w:szCs w:val="24"/>
+        </w:rPr>
+        <w:t xml:space="preserve"> 17+.</w:t>
       </w:r>
     </w:p>
     <w:p>
@@ -4144,7 +5173,25 @@
           <w:sz w:val="24"/>
           <w:szCs w:val="24"/>
         </w:rPr>
-        <w:t xml:space="preserve">Interfața va fi optimizată pentru o gamă largă de dispozitive, inclusiv smartphone-uri și tablete.  </w:t>
+        <w:t xml:space="preserve">Interfața va fi optimizată pentru o gamă largă de dispozitive, inclusiv </w:t>
+      </w:r>
+      <w:proofErr w:type="spellStart"/>
+      <w:r>
+        <w:rPr>
+          <w:rFonts w:ascii="Times New Roman" w:eastAsia="Times New Roman" w:hAnsi="Times New Roman" w:cs="Times New Roman"/>
+          <w:sz w:val="24"/>
+          <w:szCs w:val="24"/>
+        </w:rPr>
+        <w:t>smartphone</w:t>
+      </w:r>
+      <w:proofErr w:type="spellEnd"/>
+      <w:r>
+        <w:rPr>
+          <w:rFonts w:ascii="Times New Roman" w:eastAsia="Times New Roman" w:hAnsi="Times New Roman" w:cs="Times New Roman"/>
+          <w:sz w:val="24"/>
+          <w:szCs w:val="24"/>
+        </w:rPr>
+        <w:t xml:space="preserve">-uri și tablete.  </w:t>
       </w:r>
     </w:p>
     <w:p>
@@ -4167,7 +5214,34 @@
           <w:sz w:val="24"/>
           <w:szCs w:val="24"/>
         </w:rPr>
-        <w:t>Layout-ul va fi responsiv</w:t>
+        <w:t>Layout-</w:t>
+      </w:r>
+      <w:proofErr w:type="spellStart"/>
+      <w:r>
+        <w:rPr>
+          <w:rFonts w:ascii="Times New Roman" w:eastAsia="Times New Roman" w:hAnsi="Times New Roman" w:cs="Times New Roman"/>
+          <w:sz w:val="24"/>
+          <w:szCs w:val="24"/>
+        </w:rPr>
+        <w:t>ul</w:t>
+      </w:r>
+      <w:proofErr w:type="spellEnd"/>
+      <w:r>
+        <w:rPr>
+          <w:rFonts w:ascii="Times New Roman" w:eastAsia="Times New Roman" w:hAnsi="Times New Roman" w:cs="Times New Roman"/>
+          <w:sz w:val="24"/>
+          <w:szCs w:val="24"/>
+        </w:rPr>
+        <w:t xml:space="preserve"> va fi </w:t>
+      </w:r>
+      <w:proofErr w:type="spellStart"/>
+      <w:r>
+        <w:rPr>
+          <w:rFonts w:ascii="Times New Roman" w:eastAsia="Times New Roman" w:hAnsi="Times New Roman" w:cs="Times New Roman"/>
+          <w:sz w:val="24"/>
+          <w:szCs w:val="24"/>
+        </w:rPr>
+        <w:t>responsiv</w:t>
       </w:r>
       <w:r>
         <w:rPr>
@@ -4177,6 +5251,7 @@
         </w:rPr>
         <w:t>e</w:t>
       </w:r>
+      <w:proofErr w:type="spellEnd"/>
       <w:r>
         <w:rPr>
           <w:rFonts w:ascii="Times New Roman" w:eastAsia="Times New Roman" w:hAnsi="Times New Roman" w:cs="Times New Roman"/>
@@ -4245,7 +5320,25 @@
           <w:sz w:val="24"/>
           <w:szCs w:val="24"/>
         </w:rPr>
-        <w:t xml:space="preserve">Aplicația va funcționa optim pe conexiuni de internet 3G/4G, cu feed-uri actualizate în timp real. </w:t>
+        <w:t xml:space="preserve">Aplicația va funcționa optim pe conexiuni de internet 3G/4G, cu </w:t>
+      </w:r>
+      <w:proofErr w:type="spellStart"/>
+      <w:r>
+        <w:rPr>
+          <w:rFonts w:ascii="Times New Roman" w:eastAsia="Times New Roman" w:hAnsi="Times New Roman" w:cs="Times New Roman"/>
+          <w:sz w:val="24"/>
+          <w:szCs w:val="24"/>
+        </w:rPr>
+        <w:t>feed</w:t>
+      </w:r>
+      <w:proofErr w:type="spellEnd"/>
+      <w:r>
+        <w:rPr>
+          <w:rFonts w:ascii="Times New Roman" w:eastAsia="Times New Roman" w:hAnsi="Times New Roman" w:cs="Times New Roman"/>
+          <w:sz w:val="24"/>
+          <w:szCs w:val="24"/>
+        </w:rPr>
+        <w:t xml:space="preserve">-uri actualizate în timp real. </w:t>
       </w:r>
     </w:p>
     <w:p>
@@ -4339,8 +5432,27 @@
           <w:szCs w:val="24"/>
         </w:rPr>
         <w:lastRenderedPageBreak/>
-        <w:t xml:space="preserve">Aplicația va respecta principiile de design specifice pentru iOS: </w:t>
-      </w:r>
+        <w:t xml:space="preserve">Aplicația va respecta principiile de design specifice pentru </w:t>
+      </w:r>
+      <w:proofErr w:type="spellStart"/>
+      <w:r>
+        <w:rPr>
+          <w:rFonts w:ascii="Times New Roman" w:eastAsia="Times New Roman" w:hAnsi="Times New Roman" w:cs="Times New Roman"/>
+          <w:sz w:val="24"/>
+          <w:szCs w:val="24"/>
+        </w:rPr>
+        <w:t>iOS</w:t>
+      </w:r>
+      <w:proofErr w:type="spellEnd"/>
+      <w:r>
+        <w:rPr>
+          <w:rFonts w:ascii="Times New Roman" w:eastAsia="Times New Roman" w:hAnsi="Times New Roman" w:cs="Times New Roman"/>
+          <w:sz w:val="24"/>
+          <w:szCs w:val="24"/>
+        </w:rPr>
+        <w:t xml:space="preserve">: </w:t>
+      </w:r>
+      <w:proofErr w:type="spellStart"/>
       <w:r>
         <w:rPr>
           <w:rFonts w:ascii="Times New Roman" w:eastAsia="Times New Roman" w:hAnsi="Times New Roman" w:cs="Times New Roman"/>
@@ -4348,8 +5460,49 @@
           <w:sz w:val="24"/>
           <w:szCs w:val="24"/>
         </w:rPr>
-        <w:t>Human Interface Guidelines</w:t>
-      </w:r>
+        <w:t>Human</w:t>
+      </w:r>
+      <w:proofErr w:type="spellEnd"/>
+      <w:r>
+        <w:rPr>
+          <w:rFonts w:ascii="Times New Roman" w:eastAsia="Times New Roman" w:hAnsi="Times New Roman" w:cs="Times New Roman"/>
+          <w:i/>
+          <w:sz w:val="24"/>
+          <w:szCs w:val="24"/>
+        </w:rPr>
+        <w:t xml:space="preserve"> </w:t>
+      </w:r>
+      <w:proofErr w:type="spellStart"/>
+      <w:r>
+        <w:rPr>
+          <w:rFonts w:ascii="Times New Roman" w:eastAsia="Times New Roman" w:hAnsi="Times New Roman" w:cs="Times New Roman"/>
+          <w:i/>
+          <w:sz w:val="24"/>
+          <w:szCs w:val="24"/>
+        </w:rPr>
+        <w:t>Interface</w:t>
+      </w:r>
+      <w:proofErr w:type="spellEnd"/>
+      <w:r>
+        <w:rPr>
+          <w:rFonts w:ascii="Times New Roman" w:eastAsia="Times New Roman" w:hAnsi="Times New Roman" w:cs="Times New Roman"/>
+          <w:i/>
+          <w:sz w:val="24"/>
+          <w:szCs w:val="24"/>
+        </w:rPr>
+        <w:t xml:space="preserve"> </w:t>
+      </w:r>
+      <w:proofErr w:type="spellStart"/>
+      <w:r>
+        <w:rPr>
+          <w:rFonts w:ascii="Times New Roman" w:eastAsia="Times New Roman" w:hAnsi="Times New Roman" w:cs="Times New Roman"/>
+          <w:i/>
+          <w:sz w:val="24"/>
+          <w:szCs w:val="24"/>
+        </w:rPr>
+        <w:t>Guidelines</w:t>
+      </w:r>
+      <w:proofErr w:type="spellEnd"/>
       <w:r>
         <w:rPr>
           <w:rFonts w:ascii="Times New Roman" w:eastAsia="Times New Roman" w:hAnsi="Times New Roman" w:cs="Times New Roman"/>
@@ -4400,7 +5553,43 @@
           <w:sz w:val="24"/>
           <w:szCs w:val="24"/>
         </w:rPr>
-        <w:t xml:space="preserve">Aplicația va include opțiuni de accesibilitate, precum contrast sporit, mărirea textului și suport pentru screen readers.  </w:t>
+        <w:t xml:space="preserve">Aplicația va include opțiuni de accesibilitate, precum contrast sporit, mărirea textului și suport pentru </w:t>
+      </w:r>
+      <w:proofErr w:type="spellStart"/>
+      <w:r>
+        <w:rPr>
+          <w:rFonts w:ascii="Times New Roman" w:eastAsia="Times New Roman" w:hAnsi="Times New Roman" w:cs="Times New Roman"/>
+          <w:sz w:val="24"/>
+          <w:szCs w:val="24"/>
+        </w:rPr>
+        <w:t>screen</w:t>
+      </w:r>
+      <w:proofErr w:type="spellEnd"/>
+      <w:r>
+        <w:rPr>
+          <w:rFonts w:ascii="Times New Roman" w:eastAsia="Times New Roman" w:hAnsi="Times New Roman" w:cs="Times New Roman"/>
+          <w:sz w:val="24"/>
+          <w:szCs w:val="24"/>
+        </w:rPr>
+        <w:t xml:space="preserve"> </w:t>
+      </w:r>
+      <w:proofErr w:type="spellStart"/>
+      <w:r>
+        <w:rPr>
+          <w:rFonts w:ascii="Times New Roman" w:eastAsia="Times New Roman" w:hAnsi="Times New Roman" w:cs="Times New Roman"/>
+          <w:sz w:val="24"/>
+          <w:szCs w:val="24"/>
+        </w:rPr>
+        <w:t>readers</w:t>
+      </w:r>
+      <w:proofErr w:type="spellEnd"/>
+      <w:r>
+        <w:rPr>
+          <w:rFonts w:ascii="Times New Roman" w:eastAsia="Times New Roman" w:hAnsi="Times New Roman" w:cs="Times New Roman"/>
+          <w:sz w:val="24"/>
+          <w:szCs w:val="24"/>
+        </w:rPr>
+        <w:t xml:space="preserve">.  </w:t>
       </w:r>
     </w:p>
     <w:p>
@@ -4531,7 +5720,43 @@
           <w:sz w:val="24"/>
           <w:szCs w:val="24"/>
         </w:rPr>
-        <w:t>Aplicația mobilă este construită cu SwiftUI, utilizând MVVM pentru separarea logicii de interfața grafică. Backend-ul, implementat în Express.js, gestionează autentificarea, stocarea imaginilor și funcționalitățile de chat și plăți.</w:t>
+        <w:t xml:space="preserve">Aplicația mobilă este construită cu </w:t>
+      </w:r>
+      <w:proofErr w:type="spellStart"/>
+      <w:r>
+        <w:rPr>
+          <w:rFonts w:ascii="Times New Roman" w:eastAsia="Times New Roman" w:hAnsi="Times New Roman" w:cs="Times New Roman"/>
+          <w:sz w:val="24"/>
+          <w:szCs w:val="24"/>
+        </w:rPr>
+        <w:t>SwiftUI</w:t>
+      </w:r>
+      <w:proofErr w:type="spellEnd"/>
+      <w:r>
+        <w:rPr>
+          <w:rFonts w:ascii="Times New Roman" w:eastAsia="Times New Roman" w:hAnsi="Times New Roman" w:cs="Times New Roman"/>
+          <w:sz w:val="24"/>
+          <w:szCs w:val="24"/>
+        </w:rPr>
+        <w:t xml:space="preserve">, utilizând MVVM pentru separarea logicii de interfața grafică. </w:t>
+      </w:r>
+      <w:proofErr w:type="spellStart"/>
+      <w:r>
+        <w:rPr>
+          <w:rFonts w:ascii="Times New Roman" w:eastAsia="Times New Roman" w:hAnsi="Times New Roman" w:cs="Times New Roman"/>
+          <w:sz w:val="24"/>
+          <w:szCs w:val="24"/>
+        </w:rPr>
+        <w:t>Backend-ul</w:t>
+      </w:r>
+      <w:proofErr w:type="spellEnd"/>
+      <w:r>
+        <w:rPr>
+          <w:rFonts w:ascii="Times New Roman" w:eastAsia="Times New Roman" w:hAnsi="Times New Roman" w:cs="Times New Roman"/>
+          <w:sz w:val="24"/>
+          <w:szCs w:val="24"/>
+        </w:rPr>
+        <w:t>, implementat în Express.js, gestionează autentificarea, stocarea imaginilor și funcționalitățile de chat și plăți.</w:t>
       </w:r>
     </w:p>
     <w:p>
@@ -4665,6 +5890,7 @@
           <w:szCs w:val="24"/>
         </w:rPr>
       </w:pPr>
+      <w:proofErr w:type="spellStart"/>
       <w:r>
         <w:rPr>
           <w:rFonts w:ascii="Times New Roman" w:eastAsia="Times New Roman" w:hAnsi="Times New Roman" w:cs="Times New Roman"/>
@@ -4674,13 +5900,68 @@
         </w:rPr>
         <w:t>ViewModel</w:t>
       </w:r>
-      <w:r>
-        <w:rPr>
-          <w:rFonts w:ascii="Times New Roman" w:eastAsia="Times New Roman" w:hAnsi="Times New Roman" w:cs="Times New Roman"/>
-          <w:sz w:val="24"/>
-          <w:szCs w:val="24"/>
-        </w:rPr>
-        <w:t xml:space="preserve">: Intermediar între Model și View, transformând datele brute în informații pregătite pentru afișare. Utilizează framework-uri reactive, cum ar fi Combine (iOS).  </w:t>
+      <w:proofErr w:type="spellEnd"/>
+      <w:r>
+        <w:rPr>
+          <w:rFonts w:ascii="Times New Roman" w:eastAsia="Times New Roman" w:hAnsi="Times New Roman" w:cs="Times New Roman"/>
+          <w:sz w:val="24"/>
+          <w:szCs w:val="24"/>
+        </w:rPr>
+        <w:t xml:space="preserve">: Intermediar între Model și </w:t>
+      </w:r>
+      <w:proofErr w:type="spellStart"/>
+      <w:r>
+        <w:rPr>
+          <w:rFonts w:ascii="Times New Roman" w:eastAsia="Times New Roman" w:hAnsi="Times New Roman" w:cs="Times New Roman"/>
+          <w:sz w:val="24"/>
+          <w:szCs w:val="24"/>
+        </w:rPr>
+        <w:t>View</w:t>
+      </w:r>
+      <w:proofErr w:type="spellEnd"/>
+      <w:r>
+        <w:rPr>
+          <w:rFonts w:ascii="Times New Roman" w:eastAsia="Times New Roman" w:hAnsi="Times New Roman" w:cs="Times New Roman"/>
+          <w:sz w:val="24"/>
+          <w:szCs w:val="24"/>
+        </w:rPr>
+        <w:t xml:space="preserve">, transformând datele brute în informații pregătite pentru afișare. Utilizează </w:t>
+      </w:r>
+      <w:proofErr w:type="spellStart"/>
+      <w:r>
+        <w:rPr>
+          <w:rFonts w:ascii="Times New Roman" w:eastAsia="Times New Roman" w:hAnsi="Times New Roman" w:cs="Times New Roman"/>
+          <w:sz w:val="24"/>
+          <w:szCs w:val="24"/>
+        </w:rPr>
+        <w:t>framework</w:t>
+      </w:r>
+      <w:proofErr w:type="spellEnd"/>
+      <w:r>
+        <w:rPr>
+          <w:rFonts w:ascii="Times New Roman" w:eastAsia="Times New Roman" w:hAnsi="Times New Roman" w:cs="Times New Roman"/>
+          <w:sz w:val="24"/>
+          <w:szCs w:val="24"/>
+        </w:rPr>
+        <w:t>-uri reactive, cum ar fi Combine (</w:t>
+      </w:r>
+      <w:proofErr w:type="spellStart"/>
+      <w:r>
+        <w:rPr>
+          <w:rFonts w:ascii="Times New Roman" w:eastAsia="Times New Roman" w:hAnsi="Times New Roman" w:cs="Times New Roman"/>
+          <w:sz w:val="24"/>
+          <w:szCs w:val="24"/>
+        </w:rPr>
+        <w:t>iOS</w:t>
+      </w:r>
+      <w:proofErr w:type="spellEnd"/>
+      <w:r>
+        <w:rPr>
+          <w:rFonts w:ascii="Times New Roman" w:eastAsia="Times New Roman" w:hAnsi="Times New Roman" w:cs="Times New Roman"/>
+          <w:sz w:val="24"/>
+          <w:szCs w:val="24"/>
+        </w:rPr>
+        <w:t xml:space="preserve">).  </w:t>
       </w:r>
     </w:p>
     <w:p>
@@ -4697,6 +5978,7 @@
           <w:szCs w:val="24"/>
         </w:rPr>
       </w:pPr>
+      <w:proofErr w:type="spellStart"/>
       <w:r>
         <w:rPr>
           <w:rFonts w:ascii="Times New Roman" w:eastAsia="Times New Roman" w:hAnsi="Times New Roman" w:cs="Times New Roman"/>
@@ -4706,6 +5988,7 @@
         </w:rPr>
         <w:t>View</w:t>
       </w:r>
+      <w:proofErr w:type="spellEnd"/>
       <w:r>
         <w:rPr>
           <w:rFonts w:ascii="Times New Roman" w:eastAsia="Times New Roman" w:hAnsi="Times New Roman" w:cs="Times New Roman"/>
@@ -4775,6 +6058,7 @@
           <w:szCs w:val="24"/>
         </w:rPr>
       </w:pPr>
+      <w:proofErr w:type="spellStart"/>
       <w:r>
         <w:rPr>
           <w:rFonts w:ascii="Times New Roman" w:eastAsia="Times New Roman" w:hAnsi="Times New Roman" w:cs="Times New Roman"/>
@@ -4782,7 +6066,16 @@
           <w:szCs w:val="24"/>
         </w:rPr>
         <w:lastRenderedPageBreak/>
-        <w:t>Scalabilitate și posibilitate de reutilizare a codului.</w:t>
+        <w:t>Scalabilitate</w:t>
+      </w:r>
+      <w:proofErr w:type="spellEnd"/>
+      <w:r>
+        <w:rPr>
+          <w:rFonts w:ascii="Times New Roman" w:eastAsia="Times New Roman" w:hAnsi="Times New Roman" w:cs="Times New Roman"/>
+          <w:sz w:val="24"/>
+          <w:szCs w:val="24"/>
+        </w:rPr>
+        <w:t xml:space="preserve"> și posibilitate de reutilizare a codului.</w:t>
       </w:r>
     </w:p>
     <w:p>
@@ -4805,7 +6098,25 @@
           <w:sz w:val="24"/>
           <w:szCs w:val="24"/>
         </w:rPr>
-        <w:t>Ușurință în testarea unităților individuale (ViewModel).</w:t>
+        <w:t>Ușurință în testarea unităților individuale (</w:t>
+      </w:r>
+      <w:proofErr w:type="spellStart"/>
+      <w:r>
+        <w:rPr>
+          <w:rFonts w:ascii="Times New Roman" w:eastAsia="Times New Roman" w:hAnsi="Times New Roman" w:cs="Times New Roman"/>
+          <w:sz w:val="24"/>
+          <w:szCs w:val="24"/>
+        </w:rPr>
+        <w:t>ViewModel</w:t>
+      </w:r>
+      <w:proofErr w:type="spellEnd"/>
+      <w:r>
+        <w:rPr>
+          <w:rFonts w:ascii="Times New Roman" w:eastAsia="Times New Roman" w:hAnsi="Times New Roman" w:cs="Times New Roman"/>
+          <w:sz w:val="24"/>
+          <w:szCs w:val="24"/>
+        </w:rPr>
+        <w:t>).</w:t>
       </w:r>
     </w:p>
     <w:p>
@@ -4850,7 +6161,25 @@
           <w:sz w:val="24"/>
           <w:szCs w:val="24"/>
         </w:rPr>
-        <w:t>Aplicația va fi organizată pe module, fiecare având responsabilități specifice, pentru a încuraja reutilizarea și scalabilitatea:</w:t>
+        <w:t xml:space="preserve">Aplicația va fi organizată pe module, fiecare având responsabilități specifice, pentru a încuraja reutilizarea și </w:t>
+      </w:r>
+      <w:proofErr w:type="spellStart"/>
+      <w:r>
+        <w:rPr>
+          <w:rFonts w:ascii="Times New Roman" w:eastAsia="Times New Roman" w:hAnsi="Times New Roman" w:cs="Times New Roman"/>
+          <w:sz w:val="24"/>
+          <w:szCs w:val="24"/>
+        </w:rPr>
+        <w:t>scalabilitatea</w:t>
+      </w:r>
+      <w:proofErr w:type="spellEnd"/>
+      <w:r>
+        <w:rPr>
+          <w:rFonts w:ascii="Times New Roman" w:eastAsia="Times New Roman" w:hAnsi="Times New Roman" w:cs="Times New Roman"/>
+          <w:sz w:val="24"/>
+          <w:szCs w:val="24"/>
+        </w:rPr>
+        <w:t>:</w:t>
       </w:r>
     </w:p>
     <w:p>
@@ -4882,7 +6211,25 @@
           <w:sz w:val="24"/>
           <w:szCs w:val="24"/>
         </w:rPr>
-        <w:t>: Gestionarea proceselor de logare, înregistrare și resetare a parolei.</w:t>
+        <w:t xml:space="preserve">: Gestionarea proceselor de </w:t>
+      </w:r>
+      <w:proofErr w:type="spellStart"/>
+      <w:r>
+        <w:rPr>
+          <w:rFonts w:ascii="Times New Roman" w:eastAsia="Times New Roman" w:hAnsi="Times New Roman" w:cs="Times New Roman"/>
+          <w:sz w:val="24"/>
+          <w:szCs w:val="24"/>
+        </w:rPr>
+        <w:t>logare</w:t>
+      </w:r>
+      <w:proofErr w:type="spellEnd"/>
+      <w:r>
+        <w:rPr>
+          <w:rFonts w:ascii="Times New Roman" w:eastAsia="Times New Roman" w:hAnsi="Times New Roman" w:cs="Times New Roman"/>
+          <w:sz w:val="24"/>
+          <w:szCs w:val="24"/>
+        </w:rPr>
+        <w:t>, înregistrare și resetare a parolei.</w:t>
       </w:r>
     </w:p>
     <w:p>
@@ -4899,6 +6246,7 @@
           <w:szCs w:val="24"/>
         </w:rPr>
       </w:pPr>
+      <w:proofErr w:type="spellStart"/>
       <w:r>
         <w:rPr>
           <w:rFonts w:ascii="Times New Roman" w:eastAsia="Times New Roman" w:hAnsi="Times New Roman" w:cs="Times New Roman"/>
@@ -4908,6 +6256,7 @@
         </w:rPr>
         <w:t>Feed</w:t>
       </w:r>
+      <w:proofErr w:type="spellEnd"/>
       <w:r>
         <w:rPr>
           <w:rFonts w:ascii="Times New Roman" w:eastAsia="Times New Roman" w:hAnsi="Times New Roman" w:cs="Times New Roman"/>
@@ -5010,7 +6359,25 @@
           <w:sz w:val="24"/>
           <w:szCs w:val="24"/>
         </w:rPr>
-        <w:t>: Procesarea tranzacțiilor pentru achiziția de token-uri.</w:t>
+        <w:t xml:space="preserve">: Procesarea tranzacțiilor pentru achiziția de </w:t>
+      </w:r>
+      <w:proofErr w:type="spellStart"/>
+      <w:r>
+        <w:rPr>
+          <w:rFonts w:ascii="Times New Roman" w:eastAsia="Times New Roman" w:hAnsi="Times New Roman" w:cs="Times New Roman"/>
+          <w:sz w:val="24"/>
+          <w:szCs w:val="24"/>
+        </w:rPr>
+        <w:t>token</w:t>
+      </w:r>
+      <w:proofErr w:type="spellEnd"/>
+      <w:r>
+        <w:rPr>
+          <w:rFonts w:ascii="Times New Roman" w:eastAsia="Times New Roman" w:hAnsi="Times New Roman" w:cs="Times New Roman"/>
+          <w:sz w:val="24"/>
+          <w:szCs w:val="24"/>
+        </w:rPr>
+        <w:t>-uri.</w:t>
       </w:r>
     </w:p>
     <w:p>
@@ -5065,7 +6432,43 @@
           <w:sz w:val="24"/>
           <w:szCs w:val="24"/>
         </w:rPr>
-        <w:t xml:space="preserve">Utilizarea unui backend RESTful API, care va furniza date aplicației și va gestiona operațiunile critice (ex. autentificare, încărcare imagini).  </w:t>
+        <w:t xml:space="preserve">Utilizarea unui </w:t>
+      </w:r>
+      <w:proofErr w:type="spellStart"/>
+      <w:r>
+        <w:rPr>
+          <w:rFonts w:ascii="Times New Roman" w:eastAsia="Times New Roman" w:hAnsi="Times New Roman" w:cs="Times New Roman"/>
+          <w:sz w:val="24"/>
+          <w:szCs w:val="24"/>
+        </w:rPr>
+        <w:t>backend</w:t>
+      </w:r>
+      <w:proofErr w:type="spellEnd"/>
+      <w:r>
+        <w:rPr>
+          <w:rFonts w:ascii="Times New Roman" w:eastAsia="Times New Roman" w:hAnsi="Times New Roman" w:cs="Times New Roman"/>
+          <w:sz w:val="24"/>
+          <w:szCs w:val="24"/>
+        </w:rPr>
+        <w:t xml:space="preserve"> </w:t>
+      </w:r>
+      <w:proofErr w:type="spellStart"/>
+      <w:r>
+        <w:rPr>
+          <w:rFonts w:ascii="Times New Roman" w:eastAsia="Times New Roman" w:hAnsi="Times New Roman" w:cs="Times New Roman"/>
+          <w:sz w:val="24"/>
+          <w:szCs w:val="24"/>
+        </w:rPr>
+        <w:t>RESTful</w:t>
+      </w:r>
+      <w:proofErr w:type="spellEnd"/>
+      <w:r>
+        <w:rPr>
+          <w:rFonts w:ascii="Times New Roman" w:eastAsia="Times New Roman" w:hAnsi="Times New Roman" w:cs="Times New Roman"/>
+          <w:sz w:val="24"/>
+          <w:szCs w:val="24"/>
+        </w:rPr>
+        <w:t xml:space="preserve"> API, care va furniza date aplicației și va gestiona operațiunile critice (ex. autentificare, încărcare imagini).  </w:t>
       </w:r>
     </w:p>
     <w:p>
@@ -5088,7 +6491,25 @@
           <w:sz w:val="24"/>
           <w:szCs w:val="24"/>
         </w:rPr>
-        <w:t xml:space="preserve">Toate solicitările API vor fi gestionate printr-o clasă de tip **Service Layer**, care centralizează logica de comunicare cu serverul.  </w:t>
+        <w:t xml:space="preserve">Toate solicitările API vor fi gestionate printr-o clasă de tip **Service </w:t>
+      </w:r>
+      <w:proofErr w:type="spellStart"/>
+      <w:r>
+        <w:rPr>
+          <w:rFonts w:ascii="Times New Roman" w:eastAsia="Times New Roman" w:hAnsi="Times New Roman" w:cs="Times New Roman"/>
+          <w:sz w:val="24"/>
+          <w:szCs w:val="24"/>
+        </w:rPr>
+        <w:t>Layer</w:t>
+      </w:r>
+      <w:proofErr w:type="spellEnd"/>
+      <w:r>
+        <w:rPr>
+          <w:rFonts w:ascii="Times New Roman" w:eastAsia="Times New Roman" w:hAnsi="Times New Roman" w:cs="Times New Roman"/>
+          <w:sz w:val="24"/>
+          <w:szCs w:val="24"/>
+        </w:rPr>
+        <w:t xml:space="preserve">**, care centralizează logica de comunicare cu serverul.  </w:t>
       </w:r>
     </w:p>
     <w:p>
@@ -5163,6 +6584,7 @@
         </w:rPr>
         <w:t xml:space="preserve">Aplicația mobilă va fi dezvoltată utilizând </w:t>
       </w:r>
+      <w:proofErr w:type="spellStart"/>
       <w:r>
         <w:rPr>
           <w:rFonts w:ascii="Times New Roman" w:eastAsia="Times New Roman" w:hAnsi="Times New Roman" w:cs="Times New Roman"/>
@@ -5172,13 +6594,50 @@
         </w:rPr>
         <w:t>SwiftUI</w:t>
       </w:r>
-      <w:r>
-        <w:rPr>
-          <w:rFonts w:ascii="Times New Roman" w:eastAsia="Times New Roman" w:hAnsi="Times New Roman" w:cs="Times New Roman"/>
-          <w:sz w:val="24"/>
-          <w:szCs w:val="24"/>
-        </w:rPr>
-        <w:t xml:space="preserve"> pentru iOS, un framework declarativ modern, care oferă o experiență de dezvoltare rapidă și o interfață utilizator intuitivă.  </w:t>
+      <w:proofErr w:type="spellEnd"/>
+      <w:r>
+        <w:rPr>
+          <w:rFonts w:ascii="Times New Roman" w:eastAsia="Times New Roman" w:hAnsi="Times New Roman" w:cs="Times New Roman"/>
+          <w:sz w:val="24"/>
+          <w:szCs w:val="24"/>
+        </w:rPr>
+        <w:t xml:space="preserve"> pentru </w:t>
+      </w:r>
+      <w:proofErr w:type="spellStart"/>
+      <w:r>
+        <w:rPr>
+          <w:rFonts w:ascii="Times New Roman" w:eastAsia="Times New Roman" w:hAnsi="Times New Roman" w:cs="Times New Roman"/>
+          <w:sz w:val="24"/>
+          <w:szCs w:val="24"/>
+        </w:rPr>
+        <w:t>iOS</w:t>
+      </w:r>
+      <w:proofErr w:type="spellEnd"/>
+      <w:r>
+        <w:rPr>
+          <w:rFonts w:ascii="Times New Roman" w:eastAsia="Times New Roman" w:hAnsi="Times New Roman" w:cs="Times New Roman"/>
+          <w:sz w:val="24"/>
+          <w:szCs w:val="24"/>
+        </w:rPr>
+        <w:t xml:space="preserve">, un </w:t>
+      </w:r>
+      <w:proofErr w:type="spellStart"/>
+      <w:r>
+        <w:rPr>
+          <w:rFonts w:ascii="Times New Roman" w:eastAsia="Times New Roman" w:hAnsi="Times New Roman" w:cs="Times New Roman"/>
+          <w:sz w:val="24"/>
+          <w:szCs w:val="24"/>
+        </w:rPr>
+        <w:t>framework</w:t>
+      </w:r>
+      <w:proofErr w:type="spellEnd"/>
+      <w:r>
+        <w:rPr>
+          <w:rFonts w:ascii="Times New Roman" w:eastAsia="Times New Roman" w:hAnsi="Times New Roman" w:cs="Times New Roman"/>
+          <w:sz w:val="24"/>
+          <w:szCs w:val="24"/>
+        </w:rPr>
+        <w:t xml:space="preserve"> declarativ modern, care oferă o experiență de dezvoltare rapidă și o interfață utilizator intuitivă.  </w:t>
       </w:r>
     </w:p>
     <w:p>
@@ -5203,6 +6662,7 @@
         </w:rPr>
         <w:t xml:space="preserve">      Avantajele utilizării </w:t>
       </w:r>
+      <w:proofErr w:type="spellStart"/>
       <w:r>
         <w:rPr>
           <w:rFonts w:ascii="Times New Roman" w:eastAsia="Times New Roman" w:hAnsi="Times New Roman" w:cs="Times New Roman"/>
@@ -5212,6 +6672,7 @@
         </w:rPr>
         <w:t>SwiftUI</w:t>
       </w:r>
+      <w:proofErr w:type="spellEnd"/>
       <w:r>
         <w:rPr>
           <w:rFonts w:ascii="Times New Roman" w:eastAsia="Times New Roman" w:hAnsi="Times New Roman" w:cs="Times New Roman"/>
@@ -5264,7 +6725,25 @@
           <w:sz w:val="24"/>
           <w:szCs w:val="24"/>
         </w:rPr>
-        <w:t>Integrare nativă cu ecosistemul Apple, incluzând suport pentru funcții precum accesibilitate, Dark Mode și animații fluide.</w:t>
+        <w:t xml:space="preserve">Integrare nativă cu ecosistemul Apple, incluzând suport pentru funcții precum accesibilitate, </w:t>
+      </w:r>
+      <w:proofErr w:type="spellStart"/>
+      <w:r>
+        <w:rPr>
+          <w:rFonts w:ascii="Times New Roman" w:eastAsia="Times New Roman" w:hAnsi="Times New Roman" w:cs="Times New Roman"/>
+          <w:sz w:val="24"/>
+          <w:szCs w:val="24"/>
+        </w:rPr>
+        <w:t>Dark</w:t>
+      </w:r>
+      <w:proofErr w:type="spellEnd"/>
+      <w:r>
+        <w:rPr>
+          <w:rFonts w:ascii="Times New Roman" w:eastAsia="Times New Roman" w:hAnsi="Times New Roman" w:cs="Times New Roman"/>
+          <w:sz w:val="24"/>
+          <w:szCs w:val="24"/>
+        </w:rPr>
+        <w:t xml:space="preserve"> Mode și animații fluide.</w:t>
       </w:r>
     </w:p>
     <w:p>
@@ -5287,7 +6766,25 @@
           <w:sz w:val="24"/>
           <w:szCs w:val="24"/>
         </w:rPr>
-        <w:t>Optimizare pentru performanță pe dispozitive iOS recente.</w:t>
+        <w:t xml:space="preserve">Optimizare pentru performanță pe dispozitive </w:t>
+      </w:r>
+      <w:proofErr w:type="spellStart"/>
+      <w:r>
+        <w:rPr>
+          <w:rFonts w:ascii="Times New Roman" w:eastAsia="Times New Roman" w:hAnsi="Times New Roman" w:cs="Times New Roman"/>
+          <w:sz w:val="24"/>
+          <w:szCs w:val="24"/>
+        </w:rPr>
+        <w:t>iOS</w:t>
+      </w:r>
+      <w:proofErr w:type="spellEnd"/>
+      <w:r>
+        <w:rPr>
+          <w:rFonts w:ascii="Times New Roman" w:eastAsia="Times New Roman" w:hAnsi="Times New Roman" w:cs="Times New Roman"/>
+          <w:sz w:val="24"/>
+          <w:szCs w:val="24"/>
+        </w:rPr>
+        <w:t xml:space="preserve"> recente.</w:t>
       </w:r>
     </w:p>
     <w:p>
@@ -5327,6 +6824,7 @@
           <w:szCs w:val="24"/>
         </w:rPr>
       </w:pPr>
+      <w:proofErr w:type="spellStart"/>
       <w:r>
         <w:rPr>
           <w:rFonts w:ascii="Times New Roman" w:eastAsia="Times New Roman" w:hAnsi="Times New Roman" w:cs="Times New Roman"/>
@@ -5334,7 +6832,17 @@
           <w:sz w:val="24"/>
           <w:szCs w:val="24"/>
         </w:rPr>
-        <w:t>Feed-ul principal</w:t>
+        <w:t>Feed-ul</w:t>
+      </w:r>
+      <w:proofErr w:type="spellEnd"/>
+      <w:r>
+        <w:rPr>
+          <w:rFonts w:ascii="Times New Roman" w:eastAsia="Times New Roman" w:hAnsi="Times New Roman" w:cs="Times New Roman"/>
+          <w:b/>
+          <w:sz w:val="24"/>
+          <w:szCs w:val="24"/>
+        </w:rPr>
+        <w:t xml:space="preserve"> principal</w:t>
       </w:r>
       <w:r>
         <w:rPr>
@@ -5398,8 +6906,19 @@
           <w:sz w:val="24"/>
           <w:szCs w:val="24"/>
         </w:rPr>
-        <w:t>Chat-ul</w:t>
-      </w:r>
+        <w:t>Chat-</w:t>
+      </w:r>
+      <w:proofErr w:type="spellStart"/>
+      <w:r>
+        <w:rPr>
+          <w:rFonts w:ascii="Times New Roman" w:eastAsia="Times New Roman" w:hAnsi="Times New Roman" w:cs="Times New Roman"/>
+          <w:b/>
+          <w:sz w:val="24"/>
+          <w:szCs w:val="24"/>
+        </w:rPr>
+        <w:t>ul</w:t>
+      </w:r>
+      <w:proofErr w:type="spellEnd"/>
       <w:r>
         <w:rPr>
           <w:rFonts w:ascii="Times New Roman" w:eastAsia="Times New Roman" w:hAnsi="Times New Roman" w:cs="Times New Roman"/>
@@ -5422,6 +6941,7 @@
           <w:szCs w:val="24"/>
         </w:rPr>
       </w:pPr>
+      <w:proofErr w:type="spellStart"/>
       <w:r>
         <w:rPr>
           <w:rFonts w:ascii="Times New Roman" w:eastAsia="Times New Roman" w:hAnsi="Times New Roman" w:cs="Times New Roman"/>
@@ -5431,6 +6951,7 @@
         </w:rPr>
         <w:t>Search-ul</w:t>
       </w:r>
+      <w:proofErr w:type="spellEnd"/>
       <w:r>
         <w:rPr>
           <w:rFonts w:ascii="Times New Roman" w:eastAsia="Times New Roman" w:hAnsi="Times New Roman" w:cs="Times New Roman"/>
@@ -5471,7 +6992,25 @@
           <w:sz w:val="24"/>
           <w:szCs w:val="24"/>
         </w:rPr>
-        <w:t xml:space="preserve">Integrare backend  </w:t>
+        <w:t xml:space="preserve">Integrare </w:t>
+      </w:r>
+      <w:proofErr w:type="spellStart"/>
+      <w:r>
+        <w:rPr>
+          <w:rFonts w:ascii="Times New Roman" w:eastAsia="Times New Roman" w:hAnsi="Times New Roman" w:cs="Times New Roman"/>
+          <w:sz w:val="24"/>
+          <w:szCs w:val="24"/>
+        </w:rPr>
+        <w:t>backend</w:t>
+      </w:r>
+      <w:proofErr w:type="spellEnd"/>
+      <w:r>
+        <w:rPr>
+          <w:rFonts w:ascii="Times New Roman" w:eastAsia="Times New Roman" w:hAnsi="Times New Roman" w:cs="Times New Roman"/>
+          <w:sz w:val="24"/>
+          <w:szCs w:val="24"/>
+        </w:rPr>
+        <w:t xml:space="preserve">  </w:t>
       </w:r>
     </w:p>
     <w:p>
@@ -5495,7 +7034,25 @@
           <w:szCs w:val="24"/>
         </w:rPr>
         <w:lastRenderedPageBreak/>
-        <w:t xml:space="preserve">Partea de backend va fi dezvoltată folosind </w:t>
+        <w:t xml:space="preserve">Partea de </w:t>
+      </w:r>
+      <w:proofErr w:type="spellStart"/>
+      <w:r>
+        <w:rPr>
+          <w:rFonts w:ascii="Times New Roman" w:eastAsia="Times New Roman" w:hAnsi="Times New Roman" w:cs="Times New Roman"/>
+          <w:sz w:val="24"/>
+          <w:szCs w:val="24"/>
+        </w:rPr>
+        <w:t>backend</w:t>
+      </w:r>
+      <w:proofErr w:type="spellEnd"/>
+      <w:r>
+        <w:rPr>
+          <w:rFonts w:ascii="Times New Roman" w:eastAsia="Times New Roman" w:hAnsi="Times New Roman" w:cs="Times New Roman"/>
+          <w:sz w:val="24"/>
+          <w:szCs w:val="24"/>
+        </w:rPr>
+        <w:t xml:space="preserve"> va fi dezvoltată folosind </w:t>
       </w:r>
       <w:r>
         <w:rPr>
@@ -5512,7 +7069,25 @@
           <w:sz w:val="24"/>
           <w:szCs w:val="24"/>
         </w:rPr>
-        <w:t xml:space="preserve">, un framework minimalist și rapid pentru Node.js, pentru a gestiona eficient comunicarea între aplicația mobilă și baza de date.  </w:t>
+        <w:t xml:space="preserve">, un </w:t>
+      </w:r>
+      <w:proofErr w:type="spellStart"/>
+      <w:r>
+        <w:rPr>
+          <w:rFonts w:ascii="Times New Roman" w:eastAsia="Times New Roman" w:hAnsi="Times New Roman" w:cs="Times New Roman"/>
+          <w:sz w:val="24"/>
+          <w:szCs w:val="24"/>
+        </w:rPr>
+        <w:t>framework</w:t>
+      </w:r>
+      <w:proofErr w:type="spellEnd"/>
+      <w:r>
+        <w:rPr>
+          <w:rFonts w:ascii="Times New Roman" w:eastAsia="Times New Roman" w:hAnsi="Times New Roman" w:cs="Times New Roman"/>
+          <w:sz w:val="24"/>
+          <w:szCs w:val="24"/>
+        </w:rPr>
+        <w:t xml:space="preserve"> minimalist și rapid pentru Node.js, pentru a gestiona eficient comunicarea între aplicația mobilă și baza de date.  </w:t>
       </w:r>
     </w:p>
     <w:p>
@@ -5598,7 +7173,25 @@
           <w:sz w:val="24"/>
           <w:szCs w:val="24"/>
         </w:rPr>
-        <w:t>Suport excelent pentru crearea de API-uri RESTful.</w:t>
+        <w:t xml:space="preserve">Suport excelent pentru crearea de API-uri </w:t>
+      </w:r>
+      <w:proofErr w:type="spellStart"/>
+      <w:r>
+        <w:rPr>
+          <w:rFonts w:ascii="Times New Roman" w:eastAsia="Times New Roman" w:hAnsi="Times New Roman" w:cs="Times New Roman"/>
+          <w:sz w:val="24"/>
+          <w:szCs w:val="24"/>
+        </w:rPr>
+        <w:t>RESTful</w:t>
+      </w:r>
+      <w:proofErr w:type="spellEnd"/>
+      <w:r>
+        <w:rPr>
+          <w:rFonts w:ascii="Times New Roman" w:eastAsia="Times New Roman" w:hAnsi="Times New Roman" w:cs="Times New Roman"/>
+          <w:sz w:val="24"/>
+          <w:szCs w:val="24"/>
+        </w:rPr>
+        <w:t>.</w:t>
       </w:r>
     </w:p>
     <w:p>
@@ -5621,7 +7214,25 @@
           <w:sz w:val="24"/>
           <w:szCs w:val="24"/>
         </w:rPr>
-        <w:t>Integrare rapidă cu alte biblioteci Node.js, precum middleware-uri pentru autentificare (ex. Passport.js) sau validarea datelor.</w:t>
+        <w:t xml:space="preserve">Integrare rapidă cu alte biblioteci Node.js, precum </w:t>
+      </w:r>
+      <w:proofErr w:type="spellStart"/>
+      <w:r>
+        <w:rPr>
+          <w:rFonts w:ascii="Times New Roman" w:eastAsia="Times New Roman" w:hAnsi="Times New Roman" w:cs="Times New Roman"/>
+          <w:sz w:val="24"/>
+          <w:szCs w:val="24"/>
+        </w:rPr>
+        <w:t>middleware</w:t>
+      </w:r>
+      <w:proofErr w:type="spellEnd"/>
+      <w:r>
+        <w:rPr>
+          <w:rFonts w:ascii="Times New Roman" w:eastAsia="Times New Roman" w:hAnsi="Times New Roman" w:cs="Times New Roman"/>
+          <w:sz w:val="24"/>
+          <w:szCs w:val="24"/>
+        </w:rPr>
+        <w:t>-uri pentru autentificare (ex. Passport.js) sau validarea datelor.</w:t>
       </w:r>
     </w:p>
     <w:p>
@@ -5644,7 +7255,25 @@
           <w:sz w:val="24"/>
           <w:szCs w:val="24"/>
         </w:rPr>
-        <w:t>Responsabilități principale ale backend-ului:</w:t>
+        <w:t xml:space="preserve">Responsabilități principale ale </w:t>
+      </w:r>
+      <w:proofErr w:type="spellStart"/>
+      <w:r>
+        <w:rPr>
+          <w:rFonts w:ascii="Times New Roman" w:eastAsia="Times New Roman" w:hAnsi="Times New Roman" w:cs="Times New Roman"/>
+          <w:sz w:val="24"/>
+          <w:szCs w:val="24"/>
+        </w:rPr>
+        <w:t>backend</w:t>
+      </w:r>
+      <w:proofErr w:type="spellEnd"/>
+      <w:r>
+        <w:rPr>
+          <w:rFonts w:ascii="Times New Roman" w:eastAsia="Times New Roman" w:hAnsi="Times New Roman" w:cs="Times New Roman"/>
+          <w:sz w:val="24"/>
+          <w:szCs w:val="24"/>
+        </w:rPr>
+        <w:t>-ului:</w:t>
       </w:r>
     </w:p>
     <w:p>
@@ -5713,7 +7342,25 @@
           <w:sz w:val="24"/>
           <w:szCs w:val="24"/>
         </w:rPr>
-        <w:t>Procesarea tranzacțiilor financiare pentru achiziția de token-uri.</w:t>
+        <w:t xml:space="preserve">Procesarea tranzacțiilor financiare pentru achiziția de </w:t>
+      </w:r>
+      <w:proofErr w:type="spellStart"/>
+      <w:r>
+        <w:rPr>
+          <w:rFonts w:ascii="Times New Roman" w:eastAsia="Times New Roman" w:hAnsi="Times New Roman" w:cs="Times New Roman"/>
+          <w:sz w:val="24"/>
+          <w:szCs w:val="24"/>
+        </w:rPr>
+        <w:t>token</w:t>
+      </w:r>
+      <w:proofErr w:type="spellEnd"/>
+      <w:r>
+        <w:rPr>
+          <w:rFonts w:ascii="Times New Roman" w:eastAsia="Times New Roman" w:hAnsi="Times New Roman" w:cs="Times New Roman"/>
+          <w:sz w:val="24"/>
+          <w:szCs w:val="24"/>
+        </w:rPr>
+        <w:t>-uri.</w:t>
       </w:r>
     </w:p>
     <w:p>
@@ -5738,6 +7385,7 @@
         </w:rPr>
         <w:t xml:space="preserve">Fluxul de date între </w:t>
       </w:r>
+      <w:proofErr w:type="spellStart"/>
       <w:r>
         <w:rPr>
           <w:rFonts w:ascii="Times New Roman" w:eastAsia="Times New Roman" w:hAnsi="Times New Roman" w:cs="Times New Roman"/>
@@ -5747,6 +7395,7 @@
         </w:rPr>
         <w:t>SwiftUI</w:t>
       </w:r>
+      <w:proofErr w:type="spellEnd"/>
       <w:r>
         <w:rPr>
           <w:rFonts w:ascii="Times New Roman" w:eastAsia="Times New Roman" w:hAnsi="Times New Roman" w:cs="Times New Roman"/>
@@ -5755,6 +7404,7 @@
         </w:rPr>
         <w:t xml:space="preserve"> și </w:t>
       </w:r>
+      <w:proofErr w:type="spellStart"/>
       <w:r>
         <w:rPr>
           <w:rFonts w:ascii="Times New Roman" w:eastAsia="Times New Roman" w:hAnsi="Times New Roman" w:cs="Times New Roman"/>
@@ -5764,6 +7414,7 @@
         </w:rPr>
         <w:t>backend</w:t>
       </w:r>
+      <w:proofErr w:type="spellEnd"/>
     </w:p>
     <w:p>
       <w:pPr>
@@ -5785,7 +7436,25 @@
           <w:sz w:val="24"/>
           <w:szCs w:val="24"/>
         </w:rPr>
-        <w:t xml:space="preserve">Aplicația mobilă va comunica cu backend-ul folosind solicitări </w:t>
+        <w:t xml:space="preserve">Aplicația mobilă va comunica cu </w:t>
+      </w:r>
+      <w:proofErr w:type="spellStart"/>
+      <w:r>
+        <w:rPr>
+          <w:rFonts w:ascii="Times New Roman" w:eastAsia="Times New Roman" w:hAnsi="Times New Roman" w:cs="Times New Roman"/>
+          <w:sz w:val="24"/>
+          <w:szCs w:val="24"/>
+        </w:rPr>
+        <w:t>backend-ul</w:t>
+      </w:r>
+      <w:proofErr w:type="spellEnd"/>
+      <w:r>
+        <w:rPr>
+          <w:rFonts w:ascii="Times New Roman" w:eastAsia="Times New Roman" w:hAnsi="Times New Roman" w:cs="Times New Roman"/>
+          <w:sz w:val="24"/>
+          <w:szCs w:val="24"/>
+        </w:rPr>
+        <w:t xml:space="preserve"> folosind solicitări </w:t>
       </w:r>
       <w:r>
         <w:rPr>
@@ -5833,8 +7502,19 @@
           <w:sz w:val="24"/>
           <w:szCs w:val="24"/>
         </w:rPr>
-        <w:t xml:space="preserve"> Service Layer</w:t>
-      </w:r>
+        <w:t xml:space="preserve"> Service </w:t>
+      </w:r>
+      <w:proofErr w:type="spellStart"/>
+      <w:r>
+        <w:rPr>
+          <w:rFonts w:ascii="Times New Roman" w:eastAsia="Times New Roman" w:hAnsi="Times New Roman" w:cs="Times New Roman"/>
+          <w:b/>
+          <w:sz w:val="24"/>
+          <w:szCs w:val="24"/>
+        </w:rPr>
+        <w:t>Layer</w:t>
+      </w:r>
+      <w:proofErr w:type="spellEnd"/>
       <w:r>
         <w:rPr>
           <w:rFonts w:ascii="Times New Roman" w:eastAsia="Times New Roman" w:hAnsi="Times New Roman" w:cs="Times New Roman"/>
@@ -5898,7 +7578,25 @@
           <w:sz w:val="24"/>
           <w:szCs w:val="24"/>
         </w:rPr>
-        <w:t xml:space="preserve">Plăți online: Tranzacțiile financiare vor fi gestionate printr-un gateway de plată precum Stripe, pentru securitate și fiabilitate.  </w:t>
+        <w:t xml:space="preserve">Plăți online: Tranzacțiile financiare vor fi gestionate printr-un gateway de plată precum </w:t>
+      </w:r>
+      <w:proofErr w:type="spellStart"/>
+      <w:r>
+        <w:rPr>
+          <w:rFonts w:ascii="Times New Roman" w:eastAsia="Times New Roman" w:hAnsi="Times New Roman" w:cs="Times New Roman"/>
+          <w:sz w:val="24"/>
+          <w:szCs w:val="24"/>
+        </w:rPr>
+        <w:t>Stripe</w:t>
+      </w:r>
+      <w:proofErr w:type="spellEnd"/>
+      <w:r>
+        <w:rPr>
+          <w:rFonts w:ascii="Times New Roman" w:eastAsia="Times New Roman" w:hAnsi="Times New Roman" w:cs="Times New Roman"/>
+          <w:sz w:val="24"/>
+          <w:szCs w:val="24"/>
+        </w:rPr>
+        <w:t xml:space="preserve">, pentru securitate și fiabilitate.  </w:t>
       </w:r>
     </w:p>
     <w:p>
@@ -5943,7 +7641,61 @@
           <w:sz w:val="24"/>
           <w:szCs w:val="24"/>
         </w:rPr>
-        <w:t>Integrarea între SwiftUI și Express.js va fi testată extensiv utilizând: Postman pentru verificarea API-urilor backend.</w:t>
+        <w:t xml:space="preserve">Integrarea între </w:t>
+      </w:r>
+      <w:proofErr w:type="spellStart"/>
+      <w:r>
+        <w:rPr>
+          <w:rFonts w:ascii="Times New Roman" w:eastAsia="Times New Roman" w:hAnsi="Times New Roman" w:cs="Times New Roman"/>
+          <w:sz w:val="24"/>
+          <w:szCs w:val="24"/>
+        </w:rPr>
+        <w:t>SwiftUI</w:t>
+      </w:r>
+      <w:proofErr w:type="spellEnd"/>
+      <w:r>
+        <w:rPr>
+          <w:rFonts w:ascii="Times New Roman" w:eastAsia="Times New Roman" w:hAnsi="Times New Roman" w:cs="Times New Roman"/>
+          <w:sz w:val="24"/>
+          <w:szCs w:val="24"/>
+        </w:rPr>
+        <w:t xml:space="preserve"> și Express.js va fi testată extensiv utilizând: </w:t>
+      </w:r>
+      <w:proofErr w:type="spellStart"/>
+      <w:r>
+        <w:rPr>
+          <w:rFonts w:ascii="Times New Roman" w:eastAsia="Times New Roman" w:hAnsi="Times New Roman" w:cs="Times New Roman"/>
+          <w:sz w:val="24"/>
+          <w:szCs w:val="24"/>
+        </w:rPr>
+        <w:t>Postman</w:t>
+      </w:r>
+      <w:proofErr w:type="spellEnd"/>
+      <w:r>
+        <w:rPr>
+          <w:rFonts w:ascii="Times New Roman" w:eastAsia="Times New Roman" w:hAnsi="Times New Roman" w:cs="Times New Roman"/>
+          <w:sz w:val="24"/>
+          <w:szCs w:val="24"/>
+        </w:rPr>
+        <w:t xml:space="preserve"> pentru verificarea API-urilor </w:t>
+      </w:r>
+      <w:proofErr w:type="spellStart"/>
+      <w:r>
+        <w:rPr>
+          <w:rFonts w:ascii="Times New Roman" w:eastAsia="Times New Roman" w:hAnsi="Times New Roman" w:cs="Times New Roman"/>
+          <w:sz w:val="24"/>
+          <w:szCs w:val="24"/>
+        </w:rPr>
+        <w:t>backend</w:t>
+      </w:r>
+      <w:proofErr w:type="spellEnd"/>
+      <w:r>
+        <w:rPr>
+          <w:rFonts w:ascii="Times New Roman" w:eastAsia="Times New Roman" w:hAnsi="Times New Roman" w:cs="Times New Roman"/>
+          <w:sz w:val="24"/>
+          <w:szCs w:val="24"/>
+        </w:rPr>
+        <w:t>.</w:t>
       </w:r>
     </w:p>
     <w:p>
@@ -6216,7 +7968,7 @@
                     <pic:cNvPicPr preferRelativeResize="0"/>
                   </pic:nvPicPr>
                   <pic:blipFill>
-                    <a:blip r:embed="rId9"/>
+                    <a:blip r:embed="rId11"/>
                     <a:srcRect/>
                     <a:stretch>
                       <a:fillRect/>
@@ -6270,7 +8022,7 @@
                     <pic:cNvPicPr preferRelativeResize="0"/>
                   </pic:nvPicPr>
                   <pic:blipFill>
-                    <a:blip r:embed="rId10"/>
+                    <a:blip r:embed="rId12"/>
                     <a:srcRect/>
                     <a:stretch>
                       <a:fillRect/>
@@ -6325,7 +8077,7 @@
                     <pic:cNvPicPr preferRelativeResize="0"/>
                   </pic:nvPicPr>
                   <pic:blipFill>
-                    <a:blip r:embed="rId11"/>
+                    <a:blip r:embed="rId13"/>
                     <a:srcRect/>
                     <a:stretch>
                       <a:fillRect/>
@@ -6379,7 +8131,7 @@
                     <pic:cNvPicPr preferRelativeResize="0"/>
                   </pic:nvPicPr>
                   <pic:blipFill>
-                    <a:blip r:embed="rId12"/>
+                    <a:blip r:embed="rId14"/>
                     <a:srcRect/>
                     <a:stretch>
                       <a:fillRect/>
@@ -6434,7 +8186,7 @@
                     <pic:cNvPicPr preferRelativeResize="0"/>
                   </pic:nvPicPr>
                   <pic:blipFill>
-                    <a:blip r:embed="rId13"/>
+                    <a:blip r:embed="rId15"/>
                     <a:srcRect/>
                     <a:stretch>
                       <a:fillRect/>
@@ -6488,7 +8240,7 @@
                     <pic:cNvPicPr preferRelativeResize="0"/>
                   </pic:nvPicPr>
                   <pic:blipFill>
-                    <a:blip r:embed="rId14"/>
+                    <a:blip r:embed="rId16"/>
                     <a:srcRect/>
                     <a:stretch>
                       <a:fillRect/>
@@ -6554,7 +8306,7 @@
                     <pic:cNvPicPr preferRelativeResize="0"/>
                   </pic:nvPicPr>
                   <pic:blipFill>
-                    <a:blip r:embed="rId15"/>
+                    <a:blip r:embed="rId17"/>
                     <a:srcRect/>
                     <a:stretch>
                       <a:fillRect/>
@@ -6608,7 +8360,7 @@
                     <pic:cNvPicPr preferRelativeResize="0"/>
                   </pic:nvPicPr>
                   <pic:blipFill>
-                    <a:blip r:embed="rId16"/>
+                    <a:blip r:embed="rId18"/>
                     <a:srcRect/>
                     <a:stretch>
                       <a:fillRect/>
@@ -6663,7 +8415,7 @@
                     <pic:cNvPicPr preferRelativeResize="0"/>
                   </pic:nvPicPr>
                   <pic:blipFill>
-                    <a:blip r:embed="rId17"/>
+                    <a:blip r:embed="rId19"/>
                     <a:srcRect/>
                     <a:stretch>
                       <a:fillRect/>
@@ -6717,7 +8469,7 @@
                     <pic:cNvPicPr preferRelativeResize="0"/>
                   </pic:nvPicPr>
                   <pic:blipFill>
-                    <a:blip r:embed="rId18"/>
+                    <a:blip r:embed="rId20"/>
                     <a:srcRect/>
                     <a:stretch>
                       <a:fillRect/>
@@ -6772,7 +8524,7 @@
                     <pic:cNvPicPr preferRelativeResize="0"/>
                   </pic:nvPicPr>
                   <pic:blipFill>
-                    <a:blip r:embed="rId19"/>
+                    <a:blip r:embed="rId21"/>
                     <a:srcRect/>
                     <a:stretch>
                       <a:fillRect/>
@@ -6826,7 +8578,7 @@
                     <pic:cNvPicPr preferRelativeResize="0"/>
                   </pic:nvPicPr>
                   <pic:blipFill>
-                    <a:blip r:embed="rId20"/>
+                    <a:blip r:embed="rId22"/>
                     <a:srcRect/>
                     <a:stretch>
                       <a:fillRect/>
@@ -6881,7 +8633,7 @@
                     <pic:cNvPicPr preferRelativeResize="0"/>
                   </pic:nvPicPr>
                   <pic:blipFill>
-                    <a:blip r:embed="rId21"/>
+                    <a:blip r:embed="rId23"/>
                     <a:srcRect/>
                     <a:stretch>
                       <a:fillRect/>
@@ -6935,7 +8687,7 @@
                     <pic:cNvPicPr preferRelativeResize="0"/>
                   </pic:nvPicPr>
                   <pic:blipFill>
-                    <a:blip r:embed="rId22"/>
+                    <a:blip r:embed="rId24"/>
                     <a:srcRect/>
                     <a:stretch>
                       <a:fillRect/>
@@ -6990,7 +8742,7 @@
                     <pic:cNvPicPr preferRelativeResize="0"/>
                   </pic:nvPicPr>
                   <pic:blipFill>
-                    <a:blip r:embed="rId23"/>
+                    <a:blip r:embed="rId25"/>
                     <a:srcRect/>
                     <a:stretch>
                       <a:fillRect/>
@@ -7044,7 +8796,7 @@
                     <pic:cNvPicPr preferRelativeResize="0"/>
                   </pic:nvPicPr>
                   <pic:blipFill>
-                    <a:blip r:embed="rId24"/>
+                    <a:blip r:embed="rId26"/>
                     <a:srcRect/>
                     <a:stretch>
                       <a:fillRect/>
@@ -7099,7 +8851,7 @@
                     <pic:cNvPicPr preferRelativeResize="0"/>
                   </pic:nvPicPr>
                   <pic:blipFill>
-                    <a:blip r:embed="rId25"/>
+                    <a:blip r:embed="rId27"/>
                     <a:srcRect/>
                     <a:stretch>
                       <a:fillRect/>
@@ -7150,115 +8902,6 @@
                 <pic:pic xmlns:pic="http://schemas.openxmlformats.org/drawingml/2006/picture">
                   <pic:nvPicPr>
                     <pic:cNvPr id="0" name="image35.png"/>
-                    <pic:cNvPicPr preferRelativeResize="0"/>
-                  </pic:nvPicPr>
-                  <pic:blipFill>
-                    <a:blip r:embed="rId26"/>
-                    <a:srcRect/>
-                    <a:stretch>
-                      <a:fillRect/>
-                    </a:stretch>
-                  </pic:blipFill>
-                  <pic:spPr>
-                    <a:xfrm>
-                      <a:off x="0" y="0"/>
-                      <a:ext cx="5943600" cy="4254500"/>
-                    </a:xfrm>
-                    <a:prstGeom prst="rect">
-                      <a:avLst/>
-                    </a:prstGeom>
-                    <a:ln/>
-                  </pic:spPr>
-                </pic:pic>
-              </a:graphicData>
-            </a:graphic>
-          </wp:inline>
-        </w:drawing>
-      </w:r>
-    </w:p>
-    <w:p>
-      <w:pPr>
-        <w:spacing w:after="0" w:line="360" w:lineRule="auto"/>
-        <w:jc w:val="center"/>
-        <w:rPr>
-          <w:rFonts w:ascii="Times New Roman" w:eastAsia="Times New Roman" w:hAnsi="Times New Roman" w:cs="Times New Roman"/>
-          <w:sz w:val="24"/>
-          <w:szCs w:val="24"/>
-        </w:rPr>
-      </w:pPr>
-      <w:r>
-        <w:rPr>
-          <w:rFonts w:ascii="Times New Roman" w:eastAsia="Times New Roman" w:hAnsi="Times New Roman" w:cs="Times New Roman"/>
-          <w:noProof/>
-          <w:sz w:val="24"/>
-          <w:szCs w:val="24"/>
-        </w:rPr>
-        <w:lastRenderedPageBreak/>
-        <w:drawing>
-          <wp:inline distT="114300" distB="114300" distL="114300" distR="114300" wp14:anchorId="206F315A" wp14:editId="64C50556">
-            <wp:extent cx="4343400" cy="2730500"/>
-            <wp:effectExtent l="0" t="0" r="0" b="0"/>
-            <wp:docPr id="55" name="image37.png"/>
-            <wp:cNvGraphicFramePr/>
-            <a:graphic xmlns:a="http://schemas.openxmlformats.org/drawingml/2006/main">
-              <a:graphicData uri="http://schemas.openxmlformats.org/drawingml/2006/picture">
-                <pic:pic xmlns:pic="http://schemas.openxmlformats.org/drawingml/2006/picture">
-                  <pic:nvPicPr>
-                    <pic:cNvPr id="0" name="image37.png"/>
-                    <pic:cNvPicPr preferRelativeResize="0"/>
-                  </pic:nvPicPr>
-                  <pic:blipFill>
-                    <a:blip r:embed="rId27"/>
-                    <a:srcRect/>
-                    <a:stretch>
-                      <a:fillRect/>
-                    </a:stretch>
-                  </pic:blipFill>
-                  <pic:spPr>
-                    <a:xfrm>
-                      <a:off x="0" y="0"/>
-                      <a:ext cx="4343400" cy="2730500"/>
-                    </a:xfrm>
-                    <a:prstGeom prst="rect">
-                      <a:avLst/>
-                    </a:prstGeom>
-                    <a:ln/>
-                  </pic:spPr>
-                </pic:pic>
-              </a:graphicData>
-            </a:graphic>
-          </wp:inline>
-        </w:drawing>
-      </w:r>
-    </w:p>
-    <w:p>
-      <w:pPr>
-        <w:spacing w:after="0" w:line="360" w:lineRule="auto"/>
-        <w:jc w:val="center"/>
-        <w:rPr>
-          <w:rFonts w:ascii="Times New Roman" w:eastAsia="Times New Roman" w:hAnsi="Times New Roman" w:cs="Times New Roman"/>
-          <w:sz w:val="24"/>
-          <w:szCs w:val="24"/>
-        </w:rPr>
-      </w:pPr>
-      <w:r>
-        <w:rPr>
-          <w:rFonts w:ascii="Times New Roman" w:eastAsia="Times New Roman" w:hAnsi="Times New Roman" w:cs="Times New Roman"/>
-          <w:noProof/>
-          <w:sz w:val="24"/>
-          <w:szCs w:val="24"/>
-        </w:rPr>
-        <w:drawing>
-          <wp:inline distT="114300" distB="114300" distL="114300" distR="114300" wp14:anchorId="756AA48F" wp14:editId="1737E681">
-            <wp:extent cx="5943600" cy="4254500"/>
-            <wp:effectExtent l="0" t="0" r="0" b="0"/>
-            <wp:docPr id="56" name="image36.png"/>
-            <wp:cNvGraphicFramePr/>
-            <a:graphic xmlns:a="http://schemas.openxmlformats.org/drawingml/2006/main">
-              <a:graphicData uri="http://schemas.openxmlformats.org/drawingml/2006/picture">
-                <pic:pic xmlns:pic="http://schemas.openxmlformats.org/drawingml/2006/picture">
-                  <pic:nvPicPr>
-                    <pic:cNvPr id="0" name="image36.png"/>
                     <pic:cNvPicPr preferRelativeResize="0"/>
                   </pic:nvPicPr>
                   <pic:blipFill>
@@ -7304,6 +8947,115 @@
         </w:rPr>
         <w:lastRenderedPageBreak/>
         <w:drawing>
+          <wp:inline distT="114300" distB="114300" distL="114300" distR="114300" wp14:anchorId="206F315A" wp14:editId="64C50556">
+            <wp:extent cx="4343400" cy="2730500"/>
+            <wp:effectExtent l="0" t="0" r="0" b="0"/>
+            <wp:docPr id="55" name="image37.png"/>
+            <wp:cNvGraphicFramePr/>
+            <a:graphic xmlns:a="http://schemas.openxmlformats.org/drawingml/2006/main">
+              <a:graphicData uri="http://schemas.openxmlformats.org/drawingml/2006/picture">
+                <pic:pic xmlns:pic="http://schemas.openxmlformats.org/drawingml/2006/picture">
+                  <pic:nvPicPr>
+                    <pic:cNvPr id="0" name="image37.png"/>
+                    <pic:cNvPicPr preferRelativeResize="0"/>
+                  </pic:nvPicPr>
+                  <pic:blipFill>
+                    <a:blip r:embed="rId29"/>
+                    <a:srcRect/>
+                    <a:stretch>
+                      <a:fillRect/>
+                    </a:stretch>
+                  </pic:blipFill>
+                  <pic:spPr>
+                    <a:xfrm>
+                      <a:off x="0" y="0"/>
+                      <a:ext cx="4343400" cy="2730500"/>
+                    </a:xfrm>
+                    <a:prstGeom prst="rect">
+                      <a:avLst/>
+                    </a:prstGeom>
+                    <a:ln/>
+                  </pic:spPr>
+                </pic:pic>
+              </a:graphicData>
+            </a:graphic>
+          </wp:inline>
+        </w:drawing>
+      </w:r>
+    </w:p>
+    <w:p>
+      <w:pPr>
+        <w:spacing w:after="0" w:line="360" w:lineRule="auto"/>
+        <w:jc w:val="center"/>
+        <w:rPr>
+          <w:rFonts w:ascii="Times New Roman" w:eastAsia="Times New Roman" w:hAnsi="Times New Roman" w:cs="Times New Roman"/>
+          <w:sz w:val="24"/>
+          <w:szCs w:val="24"/>
+        </w:rPr>
+      </w:pPr>
+      <w:r>
+        <w:rPr>
+          <w:rFonts w:ascii="Times New Roman" w:eastAsia="Times New Roman" w:hAnsi="Times New Roman" w:cs="Times New Roman"/>
+          <w:noProof/>
+          <w:sz w:val="24"/>
+          <w:szCs w:val="24"/>
+        </w:rPr>
+        <w:drawing>
+          <wp:inline distT="114300" distB="114300" distL="114300" distR="114300" wp14:anchorId="756AA48F" wp14:editId="1737E681">
+            <wp:extent cx="5943600" cy="4254500"/>
+            <wp:effectExtent l="0" t="0" r="0" b="0"/>
+            <wp:docPr id="56" name="image36.png"/>
+            <wp:cNvGraphicFramePr/>
+            <a:graphic xmlns:a="http://schemas.openxmlformats.org/drawingml/2006/main">
+              <a:graphicData uri="http://schemas.openxmlformats.org/drawingml/2006/picture">
+                <pic:pic xmlns:pic="http://schemas.openxmlformats.org/drawingml/2006/picture">
+                  <pic:nvPicPr>
+                    <pic:cNvPr id="0" name="image36.png"/>
+                    <pic:cNvPicPr preferRelativeResize="0"/>
+                  </pic:nvPicPr>
+                  <pic:blipFill>
+                    <a:blip r:embed="rId30"/>
+                    <a:srcRect/>
+                    <a:stretch>
+                      <a:fillRect/>
+                    </a:stretch>
+                  </pic:blipFill>
+                  <pic:spPr>
+                    <a:xfrm>
+                      <a:off x="0" y="0"/>
+                      <a:ext cx="5943600" cy="4254500"/>
+                    </a:xfrm>
+                    <a:prstGeom prst="rect">
+                      <a:avLst/>
+                    </a:prstGeom>
+                    <a:ln/>
+                  </pic:spPr>
+                </pic:pic>
+              </a:graphicData>
+            </a:graphic>
+          </wp:inline>
+        </w:drawing>
+      </w:r>
+    </w:p>
+    <w:p>
+      <w:pPr>
+        <w:spacing w:after="0" w:line="360" w:lineRule="auto"/>
+        <w:jc w:val="center"/>
+        <w:rPr>
+          <w:rFonts w:ascii="Times New Roman" w:eastAsia="Times New Roman" w:hAnsi="Times New Roman" w:cs="Times New Roman"/>
+          <w:sz w:val="24"/>
+          <w:szCs w:val="24"/>
+        </w:rPr>
+      </w:pPr>
+      <w:r>
+        <w:rPr>
+          <w:rFonts w:ascii="Times New Roman" w:eastAsia="Times New Roman" w:hAnsi="Times New Roman" w:cs="Times New Roman"/>
+          <w:noProof/>
+          <w:sz w:val="24"/>
+          <w:szCs w:val="24"/>
+        </w:rPr>
+        <w:lastRenderedPageBreak/>
+        <w:drawing>
           <wp:inline distT="114300" distB="114300" distL="114300" distR="114300" wp14:anchorId="5692B3B6" wp14:editId="55052695">
             <wp:extent cx="5524500" cy="2705100"/>
             <wp:effectExtent l="0" t="0" r="0" b="0"/>
@@ -7317,7 +9069,7 @@
                     <pic:cNvPicPr preferRelativeResize="0"/>
                   </pic:nvPicPr>
                   <pic:blipFill>
-                    <a:blip r:embed="rId29"/>
+                    <a:blip r:embed="rId31"/>
                     <a:srcRect/>
                     <a:stretch>
                       <a:fillRect/>
@@ -7371,7 +9123,7 @@
                     <pic:cNvPicPr preferRelativeResize="0"/>
                   </pic:nvPicPr>
                   <pic:blipFill>
-                    <a:blip r:embed="rId30"/>
+                    <a:blip r:embed="rId32"/>
                     <a:srcRect/>
                     <a:stretch>
                       <a:fillRect/>
@@ -7426,7 +9178,7 @@
                     <pic:cNvPicPr preferRelativeResize="0"/>
                   </pic:nvPicPr>
                   <pic:blipFill>
-                    <a:blip r:embed="rId31"/>
+                    <a:blip r:embed="rId33"/>
                     <a:srcRect/>
                     <a:stretch>
                       <a:fillRect/>
@@ -7480,7 +9232,7 @@
                     <pic:cNvPicPr preferRelativeResize="0"/>
                   </pic:nvPicPr>
                   <pic:blipFill>
-                    <a:blip r:embed="rId32"/>
+                    <a:blip r:embed="rId34"/>
                     <a:srcRect/>
                     <a:stretch>
                       <a:fillRect/>
@@ -7546,7 +9298,7 @@
                     <pic:cNvPicPr preferRelativeResize="0"/>
                   </pic:nvPicPr>
                   <pic:blipFill>
-                    <a:blip r:embed="rId33"/>
+                    <a:blip r:embed="rId35"/>
                     <a:srcRect/>
                     <a:stretch>
                       <a:fillRect/>
@@ -7600,7 +9352,7 @@
                     <pic:cNvPicPr preferRelativeResize="0"/>
                   </pic:nvPicPr>
                   <pic:blipFill>
-                    <a:blip r:embed="rId34"/>
+                    <a:blip r:embed="rId36"/>
                     <a:srcRect/>
                     <a:stretch>
                       <a:fillRect/>
@@ -7655,7 +9407,7 @@
                     <pic:cNvPicPr preferRelativeResize="0"/>
                   </pic:nvPicPr>
                   <pic:blipFill>
-                    <a:blip r:embed="rId35"/>
+                    <a:blip r:embed="rId37"/>
                     <a:srcRect/>
                     <a:stretch>
                       <a:fillRect/>
@@ -7709,7 +9461,7 @@
                     <pic:cNvPicPr preferRelativeResize="0"/>
                   </pic:nvPicPr>
                   <pic:blipFill>
-                    <a:blip r:embed="rId36"/>
+                    <a:blip r:embed="rId38"/>
                     <a:srcRect/>
                     <a:stretch>
                       <a:fillRect/>
@@ -7764,7 +9516,7 @@
                     <pic:cNvPicPr preferRelativeResize="0"/>
                   </pic:nvPicPr>
                   <pic:blipFill>
-                    <a:blip r:embed="rId37"/>
+                    <a:blip r:embed="rId39"/>
                     <a:srcRect/>
                     <a:stretch>
                       <a:fillRect/>
@@ -7818,7 +9570,7 @@
                     <pic:cNvPicPr preferRelativeResize="0"/>
                   </pic:nvPicPr>
                   <pic:blipFill>
-                    <a:blip r:embed="rId38"/>
+                    <a:blip r:embed="rId40"/>
                     <a:srcRect/>
                     <a:stretch>
                       <a:fillRect/>
@@ -7873,7 +9625,7 @@
                     <pic:cNvPicPr preferRelativeResize="0"/>
                   </pic:nvPicPr>
                   <pic:blipFill>
-                    <a:blip r:embed="rId39"/>
+                    <a:blip r:embed="rId41"/>
                     <a:srcRect/>
                     <a:stretch>
                       <a:fillRect/>
@@ -7927,7 +9679,7 @@
                     <pic:cNvPicPr preferRelativeResize="0"/>
                   </pic:nvPicPr>
                   <pic:blipFill>
-                    <a:blip r:embed="rId40"/>
+                    <a:blip r:embed="rId42"/>
                     <a:srcRect/>
                     <a:stretch>
                       <a:fillRect/>
@@ -7982,7 +9734,7 @@
                     <pic:cNvPicPr preferRelativeResize="0"/>
                   </pic:nvPicPr>
                   <pic:blipFill>
-                    <a:blip r:embed="rId41"/>
+                    <a:blip r:embed="rId43"/>
                     <a:srcRect/>
                     <a:stretch>
                       <a:fillRect/>
@@ -8036,7 +9788,7 @@
                     <pic:cNvPicPr preferRelativeResize="0"/>
                   </pic:nvPicPr>
                   <pic:blipFill>
-                    <a:blip r:embed="rId42"/>
+                    <a:blip r:embed="rId44"/>
                     <a:srcRect/>
                     <a:stretch>
                       <a:fillRect/>
@@ -8091,7 +9843,7 @@
                     <pic:cNvPicPr preferRelativeResize="0"/>
                   </pic:nvPicPr>
                   <pic:blipFill>
-                    <a:blip r:embed="rId43"/>
+                    <a:blip r:embed="rId45"/>
                     <a:srcRect/>
                     <a:stretch>
                       <a:fillRect/>
@@ -8145,7 +9897,7 @@
                     <pic:cNvPicPr preferRelativeResize="0"/>
                   </pic:nvPicPr>
                   <pic:blipFill>
-                    <a:blip r:embed="rId44"/>
+                    <a:blip r:embed="rId46"/>
                     <a:srcRect/>
                     <a:stretch>
                       <a:fillRect/>
@@ -8200,7 +9952,7 @@
                     <pic:cNvPicPr preferRelativeResize="0"/>
                   </pic:nvPicPr>
                   <pic:blipFill>
-                    <a:blip r:embed="rId45"/>
+                    <a:blip r:embed="rId47"/>
                     <a:srcRect/>
                     <a:stretch>
                       <a:fillRect/>
@@ -8254,7 +10006,7 @@
                     <pic:cNvPicPr preferRelativeResize="0"/>
                   </pic:nvPicPr>
                   <pic:blipFill>
-                    <a:blip r:embed="rId46"/>
+                    <a:blip r:embed="rId48"/>
                     <a:srcRect/>
                     <a:stretch>
                       <a:fillRect/>
@@ -8358,7 +10110,7 @@
                     <pic:cNvPicPr preferRelativeResize="0"/>
                   </pic:nvPicPr>
                   <pic:blipFill>
-                    <a:blip r:embed="rId47"/>
+                    <a:blip r:embed="rId49"/>
                     <a:srcRect/>
                     <a:stretch>
                       <a:fillRect/>
@@ -8412,7 +10164,7 @@
                     <pic:cNvPicPr preferRelativeResize="0"/>
                   </pic:nvPicPr>
                   <pic:blipFill>
-                    <a:blip r:embed="rId48"/>
+                    <a:blip r:embed="rId50"/>
                     <a:srcRect/>
                     <a:stretch>
                       <a:fillRect/>
@@ -8467,7 +10219,7 @@
                     <pic:cNvPicPr preferRelativeResize="0"/>
                   </pic:nvPicPr>
                   <pic:blipFill>
-                    <a:blip r:embed="rId49"/>
+                    <a:blip r:embed="rId51"/>
                     <a:srcRect/>
                     <a:stretch>
                       <a:fillRect/>
@@ -8521,7 +10273,7 @@
                     <pic:cNvPicPr preferRelativeResize="0"/>
                   </pic:nvPicPr>
                   <pic:blipFill>
-                    <a:blip r:embed="rId50"/>
+                    <a:blip r:embed="rId52"/>
                     <a:srcRect/>
                     <a:stretch>
                       <a:fillRect/>
@@ -8576,7 +10328,7 @@
                     <pic:cNvPicPr preferRelativeResize="0"/>
                   </pic:nvPicPr>
                   <pic:blipFill>
-                    <a:blip r:embed="rId51"/>
+                    <a:blip r:embed="rId53"/>
                     <a:srcRect/>
                     <a:stretch>
                       <a:fillRect/>
@@ -8630,7 +10382,7 @@
                     <pic:cNvPicPr preferRelativeResize="0"/>
                   </pic:nvPicPr>
                   <pic:blipFill>
-                    <a:blip r:embed="rId52"/>
+                    <a:blip r:embed="rId54"/>
                     <a:srcRect/>
                     <a:stretch>
                       <a:fillRect/>
@@ -8685,7 +10437,7 @@
                     <pic:cNvPicPr preferRelativeResize="0"/>
                   </pic:nvPicPr>
                   <pic:blipFill>
-                    <a:blip r:embed="rId53"/>
+                    <a:blip r:embed="rId55"/>
                     <a:srcRect/>
                     <a:stretch>
                       <a:fillRect/>
@@ -8739,7 +10491,7 @@
                     <pic:cNvPicPr preferRelativeResize="0"/>
                   </pic:nvPicPr>
                   <pic:blipFill>
-                    <a:blip r:embed="rId54"/>
+                    <a:blip r:embed="rId56"/>
                     <a:srcRect/>
                     <a:stretch>
                       <a:fillRect/>
@@ -8794,7 +10546,7 @@
                     <pic:cNvPicPr preferRelativeResize="0"/>
                   </pic:nvPicPr>
                   <pic:blipFill>
-                    <a:blip r:embed="rId55"/>
+                    <a:blip r:embed="rId57"/>
                     <a:srcRect/>
                     <a:stretch>
                       <a:fillRect/>
@@ -8848,7 +10600,7 @@
                     <pic:cNvPicPr preferRelativeResize="0"/>
                   </pic:nvPicPr>
                   <pic:blipFill>
-                    <a:blip r:embed="rId56"/>
+                    <a:blip r:embed="rId58"/>
                     <a:srcRect/>
                     <a:stretch>
                       <a:fillRect/>
@@ -8903,7 +10655,7 @@
                     <pic:cNvPicPr preferRelativeResize="0"/>
                   </pic:nvPicPr>
                   <pic:blipFill>
-                    <a:blip r:embed="rId57"/>
+                    <a:blip r:embed="rId59"/>
                     <a:srcRect/>
                     <a:stretch>
                       <a:fillRect/>
@@ -8957,7 +10709,7 @@
                     <pic:cNvPicPr preferRelativeResize="0"/>
                   </pic:nvPicPr>
                   <pic:blipFill>
-                    <a:blip r:embed="rId58"/>
+                    <a:blip r:embed="rId60"/>
                     <a:srcRect/>
                     <a:stretch>
                       <a:fillRect/>
@@ -9012,7 +10764,7 @@
                     <pic:cNvPicPr preferRelativeResize="0"/>
                   </pic:nvPicPr>
                   <pic:blipFill>
-                    <a:blip r:embed="rId59"/>
+                    <a:blip r:embed="rId61"/>
                     <a:srcRect/>
                     <a:stretch>
                       <a:fillRect/>
@@ -9066,7 +10818,7 @@
                     <pic:cNvPicPr preferRelativeResize="0"/>
                   </pic:nvPicPr>
                   <pic:blipFill>
-                    <a:blip r:embed="rId60"/>
+                    <a:blip r:embed="rId62"/>
                     <a:srcRect/>
                     <a:stretch>
                       <a:fillRect/>
@@ -9121,7 +10873,7 @@
                     <pic:cNvPicPr preferRelativeResize="0"/>
                   </pic:nvPicPr>
                   <pic:blipFill>
-                    <a:blip r:embed="rId61"/>
+                    <a:blip r:embed="rId63"/>
                     <a:srcRect/>
                     <a:stretch>
                       <a:fillRect/>
@@ -9175,7 +10927,7 @@
                     <pic:cNvPicPr preferRelativeResize="0"/>
                   </pic:nvPicPr>
                   <pic:blipFill>
-                    <a:blip r:embed="rId62"/>
+                    <a:blip r:embed="rId64"/>
                     <a:srcRect/>
                     <a:stretch>
                       <a:fillRect/>
@@ -9230,7 +10982,7 @@
                     <pic:cNvPicPr preferRelativeResize="0"/>
                   </pic:nvPicPr>
                   <pic:blipFill>
-                    <a:blip r:embed="rId63"/>
+                    <a:blip r:embed="rId65"/>
                     <a:srcRect/>
                     <a:stretch>
                       <a:fillRect/>
@@ -9284,7 +11036,7 @@
                     <pic:cNvPicPr preferRelativeResize="0"/>
                   </pic:nvPicPr>
                   <pic:blipFill>
-                    <a:blip r:embed="rId64"/>
+                    <a:blip r:embed="rId66"/>
                     <a:srcRect/>
                     <a:stretch>
                       <a:fillRect/>
@@ -9339,7 +11091,7 @@
                     <pic:cNvPicPr preferRelativeResize="0"/>
                   </pic:nvPicPr>
                   <pic:blipFill>
-                    <a:blip r:embed="rId65"/>
+                    <a:blip r:embed="rId67"/>
                     <a:srcRect/>
                     <a:stretch>
                       <a:fillRect/>
@@ -9393,7 +11145,7 @@
                     <pic:cNvPicPr preferRelativeResize="0"/>
                   </pic:nvPicPr>
                   <pic:blipFill>
-                    <a:blip r:embed="rId66"/>
+                    <a:blip r:embed="rId68"/>
                     <a:srcRect/>
                     <a:stretch>
                       <a:fillRect/>
@@ -9475,7 +11227,7 @@
                     <pic:cNvPicPr preferRelativeResize="0"/>
                   </pic:nvPicPr>
                   <pic:blipFill>
-                    <a:blip r:embed="rId67"/>
+                    <a:blip r:embed="rId69"/>
                     <a:srcRect/>
                     <a:stretch>
                       <a:fillRect/>
@@ -9698,8 +11450,19 @@
           <w:szCs w:val="28"/>
         </w:rPr>
         <w:lastRenderedPageBreak/>
-        <w:t>Diagrama Gantt</w:t>
-      </w:r>
+        <w:t xml:space="preserve">Diagrama </w:t>
+      </w:r>
+      <w:proofErr w:type="spellStart"/>
+      <w:r>
+        <w:rPr>
+          <w:rFonts w:ascii="Times New Roman" w:eastAsia="Times New Roman" w:hAnsi="Times New Roman" w:cs="Times New Roman"/>
+          <w:b/>
+          <w:sz w:val="28"/>
+          <w:szCs w:val="28"/>
+        </w:rPr>
+        <w:t>Gantt</w:t>
+      </w:r>
+      <w:proofErr w:type="spellEnd"/>
     </w:p>
     <w:tbl>
       <w:tblPr>
@@ -10047,14 +11810,70 @@
                 <w:szCs w:val="20"/>
               </w:rPr>
             </w:pPr>
+            <w:proofErr w:type="spellStart"/>
             <w:r>
               <w:rPr>
                 <w:rFonts w:ascii="Times New Roman" w:eastAsia="Times New Roman" w:hAnsi="Times New Roman" w:cs="Times New Roman"/>
                 <w:sz w:val="20"/>
                 <w:szCs w:val="20"/>
               </w:rPr>
-              <w:t>Account creation, management and authentication</w:t>
+              <w:t>Account</w:t>
             </w:r>
+            <w:proofErr w:type="spellEnd"/>
+            <w:r>
+              <w:rPr>
+                <w:rFonts w:ascii="Times New Roman" w:eastAsia="Times New Roman" w:hAnsi="Times New Roman" w:cs="Times New Roman"/>
+                <w:sz w:val="20"/>
+                <w:szCs w:val="20"/>
+              </w:rPr>
+              <w:t xml:space="preserve"> </w:t>
+            </w:r>
+            <w:proofErr w:type="spellStart"/>
+            <w:r>
+              <w:rPr>
+                <w:rFonts w:ascii="Times New Roman" w:eastAsia="Times New Roman" w:hAnsi="Times New Roman" w:cs="Times New Roman"/>
+                <w:sz w:val="20"/>
+                <w:szCs w:val="20"/>
+              </w:rPr>
+              <w:t>creation</w:t>
+            </w:r>
+            <w:proofErr w:type="spellEnd"/>
+            <w:r>
+              <w:rPr>
+                <w:rFonts w:ascii="Times New Roman" w:eastAsia="Times New Roman" w:hAnsi="Times New Roman" w:cs="Times New Roman"/>
+                <w:sz w:val="20"/>
+                <w:szCs w:val="20"/>
+              </w:rPr>
+              <w:t xml:space="preserve">, management </w:t>
+            </w:r>
+            <w:proofErr w:type="spellStart"/>
+            <w:r>
+              <w:rPr>
+                <w:rFonts w:ascii="Times New Roman" w:eastAsia="Times New Roman" w:hAnsi="Times New Roman" w:cs="Times New Roman"/>
+                <w:sz w:val="20"/>
+                <w:szCs w:val="20"/>
+              </w:rPr>
+              <w:t>and</w:t>
+            </w:r>
+            <w:proofErr w:type="spellEnd"/>
+            <w:r>
+              <w:rPr>
+                <w:rFonts w:ascii="Times New Roman" w:eastAsia="Times New Roman" w:hAnsi="Times New Roman" w:cs="Times New Roman"/>
+                <w:sz w:val="20"/>
+                <w:szCs w:val="20"/>
+              </w:rPr>
+              <w:t xml:space="preserve"> </w:t>
+            </w:r>
+            <w:proofErr w:type="spellStart"/>
+            <w:r>
+              <w:rPr>
+                <w:rFonts w:ascii="Times New Roman" w:eastAsia="Times New Roman" w:hAnsi="Times New Roman" w:cs="Times New Roman"/>
+                <w:sz w:val="20"/>
+                <w:szCs w:val="20"/>
+              </w:rPr>
+              <w:t>authentication</w:t>
+            </w:r>
+            <w:proofErr w:type="spellEnd"/>
           </w:p>
           <w:p>
             <w:pPr>
@@ -10534,7 +12353,25 @@
                 <w:sz w:val="20"/>
                 <w:szCs w:val="20"/>
               </w:rPr>
-              <w:t xml:space="preserve">Content viewing </w:t>
+              <w:t xml:space="preserve">Content </w:t>
+            </w:r>
+            <w:proofErr w:type="spellStart"/>
+            <w:r>
+              <w:rPr>
+                <w:rFonts w:ascii="Times New Roman" w:eastAsia="Times New Roman" w:hAnsi="Times New Roman" w:cs="Times New Roman"/>
+                <w:sz w:val="20"/>
+                <w:szCs w:val="20"/>
+              </w:rPr>
+              <w:t>viewing</w:t>
+            </w:r>
+            <w:proofErr w:type="spellEnd"/>
+            <w:r>
+              <w:rPr>
+                <w:rFonts w:ascii="Times New Roman" w:eastAsia="Times New Roman" w:hAnsi="Times New Roman" w:cs="Times New Roman"/>
+                <w:sz w:val="20"/>
+                <w:szCs w:val="20"/>
+              </w:rPr>
+              <w:t xml:space="preserve"> </w:t>
             </w:r>
           </w:p>
         </w:tc>
@@ -10772,7 +12609,97 @@
                 <w:sz w:val="20"/>
                 <w:szCs w:val="20"/>
               </w:rPr>
-              <w:t xml:space="preserve">Artist posts creation and further changes </w:t>
+              <w:t xml:space="preserve">Artist </w:t>
+            </w:r>
+            <w:proofErr w:type="spellStart"/>
+            <w:r>
+              <w:rPr>
+                <w:rFonts w:ascii="Times New Roman" w:eastAsia="Times New Roman" w:hAnsi="Times New Roman" w:cs="Times New Roman"/>
+                <w:sz w:val="20"/>
+                <w:szCs w:val="20"/>
+              </w:rPr>
+              <w:t>posts</w:t>
+            </w:r>
+            <w:proofErr w:type="spellEnd"/>
+            <w:r>
+              <w:rPr>
+                <w:rFonts w:ascii="Times New Roman" w:eastAsia="Times New Roman" w:hAnsi="Times New Roman" w:cs="Times New Roman"/>
+                <w:sz w:val="20"/>
+                <w:szCs w:val="20"/>
+              </w:rPr>
+              <w:t xml:space="preserve"> </w:t>
+            </w:r>
+            <w:proofErr w:type="spellStart"/>
+            <w:r>
+              <w:rPr>
+                <w:rFonts w:ascii="Times New Roman" w:eastAsia="Times New Roman" w:hAnsi="Times New Roman" w:cs="Times New Roman"/>
+                <w:sz w:val="20"/>
+                <w:szCs w:val="20"/>
+              </w:rPr>
+              <w:t>creation</w:t>
+            </w:r>
+            <w:proofErr w:type="spellEnd"/>
+            <w:r>
+              <w:rPr>
+                <w:rFonts w:ascii="Times New Roman" w:eastAsia="Times New Roman" w:hAnsi="Times New Roman" w:cs="Times New Roman"/>
+                <w:sz w:val="20"/>
+                <w:szCs w:val="20"/>
+              </w:rPr>
+              <w:t xml:space="preserve"> </w:t>
+            </w:r>
+            <w:proofErr w:type="spellStart"/>
+            <w:r>
+              <w:rPr>
+                <w:rFonts w:ascii="Times New Roman" w:eastAsia="Times New Roman" w:hAnsi="Times New Roman" w:cs="Times New Roman"/>
+                <w:sz w:val="20"/>
+                <w:szCs w:val="20"/>
+              </w:rPr>
+              <w:t>and</w:t>
+            </w:r>
+            <w:proofErr w:type="spellEnd"/>
+            <w:r>
+              <w:rPr>
+                <w:rFonts w:ascii="Times New Roman" w:eastAsia="Times New Roman" w:hAnsi="Times New Roman" w:cs="Times New Roman"/>
+                <w:sz w:val="20"/>
+                <w:szCs w:val="20"/>
+              </w:rPr>
+              <w:t xml:space="preserve"> </w:t>
+            </w:r>
+            <w:proofErr w:type="spellStart"/>
+            <w:r>
+              <w:rPr>
+                <w:rFonts w:ascii="Times New Roman" w:eastAsia="Times New Roman" w:hAnsi="Times New Roman" w:cs="Times New Roman"/>
+                <w:sz w:val="20"/>
+                <w:szCs w:val="20"/>
+              </w:rPr>
+              <w:t>further</w:t>
+            </w:r>
+            <w:proofErr w:type="spellEnd"/>
+            <w:r>
+              <w:rPr>
+                <w:rFonts w:ascii="Times New Roman" w:eastAsia="Times New Roman" w:hAnsi="Times New Roman" w:cs="Times New Roman"/>
+                <w:sz w:val="20"/>
+                <w:szCs w:val="20"/>
+              </w:rPr>
+              <w:t xml:space="preserve"> </w:t>
+            </w:r>
+            <w:proofErr w:type="spellStart"/>
+            <w:r>
+              <w:rPr>
+                <w:rFonts w:ascii="Times New Roman" w:eastAsia="Times New Roman" w:hAnsi="Times New Roman" w:cs="Times New Roman"/>
+                <w:sz w:val="20"/>
+                <w:szCs w:val="20"/>
+              </w:rPr>
+              <w:t>changes</w:t>
+            </w:r>
+            <w:proofErr w:type="spellEnd"/>
+            <w:r>
+              <w:rPr>
+                <w:rFonts w:ascii="Times New Roman" w:eastAsia="Times New Roman" w:hAnsi="Times New Roman" w:cs="Times New Roman"/>
+                <w:sz w:val="20"/>
+                <w:szCs w:val="20"/>
+              </w:rPr>
+              <w:t xml:space="preserve"> </w:t>
             </w:r>
           </w:p>
         </w:tc>
@@ -11004,14 +12931,34 @@
                 <w:szCs w:val="24"/>
               </w:rPr>
             </w:pPr>
+            <w:proofErr w:type="spellStart"/>
             <w:r>
               <w:rPr>
                 <w:rFonts w:ascii="Times New Roman" w:eastAsia="Times New Roman" w:hAnsi="Times New Roman" w:cs="Times New Roman"/>
                 <w:sz w:val="20"/>
                 <w:szCs w:val="20"/>
               </w:rPr>
-              <w:t>Token System</w:t>
+              <w:t>Token</w:t>
             </w:r>
+            <w:proofErr w:type="spellEnd"/>
+            <w:r>
+              <w:rPr>
+                <w:rFonts w:ascii="Times New Roman" w:eastAsia="Times New Roman" w:hAnsi="Times New Roman" w:cs="Times New Roman"/>
+                <w:sz w:val="20"/>
+                <w:szCs w:val="20"/>
+              </w:rPr>
+              <w:t xml:space="preserve"> </w:t>
+            </w:r>
+            <w:proofErr w:type="spellStart"/>
+            <w:r>
+              <w:rPr>
+                <w:rFonts w:ascii="Times New Roman" w:eastAsia="Times New Roman" w:hAnsi="Times New Roman" w:cs="Times New Roman"/>
+                <w:sz w:val="20"/>
+                <w:szCs w:val="20"/>
+              </w:rPr>
+              <w:t>System</w:t>
+            </w:r>
+            <w:proofErr w:type="spellEnd"/>
             <w:r>
               <w:rPr>
                 <w:rFonts w:ascii="Times New Roman" w:eastAsia="Times New Roman" w:hAnsi="Times New Roman" w:cs="Times New Roman"/>
@@ -11238,13 +13185,41 @@
                 <w:szCs w:val="20"/>
               </w:rPr>
             </w:pPr>
+            <w:proofErr w:type="spellStart"/>
             <w:r>
               <w:rPr>
                 <w:rFonts w:ascii="Times New Roman" w:eastAsia="Times New Roman" w:hAnsi="Times New Roman" w:cs="Times New Roman"/>
                 <w:sz w:val="20"/>
                 <w:szCs w:val="20"/>
               </w:rPr>
-              <w:t xml:space="preserve">App Settings  </w:t>
+              <w:t>App</w:t>
+            </w:r>
+            <w:proofErr w:type="spellEnd"/>
+            <w:r>
+              <w:rPr>
+                <w:rFonts w:ascii="Times New Roman" w:eastAsia="Times New Roman" w:hAnsi="Times New Roman" w:cs="Times New Roman"/>
+                <w:sz w:val="20"/>
+                <w:szCs w:val="20"/>
+              </w:rPr>
+              <w:t xml:space="preserve"> </w:t>
+            </w:r>
+            <w:proofErr w:type="spellStart"/>
+            <w:r>
+              <w:rPr>
+                <w:rFonts w:ascii="Times New Roman" w:eastAsia="Times New Roman" w:hAnsi="Times New Roman" w:cs="Times New Roman"/>
+                <w:sz w:val="20"/>
+                <w:szCs w:val="20"/>
+              </w:rPr>
+              <w:t>Settings</w:t>
+            </w:r>
+            <w:proofErr w:type="spellEnd"/>
+            <w:r>
+              <w:rPr>
+                <w:rFonts w:ascii="Times New Roman" w:eastAsia="Times New Roman" w:hAnsi="Times New Roman" w:cs="Times New Roman"/>
+                <w:sz w:val="20"/>
+                <w:szCs w:val="20"/>
+              </w:rPr>
+              <w:t xml:space="preserve">  </w:t>
             </w:r>
           </w:p>
           <w:p>
@@ -11495,14 +13470,34 @@
                 <w:szCs w:val="24"/>
               </w:rPr>
             </w:pPr>
+            <w:proofErr w:type="spellStart"/>
             <w:r>
               <w:rPr>
                 <w:rFonts w:ascii="Times New Roman" w:eastAsia="Times New Roman" w:hAnsi="Times New Roman" w:cs="Times New Roman"/>
                 <w:sz w:val="20"/>
                 <w:szCs w:val="20"/>
               </w:rPr>
-              <w:t>Payment System</w:t>
+              <w:t>Payment</w:t>
             </w:r>
+            <w:proofErr w:type="spellEnd"/>
+            <w:r>
+              <w:rPr>
+                <w:rFonts w:ascii="Times New Roman" w:eastAsia="Times New Roman" w:hAnsi="Times New Roman" w:cs="Times New Roman"/>
+                <w:sz w:val="20"/>
+                <w:szCs w:val="20"/>
+              </w:rPr>
+              <w:t xml:space="preserve"> </w:t>
+            </w:r>
+            <w:proofErr w:type="spellStart"/>
+            <w:r>
+              <w:rPr>
+                <w:rFonts w:ascii="Times New Roman" w:eastAsia="Times New Roman" w:hAnsi="Times New Roman" w:cs="Times New Roman"/>
+                <w:sz w:val="20"/>
+                <w:szCs w:val="20"/>
+              </w:rPr>
+              <w:t>System</w:t>
+            </w:r>
+            <w:proofErr w:type="spellEnd"/>
             <w:r>
               <w:rPr>
                 <w:rFonts w:ascii="Times New Roman" w:eastAsia="Times New Roman" w:hAnsi="Times New Roman" w:cs="Times New Roman"/>
@@ -11741,14 +13736,52 @@
                 <w:szCs w:val="24"/>
               </w:rPr>
             </w:pPr>
+            <w:proofErr w:type="spellStart"/>
             <w:r>
               <w:rPr>
                 <w:rFonts w:ascii="Times New Roman" w:eastAsia="Times New Roman" w:hAnsi="Times New Roman" w:cs="Times New Roman"/>
                 <w:sz w:val="20"/>
                 <w:szCs w:val="20"/>
               </w:rPr>
-              <w:t>Artists posts interactions</w:t>
+              <w:t>Artists</w:t>
             </w:r>
+            <w:proofErr w:type="spellEnd"/>
+            <w:r>
+              <w:rPr>
+                <w:rFonts w:ascii="Times New Roman" w:eastAsia="Times New Roman" w:hAnsi="Times New Roman" w:cs="Times New Roman"/>
+                <w:sz w:val="20"/>
+                <w:szCs w:val="20"/>
+              </w:rPr>
+              <w:t xml:space="preserve"> </w:t>
+            </w:r>
+            <w:proofErr w:type="spellStart"/>
+            <w:r>
+              <w:rPr>
+                <w:rFonts w:ascii="Times New Roman" w:eastAsia="Times New Roman" w:hAnsi="Times New Roman" w:cs="Times New Roman"/>
+                <w:sz w:val="20"/>
+                <w:szCs w:val="20"/>
+              </w:rPr>
+              <w:t>posts</w:t>
+            </w:r>
+            <w:proofErr w:type="spellEnd"/>
+            <w:r>
+              <w:rPr>
+                <w:rFonts w:ascii="Times New Roman" w:eastAsia="Times New Roman" w:hAnsi="Times New Roman" w:cs="Times New Roman"/>
+                <w:sz w:val="20"/>
+                <w:szCs w:val="20"/>
+              </w:rPr>
+              <w:t xml:space="preserve"> </w:t>
+            </w:r>
+            <w:proofErr w:type="spellStart"/>
+            <w:r>
+              <w:rPr>
+                <w:rFonts w:ascii="Times New Roman" w:eastAsia="Times New Roman" w:hAnsi="Times New Roman" w:cs="Times New Roman"/>
+                <w:sz w:val="20"/>
+                <w:szCs w:val="20"/>
+              </w:rPr>
+              <w:t>interactions</w:t>
+            </w:r>
+            <w:proofErr w:type="spellEnd"/>
             <w:r>
               <w:rPr>
                 <w:rFonts w:ascii="Times New Roman" w:eastAsia="Times New Roman" w:hAnsi="Times New Roman" w:cs="Times New Roman"/>
@@ -12082,7 +14115,7 @@
               </wp:anchor>
             </w:drawing>
           </mc:Choice>
-          <mc:Fallback xmlns:sl="http://schemas.openxmlformats.org/schemaLibrary/2006/main" xmlns:a="http://schemas.openxmlformats.org/drawingml/2006/main" xmlns:pic="http://schemas.openxmlformats.org/drawingml/2006/picture" xmlns:c="http://schemas.openxmlformats.org/drawingml/2006/chart" xmlns:lc="http://schemas.openxmlformats.org/drawingml/2006/lockedCanvas" xmlns:dgm="http://schemas.openxmlformats.org/drawingml/2006/diagram" xmlns="http://schemas.microsoft.com/office/tasks/2019/documenttasks" xmlns:cr="http://schemas.microsoft.com/office/comments/2020/reactions">
+          <mc:Fallback xmlns:cr="http://schemas.microsoft.com/office/comments/2020/reactions" xmlns="http://schemas.microsoft.com/office/tasks/2019/documenttasks" xmlns:dgm="http://schemas.openxmlformats.org/drawingml/2006/diagram" xmlns:lc="http://schemas.openxmlformats.org/drawingml/2006/lockedCanvas" xmlns:c="http://schemas.openxmlformats.org/drawingml/2006/chart" xmlns:pic="http://schemas.openxmlformats.org/drawingml/2006/picture" xmlns:a="http://schemas.openxmlformats.org/drawingml/2006/main" xmlns:sl="http://schemas.openxmlformats.org/schemaLibrary/2006/main">
             <w:drawing>
               <wp:anchor allowOverlap="1" behindDoc="0" distB="114300" distT="114300" distL="114300" distR="114300" hidden="0" layoutInCell="1" locked="0" relativeHeight="0" simplePos="0">
                 <wp:simplePos x="0" y="0"/>
@@ -12104,7 +14137,7 @@
                         <pic:cNvPicPr preferRelativeResize="0"/>
                       </pic:nvPicPr>
                       <pic:blipFill>
-                        <a:blip r:embed="rId69"/>
+                        <a:blip r:embed="rId70"/>
                         <a:srcRect/>
                         <a:stretch>
                           <a:fillRect/>
@@ -12176,7 +14209,7 @@
               </wp:anchor>
             </w:drawing>
           </mc:Choice>
-          <mc:Fallback xmlns:sl="http://schemas.openxmlformats.org/schemaLibrary/2006/main" xmlns:a="http://schemas.openxmlformats.org/drawingml/2006/main" xmlns:pic="http://schemas.openxmlformats.org/drawingml/2006/picture" xmlns:c="http://schemas.openxmlformats.org/drawingml/2006/chart" xmlns:lc="http://schemas.openxmlformats.org/drawingml/2006/lockedCanvas" xmlns:dgm="http://schemas.openxmlformats.org/drawingml/2006/diagram" xmlns="http://schemas.microsoft.com/office/tasks/2019/documenttasks" xmlns:cr="http://schemas.microsoft.com/office/comments/2020/reactions">
+          <mc:Fallback xmlns:cr="http://schemas.microsoft.com/office/comments/2020/reactions" xmlns="http://schemas.microsoft.com/office/tasks/2019/documenttasks" xmlns:dgm="http://schemas.openxmlformats.org/drawingml/2006/diagram" xmlns:lc="http://schemas.openxmlformats.org/drawingml/2006/lockedCanvas" xmlns:c="http://schemas.openxmlformats.org/drawingml/2006/chart" xmlns:pic="http://schemas.openxmlformats.org/drawingml/2006/picture" xmlns:a="http://schemas.openxmlformats.org/drawingml/2006/main" xmlns:sl="http://schemas.openxmlformats.org/schemaLibrary/2006/main">
             <w:drawing>
               <wp:anchor allowOverlap="1" behindDoc="0" distB="114300" distT="114300" distL="114300" distR="114300" hidden="0" layoutInCell="1" locked="0" relativeHeight="0" simplePos="0">
                 <wp:simplePos x="0" y="0"/>
@@ -12198,7 +14231,7 @@
                         <pic:cNvPicPr preferRelativeResize="0"/>
                       </pic:nvPicPr>
                       <pic:blipFill>
-                        <a:blip r:embed="rId70"/>
+                        <a:blip r:embed="rId71"/>
                         <a:srcRect/>
                         <a:stretch>
                           <a:fillRect/>
@@ -12270,7 +14303,7 @@
               </wp:anchor>
             </w:drawing>
           </mc:Choice>
-          <mc:Fallback xmlns:sl="http://schemas.openxmlformats.org/schemaLibrary/2006/main" xmlns:a="http://schemas.openxmlformats.org/drawingml/2006/main" xmlns:pic="http://schemas.openxmlformats.org/drawingml/2006/picture" xmlns:c="http://schemas.openxmlformats.org/drawingml/2006/chart" xmlns:lc="http://schemas.openxmlformats.org/drawingml/2006/lockedCanvas" xmlns:dgm="http://schemas.openxmlformats.org/drawingml/2006/diagram" xmlns="http://schemas.microsoft.com/office/tasks/2019/documenttasks" xmlns:cr="http://schemas.microsoft.com/office/comments/2020/reactions">
+          <mc:Fallback xmlns:cr="http://schemas.microsoft.com/office/comments/2020/reactions" xmlns="http://schemas.microsoft.com/office/tasks/2019/documenttasks" xmlns:dgm="http://schemas.openxmlformats.org/drawingml/2006/diagram" xmlns:lc="http://schemas.openxmlformats.org/drawingml/2006/lockedCanvas" xmlns:c="http://schemas.openxmlformats.org/drawingml/2006/chart" xmlns:pic="http://schemas.openxmlformats.org/drawingml/2006/picture" xmlns:a="http://schemas.openxmlformats.org/drawingml/2006/main" xmlns:sl="http://schemas.openxmlformats.org/schemaLibrary/2006/main">
             <w:drawing>
               <wp:anchor allowOverlap="1" behindDoc="0" distB="114300" distT="114300" distL="114300" distR="114300" hidden="0" layoutInCell="1" locked="0" relativeHeight="0" simplePos="0">
                 <wp:simplePos x="0" y="0"/>
@@ -12292,7 +14325,7 @@
                         <pic:cNvPicPr preferRelativeResize="0"/>
                       </pic:nvPicPr>
                       <pic:blipFill>
-                        <a:blip r:embed="rId71"/>
+                        <a:blip r:embed="rId72"/>
                         <a:srcRect/>
                         <a:stretch>
                           <a:fillRect/>
@@ -12364,7 +14397,7 @@
               </wp:anchor>
             </w:drawing>
           </mc:Choice>
-          <mc:Fallback xmlns:sl="http://schemas.openxmlformats.org/schemaLibrary/2006/main" xmlns:a="http://schemas.openxmlformats.org/drawingml/2006/main" xmlns:pic="http://schemas.openxmlformats.org/drawingml/2006/picture" xmlns:c="http://schemas.openxmlformats.org/drawingml/2006/chart" xmlns:lc="http://schemas.openxmlformats.org/drawingml/2006/lockedCanvas" xmlns:dgm="http://schemas.openxmlformats.org/drawingml/2006/diagram" xmlns="http://schemas.microsoft.com/office/tasks/2019/documenttasks" xmlns:cr="http://schemas.microsoft.com/office/comments/2020/reactions">
+          <mc:Fallback xmlns:cr="http://schemas.microsoft.com/office/comments/2020/reactions" xmlns="http://schemas.microsoft.com/office/tasks/2019/documenttasks" xmlns:dgm="http://schemas.openxmlformats.org/drawingml/2006/diagram" xmlns:lc="http://schemas.openxmlformats.org/drawingml/2006/lockedCanvas" xmlns:c="http://schemas.openxmlformats.org/drawingml/2006/chart" xmlns:pic="http://schemas.openxmlformats.org/drawingml/2006/picture" xmlns:a="http://schemas.openxmlformats.org/drawingml/2006/main" xmlns:sl="http://schemas.openxmlformats.org/schemaLibrary/2006/main">
             <w:drawing>
               <wp:anchor allowOverlap="1" behindDoc="0" distB="114300" distT="114300" distL="114300" distR="114300" hidden="0" layoutInCell="1" locked="0" relativeHeight="0" simplePos="0">
                 <wp:simplePos x="0" y="0"/>
@@ -12386,7 +14419,7 @@
                         <pic:cNvPicPr preferRelativeResize="0"/>
                       </pic:nvPicPr>
                       <pic:blipFill>
-                        <a:blip r:embed="rId72"/>
+                        <a:blip r:embed="rId73"/>
                         <a:srcRect/>
                         <a:stretch>
                           <a:fillRect/>
@@ -12458,7 +14491,7 @@
               </wp:anchor>
             </w:drawing>
           </mc:Choice>
-          <mc:Fallback xmlns:sl="http://schemas.openxmlformats.org/schemaLibrary/2006/main" xmlns:a="http://schemas.openxmlformats.org/drawingml/2006/main" xmlns:pic="http://schemas.openxmlformats.org/drawingml/2006/picture" xmlns:c="http://schemas.openxmlformats.org/drawingml/2006/chart" xmlns:lc="http://schemas.openxmlformats.org/drawingml/2006/lockedCanvas" xmlns:dgm="http://schemas.openxmlformats.org/drawingml/2006/diagram" xmlns="http://schemas.microsoft.com/office/tasks/2019/documenttasks" xmlns:cr="http://schemas.microsoft.com/office/comments/2020/reactions">
+          <mc:Fallback xmlns:cr="http://schemas.microsoft.com/office/comments/2020/reactions" xmlns="http://schemas.microsoft.com/office/tasks/2019/documenttasks" xmlns:dgm="http://schemas.openxmlformats.org/drawingml/2006/diagram" xmlns:lc="http://schemas.openxmlformats.org/drawingml/2006/lockedCanvas" xmlns:c="http://schemas.openxmlformats.org/drawingml/2006/chart" xmlns:pic="http://schemas.openxmlformats.org/drawingml/2006/picture" xmlns:a="http://schemas.openxmlformats.org/drawingml/2006/main" xmlns:sl="http://schemas.openxmlformats.org/schemaLibrary/2006/main">
             <w:drawing>
               <wp:anchor allowOverlap="1" behindDoc="0" distB="114300" distT="114300" distL="114300" distR="114300" hidden="0" layoutInCell="1" locked="0" relativeHeight="0" simplePos="0">
                 <wp:simplePos x="0" y="0"/>
@@ -12480,7 +14513,7 @@
                         <pic:cNvPicPr preferRelativeResize="0"/>
                       </pic:nvPicPr>
                       <pic:blipFill>
-                        <a:blip r:embed="rId73"/>
+                        <a:blip r:embed="rId74"/>
                         <a:srcRect/>
                         <a:stretch>
                           <a:fillRect/>
@@ -12552,7 +14585,7 @@
               </wp:anchor>
             </w:drawing>
           </mc:Choice>
-          <mc:Fallback xmlns:sl="http://schemas.openxmlformats.org/schemaLibrary/2006/main" xmlns:a="http://schemas.openxmlformats.org/drawingml/2006/main" xmlns:pic="http://schemas.openxmlformats.org/drawingml/2006/picture" xmlns:c="http://schemas.openxmlformats.org/drawingml/2006/chart" xmlns:lc="http://schemas.openxmlformats.org/drawingml/2006/lockedCanvas" xmlns:dgm="http://schemas.openxmlformats.org/drawingml/2006/diagram" xmlns="http://schemas.microsoft.com/office/tasks/2019/documenttasks" xmlns:cr="http://schemas.microsoft.com/office/comments/2020/reactions">
+          <mc:Fallback xmlns:cr="http://schemas.microsoft.com/office/comments/2020/reactions" xmlns="http://schemas.microsoft.com/office/tasks/2019/documenttasks" xmlns:dgm="http://schemas.openxmlformats.org/drawingml/2006/diagram" xmlns:lc="http://schemas.openxmlformats.org/drawingml/2006/lockedCanvas" xmlns:c="http://schemas.openxmlformats.org/drawingml/2006/chart" xmlns:pic="http://schemas.openxmlformats.org/drawingml/2006/picture" xmlns:a="http://schemas.openxmlformats.org/drawingml/2006/main" xmlns:sl="http://schemas.openxmlformats.org/schemaLibrary/2006/main">
             <w:drawing>
               <wp:anchor allowOverlap="1" behindDoc="0" distB="114300" distT="114300" distL="114300" distR="114300" hidden="0" layoutInCell="1" locked="0" relativeHeight="0" simplePos="0">
                 <wp:simplePos x="0" y="0"/>
@@ -12574,7 +14607,7 @@
                         <pic:cNvPicPr preferRelativeResize="0"/>
                       </pic:nvPicPr>
                       <pic:blipFill>
-                        <a:blip r:embed="rId74"/>
+                        <a:blip r:embed="rId75"/>
                         <a:srcRect/>
                         <a:stretch>
                           <a:fillRect/>
@@ -12646,7 +14679,7 @@
               </wp:anchor>
             </w:drawing>
           </mc:Choice>
-          <mc:Fallback xmlns:sl="http://schemas.openxmlformats.org/schemaLibrary/2006/main" xmlns:a="http://schemas.openxmlformats.org/drawingml/2006/main" xmlns:pic="http://schemas.openxmlformats.org/drawingml/2006/picture" xmlns:c="http://schemas.openxmlformats.org/drawingml/2006/chart" xmlns:lc="http://schemas.openxmlformats.org/drawingml/2006/lockedCanvas" xmlns:dgm="http://schemas.openxmlformats.org/drawingml/2006/diagram" xmlns="http://schemas.microsoft.com/office/tasks/2019/documenttasks" xmlns:cr="http://schemas.microsoft.com/office/comments/2020/reactions">
+          <mc:Fallback xmlns:cr="http://schemas.microsoft.com/office/comments/2020/reactions" xmlns="http://schemas.microsoft.com/office/tasks/2019/documenttasks" xmlns:dgm="http://schemas.openxmlformats.org/drawingml/2006/diagram" xmlns:lc="http://schemas.openxmlformats.org/drawingml/2006/lockedCanvas" xmlns:c="http://schemas.openxmlformats.org/drawingml/2006/chart" xmlns:pic="http://schemas.openxmlformats.org/drawingml/2006/picture" xmlns:a="http://schemas.openxmlformats.org/drawingml/2006/main" xmlns:sl="http://schemas.openxmlformats.org/schemaLibrary/2006/main">
             <w:drawing>
               <wp:anchor allowOverlap="1" behindDoc="0" distB="114300" distT="114300" distL="114300" distR="114300" hidden="0" layoutInCell="1" locked="0" relativeHeight="0" simplePos="0">
                 <wp:simplePos x="0" y="0"/>
@@ -12668,7 +14701,7 @@
                         <pic:cNvPicPr preferRelativeResize="0"/>
                       </pic:nvPicPr>
                       <pic:blipFill>
-                        <a:blip r:embed="rId75"/>
+                        <a:blip r:embed="rId76"/>
                         <a:srcRect/>
                         <a:stretch>
                           <a:fillRect/>
@@ -12740,7 +14773,7 @@
               </wp:anchor>
             </w:drawing>
           </mc:Choice>
-          <mc:Fallback xmlns:sl="http://schemas.openxmlformats.org/schemaLibrary/2006/main" xmlns:a="http://schemas.openxmlformats.org/drawingml/2006/main" xmlns:pic="http://schemas.openxmlformats.org/drawingml/2006/picture" xmlns:c="http://schemas.openxmlformats.org/drawingml/2006/chart" xmlns:lc="http://schemas.openxmlformats.org/drawingml/2006/lockedCanvas" xmlns:dgm="http://schemas.openxmlformats.org/drawingml/2006/diagram" xmlns="http://schemas.microsoft.com/office/tasks/2019/documenttasks" xmlns:cr="http://schemas.microsoft.com/office/comments/2020/reactions">
+          <mc:Fallback xmlns:cr="http://schemas.microsoft.com/office/comments/2020/reactions" xmlns="http://schemas.microsoft.com/office/tasks/2019/documenttasks" xmlns:dgm="http://schemas.openxmlformats.org/drawingml/2006/diagram" xmlns:lc="http://schemas.openxmlformats.org/drawingml/2006/lockedCanvas" xmlns:c="http://schemas.openxmlformats.org/drawingml/2006/chart" xmlns:pic="http://schemas.openxmlformats.org/drawingml/2006/picture" xmlns:a="http://schemas.openxmlformats.org/drawingml/2006/main" xmlns:sl="http://schemas.openxmlformats.org/schemaLibrary/2006/main">
             <w:drawing>
               <wp:anchor allowOverlap="1" behindDoc="0" distB="114300" distT="114300" distL="114300" distR="114300" hidden="0" layoutInCell="1" locked="0" relativeHeight="0" simplePos="0">
                 <wp:simplePos x="0" y="0"/>
@@ -12762,7 +14795,7 @@
                         <pic:cNvPicPr preferRelativeResize="0"/>
                       </pic:nvPicPr>
                       <pic:blipFill>
-                        <a:blip r:embed="rId76"/>
+                        <a:blip r:embed="rId77"/>
                         <a:srcRect/>
                         <a:stretch>
                           <a:fillRect/>
@@ -12834,7 +14867,7 @@
               </wp:anchor>
             </w:drawing>
           </mc:Choice>
-          <mc:Fallback xmlns:sl="http://schemas.openxmlformats.org/schemaLibrary/2006/main" xmlns:a="http://schemas.openxmlformats.org/drawingml/2006/main" xmlns:pic="http://schemas.openxmlformats.org/drawingml/2006/picture" xmlns:c="http://schemas.openxmlformats.org/drawingml/2006/chart" xmlns:lc="http://schemas.openxmlformats.org/drawingml/2006/lockedCanvas" xmlns:dgm="http://schemas.openxmlformats.org/drawingml/2006/diagram" xmlns="http://schemas.microsoft.com/office/tasks/2019/documenttasks" xmlns:cr="http://schemas.microsoft.com/office/comments/2020/reactions">
+          <mc:Fallback xmlns:cr="http://schemas.microsoft.com/office/comments/2020/reactions" xmlns="http://schemas.microsoft.com/office/tasks/2019/documenttasks" xmlns:dgm="http://schemas.openxmlformats.org/drawingml/2006/diagram" xmlns:lc="http://schemas.openxmlformats.org/drawingml/2006/lockedCanvas" xmlns:c="http://schemas.openxmlformats.org/drawingml/2006/chart" xmlns:pic="http://schemas.openxmlformats.org/drawingml/2006/picture" xmlns:a="http://schemas.openxmlformats.org/drawingml/2006/main" xmlns:sl="http://schemas.openxmlformats.org/schemaLibrary/2006/main">
             <w:drawing>
               <wp:anchor allowOverlap="1" behindDoc="0" distB="114300" distT="114300" distL="114300" distR="114300" hidden="0" layoutInCell="1" locked="0" relativeHeight="0" simplePos="0">
                 <wp:simplePos x="0" y="0"/>
@@ -12856,7 +14889,7 @@
                         <pic:cNvPicPr preferRelativeResize="0"/>
                       </pic:nvPicPr>
                       <pic:blipFill>
-                        <a:blip r:embed="rId77"/>
+                        <a:blip r:embed="rId78"/>
                         <a:srcRect/>
                         <a:stretch>
                           <a:fillRect/>
@@ -12987,7 +15020,7 @@
               </wp:anchor>
             </w:drawing>
           </mc:Choice>
-          <mc:Fallback xmlns:sl="http://schemas.openxmlformats.org/schemaLibrary/2006/main" xmlns:a="http://schemas.openxmlformats.org/drawingml/2006/main" xmlns:pic="http://schemas.openxmlformats.org/drawingml/2006/picture" xmlns:c="http://schemas.openxmlformats.org/drawingml/2006/chart" xmlns:lc="http://schemas.openxmlformats.org/drawingml/2006/lockedCanvas" xmlns:dgm="http://schemas.openxmlformats.org/drawingml/2006/diagram" xmlns="http://schemas.microsoft.com/office/tasks/2019/documenttasks" xmlns:cr="http://schemas.microsoft.com/office/comments/2020/reactions">
+          <mc:Fallback xmlns:cr="http://schemas.microsoft.com/office/comments/2020/reactions" xmlns="http://schemas.microsoft.com/office/tasks/2019/documenttasks" xmlns:dgm="http://schemas.openxmlformats.org/drawingml/2006/diagram" xmlns:lc="http://schemas.openxmlformats.org/drawingml/2006/lockedCanvas" xmlns:c="http://schemas.openxmlformats.org/drawingml/2006/chart" xmlns:pic="http://schemas.openxmlformats.org/drawingml/2006/picture" xmlns:a="http://schemas.openxmlformats.org/drawingml/2006/main" xmlns:sl="http://schemas.openxmlformats.org/schemaLibrary/2006/main">
             <w:drawing>
               <wp:anchor allowOverlap="1" behindDoc="0" distB="114300" distT="114300" distL="114300" distR="114300" hidden="0" layoutInCell="1" locked="0" relativeHeight="0" simplePos="0">
                 <wp:simplePos x="0" y="0"/>
@@ -13081,7 +15114,7 @@
               </wp:anchor>
             </w:drawing>
           </mc:Choice>
-          <mc:Fallback xmlns:sl="http://schemas.openxmlformats.org/schemaLibrary/2006/main" xmlns:a="http://schemas.openxmlformats.org/drawingml/2006/main" xmlns:pic="http://schemas.openxmlformats.org/drawingml/2006/picture" xmlns:c="http://schemas.openxmlformats.org/drawingml/2006/chart" xmlns:lc="http://schemas.openxmlformats.org/drawingml/2006/lockedCanvas" xmlns:dgm="http://schemas.openxmlformats.org/drawingml/2006/diagram" xmlns="http://schemas.microsoft.com/office/tasks/2019/documenttasks" xmlns:cr="http://schemas.microsoft.com/office/comments/2020/reactions">
+          <mc:Fallback xmlns:cr="http://schemas.microsoft.com/office/comments/2020/reactions" xmlns="http://schemas.microsoft.com/office/tasks/2019/documenttasks" xmlns:dgm="http://schemas.openxmlformats.org/drawingml/2006/diagram" xmlns:lc="http://schemas.openxmlformats.org/drawingml/2006/lockedCanvas" xmlns:c="http://schemas.openxmlformats.org/drawingml/2006/chart" xmlns:pic="http://schemas.openxmlformats.org/drawingml/2006/picture" xmlns:a="http://schemas.openxmlformats.org/drawingml/2006/main" xmlns:sl="http://schemas.openxmlformats.org/schemaLibrary/2006/main">
             <w:drawing>
               <wp:anchor allowOverlap="1" behindDoc="0" distB="114300" distT="114300" distL="114300" distR="114300" hidden="0" layoutInCell="1" locked="0" relativeHeight="0" simplePos="0">
                 <wp:simplePos x="0" y="0"/>
@@ -13175,7 +15208,7 @@
               </wp:anchor>
             </w:drawing>
           </mc:Choice>
-          <mc:Fallback xmlns:sl="http://schemas.openxmlformats.org/schemaLibrary/2006/main" xmlns:a="http://schemas.openxmlformats.org/drawingml/2006/main" xmlns:pic="http://schemas.openxmlformats.org/drawingml/2006/picture" xmlns:c="http://schemas.openxmlformats.org/drawingml/2006/chart" xmlns:lc="http://schemas.openxmlformats.org/drawingml/2006/lockedCanvas" xmlns:dgm="http://schemas.openxmlformats.org/drawingml/2006/diagram" xmlns="http://schemas.microsoft.com/office/tasks/2019/documenttasks" xmlns:cr="http://schemas.microsoft.com/office/comments/2020/reactions">
+          <mc:Fallback xmlns:cr="http://schemas.microsoft.com/office/comments/2020/reactions" xmlns="http://schemas.microsoft.com/office/tasks/2019/documenttasks" xmlns:dgm="http://schemas.openxmlformats.org/drawingml/2006/diagram" xmlns:lc="http://schemas.openxmlformats.org/drawingml/2006/lockedCanvas" xmlns:c="http://schemas.openxmlformats.org/drawingml/2006/chart" xmlns:pic="http://schemas.openxmlformats.org/drawingml/2006/picture" xmlns:a="http://schemas.openxmlformats.org/drawingml/2006/main" xmlns:sl="http://schemas.openxmlformats.org/schemaLibrary/2006/main">
             <w:drawing>
               <wp:anchor allowOverlap="1" behindDoc="0" distB="114300" distT="114300" distL="114300" distR="114300" hidden="0" layoutInCell="1" locked="0" relativeHeight="0" simplePos="0">
                 <wp:simplePos x="0" y="0"/>
@@ -13357,7 +15390,7 @@
               </wp:anchor>
             </w:drawing>
           </mc:Choice>
-          <mc:Fallback xmlns:sl="http://schemas.openxmlformats.org/schemaLibrary/2006/main" xmlns:a="http://schemas.openxmlformats.org/drawingml/2006/main" xmlns:pic="http://schemas.openxmlformats.org/drawingml/2006/picture" xmlns:c="http://schemas.openxmlformats.org/drawingml/2006/chart" xmlns:lc="http://schemas.openxmlformats.org/drawingml/2006/lockedCanvas" xmlns:dgm="http://schemas.openxmlformats.org/drawingml/2006/diagram" xmlns="http://schemas.microsoft.com/office/tasks/2019/documenttasks" xmlns:cr="http://schemas.microsoft.com/office/comments/2020/reactions">
+          <mc:Fallback xmlns:cr="http://schemas.microsoft.com/office/comments/2020/reactions" xmlns="http://schemas.microsoft.com/office/tasks/2019/documenttasks" xmlns:dgm="http://schemas.openxmlformats.org/drawingml/2006/diagram" xmlns:lc="http://schemas.openxmlformats.org/drawingml/2006/lockedCanvas" xmlns:c="http://schemas.openxmlformats.org/drawingml/2006/chart" xmlns:pic="http://schemas.openxmlformats.org/drawingml/2006/picture" xmlns:a="http://schemas.openxmlformats.org/drawingml/2006/main" xmlns:sl="http://schemas.openxmlformats.org/schemaLibrary/2006/main">
             <w:drawing>
               <wp:anchor allowOverlap="1" behindDoc="0" distB="114300" distT="114300" distL="114300" distR="114300" hidden="0" layoutInCell="1" locked="0" relativeHeight="0" simplePos="0">
                 <wp:simplePos x="0" y="0"/>
@@ -13451,7 +15484,7 @@
               </wp:anchor>
             </w:drawing>
           </mc:Choice>
-          <mc:Fallback xmlns:sl="http://schemas.openxmlformats.org/schemaLibrary/2006/main" xmlns:a="http://schemas.openxmlformats.org/drawingml/2006/main" xmlns:pic="http://schemas.openxmlformats.org/drawingml/2006/picture" xmlns:c="http://schemas.openxmlformats.org/drawingml/2006/chart" xmlns:lc="http://schemas.openxmlformats.org/drawingml/2006/lockedCanvas" xmlns:dgm="http://schemas.openxmlformats.org/drawingml/2006/diagram" xmlns="http://schemas.microsoft.com/office/tasks/2019/documenttasks" xmlns:cr="http://schemas.microsoft.com/office/comments/2020/reactions">
+          <mc:Fallback xmlns:cr="http://schemas.microsoft.com/office/comments/2020/reactions" xmlns="http://schemas.microsoft.com/office/tasks/2019/documenttasks" xmlns:dgm="http://schemas.openxmlformats.org/drawingml/2006/diagram" xmlns:lc="http://schemas.openxmlformats.org/drawingml/2006/lockedCanvas" xmlns:c="http://schemas.openxmlformats.org/drawingml/2006/chart" xmlns:pic="http://schemas.openxmlformats.org/drawingml/2006/picture" xmlns:a="http://schemas.openxmlformats.org/drawingml/2006/main" xmlns:sl="http://schemas.openxmlformats.org/schemaLibrary/2006/main">
             <w:drawing>
               <wp:anchor allowOverlap="1" behindDoc="0" distB="114300" distT="114300" distL="114300" distR="114300" hidden="0" layoutInCell="1" locked="0" relativeHeight="0" simplePos="0">
                 <wp:simplePos x="0" y="0"/>
@@ -13604,7 +15637,7 @@
               </wp:anchor>
             </w:drawing>
           </mc:Choice>
-          <mc:Fallback xmlns:sl="http://schemas.openxmlformats.org/schemaLibrary/2006/main" xmlns:a="http://schemas.openxmlformats.org/drawingml/2006/main" xmlns:pic="http://schemas.openxmlformats.org/drawingml/2006/picture" xmlns:c="http://schemas.openxmlformats.org/drawingml/2006/chart" xmlns:lc="http://schemas.openxmlformats.org/drawingml/2006/lockedCanvas" xmlns:dgm="http://schemas.openxmlformats.org/drawingml/2006/diagram" xmlns="http://schemas.microsoft.com/office/tasks/2019/documenttasks" xmlns:cr="http://schemas.microsoft.com/office/comments/2020/reactions">
+          <mc:Fallback xmlns:cr="http://schemas.microsoft.com/office/comments/2020/reactions" xmlns="http://schemas.microsoft.com/office/tasks/2019/documenttasks" xmlns:dgm="http://schemas.openxmlformats.org/drawingml/2006/diagram" xmlns:lc="http://schemas.openxmlformats.org/drawingml/2006/lockedCanvas" xmlns:c="http://schemas.openxmlformats.org/drawingml/2006/chart" xmlns:pic="http://schemas.openxmlformats.org/drawingml/2006/picture" xmlns:a="http://schemas.openxmlformats.org/drawingml/2006/main" xmlns:sl="http://schemas.openxmlformats.org/schemaLibrary/2006/main">
             <w:drawing>
               <wp:anchor allowOverlap="1" behindDoc="0" distB="114300" distT="114300" distL="114300" distR="114300" hidden="0" layoutInCell="1" locked="0" relativeHeight="0" simplePos="0">
                 <wp:simplePos x="0" y="0"/>
@@ -13667,8 +15700,19 @@
           <w:sz w:val="24"/>
           <w:szCs w:val="24"/>
         </w:rPr>
-        <w:t>Cristea Bianca Stefania</w:t>
-      </w:r>
+        <w:t xml:space="preserve">Cristea Bianca </w:t>
+      </w:r>
+      <w:proofErr w:type="spellStart"/>
+      <w:r>
+        <w:rPr>
+          <w:rFonts w:ascii="Times New Roman" w:eastAsia="Times New Roman" w:hAnsi="Times New Roman" w:cs="Times New Roman"/>
+          <w:b/>
+          <w:sz w:val="24"/>
+          <w:szCs w:val="24"/>
+        </w:rPr>
+        <w:t>Stefania</w:t>
+      </w:r>
+      <w:proofErr w:type="spellEnd"/>
       <w:r>
         <w:rPr>
           <w:rFonts w:ascii="Times New Roman" w:eastAsia="Times New Roman" w:hAnsi="Times New Roman" w:cs="Times New Roman"/>
@@ -13689,6 +15733,7 @@
           <w:szCs w:val="24"/>
         </w:rPr>
       </w:pPr>
+      <w:proofErr w:type="spellStart"/>
       <w:r>
         <w:rPr>
           <w:rFonts w:ascii="Times New Roman" w:eastAsia="Times New Roman" w:hAnsi="Times New Roman" w:cs="Times New Roman"/>
@@ -13696,7 +15741,17 @@
           <w:sz w:val="24"/>
           <w:szCs w:val="24"/>
         </w:rPr>
-        <w:t>Agafiței Iuliana Mihaela</w:t>
+        <w:t>Agafiței</w:t>
+      </w:r>
+      <w:proofErr w:type="spellEnd"/>
+      <w:r>
+        <w:rPr>
+          <w:rFonts w:ascii="Times New Roman" w:eastAsia="Times New Roman" w:hAnsi="Times New Roman" w:cs="Times New Roman"/>
+          <w:b/>
+          <w:sz w:val="24"/>
+          <w:szCs w:val="24"/>
+        </w:rPr>
+        <w:t xml:space="preserve"> Iuliana Mihaela</w:t>
       </w:r>
       <w:r>
         <w:rPr>
@@ -13803,7 +15858,27 @@
           <w:sz w:val="24"/>
           <w:szCs w:val="24"/>
         </w:rPr>
-        <w:t>Teste unitare pentru API-ul de autentificare și 2FA</w:t>
+        <w:t>Teste unitare pentru API-</w:t>
+      </w:r>
+      <w:proofErr w:type="spellStart"/>
+      <w:r>
+        <w:rPr>
+          <w:rFonts w:ascii="Times New Roman" w:eastAsia="Times New Roman" w:hAnsi="Times New Roman" w:cs="Times New Roman"/>
+          <w:bCs/>
+          <w:sz w:val="24"/>
+          <w:szCs w:val="24"/>
+        </w:rPr>
+        <w:t>ul</w:t>
+      </w:r>
+      <w:proofErr w:type="spellEnd"/>
+      <w:r>
+        <w:rPr>
+          <w:rFonts w:ascii="Times New Roman" w:eastAsia="Times New Roman" w:hAnsi="Times New Roman" w:cs="Times New Roman"/>
+          <w:bCs/>
+          <w:sz w:val="24"/>
+          <w:szCs w:val="24"/>
+        </w:rPr>
+        <w:t xml:space="preserve"> de autentificare și 2FA</w:t>
       </w:r>
     </w:p>
     <w:p>
@@ -13827,6 +15902,7 @@
         </w:rPr>
         <w:t xml:space="preserve">Pentru a asigura calitatea și funcționalitatea corectă a API-ului de autentificare, am utilizat </w:t>
       </w:r>
+      <w:proofErr w:type="spellStart"/>
       <w:r>
         <w:rPr>
           <w:rFonts w:ascii="Times New Roman" w:eastAsia="Times New Roman" w:hAnsi="Times New Roman" w:cs="Times New Roman"/>
@@ -13837,6 +15913,7 @@
         </w:rPr>
         <w:t>Supertest</w:t>
       </w:r>
+      <w:proofErr w:type="spellEnd"/>
       <w:r>
         <w:rPr>
           <w:rFonts w:ascii="Times New Roman" w:eastAsia="Times New Roman" w:hAnsi="Times New Roman" w:cs="Times New Roman"/>
@@ -13899,7 +15976,27 @@
           <w:sz w:val="24"/>
           <w:szCs w:val="24"/>
         </w:rPr>
-        <w:t>: Testarea procesului de creare a unui cont nou, generarea token-ului JWT și a codului QR pentru autentificarea în doi pași (2FA).</w:t>
+        <w:t xml:space="preserve">: Testarea procesului de creare a unui cont nou, generarea </w:t>
+      </w:r>
+      <w:proofErr w:type="spellStart"/>
+      <w:r>
+        <w:rPr>
+          <w:rFonts w:ascii="Times New Roman" w:eastAsia="Times New Roman" w:hAnsi="Times New Roman" w:cs="Times New Roman"/>
+          <w:bCs/>
+          <w:sz w:val="24"/>
+          <w:szCs w:val="24"/>
+        </w:rPr>
+        <w:t>token</w:t>
+      </w:r>
+      <w:proofErr w:type="spellEnd"/>
+      <w:r>
+        <w:rPr>
+          <w:rFonts w:ascii="Times New Roman" w:eastAsia="Times New Roman" w:hAnsi="Times New Roman" w:cs="Times New Roman"/>
+          <w:bCs/>
+          <w:sz w:val="24"/>
+          <w:szCs w:val="24"/>
+        </w:rPr>
+        <w:t>-ului JWT și a codului QR pentru autentificarea în doi pași (2FA).</w:t>
       </w:r>
     </w:p>
     <w:p>
@@ -13993,7 +16090,47 @@
           <w:sz w:val="24"/>
           <w:szCs w:val="24"/>
         </w:rPr>
-        <w:t>: Verificarea login-ului utilizatorilor, inclusiv inclusiv 2FA.</w:t>
+        <w:t xml:space="preserve">: Verificarea </w:t>
+      </w:r>
+      <w:proofErr w:type="spellStart"/>
+      <w:r>
+        <w:rPr>
+          <w:rFonts w:ascii="Times New Roman" w:eastAsia="Times New Roman" w:hAnsi="Times New Roman" w:cs="Times New Roman"/>
+          <w:bCs/>
+          <w:sz w:val="24"/>
+          <w:szCs w:val="24"/>
+        </w:rPr>
+        <w:t>login</w:t>
+      </w:r>
+      <w:proofErr w:type="spellEnd"/>
+      <w:r>
+        <w:rPr>
+          <w:rFonts w:ascii="Times New Roman" w:eastAsia="Times New Roman" w:hAnsi="Times New Roman" w:cs="Times New Roman"/>
+          <w:bCs/>
+          <w:sz w:val="24"/>
+          <w:szCs w:val="24"/>
+        </w:rPr>
+        <w:t xml:space="preserve">-ului utilizatorilor, inclusiv </w:t>
+      </w:r>
+      <w:proofErr w:type="spellStart"/>
+      <w:r>
+        <w:rPr>
+          <w:rFonts w:ascii="Times New Roman" w:eastAsia="Times New Roman" w:hAnsi="Times New Roman" w:cs="Times New Roman"/>
+          <w:bCs/>
+          <w:sz w:val="24"/>
+          <w:szCs w:val="24"/>
+        </w:rPr>
+        <w:t>inclusiv</w:t>
+      </w:r>
+      <w:proofErr w:type="spellEnd"/>
+      <w:r>
+        <w:rPr>
+          <w:rFonts w:ascii="Times New Roman" w:eastAsia="Times New Roman" w:hAnsi="Times New Roman" w:cs="Times New Roman"/>
+          <w:bCs/>
+          <w:sz w:val="24"/>
+          <w:szCs w:val="24"/>
+        </w:rPr>
+        <w:t xml:space="preserve"> 2FA.</w:t>
       </w:r>
     </w:p>
     <w:p>
@@ -14129,6 +16266,7 @@
           <w:szCs w:val="24"/>
         </w:rPr>
       </w:pPr>
+      <w:proofErr w:type="spellStart"/>
       <w:r>
         <w:rPr>
           <w:rFonts w:ascii="Times New Roman" w:eastAsia="Times New Roman" w:hAnsi="Times New Roman" w:cs="Times New Roman"/>
@@ -14137,7 +16275,37 @@
           <w:szCs w:val="24"/>
         </w:rPr>
         <w:lastRenderedPageBreak/>
-        <w:t>Testara activării și dezactivării 2FA, precum și procesul de logout.</w:t>
+        <w:t>Testara</w:t>
+      </w:r>
+      <w:proofErr w:type="spellEnd"/>
+      <w:r>
+        <w:rPr>
+          <w:rFonts w:ascii="Times New Roman" w:eastAsia="Times New Roman" w:hAnsi="Times New Roman" w:cs="Times New Roman"/>
+          <w:bCs/>
+          <w:sz w:val="24"/>
+          <w:szCs w:val="24"/>
+        </w:rPr>
+        <w:t xml:space="preserve"> activării și dezactivării 2FA, precum și procesul de </w:t>
+      </w:r>
+      <w:proofErr w:type="spellStart"/>
+      <w:r>
+        <w:rPr>
+          <w:rFonts w:ascii="Times New Roman" w:eastAsia="Times New Roman" w:hAnsi="Times New Roman" w:cs="Times New Roman"/>
+          <w:bCs/>
+          <w:sz w:val="24"/>
+          <w:szCs w:val="24"/>
+        </w:rPr>
+        <w:t>logout</w:t>
+      </w:r>
+      <w:proofErr w:type="spellEnd"/>
+      <w:r>
+        <w:rPr>
+          <w:rFonts w:ascii="Times New Roman" w:eastAsia="Times New Roman" w:hAnsi="Times New Roman" w:cs="Times New Roman"/>
+          <w:bCs/>
+          <w:sz w:val="24"/>
+          <w:szCs w:val="24"/>
+        </w:rPr>
+        <w:t>.</w:t>
       </w:r>
     </w:p>
     <w:p>
@@ -14208,6 +16376,7 @@
           <w:szCs w:val="24"/>
         </w:rPr>
       </w:pPr>
+      <w:proofErr w:type="spellStart"/>
       <w:r>
         <w:rPr>
           <w:rFonts w:ascii="Times New Roman" w:eastAsia="Times New Roman" w:hAnsi="Times New Roman" w:cs="Times New Roman"/>
@@ -14216,7 +16385,17 @@
           <w:szCs w:val="24"/>
         </w:rPr>
         <w:lastRenderedPageBreak/>
-        <w:t>Middleware-ul de autorizare</w:t>
+        <w:t>Middleware-ul</w:t>
+      </w:r>
+      <w:proofErr w:type="spellEnd"/>
+      <w:r>
+        <w:rPr>
+          <w:rFonts w:ascii="Times New Roman" w:eastAsia="Times New Roman" w:hAnsi="Times New Roman" w:cs="Times New Roman"/>
+          <w:bCs/>
+          <w:sz w:val="24"/>
+          <w:szCs w:val="24"/>
+        </w:rPr>
+        <w:t xml:space="preserve"> de autorizare</w:t>
       </w:r>
     </w:p>
     <w:p>
@@ -14274,7 +16453,47 @@
           <w:sz w:val="24"/>
           <w:szCs w:val="24"/>
         </w:rPr>
-        <w:t>Răspunsul middleware-ului în cazul lipsei token-ului.</w:t>
+        <w:t xml:space="preserve">Răspunsul </w:t>
+      </w:r>
+      <w:proofErr w:type="spellStart"/>
+      <w:r>
+        <w:rPr>
+          <w:rFonts w:ascii="Times New Roman" w:eastAsia="Times New Roman" w:hAnsi="Times New Roman" w:cs="Times New Roman"/>
+          <w:bCs/>
+          <w:sz w:val="24"/>
+          <w:szCs w:val="24"/>
+        </w:rPr>
+        <w:t>middleware</w:t>
+      </w:r>
+      <w:proofErr w:type="spellEnd"/>
+      <w:r>
+        <w:rPr>
+          <w:rFonts w:ascii="Times New Roman" w:eastAsia="Times New Roman" w:hAnsi="Times New Roman" w:cs="Times New Roman"/>
+          <w:bCs/>
+          <w:sz w:val="24"/>
+          <w:szCs w:val="24"/>
+        </w:rPr>
+        <w:t xml:space="preserve">-ului în cazul lipsei </w:t>
+      </w:r>
+      <w:proofErr w:type="spellStart"/>
+      <w:r>
+        <w:rPr>
+          <w:rFonts w:ascii="Times New Roman" w:eastAsia="Times New Roman" w:hAnsi="Times New Roman" w:cs="Times New Roman"/>
+          <w:bCs/>
+          <w:sz w:val="24"/>
+          <w:szCs w:val="24"/>
+        </w:rPr>
+        <w:t>token</w:t>
+      </w:r>
+      <w:proofErr w:type="spellEnd"/>
+      <w:r>
+        <w:rPr>
+          <w:rFonts w:ascii="Times New Roman" w:eastAsia="Times New Roman" w:hAnsi="Times New Roman" w:cs="Times New Roman"/>
+          <w:bCs/>
+          <w:sz w:val="24"/>
+          <w:szCs w:val="24"/>
+        </w:rPr>
+        <w:t>-ului.</w:t>
       </w:r>
     </w:p>
     <w:p>
@@ -14302,7 +16521,27 @@
           <w:sz w:val="24"/>
           <w:szCs w:val="24"/>
         </w:rPr>
-        <w:t>Validarea token-urilor invalid</w:t>
+        <w:t xml:space="preserve">Validarea </w:t>
+      </w:r>
+      <w:proofErr w:type="spellStart"/>
+      <w:r>
+        <w:rPr>
+          <w:rFonts w:ascii="Times New Roman" w:eastAsia="Times New Roman" w:hAnsi="Times New Roman" w:cs="Times New Roman"/>
+          <w:bCs/>
+          <w:sz w:val="24"/>
+          <w:szCs w:val="24"/>
+        </w:rPr>
+        <w:t>token</w:t>
+      </w:r>
+      <w:proofErr w:type="spellEnd"/>
+      <w:r>
+        <w:rPr>
+          <w:rFonts w:ascii="Times New Roman" w:eastAsia="Times New Roman" w:hAnsi="Times New Roman" w:cs="Times New Roman"/>
+          <w:bCs/>
+          <w:sz w:val="24"/>
+          <w:szCs w:val="24"/>
+        </w:rPr>
+        <w:t>-urilor invalid</w:t>
       </w:r>
       <w:r>
         <w:rPr>
@@ -14348,7 +16587,27 @@
           <w:sz w:val="24"/>
           <w:szCs w:val="24"/>
         </w:rPr>
-        <w:t>Autorizarea cu un token valid</w:t>
+        <w:t xml:space="preserve">Autorizarea cu un </w:t>
+      </w:r>
+      <w:proofErr w:type="spellStart"/>
+      <w:r>
+        <w:rPr>
+          <w:rFonts w:ascii="Times New Roman" w:eastAsia="Times New Roman" w:hAnsi="Times New Roman" w:cs="Times New Roman"/>
+          <w:bCs/>
+          <w:sz w:val="24"/>
+          <w:szCs w:val="24"/>
+        </w:rPr>
+        <w:t>token</w:t>
+      </w:r>
+      <w:proofErr w:type="spellEnd"/>
+      <w:r>
+        <w:rPr>
+          <w:rFonts w:ascii="Times New Roman" w:eastAsia="Times New Roman" w:hAnsi="Times New Roman" w:cs="Times New Roman"/>
+          <w:bCs/>
+          <w:sz w:val="24"/>
+          <w:szCs w:val="24"/>
+        </w:rPr>
+        <w:t xml:space="preserve"> valid</w:t>
       </w:r>
       <w:r>
         <w:rPr>
@@ -14616,7 +16875,27 @@
           <w:sz w:val="24"/>
           <w:szCs w:val="24"/>
         </w:rPr>
-        <w:t>Teste pentru User Controller:</w:t>
+        <w:t xml:space="preserve">Teste pentru </w:t>
+      </w:r>
+      <w:proofErr w:type="spellStart"/>
+      <w:r>
+        <w:rPr>
+          <w:rFonts w:ascii="Times New Roman" w:eastAsia="Times New Roman" w:hAnsi="Times New Roman" w:cs="Times New Roman"/>
+          <w:bCs/>
+          <w:sz w:val="24"/>
+          <w:szCs w:val="24"/>
+        </w:rPr>
+        <w:t>User</w:t>
+      </w:r>
+      <w:proofErr w:type="spellEnd"/>
+      <w:r>
+        <w:rPr>
+          <w:rFonts w:ascii="Times New Roman" w:eastAsia="Times New Roman" w:hAnsi="Times New Roman" w:cs="Times New Roman"/>
+          <w:bCs/>
+          <w:sz w:val="24"/>
+          <w:szCs w:val="24"/>
+        </w:rPr>
+        <w:t xml:space="preserve"> Controller:</w:t>
       </w:r>
     </w:p>
     <w:p>
@@ -15093,8 +17372,19 @@
           <w:sz w:val="28"/>
           <w:szCs w:val="28"/>
         </w:rPr>
-        <w:t>Test Coverage</w:t>
-      </w:r>
+        <w:t xml:space="preserve">Test </w:t>
+      </w:r>
+      <w:proofErr w:type="spellStart"/>
+      <w:r>
+        <w:rPr>
+          <w:rFonts w:ascii="Times New Roman" w:eastAsia="Times New Roman" w:hAnsi="Times New Roman" w:cs="Times New Roman"/>
+          <w:b/>
+          <w:sz w:val="28"/>
+          <w:szCs w:val="28"/>
+        </w:rPr>
+        <w:t>Coverage</w:t>
+      </w:r>
+      <w:proofErr w:type="spellEnd"/>
     </w:p>
     <w:p>
       <w:pPr>
@@ -15188,26 +17478,19 @@
           <w:szCs w:val="28"/>
         </w:rPr>
         <w:lastRenderedPageBreak/>
-        <w:t>Test Driven Development (TDD)</w:t>
-      </w:r>
-    </w:p>
-    <w:p>
-      <w:pPr>
-        <w:numPr>
-          <w:ilvl w:val="1"/>
-          <w:numId w:val="12"/>
-        </w:numPr>
-        <w:spacing w:after="0" w:line="360" w:lineRule="auto"/>
-        <w:jc w:val="both"/>
+        <w:t xml:space="preserve">Test </w:t>
+      </w:r>
+      <w:proofErr w:type="spellStart"/>
+      <w:r>
         <w:rPr>
           <w:rFonts w:ascii="Times New Roman" w:eastAsia="Times New Roman" w:hAnsi="Times New Roman" w:cs="Times New Roman"/>
           <w:b/>
           <w:sz w:val="28"/>
           <w:szCs w:val="28"/>
         </w:rPr>
-      </w:pPr>
-      <w:bookmarkStart w:id="25" w:name="2bn6wsx" w:colFirst="0" w:colLast="0"/>
-      <w:bookmarkEnd w:id="25"/>
+        <w:t>Driven</w:t>
+      </w:r>
+      <w:proofErr w:type="spellEnd"/>
       <w:r>
         <w:rPr>
           <w:rFonts w:ascii="Times New Roman" w:eastAsia="Times New Roman" w:hAnsi="Times New Roman" w:cs="Times New Roman"/>
@@ -15215,166 +17498,19 @@
           <w:sz w:val="28"/>
           <w:szCs w:val="28"/>
         </w:rPr>
-        <w:t>Avantaje</w:t>
-      </w:r>
-    </w:p>
-    <w:p>
-      <w:pPr>
-        <w:numPr>
-          <w:ilvl w:val="0"/>
-          <w:numId w:val="9"/>
-        </w:numPr>
-        <w:shd w:val="clear" w:color="auto" w:fill="FFFFFF"/>
-        <w:spacing w:after="0" w:line="360" w:lineRule="auto"/>
-        <w:jc w:val="both"/>
-        <w:rPr>
-          <w:rFonts w:ascii="Times New Roman" w:eastAsia="Times New Roman" w:hAnsi="Times New Roman" w:cs="Times New Roman"/>
-          <w:sz w:val="24"/>
-          <w:szCs w:val="24"/>
-        </w:rPr>
-      </w:pPr>
-      <w:r>
-        <w:rPr>
-          <w:rFonts w:ascii="Times New Roman" w:eastAsia="Times New Roman" w:hAnsi="Times New Roman" w:cs="Times New Roman"/>
-          <w:sz w:val="24"/>
-          <w:szCs w:val="24"/>
-        </w:rPr>
-        <w:t xml:space="preserve">Clean Code &amp; organized: testele au fost scrise înainte de implementarea funcționalităților, pentru a reduce timpul necesar refactorizării pe termen lung și pentru a ne concentra exact pe cerințele impuse, evitând astfel adăugarea unor funcționalități complexe și inutile. </w:t>
-      </w:r>
-    </w:p>
-    <w:p>
-      <w:pPr>
-        <w:numPr>
-          <w:ilvl w:val="0"/>
-          <w:numId w:val="9"/>
-        </w:numPr>
-        <w:shd w:val="clear" w:color="auto" w:fill="FFFFFF"/>
-        <w:spacing w:after="0" w:line="360" w:lineRule="auto"/>
-        <w:jc w:val="both"/>
-        <w:rPr>
-          <w:rFonts w:ascii="Times New Roman" w:eastAsia="Times New Roman" w:hAnsi="Times New Roman" w:cs="Times New Roman"/>
-          <w:sz w:val="24"/>
-          <w:szCs w:val="24"/>
-        </w:rPr>
-      </w:pPr>
-      <w:r>
-        <w:rPr>
-          <w:rFonts w:ascii="Times New Roman" w:eastAsia="Times New Roman" w:hAnsi="Times New Roman" w:cs="Times New Roman"/>
-          <w:sz w:val="24"/>
-          <w:szCs w:val="24"/>
-        </w:rPr>
-        <w:t>Prin scrierea testelor înainte de implementarea propriu-zisă, am reușit să evităm erorile care ar fi putut apărea în timpul implementării directe a task-ului. De exemplu, dacă nu am fi scris mai întâi testele pentru autentificare, nu ne-am fi gândit să validăm și formatul standard al adresei de email.</w:t>
-      </w:r>
-      <w:r>
-        <w:rPr>
-          <w:rFonts w:ascii="Times New Roman" w:eastAsia="Times New Roman" w:hAnsi="Times New Roman" w:cs="Times New Roman"/>
-          <w:sz w:val="24"/>
-          <w:szCs w:val="24"/>
-        </w:rPr>
-        <w:tab/>
-      </w:r>
-    </w:p>
-    <w:p>
-      <w:pPr>
-        <w:numPr>
-          <w:ilvl w:val="0"/>
-          <w:numId w:val="9"/>
-        </w:numPr>
-        <w:shd w:val="clear" w:color="auto" w:fill="FFFFFF"/>
-        <w:spacing w:after="0" w:line="360" w:lineRule="auto"/>
-        <w:jc w:val="both"/>
-        <w:rPr>
-          <w:rFonts w:ascii="Times New Roman" w:eastAsia="Times New Roman" w:hAnsi="Times New Roman" w:cs="Times New Roman"/>
-          <w:sz w:val="24"/>
-          <w:szCs w:val="24"/>
-        </w:rPr>
-      </w:pPr>
-      <w:r>
-        <w:rPr>
-          <w:rFonts w:ascii="Times New Roman" w:eastAsia="Times New Roman" w:hAnsi="Times New Roman" w:cs="Times New Roman"/>
-          <w:sz w:val="24"/>
-          <w:szCs w:val="24"/>
-        </w:rPr>
-        <w:t xml:space="preserve">Design modular: fiecare funcționalitate a fost testată individual prin teste unitare, facilitând astfel o întreținere eficientă a codului pe termen lung. </w:t>
-      </w:r>
-    </w:p>
-    <w:p>
-      <w:pPr>
-        <w:numPr>
-          <w:ilvl w:val="0"/>
-          <w:numId w:val="9"/>
-        </w:numPr>
-        <w:shd w:val="clear" w:color="auto" w:fill="FFFFFF"/>
-        <w:spacing w:after="0" w:line="360" w:lineRule="auto"/>
-        <w:jc w:val="both"/>
-        <w:rPr>
-          <w:rFonts w:ascii="Times New Roman" w:eastAsia="Times New Roman" w:hAnsi="Times New Roman" w:cs="Times New Roman"/>
-          <w:sz w:val="24"/>
-          <w:szCs w:val="24"/>
-        </w:rPr>
-      </w:pPr>
-      <w:r>
-        <w:rPr>
-          <w:rFonts w:ascii="Times New Roman" w:eastAsia="Times New Roman" w:hAnsi="Times New Roman" w:cs="Times New Roman"/>
-          <w:sz w:val="24"/>
-          <w:szCs w:val="24"/>
-        </w:rPr>
-        <w:t xml:space="preserve">Suport implicit pentru noii membri ai echipei: Testele vor servi drept ghid pentru noii programatori, demonstrând modul în care ar trebui să funcționeze aplicația, chiar dacă nu cunosc întregul cod. </w:t>
-      </w:r>
-    </w:p>
-    <w:p>
-      <w:pPr>
-        <w:numPr>
-          <w:ilvl w:val="0"/>
-          <w:numId w:val="9"/>
-        </w:numPr>
-        <w:shd w:val="clear" w:color="auto" w:fill="FFFFFF"/>
-        <w:spacing w:line="360" w:lineRule="auto"/>
-        <w:jc w:val="both"/>
-        <w:rPr>
-          <w:rFonts w:ascii="Times New Roman" w:eastAsia="Times New Roman" w:hAnsi="Times New Roman" w:cs="Times New Roman"/>
-          <w:sz w:val="24"/>
-          <w:szCs w:val="24"/>
-        </w:rPr>
-      </w:pPr>
-      <w:r>
-        <w:rPr>
-          <w:rFonts w:ascii="Times New Roman" w:eastAsia="Times New Roman" w:hAnsi="Times New Roman" w:cs="Times New Roman"/>
-          <w:sz w:val="24"/>
-          <w:szCs w:val="24"/>
-        </w:rPr>
-        <w:t xml:space="preserve">Prin utilizarea testelor automate, ne putem asigura că funcționalitățile aplicației noastre respectă cerințele și că modificările ulterioare aduse codului nu vor introduce erori noi. </w:t>
-      </w:r>
-    </w:p>
-    <w:p>
-      <w:pPr>
-        <w:shd w:val="clear" w:color="auto" w:fill="FFFFFF"/>
-        <w:spacing w:line="360" w:lineRule="auto"/>
-        <w:jc w:val="both"/>
-        <w:rPr>
-          <w:rFonts w:ascii="Times New Roman" w:eastAsia="Times New Roman" w:hAnsi="Times New Roman" w:cs="Times New Roman"/>
-          <w:sz w:val="24"/>
-          <w:szCs w:val="24"/>
-        </w:rPr>
-      </w:pPr>
-    </w:p>
-    <w:p>
-      <w:pPr>
-        <w:numPr>
-          <w:ilvl w:val="1"/>
-          <w:numId w:val="12"/>
-        </w:numPr>
-        <w:spacing w:after="0" w:line="360" w:lineRule="auto"/>
-        <w:jc w:val="both"/>
+        <w:t xml:space="preserve"> </w:t>
+      </w:r>
+      <w:proofErr w:type="spellStart"/>
+      <w:r>
         <w:rPr>
           <w:rFonts w:ascii="Times New Roman" w:eastAsia="Times New Roman" w:hAnsi="Times New Roman" w:cs="Times New Roman"/>
           <w:b/>
           <w:sz w:val="28"/>
           <w:szCs w:val="28"/>
         </w:rPr>
-      </w:pPr>
-      <w:bookmarkStart w:id="26" w:name="qsh70q" w:colFirst="0" w:colLast="0"/>
-      <w:bookmarkEnd w:id="26"/>
+        <w:t>Development</w:t>
+      </w:r>
+      <w:proofErr w:type="spellEnd"/>
       <w:r>
         <w:rPr>
           <w:rFonts w:ascii="Times New Roman" w:eastAsia="Times New Roman" w:hAnsi="Times New Roman" w:cs="Times New Roman"/>
@@ -15382,6 +17518,236 @@
           <w:sz w:val="28"/>
           <w:szCs w:val="28"/>
         </w:rPr>
+        <w:t xml:space="preserve"> (TDD)</w:t>
+      </w:r>
+    </w:p>
+    <w:p>
+      <w:pPr>
+        <w:numPr>
+          <w:ilvl w:val="1"/>
+          <w:numId w:val="12"/>
+        </w:numPr>
+        <w:spacing w:after="0" w:line="360" w:lineRule="auto"/>
+        <w:jc w:val="both"/>
+        <w:rPr>
+          <w:rFonts w:ascii="Times New Roman" w:eastAsia="Times New Roman" w:hAnsi="Times New Roman" w:cs="Times New Roman"/>
+          <w:b/>
+          <w:sz w:val="28"/>
+          <w:szCs w:val="28"/>
+        </w:rPr>
+      </w:pPr>
+      <w:bookmarkStart w:id="25" w:name="2bn6wsx" w:colFirst="0" w:colLast="0"/>
+      <w:bookmarkEnd w:id="25"/>
+      <w:r>
+        <w:rPr>
+          <w:rFonts w:ascii="Times New Roman" w:eastAsia="Times New Roman" w:hAnsi="Times New Roman" w:cs="Times New Roman"/>
+          <w:b/>
+          <w:sz w:val="28"/>
+          <w:szCs w:val="28"/>
+        </w:rPr>
+        <w:t>Avantaje</w:t>
+      </w:r>
+    </w:p>
+    <w:p>
+      <w:pPr>
+        <w:numPr>
+          <w:ilvl w:val="0"/>
+          <w:numId w:val="9"/>
+        </w:numPr>
+        <w:shd w:val="clear" w:color="auto" w:fill="FFFFFF"/>
+        <w:spacing w:after="0" w:line="360" w:lineRule="auto"/>
+        <w:jc w:val="both"/>
+        <w:rPr>
+          <w:rFonts w:ascii="Times New Roman" w:eastAsia="Times New Roman" w:hAnsi="Times New Roman" w:cs="Times New Roman"/>
+          <w:sz w:val="24"/>
+          <w:szCs w:val="24"/>
+        </w:rPr>
+      </w:pPr>
+      <w:r>
+        <w:rPr>
+          <w:rFonts w:ascii="Times New Roman" w:eastAsia="Times New Roman" w:hAnsi="Times New Roman" w:cs="Times New Roman"/>
+          <w:sz w:val="24"/>
+          <w:szCs w:val="24"/>
+        </w:rPr>
+        <w:t xml:space="preserve">Clean Code &amp; </w:t>
+      </w:r>
+      <w:proofErr w:type="spellStart"/>
+      <w:r>
+        <w:rPr>
+          <w:rFonts w:ascii="Times New Roman" w:eastAsia="Times New Roman" w:hAnsi="Times New Roman" w:cs="Times New Roman"/>
+          <w:sz w:val="24"/>
+          <w:szCs w:val="24"/>
+        </w:rPr>
+        <w:t>organized</w:t>
+      </w:r>
+      <w:proofErr w:type="spellEnd"/>
+      <w:r>
+        <w:rPr>
+          <w:rFonts w:ascii="Times New Roman" w:eastAsia="Times New Roman" w:hAnsi="Times New Roman" w:cs="Times New Roman"/>
+          <w:sz w:val="24"/>
+          <w:szCs w:val="24"/>
+        </w:rPr>
+        <w:t xml:space="preserve">: testele au fost scrise înainte de implementarea funcționalităților, pentru a reduce timpul necesar </w:t>
+      </w:r>
+      <w:proofErr w:type="spellStart"/>
+      <w:r>
+        <w:rPr>
+          <w:rFonts w:ascii="Times New Roman" w:eastAsia="Times New Roman" w:hAnsi="Times New Roman" w:cs="Times New Roman"/>
+          <w:sz w:val="24"/>
+          <w:szCs w:val="24"/>
+        </w:rPr>
+        <w:t>refactorizării</w:t>
+      </w:r>
+      <w:proofErr w:type="spellEnd"/>
+      <w:r>
+        <w:rPr>
+          <w:rFonts w:ascii="Times New Roman" w:eastAsia="Times New Roman" w:hAnsi="Times New Roman" w:cs="Times New Roman"/>
+          <w:sz w:val="24"/>
+          <w:szCs w:val="24"/>
+        </w:rPr>
+        <w:t xml:space="preserve"> pe termen lung și pentru a ne concentra exact pe cerințele impuse, evitând astfel adăugarea unor funcționalități complexe și inutile. </w:t>
+      </w:r>
+    </w:p>
+    <w:p>
+      <w:pPr>
+        <w:numPr>
+          <w:ilvl w:val="0"/>
+          <w:numId w:val="9"/>
+        </w:numPr>
+        <w:shd w:val="clear" w:color="auto" w:fill="FFFFFF"/>
+        <w:spacing w:after="0" w:line="360" w:lineRule="auto"/>
+        <w:jc w:val="both"/>
+        <w:rPr>
+          <w:rFonts w:ascii="Times New Roman" w:eastAsia="Times New Roman" w:hAnsi="Times New Roman" w:cs="Times New Roman"/>
+          <w:sz w:val="24"/>
+          <w:szCs w:val="24"/>
+        </w:rPr>
+      </w:pPr>
+      <w:r>
+        <w:rPr>
+          <w:rFonts w:ascii="Times New Roman" w:eastAsia="Times New Roman" w:hAnsi="Times New Roman" w:cs="Times New Roman"/>
+          <w:sz w:val="24"/>
+          <w:szCs w:val="24"/>
+        </w:rPr>
+        <w:t>Prin scrierea testelor înainte de implementarea propriu-zisă, am reușit să evităm erorile care ar fi putut apărea în timpul implementării directe a task-ului. De exemplu, dacă nu am fi scris mai întâi testele pentru autentificare, nu ne-am fi gândit să validăm și formatul standard al adresei de email.</w:t>
+      </w:r>
+      <w:r>
+        <w:rPr>
+          <w:rFonts w:ascii="Times New Roman" w:eastAsia="Times New Roman" w:hAnsi="Times New Roman" w:cs="Times New Roman"/>
+          <w:sz w:val="24"/>
+          <w:szCs w:val="24"/>
+        </w:rPr>
+        <w:tab/>
+      </w:r>
+    </w:p>
+    <w:p>
+      <w:pPr>
+        <w:numPr>
+          <w:ilvl w:val="0"/>
+          <w:numId w:val="9"/>
+        </w:numPr>
+        <w:shd w:val="clear" w:color="auto" w:fill="FFFFFF"/>
+        <w:spacing w:after="0" w:line="360" w:lineRule="auto"/>
+        <w:jc w:val="both"/>
+        <w:rPr>
+          <w:rFonts w:ascii="Times New Roman" w:eastAsia="Times New Roman" w:hAnsi="Times New Roman" w:cs="Times New Roman"/>
+          <w:sz w:val="24"/>
+          <w:szCs w:val="24"/>
+        </w:rPr>
+      </w:pPr>
+      <w:r>
+        <w:rPr>
+          <w:rFonts w:ascii="Times New Roman" w:eastAsia="Times New Roman" w:hAnsi="Times New Roman" w:cs="Times New Roman"/>
+          <w:sz w:val="24"/>
+          <w:szCs w:val="24"/>
+        </w:rPr>
+        <w:t xml:space="preserve">Design modular: fiecare funcționalitate a fost testată individual prin teste unitare, facilitând astfel o întreținere eficientă a codului pe termen lung. </w:t>
+      </w:r>
+    </w:p>
+    <w:p>
+      <w:pPr>
+        <w:numPr>
+          <w:ilvl w:val="0"/>
+          <w:numId w:val="9"/>
+        </w:numPr>
+        <w:shd w:val="clear" w:color="auto" w:fill="FFFFFF"/>
+        <w:spacing w:after="0" w:line="360" w:lineRule="auto"/>
+        <w:jc w:val="both"/>
+        <w:rPr>
+          <w:rFonts w:ascii="Times New Roman" w:eastAsia="Times New Roman" w:hAnsi="Times New Roman" w:cs="Times New Roman"/>
+          <w:sz w:val="24"/>
+          <w:szCs w:val="24"/>
+        </w:rPr>
+      </w:pPr>
+      <w:r>
+        <w:rPr>
+          <w:rFonts w:ascii="Times New Roman" w:eastAsia="Times New Roman" w:hAnsi="Times New Roman" w:cs="Times New Roman"/>
+          <w:sz w:val="24"/>
+          <w:szCs w:val="24"/>
+        </w:rPr>
+        <w:t xml:space="preserve">Suport implicit pentru noii membri ai echipei: Testele vor servi drept ghid pentru noii programatori, demonstrând modul în care ar trebui să funcționeze aplicația, chiar dacă nu cunosc întregul cod. </w:t>
+      </w:r>
+    </w:p>
+    <w:p>
+      <w:pPr>
+        <w:numPr>
+          <w:ilvl w:val="0"/>
+          <w:numId w:val="9"/>
+        </w:numPr>
+        <w:shd w:val="clear" w:color="auto" w:fill="FFFFFF"/>
+        <w:spacing w:line="360" w:lineRule="auto"/>
+        <w:jc w:val="both"/>
+        <w:rPr>
+          <w:rFonts w:ascii="Times New Roman" w:eastAsia="Times New Roman" w:hAnsi="Times New Roman" w:cs="Times New Roman"/>
+          <w:sz w:val="24"/>
+          <w:szCs w:val="24"/>
+        </w:rPr>
+      </w:pPr>
+      <w:r>
+        <w:rPr>
+          <w:rFonts w:ascii="Times New Roman" w:eastAsia="Times New Roman" w:hAnsi="Times New Roman" w:cs="Times New Roman"/>
+          <w:sz w:val="24"/>
+          <w:szCs w:val="24"/>
+        </w:rPr>
+        <w:t xml:space="preserve">Prin utilizarea testelor automate, ne putem asigura că funcționalitățile aplicației noastre respectă cerințele și că modificările ulterioare aduse codului nu vor introduce erori noi. </w:t>
+      </w:r>
+    </w:p>
+    <w:p>
+      <w:pPr>
+        <w:shd w:val="clear" w:color="auto" w:fill="FFFFFF"/>
+        <w:spacing w:line="360" w:lineRule="auto"/>
+        <w:jc w:val="both"/>
+        <w:rPr>
+          <w:rFonts w:ascii="Times New Roman" w:eastAsia="Times New Roman" w:hAnsi="Times New Roman" w:cs="Times New Roman"/>
+          <w:sz w:val="24"/>
+          <w:szCs w:val="24"/>
+        </w:rPr>
+      </w:pPr>
+    </w:p>
+    <w:p>
+      <w:pPr>
+        <w:numPr>
+          <w:ilvl w:val="1"/>
+          <w:numId w:val="12"/>
+        </w:numPr>
+        <w:spacing w:after="0" w:line="360" w:lineRule="auto"/>
+        <w:jc w:val="both"/>
+        <w:rPr>
+          <w:rFonts w:ascii="Times New Roman" w:eastAsia="Times New Roman" w:hAnsi="Times New Roman" w:cs="Times New Roman"/>
+          <w:b/>
+          <w:sz w:val="28"/>
+          <w:szCs w:val="28"/>
+        </w:rPr>
+      </w:pPr>
+      <w:bookmarkStart w:id="26" w:name="qsh70q" w:colFirst="0" w:colLast="0"/>
+      <w:bookmarkEnd w:id="26"/>
+      <w:r>
+        <w:rPr>
+          <w:rFonts w:ascii="Times New Roman" w:eastAsia="Times New Roman" w:hAnsi="Times New Roman" w:cs="Times New Roman"/>
+          <w:b/>
+          <w:sz w:val="28"/>
+          <w:szCs w:val="28"/>
+        </w:rPr>
         <w:t>Dezavantaje</w:t>
       </w:r>
     </w:p>
@@ -15406,7 +17772,25 @@
           <w:sz w:val="24"/>
           <w:szCs w:val="24"/>
         </w:rPr>
-        <w:t xml:space="preserve">Timpul de dezvoltare al task-urilor a crescut ușor față de estimarea inițială, deoarece am prioritizat scrierea testelor înainte de implementarea propriu-zisă. </w:t>
+        <w:t xml:space="preserve">Timpul de dezvoltare al task-urilor a crescut ușor față de estimarea inițială, deoarece am </w:t>
+      </w:r>
+      <w:proofErr w:type="spellStart"/>
+      <w:r>
+        <w:rPr>
+          <w:rFonts w:ascii="Times New Roman" w:eastAsia="Times New Roman" w:hAnsi="Times New Roman" w:cs="Times New Roman"/>
+          <w:sz w:val="24"/>
+          <w:szCs w:val="24"/>
+        </w:rPr>
+        <w:t>prioritizat</w:t>
+      </w:r>
+      <w:proofErr w:type="spellEnd"/>
+      <w:r>
+        <w:rPr>
+          <w:rFonts w:ascii="Times New Roman" w:eastAsia="Times New Roman" w:hAnsi="Times New Roman" w:cs="Times New Roman"/>
+          <w:sz w:val="24"/>
+          <w:szCs w:val="24"/>
+        </w:rPr>
+        <w:t xml:space="preserve"> scrierea testelor înainte de implementarea propriu-zisă. </w:t>
       </w:r>
     </w:p>
     <w:p>
@@ -15430,7 +17814,43 @@
           <w:sz w:val="24"/>
           <w:szCs w:val="24"/>
         </w:rPr>
-        <w:t xml:space="preserve">Procesul de familiarizare cu metodologia Test Driven Development nu a fost ușor la început. A trebuit să învățăm cum să scriem teste eficient și să ne obișnuim cu scrierea testelor înainte de implementarea codului. </w:t>
+        <w:t xml:space="preserve">Procesul de familiarizare cu metodologia Test </w:t>
+      </w:r>
+      <w:proofErr w:type="spellStart"/>
+      <w:r>
+        <w:rPr>
+          <w:rFonts w:ascii="Times New Roman" w:eastAsia="Times New Roman" w:hAnsi="Times New Roman" w:cs="Times New Roman"/>
+          <w:sz w:val="24"/>
+          <w:szCs w:val="24"/>
+        </w:rPr>
+        <w:t>Driven</w:t>
+      </w:r>
+      <w:proofErr w:type="spellEnd"/>
+      <w:r>
+        <w:rPr>
+          <w:rFonts w:ascii="Times New Roman" w:eastAsia="Times New Roman" w:hAnsi="Times New Roman" w:cs="Times New Roman"/>
+          <w:sz w:val="24"/>
+          <w:szCs w:val="24"/>
+        </w:rPr>
+        <w:t xml:space="preserve"> </w:t>
+      </w:r>
+      <w:proofErr w:type="spellStart"/>
+      <w:r>
+        <w:rPr>
+          <w:rFonts w:ascii="Times New Roman" w:eastAsia="Times New Roman" w:hAnsi="Times New Roman" w:cs="Times New Roman"/>
+          <w:sz w:val="24"/>
+          <w:szCs w:val="24"/>
+        </w:rPr>
+        <w:t>Development</w:t>
+      </w:r>
+      <w:proofErr w:type="spellEnd"/>
+      <w:r>
+        <w:rPr>
+          <w:rFonts w:ascii="Times New Roman" w:eastAsia="Times New Roman" w:hAnsi="Times New Roman" w:cs="Times New Roman"/>
+          <w:sz w:val="24"/>
+          <w:szCs w:val="24"/>
+        </w:rPr>
+        <w:t xml:space="preserve"> nu a fost ușor la început. A trebuit să învățăm cum să scriem teste eficient și să ne obișnuim cu scrierea testelor înainte de implementarea codului. </w:t>
       </w:r>
     </w:p>
     <w:p>
@@ -15509,8 +17929,9 @@
           <w:szCs w:val="28"/>
         </w:rPr>
         <w:lastRenderedPageBreak/>
-        <w:t>Pair Programming</w:t>
-      </w:r>
+        <w:t xml:space="preserve">Pair </w:t>
+      </w:r>
+      <w:proofErr w:type="spellStart"/>
       <w:r>
         <w:rPr>
           <w:rFonts w:ascii="Times New Roman" w:eastAsia="Times New Roman" w:hAnsi="Times New Roman" w:cs="Times New Roman"/>
@@ -15518,8 +17939,9 @@
           <w:sz w:val="28"/>
           <w:szCs w:val="28"/>
         </w:rPr>
-        <w:t xml:space="preserve"> </w:t>
-      </w:r>
+        <w:t>Programming</w:t>
+      </w:r>
+      <w:proofErr w:type="spellEnd"/>
       <w:r>
         <w:rPr>
           <w:rFonts w:ascii="Times New Roman" w:eastAsia="Times New Roman" w:hAnsi="Times New Roman" w:cs="Times New Roman"/>
@@ -15527,8 +17949,19 @@
           <w:sz w:val="28"/>
           <w:szCs w:val="28"/>
         </w:rPr>
+        <w:t xml:space="preserve"> </w:t>
+      </w:r>
+      <w:proofErr w:type="spellStart"/>
+      <w:r>
+        <w:rPr>
+          <w:rFonts w:ascii="Times New Roman" w:eastAsia="Times New Roman" w:hAnsi="Times New Roman" w:cs="Times New Roman"/>
+          <w:b/>
+          <w:sz w:val="28"/>
+          <w:szCs w:val="28"/>
+        </w:rPr>
         <w:t>vs</w:t>
       </w:r>
+      <w:proofErr w:type="spellEnd"/>
       <w:r>
         <w:rPr>
           <w:rFonts w:ascii="Times New Roman" w:eastAsia="Times New Roman" w:hAnsi="Times New Roman" w:cs="Times New Roman"/>
@@ -15563,6 +17996,7 @@
           <w:szCs w:val="28"/>
         </w:rPr>
       </w:pPr>
+      <w:proofErr w:type="spellStart"/>
       <w:r>
         <w:rPr>
           <w:rFonts w:ascii="Times New Roman" w:eastAsia="Times New Roman" w:hAnsi="Times New Roman" w:cs="Times New Roman"/>
@@ -15573,6 +18007,7 @@
         </w:rPr>
         <w:t>Avantaje</w:t>
       </w:r>
+      <w:proofErr w:type="spellEnd"/>
     </w:p>
     <w:p>
       <w:pPr>
@@ -15605,8 +18040,86 @@
           <w:szCs w:val="24"/>
           <w:lang w:val="en-US"/>
         </w:rPr>
-        <w:t>: Fiind două persoane pe acela</w:t>
-      </w:r>
+        <w:t xml:space="preserve">: </w:t>
+      </w:r>
+      <w:proofErr w:type="spellStart"/>
+      <w:r>
+        <w:rPr>
+          <w:rFonts w:ascii="Times New Roman" w:eastAsia="Times New Roman" w:hAnsi="Times New Roman" w:cs="Times New Roman"/>
+          <w:bCs/>
+          <w:sz w:val="24"/>
+          <w:szCs w:val="24"/>
+          <w:lang w:val="en-US"/>
+        </w:rPr>
+        <w:t>Fiind</w:t>
+      </w:r>
+      <w:proofErr w:type="spellEnd"/>
+      <w:r>
+        <w:rPr>
+          <w:rFonts w:ascii="Times New Roman" w:eastAsia="Times New Roman" w:hAnsi="Times New Roman" w:cs="Times New Roman"/>
+          <w:bCs/>
+          <w:sz w:val="24"/>
+          <w:szCs w:val="24"/>
+          <w:lang w:val="en-US"/>
+        </w:rPr>
+        <w:t xml:space="preserve"> </w:t>
+      </w:r>
+      <w:proofErr w:type="spellStart"/>
+      <w:r>
+        <w:rPr>
+          <w:rFonts w:ascii="Times New Roman" w:eastAsia="Times New Roman" w:hAnsi="Times New Roman" w:cs="Times New Roman"/>
+          <w:bCs/>
+          <w:sz w:val="24"/>
+          <w:szCs w:val="24"/>
+          <w:lang w:val="en-US"/>
+        </w:rPr>
+        <w:t>două</w:t>
+      </w:r>
+      <w:proofErr w:type="spellEnd"/>
+      <w:r>
+        <w:rPr>
+          <w:rFonts w:ascii="Times New Roman" w:eastAsia="Times New Roman" w:hAnsi="Times New Roman" w:cs="Times New Roman"/>
+          <w:bCs/>
+          <w:sz w:val="24"/>
+          <w:szCs w:val="24"/>
+          <w:lang w:val="en-US"/>
+        </w:rPr>
+        <w:t xml:space="preserve"> </w:t>
+      </w:r>
+      <w:proofErr w:type="spellStart"/>
+      <w:r>
+        <w:rPr>
+          <w:rFonts w:ascii="Times New Roman" w:eastAsia="Times New Roman" w:hAnsi="Times New Roman" w:cs="Times New Roman"/>
+          <w:bCs/>
+          <w:sz w:val="24"/>
+          <w:szCs w:val="24"/>
+          <w:lang w:val="en-US"/>
+        </w:rPr>
+        <w:t>persoane</w:t>
+      </w:r>
+      <w:proofErr w:type="spellEnd"/>
+      <w:r>
+        <w:rPr>
+          <w:rFonts w:ascii="Times New Roman" w:eastAsia="Times New Roman" w:hAnsi="Times New Roman" w:cs="Times New Roman"/>
+          <w:bCs/>
+          <w:sz w:val="24"/>
+          <w:szCs w:val="24"/>
+          <w:lang w:val="en-US"/>
+        </w:rPr>
+        <w:t xml:space="preserve"> pe </w:t>
+      </w:r>
+      <w:proofErr w:type="spellStart"/>
+      <w:r>
+        <w:rPr>
+          <w:rFonts w:ascii="Times New Roman" w:eastAsia="Times New Roman" w:hAnsi="Times New Roman" w:cs="Times New Roman"/>
+          <w:bCs/>
+          <w:sz w:val="24"/>
+          <w:szCs w:val="24"/>
+          <w:lang w:val="en-US"/>
+        </w:rPr>
+        <w:t>acela</w:t>
+      </w:r>
+      <w:proofErr w:type="spellEnd"/>
       <w:r>
         <w:rPr>
           <w:rFonts w:ascii="Times New Roman" w:eastAsia="Times New Roman" w:hAnsi="Times New Roman" w:cs="Times New Roman"/>
@@ -15664,6 +18177,7 @@
           <w:szCs w:val="28"/>
         </w:rPr>
       </w:pPr>
+      <w:proofErr w:type="spellStart"/>
       <w:r>
         <w:rPr>
           <w:rFonts w:ascii="Times New Roman" w:eastAsia="Times New Roman" w:hAnsi="Times New Roman" w:cs="Times New Roman"/>
@@ -15674,6 +18188,7 @@
         </w:rPr>
         <w:t>Dezavantaje</w:t>
       </w:r>
+      <w:proofErr w:type="spellEnd"/>
     </w:p>
     <w:p>
       <w:pPr>
@@ -15709,6 +18224,7 @@
         </w:rPr>
         <w:t xml:space="preserve">: </w:t>
       </w:r>
+      <w:proofErr w:type="spellStart"/>
       <w:r>
         <w:rPr>
           <w:rFonts w:ascii="Times New Roman" w:eastAsia="Times New Roman" w:hAnsi="Times New Roman" w:cs="Times New Roman"/>
@@ -15717,8 +18233,9 @@
           <w:szCs w:val="24"/>
           <w:lang w:val="en-US"/>
         </w:rPr>
-        <w:t>Dacă d</w:t>
-      </w:r>
+        <w:t>Dacă</w:t>
+      </w:r>
+      <w:proofErr w:type="spellEnd"/>
       <w:r>
         <w:rPr>
           <w:rFonts w:ascii="Times New Roman" w:eastAsia="Times New Roman" w:hAnsi="Times New Roman" w:cs="Times New Roman"/>
@@ -15727,8 +18244,30 @@
           <w:szCs w:val="24"/>
           <w:lang w:val="en-US"/>
         </w:rPr>
+        <w:t xml:space="preserve"> </w:t>
+      </w:r>
+      <w:proofErr w:type="spellStart"/>
+      <w:r>
+        <w:rPr>
+          <w:rFonts w:ascii="Times New Roman" w:eastAsia="Times New Roman" w:hAnsi="Times New Roman" w:cs="Times New Roman"/>
+          <w:bCs/>
+          <w:sz w:val="24"/>
+          <w:szCs w:val="24"/>
+          <w:lang w:val="en-US"/>
+        </w:rPr>
+        <w:t>d</w:t>
+      </w:r>
+      <w:r>
+        <w:rPr>
+          <w:rFonts w:ascii="Times New Roman" w:eastAsia="Times New Roman" w:hAnsi="Times New Roman" w:cs="Times New Roman"/>
+          <w:bCs/>
+          <w:sz w:val="24"/>
+          <w:szCs w:val="24"/>
+          <w:lang w:val="en-US"/>
+        </w:rPr>
         <w:t>ou</w:t>
       </w:r>
+      <w:proofErr w:type="spellEnd"/>
       <w:r>
         <w:rPr>
           <w:rFonts w:ascii="Times New Roman" w:eastAsia="Times New Roman" w:hAnsi="Times New Roman" w:cs="Times New Roman"/>
@@ -15779,7 +18318,27 @@
           <w:sz w:val="24"/>
           <w:szCs w:val="24"/>
         </w:rPr>
-        <w:t xml:space="preserve">Ambele persoane care lucrează pe task-ul respectiv trebuie să se concentreze </w:t>
+        <w:t>Ambele persoane care lucrează pe task-</w:t>
+      </w:r>
+      <w:proofErr w:type="spellStart"/>
+      <w:r>
+        <w:rPr>
+          <w:rFonts w:ascii="Times New Roman" w:eastAsia="Times New Roman" w:hAnsi="Times New Roman" w:cs="Times New Roman"/>
+          <w:bCs/>
+          <w:sz w:val="24"/>
+          <w:szCs w:val="24"/>
+        </w:rPr>
+        <w:t>ul</w:t>
+      </w:r>
+      <w:proofErr w:type="spellEnd"/>
+      <w:r>
+        <w:rPr>
+          <w:rFonts w:ascii="Times New Roman" w:eastAsia="Times New Roman" w:hAnsi="Times New Roman" w:cs="Times New Roman"/>
+          <w:bCs/>
+          <w:sz w:val="24"/>
+          <w:szCs w:val="24"/>
+        </w:rPr>
+        <w:t xml:space="preserve"> respectiv trebuie să se concentreze </w:t>
       </w:r>
       <w:r>
         <w:rPr>
@@ -15866,8 +18425,39 @@
           <w:sz w:val="28"/>
           <w:szCs w:val="28"/>
         </w:rPr>
-        <w:t>Sprint Daily Standups</w:t>
-      </w:r>
+        <w:t xml:space="preserve">Sprint </w:t>
+      </w:r>
+      <w:proofErr w:type="spellStart"/>
+      <w:r>
+        <w:rPr>
+          <w:rFonts w:ascii="Times New Roman" w:eastAsia="Times New Roman" w:hAnsi="Times New Roman" w:cs="Times New Roman"/>
+          <w:b/>
+          <w:sz w:val="28"/>
+          <w:szCs w:val="28"/>
+        </w:rPr>
+        <w:t>Daily</w:t>
+      </w:r>
+      <w:proofErr w:type="spellEnd"/>
+      <w:r>
+        <w:rPr>
+          <w:rFonts w:ascii="Times New Roman" w:eastAsia="Times New Roman" w:hAnsi="Times New Roman" w:cs="Times New Roman"/>
+          <w:b/>
+          <w:sz w:val="28"/>
+          <w:szCs w:val="28"/>
+        </w:rPr>
+        <w:t xml:space="preserve"> </w:t>
+      </w:r>
+      <w:proofErr w:type="spellStart"/>
+      <w:r>
+        <w:rPr>
+          <w:rFonts w:ascii="Times New Roman" w:eastAsia="Times New Roman" w:hAnsi="Times New Roman" w:cs="Times New Roman"/>
+          <w:b/>
+          <w:sz w:val="28"/>
+          <w:szCs w:val="28"/>
+        </w:rPr>
+        <w:t>Standups</w:t>
+      </w:r>
+      <w:proofErr w:type="spellEnd"/>
     </w:p>
     <w:p>
       <w:pPr>
@@ -15931,7 +18521,107 @@
           <w:szCs w:val="24"/>
           <w:highlight w:val="white"/>
         </w:rPr>
-        <w:t xml:space="preserve">: În timpul primului Sprint, am întâmpinat probleme de organizare, deoarece cerințele proiectului nu au fost clare pentru toți membrii echipei de la început sau au fost modificate ulterior. De asemenea, au apărut dependențe între membrii echipei, deoarece task-urile includeau cerințe atât de backend, cât și de mobile, iar inițial ne-am organizat cu o persoană pentru frontend și două pentru backend (task-urile nu pot fi validate ca fiind DONE, dacă doar Mobile-ul sau Backend-ul este finalizat).  </w:t>
+        <w:t xml:space="preserve">: În timpul primului Sprint, am întâmpinat probleme de organizare, deoarece cerințele proiectului nu au fost clare pentru toți membrii echipei de la început sau au fost modificate ulterior. De asemenea, au apărut dependențe între membrii echipei, deoarece task-urile includeau cerințe atât de </w:t>
+      </w:r>
+      <w:proofErr w:type="spellStart"/>
+      <w:r>
+        <w:rPr>
+          <w:rFonts w:ascii="Times New Roman" w:eastAsia="Times New Roman" w:hAnsi="Times New Roman" w:cs="Times New Roman"/>
+          <w:sz w:val="24"/>
+          <w:szCs w:val="24"/>
+          <w:highlight w:val="white"/>
+        </w:rPr>
+        <w:t>backend</w:t>
+      </w:r>
+      <w:proofErr w:type="spellEnd"/>
+      <w:r>
+        <w:rPr>
+          <w:rFonts w:ascii="Times New Roman" w:eastAsia="Times New Roman" w:hAnsi="Times New Roman" w:cs="Times New Roman"/>
+          <w:sz w:val="24"/>
+          <w:szCs w:val="24"/>
+          <w:highlight w:val="white"/>
+        </w:rPr>
+        <w:t xml:space="preserve">, cât și de mobile, iar inițial ne-am organizat cu o persoană pentru </w:t>
+      </w:r>
+      <w:proofErr w:type="spellStart"/>
+      <w:r>
+        <w:rPr>
+          <w:rFonts w:ascii="Times New Roman" w:eastAsia="Times New Roman" w:hAnsi="Times New Roman" w:cs="Times New Roman"/>
+          <w:sz w:val="24"/>
+          <w:szCs w:val="24"/>
+          <w:highlight w:val="white"/>
+        </w:rPr>
+        <w:t>frontend</w:t>
+      </w:r>
+      <w:proofErr w:type="spellEnd"/>
+      <w:r>
+        <w:rPr>
+          <w:rFonts w:ascii="Times New Roman" w:eastAsia="Times New Roman" w:hAnsi="Times New Roman" w:cs="Times New Roman"/>
+          <w:sz w:val="24"/>
+          <w:szCs w:val="24"/>
+          <w:highlight w:val="white"/>
+        </w:rPr>
+        <w:t xml:space="preserve"> și două pentru </w:t>
+      </w:r>
+      <w:proofErr w:type="spellStart"/>
+      <w:r>
+        <w:rPr>
+          <w:rFonts w:ascii="Times New Roman" w:eastAsia="Times New Roman" w:hAnsi="Times New Roman" w:cs="Times New Roman"/>
+          <w:sz w:val="24"/>
+          <w:szCs w:val="24"/>
+          <w:highlight w:val="white"/>
+        </w:rPr>
+        <w:t>backend</w:t>
+      </w:r>
+      <w:proofErr w:type="spellEnd"/>
+      <w:r>
+        <w:rPr>
+          <w:rFonts w:ascii="Times New Roman" w:eastAsia="Times New Roman" w:hAnsi="Times New Roman" w:cs="Times New Roman"/>
+          <w:sz w:val="24"/>
+          <w:szCs w:val="24"/>
+          <w:highlight w:val="white"/>
+        </w:rPr>
+        <w:t xml:space="preserve"> (task-urile nu pot fi validate ca fiind DONE, dacă doar Mobile-</w:t>
+      </w:r>
+      <w:proofErr w:type="spellStart"/>
+      <w:r>
+        <w:rPr>
+          <w:rFonts w:ascii="Times New Roman" w:eastAsia="Times New Roman" w:hAnsi="Times New Roman" w:cs="Times New Roman"/>
+          <w:sz w:val="24"/>
+          <w:szCs w:val="24"/>
+          <w:highlight w:val="white"/>
+        </w:rPr>
+        <w:t>ul</w:t>
+      </w:r>
+      <w:proofErr w:type="spellEnd"/>
+      <w:r>
+        <w:rPr>
+          <w:rFonts w:ascii="Times New Roman" w:eastAsia="Times New Roman" w:hAnsi="Times New Roman" w:cs="Times New Roman"/>
+          <w:sz w:val="24"/>
+          <w:szCs w:val="24"/>
+          <w:highlight w:val="white"/>
+        </w:rPr>
+        <w:t xml:space="preserve"> sau </w:t>
+      </w:r>
+      <w:proofErr w:type="spellStart"/>
+      <w:r>
+        <w:rPr>
+          <w:rFonts w:ascii="Times New Roman" w:eastAsia="Times New Roman" w:hAnsi="Times New Roman" w:cs="Times New Roman"/>
+          <w:sz w:val="24"/>
+          <w:szCs w:val="24"/>
+          <w:highlight w:val="white"/>
+        </w:rPr>
+        <w:t>Backend-ul</w:t>
+      </w:r>
+      <w:proofErr w:type="spellEnd"/>
+      <w:r>
+        <w:rPr>
+          <w:rFonts w:ascii="Times New Roman" w:eastAsia="Times New Roman" w:hAnsi="Times New Roman" w:cs="Times New Roman"/>
+          <w:sz w:val="24"/>
+          <w:szCs w:val="24"/>
+          <w:highlight w:val="white"/>
+        </w:rPr>
+        <w:t xml:space="preserve"> este finalizat).  </w:t>
       </w:r>
     </w:p>
     <w:p>
@@ -16055,7 +18745,25 @@
           <w:sz w:val="24"/>
           <w:szCs w:val="24"/>
         </w:rPr>
-        <w:t>În cadrul celui de-al doilea Sprint, ca echipa am planificat următoarele activități principale: implementarea funcționalităților de payment, interacțiunea cu postările artiștilor și afișarea informațiilor despre aplicație.</w:t>
+        <w:t xml:space="preserve">În cadrul celui de-al doilea Sprint, ca echipa am planificat următoarele activități principale: implementarea funcționalităților de </w:t>
+      </w:r>
+      <w:proofErr w:type="spellStart"/>
+      <w:r>
+        <w:rPr>
+          <w:rFonts w:ascii="Times New Roman" w:eastAsia="Times New Roman" w:hAnsi="Times New Roman" w:cs="Times New Roman"/>
+          <w:sz w:val="24"/>
+          <w:szCs w:val="24"/>
+        </w:rPr>
+        <w:t>payment</w:t>
+      </w:r>
+      <w:proofErr w:type="spellEnd"/>
+      <w:r>
+        <w:rPr>
+          <w:rFonts w:ascii="Times New Roman" w:eastAsia="Times New Roman" w:hAnsi="Times New Roman" w:cs="Times New Roman"/>
+          <w:sz w:val="24"/>
+          <w:szCs w:val="24"/>
+        </w:rPr>
+        <w:t>, interacțiunea cu postările artiștilor și afișarea informațiilor despre aplicație.</w:t>
       </w:r>
     </w:p>
     <w:p>
@@ -16144,8 +18852,19 @@
           <w:sz w:val="24"/>
           <w:szCs w:val="24"/>
         </w:rPr>
-        <w:t>Implementarea sistemului de payment</w:t>
-      </w:r>
+        <w:t xml:space="preserve">Implementarea sistemului de </w:t>
+      </w:r>
+      <w:proofErr w:type="spellStart"/>
+      <w:r>
+        <w:rPr>
+          <w:rFonts w:ascii="Times New Roman" w:eastAsia="Times New Roman" w:hAnsi="Times New Roman" w:cs="Times New Roman"/>
+          <w:b/>
+          <w:sz w:val="24"/>
+          <w:szCs w:val="24"/>
+        </w:rPr>
+        <w:t>payment</w:t>
+      </w:r>
+      <w:proofErr w:type="spellEnd"/>
       <w:r>
         <w:rPr>
           <w:rFonts w:ascii="Times New Roman" w:eastAsia="Times New Roman" w:hAnsi="Times New Roman" w:cs="Times New Roman"/>
@@ -16377,8 +19096,27 @@
           <w:sz w:val="24"/>
           <w:szCs w:val="24"/>
         </w:rPr>
-        <w:t xml:space="preserve">Pentru a realiza retrospectivele aferente Sprinturilor 1 și 2, am utilizat tool-ul online </w:t>
-      </w:r>
+        <w:t xml:space="preserve">Pentru a realiza retrospectivele aferente Sprinturilor 1 și 2, am utilizat </w:t>
+      </w:r>
+      <w:proofErr w:type="spellStart"/>
+      <w:r>
+        <w:rPr>
+          <w:rFonts w:ascii="Times New Roman" w:eastAsia="Times New Roman" w:hAnsi="Times New Roman" w:cs="Times New Roman"/>
+          <w:sz w:val="24"/>
+          <w:szCs w:val="24"/>
+        </w:rPr>
+        <w:t>tool-ul</w:t>
+      </w:r>
+      <w:proofErr w:type="spellEnd"/>
+      <w:r>
+        <w:rPr>
+          <w:rFonts w:ascii="Times New Roman" w:eastAsia="Times New Roman" w:hAnsi="Times New Roman" w:cs="Times New Roman"/>
+          <w:sz w:val="24"/>
+          <w:szCs w:val="24"/>
+        </w:rPr>
+        <w:t xml:space="preserve"> online </w:t>
+      </w:r>
+      <w:proofErr w:type="spellStart"/>
       <w:r>
         <w:rPr>
           <w:rFonts w:ascii="Times New Roman" w:eastAsia="Times New Roman" w:hAnsi="Times New Roman" w:cs="Times New Roman"/>
@@ -16388,6 +19126,7 @@
         </w:rPr>
         <w:t>EasyRetro</w:t>
       </w:r>
+      <w:proofErr w:type="spellEnd"/>
       <w:r>
         <w:rPr>
           <w:rFonts w:ascii="Times New Roman" w:eastAsia="Times New Roman" w:hAnsi="Times New Roman" w:cs="Times New Roman"/>
@@ -16613,8 +19352,54 @@
           <w:sz w:val="24"/>
           <w:szCs w:val="24"/>
         </w:rPr>
-        <w:t>Popescu Paullo Robertto Karloss - Product Owner</w:t>
-      </w:r>
+        <w:t xml:space="preserve">Popescu </w:t>
+      </w:r>
+      <w:proofErr w:type="spellStart"/>
+      <w:r>
+        <w:rPr>
+          <w:rFonts w:ascii="Times New Roman" w:eastAsia="Times New Roman" w:hAnsi="Times New Roman" w:cs="Times New Roman"/>
+          <w:sz w:val="24"/>
+          <w:szCs w:val="24"/>
+        </w:rPr>
+        <w:t>Paullo</w:t>
+      </w:r>
+      <w:proofErr w:type="spellEnd"/>
+      <w:r>
+        <w:rPr>
+          <w:rFonts w:ascii="Times New Roman" w:eastAsia="Times New Roman" w:hAnsi="Times New Roman" w:cs="Times New Roman"/>
+          <w:sz w:val="24"/>
+          <w:szCs w:val="24"/>
+        </w:rPr>
+        <w:t xml:space="preserve"> Robertto </w:t>
+      </w:r>
+      <w:proofErr w:type="spellStart"/>
+      <w:r>
+        <w:rPr>
+          <w:rFonts w:ascii="Times New Roman" w:eastAsia="Times New Roman" w:hAnsi="Times New Roman" w:cs="Times New Roman"/>
+          <w:sz w:val="24"/>
+          <w:szCs w:val="24"/>
+        </w:rPr>
+        <w:t>Karloss</w:t>
+      </w:r>
+      <w:proofErr w:type="spellEnd"/>
+      <w:r>
+        <w:rPr>
+          <w:rFonts w:ascii="Times New Roman" w:eastAsia="Times New Roman" w:hAnsi="Times New Roman" w:cs="Times New Roman"/>
+          <w:sz w:val="24"/>
+          <w:szCs w:val="24"/>
+        </w:rPr>
+        <w:t xml:space="preserve"> - Product </w:t>
+      </w:r>
+      <w:proofErr w:type="spellStart"/>
+      <w:r>
+        <w:rPr>
+          <w:rFonts w:ascii="Times New Roman" w:eastAsia="Times New Roman" w:hAnsi="Times New Roman" w:cs="Times New Roman"/>
+          <w:sz w:val="24"/>
+          <w:szCs w:val="24"/>
+        </w:rPr>
+        <w:t>Owner</w:t>
+      </w:r>
+      <w:proofErr w:type="spellEnd"/>
     </w:p>
     <w:p>
       <w:pPr>
@@ -16682,7 +19467,25 @@
           <w:sz w:val="24"/>
           <w:szCs w:val="24"/>
         </w:rPr>
-        <w:t>Elaborarea scenariului principal ce descrie cerințele sistemului (Requirements Document).</w:t>
+        <w:t>Elaborarea scenariului principal ce descrie cerințele sistemului (</w:t>
+      </w:r>
+      <w:proofErr w:type="spellStart"/>
+      <w:r>
+        <w:rPr>
+          <w:rFonts w:ascii="Times New Roman" w:eastAsia="Times New Roman" w:hAnsi="Times New Roman" w:cs="Times New Roman"/>
+          <w:sz w:val="24"/>
+          <w:szCs w:val="24"/>
+        </w:rPr>
+        <w:t>Requirements</w:t>
+      </w:r>
+      <w:proofErr w:type="spellEnd"/>
+      <w:r>
+        <w:rPr>
+          <w:rFonts w:ascii="Times New Roman" w:eastAsia="Times New Roman" w:hAnsi="Times New Roman" w:cs="Times New Roman"/>
+          <w:sz w:val="24"/>
+          <w:szCs w:val="24"/>
+        </w:rPr>
+        <w:t xml:space="preserve"> Document).</w:t>
       </w:r>
     </w:p>
     <w:p>
@@ -16705,7 +19508,133 @@
           <w:sz w:val="24"/>
           <w:szCs w:val="24"/>
         </w:rPr>
-        <w:t>Derivarea și rafinarea celor 15+ User Stories inițiale în conformitate cu principiile INVEST (Independent, Negotiable, Valuable, Estimable, Small, Testable).</w:t>
+        <w:t xml:space="preserve">Derivarea și rafinarea celor 15+ </w:t>
+      </w:r>
+      <w:proofErr w:type="spellStart"/>
+      <w:r>
+        <w:rPr>
+          <w:rFonts w:ascii="Times New Roman" w:eastAsia="Times New Roman" w:hAnsi="Times New Roman" w:cs="Times New Roman"/>
+          <w:sz w:val="24"/>
+          <w:szCs w:val="24"/>
+        </w:rPr>
+        <w:t>User</w:t>
+      </w:r>
+      <w:proofErr w:type="spellEnd"/>
+      <w:r>
+        <w:rPr>
+          <w:rFonts w:ascii="Times New Roman" w:eastAsia="Times New Roman" w:hAnsi="Times New Roman" w:cs="Times New Roman"/>
+          <w:sz w:val="24"/>
+          <w:szCs w:val="24"/>
+        </w:rPr>
+        <w:t xml:space="preserve"> </w:t>
+      </w:r>
+      <w:proofErr w:type="spellStart"/>
+      <w:r>
+        <w:rPr>
+          <w:rFonts w:ascii="Times New Roman" w:eastAsia="Times New Roman" w:hAnsi="Times New Roman" w:cs="Times New Roman"/>
+          <w:sz w:val="24"/>
+          <w:szCs w:val="24"/>
+        </w:rPr>
+        <w:t>Stories</w:t>
+      </w:r>
+      <w:proofErr w:type="spellEnd"/>
+      <w:r>
+        <w:rPr>
+          <w:rFonts w:ascii="Times New Roman" w:eastAsia="Times New Roman" w:hAnsi="Times New Roman" w:cs="Times New Roman"/>
+          <w:sz w:val="24"/>
+          <w:szCs w:val="24"/>
+        </w:rPr>
+        <w:t xml:space="preserve"> inițiale în conformitate cu principiile INVEST (Independent, </w:t>
+      </w:r>
+      <w:proofErr w:type="spellStart"/>
+      <w:r>
+        <w:rPr>
+          <w:rFonts w:ascii="Times New Roman" w:eastAsia="Times New Roman" w:hAnsi="Times New Roman" w:cs="Times New Roman"/>
+          <w:sz w:val="24"/>
+          <w:szCs w:val="24"/>
+        </w:rPr>
+        <w:t>Negotiable</w:t>
+      </w:r>
+      <w:proofErr w:type="spellEnd"/>
+      <w:r>
+        <w:rPr>
+          <w:rFonts w:ascii="Times New Roman" w:eastAsia="Times New Roman" w:hAnsi="Times New Roman" w:cs="Times New Roman"/>
+          <w:sz w:val="24"/>
+          <w:szCs w:val="24"/>
+        </w:rPr>
+        <w:t xml:space="preserve">, </w:t>
+      </w:r>
+      <w:proofErr w:type="spellStart"/>
+      <w:r>
+        <w:rPr>
+          <w:rFonts w:ascii="Times New Roman" w:eastAsia="Times New Roman" w:hAnsi="Times New Roman" w:cs="Times New Roman"/>
+          <w:sz w:val="24"/>
+          <w:szCs w:val="24"/>
+        </w:rPr>
+        <w:t>Valuable</w:t>
+      </w:r>
+      <w:proofErr w:type="spellEnd"/>
+      <w:r>
+        <w:rPr>
+          <w:rFonts w:ascii="Times New Roman" w:eastAsia="Times New Roman" w:hAnsi="Times New Roman" w:cs="Times New Roman"/>
+          <w:sz w:val="24"/>
+          <w:szCs w:val="24"/>
+        </w:rPr>
+        <w:t xml:space="preserve">, </w:t>
+      </w:r>
+      <w:proofErr w:type="spellStart"/>
+      <w:r>
+        <w:rPr>
+          <w:rFonts w:ascii="Times New Roman" w:eastAsia="Times New Roman" w:hAnsi="Times New Roman" w:cs="Times New Roman"/>
+          <w:sz w:val="24"/>
+          <w:szCs w:val="24"/>
+        </w:rPr>
+        <w:t>Estimable</w:t>
+      </w:r>
+      <w:proofErr w:type="spellEnd"/>
+      <w:r>
+        <w:rPr>
+          <w:rFonts w:ascii="Times New Roman" w:eastAsia="Times New Roman" w:hAnsi="Times New Roman" w:cs="Times New Roman"/>
+          <w:sz w:val="24"/>
+          <w:szCs w:val="24"/>
+        </w:rPr>
+        <w:t xml:space="preserve">, </w:t>
+      </w:r>
+      <w:proofErr w:type="spellStart"/>
+      <w:r>
+        <w:rPr>
+          <w:rFonts w:ascii="Times New Roman" w:eastAsia="Times New Roman" w:hAnsi="Times New Roman" w:cs="Times New Roman"/>
+          <w:sz w:val="24"/>
+          <w:szCs w:val="24"/>
+        </w:rPr>
+        <w:t>Small</w:t>
+      </w:r>
+      <w:proofErr w:type="spellEnd"/>
+      <w:r>
+        <w:rPr>
+          <w:rFonts w:ascii="Times New Roman" w:eastAsia="Times New Roman" w:hAnsi="Times New Roman" w:cs="Times New Roman"/>
+          <w:sz w:val="24"/>
+          <w:szCs w:val="24"/>
+        </w:rPr>
+        <w:t xml:space="preserve">, </w:t>
+      </w:r>
+      <w:proofErr w:type="spellStart"/>
+      <w:r>
+        <w:rPr>
+          <w:rFonts w:ascii="Times New Roman" w:eastAsia="Times New Roman" w:hAnsi="Times New Roman" w:cs="Times New Roman"/>
+          <w:sz w:val="24"/>
+          <w:szCs w:val="24"/>
+        </w:rPr>
+        <w:t>Testable</w:t>
+      </w:r>
+      <w:proofErr w:type="spellEnd"/>
+      <w:r>
+        <w:rPr>
+          <w:rFonts w:ascii="Times New Roman" w:eastAsia="Times New Roman" w:hAnsi="Times New Roman" w:cs="Times New Roman"/>
+          <w:sz w:val="24"/>
+          <w:szCs w:val="24"/>
+        </w:rPr>
+        <w:t>).</w:t>
       </w:r>
     </w:p>
     <w:p>
@@ -16728,7 +19657,79 @@
           <w:sz w:val="24"/>
           <w:szCs w:val="24"/>
         </w:rPr>
-        <w:t>Justificarea prioritizării User Stories și contribuția la crearea backlog-ului proiectului.</w:t>
+        <w:t xml:space="preserve">Justificarea </w:t>
+      </w:r>
+      <w:proofErr w:type="spellStart"/>
+      <w:r>
+        <w:rPr>
+          <w:rFonts w:ascii="Times New Roman" w:eastAsia="Times New Roman" w:hAnsi="Times New Roman" w:cs="Times New Roman"/>
+          <w:sz w:val="24"/>
+          <w:szCs w:val="24"/>
+        </w:rPr>
+        <w:t>prioritizării</w:t>
+      </w:r>
+      <w:proofErr w:type="spellEnd"/>
+      <w:r>
+        <w:rPr>
+          <w:rFonts w:ascii="Times New Roman" w:eastAsia="Times New Roman" w:hAnsi="Times New Roman" w:cs="Times New Roman"/>
+          <w:sz w:val="24"/>
+          <w:szCs w:val="24"/>
+        </w:rPr>
+        <w:t xml:space="preserve"> </w:t>
+      </w:r>
+      <w:proofErr w:type="spellStart"/>
+      <w:r>
+        <w:rPr>
+          <w:rFonts w:ascii="Times New Roman" w:eastAsia="Times New Roman" w:hAnsi="Times New Roman" w:cs="Times New Roman"/>
+          <w:sz w:val="24"/>
+          <w:szCs w:val="24"/>
+        </w:rPr>
+        <w:t>User</w:t>
+      </w:r>
+      <w:proofErr w:type="spellEnd"/>
+      <w:r>
+        <w:rPr>
+          <w:rFonts w:ascii="Times New Roman" w:eastAsia="Times New Roman" w:hAnsi="Times New Roman" w:cs="Times New Roman"/>
+          <w:sz w:val="24"/>
+          <w:szCs w:val="24"/>
+        </w:rPr>
+        <w:t xml:space="preserve"> </w:t>
+      </w:r>
+      <w:proofErr w:type="spellStart"/>
+      <w:r>
+        <w:rPr>
+          <w:rFonts w:ascii="Times New Roman" w:eastAsia="Times New Roman" w:hAnsi="Times New Roman" w:cs="Times New Roman"/>
+          <w:sz w:val="24"/>
+          <w:szCs w:val="24"/>
+        </w:rPr>
+        <w:t>Stories</w:t>
+      </w:r>
+      <w:proofErr w:type="spellEnd"/>
+      <w:r>
+        <w:rPr>
+          <w:rFonts w:ascii="Times New Roman" w:eastAsia="Times New Roman" w:hAnsi="Times New Roman" w:cs="Times New Roman"/>
+          <w:sz w:val="24"/>
+          <w:szCs w:val="24"/>
+        </w:rPr>
+        <w:t xml:space="preserve"> și contribuția la crearea </w:t>
+      </w:r>
+      <w:proofErr w:type="spellStart"/>
+      <w:r>
+        <w:rPr>
+          <w:rFonts w:ascii="Times New Roman" w:eastAsia="Times New Roman" w:hAnsi="Times New Roman" w:cs="Times New Roman"/>
+          <w:sz w:val="24"/>
+          <w:szCs w:val="24"/>
+        </w:rPr>
+        <w:t>backlog</w:t>
+      </w:r>
+      <w:proofErr w:type="spellEnd"/>
+      <w:r>
+        <w:rPr>
+          <w:rFonts w:ascii="Times New Roman" w:eastAsia="Times New Roman" w:hAnsi="Times New Roman" w:cs="Times New Roman"/>
+          <w:sz w:val="24"/>
+          <w:szCs w:val="24"/>
+        </w:rPr>
+        <w:t>-ului proiectului.</w:t>
       </w:r>
     </w:p>
     <w:p>
@@ -16776,6 +19777,7 @@
         </w:rPr>
         <w:t xml:space="preserve">Crearea </w:t>
       </w:r>
+      <w:proofErr w:type="spellStart"/>
       <w:r>
         <w:rPr>
           <w:rFonts w:ascii="Times New Roman" w:eastAsia="Times New Roman" w:hAnsi="Times New Roman" w:cs="Times New Roman"/>
@@ -16783,8 +19785,29 @@
           <w:sz w:val="24"/>
           <w:szCs w:val="24"/>
         </w:rPr>
-        <w:t>Use Case Diagram</w:t>
-      </w:r>
+        <w:t>Use</w:t>
+      </w:r>
+      <w:proofErr w:type="spellEnd"/>
+      <w:r>
+        <w:rPr>
+          <w:rFonts w:ascii="Times New Roman" w:eastAsia="Times New Roman" w:hAnsi="Times New Roman" w:cs="Times New Roman"/>
+          <w:b/>
+          <w:sz w:val="24"/>
+          <w:szCs w:val="24"/>
+        </w:rPr>
+        <w:t xml:space="preserve"> Case </w:t>
+      </w:r>
+      <w:proofErr w:type="spellStart"/>
+      <w:r>
+        <w:rPr>
+          <w:rFonts w:ascii="Times New Roman" w:eastAsia="Times New Roman" w:hAnsi="Times New Roman" w:cs="Times New Roman"/>
+          <w:b/>
+          <w:sz w:val="24"/>
+          <w:szCs w:val="24"/>
+        </w:rPr>
+        <w:t>Diagram</w:t>
+      </w:r>
+      <w:proofErr w:type="spellEnd"/>
       <w:r>
         <w:rPr>
           <w:rFonts w:ascii="Times New Roman" w:eastAsia="Times New Roman" w:hAnsi="Times New Roman" w:cs="Times New Roman"/>
@@ -16846,8 +19869,19 @@
           <w:sz w:val="24"/>
           <w:szCs w:val="24"/>
         </w:rPr>
-        <w:t>diagrame Gantt</w:t>
-      </w:r>
+        <w:t xml:space="preserve">diagrame </w:t>
+      </w:r>
+      <w:proofErr w:type="spellStart"/>
+      <w:r>
+        <w:rPr>
+          <w:rFonts w:ascii="Times New Roman" w:eastAsia="Times New Roman" w:hAnsi="Times New Roman" w:cs="Times New Roman"/>
+          <w:b/>
+          <w:sz w:val="24"/>
+          <w:szCs w:val="24"/>
+        </w:rPr>
+        <w:t>Gantt</w:t>
+      </w:r>
+      <w:proofErr w:type="spellEnd"/>
       <w:r>
         <w:rPr>
           <w:rFonts w:ascii="Times New Roman" w:eastAsia="Times New Roman" w:hAnsi="Times New Roman" w:cs="Times New Roman"/>
@@ -16877,7 +19911,43 @@
           <w:sz w:val="24"/>
           <w:szCs w:val="24"/>
         </w:rPr>
-        <w:t>Test-Driven Development (TDD): Am realizat o analiză detaliată a avantajelor și dezavantajelor TDD față de dezvoltarea tradițională, evidențiind:</w:t>
+        <w:t>Test-</w:t>
+      </w:r>
+      <w:proofErr w:type="spellStart"/>
+      <w:r>
+        <w:rPr>
+          <w:rFonts w:ascii="Times New Roman" w:eastAsia="Times New Roman" w:hAnsi="Times New Roman" w:cs="Times New Roman"/>
+          <w:sz w:val="24"/>
+          <w:szCs w:val="24"/>
+        </w:rPr>
+        <w:t>Driven</w:t>
+      </w:r>
+      <w:proofErr w:type="spellEnd"/>
+      <w:r>
+        <w:rPr>
+          <w:rFonts w:ascii="Times New Roman" w:eastAsia="Times New Roman" w:hAnsi="Times New Roman" w:cs="Times New Roman"/>
+          <w:sz w:val="24"/>
+          <w:szCs w:val="24"/>
+        </w:rPr>
+        <w:t xml:space="preserve"> </w:t>
+      </w:r>
+      <w:proofErr w:type="spellStart"/>
+      <w:r>
+        <w:rPr>
+          <w:rFonts w:ascii="Times New Roman" w:eastAsia="Times New Roman" w:hAnsi="Times New Roman" w:cs="Times New Roman"/>
+          <w:sz w:val="24"/>
+          <w:szCs w:val="24"/>
+        </w:rPr>
+        <w:t>Development</w:t>
+      </w:r>
+      <w:proofErr w:type="spellEnd"/>
+      <w:r>
+        <w:rPr>
+          <w:rFonts w:ascii="Times New Roman" w:eastAsia="Times New Roman" w:hAnsi="Times New Roman" w:cs="Times New Roman"/>
+          <w:sz w:val="24"/>
+          <w:szCs w:val="24"/>
+        </w:rPr>
+        <w:t xml:space="preserve"> (TDD): Am realizat o analiză detaliată a avantajelor și dezavantajelor TDD față de dezvoltarea tradițională, evidențiind:</w:t>
       </w:r>
     </w:p>
     <w:p>
@@ -16946,7 +20016,25 @@
           <w:sz w:val="24"/>
           <w:szCs w:val="24"/>
         </w:rPr>
-        <w:t>Pair Programming: Am evaluat avantajele și dezavantajele acestei tehnici de colaborare, subliniind:</w:t>
+        <w:t xml:space="preserve">Pair </w:t>
+      </w:r>
+      <w:proofErr w:type="spellStart"/>
+      <w:r>
+        <w:rPr>
+          <w:rFonts w:ascii="Times New Roman" w:eastAsia="Times New Roman" w:hAnsi="Times New Roman" w:cs="Times New Roman"/>
+          <w:sz w:val="24"/>
+          <w:szCs w:val="24"/>
+        </w:rPr>
+        <w:t>Programming</w:t>
+      </w:r>
+      <w:proofErr w:type="spellEnd"/>
+      <w:r>
+        <w:rPr>
+          <w:rFonts w:ascii="Times New Roman" w:eastAsia="Times New Roman" w:hAnsi="Times New Roman" w:cs="Times New Roman"/>
+          <w:sz w:val="24"/>
+          <w:szCs w:val="24"/>
+        </w:rPr>
+        <w:t>: Am evaluat avantajele și dezavantajele acestei tehnici de colaborare, subliniind:</w:t>
       </w:r>
     </w:p>
     <w:p>
@@ -17041,6 +20129,7 @@
         </w:rPr>
         <w:t xml:space="preserve">Participarea activă la </w:t>
       </w:r>
+      <w:proofErr w:type="spellStart"/>
       <w:r>
         <w:rPr>
           <w:rFonts w:ascii="Times New Roman" w:eastAsia="Times New Roman" w:hAnsi="Times New Roman" w:cs="Times New Roman"/>
@@ -17048,7 +20137,17 @@
           <w:sz w:val="24"/>
           <w:szCs w:val="24"/>
         </w:rPr>
-        <w:t>Planning Meeting</w:t>
+        <w:t>Planning</w:t>
+      </w:r>
+      <w:proofErr w:type="spellEnd"/>
+      <w:r>
+        <w:rPr>
+          <w:rFonts w:ascii="Times New Roman" w:eastAsia="Times New Roman" w:hAnsi="Times New Roman" w:cs="Times New Roman"/>
+          <w:b/>
+          <w:sz w:val="24"/>
+          <w:szCs w:val="24"/>
+        </w:rPr>
+        <w:t xml:space="preserve"> Meeting</w:t>
       </w:r>
       <w:r>
         <w:rPr>
@@ -17079,7 +20178,25 @@
           <w:sz w:val="24"/>
           <w:szCs w:val="24"/>
         </w:rPr>
-        <w:t>Validarea funcționalităților dezvoltate de echipă în cadrul Review Meetings, cu identificarea potențialelor îmbunătățiri.</w:t>
+        <w:t xml:space="preserve">Validarea funcționalităților dezvoltate de echipă în cadrul Review </w:t>
+      </w:r>
+      <w:proofErr w:type="spellStart"/>
+      <w:r>
+        <w:rPr>
+          <w:rFonts w:ascii="Times New Roman" w:eastAsia="Times New Roman" w:hAnsi="Times New Roman" w:cs="Times New Roman"/>
+          <w:sz w:val="24"/>
+          <w:szCs w:val="24"/>
+        </w:rPr>
+        <w:t>Meetings</w:t>
+      </w:r>
+      <w:proofErr w:type="spellEnd"/>
+      <w:r>
+        <w:rPr>
+          <w:rFonts w:ascii="Times New Roman" w:eastAsia="Times New Roman" w:hAnsi="Times New Roman" w:cs="Times New Roman"/>
+          <w:sz w:val="24"/>
+          <w:szCs w:val="24"/>
+        </w:rPr>
+        <w:t>, cu identificarea potențialelor îmbunătățiri.</w:t>
       </w:r>
     </w:p>
     <w:p>
@@ -17096,13 +20213,23 @@
           <w:szCs w:val="24"/>
         </w:rPr>
       </w:pPr>
-      <w:r>
-        <w:rPr>
-          <w:rFonts w:ascii="Times New Roman" w:eastAsia="Times New Roman" w:hAnsi="Times New Roman" w:cs="Times New Roman"/>
-          <w:sz w:val="24"/>
-          <w:szCs w:val="24"/>
-        </w:rPr>
-        <w:t>Meetinguri de retrospective:</w:t>
+      <w:proofErr w:type="spellStart"/>
+      <w:r>
+        <w:rPr>
+          <w:rFonts w:ascii="Times New Roman" w:eastAsia="Times New Roman" w:hAnsi="Times New Roman" w:cs="Times New Roman"/>
+          <w:sz w:val="24"/>
+          <w:szCs w:val="24"/>
+        </w:rPr>
+        <w:t>Meetinguri</w:t>
+      </w:r>
+      <w:proofErr w:type="spellEnd"/>
+      <w:r>
+        <w:rPr>
+          <w:rFonts w:ascii="Times New Roman" w:eastAsia="Times New Roman" w:hAnsi="Times New Roman" w:cs="Times New Roman"/>
+          <w:sz w:val="24"/>
+          <w:szCs w:val="24"/>
+        </w:rPr>
+        <w:t xml:space="preserve"> de retrospective:</w:t>
       </w:r>
     </w:p>
     <w:p>
@@ -17127,6 +20254,7 @@
         </w:rPr>
         <w:t xml:space="preserve">Facilitarea </w:t>
       </w:r>
+      <w:proofErr w:type="spellStart"/>
       <w:r>
         <w:rPr>
           <w:rFonts w:ascii="Times New Roman" w:eastAsia="Times New Roman" w:hAnsi="Times New Roman" w:cs="Times New Roman"/>
@@ -17134,7 +20262,17 @@
           <w:sz w:val="24"/>
           <w:szCs w:val="24"/>
         </w:rPr>
-        <w:t>meetingurilor de retrospective</w:t>
+        <w:t>meetingurilor</w:t>
+      </w:r>
+      <w:proofErr w:type="spellEnd"/>
+      <w:r>
+        <w:rPr>
+          <w:rFonts w:ascii="Times New Roman" w:eastAsia="Times New Roman" w:hAnsi="Times New Roman" w:cs="Times New Roman"/>
+          <w:b/>
+          <w:sz w:val="24"/>
+          <w:szCs w:val="24"/>
+        </w:rPr>
+        <w:t xml:space="preserve"> de retrospective</w:t>
       </w:r>
       <w:r>
         <w:rPr>
@@ -17144,6 +20282,7 @@
         </w:rPr>
         <w:t xml:space="preserve"> la finalul fiecărui sprint, utilizând </w:t>
       </w:r>
+      <w:proofErr w:type="spellStart"/>
       <w:r>
         <w:rPr>
           <w:rFonts w:ascii="Times New Roman" w:eastAsia="Times New Roman" w:hAnsi="Times New Roman" w:cs="Times New Roman"/>
@@ -17153,6 +20292,7 @@
         </w:rPr>
         <w:t>EasyRetro</w:t>
       </w:r>
+      <w:proofErr w:type="spellEnd"/>
       <w:r>
         <w:rPr>
           <w:rFonts w:ascii="Times New Roman" w:eastAsia="Times New Roman" w:hAnsi="Times New Roman" w:cs="Times New Roman"/>
@@ -17228,7 +20368,25 @@
           <w:sz w:val="24"/>
           <w:szCs w:val="24"/>
         </w:rPr>
-        <w:t xml:space="preserve">Utilizarea platformei de project management pentru urmărirea progresului și rezolvarea impedimentelor. </w:t>
+        <w:t xml:space="preserve">Utilizarea platformei de </w:t>
+      </w:r>
+      <w:proofErr w:type="spellStart"/>
+      <w:r>
+        <w:rPr>
+          <w:rFonts w:ascii="Times New Roman" w:eastAsia="Times New Roman" w:hAnsi="Times New Roman" w:cs="Times New Roman"/>
+          <w:sz w:val="24"/>
+          <w:szCs w:val="24"/>
+        </w:rPr>
+        <w:t>project</w:t>
+      </w:r>
+      <w:proofErr w:type="spellEnd"/>
+      <w:r>
+        <w:rPr>
+          <w:rFonts w:ascii="Times New Roman" w:eastAsia="Times New Roman" w:hAnsi="Times New Roman" w:cs="Times New Roman"/>
+          <w:sz w:val="24"/>
+          <w:szCs w:val="24"/>
+        </w:rPr>
+        <w:t xml:space="preserve"> management pentru urmărirea progresului și rezolvarea impedimentelor. </w:t>
       </w:r>
       <w:r>
         <w:rPr>
@@ -17237,7 +20395,47 @@
           <w:sz w:val="24"/>
           <w:szCs w:val="24"/>
         </w:rPr>
-        <w:t>(Github projects)</w:t>
+        <w:t>(</w:t>
+      </w:r>
+      <w:proofErr w:type="spellStart"/>
+      <w:r>
+        <w:rPr>
+          <w:rFonts w:ascii="Times New Roman" w:eastAsia="Times New Roman" w:hAnsi="Times New Roman" w:cs="Times New Roman"/>
+          <w:b/>
+          <w:sz w:val="24"/>
+          <w:szCs w:val="24"/>
+        </w:rPr>
+        <w:t>Github</w:t>
+      </w:r>
+      <w:proofErr w:type="spellEnd"/>
+      <w:r>
+        <w:rPr>
+          <w:rFonts w:ascii="Times New Roman" w:eastAsia="Times New Roman" w:hAnsi="Times New Roman" w:cs="Times New Roman"/>
+          <w:b/>
+          <w:sz w:val="24"/>
+          <w:szCs w:val="24"/>
+        </w:rPr>
+        <w:t xml:space="preserve"> </w:t>
+      </w:r>
+      <w:proofErr w:type="spellStart"/>
+      <w:r>
+        <w:rPr>
+          <w:rFonts w:ascii="Times New Roman" w:eastAsia="Times New Roman" w:hAnsi="Times New Roman" w:cs="Times New Roman"/>
+          <w:b/>
+          <w:sz w:val="24"/>
+          <w:szCs w:val="24"/>
+        </w:rPr>
+        <w:t>projects</w:t>
+      </w:r>
+      <w:proofErr w:type="spellEnd"/>
+      <w:r>
+        <w:rPr>
+          <w:rFonts w:ascii="Times New Roman" w:eastAsia="Times New Roman" w:hAnsi="Times New Roman" w:cs="Times New Roman"/>
+          <w:b/>
+          <w:sz w:val="24"/>
+          <w:szCs w:val="24"/>
+        </w:rPr>
+        <w:t>)</w:t>
       </w:r>
     </w:p>
     <w:p>
@@ -17323,13 +20521,41 @@
           <w:szCs w:val="24"/>
         </w:rPr>
       </w:pPr>
-      <w:r>
-        <w:rPr>
-          <w:rFonts w:ascii="Times New Roman" w:eastAsia="Times New Roman" w:hAnsi="Times New Roman" w:cs="Times New Roman"/>
-          <w:sz w:val="24"/>
-          <w:szCs w:val="24"/>
-        </w:rPr>
-        <w:t>Workflow diagram, diagrama bazei de date</w:t>
+      <w:proofErr w:type="spellStart"/>
+      <w:r>
+        <w:rPr>
+          <w:rFonts w:ascii="Times New Roman" w:eastAsia="Times New Roman" w:hAnsi="Times New Roman" w:cs="Times New Roman"/>
+          <w:sz w:val="24"/>
+          <w:szCs w:val="24"/>
+        </w:rPr>
+        <w:t>Workflow</w:t>
+      </w:r>
+      <w:proofErr w:type="spellEnd"/>
+      <w:r>
+        <w:rPr>
+          <w:rFonts w:ascii="Times New Roman" w:eastAsia="Times New Roman" w:hAnsi="Times New Roman" w:cs="Times New Roman"/>
+          <w:sz w:val="24"/>
+          <w:szCs w:val="24"/>
+        </w:rPr>
+        <w:t xml:space="preserve"> </w:t>
+      </w:r>
+      <w:proofErr w:type="spellStart"/>
+      <w:r>
+        <w:rPr>
+          <w:rFonts w:ascii="Times New Roman" w:eastAsia="Times New Roman" w:hAnsi="Times New Roman" w:cs="Times New Roman"/>
+          <w:sz w:val="24"/>
+          <w:szCs w:val="24"/>
+        </w:rPr>
+        <w:t>diagram</w:t>
+      </w:r>
+      <w:proofErr w:type="spellEnd"/>
+      <w:r>
+        <w:rPr>
+          <w:rFonts w:ascii="Times New Roman" w:eastAsia="Times New Roman" w:hAnsi="Times New Roman" w:cs="Times New Roman"/>
+          <w:sz w:val="24"/>
+          <w:szCs w:val="24"/>
+        </w:rPr>
+        <w:t>, diagrama bazei de date</w:t>
       </w:r>
     </w:p>
     <w:p>
@@ -17398,7 +20624,25 @@
           <w:sz w:val="24"/>
           <w:szCs w:val="24"/>
         </w:rPr>
-        <w:t>Contribuție: Realizarea backend-ului.</w:t>
+        <w:t xml:space="preserve">Contribuție: Realizarea </w:t>
+      </w:r>
+      <w:proofErr w:type="spellStart"/>
+      <w:r>
+        <w:rPr>
+          <w:rFonts w:ascii="Times New Roman" w:eastAsia="Times New Roman" w:hAnsi="Times New Roman" w:cs="Times New Roman"/>
+          <w:sz w:val="24"/>
+          <w:szCs w:val="24"/>
+        </w:rPr>
+        <w:t>backend</w:t>
+      </w:r>
+      <w:proofErr w:type="spellEnd"/>
+      <w:r>
+        <w:rPr>
+          <w:rFonts w:ascii="Times New Roman" w:eastAsia="Times New Roman" w:hAnsi="Times New Roman" w:cs="Times New Roman"/>
+          <w:sz w:val="24"/>
+          <w:szCs w:val="24"/>
+        </w:rPr>
+        <w:t>-ului.</w:t>
       </w:r>
     </w:p>
     <w:p>
@@ -17467,7 +20711,25 @@
           <w:sz w:val="24"/>
           <w:szCs w:val="24"/>
         </w:rPr>
-        <w:t>Resetare parola, adăugare/editare poza de profil, editare email/username, ștergere cont</w:t>
+        <w:t>Resetare parola, adăugare/editare poza de profil, editare email/</w:t>
+      </w:r>
+      <w:proofErr w:type="spellStart"/>
+      <w:r>
+        <w:rPr>
+          <w:rFonts w:ascii="Times New Roman" w:eastAsia="Times New Roman" w:hAnsi="Times New Roman" w:cs="Times New Roman"/>
+          <w:sz w:val="24"/>
+          <w:szCs w:val="24"/>
+        </w:rPr>
+        <w:t>username</w:t>
+      </w:r>
+      <w:proofErr w:type="spellEnd"/>
+      <w:r>
+        <w:rPr>
+          <w:rFonts w:ascii="Times New Roman" w:eastAsia="Times New Roman" w:hAnsi="Times New Roman" w:cs="Times New Roman"/>
+          <w:sz w:val="24"/>
+          <w:szCs w:val="24"/>
+        </w:rPr>
+        <w:t>, ștergere cont</w:t>
       </w:r>
     </w:p>
     <w:p>
@@ -17583,8 +20845,18 @@
           <w:sz w:val="24"/>
           <w:szCs w:val="24"/>
         </w:rPr>
-        <w:t>Contribuție: Integrare completă în aplicația mobilă pentru platforma iOS</w:t>
-      </w:r>
+        <w:t xml:space="preserve">Contribuție: Integrare completă în aplicația mobilă pentru platforma </w:t>
+      </w:r>
+      <w:proofErr w:type="spellStart"/>
+      <w:r>
+        <w:rPr>
+          <w:rFonts w:ascii="Times New Roman" w:eastAsia="Times New Roman" w:hAnsi="Times New Roman" w:cs="Times New Roman"/>
+          <w:sz w:val="24"/>
+          <w:szCs w:val="24"/>
+        </w:rPr>
+        <w:t>iOS</w:t>
+      </w:r>
+      <w:proofErr w:type="spellEnd"/>
     </w:p>
     <w:p>
       <w:pPr>
@@ -17652,7 +20924,25 @@
           <w:sz w:val="24"/>
           <w:szCs w:val="24"/>
         </w:rPr>
-        <w:t xml:space="preserve">Toate rutele create in backend, implementate în aplicația mobilă </w:t>
+        <w:t xml:space="preserve">Toate rutele create in </w:t>
+      </w:r>
+      <w:proofErr w:type="spellStart"/>
+      <w:r>
+        <w:rPr>
+          <w:rFonts w:ascii="Times New Roman" w:eastAsia="Times New Roman" w:hAnsi="Times New Roman" w:cs="Times New Roman"/>
+          <w:sz w:val="24"/>
+          <w:szCs w:val="24"/>
+        </w:rPr>
+        <w:t>backend</w:t>
+      </w:r>
+      <w:proofErr w:type="spellEnd"/>
+      <w:r>
+        <w:rPr>
+          <w:rFonts w:ascii="Times New Roman" w:eastAsia="Times New Roman" w:hAnsi="Times New Roman" w:cs="Times New Roman"/>
+          <w:sz w:val="24"/>
+          <w:szCs w:val="24"/>
+        </w:rPr>
+        <w:t xml:space="preserve">, implementate în aplicația mobilă </w:t>
       </w:r>
     </w:p>
     <w:p>
@@ -17698,7 +20988,25 @@
           <w:sz w:val="24"/>
           <w:szCs w:val="24"/>
         </w:rPr>
-        <w:t>Crearea și configurarea proiectului de XCode cu toate pachetele și fișierele de început necesare</w:t>
+        <w:t xml:space="preserve">Crearea și configurarea proiectului de </w:t>
+      </w:r>
+      <w:proofErr w:type="spellStart"/>
+      <w:r>
+        <w:rPr>
+          <w:rFonts w:ascii="Times New Roman" w:eastAsia="Times New Roman" w:hAnsi="Times New Roman" w:cs="Times New Roman"/>
+          <w:sz w:val="24"/>
+          <w:szCs w:val="24"/>
+        </w:rPr>
+        <w:t>XCode</w:t>
+      </w:r>
+      <w:proofErr w:type="spellEnd"/>
+      <w:r>
+        <w:rPr>
+          <w:rFonts w:ascii="Times New Roman" w:eastAsia="Times New Roman" w:hAnsi="Times New Roman" w:cs="Times New Roman"/>
+          <w:sz w:val="24"/>
+          <w:szCs w:val="24"/>
+        </w:rPr>
+        <w:t xml:space="preserve"> cu toate pachetele și fișierele de început necesare</w:t>
       </w:r>
     </w:p>
     <w:p>
@@ -17744,8 +21052,18 @@
           <w:sz w:val="24"/>
           <w:szCs w:val="24"/>
         </w:rPr>
-        <w:t>Contribuție: Backend</w:t>
-      </w:r>
+        <w:t xml:space="preserve">Contribuție: </w:t>
+      </w:r>
+      <w:proofErr w:type="spellStart"/>
+      <w:r>
+        <w:rPr>
+          <w:rFonts w:ascii="Times New Roman" w:eastAsia="Times New Roman" w:hAnsi="Times New Roman" w:cs="Times New Roman"/>
+          <w:sz w:val="24"/>
+          <w:szCs w:val="24"/>
+        </w:rPr>
+        <w:t>Backend</w:t>
+      </w:r>
+      <w:proofErr w:type="spellEnd"/>
     </w:p>
     <w:p>
       <w:pPr>
@@ -17767,7 +21085,25 @@
           <w:sz w:val="24"/>
           <w:szCs w:val="24"/>
         </w:rPr>
-        <w:t>Integrare completa Stripe pentru plăti</w:t>
+        <w:t xml:space="preserve">Integrare completa </w:t>
+      </w:r>
+      <w:proofErr w:type="spellStart"/>
+      <w:r>
+        <w:rPr>
+          <w:rFonts w:ascii="Times New Roman" w:eastAsia="Times New Roman" w:hAnsi="Times New Roman" w:cs="Times New Roman"/>
+          <w:sz w:val="24"/>
+          <w:szCs w:val="24"/>
+        </w:rPr>
+        <w:t>Stripe</w:t>
+      </w:r>
+      <w:proofErr w:type="spellEnd"/>
+      <w:r>
+        <w:rPr>
+          <w:rFonts w:ascii="Times New Roman" w:eastAsia="Times New Roman" w:hAnsi="Times New Roman" w:cs="Times New Roman"/>
+          <w:sz w:val="24"/>
+          <w:szCs w:val="24"/>
+        </w:rPr>
+        <w:t xml:space="preserve"> pentru plăti</w:t>
       </w:r>
     </w:p>
     <w:p>
@@ -17790,7 +21126,43 @@
           <w:sz w:val="24"/>
           <w:szCs w:val="24"/>
         </w:rPr>
-        <w:t>Postări -&gt; regula de afișare a acestora în pagina principala (Home -&gt; în funcție de nivel), adăugare comentariu/apreciere (like/unlike), șterge/raportare postare;</w:t>
+        <w:t>Postări -&gt; regula de afișare a acestora în pagina principala (Home -&gt; în funcție de nivel), adăugare comentariu/apreciere (</w:t>
+      </w:r>
+      <w:proofErr w:type="spellStart"/>
+      <w:r>
+        <w:rPr>
+          <w:rFonts w:ascii="Times New Roman" w:eastAsia="Times New Roman" w:hAnsi="Times New Roman" w:cs="Times New Roman"/>
+          <w:sz w:val="24"/>
+          <w:szCs w:val="24"/>
+        </w:rPr>
+        <w:t>like</w:t>
+      </w:r>
+      <w:proofErr w:type="spellEnd"/>
+      <w:r>
+        <w:rPr>
+          <w:rFonts w:ascii="Times New Roman" w:eastAsia="Times New Roman" w:hAnsi="Times New Roman" w:cs="Times New Roman"/>
+          <w:sz w:val="24"/>
+          <w:szCs w:val="24"/>
+        </w:rPr>
+        <w:t>/</w:t>
+      </w:r>
+      <w:proofErr w:type="spellStart"/>
+      <w:r>
+        <w:rPr>
+          <w:rFonts w:ascii="Times New Roman" w:eastAsia="Times New Roman" w:hAnsi="Times New Roman" w:cs="Times New Roman"/>
+          <w:sz w:val="24"/>
+          <w:szCs w:val="24"/>
+        </w:rPr>
+        <w:t>unlike</w:t>
+      </w:r>
+      <w:proofErr w:type="spellEnd"/>
+      <w:r>
+        <w:rPr>
+          <w:rFonts w:ascii="Times New Roman" w:eastAsia="Times New Roman" w:hAnsi="Times New Roman" w:cs="Times New Roman"/>
+          <w:sz w:val="24"/>
+          <w:szCs w:val="24"/>
+        </w:rPr>
+        <w:t>), șterge/raportare postare;</w:t>
       </w:r>
     </w:p>
     <w:p>
@@ -17813,7 +21185,43 @@
           <w:sz w:val="24"/>
           <w:szCs w:val="24"/>
         </w:rPr>
-        <w:t>Funcționalități pentru pagina artistului: adăugare/ștergere postare, adăugare comentariu/apreciere (like/unlike)</w:t>
+        <w:t>Funcționalități pentru pagina artistului: adăugare/ștergere postare, adăugare comentariu/apreciere (</w:t>
+      </w:r>
+      <w:proofErr w:type="spellStart"/>
+      <w:r>
+        <w:rPr>
+          <w:rFonts w:ascii="Times New Roman" w:eastAsia="Times New Roman" w:hAnsi="Times New Roman" w:cs="Times New Roman"/>
+          <w:sz w:val="24"/>
+          <w:szCs w:val="24"/>
+        </w:rPr>
+        <w:t>like</w:t>
+      </w:r>
+      <w:proofErr w:type="spellEnd"/>
+      <w:r>
+        <w:rPr>
+          <w:rFonts w:ascii="Times New Roman" w:eastAsia="Times New Roman" w:hAnsi="Times New Roman" w:cs="Times New Roman"/>
+          <w:sz w:val="24"/>
+          <w:szCs w:val="24"/>
+        </w:rPr>
+        <w:t>/</w:t>
+      </w:r>
+      <w:proofErr w:type="spellStart"/>
+      <w:r>
+        <w:rPr>
+          <w:rFonts w:ascii="Times New Roman" w:eastAsia="Times New Roman" w:hAnsi="Times New Roman" w:cs="Times New Roman"/>
+          <w:sz w:val="24"/>
+          <w:szCs w:val="24"/>
+        </w:rPr>
+        <w:t>unlike</w:t>
+      </w:r>
+      <w:proofErr w:type="spellEnd"/>
+      <w:r>
+        <w:rPr>
+          <w:rFonts w:ascii="Times New Roman" w:eastAsia="Times New Roman" w:hAnsi="Times New Roman" w:cs="Times New Roman"/>
+          <w:sz w:val="24"/>
+          <w:szCs w:val="24"/>
+        </w:rPr>
+        <w:t>)</w:t>
       </w:r>
     </w:p>
     <w:p>
@@ -21856,6 +25264,41 @@
       <w:contextualSpacing/>
     </w:pPr>
   </w:style>
+  <w:style w:type="character" w:styleId="Hyperlink">
+    <w:name w:val="Hyperlink"/>
+    <w:basedOn w:val="DefaultParagraphFont"/>
+    <w:uiPriority w:val="99"/>
+    <w:unhideWhenUsed/>
+    <w:rsid w:val="00E8751A"/>
+    <w:rPr>
+      <w:color w:val="0000FF" w:themeColor="hyperlink"/>
+      <w:u w:val="single"/>
+    </w:rPr>
+  </w:style>
+  <w:style w:type="character" w:styleId="UnresolvedMention">
+    <w:name w:val="Unresolved Mention"/>
+    <w:basedOn w:val="DefaultParagraphFont"/>
+    <w:uiPriority w:val="99"/>
+    <w:semiHidden/>
+    <w:unhideWhenUsed/>
+    <w:rsid w:val="00E8751A"/>
+    <w:rPr>
+      <w:color w:val="605E5C"/>
+      <w:shd w:val="clear" w:color="auto" w:fill="E1DFDD"/>
+    </w:rPr>
+  </w:style>
+  <w:style w:type="character" w:styleId="FollowedHyperlink">
+    <w:name w:val="FollowedHyperlink"/>
+    <w:basedOn w:val="DefaultParagraphFont"/>
+    <w:uiPriority w:val="99"/>
+    <w:semiHidden/>
+    <w:unhideWhenUsed/>
+    <w:rsid w:val="00E8751A"/>
+    <w:rPr>
+      <w:color w:val="800080" w:themeColor="followedHyperlink"/>
+      <w:u w:val="single"/>
+    </w:rPr>
+  </w:style>
 </w:styles>
 </file>
 
